--- a/app/static/docs/SZOP.docx
+++ b/app/static/docs/SZOP.docx
@@ -917,7 +917,21 @@
           <w:sz w:val="18"/>
           <w:szCs w:val="18"/>
         </w:rPr>
-        <w:t xml:space="preserve"> Ma +1 do obrony i wykonuje jeden test przegrupowania mniej. Odrzuć na początku jego aktywacji.</w:t>
+        <w:t xml:space="preserve"> Ma +1 do obrony i wykonuje jeden test przegrupowania mniej. </w:t>
+      </w:r>
+      <w:r>
+        <w:rPr>
+          <w:sz w:val="18"/>
+          <w:szCs w:val="18"/>
+        </w:rPr>
+        <w:t xml:space="preserve">Nie blokuje linii wzroku. </w:t>
+      </w:r>
+      <w:r>
+        <w:rPr>
+          <w:sz w:val="18"/>
+          <w:szCs w:val="18"/>
+        </w:rPr>
+        <w:t>Odrzuć na początku jego aktywacji.</w:t>
       </w:r>
     </w:p>
     <w:p>
@@ -1051,7 +1065,21 @@
           <w:sz w:val="18"/>
           <w:szCs w:val="18"/>
         </w:rPr>
-        <w:t xml:space="preserve"> Domyślnie przerwania można wykonać na początku aktywacji lub przed wyborem akcji lub po wybraniu celów ataku. Aktywny gracz rozpatruje wybrane zdolności i oddaje możliwość przeciwnikowi, aż obie strony nie zdecydują się użyć przerwania.</w:t>
+        <w:t xml:space="preserve"> Domyślnie przerwania można wykonać na początku aktywacji lub przed wyborem akcji lub po wybraniu celów ataku. Aktywny gracz rozpatruje wybrane zdolności i oddaje możliwość przeciwnikowi</w:t>
+      </w:r>
+      <w:r>
+        <w:rPr>
+          <w:sz w:val="18"/>
+          <w:szCs w:val="18"/>
+        </w:rPr>
+        <w:t xml:space="preserve">. </w:t>
+      </w:r>
+      <w:r>
+        <w:rPr>
+          <w:sz w:val="18"/>
+          <w:szCs w:val="18"/>
+        </w:rPr>
+        <w:t>Przerwanie musi zostać rozpatrzone w całości, zanim będzie można rozpocząć następne.</w:t>
       </w:r>
     </w:p>
     <w:p>
@@ -1187,7 +1215,21 @@
           <w:sz w:val="18"/>
           <w:szCs w:val="18"/>
         </w:rPr>
-        <w:t xml:space="preserve"> Żaden oddział nie powinien kosztować mniej niż 10% lub więcej niż 30% limitu punktów albo posiadać w sumie więcej niż 24 wytrzymałości. Armia powinna posiadać od 1 do 4 bohaterów.</w:t>
+        <w:t xml:space="preserve"> Żaden oddział nie powinien </w:t>
+      </w:r>
+      <w:r>
+        <w:rPr>
+          <w:sz w:val="18"/>
+          <w:szCs w:val="18"/>
+        </w:rPr>
+        <w:t>być więcej niż 4 razy droższy od najtańszego</w:t>
+      </w:r>
+      <w:r>
+        <w:rPr>
+          <w:sz w:val="18"/>
+          <w:szCs w:val="18"/>
+        </w:rPr>
+        <w:t xml:space="preserve"> albo posiadać w sumie więcej niż 24 wytrzymałości. </w:t>
       </w:r>
     </w:p>
     <w:p>
@@ -1212,7 +1254,32 @@
           <w:sz w:val="18"/>
           <w:szCs w:val="18"/>
         </w:rPr>
-        <w:t xml:space="preserve"> Koszt broni modelu, powinien  wynosić od 5 do 25 razy modyfikator pancerza na punkt wytrzymałości,.</w:t>
+        <w:t xml:space="preserve"> Koszt broni modelu, powinien  wynosić od 5 do 25 razy modyfikator pancerza na punkt wytrzymałości.</w:t>
+      </w:r>
+    </w:p>
+    <w:p>
+      <w:pPr>
+        <w:spacing w:after="0"/>
+        <w:rPr>
+          <w:sz w:val="18"/>
+          <w:szCs w:val="18"/>
+        </w:rPr>
+      </w:pPr>
+      <w:r>
+        <w:rPr>
+          <w:b/>
+          <w:bCs/>
+          <w:sz w:val="18"/>
+          <w:szCs w:val="18"/>
+        </w:rPr>
+        <w:t>Znaczniki zdolności:</w:t>
+      </w:r>
+      <w:r>
+        <w:rPr>
+          <w:sz w:val="18"/>
+          <w:szCs w:val="18"/>
+        </w:rPr>
+        <w:t xml:space="preserve"> Każdy oddział powinien mieć tylko jeden rodzaj zdolności aktywnej.</w:t>
       </w:r>
     </w:p>
     <w:p>
@@ -1230,14 +1297,21 @@
           <w:sz w:val="18"/>
           <w:szCs w:val="18"/>
         </w:rPr>
-        <w:t>Znaczniki zdolności:</w:t>
-      </w:r>
-      <w:r>
-        <w:rPr>
-          <w:sz w:val="18"/>
-          <w:szCs w:val="18"/>
-        </w:rPr>
-        <w:t xml:space="preserve"> Każdy oddział powinien mieć tylko jeden rodzaj zdolności aktywnej.</w:t>
+        <w:t>Fabularne cele:</w:t>
+      </w:r>
+      <w:r>
+        <w:rPr>
+          <w:sz w:val="18"/>
+          <w:szCs w:val="18"/>
+        </w:rPr>
+        <w:t xml:space="preserve"> Zamiast znaczników celów, użyj </w:t>
+      </w:r>
+      <w:r>
+        <w:rPr>
+          <w:sz w:val="18"/>
+          <w:szCs w:val="18"/>
+        </w:rPr>
+        <w:t>elementów terenu na które można wejść, nie sprawdzaj 3” tylko obecność na danym terenie.</w:t>
       </w:r>
     </w:p>
     <w:p>
@@ -1717,13 +1791,6 @@
         </w:rPr>
         <w:t xml:space="preserve"> </w:t>
       </w:r>
-      <w:r>
-        <w:rPr>
-          <w:sz w:val="18"/>
-          <w:szCs w:val="18"/>
-        </w:rPr>
-        <w:t>Jeżeli na końcu rundy kontrolujesz cel możesz przesunąć go o 6”. Wygrywa gracz, który ma większy dystans między swoją strefą rozstawienia, a celem.</w:t>
-      </w:r>
     </w:p>
     <w:p>
       <w:pPr>
@@ -1743,7 +1810,7 @@
           <w:sz w:val="18"/>
           <w:szCs w:val="18"/>
         </w:rPr>
-        <w:t>Jeżeli ktoś kontroluje 3 cele natychmiast wygrywa.</w:t>
+        <w:t>Jeżeli na końcu rundy kontrolujesz cel możesz przesunąć go o 6”. Wygrywa gracz, który ma większy dystans między swoją strefą rozstawienia, a celem.</w:t>
       </w:r>
     </w:p>
     <w:p>
@@ -1764,6 +1831,27 @@
           <w:sz w:val="18"/>
           <w:szCs w:val="18"/>
         </w:rPr>
+        <w:t>Jeżeli ktoś kontroluje 3 cele natychmiast wygrywa.</w:t>
+      </w:r>
+    </w:p>
+    <w:p>
+      <w:pPr>
+        <w:pStyle w:val="Akapitzlist"/>
+        <w:numPr>
+          <w:ilvl w:val="0"/>
+          <w:numId w:val="7"/>
+        </w:numPr>
+        <w:spacing w:after="0"/>
+        <w:rPr>
+          <w:sz w:val="18"/>
+          <w:szCs w:val="18"/>
+        </w:rPr>
+      </w:pPr>
+      <w:r>
+        <w:rPr>
+          <w:sz w:val="18"/>
+          <w:szCs w:val="18"/>
+        </w:rPr>
         <w:t>Oddziały w zasięgu kontrolowanego celu mają osłonę.</w:t>
       </w:r>
     </w:p>
@@ -2057,7 +2145,7 @@
           <w:sz w:val="18"/>
           <w:szCs w:val="18"/>
         </w:rPr>
-        <w:t>Gdy oddział zakończy początkowy ruch, jeden oddział przeciwnika, który nie jest wyczerpany może przerwać, aby wykonać akcję. Następnie zostaje wyczerpany.</w:t>
+        <w:t>Daj każdemu oddziałowi zdolność Strażnik</w:t>
       </w:r>
     </w:p>
     <w:p>
@@ -2127,21 +2215,35 @@
           <w:sz w:val="18"/>
           <w:szCs w:val="18"/>
         </w:rPr>
-        <w:t xml:space="preserve"> Może być dołączony do dowolnego oddziału</w:t>
-      </w:r>
-      <w:r>
-        <w:rPr>
-          <w:sz w:val="18"/>
-          <w:szCs w:val="18"/>
-        </w:rPr>
-        <w:t xml:space="preserve"> z którym dzieli pozostałe zdolności pasywne</w:t>
-      </w:r>
-      <w:r>
-        <w:rPr>
-          <w:sz w:val="18"/>
-          <w:szCs w:val="18"/>
-        </w:rPr>
-        <w:t xml:space="preserve">. Może wykonywać testy przegrupowania za cały oddział, ale musi korzystać z jego obrony, dopóki </w:t>
+        <w:t xml:space="preserve"> Może być dołączony do dowolnego</w:t>
+      </w:r>
+      <w:r>
+        <w:rPr>
+          <w:sz w:val="18"/>
+          <w:szCs w:val="18"/>
+        </w:rPr>
+        <w:t xml:space="preserve"> oddziału</w:t>
+      </w:r>
+      <w:r>
+        <w:rPr>
+          <w:sz w:val="18"/>
+          <w:szCs w:val="18"/>
+        </w:rPr>
+        <w:t xml:space="preserve">. Może wykonywać testy przegrupowania za cały oddział, ale </w:t>
+      </w:r>
+      <w:r>
+        <w:rPr>
+          <w:sz w:val="18"/>
+          <w:szCs w:val="18"/>
+        </w:rPr>
+        <w:t>korzysta</w:t>
+      </w:r>
+      <w:r>
+        <w:rPr>
+          <w:sz w:val="18"/>
+          <w:szCs w:val="18"/>
+        </w:rPr>
+        <w:t xml:space="preserve"> z jego obrony, dopóki </w:t>
       </w:r>
       <w:r>
         <w:rPr>
@@ -2324,84 +2426,42 @@
           <w:sz w:val="18"/>
           <w:szCs w:val="18"/>
         </w:rPr>
-        <w:t>R</w:t>
-      </w:r>
-      <w:r>
-        <w:rPr>
-          <w:sz w:val="18"/>
-          <w:szCs w:val="18"/>
-        </w:rPr>
-        <w:t>ozstawia się po</w:t>
-      </w:r>
-      <w:r>
-        <w:rPr>
-          <w:sz w:val="18"/>
-          <w:szCs w:val="18"/>
-        </w:rPr>
-        <w:t xml:space="preserve"> </w:t>
-      </w:r>
-      <w:r>
-        <w:rPr>
-          <w:sz w:val="18"/>
-          <w:szCs w:val="18"/>
-        </w:rPr>
-        <w:t>rozstawieniu wszystkich pozostałych jednostek,</w:t>
-      </w:r>
-      <w:r>
-        <w:rPr>
-          <w:sz w:val="18"/>
-          <w:szCs w:val="18"/>
-        </w:rPr>
-        <w:t xml:space="preserve"> w odległości do 12” od normalnie dozwolonej pozycji</w:t>
-      </w:r>
-      <w:r>
-        <w:rPr>
-          <w:sz w:val="18"/>
-          <w:szCs w:val="18"/>
-        </w:rPr>
-        <w:t>. Gracze na zmianę</w:t>
-      </w:r>
-      <w:r>
-        <w:rPr>
-          <w:sz w:val="18"/>
-          <w:szCs w:val="18"/>
-        </w:rPr>
-        <w:t xml:space="preserve"> </w:t>
-      </w:r>
-      <w:r>
-        <w:rPr>
-          <w:sz w:val="18"/>
-          <w:szCs w:val="18"/>
-        </w:rPr>
-        <w:t>rozmieszczają jednostki zwiadowcy, zaczynając</w:t>
-      </w:r>
-      <w:r>
-        <w:rPr>
-          <w:sz w:val="18"/>
-          <w:szCs w:val="18"/>
-        </w:rPr>
-        <w:t xml:space="preserve"> </w:t>
-      </w:r>
-      <w:r>
-        <w:rPr>
-          <w:sz w:val="18"/>
-          <w:szCs w:val="18"/>
-        </w:rPr>
-        <w:t>od gracza, który dokonuje aktywacji jako</w:t>
-      </w:r>
-      <w:r>
-        <w:rPr>
-          <w:sz w:val="18"/>
-          <w:szCs w:val="18"/>
-        </w:rPr>
-        <w:t xml:space="preserve"> </w:t>
-      </w:r>
-      <w:r>
-        <w:rPr>
-          <w:sz w:val="18"/>
-          <w:szCs w:val="18"/>
-        </w:rPr>
-        <w:t>następny.</w:t>
+        <w:t xml:space="preserve">Jeżeli nie rozstawiłeś </w:t>
+      </w:r>
+      <w:r>
+        <w:rPr>
+          <w:sz w:val="18"/>
+          <w:szCs w:val="18"/>
+        </w:rPr>
+        <w:t xml:space="preserve">oddziałów bez tej zdolności, </w:t>
+      </w:r>
+      <w:r>
+        <w:rPr>
+          <w:sz w:val="18"/>
+          <w:szCs w:val="18"/>
+        </w:rPr>
+        <w:t xml:space="preserve">zamiast rozstawiać oddział </w:t>
+      </w:r>
+      <w:r>
+        <w:rPr>
+          <w:sz w:val="18"/>
+          <w:szCs w:val="18"/>
+        </w:rPr>
+        <w:t xml:space="preserve">możesz </w:t>
+      </w:r>
+      <w:r>
+        <w:rPr>
+          <w:sz w:val="18"/>
+          <w:szCs w:val="18"/>
+        </w:rPr>
+        <w:t xml:space="preserve">raz </w:t>
+      </w:r>
+      <w:r>
+        <w:rPr>
+          <w:sz w:val="18"/>
+          <w:szCs w:val="18"/>
+        </w:rPr>
+        <w:t>aktywować ten oddział w rundzie rozstawienia, ale nie może w niej atakować.</w:t>
       </w:r>
     </w:p>
     <w:p>
@@ -2781,7 +2841,7 @@
           <w:sz w:val="18"/>
           <w:szCs w:val="18"/>
         </w:rPr>
-        <w:t xml:space="preserve">: Wysoki. </w:t>
+        <w:t xml:space="preserve">: </w:t>
       </w:r>
       <w:r>
         <w:rPr>
@@ -2802,7 +2862,7 @@
           <w:sz w:val="18"/>
           <w:szCs w:val="18"/>
         </w:rPr>
-        <w:t>i musi przemieścić się 30″–36″ w jednej linii. Nie może być przyszpilony, kontrolować punktów, szarżować</w:t>
+        <w:t>i  przemieścić się 30″–36″ w jednej linii. Nie może być przyszpilony, kontrolować punktów, szarżować</w:t>
       </w:r>
       <w:r>
         <w:rPr>
@@ -2816,7 +2876,21 @@
           <w:sz w:val="18"/>
           <w:szCs w:val="18"/>
         </w:rPr>
-        <w:t xml:space="preserve"> ani być celem szarży. Nie blokuje ruchu ani widzenia innych jednoste</w:t>
+        <w:t xml:space="preserve"> ani być celem szarży. Nie blokuje ruchu</w:t>
+      </w:r>
+      <w:r>
+        <w:rPr>
+          <w:sz w:val="18"/>
+          <w:szCs w:val="18"/>
+        </w:rPr>
+        <w:t>,</w:t>
+      </w:r>
+      <w:r>
+        <w:rPr>
+          <w:sz w:val="18"/>
+          <w:szCs w:val="18"/>
+        </w:rPr>
+        <w:t xml:space="preserve"> ani widzenia innych jednoste</w:t>
       </w:r>
       <w:r>
         <w:rPr>
@@ -2858,7 +2932,21 @@
           <w:sz w:val="18"/>
           <w:szCs w:val="18"/>
         </w:rPr>
-        <w:t>Ma osłonę a j</w:t>
+        <w:t>Ma osłonę</w:t>
+      </w:r>
+      <w:r>
+        <w:rPr>
+          <w:sz w:val="18"/>
+          <w:szCs w:val="18"/>
+        </w:rPr>
+        <w:t>,</w:t>
+      </w:r>
+      <w:r>
+        <w:rPr>
+          <w:sz w:val="18"/>
+          <w:szCs w:val="18"/>
+        </w:rPr>
+        <w:t xml:space="preserve"> a j</w:t>
       </w:r>
       <w:r>
         <w:rPr>
@@ -2961,7 +3049,7 @@
           <w:sz w:val="18"/>
           <w:szCs w:val="18"/>
         </w:rPr>
-        <w:t>odczas szarży naturalne 6 dają dodatkowe zwykłe trafienie.</w:t>
+        <w:t>odczas szarży naturalne 6 dają dodatkowe trafienie.</w:t>
       </w:r>
     </w:p>
     <w:p>
@@ -3361,28 +3449,12 @@
           <w:sz w:val="18"/>
           <w:szCs w:val="18"/>
         </w:rPr>
-        <w:t>Transpor</w:t>
-      </w:r>
-      <w:r>
-        <w:rPr>
-          <w:b/>
-          <w:bCs/>
-          <w:sz w:val="18"/>
-          <w:szCs w:val="18"/>
-        </w:rPr>
-        <w:t>t</w:t>
-      </w:r>
-      <w:r>
-        <w:rPr>
-          <w:b/>
-          <w:bCs/>
-          <w:sz w:val="18"/>
-          <w:szCs w:val="18"/>
-        </w:rPr>
-        <w:t>(X):</w:t>
-      </w:r>
-      <w:r>
-        <w:rPr>
+        <w:t>Transport(X):</w:t>
+      </w:r>
+      <w:r>
+        <w:rPr>
+          <w:b/>
+          <w:bCs/>
           <w:sz w:val="18"/>
           <w:szCs w:val="18"/>
         </w:rPr>
@@ -3393,56 +3465,279 @@
           <w:sz w:val="18"/>
           <w:szCs w:val="18"/>
         </w:rPr>
-        <w:t>Odziały o maksymalnej sumarycznej wytrzymałości X mogą być do niego przypisane. Mogą być w nich modele o wytrzymałości do 3. Gdy aktywujesz taki odział, możesz zamiast ruchu rozstawić go tak, aby każdy jego model był do 3” od transportera. Przestaje być przypisany i może wykonać akcję</w:t>
-      </w:r>
-      <w:r>
-        <w:rPr>
-          <w:sz w:val="18"/>
-          <w:szCs w:val="18"/>
-        </w:rPr>
-        <w:t xml:space="preserve"> (Wyjątek: </w:t>
-      </w:r>
-      <w:r>
-        <w:rPr>
-          <w:sz w:val="18"/>
-          <w:szCs w:val="18"/>
-        </w:rPr>
-        <w:t>opuszczając Samolot nie można szarżować).</w:t>
-      </w:r>
-      <w:r>
-        <w:rPr>
-          <w:sz w:val="18"/>
-          <w:szCs w:val="18"/>
-        </w:rPr>
-        <w:t xml:space="preserve"> Jeżeli nie zostanie rozstawiony, </w:t>
-      </w:r>
-      <w:r>
-        <w:rPr>
-          <w:sz w:val="18"/>
-          <w:szCs w:val="18"/>
-        </w:rPr>
-        <w:t>może oddziaływać tylko na transporter</w:t>
-      </w:r>
-      <w:r>
-        <w:rPr>
-          <w:sz w:val="18"/>
-          <w:szCs w:val="18"/>
-        </w:rPr>
-        <w:t xml:space="preserve"> (zawsze ma zasięg)</w:t>
-      </w:r>
-      <w:r>
-        <w:rPr>
-          <w:sz w:val="18"/>
-          <w:szCs w:val="18"/>
-        </w:rPr>
-        <w:t xml:space="preserve">. Jeżeli transporter zostanie zniszczony, przed jego zdjęciem każdy odział do niego przypisany zostaje rozstawiony jak wyżej, zostaje przyszpilony i </w:t>
-      </w:r>
-      <w:r>
-        <w:rPr>
-          <w:sz w:val="18"/>
-          <w:szCs w:val="18"/>
-        </w:rPr>
-        <w:t>wykonuje test jakości. W przypadku porażki zostaje wyczerpany i wykonuje test trudnego terenu. Odział który spełnia warunki rozstawienia z transportera, jako akcję możesz zostać zdjęty z planszy i do niego przypisany.</w:t>
+        <w:t>Przyjazne oddziały o łącznej wytrzymałości do X mogą zostać transportowane przez ten oddział. Jeżeli oddział składa się z kilku modeli z Transport(X), ich pojemność sumuje się.</w:t>
+      </w:r>
+      <w:r>
+        <w:rPr>
+          <w:sz w:val="18"/>
+          <w:szCs w:val="18"/>
+        </w:rPr>
+        <w:t xml:space="preserve"> </w:t>
+      </w:r>
+      <w:r>
+        <w:rPr>
+          <w:sz w:val="18"/>
+          <w:szCs w:val="18"/>
+        </w:rPr>
+        <w:t>Transportowany oddział</w:t>
+      </w:r>
+      <w:r>
+        <w:rPr>
+          <w:sz w:val="18"/>
+          <w:szCs w:val="18"/>
+        </w:rPr>
+        <w:t xml:space="preserve"> </w:t>
+      </w:r>
+      <w:r>
+        <w:rPr>
+          <w:sz w:val="18"/>
+          <w:szCs w:val="18"/>
+        </w:rPr>
+        <w:t>nie znajduje się na planszy,</w:t>
+      </w:r>
+    </w:p>
+    <w:p>
+      <w:pPr>
+        <w:spacing w:after="0"/>
+        <w:rPr>
+          <w:sz w:val="18"/>
+          <w:szCs w:val="18"/>
+        </w:rPr>
+      </w:pPr>
+      <w:r>
+        <w:rPr>
+          <w:sz w:val="18"/>
+          <w:szCs w:val="18"/>
+        </w:rPr>
+        <w:t>zawsze pozostaje w zasięgu transportującego oddziału,</w:t>
+      </w:r>
+      <w:r>
+        <w:rPr>
+          <w:sz w:val="18"/>
+          <w:szCs w:val="18"/>
+        </w:rPr>
+        <w:t xml:space="preserve"> </w:t>
+      </w:r>
+      <w:r>
+        <w:rPr>
+          <w:sz w:val="18"/>
+          <w:szCs w:val="18"/>
+        </w:rPr>
+        <w:t>może oddziaływać wyłącznie na siebie i transportujący oddział.</w:t>
+      </w:r>
+    </w:p>
+    <w:p>
+      <w:pPr>
+        <w:spacing w:after="0"/>
+        <w:rPr>
+          <w:sz w:val="18"/>
+          <w:szCs w:val="18"/>
+        </w:rPr>
+      </w:pPr>
+      <w:r>
+        <w:rPr>
+          <w:sz w:val="18"/>
+          <w:szCs w:val="18"/>
+        </w:rPr>
+        <w:t xml:space="preserve">Jako </w:t>
+      </w:r>
+      <w:r>
+        <w:rPr>
+          <w:sz w:val="18"/>
+          <w:szCs w:val="18"/>
+        </w:rPr>
+        <w:t>swoją</w:t>
+      </w:r>
+      <w:r>
+        <w:rPr>
+          <w:sz w:val="18"/>
+          <w:szCs w:val="18"/>
+        </w:rPr>
+        <w:t xml:space="preserve"> akcj</w:t>
+      </w:r>
+      <w:r>
+        <w:rPr>
+          <w:sz w:val="18"/>
+          <w:szCs w:val="18"/>
+        </w:rPr>
+        <w:t>ę</w:t>
+      </w:r>
+      <w:r>
+        <w:rPr>
+          <w:sz w:val="18"/>
+          <w:szCs w:val="18"/>
+        </w:rPr>
+        <w:t xml:space="preserve"> ruchu</w:t>
+      </w:r>
+      <w:r>
+        <w:rPr>
+          <w:sz w:val="18"/>
+          <w:szCs w:val="18"/>
+        </w:rPr>
+        <w:t xml:space="preserve"> może</w:t>
+      </w:r>
+      <w:r>
+        <w:rPr>
+          <w:sz w:val="18"/>
+          <w:szCs w:val="18"/>
+        </w:rPr>
+        <w:t xml:space="preserve"> zostać rozstawiony. Wszystkie jego modele muszą zostać ustawione w odległości do 3″ od dowolnych modeli transportującego oddziału. Następnie przestaje być transportowany.</w:t>
+      </w:r>
+      <w:r>
+        <w:rPr>
+          <w:sz w:val="18"/>
+          <w:szCs w:val="18"/>
+        </w:rPr>
+        <w:t xml:space="preserve"> </w:t>
+      </w:r>
+      <w:r>
+        <w:rPr>
+          <w:sz w:val="18"/>
+          <w:szCs w:val="18"/>
+        </w:rPr>
+        <w:t>Oddział</w:t>
+      </w:r>
+      <w:r>
+        <w:rPr>
+          <w:sz w:val="18"/>
+          <w:szCs w:val="18"/>
+        </w:rPr>
+        <w:t xml:space="preserve">, </w:t>
+      </w:r>
+      <w:r>
+        <w:rPr>
+          <w:sz w:val="18"/>
+          <w:szCs w:val="18"/>
+        </w:rPr>
+        <w:t xml:space="preserve">którego wszystkie modele znajdują się do 3″ od transportującego oddziału, może </w:t>
+      </w:r>
+      <w:r>
+        <w:rPr>
+          <w:sz w:val="18"/>
+          <w:szCs w:val="18"/>
+        </w:rPr>
+        <w:t>jako swoją</w:t>
+      </w:r>
+      <w:r>
+        <w:rPr>
+          <w:sz w:val="18"/>
+          <w:szCs w:val="18"/>
+        </w:rPr>
+        <w:t xml:space="preserve"> akcj</w:t>
+      </w:r>
+      <w:r>
+        <w:rPr>
+          <w:sz w:val="18"/>
+          <w:szCs w:val="18"/>
+        </w:rPr>
+        <w:t>ę</w:t>
+      </w:r>
+      <w:r>
+        <w:rPr>
+          <w:sz w:val="18"/>
+          <w:szCs w:val="18"/>
+        </w:rPr>
+        <w:t xml:space="preserve"> ruchu zostać zdjęty z planszy i stać się transportowany, jeżeli dostępna pojemność na to pozwala.</w:t>
+      </w:r>
+    </w:p>
+    <w:p>
+      <w:pPr>
+        <w:spacing w:after="0"/>
+        <w:rPr>
+          <w:sz w:val="18"/>
+          <w:szCs w:val="18"/>
+        </w:rPr>
+      </w:pPr>
+      <w:r>
+        <w:rPr>
+          <w:sz w:val="18"/>
+          <w:szCs w:val="18"/>
+        </w:rPr>
+        <w:t>Jeżeli część modeli transportującego oddziału zostanie zniszczona, transportowane oddziały mogą tymczasowo przekraczać jego pojemność</w:t>
+      </w:r>
+      <w:r>
+        <w:rPr>
+          <w:sz w:val="18"/>
+          <w:szCs w:val="18"/>
+        </w:rPr>
+        <w:t xml:space="preserve">. </w:t>
+      </w:r>
+      <w:r>
+        <w:rPr>
+          <w:sz w:val="18"/>
+          <w:szCs w:val="18"/>
+        </w:rPr>
+        <w:t>Jeżeli ostatni model transportującego oddziału zostanie zniszczony, wszystkie transportowane oddziały muszą zostać natychmiast rozstawione jak wyżej i stają się przyszpilone.</w:t>
+      </w:r>
+      <w:r>
+        <w:rPr>
+          <w:sz w:val="18"/>
+          <w:szCs w:val="18"/>
+        </w:rPr>
+        <w:t xml:space="preserve"> </w:t>
+      </w:r>
+      <w:r>
+        <w:rPr>
+          <w:sz w:val="18"/>
+          <w:szCs w:val="18"/>
+        </w:rPr>
+        <w:t xml:space="preserve">Jeżeli transportujący oddział wykona podwójny ruch lub </w:t>
+      </w:r>
+      <w:r>
+        <w:rPr>
+          <w:sz w:val="18"/>
+          <w:szCs w:val="18"/>
+        </w:rPr>
+        <w:t>początkowy ruch z</w:t>
+      </w:r>
+      <w:r>
+        <w:rPr>
+          <w:sz w:val="18"/>
+          <w:szCs w:val="18"/>
+        </w:rPr>
+        <w:t>dolnoś</w:t>
+      </w:r>
+      <w:r>
+        <w:rPr>
+          <w:sz w:val="18"/>
+          <w:szCs w:val="18"/>
+        </w:rPr>
+        <w:t>ci</w:t>
+      </w:r>
+      <w:r>
+        <w:rPr>
+          <w:sz w:val="18"/>
+          <w:szCs w:val="18"/>
+        </w:rPr>
+        <w:t xml:space="preserve"> Samolot, wszystkie transportowane oddziały zostają wyczerpane.</w:t>
+      </w:r>
+      <w:r>
+        <w:rPr>
+          <w:sz w:val="18"/>
+          <w:szCs w:val="18"/>
+        </w:rPr>
+        <w:t xml:space="preserve"> </w:t>
+      </w:r>
+      <w:r>
+        <w:rPr>
+          <w:sz w:val="18"/>
+          <w:szCs w:val="18"/>
+        </w:rPr>
+        <w:t xml:space="preserve">Transportowane oddziały są rozstawiane razem z </w:t>
+      </w:r>
+      <w:r>
+        <w:rPr>
+          <w:sz w:val="18"/>
+          <w:szCs w:val="18"/>
+        </w:rPr>
+        <w:t>transporterem</w:t>
+      </w:r>
+      <w:r>
+        <w:rPr>
+          <w:sz w:val="18"/>
+          <w:szCs w:val="18"/>
+        </w:rPr>
+        <w:t>.</w:t>
       </w:r>
     </w:p>
     <w:p>
@@ -3686,7 +3981,7 @@
           <w:sz w:val="18"/>
           <w:szCs w:val="18"/>
         </w:rPr>
-        <w:t>odzyskuje</w:t>
+        <w:t>leczy</w:t>
       </w:r>
       <w:r>
         <w:rPr>
@@ -3922,7 +4217,7 @@
           <w:sz w:val="18"/>
           <w:szCs w:val="18"/>
         </w:rPr>
-        <w:t xml:space="preserve"> Cele otrzymują -X do rzutów na obronę</w:t>
+        <w:t xml:space="preserve">  -X do rzutów na obronę</w:t>
       </w:r>
       <w:r>
         <w:rPr>
@@ -3936,7 +4231,28 @@
           <w:sz w:val="18"/>
           <w:szCs w:val="18"/>
         </w:rPr>
-        <w:t>podczas blokowania trafień tą bronią.</w:t>
+        <w:t>przed</w:t>
+      </w:r>
+      <w:r>
+        <w:rPr>
+          <w:sz w:val="18"/>
+          <w:szCs w:val="18"/>
+        </w:rPr>
+        <w:t xml:space="preserve"> trafie</w:t>
+      </w:r>
+      <w:r>
+        <w:rPr>
+          <w:sz w:val="18"/>
+          <w:szCs w:val="18"/>
+        </w:rPr>
+        <w:t xml:space="preserve">niami </w:t>
+      </w:r>
+      <w:r>
+        <w:rPr>
+          <w:sz w:val="18"/>
+          <w:szCs w:val="18"/>
+        </w:rPr>
+        <w:t>tą bronią.</w:t>
       </w:r>
     </w:p>
     <w:p>
@@ -4432,7 +4748,7 @@
           <w:sz w:val="18"/>
           <w:szCs w:val="18"/>
         </w:rPr>
-        <w:t xml:space="preserve">Naturalne 6 </w:t>
+        <w:t xml:space="preserve">6 </w:t>
       </w:r>
       <w:r>
         <w:rPr>
@@ -4498,24 +4814,6 @@
         </w:rPr>
         <w:t xml:space="preserve"> Nie może atakować oddziałów w zasięgu 12”.</w:t>
       </w:r>
-    </w:p>
-    <w:p>
-      <w:pPr>
-        <w:spacing w:after="0"/>
-        <w:rPr>
-          <w:sz w:val="18"/>
-          <w:szCs w:val="18"/>
-        </w:rPr>
-      </w:pPr>
-    </w:p>
-    <w:p>
-      <w:pPr>
-        <w:spacing w:after="0"/>
-        <w:rPr>
-          <w:sz w:val="18"/>
-          <w:szCs w:val="18"/>
-        </w:rPr>
-      </w:pPr>
       <w:r>
         <w:rPr>
           <w:sz w:val="18"/>
@@ -5425,8 +5723,8 @@
       <w:pPr>
         <w:spacing w:after="0"/>
         <w:rPr>
-          <w:kern w:val="0"/>
-          <w14:ligatures w14:val="none"/>
+          <w:sz w:val="18"/>
+          <w:szCs w:val="18"/>
         </w:rPr>
       </w:pPr>
       <w:r>
@@ -5463,6 +5761,31 @@
           <w:szCs w:val="18"/>
         </w:rPr>
       </w:pPr>
+      <w:r>
+        <w:rPr>
+          <w:b/>
+          <w:bCs/>
+          <w:sz w:val="18"/>
+          <w:szCs w:val="18"/>
+        </w:rPr>
+        <w:t>Bastion</w:t>
+      </w:r>
+      <w:r>
+        <w:rPr>
+          <w:sz w:val="18"/>
+          <w:szCs w:val="18"/>
+        </w:rPr>
+        <w:t>: Nie zostajesz wyczerpany po kontrataku.</w:t>
+      </w:r>
+    </w:p>
+    <w:p>
+      <w:pPr>
+        <w:spacing w:after="0"/>
+        <w:rPr>
+          <w:sz w:val="18"/>
+          <w:szCs w:val="18"/>
+        </w:rPr>
+      </w:pPr>
     </w:p>
     <w:p>
       <w:pPr>
@@ -5515,14 +5838,25 @@
           <w:szCs w:val="18"/>
         </w:rPr>
       </w:pPr>
-      <w:r>
-        <w:rPr>
-          <w:b/>
-          <w:bCs/>
-          <w:sz w:val="18"/>
-          <w:szCs w:val="18"/>
-        </w:rPr>
-        <w:t>Waagh!:</w:t>
+      <w:proofErr w:type="spellStart"/>
+      <w:r>
+        <w:rPr>
+          <w:b/>
+          <w:bCs/>
+          <w:sz w:val="18"/>
+          <w:szCs w:val="18"/>
+        </w:rPr>
+        <w:t>Waagh</w:t>
+      </w:r>
+      <w:proofErr w:type="spellEnd"/>
+      <w:r>
+        <w:rPr>
+          <w:b/>
+          <w:bCs/>
+          <w:sz w:val="18"/>
+          <w:szCs w:val="18"/>
+        </w:rPr>
+        <w:t>!:</w:t>
       </w:r>
       <w:r>
         <w:rPr>
@@ -7540,12 +7874,21 @@
                 <w:szCs w:val="18"/>
               </w:rPr>
             </w:pPr>
-            <w:r>
-              <w:rPr>
-                <w:sz w:val="18"/>
-                <w:szCs w:val="18"/>
-              </w:rPr>
-              <w:t>Waagh (-)</w:t>
+            <w:proofErr w:type="spellStart"/>
+            <w:r>
+              <w:rPr>
+                <w:sz w:val="18"/>
+                <w:szCs w:val="18"/>
+              </w:rPr>
+              <w:t>Waagh</w:t>
+            </w:r>
+            <w:proofErr w:type="spellEnd"/>
+            <w:r>
+              <w:rPr>
+                <w:sz w:val="18"/>
+                <w:szCs w:val="18"/>
+              </w:rPr>
+              <w:t xml:space="preserve"> (-)</w:t>
             </w:r>
           </w:p>
         </w:tc>
@@ -8226,8 +8569,17 @@
                 <w:sz w:val="18"/>
                 <w:szCs w:val="18"/>
               </w:rPr>
-              <w:t>Chimera, Sentinel</w:t>
-            </w:r>
+              <w:t xml:space="preserve">Chimera, </w:t>
+            </w:r>
+            <w:proofErr w:type="spellStart"/>
+            <w:r>
+              <w:rPr>
+                <w:sz w:val="18"/>
+                <w:szCs w:val="18"/>
+              </w:rPr>
+              <w:t>Sentinel</w:t>
+            </w:r>
+            <w:proofErr w:type="spellEnd"/>
           </w:p>
         </w:tc>
       </w:tr>
@@ -8288,8 +8640,17 @@
                 <w:sz w:val="18"/>
                 <w:szCs w:val="18"/>
               </w:rPr>
-              <w:t>Drednot, Leman Russ</w:t>
-            </w:r>
+              <w:t xml:space="preserve">Drednot, Leman </w:t>
+            </w:r>
+            <w:proofErr w:type="spellStart"/>
+            <w:r>
+              <w:rPr>
+                <w:sz w:val="18"/>
+                <w:szCs w:val="18"/>
+              </w:rPr>
+              <w:t>Russ</w:t>
+            </w:r>
+            <w:proofErr w:type="spellEnd"/>
           </w:p>
         </w:tc>
       </w:tr>
@@ -10190,7 +10551,7 @@
                 <w:sz w:val="18"/>
                 <w:szCs w:val="18"/>
               </w:rPr>
-              <w:t>64</w:t>
+              <w:t>72</w:t>
             </w:r>
           </w:p>
         </w:tc>
@@ -10210,7 +10571,7 @@
                 <w:sz w:val="18"/>
                 <w:szCs w:val="18"/>
               </w:rPr>
-              <w:t>80</w:t>
+              <w:t>90</w:t>
             </w:r>
           </w:p>
         </w:tc>
@@ -10956,6 +11317,88 @@
                 <w:szCs w:val="18"/>
               </w:rPr>
               <w:t>80</w:t>
+            </w:r>
+          </w:p>
+        </w:tc>
+      </w:tr>
+      <w:tr>
+        <w:tc>
+          <w:tcPr>
+            <w:tcW w:w="1680" w:type="dxa"/>
+          </w:tcPr>
+          <w:p>
+            <w:pPr>
+              <w:rPr>
+                <w:sz w:val="18"/>
+                <w:szCs w:val="18"/>
+              </w:rPr>
+            </w:pPr>
+            <w:r>
+              <w:rPr>
+                <w:sz w:val="18"/>
+                <w:szCs w:val="18"/>
+              </w:rPr>
+              <w:t>Bastion</w:t>
+            </w:r>
+          </w:p>
+        </w:tc>
+        <w:tc>
+          <w:tcPr>
+            <w:tcW w:w="1255" w:type="dxa"/>
+          </w:tcPr>
+          <w:p>
+            <w:pPr>
+              <w:rPr>
+                <w:sz w:val="18"/>
+                <w:szCs w:val="18"/>
+              </w:rPr>
+            </w:pPr>
+            <w:r>
+              <w:rPr>
+                <w:sz w:val="18"/>
+                <w:szCs w:val="18"/>
+              </w:rPr>
+              <w:t>Parz broń</w:t>
+            </w:r>
+          </w:p>
+        </w:tc>
+        <w:tc>
+          <w:tcPr>
+            <w:tcW w:w="974" w:type="dxa"/>
+          </w:tcPr>
+          <w:p>
+            <w:pPr>
+              <w:rPr>
+                <w:sz w:val="18"/>
+                <w:szCs w:val="18"/>
+              </w:rPr>
+            </w:pPr>
+            <w:r>
+              <w:rPr>
+                <w:sz w:val="18"/>
+                <w:szCs w:val="18"/>
+              </w:rPr>
+              <w:t>24</w:t>
+            </w:r>
+          </w:p>
+        </w:tc>
+        <w:tc>
+          <w:tcPr>
+            <w:tcW w:w="1048" w:type="dxa"/>
+          </w:tcPr>
+          <w:p>
+            <w:pPr>
+              <w:rPr>
+                <w:sz w:val="18"/>
+                <w:szCs w:val="18"/>
+              </w:rPr>
+            </w:pPr>
+            <w:r>
+              <w:rPr>
+                <w:sz w:val="18"/>
+                <w:szCs w:val="18"/>
+              </w:rPr>
+              <w:t>30</w:t>
             </w:r>
           </w:p>
         </w:tc>
@@ -12789,12 +13232,21 @@
                 <w:szCs w:val="18"/>
               </w:rPr>
             </w:pPr>
-            <w:r>
-              <w:rPr>
-                <w:sz w:val="18"/>
-                <w:szCs w:val="18"/>
-              </w:rPr>
-              <w:t>Waagh (-)</w:t>
+            <w:proofErr w:type="spellStart"/>
+            <w:r>
+              <w:rPr>
+                <w:sz w:val="18"/>
+                <w:szCs w:val="18"/>
+              </w:rPr>
+              <w:t>Waagh</w:t>
+            </w:r>
+            <w:proofErr w:type="spellEnd"/>
+            <w:r>
+              <w:rPr>
+                <w:sz w:val="18"/>
+                <w:szCs w:val="18"/>
+              </w:rPr>
+              <w:t xml:space="preserve"> (-)</w:t>
             </w:r>
           </w:p>
         </w:tc>
@@ -14239,7 +14691,21 @@
                 <w:sz w:val="18"/>
                 <w:szCs w:val="18"/>
               </w:rPr>
-              <w:t>*1,5 dystansowa</w:t>
+              <w:t>*1,</w:t>
+            </w:r>
+            <w:r>
+              <w:rPr>
+                <w:sz w:val="18"/>
+                <w:szCs w:val="18"/>
+              </w:rPr>
+              <w:t>7</w:t>
+            </w:r>
+            <w:r>
+              <w:rPr>
+                <w:sz w:val="18"/>
+                <w:szCs w:val="18"/>
+              </w:rPr>
+              <w:t xml:space="preserve"> dystansowa</w:t>
             </w:r>
           </w:p>
         </w:tc>
@@ -14328,6 +14794,62 @@
           </w:p>
         </w:tc>
       </w:tr>
+      <w:tr>
+        <w:tc>
+          <w:tcPr>
+            <w:tcW w:w="1436" w:type="dxa"/>
+          </w:tcPr>
+          <w:p>
+            <w:pPr>
+              <w:rPr>
+                <w:sz w:val="18"/>
+                <w:szCs w:val="18"/>
+              </w:rPr>
+            </w:pPr>
+            <w:r>
+              <w:rPr>
+                <w:sz w:val="18"/>
+                <w:szCs w:val="18"/>
+              </w:rPr>
+              <w:t>Bastion</w:t>
+            </w:r>
+          </w:p>
+        </w:tc>
+        <w:tc>
+          <w:tcPr>
+            <w:tcW w:w="3433" w:type="dxa"/>
+          </w:tcPr>
+          <w:p>
+            <w:pPr>
+              <w:rPr>
+                <w:sz w:val="18"/>
+                <w:szCs w:val="18"/>
+              </w:rPr>
+            </w:pPr>
+            <w:r>
+              <w:rPr>
+                <w:sz w:val="18"/>
+                <w:szCs w:val="18"/>
+              </w:rPr>
+              <w:t>*1</w:t>
+            </w:r>
+            <w:r>
+              <w:rPr>
+                <w:sz w:val="18"/>
+                <w:szCs w:val="18"/>
+              </w:rPr>
+              <w:t>,2</w:t>
+            </w:r>
+            <w:r>
+              <w:rPr>
+                <w:sz w:val="18"/>
+                <w:szCs w:val="18"/>
+              </w:rPr>
+              <w:t xml:space="preserve"> broni wręcz</w:t>
+            </w:r>
+          </w:p>
+        </w:tc>
+      </w:tr>
     </w:tbl>
     <w:p>
       <w:pPr>
@@ -14445,6 +14967,7 @@
           <w:sz w:val="18"/>
           <w:szCs w:val="18"/>
         </w:rPr>
+        <w:lastRenderedPageBreak/>
         <w:t>Ociężałość: 20</w:t>
       </w:r>
     </w:p>
@@ -14461,7 +14984,6 @@
           <w:sz w:val="18"/>
           <w:szCs w:val="18"/>
         </w:rPr>
-        <w:lastRenderedPageBreak/>
         <w:t>Radio: 3</w:t>
       </w:r>
     </w:p>
@@ -15678,6 +16200,119 @@
       <w:rPr>
         <w:rFonts w:ascii="Wingdings" w:hAnsi="Wingdings" w:hint="default"/>
         <w:sz w:val="20"/>
+      </w:rPr>
+    </w:lvl>
+  </w:abstractNum>
+  <w:abstractNum w:abstractNumId="8" w15:restartNumberingAfterBreak="0">
+    <w:nsid w:val="70356216"/>
+    <w:multiLevelType w:val="hybridMultilevel"/>
+    <w:tmpl w:val="7F2A022A"/>
+    <w:lvl w:ilvl="0" w:tplc="04150001">
+      <w:start w:val="1"/>
+      <w:numFmt w:val="bullet"/>
+      <w:lvlText w:val=""/>
+      <w:lvlJc w:val="left"/>
+      <w:pPr>
+        <w:ind w:left="720" w:hanging="360"/>
+      </w:pPr>
+      <w:rPr>
+        <w:rFonts w:ascii="Symbol" w:hAnsi="Symbol" w:hint="default"/>
+      </w:rPr>
+    </w:lvl>
+    <w:lvl w:ilvl="1" w:tplc="04150003">
+      <w:start w:val="1"/>
+      <w:numFmt w:val="bullet"/>
+      <w:lvlText w:val="o"/>
+      <w:lvlJc w:val="left"/>
+      <w:pPr>
+        <w:ind w:left="1440" w:hanging="360"/>
+      </w:pPr>
+      <w:rPr>
+        <w:rFonts w:ascii="Courier New" w:hAnsi="Courier New" w:cs="Courier New" w:hint="default"/>
+      </w:rPr>
+    </w:lvl>
+    <w:lvl w:ilvl="2" w:tplc="04150005" w:tentative="1">
+      <w:start w:val="1"/>
+      <w:numFmt w:val="bullet"/>
+      <w:lvlText w:val=""/>
+      <w:lvlJc w:val="left"/>
+      <w:pPr>
+        <w:ind w:left="2160" w:hanging="360"/>
+      </w:pPr>
+      <w:rPr>
+        <w:rFonts w:ascii="Wingdings" w:hAnsi="Wingdings" w:hint="default"/>
+      </w:rPr>
+    </w:lvl>
+    <w:lvl w:ilvl="3" w:tplc="04150001" w:tentative="1">
+      <w:start w:val="1"/>
+      <w:numFmt w:val="bullet"/>
+      <w:lvlText w:val=""/>
+      <w:lvlJc w:val="left"/>
+      <w:pPr>
+        <w:ind w:left="2880" w:hanging="360"/>
+      </w:pPr>
+      <w:rPr>
+        <w:rFonts w:ascii="Symbol" w:hAnsi="Symbol" w:hint="default"/>
+      </w:rPr>
+    </w:lvl>
+    <w:lvl w:ilvl="4" w:tplc="04150003" w:tentative="1">
+      <w:start w:val="1"/>
+      <w:numFmt w:val="bullet"/>
+      <w:lvlText w:val="o"/>
+      <w:lvlJc w:val="left"/>
+      <w:pPr>
+        <w:ind w:left="3600" w:hanging="360"/>
+      </w:pPr>
+      <w:rPr>
+        <w:rFonts w:ascii="Courier New" w:hAnsi="Courier New" w:cs="Courier New" w:hint="default"/>
+      </w:rPr>
+    </w:lvl>
+    <w:lvl w:ilvl="5" w:tplc="04150005" w:tentative="1">
+      <w:start w:val="1"/>
+      <w:numFmt w:val="bullet"/>
+      <w:lvlText w:val=""/>
+      <w:lvlJc w:val="left"/>
+      <w:pPr>
+        <w:ind w:left="4320" w:hanging="360"/>
+      </w:pPr>
+      <w:rPr>
+        <w:rFonts w:ascii="Wingdings" w:hAnsi="Wingdings" w:hint="default"/>
+      </w:rPr>
+    </w:lvl>
+    <w:lvl w:ilvl="6" w:tplc="04150001" w:tentative="1">
+      <w:start w:val="1"/>
+      <w:numFmt w:val="bullet"/>
+      <w:lvlText w:val=""/>
+      <w:lvlJc w:val="left"/>
+      <w:pPr>
+        <w:ind w:left="5040" w:hanging="360"/>
+      </w:pPr>
+      <w:rPr>
+        <w:rFonts w:ascii="Symbol" w:hAnsi="Symbol" w:hint="default"/>
+      </w:rPr>
+    </w:lvl>
+    <w:lvl w:ilvl="7" w:tplc="04150003" w:tentative="1">
+      <w:start w:val="1"/>
+      <w:numFmt w:val="bullet"/>
+      <w:lvlText w:val="o"/>
+      <w:lvlJc w:val="left"/>
+      <w:pPr>
+        <w:ind w:left="5760" w:hanging="360"/>
+      </w:pPr>
+      <w:rPr>
+        <w:rFonts w:ascii="Courier New" w:hAnsi="Courier New" w:cs="Courier New" w:hint="default"/>
+      </w:rPr>
+    </w:lvl>
+    <w:lvl w:ilvl="8" w:tplc="04150005" w:tentative="1">
+      <w:start w:val="1"/>
+      <w:numFmt w:val="bullet"/>
+      <w:lvlText w:val=""/>
+      <w:lvlJc w:val="left"/>
+      <w:pPr>
+        <w:ind w:left="6480" w:hanging="360"/>
+      </w:pPr>
+      <w:rPr>
+        <w:rFonts w:ascii="Wingdings" w:hAnsi="Wingdings" w:hint="default"/>
       </w:rPr>
     </w:lvl>
   </w:abstractNum>
@@ -15704,6 +16339,9 @@
   </w:num>
   <w:num w:numId="8" w16cid:durableId="816461334">
     <w:abstractNumId w:val="3"/>
+  </w:num>
+  <w:num w:numId="9" w16cid:durableId="1623537510">
+    <w:abstractNumId w:val="8"/>
   </w:num>
 </w:numbering>
 </file>

--- a/app/static/docs/SZOP.docx
+++ b/app/static/docs/SZOP.docx
@@ -5838,25 +5838,14 @@
           <w:szCs w:val="18"/>
         </w:rPr>
       </w:pPr>
-      <w:proofErr w:type="spellStart"/>
-      <w:r>
-        <w:rPr>
-          <w:b/>
-          <w:bCs/>
-          <w:sz w:val="18"/>
-          <w:szCs w:val="18"/>
-        </w:rPr>
-        <w:t>Waagh</w:t>
-      </w:r>
-      <w:proofErr w:type="spellEnd"/>
-      <w:r>
-        <w:rPr>
-          <w:b/>
-          <w:bCs/>
-          <w:sz w:val="18"/>
-          <w:szCs w:val="18"/>
-        </w:rPr>
-        <w:t>!:</w:t>
+      <w:r>
+        <w:rPr>
+          <w:b/>
+          <w:bCs/>
+          <w:sz w:val="18"/>
+          <w:szCs w:val="18"/>
+        </w:rPr>
+        <w:t>Waagh!:</w:t>
       </w:r>
       <w:r>
         <w:rPr>
@@ -6570,7 +6559,21 @@
           <w:sz w:val="18"/>
           <w:szCs w:val="18"/>
         </w:rPr>
-        <w:t>ażde trafienie zadaje liczbę ran równą wynikowi kostki obrony.</w:t>
+        <w:t>ażde trafienie zadaje liczbę ran równą wynikowi kostki obrony</w:t>
+      </w:r>
+      <w:r>
+        <w:rPr>
+          <w:sz w:val="18"/>
+          <w:szCs w:val="18"/>
+        </w:rPr>
+        <w:t xml:space="preserve">, jeżeli nie było rzutu </w:t>
+      </w:r>
+      <w:r>
+        <w:rPr>
+          <w:sz w:val="18"/>
+          <w:szCs w:val="18"/>
+        </w:rPr>
+        <w:t>to 2.</w:t>
       </w:r>
     </w:p>
     <w:p>
@@ -7874,21 +7877,12 @@
                 <w:szCs w:val="18"/>
               </w:rPr>
             </w:pPr>
-            <w:proofErr w:type="spellStart"/>
-            <w:r>
-              <w:rPr>
-                <w:sz w:val="18"/>
-                <w:szCs w:val="18"/>
-              </w:rPr>
-              <w:t>Waagh</w:t>
-            </w:r>
-            <w:proofErr w:type="spellEnd"/>
-            <w:r>
-              <w:rPr>
-                <w:sz w:val="18"/>
-                <w:szCs w:val="18"/>
-              </w:rPr>
-              <w:t xml:space="preserve"> (-)</w:t>
+            <w:r>
+              <w:rPr>
+                <w:sz w:val="18"/>
+                <w:szCs w:val="18"/>
+              </w:rPr>
+              <w:t>Waagh (-)</w:t>
             </w:r>
           </w:p>
         </w:tc>
@@ -8569,17 +8563,8 @@
                 <w:sz w:val="18"/>
                 <w:szCs w:val="18"/>
               </w:rPr>
-              <w:t xml:space="preserve">Chimera, </w:t>
-            </w:r>
-            <w:proofErr w:type="spellStart"/>
-            <w:r>
-              <w:rPr>
-                <w:sz w:val="18"/>
-                <w:szCs w:val="18"/>
-              </w:rPr>
-              <w:t>Sentinel</w:t>
-            </w:r>
-            <w:proofErr w:type="spellEnd"/>
+              <w:t>Chimera, Sentinel</w:t>
+            </w:r>
           </w:p>
         </w:tc>
       </w:tr>
@@ -8640,17 +8625,8 @@
                 <w:sz w:val="18"/>
                 <w:szCs w:val="18"/>
               </w:rPr>
-              <w:t xml:space="preserve">Drednot, Leman </w:t>
-            </w:r>
-            <w:proofErr w:type="spellStart"/>
-            <w:r>
-              <w:rPr>
-                <w:sz w:val="18"/>
-                <w:szCs w:val="18"/>
-              </w:rPr>
-              <w:t>Russ</w:t>
-            </w:r>
-            <w:proofErr w:type="spellEnd"/>
+              <w:t>Drednot, Leman Russ</w:t>
+            </w:r>
           </w:p>
         </w:tc>
       </w:tr>
@@ -13232,21 +13208,12 @@
                 <w:szCs w:val="18"/>
               </w:rPr>
             </w:pPr>
-            <w:proofErr w:type="spellStart"/>
-            <w:r>
-              <w:rPr>
-                <w:sz w:val="18"/>
-                <w:szCs w:val="18"/>
-              </w:rPr>
-              <w:t>Waagh</w:t>
-            </w:r>
-            <w:proofErr w:type="spellEnd"/>
-            <w:r>
-              <w:rPr>
-                <w:sz w:val="18"/>
-                <w:szCs w:val="18"/>
-              </w:rPr>
-              <w:t xml:space="preserve"> (-)</w:t>
+            <w:r>
+              <w:rPr>
+                <w:sz w:val="18"/>
+                <w:szCs w:val="18"/>
+              </w:rPr>
+              <w:t>Waagh (-)</w:t>
             </w:r>
           </w:p>
         </w:tc>

--- a/app/static/docs/SZOP.docx
+++ b/app/static/docs/SZOP.docx
@@ -892,7 +892,21 @@
           <w:sz w:val="18"/>
           <w:szCs w:val="18"/>
         </w:rPr>
-        <w:t xml:space="preserve"> Nie może się poruszać. Nie może kontrolować celów, ani używać zdolności aktywnych i aur. Odrzuć, gdy wykonasz obronę.</w:t>
+        <w:t xml:space="preserve"> Nie może się poruszać. Nie może kontrolować celów, ani używać zdolności aktywnych i aur. Odrzuć, gdy </w:t>
+      </w:r>
+      <w:r>
+        <w:rPr>
+          <w:sz w:val="18"/>
+          <w:szCs w:val="18"/>
+        </w:rPr>
+        <w:t>zostanie Ufortyfikowany</w:t>
+      </w:r>
+      <w:r>
+        <w:rPr>
+          <w:sz w:val="18"/>
+          <w:szCs w:val="18"/>
+        </w:rPr>
+        <w:t>.</w:t>
       </w:r>
     </w:p>
     <w:p>
@@ -931,7 +945,14 @@
           <w:sz w:val="18"/>
           <w:szCs w:val="18"/>
         </w:rPr>
-        <w:t>Odrzuć na początku jego aktywacji.</w:t>
+        <w:t>Odrzuć na początku jego aktywacj</w:t>
+      </w:r>
+      <w:r>
+        <w:rPr>
+          <w:sz w:val="18"/>
+          <w:szCs w:val="18"/>
+        </w:rPr>
+        <w:t>i lub gdy zostanie Przyszpilony.</w:t>
       </w:r>
     </w:p>
     <w:p>
@@ -5838,14 +5859,25 @@
           <w:szCs w:val="18"/>
         </w:rPr>
       </w:pPr>
-      <w:r>
-        <w:rPr>
-          <w:b/>
-          <w:bCs/>
-          <w:sz w:val="18"/>
-          <w:szCs w:val="18"/>
-        </w:rPr>
-        <w:t>Waagh!:</w:t>
+      <w:proofErr w:type="spellStart"/>
+      <w:r>
+        <w:rPr>
+          <w:b/>
+          <w:bCs/>
+          <w:sz w:val="18"/>
+          <w:szCs w:val="18"/>
+        </w:rPr>
+        <w:t>Waagh</w:t>
+      </w:r>
+      <w:proofErr w:type="spellEnd"/>
+      <w:r>
+        <w:rPr>
+          <w:b/>
+          <w:bCs/>
+          <w:sz w:val="18"/>
+          <w:szCs w:val="18"/>
+        </w:rPr>
+        <w:t>!:</w:t>
       </w:r>
       <w:r>
         <w:rPr>
@@ -7877,12 +7909,21 @@
                 <w:szCs w:val="18"/>
               </w:rPr>
             </w:pPr>
-            <w:r>
-              <w:rPr>
-                <w:sz w:val="18"/>
-                <w:szCs w:val="18"/>
-              </w:rPr>
-              <w:t>Waagh (-)</w:t>
+            <w:proofErr w:type="spellStart"/>
+            <w:r>
+              <w:rPr>
+                <w:sz w:val="18"/>
+                <w:szCs w:val="18"/>
+              </w:rPr>
+              <w:t>Waagh</w:t>
+            </w:r>
+            <w:proofErr w:type="spellEnd"/>
+            <w:r>
+              <w:rPr>
+                <w:sz w:val="18"/>
+                <w:szCs w:val="18"/>
+              </w:rPr>
+              <w:t xml:space="preserve"> (-)</w:t>
             </w:r>
           </w:p>
         </w:tc>
@@ -8563,8 +8604,17 @@
                 <w:sz w:val="18"/>
                 <w:szCs w:val="18"/>
               </w:rPr>
-              <w:t>Chimera, Sentinel</w:t>
-            </w:r>
+              <w:t xml:space="preserve">Chimera, </w:t>
+            </w:r>
+            <w:proofErr w:type="spellStart"/>
+            <w:r>
+              <w:rPr>
+                <w:sz w:val="18"/>
+                <w:szCs w:val="18"/>
+              </w:rPr>
+              <w:t>Sentinel</w:t>
+            </w:r>
+            <w:proofErr w:type="spellEnd"/>
           </w:p>
         </w:tc>
       </w:tr>
@@ -8625,8 +8675,17 @@
                 <w:sz w:val="18"/>
                 <w:szCs w:val="18"/>
               </w:rPr>
-              <w:t>Drednot, Leman Russ</w:t>
-            </w:r>
+              <w:t xml:space="preserve">Drednot, Leman </w:t>
+            </w:r>
+            <w:proofErr w:type="spellStart"/>
+            <w:r>
+              <w:rPr>
+                <w:sz w:val="18"/>
+                <w:szCs w:val="18"/>
+              </w:rPr>
+              <w:t>Russ</w:t>
+            </w:r>
+            <w:proofErr w:type="spellEnd"/>
           </w:p>
         </w:tc>
       </w:tr>
@@ -13208,12 +13267,21 @@
                 <w:szCs w:val="18"/>
               </w:rPr>
             </w:pPr>
-            <w:r>
-              <w:rPr>
-                <w:sz w:val="18"/>
-                <w:szCs w:val="18"/>
-              </w:rPr>
-              <w:t>Waagh (-)</w:t>
+            <w:proofErr w:type="spellStart"/>
+            <w:r>
+              <w:rPr>
+                <w:sz w:val="18"/>
+                <w:szCs w:val="18"/>
+              </w:rPr>
+              <w:t>Waagh</w:t>
+            </w:r>
+            <w:proofErr w:type="spellEnd"/>
+            <w:r>
+              <w:rPr>
+                <w:sz w:val="18"/>
+                <w:szCs w:val="18"/>
+              </w:rPr>
+              <w:t xml:space="preserve"> (-)</w:t>
             </w:r>
           </w:p>
         </w:tc>

--- a/app/static/docs/SZOP.docx
+++ b/app/static/docs/SZOP.docx
@@ -79,14 +79,7 @@
           <w:sz w:val="18"/>
           <w:szCs w:val="18"/>
         </w:rPr>
-        <w:t>k6</w:t>
-      </w:r>
-      <w:r>
-        <w:rPr>
-          <w:sz w:val="18"/>
-          <w:szCs w:val="18"/>
-        </w:rPr>
-        <w:t>. Wynik większy</w:t>
+        <w:t>sześciościenną kością. Wynik większy</w:t>
       </w:r>
       <w:r>
         <w:rPr>
@@ -284,38 +277,6 @@
       <w:pPr>
         <w:spacing w:after="0"/>
         <w:rPr>
-          <w:sz w:val="18"/>
-          <w:szCs w:val="18"/>
-        </w:rPr>
-      </w:pPr>
-      <w:r>
-        <w:rPr>
-          <w:b/>
-          <w:bCs/>
-          <w:sz w:val="18"/>
-          <w:szCs w:val="18"/>
-        </w:rPr>
-        <w:t>Trudny</w:t>
-      </w:r>
-      <w:r>
-        <w:rPr>
-          <w:sz w:val="18"/>
-          <w:szCs w:val="18"/>
-        </w:rPr>
-        <w:t xml:space="preserve">: </w:t>
-      </w:r>
-      <w:r>
-        <w:rPr>
-          <w:sz w:val="18"/>
-          <w:szCs w:val="18"/>
-        </w:rPr>
-        <w:t>Zasięg całego ruchu modelu jest o połowę mniejszy, jeżeli porusza się przez trudny teren.</w:t>
-      </w:r>
-    </w:p>
-    <w:p>
-      <w:pPr>
-        <w:spacing w:after="0"/>
-        <w:rPr>
           <w:kern w:val="0"/>
           <w14:ligatures w14:val="none"/>
         </w:rPr>
@@ -327,55 +288,46 @@
           <w:sz w:val="18"/>
           <w:szCs w:val="18"/>
         </w:rPr>
-        <w:t>Niebezpieczny</w:t>
-      </w:r>
-      <w:r>
-        <w:rPr>
-          <w:sz w:val="18"/>
-          <w:szCs w:val="18"/>
-        </w:rPr>
-        <w:t>: Gdy dany model po raz pierwszy podczas aktywacji poruszy się przez niebezpiecznym terenie, rzuć tyloma kośćmi, ile ran potrzeba, aby go zniszczyć. Za każdą wyrzuconą 1 jego oddział otrzymuje ranę.</w:t>
-      </w:r>
-    </w:p>
-    <w:p>
-      <w:pPr>
-        <w:spacing w:after="0"/>
-        <w:rPr>
-          <w:sz w:val="18"/>
-          <w:szCs w:val="18"/>
-        </w:rPr>
-      </w:pPr>
-      <w:r>
-        <w:rPr>
-          <w:b/>
-          <w:bCs/>
-          <w:sz w:val="18"/>
-          <w:szCs w:val="18"/>
-        </w:rPr>
-        <w:t>O</w:t>
-      </w:r>
-      <w:r>
-        <w:rPr>
-          <w:b/>
-          <w:bCs/>
-          <w:sz w:val="18"/>
-          <w:szCs w:val="18"/>
-        </w:rPr>
-        <w:t>bronny</w:t>
-      </w:r>
-      <w:r>
-        <w:rPr>
-          <w:sz w:val="18"/>
-          <w:szCs w:val="18"/>
-        </w:rPr>
-        <w:t>:</w:t>
-      </w:r>
-      <w:r>
-        <w:rPr>
-          <w:sz w:val="18"/>
-          <w:szCs w:val="18"/>
-        </w:rPr>
-        <w:t xml:space="preserve"> Modele wewnątrz mają osłonę.</w:t>
+        <w:t>Zasłaniający:</w:t>
+      </w:r>
+      <w:r>
+        <w:rPr>
+          <w:sz w:val="18"/>
+          <w:szCs w:val="18"/>
+        </w:rPr>
+        <w:t xml:space="preserve"> Blokuje linię wzroku, z wyjątkiem do i od oddziałów wewnątrz.</w:t>
+      </w:r>
+    </w:p>
+    <w:p>
+      <w:pPr>
+        <w:spacing w:after="0"/>
+        <w:rPr>
+          <w:sz w:val="18"/>
+          <w:szCs w:val="18"/>
+        </w:rPr>
+      </w:pPr>
+      <w:r>
+        <w:rPr>
+          <w:b/>
+          <w:bCs/>
+          <w:sz w:val="18"/>
+          <w:szCs w:val="18"/>
+        </w:rPr>
+        <w:t>Trudny</w:t>
+      </w:r>
+      <w:r>
+        <w:rPr>
+          <w:sz w:val="18"/>
+          <w:szCs w:val="18"/>
+        </w:rPr>
+        <w:t xml:space="preserve">: </w:t>
+      </w:r>
+      <w:r>
+        <w:rPr>
+          <w:sz w:val="18"/>
+          <w:szCs w:val="18"/>
+        </w:rPr>
+        <w:t>Zasięg całego ruchu modelu jest o połowę mniejszy, jeżeli porusza się przez trudny teren.</w:t>
       </w:r>
     </w:p>
     <w:p>
@@ -393,46 +345,55 @@
           <w:sz w:val="18"/>
           <w:szCs w:val="18"/>
         </w:rPr>
-        <w:t>Cele:</w:t>
-      </w:r>
-      <w:r>
-        <w:rPr>
-          <w:sz w:val="18"/>
-          <w:szCs w:val="18"/>
-        </w:rPr>
-        <w:t xml:space="preserve"> Jeden z graczy umieszcza 5 celów, z czego co najmniej jeden powinien znaleźć się w każdej ze stref rozstawienia oraz po lewej i prawej stronie pola bitwy. Cele powinny znajdować się co najmniej 12″ od siebie i 6″ od krawędzi mapy. Na koniec każdej tury, jeśli oddziały tylko jednego gracza znajdują się w odległości 3″ od celu, zostaje on przez niego zajęty. Pozostaje zajęty pomiędzy rundami. Gra kończy się po 4 rundach. Wygrywa gracz, który na koniec kontroluje więcej celów.</w:t>
-      </w:r>
-    </w:p>
-    <w:p>
-      <w:pPr>
-        <w:spacing w:after="0"/>
-        <w:rPr>
-          <w:sz w:val="18"/>
-          <w:szCs w:val="18"/>
-        </w:rPr>
-      </w:pPr>
-      <w:r>
-        <w:rPr>
-          <w:b/>
-          <w:bCs/>
-          <w:sz w:val="18"/>
-          <w:szCs w:val="18"/>
-        </w:rPr>
-        <w:t>Rozstawienie:</w:t>
-      </w:r>
-      <w:r>
-        <w:rPr>
-          <w:sz w:val="18"/>
-          <w:szCs w:val="18"/>
-        </w:rPr>
-        <w:t xml:space="preserve"> Drugi z graczy wybiera jedną ze stref rozstawienia i rozpoczyna naprzemienne wystawianie oddziałów.</w:t>
-      </w:r>
-      <w:r>
-        <w:rPr>
-          <w:sz w:val="18"/>
-          <w:szCs w:val="18"/>
-        </w:rPr>
-        <w:t xml:space="preserve"> Każdy rozstawiony oddział zostaje Ufortyfikowany.</w:t>
+        <w:t>Niebezpieczny</w:t>
+      </w:r>
+      <w:r>
+        <w:rPr>
+          <w:sz w:val="18"/>
+          <w:szCs w:val="18"/>
+        </w:rPr>
+        <w:t>: Gdy dany model po raz pierwszy podczas aktywacji poruszy się przez niebezpiecznym terenie, rzuć tyloma kośćmi, ile ran potrzeba, aby go zniszczyć. Za każdą wyrzuconą 1 jego oddział otrzymuje ranę.</w:t>
+      </w:r>
+    </w:p>
+    <w:p>
+      <w:pPr>
+        <w:spacing w:after="0"/>
+        <w:rPr>
+          <w:sz w:val="18"/>
+          <w:szCs w:val="18"/>
+        </w:rPr>
+      </w:pPr>
+      <w:r>
+        <w:rPr>
+          <w:b/>
+          <w:bCs/>
+          <w:sz w:val="18"/>
+          <w:szCs w:val="18"/>
+        </w:rPr>
+        <w:t>O</w:t>
+      </w:r>
+      <w:r>
+        <w:rPr>
+          <w:b/>
+          <w:bCs/>
+          <w:sz w:val="18"/>
+          <w:szCs w:val="18"/>
+        </w:rPr>
+        <w:t>bronny</w:t>
+      </w:r>
+      <w:r>
+        <w:rPr>
+          <w:sz w:val="18"/>
+          <w:szCs w:val="18"/>
+        </w:rPr>
+        <w:t>:</w:t>
+      </w:r>
+      <w:r>
+        <w:rPr>
+          <w:sz w:val="18"/>
+          <w:szCs w:val="18"/>
+        </w:rPr>
+        <w:t xml:space="preserve"> Modele wewnątrz mają osłonę.</w:t>
       </w:r>
     </w:p>
     <w:p>
@@ -443,235 +404,46 @@
           <w14:ligatures w14:val="none"/>
         </w:rPr>
       </w:pPr>
-    </w:p>
-    <w:p>
-      <w:pPr>
-        <w:spacing w:after="0"/>
-        <w:rPr>
-          <w:sz w:val="18"/>
-          <w:szCs w:val="18"/>
-        </w:rPr>
-      </w:pPr>
-      <w:r>
-        <w:rPr>
-          <w:b/>
-          <w:bCs/>
-          <w:sz w:val="18"/>
-          <w:szCs w:val="18"/>
-        </w:rPr>
-        <w:t>Runda:</w:t>
-      </w:r>
-      <w:r>
-        <w:rPr>
-          <w:sz w:val="18"/>
-          <w:szCs w:val="18"/>
-        </w:rPr>
-        <w:t xml:space="preserve"> </w:t>
-      </w:r>
-      <w:r>
-        <w:rPr>
-          <w:sz w:val="18"/>
-          <w:szCs w:val="18"/>
-        </w:rPr>
-        <w:t>Gra rozgrywana jest w rundach, podczas których</w:t>
-      </w:r>
-      <w:r>
-        <w:rPr>
-          <w:sz w:val="18"/>
-          <w:szCs w:val="18"/>
-        </w:rPr>
-        <w:t xml:space="preserve"> </w:t>
-      </w:r>
-      <w:r>
-        <w:rPr>
-          <w:sz w:val="18"/>
-          <w:szCs w:val="18"/>
-        </w:rPr>
-        <w:t>gracze naprzemiennie aktywują po jedn</w:t>
-      </w:r>
-      <w:r>
-        <w:rPr>
-          <w:sz w:val="18"/>
-          <w:szCs w:val="18"/>
-        </w:rPr>
-        <w:t>ym oddziale</w:t>
-      </w:r>
-      <w:r>
-        <w:rPr>
-          <w:sz w:val="18"/>
-          <w:szCs w:val="18"/>
-        </w:rPr>
-        <w:t xml:space="preserve">, zaczynając od gracza, </w:t>
-      </w:r>
-      <w:r>
-        <w:rPr>
-          <w:sz w:val="18"/>
-          <w:szCs w:val="18"/>
-        </w:rPr>
-        <w:t xml:space="preserve">który </w:t>
-      </w:r>
-      <w:r>
-        <w:rPr>
-          <w:sz w:val="18"/>
-          <w:szCs w:val="18"/>
-        </w:rPr>
-        <w:t>w poprzedniej</w:t>
-      </w:r>
-      <w:r>
-        <w:rPr>
-          <w:sz w:val="18"/>
-          <w:szCs w:val="18"/>
-        </w:rPr>
-        <w:t xml:space="preserve"> </w:t>
-      </w:r>
-      <w:r>
-        <w:rPr>
-          <w:sz w:val="18"/>
-          <w:szCs w:val="18"/>
-        </w:rPr>
-        <w:t xml:space="preserve">rundzie </w:t>
-      </w:r>
-      <w:r>
-        <w:rPr>
-          <w:sz w:val="18"/>
-          <w:szCs w:val="18"/>
-        </w:rPr>
-        <w:t>zakończył</w:t>
-      </w:r>
-      <w:r>
-        <w:rPr>
-          <w:sz w:val="18"/>
-          <w:szCs w:val="18"/>
-        </w:rPr>
-        <w:t xml:space="preserve"> aktywacje </w:t>
-      </w:r>
-      <w:r>
-        <w:rPr>
-          <w:sz w:val="18"/>
-          <w:szCs w:val="18"/>
-        </w:rPr>
-        <w:t xml:space="preserve">(rozstawienie w pierwszej rundzie) </w:t>
-      </w:r>
-      <w:r>
-        <w:rPr>
-          <w:sz w:val="18"/>
-          <w:szCs w:val="18"/>
-        </w:rPr>
-        <w:t>jako pierwszy.</w:t>
-      </w:r>
-      <w:r>
-        <w:rPr>
-          <w:sz w:val="18"/>
-          <w:szCs w:val="18"/>
-        </w:rPr>
-        <w:t xml:space="preserve"> </w:t>
-      </w:r>
-    </w:p>
-    <w:p>
-      <w:pPr>
-        <w:spacing w:after="0"/>
-        <w:rPr>
-          <w:sz w:val="18"/>
-          <w:szCs w:val="18"/>
-        </w:rPr>
-      </w:pPr>
-      <w:r>
-        <w:rPr>
-          <w:b/>
-          <w:bCs/>
-          <w:sz w:val="18"/>
-          <w:szCs w:val="18"/>
-        </w:rPr>
-        <w:t xml:space="preserve">Aktywacja: </w:t>
-      </w:r>
-      <w:r>
-        <w:rPr>
-          <w:sz w:val="18"/>
-          <w:szCs w:val="18"/>
-        </w:rPr>
-        <w:t>Gracz wybiera oddział, który jeszcze nie był aktywowany w tej rundzie i wykonuje nim dwie różne akcje.</w:t>
-      </w:r>
-    </w:p>
-    <w:p>
-      <w:pPr>
-        <w:spacing w:after="0"/>
-        <w:rPr>
-          <w:sz w:val="18"/>
-          <w:szCs w:val="18"/>
-        </w:rPr>
-      </w:pPr>
-      <w:r>
-        <w:rPr>
-          <w:b/>
-          <w:bCs/>
-          <w:sz w:val="18"/>
-          <w:szCs w:val="18"/>
-        </w:rPr>
-        <w:t>Manewr</w:t>
-      </w:r>
-      <w:r>
-        <w:rPr>
-          <w:b/>
-          <w:bCs/>
-          <w:sz w:val="18"/>
-          <w:szCs w:val="18"/>
-        </w:rPr>
-        <w:t>:</w:t>
-      </w:r>
-      <w:r>
-        <w:rPr>
-          <w:sz w:val="18"/>
-          <w:szCs w:val="18"/>
-        </w:rPr>
-        <w:t xml:space="preserve"> </w:t>
-      </w:r>
-      <w:r>
-        <w:rPr>
-          <w:sz w:val="18"/>
-          <w:szCs w:val="18"/>
-        </w:rPr>
-        <w:t xml:space="preserve"> Oddział wykonuje Ruch. </w:t>
-      </w:r>
-      <w:r>
-        <w:rPr>
-          <w:sz w:val="18"/>
-          <w:szCs w:val="18"/>
-        </w:rPr>
-        <w:t>M</w:t>
-      </w:r>
-      <w:r>
-        <w:rPr>
-          <w:sz w:val="18"/>
-          <w:szCs w:val="18"/>
-        </w:rPr>
-        <w:t>ożna wykonać wielokrotnie w aktywacji.</w:t>
-      </w:r>
-    </w:p>
-    <w:p>
-      <w:pPr>
-        <w:spacing w:after="0"/>
-        <w:rPr>
-          <w:b/>
-          <w:bCs/>
-          <w:sz w:val="18"/>
-          <w:szCs w:val="18"/>
-        </w:rPr>
-      </w:pPr>
-      <w:r>
-        <w:rPr>
-          <w:b/>
-          <w:bCs/>
-          <w:sz w:val="18"/>
-          <w:szCs w:val="18"/>
-        </w:rPr>
-        <w:t>Obrona:</w:t>
-      </w:r>
-      <w:r>
-        <w:rPr>
-          <w:sz w:val="18"/>
-          <w:szCs w:val="18"/>
-        </w:rPr>
-        <w:t xml:space="preserve"> Oddział zyskuje stan Ufortyfikowany.</w:t>
+      <w:r>
+        <w:rPr>
+          <w:b/>
+          <w:bCs/>
+          <w:sz w:val="18"/>
+          <w:szCs w:val="18"/>
+        </w:rPr>
+        <w:t>Cele:</w:t>
+      </w:r>
+      <w:r>
+        <w:rPr>
+          <w:sz w:val="18"/>
+          <w:szCs w:val="18"/>
+        </w:rPr>
+        <w:t xml:space="preserve"> Jeden z graczy umieszcza 5 celów, z czego co najmniej jeden powinien znaleźć się w każdej ze stref rozstawienia oraz po lewej i prawej stronie pola bitwy. Cele powinny znajdować się co najmniej 12″ od siebie i 6″ od krawędzi mapy. Na koniec każdej tury, jeśli oddziały tylko jednego gracza znajdują się w odległości 3″ od celu, zostaje on przez niego zajęty. Pozostaje zajęty pomiędzy rundami. Gra kończy się po 4 rundach. Wygrywa gracz, który na koniec kontroluje więcej celów.</w:t>
+      </w:r>
+    </w:p>
+    <w:p>
+      <w:pPr>
+        <w:spacing w:after="0"/>
+        <w:rPr>
+          <w:sz w:val="18"/>
+          <w:szCs w:val="18"/>
+        </w:rPr>
+      </w:pPr>
+      <w:r>
+        <w:rPr>
+          <w:b/>
+          <w:bCs/>
+          <w:sz w:val="18"/>
+          <w:szCs w:val="18"/>
+        </w:rPr>
+        <w:t>Rozstawienie:</w:t>
+      </w:r>
+      <w:r>
+        <w:rPr>
+          <w:sz w:val="18"/>
+          <w:szCs w:val="18"/>
+        </w:rPr>
+        <w:t xml:space="preserve"> Drugi z graczy wybiera jedną ze stref rozstawienia i rozpoczyna naprzemienne wystawianie oddziałów.</w:t>
       </w:r>
     </w:p>
     <w:p>
@@ -682,165 +454,23 @@
           <w14:ligatures w14:val="none"/>
         </w:rPr>
       </w:pPr>
-      <w:r>
-        <w:rPr>
-          <w:b/>
-          <w:bCs/>
-          <w:sz w:val="18"/>
-          <w:szCs w:val="18"/>
-        </w:rPr>
-        <w:t xml:space="preserve">Ostrzał: </w:t>
-      </w:r>
-      <w:r>
-        <w:rPr>
-          <w:sz w:val="18"/>
-          <w:szCs w:val="18"/>
-        </w:rPr>
-        <w:t>Oddział może strzelać do dwóch celów</w:t>
-      </w:r>
-      <w:r>
-        <w:rPr>
-          <w:sz w:val="18"/>
-          <w:szCs w:val="18"/>
-        </w:rPr>
-        <w:t xml:space="preserve"> w polu widzenia</w:t>
-      </w:r>
-      <w:r>
-        <w:rPr>
-          <w:sz w:val="18"/>
-          <w:szCs w:val="18"/>
-        </w:rPr>
-        <w:t xml:space="preserve">, ale wszystkie bronie o tym samym profilu muszą </w:t>
-      </w:r>
-      <w:r>
-        <w:rPr>
-          <w:sz w:val="18"/>
-          <w:szCs w:val="18"/>
-        </w:rPr>
-        <w:t xml:space="preserve">mieć </w:t>
-      </w:r>
-      <w:r>
-        <w:rPr>
-          <w:sz w:val="18"/>
-          <w:szCs w:val="18"/>
-        </w:rPr>
-        <w:t xml:space="preserve">ten sam cel. </w:t>
-      </w:r>
-      <w:r>
-        <w:rPr>
-          <w:sz w:val="18"/>
-          <w:szCs w:val="18"/>
-        </w:rPr>
-        <w:t xml:space="preserve">Modele </w:t>
-      </w:r>
-      <w:r>
-        <w:rPr>
-          <w:sz w:val="18"/>
-          <w:szCs w:val="18"/>
-        </w:rPr>
-        <w:t xml:space="preserve">mogą atakować bronią dystansową która ma cel w zasięgu. </w:t>
-      </w:r>
-      <w:r>
-        <w:rPr>
-          <w:sz w:val="18"/>
-          <w:szCs w:val="18"/>
-        </w:rPr>
-        <w:t>Ostrzału nie można wykonać, jeżeli jakikolwiek wrogi oddział znajduje się w zasięgu 3″ i linii wzroku.</w:t>
-      </w:r>
-    </w:p>
-    <w:p>
-      <w:pPr>
-        <w:spacing w:after="0"/>
-        <w:rPr>
-          <w:sz w:val="18"/>
-          <w:szCs w:val="18"/>
-        </w:rPr>
-      </w:pPr>
-      <w:r>
-        <w:rPr>
-          <w:b/>
-          <w:bCs/>
-          <w:sz w:val="18"/>
-          <w:szCs w:val="18"/>
-        </w:rPr>
-        <w:t xml:space="preserve">Szarża: </w:t>
-      </w:r>
-      <w:r>
-        <w:rPr>
-          <w:sz w:val="18"/>
-          <w:szCs w:val="18"/>
-        </w:rPr>
-        <w:t>Oddział wy</w:t>
-      </w:r>
-      <w:r>
-        <w:rPr>
-          <w:sz w:val="18"/>
-          <w:szCs w:val="18"/>
-        </w:rPr>
-        <w:t xml:space="preserve">konuje </w:t>
-      </w:r>
-      <w:r>
-        <w:rPr>
-          <w:sz w:val="18"/>
-          <w:szCs w:val="18"/>
-        </w:rPr>
-        <w:t>Z</w:t>
-      </w:r>
-      <w:r>
-        <w:rPr>
-          <w:sz w:val="18"/>
-          <w:szCs w:val="18"/>
-        </w:rPr>
-        <w:t>wiązani</w:t>
-      </w:r>
-      <w:r>
-        <w:rPr>
-          <w:sz w:val="18"/>
-          <w:szCs w:val="18"/>
-        </w:rPr>
-        <w:t>e</w:t>
-      </w:r>
-      <w:r>
-        <w:rPr>
-          <w:sz w:val="18"/>
-          <w:szCs w:val="18"/>
-        </w:rPr>
-        <w:t xml:space="preserve"> tak aby,</w:t>
-      </w:r>
-      <w:r>
-        <w:rPr>
-          <w:sz w:val="18"/>
-          <w:szCs w:val="18"/>
-        </w:rPr>
-        <w:t xml:space="preserve"> znalazł się 1″ od </w:t>
-      </w:r>
-      <w:r>
-        <w:rPr>
-          <w:sz w:val="18"/>
-          <w:szCs w:val="18"/>
-        </w:rPr>
-        <w:t xml:space="preserve">wszystkich </w:t>
-      </w:r>
-      <w:r>
-        <w:rPr>
-          <w:sz w:val="18"/>
-          <w:szCs w:val="18"/>
-        </w:rPr>
-        <w:t xml:space="preserve">celów. Modele znajdujące się w odległości do 2″ </w:t>
-      </w:r>
-      <w:r>
-        <w:rPr>
-          <w:sz w:val="18"/>
-          <w:szCs w:val="18"/>
-        </w:rPr>
-        <w:t xml:space="preserve">od </w:t>
-      </w:r>
-      <w:r>
-        <w:rPr>
-          <w:sz w:val="18"/>
-          <w:szCs w:val="18"/>
-        </w:rPr>
-        <w:t>nich</w:t>
+    </w:p>
+    <w:p>
+      <w:pPr>
+        <w:spacing w:after="0"/>
+        <w:rPr>
+          <w:sz w:val="18"/>
+          <w:szCs w:val="18"/>
+        </w:rPr>
+      </w:pPr>
+      <w:r>
+        <w:rPr>
+          <w:b/>
+          <w:bCs/>
+          <w:sz w:val="18"/>
+          <w:szCs w:val="18"/>
+        </w:rPr>
+        <w:t>Runda:</w:t>
       </w:r>
       <w:r>
         <w:rPr>
@@ -854,49 +484,7 @@
           <w:sz w:val="18"/>
           <w:szCs w:val="18"/>
         </w:rPr>
-        <w:t xml:space="preserve">wykonują </w:t>
-      </w:r>
-      <w:r>
-        <w:rPr>
-          <w:sz w:val="18"/>
-          <w:szCs w:val="18"/>
-        </w:rPr>
-        <w:t>atak bronią wręcz</w:t>
-      </w:r>
-      <w:r>
-        <w:rPr>
-          <w:sz w:val="18"/>
-          <w:szCs w:val="18"/>
-        </w:rPr>
-        <w:t>, każdy w najbliższy cel</w:t>
-      </w:r>
-      <w:r>
-        <w:rPr>
-          <w:sz w:val="18"/>
-          <w:szCs w:val="18"/>
-        </w:rPr>
-        <w:t xml:space="preserve">. </w:t>
-      </w:r>
-      <w:r>
-        <w:rPr>
-          <w:sz w:val="18"/>
-          <w:szCs w:val="18"/>
-        </w:rPr>
-        <w:t>Następnie obrońcy</w:t>
-      </w:r>
-      <w:r>
-        <w:rPr>
-          <w:sz w:val="18"/>
-          <w:szCs w:val="18"/>
-        </w:rPr>
-        <w:t xml:space="preserve"> którzy nie są wyczerpani</w:t>
-      </w:r>
-      <w:r>
-        <w:rPr>
-          <w:sz w:val="18"/>
-          <w:szCs w:val="18"/>
-        </w:rPr>
-        <w:t xml:space="preserve"> mogą</w:t>
+        <w:t>Gra rozgrywana jest w rundach, podczas których</w:t>
       </w:r>
       <w:r>
         <w:rPr>
@@ -910,85 +498,35 @@
           <w:sz w:val="18"/>
           <w:szCs w:val="18"/>
         </w:rPr>
-        <w:t xml:space="preserve">przerwać, </w:t>
-      </w:r>
-      <w:r>
-        <w:rPr>
-          <w:sz w:val="18"/>
-          <w:szCs w:val="18"/>
-        </w:rPr>
-        <w:t>aby wy</w:t>
-      </w:r>
-      <w:r>
-        <w:rPr>
-          <w:sz w:val="18"/>
-          <w:szCs w:val="18"/>
-        </w:rPr>
-        <w:t>konać kontratak według tych samych zasad</w:t>
-      </w:r>
-      <w:r>
-        <w:rPr>
-          <w:sz w:val="18"/>
-          <w:szCs w:val="18"/>
-        </w:rPr>
-        <w:t>, ale zostaną po tym wyczerpani</w:t>
-      </w:r>
-      <w:r>
-        <w:rPr>
-          <w:sz w:val="18"/>
-          <w:szCs w:val="18"/>
-        </w:rPr>
-        <w:t>.</w:t>
-      </w:r>
-      <w:r>
-        <w:rPr>
-          <w:sz w:val="18"/>
-          <w:szCs w:val="18"/>
-        </w:rPr>
-        <w:t xml:space="preserve"> Jeżeli żaden oddział nie został zniszczony, szarżujący musi cofnąć się na odległość 1″ od obrońcy. </w:t>
-      </w:r>
-    </w:p>
-    <w:p>
-      <w:pPr>
-        <w:spacing w:after="0"/>
-        <w:rPr>
-          <w:sz w:val="18"/>
-          <w:szCs w:val="18"/>
-        </w:rPr>
-      </w:pPr>
-      <w:r>
-        <w:rPr>
-          <w:b/>
-          <w:bCs/>
-          <w:sz w:val="18"/>
-          <w:szCs w:val="18"/>
-        </w:rPr>
-        <w:t>Akcje specjalne</w:t>
-      </w:r>
-      <w:r>
-        <w:rPr>
-          <w:sz w:val="18"/>
-          <w:szCs w:val="18"/>
-        </w:rPr>
-        <w:t xml:space="preserve"> zapewniane przez specjalne zasady.</w:t>
-      </w:r>
-    </w:p>
-    <w:p>
-      <w:pPr>
-        <w:spacing w:after="0"/>
-        <w:rPr>
-          <w:sz w:val="18"/>
-          <w:szCs w:val="18"/>
-        </w:rPr>
-      </w:pPr>
-      <w:r>
-        <w:rPr>
-          <w:b/>
-          <w:bCs/>
-          <w:sz w:val="18"/>
-          <w:szCs w:val="18"/>
-        </w:rPr>
-        <w:t>Przegrupowanie:</w:t>
+        <w:t>gracze naprzemiennie aktywują po jedn</w:t>
+      </w:r>
+      <w:r>
+        <w:rPr>
+          <w:sz w:val="18"/>
+          <w:szCs w:val="18"/>
+        </w:rPr>
+        <w:t>ym oddziale</w:t>
+      </w:r>
+      <w:r>
+        <w:rPr>
+          <w:sz w:val="18"/>
+          <w:szCs w:val="18"/>
+        </w:rPr>
+        <w:t xml:space="preserve">, zaczynając od gracza, </w:t>
+      </w:r>
+      <w:r>
+        <w:rPr>
+          <w:sz w:val="18"/>
+          <w:szCs w:val="18"/>
+        </w:rPr>
+        <w:t xml:space="preserve">który </w:t>
+      </w:r>
+      <w:r>
+        <w:rPr>
+          <w:sz w:val="18"/>
+          <w:szCs w:val="18"/>
+        </w:rPr>
+        <w:t>w poprzedniej</w:t>
       </w:r>
       <w:r>
         <w:rPr>
@@ -1002,169 +540,35 @@
           <w:sz w:val="18"/>
           <w:szCs w:val="18"/>
         </w:rPr>
-        <w:t>Przed końcem aktywacji</w:t>
-      </w:r>
-      <w:r>
-        <w:rPr>
-          <w:sz w:val="18"/>
-          <w:szCs w:val="18"/>
-        </w:rPr>
-        <w:t xml:space="preserve">, </w:t>
-      </w:r>
-      <w:r>
-        <w:rPr>
-          <w:sz w:val="18"/>
-          <w:szCs w:val="18"/>
-        </w:rPr>
-        <w:t xml:space="preserve">każdy oddział który </w:t>
-      </w:r>
-      <w:r>
-        <w:rPr>
-          <w:sz w:val="18"/>
-          <w:szCs w:val="18"/>
-        </w:rPr>
-        <w:t xml:space="preserve">w niej </w:t>
-      </w:r>
-      <w:r>
-        <w:rPr>
-          <w:sz w:val="18"/>
-          <w:szCs w:val="18"/>
-        </w:rPr>
-        <w:t xml:space="preserve">otrzymał rany, wykonuje test jakości. Jeżeli ma połowę lub mniej początkowej wytrzymałości, wykonuje dodatkowy test. Jeżeli </w:t>
-      </w:r>
-      <w:r>
-        <w:rPr>
-          <w:sz w:val="18"/>
-          <w:szCs w:val="18"/>
-        </w:rPr>
-        <w:t>wygrał</w:t>
-      </w:r>
-      <w:r>
-        <w:rPr>
-          <w:sz w:val="18"/>
-          <w:szCs w:val="18"/>
-        </w:rPr>
-        <w:t xml:space="preserve"> walkę wręcz (zadał </w:t>
-      </w:r>
-      <w:r>
-        <w:rPr>
-          <w:sz w:val="18"/>
-          <w:szCs w:val="18"/>
-        </w:rPr>
-        <w:t>więcej</w:t>
-      </w:r>
-      <w:r>
-        <w:rPr>
-          <w:sz w:val="18"/>
-          <w:szCs w:val="18"/>
-        </w:rPr>
-        <w:t xml:space="preserve"> ran n</w:t>
-      </w:r>
-      <w:r>
-        <w:rPr>
-          <w:sz w:val="18"/>
-          <w:szCs w:val="18"/>
-        </w:rPr>
-        <w:t>iż otrzymał</w:t>
-      </w:r>
-      <w:r>
-        <w:rPr>
-          <w:sz w:val="18"/>
-          <w:szCs w:val="18"/>
-        </w:rPr>
-        <w:t>, albo każdy oddział z którym walczył jest pokonany</w:t>
-      </w:r>
-      <w:r>
-        <w:rPr>
-          <w:sz w:val="18"/>
-          <w:szCs w:val="18"/>
-        </w:rPr>
-        <w:t xml:space="preserve">), wykonuje </w:t>
-      </w:r>
-      <w:r>
-        <w:rPr>
-          <w:sz w:val="18"/>
-          <w:szCs w:val="18"/>
-        </w:rPr>
-        <w:t>jeden test mniej</w:t>
-      </w:r>
-      <w:r>
-        <w:rPr>
-          <w:sz w:val="18"/>
-          <w:szCs w:val="18"/>
-        </w:rPr>
-        <w:t xml:space="preserve">, a jeżeli jego przeciwnik </w:t>
-      </w:r>
-      <w:r>
-        <w:rPr>
-          <w:sz w:val="18"/>
-          <w:szCs w:val="18"/>
-        </w:rPr>
-        <w:t>wygrał</w:t>
-      </w:r>
-      <w:r>
-        <w:rPr>
-          <w:sz w:val="18"/>
-          <w:szCs w:val="18"/>
-        </w:rPr>
-        <w:t xml:space="preserve"> walkę, jeden test </w:t>
-      </w:r>
-      <w:r>
-        <w:rPr>
-          <w:sz w:val="18"/>
-          <w:szCs w:val="18"/>
-        </w:rPr>
-        <w:t>więcej</w:t>
-      </w:r>
-      <w:r>
-        <w:rPr>
-          <w:sz w:val="18"/>
-          <w:szCs w:val="18"/>
-        </w:rPr>
-        <w:t xml:space="preserve">. Za każdy nieudany test staje się wyczerpany, przyszpilony lub zniszczony. </w:t>
-      </w:r>
-    </w:p>
-    <w:p>
-      <w:pPr>
-        <w:spacing w:after="0"/>
-        <w:rPr>
-          <w:sz w:val="18"/>
-          <w:szCs w:val="18"/>
-        </w:rPr>
-      </w:pPr>
-      <w:r>
-        <w:rPr>
-          <w:b/>
-          <w:bCs/>
-          <w:sz w:val="18"/>
-          <w:szCs w:val="18"/>
-        </w:rPr>
-        <w:t>Odzyskiwanie ran:</w:t>
-      </w:r>
-      <w:r>
-        <w:rPr>
-          <w:sz w:val="18"/>
-          <w:szCs w:val="18"/>
-        </w:rPr>
-        <w:t xml:space="preserve"> Po przegrupowaniu oddział może odzyskiwać rany. Najpierw zadecyduj o użyciu zdolności i ustal ich sumę. Za każdą odrzuć znacznik ran lub, jeżeli oddział ich nie ma, ustaw w dozwolonym miejscu pokonany wcześniej jego model i dodaj rany równego jego wytrzymałości minus 1.</w:t>
-      </w:r>
-    </w:p>
-    <w:p>
-      <w:pPr>
-        <w:spacing w:after="0"/>
-        <w:rPr>
-          <w:sz w:val="18"/>
-          <w:szCs w:val="18"/>
-        </w:rPr>
-      </w:pPr>
-      <w:r>
-        <w:rPr>
-          <w:b/>
-          <w:bCs/>
-          <w:sz w:val="18"/>
-          <w:szCs w:val="18"/>
-        </w:rPr>
-        <w:t>Przerwania:</w:t>
+        <w:t xml:space="preserve">rundzie </w:t>
+      </w:r>
+      <w:r>
+        <w:rPr>
+          <w:sz w:val="18"/>
+          <w:szCs w:val="18"/>
+        </w:rPr>
+        <w:t>zakończył</w:t>
+      </w:r>
+      <w:r>
+        <w:rPr>
+          <w:sz w:val="18"/>
+          <w:szCs w:val="18"/>
+        </w:rPr>
+        <w:t xml:space="preserve"> aktywacje </w:t>
+      </w:r>
+      <w:r>
+        <w:rPr>
+          <w:sz w:val="18"/>
+          <w:szCs w:val="18"/>
+        </w:rPr>
+        <w:t xml:space="preserve">(rozstawienie w pierwszej rundzie) </w:t>
+      </w:r>
+      <w:r>
+        <w:rPr>
+          <w:sz w:val="18"/>
+          <w:szCs w:val="18"/>
+        </w:rPr>
+        <w:t>jako pierwszy.</w:t>
       </w:r>
       <w:r>
         <w:rPr>
@@ -1173,116 +577,80 @@
         </w:rPr>
         <w:t xml:space="preserve"> </w:t>
       </w:r>
-      <w:r>
-        <w:rPr>
-          <w:sz w:val="18"/>
-          <w:szCs w:val="18"/>
-        </w:rPr>
-        <w:t>Domyślnie p</w:t>
-      </w:r>
-      <w:r>
-        <w:rPr>
-          <w:sz w:val="18"/>
-          <w:szCs w:val="18"/>
-        </w:rPr>
-        <w:t xml:space="preserve">rzerwania można wykonać </w:t>
-      </w:r>
-      <w:r>
-        <w:rPr>
-          <w:sz w:val="18"/>
-          <w:szCs w:val="18"/>
-        </w:rPr>
-        <w:t>prze</w:t>
-      </w:r>
-      <w:r>
-        <w:rPr>
-          <w:sz w:val="18"/>
-          <w:szCs w:val="18"/>
-        </w:rPr>
-        <w:t>d</w:t>
-      </w:r>
-      <w:r>
-        <w:rPr>
-          <w:sz w:val="18"/>
-          <w:szCs w:val="18"/>
-        </w:rPr>
-        <w:t xml:space="preserve"> wyborem </w:t>
-      </w:r>
-      <w:r>
-        <w:rPr>
-          <w:sz w:val="18"/>
-          <w:szCs w:val="18"/>
-        </w:rPr>
-        <w:t xml:space="preserve">akcji. </w:t>
-      </w:r>
-      <w:r>
-        <w:rPr>
-          <w:sz w:val="18"/>
-          <w:szCs w:val="18"/>
-        </w:rPr>
-        <w:t>Aktywny gracz rozpatruje wybrane zdolności i oddaje możliwość przeciwnikowi. Przerwanie musi zostać rozpatrzone w całości, zanim będzie można rozpocząć następne.</w:t>
-      </w:r>
-    </w:p>
-    <w:p>
-      <w:pPr>
-        <w:spacing w:after="0"/>
-        <w:rPr>
-          <w:sz w:val="18"/>
-          <w:szCs w:val="18"/>
-        </w:rPr>
-      </w:pPr>
-    </w:p>
-    <w:p>
-      <w:pPr>
-        <w:spacing w:after="0"/>
-        <w:rPr>
-          <w:sz w:val="18"/>
-          <w:szCs w:val="18"/>
-        </w:rPr>
-      </w:pPr>
-      <w:r>
-        <w:rPr>
-          <w:b/>
-          <w:bCs/>
-          <w:sz w:val="18"/>
-          <w:szCs w:val="18"/>
-        </w:rPr>
-        <w:t xml:space="preserve">Ruch: </w:t>
-      </w:r>
-      <w:r>
-        <w:rPr>
-          <w:sz w:val="18"/>
-          <w:szCs w:val="18"/>
-        </w:rPr>
-        <w:t xml:space="preserve">Przesuń każdy model </w:t>
-      </w:r>
-      <w:r>
-        <w:rPr>
-          <w:sz w:val="18"/>
-          <w:szCs w:val="18"/>
-        </w:rPr>
-        <w:t>oddziału o</w:t>
-      </w:r>
-      <w:r>
-        <w:rPr>
-          <w:sz w:val="18"/>
-          <w:szCs w:val="18"/>
-        </w:rPr>
-        <w:t xml:space="preserve"> maksymalnie  6”. Modele muszą pozostawać w odległości do 1″ od innego modelu z oddziału i do 6″ od wszystkich pozostałych </w:t>
-      </w:r>
-      <w:r>
-        <w:rPr>
-          <w:sz w:val="18"/>
-          <w:szCs w:val="18"/>
-        </w:rPr>
-        <w:t xml:space="preserve">jego </w:t>
-      </w:r>
-      <w:r>
-        <w:rPr>
-          <w:sz w:val="18"/>
-          <w:szCs w:val="18"/>
-        </w:rPr>
-        <w:t>modeli oraz dalej 1” od modeli z innych oddziałów.</w:t>
+    </w:p>
+    <w:p>
+      <w:pPr>
+        <w:spacing w:after="0"/>
+        <w:rPr>
+          <w:sz w:val="18"/>
+          <w:szCs w:val="18"/>
+        </w:rPr>
+      </w:pPr>
+      <w:r>
+        <w:rPr>
+          <w:b/>
+          <w:bCs/>
+          <w:sz w:val="18"/>
+          <w:szCs w:val="18"/>
+        </w:rPr>
+        <w:t xml:space="preserve">Aktywacja: </w:t>
+      </w:r>
+      <w:r>
+        <w:rPr>
+          <w:sz w:val="18"/>
+          <w:szCs w:val="18"/>
+        </w:rPr>
+        <w:t>Gracz wybiera oddział, który jeszcze nie był aktywowany w tej rundzie i wykonuje nim dwie różne akcje.</w:t>
+      </w:r>
+    </w:p>
+    <w:p>
+      <w:pPr>
+        <w:spacing w:after="0"/>
+        <w:rPr>
+          <w:sz w:val="18"/>
+          <w:szCs w:val="18"/>
+        </w:rPr>
+      </w:pPr>
+      <w:r>
+        <w:rPr>
+          <w:b/>
+          <w:bCs/>
+          <w:sz w:val="18"/>
+          <w:szCs w:val="18"/>
+        </w:rPr>
+        <w:t>Ruch:</w:t>
+      </w:r>
+      <w:r>
+        <w:rPr>
+          <w:sz w:val="18"/>
+          <w:szCs w:val="18"/>
+        </w:rPr>
+        <w:t xml:space="preserve"> Przesuń każdy model o maksymalnie  6”. Modele muszą pozostawać w odległości do 1″ od innego modelu z oddziału i do 6″ od wszystkich pozostałych modeli oraz dalej 1” od modeli z innych oddziałów.</w:t>
+      </w:r>
+    </w:p>
+    <w:p>
+      <w:pPr>
+        <w:spacing w:after="0"/>
+        <w:rPr>
+          <w:sz w:val="18"/>
+          <w:szCs w:val="18"/>
+        </w:rPr>
+      </w:pPr>
+      <w:r>
+        <w:rPr>
+          <w:b/>
+          <w:bCs/>
+          <w:sz w:val="18"/>
+          <w:szCs w:val="18"/>
+        </w:rPr>
+        <w:t>Obrona:</w:t>
+      </w:r>
+      <w:r>
+        <w:rPr>
+          <w:sz w:val="18"/>
+          <w:szCs w:val="18"/>
+        </w:rPr>
+        <w:t xml:space="preserve"> Oddział zyskuje stan Ufortyfikowany.</w:t>
       </w:r>
     </w:p>
     <w:p>
@@ -1300,271 +668,21 @@
           <w:sz w:val="18"/>
           <w:szCs w:val="18"/>
         </w:rPr>
-        <w:t xml:space="preserve">Związanie: </w:t>
-      </w:r>
-      <w:r>
-        <w:rPr>
-          <w:sz w:val="18"/>
-          <w:szCs w:val="18"/>
-        </w:rPr>
-        <w:t>Ruch, w którym każdy model rusza się najkrótszą możliwą drogą</w:t>
-      </w:r>
-      <w:r>
-        <w:rPr>
-          <w:sz w:val="18"/>
-          <w:szCs w:val="18"/>
-        </w:rPr>
-        <w:t xml:space="preserve"> tak, aby być w kontakcie z celem. Jeżeli to nie możliwe, </w:t>
-      </w:r>
-      <w:r>
-        <w:rPr>
-          <w:sz w:val="18"/>
-          <w:szCs w:val="18"/>
-        </w:rPr>
-        <w:t>by być najbliżej celu.</w:t>
-      </w:r>
-    </w:p>
-    <w:p>
-      <w:pPr>
-        <w:spacing w:after="0"/>
-        <w:rPr>
-          <w:sz w:val="18"/>
-          <w:szCs w:val="18"/>
-        </w:rPr>
-      </w:pPr>
-      <w:r>
-        <w:rPr>
-          <w:b/>
-          <w:bCs/>
-          <w:sz w:val="18"/>
-          <w:szCs w:val="18"/>
-        </w:rPr>
-        <w:t>Atak:</w:t>
-      </w:r>
-      <w:r>
-        <w:rPr>
-          <w:sz w:val="18"/>
-          <w:szCs w:val="18"/>
-        </w:rPr>
-        <w:t xml:space="preserve"> Wykonaj jeden test jakości na atak, każdy sukces oznacza trafienie.</w:t>
-      </w:r>
-      <w:r>
-        <w:rPr>
-          <w:sz w:val="18"/>
-          <w:szCs w:val="18"/>
-        </w:rPr>
-        <w:t xml:space="preserve"> </w:t>
-      </w:r>
-      <w:r>
-        <w:rPr>
-          <w:sz w:val="18"/>
-          <w:szCs w:val="18"/>
-        </w:rPr>
-        <w:t xml:space="preserve">Za każde trafienie </w:t>
-      </w:r>
-      <w:r>
-        <w:rPr>
-          <w:sz w:val="18"/>
-          <w:szCs w:val="18"/>
-        </w:rPr>
-        <w:t xml:space="preserve">cel </w:t>
-      </w:r>
-      <w:r>
-        <w:rPr>
-          <w:sz w:val="18"/>
-          <w:szCs w:val="18"/>
-        </w:rPr>
-        <w:t>wykonuje test obrony</w:t>
-      </w:r>
-      <w:r>
-        <w:rPr>
-          <w:sz w:val="18"/>
-          <w:szCs w:val="18"/>
-        </w:rPr>
-        <w:t>, z</w:t>
-      </w:r>
-      <w:r>
-        <w:rPr>
-          <w:sz w:val="18"/>
-          <w:szCs w:val="18"/>
-        </w:rPr>
-        <w:t>a każde niepowodzenie</w:t>
-      </w:r>
-      <w:r>
-        <w:rPr>
-          <w:sz w:val="18"/>
-          <w:szCs w:val="18"/>
-        </w:rPr>
-        <w:t xml:space="preserve"> </w:t>
-      </w:r>
-      <w:r>
-        <w:rPr>
-          <w:sz w:val="18"/>
-          <w:szCs w:val="18"/>
-        </w:rPr>
-        <w:t xml:space="preserve">otrzymuje ranę. </w:t>
-      </w:r>
-      <w:r>
-        <w:rPr>
-          <w:sz w:val="18"/>
-          <w:szCs w:val="18"/>
-        </w:rPr>
-        <w:t xml:space="preserve">Jeżeli wynik </w:t>
-      </w:r>
-      <w:r>
-        <w:rPr>
-          <w:sz w:val="18"/>
-          <w:szCs w:val="18"/>
-        </w:rPr>
-        <w:t>wynosił 1</w:t>
-      </w:r>
-      <w:r>
-        <w:rPr>
-          <w:sz w:val="18"/>
-          <w:szCs w:val="18"/>
-        </w:rPr>
-        <w:t>,</w:t>
-      </w:r>
-      <w:r>
-        <w:rPr>
-          <w:sz w:val="18"/>
-          <w:szCs w:val="18"/>
-        </w:rPr>
-        <w:t xml:space="preserve"> a trudność nie wynosiła 2+, ranę przydziela atakujący, </w:t>
-      </w:r>
-      <w:r>
-        <w:rPr>
-          <w:sz w:val="18"/>
-          <w:szCs w:val="18"/>
-        </w:rPr>
-        <w:t xml:space="preserve">pozostałe obrońca. </w:t>
-      </w:r>
-      <w:r>
-        <w:rPr>
-          <w:sz w:val="18"/>
-          <w:szCs w:val="18"/>
-        </w:rPr>
-        <w:t>Przydziel j</w:t>
-      </w:r>
-      <w:r>
-        <w:rPr>
-          <w:sz w:val="18"/>
-          <w:szCs w:val="18"/>
-        </w:rPr>
-        <w:t xml:space="preserve">e wszystkie </w:t>
-      </w:r>
-      <w:r>
-        <w:rPr>
-          <w:sz w:val="18"/>
-          <w:szCs w:val="18"/>
-        </w:rPr>
-        <w:t xml:space="preserve">razem </w:t>
-      </w:r>
-      <w:r>
-        <w:rPr>
-          <w:sz w:val="18"/>
-          <w:szCs w:val="18"/>
-        </w:rPr>
-        <w:t>na koniec ataku</w:t>
-      </w:r>
-      <w:r>
-        <w:rPr>
-          <w:sz w:val="18"/>
-          <w:szCs w:val="18"/>
-        </w:rPr>
-        <w:t>,</w:t>
-      </w:r>
-      <w:r>
-        <w:rPr>
-          <w:sz w:val="18"/>
-          <w:szCs w:val="18"/>
-        </w:rPr>
-        <w:t xml:space="preserve"> </w:t>
-      </w:r>
-      <w:r>
-        <w:rPr>
-          <w:sz w:val="18"/>
-          <w:szCs w:val="18"/>
-        </w:rPr>
-        <w:t>zaczynając od atakującego</w:t>
-      </w:r>
-      <w:r>
-        <w:rPr>
-          <w:sz w:val="18"/>
-          <w:szCs w:val="18"/>
-        </w:rPr>
-        <w:t>.</w:t>
-      </w:r>
-    </w:p>
-    <w:p>
-      <w:pPr>
-        <w:spacing w:after="0"/>
-        <w:rPr>
-          <w:sz w:val="18"/>
-          <w:szCs w:val="18"/>
-        </w:rPr>
-      </w:pPr>
-      <w:r>
-        <w:rPr>
-          <w:b/>
-          <w:bCs/>
-          <w:sz w:val="18"/>
-          <w:szCs w:val="18"/>
-        </w:rPr>
-        <w:t xml:space="preserve">Rany: </w:t>
-      </w:r>
-      <w:r>
-        <w:rPr>
-          <w:sz w:val="18"/>
-          <w:szCs w:val="18"/>
-        </w:rPr>
-        <w:t>P</w:t>
-      </w:r>
-      <w:r>
-        <w:rPr>
-          <w:sz w:val="18"/>
-          <w:szCs w:val="18"/>
-        </w:rPr>
-        <w:t>rzydzielający</w:t>
-      </w:r>
-      <w:r>
-        <w:rPr>
-          <w:sz w:val="18"/>
-          <w:szCs w:val="18"/>
-        </w:rPr>
-        <w:t xml:space="preserve"> może odrzucić tyle ran, ile wynosi wytrzymałość modelu, aby go pokonać. Musi to zrobić, jeżeli oddział ma tyle lub więcej ran co najwyższa wytrzymałość modelu w oddziale. </w:t>
-      </w:r>
-      <w:r>
-        <w:rPr>
-          <w:sz w:val="18"/>
-          <w:szCs w:val="18"/>
-        </w:rPr>
-        <w:t>Pozostałe rany zostają na oddziale.</w:t>
-      </w:r>
-    </w:p>
-    <w:p>
-      <w:pPr>
-        <w:spacing w:after="0"/>
-        <w:rPr>
-          <w:sz w:val="18"/>
-          <w:szCs w:val="18"/>
-        </w:rPr>
-      </w:pPr>
-      <w:r>
-        <w:rPr>
-          <w:b/>
-          <w:bCs/>
-          <w:sz w:val="18"/>
-          <w:szCs w:val="18"/>
-        </w:rPr>
-        <w:t>Osłona:</w:t>
-      </w:r>
-      <w:r>
-        <w:rPr>
-          <w:sz w:val="18"/>
-          <w:szCs w:val="18"/>
-        </w:rPr>
-        <w:t xml:space="preserve"> Jeżeli większość modeli w atakowanym oddziale ma osłonę, to atakujący ma -1 do trafienia, lub jeżeli szansa trafienia wynosi już 6+, broniący się otrzymuje +1 do obrony.</w:t>
+        <w:t xml:space="preserve">Ostrzał: </w:t>
+      </w:r>
+      <w:r>
+        <w:rPr>
+          <w:sz w:val="18"/>
+          <w:szCs w:val="18"/>
+        </w:rPr>
+        <w:t xml:space="preserve">Oddział może strzelać ze wszystkich broni dystansowych do maksymalnie dwóch różnych celów w zasięgu i polu widzenia, ale wszystkie bronie o tym samym profilu muszą atakować ten sam cel. Modele strzelające </w:t>
+      </w:r>
+      <w:r>
+        <w:rPr>
+          <w:sz w:val="18"/>
+          <w:szCs w:val="18"/>
+        </w:rPr>
+        <w:t>wykonują jeden test jakości na atak, a każdy sukces oznacza trafienie. Ostrzału nie można wykonać, jeżeli jakikolwiek wrogi oddział znajduje się w zasięgu 3″ i linii wzroku.</w:t>
       </w:r>
     </w:p>
     <w:p>
@@ -1575,113 +693,49 @@
           <w14:ligatures w14:val="none"/>
         </w:rPr>
       </w:pPr>
-    </w:p>
-    <w:p>
-      <w:pPr>
-        <w:spacing w:after="0"/>
-        <w:rPr>
-          <w:sz w:val="18"/>
-          <w:szCs w:val="18"/>
-        </w:rPr>
-      </w:pPr>
-      <w:r>
-        <w:rPr>
-          <w:b/>
-          <w:bCs/>
-          <w:sz w:val="18"/>
-          <w:szCs w:val="18"/>
-        </w:rPr>
-        <w:t>Wyczerpan</w:t>
-      </w:r>
-      <w:r>
-        <w:rPr>
-          <w:b/>
-          <w:bCs/>
-          <w:sz w:val="18"/>
-          <w:szCs w:val="18"/>
-        </w:rPr>
-        <w:t>y:</w:t>
-      </w:r>
-      <w:r>
-        <w:rPr>
-          <w:sz w:val="18"/>
-          <w:szCs w:val="18"/>
-        </w:rPr>
-        <w:t xml:space="preserve"> Nie może atakować. Odrzuć jako akcje.</w:t>
-      </w:r>
-    </w:p>
-    <w:p>
-      <w:pPr>
-        <w:spacing w:after="0"/>
-        <w:rPr>
-          <w:sz w:val="18"/>
-          <w:szCs w:val="18"/>
-        </w:rPr>
-      </w:pPr>
-      <w:r>
-        <w:rPr>
-          <w:b/>
-          <w:bCs/>
-          <w:sz w:val="18"/>
-          <w:szCs w:val="18"/>
-        </w:rPr>
-        <w:t>Przyszpilony:</w:t>
-      </w:r>
-      <w:r>
-        <w:rPr>
-          <w:sz w:val="18"/>
-          <w:szCs w:val="18"/>
-        </w:rPr>
-        <w:t xml:space="preserve"> Nie może </w:t>
-      </w:r>
-      <w:r>
-        <w:rPr>
-          <w:sz w:val="18"/>
-          <w:szCs w:val="18"/>
-        </w:rPr>
-        <w:t xml:space="preserve">wykonywać akcji </w:t>
-      </w:r>
-      <w:r>
-        <w:rPr>
-          <w:sz w:val="18"/>
-          <w:szCs w:val="18"/>
-        </w:rPr>
-        <w:t>Manewr</w:t>
-      </w:r>
-      <w:r>
-        <w:rPr>
-          <w:sz w:val="18"/>
-          <w:szCs w:val="18"/>
-        </w:rPr>
-        <w:t>, k</w:t>
-      </w:r>
-      <w:r>
-        <w:rPr>
-          <w:sz w:val="18"/>
-          <w:szCs w:val="18"/>
-        </w:rPr>
-        <w:t xml:space="preserve">ontrolować celów ani używać zdolności aktywnych i aur. </w:t>
-      </w:r>
-      <w:r>
-        <w:rPr>
-          <w:sz w:val="18"/>
-          <w:szCs w:val="18"/>
-        </w:rPr>
-        <w:t xml:space="preserve">Wykonuje test przegrupowanie więcej. </w:t>
-      </w:r>
-      <w:r>
-        <w:rPr>
-          <w:sz w:val="18"/>
-          <w:szCs w:val="18"/>
-        </w:rPr>
-        <w:t xml:space="preserve">Odrzuć, gdy </w:t>
-      </w:r>
-      <w:r>
-        <w:rPr>
-          <w:sz w:val="18"/>
-          <w:szCs w:val="18"/>
-        </w:rPr>
-        <w:t>zostanie Ufortyfikowany</w:t>
+      <w:r>
+        <w:rPr>
+          <w:b/>
+          <w:bCs/>
+          <w:sz w:val="18"/>
+          <w:szCs w:val="18"/>
+        </w:rPr>
+        <w:t xml:space="preserve">Szarża: </w:t>
+      </w:r>
+      <w:r>
+        <w:rPr>
+          <w:sz w:val="18"/>
+          <w:szCs w:val="18"/>
+        </w:rPr>
+        <w:t xml:space="preserve">Szarżujące oddziały wykonują ruch tak, aby co najmniej jeden model po ruchu w najkrótszej linii prostej znalazł się 1″ od celów. Modele znajdujące się w odległości do 2″ wykonują jeden test jakości na atak, a każdy sukces oznacza trafienie. </w:t>
+      </w:r>
+      <w:r>
+        <w:rPr>
+          <w:sz w:val="18"/>
+          <w:szCs w:val="18"/>
+        </w:rPr>
+        <w:t>Następnie obrońcy mogą</w:t>
+      </w:r>
+      <w:r>
+        <w:rPr>
+          <w:sz w:val="18"/>
+          <w:szCs w:val="18"/>
+        </w:rPr>
+        <w:t xml:space="preserve"> </w:t>
+      </w:r>
+      <w:r>
+        <w:rPr>
+          <w:sz w:val="18"/>
+          <w:szCs w:val="18"/>
+        </w:rPr>
+        <w:t>zdecydować kontratak</w:t>
+      </w:r>
+      <w:r>
+        <w:rPr>
+          <w:sz w:val="18"/>
+          <w:szCs w:val="18"/>
+        </w:rPr>
+        <w:t xml:space="preserve"> jeżeli nie są wyczerpani, ale zostaną po tym wyczerpani</w:t>
       </w:r>
       <w:r>
         <w:rPr>
@@ -1690,110 +744,37 @@
         </w:rPr>
         <w:t>.</w:t>
       </w:r>
-    </w:p>
-    <w:p>
-      <w:pPr>
-        <w:spacing w:after="0"/>
-        <w:rPr>
-          <w:sz w:val="18"/>
-          <w:szCs w:val="18"/>
-        </w:rPr>
-      </w:pPr>
-      <w:r>
-        <w:rPr>
-          <w:b/>
-          <w:bCs/>
-          <w:sz w:val="18"/>
-          <w:szCs w:val="18"/>
-        </w:rPr>
-        <w:t>Ufortyfikowany:</w:t>
-      </w:r>
-      <w:r>
-        <w:rPr>
-          <w:sz w:val="18"/>
-          <w:szCs w:val="18"/>
-        </w:rPr>
-        <w:t xml:space="preserve"> Ma +1 do obrony i wykonuje jeden test przegrupowania mniej. </w:t>
-      </w:r>
-      <w:r>
-        <w:rPr>
-          <w:sz w:val="18"/>
-          <w:szCs w:val="18"/>
-        </w:rPr>
-        <w:t xml:space="preserve">Nie blokuje linii wzroku. </w:t>
-      </w:r>
-      <w:r>
-        <w:rPr>
-          <w:sz w:val="18"/>
-          <w:szCs w:val="18"/>
-        </w:rPr>
-        <w:t>Odrzuć na początku jego aktywacj</w:t>
-      </w:r>
-      <w:r>
-        <w:rPr>
-          <w:sz w:val="18"/>
-          <w:szCs w:val="18"/>
-        </w:rPr>
-        <w:t>i lub gdy zostanie Przyszpilony.</w:t>
-      </w:r>
-    </w:p>
-    <w:p>
-      <w:pPr>
-        <w:spacing w:after="0"/>
-        <w:rPr>
-          <w:sz w:val="18"/>
-          <w:szCs w:val="18"/>
-        </w:rPr>
-      </w:pPr>
-    </w:p>
-    <w:p>
-      <w:pPr>
-        <w:spacing w:after="0"/>
-        <w:rPr>
-          <w:sz w:val="18"/>
-          <w:szCs w:val="18"/>
-        </w:rPr>
-      </w:pPr>
-      <w:r>
-        <w:rPr>
-          <w:b/>
-          <w:bCs/>
-          <w:sz w:val="18"/>
-          <w:szCs w:val="18"/>
-        </w:rPr>
-        <w:t>Zdolności broni:</w:t>
-      </w:r>
-      <w:r>
-        <w:rPr>
-          <w:sz w:val="18"/>
-          <w:szCs w:val="18"/>
-        </w:rPr>
-        <w:t xml:space="preserve"> rozpatrywane podczas ataku daną bronią.</w:t>
-      </w:r>
-    </w:p>
-    <w:p>
-      <w:pPr>
-        <w:spacing w:after="0"/>
-        <w:rPr>
-          <w:sz w:val="18"/>
-          <w:szCs w:val="18"/>
-        </w:rPr>
-      </w:pPr>
-      <w:r>
-        <w:rPr>
-          <w:b/>
-          <w:bCs/>
-          <w:sz w:val="18"/>
-          <w:szCs w:val="18"/>
-        </w:rPr>
-        <w:t>Zdolności pasywne:</w:t>
-      </w:r>
-      <w:r>
-        <w:rPr>
-          <w:sz w:val="18"/>
-          <w:szCs w:val="18"/>
-        </w:rPr>
-        <w:t xml:space="preserve"> działają stale.</w:t>
+      <w:r>
+        <w:rPr>
+          <w:sz w:val="18"/>
+          <w:szCs w:val="18"/>
+        </w:rPr>
+        <w:t xml:space="preserve"> Jeżeli żaden oddział nie został zniszczony, szarżujący musi cofnąć się na odległość 1″ od obrońcy. </w:t>
+      </w:r>
+    </w:p>
+    <w:p>
+      <w:pPr>
+        <w:spacing w:after="0"/>
+        <w:rPr>
+          <w:sz w:val="18"/>
+          <w:szCs w:val="18"/>
+        </w:rPr>
+      </w:pPr>
+      <w:r>
+        <w:rPr>
+          <w:b/>
+          <w:bCs/>
+          <w:sz w:val="18"/>
+          <w:szCs w:val="18"/>
+        </w:rPr>
+        <w:t>Osłona:</w:t>
+      </w:r>
+      <w:r>
+        <w:rPr>
+          <w:sz w:val="18"/>
+          <w:szCs w:val="18"/>
+        </w:rPr>
+        <w:t xml:space="preserve"> Jeżeli większość modeli w atakowanym oddziale ma osłonę, to atakujący ma -1 do trafienia, lub jeżeli szansa trafienia wynosi już 6+, broniący się otrzymuje +1 do obrony.</w:t>
       </w:r>
     </w:p>
     <w:p>
@@ -1811,6 +792,243 @@
           <w:sz w:val="18"/>
           <w:szCs w:val="18"/>
         </w:rPr>
+        <w:t>Trafienia:</w:t>
+      </w:r>
+      <w:r>
+        <w:rPr>
+          <w:sz w:val="18"/>
+          <w:szCs w:val="18"/>
+        </w:rPr>
+        <w:t xml:space="preserve"> Za każde trafienie atakowany wykonuje test obrony. Za każde niepowodzenie oddział otrzymuje ranę. Przydzielający może odrzucić tyle ran, ile wynosi wytrzymałość modelu, aby go pokonać. Musi to zrobić, jeżeli oddział ma tyle lub więcej ran co najwyższa wytrzymałość modelu w oddziale. Najpierw atakujący przydziela rany za kości z wynikiem 1, jeżeli trudność testu nie wynosiła 2+, a następnie obrońca pozostałe.</w:t>
+      </w:r>
+    </w:p>
+    <w:p>
+      <w:pPr>
+        <w:spacing w:after="0"/>
+        <w:rPr>
+          <w:sz w:val="18"/>
+          <w:szCs w:val="18"/>
+        </w:rPr>
+      </w:pPr>
+      <w:r>
+        <w:rPr>
+          <w:b/>
+          <w:bCs/>
+          <w:sz w:val="18"/>
+          <w:szCs w:val="18"/>
+        </w:rPr>
+        <w:t>Przegrupowanie:</w:t>
+      </w:r>
+      <w:r>
+        <w:rPr>
+          <w:sz w:val="18"/>
+          <w:szCs w:val="18"/>
+        </w:rPr>
+        <w:t xml:space="preserve"> Na koniec aktywacji, każdy oddział który otrzymał rany, wykonuje test jakości. Jeżeli ma połowę lub mniej początkowej wytrzymałości, wykonuje dodatkowy test. Jeżeli przegrał walkę wręcz (zadał mniej ran niż przeciwnik), wykonuje dodatkowy test, a jeżeli jego przeciwnik przegrał walkę, jeden test mniej. Za każdy nieudany test staje się wyczerpany, przyszpilony lub zniszczony. </w:t>
+      </w:r>
+    </w:p>
+    <w:p>
+      <w:pPr>
+        <w:spacing w:after="0"/>
+        <w:rPr>
+          <w:kern w:val="0"/>
+          <w14:ligatures w14:val="none"/>
+        </w:rPr>
+      </w:pPr>
+    </w:p>
+    <w:p>
+      <w:pPr>
+        <w:spacing w:after="0"/>
+        <w:rPr>
+          <w:sz w:val="18"/>
+          <w:szCs w:val="18"/>
+        </w:rPr>
+      </w:pPr>
+      <w:r>
+        <w:rPr>
+          <w:b/>
+          <w:bCs/>
+          <w:sz w:val="18"/>
+          <w:szCs w:val="18"/>
+        </w:rPr>
+        <w:t>Wyczerpan</w:t>
+      </w:r>
+      <w:r>
+        <w:rPr>
+          <w:b/>
+          <w:bCs/>
+          <w:sz w:val="18"/>
+          <w:szCs w:val="18"/>
+        </w:rPr>
+        <w:t>y:</w:t>
+      </w:r>
+      <w:r>
+        <w:rPr>
+          <w:sz w:val="18"/>
+          <w:szCs w:val="18"/>
+        </w:rPr>
+        <w:t xml:space="preserve"> Nie może atakować. Odrzuć jako akcje.</w:t>
+      </w:r>
+    </w:p>
+    <w:p>
+      <w:pPr>
+        <w:spacing w:after="0"/>
+        <w:rPr>
+          <w:sz w:val="18"/>
+          <w:szCs w:val="18"/>
+        </w:rPr>
+      </w:pPr>
+      <w:r>
+        <w:rPr>
+          <w:b/>
+          <w:bCs/>
+          <w:sz w:val="18"/>
+          <w:szCs w:val="18"/>
+        </w:rPr>
+        <w:t>Przyszpilony:</w:t>
+      </w:r>
+      <w:r>
+        <w:rPr>
+          <w:sz w:val="18"/>
+          <w:szCs w:val="18"/>
+        </w:rPr>
+        <w:t xml:space="preserve"> Nie może się poruszać. Nie może kontrolować celów, ani używać zdolności aktywnych i aur. Odrzuć, gdy </w:t>
+      </w:r>
+      <w:r>
+        <w:rPr>
+          <w:sz w:val="18"/>
+          <w:szCs w:val="18"/>
+        </w:rPr>
+        <w:t>zostanie Ufortyfikowany</w:t>
+      </w:r>
+      <w:r>
+        <w:rPr>
+          <w:sz w:val="18"/>
+          <w:szCs w:val="18"/>
+        </w:rPr>
+        <w:t>.</w:t>
+      </w:r>
+    </w:p>
+    <w:p>
+      <w:pPr>
+        <w:spacing w:after="0"/>
+        <w:rPr>
+          <w:sz w:val="18"/>
+          <w:szCs w:val="18"/>
+        </w:rPr>
+      </w:pPr>
+      <w:r>
+        <w:rPr>
+          <w:b/>
+          <w:bCs/>
+          <w:sz w:val="18"/>
+          <w:szCs w:val="18"/>
+        </w:rPr>
+        <w:t>Ufortyfikowany:</w:t>
+      </w:r>
+      <w:r>
+        <w:rPr>
+          <w:sz w:val="18"/>
+          <w:szCs w:val="18"/>
+        </w:rPr>
+        <w:t xml:space="preserve"> Ma +1 do obrony i wykonuje jeden test przegrupowania mniej. </w:t>
+      </w:r>
+      <w:r>
+        <w:rPr>
+          <w:sz w:val="18"/>
+          <w:szCs w:val="18"/>
+        </w:rPr>
+        <w:t xml:space="preserve">Nie blokuje linii wzroku. </w:t>
+      </w:r>
+      <w:r>
+        <w:rPr>
+          <w:sz w:val="18"/>
+          <w:szCs w:val="18"/>
+        </w:rPr>
+        <w:t>Odrzuć na początku jego aktywacj</w:t>
+      </w:r>
+      <w:r>
+        <w:rPr>
+          <w:sz w:val="18"/>
+          <w:szCs w:val="18"/>
+        </w:rPr>
+        <w:t>i lub gdy zostanie Przyszpilony.</w:t>
+      </w:r>
+    </w:p>
+    <w:p>
+      <w:pPr>
+        <w:spacing w:after="0"/>
+        <w:rPr>
+          <w:sz w:val="18"/>
+          <w:szCs w:val="18"/>
+        </w:rPr>
+      </w:pPr>
+    </w:p>
+    <w:p>
+      <w:pPr>
+        <w:spacing w:after="0"/>
+        <w:rPr>
+          <w:sz w:val="18"/>
+          <w:szCs w:val="18"/>
+        </w:rPr>
+      </w:pPr>
+      <w:r>
+        <w:rPr>
+          <w:b/>
+          <w:bCs/>
+          <w:sz w:val="18"/>
+          <w:szCs w:val="18"/>
+        </w:rPr>
+        <w:t>Zdolności broni:</w:t>
+      </w:r>
+      <w:r>
+        <w:rPr>
+          <w:sz w:val="18"/>
+          <w:szCs w:val="18"/>
+        </w:rPr>
+        <w:t xml:space="preserve"> rozpatrywane podczas ataku daną bronią.</w:t>
+      </w:r>
+    </w:p>
+    <w:p>
+      <w:pPr>
+        <w:spacing w:after="0"/>
+        <w:rPr>
+          <w:sz w:val="18"/>
+          <w:szCs w:val="18"/>
+        </w:rPr>
+      </w:pPr>
+      <w:r>
+        <w:rPr>
+          <w:b/>
+          <w:bCs/>
+          <w:sz w:val="18"/>
+          <w:szCs w:val="18"/>
+        </w:rPr>
+        <w:t>Zdolności pasywne:</w:t>
+      </w:r>
+      <w:r>
+        <w:rPr>
+          <w:sz w:val="18"/>
+          <w:szCs w:val="18"/>
+        </w:rPr>
+        <w:t xml:space="preserve"> działają stale.</w:t>
+      </w:r>
+    </w:p>
+    <w:p>
+      <w:pPr>
+        <w:spacing w:after="0"/>
+        <w:rPr>
+          <w:kern w:val="0"/>
+          <w14:ligatures w14:val="none"/>
+        </w:rPr>
+      </w:pPr>
+      <w:r>
+        <w:rPr>
+          <w:b/>
+          <w:bCs/>
+          <w:sz w:val="18"/>
+          <w:szCs w:val="18"/>
+        </w:rPr>
         <w:t>Zdolności aury(X):</w:t>
       </w:r>
       <w:r>
@@ -1844,6 +1062,69 @@
           <w:szCs w:val="18"/>
         </w:rPr>
         <w:t xml:space="preserve"> gracz decyduje o ich wykorzystaniu przed wykonaniem akcji lub w momencie wskazanym w ich opisie.</w:t>
+      </w:r>
+    </w:p>
+    <w:p>
+      <w:pPr>
+        <w:spacing w:after="0"/>
+        <w:rPr>
+          <w:sz w:val="18"/>
+          <w:szCs w:val="18"/>
+        </w:rPr>
+      </w:pPr>
+      <w:r>
+        <w:rPr>
+          <w:b/>
+          <w:bCs/>
+          <w:sz w:val="18"/>
+          <w:szCs w:val="18"/>
+        </w:rPr>
+        <w:t>Przerwania:</w:t>
+      </w:r>
+      <w:r>
+        <w:rPr>
+          <w:sz w:val="18"/>
+          <w:szCs w:val="18"/>
+        </w:rPr>
+        <w:t xml:space="preserve"> Domyślnie przerwania można wykonać na początku aktywacji lub przed wyborem akcji lub po wybraniu celów ataku. Aktywny gracz rozpatruje wybrane zdolności i oddaje możliwość przeciwnikowi</w:t>
+      </w:r>
+      <w:r>
+        <w:rPr>
+          <w:sz w:val="18"/>
+          <w:szCs w:val="18"/>
+        </w:rPr>
+        <w:t xml:space="preserve">. </w:t>
+      </w:r>
+      <w:r>
+        <w:rPr>
+          <w:sz w:val="18"/>
+          <w:szCs w:val="18"/>
+        </w:rPr>
+        <w:t>Przerwanie musi zostać rozpatrzone w całości, zanim będzie można rozpocząć następne.</w:t>
+      </w:r>
+    </w:p>
+    <w:p>
+      <w:pPr>
+        <w:rPr>
+          <w:sz w:val="18"/>
+          <w:szCs w:val="18"/>
+        </w:rPr>
+      </w:pPr>
+      <w:r>
+        <w:rPr>
+          <w:b/>
+          <w:bCs/>
+          <w:sz w:val="18"/>
+          <w:szCs w:val="18"/>
+        </w:rPr>
+        <w:t>Odzyskanie rany:</w:t>
+      </w:r>
+      <w:r>
+        <w:rPr>
+          <w:sz w:val="18"/>
+          <w:szCs w:val="18"/>
+        </w:rPr>
+        <w:t xml:space="preserve"> Odrzuć znacznik ran lub, jeżeli oddział ich nie ma, ustaw w dozwolonym miejscu pokonany wcześniej jego model i dodaj rany równego jego wytrzymałości minus 1.</w:t>
       </w:r>
       <w:r>
         <w:rPr>
@@ -2019,35 +1300,7 @@
           <w:sz w:val="18"/>
           <w:szCs w:val="18"/>
         </w:rPr>
-        <w:t xml:space="preserve"> Każdy oddział </w:t>
-      </w:r>
-      <w:r>
-        <w:rPr>
-          <w:sz w:val="18"/>
-          <w:szCs w:val="18"/>
-        </w:rPr>
-        <w:t xml:space="preserve">może </w:t>
-      </w:r>
-      <w:r>
-        <w:rPr>
-          <w:sz w:val="18"/>
-          <w:szCs w:val="18"/>
-        </w:rPr>
-        <w:t>mieć jeden rodzaj zdolności aktywnej</w:t>
-      </w:r>
-      <w:r>
-        <w:rPr>
-          <w:sz w:val="18"/>
-          <w:szCs w:val="18"/>
-        </w:rPr>
-        <w:t xml:space="preserve"> wymagającej śledzenia użycia</w:t>
-      </w:r>
-      <w:r>
-        <w:rPr>
-          <w:sz w:val="18"/>
-          <w:szCs w:val="18"/>
-        </w:rPr>
-        <w:t>.</w:t>
+        <w:t xml:space="preserve"> Każdy oddział powinien mieć tylko jeden rodzaj zdolności aktywnej.</w:t>
       </w:r>
     </w:p>
     <w:p>
@@ -2149,21 +1402,7 @@
           <w:sz w:val="18"/>
           <w:szCs w:val="18"/>
         </w:rPr>
-        <w:t xml:space="preserve"> atakujący wybiera model, od którego sprawdza </w:t>
-      </w:r>
-      <w:r>
-        <w:rPr>
-          <w:sz w:val="18"/>
-          <w:szCs w:val="18"/>
-        </w:rPr>
-        <w:t xml:space="preserve">linię </w:t>
-      </w:r>
-      <w:r>
-        <w:rPr>
-          <w:sz w:val="18"/>
-          <w:szCs w:val="18"/>
-        </w:rPr>
-        <w:t xml:space="preserve"> i zasięg wszystkich ataków. Jeżeli może poprowadzić prostą linię przechodzącą przez podstawkę celu i swoją ma linię wzroku. Jeżeli jest punkt podstawki do którego nie można poprowadzić takiej linii cel ma osłonę.</w:t>
+        <w:t xml:space="preserve"> atakujący wybiera model, od którego sprawdza pole widzenia i zasięg wszystkich ataków. Jeżeli może poprowadzić prostą linię przechodzącą przez podstawkę celu i swoją ma linię wzroku. Jeżeli jest punkt podstawki do którego nie można poprowadzić takiej linii cel ma osłonę.</w:t>
       </w:r>
     </w:p>
     <w:p>
@@ -2237,13 +1476,15 @@
         </w:rPr>
         <w:t xml:space="preserve"> Oddziały wewnątrz są podniesione. Podczas sprawdzania linii wzroku od i do takiego oddziału bierz pod uwagę tylko teren podniesiony lub w zasięgu 3″ od drugiego oddziału.</w:t>
       </w:r>
-      <w:r>
-        <w:rPr>
-          <w:sz w:val="18"/>
-          <w:szCs w:val="18"/>
-        </w:rPr>
-        <w:t xml:space="preserve"> </w:t>
-      </w:r>
+    </w:p>
+    <w:p>
+      <w:pPr>
+        <w:spacing w:after="0"/>
+        <w:rPr>
+          <w:kern w:val="0"/>
+          <w14:ligatures w14:val="none"/>
+        </w:rPr>
+      </w:pPr>
       <w:r>
         <w:rPr>
           <w:sz w:val="18"/>
@@ -2275,6 +1516,31 @@
           <w:szCs w:val="18"/>
         </w:rPr>
         <w:t xml:space="preserve"> Oddziały w nim traktowane są jak podniesione podczas interakcji z podniesionymi oddziałami.</w:t>
+      </w:r>
+    </w:p>
+    <w:p>
+      <w:pPr>
+        <w:spacing w:after="0"/>
+        <w:rPr>
+          <w:sz w:val="18"/>
+          <w:szCs w:val="18"/>
+        </w:rPr>
+      </w:pPr>
+      <w:r>
+        <w:rPr>
+          <w:b/>
+          <w:bCs/>
+          <w:sz w:val="18"/>
+          <w:szCs w:val="18"/>
+        </w:rPr>
+        <w:t>Kierunkowy:</w:t>
+      </w:r>
+      <w:r>
+        <w:rPr>
+          <w:sz w:val="18"/>
+          <w:szCs w:val="18"/>
+        </w:rPr>
+        <w:t xml:space="preserve"> Pewne granice terenu liczą się jako trudny lub niebezpieczny teren tylko podczas ruchu w jedną ze stron.</w:t>
       </w:r>
     </w:p>
     <w:p>
@@ -2634,611 +1900,6 @@
           <w:sz w:val="18"/>
           <w:szCs w:val="18"/>
         </w:rPr>
-        <w:t xml:space="preserve">Karty </w:t>
-      </w:r>
-      <w:r>
-        <w:rPr>
-          <w:b/>
-          <w:bCs/>
-          <w:sz w:val="18"/>
-          <w:szCs w:val="18"/>
-        </w:rPr>
-        <w:t>strategiczne</w:t>
-      </w:r>
-    </w:p>
-    <w:p>
-      <w:pPr>
-        <w:spacing w:after="0"/>
-        <w:rPr>
-          <w:sz w:val="18"/>
-          <w:szCs w:val="18"/>
-        </w:rPr>
-      </w:pPr>
-      <w:r>
-        <w:rPr>
-          <w:sz w:val="18"/>
-          <w:szCs w:val="18"/>
-        </w:rPr>
-        <w:t>Przed</w:t>
-      </w:r>
-      <w:r>
-        <w:rPr>
-          <w:sz w:val="18"/>
-          <w:szCs w:val="18"/>
-        </w:rPr>
-        <w:t xml:space="preserve"> grą </w:t>
-      </w:r>
-      <w:r>
-        <w:rPr>
-          <w:sz w:val="18"/>
-          <w:szCs w:val="18"/>
-        </w:rPr>
-        <w:t xml:space="preserve">każdy gracz </w:t>
-      </w:r>
-      <w:r>
-        <w:rPr>
-          <w:sz w:val="18"/>
-          <w:szCs w:val="18"/>
-        </w:rPr>
-        <w:t>wybiera 3 Zadania i 3 Wsparcia i tworzy z nich talię 9 kart strategicznych składających  z zadania i wsparci</w:t>
-      </w:r>
-      <w:r>
-        <w:rPr>
-          <w:sz w:val="18"/>
-          <w:szCs w:val="18"/>
-        </w:rPr>
-        <w:t>a</w:t>
-      </w:r>
-      <w:r>
-        <w:rPr>
-          <w:sz w:val="18"/>
-          <w:szCs w:val="18"/>
-        </w:rPr>
-        <w:t xml:space="preserve"> każda</w:t>
-      </w:r>
-      <w:r>
-        <w:rPr>
-          <w:sz w:val="18"/>
-          <w:szCs w:val="18"/>
-        </w:rPr>
-        <w:t>. Na początku gry dobiera 3</w:t>
-      </w:r>
-      <w:r>
-        <w:rPr>
-          <w:sz w:val="18"/>
-          <w:szCs w:val="18"/>
-        </w:rPr>
-        <w:t xml:space="preserve"> z nich</w:t>
-      </w:r>
-      <w:r>
-        <w:rPr>
-          <w:sz w:val="18"/>
-          <w:szCs w:val="18"/>
-        </w:rPr>
-        <w:t xml:space="preserve">. Na końcu każdej rundy (w tym rozstawienia), po sprawdzeniu kontroli punktów, </w:t>
-      </w:r>
-      <w:r>
-        <w:rPr>
-          <w:sz w:val="18"/>
-          <w:szCs w:val="18"/>
-        </w:rPr>
-        <w:t>sprawdzamy wyłożone zadania,</w:t>
-      </w:r>
-      <w:r>
-        <w:rPr>
-          <w:sz w:val="18"/>
-          <w:szCs w:val="18"/>
-        </w:rPr>
-        <w:t xml:space="preserve"> potem </w:t>
-      </w:r>
-      <w:r>
-        <w:rPr>
-          <w:sz w:val="18"/>
-          <w:szCs w:val="18"/>
-        </w:rPr>
-        <w:t xml:space="preserve">gracze mogą </w:t>
-      </w:r>
-      <w:r>
-        <w:rPr>
-          <w:sz w:val="18"/>
-          <w:szCs w:val="18"/>
-        </w:rPr>
-        <w:t xml:space="preserve">wyłożyć </w:t>
-      </w:r>
-      <w:r>
-        <w:rPr>
-          <w:sz w:val="18"/>
-          <w:szCs w:val="18"/>
-        </w:rPr>
-        <w:t>po jednej karcie</w:t>
-      </w:r>
-      <w:r>
-        <w:rPr>
-          <w:sz w:val="18"/>
-          <w:szCs w:val="18"/>
-        </w:rPr>
-        <w:t xml:space="preserve">, potem </w:t>
-      </w:r>
-      <w:r>
-        <w:rPr>
-          <w:sz w:val="18"/>
-          <w:szCs w:val="18"/>
-        </w:rPr>
-        <w:t>wykorzystać</w:t>
-      </w:r>
-      <w:r>
-        <w:rPr>
-          <w:sz w:val="18"/>
-          <w:szCs w:val="18"/>
-        </w:rPr>
-        <w:t xml:space="preserve"> wsparcia. Jeżeli </w:t>
-      </w:r>
-      <w:r>
-        <w:rPr>
-          <w:sz w:val="18"/>
-          <w:szCs w:val="18"/>
-        </w:rPr>
-        <w:t xml:space="preserve">gracz </w:t>
-      </w:r>
-      <w:r>
-        <w:rPr>
-          <w:sz w:val="18"/>
-          <w:szCs w:val="18"/>
-        </w:rPr>
-        <w:t xml:space="preserve">zrealizuje zadanie z odwraca </w:t>
-      </w:r>
-      <w:r>
-        <w:rPr>
-          <w:sz w:val="18"/>
-          <w:szCs w:val="18"/>
-        </w:rPr>
-        <w:t>kartę</w:t>
-      </w:r>
-      <w:r>
-        <w:rPr>
-          <w:sz w:val="18"/>
-          <w:szCs w:val="18"/>
-        </w:rPr>
-        <w:t xml:space="preserve"> i liczy na koniec gry jako PZ, a przeciwnik dobiera nową kartę. </w:t>
-      </w:r>
-      <w:r>
-        <w:rPr>
-          <w:sz w:val="18"/>
-          <w:szCs w:val="18"/>
-        </w:rPr>
-        <w:t>Skorzystanie ze wsparcia zawsze wymaga odrzucenia danej karty.</w:t>
-      </w:r>
-      <w:r>
-        <w:rPr>
-          <w:sz w:val="18"/>
-          <w:szCs w:val="18"/>
-        </w:rPr>
-        <w:br/>
-      </w:r>
-      <w:r>
-        <w:rPr>
-          <w:sz w:val="18"/>
-          <w:szCs w:val="18"/>
-        </w:rPr>
-        <w:t>Zadania</w:t>
-      </w:r>
-      <w:r>
-        <w:rPr>
-          <w:sz w:val="18"/>
-          <w:szCs w:val="18"/>
-        </w:rPr>
-        <w:t>:</w:t>
-      </w:r>
-    </w:p>
-    <w:p>
-      <w:pPr>
-        <w:pStyle w:val="Akapitzlist"/>
-        <w:numPr>
-          <w:ilvl w:val="0"/>
-          <w:numId w:val="10"/>
-        </w:numPr>
-        <w:spacing w:after="0"/>
-        <w:rPr>
-          <w:sz w:val="18"/>
-          <w:szCs w:val="18"/>
-        </w:rPr>
-      </w:pPr>
-      <w:r>
-        <w:rPr>
-          <w:sz w:val="18"/>
-          <w:szCs w:val="18"/>
-        </w:rPr>
-        <w:t>Kontrolujesz wybrany cel poza swoją strefą rozstawienia</w:t>
-      </w:r>
-      <w:r>
-        <w:rPr>
-          <w:sz w:val="18"/>
-          <w:szCs w:val="18"/>
-        </w:rPr>
-        <w:t>.</w:t>
-      </w:r>
-      <w:r>
-        <w:rPr>
-          <w:sz w:val="18"/>
-          <w:szCs w:val="18"/>
-        </w:rPr>
-        <w:t xml:space="preserve"> </w:t>
-      </w:r>
-      <w:r>
-        <w:rPr>
-          <w:sz w:val="18"/>
-          <w:szCs w:val="18"/>
-        </w:rPr>
-        <w:t>S</w:t>
-      </w:r>
-      <w:r>
-        <w:rPr>
-          <w:sz w:val="18"/>
-          <w:szCs w:val="18"/>
-        </w:rPr>
-        <w:t>taje się neutralny.</w:t>
-      </w:r>
-    </w:p>
-    <w:p>
-      <w:pPr>
-        <w:pStyle w:val="Akapitzlist"/>
-        <w:numPr>
-          <w:ilvl w:val="0"/>
-          <w:numId w:val="10"/>
-        </w:numPr>
-        <w:spacing w:after="0"/>
-        <w:rPr>
-          <w:sz w:val="18"/>
-          <w:szCs w:val="18"/>
-        </w:rPr>
-      </w:pPr>
-      <w:r>
-        <w:rPr>
-          <w:sz w:val="18"/>
-          <w:szCs w:val="18"/>
-        </w:rPr>
-        <w:t>Nie</w:t>
-      </w:r>
-      <w:r>
-        <w:rPr>
-          <w:sz w:val="18"/>
-          <w:szCs w:val="18"/>
-        </w:rPr>
-        <w:t>ma nieprzyszpilonych wrogów twojej strefie rozstawienia.</w:t>
-      </w:r>
-      <w:r>
-        <w:rPr>
-          <w:sz w:val="18"/>
-          <w:szCs w:val="18"/>
-        </w:rPr>
-        <w:t xml:space="preserve"> Odrzuć kartę.</w:t>
-      </w:r>
-    </w:p>
-    <w:p>
-      <w:pPr>
-        <w:pStyle w:val="Akapitzlist"/>
-        <w:numPr>
-          <w:ilvl w:val="0"/>
-          <w:numId w:val="10"/>
-        </w:numPr>
-        <w:spacing w:after="0"/>
-        <w:rPr>
-          <w:sz w:val="18"/>
-          <w:szCs w:val="18"/>
-        </w:rPr>
-      </w:pPr>
-      <w:r>
-        <w:rPr>
-          <w:sz w:val="18"/>
-          <w:szCs w:val="18"/>
-        </w:rPr>
-        <w:t xml:space="preserve">W strefie rozstawienia przeciwnika jest więcej nieprzyszpilonych twoich oddziałów niż wroga. </w:t>
-      </w:r>
-      <w:r>
-        <w:rPr>
-          <w:sz w:val="18"/>
-          <w:szCs w:val="18"/>
-        </w:rPr>
-        <w:t>M</w:t>
-      </w:r>
-      <w:r>
-        <w:rPr>
-          <w:sz w:val="18"/>
-          <w:szCs w:val="18"/>
-        </w:rPr>
-        <w:t>ożesz położyć kartę z ręki jako dodatkow</w:t>
-      </w:r>
-      <w:r>
-        <w:rPr>
-          <w:sz w:val="18"/>
-          <w:szCs w:val="18"/>
-        </w:rPr>
-        <w:t>e</w:t>
-      </w:r>
-      <w:r>
-        <w:rPr>
-          <w:sz w:val="18"/>
-          <w:szCs w:val="18"/>
-        </w:rPr>
-        <w:t xml:space="preserve"> zrealizowane zadanie.</w:t>
-      </w:r>
-    </w:p>
-    <w:p>
-      <w:pPr>
-        <w:pStyle w:val="Akapitzlist"/>
-        <w:numPr>
-          <w:ilvl w:val="0"/>
-          <w:numId w:val="10"/>
-        </w:numPr>
-        <w:spacing w:after="0"/>
-        <w:rPr>
-          <w:sz w:val="18"/>
-          <w:szCs w:val="18"/>
-        </w:rPr>
-      </w:pPr>
-      <w:r>
-        <w:rPr>
-          <w:sz w:val="18"/>
-          <w:szCs w:val="18"/>
-        </w:rPr>
-        <w:t>Kontroluj cel poza strefami rozstawienia wybrany przez przeciwnika.</w:t>
-      </w:r>
-    </w:p>
-    <w:p>
-      <w:pPr>
-        <w:pStyle w:val="Akapitzlist"/>
-        <w:numPr>
-          <w:ilvl w:val="0"/>
-          <w:numId w:val="10"/>
-        </w:numPr>
-        <w:spacing w:after="0"/>
-        <w:rPr>
-          <w:b/>
-          <w:bCs/>
-          <w:sz w:val="18"/>
-          <w:szCs w:val="18"/>
-        </w:rPr>
-      </w:pPr>
-      <w:r>
-        <w:rPr>
-          <w:sz w:val="18"/>
-          <w:szCs w:val="18"/>
-        </w:rPr>
-        <w:t>Wrogi oddział wybrany przez przeciwnika jest pokonany.</w:t>
-      </w:r>
-    </w:p>
-    <w:p>
-      <w:pPr>
-        <w:pStyle w:val="Akapitzlist"/>
-        <w:numPr>
-          <w:ilvl w:val="0"/>
-          <w:numId w:val="10"/>
-        </w:numPr>
-        <w:spacing w:after="0"/>
-        <w:rPr>
-          <w:b/>
-          <w:bCs/>
-          <w:sz w:val="18"/>
-          <w:szCs w:val="18"/>
-        </w:rPr>
-      </w:pPr>
-      <w:r>
-        <w:rPr>
-          <w:sz w:val="18"/>
-          <w:szCs w:val="18"/>
-        </w:rPr>
-        <w:t>Twój oddział wybrany przez przeciwnika nie jest pokonany.</w:t>
-      </w:r>
-    </w:p>
-    <w:p>
-      <w:pPr>
-        <w:pStyle w:val="Akapitzlist"/>
-        <w:numPr>
-          <w:ilvl w:val="0"/>
-          <w:numId w:val="10"/>
-        </w:numPr>
-        <w:spacing w:after="0"/>
-        <w:rPr>
-          <w:sz w:val="18"/>
-          <w:szCs w:val="18"/>
-        </w:rPr>
-      </w:pPr>
-      <w:r>
-        <w:rPr>
-          <w:sz w:val="18"/>
-          <w:szCs w:val="18"/>
-        </w:rPr>
-        <w:t>Wybierz cel kontrolowany przez przeciwnika; jeżeli takich nie ma, to przeciwnik wybiera dowolny. Kontroluj go.</w:t>
-      </w:r>
-    </w:p>
-    <w:p>
-      <w:pPr>
-        <w:spacing w:after="0"/>
-        <w:rPr>
-          <w:sz w:val="18"/>
-          <w:szCs w:val="18"/>
-        </w:rPr>
-      </w:pPr>
-      <w:r>
-        <w:rPr>
-          <w:sz w:val="18"/>
-          <w:szCs w:val="18"/>
-        </w:rPr>
-        <w:t>Wsparcia</w:t>
-      </w:r>
-      <w:r>
-        <w:rPr>
-          <w:sz w:val="18"/>
-          <w:szCs w:val="18"/>
-        </w:rPr>
-        <w:t>:</w:t>
-      </w:r>
-    </w:p>
-    <w:p>
-      <w:pPr>
-        <w:pStyle w:val="Akapitzlist"/>
-        <w:numPr>
-          <w:ilvl w:val="0"/>
-          <w:numId w:val="11"/>
-        </w:numPr>
-        <w:spacing w:after="0"/>
-        <w:rPr>
-          <w:sz w:val="18"/>
-          <w:szCs w:val="18"/>
-        </w:rPr>
-      </w:pPr>
-      <w:r>
-        <w:rPr>
-          <w:sz w:val="18"/>
-          <w:szCs w:val="18"/>
-        </w:rPr>
-        <w:t>Przerwij, aby wybrany oddział przestał być Wyczerpany.</w:t>
-      </w:r>
-    </w:p>
-    <w:p>
-      <w:pPr>
-        <w:pStyle w:val="Akapitzlist"/>
-        <w:numPr>
-          <w:ilvl w:val="0"/>
-          <w:numId w:val="11"/>
-        </w:numPr>
-        <w:spacing w:after="0"/>
-        <w:rPr>
-          <w:sz w:val="18"/>
-          <w:szCs w:val="18"/>
-        </w:rPr>
-      </w:pPr>
-      <w:r>
-        <w:rPr>
-          <w:sz w:val="18"/>
-          <w:szCs w:val="18"/>
-        </w:rPr>
-        <w:t>Przerwij i odrzuć kartę, aby wybrany oddział został Ufortyfikowany,</w:t>
-      </w:r>
-    </w:p>
-    <w:p>
-      <w:pPr>
-        <w:pStyle w:val="Akapitzlist"/>
-        <w:numPr>
-          <w:ilvl w:val="0"/>
-          <w:numId w:val="11"/>
-        </w:numPr>
-        <w:spacing w:after="0"/>
-        <w:rPr>
-          <w:sz w:val="18"/>
-          <w:szCs w:val="18"/>
-        </w:rPr>
-      </w:pPr>
-      <w:r>
-        <w:rPr>
-          <w:sz w:val="18"/>
-          <w:szCs w:val="18"/>
-        </w:rPr>
-        <w:t>Odrzuć zamiast wykonywać Przegrupowanie.</w:t>
-      </w:r>
-    </w:p>
-    <w:p>
-      <w:pPr>
-        <w:pStyle w:val="Akapitzlist"/>
-        <w:numPr>
-          <w:ilvl w:val="0"/>
-          <w:numId w:val="11"/>
-        </w:numPr>
-        <w:spacing w:after="0"/>
-        <w:rPr>
-          <w:sz w:val="18"/>
-          <w:szCs w:val="18"/>
-        </w:rPr>
-      </w:pPr>
-      <w:r>
-        <w:rPr>
-          <w:sz w:val="18"/>
-          <w:szCs w:val="18"/>
-        </w:rPr>
-        <w:t>Odrzuć dodatkową kartę, aby w pełni uleczyć i przenieść wybrany przez przeciwnika twój pokonany oddział do rezerw. Możesz najpierw pokonać jeden ze swoich oddziałów.</w:t>
-      </w:r>
-    </w:p>
-    <w:p>
-      <w:pPr>
-        <w:pStyle w:val="Akapitzlist"/>
-        <w:numPr>
-          <w:ilvl w:val="0"/>
-          <w:numId w:val="11"/>
-        </w:numPr>
-        <w:spacing w:after="0"/>
-        <w:rPr>
-          <w:sz w:val="18"/>
-          <w:szCs w:val="18"/>
-        </w:rPr>
-      </w:pPr>
-      <w:r>
-        <w:rPr>
-          <w:sz w:val="18"/>
-          <w:szCs w:val="18"/>
-        </w:rPr>
-        <w:t>Odrzuć tę i dodatkową kartę, zamiast oddać inicjatywę.</w:t>
-      </w:r>
-    </w:p>
-    <w:p>
-      <w:pPr>
-        <w:pStyle w:val="Akapitzlist"/>
-        <w:numPr>
-          <w:ilvl w:val="0"/>
-          <w:numId w:val="11"/>
-        </w:numPr>
-        <w:spacing w:after="0"/>
-        <w:rPr>
-          <w:b/>
-          <w:bCs/>
-          <w:sz w:val="18"/>
-          <w:szCs w:val="18"/>
-        </w:rPr>
-      </w:pPr>
-      <w:r>
-        <w:rPr>
-          <w:sz w:val="18"/>
-          <w:szCs w:val="18"/>
-        </w:rPr>
-        <w:t>Zagraj podczas leczenia i odrzuć kartę, aby przywrócić połowę możliwych do odzyskania ran oddziału.</w:t>
-      </w:r>
-    </w:p>
-    <w:p>
-      <w:pPr>
-        <w:spacing w:after="0"/>
-        <w:rPr>
-          <w:b/>
-          <w:bCs/>
-          <w:sz w:val="18"/>
-          <w:szCs w:val="18"/>
-        </w:rPr>
-      </w:pPr>
-    </w:p>
-    <w:p>
-      <w:pPr>
-        <w:spacing w:after="0"/>
-        <w:rPr>
-          <w:b/>
-          <w:bCs/>
-          <w:sz w:val="18"/>
-          <w:szCs w:val="18"/>
-        </w:rPr>
-      </w:pPr>
-    </w:p>
-    <w:p>
-      <w:pPr>
-        <w:spacing w:after="0"/>
-        <w:rPr>
-          <w:sz w:val="18"/>
-          <w:szCs w:val="18"/>
-        </w:rPr>
-      </w:pPr>
-      <w:r>
-        <w:rPr>
-          <w:b/>
-          <w:bCs/>
-          <w:sz w:val="18"/>
-          <w:szCs w:val="18"/>
-        </w:rPr>
         <w:t>Małe starcia:</w:t>
       </w:r>
     </w:p>
@@ -3255,69 +1916,7 @@
           <w:sz w:val="18"/>
           <w:szCs w:val="18"/>
         </w:rPr>
-        <w:t>Zalecane p</w:t>
-      </w:r>
-      <w:r>
-        <w:rPr>
-          <w:sz w:val="18"/>
-          <w:szCs w:val="18"/>
-        </w:rPr>
-        <w:t>odczas gier, gdzie większość oddziałów ma jeden model (około 300 punktów)</w:t>
-      </w:r>
-      <w:r>
-        <w:rPr>
-          <w:sz w:val="18"/>
-          <w:szCs w:val="18"/>
-        </w:rPr>
-        <w:t>:</w:t>
-      </w:r>
-    </w:p>
-    <w:p>
-      <w:pPr>
-        <w:spacing w:after="0"/>
-        <w:rPr>
-          <w:sz w:val="18"/>
-          <w:szCs w:val="18"/>
-        </w:rPr>
-      </w:pPr>
-      <w:r>
-        <w:rPr>
-          <w:sz w:val="18"/>
-          <w:szCs w:val="18"/>
-        </w:rPr>
-        <w:t>Rozkaz i podobne zdolności nie zużywają ładunku na 4+.</w:t>
-      </w:r>
-    </w:p>
-    <w:p>
-      <w:pPr>
-        <w:spacing w:after="0"/>
-        <w:rPr>
-          <w:sz w:val="18"/>
-          <w:szCs w:val="18"/>
-        </w:rPr>
-      </w:pPr>
-      <w:r>
-        <w:rPr>
-          <w:sz w:val="18"/>
-          <w:szCs w:val="18"/>
-        </w:rPr>
-        <w:t>Aury bez zasięgu działają na oddziały w zasięgu 6”.</w:t>
-      </w:r>
-    </w:p>
-    <w:p>
-      <w:pPr>
-        <w:spacing w:after="0"/>
-        <w:rPr>
-          <w:sz w:val="18"/>
-          <w:szCs w:val="18"/>
-        </w:rPr>
-      </w:pPr>
-      <w:r>
-        <w:rPr>
-          <w:sz w:val="18"/>
-          <w:szCs w:val="18"/>
-        </w:rPr>
-        <w:t>Rozprysk pozwala zaatakować każdy model w zasięgu X”.</w:t>
+        <w:t>Podczas gier, gdzie większość oddziałów ma jeden model (około 300 punktów) zalecamy następujące zmiany w zasadach.</w:t>
       </w:r>
     </w:p>
     <w:p>
@@ -3392,10 +1991,195 @@
           <w:szCs w:val="18"/>
         </w:rPr>
       </w:pPr>
-    </w:p>
-    <w:p>
-      <w:pPr>
-        <w:spacing w:after="0"/>
+      <w:r>
+        <w:rPr>
+          <w:b/>
+          <w:bCs/>
+          <w:sz w:val="18"/>
+          <w:szCs w:val="18"/>
+        </w:rPr>
+        <w:t>Zdolności:</w:t>
+      </w:r>
+    </w:p>
+    <w:p>
+      <w:pPr>
+        <w:spacing w:after="0"/>
+        <w:rPr>
+          <w:sz w:val="18"/>
+          <w:szCs w:val="18"/>
+        </w:rPr>
+      </w:pPr>
+      <w:r>
+        <w:rPr>
+          <w:sz w:val="18"/>
+          <w:szCs w:val="18"/>
+        </w:rPr>
+        <w:t>Rozkaz i podobne zdolności nie zużywają ładunku na 4+.</w:t>
+      </w:r>
+    </w:p>
+    <w:p>
+      <w:pPr>
+        <w:spacing w:after="0"/>
+        <w:rPr>
+          <w:sz w:val="18"/>
+          <w:szCs w:val="18"/>
+        </w:rPr>
+      </w:pPr>
+      <w:r>
+        <w:rPr>
+          <w:sz w:val="18"/>
+          <w:szCs w:val="18"/>
+        </w:rPr>
+        <w:t>Aury bez zasięgu działają na oddziały w zasięgu 6”.</w:t>
+      </w:r>
+    </w:p>
+    <w:p>
+      <w:pPr>
+        <w:spacing w:after="0"/>
+        <w:rPr>
+          <w:sz w:val="18"/>
+          <w:szCs w:val="18"/>
+        </w:rPr>
+      </w:pPr>
+      <w:r>
+        <w:rPr>
+          <w:sz w:val="18"/>
+          <w:szCs w:val="18"/>
+        </w:rPr>
+        <w:t>Rozprysk pozwala zaatakować każdy model w zasięgu X”.</w:t>
+      </w:r>
+    </w:p>
+    <w:p>
+      <w:pPr>
+        <w:spacing w:after="0"/>
+        <w:rPr>
+          <w:sz w:val="18"/>
+          <w:szCs w:val="18"/>
+        </w:rPr>
+      </w:pPr>
+    </w:p>
+    <w:p>
+      <w:pPr>
+        <w:spacing w:after="0"/>
+        <w:rPr>
+          <w:sz w:val="18"/>
+          <w:szCs w:val="18"/>
+        </w:rPr>
+      </w:pPr>
+      <w:r>
+        <w:rPr>
+          <w:b/>
+          <w:bCs/>
+          <w:sz w:val="18"/>
+          <w:szCs w:val="18"/>
+        </w:rPr>
+        <w:t>Regimenty:</w:t>
+      </w:r>
+    </w:p>
+    <w:p>
+      <w:pPr>
+        <w:spacing w:after="0"/>
+        <w:rPr>
+          <w:sz w:val="18"/>
+          <w:szCs w:val="18"/>
+        </w:rPr>
+      </w:pPr>
+      <w:r>
+        <w:rPr>
+          <w:sz w:val="18"/>
+          <w:szCs w:val="18"/>
+        </w:rPr>
+        <w:t>Zalecane, dla chcących spróbować bardziej pozycyjnej gry.</w:t>
+      </w:r>
+    </w:p>
+    <w:p>
+      <w:pPr>
+        <w:spacing w:after="0"/>
+        <w:rPr>
+          <w:sz w:val="18"/>
+          <w:szCs w:val="18"/>
+        </w:rPr>
+      </w:pPr>
+      <w:r>
+        <w:rPr>
+          <w:sz w:val="18"/>
+          <w:szCs w:val="18"/>
+        </w:rPr>
+        <w:t>Cała tacka kilkunastu modeli, powinna być w rozpisce jednym modelem z wysoką wytrzymałością i cechami Rój i Zwrot. Zalecamy, aby wszystkie oddziały miały cechę Zwrot i Przygotowanie i nie więcej niż 2 „modele”.</w:t>
+      </w:r>
+    </w:p>
+    <w:p>
+      <w:pPr>
+        <w:spacing w:after="0"/>
+        <w:rPr>
+          <w:sz w:val="18"/>
+          <w:szCs w:val="18"/>
+        </w:rPr>
+      </w:pPr>
+    </w:p>
+    <w:p>
+      <w:pPr>
+        <w:spacing w:after="0"/>
+        <w:rPr>
+          <w:b/>
+          <w:bCs/>
+          <w:sz w:val="18"/>
+          <w:szCs w:val="18"/>
+        </w:rPr>
+      </w:pPr>
+      <w:r>
+        <w:rPr>
+          <w:b/>
+          <w:bCs/>
+          <w:sz w:val="18"/>
+          <w:szCs w:val="18"/>
+        </w:rPr>
+        <w:t>Reakcje:</w:t>
+      </w:r>
+    </w:p>
+    <w:p>
+      <w:pPr>
+        <w:spacing w:after="0"/>
+        <w:rPr>
+          <w:sz w:val="18"/>
+          <w:szCs w:val="18"/>
+        </w:rPr>
+      </w:pPr>
+      <w:r>
+        <w:rPr>
+          <w:sz w:val="18"/>
+          <w:szCs w:val="18"/>
+        </w:rPr>
+        <w:t>W większości sytuacji nie zalecane, gdyż wydłuża grę i osłabia walkę wręcz.</w:t>
+      </w:r>
+      <w:r>
+        <w:rPr>
+          <w:b/>
+          <w:bCs/>
+          <w:sz w:val="18"/>
+          <w:szCs w:val="18"/>
+        </w:rPr>
+        <w:br/>
+      </w:r>
+      <w:r>
+        <w:rPr>
+          <w:sz w:val="18"/>
+          <w:szCs w:val="18"/>
+        </w:rPr>
+        <w:t>Daj każdemu oddziałowi zdolność Strażnik</w:t>
+      </w:r>
+    </w:p>
+    <w:p>
+      <w:pPr>
+        <w:spacing w:after="0"/>
+        <w:rPr>
+          <w:sz w:val="18"/>
+          <w:szCs w:val="18"/>
+        </w:rPr>
+      </w:pPr>
+    </w:p>
+    <w:p>
+      <w:pPr>
         <w:rPr>
           <w:sz w:val="18"/>
           <w:szCs w:val="18"/>
@@ -3670,63 +2454,35 @@
           <w:sz w:val="18"/>
           <w:szCs w:val="18"/>
         </w:rPr>
-        <w:t xml:space="preserve">przed tym oddziałem, </w:t>
-      </w:r>
-      <w:r>
-        <w:rPr>
-          <w:sz w:val="18"/>
-          <w:szCs w:val="18"/>
-        </w:rPr>
-        <w:t xml:space="preserve">oddziałów </w:t>
-      </w:r>
-      <w:r>
-        <w:rPr>
-          <w:sz w:val="18"/>
-          <w:szCs w:val="18"/>
-        </w:rPr>
-        <w:t xml:space="preserve">bez </w:t>
-      </w:r>
-      <w:r>
-        <w:rPr>
-          <w:sz w:val="18"/>
-          <w:szCs w:val="18"/>
-        </w:rPr>
-        <w:t>zdolności</w:t>
-      </w:r>
-      <w:r>
-        <w:rPr>
-          <w:sz w:val="18"/>
-          <w:szCs w:val="18"/>
-        </w:rPr>
-        <w:t xml:space="preserve"> Zwiadowca lub Samolot</w:t>
-      </w:r>
-      <w:r>
-        <w:rPr>
-          <w:sz w:val="18"/>
-          <w:szCs w:val="18"/>
-        </w:rPr>
-        <w:t>,</w:t>
-      </w:r>
-      <w:r>
-        <w:rPr>
-          <w:sz w:val="18"/>
-          <w:szCs w:val="18"/>
-        </w:rPr>
-        <w:t xml:space="preserve"> </w:t>
-      </w:r>
-      <w:r>
-        <w:rPr>
-          <w:sz w:val="18"/>
-          <w:szCs w:val="18"/>
-        </w:rPr>
-        <w:t xml:space="preserve">możesz raz </w:t>
-      </w:r>
-      <w:r>
-        <w:rPr>
-          <w:sz w:val="18"/>
-          <w:szCs w:val="18"/>
-        </w:rPr>
-        <w:t>ruszyć ten oddział o 6” zamiast rozstawić następny.</w:t>
+        <w:t xml:space="preserve">oddziałów bez tej zdolności, </w:t>
+      </w:r>
+      <w:r>
+        <w:rPr>
+          <w:sz w:val="18"/>
+          <w:szCs w:val="18"/>
+        </w:rPr>
+        <w:t xml:space="preserve">zamiast rozstawiać oddział </w:t>
+      </w:r>
+      <w:r>
+        <w:rPr>
+          <w:sz w:val="18"/>
+          <w:szCs w:val="18"/>
+        </w:rPr>
+        <w:t xml:space="preserve">możesz </w:t>
+      </w:r>
+      <w:r>
+        <w:rPr>
+          <w:sz w:val="18"/>
+          <w:szCs w:val="18"/>
+        </w:rPr>
+        <w:t xml:space="preserve">raz </w:t>
+      </w:r>
+      <w:r>
+        <w:rPr>
+          <w:sz w:val="18"/>
+          <w:szCs w:val="18"/>
+        </w:rPr>
+        <w:t>aktywować ten oddział w rundzie rozstawienia, ale nie może w niej atakować.</w:t>
       </w:r>
     </w:p>
     <w:p>
@@ -4113,7 +2869,77 @@
           <w:sz w:val="18"/>
           <w:szCs w:val="18"/>
         </w:rPr>
-        <w:t>Nie możesz aktywować oddziału bez tej zdolności, jeżeli masz nieaktywowany oddział z nią</w:t>
+        <w:t>Jako</w:t>
+      </w:r>
+      <w:r>
+        <w:rPr>
+          <w:sz w:val="18"/>
+          <w:szCs w:val="18"/>
+        </w:rPr>
+        <w:t xml:space="preserve"> pierwszą akcję musi wykonać ruch </w:t>
+      </w:r>
+      <w:r>
+        <w:rPr>
+          <w:sz w:val="18"/>
+          <w:szCs w:val="18"/>
+        </w:rPr>
+        <w:t>i  przemieścić się 30″–36″ w jednej linii. Nie może być przyszpilony, kontrolować punktów, szarżować</w:t>
+      </w:r>
+      <w:r>
+        <w:rPr>
+          <w:sz w:val="18"/>
+          <w:szCs w:val="18"/>
+        </w:rPr>
+        <w:t>,</w:t>
+      </w:r>
+      <w:r>
+        <w:rPr>
+          <w:sz w:val="18"/>
+          <w:szCs w:val="18"/>
+        </w:rPr>
+        <w:t xml:space="preserve"> ani być celem szarży. Nie blokuje ruchu</w:t>
+      </w:r>
+      <w:r>
+        <w:rPr>
+          <w:sz w:val="18"/>
+          <w:szCs w:val="18"/>
+        </w:rPr>
+        <w:t>,</w:t>
+      </w:r>
+      <w:r>
+        <w:rPr>
+          <w:sz w:val="18"/>
+          <w:szCs w:val="18"/>
+        </w:rPr>
+        <w:t xml:space="preserve"> ani widzenia innych jednoste</w:t>
+      </w:r>
+      <w:r>
+        <w:rPr>
+          <w:sz w:val="18"/>
+          <w:szCs w:val="18"/>
+        </w:rPr>
+        <w:t>k</w:t>
+      </w:r>
+      <w:r>
+        <w:rPr>
+          <w:sz w:val="18"/>
+          <w:szCs w:val="18"/>
+        </w:rPr>
+        <w:t xml:space="preserve">, a </w:t>
+      </w:r>
+      <w:r>
+        <w:rPr>
+          <w:sz w:val="18"/>
+          <w:szCs w:val="18"/>
+        </w:rPr>
+        <w:t>p</w:t>
+      </w:r>
+      <w:r>
+        <w:rPr>
+          <w:sz w:val="18"/>
+          <w:szCs w:val="18"/>
+        </w:rPr>
+        <w:t>odczas ruchu ignoruje teren</w:t>
       </w:r>
       <w:r>
         <w:rPr>
@@ -4127,6 +2953,52 @@
           <w:sz w:val="18"/>
           <w:szCs w:val="18"/>
         </w:rPr>
+        <w:t>Ma osłonę</w:t>
+      </w:r>
+      <w:r>
+        <w:rPr>
+          <w:sz w:val="18"/>
+          <w:szCs w:val="18"/>
+        </w:rPr>
+        <w:t>,</w:t>
+      </w:r>
+      <w:r>
+        <w:rPr>
+          <w:sz w:val="18"/>
+          <w:szCs w:val="18"/>
+        </w:rPr>
+        <w:t xml:space="preserve"> a j</w:t>
+      </w:r>
+      <w:r>
+        <w:rPr>
+          <w:sz w:val="18"/>
+          <w:szCs w:val="18"/>
+        </w:rPr>
+        <w:t>ednostki strzelające do niego mają -12″ zasięgu. Nie może być atakowany bronią Niebezpośrednią.</w:t>
+      </w:r>
+    </w:p>
+    <w:p>
+      <w:pPr>
+        <w:spacing w:after="0"/>
+        <w:rPr>
+          <w:sz w:val="18"/>
+          <w:szCs w:val="18"/>
+        </w:rPr>
+      </w:pPr>
+      <w:r>
+        <w:rPr>
+          <w:b/>
+          <w:bCs/>
+          <w:sz w:val="18"/>
+          <w:szCs w:val="18"/>
+        </w:rPr>
+        <w:t>Nieustraszony:</w:t>
+      </w:r>
+      <w:r>
+        <w:rPr>
+          <w:sz w:val="18"/>
+          <w:szCs w:val="18"/>
+        </w:rPr>
         <w:t xml:space="preserve"> </w:t>
       </w:r>
       <w:r>
@@ -4134,56 +3006,675 @@
           <w:sz w:val="18"/>
           <w:szCs w:val="18"/>
         </w:rPr>
-        <w:t>Jako</w:t>
-      </w:r>
-      <w:r>
-        <w:rPr>
-          <w:sz w:val="18"/>
-          <w:szCs w:val="18"/>
-        </w:rPr>
-        <w:t xml:space="preserve"> pierwszą akcję musi wykonać ruch </w:t>
-      </w:r>
-      <w:r>
-        <w:rPr>
-          <w:sz w:val="18"/>
-          <w:szCs w:val="18"/>
-        </w:rPr>
-        <w:t>i  przemieścić się 30″–36″ w jednej linii. Nie może być przyszpilony, kontrolować punktów, szarżować</w:t>
-      </w:r>
-      <w:r>
-        <w:rPr>
-          <w:sz w:val="18"/>
-          <w:szCs w:val="18"/>
-        </w:rPr>
-        <w:t>,</w:t>
-      </w:r>
-      <w:r>
-        <w:rPr>
-          <w:sz w:val="18"/>
-          <w:szCs w:val="18"/>
-        </w:rPr>
-        <w:t xml:space="preserve"> ani być celem szarży. Nie blokuje ruchu</w:t>
-      </w:r>
-      <w:r>
-        <w:rPr>
-          <w:sz w:val="18"/>
-          <w:szCs w:val="18"/>
-        </w:rPr>
-        <w:t>,</w:t>
-      </w:r>
-      <w:r>
-        <w:rPr>
-          <w:sz w:val="18"/>
-          <w:szCs w:val="18"/>
-        </w:rPr>
-        <w:t xml:space="preserve"> ani widzenia innych jednoste</w:t>
-      </w:r>
-      <w:r>
-        <w:rPr>
-          <w:sz w:val="18"/>
-          <w:szCs w:val="18"/>
-        </w:rPr>
-        <w:t>k</w:t>
+        <w:t>Wykonuje jeden test przegrupowania mniej.</w:t>
+      </w:r>
+    </w:p>
+    <w:p>
+      <w:pPr>
+        <w:spacing w:after="0"/>
+        <w:rPr>
+          <w:sz w:val="18"/>
+          <w:szCs w:val="18"/>
+        </w:rPr>
+      </w:pPr>
+      <w:r>
+        <w:rPr>
+          <w:b/>
+          <w:bCs/>
+          <w:sz w:val="18"/>
+          <w:szCs w:val="18"/>
+        </w:rPr>
+        <w:t>Straceńcy:</w:t>
+      </w:r>
+      <w:r>
+        <w:rPr>
+          <w:sz w:val="18"/>
+          <w:szCs w:val="18"/>
+        </w:rPr>
+        <w:t xml:space="preserve"> Po nieudanym teście przegrupowania wykonaj test trudnego terenu zamiast normalnych konsekwencji.</w:t>
+      </w:r>
+    </w:p>
+    <w:p>
+      <w:pPr>
+        <w:spacing w:after="0"/>
+        <w:rPr>
+          <w:sz w:val="18"/>
+          <w:szCs w:val="18"/>
+        </w:rPr>
+      </w:pPr>
+      <w:r>
+        <w:rPr>
+          <w:b/>
+          <w:bCs/>
+          <w:sz w:val="18"/>
+          <w:szCs w:val="18"/>
+        </w:rPr>
+        <w:t>Furia:</w:t>
+      </w:r>
+      <w:r>
+        <w:rPr>
+          <w:sz w:val="18"/>
+          <w:szCs w:val="18"/>
+        </w:rPr>
+        <w:t xml:space="preserve"> </w:t>
+      </w:r>
+      <w:r>
+        <w:rPr>
+          <w:sz w:val="18"/>
+          <w:szCs w:val="18"/>
+        </w:rPr>
+        <w:t>P</w:t>
+      </w:r>
+      <w:r>
+        <w:rPr>
+          <w:sz w:val="18"/>
+          <w:szCs w:val="18"/>
+        </w:rPr>
+        <w:t>odczas szarży naturalne 6 dają dodatkowe trafienie.</w:t>
+      </w:r>
+    </w:p>
+    <w:p>
+      <w:pPr>
+        <w:spacing w:after="0"/>
+        <w:rPr>
+          <w:sz w:val="18"/>
+          <w:szCs w:val="18"/>
+        </w:rPr>
+      </w:pPr>
+      <w:r>
+        <w:rPr>
+          <w:b/>
+          <w:bCs/>
+          <w:sz w:val="18"/>
+          <w:szCs w:val="18"/>
+        </w:rPr>
+        <w:t>Przygotowanie:</w:t>
+      </w:r>
+      <w:r>
+        <w:rPr>
+          <w:sz w:val="18"/>
+          <w:szCs w:val="18"/>
+        </w:rPr>
+        <w:t xml:space="preserve"> </w:t>
+      </w:r>
+      <w:r>
+        <w:rPr>
+          <w:sz w:val="18"/>
+          <w:szCs w:val="18"/>
+        </w:rPr>
+        <w:t>J</w:t>
+      </w:r>
+      <w:r>
+        <w:rPr>
+          <w:sz w:val="18"/>
+          <w:szCs w:val="18"/>
+        </w:rPr>
+        <w:t xml:space="preserve">eżeli </w:t>
+      </w:r>
+      <w:r>
+        <w:rPr>
+          <w:sz w:val="18"/>
+          <w:szCs w:val="18"/>
+        </w:rPr>
+        <w:t>jest Ufortyfikowany</w:t>
+      </w:r>
+      <w:r>
+        <w:rPr>
+          <w:sz w:val="18"/>
+          <w:szCs w:val="18"/>
+        </w:rPr>
+        <w:t>, +1 do rzutów na trafienie.</w:t>
+      </w:r>
+    </w:p>
+    <w:p>
+      <w:pPr>
+        <w:spacing w:after="0"/>
+        <w:rPr>
+          <w:sz w:val="18"/>
+          <w:szCs w:val="18"/>
+        </w:rPr>
+      </w:pPr>
+      <w:r>
+        <w:rPr>
+          <w:b/>
+          <w:bCs/>
+          <w:sz w:val="18"/>
+          <w:szCs w:val="18"/>
+        </w:rPr>
+        <w:t>Ostrożny:</w:t>
+      </w:r>
+      <w:r>
+        <w:rPr>
+          <w:sz w:val="18"/>
+          <w:szCs w:val="18"/>
+        </w:rPr>
+        <w:t xml:space="preserve"> Jeżeli nie ma wrogów w zasięgu 12” od oddziału modelu, +1 do rzutów na trafienie.</w:t>
+      </w:r>
+    </w:p>
+    <w:p>
+      <w:pPr>
+        <w:spacing w:after="0"/>
+        <w:rPr>
+          <w:sz w:val="18"/>
+          <w:szCs w:val="18"/>
+        </w:rPr>
+      </w:pPr>
+      <w:r>
+        <w:rPr>
+          <w:b/>
+          <w:bCs/>
+          <w:sz w:val="18"/>
+          <w:szCs w:val="18"/>
+        </w:rPr>
+        <w:t>Kontra:</w:t>
+      </w:r>
+      <w:r>
+        <w:rPr>
+          <w:sz w:val="18"/>
+          <w:szCs w:val="18"/>
+        </w:rPr>
+        <w:t xml:space="preserve"> </w:t>
+      </w:r>
+      <w:r>
+        <w:rPr>
+          <w:sz w:val="18"/>
+          <w:szCs w:val="18"/>
+        </w:rPr>
+        <w:t>M</w:t>
+      </w:r>
+      <w:r>
+        <w:rPr>
+          <w:sz w:val="18"/>
+          <w:szCs w:val="18"/>
+        </w:rPr>
+        <w:t xml:space="preserve">oże wykonać kontratak przed </w:t>
+      </w:r>
+      <w:r>
+        <w:rPr>
+          <w:sz w:val="18"/>
+          <w:szCs w:val="18"/>
+        </w:rPr>
+        <w:t xml:space="preserve">atakami </w:t>
+      </w:r>
+      <w:r>
+        <w:rPr>
+          <w:sz w:val="18"/>
+          <w:szCs w:val="18"/>
+        </w:rPr>
+        <w:t>szarżują</w:t>
+      </w:r>
+      <w:r>
+        <w:rPr>
+          <w:sz w:val="18"/>
+          <w:szCs w:val="18"/>
+        </w:rPr>
+        <w:t xml:space="preserve">cego </w:t>
+      </w:r>
+      <w:r>
+        <w:rPr>
+          <w:sz w:val="18"/>
+          <w:szCs w:val="18"/>
+        </w:rPr>
+        <w:t>oddziału</w:t>
+      </w:r>
+      <w:r>
+        <w:rPr>
+          <w:sz w:val="18"/>
+          <w:szCs w:val="18"/>
+        </w:rPr>
+        <w:t>, a ten ignoruje swoją zdolność Impet.</w:t>
+      </w:r>
+    </w:p>
+    <w:p>
+      <w:pPr>
+        <w:spacing w:after="0"/>
+        <w:rPr>
+          <w:sz w:val="18"/>
+          <w:szCs w:val="18"/>
+        </w:rPr>
+      </w:pPr>
+      <w:r>
+        <w:rPr>
+          <w:b/>
+          <w:bCs/>
+          <w:sz w:val="18"/>
+          <w:szCs w:val="18"/>
+        </w:rPr>
+        <w:t>Regeneracja:</w:t>
+      </w:r>
+      <w:r>
+        <w:rPr>
+          <w:sz w:val="18"/>
+          <w:szCs w:val="18"/>
+        </w:rPr>
+        <w:t xml:space="preserve"> </w:t>
+      </w:r>
+      <w:r>
+        <w:rPr>
+          <w:sz w:val="18"/>
+          <w:szCs w:val="18"/>
+        </w:rPr>
+        <w:t>Na koniec każdej aktywacji</w:t>
+      </w:r>
+      <w:r>
+        <w:rPr>
+          <w:sz w:val="18"/>
+          <w:szCs w:val="18"/>
+        </w:rPr>
+        <w:t xml:space="preserve"> odzyskujesz K3 ran</w:t>
+      </w:r>
+      <w:r>
+        <w:rPr>
+          <w:sz w:val="18"/>
+          <w:szCs w:val="18"/>
+        </w:rPr>
+        <w:t>y</w:t>
+      </w:r>
+      <w:r>
+        <w:rPr>
+          <w:sz w:val="18"/>
+          <w:szCs w:val="18"/>
+        </w:rPr>
+        <w:t>, ale nie więcej niż liczba straconych w tej aktywacji.</w:t>
+      </w:r>
+    </w:p>
+    <w:p>
+      <w:pPr>
+        <w:spacing w:after="0"/>
+        <w:rPr>
+          <w:sz w:val="18"/>
+          <w:szCs w:val="18"/>
+        </w:rPr>
+      </w:pPr>
+      <w:r>
+        <w:rPr>
+          <w:b/>
+          <w:bCs/>
+          <w:sz w:val="18"/>
+          <w:szCs w:val="18"/>
+        </w:rPr>
+        <w:t>Niewrażliwy:</w:t>
+      </w:r>
+      <w:r>
+        <w:rPr>
+          <w:sz w:val="18"/>
+          <w:szCs w:val="18"/>
+        </w:rPr>
+        <w:t xml:space="preserve"> Podczas testów obrony naturalna 5 daje automatyczny sukces.</w:t>
+      </w:r>
+    </w:p>
+    <w:p>
+      <w:pPr>
+        <w:spacing w:after="0"/>
+        <w:rPr>
+          <w:sz w:val="18"/>
+          <w:szCs w:val="18"/>
+        </w:rPr>
+      </w:pPr>
+      <w:r>
+        <w:rPr>
+          <w:b/>
+          <w:bCs/>
+          <w:sz w:val="18"/>
+          <w:szCs w:val="18"/>
+        </w:rPr>
+        <w:t>Maskowanie:</w:t>
+      </w:r>
+      <w:r>
+        <w:rPr>
+          <w:sz w:val="18"/>
+          <w:szCs w:val="18"/>
+        </w:rPr>
+        <w:t xml:space="preserve"> Ma osłonę</w:t>
+      </w:r>
+      <w:r>
+        <w:rPr>
+          <w:sz w:val="18"/>
+          <w:szCs w:val="18"/>
+        </w:rPr>
+        <w:t xml:space="preserve">, </w:t>
+      </w:r>
+      <w:r>
+        <w:rPr>
+          <w:sz w:val="18"/>
+          <w:szCs w:val="18"/>
+        </w:rPr>
+        <w:t>gdy jest dalej niż</w:t>
+      </w:r>
+      <w:r>
+        <w:rPr>
+          <w:sz w:val="18"/>
+          <w:szCs w:val="18"/>
+        </w:rPr>
+        <w:t xml:space="preserve"> </w:t>
+      </w:r>
+      <w:r>
+        <w:rPr>
+          <w:sz w:val="18"/>
+          <w:szCs w:val="18"/>
+        </w:rPr>
+        <w:t>3</w:t>
+      </w:r>
+      <w:r>
+        <w:rPr>
+          <w:sz w:val="18"/>
+          <w:szCs w:val="18"/>
+        </w:rPr>
+        <w:t>"</w:t>
+      </w:r>
+      <w:r>
+        <w:rPr>
+          <w:sz w:val="18"/>
+          <w:szCs w:val="18"/>
+        </w:rPr>
+        <w:t xml:space="preserve"> od wrogów</w:t>
+      </w:r>
+      <w:r>
+        <w:rPr>
+          <w:sz w:val="18"/>
+          <w:szCs w:val="18"/>
+        </w:rPr>
+        <w:t>.</w:t>
+      </w:r>
+    </w:p>
+    <w:p>
+      <w:pPr>
+        <w:spacing w:after="0"/>
+        <w:rPr>
+          <w:sz w:val="18"/>
+          <w:szCs w:val="18"/>
+        </w:rPr>
+      </w:pPr>
+      <w:r>
+        <w:rPr>
+          <w:b/>
+          <w:bCs/>
+          <w:sz w:val="18"/>
+          <w:szCs w:val="18"/>
+        </w:rPr>
+        <w:t>Tarcza:</w:t>
+      </w:r>
+      <w:r>
+        <w:rPr>
+          <w:sz w:val="18"/>
+          <w:szCs w:val="18"/>
+        </w:rPr>
+        <w:t xml:space="preserve"> </w:t>
+      </w:r>
+      <w:r>
+        <w:rPr>
+          <w:sz w:val="18"/>
+          <w:szCs w:val="18"/>
+        </w:rPr>
+        <w:t xml:space="preserve">+1 do </w:t>
+      </w:r>
+      <w:r>
+        <w:rPr>
+          <w:sz w:val="18"/>
+          <w:szCs w:val="18"/>
+        </w:rPr>
+        <w:t>testów obrony, gdy nie jest przyszpilony.</w:t>
+      </w:r>
+    </w:p>
+    <w:p>
+      <w:pPr>
+        <w:spacing w:after="0"/>
+        <w:rPr>
+          <w:sz w:val="18"/>
+          <w:szCs w:val="18"/>
+        </w:rPr>
+      </w:pPr>
+      <w:r>
+        <w:rPr>
+          <w:b/>
+          <w:bCs/>
+          <w:sz w:val="18"/>
+          <w:szCs w:val="18"/>
+        </w:rPr>
+        <w:t>Okopany:</w:t>
+      </w:r>
+      <w:r>
+        <w:rPr>
+          <w:sz w:val="18"/>
+          <w:szCs w:val="18"/>
+        </w:rPr>
+        <w:t xml:space="preserve"> </w:t>
+      </w:r>
+      <w:r>
+        <w:rPr>
+          <w:sz w:val="18"/>
+          <w:szCs w:val="18"/>
+        </w:rPr>
+        <w:t>+1 do testów obrony, gdy ma osłonę</w:t>
+      </w:r>
+      <w:r>
+        <w:rPr>
+          <w:sz w:val="18"/>
+          <w:szCs w:val="18"/>
+        </w:rPr>
+        <w:t xml:space="preserve"> z terenu.</w:t>
+      </w:r>
+    </w:p>
+    <w:p>
+      <w:pPr>
+        <w:spacing w:after="0"/>
+        <w:rPr>
+          <w:sz w:val="18"/>
+          <w:szCs w:val="18"/>
+        </w:rPr>
+      </w:pPr>
+      <w:r>
+        <w:rPr>
+          <w:b/>
+          <w:bCs/>
+          <w:sz w:val="18"/>
+          <w:szCs w:val="18"/>
+        </w:rPr>
+        <w:t>Transport(X):</w:t>
+      </w:r>
+      <w:r>
+        <w:rPr>
+          <w:b/>
+          <w:bCs/>
+          <w:sz w:val="18"/>
+          <w:szCs w:val="18"/>
+        </w:rPr>
+        <w:t xml:space="preserve"> </w:t>
+      </w:r>
+      <w:r>
+        <w:rPr>
+          <w:sz w:val="18"/>
+          <w:szCs w:val="18"/>
+        </w:rPr>
+        <w:t>Przyjazne oddziały o łącznej wytrzymałości do X mogą zostać transportowane przez ten oddział. Jeżeli oddział składa się z kilku modeli z Transport(X), ich pojemność sumuje się.</w:t>
+      </w:r>
+      <w:r>
+        <w:rPr>
+          <w:sz w:val="18"/>
+          <w:szCs w:val="18"/>
+        </w:rPr>
+        <w:t xml:space="preserve"> </w:t>
+      </w:r>
+      <w:r>
+        <w:rPr>
+          <w:sz w:val="18"/>
+          <w:szCs w:val="18"/>
+        </w:rPr>
+        <w:t>Transportowany oddział</w:t>
+      </w:r>
+      <w:r>
+        <w:rPr>
+          <w:sz w:val="18"/>
+          <w:szCs w:val="18"/>
+        </w:rPr>
+        <w:t xml:space="preserve"> </w:t>
+      </w:r>
+      <w:r>
+        <w:rPr>
+          <w:sz w:val="18"/>
+          <w:szCs w:val="18"/>
+        </w:rPr>
+        <w:t>nie znajduje się na planszy,</w:t>
+      </w:r>
+    </w:p>
+    <w:p>
+      <w:pPr>
+        <w:spacing w:after="0"/>
+        <w:rPr>
+          <w:sz w:val="18"/>
+          <w:szCs w:val="18"/>
+        </w:rPr>
+      </w:pPr>
+      <w:r>
+        <w:rPr>
+          <w:sz w:val="18"/>
+          <w:szCs w:val="18"/>
+        </w:rPr>
+        <w:t>zawsze pozostaje w zasięgu transportującego oddziału,</w:t>
+      </w:r>
+      <w:r>
+        <w:rPr>
+          <w:sz w:val="18"/>
+          <w:szCs w:val="18"/>
+        </w:rPr>
+        <w:t xml:space="preserve"> </w:t>
+      </w:r>
+      <w:r>
+        <w:rPr>
+          <w:sz w:val="18"/>
+          <w:szCs w:val="18"/>
+        </w:rPr>
+        <w:t>może oddziaływać wyłącznie na siebie i transportujący oddział.</w:t>
+      </w:r>
+    </w:p>
+    <w:p>
+      <w:pPr>
+        <w:spacing w:after="0"/>
+        <w:rPr>
+          <w:sz w:val="18"/>
+          <w:szCs w:val="18"/>
+        </w:rPr>
+      </w:pPr>
+      <w:r>
+        <w:rPr>
+          <w:sz w:val="18"/>
+          <w:szCs w:val="18"/>
+        </w:rPr>
+        <w:t xml:space="preserve">Jako </w:t>
+      </w:r>
+      <w:r>
+        <w:rPr>
+          <w:sz w:val="18"/>
+          <w:szCs w:val="18"/>
+        </w:rPr>
+        <w:t>swoją</w:t>
+      </w:r>
+      <w:r>
+        <w:rPr>
+          <w:sz w:val="18"/>
+          <w:szCs w:val="18"/>
+        </w:rPr>
+        <w:t xml:space="preserve"> akcj</w:t>
+      </w:r>
+      <w:r>
+        <w:rPr>
+          <w:sz w:val="18"/>
+          <w:szCs w:val="18"/>
+        </w:rPr>
+        <w:t>ę</w:t>
+      </w:r>
+      <w:r>
+        <w:rPr>
+          <w:sz w:val="18"/>
+          <w:szCs w:val="18"/>
+        </w:rPr>
+        <w:t xml:space="preserve"> ruchu</w:t>
+      </w:r>
+      <w:r>
+        <w:rPr>
+          <w:sz w:val="18"/>
+          <w:szCs w:val="18"/>
+        </w:rPr>
+        <w:t xml:space="preserve"> może</w:t>
+      </w:r>
+      <w:r>
+        <w:rPr>
+          <w:sz w:val="18"/>
+          <w:szCs w:val="18"/>
+        </w:rPr>
+        <w:t xml:space="preserve"> zostać rozstawiony. Wszystkie jego modele muszą zostać ustawione w odległości do 3″ od dowolnych modeli transportującego oddziału. Następnie przestaje być transportowany.</w:t>
+      </w:r>
+      <w:r>
+        <w:rPr>
+          <w:sz w:val="18"/>
+          <w:szCs w:val="18"/>
+        </w:rPr>
+        <w:t xml:space="preserve"> </w:t>
+      </w:r>
+      <w:r>
+        <w:rPr>
+          <w:sz w:val="18"/>
+          <w:szCs w:val="18"/>
+        </w:rPr>
+        <w:t>Oddział</w:t>
+      </w:r>
+      <w:r>
+        <w:rPr>
+          <w:sz w:val="18"/>
+          <w:szCs w:val="18"/>
+        </w:rPr>
+        <w:t xml:space="preserve">, </w:t>
+      </w:r>
+      <w:r>
+        <w:rPr>
+          <w:sz w:val="18"/>
+          <w:szCs w:val="18"/>
+        </w:rPr>
+        <w:t xml:space="preserve">którego wszystkie modele znajdują się do 3″ od transportującego oddziału, może </w:t>
+      </w:r>
+      <w:r>
+        <w:rPr>
+          <w:sz w:val="18"/>
+          <w:szCs w:val="18"/>
+        </w:rPr>
+        <w:t>jako swoją</w:t>
+      </w:r>
+      <w:r>
+        <w:rPr>
+          <w:sz w:val="18"/>
+          <w:szCs w:val="18"/>
+        </w:rPr>
+        <w:t xml:space="preserve"> akcj</w:t>
+      </w:r>
+      <w:r>
+        <w:rPr>
+          <w:sz w:val="18"/>
+          <w:szCs w:val="18"/>
+        </w:rPr>
+        <w:t>ę</w:t>
+      </w:r>
+      <w:r>
+        <w:rPr>
+          <w:sz w:val="18"/>
+          <w:szCs w:val="18"/>
+        </w:rPr>
+        <w:t xml:space="preserve"> ruchu zostać zdjęty z planszy i stać się transportowany, jeżeli dostępna pojemność na to pozwala.</w:t>
+      </w:r>
+    </w:p>
+    <w:p>
+      <w:pPr>
+        <w:spacing w:after="0"/>
+        <w:rPr>
+          <w:sz w:val="18"/>
+          <w:szCs w:val="18"/>
+        </w:rPr>
+      </w:pPr>
+      <w:r>
+        <w:rPr>
+          <w:sz w:val="18"/>
+          <w:szCs w:val="18"/>
+        </w:rPr>
+        <w:t>Jeżeli część modeli transportującego oddziału zostanie zniszczona, transportowane oddziały mogą tymczasowo przekraczać jego pojemność</w:t>
       </w:r>
       <w:r>
         <w:rPr>
@@ -4197,49 +3688,70 @@
           <w:sz w:val="18"/>
           <w:szCs w:val="18"/>
         </w:rPr>
-        <w:t>Ma osłonę</w:t>
-      </w:r>
-      <w:r>
-        <w:rPr>
-          <w:sz w:val="18"/>
-          <w:szCs w:val="18"/>
-        </w:rPr>
-        <w:t>,</w:t>
-      </w:r>
-      <w:r>
-        <w:rPr>
-          <w:sz w:val="18"/>
-          <w:szCs w:val="18"/>
-        </w:rPr>
-        <w:t xml:space="preserve"> a j</w:t>
-      </w:r>
-      <w:r>
-        <w:rPr>
-          <w:sz w:val="18"/>
-          <w:szCs w:val="18"/>
-        </w:rPr>
-        <w:t xml:space="preserve">ednostki strzelające do niego mają -12″ zasięgu. </w:t>
-      </w:r>
-      <w:r>
-        <w:rPr>
-          <w:sz w:val="18"/>
-          <w:szCs w:val="18"/>
-        </w:rPr>
-        <w:t>Wysoki</w:t>
-      </w:r>
-      <w:r>
-        <w:rPr>
-          <w:sz w:val="18"/>
-          <w:szCs w:val="18"/>
-        </w:rPr>
-        <w:t>, Latający</w:t>
-      </w:r>
-      <w:r>
-        <w:rPr>
-          <w:sz w:val="18"/>
-          <w:szCs w:val="18"/>
-        </w:rPr>
-        <w:t>, Zwinny</w:t>
+        <w:t>Jeżeli ostatni model transportującego oddziału zostanie zniszczony, wszystkie transportowane oddziały muszą zostać natychmiast rozstawione jak wyżej i stają się przyszpilone.</w:t>
+      </w:r>
+      <w:r>
+        <w:rPr>
+          <w:sz w:val="18"/>
+          <w:szCs w:val="18"/>
+        </w:rPr>
+        <w:t xml:space="preserve"> </w:t>
+      </w:r>
+      <w:r>
+        <w:rPr>
+          <w:sz w:val="18"/>
+          <w:szCs w:val="18"/>
+        </w:rPr>
+        <w:t xml:space="preserve">Jeżeli transportujący oddział wykona podwójny ruch lub </w:t>
+      </w:r>
+      <w:r>
+        <w:rPr>
+          <w:sz w:val="18"/>
+          <w:szCs w:val="18"/>
+        </w:rPr>
+        <w:t>początkowy ruch z</w:t>
+      </w:r>
+      <w:r>
+        <w:rPr>
+          <w:sz w:val="18"/>
+          <w:szCs w:val="18"/>
+        </w:rPr>
+        <w:t>dolnoś</w:t>
+      </w:r>
+      <w:r>
+        <w:rPr>
+          <w:sz w:val="18"/>
+          <w:szCs w:val="18"/>
+        </w:rPr>
+        <w:t>ci</w:t>
+      </w:r>
+      <w:r>
+        <w:rPr>
+          <w:sz w:val="18"/>
+          <w:szCs w:val="18"/>
+        </w:rPr>
+        <w:t xml:space="preserve"> Samolot, wszystkie transportowane oddziały zostają wyczerpane.</w:t>
+      </w:r>
+      <w:r>
+        <w:rPr>
+          <w:sz w:val="18"/>
+          <w:szCs w:val="18"/>
+        </w:rPr>
+        <w:t xml:space="preserve"> </w:t>
+      </w:r>
+      <w:r>
+        <w:rPr>
+          <w:sz w:val="18"/>
+          <w:szCs w:val="18"/>
+        </w:rPr>
+        <w:t xml:space="preserve">Transportowane oddziały są rozstawiane razem z </w:t>
+      </w:r>
+      <w:r>
+        <w:rPr>
+          <w:sz w:val="18"/>
+          <w:szCs w:val="18"/>
+        </w:rPr>
+        <w:t>transporterem</w:t>
       </w:r>
       <w:r>
         <w:rPr>
@@ -4264,7 +3776,82 @@
           <w:sz w:val="18"/>
           <w:szCs w:val="18"/>
         </w:rPr>
-        <w:t>Nieustraszony:</w:t>
+        <w:t>Zdobywca:</w:t>
+      </w:r>
+      <w:r>
+        <w:rPr>
+          <w:sz w:val="18"/>
+          <w:szCs w:val="18"/>
+        </w:rPr>
+        <w:t xml:space="preserve"> Możesz ignorować wrogie oddziały bez tej zdolności podczas sprawdzania celów misji.</w:t>
+      </w:r>
+    </w:p>
+    <w:p>
+      <w:pPr>
+        <w:spacing w:after="0"/>
+        <w:rPr>
+          <w:sz w:val="18"/>
+          <w:szCs w:val="18"/>
+        </w:rPr>
+      </w:pPr>
+    </w:p>
+    <w:p>
+      <w:pPr>
+        <w:spacing w:after="0"/>
+        <w:rPr>
+          <w:b/>
+          <w:bCs/>
+          <w:sz w:val="18"/>
+          <w:szCs w:val="18"/>
+        </w:rPr>
+      </w:pPr>
+      <w:r>
+        <w:rPr>
+          <w:b/>
+          <w:bCs/>
+          <w:sz w:val="18"/>
+          <w:szCs w:val="18"/>
+        </w:rPr>
+        <w:t>Aktywne:</w:t>
+      </w:r>
+    </w:p>
+    <w:p>
+      <w:pPr>
+        <w:spacing w:after="0"/>
+        <w:rPr>
+          <w:sz w:val="18"/>
+          <w:szCs w:val="18"/>
+        </w:rPr>
+      </w:pPr>
+      <w:r>
+        <w:rPr>
+          <w:b/>
+          <w:bCs/>
+          <w:sz w:val="18"/>
+          <w:szCs w:val="18"/>
+        </w:rPr>
+        <w:t>Mag(X):</w:t>
+      </w:r>
+      <w:r>
+        <w:rPr>
+          <w:sz w:val="18"/>
+          <w:szCs w:val="18"/>
+        </w:rPr>
+        <w:t xml:space="preserve"> Otrzymuje X żetonów </w:t>
+      </w:r>
+      <w:r>
+        <w:rPr>
+          <w:sz w:val="18"/>
+          <w:szCs w:val="18"/>
+        </w:rPr>
+        <w:t>mocy</w:t>
+      </w:r>
+      <w:r>
+        <w:rPr>
+          <w:sz w:val="18"/>
+          <w:szCs w:val="18"/>
+        </w:rPr>
+        <w:t xml:space="preserve"> na</w:t>
       </w:r>
       <w:r>
         <w:rPr>
@@ -4278,50 +3865,49 @@
           <w:sz w:val="18"/>
           <w:szCs w:val="18"/>
         </w:rPr>
-        <w:t>Wykonuje jeden test przegrupowania mniej.</w:t>
-      </w:r>
-    </w:p>
-    <w:p>
-      <w:pPr>
-        <w:spacing w:after="0"/>
-        <w:rPr>
-          <w:sz w:val="18"/>
-          <w:szCs w:val="18"/>
-        </w:rPr>
-      </w:pPr>
-      <w:r>
-        <w:rPr>
-          <w:b/>
-          <w:bCs/>
-          <w:sz w:val="18"/>
-          <w:szCs w:val="18"/>
-        </w:rPr>
-        <w:t>Straceńcy:</w:t>
-      </w:r>
-      <w:r>
-        <w:rPr>
-          <w:sz w:val="18"/>
-          <w:szCs w:val="18"/>
-        </w:rPr>
-        <w:t xml:space="preserve"> Po nieudanym teście przegrupowania wykonaj test trudnego terenu zamiast normalnych konsekwencji.</w:t>
-      </w:r>
-    </w:p>
-    <w:p>
-      <w:pPr>
-        <w:spacing w:after="0"/>
-        <w:rPr>
-          <w:sz w:val="18"/>
-          <w:szCs w:val="18"/>
-        </w:rPr>
-      </w:pPr>
-      <w:r>
-        <w:rPr>
-          <w:b/>
-          <w:bCs/>
-          <w:sz w:val="18"/>
-          <w:szCs w:val="18"/>
-        </w:rPr>
-        <w:t>Furia:</w:t>
+        <w:t xml:space="preserve">początku każdej rundy, </w:t>
+      </w:r>
+      <w:r>
+        <w:rPr>
+          <w:sz w:val="18"/>
+          <w:szCs w:val="18"/>
+        </w:rPr>
+        <w:t xml:space="preserve">do maksymalnie </w:t>
+      </w:r>
+      <w:r>
+        <w:rPr>
+          <w:sz w:val="18"/>
+          <w:szCs w:val="18"/>
+        </w:rPr>
+        <w:t>2X</w:t>
+      </w:r>
+      <w:r>
+        <w:rPr>
+          <w:sz w:val="18"/>
+          <w:szCs w:val="18"/>
+        </w:rPr>
+        <w:t>. Magowie w oddziale współdzielą żetony. Wydaj tyle żetonów, ile wynosi koszt czaru i r</w:t>
+      </w:r>
+      <w:r>
+        <w:rPr>
+          <w:sz w:val="18"/>
+          <w:szCs w:val="18"/>
+        </w:rPr>
+        <w:t>zuć kością</w:t>
+      </w:r>
+      <w:r>
+        <w:rPr>
+          <w:sz w:val="18"/>
+          <w:szCs w:val="18"/>
+        </w:rPr>
+        <w:t>. P</w:t>
+      </w:r>
+      <w:r>
+        <w:rPr>
+          <w:sz w:val="18"/>
+          <w:szCs w:val="18"/>
+        </w:rPr>
+        <w:t>rzy wyniku 4+</w:t>
       </w:r>
       <w:r>
         <w:rPr>
@@ -4335,32 +3921,46 @@
           <w:sz w:val="18"/>
           <w:szCs w:val="18"/>
         </w:rPr>
-        <w:t>P</w:t>
-      </w:r>
-      <w:r>
-        <w:rPr>
-          <w:sz w:val="18"/>
-          <w:szCs w:val="18"/>
-        </w:rPr>
-        <w:t>odczas szarży naturalne 6 dają dodatkowe trafienie.</w:t>
-      </w:r>
-    </w:p>
-    <w:p>
-      <w:pPr>
-        <w:spacing w:after="0"/>
-        <w:rPr>
-          <w:sz w:val="18"/>
-          <w:szCs w:val="18"/>
-        </w:rPr>
-      </w:pPr>
-      <w:r>
-        <w:rPr>
-          <w:b/>
-          <w:bCs/>
-          <w:sz w:val="18"/>
-          <w:szCs w:val="18"/>
-        </w:rPr>
-        <w:t>Przygotowanie:</w:t>
+        <w:t xml:space="preserve">rozstrzygnij </w:t>
+      </w:r>
+      <w:r>
+        <w:rPr>
+          <w:sz w:val="18"/>
+          <w:szCs w:val="18"/>
+        </w:rPr>
+        <w:t xml:space="preserve">jego </w:t>
+      </w:r>
+      <w:r>
+        <w:rPr>
+          <w:sz w:val="18"/>
+          <w:szCs w:val="18"/>
+        </w:rPr>
+        <w:t>efekt</w:t>
+      </w:r>
+      <w:r>
+        <w:rPr>
+          <w:sz w:val="18"/>
+          <w:szCs w:val="18"/>
+        </w:rPr>
+        <w:t xml:space="preserve">. Jedna próba na czar na aktywacje. </w:t>
+      </w:r>
+    </w:p>
+    <w:p>
+      <w:pPr>
+        <w:spacing w:after="0"/>
+        <w:rPr>
+          <w:sz w:val="18"/>
+          <w:szCs w:val="18"/>
+        </w:rPr>
+      </w:pPr>
+      <w:r>
+        <w:rPr>
+          <w:b/>
+          <w:bCs/>
+          <w:sz w:val="18"/>
+          <w:szCs w:val="18"/>
+        </w:rPr>
+        <w:t>Łatanie:</w:t>
       </w:r>
       <w:r>
         <w:rPr>
@@ -4374,134 +3974,49 @@
           <w:sz w:val="18"/>
           <w:szCs w:val="18"/>
         </w:rPr>
-        <w:t>J</w:t>
-      </w:r>
-      <w:r>
-        <w:rPr>
-          <w:sz w:val="18"/>
-          <w:szCs w:val="18"/>
-        </w:rPr>
-        <w:t xml:space="preserve">eżeli </w:t>
-      </w:r>
-      <w:r>
-        <w:rPr>
-          <w:sz w:val="18"/>
-          <w:szCs w:val="18"/>
-        </w:rPr>
-        <w:t>jest Ufortyfikowany</w:t>
-      </w:r>
-      <w:r>
-        <w:rPr>
-          <w:sz w:val="18"/>
-          <w:szCs w:val="18"/>
-        </w:rPr>
-        <w:t>, +1 do rzutów na trafienie.</w:t>
-      </w:r>
-    </w:p>
-    <w:p>
-      <w:pPr>
-        <w:spacing w:after="0"/>
-        <w:rPr>
-          <w:sz w:val="18"/>
-          <w:szCs w:val="18"/>
-        </w:rPr>
-      </w:pPr>
-      <w:r>
-        <w:rPr>
-          <w:b/>
-          <w:bCs/>
-          <w:sz w:val="18"/>
-          <w:szCs w:val="18"/>
-        </w:rPr>
-        <w:t>Ostrożny:</w:t>
-      </w:r>
-      <w:r>
-        <w:rPr>
-          <w:sz w:val="18"/>
-          <w:szCs w:val="18"/>
-        </w:rPr>
-        <w:t xml:space="preserve"> Jeżeli nie ma wrogów w zasięgu 12” od oddziału modelu, +1 do rzutów na trafienie.</w:t>
-      </w:r>
-    </w:p>
-    <w:p>
-      <w:pPr>
-        <w:spacing w:after="0"/>
-        <w:rPr>
-          <w:sz w:val="18"/>
-          <w:szCs w:val="18"/>
-        </w:rPr>
-      </w:pPr>
-      <w:r>
-        <w:rPr>
-          <w:b/>
-          <w:bCs/>
-          <w:sz w:val="18"/>
-          <w:szCs w:val="18"/>
-        </w:rPr>
-        <w:t>Kontra:</w:t>
-      </w:r>
-      <w:r>
-        <w:rPr>
-          <w:sz w:val="18"/>
-          <w:szCs w:val="18"/>
-        </w:rPr>
-        <w:t xml:space="preserve"> </w:t>
-      </w:r>
-      <w:r>
-        <w:rPr>
-          <w:sz w:val="18"/>
-          <w:szCs w:val="18"/>
-        </w:rPr>
-        <w:t>M</w:t>
-      </w:r>
-      <w:r>
-        <w:rPr>
-          <w:sz w:val="18"/>
-          <w:szCs w:val="18"/>
-        </w:rPr>
-        <w:t xml:space="preserve">oże wykonać kontratak przed </w:t>
-      </w:r>
-      <w:r>
-        <w:rPr>
-          <w:sz w:val="18"/>
-          <w:szCs w:val="18"/>
-        </w:rPr>
-        <w:t xml:space="preserve">atakami </w:t>
-      </w:r>
-      <w:r>
-        <w:rPr>
-          <w:sz w:val="18"/>
-          <w:szCs w:val="18"/>
-        </w:rPr>
-        <w:t>szarżują</w:t>
-      </w:r>
-      <w:r>
-        <w:rPr>
-          <w:sz w:val="18"/>
-          <w:szCs w:val="18"/>
-        </w:rPr>
-        <w:t xml:space="preserve">cego </w:t>
-      </w:r>
-      <w:r>
-        <w:rPr>
-          <w:sz w:val="18"/>
-          <w:szCs w:val="18"/>
-        </w:rPr>
-        <w:t>oddziału</w:t>
-      </w:r>
-      <w:r>
-        <w:rPr>
-          <w:sz w:val="18"/>
-          <w:szCs w:val="18"/>
-        </w:rPr>
-        <w:t>,</w:t>
-      </w:r>
-      <w:r>
-        <w:rPr>
-          <w:sz w:val="18"/>
-          <w:szCs w:val="18"/>
-        </w:rPr>
-        <w:t xml:space="preserve"> a ten przestaje być uznawany za szarżujący</w:t>
+        <w:t>Na końcu aktywacji o</w:t>
+      </w:r>
+      <w:r>
+        <w:rPr>
+          <w:sz w:val="18"/>
+          <w:szCs w:val="18"/>
+        </w:rPr>
+        <w:t xml:space="preserve">ddział w zasięgu </w:t>
+      </w:r>
+      <w:r>
+        <w:rPr>
+          <w:sz w:val="18"/>
+          <w:szCs w:val="18"/>
+        </w:rPr>
+        <w:t>3</w:t>
+      </w:r>
+      <w:r>
+        <w:rPr>
+          <w:sz w:val="18"/>
+          <w:szCs w:val="18"/>
+        </w:rPr>
+        <w:t xml:space="preserve">” </w:t>
+      </w:r>
+      <w:r>
+        <w:rPr>
+          <w:sz w:val="18"/>
+          <w:szCs w:val="18"/>
+        </w:rPr>
+        <w:t>leczy</w:t>
+      </w:r>
+      <w:r>
+        <w:rPr>
+          <w:sz w:val="18"/>
+          <w:szCs w:val="18"/>
+        </w:rPr>
+        <w:t xml:space="preserve"> k3 ran</w:t>
+      </w:r>
+      <w:r>
+        <w:rPr>
+          <w:sz w:val="18"/>
+          <w:szCs w:val="18"/>
+        </w:rPr>
+        <w:t>y</w:t>
       </w:r>
       <w:r>
         <w:rPr>
@@ -4509,662 +4024,6 @@
           <w:szCs w:val="18"/>
         </w:rPr>
         <w:t>.</w:t>
-      </w:r>
-    </w:p>
-    <w:p>
-      <w:pPr>
-        <w:spacing w:after="0"/>
-        <w:rPr>
-          <w:sz w:val="18"/>
-          <w:szCs w:val="18"/>
-        </w:rPr>
-      </w:pPr>
-      <w:r>
-        <w:rPr>
-          <w:b/>
-          <w:bCs/>
-          <w:sz w:val="18"/>
-          <w:szCs w:val="18"/>
-        </w:rPr>
-        <w:t>Regeneracja:</w:t>
-      </w:r>
-      <w:r>
-        <w:rPr>
-          <w:sz w:val="18"/>
-          <w:szCs w:val="18"/>
-        </w:rPr>
-        <w:t xml:space="preserve"> </w:t>
-      </w:r>
-      <w:r>
-        <w:rPr>
-          <w:sz w:val="18"/>
-          <w:szCs w:val="18"/>
-        </w:rPr>
-        <w:t>Na koniec każdej aktywacji</w:t>
-      </w:r>
-      <w:r>
-        <w:rPr>
-          <w:sz w:val="18"/>
-          <w:szCs w:val="18"/>
-        </w:rPr>
-        <w:t xml:space="preserve"> odzyskujesz K3 ran</w:t>
-      </w:r>
-      <w:r>
-        <w:rPr>
-          <w:sz w:val="18"/>
-          <w:szCs w:val="18"/>
-        </w:rPr>
-        <w:t>y</w:t>
-      </w:r>
-      <w:r>
-        <w:rPr>
-          <w:sz w:val="18"/>
-          <w:szCs w:val="18"/>
-        </w:rPr>
-        <w:t>, ale nie więcej niż liczba straconych w tej aktywacji.</w:t>
-      </w:r>
-    </w:p>
-    <w:p>
-      <w:pPr>
-        <w:spacing w:after="0"/>
-        <w:rPr>
-          <w:sz w:val="18"/>
-          <w:szCs w:val="18"/>
-        </w:rPr>
-      </w:pPr>
-      <w:r>
-        <w:rPr>
-          <w:b/>
-          <w:bCs/>
-          <w:sz w:val="18"/>
-          <w:szCs w:val="18"/>
-        </w:rPr>
-        <w:t>Niewrażliwy:</w:t>
-      </w:r>
-      <w:r>
-        <w:rPr>
-          <w:sz w:val="18"/>
-          <w:szCs w:val="18"/>
-        </w:rPr>
-        <w:t xml:space="preserve"> Podczas testów obrony naturalna 5 daje automatyczny sukces.</w:t>
-      </w:r>
-    </w:p>
-    <w:p>
-      <w:pPr>
-        <w:spacing w:after="0"/>
-        <w:rPr>
-          <w:sz w:val="18"/>
-          <w:szCs w:val="18"/>
-        </w:rPr>
-      </w:pPr>
-      <w:r>
-        <w:rPr>
-          <w:b/>
-          <w:bCs/>
-          <w:sz w:val="18"/>
-          <w:szCs w:val="18"/>
-        </w:rPr>
-        <w:t>Maskowanie:</w:t>
-      </w:r>
-      <w:r>
-        <w:rPr>
-          <w:sz w:val="18"/>
-          <w:szCs w:val="18"/>
-        </w:rPr>
-        <w:t xml:space="preserve"> Ma osłonę</w:t>
-      </w:r>
-      <w:r>
-        <w:rPr>
-          <w:sz w:val="18"/>
-          <w:szCs w:val="18"/>
-        </w:rPr>
-        <w:t xml:space="preserve">, </w:t>
-      </w:r>
-      <w:r>
-        <w:rPr>
-          <w:sz w:val="18"/>
-          <w:szCs w:val="18"/>
-        </w:rPr>
-        <w:t>gdy jest dalej niż</w:t>
-      </w:r>
-      <w:r>
-        <w:rPr>
-          <w:sz w:val="18"/>
-          <w:szCs w:val="18"/>
-        </w:rPr>
-        <w:t xml:space="preserve"> </w:t>
-      </w:r>
-      <w:r>
-        <w:rPr>
-          <w:sz w:val="18"/>
-          <w:szCs w:val="18"/>
-        </w:rPr>
-        <w:t>3</w:t>
-      </w:r>
-      <w:r>
-        <w:rPr>
-          <w:sz w:val="18"/>
-          <w:szCs w:val="18"/>
-        </w:rPr>
-        <w:t>"</w:t>
-      </w:r>
-      <w:r>
-        <w:rPr>
-          <w:sz w:val="18"/>
-          <w:szCs w:val="18"/>
-        </w:rPr>
-        <w:t xml:space="preserve"> od wrogów</w:t>
-      </w:r>
-      <w:r>
-        <w:rPr>
-          <w:sz w:val="18"/>
-          <w:szCs w:val="18"/>
-        </w:rPr>
-        <w:t>.</w:t>
-      </w:r>
-    </w:p>
-    <w:p>
-      <w:pPr>
-        <w:spacing w:after="0"/>
-        <w:rPr>
-          <w:sz w:val="18"/>
-          <w:szCs w:val="18"/>
-        </w:rPr>
-      </w:pPr>
-      <w:r>
-        <w:rPr>
-          <w:b/>
-          <w:bCs/>
-          <w:sz w:val="18"/>
-          <w:szCs w:val="18"/>
-        </w:rPr>
-        <w:t>Parowanie:</w:t>
-      </w:r>
-      <w:r>
-        <w:rPr>
-          <w:sz w:val="18"/>
-          <w:szCs w:val="18"/>
-        </w:rPr>
-        <w:t xml:space="preserve"> Ma osłonę podczas walki wręcz.</w:t>
-      </w:r>
-    </w:p>
-    <w:p>
-      <w:pPr>
-        <w:spacing w:after="0"/>
-        <w:rPr>
-          <w:sz w:val="18"/>
-          <w:szCs w:val="18"/>
-        </w:rPr>
-      </w:pPr>
-      <w:r>
-        <w:rPr>
-          <w:b/>
-          <w:bCs/>
-          <w:sz w:val="18"/>
-          <w:szCs w:val="18"/>
-        </w:rPr>
-        <w:t>Tarcza:</w:t>
-      </w:r>
-      <w:r>
-        <w:rPr>
-          <w:sz w:val="18"/>
-          <w:szCs w:val="18"/>
-        </w:rPr>
-        <w:t xml:space="preserve"> </w:t>
-      </w:r>
-      <w:r>
-        <w:rPr>
-          <w:sz w:val="18"/>
-          <w:szCs w:val="18"/>
-        </w:rPr>
-        <w:t xml:space="preserve">+1 do </w:t>
-      </w:r>
-      <w:r>
-        <w:rPr>
-          <w:sz w:val="18"/>
-          <w:szCs w:val="18"/>
-        </w:rPr>
-        <w:t>testów obrony, gdy nie jest przyszpilony.</w:t>
-      </w:r>
-    </w:p>
-    <w:p>
-      <w:pPr>
-        <w:spacing w:after="0"/>
-        <w:rPr>
-          <w:sz w:val="18"/>
-          <w:szCs w:val="18"/>
-        </w:rPr>
-      </w:pPr>
-      <w:r>
-        <w:rPr>
-          <w:b/>
-          <w:bCs/>
-          <w:sz w:val="18"/>
-          <w:szCs w:val="18"/>
-        </w:rPr>
-        <w:t>Okopany:</w:t>
-      </w:r>
-      <w:r>
-        <w:rPr>
-          <w:sz w:val="18"/>
-          <w:szCs w:val="18"/>
-        </w:rPr>
-        <w:t xml:space="preserve"> </w:t>
-      </w:r>
-      <w:r>
-        <w:rPr>
-          <w:sz w:val="18"/>
-          <w:szCs w:val="18"/>
-        </w:rPr>
-        <w:t>+1 do testów obrony, gdy ma osłonę</w:t>
-      </w:r>
-      <w:r>
-        <w:rPr>
-          <w:sz w:val="18"/>
-          <w:szCs w:val="18"/>
-        </w:rPr>
-        <w:t xml:space="preserve"> z terenu.</w:t>
-      </w:r>
-    </w:p>
-    <w:p>
-      <w:pPr>
-        <w:spacing w:after="0"/>
-        <w:rPr>
-          <w:sz w:val="18"/>
-          <w:szCs w:val="18"/>
-        </w:rPr>
-      </w:pPr>
-      <w:r>
-        <w:rPr>
-          <w:b/>
-          <w:bCs/>
-          <w:sz w:val="18"/>
-          <w:szCs w:val="18"/>
-        </w:rPr>
-        <w:t>Transport(X):</w:t>
-      </w:r>
-      <w:r>
-        <w:rPr>
-          <w:b/>
-          <w:bCs/>
-          <w:sz w:val="18"/>
-          <w:szCs w:val="18"/>
-        </w:rPr>
-        <w:t xml:space="preserve"> </w:t>
-      </w:r>
-      <w:r>
-        <w:rPr>
-          <w:sz w:val="18"/>
-          <w:szCs w:val="18"/>
-        </w:rPr>
-        <w:t xml:space="preserve">Przyjazne oddziały o łącznej wytrzymałości do X mogą zostać transportowane przez ten oddział. Jeżeli oddział składa się z kilku modeli z Transport(X), ich pojemność sumuje się. Transportowany oddział jako swoją akcję może zostać rozstawiony: wszystkie jego modele muszą zostać ustawione w odległości do 3″ od dowolnych modeli transportującego oddziału. Następnie przestaje być transportowany. Oddział, którego wszystkie modele znajdują się do 3″ od transportującego oddziału, może jako swoją akcję zostać zdjęty z planszy i stać się transportowany, jeżeli dostępna pojemność na to pozwala. Jeżeli część modeli transportującego oddziału zostanie zniszczona, transportowane oddziały mogą tymczasowo przekraczać jego pojemność. Jeżeli ostatni model </w:t>
-      </w:r>
-      <w:r>
-        <w:rPr>
-          <w:sz w:val="18"/>
-          <w:szCs w:val="18"/>
-        </w:rPr>
-        <w:t xml:space="preserve">transportującego oddziału zostanie zniszczony, nadmiarowe rany przechodzą na </w:t>
-      </w:r>
-      <w:r>
-        <w:rPr>
-          <w:sz w:val="18"/>
-          <w:szCs w:val="18"/>
-        </w:rPr>
-        <w:t>najliczniejszy</w:t>
-      </w:r>
-      <w:r>
-        <w:rPr>
-          <w:sz w:val="18"/>
-          <w:szCs w:val="18"/>
-        </w:rPr>
-        <w:t xml:space="preserve"> transportowany oddział, a następnie wszystkie transportowane oddziały muszą zostać natychmiast rozstawione jak wyżej i stają się Wyczerpane. Jeżeli transportujący oddział wykona podwójny ruch lub początkowy ruch zdolności Samolot, wszystkie transportowane oddziały zostają Przyszpilone. Transportowane oddziały są rozstawiane razem z transporterem</w:t>
-      </w:r>
-      <w:r>
-        <w:rPr>
-          <w:sz w:val="18"/>
-          <w:szCs w:val="18"/>
-        </w:rPr>
-        <w:t>, w jednej aktywacji</w:t>
-      </w:r>
-      <w:r>
-        <w:rPr>
-          <w:sz w:val="18"/>
-          <w:szCs w:val="18"/>
-        </w:rPr>
-        <w:t xml:space="preserve"> i muszą mieć te same zdolności wpływające na </w:t>
-      </w:r>
-      <w:r>
-        <w:rPr>
-          <w:sz w:val="18"/>
-          <w:szCs w:val="18"/>
-        </w:rPr>
-        <w:t>Rozstawienie.</w:t>
-      </w:r>
-    </w:p>
-    <w:p>
-      <w:pPr>
-        <w:spacing w:after="0"/>
-        <w:rPr>
-          <w:sz w:val="18"/>
-          <w:szCs w:val="18"/>
-        </w:rPr>
-      </w:pPr>
-      <w:r>
-        <w:rPr>
-          <w:b/>
-          <w:bCs/>
-          <w:sz w:val="18"/>
-          <w:szCs w:val="18"/>
-        </w:rPr>
-        <w:t>Zdobywca:</w:t>
-      </w:r>
-      <w:r>
-        <w:rPr>
-          <w:sz w:val="18"/>
-          <w:szCs w:val="18"/>
-        </w:rPr>
-        <w:t xml:space="preserve"> Możesz ignorować wrogie oddziały bez tej zdolności podczas sprawdzania celów misji.</w:t>
-      </w:r>
-    </w:p>
-    <w:p>
-      <w:pPr>
-        <w:spacing w:after="0"/>
-        <w:rPr>
-          <w:sz w:val="18"/>
-          <w:szCs w:val="18"/>
-        </w:rPr>
-      </w:pPr>
-    </w:p>
-    <w:p>
-      <w:pPr>
-        <w:spacing w:after="0"/>
-        <w:rPr>
-          <w:b/>
-          <w:bCs/>
-          <w:sz w:val="18"/>
-          <w:szCs w:val="18"/>
-        </w:rPr>
-      </w:pPr>
-      <w:r>
-        <w:rPr>
-          <w:b/>
-          <w:bCs/>
-          <w:sz w:val="18"/>
-          <w:szCs w:val="18"/>
-        </w:rPr>
-        <w:t>Aktywne:</w:t>
-      </w:r>
-    </w:p>
-    <w:p>
-      <w:pPr>
-        <w:spacing w:after="0"/>
-        <w:rPr>
-          <w:sz w:val="18"/>
-          <w:szCs w:val="18"/>
-        </w:rPr>
-      </w:pPr>
-      <w:r>
-        <w:rPr>
-          <w:b/>
-          <w:bCs/>
-          <w:sz w:val="18"/>
-          <w:szCs w:val="18"/>
-        </w:rPr>
-        <w:t>Mag(X):</w:t>
-      </w:r>
-      <w:r>
-        <w:rPr>
-          <w:sz w:val="18"/>
-          <w:szCs w:val="18"/>
-        </w:rPr>
-        <w:t xml:space="preserve"> Otrzymuje X żetonów </w:t>
-      </w:r>
-      <w:r>
-        <w:rPr>
-          <w:sz w:val="18"/>
-          <w:szCs w:val="18"/>
-        </w:rPr>
-        <w:t>mocy</w:t>
-      </w:r>
-      <w:r>
-        <w:rPr>
-          <w:sz w:val="18"/>
-          <w:szCs w:val="18"/>
-        </w:rPr>
-        <w:t xml:space="preserve"> na</w:t>
-      </w:r>
-      <w:r>
-        <w:rPr>
-          <w:sz w:val="18"/>
-          <w:szCs w:val="18"/>
-        </w:rPr>
-        <w:t xml:space="preserve"> </w:t>
-      </w:r>
-      <w:r>
-        <w:rPr>
-          <w:sz w:val="18"/>
-          <w:szCs w:val="18"/>
-        </w:rPr>
-        <w:t xml:space="preserve">początku każdej rundy, </w:t>
-      </w:r>
-      <w:r>
-        <w:rPr>
-          <w:sz w:val="18"/>
-          <w:szCs w:val="18"/>
-        </w:rPr>
-        <w:t xml:space="preserve">do maksymalnie </w:t>
-      </w:r>
-      <w:r>
-        <w:rPr>
-          <w:sz w:val="18"/>
-          <w:szCs w:val="18"/>
-        </w:rPr>
-        <w:t>2X</w:t>
-      </w:r>
-      <w:r>
-        <w:rPr>
-          <w:sz w:val="18"/>
-          <w:szCs w:val="18"/>
-        </w:rPr>
-        <w:t>. Magowie w oddziale współdzielą żetony. Wydaj tyle żetonów, ile wynosi koszt czaru i r</w:t>
-      </w:r>
-      <w:r>
-        <w:rPr>
-          <w:sz w:val="18"/>
-          <w:szCs w:val="18"/>
-        </w:rPr>
-        <w:t>zuć kością</w:t>
-      </w:r>
-      <w:r>
-        <w:rPr>
-          <w:sz w:val="18"/>
-          <w:szCs w:val="18"/>
-        </w:rPr>
-        <w:t>. P</w:t>
-      </w:r>
-      <w:r>
-        <w:rPr>
-          <w:sz w:val="18"/>
-          <w:szCs w:val="18"/>
-        </w:rPr>
-        <w:t>rzy wyniku 4+</w:t>
-      </w:r>
-      <w:r>
-        <w:rPr>
-          <w:sz w:val="18"/>
-          <w:szCs w:val="18"/>
-        </w:rPr>
-        <w:t xml:space="preserve"> </w:t>
-      </w:r>
-      <w:r>
-        <w:rPr>
-          <w:sz w:val="18"/>
-          <w:szCs w:val="18"/>
-        </w:rPr>
-        <w:t xml:space="preserve">rozstrzygnij </w:t>
-      </w:r>
-      <w:r>
-        <w:rPr>
-          <w:sz w:val="18"/>
-          <w:szCs w:val="18"/>
-        </w:rPr>
-        <w:t xml:space="preserve">jego </w:t>
-      </w:r>
-      <w:r>
-        <w:rPr>
-          <w:sz w:val="18"/>
-          <w:szCs w:val="18"/>
-        </w:rPr>
-        <w:t>efekt</w:t>
-      </w:r>
-      <w:r>
-        <w:rPr>
-          <w:sz w:val="18"/>
-          <w:szCs w:val="18"/>
-        </w:rPr>
-        <w:t xml:space="preserve">. Jedna próba na czar na aktywacje. </w:t>
-      </w:r>
-    </w:p>
-    <w:p>
-      <w:pPr>
-        <w:spacing w:after="0"/>
-        <w:rPr>
-          <w:sz w:val="18"/>
-          <w:szCs w:val="18"/>
-        </w:rPr>
-      </w:pPr>
-      <w:r>
-        <w:rPr>
-          <w:b/>
-          <w:bCs/>
-          <w:sz w:val="18"/>
-          <w:szCs w:val="18"/>
-        </w:rPr>
-        <w:t>Łatanie:</w:t>
-      </w:r>
-      <w:r>
-        <w:rPr>
-          <w:sz w:val="18"/>
-          <w:szCs w:val="18"/>
-        </w:rPr>
-        <w:t xml:space="preserve"> </w:t>
-      </w:r>
-      <w:r>
-        <w:rPr>
-          <w:sz w:val="18"/>
-          <w:szCs w:val="18"/>
-        </w:rPr>
-        <w:t>W twojej aktywacji</w:t>
-      </w:r>
-      <w:r>
-        <w:rPr>
-          <w:sz w:val="18"/>
-          <w:szCs w:val="18"/>
-        </w:rPr>
-        <w:t xml:space="preserve"> o</w:t>
-      </w:r>
-      <w:r>
-        <w:rPr>
-          <w:sz w:val="18"/>
-          <w:szCs w:val="18"/>
-        </w:rPr>
-        <w:t xml:space="preserve">ddział w zasięgu </w:t>
-      </w:r>
-      <w:r>
-        <w:rPr>
-          <w:sz w:val="18"/>
-          <w:szCs w:val="18"/>
-        </w:rPr>
-        <w:t>3</w:t>
-      </w:r>
-      <w:r>
-        <w:rPr>
-          <w:sz w:val="18"/>
-          <w:szCs w:val="18"/>
-        </w:rPr>
-        <w:t xml:space="preserve">” </w:t>
-      </w:r>
-      <w:r>
-        <w:rPr>
-          <w:sz w:val="18"/>
-          <w:szCs w:val="18"/>
-        </w:rPr>
-        <w:t>leczy</w:t>
-      </w:r>
-      <w:r>
-        <w:rPr>
-          <w:sz w:val="18"/>
-          <w:szCs w:val="18"/>
-        </w:rPr>
-        <w:t xml:space="preserve"> k3 ran</w:t>
-      </w:r>
-      <w:r>
-        <w:rPr>
-          <w:sz w:val="18"/>
-          <w:szCs w:val="18"/>
-        </w:rPr>
-        <w:t>y</w:t>
-      </w:r>
-      <w:r>
-        <w:rPr>
-          <w:sz w:val="18"/>
-          <w:szCs w:val="18"/>
-        </w:rPr>
-        <w:t>.</w:t>
-      </w:r>
-    </w:p>
-    <w:p>
-      <w:pPr>
-        <w:spacing w:after="0"/>
-        <w:rPr>
-          <w:sz w:val="18"/>
-          <w:szCs w:val="18"/>
-        </w:rPr>
-      </w:pPr>
-      <w:r>
-        <w:rPr>
-          <w:b/>
-          <w:bCs/>
-          <w:sz w:val="18"/>
-          <w:szCs w:val="18"/>
-        </w:rPr>
-        <w:t>Męczennik:</w:t>
-      </w:r>
-      <w:r>
-        <w:rPr>
-          <w:sz w:val="18"/>
-          <w:szCs w:val="18"/>
-        </w:rPr>
-        <w:t xml:space="preserve"> W twojej aktywacji możesz zostać pokonany, aby twój oddział odzyskał </w:t>
-      </w:r>
-      <w:r>
-        <w:rPr>
-          <w:sz w:val="18"/>
-          <w:szCs w:val="18"/>
-        </w:rPr>
-        <w:t xml:space="preserve">liczę </w:t>
-      </w:r>
-      <w:r>
-        <w:rPr>
-          <w:sz w:val="18"/>
-          <w:szCs w:val="18"/>
-        </w:rPr>
-        <w:t>ran równ</w:t>
-      </w:r>
-      <w:r>
-        <w:rPr>
-          <w:sz w:val="18"/>
-          <w:szCs w:val="18"/>
-        </w:rPr>
-        <w:t>ą</w:t>
-      </w:r>
-      <w:r>
-        <w:rPr>
-          <w:sz w:val="18"/>
-          <w:szCs w:val="18"/>
-        </w:rPr>
-        <w:t xml:space="preserve"> twojej wytrzymałości. Nie możesz zostać przywrócony podczas tej aktywacji.</w:t>
       </w:r>
     </w:p>
     <w:p>
@@ -5273,6 +4132,38 @@
       <w:pPr>
         <w:spacing w:after="0"/>
         <w:rPr>
+          <w:sz w:val="18"/>
+          <w:szCs w:val="18"/>
+        </w:rPr>
+      </w:pPr>
+      <w:r>
+        <w:rPr>
+          <w:b/>
+          <w:bCs/>
+          <w:sz w:val="18"/>
+          <w:szCs w:val="18"/>
+        </w:rPr>
+        <w:t>Męczennik:</w:t>
+      </w:r>
+      <w:r>
+        <w:rPr>
+          <w:sz w:val="18"/>
+          <w:szCs w:val="18"/>
+        </w:rPr>
+        <w:t xml:space="preserve"> Przeciwnik nie może przydzielać ra</w:t>
+      </w:r>
+      <w:r>
+        <w:rPr>
+          <w:sz w:val="18"/>
+          <w:szCs w:val="18"/>
+        </w:rPr>
+        <w:t>n modelom w twoim oddziale bez tej zdolności.</w:t>
+      </w:r>
+    </w:p>
+    <w:p>
+      <w:pPr>
+        <w:spacing w:after="0"/>
+        <w:rPr>
           <w:kern w:val="0"/>
           <w14:ligatures w14:val="none"/>
         </w:rPr>
@@ -5462,42 +4353,91 @@
           <w:sz w:val="18"/>
           <w:szCs w:val="18"/>
         </w:rPr>
-        <w:t xml:space="preserve"> Zamiast jednej </w:t>
-      </w:r>
-      <w:r>
-        <w:rPr>
-          <w:sz w:val="18"/>
-          <w:szCs w:val="18"/>
-        </w:rPr>
-        <w:t>zadaj</w:t>
-      </w:r>
-      <w:r>
-        <w:rPr>
-          <w:sz w:val="18"/>
-          <w:szCs w:val="18"/>
-        </w:rPr>
-        <w:t xml:space="preserve"> X ran</w:t>
-      </w:r>
-      <w:r>
-        <w:rPr>
-          <w:sz w:val="18"/>
-          <w:szCs w:val="18"/>
-        </w:rPr>
-        <w:t xml:space="preserve">, ale nie więcej </w:t>
-      </w:r>
-      <w:r>
-        <w:rPr>
-          <w:sz w:val="18"/>
-          <w:szCs w:val="18"/>
-        </w:rPr>
-        <w:t>niż najniższa, jeżeli przyd</w:t>
-      </w:r>
-      <w:r>
-        <w:rPr>
-          <w:sz w:val="18"/>
-          <w:szCs w:val="18"/>
-        </w:rPr>
-        <w:t>ziela obrońca, lub najwyższa, jeżeli przydziela atakujący, wytrzymałość w oddziale.</w:t>
+        <w:t xml:space="preserve"> Zamiast jednej przydziel X ran</w:t>
+      </w:r>
+      <w:r>
+        <w:rPr>
+          <w:sz w:val="18"/>
+          <w:szCs w:val="18"/>
+        </w:rPr>
+        <w:t>, ale nie więcej niż wytrzymałość wybranego</w:t>
+      </w:r>
+      <w:r>
+        <w:rPr>
+          <w:sz w:val="18"/>
+          <w:szCs w:val="18"/>
+        </w:rPr>
+        <w:t xml:space="preserve"> </w:t>
+      </w:r>
+      <w:r>
+        <w:rPr>
+          <w:sz w:val="18"/>
+          <w:szCs w:val="18"/>
+        </w:rPr>
+        <w:t>modelu</w:t>
+      </w:r>
+      <w:r>
+        <w:rPr>
+          <w:sz w:val="18"/>
+          <w:szCs w:val="18"/>
+        </w:rPr>
+        <w:t>, który, jeżeli to możliwe, zostaje p</w:t>
+      </w:r>
+      <w:r>
+        <w:rPr>
+          <w:sz w:val="18"/>
+          <w:szCs w:val="18"/>
+        </w:rPr>
+        <w:t>okonany. Jeżeli w wyniku tego</w:t>
+      </w:r>
+      <w:r>
+        <w:rPr>
+          <w:sz w:val="18"/>
+          <w:szCs w:val="18"/>
+        </w:rPr>
+        <w:t xml:space="preserve">, </w:t>
+      </w:r>
+      <w:r>
+        <w:rPr>
+          <w:sz w:val="18"/>
+          <w:szCs w:val="18"/>
+        </w:rPr>
+        <w:t xml:space="preserve">zmieniała się </w:t>
+      </w:r>
+      <w:r>
+        <w:rPr>
+          <w:sz w:val="18"/>
+          <w:szCs w:val="18"/>
+        </w:rPr>
+        <w:t>maksymalna</w:t>
+      </w:r>
+      <w:r>
+        <w:rPr>
+          <w:sz w:val="18"/>
+          <w:szCs w:val="18"/>
+        </w:rPr>
+        <w:t xml:space="preserve"> wytrzymałość </w:t>
+      </w:r>
+      <w:r>
+        <w:rPr>
+          <w:sz w:val="18"/>
+          <w:szCs w:val="18"/>
+        </w:rPr>
+        <w:t>oddziału</w:t>
+      </w:r>
+      <w:r>
+        <w:rPr>
+          <w:sz w:val="18"/>
+          <w:szCs w:val="18"/>
+        </w:rPr>
+        <w:t xml:space="preserve">, odrzuć tyle ran, aby nie </w:t>
+      </w:r>
+      <w:r>
+        <w:rPr>
+          <w:sz w:val="18"/>
+          <w:szCs w:val="18"/>
+        </w:rPr>
+        <w:t>było ich mniej niż ona.</w:t>
       </w:r>
     </w:p>
     <w:p>
@@ -5536,49 +4476,7 @@
           <w:sz w:val="18"/>
           <w:szCs w:val="18"/>
         </w:rPr>
-        <w:t>ie wymaga linii wzroku</w:t>
-      </w:r>
-      <w:r>
-        <w:rPr>
-          <w:sz w:val="18"/>
-          <w:szCs w:val="18"/>
-        </w:rPr>
-        <w:t>.</w:t>
-      </w:r>
-      <w:r>
-        <w:rPr>
-          <w:sz w:val="18"/>
-          <w:szCs w:val="18"/>
-        </w:rPr>
-        <w:t xml:space="preserve"> </w:t>
-      </w:r>
-      <w:r>
-        <w:rPr>
-          <w:sz w:val="18"/>
-          <w:szCs w:val="18"/>
-        </w:rPr>
-        <w:t>N</w:t>
-      </w:r>
-      <w:r>
-        <w:rPr>
-          <w:sz w:val="18"/>
-          <w:szCs w:val="18"/>
-        </w:rPr>
-        <w:t xml:space="preserve">ie może atakować celów </w:t>
-      </w:r>
-      <w:r>
-        <w:rPr>
-          <w:sz w:val="18"/>
-          <w:szCs w:val="18"/>
-        </w:rPr>
-        <w:t>Latających</w:t>
-      </w:r>
-      <w:r>
-        <w:rPr>
-          <w:sz w:val="18"/>
-          <w:szCs w:val="18"/>
-        </w:rPr>
-        <w:t>.</w:t>
+        <w:t>ie wymaga linii wzroku.</w:t>
       </w:r>
     </w:p>
     <w:p>
@@ -6189,6 +5087,67 @@
           <w:sz w:val="18"/>
           <w:szCs w:val="18"/>
         </w:rPr>
+        <w:t>Sekcje</w:t>
+      </w:r>
+      <w:r>
+        <w:rPr>
+          <w:b/>
+          <w:bCs/>
+          <w:sz w:val="18"/>
+          <w:szCs w:val="18"/>
+        </w:rPr>
+        <w:t>:</w:t>
+      </w:r>
+      <w:r>
+        <w:rPr>
+          <w:sz w:val="18"/>
+          <w:szCs w:val="18"/>
+        </w:rPr>
+        <w:t xml:space="preserve"> Cały oddział reprezentowany jest przez jeden model z wydzielonymi elementami, który może przyjmować rany ponad maksimum.</w:t>
+      </w:r>
+    </w:p>
+    <w:p>
+      <w:pPr>
+        <w:spacing w:after="0"/>
+        <w:rPr>
+          <w:sz w:val="18"/>
+          <w:szCs w:val="18"/>
+        </w:rPr>
+      </w:pPr>
+      <w:bookmarkStart w:id="0" w:name="_Hlk214264346"/>
+      <w:r>
+        <w:rPr>
+          <w:b/>
+          <w:bCs/>
+          <w:sz w:val="18"/>
+          <w:szCs w:val="18"/>
+        </w:rPr>
+        <w:t>Ucieczka:</w:t>
+      </w:r>
+      <w:r>
+        <w:rPr>
+          <w:sz w:val="18"/>
+          <w:szCs w:val="18"/>
+        </w:rPr>
+        <w:t xml:space="preserve"> Zanim zaczniesz być przyszpilony lub wyczerpany, możesz wykonać ruch.</w:t>
+      </w:r>
+      <w:bookmarkEnd w:id="0"/>
+    </w:p>
+    <w:p>
+      <w:pPr>
+        <w:spacing w:after="0"/>
+        <w:rPr>
+          <w:sz w:val="18"/>
+          <w:szCs w:val="18"/>
+        </w:rPr>
+      </w:pPr>
+      <w:r>
+        <w:rPr>
+          <w:b/>
+          <w:bCs/>
+          <w:sz w:val="18"/>
+          <w:szCs w:val="18"/>
+        </w:rPr>
         <w:t>Dywersant:</w:t>
       </w:r>
       <w:r>
@@ -6503,6 +5462,162 @@
           <w:sz w:val="18"/>
           <w:szCs w:val="18"/>
         </w:rPr>
+        <w:t>Platforma strzelecka</w:t>
+      </w:r>
+      <w:r>
+        <w:rPr>
+          <w:b/>
+          <w:bCs/>
+          <w:sz w:val="18"/>
+          <w:szCs w:val="18"/>
+        </w:rPr>
+        <w:t>(X)</w:t>
+      </w:r>
+      <w:r>
+        <w:rPr>
+          <w:b/>
+          <w:bCs/>
+          <w:sz w:val="18"/>
+          <w:szCs w:val="18"/>
+        </w:rPr>
+        <w:t>:</w:t>
+      </w:r>
+      <w:r>
+        <w:rPr>
+          <w:sz w:val="18"/>
+          <w:szCs w:val="18"/>
+        </w:rPr>
+        <w:t xml:space="preserve"> Jak </w:t>
+      </w:r>
+      <w:r>
+        <w:rPr>
+          <w:sz w:val="18"/>
+          <w:szCs w:val="18"/>
+        </w:rPr>
+        <w:t>Transport(X)</w:t>
+      </w:r>
+      <w:r>
+        <w:rPr>
+          <w:sz w:val="18"/>
+          <w:szCs w:val="18"/>
+        </w:rPr>
+        <w:t xml:space="preserve">t, ale odziały mogą </w:t>
+      </w:r>
+      <w:r>
+        <w:rPr>
+          <w:sz w:val="18"/>
+          <w:szCs w:val="18"/>
+        </w:rPr>
+        <w:t>strzelać tak jakby znajdowały się w miejscu transportera.</w:t>
+      </w:r>
+    </w:p>
+    <w:p>
+      <w:pPr>
+        <w:spacing w:after="0"/>
+        <w:rPr>
+          <w:sz w:val="18"/>
+          <w:szCs w:val="18"/>
+        </w:rPr>
+      </w:pPr>
+      <w:r>
+        <w:rPr>
+          <w:b/>
+          <w:bCs/>
+          <w:sz w:val="18"/>
+          <w:szCs w:val="18"/>
+        </w:rPr>
+        <w:t>Otwarty transport</w:t>
+      </w:r>
+      <w:r>
+        <w:rPr>
+          <w:b/>
+          <w:bCs/>
+          <w:sz w:val="18"/>
+          <w:szCs w:val="18"/>
+        </w:rPr>
+        <w:t>(X)</w:t>
+      </w:r>
+      <w:r>
+        <w:rPr>
+          <w:b/>
+          <w:bCs/>
+          <w:sz w:val="18"/>
+          <w:szCs w:val="18"/>
+        </w:rPr>
+        <w:t>:</w:t>
+      </w:r>
+      <w:r>
+        <w:rPr>
+          <w:sz w:val="18"/>
+          <w:szCs w:val="18"/>
+        </w:rPr>
+        <w:t xml:space="preserve"> Jak Platforma strzelecka</w:t>
+      </w:r>
+      <w:r>
+        <w:rPr>
+          <w:sz w:val="18"/>
+          <w:szCs w:val="18"/>
+        </w:rPr>
+        <w:t>(X)</w:t>
+      </w:r>
+      <w:r>
+        <w:rPr>
+          <w:sz w:val="18"/>
+          <w:szCs w:val="18"/>
+        </w:rPr>
+        <w:t>, ale</w:t>
+      </w:r>
+      <w:r>
+        <w:rPr>
+          <w:sz w:val="18"/>
+          <w:szCs w:val="18"/>
+        </w:rPr>
+        <w:t xml:space="preserve"> odziały mogą zostać Wyczerpana, aby zaatakować wręcz razem z Transporterem. Mogą również być atakowane jakby </w:t>
+      </w:r>
+      <w:r>
+        <w:rPr>
+          <w:sz w:val="18"/>
+          <w:szCs w:val="18"/>
+        </w:rPr>
+        <w:t xml:space="preserve">były </w:t>
+      </w:r>
+      <w:r>
+        <w:rPr>
+          <w:sz w:val="18"/>
+          <w:szCs w:val="18"/>
+        </w:rPr>
+        <w:t xml:space="preserve">w </w:t>
+      </w:r>
+      <w:r>
+        <w:rPr>
+          <w:sz w:val="18"/>
+          <w:szCs w:val="18"/>
+        </w:rPr>
+        <w:t>miejscu transportera</w:t>
+      </w:r>
+      <w:r>
+        <w:rPr>
+          <w:sz w:val="18"/>
+          <w:szCs w:val="18"/>
+        </w:rPr>
+        <w:t xml:space="preserve"> i w osłonie.</w:t>
+      </w:r>
+    </w:p>
+    <w:p>
+      <w:pPr>
+        <w:spacing w:after="0"/>
+        <w:rPr>
+          <w:sz w:val="18"/>
+          <w:szCs w:val="18"/>
+        </w:rPr>
+      </w:pPr>
+      <w:r>
+        <w:rPr>
+          <w:b/>
+          <w:bCs/>
+          <w:sz w:val="18"/>
+          <w:szCs w:val="18"/>
+        </w:rPr>
         <w:t>Wysoki:</w:t>
       </w:r>
       <w:r>
@@ -6549,6 +5664,183 @@
           <w:sz w:val="18"/>
           <w:szCs w:val="18"/>
         </w:rPr>
+        <w:t xml:space="preserve"> Przed wyborem akcji przez wrogi oddział,  możesz przerwać, aby zaatakować. Następnie twój oddział zostaje wyczerpany.</w:t>
+      </w:r>
+    </w:p>
+    <w:p>
+      <w:pPr>
+        <w:spacing w:after="0"/>
+        <w:rPr>
+          <w:sz w:val="18"/>
+          <w:szCs w:val="18"/>
+        </w:rPr>
+      </w:pPr>
+      <w:r>
+        <w:rPr>
+          <w:b/>
+          <w:bCs/>
+          <w:sz w:val="18"/>
+          <w:szCs w:val="18"/>
+        </w:rPr>
+        <w:t>Ochroniarz:</w:t>
+      </w:r>
+      <w:r>
+        <w:rPr>
+          <w:sz w:val="18"/>
+          <w:szCs w:val="18"/>
+        </w:rPr>
+        <w:t xml:space="preserve"> Bohater</w:t>
+      </w:r>
+      <w:r>
+        <w:rPr>
+          <w:sz w:val="18"/>
+          <w:szCs w:val="18"/>
+        </w:rPr>
+        <w:t xml:space="preserve">. Oddział może korzystać z twojej obrony. </w:t>
+      </w:r>
+      <w:r>
+        <w:rPr>
+          <w:sz w:val="18"/>
+          <w:szCs w:val="18"/>
+        </w:rPr>
+        <w:t>Kontrolujący nie może pokonywać innych modeli w oddziale.</w:t>
+      </w:r>
+    </w:p>
+    <w:p>
+      <w:pPr>
+        <w:spacing w:after="0"/>
+        <w:rPr>
+          <w:sz w:val="18"/>
+          <w:szCs w:val="18"/>
+        </w:rPr>
+      </w:pPr>
+      <w:r>
+        <w:rPr>
+          <w:b/>
+          <w:bCs/>
+          <w:sz w:val="18"/>
+          <w:szCs w:val="18"/>
+        </w:rPr>
+        <w:t>Niestrudzony</w:t>
+      </w:r>
+      <w:r>
+        <w:rPr>
+          <w:b/>
+          <w:bCs/>
+          <w:sz w:val="18"/>
+          <w:szCs w:val="18"/>
+        </w:rPr>
+        <w:t xml:space="preserve">: </w:t>
+      </w:r>
+      <w:r>
+        <w:rPr>
+          <w:sz w:val="18"/>
+          <w:szCs w:val="18"/>
+        </w:rPr>
+        <w:t>Może wykonywać tę samą akcję wielokrotnie w rundzie.</w:t>
+      </w:r>
+    </w:p>
+    <w:p>
+      <w:pPr>
+        <w:spacing w:after="0"/>
+        <w:rPr>
+          <w:sz w:val="18"/>
+          <w:szCs w:val="18"/>
+        </w:rPr>
+      </w:pPr>
+      <w:r>
+        <w:rPr>
+          <w:b/>
+          <w:bCs/>
+          <w:sz w:val="18"/>
+          <w:szCs w:val="18"/>
+        </w:rPr>
+        <w:t>Mistrzo</w:t>
+      </w:r>
+      <w:r>
+        <w:rPr>
+          <w:b/>
+          <w:bCs/>
+          <w:sz w:val="18"/>
+          <w:szCs w:val="18"/>
+        </w:rPr>
+        <w:t>stwo(X):</w:t>
+      </w:r>
+      <w:r>
+        <w:rPr>
+          <w:sz w:val="18"/>
+          <w:szCs w:val="18"/>
+        </w:rPr>
+        <w:t xml:space="preserve"> Każda twoja broń ma zdolność X.</w:t>
+      </w:r>
+    </w:p>
+    <w:p>
+      <w:pPr>
+        <w:spacing w:after="0"/>
+        <w:rPr>
+          <w:sz w:val="18"/>
+          <w:szCs w:val="18"/>
+        </w:rPr>
+      </w:pPr>
+      <w:r>
+        <w:rPr>
+          <w:b/>
+          <w:bCs/>
+          <w:sz w:val="18"/>
+          <w:szCs w:val="18"/>
+        </w:rPr>
+        <w:t>Bastion</w:t>
+      </w:r>
+      <w:r>
+        <w:rPr>
+          <w:sz w:val="18"/>
+          <w:szCs w:val="18"/>
+        </w:rPr>
+        <w:t>: Nie zostajesz wyczerpany po kontrataku.</w:t>
+      </w:r>
+    </w:p>
+    <w:p>
+      <w:pPr>
+        <w:spacing w:after="0"/>
+        <w:rPr>
+          <w:sz w:val="18"/>
+          <w:szCs w:val="18"/>
+        </w:rPr>
+      </w:pPr>
+    </w:p>
+    <w:p>
+      <w:pPr>
+        <w:spacing w:after="0"/>
+        <w:rPr>
+          <w:sz w:val="18"/>
+          <w:szCs w:val="18"/>
+        </w:rPr>
+      </w:pPr>
+      <w:r>
+        <w:rPr>
+          <w:b/>
+          <w:bCs/>
+          <w:sz w:val="18"/>
+          <w:szCs w:val="18"/>
+        </w:rPr>
+        <w:t>Zasady Armii</w:t>
+      </w:r>
+      <w:r>
+        <w:rPr>
+          <w:b/>
+          <w:bCs/>
+          <w:sz w:val="18"/>
+          <w:szCs w:val="18"/>
+        </w:rPr>
+        <w:t>:</w:t>
+      </w:r>
+      <w:r>
+        <w:rPr>
+          <w:b/>
+          <w:bCs/>
+          <w:sz w:val="18"/>
+          <w:szCs w:val="18"/>
+        </w:rPr>
         <w:t xml:space="preserve"> </w:t>
       </w:r>
       <w:r>
@@ -6556,222 +5848,121 @@
           <w:sz w:val="18"/>
           <w:szCs w:val="18"/>
         </w:rPr>
-        <w:t>M</w:t>
-      </w:r>
-      <w:r>
-        <w:rPr>
-          <w:sz w:val="18"/>
-          <w:szCs w:val="18"/>
-        </w:rPr>
-        <w:t>ożesz przerwać</w:t>
-      </w:r>
-      <w:r>
-        <w:rPr>
-          <w:sz w:val="18"/>
-          <w:szCs w:val="18"/>
-        </w:rPr>
-        <w:t xml:space="preserve"> w aktywacji przeciwnika, </w:t>
-      </w:r>
-      <w:r>
-        <w:rPr>
-          <w:sz w:val="18"/>
-          <w:szCs w:val="18"/>
-        </w:rPr>
-        <w:t xml:space="preserve">aby </w:t>
-      </w:r>
-      <w:r>
-        <w:rPr>
-          <w:sz w:val="18"/>
-          <w:szCs w:val="18"/>
-        </w:rPr>
-        <w:t>wykonać Ostrzał</w:t>
-      </w:r>
-      <w:r>
-        <w:rPr>
-          <w:sz w:val="18"/>
-          <w:szCs w:val="18"/>
-        </w:rPr>
-        <w:t>. Następnie twój oddział zostaje wyczerpany.</w:t>
-      </w:r>
-    </w:p>
-    <w:p>
-      <w:pPr>
-        <w:spacing w:after="0"/>
-        <w:rPr>
-          <w:sz w:val="18"/>
-          <w:szCs w:val="18"/>
-        </w:rPr>
-      </w:pPr>
-      <w:r>
-        <w:rPr>
-          <w:b/>
-          <w:bCs/>
-          <w:sz w:val="18"/>
-          <w:szCs w:val="18"/>
-        </w:rPr>
-        <w:t>Ochroniarz:</w:t>
-      </w:r>
-      <w:r>
-        <w:rPr>
-          <w:sz w:val="18"/>
-          <w:szCs w:val="18"/>
-        </w:rPr>
-        <w:t xml:space="preserve"> Bohater</w:t>
-      </w:r>
-      <w:r>
-        <w:rPr>
-          <w:sz w:val="18"/>
-          <w:szCs w:val="18"/>
-        </w:rPr>
-        <w:t xml:space="preserve">. Oddział może korzystać z twojej obrony. </w:t>
-      </w:r>
-      <w:r>
-        <w:rPr>
-          <w:sz w:val="18"/>
-          <w:szCs w:val="18"/>
-        </w:rPr>
-        <w:t>Kontrolujący nie może pokonywać innych modeli w oddziale.</w:t>
-      </w:r>
-    </w:p>
-    <w:p>
-      <w:pPr>
-        <w:spacing w:after="0"/>
-        <w:rPr>
-          <w:sz w:val="18"/>
-          <w:szCs w:val="18"/>
-        </w:rPr>
-      </w:pPr>
-      <w:r>
-        <w:rPr>
-          <w:b/>
-          <w:bCs/>
-          <w:sz w:val="18"/>
-          <w:szCs w:val="18"/>
-        </w:rPr>
-        <w:t>Niestrudzony</w:t>
-      </w:r>
-      <w:r>
-        <w:rPr>
-          <w:b/>
-          <w:bCs/>
-          <w:sz w:val="18"/>
-          <w:szCs w:val="18"/>
-        </w:rPr>
-        <w:t xml:space="preserve">: </w:t>
-      </w:r>
-      <w:r>
-        <w:rPr>
-          <w:sz w:val="18"/>
-          <w:szCs w:val="18"/>
-        </w:rPr>
-        <w:t xml:space="preserve">Może wykonywać tę samą akcję wielokrotnie w </w:t>
-      </w:r>
-      <w:r>
-        <w:rPr>
-          <w:sz w:val="18"/>
-          <w:szCs w:val="18"/>
-        </w:rPr>
-        <w:t>aktywacji.</w:t>
-      </w:r>
-    </w:p>
-    <w:p>
-      <w:pPr>
-        <w:spacing w:after="0"/>
-        <w:rPr>
-          <w:sz w:val="18"/>
-          <w:szCs w:val="18"/>
-        </w:rPr>
-      </w:pPr>
-      <w:r>
-        <w:rPr>
-          <w:b/>
-          <w:bCs/>
-          <w:sz w:val="18"/>
-          <w:szCs w:val="18"/>
-        </w:rPr>
-        <w:t>Mistrzo</w:t>
-      </w:r>
-      <w:r>
-        <w:rPr>
-          <w:b/>
-          <w:bCs/>
-          <w:sz w:val="18"/>
-          <w:szCs w:val="18"/>
-        </w:rPr>
-        <w:t>stwo(X):</w:t>
-      </w:r>
-      <w:r>
-        <w:rPr>
-          <w:sz w:val="18"/>
-          <w:szCs w:val="18"/>
-        </w:rPr>
-        <w:t xml:space="preserve"> Każda twoja broń ma zdolność X.</w:t>
-      </w:r>
-    </w:p>
-    <w:p>
-      <w:pPr>
-        <w:spacing w:after="0"/>
-        <w:rPr>
-          <w:sz w:val="18"/>
-          <w:szCs w:val="18"/>
-        </w:rPr>
-      </w:pPr>
-      <w:r>
-        <w:rPr>
-          <w:b/>
-          <w:bCs/>
-          <w:sz w:val="18"/>
-          <w:szCs w:val="18"/>
-        </w:rPr>
-        <w:t>Bastion</w:t>
-      </w:r>
-      <w:r>
-        <w:rPr>
-          <w:sz w:val="18"/>
-          <w:szCs w:val="18"/>
-        </w:rPr>
-        <w:t>: Nie zostajesz wyczerpany po kontrataku.</w:t>
-      </w:r>
-    </w:p>
-    <w:p>
-      <w:pPr>
-        <w:spacing w:after="0"/>
-        <w:rPr>
-          <w:sz w:val="18"/>
-          <w:szCs w:val="18"/>
-        </w:rPr>
-      </w:pPr>
-    </w:p>
-    <w:p>
-      <w:pPr>
-        <w:spacing w:after="0"/>
-        <w:rPr>
-          <w:sz w:val="18"/>
-          <w:szCs w:val="18"/>
-        </w:rPr>
-      </w:pPr>
-      <w:r>
-        <w:rPr>
-          <w:b/>
-          <w:bCs/>
-          <w:sz w:val="18"/>
-          <w:szCs w:val="18"/>
-        </w:rPr>
-        <w:t>Zasady Armii</w:t>
-      </w:r>
-      <w:r>
-        <w:rPr>
-          <w:b/>
-          <w:bCs/>
-          <w:sz w:val="18"/>
-          <w:szCs w:val="18"/>
-        </w:rPr>
-        <w:t>:</w:t>
-      </w:r>
-      <w:r>
-        <w:rPr>
-          <w:b/>
-          <w:bCs/>
+        <w:t>(zdolności pasywne wycenianie przy założeniu, że ma je prawie każdy oddział w rozpisce)</w:t>
+      </w:r>
+    </w:p>
+    <w:p>
+      <w:pPr>
+        <w:spacing w:after="0"/>
+        <w:rPr>
+          <w:sz w:val="18"/>
+          <w:szCs w:val="18"/>
+        </w:rPr>
+      </w:pPr>
+      <w:proofErr w:type="spellStart"/>
+      <w:r>
+        <w:rPr>
+          <w:b/>
+          <w:bCs/>
+          <w:sz w:val="18"/>
+          <w:szCs w:val="18"/>
+        </w:rPr>
+        <w:t>Waagh</w:t>
+      </w:r>
+      <w:proofErr w:type="spellEnd"/>
+      <w:r>
+        <w:rPr>
+          <w:b/>
+          <w:bCs/>
+          <w:sz w:val="18"/>
+          <w:szCs w:val="18"/>
+        </w:rPr>
+        <w:t>!:</w:t>
+      </w:r>
+      <w:r>
+        <w:rPr>
+          <w:sz w:val="18"/>
+          <w:szCs w:val="18"/>
+        </w:rPr>
+        <w:t xml:space="preserve"> Jeżeli twój oddział ma poniżej połowy początkowej wytrzymałości i nie ma innego przyjaznego oddziału z tą </w:t>
+      </w:r>
+      <w:r>
+        <w:rPr>
+          <w:sz w:val="18"/>
+          <w:szCs w:val="18"/>
+        </w:rPr>
+        <w:t>zdolnością w zasięgu 12”, twoje ataki mają -1AP, a ataki w ciebie +1AP.</w:t>
+      </w:r>
+    </w:p>
+    <w:p>
+      <w:pPr>
+        <w:spacing w:after="0"/>
+        <w:rPr>
+          <w:sz w:val="18"/>
+          <w:szCs w:val="18"/>
+        </w:rPr>
+      </w:pPr>
+      <w:r>
+        <w:rPr>
+          <w:b/>
+          <w:bCs/>
+          <w:sz w:val="18"/>
+          <w:szCs w:val="18"/>
+        </w:rPr>
+        <w:t>Szpica:</w:t>
+      </w:r>
+      <w:r>
+        <w:rPr>
+          <w:sz w:val="18"/>
+          <w:szCs w:val="18"/>
+        </w:rPr>
+        <w:t xml:space="preserve"> Podczas ataku przeciwko oddziałom które nie rozpoczęły swojej aktywacji w te j turze, naturalne 6 dają dodatkowe zwykłe trafienie.</w:t>
+      </w:r>
+    </w:p>
+    <w:p>
+      <w:pPr>
+        <w:spacing w:after="0"/>
+        <w:rPr>
+          <w:sz w:val="18"/>
+          <w:szCs w:val="18"/>
+        </w:rPr>
+      </w:pPr>
+      <w:r>
+        <w:rPr>
+          <w:b/>
+          <w:bCs/>
+          <w:sz w:val="18"/>
+          <w:szCs w:val="18"/>
+        </w:rPr>
+        <w:t>Cierpliwy:</w:t>
+      </w:r>
+      <w:r>
+        <w:rPr>
+          <w:sz w:val="18"/>
+          <w:szCs w:val="18"/>
+        </w:rPr>
+        <w:t xml:space="preserve"> Masz +1 do rzutów obrony, jeżeli nie rozpocząłeś swojej aktywacji w tej rundzie.</w:t>
+      </w:r>
+    </w:p>
+    <w:p>
+      <w:pPr>
+        <w:spacing w:after="0"/>
+        <w:rPr>
+          <w:sz w:val="18"/>
+          <w:szCs w:val="18"/>
+        </w:rPr>
+      </w:pPr>
+      <w:r>
+        <w:rPr>
+          <w:b/>
+          <w:bCs/>
+          <w:sz w:val="18"/>
+          <w:szCs w:val="18"/>
+        </w:rPr>
+        <w:t>Odrodzenie:</w:t>
+      </w:r>
+      <w:r>
+        <w:rPr>
           <w:sz w:val="18"/>
           <w:szCs w:val="18"/>
         </w:rPr>
@@ -6782,111 +5973,7 @@
           <w:sz w:val="18"/>
           <w:szCs w:val="18"/>
         </w:rPr>
-        <w:t>(zdolności pasywne wycenianie przy założeniu, że ma je prawie każdy oddział w rozpisce)</w:t>
-      </w:r>
-    </w:p>
-    <w:p>
-      <w:pPr>
-        <w:spacing w:after="0"/>
-        <w:rPr>
-          <w:sz w:val="18"/>
-          <w:szCs w:val="18"/>
-        </w:rPr>
-      </w:pPr>
-      <w:proofErr w:type="spellStart"/>
-      <w:r>
-        <w:rPr>
-          <w:b/>
-          <w:bCs/>
-          <w:sz w:val="18"/>
-          <w:szCs w:val="18"/>
-        </w:rPr>
-        <w:t>Waagh</w:t>
-      </w:r>
-      <w:proofErr w:type="spellEnd"/>
-      <w:r>
-        <w:rPr>
-          <w:b/>
-          <w:bCs/>
-          <w:sz w:val="18"/>
-          <w:szCs w:val="18"/>
-        </w:rPr>
-        <w:t>!:</w:t>
-      </w:r>
-      <w:r>
-        <w:rPr>
-          <w:sz w:val="18"/>
-          <w:szCs w:val="18"/>
-        </w:rPr>
-        <w:t xml:space="preserve"> Jeżeli twój oddział ma poniżej połowy początkowej wytrzymałości i nie ma innego przyjaznego oddziału z tą zdolnością w zasięgu 12”, twoje ataki mają -1AP, a ataki w ciebie +1AP.</w:t>
-      </w:r>
-    </w:p>
-    <w:p>
-      <w:pPr>
-        <w:spacing w:after="0"/>
-        <w:rPr>
-          <w:sz w:val="18"/>
-          <w:szCs w:val="18"/>
-        </w:rPr>
-      </w:pPr>
-      <w:r>
-        <w:rPr>
-          <w:b/>
-          <w:bCs/>
-          <w:sz w:val="18"/>
-          <w:szCs w:val="18"/>
-        </w:rPr>
-        <w:t>Szpica:</w:t>
-      </w:r>
-      <w:r>
-        <w:rPr>
-          <w:sz w:val="18"/>
-          <w:szCs w:val="18"/>
-        </w:rPr>
-        <w:t xml:space="preserve"> Podczas ataku przeciwko oddziałom które nie rozpoczęły swojej aktywacji w te j turze, naturalne 6 dają dodatkowe zwykłe trafienie.</w:t>
-      </w:r>
-    </w:p>
-    <w:p>
-      <w:pPr>
-        <w:spacing w:after="0"/>
-        <w:rPr>
-          <w:sz w:val="18"/>
-          <w:szCs w:val="18"/>
-        </w:rPr>
-      </w:pPr>
-      <w:r>
-        <w:rPr>
-          <w:b/>
-          <w:bCs/>
-          <w:sz w:val="18"/>
-          <w:szCs w:val="18"/>
-        </w:rPr>
-        <w:t>Cierpliwy:</w:t>
-      </w:r>
-      <w:r>
-        <w:rPr>
-          <w:sz w:val="18"/>
-          <w:szCs w:val="18"/>
-        </w:rPr>
-        <w:t xml:space="preserve"> Masz +1 do rzutów obrony, jeżeli nie rozpocząłeś swojej aktywacji w tej rundzie.</w:t>
-      </w:r>
-    </w:p>
-    <w:p>
-      <w:pPr>
-        <w:spacing w:after="0"/>
-        <w:rPr>
-          <w:sz w:val="18"/>
-          <w:szCs w:val="18"/>
-        </w:rPr>
-      </w:pPr>
-      <w:r>
-        <w:rPr>
-          <w:b/>
-          <w:bCs/>
-          <w:sz w:val="18"/>
-          <w:szCs w:val="18"/>
-        </w:rPr>
-        <w:t>Odrodzenie:</w:t>
+        <w:t>Na koniec aktywacji</w:t>
       </w:r>
       <w:r>
         <w:rPr>
@@ -6900,7 +5987,177 @@
           <w:sz w:val="18"/>
           <w:szCs w:val="18"/>
         </w:rPr>
-        <w:t>Na koniec aktywacji</w:t>
+        <w:t xml:space="preserve">rzuć tyloma kośćmi, ile ran może odzyskać </w:t>
+      </w:r>
+      <w:r>
+        <w:rPr>
+          <w:sz w:val="18"/>
+          <w:szCs w:val="18"/>
+        </w:rPr>
+        <w:t xml:space="preserve">ten </w:t>
+      </w:r>
+      <w:r>
+        <w:rPr>
+          <w:sz w:val="18"/>
+          <w:szCs w:val="18"/>
+        </w:rPr>
+        <w:t xml:space="preserve">oddział. </w:t>
+      </w:r>
+      <w:r>
+        <w:rPr>
+          <w:sz w:val="18"/>
+          <w:szCs w:val="18"/>
+        </w:rPr>
+        <w:t xml:space="preserve">Na 4+ </w:t>
+      </w:r>
+      <w:r>
+        <w:rPr>
+          <w:sz w:val="18"/>
+          <w:szCs w:val="18"/>
+        </w:rPr>
+        <w:t xml:space="preserve">odzyskuje </w:t>
+      </w:r>
+      <w:r>
+        <w:rPr>
+          <w:sz w:val="18"/>
+          <w:szCs w:val="18"/>
+        </w:rPr>
+        <w:t>jedną ranę.</w:t>
+      </w:r>
+    </w:p>
+    <w:p>
+      <w:pPr>
+        <w:spacing w:after="0"/>
+        <w:rPr>
+          <w:sz w:val="18"/>
+          <w:szCs w:val="18"/>
+        </w:rPr>
+      </w:pPr>
+      <w:r>
+        <w:rPr>
+          <w:b/>
+          <w:bCs/>
+          <w:sz w:val="18"/>
+          <w:szCs w:val="18"/>
+        </w:rPr>
+        <w:t>Odwody:</w:t>
+      </w:r>
+      <w:r>
+        <w:rPr>
+          <w:sz w:val="18"/>
+          <w:szCs w:val="18"/>
+        </w:rPr>
+        <w:t xml:space="preserve"> Przed rozstawieniem podziel </w:t>
+      </w:r>
+      <w:r>
+        <w:rPr>
+          <w:sz w:val="18"/>
+          <w:szCs w:val="18"/>
+        </w:rPr>
+        <w:t>oddziały z tą zdolnością bez zdolności Zwiadowca</w:t>
+      </w:r>
+      <w:r>
+        <w:rPr>
+          <w:sz w:val="18"/>
+          <w:szCs w:val="18"/>
+        </w:rPr>
+        <w:t xml:space="preserve">, Zasadzka lub </w:t>
+      </w:r>
+      <w:r>
+        <w:rPr>
+          <w:sz w:val="18"/>
+          <w:szCs w:val="18"/>
+        </w:rPr>
+        <w:t>Rezerwa</w:t>
+      </w:r>
+      <w:r>
+        <w:rPr>
+          <w:sz w:val="18"/>
+          <w:szCs w:val="18"/>
+        </w:rPr>
+        <w:t xml:space="preserve"> na dwie grupy. Przeciwnik wybiera jedną z nich, a oddziały</w:t>
+      </w:r>
+      <w:r>
+        <w:rPr>
+          <w:sz w:val="18"/>
+          <w:szCs w:val="18"/>
+        </w:rPr>
+        <w:t xml:space="preserve"> w niej</w:t>
+      </w:r>
+      <w:r>
+        <w:rPr>
+          <w:sz w:val="18"/>
+          <w:szCs w:val="18"/>
+        </w:rPr>
+        <w:t xml:space="preserve"> zyskują </w:t>
+      </w:r>
+      <w:r>
+        <w:rPr>
+          <w:sz w:val="18"/>
+          <w:szCs w:val="18"/>
+        </w:rPr>
+        <w:t xml:space="preserve">zdolność </w:t>
+      </w:r>
+      <w:r>
+        <w:rPr>
+          <w:sz w:val="18"/>
+          <w:szCs w:val="18"/>
+        </w:rPr>
+        <w:t>Rezerwa</w:t>
+      </w:r>
+      <w:r>
+        <w:rPr>
+          <w:sz w:val="18"/>
+          <w:szCs w:val="18"/>
+        </w:rPr>
+        <w:t>.</w:t>
+      </w:r>
+    </w:p>
+    <w:p>
+      <w:pPr>
+        <w:spacing w:after="0"/>
+        <w:rPr>
+          <w:sz w:val="18"/>
+          <w:szCs w:val="18"/>
+        </w:rPr>
+      </w:pPr>
+    </w:p>
+    <w:p>
+      <w:pPr>
+        <w:spacing w:after="0"/>
+        <w:rPr>
+          <w:b/>
+          <w:bCs/>
+          <w:sz w:val="18"/>
+          <w:szCs w:val="18"/>
+        </w:rPr>
+      </w:pPr>
+      <w:r>
+        <w:rPr>
+          <w:b/>
+          <w:bCs/>
+          <w:sz w:val="18"/>
+          <w:szCs w:val="18"/>
+        </w:rPr>
+        <w:t>Aktywne:</w:t>
+      </w:r>
+    </w:p>
+    <w:p>
+      <w:pPr>
+        <w:spacing w:after="0"/>
+        <w:rPr>
+          <w:sz w:val="18"/>
+          <w:szCs w:val="18"/>
+        </w:rPr>
+      </w:pPr>
+      <w:r>
+        <w:rPr>
+          <w:b/>
+          <w:bCs/>
+          <w:sz w:val="18"/>
+          <w:szCs w:val="18"/>
+        </w:rPr>
+        <w:t>Przekaźnik:</w:t>
       </w:r>
       <w:r>
         <w:rPr>
@@ -6914,166 +6171,198 @@
           <w:sz w:val="18"/>
           <w:szCs w:val="18"/>
         </w:rPr>
-        <w:t xml:space="preserve">rzuć tyloma kośćmi, ile ran może odzyskać </w:t>
-      </w:r>
-      <w:r>
-        <w:rPr>
-          <w:sz w:val="18"/>
-          <w:szCs w:val="18"/>
-        </w:rPr>
-        <w:t xml:space="preserve">ten </w:t>
-      </w:r>
-      <w:r>
-        <w:rPr>
-          <w:sz w:val="18"/>
-          <w:szCs w:val="18"/>
-        </w:rPr>
-        <w:t xml:space="preserve">oddział. </w:t>
-      </w:r>
-      <w:r>
-        <w:rPr>
-          <w:sz w:val="18"/>
-          <w:szCs w:val="18"/>
-        </w:rPr>
-        <w:t xml:space="preserve">Na 4+ </w:t>
-      </w:r>
-      <w:r>
-        <w:rPr>
-          <w:sz w:val="18"/>
-          <w:szCs w:val="18"/>
-        </w:rPr>
-        <w:t xml:space="preserve">odzyskuje </w:t>
-      </w:r>
-      <w:r>
-        <w:rPr>
-          <w:sz w:val="18"/>
-          <w:szCs w:val="18"/>
-        </w:rPr>
-        <w:t>jedną ranę.</w:t>
-      </w:r>
-    </w:p>
-    <w:p>
-      <w:pPr>
-        <w:spacing w:after="0"/>
-        <w:rPr>
-          <w:sz w:val="18"/>
-          <w:szCs w:val="18"/>
-        </w:rPr>
-      </w:pPr>
-      <w:r>
-        <w:rPr>
-          <w:b/>
-          <w:bCs/>
-          <w:sz w:val="18"/>
-          <w:szCs w:val="18"/>
-        </w:rPr>
-        <w:t>Odwody:</w:t>
-      </w:r>
-      <w:r>
-        <w:rPr>
-          <w:sz w:val="18"/>
-          <w:szCs w:val="18"/>
-        </w:rPr>
-        <w:t xml:space="preserve"> Przed rozstawieniem podziel </w:t>
-      </w:r>
-      <w:r>
-        <w:rPr>
-          <w:sz w:val="18"/>
-          <w:szCs w:val="18"/>
-        </w:rPr>
-        <w:t>oddziały z tą zdolnością bez zdolności Zwiadowca</w:t>
-      </w:r>
-      <w:r>
-        <w:rPr>
-          <w:sz w:val="18"/>
-          <w:szCs w:val="18"/>
-        </w:rPr>
-        <w:t xml:space="preserve">, Zasadzka lub </w:t>
-      </w:r>
-      <w:r>
-        <w:rPr>
-          <w:sz w:val="18"/>
-          <w:szCs w:val="18"/>
-        </w:rPr>
-        <w:t>Rezerwa</w:t>
-      </w:r>
-      <w:r>
-        <w:rPr>
-          <w:sz w:val="18"/>
-          <w:szCs w:val="18"/>
-        </w:rPr>
-        <w:t xml:space="preserve"> na dwie </w:t>
-      </w:r>
-      <w:r>
-        <w:rPr>
-          <w:sz w:val="18"/>
-          <w:szCs w:val="18"/>
-        </w:rPr>
-        <w:t>grupy. Przeciwnik wybiera jedną z nich, a oddziały</w:t>
-      </w:r>
-      <w:r>
-        <w:rPr>
-          <w:sz w:val="18"/>
-          <w:szCs w:val="18"/>
-        </w:rPr>
-        <w:t xml:space="preserve"> w niej</w:t>
-      </w:r>
-      <w:r>
-        <w:rPr>
-          <w:sz w:val="18"/>
-          <w:szCs w:val="18"/>
-        </w:rPr>
-        <w:t xml:space="preserve"> zyskują </w:t>
-      </w:r>
-      <w:r>
-        <w:rPr>
-          <w:sz w:val="18"/>
-          <w:szCs w:val="18"/>
-        </w:rPr>
-        <w:t xml:space="preserve">zdolność </w:t>
-      </w:r>
-      <w:r>
-        <w:rPr>
-          <w:sz w:val="18"/>
-          <w:szCs w:val="18"/>
-        </w:rPr>
-        <w:t>Rezerwa</w:t>
-      </w:r>
-      <w:r>
-        <w:rPr>
-          <w:sz w:val="18"/>
-          <w:szCs w:val="18"/>
-        </w:rPr>
-        <w:t>.</w:t>
-      </w:r>
-    </w:p>
-    <w:p>
-      <w:pPr>
-        <w:spacing w:after="0"/>
-        <w:rPr>
-          <w:sz w:val="18"/>
-          <w:szCs w:val="18"/>
-        </w:rPr>
-      </w:pPr>
-    </w:p>
-    <w:p>
-      <w:pPr>
-        <w:spacing w:after="0"/>
-        <w:rPr>
-          <w:b/>
-          <w:bCs/>
-          <w:sz w:val="18"/>
-          <w:szCs w:val="18"/>
-        </w:rPr>
-      </w:pPr>
-      <w:r>
-        <w:rPr>
-          <w:b/>
-          <w:bCs/>
-          <w:sz w:val="18"/>
-          <w:szCs w:val="18"/>
-        </w:rPr>
-        <w:t>Aktywne:</w:t>
+        <w:t>R</w:t>
+      </w:r>
+      <w:r>
+        <w:rPr>
+          <w:sz w:val="18"/>
+          <w:szCs w:val="18"/>
+        </w:rPr>
+        <w:t>az na rundę, gdy Mag w zasięgu 12” rzuca czar, może go rzucić z twojej pozycji z +1 do rzutu.</w:t>
+      </w:r>
+    </w:p>
+    <w:p>
+      <w:pPr>
+        <w:spacing w:after="0"/>
+        <w:rPr>
+          <w:sz w:val="18"/>
+          <w:szCs w:val="18"/>
+        </w:rPr>
+      </w:pPr>
+      <w:r>
+        <w:rPr>
+          <w:b/>
+          <w:bCs/>
+          <w:sz w:val="18"/>
+          <w:szCs w:val="18"/>
+        </w:rPr>
+        <w:t>Koordynacja:</w:t>
+      </w:r>
+      <w:r>
+        <w:rPr>
+          <w:sz w:val="18"/>
+          <w:szCs w:val="18"/>
+        </w:rPr>
+        <w:t xml:space="preserve"> </w:t>
+      </w:r>
+      <w:r>
+        <w:rPr>
+          <w:sz w:val="18"/>
+          <w:szCs w:val="18"/>
+        </w:rPr>
+        <w:t>P</w:t>
+      </w:r>
+      <w:r>
+        <w:rPr>
+          <w:sz w:val="18"/>
+          <w:szCs w:val="18"/>
+        </w:rPr>
+        <w:t>rzeciwnik pomija swoją następna aktywację.</w:t>
+      </w:r>
+    </w:p>
+    <w:p>
+      <w:pPr>
+        <w:spacing w:after="0"/>
+        <w:rPr>
+          <w:sz w:val="18"/>
+          <w:szCs w:val="18"/>
+        </w:rPr>
+      </w:pPr>
+      <w:r>
+        <w:rPr>
+          <w:b/>
+          <w:bCs/>
+          <w:sz w:val="18"/>
+          <w:szCs w:val="18"/>
+        </w:rPr>
+        <w:t>Przepowiednia:</w:t>
+      </w:r>
+      <w:r>
+        <w:rPr>
+          <w:sz w:val="18"/>
+          <w:szCs w:val="18"/>
+        </w:rPr>
+        <w:t xml:space="preserve"> </w:t>
+      </w:r>
+      <w:r>
+        <w:rPr>
+          <w:sz w:val="18"/>
+          <w:szCs w:val="18"/>
+        </w:rPr>
+        <w:t>W</w:t>
+      </w:r>
+      <w:r>
+        <w:rPr>
+          <w:sz w:val="18"/>
+          <w:szCs w:val="18"/>
+        </w:rPr>
+        <w:t xml:space="preserve">ybierz odział </w:t>
+      </w:r>
+      <w:r>
+        <w:rPr>
+          <w:sz w:val="18"/>
+          <w:szCs w:val="18"/>
+        </w:rPr>
+        <w:t>przeciwnika,</w:t>
+      </w:r>
+      <w:r>
+        <w:rPr>
+          <w:sz w:val="18"/>
+          <w:szCs w:val="18"/>
+        </w:rPr>
+        <w:t xml:space="preserve"> który zostanie aktywowany jako następny</w:t>
+      </w:r>
+      <w:r>
+        <w:rPr>
+          <w:sz w:val="18"/>
+          <w:szCs w:val="18"/>
+        </w:rPr>
+        <w:t>,</w:t>
+      </w:r>
+      <w:r>
+        <w:rPr>
+          <w:sz w:val="18"/>
+          <w:szCs w:val="18"/>
+        </w:rPr>
+        <w:t xml:space="preserve"> jeżeli to możliwe.</w:t>
+      </w:r>
+    </w:p>
+    <w:p>
+      <w:pPr>
+        <w:spacing w:after="0"/>
+        <w:rPr>
+          <w:sz w:val="18"/>
+          <w:szCs w:val="18"/>
+        </w:rPr>
+      </w:pPr>
+      <w:r>
+        <w:rPr>
+          <w:b/>
+          <w:bCs/>
+          <w:sz w:val="18"/>
+          <w:szCs w:val="18"/>
+        </w:rPr>
+        <w:t>Mobilizacja:</w:t>
+      </w:r>
+      <w:r>
+        <w:rPr>
+          <w:sz w:val="18"/>
+          <w:szCs w:val="18"/>
+        </w:rPr>
+        <w:t xml:space="preserve"> </w:t>
+      </w:r>
+      <w:r>
+        <w:rPr>
+          <w:sz w:val="18"/>
+          <w:szCs w:val="18"/>
+        </w:rPr>
+        <w:t>O</w:t>
+      </w:r>
+      <w:r>
+        <w:rPr>
+          <w:sz w:val="18"/>
+          <w:szCs w:val="18"/>
+        </w:rPr>
+        <w:t>ddział w zasięgu 12” przestaje być przyszpilony.</w:t>
+      </w:r>
+    </w:p>
+    <w:p>
+      <w:pPr>
+        <w:spacing w:after="0"/>
+        <w:rPr>
+          <w:sz w:val="18"/>
+          <w:szCs w:val="18"/>
+        </w:rPr>
+      </w:pPr>
+      <w:r>
+        <w:rPr>
+          <w:b/>
+          <w:bCs/>
+          <w:sz w:val="18"/>
+          <w:szCs w:val="18"/>
+        </w:rPr>
+        <w:t>Presja:</w:t>
+      </w:r>
+      <w:r>
+        <w:rPr>
+          <w:sz w:val="18"/>
+          <w:szCs w:val="18"/>
+        </w:rPr>
+        <w:t xml:space="preserve"> </w:t>
+      </w:r>
+      <w:r>
+        <w:rPr>
+          <w:sz w:val="18"/>
+          <w:szCs w:val="18"/>
+        </w:rPr>
+        <w:t>O</w:t>
+      </w:r>
+      <w:r>
+        <w:rPr>
+          <w:sz w:val="18"/>
+          <w:szCs w:val="18"/>
+        </w:rPr>
+        <w:t>ddział w zasięgu 12” przestaje być wyczerpany.</w:t>
       </w:r>
     </w:p>
     <w:p>
@@ -7491,108 +6780,19 @@
       </w:r>
       <w:r>
         <w:rPr>
-          <w:sz w:val="18"/>
-          <w:szCs w:val="18"/>
-        </w:rPr>
-        <w:t xml:space="preserve"> Licz ran</w:t>
-      </w:r>
-      <w:r>
-        <w:rPr>
-          <w:sz w:val="18"/>
-          <w:szCs w:val="18"/>
-        </w:rPr>
-        <w:t>y</w:t>
-      </w:r>
-      <w:r>
-        <w:rPr>
-          <w:sz w:val="18"/>
-          <w:szCs w:val="18"/>
-        </w:rPr>
-        <w:t xml:space="preserve"> otrzyman</w:t>
-      </w:r>
-      <w:r>
-        <w:rPr>
-          <w:sz w:val="18"/>
-          <w:szCs w:val="18"/>
-        </w:rPr>
-        <w:t>e</w:t>
-      </w:r>
-      <w:r>
-        <w:rPr>
-          <w:sz w:val="18"/>
-          <w:szCs w:val="18"/>
-        </w:rPr>
-        <w:t xml:space="preserve"> taką bronią</w:t>
-      </w:r>
-      <w:r>
-        <w:rPr>
-          <w:sz w:val="18"/>
-          <w:szCs w:val="18"/>
-        </w:rPr>
-        <w:t xml:space="preserve"> w aktywacji. </w:t>
-      </w:r>
-      <w:r>
-        <w:rPr>
-          <w:sz w:val="18"/>
-          <w:szCs w:val="18"/>
-        </w:rPr>
-        <w:t xml:space="preserve">Zmniejsz liczbę </w:t>
-      </w:r>
-      <w:r>
-        <w:rPr>
-          <w:sz w:val="18"/>
-          <w:szCs w:val="18"/>
-        </w:rPr>
-        <w:t xml:space="preserve">ran </w:t>
-      </w:r>
-      <w:r>
-        <w:rPr>
-          <w:sz w:val="18"/>
-          <w:szCs w:val="18"/>
-        </w:rPr>
-        <w:t xml:space="preserve">odzyskanych </w:t>
-      </w:r>
-      <w:r>
-        <w:rPr>
-          <w:sz w:val="18"/>
-          <w:szCs w:val="18"/>
-        </w:rPr>
-        <w:t>o nią</w:t>
-      </w:r>
-      <w:r>
-        <w:rPr>
-          <w:sz w:val="18"/>
-          <w:szCs w:val="18"/>
-        </w:rPr>
-        <w:t xml:space="preserve">. </w:t>
-      </w:r>
-      <w:r>
-        <w:rPr>
-          <w:sz w:val="18"/>
-          <w:szCs w:val="18"/>
-        </w:rPr>
-        <w:t>M</w:t>
-      </w:r>
-      <w:r>
-        <w:rPr>
-          <w:sz w:val="18"/>
-          <w:szCs w:val="18"/>
-        </w:rPr>
-        <w:t xml:space="preserve">odele </w:t>
-      </w:r>
-      <w:r>
-        <w:rPr>
-          <w:sz w:val="18"/>
-          <w:szCs w:val="18"/>
-        </w:rPr>
-        <w:t>pokonane przez przydzielenie p</w:t>
-      </w:r>
-      <w:r>
-        <w:rPr>
-          <w:sz w:val="18"/>
-          <w:szCs w:val="18"/>
-        </w:rPr>
-        <w:t>ierwszych ran do tej liczby zostają zniszczone i nie mogą wrócić do gry.</w:t>
+          <w:b/>
+          <w:bCs/>
+          <w:sz w:val="18"/>
+          <w:szCs w:val="18"/>
+        </w:rPr>
+        <w:t xml:space="preserve"> </w:t>
+      </w:r>
+      <w:r>
+        <w:rPr>
+          <w:sz w:val="18"/>
+          <w:szCs w:val="18"/>
+        </w:rPr>
+        <w:t>Zmniejsz liczbę odzyskanych ran w tej aktywacji, o liczbę ran otrzymanych tą bronią. Modele pokonane tę bronią nie mogą wrócić do gry.</w:t>
       </w:r>
       <w:r>
         <w:rPr>
@@ -7968,21 +7168,7 @@
           <w:sz w:val="18"/>
           <w:szCs w:val="18"/>
         </w:rPr>
-        <w:t xml:space="preserve"> wynosi 1,3- (jakość -1)/10*mnożniki: 0.5 za Nieustraszony</w:t>
-      </w:r>
-      <w:r>
-        <w:rPr>
-          <w:sz w:val="18"/>
-          <w:szCs w:val="18"/>
-        </w:rPr>
-        <w:t xml:space="preserve"> i</w:t>
-      </w:r>
-      <w:r>
-        <w:rPr>
-          <w:sz w:val="18"/>
-          <w:szCs w:val="18"/>
-        </w:rPr>
-        <w:t xml:space="preserve"> Straceńcy</w:t>
+        <w:t xml:space="preserve"> wynosi 1,3- (jakość -1)/10*mnożniki: 0.5 za Nieustraszony, Straceńcy i Ucieczka</w:t>
       </w:r>
     </w:p>
     <w:p>
@@ -10642,7 +9828,7 @@
                 <w:sz w:val="18"/>
                 <w:szCs w:val="18"/>
               </w:rPr>
-              <w:t>1</w:t>
+              <w:t>2</w:t>
             </w:r>
           </w:p>
         </w:tc>
@@ -10662,7 +9848,7 @@
                 <w:sz w:val="18"/>
                 <w:szCs w:val="18"/>
               </w:rPr>
-              <w:t>8</w:t>
+              <w:t>16</w:t>
             </w:r>
           </w:p>
         </w:tc>
@@ -10682,7 +9868,7 @@
                 <w:sz w:val="18"/>
                 <w:szCs w:val="18"/>
               </w:rPr>
-              <w:t>10</w:t>
+              <w:t>20</w:t>
             </w:r>
           </w:p>
         </w:tc>
@@ -11032,7 +10218,7 @@
                 <w:sz w:val="18"/>
                 <w:szCs w:val="18"/>
               </w:rPr>
-              <w:t>Parowanie</w:t>
+              <w:t>Okopany</w:t>
             </w:r>
           </w:p>
         </w:tc>
@@ -11052,7 +10238,7 @@
                 <w:sz w:val="18"/>
                 <w:szCs w:val="18"/>
               </w:rPr>
-              <w:t>1,5</w:t>
+              <w:t>1</w:t>
             </w:r>
           </w:p>
         </w:tc>
@@ -11072,7 +10258,7 @@
                 <w:sz w:val="18"/>
                 <w:szCs w:val="18"/>
               </w:rPr>
-              <w:t>12</w:t>
+              <w:t>8</w:t>
             </w:r>
           </w:p>
         </w:tc>
@@ -11092,7 +10278,7 @@
                 <w:sz w:val="18"/>
                 <w:szCs w:val="18"/>
               </w:rPr>
-              <w:t>15</w:t>
+              <w:t>10</w:t>
             </w:r>
           </w:p>
         </w:tc>
@@ -11114,7 +10300,7 @@
                 <w:sz w:val="18"/>
                 <w:szCs w:val="18"/>
               </w:rPr>
-              <w:t>Okopany</w:t>
+              <w:t>Tarcza</w:t>
             </w:r>
           </w:p>
         </w:tc>
@@ -11134,7 +10320,7 @@
                 <w:sz w:val="18"/>
                 <w:szCs w:val="18"/>
               </w:rPr>
-              <w:t>1</w:t>
+              <w:t>1.25</w:t>
             </w:r>
           </w:p>
         </w:tc>
@@ -11154,7 +10340,7 @@
                 <w:sz w:val="18"/>
                 <w:szCs w:val="18"/>
               </w:rPr>
-              <w:t>8</w:t>
+              <w:t>10</w:t>
             </w:r>
           </w:p>
         </w:tc>
@@ -11174,7 +10360,7 @@
                 <w:sz w:val="18"/>
                 <w:szCs w:val="18"/>
               </w:rPr>
-              <w:t>10</w:t>
+              <w:t>12,5</w:t>
             </w:r>
           </w:p>
         </w:tc>
@@ -11196,7 +10382,7 @@
                 <w:sz w:val="18"/>
                 <w:szCs w:val="18"/>
               </w:rPr>
-              <w:t>Tarcza</w:t>
+              <w:t>Nieustraszony</w:t>
             </w:r>
           </w:p>
         </w:tc>
@@ -11216,21 +10402,7 @@
                 <w:sz w:val="18"/>
                 <w:szCs w:val="18"/>
               </w:rPr>
-              <w:t>1</w:t>
-            </w:r>
-            <w:r>
-              <w:rPr>
-                <w:sz w:val="18"/>
-                <w:szCs w:val="18"/>
-              </w:rPr>
-              <w:t>,</w:t>
-            </w:r>
-            <w:r>
-              <w:rPr>
-                <w:sz w:val="18"/>
-                <w:szCs w:val="18"/>
-              </w:rPr>
-              <w:t>25</w:t>
+              <w:t>Patrz morale</w:t>
             </w:r>
           </w:p>
         </w:tc>
@@ -11250,7 +10422,7 @@
                 <w:sz w:val="18"/>
                 <w:szCs w:val="18"/>
               </w:rPr>
-              <w:t>10</w:t>
+              <w:t>12</w:t>
             </w:r>
           </w:p>
         </w:tc>
@@ -11270,7 +10442,7 @@
                 <w:sz w:val="18"/>
                 <w:szCs w:val="18"/>
               </w:rPr>
-              <w:t>12,5</w:t>
+              <w:t>15</w:t>
             </w:r>
           </w:p>
         </w:tc>
@@ -11292,7 +10464,7 @@
                 <w:sz w:val="18"/>
                 <w:szCs w:val="18"/>
               </w:rPr>
-              <w:t>Nieustraszony</w:t>
+              <w:t>Straceńcy</w:t>
             </w:r>
           </w:p>
         </w:tc>
@@ -11374,7 +10546,7 @@
                 <w:sz w:val="18"/>
                 <w:szCs w:val="18"/>
               </w:rPr>
-              <w:t>Straceńcy</w:t>
+              <w:t>Strażnik</w:t>
             </w:r>
           </w:p>
         </w:tc>
@@ -11394,7 +10566,7 @@
                 <w:sz w:val="18"/>
                 <w:szCs w:val="18"/>
               </w:rPr>
-              <w:t>Patrz morale</w:t>
+              <w:t>Parz broń</w:t>
             </w:r>
           </w:p>
         </w:tc>
@@ -11414,7 +10586,7 @@
                 <w:sz w:val="18"/>
                 <w:szCs w:val="18"/>
               </w:rPr>
-              <w:t>12</w:t>
+              <w:t>72</w:t>
             </w:r>
           </w:p>
         </w:tc>
@@ -11434,7 +10606,7 @@
                 <w:sz w:val="18"/>
                 <w:szCs w:val="18"/>
               </w:rPr>
-              <w:t>15</w:t>
+              <w:t>90</w:t>
             </w:r>
           </w:p>
         </w:tc>
@@ -11456,7 +10628,7 @@
                 <w:sz w:val="18"/>
                 <w:szCs w:val="18"/>
               </w:rPr>
-              <w:t>Strażnik</w:t>
+              <w:t>Instynkt</w:t>
             </w:r>
           </w:p>
         </w:tc>
@@ -11476,7 +10648,7 @@
                 <w:sz w:val="18"/>
                 <w:szCs w:val="18"/>
               </w:rPr>
-              <w:t>Parz broń</w:t>
+              <w:t>-1</w:t>
             </w:r>
           </w:p>
         </w:tc>
@@ -11496,7 +10668,7 @@
                 <w:sz w:val="18"/>
                 <w:szCs w:val="18"/>
               </w:rPr>
-              <w:t>72</w:t>
+              <w:t>8</w:t>
             </w:r>
           </w:p>
         </w:tc>
@@ -11516,7 +10688,7 @@
                 <w:sz w:val="18"/>
                 <w:szCs w:val="18"/>
               </w:rPr>
-              <w:t>90</w:t>
+              <w:t>10</w:t>
             </w:r>
           </w:p>
         </w:tc>
@@ -11538,7 +10710,7 @@
                 <w:sz w:val="18"/>
                 <w:szCs w:val="18"/>
               </w:rPr>
-              <w:t>Instynkt</w:t>
+              <w:t>Ucieczka</w:t>
             </w:r>
           </w:p>
         </w:tc>
@@ -11558,7 +10730,7 @@
                 <w:sz w:val="18"/>
                 <w:szCs w:val="18"/>
               </w:rPr>
-              <w:t>-1</w:t>
+              <w:t>Patrz morale</w:t>
             </w:r>
           </w:p>
         </w:tc>
@@ -11578,7 +10750,7 @@
                 <w:sz w:val="18"/>
                 <w:szCs w:val="18"/>
               </w:rPr>
-              <w:t>8</w:t>
+              <w:t>12</w:t>
             </w:r>
           </w:p>
         </w:tc>
@@ -11598,7 +10770,7 @@
                 <w:sz w:val="18"/>
                 <w:szCs w:val="18"/>
               </w:rPr>
-              <w:t>10</w:t>
+              <w:t>15</w:t>
             </w:r>
           </w:p>
         </w:tc>
@@ -12287,98 +11459,53 @@
           <w:sz w:val="18"/>
           <w:szCs w:val="18"/>
         </w:rPr>
-        <w:t>: w zależności od innych zdolności modelu, X*</w:t>
-      </w:r>
-      <w:r>
-        <w:rPr>
-          <w:sz w:val="18"/>
-          <w:szCs w:val="18"/>
-        </w:rPr>
-        <w:t>(1+ 3</w:t>
-      </w:r>
-      <w:r>
-        <w:rPr>
-          <w:sz w:val="18"/>
-          <w:szCs w:val="18"/>
-        </w:rPr>
-        <w:t xml:space="preserve"> </w:t>
-      </w:r>
-      <w:r>
-        <w:rPr>
-          <w:sz w:val="18"/>
-          <w:szCs w:val="18"/>
-        </w:rPr>
-        <w:t xml:space="preserve">za </w:t>
-      </w:r>
-      <w:r>
-        <w:rPr>
-          <w:sz w:val="18"/>
-          <w:szCs w:val="18"/>
-        </w:rPr>
-        <w:t xml:space="preserve">Samolot, </w:t>
-      </w:r>
-      <w:r>
-        <w:rPr>
-          <w:sz w:val="18"/>
-          <w:szCs w:val="18"/>
-        </w:rPr>
-        <w:t>0,</w:t>
-      </w:r>
-      <w:r>
-        <w:rPr>
-          <w:sz w:val="18"/>
-          <w:szCs w:val="18"/>
-        </w:rPr>
-        <w:t xml:space="preserve">5 </w:t>
-      </w:r>
-      <w:r>
-        <w:rPr>
-          <w:sz w:val="18"/>
-          <w:szCs w:val="18"/>
-        </w:rPr>
-        <w:t xml:space="preserve">za </w:t>
-      </w:r>
-      <w:r>
-        <w:rPr>
-          <w:sz w:val="18"/>
-          <w:szCs w:val="18"/>
-        </w:rPr>
-        <w:t xml:space="preserve">Latający, </w:t>
-      </w:r>
-      <w:r>
-        <w:rPr>
-          <w:sz w:val="18"/>
-          <w:szCs w:val="18"/>
-        </w:rPr>
-        <w:t>0</w:t>
-      </w:r>
-      <w:r>
-        <w:rPr>
-          <w:sz w:val="18"/>
-          <w:szCs w:val="18"/>
-        </w:rPr>
-        <w:t xml:space="preserve">,25 </w:t>
-      </w:r>
-      <w:r>
-        <w:rPr>
-          <w:sz w:val="18"/>
-          <w:szCs w:val="18"/>
-        </w:rPr>
-        <w:t xml:space="preserve">za </w:t>
-      </w:r>
-      <w:r>
-        <w:rPr>
-          <w:sz w:val="18"/>
-          <w:szCs w:val="18"/>
-        </w:rPr>
-        <w:t>Szybki/Zwinny</w:t>
-      </w:r>
-      <w:r>
-        <w:rPr>
-          <w:sz w:val="18"/>
-          <w:szCs w:val="18"/>
-        </w:rPr>
-        <w:t>)</w:t>
+        <w:t xml:space="preserve">: w zależności od innych zdolności modelu, X* 3,5 Samolot, 2,5 Zasadzka/Zwiadowca, 1,5 Latający, 1,25 Szybki/Zwinny, 1 pozostałe. </w:t>
+      </w:r>
+    </w:p>
+    <w:p>
+      <w:pPr>
+        <w:spacing w:after="0"/>
+        <w:rPr>
+          <w:sz w:val="18"/>
+          <w:szCs w:val="18"/>
+        </w:rPr>
+      </w:pPr>
+      <w:r>
+        <w:rPr>
+          <w:sz w:val="18"/>
+          <w:szCs w:val="18"/>
+        </w:rPr>
+        <w:t>Platforma strzelecka lub Otwarty transport</w:t>
+      </w:r>
+      <w:r>
+        <w:rPr>
+          <w:sz w:val="18"/>
+          <w:szCs w:val="18"/>
+        </w:rPr>
+        <w:t>: Transport +0,25*X</w:t>
+      </w:r>
+    </w:p>
+    <w:p>
+      <w:pPr>
+        <w:spacing w:after="0"/>
+        <w:rPr>
+          <w:sz w:val="18"/>
+          <w:szCs w:val="18"/>
+        </w:rPr>
+      </w:pPr>
+      <w:r>
+        <w:rPr>
+          <w:sz w:val="18"/>
+          <w:szCs w:val="18"/>
+        </w:rPr>
+        <w:t>Sekcje</w:t>
+      </w:r>
+      <w:r>
+        <w:rPr>
+          <w:sz w:val="18"/>
+          <w:szCs w:val="18"/>
+        </w:rPr>
+        <w:t>: 0, zdolności z kosztem za model liczysz raz.</w:t>
       </w:r>
       <w:r>
         <w:rPr>
@@ -12415,12 +11542,6 @@
           <w:szCs w:val="18"/>
         </w:rPr>
         <w:br/>
-      </w:r>
-      <w:r>
-        <w:rPr>
-          <w:sz w:val="18"/>
-          <w:szCs w:val="18"/>
-        </w:rPr>
         <w:t>Mistrzostwo (X): policz koszt broni jakby miały X</w:t>
       </w:r>
       <w:r>
@@ -12435,35 +11556,7 @@
           <w:sz w:val="18"/>
           <w:szCs w:val="18"/>
         </w:rPr>
-        <w:t xml:space="preserve"> większ</w:t>
-      </w:r>
-      <w:r>
-        <w:rPr>
-          <w:sz w:val="18"/>
-          <w:szCs w:val="18"/>
-        </w:rPr>
-        <w:t>ą różnicę</w:t>
-      </w:r>
-      <w:r>
-        <w:rPr>
-          <w:sz w:val="18"/>
-          <w:szCs w:val="18"/>
-        </w:rPr>
-        <w:t xml:space="preserve"> koszt</w:t>
-      </w:r>
-      <w:r>
-        <w:rPr>
-          <w:sz w:val="18"/>
-          <w:szCs w:val="18"/>
-        </w:rPr>
-        <w:t>u</w:t>
-      </w:r>
-      <w:r>
-        <w:rPr>
-          <w:sz w:val="18"/>
-          <w:szCs w:val="18"/>
-        </w:rPr>
-        <w:t xml:space="preserve"> broni z X i bez: Zasięg 24”</w:t>
+        <w:t xml:space="preserve"> większy koszt broni z X i bez: Zasięg 24”</w:t>
       </w:r>
       <w:r>
         <w:rPr>
@@ -15909,6 +15002,7 @@
           <w:sz w:val="18"/>
           <w:szCs w:val="18"/>
         </w:rPr>
+        <w:lastRenderedPageBreak/>
         <w:t>Ociężałość: 20</w:t>
       </w:r>
     </w:p>
@@ -16023,6 +15117,22 @@
           <w:sz w:val="18"/>
           <w:szCs w:val="18"/>
         </w:rPr>
+        <w:t>Przekaźnik: 4</w:t>
+      </w:r>
+    </w:p>
+    <w:p>
+      <w:pPr>
+        <w:spacing w:after="0"/>
+        <w:rPr>
+          <w:sz w:val="18"/>
+          <w:szCs w:val="18"/>
+        </w:rPr>
+      </w:pPr>
+      <w:r>
+        <w:rPr>
+          <w:sz w:val="18"/>
+          <w:szCs w:val="18"/>
+        </w:rPr>
         <w:t>Łatanie: 20</w:t>
       </w:r>
     </w:p>
@@ -16104,6 +15214,27 @@
           <w:sz w:val="18"/>
           <w:szCs w:val="18"/>
         </w:rPr>
+        <w:t xml:space="preserve">, </w:t>
+      </w:r>
+      <w:r>
+        <w:rPr>
+          <w:sz w:val="18"/>
+          <w:szCs w:val="18"/>
+        </w:rPr>
+        <w:t>Koordynacja</w:t>
+      </w:r>
+      <w:r>
+        <w:rPr>
+          <w:sz w:val="18"/>
+          <w:szCs w:val="18"/>
+        </w:rPr>
+        <w:t>. Przepowiednia i Presja</w:t>
+      </w:r>
+      <w:r>
+        <w:rPr>
+          <w:sz w:val="18"/>
+          <w:szCs w:val="18"/>
+        </w:rPr>
         <w:t>: 45</w:t>
       </w:r>
     </w:p>
@@ -16115,88 +15246,12 @@
           <w:szCs w:val="18"/>
         </w:rPr>
       </w:pPr>
-    </w:p>
-    <w:p>
-      <w:pPr>
-        <w:spacing w:after="0"/>
-        <w:rPr>
-          <w:b/>
-          <w:bCs/>
-          <w:sz w:val="18"/>
-          <w:szCs w:val="18"/>
-        </w:rPr>
-      </w:pPr>
-      <w:r>
-        <w:rPr>
-          <w:b/>
-          <w:bCs/>
-          <w:sz w:val="18"/>
-          <w:szCs w:val="18"/>
-        </w:rPr>
-        <w:t>Konwencje:</w:t>
-      </w:r>
-    </w:p>
-    <w:p>
-      <w:pPr>
-        <w:spacing w:after="0"/>
-        <w:rPr>
-          <w:b/>
-          <w:bCs/>
-          <w:sz w:val="18"/>
-          <w:szCs w:val="18"/>
-        </w:rPr>
-      </w:pPr>
-    </w:p>
-    <w:p>
-      <w:pPr>
-        <w:spacing w:after="0"/>
-        <w:rPr>
-          <w:sz w:val="18"/>
-          <w:szCs w:val="18"/>
-        </w:rPr>
-      </w:pPr>
-      <w:r>
-        <w:rPr>
-          <w:b/>
-          <w:bCs/>
-          <w:sz w:val="18"/>
-          <w:szCs w:val="18"/>
-        </w:rPr>
-        <w:t>Regimenty:</w:t>
-      </w:r>
-    </w:p>
-    <w:p>
-      <w:pPr>
-        <w:spacing w:after="0"/>
-        <w:rPr>
-          <w:sz w:val="18"/>
-          <w:szCs w:val="18"/>
-        </w:rPr>
-      </w:pPr>
-      <w:r>
-        <w:rPr>
-          <w:sz w:val="18"/>
-          <w:szCs w:val="18"/>
-        </w:rPr>
-        <w:t>Zalecane, dla chcących spróbować bardziej pozycyjnej gry.</w:t>
-      </w:r>
-    </w:p>
-    <w:p>
-      <w:pPr>
-        <w:spacing w:after="0"/>
-        <w:rPr>
-          <w:b/>
-          <w:bCs/>
-          <w:sz w:val="18"/>
-          <w:szCs w:val="18"/>
-        </w:rPr>
-      </w:pPr>
-      <w:r>
-        <w:rPr>
-          <w:sz w:val="18"/>
-          <w:szCs w:val="18"/>
-        </w:rPr>
-        <w:t>Cała tacka kilkunastu modeli, powinna być w rozpisce jednym modelem z wysoką wytrzymałością i cechami Rój i Zwrot. Zalecamy, aby wszystkie oddziały miały cechę Zwrot i Przygotowanie i nie więcej niż 2 „modele”.</w:t>
+      <w:r>
+        <w:rPr>
+          <w:sz w:val="18"/>
+          <w:szCs w:val="18"/>
+        </w:rPr>
+        <w:t>Mobilizacja: 30</w:t>
       </w:r>
     </w:p>
     <w:sectPr>
@@ -16714,119 +15769,6 @@
     </w:lvl>
   </w:abstractNum>
   <w:abstractNum w:abstractNumId="4" w15:restartNumberingAfterBreak="0">
-    <w:nsid w:val="3BE4574F"/>
-    <w:multiLevelType w:val="hybridMultilevel"/>
-    <w:tmpl w:val="6F347CA8"/>
-    <w:lvl w:ilvl="0" w:tplc="04150001">
-      <w:start w:val="1"/>
-      <w:numFmt w:val="bullet"/>
-      <w:lvlText w:val=""/>
-      <w:lvlJc w:val="left"/>
-      <w:pPr>
-        <w:ind w:left="360" w:hanging="360"/>
-      </w:pPr>
-      <w:rPr>
-        <w:rFonts w:ascii="Symbol" w:hAnsi="Symbol" w:hint="default"/>
-      </w:rPr>
-    </w:lvl>
-    <w:lvl w:ilvl="1" w:tplc="04150003" w:tentative="1">
-      <w:start w:val="1"/>
-      <w:numFmt w:val="bullet"/>
-      <w:lvlText w:val="o"/>
-      <w:lvlJc w:val="left"/>
-      <w:pPr>
-        <w:ind w:left="1080" w:hanging="360"/>
-      </w:pPr>
-      <w:rPr>
-        <w:rFonts w:ascii="Courier New" w:hAnsi="Courier New" w:cs="Courier New" w:hint="default"/>
-      </w:rPr>
-    </w:lvl>
-    <w:lvl w:ilvl="2" w:tplc="04150005" w:tentative="1">
-      <w:start w:val="1"/>
-      <w:numFmt w:val="bullet"/>
-      <w:lvlText w:val=""/>
-      <w:lvlJc w:val="left"/>
-      <w:pPr>
-        <w:ind w:left="1800" w:hanging="360"/>
-      </w:pPr>
-      <w:rPr>
-        <w:rFonts w:ascii="Wingdings" w:hAnsi="Wingdings" w:hint="default"/>
-      </w:rPr>
-    </w:lvl>
-    <w:lvl w:ilvl="3" w:tplc="04150001" w:tentative="1">
-      <w:start w:val="1"/>
-      <w:numFmt w:val="bullet"/>
-      <w:lvlText w:val=""/>
-      <w:lvlJc w:val="left"/>
-      <w:pPr>
-        <w:ind w:left="2520" w:hanging="360"/>
-      </w:pPr>
-      <w:rPr>
-        <w:rFonts w:ascii="Symbol" w:hAnsi="Symbol" w:hint="default"/>
-      </w:rPr>
-    </w:lvl>
-    <w:lvl w:ilvl="4" w:tplc="04150003" w:tentative="1">
-      <w:start w:val="1"/>
-      <w:numFmt w:val="bullet"/>
-      <w:lvlText w:val="o"/>
-      <w:lvlJc w:val="left"/>
-      <w:pPr>
-        <w:ind w:left="3240" w:hanging="360"/>
-      </w:pPr>
-      <w:rPr>
-        <w:rFonts w:ascii="Courier New" w:hAnsi="Courier New" w:cs="Courier New" w:hint="default"/>
-      </w:rPr>
-    </w:lvl>
-    <w:lvl w:ilvl="5" w:tplc="04150005" w:tentative="1">
-      <w:start w:val="1"/>
-      <w:numFmt w:val="bullet"/>
-      <w:lvlText w:val=""/>
-      <w:lvlJc w:val="left"/>
-      <w:pPr>
-        <w:ind w:left="3960" w:hanging="360"/>
-      </w:pPr>
-      <w:rPr>
-        <w:rFonts w:ascii="Wingdings" w:hAnsi="Wingdings" w:hint="default"/>
-      </w:rPr>
-    </w:lvl>
-    <w:lvl w:ilvl="6" w:tplc="04150001" w:tentative="1">
-      <w:start w:val="1"/>
-      <w:numFmt w:val="bullet"/>
-      <w:lvlText w:val=""/>
-      <w:lvlJc w:val="left"/>
-      <w:pPr>
-        <w:ind w:left="4680" w:hanging="360"/>
-      </w:pPr>
-      <w:rPr>
-        <w:rFonts w:ascii="Symbol" w:hAnsi="Symbol" w:hint="default"/>
-      </w:rPr>
-    </w:lvl>
-    <w:lvl w:ilvl="7" w:tplc="04150003" w:tentative="1">
-      <w:start w:val="1"/>
-      <w:numFmt w:val="bullet"/>
-      <w:lvlText w:val="o"/>
-      <w:lvlJc w:val="left"/>
-      <w:pPr>
-        <w:ind w:left="5400" w:hanging="360"/>
-      </w:pPr>
-      <w:rPr>
-        <w:rFonts w:ascii="Courier New" w:hAnsi="Courier New" w:cs="Courier New" w:hint="default"/>
-      </w:rPr>
-    </w:lvl>
-    <w:lvl w:ilvl="8" w:tplc="04150005" w:tentative="1">
-      <w:start w:val="1"/>
-      <w:numFmt w:val="bullet"/>
-      <w:lvlText w:val=""/>
-      <w:lvlJc w:val="left"/>
-      <w:pPr>
-        <w:ind w:left="6120" w:hanging="360"/>
-      </w:pPr>
-      <w:rPr>
-        <w:rFonts w:ascii="Wingdings" w:hAnsi="Wingdings" w:hint="default"/>
-      </w:rPr>
-    </w:lvl>
-  </w:abstractNum>
-  <w:abstractNum w:abstractNumId="5" w15:restartNumberingAfterBreak="0">
     <w:nsid w:val="4A456DF1"/>
     <w:multiLevelType w:val="hybridMultilevel"/>
     <w:tmpl w:val="2668E528"/>
@@ -16912,7 +15854,7 @@
       </w:pPr>
     </w:lvl>
   </w:abstractNum>
-  <w:abstractNum w:abstractNumId="6" w15:restartNumberingAfterBreak="0">
+  <w:abstractNum w:abstractNumId="5" w15:restartNumberingAfterBreak="0">
     <w:nsid w:val="526356B5"/>
     <w:multiLevelType w:val="multilevel"/>
     <w:tmpl w:val="6E3ED9A8"/>
@@ -17061,7 +16003,7 @@
       </w:rPr>
     </w:lvl>
   </w:abstractNum>
-  <w:abstractNum w:abstractNumId="7" w15:restartNumberingAfterBreak="0">
+  <w:abstractNum w:abstractNumId="6" w15:restartNumberingAfterBreak="0">
     <w:nsid w:val="52AC6A4E"/>
     <w:multiLevelType w:val="hybridMultilevel"/>
     <w:tmpl w:val="1138185A"/>
@@ -17147,120 +16089,7 @@
       </w:pPr>
     </w:lvl>
   </w:abstractNum>
-  <w:abstractNum w:abstractNumId="8" w15:restartNumberingAfterBreak="0">
-    <w:nsid w:val="546866E0"/>
-    <w:multiLevelType w:val="hybridMultilevel"/>
-    <w:tmpl w:val="E7068930"/>
-    <w:lvl w:ilvl="0" w:tplc="04150001">
-      <w:start w:val="1"/>
-      <w:numFmt w:val="bullet"/>
-      <w:lvlText w:val=""/>
-      <w:lvlJc w:val="left"/>
-      <w:pPr>
-        <w:ind w:left="360" w:hanging="360"/>
-      </w:pPr>
-      <w:rPr>
-        <w:rFonts w:ascii="Symbol" w:hAnsi="Symbol" w:hint="default"/>
-      </w:rPr>
-    </w:lvl>
-    <w:lvl w:ilvl="1" w:tplc="04150003" w:tentative="1">
-      <w:start w:val="1"/>
-      <w:numFmt w:val="bullet"/>
-      <w:lvlText w:val="o"/>
-      <w:lvlJc w:val="left"/>
-      <w:pPr>
-        <w:ind w:left="1080" w:hanging="360"/>
-      </w:pPr>
-      <w:rPr>
-        <w:rFonts w:ascii="Courier New" w:hAnsi="Courier New" w:cs="Courier New" w:hint="default"/>
-      </w:rPr>
-    </w:lvl>
-    <w:lvl w:ilvl="2" w:tplc="04150005" w:tentative="1">
-      <w:start w:val="1"/>
-      <w:numFmt w:val="bullet"/>
-      <w:lvlText w:val=""/>
-      <w:lvlJc w:val="left"/>
-      <w:pPr>
-        <w:ind w:left="1800" w:hanging="360"/>
-      </w:pPr>
-      <w:rPr>
-        <w:rFonts w:ascii="Wingdings" w:hAnsi="Wingdings" w:hint="default"/>
-      </w:rPr>
-    </w:lvl>
-    <w:lvl w:ilvl="3" w:tplc="04150001" w:tentative="1">
-      <w:start w:val="1"/>
-      <w:numFmt w:val="bullet"/>
-      <w:lvlText w:val=""/>
-      <w:lvlJc w:val="left"/>
-      <w:pPr>
-        <w:ind w:left="2520" w:hanging="360"/>
-      </w:pPr>
-      <w:rPr>
-        <w:rFonts w:ascii="Symbol" w:hAnsi="Symbol" w:hint="default"/>
-      </w:rPr>
-    </w:lvl>
-    <w:lvl w:ilvl="4" w:tplc="04150003" w:tentative="1">
-      <w:start w:val="1"/>
-      <w:numFmt w:val="bullet"/>
-      <w:lvlText w:val="o"/>
-      <w:lvlJc w:val="left"/>
-      <w:pPr>
-        <w:ind w:left="3240" w:hanging="360"/>
-      </w:pPr>
-      <w:rPr>
-        <w:rFonts w:ascii="Courier New" w:hAnsi="Courier New" w:cs="Courier New" w:hint="default"/>
-      </w:rPr>
-    </w:lvl>
-    <w:lvl w:ilvl="5" w:tplc="04150005" w:tentative="1">
-      <w:start w:val="1"/>
-      <w:numFmt w:val="bullet"/>
-      <w:lvlText w:val=""/>
-      <w:lvlJc w:val="left"/>
-      <w:pPr>
-        <w:ind w:left="3960" w:hanging="360"/>
-      </w:pPr>
-      <w:rPr>
-        <w:rFonts w:ascii="Wingdings" w:hAnsi="Wingdings" w:hint="default"/>
-      </w:rPr>
-    </w:lvl>
-    <w:lvl w:ilvl="6" w:tplc="04150001" w:tentative="1">
-      <w:start w:val="1"/>
-      <w:numFmt w:val="bullet"/>
-      <w:lvlText w:val=""/>
-      <w:lvlJc w:val="left"/>
-      <w:pPr>
-        <w:ind w:left="4680" w:hanging="360"/>
-      </w:pPr>
-      <w:rPr>
-        <w:rFonts w:ascii="Symbol" w:hAnsi="Symbol" w:hint="default"/>
-      </w:rPr>
-    </w:lvl>
-    <w:lvl w:ilvl="7" w:tplc="04150003" w:tentative="1">
-      <w:start w:val="1"/>
-      <w:numFmt w:val="bullet"/>
-      <w:lvlText w:val="o"/>
-      <w:lvlJc w:val="left"/>
-      <w:pPr>
-        <w:ind w:left="5400" w:hanging="360"/>
-      </w:pPr>
-      <w:rPr>
-        <w:rFonts w:ascii="Courier New" w:hAnsi="Courier New" w:cs="Courier New" w:hint="default"/>
-      </w:rPr>
-    </w:lvl>
-    <w:lvl w:ilvl="8" w:tplc="04150005" w:tentative="1">
-      <w:start w:val="1"/>
-      <w:numFmt w:val="bullet"/>
-      <w:lvlText w:val=""/>
-      <w:lvlJc w:val="left"/>
-      <w:pPr>
-        <w:ind w:left="6120" w:hanging="360"/>
-      </w:pPr>
-      <w:rPr>
-        <w:rFonts w:ascii="Wingdings" w:hAnsi="Wingdings" w:hint="default"/>
-      </w:rPr>
-    </w:lvl>
-  </w:abstractNum>
-  <w:abstractNum w:abstractNumId="9" w15:restartNumberingAfterBreak="0">
+  <w:abstractNum w:abstractNumId="7" w15:restartNumberingAfterBreak="0">
     <w:nsid w:val="6CE02867"/>
     <w:multiLevelType w:val="multilevel"/>
     <w:tmpl w:val="74AEADF4"/>
@@ -17409,7 +16238,7 @@
       </w:rPr>
     </w:lvl>
   </w:abstractNum>
-  <w:abstractNum w:abstractNumId="10" w15:restartNumberingAfterBreak="0">
+  <w:abstractNum w:abstractNumId="8" w15:restartNumberingAfterBreak="0">
     <w:nsid w:val="70356216"/>
     <w:multiLevelType w:val="hybridMultilevel"/>
     <w:tmpl w:val="7F2A022A"/>
@@ -17532,28 +16361,22 @@
     <w:abstractNumId w:val="1"/>
   </w:num>
   <w:num w:numId="4" w16cid:durableId="1408308384">
+    <w:abstractNumId w:val="5"/>
+  </w:num>
+  <w:num w:numId="5" w16cid:durableId="109279683">
+    <w:abstractNumId w:val="7"/>
+  </w:num>
+  <w:num w:numId="6" w16cid:durableId="657147143">
     <w:abstractNumId w:val="6"/>
   </w:num>
-  <w:num w:numId="5" w16cid:durableId="109279683">
-    <w:abstractNumId w:val="9"/>
-  </w:num>
-  <w:num w:numId="6" w16cid:durableId="657147143">
-    <w:abstractNumId w:val="7"/>
-  </w:num>
   <w:num w:numId="7" w16cid:durableId="1869828609">
-    <w:abstractNumId w:val="5"/>
+    <w:abstractNumId w:val="4"/>
   </w:num>
   <w:num w:numId="8" w16cid:durableId="816461334">
     <w:abstractNumId w:val="3"/>
   </w:num>
   <w:num w:numId="9" w16cid:durableId="1623537510">
-    <w:abstractNumId w:val="10"/>
-  </w:num>
-  <w:num w:numId="10" w16cid:durableId="1335767445">
     <w:abstractNumId w:val="8"/>
-  </w:num>
-  <w:num w:numId="11" w16cid:durableId="90976186">
-    <w:abstractNumId w:val="4"/>
   </w:num>
 </w:numbering>
 </file>

--- a/app/static/docs/SZOP.docx
+++ b/app/static/docs/SZOP.docx
@@ -79,7 +79,14 @@
           <w:sz w:val="18"/>
           <w:szCs w:val="18"/>
         </w:rPr>
-        <w:t>sześciościenną kością. Wynik większy</w:t>
+        <w:t>k6</w:t>
+      </w:r>
+      <w:r>
+        <w:rPr>
+          <w:sz w:val="18"/>
+          <w:szCs w:val="18"/>
+        </w:rPr>
+        <w:t>. Wynik większy</w:t>
       </w:r>
       <w:r>
         <w:rPr>
@@ -277,6 +284,38 @@
       <w:pPr>
         <w:spacing w:after="0"/>
         <w:rPr>
+          <w:sz w:val="18"/>
+          <w:szCs w:val="18"/>
+        </w:rPr>
+      </w:pPr>
+      <w:r>
+        <w:rPr>
+          <w:b/>
+          <w:bCs/>
+          <w:sz w:val="18"/>
+          <w:szCs w:val="18"/>
+        </w:rPr>
+        <w:t>Trudny</w:t>
+      </w:r>
+      <w:r>
+        <w:rPr>
+          <w:sz w:val="18"/>
+          <w:szCs w:val="18"/>
+        </w:rPr>
+        <w:t xml:space="preserve">: </w:t>
+      </w:r>
+      <w:r>
+        <w:rPr>
+          <w:sz w:val="18"/>
+          <w:szCs w:val="18"/>
+        </w:rPr>
+        <w:t>Zasięg całego ruchu modelu jest o połowę mniejszy, jeżeli porusza się przez trudny teren.</w:t>
+      </w:r>
+    </w:p>
+    <w:p>
+      <w:pPr>
+        <w:spacing w:after="0"/>
+        <w:rPr>
           <w:kern w:val="0"/>
           <w14:ligatures w14:val="none"/>
         </w:rPr>
@@ -288,46 +327,55 @@
           <w:sz w:val="18"/>
           <w:szCs w:val="18"/>
         </w:rPr>
-        <w:t>Zasłaniający:</w:t>
-      </w:r>
-      <w:r>
-        <w:rPr>
-          <w:sz w:val="18"/>
-          <w:szCs w:val="18"/>
-        </w:rPr>
-        <w:t xml:space="preserve"> Blokuje linię wzroku, z wyjątkiem do i od oddziałów wewnątrz.</w:t>
-      </w:r>
-    </w:p>
-    <w:p>
-      <w:pPr>
-        <w:spacing w:after="0"/>
-        <w:rPr>
-          <w:sz w:val="18"/>
-          <w:szCs w:val="18"/>
-        </w:rPr>
-      </w:pPr>
-      <w:r>
-        <w:rPr>
-          <w:b/>
-          <w:bCs/>
-          <w:sz w:val="18"/>
-          <w:szCs w:val="18"/>
-        </w:rPr>
-        <w:t>Trudny</w:t>
-      </w:r>
-      <w:r>
-        <w:rPr>
-          <w:sz w:val="18"/>
-          <w:szCs w:val="18"/>
-        </w:rPr>
-        <w:t xml:space="preserve">: </w:t>
-      </w:r>
-      <w:r>
-        <w:rPr>
-          <w:sz w:val="18"/>
-          <w:szCs w:val="18"/>
-        </w:rPr>
-        <w:t>Zasięg całego ruchu modelu jest o połowę mniejszy, jeżeli porusza się przez trudny teren.</w:t>
+        <w:t>Niebezpieczny</w:t>
+      </w:r>
+      <w:r>
+        <w:rPr>
+          <w:sz w:val="18"/>
+          <w:szCs w:val="18"/>
+        </w:rPr>
+        <w:t>: Gdy dany model po raz pierwszy podczas aktywacji poruszy się przez niebezpiecznym terenie, rzuć tyloma kośćmi, ile ran potrzeba, aby go zniszczyć. Za każdą wyrzuconą 1 jego oddział otrzymuje ranę.</w:t>
+      </w:r>
+    </w:p>
+    <w:p>
+      <w:pPr>
+        <w:spacing w:after="0"/>
+        <w:rPr>
+          <w:sz w:val="18"/>
+          <w:szCs w:val="18"/>
+        </w:rPr>
+      </w:pPr>
+      <w:r>
+        <w:rPr>
+          <w:b/>
+          <w:bCs/>
+          <w:sz w:val="18"/>
+          <w:szCs w:val="18"/>
+        </w:rPr>
+        <w:t>O</w:t>
+      </w:r>
+      <w:r>
+        <w:rPr>
+          <w:b/>
+          <w:bCs/>
+          <w:sz w:val="18"/>
+          <w:szCs w:val="18"/>
+        </w:rPr>
+        <w:t>bronny</w:t>
+      </w:r>
+      <w:r>
+        <w:rPr>
+          <w:sz w:val="18"/>
+          <w:szCs w:val="18"/>
+        </w:rPr>
+        <w:t>:</w:t>
+      </w:r>
+      <w:r>
+        <w:rPr>
+          <w:sz w:val="18"/>
+          <w:szCs w:val="18"/>
+        </w:rPr>
+        <w:t xml:space="preserve"> Modele wewnątrz mają osłonę.</w:t>
       </w:r>
     </w:p>
     <w:p>
@@ -345,55 +393,46 @@
           <w:sz w:val="18"/>
           <w:szCs w:val="18"/>
         </w:rPr>
-        <w:t>Niebezpieczny</w:t>
-      </w:r>
-      <w:r>
-        <w:rPr>
-          <w:sz w:val="18"/>
-          <w:szCs w:val="18"/>
-        </w:rPr>
-        <w:t>: Gdy dany model po raz pierwszy podczas aktywacji poruszy się przez niebezpiecznym terenie, rzuć tyloma kośćmi, ile ran potrzeba, aby go zniszczyć. Za każdą wyrzuconą 1 jego oddział otrzymuje ranę.</w:t>
-      </w:r>
-    </w:p>
-    <w:p>
-      <w:pPr>
-        <w:spacing w:after="0"/>
-        <w:rPr>
-          <w:sz w:val="18"/>
-          <w:szCs w:val="18"/>
-        </w:rPr>
-      </w:pPr>
-      <w:r>
-        <w:rPr>
-          <w:b/>
-          <w:bCs/>
-          <w:sz w:val="18"/>
-          <w:szCs w:val="18"/>
-        </w:rPr>
-        <w:t>O</w:t>
-      </w:r>
-      <w:r>
-        <w:rPr>
-          <w:b/>
-          <w:bCs/>
-          <w:sz w:val="18"/>
-          <w:szCs w:val="18"/>
-        </w:rPr>
-        <w:t>bronny</w:t>
-      </w:r>
-      <w:r>
-        <w:rPr>
-          <w:sz w:val="18"/>
-          <w:szCs w:val="18"/>
-        </w:rPr>
-        <w:t>:</w:t>
-      </w:r>
-      <w:r>
-        <w:rPr>
-          <w:sz w:val="18"/>
-          <w:szCs w:val="18"/>
-        </w:rPr>
-        <w:t xml:space="preserve"> Modele wewnątrz mają osłonę.</w:t>
+        <w:t>Cele:</w:t>
+      </w:r>
+      <w:r>
+        <w:rPr>
+          <w:sz w:val="18"/>
+          <w:szCs w:val="18"/>
+        </w:rPr>
+        <w:t xml:space="preserve"> Jeden z graczy umieszcza 5 celów, z czego co najmniej jeden powinien znaleźć się w każdej ze stref rozstawienia oraz po lewej i prawej stronie pola bitwy. Cele powinny znajdować się co najmniej 12″ od siebie i 6″ od krawędzi mapy. Na koniec każdej tury, jeśli oddziały tylko jednego gracza znajdują się w odległości 3″ od celu, zostaje on przez niego zajęty. Pozostaje zajęty pomiędzy rundami. Gra kończy się po 4 rundach. Wygrywa gracz, który na koniec kontroluje więcej celów.</w:t>
+      </w:r>
+    </w:p>
+    <w:p>
+      <w:pPr>
+        <w:spacing w:after="0"/>
+        <w:rPr>
+          <w:sz w:val="18"/>
+          <w:szCs w:val="18"/>
+        </w:rPr>
+      </w:pPr>
+      <w:r>
+        <w:rPr>
+          <w:b/>
+          <w:bCs/>
+          <w:sz w:val="18"/>
+          <w:szCs w:val="18"/>
+        </w:rPr>
+        <w:t>Rozstawienie:</w:t>
+      </w:r>
+      <w:r>
+        <w:rPr>
+          <w:sz w:val="18"/>
+          <w:szCs w:val="18"/>
+        </w:rPr>
+        <w:t xml:space="preserve"> Drugi z graczy wybiera jedną ze stref rozstawienia i rozpoczyna naprzemienne wystawianie oddziałów.</w:t>
+      </w:r>
+      <w:r>
+        <w:rPr>
+          <w:sz w:val="18"/>
+          <w:szCs w:val="18"/>
+        </w:rPr>
+        <w:t xml:space="preserve"> Każdy rozstawiony oddział zostaje Ufortyfikowany.</w:t>
       </w:r>
     </w:p>
     <w:p>
@@ -404,46 +443,235 @@
           <w14:ligatures w14:val="none"/>
         </w:rPr>
       </w:pPr>
-      <w:r>
-        <w:rPr>
-          <w:b/>
-          <w:bCs/>
-          <w:sz w:val="18"/>
-          <w:szCs w:val="18"/>
-        </w:rPr>
-        <w:t>Cele:</w:t>
-      </w:r>
-      <w:r>
-        <w:rPr>
-          <w:sz w:val="18"/>
-          <w:szCs w:val="18"/>
-        </w:rPr>
-        <w:t xml:space="preserve"> Jeden z graczy umieszcza 5 celów, z czego co najmniej jeden powinien znaleźć się w każdej ze stref rozstawienia oraz po lewej i prawej stronie pola bitwy. Cele powinny znajdować się co najmniej 12″ od siebie i 6″ od krawędzi mapy. Na koniec każdej tury, jeśli oddziały tylko jednego gracza znajdują się w odległości 3″ od celu, zostaje on przez niego zajęty. Pozostaje zajęty pomiędzy rundami. Gra kończy się po 4 rundach. Wygrywa gracz, który na koniec kontroluje więcej celów.</w:t>
-      </w:r>
-    </w:p>
-    <w:p>
-      <w:pPr>
-        <w:spacing w:after="0"/>
-        <w:rPr>
-          <w:sz w:val="18"/>
-          <w:szCs w:val="18"/>
-        </w:rPr>
-      </w:pPr>
-      <w:r>
-        <w:rPr>
-          <w:b/>
-          <w:bCs/>
-          <w:sz w:val="18"/>
-          <w:szCs w:val="18"/>
-        </w:rPr>
-        <w:t>Rozstawienie:</w:t>
-      </w:r>
-      <w:r>
-        <w:rPr>
-          <w:sz w:val="18"/>
-          <w:szCs w:val="18"/>
-        </w:rPr>
-        <w:t xml:space="preserve"> Drugi z graczy wybiera jedną ze stref rozstawienia i rozpoczyna naprzemienne wystawianie oddziałów.</w:t>
+    </w:p>
+    <w:p>
+      <w:pPr>
+        <w:spacing w:after="0"/>
+        <w:rPr>
+          <w:sz w:val="18"/>
+          <w:szCs w:val="18"/>
+        </w:rPr>
+      </w:pPr>
+      <w:r>
+        <w:rPr>
+          <w:b/>
+          <w:bCs/>
+          <w:sz w:val="18"/>
+          <w:szCs w:val="18"/>
+        </w:rPr>
+        <w:t>Runda:</w:t>
+      </w:r>
+      <w:r>
+        <w:rPr>
+          <w:sz w:val="18"/>
+          <w:szCs w:val="18"/>
+        </w:rPr>
+        <w:t xml:space="preserve"> </w:t>
+      </w:r>
+      <w:r>
+        <w:rPr>
+          <w:sz w:val="18"/>
+          <w:szCs w:val="18"/>
+        </w:rPr>
+        <w:t>Gra rozgrywana jest w rundach, podczas których</w:t>
+      </w:r>
+      <w:r>
+        <w:rPr>
+          <w:sz w:val="18"/>
+          <w:szCs w:val="18"/>
+        </w:rPr>
+        <w:t xml:space="preserve"> </w:t>
+      </w:r>
+      <w:r>
+        <w:rPr>
+          <w:sz w:val="18"/>
+          <w:szCs w:val="18"/>
+        </w:rPr>
+        <w:t>gracze naprzemiennie aktywują po jedn</w:t>
+      </w:r>
+      <w:r>
+        <w:rPr>
+          <w:sz w:val="18"/>
+          <w:szCs w:val="18"/>
+        </w:rPr>
+        <w:t>ym oddziale</w:t>
+      </w:r>
+      <w:r>
+        <w:rPr>
+          <w:sz w:val="18"/>
+          <w:szCs w:val="18"/>
+        </w:rPr>
+        <w:t xml:space="preserve">, zaczynając od gracza, </w:t>
+      </w:r>
+      <w:r>
+        <w:rPr>
+          <w:sz w:val="18"/>
+          <w:szCs w:val="18"/>
+        </w:rPr>
+        <w:t xml:space="preserve">który </w:t>
+      </w:r>
+      <w:r>
+        <w:rPr>
+          <w:sz w:val="18"/>
+          <w:szCs w:val="18"/>
+        </w:rPr>
+        <w:t>w poprzedniej</w:t>
+      </w:r>
+      <w:r>
+        <w:rPr>
+          <w:sz w:val="18"/>
+          <w:szCs w:val="18"/>
+        </w:rPr>
+        <w:t xml:space="preserve"> </w:t>
+      </w:r>
+      <w:r>
+        <w:rPr>
+          <w:sz w:val="18"/>
+          <w:szCs w:val="18"/>
+        </w:rPr>
+        <w:t xml:space="preserve">rundzie </w:t>
+      </w:r>
+      <w:r>
+        <w:rPr>
+          <w:sz w:val="18"/>
+          <w:szCs w:val="18"/>
+        </w:rPr>
+        <w:t>zakończył</w:t>
+      </w:r>
+      <w:r>
+        <w:rPr>
+          <w:sz w:val="18"/>
+          <w:szCs w:val="18"/>
+        </w:rPr>
+        <w:t xml:space="preserve"> aktywacje </w:t>
+      </w:r>
+      <w:r>
+        <w:rPr>
+          <w:sz w:val="18"/>
+          <w:szCs w:val="18"/>
+        </w:rPr>
+        <w:t xml:space="preserve">(rozstawienie w pierwszej rundzie) </w:t>
+      </w:r>
+      <w:r>
+        <w:rPr>
+          <w:sz w:val="18"/>
+          <w:szCs w:val="18"/>
+        </w:rPr>
+        <w:t>jako pierwszy.</w:t>
+      </w:r>
+      <w:r>
+        <w:rPr>
+          <w:sz w:val="18"/>
+          <w:szCs w:val="18"/>
+        </w:rPr>
+        <w:t xml:space="preserve"> </w:t>
+      </w:r>
+    </w:p>
+    <w:p>
+      <w:pPr>
+        <w:spacing w:after="0"/>
+        <w:rPr>
+          <w:sz w:val="18"/>
+          <w:szCs w:val="18"/>
+        </w:rPr>
+      </w:pPr>
+      <w:r>
+        <w:rPr>
+          <w:b/>
+          <w:bCs/>
+          <w:sz w:val="18"/>
+          <w:szCs w:val="18"/>
+        </w:rPr>
+        <w:t xml:space="preserve">Aktywacja: </w:t>
+      </w:r>
+      <w:r>
+        <w:rPr>
+          <w:sz w:val="18"/>
+          <w:szCs w:val="18"/>
+        </w:rPr>
+        <w:t>Gracz wybiera oddział, który jeszcze nie był aktywowany w tej rundzie i wykonuje nim dwie różne akcje.</w:t>
+      </w:r>
+    </w:p>
+    <w:p>
+      <w:pPr>
+        <w:spacing w:after="0"/>
+        <w:rPr>
+          <w:sz w:val="18"/>
+          <w:szCs w:val="18"/>
+        </w:rPr>
+      </w:pPr>
+      <w:r>
+        <w:rPr>
+          <w:b/>
+          <w:bCs/>
+          <w:sz w:val="18"/>
+          <w:szCs w:val="18"/>
+        </w:rPr>
+        <w:t>Manewr</w:t>
+      </w:r>
+      <w:r>
+        <w:rPr>
+          <w:b/>
+          <w:bCs/>
+          <w:sz w:val="18"/>
+          <w:szCs w:val="18"/>
+        </w:rPr>
+        <w:t>:</w:t>
+      </w:r>
+      <w:r>
+        <w:rPr>
+          <w:sz w:val="18"/>
+          <w:szCs w:val="18"/>
+        </w:rPr>
+        <w:t xml:space="preserve"> </w:t>
+      </w:r>
+      <w:r>
+        <w:rPr>
+          <w:sz w:val="18"/>
+          <w:szCs w:val="18"/>
+        </w:rPr>
+        <w:t xml:space="preserve"> Oddział wykonuje Ruch. </w:t>
+      </w:r>
+      <w:r>
+        <w:rPr>
+          <w:sz w:val="18"/>
+          <w:szCs w:val="18"/>
+        </w:rPr>
+        <w:t>M</w:t>
+      </w:r>
+      <w:r>
+        <w:rPr>
+          <w:sz w:val="18"/>
+          <w:szCs w:val="18"/>
+        </w:rPr>
+        <w:t>ożna wykonać wielokrotnie w aktywacji.</w:t>
+      </w:r>
+    </w:p>
+    <w:p>
+      <w:pPr>
+        <w:spacing w:after="0"/>
+        <w:rPr>
+          <w:b/>
+          <w:bCs/>
+          <w:sz w:val="18"/>
+          <w:szCs w:val="18"/>
+        </w:rPr>
+      </w:pPr>
+      <w:r>
+        <w:rPr>
+          <w:b/>
+          <w:bCs/>
+          <w:sz w:val="18"/>
+          <w:szCs w:val="18"/>
+        </w:rPr>
+        <w:t>Obrona:</w:t>
+      </w:r>
+      <w:r>
+        <w:rPr>
+          <w:sz w:val="18"/>
+          <w:szCs w:val="18"/>
+        </w:rPr>
+        <w:t xml:space="preserve"> Oddział zyskuje stan Ufortyfikowany.</w:t>
       </w:r>
     </w:p>
     <w:p>
@@ -454,23 +682,165 @@
           <w14:ligatures w14:val="none"/>
         </w:rPr>
       </w:pPr>
-    </w:p>
-    <w:p>
-      <w:pPr>
-        <w:spacing w:after="0"/>
-        <w:rPr>
-          <w:sz w:val="18"/>
-          <w:szCs w:val="18"/>
-        </w:rPr>
-      </w:pPr>
-      <w:r>
-        <w:rPr>
-          <w:b/>
-          <w:bCs/>
-          <w:sz w:val="18"/>
-          <w:szCs w:val="18"/>
-        </w:rPr>
-        <w:t>Runda:</w:t>
+      <w:r>
+        <w:rPr>
+          <w:b/>
+          <w:bCs/>
+          <w:sz w:val="18"/>
+          <w:szCs w:val="18"/>
+        </w:rPr>
+        <w:t xml:space="preserve">Ostrzał: </w:t>
+      </w:r>
+      <w:r>
+        <w:rPr>
+          <w:sz w:val="18"/>
+          <w:szCs w:val="18"/>
+        </w:rPr>
+        <w:t>Oddział może strzelać do dwóch celów</w:t>
+      </w:r>
+      <w:r>
+        <w:rPr>
+          <w:sz w:val="18"/>
+          <w:szCs w:val="18"/>
+        </w:rPr>
+        <w:t xml:space="preserve"> w polu widzenia</w:t>
+      </w:r>
+      <w:r>
+        <w:rPr>
+          <w:sz w:val="18"/>
+          <w:szCs w:val="18"/>
+        </w:rPr>
+        <w:t xml:space="preserve">, ale wszystkie bronie o tym samym profilu muszą </w:t>
+      </w:r>
+      <w:r>
+        <w:rPr>
+          <w:sz w:val="18"/>
+          <w:szCs w:val="18"/>
+        </w:rPr>
+        <w:t xml:space="preserve">mieć </w:t>
+      </w:r>
+      <w:r>
+        <w:rPr>
+          <w:sz w:val="18"/>
+          <w:szCs w:val="18"/>
+        </w:rPr>
+        <w:t xml:space="preserve">ten sam cel. </w:t>
+      </w:r>
+      <w:r>
+        <w:rPr>
+          <w:sz w:val="18"/>
+          <w:szCs w:val="18"/>
+        </w:rPr>
+        <w:t xml:space="preserve">Modele </w:t>
+      </w:r>
+      <w:r>
+        <w:rPr>
+          <w:sz w:val="18"/>
+          <w:szCs w:val="18"/>
+        </w:rPr>
+        <w:t xml:space="preserve">mogą atakować bronią dystansową która ma cel w zasięgu. </w:t>
+      </w:r>
+      <w:r>
+        <w:rPr>
+          <w:sz w:val="18"/>
+          <w:szCs w:val="18"/>
+        </w:rPr>
+        <w:t>Ostrzału nie można wykonać, jeżeli jakikolwiek wrogi oddział znajduje się w zasięgu 3″ i linii wzroku.</w:t>
+      </w:r>
+    </w:p>
+    <w:p>
+      <w:pPr>
+        <w:spacing w:after="0"/>
+        <w:rPr>
+          <w:sz w:val="18"/>
+          <w:szCs w:val="18"/>
+        </w:rPr>
+      </w:pPr>
+      <w:r>
+        <w:rPr>
+          <w:b/>
+          <w:bCs/>
+          <w:sz w:val="18"/>
+          <w:szCs w:val="18"/>
+        </w:rPr>
+        <w:t xml:space="preserve">Szarża: </w:t>
+      </w:r>
+      <w:r>
+        <w:rPr>
+          <w:sz w:val="18"/>
+          <w:szCs w:val="18"/>
+        </w:rPr>
+        <w:t>Oddział wy</w:t>
+      </w:r>
+      <w:r>
+        <w:rPr>
+          <w:sz w:val="18"/>
+          <w:szCs w:val="18"/>
+        </w:rPr>
+        <w:t xml:space="preserve">konuje </w:t>
+      </w:r>
+      <w:r>
+        <w:rPr>
+          <w:sz w:val="18"/>
+          <w:szCs w:val="18"/>
+        </w:rPr>
+        <w:t>Z</w:t>
+      </w:r>
+      <w:r>
+        <w:rPr>
+          <w:sz w:val="18"/>
+          <w:szCs w:val="18"/>
+        </w:rPr>
+        <w:t>wiązani</w:t>
+      </w:r>
+      <w:r>
+        <w:rPr>
+          <w:sz w:val="18"/>
+          <w:szCs w:val="18"/>
+        </w:rPr>
+        <w:t>e</w:t>
+      </w:r>
+      <w:r>
+        <w:rPr>
+          <w:sz w:val="18"/>
+          <w:szCs w:val="18"/>
+        </w:rPr>
+        <w:t xml:space="preserve"> tak aby,</w:t>
+      </w:r>
+      <w:r>
+        <w:rPr>
+          <w:sz w:val="18"/>
+          <w:szCs w:val="18"/>
+        </w:rPr>
+        <w:t xml:space="preserve"> znalazł się 1″ od </w:t>
+      </w:r>
+      <w:r>
+        <w:rPr>
+          <w:sz w:val="18"/>
+          <w:szCs w:val="18"/>
+        </w:rPr>
+        <w:t xml:space="preserve">wszystkich </w:t>
+      </w:r>
+      <w:r>
+        <w:rPr>
+          <w:sz w:val="18"/>
+          <w:szCs w:val="18"/>
+        </w:rPr>
+        <w:t xml:space="preserve">celów. Modele znajdujące się w odległości do 2″ </w:t>
+      </w:r>
+      <w:r>
+        <w:rPr>
+          <w:sz w:val="18"/>
+          <w:szCs w:val="18"/>
+        </w:rPr>
+        <w:t xml:space="preserve">od </w:t>
+      </w:r>
+      <w:r>
+        <w:rPr>
+          <w:sz w:val="18"/>
+          <w:szCs w:val="18"/>
+        </w:rPr>
+        <w:t>nich</w:t>
       </w:r>
       <w:r>
         <w:rPr>
@@ -484,7 +854,49 @@
           <w:sz w:val="18"/>
           <w:szCs w:val="18"/>
         </w:rPr>
-        <w:t>Gra rozgrywana jest w rundach, podczas których</w:t>
+        <w:t xml:space="preserve">wykonują </w:t>
+      </w:r>
+      <w:r>
+        <w:rPr>
+          <w:sz w:val="18"/>
+          <w:szCs w:val="18"/>
+        </w:rPr>
+        <w:t>atak bronią wręcz</w:t>
+      </w:r>
+      <w:r>
+        <w:rPr>
+          <w:sz w:val="18"/>
+          <w:szCs w:val="18"/>
+        </w:rPr>
+        <w:t>, każdy w najbliższy cel</w:t>
+      </w:r>
+      <w:r>
+        <w:rPr>
+          <w:sz w:val="18"/>
+          <w:szCs w:val="18"/>
+        </w:rPr>
+        <w:t xml:space="preserve">. </w:t>
+      </w:r>
+      <w:r>
+        <w:rPr>
+          <w:sz w:val="18"/>
+          <w:szCs w:val="18"/>
+        </w:rPr>
+        <w:t>Następnie obrońcy</w:t>
+      </w:r>
+      <w:r>
+        <w:rPr>
+          <w:sz w:val="18"/>
+          <w:szCs w:val="18"/>
+        </w:rPr>
+        <w:t xml:space="preserve"> którzy nie są wyczerpani</w:t>
+      </w:r>
+      <w:r>
+        <w:rPr>
+          <w:sz w:val="18"/>
+          <w:szCs w:val="18"/>
+        </w:rPr>
+        <w:t xml:space="preserve"> mogą</w:t>
       </w:r>
       <w:r>
         <w:rPr>
@@ -498,35 +910,85 @@
           <w:sz w:val="18"/>
           <w:szCs w:val="18"/>
         </w:rPr>
-        <w:t>gracze naprzemiennie aktywują po jedn</w:t>
-      </w:r>
-      <w:r>
-        <w:rPr>
-          <w:sz w:val="18"/>
-          <w:szCs w:val="18"/>
-        </w:rPr>
-        <w:t>ym oddziale</w:t>
-      </w:r>
-      <w:r>
-        <w:rPr>
-          <w:sz w:val="18"/>
-          <w:szCs w:val="18"/>
-        </w:rPr>
-        <w:t xml:space="preserve">, zaczynając od gracza, </w:t>
-      </w:r>
-      <w:r>
-        <w:rPr>
-          <w:sz w:val="18"/>
-          <w:szCs w:val="18"/>
-        </w:rPr>
-        <w:t xml:space="preserve">który </w:t>
-      </w:r>
-      <w:r>
-        <w:rPr>
-          <w:sz w:val="18"/>
-          <w:szCs w:val="18"/>
-        </w:rPr>
-        <w:t>w poprzedniej</w:t>
+        <w:t xml:space="preserve">przerwać, </w:t>
+      </w:r>
+      <w:r>
+        <w:rPr>
+          <w:sz w:val="18"/>
+          <w:szCs w:val="18"/>
+        </w:rPr>
+        <w:t>aby wy</w:t>
+      </w:r>
+      <w:r>
+        <w:rPr>
+          <w:sz w:val="18"/>
+          <w:szCs w:val="18"/>
+        </w:rPr>
+        <w:t>konać kontratak według tych samych zasad</w:t>
+      </w:r>
+      <w:r>
+        <w:rPr>
+          <w:sz w:val="18"/>
+          <w:szCs w:val="18"/>
+        </w:rPr>
+        <w:t>, ale zostaną po tym wyczerpani</w:t>
+      </w:r>
+      <w:r>
+        <w:rPr>
+          <w:sz w:val="18"/>
+          <w:szCs w:val="18"/>
+        </w:rPr>
+        <w:t>.</w:t>
+      </w:r>
+      <w:r>
+        <w:rPr>
+          <w:sz w:val="18"/>
+          <w:szCs w:val="18"/>
+        </w:rPr>
+        <w:t xml:space="preserve"> Jeżeli żaden oddział nie został zniszczony, szarżujący musi cofnąć się na odległość 1″ od obrońcy. </w:t>
+      </w:r>
+    </w:p>
+    <w:p>
+      <w:pPr>
+        <w:spacing w:after="0"/>
+        <w:rPr>
+          <w:sz w:val="18"/>
+          <w:szCs w:val="18"/>
+        </w:rPr>
+      </w:pPr>
+      <w:r>
+        <w:rPr>
+          <w:b/>
+          <w:bCs/>
+          <w:sz w:val="18"/>
+          <w:szCs w:val="18"/>
+        </w:rPr>
+        <w:t>Akcje specjalne</w:t>
+      </w:r>
+      <w:r>
+        <w:rPr>
+          <w:sz w:val="18"/>
+          <w:szCs w:val="18"/>
+        </w:rPr>
+        <w:t xml:space="preserve"> zapewniane przez specjalne zasady.</w:t>
+      </w:r>
+    </w:p>
+    <w:p>
+      <w:pPr>
+        <w:spacing w:after="0"/>
+        <w:rPr>
+          <w:sz w:val="18"/>
+          <w:szCs w:val="18"/>
+        </w:rPr>
+      </w:pPr>
+      <w:r>
+        <w:rPr>
+          <w:b/>
+          <w:bCs/>
+          <w:sz w:val="18"/>
+          <w:szCs w:val="18"/>
+        </w:rPr>
+        <w:t>Przegrupowanie:</w:t>
       </w:r>
       <w:r>
         <w:rPr>
@@ -540,35 +1002,169 @@
           <w:sz w:val="18"/>
           <w:szCs w:val="18"/>
         </w:rPr>
-        <w:t xml:space="preserve">rundzie </w:t>
-      </w:r>
-      <w:r>
-        <w:rPr>
-          <w:sz w:val="18"/>
-          <w:szCs w:val="18"/>
-        </w:rPr>
-        <w:t>zakończył</w:t>
-      </w:r>
-      <w:r>
-        <w:rPr>
-          <w:sz w:val="18"/>
-          <w:szCs w:val="18"/>
-        </w:rPr>
-        <w:t xml:space="preserve"> aktywacje </w:t>
-      </w:r>
-      <w:r>
-        <w:rPr>
-          <w:sz w:val="18"/>
-          <w:szCs w:val="18"/>
-        </w:rPr>
-        <w:t xml:space="preserve">(rozstawienie w pierwszej rundzie) </w:t>
-      </w:r>
-      <w:r>
-        <w:rPr>
-          <w:sz w:val="18"/>
-          <w:szCs w:val="18"/>
-        </w:rPr>
-        <w:t>jako pierwszy.</w:t>
+        <w:t>Przed końcem aktywacji</w:t>
+      </w:r>
+      <w:r>
+        <w:rPr>
+          <w:sz w:val="18"/>
+          <w:szCs w:val="18"/>
+        </w:rPr>
+        <w:t xml:space="preserve">, </w:t>
+      </w:r>
+      <w:r>
+        <w:rPr>
+          <w:sz w:val="18"/>
+          <w:szCs w:val="18"/>
+        </w:rPr>
+        <w:t xml:space="preserve">każdy oddział który </w:t>
+      </w:r>
+      <w:r>
+        <w:rPr>
+          <w:sz w:val="18"/>
+          <w:szCs w:val="18"/>
+        </w:rPr>
+        <w:t xml:space="preserve">w niej </w:t>
+      </w:r>
+      <w:r>
+        <w:rPr>
+          <w:sz w:val="18"/>
+          <w:szCs w:val="18"/>
+        </w:rPr>
+        <w:t xml:space="preserve">otrzymał rany, wykonuje test jakości. Jeżeli ma połowę lub mniej początkowej wytrzymałości, wykonuje dodatkowy test. Jeżeli </w:t>
+      </w:r>
+      <w:r>
+        <w:rPr>
+          <w:sz w:val="18"/>
+          <w:szCs w:val="18"/>
+        </w:rPr>
+        <w:t>wygrał</w:t>
+      </w:r>
+      <w:r>
+        <w:rPr>
+          <w:sz w:val="18"/>
+          <w:szCs w:val="18"/>
+        </w:rPr>
+        <w:t xml:space="preserve"> walkę wręcz (zadał </w:t>
+      </w:r>
+      <w:r>
+        <w:rPr>
+          <w:sz w:val="18"/>
+          <w:szCs w:val="18"/>
+        </w:rPr>
+        <w:t>więcej</w:t>
+      </w:r>
+      <w:r>
+        <w:rPr>
+          <w:sz w:val="18"/>
+          <w:szCs w:val="18"/>
+        </w:rPr>
+        <w:t xml:space="preserve"> ran n</w:t>
+      </w:r>
+      <w:r>
+        <w:rPr>
+          <w:sz w:val="18"/>
+          <w:szCs w:val="18"/>
+        </w:rPr>
+        <w:t>iż otrzymał</w:t>
+      </w:r>
+      <w:r>
+        <w:rPr>
+          <w:sz w:val="18"/>
+          <w:szCs w:val="18"/>
+        </w:rPr>
+        <w:t>, albo każdy oddział z którym walczył jest pokonany</w:t>
+      </w:r>
+      <w:r>
+        <w:rPr>
+          <w:sz w:val="18"/>
+          <w:szCs w:val="18"/>
+        </w:rPr>
+        <w:t xml:space="preserve">), wykonuje </w:t>
+      </w:r>
+      <w:r>
+        <w:rPr>
+          <w:sz w:val="18"/>
+          <w:szCs w:val="18"/>
+        </w:rPr>
+        <w:t>jeden test mniej</w:t>
+      </w:r>
+      <w:r>
+        <w:rPr>
+          <w:sz w:val="18"/>
+          <w:szCs w:val="18"/>
+        </w:rPr>
+        <w:t xml:space="preserve">, a jeżeli jego przeciwnik </w:t>
+      </w:r>
+      <w:r>
+        <w:rPr>
+          <w:sz w:val="18"/>
+          <w:szCs w:val="18"/>
+        </w:rPr>
+        <w:t>wygrał</w:t>
+      </w:r>
+      <w:r>
+        <w:rPr>
+          <w:sz w:val="18"/>
+          <w:szCs w:val="18"/>
+        </w:rPr>
+        <w:t xml:space="preserve"> walkę, jeden test </w:t>
+      </w:r>
+      <w:r>
+        <w:rPr>
+          <w:sz w:val="18"/>
+          <w:szCs w:val="18"/>
+        </w:rPr>
+        <w:t>więcej</w:t>
+      </w:r>
+      <w:r>
+        <w:rPr>
+          <w:sz w:val="18"/>
+          <w:szCs w:val="18"/>
+        </w:rPr>
+        <w:t xml:space="preserve">. Za każdy nieudany test staje się wyczerpany, przyszpilony lub zniszczony. </w:t>
+      </w:r>
+    </w:p>
+    <w:p>
+      <w:pPr>
+        <w:spacing w:after="0"/>
+        <w:rPr>
+          <w:sz w:val="18"/>
+          <w:szCs w:val="18"/>
+        </w:rPr>
+      </w:pPr>
+      <w:r>
+        <w:rPr>
+          <w:b/>
+          <w:bCs/>
+          <w:sz w:val="18"/>
+          <w:szCs w:val="18"/>
+        </w:rPr>
+        <w:t>Odzyskiwanie ran:</w:t>
+      </w:r>
+      <w:r>
+        <w:rPr>
+          <w:sz w:val="18"/>
+          <w:szCs w:val="18"/>
+        </w:rPr>
+        <w:t xml:space="preserve"> Po przegrupowaniu oddział może odzyskiwać rany. Najpierw zadecyduj o użyciu zdolności i ustal ich sumę. Za każdą odrzuć znacznik ran lub, jeżeli oddział ich nie ma, ustaw w dozwolonym miejscu pokonany wcześniej jego model i dodaj rany równego jego wytrzymałości minus 1.</w:t>
+      </w:r>
+    </w:p>
+    <w:p>
+      <w:pPr>
+        <w:spacing w:after="0"/>
+        <w:rPr>
+          <w:sz w:val="18"/>
+          <w:szCs w:val="18"/>
+        </w:rPr>
+      </w:pPr>
+      <w:r>
+        <w:rPr>
+          <w:b/>
+          <w:bCs/>
+          <w:sz w:val="18"/>
+          <w:szCs w:val="18"/>
+        </w:rPr>
+        <w:t>Przerwania:</w:t>
       </w:r>
       <w:r>
         <w:rPr>
@@ -577,80 +1173,116 @@
         </w:rPr>
         <w:t xml:space="preserve"> </w:t>
       </w:r>
-    </w:p>
-    <w:p>
-      <w:pPr>
-        <w:spacing w:after="0"/>
-        <w:rPr>
-          <w:sz w:val="18"/>
-          <w:szCs w:val="18"/>
-        </w:rPr>
-      </w:pPr>
-      <w:r>
-        <w:rPr>
-          <w:b/>
-          <w:bCs/>
-          <w:sz w:val="18"/>
-          <w:szCs w:val="18"/>
-        </w:rPr>
-        <w:t xml:space="preserve">Aktywacja: </w:t>
-      </w:r>
-      <w:r>
-        <w:rPr>
-          <w:sz w:val="18"/>
-          <w:szCs w:val="18"/>
-        </w:rPr>
-        <w:t>Gracz wybiera oddział, który jeszcze nie był aktywowany w tej rundzie i wykonuje nim dwie różne akcje.</w:t>
-      </w:r>
-    </w:p>
-    <w:p>
-      <w:pPr>
-        <w:spacing w:after="0"/>
-        <w:rPr>
-          <w:sz w:val="18"/>
-          <w:szCs w:val="18"/>
-        </w:rPr>
-      </w:pPr>
-      <w:r>
-        <w:rPr>
-          <w:b/>
-          <w:bCs/>
-          <w:sz w:val="18"/>
-          <w:szCs w:val="18"/>
-        </w:rPr>
-        <w:t>Ruch:</w:t>
-      </w:r>
-      <w:r>
-        <w:rPr>
-          <w:sz w:val="18"/>
-          <w:szCs w:val="18"/>
-        </w:rPr>
-        <w:t xml:space="preserve"> Przesuń każdy model o maksymalnie  6”. Modele muszą pozostawać w odległości do 1″ od innego modelu z oddziału i do 6″ od wszystkich pozostałych modeli oraz dalej 1” od modeli z innych oddziałów.</w:t>
-      </w:r>
-    </w:p>
-    <w:p>
-      <w:pPr>
-        <w:spacing w:after="0"/>
-        <w:rPr>
-          <w:sz w:val="18"/>
-          <w:szCs w:val="18"/>
-        </w:rPr>
-      </w:pPr>
-      <w:r>
-        <w:rPr>
-          <w:b/>
-          <w:bCs/>
-          <w:sz w:val="18"/>
-          <w:szCs w:val="18"/>
-        </w:rPr>
-        <w:t>Obrona:</w:t>
-      </w:r>
-      <w:r>
-        <w:rPr>
-          <w:sz w:val="18"/>
-          <w:szCs w:val="18"/>
-        </w:rPr>
-        <w:t xml:space="preserve"> Oddział zyskuje stan Ufortyfikowany.</w:t>
+      <w:r>
+        <w:rPr>
+          <w:sz w:val="18"/>
+          <w:szCs w:val="18"/>
+        </w:rPr>
+        <w:t>Domyślnie p</w:t>
+      </w:r>
+      <w:r>
+        <w:rPr>
+          <w:sz w:val="18"/>
+          <w:szCs w:val="18"/>
+        </w:rPr>
+        <w:t xml:space="preserve">rzerwania można wykonać </w:t>
+      </w:r>
+      <w:r>
+        <w:rPr>
+          <w:sz w:val="18"/>
+          <w:szCs w:val="18"/>
+        </w:rPr>
+        <w:t>prze</w:t>
+      </w:r>
+      <w:r>
+        <w:rPr>
+          <w:sz w:val="18"/>
+          <w:szCs w:val="18"/>
+        </w:rPr>
+        <w:t>d</w:t>
+      </w:r>
+      <w:r>
+        <w:rPr>
+          <w:sz w:val="18"/>
+          <w:szCs w:val="18"/>
+        </w:rPr>
+        <w:t xml:space="preserve"> wyborem </w:t>
+      </w:r>
+      <w:r>
+        <w:rPr>
+          <w:sz w:val="18"/>
+          <w:szCs w:val="18"/>
+        </w:rPr>
+        <w:t xml:space="preserve">akcji. </w:t>
+      </w:r>
+      <w:r>
+        <w:rPr>
+          <w:sz w:val="18"/>
+          <w:szCs w:val="18"/>
+        </w:rPr>
+        <w:t>Aktywny gracz rozpatruje wybrane zdolności i oddaje możliwość przeciwnikowi. Przerwanie musi zostać rozpatrzone w całości, zanim będzie można rozpocząć następne.</w:t>
+      </w:r>
+    </w:p>
+    <w:p>
+      <w:pPr>
+        <w:spacing w:after="0"/>
+        <w:rPr>
+          <w:sz w:val="18"/>
+          <w:szCs w:val="18"/>
+        </w:rPr>
+      </w:pPr>
+    </w:p>
+    <w:p>
+      <w:pPr>
+        <w:spacing w:after="0"/>
+        <w:rPr>
+          <w:sz w:val="18"/>
+          <w:szCs w:val="18"/>
+        </w:rPr>
+      </w:pPr>
+      <w:r>
+        <w:rPr>
+          <w:b/>
+          <w:bCs/>
+          <w:sz w:val="18"/>
+          <w:szCs w:val="18"/>
+        </w:rPr>
+        <w:t xml:space="preserve">Ruch: </w:t>
+      </w:r>
+      <w:r>
+        <w:rPr>
+          <w:sz w:val="18"/>
+          <w:szCs w:val="18"/>
+        </w:rPr>
+        <w:t xml:space="preserve">Przesuń każdy model </w:t>
+      </w:r>
+      <w:r>
+        <w:rPr>
+          <w:sz w:val="18"/>
+          <w:szCs w:val="18"/>
+        </w:rPr>
+        <w:t>oddziału o</w:t>
+      </w:r>
+      <w:r>
+        <w:rPr>
+          <w:sz w:val="18"/>
+          <w:szCs w:val="18"/>
+        </w:rPr>
+        <w:t xml:space="preserve"> maksymalnie  6”. Modele muszą pozostawać w odległości do 1″ od innego modelu z oddziału i do 6″ od wszystkich pozostałych </w:t>
+      </w:r>
+      <w:r>
+        <w:rPr>
+          <w:sz w:val="18"/>
+          <w:szCs w:val="18"/>
+        </w:rPr>
+        <w:t xml:space="preserve">jego </w:t>
+      </w:r>
+      <w:r>
+        <w:rPr>
+          <w:sz w:val="18"/>
+          <w:szCs w:val="18"/>
+        </w:rPr>
+        <w:t>modeli oraz dalej 1” od modeli z innych oddziałów.</w:t>
       </w:r>
     </w:p>
     <w:p>
@@ -668,21 +1300,271 @@
           <w:sz w:val="18"/>
           <w:szCs w:val="18"/>
         </w:rPr>
-        <w:t xml:space="preserve">Ostrzał: </w:t>
-      </w:r>
-      <w:r>
-        <w:rPr>
-          <w:sz w:val="18"/>
-          <w:szCs w:val="18"/>
-        </w:rPr>
-        <w:t xml:space="preserve">Oddział może strzelać ze wszystkich broni dystansowych do maksymalnie dwóch różnych celów w zasięgu i polu widzenia, ale wszystkie bronie o tym samym profilu muszą atakować ten sam cel. Modele strzelające </w:t>
-      </w:r>
-      <w:r>
-        <w:rPr>
-          <w:sz w:val="18"/>
-          <w:szCs w:val="18"/>
-        </w:rPr>
-        <w:t>wykonują jeden test jakości na atak, a każdy sukces oznacza trafienie. Ostrzału nie można wykonać, jeżeli jakikolwiek wrogi oddział znajduje się w zasięgu 3″ i linii wzroku.</w:t>
+        <w:t xml:space="preserve">Związanie: </w:t>
+      </w:r>
+      <w:r>
+        <w:rPr>
+          <w:sz w:val="18"/>
+          <w:szCs w:val="18"/>
+        </w:rPr>
+        <w:t>Ruch, w którym każdy model rusza się najkrótszą możliwą drogą</w:t>
+      </w:r>
+      <w:r>
+        <w:rPr>
+          <w:sz w:val="18"/>
+          <w:szCs w:val="18"/>
+        </w:rPr>
+        <w:t xml:space="preserve"> tak, aby być w kontakcie z celem. Jeżeli to nie możliwe, </w:t>
+      </w:r>
+      <w:r>
+        <w:rPr>
+          <w:sz w:val="18"/>
+          <w:szCs w:val="18"/>
+        </w:rPr>
+        <w:t>by być najbliżej celu.</w:t>
+      </w:r>
+    </w:p>
+    <w:p>
+      <w:pPr>
+        <w:spacing w:after="0"/>
+        <w:rPr>
+          <w:sz w:val="18"/>
+          <w:szCs w:val="18"/>
+        </w:rPr>
+      </w:pPr>
+      <w:r>
+        <w:rPr>
+          <w:b/>
+          <w:bCs/>
+          <w:sz w:val="18"/>
+          <w:szCs w:val="18"/>
+        </w:rPr>
+        <w:t>Atak:</w:t>
+      </w:r>
+      <w:r>
+        <w:rPr>
+          <w:sz w:val="18"/>
+          <w:szCs w:val="18"/>
+        </w:rPr>
+        <w:t xml:space="preserve"> Wykonaj jeden test jakości na atak, każdy sukces oznacza trafienie.</w:t>
+      </w:r>
+      <w:r>
+        <w:rPr>
+          <w:sz w:val="18"/>
+          <w:szCs w:val="18"/>
+        </w:rPr>
+        <w:t xml:space="preserve"> </w:t>
+      </w:r>
+      <w:r>
+        <w:rPr>
+          <w:sz w:val="18"/>
+          <w:szCs w:val="18"/>
+        </w:rPr>
+        <w:t xml:space="preserve">Za każde trafienie </w:t>
+      </w:r>
+      <w:r>
+        <w:rPr>
+          <w:sz w:val="18"/>
+          <w:szCs w:val="18"/>
+        </w:rPr>
+        <w:t xml:space="preserve">cel </w:t>
+      </w:r>
+      <w:r>
+        <w:rPr>
+          <w:sz w:val="18"/>
+          <w:szCs w:val="18"/>
+        </w:rPr>
+        <w:t>wykonuje test obrony</w:t>
+      </w:r>
+      <w:r>
+        <w:rPr>
+          <w:sz w:val="18"/>
+          <w:szCs w:val="18"/>
+        </w:rPr>
+        <w:t>, z</w:t>
+      </w:r>
+      <w:r>
+        <w:rPr>
+          <w:sz w:val="18"/>
+          <w:szCs w:val="18"/>
+        </w:rPr>
+        <w:t>a każde niepowodzenie</w:t>
+      </w:r>
+      <w:r>
+        <w:rPr>
+          <w:sz w:val="18"/>
+          <w:szCs w:val="18"/>
+        </w:rPr>
+        <w:t xml:space="preserve"> </w:t>
+      </w:r>
+      <w:r>
+        <w:rPr>
+          <w:sz w:val="18"/>
+          <w:szCs w:val="18"/>
+        </w:rPr>
+        <w:t xml:space="preserve">otrzymuje ranę. </w:t>
+      </w:r>
+      <w:r>
+        <w:rPr>
+          <w:sz w:val="18"/>
+          <w:szCs w:val="18"/>
+        </w:rPr>
+        <w:t xml:space="preserve">Jeżeli wynik </w:t>
+      </w:r>
+      <w:r>
+        <w:rPr>
+          <w:sz w:val="18"/>
+          <w:szCs w:val="18"/>
+        </w:rPr>
+        <w:t>wynosił 1</w:t>
+      </w:r>
+      <w:r>
+        <w:rPr>
+          <w:sz w:val="18"/>
+          <w:szCs w:val="18"/>
+        </w:rPr>
+        <w:t>,</w:t>
+      </w:r>
+      <w:r>
+        <w:rPr>
+          <w:sz w:val="18"/>
+          <w:szCs w:val="18"/>
+        </w:rPr>
+        <w:t xml:space="preserve"> a trudność nie wynosiła 2+, ranę przydziela atakujący, </w:t>
+      </w:r>
+      <w:r>
+        <w:rPr>
+          <w:sz w:val="18"/>
+          <w:szCs w:val="18"/>
+        </w:rPr>
+        <w:t xml:space="preserve">pozostałe obrońca. </w:t>
+      </w:r>
+      <w:r>
+        <w:rPr>
+          <w:sz w:val="18"/>
+          <w:szCs w:val="18"/>
+        </w:rPr>
+        <w:t>Przydziel j</w:t>
+      </w:r>
+      <w:r>
+        <w:rPr>
+          <w:sz w:val="18"/>
+          <w:szCs w:val="18"/>
+        </w:rPr>
+        <w:t xml:space="preserve">e wszystkie </w:t>
+      </w:r>
+      <w:r>
+        <w:rPr>
+          <w:sz w:val="18"/>
+          <w:szCs w:val="18"/>
+        </w:rPr>
+        <w:t xml:space="preserve">razem </w:t>
+      </w:r>
+      <w:r>
+        <w:rPr>
+          <w:sz w:val="18"/>
+          <w:szCs w:val="18"/>
+        </w:rPr>
+        <w:t>na koniec ataku</w:t>
+      </w:r>
+      <w:r>
+        <w:rPr>
+          <w:sz w:val="18"/>
+          <w:szCs w:val="18"/>
+        </w:rPr>
+        <w:t>,</w:t>
+      </w:r>
+      <w:r>
+        <w:rPr>
+          <w:sz w:val="18"/>
+          <w:szCs w:val="18"/>
+        </w:rPr>
+        <w:t xml:space="preserve"> </w:t>
+      </w:r>
+      <w:r>
+        <w:rPr>
+          <w:sz w:val="18"/>
+          <w:szCs w:val="18"/>
+        </w:rPr>
+        <w:t>zaczynając od atakującego</w:t>
+      </w:r>
+      <w:r>
+        <w:rPr>
+          <w:sz w:val="18"/>
+          <w:szCs w:val="18"/>
+        </w:rPr>
+        <w:t>.</w:t>
+      </w:r>
+    </w:p>
+    <w:p>
+      <w:pPr>
+        <w:spacing w:after="0"/>
+        <w:rPr>
+          <w:sz w:val="18"/>
+          <w:szCs w:val="18"/>
+        </w:rPr>
+      </w:pPr>
+      <w:r>
+        <w:rPr>
+          <w:b/>
+          <w:bCs/>
+          <w:sz w:val="18"/>
+          <w:szCs w:val="18"/>
+        </w:rPr>
+        <w:t xml:space="preserve">Rany: </w:t>
+      </w:r>
+      <w:r>
+        <w:rPr>
+          <w:sz w:val="18"/>
+          <w:szCs w:val="18"/>
+        </w:rPr>
+        <w:t>P</w:t>
+      </w:r>
+      <w:r>
+        <w:rPr>
+          <w:sz w:val="18"/>
+          <w:szCs w:val="18"/>
+        </w:rPr>
+        <w:t>rzydzielający</w:t>
+      </w:r>
+      <w:r>
+        <w:rPr>
+          <w:sz w:val="18"/>
+          <w:szCs w:val="18"/>
+        </w:rPr>
+        <w:t xml:space="preserve"> może odrzucić tyle ran, ile wynosi wytrzymałość modelu, aby go pokonać. Musi to zrobić, jeżeli oddział ma tyle lub więcej ran co najwyższa wytrzymałość modelu w oddziale. </w:t>
+      </w:r>
+      <w:r>
+        <w:rPr>
+          <w:sz w:val="18"/>
+          <w:szCs w:val="18"/>
+        </w:rPr>
+        <w:t>Pozostałe rany zostają na oddziale.</w:t>
+      </w:r>
+    </w:p>
+    <w:p>
+      <w:pPr>
+        <w:spacing w:after="0"/>
+        <w:rPr>
+          <w:sz w:val="18"/>
+          <w:szCs w:val="18"/>
+        </w:rPr>
+      </w:pPr>
+      <w:r>
+        <w:rPr>
+          <w:b/>
+          <w:bCs/>
+          <w:sz w:val="18"/>
+          <w:szCs w:val="18"/>
+        </w:rPr>
+        <w:t>Osłona:</w:t>
+      </w:r>
+      <w:r>
+        <w:rPr>
+          <w:sz w:val="18"/>
+          <w:szCs w:val="18"/>
+        </w:rPr>
+        <w:t xml:space="preserve"> Jeżeli większość modeli w atakowanym oddziale ma osłonę, to atakujący ma -1 do trafienia, lub jeżeli szansa trafienia wynosi już 6+, broniący się otrzymuje +1 do obrony.</w:t>
       </w:r>
     </w:p>
     <w:p>
@@ -693,49 +1575,113 @@
           <w14:ligatures w14:val="none"/>
         </w:rPr>
       </w:pPr>
-      <w:r>
-        <w:rPr>
-          <w:b/>
-          <w:bCs/>
-          <w:sz w:val="18"/>
-          <w:szCs w:val="18"/>
-        </w:rPr>
-        <w:t xml:space="preserve">Szarża: </w:t>
-      </w:r>
-      <w:r>
-        <w:rPr>
-          <w:sz w:val="18"/>
-          <w:szCs w:val="18"/>
-        </w:rPr>
-        <w:t xml:space="preserve">Szarżujące oddziały wykonują ruch tak, aby co najmniej jeden model po ruchu w najkrótszej linii prostej znalazł się 1″ od celów. Modele znajdujące się w odległości do 2″ wykonują jeden test jakości na atak, a każdy sukces oznacza trafienie. </w:t>
-      </w:r>
-      <w:r>
-        <w:rPr>
-          <w:sz w:val="18"/>
-          <w:szCs w:val="18"/>
-        </w:rPr>
-        <w:t>Następnie obrońcy mogą</w:t>
-      </w:r>
-      <w:r>
-        <w:rPr>
-          <w:sz w:val="18"/>
-          <w:szCs w:val="18"/>
-        </w:rPr>
-        <w:t xml:space="preserve"> </w:t>
-      </w:r>
-      <w:r>
-        <w:rPr>
-          <w:sz w:val="18"/>
-          <w:szCs w:val="18"/>
-        </w:rPr>
-        <w:t>zdecydować kontratak</w:t>
-      </w:r>
-      <w:r>
-        <w:rPr>
-          <w:sz w:val="18"/>
-          <w:szCs w:val="18"/>
-        </w:rPr>
-        <w:t xml:space="preserve"> jeżeli nie są wyczerpani, ale zostaną po tym wyczerpani</w:t>
+    </w:p>
+    <w:p>
+      <w:pPr>
+        <w:spacing w:after="0"/>
+        <w:rPr>
+          <w:sz w:val="18"/>
+          <w:szCs w:val="18"/>
+        </w:rPr>
+      </w:pPr>
+      <w:r>
+        <w:rPr>
+          <w:b/>
+          <w:bCs/>
+          <w:sz w:val="18"/>
+          <w:szCs w:val="18"/>
+        </w:rPr>
+        <w:t>Wyczerpan</w:t>
+      </w:r>
+      <w:r>
+        <w:rPr>
+          <w:b/>
+          <w:bCs/>
+          <w:sz w:val="18"/>
+          <w:szCs w:val="18"/>
+        </w:rPr>
+        <w:t>y:</w:t>
+      </w:r>
+      <w:r>
+        <w:rPr>
+          <w:sz w:val="18"/>
+          <w:szCs w:val="18"/>
+        </w:rPr>
+        <w:t xml:space="preserve"> Nie może atakować. Odrzuć jako akcje.</w:t>
+      </w:r>
+    </w:p>
+    <w:p>
+      <w:pPr>
+        <w:spacing w:after="0"/>
+        <w:rPr>
+          <w:sz w:val="18"/>
+          <w:szCs w:val="18"/>
+        </w:rPr>
+      </w:pPr>
+      <w:r>
+        <w:rPr>
+          <w:b/>
+          <w:bCs/>
+          <w:sz w:val="18"/>
+          <w:szCs w:val="18"/>
+        </w:rPr>
+        <w:t>Przyszpilony:</w:t>
+      </w:r>
+      <w:r>
+        <w:rPr>
+          <w:sz w:val="18"/>
+          <w:szCs w:val="18"/>
+        </w:rPr>
+        <w:t xml:space="preserve"> Nie może </w:t>
+      </w:r>
+      <w:r>
+        <w:rPr>
+          <w:sz w:val="18"/>
+          <w:szCs w:val="18"/>
+        </w:rPr>
+        <w:t xml:space="preserve">wykonywać akcji </w:t>
+      </w:r>
+      <w:r>
+        <w:rPr>
+          <w:sz w:val="18"/>
+          <w:szCs w:val="18"/>
+        </w:rPr>
+        <w:t>Manewr</w:t>
+      </w:r>
+      <w:r>
+        <w:rPr>
+          <w:sz w:val="18"/>
+          <w:szCs w:val="18"/>
+        </w:rPr>
+        <w:t>, k</w:t>
+      </w:r>
+      <w:r>
+        <w:rPr>
+          <w:sz w:val="18"/>
+          <w:szCs w:val="18"/>
+        </w:rPr>
+        <w:t xml:space="preserve">ontrolować celów ani używać zdolności aktywnych i aur. </w:t>
+      </w:r>
+      <w:r>
+        <w:rPr>
+          <w:sz w:val="18"/>
+          <w:szCs w:val="18"/>
+        </w:rPr>
+        <w:t xml:space="preserve">Wykonuje test przegrupowanie więcej. </w:t>
+      </w:r>
+      <w:r>
+        <w:rPr>
+          <w:sz w:val="18"/>
+          <w:szCs w:val="18"/>
+        </w:rPr>
+        <w:t xml:space="preserve">Odrzuć, gdy </w:t>
+      </w:r>
+      <w:r>
+        <w:rPr>
+          <w:sz w:val="18"/>
+          <w:szCs w:val="18"/>
+        </w:rPr>
+        <w:t>zostanie Ufortyfikowany</w:t>
       </w:r>
       <w:r>
         <w:rPr>
@@ -744,37 +1690,110 @@
         </w:rPr>
         <w:t>.</w:t>
       </w:r>
-      <w:r>
-        <w:rPr>
-          <w:sz w:val="18"/>
-          <w:szCs w:val="18"/>
-        </w:rPr>
-        <w:t xml:space="preserve"> Jeżeli żaden oddział nie został zniszczony, szarżujący musi cofnąć się na odległość 1″ od obrońcy. </w:t>
-      </w:r>
-    </w:p>
-    <w:p>
-      <w:pPr>
-        <w:spacing w:after="0"/>
-        <w:rPr>
-          <w:sz w:val="18"/>
-          <w:szCs w:val="18"/>
-        </w:rPr>
-      </w:pPr>
-      <w:r>
-        <w:rPr>
-          <w:b/>
-          <w:bCs/>
-          <w:sz w:val="18"/>
-          <w:szCs w:val="18"/>
-        </w:rPr>
-        <w:t>Osłona:</w:t>
-      </w:r>
-      <w:r>
-        <w:rPr>
-          <w:sz w:val="18"/>
-          <w:szCs w:val="18"/>
-        </w:rPr>
-        <w:t xml:space="preserve"> Jeżeli większość modeli w atakowanym oddziale ma osłonę, to atakujący ma -1 do trafienia, lub jeżeli szansa trafienia wynosi już 6+, broniący się otrzymuje +1 do obrony.</w:t>
+    </w:p>
+    <w:p>
+      <w:pPr>
+        <w:spacing w:after="0"/>
+        <w:rPr>
+          <w:sz w:val="18"/>
+          <w:szCs w:val="18"/>
+        </w:rPr>
+      </w:pPr>
+      <w:r>
+        <w:rPr>
+          <w:b/>
+          <w:bCs/>
+          <w:sz w:val="18"/>
+          <w:szCs w:val="18"/>
+        </w:rPr>
+        <w:t>Ufortyfikowany:</w:t>
+      </w:r>
+      <w:r>
+        <w:rPr>
+          <w:sz w:val="18"/>
+          <w:szCs w:val="18"/>
+        </w:rPr>
+        <w:t xml:space="preserve"> Ma +1 do obrony i wykonuje jeden test przegrupowania mniej. </w:t>
+      </w:r>
+      <w:r>
+        <w:rPr>
+          <w:sz w:val="18"/>
+          <w:szCs w:val="18"/>
+        </w:rPr>
+        <w:t xml:space="preserve">Nie blokuje linii wzroku. </w:t>
+      </w:r>
+      <w:r>
+        <w:rPr>
+          <w:sz w:val="18"/>
+          <w:szCs w:val="18"/>
+        </w:rPr>
+        <w:t>Odrzuć na początku jego aktywacj</w:t>
+      </w:r>
+      <w:r>
+        <w:rPr>
+          <w:sz w:val="18"/>
+          <w:szCs w:val="18"/>
+        </w:rPr>
+        <w:t>i lub gdy zostanie Przyszpilony.</w:t>
+      </w:r>
+    </w:p>
+    <w:p>
+      <w:pPr>
+        <w:spacing w:after="0"/>
+        <w:rPr>
+          <w:sz w:val="18"/>
+          <w:szCs w:val="18"/>
+        </w:rPr>
+      </w:pPr>
+    </w:p>
+    <w:p>
+      <w:pPr>
+        <w:spacing w:after="0"/>
+        <w:rPr>
+          <w:sz w:val="18"/>
+          <w:szCs w:val="18"/>
+        </w:rPr>
+      </w:pPr>
+      <w:r>
+        <w:rPr>
+          <w:b/>
+          <w:bCs/>
+          <w:sz w:val="18"/>
+          <w:szCs w:val="18"/>
+        </w:rPr>
+        <w:t>Zdolności broni:</w:t>
+      </w:r>
+      <w:r>
+        <w:rPr>
+          <w:sz w:val="18"/>
+          <w:szCs w:val="18"/>
+        </w:rPr>
+        <w:t xml:space="preserve"> rozpatrywane podczas ataku daną bronią.</w:t>
+      </w:r>
+    </w:p>
+    <w:p>
+      <w:pPr>
+        <w:spacing w:after="0"/>
+        <w:rPr>
+          <w:sz w:val="18"/>
+          <w:szCs w:val="18"/>
+        </w:rPr>
+      </w:pPr>
+      <w:r>
+        <w:rPr>
+          <w:b/>
+          <w:bCs/>
+          <w:sz w:val="18"/>
+          <w:szCs w:val="18"/>
+        </w:rPr>
+        <w:t>Zdolności pasywne:</w:t>
+      </w:r>
+      <w:r>
+        <w:rPr>
+          <w:sz w:val="18"/>
+          <w:szCs w:val="18"/>
+        </w:rPr>
+        <w:t xml:space="preserve"> działają stale.</w:t>
       </w:r>
     </w:p>
     <w:p>
@@ -792,39 +1811,243 @@
           <w:sz w:val="18"/>
           <w:szCs w:val="18"/>
         </w:rPr>
-        <w:t>Trafienia:</w:t>
-      </w:r>
-      <w:r>
-        <w:rPr>
-          <w:sz w:val="18"/>
-          <w:szCs w:val="18"/>
-        </w:rPr>
-        <w:t xml:space="preserve"> Za każde trafienie atakowany wykonuje test obrony. Za każde niepowodzenie oddział otrzymuje ranę. Przydzielający może odrzucić tyle ran, ile wynosi wytrzymałość modelu, aby go pokonać. Musi to zrobić, jeżeli oddział ma tyle lub więcej ran co najwyższa wytrzymałość modelu w oddziale. Najpierw atakujący przydziela rany za kości z wynikiem 1, jeżeli trudność testu nie wynosiła 2+, a następnie obrońca pozostałe.</w:t>
-      </w:r>
-    </w:p>
-    <w:p>
-      <w:pPr>
-        <w:spacing w:after="0"/>
-        <w:rPr>
-          <w:sz w:val="18"/>
-          <w:szCs w:val="18"/>
-        </w:rPr>
-      </w:pPr>
-      <w:r>
-        <w:rPr>
-          <w:b/>
-          <w:bCs/>
-          <w:sz w:val="18"/>
-          <w:szCs w:val="18"/>
-        </w:rPr>
-        <w:t>Przegrupowanie:</w:t>
-      </w:r>
-      <w:r>
-        <w:rPr>
-          <w:sz w:val="18"/>
-          <w:szCs w:val="18"/>
-        </w:rPr>
-        <w:t xml:space="preserve"> Na koniec aktywacji, każdy oddział który otrzymał rany, wykonuje test jakości. Jeżeli ma połowę lub mniej początkowej wytrzymałości, wykonuje dodatkowy test. Jeżeli przegrał walkę wręcz (zadał mniej ran niż przeciwnik), wykonuje dodatkowy test, a jeżeli jego przeciwnik przegrał walkę, jeden test mniej. Za każdy nieudany test staje się wyczerpany, przyszpilony lub zniszczony. </w:t>
+        <w:t>Zdolności aury(X):</w:t>
+      </w:r>
+      <w:r>
+        <w:rPr>
+          <w:sz w:val="18"/>
+          <w:szCs w:val="18"/>
+        </w:rPr>
+        <w:t xml:space="preserve"> działają na oddziały w zasięgu X″ lub na oddział z danym modelem (jeśli brak X).</w:t>
+      </w:r>
+    </w:p>
+    <w:p>
+      <w:pPr>
+        <w:spacing w:after="0"/>
+        <w:rPr>
+          <w:sz w:val="18"/>
+          <w:szCs w:val="18"/>
+        </w:rPr>
+      </w:pPr>
+      <w:r>
+        <w:rPr>
+          <w:b/>
+          <w:bCs/>
+          <w:sz w:val="18"/>
+          <w:szCs w:val="18"/>
+        </w:rPr>
+        <w:t>Zdolności aktywne:</w:t>
+      </w:r>
+      <w:r>
+        <w:rPr>
+          <w:sz w:val="18"/>
+          <w:szCs w:val="18"/>
+        </w:rPr>
+        <w:t xml:space="preserve"> gracz decyduje o ich wykorzystaniu przed wykonaniem akcji lub w momencie wskazanym w ich opisie.</w:t>
+      </w:r>
+      <w:r>
+        <w:rPr>
+          <w:sz w:val="18"/>
+          <w:szCs w:val="18"/>
+        </w:rPr>
+        <w:br w:type="page"/>
+      </w:r>
+    </w:p>
+    <w:p>
+      <w:pPr>
+        <w:spacing w:after="0"/>
+        <w:rPr>
+          <w:sz w:val="18"/>
+          <w:szCs w:val="18"/>
+        </w:rPr>
+      </w:pPr>
+      <w:r>
+        <w:rPr>
+          <w:b/>
+          <w:bCs/>
+          <w:sz w:val="18"/>
+          <w:szCs w:val="18"/>
+        </w:rPr>
+        <w:lastRenderedPageBreak/>
+        <w:t>Zasady opcjonalne</w:t>
+      </w:r>
+    </w:p>
+    <w:p>
+      <w:pPr>
+        <w:spacing w:after="0"/>
+        <w:rPr>
+          <w:sz w:val="18"/>
+          <w:szCs w:val="18"/>
+        </w:rPr>
+      </w:pPr>
+      <w:r>
+        <w:rPr>
+          <w:sz w:val="18"/>
+          <w:szCs w:val="18"/>
+        </w:rPr>
+        <w:t>Do zastosowania przed grą, po zgodzie obu stron.</w:t>
+      </w:r>
+    </w:p>
+    <w:p>
+      <w:pPr>
+        <w:spacing w:after="0"/>
+        <w:rPr>
+          <w:sz w:val="18"/>
+          <w:szCs w:val="18"/>
+        </w:rPr>
+      </w:pPr>
+    </w:p>
+    <w:p>
+      <w:pPr>
+        <w:spacing w:after="0"/>
+        <w:rPr>
+          <w:b/>
+          <w:bCs/>
+          <w:sz w:val="18"/>
+          <w:szCs w:val="18"/>
+        </w:rPr>
+      </w:pPr>
+      <w:r>
+        <w:rPr>
+          <w:b/>
+          <w:bCs/>
+          <w:sz w:val="18"/>
+          <w:szCs w:val="18"/>
+        </w:rPr>
+        <w:t>Podstawowe:</w:t>
+      </w:r>
+    </w:p>
+    <w:p>
+      <w:pPr>
+        <w:spacing w:after="0"/>
+        <w:rPr>
+          <w:sz w:val="18"/>
+          <w:szCs w:val="18"/>
+        </w:rPr>
+      </w:pPr>
+      <w:r>
+        <w:rPr>
+          <w:sz w:val="18"/>
+          <w:szCs w:val="18"/>
+        </w:rPr>
+        <w:t>Zalecane zawsze.</w:t>
+      </w:r>
+    </w:p>
+    <w:p>
+      <w:pPr>
+        <w:spacing w:after="0"/>
+        <w:rPr>
+          <w:sz w:val="18"/>
+          <w:szCs w:val="18"/>
+        </w:rPr>
+      </w:pPr>
+      <w:r>
+        <w:rPr>
+          <w:b/>
+          <w:bCs/>
+          <w:sz w:val="18"/>
+          <w:szCs w:val="18"/>
+        </w:rPr>
+        <w:t>Struktura armii:</w:t>
+      </w:r>
+      <w:r>
+        <w:rPr>
+          <w:sz w:val="18"/>
+          <w:szCs w:val="18"/>
+        </w:rPr>
+        <w:t xml:space="preserve"> Żaden oddział nie powinien </w:t>
+      </w:r>
+      <w:r>
+        <w:rPr>
+          <w:sz w:val="18"/>
+          <w:szCs w:val="18"/>
+        </w:rPr>
+        <w:t>być więcej niż 4 razy droższy od najtańszego</w:t>
+      </w:r>
+      <w:r>
+        <w:rPr>
+          <w:sz w:val="18"/>
+          <w:szCs w:val="18"/>
+        </w:rPr>
+        <w:t xml:space="preserve"> albo posiadać w sumie więcej niż 24 wytrzymałości. </w:t>
+      </w:r>
+    </w:p>
+    <w:p>
+      <w:pPr>
+        <w:spacing w:after="0"/>
+        <w:rPr>
+          <w:sz w:val="18"/>
+          <w:szCs w:val="18"/>
+        </w:rPr>
+      </w:pPr>
+      <w:r>
+        <w:rPr>
+          <w:b/>
+          <w:bCs/>
+          <w:sz w:val="18"/>
+          <w:szCs w:val="18"/>
+        </w:rPr>
+        <w:t>Balans jednostek:</w:t>
+      </w:r>
+      <w:r>
+        <w:rPr>
+          <w:sz w:val="18"/>
+          <w:szCs w:val="18"/>
+        </w:rPr>
+        <w:t xml:space="preserve"> Koszt broni modelu, powinien  wynosić od 5 do 25 razy modyfikator pancerza na punkt wytrzymałości.</w:t>
+      </w:r>
+    </w:p>
+    <w:p>
+      <w:pPr>
+        <w:spacing w:after="0"/>
+        <w:rPr>
+          <w:sz w:val="18"/>
+          <w:szCs w:val="18"/>
+        </w:rPr>
+      </w:pPr>
+      <w:r>
+        <w:rPr>
+          <w:b/>
+          <w:bCs/>
+          <w:sz w:val="18"/>
+          <w:szCs w:val="18"/>
+        </w:rPr>
+        <w:t>Znaczniki zdolności:</w:t>
+      </w:r>
+      <w:r>
+        <w:rPr>
+          <w:sz w:val="18"/>
+          <w:szCs w:val="18"/>
+        </w:rPr>
+        <w:t xml:space="preserve"> Każdy oddział </w:t>
+      </w:r>
+      <w:r>
+        <w:rPr>
+          <w:sz w:val="18"/>
+          <w:szCs w:val="18"/>
+        </w:rPr>
+        <w:t xml:space="preserve">może </w:t>
+      </w:r>
+      <w:r>
+        <w:rPr>
+          <w:sz w:val="18"/>
+          <w:szCs w:val="18"/>
+        </w:rPr>
+        <w:t>mieć jeden rodzaj zdolności aktywnej</w:t>
+      </w:r>
+      <w:r>
+        <w:rPr>
+          <w:sz w:val="18"/>
+          <w:szCs w:val="18"/>
+        </w:rPr>
+        <w:t xml:space="preserve"> wymagającej śledzenia użycia</w:t>
+      </w:r>
+      <w:r>
+        <w:rPr>
+          <w:sz w:val="18"/>
+          <w:szCs w:val="18"/>
+        </w:rPr>
+        <w:t>.</w:t>
       </w:r>
     </w:p>
     <w:p>
@@ -835,183 +2058,159 @@
           <w14:ligatures w14:val="none"/>
         </w:rPr>
       </w:pPr>
-    </w:p>
-    <w:p>
-      <w:pPr>
-        <w:spacing w:after="0"/>
-        <w:rPr>
-          <w:sz w:val="18"/>
-          <w:szCs w:val="18"/>
-        </w:rPr>
-      </w:pPr>
-      <w:r>
-        <w:rPr>
-          <w:b/>
-          <w:bCs/>
-          <w:sz w:val="18"/>
-          <w:szCs w:val="18"/>
-        </w:rPr>
-        <w:t>Wyczerpan</w:t>
-      </w:r>
-      <w:r>
-        <w:rPr>
-          <w:b/>
-          <w:bCs/>
-          <w:sz w:val="18"/>
-          <w:szCs w:val="18"/>
-        </w:rPr>
-        <w:t>y:</w:t>
-      </w:r>
-      <w:r>
-        <w:rPr>
-          <w:sz w:val="18"/>
-          <w:szCs w:val="18"/>
-        </w:rPr>
-        <w:t xml:space="preserve"> Nie może atakować. Odrzuć jako akcje.</w:t>
-      </w:r>
-    </w:p>
-    <w:p>
-      <w:pPr>
-        <w:spacing w:after="0"/>
-        <w:rPr>
-          <w:sz w:val="18"/>
-          <w:szCs w:val="18"/>
-        </w:rPr>
-      </w:pPr>
-      <w:r>
-        <w:rPr>
-          <w:b/>
-          <w:bCs/>
-          <w:sz w:val="18"/>
-          <w:szCs w:val="18"/>
-        </w:rPr>
-        <w:t>Przyszpilony:</w:t>
-      </w:r>
-      <w:r>
-        <w:rPr>
-          <w:sz w:val="18"/>
-          <w:szCs w:val="18"/>
-        </w:rPr>
-        <w:t xml:space="preserve"> Nie może się poruszać. Nie może kontrolować celów, ani używać zdolności aktywnych i aur. Odrzuć, gdy </w:t>
-      </w:r>
-      <w:r>
-        <w:rPr>
-          <w:sz w:val="18"/>
-          <w:szCs w:val="18"/>
-        </w:rPr>
-        <w:t>zostanie Ufortyfikowany</w:t>
-      </w:r>
-      <w:r>
-        <w:rPr>
-          <w:sz w:val="18"/>
-          <w:szCs w:val="18"/>
-        </w:rPr>
-        <w:t>.</w:t>
-      </w:r>
-    </w:p>
-    <w:p>
-      <w:pPr>
-        <w:spacing w:after="0"/>
-        <w:rPr>
-          <w:sz w:val="18"/>
-          <w:szCs w:val="18"/>
-        </w:rPr>
-      </w:pPr>
-      <w:r>
-        <w:rPr>
-          <w:b/>
-          <w:bCs/>
-          <w:sz w:val="18"/>
-          <w:szCs w:val="18"/>
-        </w:rPr>
-        <w:t>Ufortyfikowany:</w:t>
-      </w:r>
-      <w:r>
-        <w:rPr>
-          <w:sz w:val="18"/>
-          <w:szCs w:val="18"/>
-        </w:rPr>
-        <w:t xml:space="preserve"> Ma +1 do obrony i wykonuje jeden test przegrupowania mniej. </w:t>
-      </w:r>
-      <w:r>
-        <w:rPr>
-          <w:sz w:val="18"/>
-          <w:szCs w:val="18"/>
-        </w:rPr>
-        <w:t xml:space="preserve">Nie blokuje linii wzroku. </w:t>
-      </w:r>
-      <w:r>
-        <w:rPr>
-          <w:sz w:val="18"/>
-          <w:szCs w:val="18"/>
-        </w:rPr>
-        <w:t>Odrzuć na początku jego aktywacj</w:t>
-      </w:r>
-      <w:r>
-        <w:rPr>
-          <w:sz w:val="18"/>
-          <w:szCs w:val="18"/>
-        </w:rPr>
-        <w:t>i lub gdy zostanie Przyszpilony.</w:t>
-      </w:r>
-    </w:p>
-    <w:p>
-      <w:pPr>
-        <w:spacing w:after="0"/>
-        <w:rPr>
-          <w:sz w:val="18"/>
-          <w:szCs w:val="18"/>
-        </w:rPr>
-      </w:pPr>
-    </w:p>
-    <w:p>
-      <w:pPr>
-        <w:spacing w:after="0"/>
-        <w:rPr>
-          <w:sz w:val="18"/>
-          <w:szCs w:val="18"/>
-        </w:rPr>
-      </w:pPr>
-      <w:r>
-        <w:rPr>
-          <w:b/>
-          <w:bCs/>
-          <w:sz w:val="18"/>
-          <w:szCs w:val="18"/>
-        </w:rPr>
-        <w:t>Zdolności broni:</w:t>
-      </w:r>
-      <w:r>
-        <w:rPr>
-          <w:sz w:val="18"/>
-          <w:szCs w:val="18"/>
-        </w:rPr>
-        <w:t xml:space="preserve"> rozpatrywane podczas ataku daną bronią.</w:t>
-      </w:r>
-    </w:p>
-    <w:p>
-      <w:pPr>
-        <w:spacing w:after="0"/>
-        <w:rPr>
-          <w:sz w:val="18"/>
-          <w:szCs w:val="18"/>
-        </w:rPr>
-      </w:pPr>
-      <w:r>
-        <w:rPr>
-          <w:b/>
-          <w:bCs/>
-          <w:sz w:val="18"/>
-          <w:szCs w:val="18"/>
-        </w:rPr>
-        <w:t>Zdolności pasywne:</w:t>
-      </w:r>
-      <w:r>
-        <w:rPr>
-          <w:sz w:val="18"/>
-          <w:szCs w:val="18"/>
-        </w:rPr>
-        <w:t xml:space="preserve"> działają stale.</w:t>
+      <w:r>
+        <w:rPr>
+          <w:b/>
+          <w:bCs/>
+          <w:sz w:val="18"/>
+          <w:szCs w:val="18"/>
+        </w:rPr>
+        <w:t>Fabularne cele:</w:t>
+      </w:r>
+      <w:r>
+        <w:rPr>
+          <w:sz w:val="18"/>
+          <w:szCs w:val="18"/>
+        </w:rPr>
+        <w:t xml:space="preserve"> Zamiast znaczników celów, użyj </w:t>
+      </w:r>
+      <w:r>
+        <w:rPr>
+          <w:sz w:val="18"/>
+          <w:szCs w:val="18"/>
+        </w:rPr>
+        <w:t>elementów terenu na które można wejść, nie sprawdzaj 3” tylko obecność na danym terenie.</w:t>
+      </w:r>
+    </w:p>
+    <w:p>
+      <w:pPr>
+        <w:spacing w:after="0"/>
+        <w:rPr>
+          <w:sz w:val="18"/>
+          <w:szCs w:val="18"/>
+        </w:rPr>
+      </w:pPr>
+    </w:p>
+    <w:p>
+      <w:pPr>
+        <w:spacing w:after="0"/>
+        <w:rPr>
+          <w:b/>
+          <w:bCs/>
+          <w:sz w:val="18"/>
+          <w:szCs w:val="18"/>
+        </w:rPr>
+      </w:pPr>
+      <w:r>
+        <w:rPr>
+          <w:b/>
+          <w:bCs/>
+          <w:sz w:val="18"/>
+          <w:szCs w:val="18"/>
+        </w:rPr>
+        <w:t>Płaska linia wzroku:</w:t>
+      </w:r>
+    </w:p>
+    <w:p>
+      <w:pPr>
+        <w:spacing w:after="0"/>
+        <w:rPr>
+          <w:sz w:val="18"/>
+          <w:szCs w:val="18"/>
+        </w:rPr>
+      </w:pPr>
+      <w:r>
+        <w:rPr>
+          <w:sz w:val="18"/>
+          <w:szCs w:val="18"/>
+        </w:rPr>
+        <w:t>Zalecana podczas gier turniejowych</w:t>
+      </w:r>
+    </w:p>
+    <w:p>
+      <w:pPr>
+        <w:spacing w:after="0"/>
+        <w:rPr>
+          <w:sz w:val="18"/>
+          <w:szCs w:val="18"/>
+        </w:rPr>
+      </w:pPr>
+      <w:r>
+        <w:rPr>
+          <w:b/>
+          <w:bCs/>
+          <w:sz w:val="18"/>
+          <w:szCs w:val="18"/>
+        </w:rPr>
+        <w:t>Linia wzroku:</w:t>
+      </w:r>
+      <w:r>
+        <w:rPr>
+          <w:sz w:val="18"/>
+          <w:szCs w:val="18"/>
+        </w:rPr>
+        <w:t xml:space="preserve"> atakujący wybiera model, od którego sprawdza </w:t>
+      </w:r>
+      <w:r>
+        <w:rPr>
+          <w:sz w:val="18"/>
+          <w:szCs w:val="18"/>
+        </w:rPr>
+        <w:t xml:space="preserve">linię </w:t>
+      </w:r>
+      <w:r>
+        <w:rPr>
+          <w:sz w:val="18"/>
+          <w:szCs w:val="18"/>
+        </w:rPr>
+        <w:t xml:space="preserve"> i zasięg wszystkich ataków. Jeżeli może poprowadzić prostą linię przechodzącą przez podstawkę celu i swoją ma linię wzroku. Jeżeli jest punkt podstawki do którego nie można poprowadzić takiej linii cel ma osłonę.</w:t>
+      </w:r>
+    </w:p>
+    <w:p>
+      <w:pPr>
+        <w:spacing w:after="0"/>
+        <w:rPr>
+          <w:b/>
+          <w:bCs/>
+          <w:sz w:val="18"/>
+          <w:szCs w:val="18"/>
+        </w:rPr>
+      </w:pPr>
+    </w:p>
+    <w:p>
+      <w:pPr>
+        <w:spacing w:after="0"/>
+        <w:rPr>
+          <w:b/>
+          <w:bCs/>
+          <w:sz w:val="18"/>
+          <w:szCs w:val="18"/>
+        </w:rPr>
+      </w:pPr>
+      <w:r>
+        <w:rPr>
+          <w:b/>
+          <w:bCs/>
+          <w:sz w:val="18"/>
+          <w:szCs w:val="18"/>
+        </w:rPr>
+        <w:t>Zawansowany teren:</w:t>
+      </w:r>
+    </w:p>
+    <w:p>
+      <w:pPr>
+        <w:spacing w:after="0"/>
+        <w:rPr>
+          <w:sz w:val="18"/>
+          <w:szCs w:val="18"/>
+        </w:rPr>
+      </w:pPr>
+      <w:r>
+        <w:rPr>
+          <w:sz w:val="18"/>
+          <w:szCs w:val="18"/>
+        </w:rPr>
+        <w:t>Zalecany po zapoznaniu się z zasadami podstawowymi.</w:t>
       </w:r>
     </w:p>
     <w:p>
@@ -1029,444 +2228,6 @@
           <w:sz w:val="18"/>
           <w:szCs w:val="18"/>
         </w:rPr>
-        <w:t>Zdolności aury(X):</w:t>
-      </w:r>
-      <w:r>
-        <w:rPr>
-          <w:sz w:val="18"/>
-          <w:szCs w:val="18"/>
-        </w:rPr>
-        <w:t xml:space="preserve"> działają na oddziały w zasięgu X″ lub na oddział z danym modelem (jeśli brak X).</w:t>
-      </w:r>
-    </w:p>
-    <w:p>
-      <w:pPr>
-        <w:spacing w:after="0"/>
-        <w:rPr>
-          <w:sz w:val="18"/>
-          <w:szCs w:val="18"/>
-        </w:rPr>
-      </w:pPr>
-      <w:r>
-        <w:rPr>
-          <w:b/>
-          <w:bCs/>
-          <w:sz w:val="18"/>
-          <w:szCs w:val="18"/>
-        </w:rPr>
-        <w:t>Zdolności aktywne:</w:t>
-      </w:r>
-      <w:r>
-        <w:rPr>
-          <w:sz w:val="18"/>
-          <w:szCs w:val="18"/>
-        </w:rPr>
-        <w:t xml:space="preserve"> gracz decyduje o ich wykorzystaniu przed wykonaniem akcji lub w momencie wskazanym w ich opisie.</w:t>
-      </w:r>
-    </w:p>
-    <w:p>
-      <w:pPr>
-        <w:spacing w:after="0"/>
-        <w:rPr>
-          <w:sz w:val="18"/>
-          <w:szCs w:val="18"/>
-        </w:rPr>
-      </w:pPr>
-      <w:r>
-        <w:rPr>
-          <w:b/>
-          <w:bCs/>
-          <w:sz w:val="18"/>
-          <w:szCs w:val="18"/>
-        </w:rPr>
-        <w:t>Przerwania:</w:t>
-      </w:r>
-      <w:r>
-        <w:rPr>
-          <w:sz w:val="18"/>
-          <w:szCs w:val="18"/>
-        </w:rPr>
-        <w:t xml:space="preserve"> Domyślnie przerwania można wykonać na początku aktywacji lub przed wyborem akcji lub po wybraniu celów ataku. Aktywny gracz rozpatruje wybrane zdolności i oddaje możliwość przeciwnikowi</w:t>
-      </w:r>
-      <w:r>
-        <w:rPr>
-          <w:sz w:val="18"/>
-          <w:szCs w:val="18"/>
-        </w:rPr>
-        <w:t xml:space="preserve">. </w:t>
-      </w:r>
-      <w:r>
-        <w:rPr>
-          <w:sz w:val="18"/>
-          <w:szCs w:val="18"/>
-        </w:rPr>
-        <w:t>Przerwanie musi zostać rozpatrzone w całości, zanim będzie można rozpocząć następne.</w:t>
-      </w:r>
-    </w:p>
-    <w:p>
-      <w:pPr>
-        <w:rPr>
-          <w:sz w:val="18"/>
-          <w:szCs w:val="18"/>
-        </w:rPr>
-      </w:pPr>
-      <w:r>
-        <w:rPr>
-          <w:b/>
-          <w:bCs/>
-          <w:sz w:val="18"/>
-          <w:szCs w:val="18"/>
-        </w:rPr>
-        <w:t>Odzyskanie rany:</w:t>
-      </w:r>
-      <w:r>
-        <w:rPr>
-          <w:sz w:val="18"/>
-          <w:szCs w:val="18"/>
-        </w:rPr>
-        <w:t xml:space="preserve"> Odrzuć znacznik ran lub, jeżeli oddział ich nie ma, ustaw w dozwolonym miejscu pokonany wcześniej jego model i dodaj rany równego jego wytrzymałości minus 1.</w:t>
-      </w:r>
-      <w:r>
-        <w:rPr>
-          <w:sz w:val="18"/>
-          <w:szCs w:val="18"/>
-        </w:rPr>
-        <w:br w:type="page"/>
-      </w:r>
-    </w:p>
-    <w:p>
-      <w:pPr>
-        <w:spacing w:after="0"/>
-        <w:rPr>
-          <w:sz w:val="18"/>
-          <w:szCs w:val="18"/>
-        </w:rPr>
-      </w:pPr>
-      <w:r>
-        <w:rPr>
-          <w:b/>
-          <w:bCs/>
-          <w:sz w:val="18"/>
-          <w:szCs w:val="18"/>
-        </w:rPr>
-        <w:lastRenderedPageBreak/>
-        <w:t>Zasady opcjonalne</w:t>
-      </w:r>
-    </w:p>
-    <w:p>
-      <w:pPr>
-        <w:spacing w:after="0"/>
-        <w:rPr>
-          <w:sz w:val="18"/>
-          <w:szCs w:val="18"/>
-        </w:rPr>
-      </w:pPr>
-      <w:r>
-        <w:rPr>
-          <w:sz w:val="18"/>
-          <w:szCs w:val="18"/>
-        </w:rPr>
-        <w:t>Do zastosowania przed grą, po zgodzie obu stron.</w:t>
-      </w:r>
-    </w:p>
-    <w:p>
-      <w:pPr>
-        <w:spacing w:after="0"/>
-        <w:rPr>
-          <w:sz w:val="18"/>
-          <w:szCs w:val="18"/>
-        </w:rPr>
-      </w:pPr>
-    </w:p>
-    <w:p>
-      <w:pPr>
-        <w:spacing w:after="0"/>
-        <w:rPr>
-          <w:b/>
-          <w:bCs/>
-          <w:sz w:val="18"/>
-          <w:szCs w:val="18"/>
-        </w:rPr>
-      </w:pPr>
-      <w:r>
-        <w:rPr>
-          <w:b/>
-          <w:bCs/>
-          <w:sz w:val="18"/>
-          <w:szCs w:val="18"/>
-        </w:rPr>
-        <w:t>Podstawowe:</w:t>
-      </w:r>
-    </w:p>
-    <w:p>
-      <w:pPr>
-        <w:spacing w:after="0"/>
-        <w:rPr>
-          <w:sz w:val="18"/>
-          <w:szCs w:val="18"/>
-        </w:rPr>
-      </w:pPr>
-      <w:r>
-        <w:rPr>
-          <w:sz w:val="18"/>
-          <w:szCs w:val="18"/>
-        </w:rPr>
-        <w:t>Zalecane zawsze.</w:t>
-      </w:r>
-    </w:p>
-    <w:p>
-      <w:pPr>
-        <w:spacing w:after="0"/>
-        <w:rPr>
-          <w:sz w:val="18"/>
-          <w:szCs w:val="18"/>
-        </w:rPr>
-      </w:pPr>
-      <w:r>
-        <w:rPr>
-          <w:b/>
-          <w:bCs/>
-          <w:sz w:val="18"/>
-          <w:szCs w:val="18"/>
-        </w:rPr>
-        <w:t>Struktura armii:</w:t>
-      </w:r>
-      <w:r>
-        <w:rPr>
-          <w:sz w:val="18"/>
-          <w:szCs w:val="18"/>
-        </w:rPr>
-        <w:t xml:space="preserve"> Żaden oddział nie powinien </w:t>
-      </w:r>
-      <w:r>
-        <w:rPr>
-          <w:sz w:val="18"/>
-          <w:szCs w:val="18"/>
-        </w:rPr>
-        <w:t>być więcej niż 4 razy droższy od najtańszego</w:t>
-      </w:r>
-      <w:r>
-        <w:rPr>
-          <w:sz w:val="18"/>
-          <w:szCs w:val="18"/>
-        </w:rPr>
-        <w:t xml:space="preserve"> albo posiadać w sumie więcej niż 24 wytrzymałości. </w:t>
-      </w:r>
-    </w:p>
-    <w:p>
-      <w:pPr>
-        <w:spacing w:after="0"/>
-        <w:rPr>
-          <w:sz w:val="18"/>
-          <w:szCs w:val="18"/>
-        </w:rPr>
-      </w:pPr>
-      <w:r>
-        <w:rPr>
-          <w:b/>
-          <w:bCs/>
-          <w:sz w:val="18"/>
-          <w:szCs w:val="18"/>
-        </w:rPr>
-        <w:t>Balans jednostek:</w:t>
-      </w:r>
-      <w:r>
-        <w:rPr>
-          <w:sz w:val="18"/>
-          <w:szCs w:val="18"/>
-        </w:rPr>
-        <w:t xml:space="preserve"> Koszt broni modelu, powinien  wynosić od 5 do 25 razy modyfikator pancerza na punkt wytrzymałości.</w:t>
-      </w:r>
-    </w:p>
-    <w:p>
-      <w:pPr>
-        <w:spacing w:after="0"/>
-        <w:rPr>
-          <w:sz w:val="18"/>
-          <w:szCs w:val="18"/>
-        </w:rPr>
-      </w:pPr>
-      <w:r>
-        <w:rPr>
-          <w:b/>
-          <w:bCs/>
-          <w:sz w:val="18"/>
-          <w:szCs w:val="18"/>
-        </w:rPr>
-        <w:t>Znaczniki zdolności:</w:t>
-      </w:r>
-      <w:r>
-        <w:rPr>
-          <w:sz w:val="18"/>
-          <w:szCs w:val="18"/>
-        </w:rPr>
-        <w:t xml:space="preserve"> Każdy oddział powinien mieć tylko jeden rodzaj zdolności aktywnej.</w:t>
-      </w:r>
-    </w:p>
-    <w:p>
-      <w:pPr>
-        <w:spacing w:after="0"/>
-        <w:rPr>
-          <w:kern w:val="0"/>
-          <w14:ligatures w14:val="none"/>
-        </w:rPr>
-      </w:pPr>
-      <w:r>
-        <w:rPr>
-          <w:b/>
-          <w:bCs/>
-          <w:sz w:val="18"/>
-          <w:szCs w:val="18"/>
-        </w:rPr>
-        <w:t>Fabularne cele:</w:t>
-      </w:r>
-      <w:r>
-        <w:rPr>
-          <w:sz w:val="18"/>
-          <w:szCs w:val="18"/>
-        </w:rPr>
-        <w:t xml:space="preserve"> Zamiast znaczników celów, użyj </w:t>
-      </w:r>
-      <w:r>
-        <w:rPr>
-          <w:sz w:val="18"/>
-          <w:szCs w:val="18"/>
-        </w:rPr>
-        <w:t>elementów terenu na które można wejść, nie sprawdzaj 3” tylko obecność na danym terenie.</w:t>
-      </w:r>
-    </w:p>
-    <w:p>
-      <w:pPr>
-        <w:spacing w:after="0"/>
-        <w:rPr>
-          <w:sz w:val="18"/>
-          <w:szCs w:val="18"/>
-        </w:rPr>
-      </w:pPr>
-    </w:p>
-    <w:p>
-      <w:pPr>
-        <w:spacing w:after="0"/>
-        <w:rPr>
-          <w:b/>
-          <w:bCs/>
-          <w:sz w:val="18"/>
-          <w:szCs w:val="18"/>
-        </w:rPr>
-      </w:pPr>
-      <w:r>
-        <w:rPr>
-          <w:b/>
-          <w:bCs/>
-          <w:sz w:val="18"/>
-          <w:szCs w:val="18"/>
-        </w:rPr>
-        <w:t>Płaska linia wzroku:</w:t>
-      </w:r>
-    </w:p>
-    <w:p>
-      <w:pPr>
-        <w:spacing w:after="0"/>
-        <w:rPr>
-          <w:sz w:val="18"/>
-          <w:szCs w:val="18"/>
-        </w:rPr>
-      </w:pPr>
-      <w:r>
-        <w:rPr>
-          <w:sz w:val="18"/>
-          <w:szCs w:val="18"/>
-        </w:rPr>
-        <w:t>Zalecana podczas gier turniejowych</w:t>
-      </w:r>
-    </w:p>
-    <w:p>
-      <w:pPr>
-        <w:spacing w:after="0"/>
-        <w:rPr>
-          <w:sz w:val="18"/>
-          <w:szCs w:val="18"/>
-        </w:rPr>
-      </w:pPr>
-      <w:r>
-        <w:rPr>
-          <w:b/>
-          <w:bCs/>
-          <w:sz w:val="18"/>
-          <w:szCs w:val="18"/>
-        </w:rPr>
-        <w:t>Linia wzroku:</w:t>
-      </w:r>
-      <w:r>
-        <w:rPr>
-          <w:sz w:val="18"/>
-          <w:szCs w:val="18"/>
-        </w:rPr>
-        <w:t xml:space="preserve"> atakujący wybiera model, od którego sprawdza pole widzenia i zasięg wszystkich ataków. Jeżeli może poprowadzić prostą linię przechodzącą przez podstawkę celu i swoją ma linię wzroku. Jeżeli jest punkt podstawki do którego nie można poprowadzić takiej linii cel ma osłonę.</w:t>
-      </w:r>
-    </w:p>
-    <w:p>
-      <w:pPr>
-        <w:spacing w:after="0"/>
-        <w:rPr>
-          <w:b/>
-          <w:bCs/>
-          <w:sz w:val="18"/>
-          <w:szCs w:val="18"/>
-        </w:rPr>
-      </w:pPr>
-    </w:p>
-    <w:p>
-      <w:pPr>
-        <w:spacing w:after="0"/>
-        <w:rPr>
-          <w:b/>
-          <w:bCs/>
-          <w:sz w:val="18"/>
-          <w:szCs w:val="18"/>
-        </w:rPr>
-      </w:pPr>
-      <w:r>
-        <w:rPr>
-          <w:b/>
-          <w:bCs/>
-          <w:sz w:val="18"/>
-          <w:szCs w:val="18"/>
-        </w:rPr>
-        <w:t>Zawansowany teren:</w:t>
-      </w:r>
-    </w:p>
-    <w:p>
-      <w:pPr>
-        <w:spacing w:after="0"/>
-        <w:rPr>
-          <w:sz w:val="18"/>
-          <w:szCs w:val="18"/>
-        </w:rPr>
-      </w:pPr>
-      <w:r>
-        <w:rPr>
-          <w:sz w:val="18"/>
-          <w:szCs w:val="18"/>
-        </w:rPr>
-        <w:t>Zalecany po zapoznaniu się z zasadami podstawowymi.</w:t>
-      </w:r>
-    </w:p>
-    <w:p>
-      <w:pPr>
-        <w:spacing w:after="0"/>
-        <w:rPr>
-          <w:kern w:val="0"/>
-          <w14:ligatures w14:val="none"/>
-        </w:rPr>
-      </w:pPr>
-      <w:r>
-        <w:rPr>
-          <w:b/>
-          <w:bCs/>
-          <w:sz w:val="18"/>
-          <w:szCs w:val="18"/>
-        </w:rPr>
         <w:t>Podniesiony:</w:t>
       </w:r>
       <w:r>
@@ -1476,15 +2237,13 @@
         </w:rPr>
         <w:t xml:space="preserve"> Oddziały wewnątrz są podniesione. Podczas sprawdzania linii wzroku od i do takiego oddziału bierz pod uwagę tylko teren podniesiony lub w zasięgu 3″ od drugiego oddziału.</w:t>
       </w:r>
-    </w:p>
-    <w:p>
-      <w:pPr>
-        <w:spacing w:after="0"/>
-        <w:rPr>
-          <w:kern w:val="0"/>
-          <w14:ligatures w14:val="none"/>
-        </w:rPr>
-      </w:pPr>
+      <w:r>
+        <w:rPr>
+          <w:sz w:val="18"/>
+          <w:szCs w:val="18"/>
+        </w:rPr>
+        <w:t xml:space="preserve"> </w:t>
+      </w:r>
       <w:r>
         <w:rPr>
           <w:sz w:val="18"/>
@@ -1516,31 +2275,6 @@
           <w:szCs w:val="18"/>
         </w:rPr>
         <w:t xml:space="preserve"> Oddziały w nim traktowane są jak podniesione podczas interakcji z podniesionymi oddziałami.</w:t>
-      </w:r>
-    </w:p>
-    <w:p>
-      <w:pPr>
-        <w:spacing w:after="0"/>
-        <w:rPr>
-          <w:sz w:val="18"/>
-          <w:szCs w:val="18"/>
-        </w:rPr>
-      </w:pPr>
-      <w:r>
-        <w:rPr>
-          <w:b/>
-          <w:bCs/>
-          <w:sz w:val="18"/>
-          <w:szCs w:val="18"/>
-        </w:rPr>
-        <w:t>Kierunkowy:</w:t>
-      </w:r>
-      <w:r>
-        <w:rPr>
-          <w:sz w:val="18"/>
-          <w:szCs w:val="18"/>
-        </w:rPr>
-        <w:t xml:space="preserve"> Pewne granice terenu liczą się jako trudny lub niebezpieczny teren tylko podczas ruchu w jedną ze stron.</w:t>
       </w:r>
     </w:p>
     <w:p>
@@ -1900,6 +2634,611 @@
           <w:sz w:val="18"/>
           <w:szCs w:val="18"/>
         </w:rPr>
+        <w:t xml:space="preserve">Karty </w:t>
+      </w:r>
+      <w:r>
+        <w:rPr>
+          <w:b/>
+          <w:bCs/>
+          <w:sz w:val="18"/>
+          <w:szCs w:val="18"/>
+        </w:rPr>
+        <w:t>strategiczne</w:t>
+      </w:r>
+    </w:p>
+    <w:p>
+      <w:pPr>
+        <w:spacing w:after="0"/>
+        <w:rPr>
+          <w:sz w:val="18"/>
+          <w:szCs w:val="18"/>
+        </w:rPr>
+      </w:pPr>
+      <w:r>
+        <w:rPr>
+          <w:sz w:val="18"/>
+          <w:szCs w:val="18"/>
+        </w:rPr>
+        <w:t>Przed</w:t>
+      </w:r>
+      <w:r>
+        <w:rPr>
+          <w:sz w:val="18"/>
+          <w:szCs w:val="18"/>
+        </w:rPr>
+        <w:t xml:space="preserve"> grą </w:t>
+      </w:r>
+      <w:r>
+        <w:rPr>
+          <w:sz w:val="18"/>
+          <w:szCs w:val="18"/>
+        </w:rPr>
+        <w:t xml:space="preserve">każdy gracz </w:t>
+      </w:r>
+      <w:r>
+        <w:rPr>
+          <w:sz w:val="18"/>
+          <w:szCs w:val="18"/>
+        </w:rPr>
+        <w:t>wybiera 3 Zadania i 3 Wsparcia i tworzy z nich talię 9 kart strategicznych składających  z zadania i wsparci</w:t>
+      </w:r>
+      <w:r>
+        <w:rPr>
+          <w:sz w:val="18"/>
+          <w:szCs w:val="18"/>
+        </w:rPr>
+        <w:t>a</w:t>
+      </w:r>
+      <w:r>
+        <w:rPr>
+          <w:sz w:val="18"/>
+          <w:szCs w:val="18"/>
+        </w:rPr>
+        <w:t xml:space="preserve"> każda</w:t>
+      </w:r>
+      <w:r>
+        <w:rPr>
+          <w:sz w:val="18"/>
+          <w:szCs w:val="18"/>
+        </w:rPr>
+        <w:t>. Na początku gry dobiera 3</w:t>
+      </w:r>
+      <w:r>
+        <w:rPr>
+          <w:sz w:val="18"/>
+          <w:szCs w:val="18"/>
+        </w:rPr>
+        <w:t xml:space="preserve"> z nich</w:t>
+      </w:r>
+      <w:r>
+        <w:rPr>
+          <w:sz w:val="18"/>
+          <w:szCs w:val="18"/>
+        </w:rPr>
+        <w:t xml:space="preserve">. Na końcu każdej rundy (w tym rozstawienia), po sprawdzeniu kontroli punktów, </w:t>
+      </w:r>
+      <w:r>
+        <w:rPr>
+          <w:sz w:val="18"/>
+          <w:szCs w:val="18"/>
+        </w:rPr>
+        <w:t>sprawdzamy wyłożone zadania,</w:t>
+      </w:r>
+      <w:r>
+        <w:rPr>
+          <w:sz w:val="18"/>
+          <w:szCs w:val="18"/>
+        </w:rPr>
+        <w:t xml:space="preserve"> potem </w:t>
+      </w:r>
+      <w:r>
+        <w:rPr>
+          <w:sz w:val="18"/>
+          <w:szCs w:val="18"/>
+        </w:rPr>
+        <w:t xml:space="preserve">gracze mogą </w:t>
+      </w:r>
+      <w:r>
+        <w:rPr>
+          <w:sz w:val="18"/>
+          <w:szCs w:val="18"/>
+        </w:rPr>
+        <w:t xml:space="preserve">wyłożyć </w:t>
+      </w:r>
+      <w:r>
+        <w:rPr>
+          <w:sz w:val="18"/>
+          <w:szCs w:val="18"/>
+        </w:rPr>
+        <w:t>po jednej karcie</w:t>
+      </w:r>
+      <w:r>
+        <w:rPr>
+          <w:sz w:val="18"/>
+          <w:szCs w:val="18"/>
+        </w:rPr>
+        <w:t xml:space="preserve">, potem </w:t>
+      </w:r>
+      <w:r>
+        <w:rPr>
+          <w:sz w:val="18"/>
+          <w:szCs w:val="18"/>
+        </w:rPr>
+        <w:t>wykorzystać</w:t>
+      </w:r>
+      <w:r>
+        <w:rPr>
+          <w:sz w:val="18"/>
+          <w:szCs w:val="18"/>
+        </w:rPr>
+        <w:t xml:space="preserve"> wsparcia. Jeżeli </w:t>
+      </w:r>
+      <w:r>
+        <w:rPr>
+          <w:sz w:val="18"/>
+          <w:szCs w:val="18"/>
+        </w:rPr>
+        <w:t xml:space="preserve">gracz </w:t>
+      </w:r>
+      <w:r>
+        <w:rPr>
+          <w:sz w:val="18"/>
+          <w:szCs w:val="18"/>
+        </w:rPr>
+        <w:t xml:space="preserve">zrealizuje zadanie z odwraca </w:t>
+      </w:r>
+      <w:r>
+        <w:rPr>
+          <w:sz w:val="18"/>
+          <w:szCs w:val="18"/>
+        </w:rPr>
+        <w:t>kartę</w:t>
+      </w:r>
+      <w:r>
+        <w:rPr>
+          <w:sz w:val="18"/>
+          <w:szCs w:val="18"/>
+        </w:rPr>
+        <w:t xml:space="preserve"> i liczy na koniec gry jako PZ, a przeciwnik dobiera nową kartę. </w:t>
+      </w:r>
+      <w:r>
+        <w:rPr>
+          <w:sz w:val="18"/>
+          <w:szCs w:val="18"/>
+        </w:rPr>
+        <w:t>Skorzystanie ze wsparcia zawsze wymaga odrzucenia danej karty.</w:t>
+      </w:r>
+      <w:r>
+        <w:rPr>
+          <w:sz w:val="18"/>
+          <w:szCs w:val="18"/>
+        </w:rPr>
+        <w:br/>
+      </w:r>
+      <w:r>
+        <w:rPr>
+          <w:sz w:val="18"/>
+          <w:szCs w:val="18"/>
+        </w:rPr>
+        <w:t>Zadania</w:t>
+      </w:r>
+      <w:r>
+        <w:rPr>
+          <w:sz w:val="18"/>
+          <w:szCs w:val="18"/>
+        </w:rPr>
+        <w:t>:</w:t>
+      </w:r>
+    </w:p>
+    <w:p>
+      <w:pPr>
+        <w:pStyle w:val="Akapitzlist"/>
+        <w:numPr>
+          <w:ilvl w:val="0"/>
+          <w:numId w:val="10"/>
+        </w:numPr>
+        <w:spacing w:after="0"/>
+        <w:rPr>
+          <w:sz w:val="18"/>
+          <w:szCs w:val="18"/>
+        </w:rPr>
+      </w:pPr>
+      <w:r>
+        <w:rPr>
+          <w:sz w:val="18"/>
+          <w:szCs w:val="18"/>
+        </w:rPr>
+        <w:t>Kontrolujesz wybrany cel poza swoją strefą rozstawienia</w:t>
+      </w:r>
+      <w:r>
+        <w:rPr>
+          <w:sz w:val="18"/>
+          <w:szCs w:val="18"/>
+        </w:rPr>
+        <w:t>.</w:t>
+      </w:r>
+      <w:r>
+        <w:rPr>
+          <w:sz w:val="18"/>
+          <w:szCs w:val="18"/>
+        </w:rPr>
+        <w:t xml:space="preserve"> </w:t>
+      </w:r>
+      <w:r>
+        <w:rPr>
+          <w:sz w:val="18"/>
+          <w:szCs w:val="18"/>
+        </w:rPr>
+        <w:t>S</w:t>
+      </w:r>
+      <w:r>
+        <w:rPr>
+          <w:sz w:val="18"/>
+          <w:szCs w:val="18"/>
+        </w:rPr>
+        <w:t>taje się neutralny.</w:t>
+      </w:r>
+    </w:p>
+    <w:p>
+      <w:pPr>
+        <w:pStyle w:val="Akapitzlist"/>
+        <w:numPr>
+          <w:ilvl w:val="0"/>
+          <w:numId w:val="10"/>
+        </w:numPr>
+        <w:spacing w:after="0"/>
+        <w:rPr>
+          <w:sz w:val="18"/>
+          <w:szCs w:val="18"/>
+        </w:rPr>
+      </w:pPr>
+      <w:r>
+        <w:rPr>
+          <w:sz w:val="18"/>
+          <w:szCs w:val="18"/>
+        </w:rPr>
+        <w:t>Nie</w:t>
+      </w:r>
+      <w:r>
+        <w:rPr>
+          <w:sz w:val="18"/>
+          <w:szCs w:val="18"/>
+        </w:rPr>
+        <w:t>ma nieprzyszpilonych wrogów twojej strefie rozstawienia.</w:t>
+      </w:r>
+      <w:r>
+        <w:rPr>
+          <w:sz w:val="18"/>
+          <w:szCs w:val="18"/>
+        </w:rPr>
+        <w:t xml:space="preserve"> Odrzuć kartę.</w:t>
+      </w:r>
+    </w:p>
+    <w:p>
+      <w:pPr>
+        <w:pStyle w:val="Akapitzlist"/>
+        <w:numPr>
+          <w:ilvl w:val="0"/>
+          <w:numId w:val="10"/>
+        </w:numPr>
+        <w:spacing w:after="0"/>
+        <w:rPr>
+          <w:sz w:val="18"/>
+          <w:szCs w:val="18"/>
+        </w:rPr>
+      </w:pPr>
+      <w:r>
+        <w:rPr>
+          <w:sz w:val="18"/>
+          <w:szCs w:val="18"/>
+        </w:rPr>
+        <w:t xml:space="preserve">W strefie rozstawienia przeciwnika jest więcej nieprzyszpilonych twoich oddziałów niż wroga. </w:t>
+      </w:r>
+      <w:r>
+        <w:rPr>
+          <w:sz w:val="18"/>
+          <w:szCs w:val="18"/>
+        </w:rPr>
+        <w:t>M</w:t>
+      </w:r>
+      <w:r>
+        <w:rPr>
+          <w:sz w:val="18"/>
+          <w:szCs w:val="18"/>
+        </w:rPr>
+        <w:t>ożesz położyć kartę z ręki jako dodatkow</w:t>
+      </w:r>
+      <w:r>
+        <w:rPr>
+          <w:sz w:val="18"/>
+          <w:szCs w:val="18"/>
+        </w:rPr>
+        <w:t>e</w:t>
+      </w:r>
+      <w:r>
+        <w:rPr>
+          <w:sz w:val="18"/>
+          <w:szCs w:val="18"/>
+        </w:rPr>
+        <w:t xml:space="preserve"> zrealizowane zadanie.</w:t>
+      </w:r>
+    </w:p>
+    <w:p>
+      <w:pPr>
+        <w:pStyle w:val="Akapitzlist"/>
+        <w:numPr>
+          <w:ilvl w:val="0"/>
+          <w:numId w:val="10"/>
+        </w:numPr>
+        <w:spacing w:after="0"/>
+        <w:rPr>
+          <w:sz w:val="18"/>
+          <w:szCs w:val="18"/>
+        </w:rPr>
+      </w:pPr>
+      <w:r>
+        <w:rPr>
+          <w:sz w:val="18"/>
+          <w:szCs w:val="18"/>
+        </w:rPr>
+        <w:t>Kontroluj cel poza strefami rozstawienia wybrany przez przeciwnika.</w:t>
+      </w:r>
+    </w:p>
+    <w:p>
+      <w:pPr>
+        <w:pStyle w:val="Akapitzlist"/>
+        <w:numPr>
+          <w:ilvl w:val="0"/>
+          <w:numId w:val="10"/>
+        </w:numPr>
+        <w:spacing w:after="0"/>
+        <w:rPr>
+          <w:b/>
+          <w:bCs/>
+          <w:sz w:val="18"/>
+          <w:szCs w:val="18"/>
+        </w:rPr>
+      </w:pPr>
+      <w:r>
+        <w:rPr>
+          <w:sz w:val="18"/>
+          <w:szCs w:val="18"/>
+        </w:rPr>
+        <w:t>Wrogi oddział wybrany przez przeciwnika jest pokonany.</w:t>
+      </w:r>
+    </w:p>
+    <w:p>
+      <w:pPr>
+        <w:pStyle w:val="Akapitzlist"/>
+        <w:numPr>
+          <w:ilvl w:val="0"/>
+          <w:numId w:val="10"/>
+        </w:numPr>
+        <w:spacing w:after="0"/>
+        <w:rPr>
+          <w:b/>
+          <w:bCs/>
+          <w:sz w:val="18"/>
+          <w:szCs w:val="18"/>
+        </w:rPr>
+      </w:pPr>
+      <w:r>
+        <w:rPr>
+          <w:sz w:val="18"/>
+          <w:szCs w:val="18"/>
+        </w:rPr>
+        <w:t>Twój oddział wybrany przez przeciwnika nie jest pokonany.</w:t>
+      </w:r>
+    </w:p>
+    <w:p>
+      <w:pPr>
+        <w:pStyle w:val="Akapitzlist"/>
+        <w:numPr>
+          <w:ilvl w:val="0"/>
+          <w:numId w:val="10"/>
+        </w:numPr>
+        <w:spacing w:after="0"/>
+        <w:rPr>
+          <w:sz w:val="18"/>
+          <w:szCs w:val="18"/>
+        </w:rPr>
+      </w:pPr>
+      <w:r>
+        <w:rPr>
+          <w:sz w:val="18"/>
+          <w:szCs w:val="18"/>
+        </w:rPr>
+        <w:t>Wybierz cel kontrolowany przez przeciwnika; jeżeli takich nie ma, to przeciwnik wybiera dowolny. Kontroluj go.</w:t>
+      </w:r>
+    </w:p>
+    <w:p>
+      <w:pPr>
+        <w:spacing w:after="0"/>
+        <w:rPr>
+          <w:sz w:val="18"/>
+          <w:szCs w:val="18"/>
+        </w:rPr>
+      </w:pPr>
+      <w:r>
+        <w:rPr>
+          <w:sz w:val="18"/>
+          <w:szCs w:val="18"/>
+        </w:rPr>
+        <w:t>Wsparcia</w:t>
+      </w:r>
+      <w:r>
+        <w:rPr>
+          <w:sz w:val="18"/>
+          <w:szCs w:val="18"/>
+        </w:rPr>
+        <w:t>:</w:t>
+      </w:r>
+    </w:p>
+    <w:p>
+      <w:pPr>
+        <w:pStyle w:val="Akapitzlist"/>
+        <w:numPr>
+          <w:ilvl w:val="0"/>
+          <w:numId w:val="11"/>
+        </w:numPr>
+        <w:spacing w:after="0"/>
+        <w:rPr>
+          <w:sz w:val="18"/>
+          <w:szCs w:val="18"/>
+        </w:rPr>
+      </w:pPr>
+      <w:r>
+        <w:rPr>
+          <w:sz w:val="18"/>
+          <w:szCs w:val="18"/>
+        </w:rPr>
+        <w:t>Przerwij, aby wybrany oddział przestał być Wyczerpany.</w:t>
+      </w:r>
+    </w:p>
+    <w:p>
+      <w:pPr>
+        <w:pStyle w:val="Akapitzlist"/>
+        <w:numPr>
+          <w:ilvl w:val="0"/>
+          <w:numId w:val="11"/>
+        </w:numPr>
+        <w:spacing w:after="0"/>
+        <w:rPr>
+          <w:sz w:val="18"/>
+          <w:szCs w:val="18"/>
+        </w:rPr>
+      </w:pPr>
+      <w:r>
+        <w:rPr>
+          <w:sz w:val="18"/>
+          <w:szCs w:val="18"/>
+        </w:rPr>
+        <w:t>Przerwij i odrzuć kartę, aby wybrany oddział został Ufortyfikowany,</w:t>
+      </w:r>
+    </w:p>
+    <w:p>
+      <w:pPr>
+        <w:pStyle w:val="Akapitzlist"/>
+        <w:numPr>
+          <w:ilvl w:val="0"/>
+          <w:numId w:val="11"/>
+        </w:numPr>
+        <w:spacing w:after="0"/>
+        <w:rPr>
+          <w:sz w:val="18"/>
+          <w:szCs w:val="18"/>
+        </w:rPr>
+      </w:pPr>
+      <w:r>
+        <w:rPr>
+          <w:sz w:val="18"/>
+          <w:szCs w:val="18"/>
+        </w:rPr>
+        <w:t>Odrzuć zamiast wykonywać Przegrupowanie.</w:t>
+      </w:r>
+    </w:p>
+    <w:p>
+      <w:pPr>
+        <w:pStyle w:val="Akapitzlist"/>
+        <w:numPr>
+          <w:ilvl w:val="0"/>
+          <w:numId w:val="11"/>
+        </w:numPr>
+        <w:spacing w:after="0"/>
+        <w:rPr>
+          <w:sz w:val="18"/>
+          <w:szCs w:val="18"/>
+        </w:rPr>
+      </w:pPr>
+      <w:r>
+        <w:rPr>
+          <w:sz w:val="18"/>
+          <w:szCs w:val="18"/>
+        </w:rPr>
+        <w:t>Odrzuć dodatkową kartę, aby w pełni uleczyć i przenieść wybrany przez przeciwnika twój pokonany oddział do rezerw. Możesz najpierw pokonać jeden ze swoich oddziałów.</w:t>
+      </w:r>
+    </w:p>
+    <w:p>
+      <w:pPr>
+        <w:pStyle w:val="Akapitzlist"/>
+        <w:numPr>
+          <w:ilvl w:val="0"/>
+          <w:numId w:val="11"/>
+        </w:numPr>
+        <w:spacing w:after="0"/>
+        <w:rPr>
+          <w:sz w:val="18"/>
+          <w:szCs w:val="18"/>
+        </w:rPr>
+      </w:pPr>
+      <w:r>
+        <w:rPr>
+          <w:sz w:val="18"/>
+          <w:szCs w:val="18"/>
+        </w:rPr>
+        <w:t>Odrzuć tę i dodatkową kartę, zamiast oddać inicjatywę.</w:t>
+      </w:r>
+    </w:p>
+    <w:p>
+      <w:pPr>
+        <w:pStyle w:val="Akapitzlist"/>
+        <w:numPr>
+          <w:ilvl w:val="0"/>
+          <w:numId w:val="11"/>
+        </w:numPr>
+        <w:spacing w:after="0"/>
+        <w:rPr>
+          <w:b/>
+          <w:bCs/>
+          <w:sz w:val="18"/>
+          <w:szCs w:val="18"/>
+        </w:rPr>
+      </w:pPr>
+      <w:r>
+        <w:rPr>
+          <w:sz w:val="18"/>
+          <w:szCs w:val="18"/>
+        </w:rPr>
+        <w:t>Zagraj podczas leczenia i odrzuć kartę, aby przywrócić połowę możliwych do odzyskania ran oddziału.</w:t>
+      </w:r>
+    </w:p>
+    <w:p>
+      <w:pPr>
+        <w:spacing w:after="0"/>
+        <w:rPr>
+          <w:b/>
+          <w:bCs/>
+          <w:sz w:val="18"/>
+          <w:szCs w:val="18"/>
+        </w:rPr>
+      </w:pPr>
+    </w:p>
+    <w:p>
+      <w:pPr>
+        <w:spacing w:after="0"/>
+        <w:rPr>
+          <w:b/>
+          <w:bCs/>
+          <w:sz w:val="18"/>
+          <w:szCs w:val="18"/>
+        </w:rPr>
+      </w:pPr>
+    </w:p>
+    <w:p>
+      <w:pPr>
+        <w:spacing w:after="0"/>
+        <w:rPr>
+          <w:sz w:val="18"/>
+          <w:szCs w:val="18"/>
+        </w:rPr>
+      </w:pPr>
+      <w:r>
+        <w:rPr>
+          <w:b/>
+          <w:bCs/>
+          <w:sz w:val="18"/>
+          <w:szCs w:val="18"/>
+        </w:rPr>
         <w:t>Małe starcia:</w:t>
       </w:r>
     </w:p>
@@ -1916,7 +3255,69 @@
           <w:sz w:val="18"/>
           <w:szCs w:val="18"/>
         </w:rPr>
-        <w:t>Podczas gier, gdzie większość oddziałów ma jeden model (około 300 punktów) zalecamy następujące zmiany w zasadach.</w:t>
+        <w:t>Zalecane p</w:t>
+      </w:r>
+      <w:r>
+        <w:rPr>
+          <w:sz w:val="18"/>
+          <w:szCs w:val="18"/>
+        </w:rPr>
+        <w:t>odczas gier, gdzie większość oddziałów ma jeden model (około 300 punktów)</w:t>
+      </w:r>
+      <w:r>
+        <w:rPr>
+          <w:sz w:val="18"/>
+          <w:szCs w:val="18"/>
+        </w:rPr>
+        <w:t>:</w:t>
+      </w:r>
+    </w:p>
+    <w:p>
+      <w:pPr>
+        <w:spacing w:after="0"/>
+        <w:rPr>
+          <w:sz w:val="18"/>
+          <w:szCs w:val="18"/>
+        </w:rPr>
+      </w:pPr>
+      <w:r>
+        <w:rPr>
+          <w:sz w:val="18"/>
+          <w:szCs w:val="18"/>
+        </w:rPr>
+        <w:t>Rozkaz i podobne zdolności nie zużywają ładunku na 4+.</w:t>
+      </w:r>
+    </w:p>
+    <w:p>
+      <w:pPr>
+        <w:spacing w:after="0"/>
+        <w:rPr>
+          <w:sz w:val="18"/>
+          <w:szCs w:val="18"/>
+        </w:rPr>
+      </w:pPr>
+      <w:r>
+        <w:rPr>
+          <w:sz w:val="18"/>
+          <w:szCs w:val="18"/>
+        </w:rPr>
+        <w:t>Aury bez zasięgu działają na oddziały w zasięgu 6”.</w:t>
+      </w:r>
+    </w:p>
+    <w:p>
+      <w:pPr>
+        <w:spacing w:after="0"/>
+        <w:rPr>
+          <w:sz w:val="18"/>
+          <w:szCs w:val="18"/>
+        </w:rPr>
+      </w:pPr>
+      <w:r>
+        <w:rPr>
+          <w:sz w:val="18"/>
+          <w:szCs w:val="18"/>
+        </w:rPr>
+        <w:t>Rozprysk pozwala zaatakować każdy model w zasięgu X”.</w:t>
       </w:r>
     </w:p>
     <w:p>
@@ -1991,195 +3392,10 @@
           <w:szCs w:val="18"/>
         </w:rPr>
       </w:pPr>
-      <w:r>
-        <w:rPr>
-          <w:b/>
-          <w:bCs/>
-          <w:sz w:val="18"/>
-          <w:szCs w:val="18"/>
-        </w:rPr>
-        <w:t>Zdolności:</w:t>
-      </w:r>
-    </w:p>
-    <w:p>
-      <w:pPr>
-        <w:spacing w:after="0"/>
-        <w:rPr>
-          <w:sz w:val="18"/>
-          <w:szCs w:val="18"/>
-        </w:rPr>
-      </w:pPr>
-      <w:r>
-        <w:rPr>
-          <w:sz w:val="18"/>
-          <w:szCs w:val="18"/>
-        </w:rPr>
-        <w:t>Rozkaz i podobne zdolności nie zużywają ładunku na 4+.</w:t>
-      </w:r>
-    </w:p>
-    <w:p>
-      <w:pPr>
-        <w:spacing w:after="0"/>
-        <w:rPr>
-          <w:sz w:val="18"/>
-          <w:szCs w:val="18"/>
-        </w:rPr>
-      </w:pPr>
-      <w:r>
-        <w:rPr>
-          <w:sz w:val="18"/>
-          <w:szCs w:val="18"/>
-        </w:rPr>
-        <w:t>Aury bez zasięgu działają na oddziały w zasięgu 6”.</w:t>
-      </w:r>
-    </w:p>
-    <w:p>
-      <w:pPr>
-        <w:spacing w:after="0"/>
-        <w:rPr>
-          <w:sz w:val="18"/>
-          <w:szCs w:val="18"/>
-        </w:rPr>
-      </w:pPr>
-      <w:r>
-        <w:rPr>
-          <w:sz w:val="18"/>
-          <w:szCs w:val="18"/>
-        </w:rPr>
-        <w:t>Rozprysk pozwala zaatakować każdy model w zasięgu X”.</w:t>
-      </w:r>
-    </w:p>
-    <w:p>
-      <w:pPr>
-        <w:spacing w:after="0"/>
-        <w:rPr>
-          <w:sz w:val="18"/>
-          <w:szCs w:val="18"/>
-        </w:rPr>
-      </w:pPr>
-    </w:p>
-    <w:p>
-      <w:pPr>
-        <w:spacing w:after="0"/>
-        <w:rPr>
-          <w:sz w:val="18"/>
-          <w:szCs w:val="18"/>
-        </w:rPr>
-      </w:pPr>
-      <w:r>
-        <w:rPr>
-          <w:b/>
-          <w:bCs/>
-          <w:sz w:val="18"/>
-          <w:szCs w:val="18"/>
-        </w:rPr>
-        <w:t>Regimenty:</w:t>
-      </w:r>
-    </w:p>
-    <w:p>
-      <w:pPr>
-        <w:spacing w:after="0"/>
-        <w:rPr>
-          <w:sz w:val="18"/>
-          <w:szCs w:val="18"/>
-        </w:rPr>
-      </w:pPr>
-      <w:r>
-        <w:rPr>
-          <w:sz w:val="18"/>
-          <w:szCs w:val="18"/>
-        </w:rPr>
-        <w:t>Zalecane, dla chcących spróbować bardziej pozycyjnej gry.</w:t>
-      </w:r>
-    </w:p>
-    <w:p>
-      <w:pPr>
-        <w:spacing w:after="0"/>
-        <w:rPr>
-          <w:sz w:val="18"/>
-          <w:szCs w:val="18"/>
-        </w:rPr>
-      </w:pPr>
-      <w:r>
-        <w:rPr>
-          <w:sz w:val="18"/>
-          <w:szCs w:val="18"/>
-        </w:rPr>
-        <w:t>Cała tacka kilkunastu modeli, powinna być w rozpisce jednym modelem z wysoką wytrzymałością i cechami Rój i Zwrot. Zalecamy, aby wszystkie oddziały miały cechę Zwrot i Przygotowanie i nie więcej niż 2 „modele”.</w:t>
-      </w:r>
-    </w:p>
-    <w:p>
-      <w:pPr>
-        <w:spacing w:after="0"/>
-        <w:rPr>
-          <w:sz w:val="18"/>
-          <w:szCs w:val="18"/>
-        </w:rPr>
-      </w:pPr>
-    </w:p>
-    <w:p>
-      <w:pPr>
-        <w:spacing w:after="0"/>
-        <w:rPr>
-          <w:b/>
-          <w:bCs/>
-          <w:sz w:val="18"/>
-          <w:szCs w:val="18"/>
-        </w:rPr>
-      </w:pPr>
-      <w:r>
-        <w:rPr>
-          <w:b/>
-          <w:bCs/>
-          <w:sz w:val="18"/>
-          <w:szCs w:val="18"/>
-        </w:rPr>
-        <w:t>Reakcje:</w:t>
-      </w:r>
-    </w:p>
-    <w:p>
-      <w:pPr>
-        <w:spacing w:after="0"/>
-        <w:rPr>
-          <w:sz w:val="18"/>
-          <w:szCs w:val="18"/>
-        </w:rPr>
-      </w:pPr>
-      <w:r>
-        <w:rPr>
-          <w:sz w:val="18"/>
-          <w:szCs w:val="18"/>
-        </w:rPr>
-        <w:t>W większości sytuacji nie zalecane, gdyż wydłuża grę i osłabia walkę wręcz.</w:t>
-      </w:r>
-      <w:r>
-        <w:rPr>
-          <w:b/>
-          <w:bCs/>
-          <w:sz w:val="18"/>
-          <w:szCs w:val="18"/>
-        </w:rPr>
-        <w:br/>
-      </w:r>
-      <w:r>
-        <w:rPr>
-          <w:sz w:val="18"/>
-          <w:szCs w:val="18"/>
-        </w:rPr>
-        <w:t>Daj każdemu oddziałowi zdolność Strażnik</w:t>
-      </w:r>
-    </w:p>
-    <w:p>
-      <w:pPr>
-        <w:spacing w:after="0"/>
-        <w:rPr>
-          <w:sz w:val="18"/>
-          <w:szCs w:val="18"/>
-        </w:rPr>
-      </w:pPr>
-    </w:p>
-    <w:p>
-      <w:pPr>
+    </w:p>
+    <w:p>
+      <w:pPr>
+        <w:spacing w:after="0"/>
         <w:rPr>
           <w:sz w:val="18"/>
           <w:szCs w:val="18"/>
@@ -2454,35 +3670,63 @@
           <w:sz w:val="18"/>
           <w:szCs w:val="18"/>
         </w:rPr>
-        <w:t xml:space="preserve">oddziałów bez tej zdolności, </w:t>
-      </w:r>
-      <w:r>
-        <w:rPr>
-          <w:sz w:val="18"/>
-          <w:szCs w:val="18"/>
-        </w:rPr>
-        <w:t xml:space="preserve">zamiast rozstawiać oddział </w:t>
-      </w:r>
-      <w:r>
-        <w:rPr>
-          <w:sz w:val="18"/>
-          <w:szCs w:val="18"/>
-        </w:rPr>
-        <w:t xml:space="preserve">możesz </w:t>
-      </w:r>
-      <w:r>
-        <w:rPr>
-          <w:sz w:val="18"/>
-          <w:szCs w:val="18"/>
-        </w:rPr>
-        <w:t xml:space="preserve">raz </w:t>
-      </w:r>
-      <w:r>
-        <w:rPr>
-          <w:sz w:val="18"/>
-          <w:szCs w:val="18"/>
-        </w:rPr>
-        <w:t>aktywować ten oddział w rundzie rozstawienia, ale nie może w niej atakować.</w:t>
+        <w:t xml:space="preserve">przed tym oddziałem, </w:t>
+      </w:r>
+      <w:r>
+        <w:rPr>
+          <w:sz w:val="18"/>
+          <w:szCs w:val="18"/>
+        </w:rPr>
+        <w:t xml:space="preserve">oddziałów </w:t>
+      </w:r>
+      <w:r>
+        <w:rPr>
+          <w:sz w:val="18"/>
+          <w:szCs w:val="18"/>
+        </w:rPr>
+        <w:t xml:space="preserve">bez </w:t>
+      </w:r>
+      <w:r>
+        <w:rPr>
+          <w:sz w:val="18"/>
+          <w:szCs w:val="18"/>
+        </w:rPr>
+        <w:t>zdolności</w:t>
+      </w:r>
+      <w:r>
+        <w:rPr>
+          <w:sz w:val="18"/>
+          <w:szCs w:val="18"/>
+        </w:rPr>
+        <w:t xml:space="preserve"> Zwiadowca lub Samolot</w:t>
+      </w:r>
+      <w:r>
+        <w:rPr>
+          <w:sz w:val="18"/>
+          <w:szCs w:val="18"/>
+        </w:rPr>
+        <w:t>,</w:t>
+      </w:r>
+      <w:r>
+        <w:rPr>
+          <w:sz w:val="18"/>
+          <w:szCs w:val="18"/>
+        </w:rPr>
+        <w:t xml:space="preserve"> </w:t>
+      </w:r>
+      <w:r>
+        <w:rPr>
+          <w:sz w:val="18"/>
+          <w:szCs w:val="18"/>
+        </w:rPr>
+        <w:t xml:space="preserve">możesz raz </w:t>
+      </w:r>
+      <w:r>
+        <w:rPr>
+          <w:sz w:val="18"/>
+          <w:szCs w:val="18"/>
+        </w:rPr>
+        <w:t>ruszyć ten oddział o 6” zamiast rozstawić następny.</w:t>
       </w:r>
     </w:p>
     <w:p>
@@ -2869,6 +4113,27 @@
           <w:sz w:val="18"/>
           <w:szCs w:val="18"/>
         </w:rPr>
+        <w:t>Nie możesz aktywować oddziału bez tej zdolności, jeżeli masz nieaktywowany oddział z nią</w:t>
+      </w:r>
+      <w:r>
+        <w:rPr>
+          <w:sz w:val="18"/>
+          <w:szCs w:val="18"/>
+        </w:rPr>
+        <w:t xml:space="preserve">. </w:t>
+      </w:r>
+      <w:r>
+        <w:rPr>
+          <w:sz w:val="18"/>
+          <w:szCs w:val="18"/>
+        </w:rPr>
+        <w:t xml:space="preserve"> </w:t>
+      </w:r>
+      <w:r>
+        <w:rPr>
+          <w:sz w:val="18"/>
+          <w:szCs w:val="18"/>
+        </w:rPr>
         <w:t>Jako</w:t>
       </w:r>
       <w:r>
@@ -2925,27 +4190,6 @@
           <w:sz w:val="18"/>
           <w:szCs w:val="18"/>
         </w:rPr>
-        <w:t xml:space="preserve">, a </w:t>
-      </w:r>
-      <w:r>
-        <w:rPr>
-          <w:sz w:val="18"/>
-          <w:szCs w:val="18"/>
-        </w:rPr>
-        <w:t>p</w:t>
-      </w:r>
-      <w:r>
-        <w:rPr>
-          <w:sz w:val="18"/>
-          <w:szCs w:val="18"/>
-        </w:rPr>
-        <w:t>odczas ruchu ignoruje teren</w:t>
-      </w:r>
-      <w:r>
-        <w:rPr>
-          <w:sz w:val="18"/>
-          <w:szCs w:val="18"/>
-        </w:rPr>
         <w:t xml:space="preserve">. </w:t>
       </w:r>
       <w:r>
@@ -2974,7 +4218,35 @@
           <w:sz w:val="18"/>
           <w:szCs w:val="18"/>
         </w:rPr>
-        <w:t>ednostki strzelające do niego mają -12″ zasięgu. Nie może być atakowany bronią Niebezpośrednią.</w:t>
+        <w:t xml:space="preserve">ednostki strzelające do niego mają -12″ zasięgu. </w:t>
+      </w:r>
+      <w:r>
+        <w:rPr>
+          <w:sz w:val="18"/>
+          <w:szCs w:val="18"/>
+        </w:rPr>
+        <w:t>Wysoki</w:t>
+      </w:r>
+      <w:r>
+        <w:rPr>
+          <w:sz w:val="18"/>
+          <w:szCs w:val="18"/>
+        </w:rPr>
+        <w:t>, Latający</w:t>
+      </w:r>
+      <w:r>
+        <w:rPr>
+          <w:sz w:val="18"/>
+          <w:szCs w:val="18"/>
+        </w:rPr>
+        <w:t>, Zwinny</w:t>
+      </w:r>
+      <w:r>
+        <w:rPr>
+          <w:sz w:val="18"/>
+          <w:szCs w:val="18"/>
+        </w:rPr>
+        <w:t>.</w:t>
       </w:r>
     </w:p>
     <w:p>
@@ -3222,7 +4494,21 @@
           <w:sz w:val="18"/>
           <w:szCs w:val="18"/>
         </w:rPr>
-        <w:t>, a ten ignoruje swoją zdolność Impet.</w:t>
+        <w:t>,</w:t>
+      </w:r>
+      <w:r>
+        <w:rPr>
+          <w:sz w:val="18"/>
+          <w:szCs w:val="18"/>
+        </w:rPr>
+        <w:t xml:space="preserve"> a ten przestaje być uznawany za szarżujący</w:t>
+      </w:r>
+      <w:r>
+        <w:rPr>
+          <w:sz w:val="18"/>
+          <w:szCs w:val="18"/>
+        </w:rPr>
+        <w:t>.</w:t>
       </w:r>
     </w:p>
     <w:p>
@@ -3392,6 +4678,31 @@
           <w:sz w:val="18"/>
           <w:szCs w:val="18"/>
         </w:rPr>
+        <w:t>Parowanie:</w:t>
+      </w:r>
+      <w:r>
+        <w:rPr>
+          <w:sz w:val="18"/>
+          <w:szCs w:val="18"/>
+        </w:rPr>
+        <w:t xml:space="preserve"> Ma osłonę podczas walki wręcz.</w:t>
+      </w:r>
+    </w:p>
+    <w:p>
+      <w:pPr>
+        <w:spacing w:after="0"/>
+        <w:rPr>
+          <w:sz w:val="18"/>
+          <w:szCs w:val="18"/>
+        </w:rPr>
+      </w:pPr>
+      <w:r>
+        <w:rPr>
+          <w:b/>
+          <w:bCs/>
+          <w:sz w:val="18"/>
+          <w:szCs w:val="18"/>
+        </w:rPr>
         <w:t>Tarcza:</w:t>
       </w:r>
       <w:r>
@@ -3486,7 +4797,142 @@
           <w:sz w:val="18"/>
           <w:szCs w:val="18"/>
         </w:rPr>
-        <w:t>Przyjazne oddziały o łącznej wytrzymałości do X mogą zostać transportowane przez ten oddział. Jeżeli oddział składa się z kilku modeli z Transport(X), ich pojemność sumuje się.</w:t>
+        <w:t xml:space="preserve">Przyjazne oddziały o łącznej wytrzymałości do X mogą zostać transportowane przez ten oddział. Jeżeli oddział składa się z kilku modeli z Transport(X), ich pojemność sumuje się. Transportowany oddział jako swoją akcję może zostać rozstawiony: wszystkie jego modele muszą zostać ustawione w odległości do 3″ od dowolnych modeli transportującego oddziału. Następnie przestaje być transportowany. Oddział, którego wszystkie modele znajdują się do 3″ od transportującego oddziału, może jako swoją akcję zostać zdjęty z planszy i stać się transportowany, jeżeli dostępna pojemność na to pozwala. Jeżeli część modeli transportującego oddziału zostanie zniszczona, transportowane oddziały mogą tymczasowo przekraczać jego pojemność. Jeżeli ostatni model </w:t>
+      </w:r>
+      <w:r>
+        <w:rPr>
+          <w:sz w:val="18"/>
+          <w:szCs w:val="18"/>
+        </w:rPr>
+        <w:t xml:space="preserve">transportującego oddziału zostanie zniszczony, nadmiarowe rany przechodzą na </w:t>
+      </w:r>
+      <w:r>
+        <w:rPr>
+          <w:sz w:val="18"/>
+          <w:szCs w:val="18"/>
+        </w:rPr>
+        <w:t>najliczniejszy</w:t>
+      </w:r>
+      <w:r>
+        <w:rPr>
+          <w:sz w:val="18"/>
+          <w:szCs w:val="18"/>
+        </w:rPr>
+        <w:t xml:space="preserve"> transportowany oddział, a następnie wszystkie transportowane oddziały muszą zostać natychmiast rozstawione jak wyżej i stają się Wyczerpane. Jeżeli transportujący oddział wykona podwójny ruch lub początkowy ruch zdolności Samolot, wszystkie transportowane oddziały zostają Przyszpilone. Transportowane oddziały są rozstawiane razem z transporterem</w:t>
+      </w:r>
+      <w:r>
+        <w:rPr>
+          <w:sz w:val="18"/>
+          <w:szCs w:val="18"/>
+        </w:rPr>
+        <w:t>, w jednej aktywacji</w:t>
+      </w:r>
+      <w:r>
+        <w:rPr>
+          <w:sz w:val="18"/>
+          <w:szCs w:val="18"/>
+        </w:rPr>
+        <w:t xml:space="preserve"> i muszą mieć te same zdolności wpływające na </w:t>
+      </w:r>
+      <w:r>
+        <w:rPr>
+          <w:sz w:val="18"/>
+          <w:szCs w:val="18"/>
+        </w:rPr>
+        <w:t>Rozstawienie.</w:t>
+      </w:r>
+    </w:p>
+    <w:p>
+      <w:pPr>
+        <w:spacing w:after="0"/>
+        <w:rPr>
+          <w:sz w:val="18"/>
+          <w:szCs w:val="18"/>
+        </w:rPr>
+      </w:pPr>
+      <w:r>
+        <w:rPr>
+          <w:b/>
+          <w:bCs/>
+          <w:sz w:val="18"/>
+          <w:szCs w:val="18"/>
+        </w:rPr>
+        <w:t>Zdobywca:</w:t>
+      </w:r>
+      <w:r>
+        <w:rPr>
+          <w:sz w:val="18"/>
+          <w:szCs w:val="18"/>
+        </w:rPr>
+        <w:t xml:space="preserve"> Możesz ignorować wrogie oddziały bez tej zdolności podczas sprawdzania celów misji.</w:t>
+      </w:r>
+    </w:p>
+    <w:p>
+      <w:pPr>
+        <w:spacing w:after="0"/>
+        <w:rPr>
+          <w:sz w:val="18"/>
+          <w:szCs w:val="18"/>
+        </w:rPr>
+      </w:pPr>
+    </w:p>
+    <w:p>
+      <w:pPr>
+        <w:spacing w:after="0"/>
+        <w:rPr>
+          <w:b/>
+          <w:bCs/>
+          <w:sz w:val="18"/>
+          <w:szCs w:val="18"/>
+        </w:rPr>
+      </w:pPr>
+      <w:r>
+        <w:rPr>
+          <w:b/>
+          <w:bCs/>
+          <w:sz w:val="18"/>
+          <w:szCs w:val="18"/>
+        </w:rPr>
+        <w:t>Aktywne:</w:t>
+      </w:r>
+    </w:p>
+    <w:p>
+      <w:pPr>
+        <w:spacing w:after="0"/>
+        <w:rPr>
+          <w:sz w:val="18"/>
+          <w:szCs w:val="18"/>
+        </w:rPr>
+      </w:pPr>
+      <w:r>
+        <w:rPr>
+          <w:b/>
+          <w:bCs/>
+          <w:sz w:val="18"/>
+          <w:szCs w:val="18"/>
+        </w:rPr>
+        <w:t>Mag(X):</w:t>
+      </w:r>
+      <w:r>
+        <w:rPr>
+          <w:sz w:val="18"/>
+          <w:szCs w:val="18"/>
+        </w:rPr>
+        <w:t xml:space="preserve"> Otrzymuje X żetonów </w:t>
+      </w:r>
+      <w:r>
+        <w:rPr>
+          <w:sz w:val="18"/>
+          <w:szCs w:val="18"/>
+        </w:rPr>
+        <w:t>mocy</w:t>
+      </w:r>
+      <w:r>
+        <w:rPr>
+          <w:sz w:val="18"/>
+          <w:szCs w:val="18"/>
+        </w:rPr>
+        <w:t xml:space="preserve"> na</w:t>
       </w:r>
       <w:r>
         <w:rPr>
@@ -3500,7 +4946,49 @@
           <w:sz w:val="18"/>
           <w:szCs w:val="18"/>
         </w:rPr>
-        <w:t>Transportowany oddział</w:t>
+        <w:t xml:space="preserve">początku każdej rundy, </w:t>
+      </w:r>
+      <w:r>
+        <w:rPr>
+          <w:sz w:val="18"/>
+          <w:szCs w:val="18"/>
+        </w:rPr>
+        <w:t xml:space="preserve">do maksymalnie </w:t>
+      </w:r>
+      <w:r>
+        <w:rPr>
+          <w:sz w:val="18"/>
+          <w:szCs w:val="18"/>
+        </w:rPr>
+        <w:t>2X</w:t>
+      </w:r>
+      <w:r>
+        <w:rPr>
+          <w:sz w:val="18"/>
+          <w:szCs w:val="18"/>
+        </w:rPr>
+        <w:t>. Magowie w oddziale współdzielą żetony. Wydaj tyle żetonów, ile wynosi koszt czaru i r</w:t>
+      </w:r>
+      <w:r>
+        <w:rPr>
+          <w:sz w:val="18"/>
+          <w:szCs w:val="18"/>
+        </w:rPr>
+        <w:t>zuć kością</w:t>
+      </w:r>
+      <w:r>
+        <w:rPr>
+          <w:sz w:val="18"/>
+          <w:szCs w:val="18"/>
+        </w:rPr>
+        <w:t>. P</w:t>
+      </w:r>
+      <w:r>
+        <w:rPr>
+          <w:sz w:val="18"/>
+          <w:szCs w:val="18"/>
+        </w:rPr>
+        <w:t>rzy wyniku 4+</w:t>
       </w:r>
       <w:r>
         <w:rPr>
@@ -3514,23 +5002,46 @@
           <w:sz w:val="18"/>
           <w:szCs w:val="18"/>
         </w:rPr>
-        <w:t>nie znajduje się na planszy,</w:t>
-      </w:r>
-    </w:p>
-    <w:p>
-      <w:pPr>
-        <w:spacing w:after="0"/>
-        <w:rPr>
-          <w:sz w:val="18"/>
-          <w:szCs w:val="18"/>
-        </w:rPr>
-      </w:pPr>
-      <w:r>
-        <w:rPr>
-          <w:sz w:val="18"/>
-          <w:szCs w:val="18"/>
-        </w:rPr>
-        <w:t>zawsze pozostaje w zasięgu transportującego oddziału,</w:t>
+        <w:t xml:space="preserve">rozstrzygnij </w:t>
+      </w:r>
+      <w:r>
+        <w:rPr>
+          <w:sz w:val="18"/>
+          <w:szCs w:val="18"/>
+        </w:rPr>
+        <w:t xml:space="preserve">jego </w:t>
+      </w:r>
+      <w:r>
+        <w:rPr>
+          <w:sz w:val="18"/>
+          <w:szCs w:val="18"/>
+        </w:rPr>
+        <w:t>efekt</w:t>
+      </w:r>
+      <w:r>
+        <w:rPr>
+          <w:sz w:val="18"/>
+          <w:szCs w:val="18"/>
+        </w:rPr>
+        <w:t xml:space="preserve">. Jedna próba na czar na aktywacje. </w:t>
+      </w:r>
+    </w:p>
+    <w:p>
+      <w:pPr>
+        <w:spacing w:after="0"/>
+        <w:rPr>
+          <w:sz w:val="18"/>
+          <w:szCs w:val="18"/>
+        </w:rPr>
+      </w:pPr>
+      <w:r>
+        <w:rPr>
+          <w:b/>
+          <w:bCs/>
+          <w:sz w:val="18"/>
+          <w:szCs w:val="18"/>
+        </w:rPr>
+        <w:t>Łatanie:</w:t>
       </w:r>
       <w:r>
         <w:rPr>
@@ -3544,214 +5055,56 @@
           <w:sz w:val="18"/>
           <w:szCs w:val="18"/>
         </w:rPr>
-        <w:t>może oddziaływać wyłącznie na siebie i transportujący oddział.</w:t>
-      </w:r>
-    </w:p>
-    <w:p>
-      <w:pPr>
-        <w:spacing w:after="0"/>
-        <w:rPr>
-          <w:sz w:val="18"/>
-          <w:szCs w:val="18"/>
-        </w:rPr>
-      </w:pPr>
-      <w:r>
-        <w:rPr>
-          <w:sz w:val="18"/>
-          <w:szCs w:val="18"/>
-        </w:rPr>
-        <w:t xml:space="preserve">Jako </w:t>
-      </w:r>
-      <w:r>
-        <w:rPr>
-          <w:sz w:val="18"/>
-          <w:szCs w:val="18"/>
-        </w:rPr>
-        <w:t>swoją</w:t>
-      </w:r>
-      <w:r>
-        <w:rPr>
-          <w:sz w:val="18"/>
-          <w:szCs w:val="18"/>
-        </w:rPr>
-        <w:t xml:space="preserve"> akcj</w:t>
-      </w:r>
-      <w:r>
-        <w:rPr>
-          <w:sz w:val="18"/>
-          <w:szCs w:val="18"/>
-        </w:rPr>
-        <w:t>ę</w:t>
-      </w:r>
-      <w:r>
-        <w:rPr>
-          <w:sz w:val="18"/>
-          <w:szCs w:val="18"/>
-        </w:rPr>
-        <w:t xml:space="preserve"> ruchu</w:t>
-      </w:r>
-      <w:r>
-        <w:rPr>
-          <w:sz w:val="18"/>
-          <w:szCs w:val="18"/>
-        </w:rPr>
-        <w:t xml:space="preserve"> może</w:t>
-      </w:r>
-      <w:r>
-        <w:rPr>
-          <w:sz w:val="18"/>
-          <w:szCs w:val="18"/>
-        </w:rPr>
-        <w:t xml:space="preserve"> zostać rozstawiony. Wszystkie jego modele muszą zostać ustawione w odległości do 3″ od dowolnych modeli transportującego oddziału. Następnie przestaje być transportowany.</w:t>
-      </w:r>
-      <w:r>
-        <w:rPr>
-          <w:sz w:val="18"/>
-          <w:szCs w:val="18"/>
-        </w:rPr>
-        <w:t xml:space="preserve"> </w:t>
-      </w:r>
-      <w:r>
-        <w:rPr>
-          <w:sz w:val="18"/>
-          <w:szCs w:val="18"/>
-        </w:rPr>
-        <w:t>Oddział</w:t>
-      </w:r>
-      <w:r>
-        <w:rPr>
-          <w:sz w:val="18"/>
-          <w:szCs w:val="18"/>
-        </w:rPr>
-        <w:t xml:space="preserve">, </w:t>
-      </w:r>
-      <w:r>
-        <w:rPr>
-          <w:sz w:val="18"/>
-          <w:szCs w:val="18"/>
-        </w:rPr>
-        <w:t xml:space="preserve">którego wszystkie modele znajdują się do 3″ od transportującego oddziału, może </w:t>
-      </w:r>
-      <w:r>
-        <w:rPr>
-          <w:sz w:val="18"/>
-          <w:szCs w:val="18"/>
-        </w:rPr>
-        <w:t>jako swoją</w:t>
-      </w:r>
-      <w:r>
-        <w:rPr>
-          <w:sz w:val="18"/>
-          <w:szCs w:val="18"/>
-        </w:rPr>
-        <w:t xml:space="preserve"> akcj</w:t>
-      </w:r>
-      <w:r>
-        <w:rPr>
-          <w:sz w:val="18"/>
-          <w:szCs w:val="18"/>
-        </w:rPr>
-        <w:t>ę</w:t>
-      </w:r>
-      <w:r>
-        <w:rPr>
-          <w:sz w:val="18"/>
-          <w:szCs w:val="18"/>
-        </w:rPr>
-        <w:t xml:space="preserve"> ruchu zostać zdjęty z planszy i stać się transportowany, jeżeli dostępna pojemność na to pozwala.</w:t>
-      </w:r>
-    </w:p>
-    <w:p>
-      <w:pPr>
-        <w:spacing w:after="0"/>
-        <w:rPr>
-          <w:sz w:val="18"/>
-          <w:szCs w:val="18"/>
-        </w:rPr>
-      </w:pPr>
-      <w:r>
-        <w:rPr>
-          <w:sz w:val="18"/>
-          <w:szCs w:val="18"/>
-        </w:rPr>
-        <w:t>Jeżeli część modeli transportującego oddziału zostanie zniszczona, transportowane oddziały mogą tymczasowo przekraczać jego pojemność</w:t>
-      </w:r>
-      <w:r>
-        <w:rPr>
-          <w:sz w:val="18"/>
-          <w:szCs w:val="18"/>
-        </w:rPr>
-        <w:t xml:space="preserve">. </w:t>
-      </w:r>
-      <w:r>
-        <w:rPr>
-          <w:sz w:val="18"/>
-          <w:szCs w:val="18"/>
-        </w:rPr>
-        <w:t>Jeżeli ostatni model transportującego oddziału zostanie zniszczony, wszystkie transportowane oddziały muszą zostać natychmiast rozstawione jak wyżej i stają się przyszpilone.</w:t>
-      </w:r>
-      <w:r>
-        <w:rPr>
-          <w:sz w:val="18"/>
-          <w:szCs w:val="18"/>
-        </w:rPr>
-        <w:t xml:space="preserve"> </w:t>
-      </w:r>
-      <w:r>
-        <w:rPr>
-          <w:sz w:val="18"/>
-          <w:szCs w:val="18"/>
-        </w:rPr>
-        <w:t xml:space="preserve">Jeżeli transportujący oddział wykona podwójny ruch lub </w:t>
-      </w:r>
-      <w:r>
-        <w:rPr>
-          <w:sz w:val="18"/>
-          <w:szCs w:val="18"/>
-        </w:rPr>
-        <w:t>początkowy ruch z</w:t>
-      </w:r>
-      <w:r>
-        <w:rPr>
-          <w:sz w:val="18"/>
-          <w:szCs w:val="18"/>
-        </w:rPr>
-        <w:t>dolnoś</w:t>
-      </w:r>
-      <w:r>
-        <w:rPr>
-          <w:sz w:val="18"/>
-          <w:szCs w:val="18"/>
-        </w:rPr>
-        <w:t>ci</w:t>
-      </w:r>
-      <w:r>
-        <w:rPr>
-          <w:sz w:val="18"/>
-          <w:szCs w:val="18"/>
-        </w:rPr>
-        <w:t xml:space="preserve"> Samolot, wszystkie transportowane oddziały zostają wyczerpane.</w:t>
-      </w:r>
-      <w:r>
-        <w:rPr>
-          <w:sz w:val="18"/>
-          <w:szCs w:val="18"/>
-        </w:rPr>
-        <w:t xml:space="preserve"> </w:t>
-      </w:r>
-      <w:r>
-        <w:rPr>
-          <w:sz w:val="18"/>
-          <w:szCs w:val="18"/>
-        </w:rPr>
-        <w:t xml:space="preserve">Transportowane oddziały są rozstawiane razem z </w:t>
-      </w:r>
-      <w:r>
-        <w:rPr>
-          <w:sz w:val="18"/>
-          <w:szCs w:val="18"/>
-        </w:rPr>
-        <w:t>transporterem</w:t>
+        <w:t>W twojej aktywacji</w:t>
+      </w:r>
+      <w:r>
+        <w:rPr>
+          <w:sz w:val="18"/>
+          <w:szCs w:val="18"/>
+        </w:rPr>
+        <w:t xml:space="preserve"> o</w:t>
+      </w:r>
+      <w:r>
+        <w:rPr>
+          <w:sz w:val="18"/>
+          <w:szCs w:val="18"/>
+        </w:rPr>
+        <w:t xml:space="preserve">ddział w zasięgu </w:t>
+      </w:r>
+      <w:r>
+        <w:rPr>
+          <w:sz w:val="18"/>
+          <w:szCs w:val="18"/>
+        </w:rPr>
+        <w:t>3</w:t>
+      </w:r>
+      <w:r>
+        <w:rPr>
+          <w:sz w:val="18"/>
+          <w:szCs w:val="18"/>
+        </w:rPr>
+        <w:t xml:space="preserve">” </w:t>
+      </w:r>
+      <w:r>
+        <w:rPr>
+          <w:sz w:val="18"/>
+          <w:szCs w:val="18"/>
+        </w:rPr>
+        <w:t>leczy</w:t>
+      </w:r>
+      <w:r>
+        <w:rPr>
+          <w:sz w:val="18"/>
+          <w:szCs w:val="18"/>
+        </w:rPr>
+        <w:t xml:space="preserve"> k3 ran</w:t>
+      </w:r>
+      <w:r>
+        <w:rPr>
+          <w:sz w:val="18"/>
+          <w:szCs w:val="18"/>
+        </w:rPr>
+        <w:t>y</w:t>
       </w:r>
       <w:r>
         <w:rPr>
@@ -3776,254 +5129,42 @@
           <w:sz w:val="18"/>
           <w:szCs w:val="18"/>
         </w:rPr>
-        <w:t>Zdobywca:</w:t>
-      </w:r>
-      <w:r>
-        <w:rPr>
-          <w:sz w:val="18"/>
-          <w:szCs w:val="18"/>
-        </w:rPr>
-        <w:t xml:space="preserve"> Możesz ignorować wrogie oddziały bez tej zdolności podczas sprawdzania celów misji.</w:t>
-      </w:r>
-    </w:p>
-    <w:p>
-      <w:pPr>
-        <w:spacing w:after="0"/>
-        <w:rPr>
-          <w:sz w:val="18"/>
-          <w:szCs w:val="18"/>
-        </w:rPr>
-      </w:pPr>
-    </w:p>
-    <w:p>
-      <w:pPr>
-        <w:spacing w:after="0"/>
-        <w:rPr>
-          <w:b/>
-          <w:bCs/>
-          <w:sz w:val="18"/>
-          <w:szCs w:val="18"/>
-        </w:rPr>
-      </w:pPr>
-      <w:r>
-        <w:rPr>
-          <w:b/>
-          <w:bCs/>
-          <w:sz w:val="18"/>
-          <w:szCs w:val="18"/>
-        </w:rPr>
-        <w:t>Aktywne:</w:t>
-      </w:r>
-    </w:p>
-    <w:p>
-      <w:pPr>
-        <w:spacing w:after="0"/>
-        <w:rPr>
-          <w:sz w:val="18"/>
-          <w:szCs w:val="18"/>
-        </w:rPr>
-      </w:pPr>
-      <w:r>
-        <w:rPr>
-          <w:b/>
-          <w:bCs/>
-          <w:sz w:val="18"/>
-          <w:szCs w:val="18"/>
-        </w:rPr>
-        <w:t>Mag(X):</w:t>
-      </w:r>
-      <w:r>
-        <w:rPr>
-          <w:sz w:val="18"/>
-          <w:szCs w:val="18"/>
-        </w:rPr>
-        <w:t xml:space="preserve"> Otrzymuje X żetonów </w:t>
-      </w:r>
-      <w:r>
-        <w:rPr>
-          <w:sz w:val="18"/>
-          <w:szCs w:val="18"/>
-        </w:rPr>
-        <w:t>mocy</w:t>
-      </w:r>
-      <w:r>
-        <w:rPr>
-          <w:sz w:val="18"/>
-          <w:szCs w:val="18"/>
-        </w:rPr>
-        <w:t xml:space="preserve"> na</w:t>
-      </w:r>
-      <w:r>
-        <w:rPr>
-          <w:sz w:val="18"/>
-          <w:szCs w:val="18"/>
-        </w:rPr>
-        <w:t xml:space="preserve"> </w:t>
-      </w:r>
-      <w:r>
-        <w:rPr>
-          <w:sz w:val="18"/>
-          <w:szCs w:val="18"/>
-        </w:rPr>
-        <w:t xml:space="preserve">początku każdej rundy, </w:t>
-      </w:r>
-      <w:r>
-        <w:rPr>
-          <w:sz w:val="18"/>
-          <w:szCs w:val="18"/>
-        </w:rPr>
-        <w:t xml:space="preserve">do maksymalnie </w:t>
-      </w:r>
-      <w:r>
-        <w:rPr>
-          <w:sz w:val="18"/>
-          <w:szCs w:val="18"/>
-        </w:rPr>
-        <w:t>2X</w:t>
-      </w:r>
-      <w:r>
-        <w:rPr>
-          <w:sz w:val="18"/>
-          <w:szCs w:val="18"/>
-        </w:rPr>
-        <w:t>. Magowie w oddziale współdzielą żetony. Wydaj tyle żetonów, ile wynosi koszt czaru i r</w:t>
-      </w:r>
-      <w:r>
-        <w:rPr>
-          <w:sz w:val="18"/>
-          <w:szCs w:val="18"/>
-        </w:rPr>
-        <w:t>zuć kością</w:t>
-      </w:r>
-      <w:r>
-        <w:rPr>
-          <w:sz w:val="18"/>
-          <w:szCs w:val="18"/>
-        </w:rPr>
-        <w:t>. P</w:t>
-      </w:r>
-      <w:r>
-        <w:rPr>
-          <w:sz w:val="18"/>
-          <w:szCs w:val="18"/>
-        </w:rPr>
-        <w:t>rzy wyniku 4+</w:t>
-      </w:r>
-      <w:r>
-        <w:rPr>
-          <w:sz w:val="18"/>
-          <w:szCs w:val="18"/>
-        </w:rPr>
-        <w:t xml:space="preserve"> </w:t>
-      </w:r>
-      <w:r>
-        <w:rPr>
-          <w:sz w:val="18"/>
-          <w:szCs w:val="18"/>
-        </w:rPr>
-        <w:t xml:space="preserve">rozstrzygnij </w:t>
-      </w:r>
-      <w:r>
-        <w:rPr>
-          <w:sz w:val="18"/>
-          <w:szCs w:val="18"/>
-        </w:rPr>
-        <w:t xml:space="preserve">jego </w:t>
-      </w:r>
-      <w:r>
-        <w:rPr>
-          <w:sz w:val="18"/>
-          <w:szCs w:val="18"/>
-        </w:rPr>
-        <w:t>efekt</w:t>
-      </w:r>
-      <w:r>
-        <w:rPr>
-          <w:sz w:val="18"/>
-          <w:szCs w:val="18"/>
-        </w:rPr>
-        <w:t xml:space="preserve">. Jedna próba na czar na aktywacje. </w:t>
-      </w:r>
-    </w:p>
-    <w:p>
-      <w:pPr>
-        <w:spacing w:after="0"/>
-        <w:rPr>
-          <w:sz w:val="18"/>
-          <w:szCs w:val="18"/>
-        </w:rPr>
-      </w:pPr>
-      <w:r>
-        <w:rPr>
-          <w:b/>
-          <w:bCs/>
-          <w:sz w:val="18"/>
-          <w:szCs w:val="18"/>
-        </w:rPr>
-        <w:t>Łatanie:</w:t>
-      </w:r>
-      <w:r>
-        <w:rPr>
-          <w:sz w:val="18"/>
-          <w:szCs w:val="18"/>
-        </w:rPr>
-        <w:t xml:space="preserve"> </w:t>
-      </w:r>
-      <w:r>
-        <w:rPr>
-          <w:sz w:val="18"/>
-          <w:szCs w:val="18"/>
-        </w:rPr>
-        <w:t>Na końcu aktywacji o</w:t>
-      </w:r>
-      <w:r>
-        <w:rPr>
-          <w:sz w:val="18"/>
-          <w:szCs w:val="18"/>
-        </w:rPr>
-        <w:t xml:space="preserve">ddział w zasięgu </w:t>
-      </w:r>
-      <w:r>
-        <w:rPr>
-          <w:sz w:val="18"/>
-          <w:szCs w:val="18"/>
-        </w:rPr>
-        <w:t>3</w:t>
-      </w:r>
-      <w:r>
-        <w:rPr>
-          <w:sz w:val="18"/>
-          <w:szCs w:val="18"/>
-        </w:rPr>
-        <w:t xml:space="preserve">” </w:t>
-      </w:r>
-      <w:r>
-        <w:rPr>
-          <w:sz w:val="18"/>
-          <w:szCs w:val="18"/>
-        </w:rPr>
-        <w:t>leczy</w:t>
-      </w:r>
-      <w:r>
-        <w:rPr>
-          <w:sz w:val="18"/>
-          <w:szCs w:val="18"/>
-        </w:rPr>
-        <w:t xml:space="preserve"> k3 ran</w:t>
-      </w:r>
-      <w:r>
-        <w:rPr>
-          <w:sz w:val="18"/>
-          <w:szCs w:val="18"/>
-        </w:rPr>
-        <w:t>y</w:t>
-      </w:r>
-      <w:r>
-        <w:rPr>
-          <w:sz w:val="18"/>
-          <w:szCs w:val="18"/>
-        </w:rPr>
-        <w:t>.</w:t>
+        <w:t>Męczennik:</w:t>
+      </w:r>
+      <w:r>
+        <w:rPr>
+          <w:sz w:val="18"/>
+          <w:szCs w:val="18"/>
+        </w:rPr>
+        <w:t xml:space="preserve"> W twojej aktywacji możesz zostać pokonany, aby twój oddział odzyskał </w:t>
+      </w:r>
+      <w:r>
+        <w:rPr>
+          <w:sz w:val="18"/>
+          <w:szCs w:val="18"/>
+        </w:rPr>
+        <w:t xml:space="preserve">liczę </w:t>
+      </w:r>
+      <w:r>
+        <w:rPr>
+          <w:sz w:val="18"/>
+          <w:szCs w:val="18"/>
+        </w:rPr>
+        <w:t>ran równ</w:t>
+      </w:r>
+      <w:r>
+        <w:rPr>
+          <w:sz w:val="18"/>
+          <w:szCs w:val="18"/>
+        </w:rPr>
+        <w:t>ą</w:t>
+      </w:r>
+      <w:r>
+        <w:rPr>
+          <w:sz w:val="18"/>
+          <w:szCs w:val="18"/>
+        </w:rPr>
+        <w:t xml:space="preserve"> twojej wytrzymałości. Nie możesz zostać przywrócony podczas tej aktywacji.</w:t>
       </w:r>
     </w:p>
     <w:p>
@@ -4132,38 +5273,6 @@
       <w:pPr>
         <w:spacing w:after="0"/>
         <w:rPr>
-          <w:sz w:val="18"/>
-          <w:szCs w:val="18"/>
-        </w:rPr>
-      </w:pPr>
-      <w:r>
-        <w:rPr>
-          <w:b/>
-          <w:bCs/>
-          <w:sz w:val="18"/>
-          <w:szCs w:val="18"/>
-        </w:rPr>
-        <w:t>Męczennik:</w:t>
-      </w:r>
-      <w:r>
-        <w:rPr>
-          <w:sz w:val="18"/>
-          <w:szCs w:val="18"/>
-        </w:rPr>
-        <w:t xml:space="preserve"> Przeciwnik nie może przydzielać ra</w:t>
-      </w:r>
-      <w:r>
-        <w:rPr>
-          <w:sz w:val="18"/>
-          <w:szCs w:val="18"/>
-        </w:rPr>
-        <w:t>n modelom w twoim oddziale bez tej zdolności.</w:t>
-      </w:r>
-    </w:p>
-    <w:p>
-      <w:pPr>
-        <w:spacing w:after="0"/>
-        <w:rPr>
           <w:kern w:val="0"/>
           <w14:ligatures w14:val="none"/>
         </w:rPr>
@@ -4353,14 +5462,60 @@
           <w:sz w:val="18"/>
           <w:szCs w:val="18"/>
         </w:rPr>
-        <w:t xml:space="preserve"> Zamiast jednej przydziel X ran</w:t>
-      </w:r>
-      <w:r>
-        <w:rPr>
-          <w:sz w:val="18"/>
-          <w:szCs w:val="18"/>
-        </w:rPr>
-        <w:t>, ale nie więcej niż wytrzymałość wybranego</w:t>
+        <w:t xml:space="preserve"> Zamiast jednej </w:t>
+      </w:r>
+      <w:r>
+        <w:rPr>
+          <w:sz w:val="18"/>
+          <w:szCs w:val="18"/>
+        </w:rPr>
+        <w:t>zadaj</w:t>
+      </w:r>
+      <w:r>
+        <w:rPr>
+          <w:sz w:val="18"/>
+          <w:szCs w:val="18"/>
+        </w:rPr>
+        <w:t xml:space="preserve"> X ran</w:t>
+      </w:r>
+      <w:r>
+        <w:rPr>
+          <w:sz w:val="18"/>
+          <w:szCs w:val="18"/>
+        </w:rPr>
+        <w:t xml:space="preserve">, ale nie więcej </w:t>
+      </w:r>
+      <w:r>
+        <w:rPr>
+          <w:sz w:val="18"/>
+          <w:szCs w:val="18"/>
+        </w:rPr>
+        <w:t>niż najniższa, jeżeli przyd</w:t>
+      </w:r>
+      <w:r>
+        <w:rPr>
+          <w:sz w:val="18"/>
+          <w:szCs w:val="18"/>
+        </w:rPr>
+        <w:t>ziela obrońca, lub najwyższa, jeżeli przydziela atakujący, wytrzymałość w oddziale.</w:t>
+      </w:r>
+    </w:p>
+    <w:p>
+      <w:pPr>
+        <w:spacing w:after="0"/>
+        <w:rPr>
+          <w:sz w:val="18"/>
+          <w:szCs w:val="18"/>
+        </w:rPr>
+      </w:pPr>
+      <w:r>
+        <w:rPr>
+          <w:b/>
+          <w:bCs/>
+          <w:sz w:val="18"/>
+          <w:szCs w:val="18"/>
+        </w:rPr>
+        <w:t>Niebezpośredni:</w:t>
       </w:r>
       <w:r>
         <w:rPr>
@@ -4374,88 +5529,21 @@
           <w:sz w:val="18"/>
           <w:szCs w:val="18"/>
         </w:rPr>
-        <w:t>modelu</w:t>
-      </w:r>
-      <w:r>
-        <w:rPr>
-          <w:sz w:val="18"/>
-          <w:szCs w:val="18"/>
-        </w:rPr>
-        <w:t>, który, jeżeli to możliwe, zostaje p</w:t>
-      </w:r>
-      <w:r>
-        <w:rPr>
-          <w:sz w:val="18"/>
-          <w:szCs w:val="18"/>
-        </w:rPr>
-        <w:t>okonany. Jeżeli w wyniku tego</w:t>
-      </w:r>
-      <w:r>
-        <w:rPr>
-          <w:sz w:val="18"/>
-          <w:szCs w:val="18"/>
-        </w:rPr>
-        <w:t xml:space="preserve">, </w:t>
-      </w:r>
-      <w:r>
-        <w:rPr>
-          <w:sz w:val="18"/>
-          <w:szCs w:val="18"/>
-        </w:rPr>
-        <w:t xml:space="preserve">zmieniała się </w:t>
-      </w:r>
-      <w:r>
-        <w:rPr>
-          <w:sz w:val="18"/>
-          <w:szCs w:val="18"/>
-        </w:rPr>
-        <w:t>maksymalna</w:t>
-      </w:r>
-      <w:r>
-        <w:rPr>
-          <w:sz w:val="18"/>
-          <w:szCs w:val="18"/>
-        </w:rPr>
-        <w:t xml:space="preserve"> wytrzymałość </w:t>
-      </w:r>
-      <w:r>
-        <w:rPr>
-          <w:sz w:val="18"/>
-          <w:szCs w:val="18"/>
-        </w:rPr>
-        <w:t>oddziału</w:t>
-      </w:r>
-      <w:r>
-        <w:rPr>
-          <w:sz w:val="18"/>
-          <w:szCs w:val="18"/>
-        </w:rPr>
-        <w:t xml:space="preserve">, odrzuć tyle ran, aby nie </w:t>
-      </w:r>
-      <w:r>
-        <w:rPr>
-          <w:sz w:val="18"/>
-          <w:szCs w:val="18"/>
-        </w:rPr>
-        <w:t>było ich mniej niż ona.</w:t>
-      </w:r>
-    </w:p>
-    <w:p>
-      <w:pPr>
-        <w:spacing w:after="0"/>
-        <w:rPr>
-          <w:sz w:val="18"/>
-          <w:szCs w:val="18"/>
-        </w:rPr>
-      </w:pPr>
-      <w:r>
-        <w:rPr>
-          <w:b/>
-          <w:bCs/>
-          <w:sz w:val="18"/>
-          <w:szCs w:val="18"/>
-        </w:rPr>
-        <w:t>Niebezpośredni:</w:t>
+        <w:t>N</w:t>
+      </w:r>
+      <w:r>
+        <w:rPr>
+          <w:sz w:val="18"/>
+          <w:szCs w:val="18"/>
+        </w:rPr>
+        <w:t>ie wymaga linii wzroku</w:t>
+      </w:r>
+      <w:r>
+        <w:rPr>
+          <w:sz w:val="18"/>
+          <w:szCs w:val="18"/>
+        </w:rPr>
+        <w:t>.</w:t>
       </w:r>
       <w:r>
         <w:rPr>
@@ -4476,7 +5564,21 @@
           <w:sz w:val="18"/>
           <w:szCs w:val="18"/>
         </w:rPr>
-        <w:t>ie wymaga linii wzroku.</w:t>
+        <w:t xml:space="preserve">ie może atakować celów </w:t>
+      </w:r>
+      <w:r>
+        <w:rPr>
+          <w:sz w:val="18"/>
+          <w:szCs w:val="18"/>
+        </w:rPr>
+        <w:t>Latających</w:t>
+      </w:r>
+      <w:r>
+        <w:rPr>
+          <w:sz w:val="18"/>
+          <w:szCs w:val="18"/>
+        </w:rPr>
+        <w:t>.</w:t>
       </w:r>
     </w:p>
     <w:p>
@@ -5087,67 +6189,6 @@
           <w:sz w:val="18"/>
           <w:szCs w:val="18"/>
         </w:rPr>
-        <w:t>Sekcje</w:t>
-      </w:r>
-      <w:r>
-        <w:rPr>
-          <w:b/>
-          <w:bCs/>
-          <w:sz w:val="18"/>
-          <w:szCs w:val="18"/>
-        </w:rPr>
-        <w:t>:</w:t>
-      </w:r>
-      <w:r>
-        <w:rPr>
-          <w:sz w:val="18"/>
-          <w:szCs w:val="18"/>
-        </w:rPr>
-        <w:t xml:space="preserve"> Cały oddział reprezentowany jest przez jeden model z wydzielonymi elementami, który może przyjmować rany ponad maksimum.</w:t>
-      </w:r>
-    </w:p>
-    <w:p>
-      <w:pPr>
-        <w:spacing w:after="0"/>
-        <w:rPr>
-          <w:sz w:val="18"/>
-          <w:szCs w:val="18"/>
-        </w:rPr>
-      </w:pPr>
-      <w:bookmarkStart w:id="0" w:name="_Hlk214264346"/>
-      <w:r>
-        <w:rPr>
-          <w:b/>
-          <w:bCs/>
-          <w:sz w:val="18"/>
-          <w:szCs w:val="18"/>
-        </w:rPr>
-        <w:t>Ucieczka:</w:t>
-      </w:r>
-      <w:r>
-        <w:rPr>
-          <w:sz w:val="18"/>
-          <w:szCs w:val="18"/>
-        </w:rPr>
-        <w:t xml:space="preserve"> Zanim zaczniesz być przyszpilony lub wyczerpany, możesz wykonać ruch.</w:t>
-      </w:r>
-      <w:bookmarkEnd w:id="0"/>
-    </w:p>
-    <w:p>
-      <w:pPr>
-        <w:spacing w:after="0"/>
-        <w:rPr>
-          <w:sz w:val="18"/>
-          <w:szCs w:val="18"/>
-        </w:rPr>
-      </w:pPr>
-      <w:r>
-        <w:rPr>
-          <w:b/>
-          <w:bCs/>
-          <w:sz w:val="18"/>
-          <w:szCs w:val="18"/>
-        </w:rPr>
         <w:t>Dywersant:</w:t>
       </w:r>
       <w:r>
@@ -5462,16 +6503,261 @@
           <w:sz w:val="18"/>
           <w:szCs w:val="18"/>
         </w:rPr>
-        <w:t>Platforma strzelecka</w:t>
-      </w:r>
-      <w:r>
-        <w:rPr>
-          <w:b/>
-          <w:bCs/>
-          <w:sz w:val="18"/>
-          <w:szCs w:val="18"/>
-        </w:rPr>
-        <w:t>(X)</w:t>
+        <w:t>Wysoki:</w:t>
+      </w:r>
+      <w:r>
+        <w:rPr>
+          <w:sz w:val="18"/>
+          <w:szCs w:val="18"/>
+        </w:rPr>
+        <w:t xml:space="preserve"> </w:t>
+      </w:r>
+      <w:r>
+        <w:rPr>
+          <w:sz w:val="18"/>
+          <w:szCs w:val="18"/>
+        </w:rPr>
+        <w:t>Spra</w:t>
+      </w:r>
+      <w:r>
+        <w:rPr>
+          <w:sz w:val="18"/>
+          <w:szCs w:val="18"/>
+        </w:rPr>
+        <w:t>wdza linię wzroku jakby był na podwyższeniu.</w:t>
+      </w:r>
+    </w:p>
+    <w:p>
+      <w:pPr>
+        <w:spacing w:after="0"/>
+        <w:rPr>
+          <w:sz w:val="18"/>
+          <w:szCs w:val="18"/>
+        </w:rPr>
+      </w:pPr>
+      <w:r>
+        <w:rPr>
+          <w:b/>
+          <w:bCs/>
+          <w:sz w:val="18"/>
+          <w:szCs w:val="18"/>
+        </w:rPr>
+        <w:t>Strażnik:</w:t>
+      </w:r>
+      <w:r>
+        <w:rPr>
+          <w:sz w:val="18"/>
+          <w:szCs w:val="18"/>
+        </w:rPr>
+        <w:t xml:space="preserve"> </w:t>
+      </w:r>
+      <w:r>
+        <w:rPr>
+          <w:sz w:val="18"/>
+          <w:szCs w:val="18"/>
+        </w:rPr>
+        <w:t>M</w:t>
+      </w:r>
+      <w:r>
+        <w:rPr>
+          <w:sz w:val="18"/>
+          <w:szCs w:val="18"/>
+        </w:rPr>
+        <w:t>ożesz przerwać</w:t>
+      </w:r>
+      <w:r>
+        <w:rPr>
+          <w:sz w:val="18"/>
+          <w:szCs w:val="18"/>
+        </w:rPr>
+        <w:t xml:space="preserve"> w aktywacji przeciwnika, </w:t>
+      </w:r>
+      <w:r>
+        <w:rPr>
+          <w:sz w:val="18"/>
+          <w:szCs w:val="18"/>
+        </w:rPr>
+        <w:t xml:space="preserve">aby </w:t>
+      </w:r>
+      <w:r>
+        <w:rPr>
+          <w:sz w:val="18"/>
+          <w:szCs w:val="18"/>
+        </w:rPr>
+        <w:t>wykonać Ostrzał</w:t>
+      </w:r>
+      <w:r>
+        <w:rPr>
+          <w:sz w:val="18"/>
+          <w:szCs w:val="18"/>
+        </w:rPr>
+        <w:t>. Następnie twój oddział zostaje wyczerpany.</w:t>
+      </w:r>
+    </w:p>
+    <w:p>
+      <w:pPr>
+        <w:spacing w:after="0"/>
+        <w:rPr>
+          <w:sz w:val="18"/>
+          <w:szCs w:val="18"/>
+        </w:rPr>
+      </w:pPr>
+      <w:r>
+        <w:rPr>
+          <w:b/>
+          <w:bCs/>
+          <w:sz w:val="18"/>
+          <w:szCs w:val="18"/>
+        </w:rPr>
+        <w:t>Ochroniarz:</w:t>
+      </w:r>
+      <w:r>
+        <w:rPr>
+          <w:sz w:val="18"/>
+          <w:szCs w:val="18"/>
+        </w:rPr>
+        <w:t xml:space="preserve"> Bohater</w:t>
+      </w:r>
+      <w:r>
+        <w:rPr>
+          <w:sz w:val="18"/>
+          <w:szCs w:val="18"/>
+        </w:rPr>
+        <w:t xml:space="preserve">. Oddział może korzystać z twojej obrony. </w:t>
+      </w:r>
+      <w:r>
+        <w:rPr>
+          <w:sz w:val="18"/>
+          <w:szCs w:val="18"/>
+        </w:rPr>
+        <w:t>Kontrolujący nie może pokonywać innych modeli w oddziale.</w:t>
+      </w:r>
+    </w:p>
+    <w:p>
+      <w:pPr>
+        <w:spacing w:after="0"/>
+        <w:rPr>
+          <w:sz w:val="18"/>
+          <w:szCs w:val="18"/>
+        </w:rPr>
+      </w:pPr>
+      <w:r>
+        <w:rPr>
+          <w:b/>
+          <w:bCs/>
+          <w:sz w:val="18"/>
+          <w:szCs w:val="18"/>
+        </w:rPr>
+        <w:t>Niestrudzony</w:t>
+      </w:r>
+      <w:r>
+        <w:rPr>
+          <w:b/>
+          <w:bCs/>
+          <w:sz w:val="18"/>
+          <w:szCs w:val="18"/>
+        </w:rPr>
+        <w:t xml:space="preserve">: </w:t>
+      </w:r>
+      <w:r>
+        <w:rPr>
+          <w:sz w:val="18"/>
+          <w:szCs w:val="18"/>
+        </w:rPr>
+        <w:t xml:space="preserve">Może wykonywać tę samą akcję wielokrotnie w </w:t>
+      </w:r>
+      <w:r>
+        <w:rPr>
+          <w:sz w:val="18"/>
+          <w:szCs w:val="18"/>
+        </w:rPr>
+        <w:t>aktywacji.</w:t>
+      </w:r>
+    </w:p>
+    <w:p>
+      <w:pPr>
+        <w:spacing w:after="0"/>
+        <w:rPr>
+          <w:sz w:val="18"/>
+          <w:szCs w:val="18"/>
+        </w:rPr>
+      </w:pPr>
+      <w:r>
+        <w:rPr>
+          <w:b/>
+          <w:bCs/>
+          <w:sz w:val="18"/>
+          <w:szCs w:val="18"/>
+        </w:rPr>
+        <w:t>Mistrzo</w:t>
+      </w:r>
+      <w:r>
+        <w:rPr>
+          <w:b/>
+          <w:bCs/>
+          <w:sz w:val="18"/>
+          <w:szCs w:val="18"/>
+        </w:rPr>
+        <w:t>stwo(X):</w:t>
+      </w:r>
+      <w:r>
+        <w:rPr>
+          <w:sz w:val="18"/>
+          <w:szCs w:val="18"/>
+        </w:rPr>
+        <w:t xml:space="preserve"> Każda twoja broń ma zdolność X.</w:t>
+      </w:r>
+    </w:p>
+    <w:p>
+      <w:pPr>
+        <w:spacing w:after="0"/>
+        <w:rPr>
+          <w:sz w:val="18"/>
+          <w:szCs w:val="18"/>
+        </w:rPr>
+      </w:pPr>
+      <w:r>
+        <w:rPr>
+          <w:b/>
+          <w:bCs/>
+          <w:sz w:val="18"/>
+          <w:szCs w:val="18"/>
+        </w:rPr>
+        <w:t>Bastion</w:t>
+      </w:r>
+      <w:r>
+        <w:rPr>
+          <w:sz w:val="18"/>
+          <w:szCs w:val="18"/>
+        </w:rPr>
+        <w:t>: Nie zostajesz wyczerpany po kontrataku.</w:t>
+      </w:r>
+    </w:p>
+    <w:p>
+      <w:pPr>
+        <w:spacing w:after="0"/>
+        <w:rPr>
+          <w:sz w:val="18"/>
+          <w:szCs w:val="18"/>
+        </w:rPr>
+      </w:pPr>
+    </w:p>
+    <w:p>
+      <w:pPr>
+        <w:spacing w:after="0"/>
+        <w:rPr>
+          <w:sz w:val="18"/>
+          <w:szCs w:val="18"/>
+        </w:rPr>
+      </w:pPr>
+      <w:r>
+        <w:rPr>
+          <w:b/>
+          <w:bCs/>
+          <w:sz w:val="18"/>
+          <w:szCs w:val="18"/>
+        </w:rPr>
+        <w:t>Zasady Armii</w:t>
       </w:r>
       <w:r>
         <w:rPr>
@@ -5484,144 +6770,8 @@
       </w:r>
       <w:r>
         <w:rPr>
-          <w:sz w:val="18"/>
-          <w:szCs w:val="18"/>
-        </w:rPr>
-        <w:t xml:space="preserve"> Jak </w:t>
-      </w:r>
-      <w:r>
-        <w:rPr>
-          <w:sz w:val="18"/>
-          <w:szCs w:val="18"/>
-        </w:rPr>
-        <w:t>Transport(X)</w:t>
-      </w:r>
-      <w:r>
-        <w:rPr>
-          <w:sz w:val="18"/>
-          <w:szCs w:val="18"/>
-        </w:rPr>
-        <w:t xml:space="preserve">t, ale odziały mogą </w:t>
-      </w:r>
-      <w:r>
-        <w:rPr>
-          <w:sz w:val="18"/>
-          <w:szCs w:val="18"/>
-        </w:rPr>
-        <w:t>strzelać tak jakby znajdowały się w miejscu transportera.</w:t>
-      </w:r>
-    </w:p>
-    <w:p>
-      <w:pPr>
-        <w:spacing w:after="0"/>
-        <w:rPr>
-          <w:sz w:val="18"/>
-          <w:szCs w:val="18"/>
-        </w:rPr>
-      </w:pPr>
-      <w:r>
-        <w:rPr>
-          <w:b/>
-          <w:bCs/>
-          <w:sz w:val="18"/>
-          <w:szCs w:val="18"/>
-        </w:rPr>
-        <w:t>Otwarty transport</w:t>
-      </w:r>
-      <w:r>
-        <w:rPr>
-          <w:b/>
-          <w:bCs/>
-          <w:sz w:val="18"/>
-          <w:szCs w:val="18"/>
-        </w:rPr>
-        <w:t>(X)</w:t>
-      </w:r>
-      <w:r>
-        <w:rPr>
-          <w:b/>
-          <w:bCs/>
-          <w:sz w:val="18"/>
-          <w:szCs w:val="18"/>
-        </w:rPr>
-        <w:t>:</w:t>
-      </w:r>
-      <w:r>
-        <w:rPr>
-          <w:sz w:val="18"/>
-          <w:szCs w:val="18"/>
-        </w:rPr>
-        <w:t xml:space="preserve"> Jak Platforma strzelecka</w:t>
-      </w:r>
-      <w:r>
-        <w:rPr>
-          <w:sz w:val="18"/>
-          <w:szCs w:val="18"/>
-        </w:rPr>
-        <w:t>(X)</w:t>
-      </w:r>
-      <w:r>
-        <w:rPr>
-          <w:sz w:val="18"/>
-          <w:szCs w:val="18"/>
-        </w:rPr>
-        <w:t>, ale</w:t>
-      </w:r>
-      <w:r>
-        <w:rPr>
-          <w:sz w:val="18"/>
-          <w:szCs w:val="18"/>
-        </w:rPr>
-        <w:t xml:space="preserve"> odziały mogą zostać Wyczerpana, aby zaatakować wręcz razem z Transporterem. Mogą również być atakowane jakby </w:t>
-      </w:r>
-      <w:r>
-        <w:rPr>
-          <w:sz w:val="18"/>
-          <w:szCs w:val="18"/>
-        </w:rPr>
-        <w:t xml:space="preserve">były </w:t>
-      </w:r>
-      <w:r>
-        <w:rPr>
-          <w:sz w:val="18"/>
-          <w:szCs w:val="18"/>
-        </w:rPr>
-        <w:t xml:space="preserve">w </w:t>
-      </w:r>
-      <w:r>
-        <w:rPr>
-          <w:sz w:val="18"/>
-          <w:szCs w:val="18"/>
-        </w:rPr>
-        <w:t>miejscu transportera</w:t>
-      </w:r>
-      <w:r>
-        <w:rPr>
-          <w:sz w:val="18"/>
-          <w:szCs w:val="18"/>
-        </w:rPr>
-        <w:t xml:space="preserve"> i w osłonie.</w:t>
-      </w:r>
-    </w:p>
-    <w:p>
-      <w:pPr>
-        <w:spacing w:after="0"/>
-        <w:rPr>
-          <w:sz w:val="18"/>
-          <w:szCs w:val="18"/>
-        </w:rPr>
-      </w:pPr>
-      <w:r>
-        <w:rPr>
-          <w:b/>
-          <w:bCs/>
-          <w:sz w:val="18"/>
-          <w:szCs w:val="18"/>
-        </w:rPr>
-        <w:t>Wysoki:</w:t>
-      </w:r>
-      <w:r>
-        <w:rPr>
+          <w:b/>
+          <w:bCs/>
           <w:sz w:val="18"/>
           <w:szCs w:val="18"/>
         </w:rPr>
@@ -5632,212 +6782,114 @@
           <w:sz w:val="18"/>
           <w:szCs w:val="18"/>
         </w:rPr>
-        <w:t>Spra</w:t>
-      </w:r>
-      <w:r>
-        <w:rPr>
-          <w:sz w:val="18"/>
-          <w:szCs w:val="18"/>
-        </w:rPr>
-        <w:t>wdza linię wzroku jakby był na podwyższeniu.</w:t>
-      </w:r>
-    </w:p>
-    <w:p>
-      <w:pPr>
-        <w:spacing w:after="0"/>
-        <w:rPr>
-          <w:sz w:val="18"/>
-          <w:szCs w:val="18"/>
-        </w:rPr>
-      </w:pPr>
-      <w:r>
-        <w:rPr>
-          <w:b/>
-          <w:bCs/>
-          <w:sz w:val="18"/>
-          <w:szCs w:val="18"/>
-        </w:rPr>
-        <w:t>Strażnik:</w:t>
-      </w:r>
-      <w:r>
-        <w:rPr>
-          <w:sz w:val="18"/>
-          <w:szCs w:val="18"/>
-        </w:rPr>
-        <w:t xml:space="preserve"> Przed wyborem akcji przez wrogi oddział,  możesz przerwać, aby zaatakować. Następnie twój oddział zostaje wyczerpany.</w:t>
-      </w:r>
-    </w:p>
-    <w:p>
-      <w:pPr>
-        <w:spacing w:after="0"/>
-        <w:rPr>
-          <w:sz w:val="18"/>
-          <w:szCs w:val="18"/>
-        </w:rPr>
-      </w:pPr>
-      <w:r>
-        <w:rPr>
-          <w:b/>
-          <w:bCs/>
-          <w:sz w:val="18"/>
-          <w:szCs w:val="18"/>
-        </w:rPr>
-        <w:t>Ochroniarz:</w:t>
-      </w:r>
-      <w:r>
-        <w:rPr>
-          <w:sz w:val="18"/>
-          <w:szCs w:val="18"/>
-        </w:rPr>
-        <w:t xml:space="preserve"> Bohater</w:t>
-      </w:r>
-      <w:r>
-        <w:rPr>
-          <w:sz w:val="18"/>
-          <w:szCs w:val="18"/>
-        </w:rPr>
-        <w:t xml:space="preserve">. Oddział może korzystać z twojej obrony. </w:t>
-      </w:r>
-      <w:r>
-        <w:rPr>
-          <w:sz w:val="18"/>
-          <w:szCs w:val="18"/>
-        </w:rPr>
-        <w:t>Kontrolujący nie może pokonywać innych modeli w oddziale.</w:t>
-      </w:r>
-    </w:p>
-    <w:p>
-      <w:pPr>
-        <w:spacing w:after="0"/>
-        <w:rPr>
-          <w:sz w:val="18"/>
-          <w:szCs w:val="18"/>
-        </w:rPr>
-      </w:pPr>
-      <w:r>
-        <w:rPr>
-          <w:b/>
-          <w:bCs/>
-          <w:sz w:val="18"/>
-          <w:szCs w:val="18"/>
-        </w:rPr>
-        <w:t>Niestrudzony</w:t>
-      </w:r>
-      <w:r>
-        <w:rPr>
-          <w:b/>
-          <w:bCs/>
-          <w:sz w:val="18"/>
-          <w:szCs w:val="18"/>
-        </w:rPr>
-        <w:t xml:space="preserve">: </w:t>
-      </w:r>
-      <w:r>
-        <w:rPr>
-          <w:sz w:val="18"/>
-          <w:szCs w:val="18"/>
-        </w:rPr>
-        <w:t>Może wykonywać tę samą akcję wielokrotnie w rundzie.</w:t>
-      </w:r>
-    </w:p>
-    <w:p>
-      <w:pPr>
-        <w:spacing w:after="0"/>
-        <w:rPr>
-          <w:sz w:val="18"/>
-          <w:szCs w:val="18"/>
-        </w:rPr>
-      </w:pPr>
-      <w:r>
-        <w:rPr>
-          <w:b/>
-          <w:bCs/>
-          <w:sz w:val="18"/>
-          <w:szCs w:val="18"/>
-        </w:rPr>
-        <w:t>Mistrzo</w:t>
-      </w:r>
-      <w:r>
-        <w:rPr>
-          <w:b/>
-          <w:bCs/>
-          <w:sz w:val="18"/>
-          <w:szCs w:val="18"/>
-        </w:rPr>
-        <w:t>stwo(X):</w:t>
-      </w:r>
-      <w:r>
-        <w:rPr>
-          <w:sz w:val="18"/>
-          <w:szCs w:val="18"/>
-        </w:rPr>
-        <w:t xml:space="preserve"> Każda twoja broń ma zdolność X.</w:t>
-      </w:r>
-    </w:p>
-    <w:p>
-      <w:pPr>
-        <w:spacing w:after="0"/>
-        <w:rPr>
-          <w:sz w:val="18"/>
-          <w:szCs w:val="18"/>
-        </w:rPr>
-      </w:pPr>
-      <w:r>
-        <w:rPr>
-          <w:b/>
-          <w:bCs/>
-          <w:sz w:val="18"/>
-          <w:szCs w:val="18"/>
-        </w:rPr>
-        <w:t>Bastion</w:t>
-      </w:r>
-      <w:r>
-        <w:rPr>
-          <w:sz w:val="18"/>
-          <w:szCs w:val="18"/>
-        </w:rPr>
-        <w:t>: Nie zostajesz wyczerpany po kontrataku.</w:t>
-      </w:r>
-    </w:p>
-    <w:p>
-      <w:pPr>
-        <w:spacing w:after="0"/>
-        <w:rPr>
-          <w:sz w:val="18"/>
-          <w:szCs w:val="18"/>
-        </w:rPr>
-      </w:pPr>
-    </w:p>
-    <w:p>
-      <w:pPr>
-        <w:spacing w:after="0"/>
-        <w:rPr>
-          <w:sz w:val="18"/>
-          <w:szCs w:val="18"/>
-        </w:rPr>
-      </w:pPr>
-      <w:r>
-        <w:rPr>
-          <w:b/>
-          <w:bCs/>
-          <w:sz w:val="18"/>
-          <w:szCs w:val="18"/>
-        </w:rPr>
-        <w:t>Zasady Armii</w:t>
-      </w:r>
-      <w:r>
-        <w:rPr>
-          <w:b/>
-          <w:bCs/>
-          <w:sz w:val="18"/>
-          <w:szCs w:val="18"/>
-        </w:rPr>
-        <w:t>:</w:t>
-      </w:r>
-      <w:r>
-        <w:rPr>
-          <w:b/>
-          <w:bCs/>
+        <w:t>(zdolności pasywne wycenianie przy założeniu, że ma je prawie każdy oddział w rozpisce)</w:t>
+      </w:r>
+    </w:p>
+    <w:p>
+      <w:pPr>
+        <w:spacing w:after="0"/>
+        <w:rPr>
+          <w:sz w:val="18"/>
+          <w:szCs w:val="18"/>
+        </w:rPr>
+      </w:pPr>
+      <w:proofErr w:type="spellStart"/>
+      <w:r>
+        <w:rPr>
+          <w:b/>
+          <w:bCs/>
+          <w:sz w:val="18"/>
+          <w:szCs w:val="18"/>
+        </w:rPr>
+        <w:t>Waagh</w:t>
+      </w:r>
+      <w:proofErr w:type="spellEnd"/>
+      <w:r>
+        <w:rPr>
+          <w:b/>
+          <w:bCs/>
+          <w:sz w:val="18"/>
+          <w:szCs w:val="18"/>
+        </w:rPr>
+        <w:t>!:</w:t>
+      </w:r>
+      <w:r>
+        <w:rPr>
+          <w:sz w:val="18"/>
+          <w:szCs w:val="18"/>
+        </w:rPr>
+        <w:t xml:space="preserve"> Jeżeli twój oddział ma poniżej połowy początkowej wytrzymałości i nie ma innego przyjaznego oddziału z tą zdolnością w zasięgu 12”, twoje ataki mają -1AP, a ataki w ciebie +1AP.</w:t>
+      </w:r>
+    </w:p>
+    <w:p>
+      <w:pPr>
+        <w:spacing w:after="0"/>
+        <w:rPr>
+          <w:sz w:val="18"/>
+          <w:szCs w:val="18"/>
+        </w:rPr>
+      </w:pPr>
+      <w:r>
+        <w:rPr>
+          <w:b/>
+          <w:bCs/>
+          <w:sz w:val="18"/>
+          <w:szCs w:val="18"/>
+        </w:rPr>
+        <w:t>Szpica:</w:t>
+      </w:r>
+      <w:r>
+        <w:rPr>
+          <w:sz w:val="18"/>
+          <w:szCs w:val="18"/>
+        </w:rPr>
+        <w:t xml:space="preserve"> Podczas ataku przeciwko oddziałom które nie rozpoczęły swojej aktywacji w te j turze, naturalne 6 dają dodatkowe zwykłe trafienie.</w:t>
+      </w:r>
+    </w:p>
+    <w:p>
+      <w:pPr>
+        <w:spacing w:after="0"/>
+        <w:rPr>
+          <w:sz w:val="18"/>
+          <w:szCs w:val="18"/>
+        </w:rPr>
+      </w:pPr>
+      <w:r>
+        <w:rPr>
+          <w:b/>
+          <w:bCs/>
+          <w:sz w:val="18"/>
+          <w:szCs w:val="18"/>
+        </w:rPr>
+        <w:t>Cierpliwy:</w:t>
+      </w:r>
+      <w:r>
+        <w:rPr>
+          <w:sz w:val="18"/>
+          <w:szCs w:val="18"/>
+        </w:rPr>
+        <w:t xml:space="preserve"> Masz +1 do rzutów obrony, jeżeli nie rozpocząłeś swojej aktywacji w tej rundzie.</w:t>
+      </w:r>
+    </w:p>
+    <w:p>
+      <w:pPr>
+        <w:spacing w:after="0"/>
+        <w:rPr>
+          <w:sz w:val="18"/>
+          <w:szCs w:val="18"/>
+        </w:rPr>
+      </w:pPr>
+      <w:r>
+        <w:rPr>
+          <w:b/>
+          <w:bCs/>
+          <w:sz w:val="18"/>
+          <w:szCs w:val="18"/>
+        </w:rPr>
+        <w:t>Odrodzenie:</w:t>
+      </w:r>
+      <w:r>
+        <w:rPr>
           <w:sz w:val="18"/>
           <w:szCs w:val="18"/>
         </w:rPr>
@@ -5848,118 +6900,7 @@
           <w:sz w:val="18"/>
           <w:szCs w:val="18"/>
         </w:rPr>
-        <w:t>(zdolności pasywne wycenianie przy założeniu, że ma je prawie każdy oddział w rozpisce)</w:t>
-      </w:r>
-    </w:p>
-    <w:p>
-      <w:pPr>
-        <w:spacing w:after="0"/>
-        <w:rPr>
-          <w:sz w:val="18"/>
-          <w:szCs w:val="18"/>
-        </w:rPr>
-      </w:pPr>
-      <w:proofErr w:type="spellStart"/>
-      <w:r>
-        <w:rPr>
-          <w:b/>
-          <w:bCs/>
-          <w:sz w:val="18"/>
-          <w:szCs w:val="18"/>
-        </w:rPr>
-        <w:t>Waagh</w:t>
-      </w:r>
-      <w:proofErr w:type="spellEnd"/>
-      <w:r>
-        <w:rPr>
-          <w:b/>
-          <w:bCs/>
-          <w:sz w:val="18"/>
-          <w:szCs w:val="18"/>
-        </w:rPr>
-        <w:t>!:</w:t>
-      </w:r>
-      <w:r>
-        <w:rPr>
-          <w:sz w:val="18"/>
-          <w:szCs w:val="18"/>
-        </w:rPr>
-        <w:t xml:space="preserve"> Jeżeli twój oddział ma poniżej połowy początkowej wytrzymałości i nie ma innego przyjaznego oddziału z tą </w:t>
-      </w:r>
-      <w:r>
-        <w:rPr>
-          <w:sz w:val="18"/>
-          <w:szCs w:val="18"/>
-        </w:rPr>
-        <w:t>zdolnością w zasięgu 12”, twoje ataki mają -1AP, a ataki w ciebie +1AP.</w:t>
-      </w:r>
-    </w:p>
-    <w:p>
-      <w:pPr>
-        <w:spacing w:after="0"/>
-        <w:rPr>
-          <w:sz w:val="18"/>
-          <w:szCs w:val="18"/>
-        </w:rPr>
-      </w:pPr>
-      <w:r>
-        <w:rPr>
-          <w:b/>
-          <w:bCs/>
-          <w:sz w:val="18"/>
-          <w:szCs w:val="18"/>
-        </w:rPr>
-        <w:t>Szpica:</w:t>
-      </w:r>
-      <w:r>
-        <w:rPr>
-          <w:sz w:val="18"/>
-          <w:szCs w:val="18"/>
-        </w:rPr>
-        <w:t xml:space="preserve"> Podczas ataku przeciwko oddziałom które nie rozpoczęły swojej aktywacji w te j turze, naturalne 6 dają dodatkowe zwykłe trafienie.</w:t>
-      </w:r>
-    </w:p>
-    <w:p>
-      <w:pPr>
-        <w:spacing w:after="0"/>
-        <w:rPr>
-          <w:sz w:val="18"/>
-          <w:szCs w:val="18"/>
-        </w:rPr>
-      </w:pPr>
-      <w:r>
-        <w:rPr>
-          <w:b/>
-          <w:bCs/>
-          <w:sz w:val="18"/>
-          <w:szCs w:val="18"/>
-        </w:rPr>
-        <w:t>Cierpliwy:</w:t>
-      </w:r>
-      <w:r>
-        <w:rPr>
-          <w:sz w:val="18"/>
-          <w:szCs w:val="18"/>
-        </w:rPr>
-        <w:t xml:space="preserve"> Masz +1 do rzutów obrony, jeżeli nie rozpocząłeś swojej aktywacji w tej rundzie.</w:t>
-      </w:r>
-    </w:p>
-    <w:p>
-      <w:pPr>
-        <w:spacing w:after="0"/>
-        <w:rPr>
-          <w:sz w:val="18"/>
-          <w:szCs w:val="18"/>
-        </w:rPr>
-      </w:pPr>
-      <w:r>
-        <w:rPr>
-          <w:b/>
-          <w:bCs/>
-          <w:sz w:val="18"/>
-          <w:szCs w:val="18"/>
-        </w:rPr>
-        <w:t>Odrodzenie:</w:t>
+        <w:t>Na koniec aktywacji</w:t>
       </w:r>
       <w:r>
         <w:rPr>
@@ -5973,20 +6914,6 @@
           <w:sz w:val="18"/>
           <w:szCs w:val="18"/>
         </w:rPr>
-        <w:t>Na koniec aktywacji</w:t>
-      </w:r>
-      <w:r>
-        <w:rPr>
-          <w:sz w:val="18"/>
-          <w:szCs w:val="18"/>
-        </w:rPr>
-        <w:t xml:space="preserve"> </w:t>
-      </w:r>
-      <w:r>
-        <w:rPr>
-          <w:sz w:val="18"/>
-          <w:szCs w:val="18"/>
-        </w:rPr>
         <w:t xml:space="preserve">rzuć tyloma kośćmi, ile ran może odzyskać </w:t>
       </w:r>
       <w:r>
@@ -6075,7 +7002,14 @@
           <w:sz w:val="18"/>
           <w:szCs w:val="18"/>
         </w:rPr>
-        <w:t xml:space="preserve"> na dwie grupy. Przeciwnik wybiera jedną z nich, a oddziały</w:t>
+        <w:t xml:space="preserve"> na dwie </w:t>
+      </w:r>
+      <w:r>
+        <w:rPr>
+          <w:sz w:val="18"/>
+          <w:szCs w:val="18"/>
+        </w:rPr>
+        <w:t>grupy. Przeciwnik wybiera jedną z nich, a oddziały</w:t>
       </w:r>
       <w:r>
         <w:rPr>
@@ -6140,229 +7074,6 @@
           <w:szCs w:val="18"/>
         </w:rPr>
         <w:t>Aktywne:</w:t>
-      </w:r>
-    </w:p>
-    <w:p>
-      <w:pPr>
-        <w:spacing w:after="0"/>
-        <w:rPr>
-          <w:sz w:val="18"/>
-          <w:szCs w:val="18"/>
-        </w:rPr>
-      </w:pPr>
-      <w:r>
-        <w:rPr>
-          <w:b/>
-          <w:bCs/>
-          <w:sz w:val="18"/>
-          <w:szCs w:val="18"/>
-        </w:rPr>
-        <w:t>Przekaźnik:</w:t>
-      </w:r>
-      <w:r>
-        <w:rPr>
-          <w:sz w:val="18"/>
-          <w:szCs w:val="18"/>
-        </w:rPr>
-        <w:t xml:space="preserve"> </w:t>
-      </w:r>
-      <w:r>
-        <w:rPr>
-          <w:sz w:val="18"/>
-          <w:szCs w:val="18"/>
-        </w:rPr>
-        <w:t>R</w:t>
-      </w:r>
-      <w:r>
-        <w:rPr>
-          <w:sz w:val="18"/>
-          <w:szCs w:val="18"/>
-        </w:rPr>
-        <w:t>az na rundę, gdy Mag w zasięgu 12” rzuca czar, może go rzucić z twojej pozycji z +1 do rzutu.</w:t>
-      </w:r>
-    </w:p>
-    <w:p>
-      <w:pPr>
-        <w:spacing w:after="0"/>
-        <w:rPr>
-          <w:sz w:val="18"/>
-          <w:szCs w:val="18"/>
-        </w:rPr>
-      </w:pPr>
-      <w:r>
-        <w:rPr>
-          <w:b/>
-          <w:bCs/>
-          <w:sz w:val="18"/>
-          <w:szCs w:val="18"/>
-        </w:rPr>
-        <w:t>Koordynacja:</w:t>
-      </w:r>
-      <w:r>
-        <w:rPr>
-          <w:sz w:val="18"/>
-          <w:szCs w:val="18"/>
-        </w:rPr>
-        <w:t xml:space="preserve"> </w:t>
-      </w:r>
-      <w:r>
-        <w:rPr>
-          <w:sz w:val="18"/>
-          <w:szCs w:val="18"/>
-        </w:rPr>
-        <w:t>P</w:t>
-      </w:r>
-      <w:r>
-        <w:rPr>
-          <w:sz w:val="18"/>
-          <w:szCs w:val="18"/>
-        </w:rPr>
-        <w:t>rzeciwnik pomija swoją następna aktywację.</w:t>
-      </w:r>
-    </w:p>
-    <w:p>
-      <w:pPr>
-        <w:spacing w:after="0"/>
-        <w:rPr>
-          <w:sz w:val="18"/>
-          <w:szCs w:val="18"/>
-        </w:rPr>
-      </w:pPr>
-      <w:r>
-        <w:rPr>
-          <w:b/>
-          <w:bCs/>
-          <w:sz w:val="18"/>
-          <w:szCs w:val="18"/>
-        </w:rPr>
-        <w:t>Przepowiednia:</w:t>
-      </w:r>
-      <w:r>
-        <w:rPr>
-          <w:sz w:val="18"/>
-          <w:szCs w:val="18"/>
-        </w:rPr>
-        <w:t xml:space="preserve"> </w:t>
-      </w:r>
-      <w:r>
-        <w:rPr>
-          <w:sz w:val="18"/>
-          <w:szCs w:val="18"/>
-        </w:rPr>
-        <w:t>W</w:t>
-      </w:r>
-      <w:r>
-        <w:rPr>
-          <w:sz w:val="18"/>
-          <w:szCs w:val="18"/>
-        </w:rPr>
-        <w:t xml:space="preserve">ybierz odział </w:t>
-      </w:r>
-      <w:r>
-        <w:rPr>
-          <w:sz w:val="18"/>
-          <w:szCs w:val="18"/>
-        </w:rPr>
-        <w:t>przeciwnika,</w:t>
-      </w:r>
-      <w:r>
-        <w:rPr>
-          <w:sz w:val="18"/>
-          <w:szCs w:val="18"/>
-        </w:rPr>
-        <w:t xml:space="preserve"> który zostanie aktywowany jako następny</w:t>
-      </w:r>
-      <w:r>
-        <w:rPr>
-          <w:sz w:val="18"/>
-          <w:szCs w:val="18"/>
-        </w:rPr>
-        <w:t>,</w:t>
-      </w:r>
-      <w:r>
-        <w:rPr>
-          <w:sz w:val="18"/>
-          <w:szCs w:val="18"/>
-        </w:rPr>
-        <w:t xml:space="preserve"> jeżeli to możliwe.</w:t>
-      </w:r>
-    </w:p>
-    <w:p>
-      <w:pPr>
-        <w:spacing w:after="0"/>
-        <w:rPr>
-          <w:sz w:val="18"/>
-          <w:szCs w:val="18"/>
-        </w:rPr>
-      </w:pPr>
-      <w:r>
-        <w:rPr>
-          <w:b/>
-          <w:bCs/>
-          <w:sz w:val="18"/>
-          <w:szCs w:val="18"/>
-        </w:rPr>
-        <w:t>Mobilizacja:</w:t>
-      </w:r>
-      <w:r>
-        <w:rPr>
-          <w:sz w:val="18"/>
-          <w:szCs w:val="18"/>
-        </w:rPr>
-        <w:t xml:space="preserve"> </w:t>
-      </w:r>
-      <w:r>
-        <w:rPr>
-          <w:sz w:val="18"/>
-          <w:szCs w:val="18"/>
-        </w:rPr>
-        <w:t>O</w:t>
-      </w:r>
-      <w:r>
-        <w:rPr>
-          <w:sz w:val="18"/>
-          <w:szCs w:val="18"/>
-        </w:rPr>
-        <w:t>ddział w zasięgu 12” przestaje być przyszpilony.</w:t>
-      </w:r>
-    </w:p>
-    <w:p>
-      <w:pPr>
-        <w:spacing w:after="0"/>
-        <w:rPr>
-          <w:sz w:val="18"/>
-          <w:szCs w:val="18"/>
-        </w:rPr>
-      </w:pPr>
-      <w:r>
-        <w:rPr>
-          <w:b/>
-          <w:bCs/>
-          <w:sz w:val="18"/>
-          <w:szCs w:val="18"/>
-        </w:rPr>
-        <w:t>Presja:</w:t>
-      </w:r>
-      <w:r>
-        <w:rPr>
-          <w:sz w:val="18"/>
-          <w:szCs w:val="18"/>
-        </w:rPr>
-        <w:t xml:space="preserve"> </w:t>
-      </w:r>
-      <w:r>
-        <w:rPr>
-          <w:sz w:val="18"/>
-          <w:szCs w:val="18"/>
-        </w:rPr>
-        <w:t>O</w:t>
-      </w:r>
-      <w:r>
-        <w:rPr>
-          <w:sz w:val="18"/>
-          <w:szCs w:val="18"/>
-        </w:rPr>
-        <w:t>ddział w zasięgu 12” przestaje być wyczerpany.</w:t>
       </w:r>
     </w:p>
     <w:p>
@@ -6780,19 +7491,108 @@
       </w:r>
       <w:r>
         <w:rPr>
-          <w:b/>
-          <w:bCs/>
-          <w:sz w:val="18"/>
-          <w:szCs w:val="18"/>
-        </w:rPr>
-        <w:t xml:space="preserve"> </w:t>
-      </w:r>
-      <w:r>
-        <w:rPr>
-          <w:sz w:val="18"/>
-          <w:szCs w:val="18"/>
-        </w:rPr>
-        <w:t>Zmniejsz liczbę odzyskanych ran w tej aktywacji, o liczbę ran otrzymanych tą bronią. Modele pokonane tę bronią nie mogą wrócić do gry.</w:t>
+          <w:sz w:val="18"/>
+          <w:szCs w:val="18"/>
+        </w:rPr>
+        <w:t xml:space="preserve"> Licz ran</w:t>
+      </w:r>
+      <w:r>
+        <w:rPr>
+          <w:sz w:val="18"/>
+          <w:szCs w:val="18"/>
+        </w:rPr>
+        <w:t>y</w:t>
+      </w:r>
+      <w:r>
+        <w:rPr>
+          <w:sz w:val="18"/>
+          <w:szCs w:val="18"/>
+        </w:rPr>
+        <w:t xml:space="preserve"> otrzyman</w:t>
+      </w:r>
+      <w:r>
+        <w:rPr>
+          <w:sz w:val="18"/>
+          <w:szCs w:val="18"/>
+        </w:rPr>
+        <w:t>e</w:t>
+      </w:r>
+      <w:r>
+        <w:rPr>
+          <w:sz w:val="18"/>
+          <w:szCs w:val="18"/>
+        </w:rPr>
+        <w:t xml:space="preserve"> taką bronią</w:t>
+      </w:r>
+      <w:r>
+        <w:rPr>
+          <w:sz w:val="18"/>
+          <w:szCs w:val="18"/>
+        </w:rPr>
+        <w:t xml:space="preserve"> w aktywacji. </w:t>
+      </w:r>
+      <w:r>
+        <w:rPr>
+          <w:sz w:val="18"/>
+          <w:szCs w:val="18"/>
+        </w:rPr>
+        <w:t xml:space="preserve">Zmniejsz liczbę </w:t>
+      </w:r>
+      <w:r>
+        <w:rPr>
+          <w:sz w:val="18"/>
+          <w:szCs w:val="18"/>
+        </w:rPr>
+        <w:t xml:space="preserve">ran </w:t>
+      </w:r>
+      <w:r>
+        <w:rPr>
+          <w:sz w:val="18"/>
+          <w:szCs w:val="18"/>
+        </w:rPr>
+        <w:t xml:space="preserve">odzyskanych </w:t>
+      </w:r>
+      <w:r>
+        <w:rPr>
+          <w:sz w:val="18"/>
+          <w:szCs w:val="18"/>
+        </w:rPr>
+        <w:t>o nią</w:t>
+      </w:r>
+      <w:r>
+        <w:rPr>
+          <w:sz w:val="18"/>
+          <w:szCs w:val="18"/>
+        </w:rPr>
+        <w:t xml:space="preserve">. </w:t>
+      </w:r>
+      <w:r>
+        <w:rPr>
+          <w:sz w:val="18"/>
+          <w:szCs w:val="18"/>
+        </w:rPr>
+        <w:t>M</w:t>
+      </w:r>
+      <w:r>
+        <w:rPr>
+          <w:sz w:val="18"/>
+          <w:szCs w:val="18"/>
+        </w:rPr>
+        <w:t xml:space="preserve">odele </w:t>
+      </w:r>
+      <w:r>
+        <w:rPr>
+          <w:sz w:val="18"/>
+          <w:szCs w:val="18"/>
+        </w:rPr>
+        <w:t>pokonane przez przydzielenie p</w:t>
+      </w:r>
+      <w:r>
+        <w:rPr>
+          <w:sz w:val="18"/>
+          <w:szCs w:val="18"/>
+        </w:rPr>
+        <w:t>ierwszych ran do tej liczby zostają zniszczone i nie mogą wrócić do gry.</w:t>
       </w:r>
       <w:r>
         <w:rPr>
@@ -7168,7 +7968,21 @@
           <w:sz w:val="18"/>
           <w:szCs w:val="18"/>
         </w:rPr>
-        <w:t xml:space="preserve"> wynosi 1,3- (jakość -1)/10*mnożniki: 0.5 za Nieustraszony, Straceńcy i Ucieczka</w:t>
+        <w:t xml:space="preserve"> wynosi 1,3- (jakość -1)/10*mnożniki: 0.5 za Nieustraszony</w:t>
+      </w:r>
+      <w:r>
+        <w:rPr>
+          <w:sz w:val="18"/>
+          <w:szCs w:val="18"/>
+        </w:rPr>
+        <w:t xml:space="preserve"> i</w:t>
+      </w:r>
+      <w:r>
+        <w:rPr>
+          <w:sz w:val="18"/>
+          <w:szCs w:val="18"/>
+        </w:rPr>
+        <w:t xml:space="preserve"> Straceńcy</w:t>
       </w:r>
     </w:p>
     <w:p>
@@ -9828,7 +10642,7 @@
                 <w:sz w:val="18"/>
                 <w:szCs w:val="18"/>
               </w:rPr>
-              <w:t>2</w:t>
+              <w:t>1</w:t>
             </w:r>
           </w:p>
         </w:tc>
@@ -9848,7 +10662,7 @@
                 <w:sz w:val="18"/>
                 <w:szCs w:val="18"/>
               </w:rPr>
-              <w:t>16</w:t>
+              <w:t>8</w:t>
             </w:r>
           </w:p>
         </w:tc>
@@ -9868,7 +10682,7 @@
                 <w:sz w:val="18"/>
                 <w:szCs w:val="18"/>
               </w:rPr>
-              <w:t>20</w:t>
+              <w:t>10</w:t>
             </w:r>
           </w:p>
         </w:tc>
@@ -10218,7 +11032,7 @@
                 <w:sz w:val="18"/>
                 <w:szCs w:val="18"/>
               </w:rPr>
-              <w:t>Okopany</w:t>
+              <w:t>Parowanie</w:t>
             </w:r>
           </w:p>
         </w:tc>
@@ -10238,7 +11052,7 @@
                 <w:sz w:val="18"/>
                 <w:szCs w:val="18"/>
               </w:rPr>
-              <w:t>1</w:t>
+              <w:t>1,5</w:t>
             </w:r>
           </w:p>
         </w:tc>
@@ -10258,7 +11072,7 @@
                 <w:sz w:val="18"/>
                 <w:szCs w:val="18"/>
               </w:rPr>
-              <w:t>8</w:t>
+              <w:t>12</w:t>
             </w:r>
           </w:p>
         </w:tc>
@@ -10278,7 +11092,7 @@
                 <w:sz w:val="18"/>
                 <w:szCs w:val="18"/>
               </w:rPr>
-              <w:t>10</w:t>
+              <w:t>15</w:t>
             </w:r>
           </w:p>
         </w:tc>
@@ -10300,7 +11114,7 @@
                 <w:sz w:val="18"/>
                 <w:szCs w:val="18"/>
               </w:rPr>
-              <w:t>Tarcza</w:t>
+              <w:t>Okopany</w:t>
             </w:r>
           </w:p>
         </w:tc>
@@ -10320,7 +11134,7 @@
                 <w:sz w:val="18"/>
                 <w:szCs w:val="18"/>
               </w:rPr>
-              <w:t>1.25</w:t>
+              <w:t>1</w:t>
             </w:r>
           </w:p>
         </w:tc>
@@ -10340,27 +11154,27 @@
                 <w:sz w:val="18"/>
                 <w:szCs w:val="18"/>
               </w:rPr>
+              <w:t>8</w:t>
+            </w:r>
+          </w:p>
+        </w:tc>
+        <w:tc>
+          <w:tcPr>
+            <w:tcW w:w="1048" w:type="dxa"/>
+          </w:tcPr>
+          <w:p>
+            <w:pPr>
+              <w:rPr>
+                <w:sz w:val="18"/>
+                <w:szCs w:val="18"/>
+              </w:rPr>
+            </w:pPr>
+            <w:r>
+              <w:rPr>
+                <w:sz w:val="18"/>
+                <w:szCs w:val="18"/>
+              </w:rPr>
               <w:t>10</w:t>
-            </w:r>
-          </w:p>
-        </w:tc>
-        <w:tc>
-          <w:tcPr>
-            <w:tcW w:w="1048" w:type="dxa"/>
-          </w:tcPr>
-          <w:p>
-            <w:pPr>
-              <w:rPr>
-                <w:sz w:val="18"/>
-                <w:szCs w:val="18"/>
-              </w:rPr>
-            </w:pPr>
-            <w:r>
-              <w:rPr>
-                <w:sz w:val="18"/>
-                <w:szCs w:val="18"/>
-              </w:rPr>
-              <w:t>12,5</w:t>
             </w:r>
           </w:p>
         </w:tc>
@@ -10382,7 +11196,7 @@
                 <w:sz w:val="18"/>
                 <w:szCs w:val="18"/>
               </w:rPr>
-              <w:t>Nieustraszony</w:t>
+              <w:t>Tarcza</w:t>
             </w:r>
           </w:p>
         </w:tc>
@@ -10402,7 +11216,21 @@
                 <w:sz w:val="18"/>
                 <w:szCs w:val="18"/>
               </w:rPr>
-              <w:t>Patrz morale</w:t>
+              <w:t>1</w:t>
+            </w:r>
+            <w:r>
+              <w:rPr>
+                <w:sz w:val="18"/>
+                <w:szCs w:val="18"/>
+              </w:rPr>
+              <w:t>,</w:t>
+            </w:r>
+            <w:r>
+              <w:rPr>
+                <w:sz w:val="18"/>
+                <w:szCs w:val="18"/>
+              </w:rPr>
+              <w:t>25</w:t>
             </w:r>
           </w:p>
         </w:tc>
@@ -10422,7 +11250,7 @@
                 <w:sz w:val="18"/>
                 <w:szCs w:val="18"/>
               </w:rPr>
-              <w:t>12</w:t>
+              <w:t>10</w:t>
             </w:r>
           </w:p>
         </w:tc>
@@ -10442,7 +11270,7 @@
                 <w:sz w:val="18"/>
                 <w:szCs w:val="18"/>
               </w:rPr>
-              <w:t>15</w:t>
+              <w:t>12,5</w:t>
             </w:r>
           </w:p>
         </w:tc>
@@ -10464,7 +11292,7 @@
                 <w:sz w:val="18"/>
                 <w:szCs w:val="18"/>
               </w:rPr>
-              <w:t>Straceńcy</w:t>
+              <w:t>Nieustraszony</w:t>
             </w:r>
           </w:p>
         </w:tc>
@@ -10546,7 +11374,7 @@
                 <w:sz w:val="18"/>
                 <w:szCs w:val="18"/>
               </w:rPr>
-              <w:t>Strażnik</w:t>
+              <w:t>Straceńcy</w:t>
             </w:r>
           </w:p>
         </w:tc>
@@ -10566,7 +11394,7 @@
                 <w:sz w:val="18"/>
                 <w:szCs w:val="18"/>
               </w:rPr>
-              <w:t>Parz broń</w:t>
+              <w:t>Patrz morale</w:t>
             </w:r>
           </w:p>
         </w:tc>
@@ -10586,7 +11414,7 @@
                 <w:sz w:val="18"/>
                 <w:szCs w:val="18"/>
               </w:rPr>
-              <w:t>72</w:t>
+              <w:t>12</w:t>
             </w:r>
           </w:p>
         </w:tc>
@@ -10606,7 +11434,7 @@
                 <w:sz w:val="18"/>
                 <w:szCs w:val="18"/>
               </w:rPr>
-              <w:t>90</w:t>
+              <w:t>15</w:t>
             </w:r>
           </w:p>
         </w:tc>
@@ -10628,7 +11456,7 @@
                 <w:sz w:val="18"/>
                 <w:szCs w:val="18"/>
               </w:rPr>
-              <w:t>Instynkt</w:t>
+              <w:t>Strażnik</w:t>
             </w:r>
           </w:p>
         </w:tc>
@@ -10648,7 +11476,7 @@
                 <w:sz w:val="18"/>
                 <w:szCs w:val="18"/>
               </w:rPr>
-              <w:t>-1</w:t>
+              <w:t>Parz broń</w:t>
             </w:r>
           </w:p>
         </w:tc>
@@ -10668,7 +11496,7 @@
                 <w:sz w:val="18"/>
                 <w:szCs w:val="18"/>
               </w:rPr>
-              <w:t>8</w:t>
+              <w:t>72</w:t>
             </w:r>
           </w:p>
         </w:tc>
@@ -10688,7 +11516,7 @@
                 <w:sz w:val="18"/>
                 <w:szCs w:val="18"/>
               </w:rPr>
-              <w:t>10</w:t>
+              <w:t>90</w:t>
             </w:r>
           </w:p>
         </w:tc>
@@ -10710,7 +11538,7 @@
                 <w:sz w:val="18"/>
                 <w:szCs w:val="18"/>
               </w:rPr>
-              <w:t>Ucieczka</w:t>
+              <w:t>Instynkt</w:t>
             </w:r>
           </w:p>
         </w:tc>
@@ -10730,7 +11558,7 @@
                 <w:sz w:val="18"/>
                 <w:szCs w:val="18"/>
               </w:rPr>
-              <w:t>Patrz morale</w:t>
+              <w:t>-1</w:t>
             </w:r>
           </w:p>
         </w:tc>
@@ -10750,7 +11578,7 @@
                 <w:sz w:val="18"/>
                 <w:szCs w:val="18"/>
               </w:rPr>
-              <w:t>12</w:t>
+              <w:t>8</w:t>
             </w:r>
           </w:p>
         </w:tc>
@@ -10770,7 +11598,7 @@
                 <w:sz w:val="18"/>
                 <w:szCs w:val="18"/>
               </w:rPr>
-              <w:t>15</w:t>
+              <w:t>10</w:t>
             </w:r>
           </w:p>
         </w:tc>
@@ -11459,53 +12287,98 @@
           <w:sz w:val="18"/>
           <w:szCs w:val="18"/>
         </w:rPr>
-        <w:t xml:space="preserve">: w zależności od innych zdolności modelu, X* 3,5 Samolot, 2,5 Zasadzka/Zwiadowca, 1,5 Latający, 1,25 Szybki/Zwinny, 1 pozostałe. </w:t>
-      </w:r>
-    </w:p>
-    <w:p>
-      <w:pPr>
-        <w:spacing w:after="0"/>
-        <w:rPr>
-          <w:sz w:val="18"/>
-          <w:szCs w:val="18"/>
-        </w:rPr>
-      </w:pPr>
-      <w:r>
-        <w:rPr>
-          <w:sz w:val="18"/>
-          <w:szCs w:val="18"/>
-        </w:rPr>
-        <w:t>Platforma strzelecka lub Otwarty transport</w:t>
-      </w:r>
-      <w:r>
-        <w:rPr>
-          <w:sz w:val="18"/>
-          <w:szCs w:val="18"/>
-        </w:rPr>
-        <w:t>: Transport +0,25*X</w:t>
-      </w:r>
-    </w:p>
-    <w:p>
-      <w:pPr>
-        <w:spacing w:after="0"/>
-        <w:rPr>
-          <w:sz w:val="18"/>
-          <w:szCs w:val="18"/>
-        </w:rPr>
-      </w:pPr>
-      <w:r>
-        <w:rPr>
-          <w:sz w:val="18"/>
-          <w:szCs w:val="18"/>
-        </w:rPr>
-        <w:t>Sekcje</w:t>
-      </w:r>
-      <w:r>
-        <w:rPr>
-          <w:sz w:val="18"/>
-          <w:szCs w:val="18"/>
-        </w:rPr>
-        <w:t>: 0, zdolności z kosztem za model liczysz raz.</w:t>
+        <w:t>: w zależności od innych zdolności modelu, X*</w:t>
+      </w:r>
+      <w:r>
+        <w:rPr>
+          <w:sz w:val="18"/>
+          <w:szCs w:val="18"/>
+        </w:rPr>
+        <w:t>(1+ 3</w:t>
+      </w:r>
+      <w:r>
+        <w:rPr>
+          <w:sz w:val="18"/>
+          <w:szCs w:val="18"/>
+        </w:rPr>
+        <w:t xml:space="preserve"> </w:t>
+      </w:r>
+      <w:r>
+        <w:rPr>
+          <w:sz w:val="18"/>
+          <w:szCs w:val="18"/>
+        </w:rPr>
+        <w:t xml:space="preserve">za </w:t>
+      </w:r>
+      <w:r>
+        <w:rPr>
+          <w:sz w:val="18"/>
+          <w:szCs w:val="18"/>
+        </w:rPr>
+        <w:t xml:space="preserve">Samolot, </w:t>
+      </w:r>
+      <w:r>
+        <w:rPr>
+          <w:sz w:val="18"/>
+          <w:szCs w:val="18"/>
+        </w:rPr>
+        <w:t>0,</w:t>
+      </w:r>
+      <w:r>
+        <w:rPr>
+          <w:sz w:val="18"/>
+          <w:szCs w:val="18"/>
+        </w:rPr>
+        <w:t xml:space="preserve">5 </w:t>
+      </w:r>
+      <w:r>
+        <w:rPr>
+          <w:sz w:val="18"/>
+          <w:szCs w:val="18"/>
+        </w:rPr>
+        <w:t xml:space="preserve">za </w:t>
+      </w:r>
+      <w:r>
+        <w:rPr>
+          <w:sz w:val="18"/>
+          <w:szCs w:val="18"/>
+        </w:rPr>
+        <w:t xml:space="preserve">Latający, </w:t>
+      </w:r>
+      <w:r>
+        <w:rPr>
+          <w:sz w:val="18"/>
+          <w:szCs w:val="18"/>
+        </w:rPr>
+        <w:t>0</w:t>
+      </w:r>
+      <w:r>
+        <w:rPr>
+          <w:sz w:val="18"/>
+          <w:szCs w:val="18"/>
+        </w:rPr>
+        <w:t xml:space="preserve">,25 </w:t>
+      </w:r>
+      <w:r>
+        <w:rPr>
+          <w:sz w:val="18"/>
+          <w:szCs w:val="18"/>
+        </w:rPr>
+        <w:t xml:space="preserve">za </w:t>
+      </w:r>
+      <w:r>
+        <w:rPr>
+          <w:sz w:val="18"/>
+          <w:szCs w:val="18"/>
+        </w:rPr>
+        <w:t>Szybki/Zwinny</w:t>
+      </w:r>
+      <w:r>
+        <w:rPr>
+          <w:sz w:val="18"/>
+          <w:szCs w:val="18"/>
+        </w:rPr>
+        <w:t>)</w:t>
       </w:r>
       <w:r>
         <w:rPr>
@@ -11542,6 +12415,12 @@
           <w:szCs w:val="18"/>
         </w:rPr>
         <w:br/>
+      </w:r>
+      <w:r>
+        <w:rPr>
+          <w:sz w:val="18"/>
+          <w:szCs w:val="18"/>
+        </w:rPr>
         <w:t>Mistrzostwo (X): policz koszt broni jakby miały X</w:t>
       </w:r>
       <w:r>
@@ -11556,7 +12435,35 @@
           <w:sz w:val="18"/>
           <w:szCs w:val="18"/>
         </w:rPr>
-        <w:t xml:space="preserve"> większy koszt broni z X i bez: Zasięg 24”</w:t>
+        <w:t xml:space="preserve"> większ</w:t>
+      </w:r>
+      <w:r>
+        <w:rPr>
+          <w:sz w:val="18"/>
+          <w:szCs w:val="18"/>
+        </w:rPr>
+        <w:t>ą różnicę</w:t>
+      </w:r>
+      <w:r>
+        <w:rPr>
+          <w:sz w:val="18"/>
+          <w:szCs w:val="18"/>
+        </w:rPr>
+        <w:t xml:space="preserve"> koszt</w:t>
+      </w:r>
+      <w:r>
+        <w:rPr>
+          <w:sz w:val="18"/>
+          <w:szCs w:val="18"/>
+        </w:rPr>
+        <w:t>u</w:t>
+      </w:r>
+      <w:r>
+        <w:rPr>
+          <w:sz w:val="18"/>
+          <w:szCs w:val="18"/>
+        </w:rPr>
+        <w:t xml:space="preserve"> broni z X i bez: Zasięg 24”</w:t>
       </w:r>
       <w:r>
         <w:rPr>
@@ -15002,7 +15909,6 @@
           <w:sz w:val="18"/>
           <w:szCs w:val="18"/>
         </w:rPr>
-        <w:lastRenderedPageBreak/>
         <w:t>Ociężałość: 20</w:t>
       </w:r>
     </w:p>
@@ -15117,22 +16023,6 @@
           <w:sz w:val="18"/>
           <w:szCs w:val="18"/>
         </w:rPr>
-        <w:t>Przekaźnik: 4</w:t>
-      </w:r>
-    </w:p>
-    <w:p>
-      <w:pPr>
-        <w:spacing w:after="0"/>
-        <w:rPr>
-          <w:sz w:val="18"/>
-          <w:szCs w:val="18"/>
-        </w:rPr>
-      </w:pPr>
-      <w:r>
-        <w:rPr>
-          <w:sz w:val="18"/>
-          <w:szCs w:val="18"/>
-        </w:rPr>
         <w:t>Łatanie: 20</w:t>
       </w:r>
     </w:p>
@@ -15214,27 +16104,6 @@
           <w:sz w:val="18"/>
           <w:szCs w:val="18"/>
         </w:rPr>
-        <w:t xml:space="preserve">, </w:t>
-      </w:r>
-      <w:r>
-        <w:rPr>
-          <w:sz w:val="18"/>
-          <w:szCs w:val="18"/>
-        </w:rPr>
-        <w:t>Koordynacja</w:t>
-      </w:r>
-      <w:r>
-        <w:rPr>
-          <w:sz w:val="18"/>
-          <w:szCs w:val="18"/>
-        </w:rPr>
-        <w:t>. Przepowiednia i Presja</w:t>
-      </w:r>
-      <w:r>
-        <w:rPr>
-          <w:sz w:val="18"/>
-          <w:szCs w:val="18"/>
-        </w:rPr>
         <w:t>: 45</w:t>
       </w:r>
     </w:p>
@@ -15246,12 +16115,88 @@
           <w:szCs w:val="18"/>
         </w:rPr>
       </w:pPr>
-      <w:r>
-        <w:rPr>
-          <w:sz w:val="18"/>
-          <w:szCs w:val="18"/>
-        </w:rPr>
-        <w:t>Mobilizacja: 30</w:t>
+    </w:p>
+    <w:p>
+      <w:pPr>
+        <w:spacing w:after="0"/>
+        <w:rPr>
+          <w:b/>
+          <w:bCs/>
+          <w:sz w:val="18"/>
+          <w:szCs w:val="18"/>
+        </w:rPr>
+      </w:pPr>
+      <w:r>
+        <w:rPr>
+          <w:b/>
+          <w:bCs/>
+          <w:sz w:val="18"/>
+          <w:szCs w:val="18"/>
+        </w:rPr>
+        <w:t>Konwencje:</w:t>
+      </w:r>
+    </w:p>
+    <w:p>
+      <w:pPr>
+        <w:spacing w:after="0"/>
+        <w:rPr>
+          <w:b/>
+          <w:bCs/>
+          <w:sz w:val="18"/>
+          <w:szCs w:val="18"/>
+        </w:rPr>
+      </w:pPr>
+    </w:p>
+    <w:p>
+      <w:pPr>
+        <w:spacing w:after="0"/>
+        <w:rPr>
+          <w:sz w:val="18"/>
+          <w:szCs w:val="18"/>
+        </w:rPr>
+      </w:pPr>
+      <w:r>
+        <w:rPr>
+          <w:b/>
+          <w:bCs/>
+          <w:sz w:val="18"/>
+          <w:szCs w:val="18"/>
+        </w:rPr>
+        <w:t>Regimenty:</w:t>
+      </w:r>
+    </w:p>
+    <w:p>
+      <w:pPr>
+        <w:spacing w:after="0"/>
+        <w:rPr>
+          <w:sz w:val="18"/>
+          <w:szCs w:val="18"/>
+        </w:rPr>
+      </w:pPr>
+      <w:r>
+        <w:rPr>
+          <w:sz w:val="18"/>
+          <w:szCs w:val="18"/>
+        </w:rPr>
+        <w:t>Zalecane, dla chcących spróbować bardziej pozycyjnej gry.</w:t>
+      </w:r>
+    </w:p>
+    <w:p>
+      <w:pPr>
+        <w:spacing w:after="0"/>
+        <w:rPr>
+          <w:b/>
+          <w:bCs/>
+          <w:sz w:val="18"/>
+          <w:szCs w:val="18"/>
+        </w:rPr>
+      </w:pPr>
+      <w:r>
+        <w:rPr>
+          <w:sz w:val="18"/>
+          <w:szCs w:val="18"/>
+        </w:rPr>
+        <w:t>Cała tacka kilkunastu modeli, powinna być w rozpisce jednym modelem z wysoką wytrzymałością i cechami Rój i Zwrot. Zalecamy, aby wszystkie oddziały miały cechę Zwrot i Przygotowanie i nie więcej niż 2 „modele”.</w:t>
       </w:r>
     </w:p>
     <w:sectPr>
@@ -15769,6 +16714,119 @@
     </w:lvl>
   </w:abstractNum>
   <w:abstractNum w:abstractNumId="4" w15:restartNumberingAfterBreak="0">
+    <w:nsid w:val="3BE4574F"/>
+    <w:multiLevelType w:val="hybridMultilevel"/>
+    <w:tmpl w:val="6F347CA8"/>
+    <w:lvl w:ilvl="0" w:tplc="04150001">
+      <w:start w:val="1"/>
+      <w:numFmt w:val="bullet"/>
+      <w:lvlText w:val=""/>
+      <w:lvlJc w:val="left"/>
+      <w:pPr>
+        <w:ind w:left="360" w:hanging="360"/>
+      </w:pPr>
+      <w:rPr>
+        <w:rFonts w:ascii="Symbol" w:hAnsi="Symbol" w:hint="default"/>
+      </w:rPr>
+    </w:lvl>
+    <w:lvl w:ilvl="1" w:tplc="04150003" w:tentative="1">
+      <w:start w:val="1"/>
+      <w:numFmt w:val="bullet"/>
+      <w:lvlText w:val="o"/>
+      <w:lvlJc w:val="left"/>
+      <w:pPr>
+        <w:ind w:left="1080" w:hanging="360"/>
+      </w:pPr>
+      <w:rPr>
+        <w:rFonts w:ascii="Courier New" w:hAnsi="Courier New" w:cs="Courier New" w:hint="default"/>
+      </w:rPr>
+    </w:lvl>
+    <w:lvl w:ilvl="2" w:tplc="04150005" w:tentative="1">
+      <w:start w:val="1"/>
+      <w:numFmt w:val="bullet"/>
+      <w:lvlText w:val=""/>
+      <w:lvlJc w:val="left"/>
+      <w:pPr>
+        <w:ind w:left="1800" w:hanging="360"/>
+      </w:pPr>
+      <w:rPr>
+        <w:rFonts w:ascii="Wingdings" w:hAnsi="Wingdings" w:hint="default"/>
+      </w:rPr>
+    </w:lvl>
+    <w:lvl w:ilvl="3" w:tplc="04150001" w:tentative="1">
+      <w:start w:val="1"/>
+      <w:numFmt w:val="bullet"/>
+      <w:lvlText w:val=""/>
+      <w:lvlJc w:val="left"/>
+      <w:pPr>
+        <w:ind w:left="2520" w:hanging="360"/>
+      </w:pPr>
+      <w:rPr>
+        <w:rFonts w:ascii="Symbol" w:hAnsi="Symbol" w:hint="default"/>
+      </w:rPr>
+    </w:lvl>
+    <w:lvl w:ilvl="4" w:tplc="04150003" w:tentative="1">
+      <w:start w:val="1"/>
+      <w:numFmt w:val="bullet"/>
+      <w:lvlText w:val="o"/>
+      <w:lvlJc w:val="left"/>
+      <w:pPr>
+        <w:ind w:left="3240" w:hanging="360"/>
+      </w:pPr>
+      <w:rPr>
+        <w:rFonts w:ascii="Courier New" w:hAnsi="Courier New" w:cs="Courier New" w:hint="default"/>
+      </w:rPr>
+    </w:lvl>
+    <w:lvl w:ilvl="5" w:tplc="04150005" w:tentative="1">
+      <w:start w:val="1"/>
+      <w:numFmt w:val="bullet"/>
+      <w:lvlText w:val=""/>
+      <w:lvlJc w:val="left"/>
+      <w:pPr>
+        <w:ind w:left="3960" w:hanging="360"/>
+      </w:pPr>
+      <w:rPr>
+        <w:rFonts w:ascii="Wingdings" w:hAnsi="Wingdings" w:hint="default"/>
+      </w:rPr>
+    </w:lvl>
+    <w:lvl w:ilvl="6" w:tplc="04150001" w:tentative="1">
+      <w:start w:val="1"/>
+      <w:numFmt w:val="bullet"/>
+      <w:lvlText w:val=""/>
+      <w:lvlJc w:val="left"/>
+      <w:pPr>
+        <w:ind w:left="4680" w:hanging="360"/>
+      </w:pPr>
+      <w:rPr>
+        <w:rFonts w:ascii="Symbol" w:hAnsi="Symbol" w:hint="default"/>
+      </w:rPr>
+    </w:lvl>
+    <w:lvl w:ilvl="7" w:tplc="04150003" w:tentative="1">
+      <w:start w:val="1"/>
+      <w:numFmt w:val="bullet"/>
+      <w:lvlText w:val="o"/>
+      <w:lvlJc w:val="left"/>
+      <w:pPr>
+        <w:ind w:left="5400" w:hanging="360"/>
+      </w:pPr>
+      <w:rPr>
+        <w:rFonts w:ascii="Courier New" w:hAnsi="Courier New" w:cs="Courier New" w:hint="default"/>
+      </w:rPr>
+    </w:lvl>
+    <w:lvl w:ilvl="8" w:tplc="04150005" w:tentative="1">
+      <w:start w:val="1"/>
+      <w:numFmt w:val="bullet"/>
+      <w:lvlText w:val=""/>
+      <w:lvlJc w:val="left"/>
+      <w:pPr>
+        <w:ind w:left="6120" w:hanging="360"/>
+      </w:pPr>
+      <w:rPr>
+        <w:rFonts w:ascii="Wingdings" w:hAnsi="Wingdings" w:hint="default"/>
+      </w:rPr>
+    </w:lvl>
+  </w:abstractNum>
+  <w:abstractNum w:abstractNumId="5" w15:restartNumberingAfterBreak="0">
     <w:nsid w:val="4A456DF1"/>
     <w:multiLevelType w:val="hybridMultilevel"/>
     <w:tmpl w:val="2668E528"/>
@@ -15854,7 +16912,7 @@
       </w:pPr>
     </w:lvl>
   </w:abstractNum>
-  <w:abstractNum w:abstractNumId="5" w15:restartNumberingAfterBreak="0">
+  <w:abstractNum w:abstractNumId="6" w15:restartNumberingAfterBreak="0">
     <w:nsid w:val="526356B5"/>
     <w:multiLevelType w:val="multilevel"/>
     <w:tmpl w:val="6E3ED9A8"/>
@@ -16003,7 +17061,7 @@
       </w:rPr>
     </w:lvl>
   </w:abstractNum>
-  <w:abstractNum w:abstractNumId="6" w15:restartNumberingAfterBreak="0">
+  <w:abstractNum w:abstractNumId="7" w15:restartNumberingAfterBreak="0">
     <w:nsid w:val="52AC6A4E"/>
     <w:multiLevelType w:val="hybridMultilevel"/>
     <w:tmpl w:val="1138185A"/>
@@ -16089,7 +17147,120 @@
       </w:pPr>
     </w:lvl>
   </w:abstractNum>
-  <w:abstractNum w:abstractNumId="7" w15:restartNumberingAfterBreak="0">
+  <w:abstractNum w:abstractNumId="8" w15:restartNumberingAfterBreak="0">
+    <w:nsid w:val="546866E0"/>
+    <w:multiLevelType w:val="hybridMultilevel"/>
+    <w:tmpl w:val="E7068930"/>
+    <w:lvl w:ilvl="0" w:tplc="04150001">
+      <w:start w:val="1"/>
+      <w:numFmt w:val="bullet"/>
+      <w:lvlText w:val=""/>
+      <w:lvlJc w:val="left"/>
+      <w:pPr>
+        <w:ind w:left="360" w:hanging="360"/>
+      </w:pPr>
+      <w:rPr>
+        <w:rFonts w:ascii="Symbol" w:hAnsi="Symbol" w:hint="default"/>
+      </w:rPr>
+    </w:lvl>
+    <w:lvl w:ilvl="1" w:tplc="04150003" w:tentative="1">
+      <w:start w:val="1"/>
+      <w:numFmt w:val="bullet"/>
+      <w:lvlText w:val="o"/>
+      <w:lvlJc w:val="left"/>
+      <w:pPr>
+        <w:ind w:left="1080" w:hanging="360"/>
+      </w:pPr>
+      <w:rPr>
+        <w:rFonts w:ascii="Courier New" w:hAnsi="Courier New" w:cs="Courier New" w:hint="default"/>
+      </w:rPr>
+    </w:lvl>
+    <w:lvl w:ilvl="2" w:tplc="04150005" w:tentative="1">
+      <w:start w:val="1"/>
+      <w:numFmt w:val="bullet"/>
+      <w:lvlText w:val=""/>
+      <w:lvlJc w:val="left"/>
+      <w:pPr>
+        <w:ind w:left="1800" w:hanging="360"/>
+      </w:pPr>
+      <w:rPr>
+        <w:rFonts w:ascii="Wingdings" w:hAnsi="Wingdings" w:hint="default"/>
+      </w:rPr>
+    </w:lvl>
+    <w:lvl w:ilvl="3" w:tplc="04150001" w:tentative="1">
+      <w:start w:val="1"/>
+      <w:numFmt w:val="bullet"/>
+      <w:lvlText w:val=""/>
+      <w:lvlJc w:val="left"/>
+      <w:pPr>
+        <w:ind w:left="2520" w:hanging="360"/>
+      </w:pPr>
+      <w:rPr>
+        <w:rFonts w:ascii="Symbol" w:hAnsi="Symbol" w:hint="default"/>
+      </w:rPr>
+    </w:lvl>
+    <w:lvl w:ilvl="4" w:tplc="04150003" w:tentative="1">
+      <w:start w:val="1"/>
+      <w:numFmt w:val="bullet"/>
+      <w:lvlText w:val="o"/>
+      <w:lvlJc w:val="left"/>
+      <w:pPr>
+        <w:ind w:left="3240" w:hanging="360"/>
+      </w:pPr>
+      <w:rPr>
+        <w:rFonts w:ascii="Courier New" w:hAnsi="Courier New" w:cs="Courier New" w:hint="default"/>
+      </w:rPr>
+    </w:lvl>
+    <w:lvl w:ilvl="5" w:tplc="04150005" w:tentative="1">
+      <w:start w:val="1"/>
+      <w:numFmt w:val="bullet"/>
+      <w:lvlText w:val=""/>
+      <w:lvlJc w:val="left"/>
+      <w:pPr>
+        <w:ind w:left="3960" w:hanging="360"/>
+      </w:pPr>
+      <w:rPr>
+        <w:rFonts w:ascii="Wingdings" w:hAnsi="Wingdings" w:hint="default"/>
+      </w:rPr>
+    </w:lvl>
+    <w:lvl w:ilvl="6" w:tplc="04150001" w:tentative="1">
+      <w:start w:val="1"/>
+      <w:numFmt w:val="bullet"/>
+      <w:lvlText w:val=""/>
+      <w:lvlJc w:val="left"/>
+      <w:pPr>
+        <w:ind w:left="4680" w:hanging="360"/>
+      </w:pPr>
+      <w:rPr>
+        <w:rFonts w:ascii="Symbol" w:hAnsi="Symbol" w:hint="default"/>
+      </w:rPr>
+    </w:lvl>
+    <w:lvl w:ilvl="7" w:tplc="04150003" w:tentative="1">
+      <w:start w:val="1"/>
+      <w:numFmt w:val="bullet"/>
+      <w:lvlText w:val="o"/>
+      <w:lvlJc w:val="left"/>
+      <w:pPr>
+        <w:ind w:left="5400" w:hanging="360"/>
+      </w:pPr>
+      <w:rPr>
+        <w:rFonts w:ascii="Courier New" w:hAnsi="Courier New" w:cs="Courier New" w:hint="default"/>
+      </w:rPr>
+    </w:lvl>
+    <w:lvl w:ilvl="8" w:tplc="04150005" w:tentative="1">
+      <w:start w:val="1"/>
+      <w:numFmt w:val="bullet"/>
+      <w:lvlText w:val=""/>
+      <w:lvlJc w:val="left"/>
+      <w:pPr>
+        <w:ind w:left="6120" w:hanging="360"/>
+      </w:pPr>
+      <w:rPr>
+        <w:rFonts w:ascii="Wingdings" w:hAnsi="Wingdings" w:hint="default"/>
+      </w:rPr>
+    </w:lvl>
+  </w:abstractNum>
+  <w:abstractNum w:abstractNumId="9" w15:restartNumberingAfterBreak="0">
     <w:nsid w:val="6CE02867"/>
     <w:multiLevelType w:val="multilevel"/>
     <w:tmpl w:val="74AEADF4"/>
@@ -16238,7 +17409,7 @@
       </w:rPr>
     </w:lvl>
   </w:abstractNum>
-  <w:abstractNum w:abstractNumId="8" w15:restartNumberingAfterBreak="0">
+  <w:abstractNum w:abstractNumId="10" w15:restartNumberingAfterBreak="0">
     <w:nsid w:val="70356216"/>
     <w:multiLevelType w:val="hybridMultilevel"/>
     <w:tmpl w:val="7F2A022A"/>
@@ -16361,22 +17532,28 @@
     <w:abstractNumId w:val="1"/>
   </w:num>
   <w:num w:numId="4" w16cid:durableId="1408308384">
-    <w:abstractNumId w:val="5"/>
+    <w:abstractNumId w:val="6"/>
   </w:num>
   <w:num w:numId="5" w16cid:durableId="109279683">
+    <w:abstractNumId w:val="9"/>
+  </w:num>
+  <w:num w:numId="6" w16cid:durableId="657147143">
     <w:abstractNumId w:val="7"/>
   </w:num>
-  <w:num w:numId="6" w16cid:durableId="657147143">
-    <w:abstractNumId w:val="6"/>
-  </w:num>
   <w:num w:numId="7" w16cid:durableId="1869828609">
-    <w:abstractNumId w:val="4"/>
+    <w:abstractNumId w:val="5"/>
   </w:num>
   <w:num w:numId="8" w16cid:durableId="816461334">
     <w:abstractNumId w:val="3"/>
   </w:num>
   <w:num w:numId="9" w16cid:durableId="1623537510">
+    <w:abstractNumId w:val="10"/>
+  </w:num>
+  <w:num w:numId="10" w16cid:durableId="1335767445">
     <w:abstractNumId w:val="8"/>
+  </w:num>
+  <w:num w:numId="11" w16cid:durableId="90976186">
+    <w:abstractNumId w:val="4"/>
   </w:num>
 </w:numbering>
 </file>

--- a/app/static/docs/SZOP.docx
+++ b/app/static/docs/SZOP.docx
@@ -79,7 +79,14 @@
           <w:sz w:val="18"/>
           <w:szCs w:val="18"/>
         </w:rPr>
-        <w:t>sześciościenną kością. Wynik większy</w:t>
+        <w:t>k6</w:t>
+      </w:r>
+      <w:r>
+        <w:rPr>
+          <w:sz w:val="18"/>
+          <w:szCs w:val="18"/>
+        </w:rPr>
+        <w:t>. Wynik większy</w:t>
       </w:r>
       <w:r>
         <w:rPr>
@@ -277,6 +284,38 @@
       <w:pPr>
         <w:spacing w:after="0"/>
         <w:rPr>
+          <w:sz w:val="18"/>
+          <w:szCs w:val="18"/>
+        </w:rPr>
+      </w:pPr>
+      <w:r>
+        <w:rPr>
+          <w:b/>
+          <w:bCs/>
+          <w:sz w:val="18"/>
+          <w:szCs w:val="18"/>
+        </w:rPr>
+        <w:t>Trudny</w:t>
+      </w:r>
+      <w:r>
+        <w:rPr>
+          <w:sz w:val="18"/>
+          <w:szCs w:val="18"/>
+        </w:rPr>
+        <w:t xml:space="preserve">: </w:t>
+      </w:r>
+      <w:r>
+        <w:rPr>
+          <w:sz w:val="18"/>
+          <w:szCs w:val="18"/>
+        </w:rPr>
+        <w:t>Zasięg całego ruchu modelu jest o połowę mniejszy, jeżeli porusza się przez trudny teren.</w:t>
+      </w:r>
+    </w:p>
+    <w:p>
+      <w:pPr>
+        <w:spacing w:after="0"/>
+        <w:rPr>
           <w:kern w:val="0"/>
           <w14:ligatures w14:val="none"/>
         </w:rPr>
@@ -288,46 +327,55 @@
           <w:sz w:val="18"/>
           <w:szCs w:val="18"/>
         </w:rPr>
-        <w:t>Zasłaniający:</w:t>
-      </w:r>
-      <w:r>
-        <w:rPr>
-          <w:sz w:val="18"/>
-          <w:szCs w:val="18"/>
-        </w:rPr>
-        <w:t xml:space="preserve"> Blokuje linię wzroku, z wyjątkiem do i od oddziałów wewnątrz.</w:t>
-      </w:r>
-    </w:p>
-    <w:p>
-      <w:pPr>
-        <w:spacing w:after="0"/>
-        <w:rPr>
-          <w:sz w:val="18"/>
-          <w:szCs w:val="18"/>
-        </w:rPr>
-      </w:pPr>
-      <w:r>
-        <w:rPr>
-          <w:b/>
-          <w:bCs/>
-          <w:sz w:val="18"/>
-          <w:szCs w:val="18"/>
-        </w:rPr>
-        <w:t>Trudny</w:t>
-      </w:r>
-      <w:r>
-        <w:rPr>
-          <w:sz w:val="18"/>
-          <w:szCs w:val="18"/>
-        </w:rPr>
-        <w:t xml:space="preserve">: </w:t>
-      </w:r>
-      <w:r>
-        <w:rPr>
-          <w:sz w:val="18"/>
-          <w:szCs w:val="18"/>
-        </w:rPr>
-        <w:t>Zasięg całego ruchu modelu jest o połowę mniejszy, jeżeli porusza się przez trudny teren.</w:t>
+        <w:t>Niebezpieczny</w:t>
+      </w:r>
+      <w:r>
+        <w:rPr>
+          <w:sz w:val="18"/>
+          <w:szCs w:val="18"/>
+        </w:rPr>
+        <w:t>: Gdy dany model po raz pierwszy podczas aktywacji poruszy się przez niebezpiecznym terenie, rzuć tyloma kośćmi, ile ran potrzeba, aby go zniszczyć. Za każdą wyrzuconą 1 jego oddział otrzymuje ranę.</w:t>
+      </w:r>
+    </w:p>
+    <w:p>
+      <w:pPr>
+        <w:spacing w:after="0"/>
+        <w:rPr>
+          <w:sz w:val="18"/>
+          <w:szCs w:val="18"/>
+        </w:rPr>
+      </w:pPr>
+      <w:r>
+        <w:rPr>
+          <w:b/>
+          <w:bCs/>
+          <w:sz w:val="18"/>
+          <w:szCs w:val="18"/>
+        </w:rPr>
+        <w:t>O</w:t>
+      </w:r>
+      <w:r>
+        <w:rPr>
+          <w:b/>
+          <w:bCs/>
+          <w:sz w:val="18"/>
+          <w:szCs w:val="18"/>
+        </w:rPr>
+        <w:t>bronny</w:t>
+      </w:r>
+      <w:r>
+        <w:rPr>
+          <w:sz w:val="18"/>
+          <w:szCs w:val="18"/>
+        </w:rPr>
+        <w:t>:</w:t>
+      </w:r>
+      <w:r>
+        <w:rPr>
+          <w:sz w:val="18"/>
+          <w:szCs w:val="18"/>
+        </w:rPr>
+        <w:t xml:space="preserve"> Modele wewnątrz mają osłonę.</w:t>
       </w:r>
     </w:p>
     <w:p>
@@ -345,55 +393,46 @@
           <w:sz w:val="18"/>
           <w:szCs w:val="18"/>
         </w:rPr>
-        <w:t>Niebezpieczny</w:t>
-      </w:r>
-      <w:r>
-        <w:rPr>
-          <w:sz w:val="18"/>
-          <w:szCs w:val="18"/>
-        </w:rPr>
-        <w:t>: Gdy dany model po raz pierwszy podczas aktywacji poruszy się przez niebezpiecznym terenie, rzuć tyloma kośćmi, ile ran potrzeba, aby go zniszczyć. Za każdą wyrzuconą 1 jego oddział otrzymuje ranę.</w:t>
-      </w:r>
-    </w:p>
-    <w:p>
-      <w:pPr>
-        <w:spacing w:after="0"/>
-        <w:rPr>
-          <w:sz w:val="18"/>
-          <w:szCs w:val="18"/>
-        </w:rPr>
-      </w:pPr>
-      <w:r>
-        <w:rPr>
-          <w:b/>
-          <w:bCs/>
-          <w:sz w:val="18"/>
-          <w:szCs w:val="18"/>
-        </w:rPr>
-        <w:t>O</w:t>
-      </w:r>
-      <w:r>
-        <w:rPr>
-          <w:b/>
-          <w:bCs/>
-          <w:sz w:val="18"/>
-          <w:szCs w:val="18"/>
-        </w:rPr>
-        <w:t>bronny</w:t>
-      </w:r>
-      <w:r>
-        <w:rPr>
-          <w:sz w:val="18"/>
-          <w:szCs w:val="18"/>
-        </w:rPr>
-        <w:t>:</w:t>
-      </w:r>
-      <w:r>
-        <w:rPr>
-          <w:sz w:val="18"/>
-          <w:szCs w:val="18"/>
-        </w:rPr>
-        <w:t xml:space="preserve"> Modele wewnątrz mają osłonę.</w:t>
+        <w:t>Cele:</w:t>
+      </w:r>
+      <w:r>
+        <w:rPr>
+          <w:sz w:val="18"/>
+          <w:szCs w:val="18"/>
+        </w:rPr>
+        <w:t xml:space="preserve"> Jeden z graczy umieszcza 5 celów, z czego co najmniej jeden powinien znaleźć się w każdej ze stref rozstawienia oraz po lewej i prawej stronie pola bitwy. Cele powinny znajdować się co najmniej 12″ od siebie i 6″ od krawędzi mapy. Na koniec każdej tury, jeśli oddziały tylko jednego gracza znajdują się w odległości 3″ od celu, zostaje on przez niego zajęty. Pozostaje zajęty pomiędzy rundami. Gra kończy się po 4 rundach. Wygrywa gracz, który na koniec kontroluje więcej celów.</w:t>
+      </w:r>
+    </w:p>
+    <w:p>
+      <w:pPr>
+        <w:spacing w:after="0"/>
+        <w:rPr>
+          <w:sz w:val="18"/>
+          <w:szCs w:val="18"/>
+        </w:rPr>
+      </w:pPr>
+      <w:r>
+        <w:rPr>
+          <w:b/>
+          <w:bCs/>
+          <w:sz w:val="18"/>
+          <w:szCs w:val="18"/>
+        </w:rPr>
+        <w:t>Rozstawienie:</w:t>
+      </w:r>
+      <w:r>
+        <w:rPr>
+          <w:sz w:val="18"/>
+          <w:szCs w:val="18"/>
+        </w:rPr>
+        <w:t xml:space="preserve"> Drugi z graczy wybiera jedną ze stref rozstawienia i rozpoczyna naprzemienne wystawianie oddziałów.</w:t>
+      </w:r>
+      <w:r>
+        <w:rPr>
+          <w:sz w:val="18"/>
+          <w:szCs w:val="18"/>
+        </w:rPr>
+        <w:t xml:space="preserve"> Każdy rozstawiony oddział zostaje Ufortyfikowany.</w:t>
       </w:r>
     </w:p>
     <w:p>
@@ -404,46 +443,235 @@
           <w14:ligatures w14:val="none"/>
         </w:rPr>
       </w:pPr>
-      <w:r>
-        <w:rPr>
-          <w:b/>
-          <w:bCs/>
-          <w:sz w:val="18"/>
-          <w:szCs w:val="18"/>
-        </w:rPr>
-        <w:t>Cele:</w:t>
-      </w:r>
-      <w:r>
-        <w:rPr>
-          <w:sz w:val="18"/>
-          <w:szCs w:val="18"/>
-        </w:rPr>
-        <w:t xml:space="preserve"> Jeden z graczy umieszcza 5 celów, z czego co najmniej jeden powinien znaleźć się w każdej ze stref rozstawienia oraz po lewej i prawej stronie pola bitwy. Cele powinny znajdować się co najmniej 12″ od siebie i 6″ od krawędzi mapy. Na koniec każdej tury, jeśli oddziały tylko jednego gracza znajdują się w odległości 3″ od celu, zostaje on przez niego zajęty. Pozostaje zajęty pomiędzy rundami. Gra kończy się po 4 rundach. Wygrywa gracz, który na koniec kontroluje więcej celów.</w:t>
-      </w:r>
-    </w:p>
-    <w:p>
-      <w:pPr>
-        <w:spacing w:after="0"/>
-        <w:rPr>
-          <w:sz w:val="18"/>
-          <w:szCs w:val="18"/>
-        </w:rPr>
-      </w:pPr>
-      <w:r>
-        <w:rPr>
-          <w:b/>
-          <w:bCs/>
-          <w:sz w:val="18"/>
-          <w:szCs w:val="18"/>
-        </w:rPr>
-        <w:t>Rozstawienie:</w:t>
-      </w:r>
-      <w:r>
-        <w:rPr>
-          <w:sz w:val="18"/>
-          <w:szCs w:val="18"/>
-        </w:rPr>
-        <w:t xml:space="preserve"> Drugi z graczy wybiera jedną ze stref rozstawienia i rozpoczyna naprzemienne wystawianie oddziałów.</w:t>
+    </w:p>
+    <w:p>
+      <w:pPr>
+        <w:spacing w:after="0"/>
+        <w:rPr>
+          <w:sz w:val="18"/>
+          <w:szCs w:val="18"/>
+        </w:rPr>
+      </w:pPr>
+      <w:r>
+        <w:rPr>
+          <w:b/>
+          <w:bCs/>
+          <w:sz w:val="18"/>
+          <w:szCs w:val="18"/>
+        </w:rPr>
+        <w:t>Runda:</w:t>
+      </w:r>
+      <w:r>
+        <w:rPr>
+          <w:sz w:val="18"/>
+          <w:szCs w:val="18"/>
+        </w:rPr>
+        <w:t xml:space="preserve"> </w:t>
+      </w:r>
+      <w:r>
+        <w:rPr>
+          <w:sz w:val="18"/>
+          <w:szCs w:val="18"/>
+        </w:rPr>
+        <w:t>Gra rozgrywana jest w rundach, podczas których</w:t>
+      </w:r>
+      <w:r>
+        <w:rPr>
+          <w:sz w:val="18"/>
+          <w:szCs w:val="18"/>
+        </w:rPr>
+        <w:t xml:space="preserve"> </w:t>
+      </w:r>
+      <w:r>
+        <w:rPr>
+          <w:sz w:val="18"/>
+          <w:szCs w:val="18"/>
+        </w:rPr>
+        <w:t>gracze naprzemiennie aktywują po jedn</w:t>
+      </w:r>
+      <w:r>
+        <w:rPr>
+          <w:sz w:val="18"/>
+          <w:szCs w:val="18"/>
+        </w:rPr>
+        <w:t>ym oddziale</w:t>
+      </w:r>
+      <w:r>
+        <w:rPr>
+          <w:sz w:val="18"/>
+          <w:szCs w:val="18"/>
+        </w:rPr>
+        <w:t xml:space="preserve">, zaczynając od gracza, </w:t>
+      </w:r>
+      <w:r>
+        <w:rPr>
+          <w:sz w:val="18"/>
+          <w:szCs w:val="18"/>
+        </w:rPr>
+        <w:t xml:space="preserve">który </w:t>
+      </w:r>
+      <w:r>
+        <w:rPr>
+          <w:sz w:val="18"/>
+          <w:szCs w:val="18"/>
+        </w:rPr>
+        <w:t>w poprzedniej</w:t>
+      </w:r>
+      <w:r>
+        <w:rPr>
+          <w:sz w:val="18"/>
+          <w:szCs w:val="18"/>
+        </w:rPr>
+        <w:t xml:space="preserve"> </w:t>
+      </w:r>
+      <w:r>
+        <w:rPr>
+          <w:sz w:val="18"/>
+          <w:szCs w:val="18"/>
+        </w:rPr>
+        <w:t xml:space="preserve">rundzie </w:t>
+      </w:r>
+      <w:r>
+        <w:rPr>
+          <w:sz w:val="18"/>
+          <w:szCs w:val="18"/>
+        </w:rPr>
+        <w:t>zakończył</w:t>
+      </w:r>
+      <w:r>
+        <w:rPr>
+          <w:sz w:val="18"/>
+          <w:szCs w:val="18"/>
+        </w:rPr>
+        <w:t xml:space="preserve"> aktywacje </w:t>
+      </w:r>
+      <w:r>
+        <w:rPr>
+          <w:sz w:val="18"/>
+          <w:szCs w:val="18"/>
+        </w:rPr>
+        <w:t xml:space="preserve">(rozstawienie w pierwszej rundzie) </w:t>
+      </w:r>
+      <w:r>
+        <w:rPr>
+          <w:sz w:val="18"/>
+          <w:szCs w:val="18"/>
+        </w:rPr>
+        <w:t>jako pierwszy.</w:t>
+      </w:r>
+      <w:r>
+        <w:rPr>
+          <w:sz w:val="18"/>
+          <w:szCs w:val="18"/>
+        </w:rPr>
+        <w:t xml:space="preserve"> </w:t>
+      </w:r>
+    </w:p>
+    <w:p>
+      <w:pPr>
+        <w:spacing w:after="0"/>
+        <w:rPr>
+          <w:sz w:val="18"/>
+          <w:szCs w:val="18"/>
+        </w:rPr>
+      </w:pPr>
+      <w:r>
+        <w:rPr>
+          <w:b/>
+          <w:bCs/>
+          <w:sz w:val="18"/>
+          <w:szCs w:val="18"/>
+        </w:rPr>
+        <w:t xml:space="preserve">Aktywacja: </w:t>
+      </w:r>
+      <w:r>
+        <w:rPr>
+          <w:sz w:val="18"/>
+          <w:szCs w:val="18"/>
+        </w:rPr>
+        <w:t>Gracz wybiera oddział, który jeszcze nie był aktywowany w tej rundzie i wykonuje nim dwie różne akcje.</w:t>
+      </w:r>
+    </w:p>
+    <w:p>
+      <w:pPr>
+        <w:spacing w:after="0"/>
+        <w:rPr>
+          <w:sz w:val="18"/>
+          <w:szCs w:val="18"/>
+        </w:rPr>
+      </w:pPr>
+      <w:r>
+        <w:rPr>
+          <w:b/>
+          <w:bCs/>
+          <w:sz w:val="18"/>
+          <w:szCs w:val="18"/>
+        </w:rPr>
+        <w:t>Manewr</w:t>
+      </w:r>
+      <w:r>
+        <w:rPr>
+          <w:b/>
+          <w:bCs/>
+          <w:sz w:val="18"/>
+          <w:szCs w:val="18"/>
+        </w:rPr>
+        <w:t>:</w:t>
+      </w:r>
+      <w:r>
+        <w:rPr>
+          <w:sz w:val="18"/>
+          <w:szCs w:val="18"/>
+        </w:rPr>
+        <w:t xml:space="preserve"> </w:t>
+      </w:r>
+      <w:r>
+        <w:rPr>
+          <w:sz w:val="18"/>
+          <w:szCs w:val="18"/>
+        </w:rPr>
+        <w:t xml:space="preserve"> Oddział wykonuje Ruch. </w:t>
+      </w:r>
+      <w:r>
+        <w:rPr>
+          <w:sz w:val="18"/>
+          <w:szCs w:val="18"/>
+        </w:rPr>
+        <w:t>M</w:t>
+      </w:r>
+      <w:r>
+        <w:rPr>
+          <w:sz w:val="18"/>
+          <w:szCs w:val="18"/>
+        </w:rPr>
+        <w:t>ożna wykonać wielokrotnie w aktywacji.</w:t>
+      </w:r>
+    </w:p>
+    <w:p>
+      <w:pPr>
+        <w:spacing w:after="0"/>
+        <w:rPr>
+          <w:b/>
+          <w:bCs/>
+          <w:sz w:val="18"/>
+          <w:szCs w:val="18"/>
+        </w:rPr>
+      </w:pPr>
+      <w:r>
+        <w:rPr>
+          <w:b/>
+          <w:bCs/>
+          <w:sz w:val="18"/>
+          <w:szCs w:val="18"/>
+        </w:rPr>
+        <w:t>Obrona:</w:t>
+      </w:r>
+      <w:r>
+        <w:rPr>
+          <w:sz w:val="18"/>
+          <w:szCs w:val="18"/>
+        </w:rPr>
+        <w:t xml:space="preserve"> Oddział zyskuje stan Ufortyfikowany.</w:t>
       </w:r>
     </w:p>
     <w:p>
@@ -454,23 +682,165 @@
           <w14:ligatures w14:val="none"/>
         </w:rPr>
       </w:pPr>
-    </w:p>
-    <w:p>
-      <w:pPr>
-        <w:spacing w:after="0"/>
-        <w:rPr>
-          <w:sz w:val="18"/>
-          <w:szCs w:val="18"/>
-        </w:rPr>
-      </w:pPr>
-      <w:r>
-        <w:rPr>
-          <w:b/>
-          <w:bCs/>
-          <w:sz w:val="18"/>
-          <w:szCs w:val="18"/>
-        </w:rPr>
-        <w:t>Runda:</w:t>
+      <w:r>
+        <w:rPr>
+          <w:b/>
+          <w:bCs/>
+          <w:sz w:val="18"/>
+          <w:szCs w:val="18"/>
+        </w:rPr>
+        <w:t xml:space="preserve">Ostrzał: </w:t>
+      </w:r>
+      <w:r>
+        <w:rPr>
+          <w:sz w:val="18"/>
+          <w:szCs w:val="18"/>
+        </w:rPr>
+        <w:t>Oddział może strzelać do dwóch celów</w:t>
+      </w:r>
+      <w:r>
+        <w:rPr>
+          <w:sz w:val="18"/>
+          <w:szCs w:val="18"/>
+        </w:rPr>
+        <w:t xml:space="preserve"> w polu widzenia</w:t>
+      </w:r>
+      <w:r>
+        <w:rPr>
+          <w:sz w:val="18"/>
+          <w:szCs w:val="18"/>
+        </w:rPr>
+        <w:t xml:space="preserve">, ale wszystkie bronie o tym samym profilu muszą </w:t>
+      </w:r>
+      <w:r>
+        <w:rPr>
+          <w:sz w:val="18"/>
+          <w:szCs w:val="18"/>
+        </w:rPr>
+        <w:t xml:space="preserve">mieć </w:t>
+      </w:r>
+      <w:r>
+        <w:rPr>
+          <w:sz w:val="18"/>
+          <w:szCs w:val="18"/>
+        </w:rPr>
+        <w:t xml:space="preserve">ten sam cel. </w:t>
+      </w:r>
+      <w:r>
+        <w:rPr>
+          <w:sz w:val="18"/>
+          <w:szCs w:val="18"/>
+        </w:rPr>
+        <w:t xml:space="preserve">Modele </w:t>
+      </w:r>
+      <w:r>
+        <w:rPr>
+          <w:sz w:val="18"/>
+          <w:szCs w:val="18"/>
+        </w:rPr>
+        <w:t xml:space="preserve">mogą atakować bronią dystansową która ma cel w zasięgu. </w:t>
+      </w:r>
+      <w:r>
+        <w:rPr>
+          <w:sz w:val="18"/>
+          <w:szCs w:val="18"/>
+        </w:rPr>
+        <w:t>Ostrzału nie można wykonać, jeżeli jakikolwiek wrogi oddział znajduje się w zasięgu 3″ i linii wzroku.</w:t>
+      </w:r>
+    </w:p>
+    <w:p>
+      <w:pPr>
+        <w:spacing w:after="0"/>
+        <w:rPr>
+          <w:sz w:val="18"/>
+          <w:szCs w:val="18"/>
+        </w:rPr>
+      </w:pPr>
+      <w:r>
+        <w:rPr>
+          <w:b/>
+          <w:bCs/>
+          <w:sz w:val="18"/>
+          <w:szCs w:val="18"/>
+        </w:rPr>
+        <w:t xml:space="preserve">Szarża: </w:t>
+      </w:r>
+      <w:r>
+        <w:rPr>
+          <w:sz w:val="18"/>
+          <w:szCs w:val="18"/>
+        </w:rPr>
+        <w:t>Oddział wy</w:t>
+      </w:r>
+      <w:r>
+        <w:rPr>
+          <w:sz w:val="18"/>
+          <w:szCs w:val="18"/>
+        </w:rPr>
+        <w:t xml:space="preserve">konuje </w:t>
+      </w:r>
+      <w:r>
+        <w:rPr>
+          <w:sz w:val="18"/>
+          <w:szCs w:val="18"/>
+        </w:rPr>
+        <w:t>Z</w:t>
+      </w:r>
+      <w:r>
+        <w:rPr>
+          <w:sz w:val="18"/>
+          <w:szCs w:val="18"/>
+        </w:rPr>
+        <w:t>wiązani</w:t>
+      </w:r>
+      <w:r>
+        <w:rPr>
+          <w:sz w:val="18"/>
+          <w:szCs w:val="18"/>
+        </w:rPr>
+        <w:t>e</w:t>
+      </w:r>
+      <w:r>
+        <w:rPr>
+          <w:sz w:val="18"/>
+          <w:szCs w:val="18"/>
+        </w:rPr>
+        <w:t xml:space="preserve"> tak aby,</w:t>
+      </w:r>
+      <w:r>
+        <w:rPr>
+          <w:sz w:val="18"/>
+          <w:szCs w:val="18"/>
+        </w:rPr>
+        <w:t xml:space="preserve"> znalazł się 1″ od </w:t>
+      </w:r>
+      <w:r>
+        <w:rPr>
+          <w:sz w:val="18"/>
+          <w:szCs w:val="18"/>
+        </w:rPr>
+        <w:t xml:space="preserve">wszystkich </w:t>
+      </w:r>
+      <w:r>
+        <w:rPr>
+          <w:sz w:val="18"/>
+          <w:szCs w:val="18"/>
+        </w:rPr>
+        <w:t xml:space="preserve">celów. Modele znajdujące się w odległości do 2″ </w:t>
+      </w:r>
+      <w:r>
+        <w:rPr>
+          <w:sz w:val="18"/>
+          <w:szCs w:val="18"/>
+        </w:rPr>
+        <w:t xml:space="preserve">od </w:t>
+      </w:r>
+      <w:r>
+        <w:rPr>
+          <w:sz w:val="18"/>
+          <w:szCs w:val="18"/>
+        </w:rPr>
+        <w:t>nich</w:t>
       </w:r>
       <w:r>
         <w:rPr>
@@ -484,7 +854,49 @@
           <w:sz w:val="18"/>
           <w:szCs w:val="18"/>
         </w:rPr>
-        <w:t>Gra rozgrywana jest w rundach, podczas których</w:t>
+        <w:t xml:space="preserve">wykonują </w:t>
+      </w:r>
+      <w:r>
+        <w:rPr>
+          <w:sz w:val="18"/>
+          <w:szCs w:val="18"/>
+        </w:rPr>
+        <w:t>atak bronią wręcz</w:t>
+      </w:r>
+      <w:r>
+        <w:rPr>
+          <w:sz w:val="18"/>
+          <w:szCs w:val="18"/>
+        </w:rPr>
+        <w:t>, każdy w najbliższy cel</w:t>
+      </w:r>
+      <w:r>
+        <w:rPr>
+          <w:sz w:val="18"/>
+          <w:szCs w:val="18"/>
+        </w:rPr>
+        <w:t xml:space="preserve">. </w:t>
+      </w:r>
+      <w:r>
+        <w:rPr>
+          <w:sz w:val="18"/>
+          <w:szCs w:val="18"/>
+        </w:rPr>
+        <w:t>Następnie obrońcy</w:t>
+      </w:r>
+      <w:r>
+        <w:rPr>
+          <w:sz w:val="18"/>
+          <w:szCs w:val="18"/>
+        </w:rPr>
+        <w:t xml:space="preserve"> którzy nie są wyczerpani</w:t>
+      </w:r>
+      <w:r>
+        <w:rPr>
+          <w:sz w:val="18"/>
+          <w:szCs w:val="18"/>
+        </w:rPr>
+        <w:t xml:space="preserve"> mogą</w:t>
       </w:r>
       <w:r>
         <w:rPr>
@@ -498,35 +910,85 @@
           <w:sz w:val="18"/>
           <w:szCs w:val="18"/>
         </w:rPr>
-        <w:t>gracze naprzemiennie aktywują po jedn</w:t>
-      </w:r>
-      <w:r>
-        <w:rPr>
-          <w:sz w:val="18"/>
-          <w:szCs w:val="18"/>
-        </w:rPr>
-        <w:t>ym oddziale</w:t>
-      </w:r>
-      <w:r>
-        <w:rPr>
-          <w:sz w:val="18"/>
-          <w:szCs w:val="18"/>
-        </w:rPr>
-        <w:t xml:space="preserve">, zaczynając od gracza, </w:t>
-      </w:r>
-      <w:r>
-        <w:rPr>
-          <w:sz w:val="18"/>
-          <w:szCs w:val="18"/>
-        </w:rPr>
-        <w:t xml:space="preserve">który </w:t>
-      </w:r>
-      <w:r>
-        <w:rPr>
-          <w:sz w:val="18"/>
-          <w:szCs w:val="18"/>
-        </w:rPr>
-        <w:t>w poprzedniej</w:t>
+        <w:t xml:space="preserve">przerwać, </w:t>
+      </w:r>
+      <w:r>
+        <w:rPr>
+          <w:sz w:val="18"/>
+          <w:szCs w:val="18"/>
+        </w:rPr>
+        <w:t>aby wy</w:t>
+      </w:r>
+      <w:r>
+        <w:rPr>
+          <w:sz w:val="18"/>
+          <w:szCs w:val="18"/>
+        </w:rPr>
+        <w:t>konać kontratak według tych samych zasad</w:t>
+      </w:r>
+      <w:r>
+        <w:rPr>
+          <w:sz w:val="18"/>
+          <w:szCs w:val="18"/>
+        </w:rPr>
+        <w:t>, ale zostaną po tym wyczerpani</w:t>
+      </w:r>
+      <w:r>
+        <w:rPr>
+          <w:sz w:val="18"/>
+          <w:szCs w:val="18"/>
+        </w:rPr>
+        <w:t>.</w:t>
+      </w:r>
+      <w:r>
+        <w:rPr>
+          <w:sz w:val="18"/>
+          <w:szCs w:val="18"/>
+        </w:rPr>
+        <w:t xml:space="preserve"> Jeżeli żaden oddział nie został zniszczony, szarżujący musi cofnąć się na odległość 1″ od obrońcy. </w:t>
+      </w:r>
+    </w:p>
+    <w:p>
+      <w:pPr>
+        <w:spacing w:after="0"/>
+        <w:rPr>
+          <w:sz w:val="18"/>
+          <w:szCs w:val="18"/>
+        </w:rPr>
+      </w:pPr>
+      <w:r>
+        <w:rPr>
+          <w:b/>
+          <w:bCs/>
+          <w:sz w:val="18"/>
+          <w:szCs w:val="18"/>
+        </w:rPr>
+        <w:t>Akcje specjalne</w:t>
+      </w:r>
+      <w:r>
+        <w:rPr>
+          <w:sz w:val="18"/>
+          <w:szCs w:val="18"/>
+        </w:rPr>
+        <w:t xml:space="preserve"> zapewniane przez specjalne zasady.</w:t>
+      </w:r>
+    </w:p>
+    <w:p>
+      <w:pPr>
+        <w:spacing w:after="0"/>
+        <w:rPr>
+          <w:sz w:val="18"/>
+          <w:szCs w:val="18"/>
+        </w:rPr>
+      </w:pPr>
+      <w:r>
+        <w:rPr>
+          <w:b/>
+          <w:bCs/>
+          <w:sz w:val="18"/>
+          <w:szCs w:val="18"/>
+        </w:rPr>
+        <w:t>Przegrupowanie:</w:t>
       </w:r>
       <w:r>
         <w:rPr>
@@ -540,35 +1002,169 @@
           <w:sz w:val="18"/>
           <w:szCs w:val="18"/>
         </w:rPr>
-        <w:t xml:space="preserve">rundzie </w:t>
-      </w:r>
-      <w:r>
-        <w:rPr>
-          <w:sz w:val="18"/>
-          <w:szCs w:val="18"/>
-        </w:rPr>
-        <w:t>zakończył</w:t>
-      </w:r>
-      <w:r>
-        <w:rPr>
-          <w:sz w:val="18"/>
-          <w:szCs w:val="18"/>
-        </w:rPr>
-        <w:t xml:space="preserve"> aktywacje </w:t>
-      </w:r>
-      <w:r>
-        <w:rPr>
-          <w:sz w:val="18"/>
-          <w:szCs w:val="18"/>
-        </w:rPr>
-        <w:t xml:space="preserve">(rozstawienie w pierwszej rundzie) </w:t>
-      </w:r>
-      <w:r>
-        <w:rPr>
-          <w:sz w:val="18"/>
-          <w:szCs w:val="18"/>
-        </w:rPr>
-        <w:t>jako pierwszy.</w:t>
+        <w:t>Przed końcem aktywacji</w:t>
+      </w:r>
+      <w:r>
+        <w:rPr>
+          <w:sz w:val="18"/>
+          <w:szCs w:val="18"/>
+        </w:rPr>
+        <w:t xml:space="preserve">, </w:t>
+      </w:r>
+      <w:r>
+        <w:rPr>
+          <w:sz w:val="18"/>
+          <w:szCs w:val="18"/>
+        </w:rPr>
+        <w:t xml:space="preserve">każdy oddział który </w:t>
+      </w:r>
+      <w:r>
+        <w:rPr>
+          <w:sz w:val="18"/>
+          <w:szCs w:val="18"/>
+        </w:rPr>
+        <w:t xml:space="preserve">w niej </w:t>
+      </w:r>
+      <w:r>
+        <w:rPr>
+          <w:sz w:val="18"/>
+          <w:szCs w:val="18"/>
+        </w:rPr>
+        <w:t xml:space="preserve">otrzymał rany, wykonuje test jakości. Jeżeli ma połowę lub mniej początkowej wytrzymałości, wykonuje dodatkowy test. Jeżeli </w:t>
+      </w:r>
+      <w:r>
+        <w:rPr>
+          <w:sz w:val="18"/>
+          <w:szCs w:val="18"/>
+        </w:rPr>
+        <w:t>wygrał</w:t>
+      </w:r>
+      <w:r>
+        <w:rPr>
+          <w:sz w:val="18"/>
+          <w:szCs w:val="18"/>
+        </w:rPr>
+        <w:t xml:space="preserve"> walkę wręcz (zadał </w:t>
+      </w:r>
+      <w:r>
+        <w:rPr>
+          <w:sz w:val="18"/>
+          <w:szCs w:val="18"/>
+        </w:rPr>
+        <w:t>więcej</w:t>
+      </w:r>
+      <w:r>
+        <w:rPr>
+          <w:sz w:val="18"/>
+          <w:szCs w:val="18"/>
+        </w:rPr>
+        <w:t xml:space="preserve"> ran n</w:t>
+      </w:r>
+      <w:r>
+        <w:rPr>
+          <w:sz w:val="18"/>
+          <w:szCs w:val="18"/>
+        </w:rPr>
+        <w:t>iż otrzymał</w:t>
+      </w:r>
+      <w:r>
+        <w:rPr>
+          <w:sz w:val="18"/>
+          <w:szCs w:val="18"/>
+        </w:rPr>
+        <w:t>, albo każdy oddział z którym walczył jest pokonany</w:t>
+      </w:r>
+      <w:r>
+        <w:rPr>
+          <w:sz w:val="18"/>
+          <w:szCs w:val="18"/>
+        </w:rPr>
+        <w:t xml:space="preserve">), wykonuje </w:t>
+      </w:r>
+      <w:r>
+        <w:rPr>
+          <w:sz w:val="18"/>
+          <w:szCs w:val="18"/>
+        </w:rPr>
+        <w:t>jeden test mniej</w:t>
+      </w:r>
+      <w:r>
+        <w:rPr>
+          <w:sz w:val="18"/>
+          <w:szCs w:val="18"/>
+        </w:rPr>
+        <w:t xml:space="preserve">, a jeżeli jego przeciwnik </w:t>
+      </w:r>
+      <w:r>
+        <w:rPr>
+          <w:sz w:val="18"/>
+          <w:szCs w:val="18"/>
+        </w:rPr>
+        <w:t>wygrał</w:t>
+      </w:r>
+      <w:r>
+        <w:rPr>
+          <w:sz w:val="18"/>
+          <w:szCs w:val="18"/>
+        </w:rPr>
+        <w:t xml:space="preserve"> walkę, jeden test </w:t>
+      </w:r>
+      <w:r>
+        <w:rPr>
+          <w:sz w:val="18"/>
+          <w:szCs w:val="18"/>
+        </w:rPr>
+        <w:t>więcej</w:t>
+      </w:r>
+      <w:r>
+        <w:rPr>
+          <w:sz w:val="18"/>
+          <w:szCs w:val="18"/>
+        </w:rPr>
+        <w:t xml:space="preserve">. Za każdy nieudany test staje się wyczerpany, przyszpilony lub zniszczony. </w:t>
+      </w:r>
+    </w:p>
+    <w:p>
+      <w:pPr>
+        <w:spacing w:after="0"/>
+        <w:rPr>
+          <w:sz w:val="18"/>
+          <w:szCs w:val="18"/>
+        </w:rPr>
+      </w:pPr>
+      <w:r>
+        <w:rPr>
+          <w:b/>
+          <w:bCs/>
+          <w:sz w:val="18"/>
+          <w:szCs w:val="18"/>
+        </w:rPr>
+        <w:t>Odzyskiwanie ran:</w:t>
+      </w:r>
+      <w:r>
+        <w:rPr>
+          <w:sz w:val="18"/>
+          <w:szCs w:val="18"/>
+        </w:rPr>
+        <w:t xml:space="preserve"> Po przegrupowaniu oddział może odzyskiwać rany. Najpierw zadecyduj o użyciu zdolności i ustal ich sumę. Za każdą odrzuć znacznik ran lub, jeżeli oddział ich nie ma, ustaw w dozwolonym miejscu pokonany wcześniej jego model i dodaj rany równego jego wytrzymałości minus 1.</w:t>
+      </w:r>
+    </w:p>
+    <w:p>
+      <w:pPr>
+        <w:spacing w:after="0"/>
+        <w:rPr>
+          <w:sz w:val="18"/>
+          <w:szCs w:val="18"/>
+        </w:rPr>
+      </w:pPr>
+      <w:r>
+        <w:rPr>
+          <w:b/>
+          <w:bCs/>
+          <w:sz w:val="18"/>
+          <w:szCs w:val="18"/>
+        </w:rPr>
+        <w:t>Przerwania:</w:t>
       </w:r>
       <w:r>
         <w:rPr>
@@ -577,80 +1173,116 @@
         </w:rPr>
         <w:t xml:space="preserve"> </w:t>
       </w:r>
-    </w:p>
-    <w:p>
-      <w:pPr>
-        <w:spacing w:after="0"/>
-        <w:rPr>
-          <w:sz w:val="18"/>
-          <w:szCs w:val="18"/>
-        </w:rPr>
-      </w:pPr>
-      <w:r>
-        <w:rPr>
-          <w:b/>
-          <w:bCs/>
-          <w:sz w:val="18"/>
-          <w:szCs w:val="18"/>
-        </w:rPr>
-        <w:t xml:space="preserve">Aktywacja: </w:t>
-      </w:r>
-      <w:r>
-        <w:rPr>
-          <w:sz w:val="18"/>
-          <w:szCs w:val="18"/>
-        </w:rPr>
-        <w:t>Gracz wybiera oddział, który jeszcze nie był aktywowany w tej rundzie i wykonuje nim dwie różne akcje.</w:t>
-      </w:r>
-    </w:p>
-    <w:p>
-      <w:pPr>
-        <w:spacing w:after="0"/>
-        <w:rPr>
-          <w:sz w:val="18"/>
-          <w:szCs w:val="18"/>
-        </w:rPr>
-      </w:pPr>
-      <w:r>
-        <w:rPr>
-          <w:b/>
-          <w:bCs/>
-          <w:sz w:val="18"/>
-          <w:szCs w:val="18"/>
-        </w:rPr>
-        <w:t>Ruch:</w:t>
-      </w:r>
-      <w:r>
-        <w:rPr>
-          <w:sz w:val="18"/>
-          <w:szCs w:val="18"/>
-        </w:rPr>
-        <w:t xml:space="preserve"> Przesuń każdy model o maksymalnie  6”. Modele muszą pozostawać w odległości do 1″ od innego modelu z oddziału i do 6″ od wszystkich pozostałych modeli oraz dalej 1” od modeli z innych oddziałów.</w:t>
-      </w:r>
-    </w:p>
-    <w:p>
-      <w:pPr>
-        <w:spacing w:after="0"/>
-        <w:rPr>
-          <w:sz w:val="18"/>
-          <w:szCs w:val="18"/>
-        </w:rPr>
-      </w:pPr>
-      <w:r>
-        <w:rPr>
-          <w:b/>
-          <w:bCs/>
-          <w:sz w:val="18"/>
-          <w:szCs w:val="18"/>
-        </w:rPr>
-        <w:t>Obrona:</w:t>
-      </w:r>
-      <w:r>
-        <w:rPr>
-          <w:sz w:val="18"/>
-          <w:szCs w:val="18"/>
-        </w:rPr>
-        <w:t xml:space="preserve"> Oddział zyskuje stan Ufortyfikowany.</w:t>
+      <w:r>
+        <w:rPr>
+          <w:sz w:val="18"/>
+          <w:szCs w:val="18"/>
+        </w:rPr>
+        <w:t>Domyślnie p</w:t>
+      </w:r>
+      <w:r>
+        <w:rPr>
+          <w:sz w:val="18"/>
+          <w:szCs w:val="18"/>
+        </w:rPr>
+        <w:t xml:space="preserve">rzerwania można wykonać </w:t>
+      </w:r>
+      <w:r>
+        <w:rPr>
+          <w:sz w:val="18"/>
+          <w:szCs w:val="18"/>
+        </w:rPr>
+        <w:t>prze</w:t>
+      </w:r>
+      <w:r>
+        <w:rPr>
+          <w:sz w:val="18"/>
+          <w:szCs w:val="18"/>
+        </w:rPr>
+        <w:t>d</w:t>
+      </w:r>
+      <w:r>
+        <w:rPr>
+          <w:sz w:val="18"/>
+          <w:szCs w:val="18"/>
+        </w:rPr>
+        <w:t xml:space="preserve"> wyborem </w:t>
+      </w:r>
+      <w:r>
+        <w:rPr>
+          <w:sz w:val="18"/>
+          <w:szCs w:val="18"/>
+        </w:rPr>
+        <w:t xml:space="preserve">akcji. </w:t>
+      </w:r>
+      <w:r>
+        <w:rPr>
+          <w:sz w:val="18"/>
+          <w:szCs w:val="18"/>
+        </w:rPr>
+        <w:t>Aktywny gracz rozpatruje wybrane zdolności i oddaje możliwość przeciwnikowi. Przerwanie musi zostać rozpatrzone w całości, zanim będzie można rozpocząć następne.</w:t>
+      </w:r>
+    </w:p>
+    <w:p>
+      <w:pPr>
+        <w:spacing w:after="0"/>
+        <w:rPr>
+          <w:sz w:val="18"/>
+          <w:szCs w:val="18"/>
+        </w:rPr>
+      </w:pPr>
+    </w:p>
+    <w:p>
+      <w:pPr>
+        <w:spacing w:after="0"/>
+        <w:rPr>
+          <w:sz w:val="18"/>
+          <w:szCs w:val="18"/>
+        </w:rPr>
+      </w:pPr>
+      <w:r>
+        <w:rPr>
+          <w:b/>
+          <w:bCs/>
+          <w:sz w:val="18"/>
+          <w:szCs w:val="18"/>
+        </w:rPr>
+        <w:t xml:space="preserve">Ruch: </w:t>
+      </w:r>
+      <w:r>
+        <w:rPr>
+          <w:sz w:val="18"/>
+          <w:szCs w:val="18"/>
+        </w:rPr>
+        <w:t xml:space="preserve">Przesuń każdy model </w:t>
+      </w:r>
+      <w:r>
+        <w:rPr>
+          <w:sz w:val="18"/>
+          <w:szCs w:val="18"/>
+        </w:rPr>
+        <w:t>oddziału o</w:t>
+      </w:r>
+      <w:r>
+        <w:rPr>
+          <w:sz w:val="18"/>
+          <w:szCs w:val="18"/>
+        </w:rPr>
+        <w:t xml:space="preserve"> maksymalnie  6”. Modele muszą pozostawać w odległości do 1″ od innego modelu z oddziału i do 6″ od wszystkich pozostałych </w:t>
+      </w:r>
+      <w:r>
+        <w:rPr>
+          <w:sz w:val="18"/>
+          <w:szCs w:val="18"/>
+        </w:rPr>
+        <w:t xml:space="preserve">jego </w:t>
+      </w:r>
+      <w:r>
+        <w:rPr>
+          <w:sz w:val="18"/>
+          <w:szCs w:val="18"/>
+        </w:rPr>
+        <w:t>modeli oraz dalej 1” od modeli z innych oddziałów.</w:t>
       </w:r>
     </w:p>
     <w:p>
@@ -668,21 +1300,271 @@
           <w:sz w:val="18"/>
           <w:szCs w:val="18"/>
         </w:rPr>
-        <w:t xml:space="preserve">Ostrzał: </w:t>
-      </w:r>
-      <w:r>
-        <w:rPr>
-          <w:sz w:val="18"/>
-          <w:szCs w:val="18"/>
-        </w:rPr>
-        <w:t xml:space="preserve">Oddział może strzelać ze wszystkich broni dystansowych do maksymalnie dwóch różnych celów w zasięgu i polu widzenia, ale wszystkie bronie o tym samym profilu muszą atakować ten sam cel. Modele strzelające </w:t>
-      </w:r>
-      <w:r>
-        <w:rPr>
-          <w:sz w:val="18"/>
-          <w:szCs w:val="18"/>
-        </w:rPr>
-        <w:t>wykonują jeden test jakości na atak, a każdy sukces oznacza trafienie. Ostrzału nie można wykonać, jeżeli jakikolwiek wrogi oddział znajduje się w zasięgu 3″ i linii wzroku.</w:t>
+        <w:t xml:space="preserve">Związanie: </w:t>
+      </w:r>
+      <w:r>
+        <w:rPr>
+          <w:sz w:val="18"/>
+          <w:szCs w:val="18"/>
+        </w:rPr>
+        <w:t>Ruch, w którym każdy model rusza się najkrótszą możliwą drogą</w:t>
+      </w:r>
+      <w:r>
+        <w:rPr>
+          <w:sz w:val="18"/>
+          <w:szCs w:val="18"/>
+        </w:rPr>
+        <w:t xml:space="preserve"> tak, aby być w kontakcie z celem. Jeżeli to nie możliwe, </w:t>
+      </w:r>
+      <w:r>
+        <w:rPr>
+          <w:sz w:val="18"/>
+          <w:szCs w:val="18"/>
+        </w:rPr>
+        <w:t>by być najbliżej celu.</w:t>
+      </w:r>
+    </w:p>
+    <w:p>
+      <w:pPr>
+        <w:spacing w:after="0"/>
+        <w:rPr>
+          <w:sz w:val="18"/>
+          <w:szCs w:val="18"/>
+        </w:rPr>
+      </w:pPr>
+      <w:r>
+        <w:rPr>
+          <w:b/>
+          <w:bCs/>
+          <w:sz w:val="18"/>
+          <w:szCs w:val="18"/>
+        </w:rPr>
+        <w:t>Atak:</w:t>
+      </w:r>
+      <w:r>
+        <w:rPr>
+          <w:sz w:val="18"/>
+          <w:szCs w:val="18"/>
+        </w:rPr>
+        <w:t xml:space="preserve"> Wykonaj jeden test jakości na atak, każdy sukces oznacza trafienie.</w:t>
+      </w:r>
+      <w:r>
+        <w:rPr>
+          <w:sz w:val="18"/>
+          <w:szCs w:val="18"/>
+        </w:rPr>
+        <w:t xml:space="preserve"> </w:t>
+      </w:r>
+      <w:r>
+        <w:rPr>
+          <w:sz w:val="18"/>
+          <w:szCs w:val="18"/>
+        </w:rPr>
+        <w:t xml:space="preserve">Za każde trafienie </w:t>
+      </w:r>
+      <w:r>
+        <w:rPr>
+          <w:sz w:val="18"/>
+          <w:szCs w:val="18"/>
+        </w:rPr>
+        <w:t xml:space="preserve">cel </w:t>
+      </w:r>
+      <w:r>
+        <w:rPr>
+          <w:sz w:val="18"/>
+          <w:szCs w:val="18"/>
+        </w:rPr>
+        <w:t>wykonuje test obrony</w:t>
+      </w:r>
+      <w:r>
+        <w:rPr>
+          <w:sz w:val="18"/>
+          <w:szCs w:val="18"/>
+        </w:rPr>
+        <w:t>, z</w:t>
+      </w:r>
+      <w:r>
+        <w:rPr>
+          <w:sz w:val="18"/>
+          <w:szCs w:val="18"/>
+        </w:rPr>
+        <w:t>a każde niepowodzenie</w:t>
+      </w:r>
+      <w:r>
+        <w:rPr>
+          <w:sz w:val="18"/>
+          <w:szCs w:val="18"/>
+        </w:rPr>
+        <w:t xml:space="preserve"> </w:t>
+      </w:r>
+      <w:r>
+        <w:rPr>
+          <w:sz w:val="18"/>
+          <w:szCs w:val="18"/>
+        </w:rPr>
+        <w:t xml:space="preserve">otrzymuje ranę. </w:t>
+      </w:r>
+      <w:r>
+        <w:rPr>
+          <w:sz w:val="18"/>
+          <w:szCs w:val="18"/>
+        </w:rPr>
+        <w:t xml:space="preserve">Jeżeli wynik </w:t>
+      </w:r>
+      <w:r>
+        <w:rPr>
+          <w:sz w:val="18"/>
+          <w:szCs w:val="18"/>
+        </w:rPr>
+        <w:t>wynosił 1</w:t>
+      </w:r>
+      <w:r>
+        <w:rPr>
+          <w:sz w:val="18"/>
+          <w:szCs w:val="18"/>
+        </w:rPr>
+        <w:t>,</w:t>
+      </w:r>
+      <w:r>
+        <w:rPr>
+          <w:sz w:val="18"/>
+          <w:szCs w:val="18"/>
+        </w:rPr>
+        <w:t xml:space="preserve"> a trudność nie wynosiła 2+, ranę przydziela atakujący, </w:t>
+      </w:r>
+      <w:r>
+        <w:rPr>
+          <w:sz w:val="18"/>
+          <w:szCs w:val="18"/>
+        </w:rPr>
+        <w:t xml:space="preserve">pozostałe obrońca. </w:t>
+      </w:r>
+      <w:r>
+        <w:rPr>
+          <w:sz w:val="18"/>
+          <w:szCs w:val="18"/>
+        </w:rPr>
+        <w:t>Przydziel j</w:t>
+      </w:r>
+      <w:r>
+        <w:rPr>
+          <w:sz w:val="18"/>
+          <w:szCs w:val="18"/>
+        </w:rPr>
+        <w:t xml:space="preserve">e wszystkie </w:t>
+      </w:r>
+      <w:r>
+        <w:rPr>
+          <w:sz w:val="18"/>
+          <w:szCs w:val="18"/>
+        </w:rPr>
+        <w:t xml:space="preserve">razem </w:t>
+      </w:r>
+      <w:r>
+        <w:rPr>
+          <w:sz w:val="18"/>
+          <w:szCs w:val="18"/>
+        </w:rPr>
+        <w:t>na koniec ataku</w:t>
+      </w:r>
+      <w:r>
+        <w:rPr>
+          <w:sz w:val="18"/>
+          <w:szCs w:val="18"/>
+        </w:rPr>
+        <w:t>,</w:t>
+      </w:r>
+      <w:r>
+        <w:rPr>
+          <w:sz w:val="18"/>
+          <w:szCs w:val="18"/>
+        </w:rPr>
+        <w:t xml:space="preserve"> </w:t>
+      </w:r>
+      <w:r>
+        <w:rPr>
+          <w:sz w:val="18"/>
+          <w:szCs w:val="18"/>
+        </w:rPr>
+        <w:t>zaczynając od atakującego</w:t>
+      </w:r>
+      <w:r>
+        <w:rPr>
+          <w:sz w:val="18"/>
+          <w:szCs w:val="18"/>
+        </w:rPr>
+        <w:t>.</w:t>
+      </w:r>
+    </w:p>
+    <w:p>
+      <w:pPr>
+        <w:spacing w:after="0"/>
+        <w:rPr>
+          <w:sz w:val="18"/>
+          <w:szCs w:val="18"/>
+        </w:rPr>
+      </w:pPr>
+      <w:r>
+        <w:rPr>
+          <w:b/>
+          <w:bCs/>
+          <w:sz w:val="18"/>
+          <w:szCs w:val="18"/>
+        </w:rPr>
+        <w:t xml:space="preserve">Rany: </w:t>
+      </w:r>
+      <w:r>
+        <w:rPr>
+          <w:sz w:val="18"/>
+          <w:szCs w:val="18"/>
+        </w:rPr>
+        <w:t>P</w:t>
+      </w:r>
+      <w:r>
+        <w:rPr>
+          <w:sz w:val="18"/>
+          <w:szCs w:val="18"/>
+        </w:rPr>
+        <w:t>rzydzielający</w:t>
+      </w:r>
+      <w:r>
+        <w:rPr>
+          <w:sz w:val="18"/>
+          <w:szCs w:val="18"/>
+        </w:rPr>
+        <w:t xml:space="preserve"> może odrzucić tyle ran, ile wynosi wytrzymałość modelu, aby go pokonać. Musi to zrobić, jeżeli oddział ma tyle lub więcej ran co najwyższa wytrzymałość modelu w oddziale. </w:t>
+      </w:r>
+      <w:r>
+        <w:rPr>
+          <w:sz w:val="18"/>
+          <w:szCs w:val="18"/>
+        </w:rPr>
+        <w:t>Pozostałe rany zostają na oddziale.</w:t>
+      </w:r>
+    </w:p>
+    <w:p>
+      <w:pPr>
+        <w:spacing w:after="0"/>
+        <w:rPr>
+          <w:sz w:val="18"/>
+          <w:szCs w:val="18"/>
+        </w:rPr>
+      </w:pPr>
+      <w:r>
+        <w:rPr>
+          <w:b/>
+          <w:bCs/>
+          <w:sz w:val="18"/>
+          <w:szCs w:val="18"/>
+        </w:rPr>
+        <w:t>Osłona:</w:t>
+      </w:r>
+      <w:r>
+        <w:rPr>
+          <w:sz w:val="18"/>
+          <w:szCs w:val="18"/>
+        </w:rPr>
+        <w:t xml:space="preserve"> Jeżeli większość modeli w atakowanym oddziale ma osłonę, to atakujący ma -1 do trafienia, lub jeżeli szansa trafienia wynosi już 6+, broniący się otrzymuje +1 do obrony.</w:t>
       </w:r>
     </w:p>
     <w:p>
@@ -693,49 +1575,113 @@
           <w14:ligatures w14:val="none"/>
         </w:rPr>
       </w:pPr>
-      <w:r>
-        <w:rPr>
-          <w:b/>
-          <w:bCs/>
-          <w:sz w:val="18"/>
-          <w:szCs w:val="18"/>
-        </w:rPr>
-        <w:t xml:space="preserve">Szarża: </w:t>
-      </w:r>
-      <w:r>
-        <w:rPr>
-          <w:sz w:val="18"/>
-          <w:szCs w:val="18"/>
-        </w:rPr>
-        <w:t xml:space="preserve">Szarżujące oddziały wykonują ruch tak, aby co najmniej jeden model po ruchu w najkrótszej linii prostej znalazł się 1″ od celów. Modele znajdujące się w odległości do 2″ wykonują jeden test jakości na atak, a każdy sukces oznacza trafienie. </w:t>
-      </w:r>
-      <w:r>
-        <w:rPr>
-          <w:sz w:val="18"/>
-          <w:szCs w:val="18"/>
-        </w:rPr>
-        <w:t>Następnie obrońcy mogą</w:t>
-      </w:r>
-      <w:r>
-        <w:rPr>
-          <w:sz w:val="18"/>
-          <w:szCs w:val="18"/>
-        </w:rPr>
-        <w:t xml:space="preserve"> </w:t>
-      </w:r>
-      <w:r>
-        <w:rPr>
-          <w:sz w:val="18"/>
-          <w:szCs w:val="18"/>
-        </w:rPr>
-        <w:t>zdecydować kontratak</w:t>
-      </w:r>
-      <w:r>
-        <w:rPr>
-          <w:sz w:val="18"/>
-          <w:szCs w:val="18"/>
-        </w:rPr>
-        <w:t xml:space="preserve"> jeżeli nie są wyczerpani, ale zostaną po tym wyczerpani</w:t>
+    </w:p>
+    <w:p>
+      <w:pPr>
+        <w:spacing w:after="0"/>
+        <w:rPr>
+          <w:sz w:val="18"/>
+          <w:szCs w:val="18"/>
+        </w:rPr>
+      </w:pPr>
+      <w:r>
+        <w:rPr>
+          <w:b/>
+          <w:bCs/>
+          <w:sz w:val="18"/>
+          <w:szCs w:val="18"/>
+        </w:rPr>
+        <w:t>Wyczerpan</w:t>
+      </w:r>
+      <w:r>
+        <w:rPr>
+          <w:b/>
+          <w:bCs/>
+          <w:sz w:val="18"/>
+          <w:szCs w:val="18"/>
+        </w:rPr>
+        <w:t>y:</w:t>
+      </w:r>
+      <w:r>
+        <w:rPr>
+          <w:sz w:val="18"/>
+          <w:szCs w:val="18"/>
+        </w:rPr>
+        <w:t xml:space="preserve"> Nie może atakować. Odrzuć jako akcje.</w:t>
+      </w:r>
+    </w:p>
+    <w:p>
+      <w:pPr>
+        <w:spacing w:after="0"/>
+        <w:rPr>
+          <w:sz w:val="18"/>
+          <w:szCs w:val="18"/>
+        </w:rPr>
+      </w:pPr>
+      <w:r>
+        <w:rPr>
+          <w:b/>
+          <w:bCs/>
+          <w:sz w:val="18"/>
+          <w:szCs w:val="18"/>
+        </w:rPr>
+        <w:t>Przyszpilony:</w:t>
+      </w:r>
+      <w:r>
+        <w:rPr>
+          <w:sz w:val="18"/>
+          <w:szCs w:val="18"/>
+        </w:rPr>
+        <w:t xml:space="preserve"> Nie może </w:t>
+      </w:r>
+      <w:r>
+        <w:rPr>
+          <w:sz w:val="18"/>
+          <w:szCs w:val="18"/>
+        </w:rPr>
+        <w:t xml:space="preserve">wykonywać akcji </w:t>
+      </w:r>
+      <w:r>
+        <w:rPr>
+          <w:sz w:val="18"/>
+          <w:szCs w:val="18"/>
+        </w:rPr>
+        <w:t>Manewr</w:t>
+      </w:r>
+      <w:r>
+        <w:rPr>
+          <w:sz w:val="18"/>
+          <w:szCs w:val="18"/>
+        </w:rPr>
+        <w:t>, k</w:t>
+      </w:r>
+      <w:r>
+        <w:rPr>
+          <w:sz w:val="18"/>
+          <w:szCs w:val="18"/>
+        </w:rPr>
+        <w:t xml:space="preserve">ontrolować celów ani używać zdolności aktywnych i aur. </w:t>
+      </w:r>
+      <w:r>
+        <w:rPr>
+          <w:sz w:val="18"/>
+          <w:szCs w:val="18"/>
+        </w:rPr>
+        <w:t xml:space="preserve">Wykonuje test przegrupowanie więcej. </w:t>
+      </w:r>
+      <w:r>
+        <w:rPr>
+          <w:sz w:val="18"/>
+          <w:szCs w:val="18"/>
+        </w:rPr>
+        <w:t xml:space="preserve">Odrzuć, gdy </w:t>
+      </w:r>
+      <w:r>
+        <w:rPr>
+          <w:sz w:val="18"/>
+          <w:szCs w:val="18"/>
+        </w:rPr>
+        <w:t>zostanie Ufortyfikowany</w:t>
       </w:r>
       <w:r>
         <w:rPr>
@@ -744,37 +1690,110 @@
         </w:rPr>
         <w:t>.</w:t>
       </w:r>
-      <w:r>
-        <w:rPr>
-          <w:sz w:val="18"/>
-          <w:szCs w:val="18"/>
-        </w:rPr>
-        <w:t xml:space="preserve"> Jeżeli żaden oddział nie został zniszczony, szarżujący musi cofnąć się na odległość 1″ od obrońcy. </w:t>
-      </w:r>
-    </w:p>
-    <w:p>
-      <w:pPr>
-        <w:spacing w:after="0"/>
-        <w:rPr>
-          <w:sz w:val="18"/>
-          <w:szCs w:val="18"/>
-        </w:rPr>
-      </w:pPr>
-      <w:r>
-        <w:rPr>
-          <w:b/>
-          <w:bCs/>
-          <w:sz w:val="18"/>
-          <w:szCs w:val="18"/>
-        </w:rPr>
-        <w:t>Osłona:</w:t>
-      </w:r>
-      <w:r>
-        <w:rPr>
-          <w:sz w:val="18"/>
-          <w:szCs w:val="18"/>
-        </w:rPr>
-        <w:t xml:space="preserve"> Jeżeli większość modeli w atakowanym oddziale ma osłonę, to atakujący ma -1 do trafienia, lub jeżeli szansa trafienia wynosi już 6+, broniący się otrzymuje +1 do obrony.</w:t>
+    </w:p>
+    <w:p>
+      <w:pPr>
+        <w:spacing w:after="0"/>
+        <w:rPr>
+          <w:sz w:val="18"/>
+          <w:szCs w:val="18"/>
+        </w:rPr>
+      </w:pPr>
+      <w:r>
+        <w:rPr>
+          <w:b/>
+          <w:bCs/>
+          <w:sz w:val="18"/>
+          <w:szCs w:val="18"/>
+        </w:rPr>
+        <w:t>Ufortyfikowany:</w:t>
+      </w:r>
+      <w:r>
+        <w:rPr>
+          <w:sz w:val="18"/>
+          <w:szCs w:val="18"/>
+        </w:rPr>
+        <w:t xml:space="preserve"> Ma +1 do obrony i wykonuje jeden test przegrupowania mniej. </w:t>
+      </w:r>
+      <w:r>
+        <w:rPr>
+          <w:sz w:val="18"/>
+          <w:szCs w:val="18"/>
+        </w:rPr>
+        <w:t xml:space="preserve">Nie blokuje linii wzroku. </w:t>
+      </w:r>
+      <w:r>
+        <w:rPr>
+          <w:sz w:val="18"/>
+          <w:szCs w:val="18"/>
+        </w:rPr>
+        <w:t>Odrzuć na początku jego aktywacj</w:t>
+      </w:r>
+      <w:r>
+        <w:rPr>
+          <w:sz w:val="18"/>
+          <w:szCs w:val="18"/>
+        </w:rPr>
+        <w:t>i lub gdy zostanie Przyszpilony.</w:t>
+      </w:r>
+    </w:p>
+    <w:p>
+      <w:pPr>
+        <w:spacing w:after="0"/>
+        <w:rPr>
+          <w:sz w:val="18"/>
+          <w:szCs w:val="18"/>
+        </w:rPr>
+      </w:pPr>
+    </w:p>
+    <w:p>
+      <w:pPr>
+        <w:spacing w:after="0"/>
+        <w:rPr>
+          <w:sz w:val="18"/>
+          <w:szCs w:val="18"/>
+        </w:rPr>
+      </w:pPr>
+      <w:r>
+        <w:rPr>
+          <w:b/>
+          <w:bCs/>
+          <w:sz w:val="18"/>
+          <w:szCs w:val="18"/>
+        </w:rPr>
+        <w:t>Zdolności broni:</w:t>
+      </w:r>
+      <w:r>
+        <w:rPr>
+          <w:sz w:val="18"/>
+          <w:szCs w:val="18"/>
+        </w:rPr>
+        <w:t xml:space="preserve"> rozpatrywane podczas ataku daną bronią.</w:t>
+      </w:r>
+    </w:p>
+    <w:p>
+      <w:pPr>
+        <w:spacing w:after="0"/>
+        <w:rPr>
+          <w:sz w:val="18"/>
+          <w:szCs w:val="18"/>
+        </w:rPr>
+      </w:pPr>
+      <w:r>
+        <w:rPr>
+          <w:b/>
+          <w:bCs/>
+          <w:sz w:val="18"/>
+          <w:szCs w:val="18"/>
+        </w:rPr>
+        <w:t>Zdolności pasywne:</w:t>
+      </w:r>
+      <w:r>
+        <w:rPr>
+          <w:sz w:val="18"/>
+          <w:szCs w:val="18"/>
+        </w:rPr>
+        <w:t xml:space="preserve"> działają stale.</w:t>
       </w:r>
     </w:p>
     <w:p>
@@ -792,39 +1811,243 @@
           <w:sz w:val="18"/>
           <w:szCs w:val="18"/>
         </w:rPr>
-        <w:t>Trafienia:</w:t>
-      </w:r>
-      <w:r>
-        <w:rPr>
-          <w:sz w:val="18"/>
-          <w:szCs w:val="18"/>
-        </w:rPr>
-        <w:t xml:space="preserve"> Za każde trafienie atakowany wykonuje test obrony. Za każde niepowodzenie oddział otrzymuje ranę. Przydzielający może odrzucić tyle ran, ile wynosi wytrzymałość modelu, aby go pokonać. Musi to zrobić, jeżeli oddział ma tyle lub więcej ran co najwyższa wytrzymałość modelu w oddziale. Najpierw atakujący przydziela rany za kości z wynikiem 1, jeżeli trudność testu nie wynosiła 2+, a następnie obrońca pozostałe.</w:t>
-      </w:r>
-    </w:p>
-    <w:p>
-      <w:pPr>
-        <w:spacing w:after="0"/>
-        <w:rPr>
-          <w:sz w:val="18"/>
-          <w:szCs w:val="18"/>
-        </w:rPr>
-      </w:pPr>
-      <w:r>
-        <w:rPr>
-          <w:b/>
-          <w:bCs/>
-          <w:sz w:val="18"/>
-          <w:szCs w:val="18"/>
-        </w:rPr>
-        <w:t>Przegrupowanie:</w:t>
-      </w:r>
-      <w:r>
-        <w:rPr>
-          <w:sz w:val="18"/>
-          <w:szCs w:val="18"/>
-        </w:rPr>
-        <w:t xml:space="preserve"> Na koniec aktywacji, każdy oddział który otrzymał rany, wykonuje test jakości. Jeżeli ma połowę lub mniej początkowej wytrzymałości, wykonuje dodatkowy test. Jeżeli przegrał walkę wręcz (zadał mniej ran niż przeciwnik), wykonuje dodatkowy test, a jeżeli jego przeciwnik przegrał walkę, jeden test mniej. Za każdy nieudany test staje się wyczerpany, przyszpilony lub zniszczony. </w:t>
+        <w:t>Zdolności aury(X):</w:t>
+      </w:r>
+      <w:r>
+        <w:rPr>
+          <w:sz w:val="18"/>
+          <w:szCs w:val="18"/>
+        </w:rPr>
+        <w:t xml:space="preserve"> działają na oddziały w zasięgu X″ lub na oddział z danym modelem (jeśli brak X).</w:t>
+      </w:r>
+    </w:p>
+    <w:p>
+      <w:pPr>
+        <w:spacing w:after="0"/>
+        <w:rPr>
+          <w:sz w:val="18"/>
+          <w:szCs w:val="18"/>
+        </w:rPr>
+      </w:pPr>
+      <w:r>
+        <w:rPr>
+          <w:b/>
+          <w:bCs/>
+          <w:sz w:val="18"/>
+          <w:szCs w:val="18"/>
+        </w:rPr>
+        <w:t>Zdolności aktywne:</w:t>
+      </w:r>
+      <w:r>
+        <w:rPr>
+          <w:sz w:val="18"/>
+          <w:szCs w:val="18"/>
+        </w:rPr>
+        <w:t xml:space="preserve"> gracz decyduje o ich wykorzystaniu przed wykonaniem akcji lub w momencie wskazanym w ich opisie.</w:t>
+      </w:r>
+      <w:r>
+        <w:rPr>
+          <w:sz w:val="18"/>
+          <w:szCs w:val="18"/>
+        </w:rPr>
+        <w:br w:type="page"/>
+      </w:r>
+    </w:p>
+    <w:p>
+      <w:pPr>
+        <w:spacing w:after="0"/>
+        <w:rPr>
+          <w:sz w:val="18"/>
+          <w:szCs w:val="18"/>
+        </w:rPr>
+      </w:pPr>
+      <w:r>
+        <w:rPr>
+          <w:b/>
+          <w:bCs/>
+          <w:sz w:val="18"/>
+          <w:szCs w:val="18"/>
+        </w:rPr>
+        <w:lastRenderedPageBreak/>
+        <w:t>Zasady opcjonalne</w:t>
+      </w:r>
+    </w:p>
+    <w:p>
+      <w:pPr>
+        <w:spacing w:after="0"/>
+        <w:rPr>
+          <w:sz w:val="18"/>
+          <w:szCs w:val="18"/>
+        </w:rPr>
+      </w:pPr>
+      <w:r>
+        <w:rPr>
+          <w:sz w:val="18"/>
+          <w:szCs w:val="18"/>
+        </w:rPr>
+        <w:t>Do zastosowania przed grą, po zgodzie obu stron.</w:t>
+      </w:r>
+    </w:p>
+    <w:p>
+      <w:pPr>
+        <w:spacing w:after="0"/>
+        <w:rPr>
+          <w:sz w:val="18"/>
+          <w:szCs w:val="18"/>
+        </w:rPr>
+      </w:pPr>
+    </w:p>
+    <w:p>
+      <w:pPr>
+        <w:spacing w:after="0"/>
+        <w:rPr>
+          <w:b/>
+          <w:bCs/>
+          <w:sz w:val="18"/>
+          <w:szCs w:val="18"/>
+        </w:rPr>
+      </w:pPr>
+      <w:r>
+        <w:rPr>
+          <w:b/>
+          <w:bCs/>
+          <w:sz w:val="18"/>
+          <w:szCs w:val="18"/>
+        </w:rPr>
+        <w:t>Podstawowe:</w:t>
+      </w:r>
+    </w:p>
+    <w:p>
+      <w:pPr>
+        <w:spacing w:after="0"/>
+        <w:rPr>
+          <w:sz w:val="18"/>
+          <w:szCs w:val="18"/>
+        </w:rPr>
+      </w:pPr>
+      <w:r>
+        <w:rPr>
+          <w:sz w:val="18"/>
+          <w:szCs w:val="18"/>
+        </w:rPr>
+        <w:t>Zalecane zawsze.</w:t>
+      </w:r>
+    </w:p>
+    <w:p>
+      <w:pPr>
+        <w:spacing w:after="0"/>
+        <w:rPr>
+          <w:sz w:val="18"/>
+          <w:szCs w:val="18"/>
+        </w:rPr>
+      </w:pPr>
+      <w:r>
+        <w:rPr>
+          <w:b/>
+          <w:bCs/>
+          <w:sz w:val="18"/>
+          <w:szCs w:val="18"/>
+        </w:rPr>
+        <w:t>Struktura armii:</w:t>
+      </w:r>
+      <w:r>
+        <w:rPr>
+          <w:sz w:val="18"/>
+          <w:szCs w:val="18"/>
+        </w:rPr>
+        <w:t xml:space="preserve"> Żaden oddział nie powinien </w:t>
+      </w:r>
+      <w:r>
+        <w:rPr>
+          <w:sz w:val="18"/>
+          <w:szCs w:val="18"/>
+        </w:rPr>
+        <w:t>być więcej niż 4 razy droższy od najtańszego</w:t>
+      </w:r>
+      <w:r>
+        <w:rPr>
+          <w:sz w:val="18"/>
+          <w:szCs w:val="18"/>
+        </w:rPr>
+        <w:t xml:space="preserve"> albo posiadać w sumie więcej niż 24 wytrzymałości. </w:t>
+      </w:r>
+    </w:p>
+    <w:p>
+      <w:pPr>
+        <w:spacing w:after="0"/>
+        <w:rPr>
+          <w:sz w:val="18"/>
+          <w:szCs w:val="18"/>
+        </w:rPr>
+      </w:pPr>
+      <w:r>
+        <w:rPr>
+          <w:b/>
+          <w:bCs/>
+          <w:sz w:val="18"/>
+          <w:szCs w:val="18"/>
+        </w:rPr>
+        <w:t>Balans jednostek:</w:t>
+      </w:r>
+      <w:r>
+        <w:rPr>
+          <w:sz w:val="18"/>
+          <w:szCs w:val="18"/>
+        </w:rPr>
+        <w:t xml:space="preserve"> Koszt broni modelu, powinien  wynosić od 5 do 25 razy modyfikator pancerza na punkt wytrzymałości.</w:t>
+      </w:r>
+    </w:p>
+    <w:p>
+      <w:pPr>
+        <w:spacing w:after="0"/>
+        <w:rPr>
+          <w:sz w:val="18"/>
+          <w:szCs w:val="18"/>
+        </w:rPr>
+      </w:pPr>
+      <w:r>
+        <w:rPr>
+          <w:b/>
+          <w:bCs/>
+          <w:sz w:val="18"/>
+          <w:szCs w:val="18"/>
+        </w:rPr>
+        <w:t>Znaczniki zdolności:</w:t>
+      </w:r>
+      <w:r>
+        <w:rPr>
+          <w:sz w:val="18"/>
+          <w:szCs w:val="18"/>
+        </w:rPr>
+        <w:t xml:space="preserve"> Każdy oddział </w:t>
+      </w:r>
+      <w:r>
+        <w:rPr>
+          <w:sz w:val="18"/>
+          <w:szCs w:val="18"/>
+        </w:rPr>
+        <w:t xml:space="preserve">może </w:t>
+      </w:r>
+      <w:r>
+        <w:rPr>
+          <w:sz w:val="18"/>
+          <w:szCs w:val="18"/>
+        </w:rPr>
+        <w:t>mieć jeden rodzaj zdolności aktywnej</w:t>
+      </w:r>
+      <w:r>
+        <w:rPr>
+          <w:sz w:val="18"/>
+          <w:szCs w:val="18"/>
+        </w:rPr>
+        <w:t xml:space="preserve"> wymagającej śledzenia użycia</w:t>
+      </w:r>
+      <w:r>
+        <w:rPr>
+          <w:sz w:val="18"/>
+          <w:szCs w:val="18"/>
+        </w:rPr>
+        <w:t>.</w:t>
       </w:r>
     </w:p>
     <w:p>
@@ -835,162 +2058,159 @@
           <w14:ligatures w14:val="none"/>
         </w:rPr>
       </w:pPr>
-    </w:p>
-    <w:p>
-      <w:pPr>
-        <w:spacing w:after="0"/>
-        <w:rPr>
-          <w:sz w:val="18"/>
-          <w:szCs w:val="18"/>
-        </w:rPr>
-      </w:pPr>
-      <w:r>
-        <w:rPr>
-          <w:b/>
-          <w:bCs/>
-          <w:sz w:val="18"/>
-          <w:szCs w:val="18"/>
-        </w:rPr>
-        <w:t>Wyczerpan</w:t>
-      </w:r>
-      <w:r>
-        <w:rPr>
-          <w:b/>
-          <w:bCs/>
-          <w:sz w:val="18"/>
-          <w:szCs w:val="18"/>
-        </w:rPr>
-        <w:t>y:</w:t>
-      </w:r>
-      <w:r>
-        <w:rPr>
-          <w:sz w:val="18"/>
-          <w:szCs w:val="18"/>
-        </w:rPr>
-        <w:t xml:space="preserve"> Nie może atakować. Odrzuć jako akcje.</w:t>
-      </w:r>
-    </w:p>
-    <w:p>
-      <w:pPr>
-        <w:spacing w:after="0"/>
-        <w:rPr>
-          <w:sz w:val="18"/>
-          <w:szCs w:val="18"/>
-        </w:rPr>
-      </w:pPr>
-      <w:r>
-        <w:rPr>
-          <w:b/>
-          <w:bCs/>
-          <w:sz w:val="18"/>
-          <w:szCs w:val="18"/>
-        </w:rPr>
-        <w:t>Przyszpilony:</w:t>
-      </w:r>
-      <w:r>
-        <w:rPr>
-          <w:sz w:val="18"/>
-          <w:szCs w:val="18"/>
-        </w:rPr>
-        <w:t xml:space="preserve"> Nie może się poruszać. Nie może kontrolować celów, ani używać zdolności aktywnych i aur. Odrzuć, gdy wykonasz obronę.</w:t>
-      </w:r>
-    </w:p>
-    <w:p>
-      <w:pPr>
-        <w:spacing w:after="0"/>
-        <w:rPr>
-          <w:sz w:val="18"/>
-          <w:szCs w:val="18"/>
-        </w:rPr>
-      </w:pPr>
-      <w:r>
-        <w:rPr>
-          <w:b/>
-          <w:bCs/>
-          <w:sz w:val="18"/>
-          <w:szCs w:val="18"/>
-        </w:rPr>
-        <w:t>Ufortyfikowany:</w:t>
-      </w:r>
-      <w:r>
-        <w:rPr>
-          <w:sz w:val="18"/>
-          <w:szCs w:val="18"/>
-        </w:rPr>
-        <w:t xml:space="preserve"> Ma +1 do obrony i wykonuje jeden test przegrupowania mniej. </w:t>
-      </w:r>
-      <w:r>
-        <w:rPr>
-          <w:sz w:val="18"/>
-          <w:szCs w:val="18"/>
-        </w:rPr>
-        <w:t xml:space="preserve">Nie blokuje linii wzroku. </w:t>
-      </w:r>
-      <w:r>
-        <w:rPr>
-          <w:sz w:val="18"/>
-          <w:szCs w:val="18"/>
-        </w:rPr>
-        <w:t>Odrzuć na początku jego aktywacji.</w:t>
-      </w:r>
-    </w:p>
-    <w:p>
-      <w:pPr>
-        <w:spacing w:after="0"/>
-        <w:rPr>
-          <w:sz w:val="18"/>
-          <w:szCs w:val="18"/>
-        </w:rPr>
-      </w:pPr>
-    </w:p>
-    <w:p>
-      <w:pPr>
-        <w:spacing w:after="0"/>
-        <w:rPr>
-          <w:sz w:val="18"/>
-          <w:szCs w:val="18"/>
-        </w:rPr>
-      </w:pPr>
-      <w:r>
-        <w:rPr>
-          <w:b/>
-          <w:bCs/>
-          <w:sz w:val="18"/>
-          <w:szCs w:val="18"/>
-        </w:rPr>
-        <w:t>Zdolności broni:</w:t>
-      </w:r>
-      <w:r>
-        <w:rPr>
-          <w:sz w:val="18"/>
-          <w:szCs w:val="18"/>
-        </w:rPr>
-        <w:t xml:space="preserve"> rozpatrywane podczas ataku daną bronią.</w:t>
-      </w:r>
-    </w:p>
-    <w:p>
-      <w:pPr>
-        <w:spacing w:after="0"/>
-        <w:rPr>
-          <w:sz w:val="18"/>
-          <w:szCs w:val="18"/>
-        </w:rPr>
-      </w:pPr>
-      <w:r>
-        <w:rPr>
-          <w:b/>
-          <w:bCs/>
-          <w:sz w:val="18"/>
-          <w:szCs w:val="18"/>
-        </w:rPr>
-        <w:t>Zdolności pasywne:</w:t>
-      </w:r>
-      <w:r>
-        <w:rPr>
-          <w:sz w:val="18"/>
-          <w:szCs w:val="18"/>
-        </w:rPr>
-        <w:t xml:space="preserve"> działają stale.</w:t>
+      <w:r>
+        <w:rPr>
+          <w:b/>
+          <w:bCs/>
+          <w:sz w:val="18"/>
+          <w:szCs w:val="18"/>
+        </w:rPr>
+        <w:t>Fabularne cele:</w:t>
+      </w:r>
+      <w:r>
+        <w:rPr>
+          <w:sz w:val="18"/>
+          <w:szCs w:val="18"/>
+        </w:rPr>
+        <w:t xml:space="preserve"> Zamiast znaczników celów, użyj </w:t>
+      </w:r>
+      <w:r>
+        <w:rPr>
+          <w:sz w:val="18"/>
+          <w:szCs w:val="18"/>
+        </w:rPr>
+        <w:t>elementów terenu na które można wejść, nie sprawdzaj 3” tylko obecność na danym terenie.</w:t>
+      </w:r>
+    </w:p>
+    <w:p>
+      <w:pPr>
+        <w:spacing w:after="0"/>
+        <w:rPr>
+          <w:sz w:val="18"/>
+          <w:szCs w:val="18"/>
+        </w:rPr>
+      </w:pPr>
+    </w:p>
+    <w:p>
+      <w:pPr>
+        <w:spacing w:after="0"/>
+        <w:rPr>
+          <w:b/>
+          <w:bCs/>
+          <w:sz w:val="18"/>
+          <w:szCs w:val="18"/>
+        </w:rPr>
+      </w:pPr>
+      <w:r>
+        <w:rPr>
+          <w:b/>
+          <w:bCs/>
+          <w:sz w:val="18"/>
+          <w:szCs w:val="18"/>
+        </w:rPr>
+        <w:t>Płaska linia wzroku:</w:t>
+      </w:r>
+    </w:p>
+    <w:p>
+      <w:pPr>
+        <w:spacing w:after="0"/>
+        <w:rPr>
+          <w:sz w:val="18"/>
+          <w:szCs w:val="18"/>
+        </w:rPr>
+      </w:pPr>
+      <w:r>
+        <w:rPr>
+          <w:sz w:val="18"/>
+          <w:szCs w:val="18"/>
+        </w:rPr>
+        <w:t>Zalecana podczas gier turniejowych</w:t>
+      </w:r>
+    </w:p>
+    <w:p>
+      <w:pPr>
+        <w:spacing w:after="0"/>
+        <w:rPr>
+          <w:sz w:val="18"/>
+          <w:szCs w:val="18"/>
+        </w:rPr>
+      </w:pPr>
+      <w:r>
+        <w:rPr>
+          <w:b/>
+          <w:bCs/>
+          <w:sz w:val="18"/>
+          <w:szCs w:val="18"/>
+        </w:rPr>
+        <w:t>Linia wzroku:</w:t>
+      </w:r>
+      <w:r>
+        <w:rPr>
+          <w:sz w:val="18"/>
+          <w:szCs w:val="18"/>
+        </w:rPr>
+        <w:t xml:space="preserve"> atakujący wybiera model, od którego sprawdza </w:t>
+      </w:r>
+      <w:r>
+        <w:rPr>
+          <w:sz w:val="18"/>
+          <w:szCs w:val="18"/>
+        </w:rPr>
+        <w:t xml:space="preserve">linię </w:t>
+      </w:r>
+      <w:r>
+        <w:rPr>
+          <w:sz w:val="18"/>
+          <w:szCs w:val="18"/>
+        </w:rPr>
+        <w:t xml:space="preserve"> i zasięg wszystkich ataków. Jeżeli może poprowadzić prostą linię przechodzącą przez podstawkę celu i swoją ma linię wzroku. Jeżeli jest punkt podstawki do którego nie można poprowadzić takiej linii cel ma osłonę.</w:t>
+      </w:r>
+    </w:p>
+    <w:p>
+      <w:pPr>
+        <w:spacing w:after="0"/>
+        <w:rPr>
+          <w:b/>
+          <w:bCs/>
+          <w:sz w:val="18"/>
+          <w:szCs w:val="18"/>
+        </w:rPr>
+      </w:pPr>
+    </w:p>
+    <w:p>
+      <w:pPr>
+        <w:spacing w:after="0"/>
+        <w:rPr>
+          <w:b/>
+          <w:bCs/>
+          <w:sz w:val="18"/>
+          <w:szCs w:val="18"/>
+        </w:rPr>
+      </w:pPr>
+      <w:r>
+        <w:rPr>
+          <w:b/>
+          <w:bCs/>
+          <w:sz w:val="18"/>
+          <w:szCs w:val="18"/>
+        </w:rPr>
+        <w:t>Zawansowany teren:</w:t>
+      </w:r>
+    </w:p>
+    <w:p>
+      <w:pPr>
+        <w:spacing w:after="0"/>
+        <w:rPr>
+          <w:sz w:val="18"/>
+          <w:szCs w:val="18"/>
+        </w:rPr>
+      </w:pPr>
+      <w:r>
+        <w:rPr>
+          <w:sz w:val="18"/>
+          <w:szCs w:val="18"/>
+        </w:rPr>
+        <w:t>Zalecany po zapoznaniu się z zasadami podstawowymi.</w:t>
       </w:r>
     </w:p>
     <w:p>
@@ -1008,444 +2228,6 @@
           <w:sz w:val="18"/>
           <w:szCs w:val="18"/>
         </w:rPr>
-        <w:t>Zdolności aury(X):</w:t>
-      </w:r>
-      <w:r>
-        <w:rPr>
-          <w:sz w:val="18"/>
-          <w:szCs w:val="18"/>
-        </w:rPr>
-        <w:t xml:space="preserve"> działają na oddziały w zasięgu X″ lub na oddział z danym modelem (jeśli brak X).</w:t>
-      </w:r>
-    </w:p>
-    <w:p>
-      <w:pPr>
-        <w:spacing w:after="0"/>
-        <w:rPr>
-          <w:sz w:val="18"/>
-          <w:szCs w:val="18"/>
-        </w:rPr>
-      </w:pPr>
-      <w:r>
-        <w:rPr>
-          <w:b/>
-          <w:bCs/>
-          <w:sz w:val="18"/>
-          <w:szCs w:val="18"/>
-        </w:rPr>
-        <w:t>Zdolności aktywne:</w:t>
-      </w:r>
-      <w:r>
-        <w:rPr>
-          <w:sz w:val="18"/>
-          <w:szCs w:val="18"/>
-        </w:rPr>
-        <w:t xml:space="preserve"> gracz decyduje o ich wykorzystaniu przed wykonaniem akcji lub w momencie wskazanym w ich opisie.</w:t>
-      </w:r>
-    </w:p>
-    <w:p>
-      <w:pPr>
-        <w:spacing w:after="0"/>
-        <w:rPr>
-          <w:sz w:val="18"/>
-          <w:szCs w:val="18"/>
-        </w:rPr>
-      </w:pPr>
-      <w:r>
-        <w:rPr>
-          <w:b/>
-          <w:bCs/>
-          <w:sz w:val="18"/>
-          <w:szCs w:val="18"/>
-        </w:rPr>
-        <w:t>Przerwania:</w:t>
-      </w:r>
-      <w:r>
-        <w:rPr>
-          <w:sz w:val="18"/>
-          <w:szCs w:val="18"/>
-        </w:rPr>
-        <w:t xml:space="preserve"> Domyślnie przerwania można wykonać na początku aktywacji lub przed wyborem akcji lub po wybraniu celów ataku. Aktywny gracz rozpatruje wybrane zdolności i oddaje możliwość przeciwnikowi</w:t>
-      </w:r>
-      <w:r>
-        <w:rPr>
-          <w:sz w:val="18"/>
-          <w:szCs w:val="18"/>
-        </w:rPr>
-        <w:t xml:space="preserve">. </w:t>
-      </w:r>
-      <w:r>
-        <w:rPr>
-          <w:sz w:val="18"/>
-          <w:szCs w:val="18"/>
-        </w:rPr>
-        <w:t>Przerwanie musi zostać rozpatrzone w całości, zanim będzie można rozpocząć następne.</w:t>
-      </w:r>
-    </w:p>
-    <w:p>
-      <w:pPr>
-        <w:rPr>
-          <w:sz w:val="18"/>
-          <w:szCs w:val="18"/>
-        </w:rPr>
-      </w:pPr>
-      <w:r>
-        <w:rPr>
-          <w:b/>
-          <w:bCs/>
-          <w:sz w:val="18"/>
-          <w:szCs w:val="18"/>
-        </w:rPr>
-        <w:t>Odzyskanie rany:</w:t>
-      </w:r>
-      <w:r>
-        <w:rPr>
-          <w:sz w:val="18"/>
-          <w:szCs w:val="18"/>
-        </w:rPr>
-        <w:t xml:space="preserve"> Odrzuć znacznik ran lub, jeżeli oddział ich nie ma, ustaw w dozwolonym miejscu pokonany wcześniej jego model i dodaj rany równego jego wytrzymałości minus 1.</w:t>
-      </w:r>
-      <w:r>
-        <w:rPr>
-          <w:sz w:val="18"/>
-          <w:szCs w:val="18"/>
-        </w:rPr>
-        <w:br w:type="page"/>
-      </w:r>
-    </w:p>
-    <w:p>
-      <w:pPr>
-        <w:spacing w:after="0"/>
-        <w:rPr>
-          <w:sz w:val="18"/>
-          <w:szCs w:val="18"/>
-        </w:rPr>
-      </w:pPr>
-      <w:r>
-        <w:rPr>
-          <w:b/>
-          <w:bCs/>
-          <w:sz w:val="18"/>
-          <w:szCs w:val="18"/>
-        </w:rPr>
-        <w:lastRenderedPageBreak/>
-        <w:t>Zasady opcjonalne</w:t>
-      </w:r>
-    </w:p>
-    <w:p>
-      <w:pPr>
-        <w:spacing w:after="0"/>
-        <w:rPr>
-          <w:sz w:val="18"/>
-          <w:szCs w:val="18"/>
-        </w:rPr>
-      </w:pPr>
-      <w:r>
-        <w:rPr>
-          <w:sz w:val="18"/>
-          <w:szCs w:val="18"/>
-        </w:rPr>
-        <w:t>Do zastosowania przed grą, po zgodzie obu stron.</w:t>
-      </w:r>
-    </w:p>
-    <w:p>
-      <w:pPr>
-        <w:spacing w:after="0"/>
-        <w:rPr>
-          <w:sz w:val="18"/>
-          <w:szCs w:val="18"/>
-        </w:rPr>
-      </w:pPr>
-    </w:p>
-    <w:p>
-      <w:pPr>
-        <w:spacing w:after="0"/>
-        <w:rPr>
-          <w:b/>
-          <w:bCs/>
-          <w:sz w:val="18"/>
-          <w:szCs w:val="18"/>
-        </w:rPr>
-      </w:pPr>
-      <w:r>
-        <w:rPr>
-          <w:b/>
-          <w:bCs/>
-          <w:sz w:val="18"/>
-          <w:szCs w:val="18"/>
-        </w:rPr>
-        <w:t>Podstawowe:</w:t>
-      </w:r>
-    </w:p>
-    <w:p>
-      <w:pPr>
-        <w:spacing w:after="0"/>
-        <w:rPr>
-          <w:sz w:val="18"/>
-          <w:szCs w:val="18"/>
-        </w:rPr>
-      </w:pPr>
-      <w:r>
-        <w:rPr>
-          <w:sz w:val="18"/>
-          <w:szCs w:val="18"/>
-        </w:rPr>
-        <w:t>Zalecane zawsze.</w:t>
-      </w:r>
-    </w:p>
-    <w:p>
-      <w:pPr>
-        <w:spacing w:after="0"/>
-        <w:rPr>
-          <w:sz w:val="18"/>
-          <w:szCs w:val="18"/>
-        </w:rPr>
-      </w:pPr>
-      <w:r>
-        <w:rPr>
-          <w:b/>
-          <w:bCs/>
-          <w:sz w:val="18"/>
-          <w:szCs w:val="18"/>
-        </w:rPr>
-        <w:t>Struktura armii:</w:t>
-      </w:r>
-      <w:r>
-        <w:rPr>
-          <w:sz w:val="18"/>
-          <w:szCs w:val="18"/>
-        </w:rPr>
-        <w:t xml:space="preserve"> Żaden oddział nie powinien </w:t>
-      </w:r>
-      <w:r>
-        <w:rPr>
-          <w:sz w:val="18"/>
-          <w:szCs w:val="18"/>
-        </w:rPr>
-        <w:t>być więcej niż 4 razy droższy od najtańszego</w:t>
-      </w:r>
-      <w:r>
-        <w:rPr>
-          <w:sz w:val="18"/>
-          <w:szCs w:val="18"/>
-        </w:rPr>
-        <w:t xml:space="preserve"> albo posiadać w sumie więcej niż 24 wytrzymałości. </w:t>
-      </w:r>
-    </w:p>
-    <w:p>
-      <w:pPr>
-        <w:spacing w:after="0"/>
-        <w:rPr>
-          <w:sz w:val="18"/>
-          <w:szCs w:val="18"/>
-        </w:rPr>
-      </w:pPr>
-      <w:r>
-        <w:rPr>
-          <w:b/>
-          <w:bCs/>
-          <w:sz w:val="18"/>
-          <w:szCs w:val="18"/>
-        </w:rPr>
-        <w:t>Balans jednostek:</w:t>
-      </w:r>
-      <w:r>
-        <w:rPr>
-          <w:sz w:val="18"/>
-          <w:szCs w:val="18"/>
-        </w:rPr>
-        <w:t xml:space="preserve"> Koszt broni modelu, powinien  wynosić od 5 do 25 razy modyfikator pancerza na punkt wytrzymałości.</w:t>
-      </w:r>
-    </w:p>
-    <w:p>
-      <w:pPr>
-        <w:spacing w:after="0"/>
-        <w:rPr>
-          <w:sz w:val="18"/>
-          <w:szCs w:val="18"/>
-        </w:rPr>
-      </w:pPr>
-      <w:r>
-        <w:rPr>
-          <w:b/>
-          <w:bCs/>
-          <w:sz w:val="18"/>
-          <w:szCs w:val="18"/>
-        </w:rPr>
-        <w:t>Znaczniki zdolności:</w:t>
-      </w:r>
-      <w:r>
-        <w:rPr>
-          <w:sz w:val="18"/>
-          <w:szCs w:val="18"/>
-        </w:rPr>
-        <w:t xml:space="preserve"> Każdy oddział powinien mieć tylko jeden rodzaj zdolności aktywnej.</w:t>
-      </w:r>
-    </w:p>
-    <w:p>
-      <w:pPr>
-        <w:spacing w:after="0"/>
-        <w:rPr>
-          <w:kern w:val="0"/>
-          <w14:ligatures w14:val="none"/>
-        </w:rPr>
-      </w:pPr>
-      <w:r>
-        <w:rPr>
-          <w:b/>
-          <w:bCs/>
-          <w:sz w:val="18"/>
-          <w:szCs w:val="18"/>
-        </w:rPr>
-        <w:t>Fabularne cele:</w:t>
-      </w:r>
-      <w:r>
-        <w:rPr>
-          <w:sz w:val="18"/>
-          <w:szCs w:val="18"/>
-        </w:rPr>
-        <w:t xml:space="preserve"> Zamiast znaczników celów, użyj </w:t>
-      </w:r>
-      <w:r>
-        <w:rPr>
-          <w:sz w:val="18"/>
-          <w:szCs w:val="18"/>
-        </w:rPr>
-        <w:t>elementów terenu na które można wejść, nie sprawdzaj 3” tylko obecność na danym terenie.</w:t>
-      </w:r>
-    </w:p>
-    <w:p>
-      <w:pPr>
-        <w:spacing w:after="0"/>
-        <w:rPr>
-          <w:sz w:val="18"/>
-          <w:szCs w:val="18"/>
-        </w:rPr>
-      </w:pPr>
-    </w:p>
-    <w:p>
-      <w:pPr>
-        <w:spacing w:after="0"/>
-        <w:rPr>
-          <w:b/>
-          <w:bCs/>
-          <w:sz w:val="18"/>
-          <w:szCs w:val="18"/>
-        </w:rPr>
-      </w:pPr>
-      <w:r>
-        <w:rPr>
-          <w:b/>
-          <w:bCs/>
-          <w:sz w:val="18"/>
-          <w:szCs w:val="18"/>
-        </w:rPr>
-        <w:t>Płaska linia wzroku:</w:t>
-      </w:r>
-    </w:p>
-    <w:p>
-      <w:pPr>
-        <w:spacing w:after="0"/>
-        <w:rPr>
-          <w:sz w:val="18"/>
-          <w:szCs w:val="18"/>
-        </w:rPr>
-      </w:pPr>
-      <w:r>
-        <w:rPr>
-          <w:sz w:val="18"/>
-          <w:szCs w:val="18"/>
-        </w:rPr>
-        <w:t>Zalecana podczas gier turniejowych</w:t>
-      </w:r>
-    </w:p>
-    <w:p>
-      <w:pPr>
-        <w:spacing w:after="0"/>
-        <w:rPr>
-          <w:sz w:val="18"/>
-          <w:szCs w:val="18"/>
-        </w:rPr>
-      </w:pPr>
-      <w:r>
-        <w:rPr>
-          <w:b/>
-          <w:bCs/>
-          <w:sz w:val="18"/>
-          <w:szCs w:val="18"/>
-        </w:rPr>
-        <w:t>Linia wzroku:</w:t>
-      </w:r>
-      <w:r>
-        <w:rPr>
-          <w:sz w:val="18"/>
-          <w:szCs w:val="18"/>
-        </w:rPr>
-        <w:t xml:space="preserve"> atakujący wybiera model, od którego sprawdza pole widzenia i zasięg wszystkich ataków. Jeżeli może poprowadzić prostą linię przechodzącą przez podstawkę celu i swoją ma linię wzroku. Jeżeli jest punkt podstawki do którego nie można poprowadzić takiej linii cel ma osłonę.</w:t>
-      </w:r>
-    </w:p>
-    <w:p>
-      <w:pPr>
-        <w:spacing w:after="0"/>
-        <w:rPr>
-          <w:b/>
-          <w:bCs/>
-          <w:sz w:val="18"/>
-          <w:szCs w:val="18"/>
-        </w:rPr>
-      </w:pPr>
-    </w:p>
-    <w:p>
-      <w:pPr>
-        <w:spacing w:after="0"/>
-        <w:rPr>
-          <w:b/>
-          <w:bCs/>
-          <w:sz w:val="18"/>
-          <w:szCs w:val="18"/>
-        </w:rPr>
-      </w:pPr>
-      <w:r>
-        <w:rPr>
-          <w:b/>
-          <w:bCs/>
-          <w:sz w:val="18"/>
-          <w:szCs w:val="18"/>
-        </w:rPr>
-        <w:t>Zawansowany teren:</w:t>
-      </w:r>
-    </w:p>
-    <w:p>
-      <w:pPr>
-        <w:spacing w:after="0"/>
-        <w:rPr>
-          <w:sz w:val="18"/>
-          <w:szCs w:val="18"/>
-        </w:rPr>
-      </w:pPr>
-      <w:r>
-        <w:rPr>
-          <w:sz w:val="18"/>
-          <w:szCs w:val="18"/>
-        </w:rPr>
-        <w:t>Zalecany po zapoznaniu się z zasadami podstawowymi.</w:t>
-      </w:r>
-    </w:p>
-    <w:p>
-      <w:pPr>
-        <w:spacing w:after="0"/>
-        <w:rPr>
-          <w:kern w:val="0"/>
-          <w14:ligatures w14:val="none"/>
-        </w:rPr>
-      </w:pPr>
-      <w:r>
-        <w:rPr>
-          <w:b/>
-          <w:bCs/>
-          <w:sz w:val="18"/>
-          <w:szCs w:val="18"/>
-        </w:rPr>
         <w:t>Podniesiony:</w:t>
       </w:r>
       <w:r>
@@ -1455,15 +2237,13 @@
         </w:rPr>
         <w:t xml:space="preserve"> Oddziały wewnątrz są podniesione. Podczas sprawdzania linii wzroku od i do takiego oddziału bierz pod uwagę tylko teren podniesiony lub w zasięgu 3″ od drugiego oddziału.</w:t>
       </w:r>
-    </w:p>
-    <w:p>
-      <w:pPr>
-        <w:spacing w:after="0"/>
-        <w:rPr>
-          <w:kern w:val="0"/>
-          <w14:ligatures w14:val="none"/>
-        </w:rPr>
-      </w:pPr>
+      <w:r>
+        <w:rPr>
+          <w:sz w:val="18"/>
+          <w:szCs w:val="18"/>
+        </w:rPr>
+        <w:t xml:space="preserve"> </w:t>
+      </w:r>
       <w:r>
         <w:rPr>
           <w:sz w:val="18"/>
@@ -1495,31 +2275,6 @@
           <w:szCs w:val="18"/>
         </w:rPr>
         <w:t xml:space="preserve"> Oddziały w nim traktowane są jak podniesione podczas interakcji z podniesionymi oddziałami.</w:t>
-      </w:r>
-    </w:p>
-    <w:p>
-      <w:pPr>
-        <w:spacing w:after="0"/>
-        <w:rPr>
-          <w:sz w:val="18"/>
-          <w:szCs w:val="18"/>
-        </w:rPr>
-      </w:pPr>
-      <w:r>
-        <w:rPr>
-          <w:b/>
-          <w:bCs/>
-          <w:sz w:val="18"/>
-          <w:szCs w:val="18"/>
-        </w:rPr>
-        <w:t>Kierunkowy:</w:t>
-      </w:r>
-      <w:r>
-        <w:rPr>
-          <w:sz w:val="18"/>
-          <w:szCs w:val="18"/>
-        </w:rPr>
-        <w:t xml:space="preserve"> Pewne granice terenu liczą się jako trudny lub niebezpieczny teren tylko podczas ruchu w jedną ze stron.</w:t>
       </w:r>
     </w:p>
     <w:p>
@@ -1879,6 +2634,611 @@
           <w:sz w:val="18"/>
           <w:szCs w:val="18"/>
         </w:rPr>
+        <w:t xml:space="preserve">Karty </w:t>
+      </w:r>
+      <w:r>
+        <w:rPr>
+          <w:b/>
+          <w:bCs/>
+          <w:sz w:val="18"/>
+          <w:szCs w:val="18"/>
+        </w:rPr>
+        <w:t>strategiczne</w:t>
+      </w:r>
+    </w:p>
+    <w:p>
+      <w:pPr>
+        <w:spacing w:after="0"/>
+        <w:rPr>
+          <w:sz w:val="18"/>
+          <w:szCs w:val="18"/>
+        </w:rPr>
+      </w:pPr>
+      <w:r>
+        <w:rPr>
+          <w:sz w:val="18"/>
+          <w:szCs w:val="18"/>
+        </w:rPr>
+        <w:t>Przed</w:t>
+      </w:r>
+      <w:r>
+        <w:rPr>
+          <w:sz w:val="18"/>
+          <w:szCs w:val="18"/>
+        </w:rPr>
+        <w:t xml:space="preserve"> grą </w:t>
+      </w:r>
+      <w:r>
+        <w:rPr>
+          <w:sz w:val="18"/>
+          <w:szCs w:val="18"/>
+        </w:rPr>
+        <w:t xml:space="preserve">każdy gracz </w:t>
+      </w:r>
+      <w:r>
+        <w:rPr>
+          <w:sz w:val="18"/>
+          <w:szCs w:val="18"/>
+        </w:rPr>
+        <w:t>wybiera 3 Zadania i 3 Wsparcia i tworzy z nich talię 9 kart strategicznych składających  z zadania i wsparci</w:t>
+      </w:r>
+      <w:r>
+        <w:rPr>
+          <w:sz w:val="18"/>
+          <w:szCs w:val="18"/>
+        </w:rPr>
+        <w:t>a</w:t>
+      </w:r>
+      <w:r>
+        <w:rPr>
+          <w:sz w:val="18"/>
+          <w:szCs w:val="18"/>
+        </w:rPr>
+        <w:t xml:space="preserve"> każda</w:t>
+      </w:r>
+      <w:r>
+        <w:rPr>
+          <w:sz w:val="18"/>
+          <w:szCs w:val="18"/>
+        </w:rPr>
+        <w:t>. Na początku gry dobiera 3</w:t>
+      </w:r>
+      <w:r>
+        <w:rPr>
+          <w:sz w:val="18"/>
+          <w:szCs w:val="18"/>
+        </w:rPr>
+        <w:t xml:space="preserve"> z nich</w:t>
+      </w:r>
+      <w:r>
+        <w:rPr>
+          <w:sz w:val="18"/>
+          <w:szCs w:val="18"/>
+        </w:rPr>
+        <w:t xml:space="preserve">. Na końcu każdej rundy (w tym rozstawienia), po sprawdzeniu kontroli punktów, </w:t>
+      </w:r>
+      <w:r>
+        <w:rPr>
+          <w:sz w:val="18"/>
+          <w:szCs w:val="18"/>
+        </w:rPr>
+        <w:t>sprawdzamy wyłożone zadania,</w:t>
+      </w:r>
+      <w:r>
+        <w:rPr>
+          <w:sz w:val="18"/>
+          <w:szCs w:val="18"/>
+        </w:rPr>
+        <w:t xml:space="preserve"> potem </w:t>
+      </w:r>
+      <w:r>
+        <w:rPr>
+          <w:sz w:val="18"/>
+          <w:szCs w:val="18"/>
+        </w:rPr>
+        <w:t xml:space="preserve">gracze mogą </w:t>
+      </w:r>
+      <w:r>
+        <w:rPr>
+          <w:sz w:val="18"/>
+          <w:szCs w:val="18"/>
+        </w:rPr>
+        <w:t xml:space="preserve">wyłożyć </w:t>
+      </w:r>
+      <w:r>
+        <w:rPr>
+          <w:sz w:val="18"/>
+          <w:szCs w:val="18"/>
+        </w:rPr>
+        <w:t>po jednej karcie</w:t>
+      </w:r>
+      <w:r>
+        <w:rPr>
+          <w:sz w:val="18"/>
+          <w:szCs w:val="18"/>
+        </w:rPr>
+        <w:t xml:space="preserve">, potem </w:t>
+      </w:r>
+      <w:r>
+        <w:rPr>
+          <w:sz w:val="18"/>
+          <w:szCs w:val="18"/>
+        </w:rPr>
+        <w:t>wykorzystać</w:t>
+      </w:r>
+      <w:r>
+        <w:rPr>
+          <w:sz w:val="18"/>
+          <w:szCs w:val="18"/>
+        </w:rPr>
+        <w:t xml:space="preserve"> wsparcia. Jeżeli </w:t>
+      </w:r>
+      <w:r>
+        <w:rPr>
+          <w:sz w:val="18"/>
+          <w:szCs w:val="18"/>
+        </w:rPr>
+        <w:t xml:space="preserve">gracz </w:t>
+      </w:r>
+      <w:r>
+        <w:rPr>
+          <w:sz w:val="18"/>
+          <w:szCs w:val="18"/>
+        </w:rPr>
+        <w:t xml:space="preserve">zrealizuje zadanie z odwraca </w:t>
+      </w:r>
+      <w:r>
+        <w:rPr>
+          <w:sz w:val="18"/>
+          <w:szCs w:val="18"/>
+        </w:rPr>
+        <w:t>kartę</w:t>
+      </w:r>
+      <w:r>
+        <w:rPr>
+          <w:sz w:val="18"/>
+          <w:szCs w:val="18"/>
+        </w:rPr>
+        <w:t xml:space="preserve"> i liczy na koniec gry jako PZ, a przeciwnik dobiera nową kartę. </w:t>
+      </w:r>
+      <w:r>
+        <w:rPr>
+          <w:sz w:val="18"/>
+          <w:szCs w:val="18"/>
+        </w:rPr>
+        <w:t>Skorzystanie ze wsparcia zawsze wymaga odrzucenia danej karty.</w:t>
+      </w:r>
+      <w:r>
+        <w:rPr>
+          <w:sz w:val="18"/>
+          <w:szCs w:val="18"/>
+        </w:rPr>
+        <w:br/>
+      </w:r>
+      <w:r>
+        <w:rPr>
+          <w:sz w:val="18"/>
+          <w:szCs w:val="18"/>
+        </w:rPr>
+        <w:t>Zadania</w:t>
+      </w:r>
+      <w:r>
+        <w:rPr>
+          <w:sz w:val="18"/>
+          <w:szCs w:val="18"/>
+        </w:rPr>
+        <w:t>:</w:t>
+      </w:r>
+    </w:p>
+    <w:p>
+      <w:pPr>
+        <w:pStyle w:val="Akapitzlist"/>
+        <w:numPr>
+          <w:ilvl w:val="0"/>
+          <w:numId w:val="10"/>
+        </w:numPr>
+        <w:spacing w:after="0"/>
+        <w:rPr>
+          <w:sz w:val="18"/>
+          <w:szCs w:val="18"/>
+        </w:rPr>
+      </w:pPr>
+      <w:r>
+        <w:rPr>
+          <w:sz w:val="18"/>
+          <w:szCs w:val="18"/>
+        </w:rPr>
+        <w:t>Kontrolujesz wybrany cel poza swoją strefą rozstawienia</w:t>
+      </w:r>
+      <w:r>
+        <w:rPr>
+          <w:sz w:val="18"/>
+          <w:szCs w:val="18"/>
+        </w:rPr>
+        <w:t>.</w:t>
+      </w:r>
+      <w:r>
+        <w:rPr>
+          <w:sz w:val="18"/>
+          <w:szCs w:val="18"/>
+        </w:rPr>
+        <w:t xml:space="preserve"> </w:t>
+      </w:r>
+      <w:r>
+        <w:rPr>
+          <w:sz w:val="18"/>
+          <w:szCs w:val="18"/>
+        </w:rPr>
+        <w:t>S</w:t>
+      </w:r>
+      <w:r>
+        <w:rPr>
+          <w:sz w:val="18"/>
+          <w:szCs w:val="18"/>
+        </w:rPr>
+        <w:t>taje się neutralny.</w:t>
+      </w:r>
+    </w:p>
+    <w:p>
+      <w:pPr>
+        <w:pStyle w:val="Akapitzlist"/>
+        <w:numPr>
+          <w:ilvl w:val="0"/>
+          <w:numId w:val="10"/>
+        </w:numPr>
+        <w:spacing w:after="0"/>
+        <w:rPr>
+          <w:sz w:val="18"/>
+          <w:szCs w:val="18"/>
+        </w:rPr>
+      </w:pPr>
+      <w:r>
+        <w:rPr>
+          <w:sz w:val="18"/>
+          <w:szCs w:val="18"/>
+        </w:rPr>
+        <w:t>Nie</w:t>
+      </w:r>
+      <w:r>
+        <w:rPr>
+          <w:sz w:val="18"/>
+          <w:szCs w:val="18"/>
+        </w:rPr>
+        <w:t>ma nieprzyszpilonych wrogów twojej strefie rozstawienia.</w:t>
+      </w:r>
+      <w:r>
+        <w:rPr>
+          <w:sz w:val="18"/>
+          <w:szCs w:val="18"/>
+        </w:rPr>
+        <w:t xml:space="preserve"> Odrzuć kartę.</w:t>
+      </w:r>
+    </w:p>
+    <w:p>
+      <w:pPr>
+        <w:pStyle w:val="Akapitzlist"/>
+        <w:numPr>
+          <w:ilvl w:val="0"/>
+          <w:numId w:val="10"/>
+        </w:numPr>
+        <w:spacing w:after="0"/>
+        <w:rPr>
+          <w:sz w:val="18"/>
+          <w:szCs w:val="18"/>
+        </w:rPr>
+      </w:pPr>
+      <w:r>
+        <w:rPr>
+          <w:sz w:val="18"/>
+          <w:szCs w:val="18"/>
+        </w:rPr>
+        <w:t xml:space="preserve">W strefie rozstawienia przeciwnika jest więcej nieprzyszpilonych twoich oddziałów niż wroga. </w:t>
+      </w:r>
+      <w:r>
+        <w:rPr>
+          <w:sz w:val="18"/>
+          <w:szCs w:val="18"/>
+        </w:rPr>
+        <w:t>M</w:t>
+      </w:r>
+      <w:r>
+        <w:rPr>
+          <w:sz w:val="18"/>
+          <w:szCs w:val="18"/>
+        </w:rPr>
+        <w:t>ożesz położyć kartę z ręki jako dodatkow</w:t>
+      </w:r>
+      <w:r>
+        <w:rPr>
+          <w:sz w:val="18"/>
+          <w:szCs w:val="18"/>
+        </w:rPr>
+        <w:t>e</w:t>
+      </w:r>
+      <w:r>
+        <w:rPr>
+          <w:sz w:val="18"/>
+          <w:szCs w:val="18"/>
+        </w:rPr>
+        <w:t xml:space="preserve"> zrealizowane zadanie.</w:t>
+      </w:r>
+    </w:p>
+    <w:p>
+      <w:pPr>
+        <w:pStyle w:val="Akapitzlist"/>
+        <w:numPr>
+          <w:ilvl w:val="0"/>
+          <w:numId w:val="10"/>
+        </w:numPr>
+        <w:spacing w:after="0"/>
+        <w:rPr>
+          <w:sz w:val="18"/>
+          <w:szCs w:val="18"/>
+        </w:rPr>
+      </w:pPr>
+      <w:r>
+        <w:rPr>
+          <w:sz w:val="18"/>
+          <w:szCs w:val="18"/>
+        </w:rPr>
+        <w:t>Kontroluj cel poza strefami rozstawienia wybrany przez przeciwnika.</w:t>
+      </w:r>
+    </w:p>
+    <w:p>
+      <w:pPr>
+        <w:pStyle w:val="Akapitzlist"/>
+        <w:numPr>
+          <w:ilvl w:val="0"/>
+          <w:numId w:val="10"/>
+        </w:numPr>
+        <w:spacing w:after="0"/>
+        <w:rPr>
+          <w:b/>
+          <w:bCs/>
+          <w:sz w:val="18"/>
+          <w:szCs w:val="18"/>
+        </w:rPr>
+      </w:pPr>
+      <w:r>
+        <w:rPr>
+          <w:sz w:val="18"/>
+          <w:szCs w:val="18"/>
+        </w:rPr>
+        <w:t>Wrogi oddział wybrany przez przeciwnika jest pokonany.</w:t>
+      </w:r>
+    </w:p>
+    <w:p>
+      <w:pPr>
+        <w:pStyle w:val="Akapitzlist"/>
+        <w:numPr>
+          <w:ilvl w:val="0"/>
+          <w:numId w:val="10"/>
+        </w:numPr>
+        <w:spacing w:after="0"/>
+        <w:rPr>
+          <w:b/>
+          <w:bCs/>
+          <w:sz w:val="18"/>
+          <w:szCs w:val="18"/>
+        </w:rPr>
+      </w:pPr>
+      <w:r>
+        <w:rPr>
+          <w:sz w:val="18"/>
+          <w:szCs w:val="18"/>
+        </w:rPr>
+        <w:t>Twój oddział wybrany przez przeciwnika nie jest pokonany.</w:t>
+      </w:r>
+    </w:p>
+    <w:p>
+      <w:pPr>
+        <w:pStyle w:val="Akapitzlist"/>
+        <w:numPr>
+          <w:ilvl w:val="0"/>
+          <w:numId w:val="10"/>
+        </w:numPr>
+        <w:spacing w:after="0"/>
+        <w:rPr>
+          <w:sz w:val="18"/>
+          <w:szCs w:val="18"/>
+        </w:rPr>
+      </w:pPr>
+      <w:r>
+        <w:rPr>
+          <w:sz w:val="18"/>
+          <w:szCs w:val="18"/>
+        </w:rPr>
+        <w:t>Wybierz cel kontrolowany przez przeciwnika; jeżeli takich nie ma, to przeciwnik wybiera dowolny. Kontroluj go.</w:t>
+      </w:r>
+    </w:p>
+    <w:p>
+      <w:pPr>
+        <w:spacing w:after="0"/>
+        <w:rPr>
+          <w:sz w:val="18"/>
+          <w:szCs w:val="18"/>
+        </w:rPr>
+      </w:pPr>
+      <w:r>
+        <w:rPr>
+          <w:sz w:val="18"/>
+          <w:szCs w:val="18"/>
+        </w:rPr>
+        <w:t>Wsparcia</w:t>
+      </w:r>
+      <w:r>
+        <w:rPr>
+          <w:sz w:val="18"/>
+          <w:szCs w:val="18"/>
+        </w:rPr>
+        <w:t>:</w:t>
+      </w:r>
+    </w:p>
+    <w:p>
+      <w:pPr>
+        <w:pStyle w:val="Akapitzlist"/>
+        <w:numPr>
+          <w:ilvl w:val="0"/>
+          <w:numId w:val="11"/>
+        </w:numPr>
+        <w:spacing w:after="0"/>
+        <w:rPr>
+          <w:sz w:val="18"/>
+          <w:szCs w:val="18"/>
+        </w:rPr>
+      </w:pPr>
+      <w:r>
+        <w:rPr>
+          <w:sz w:val="18"/>
+          <w:szCs w:val="18"/>
+        </w:rPr>
+        <w:t>Przerwij, aby wybrany oddział przestał być Wyczerpany.</w:t>
+      </w:r>
+    </w:p>
+    <w:p>
+      <w:pPr>
+        <w:pStyle w:val="Akapitzlist"/>
+        <w:numPr>
+          <w:ilvl w:val="0"/>
+          <w:numId w:val="11"/>
+        </w:numPr>
+        <w:spacing w:after="0"/>
+        <w:rPr>
+          <w:sz w:val="18"/>
+          <w:szCs w:val="18"/>
+        </w:rPr>
+      </w:pPr>
+      <w:r>
+        <w:rPr>
+          <w:sz w:val="18"/>
+          <w:szCs w:val="18"/>
+        </w:rPr>
+        <w:t>Przerwij i odrzuć kartę, aby wybrany oddział został Ufortyfikowany,</w:t>
+      </w:r>
+    </w:p>
+    <w:p>
+      <w:pPr>
+        <w:pStyle w:val="Akapitzlist"/>
+        <w:numPr>
+          <w:ilvl w:val="0"/>
+          <w:numId w:val="11"/>
+        </w:numPr>
+        <w:spacing w:after="0"/>
+        <w:rPr>
+          <w:sz w:val="18"/>
+          <w:szCs w:val="18"/>
+        </w:rPr>
+      </w:pPr>
+      <w:r>
+        <w:rPr>
+          <w:sz w:val="18"/>
+          <w:szCs w:val="18"/>
+        </w:rPr>
+        <w:t>Odrzuć zamiast wykonywać Przegrupowanie.</w:t>
+      </w:r>
+    </w:p>
+    <w:p>
+      <w:pPr>
+        <w:pStyle w:val="Akapitzlist"/>
+        <w:numPr>
+          <w:ilvl w:val="0"/>
+          <w:numId w:val="11"/>
+        </w:numPr>
+        <w:spacing w:after="0"/>
+        <w:rPr>
+          <w:sz w:val="18"/>
+          <w:szCs w:val="18"/>
+        </w:rPr>
+      </w:pPr>
+      <w:r>
+        <w:rPr>
+          <w:sz w:val="18"/>
+          <w:szCs w:val="18"/>
+        </w:rPr>
+        <w:t>Odrzuć dodatkową kartę, aby w pełni uleczyć i przenieść wybrany przez przeciwnika twój pokonany oddział do rezerw. Możesz najpierw pokonać jeden ze swoich oddziałów.</w:t>
+      </w:r>
+    </w:p>
+    <w:p>
+      <w:pPr>
+        <w:pStyle w:val="Akapitzlist"/>
+        <w:numPr>
+          <w:ilvl w:val="0"/>
+          <w:numId w:val="11"/>
+        </w:numPr>
+        <w:spacing w:after="0"/>
+        <w:rPr>
+          <w:sz w:val="18"/>
+          <w:szCs w:val="18"/>
+        </w:rPr>
+      </w:pPr>
+      <w:r>
+        <w:rPr>
+          <w:sz w:val="18"/>
+          <w:szCs w:val="18"/>
+        </w:rPr>
+        <w:t>Odrzuć tę i dodatkową kartę, zamiast oddać inicjatywę.</w:t>
+      </w:r>
+    </w:p>
+    <w:p>
+      <w:pPr>
+        <w:pStyle w:val="Akapitzlist"/>
+        <w:numPr>
+          <w:ilvl w:val="0"/>
+          <w:numId w:val="11"/>
+        </w:numPr>
+        <w:spacing w:after="0"/>
+        <w:rPr>
+          <w:b/>
+          <w:bCs/>
+          <w:sz w:val="18"/>
+          <w:szCs w:val="18"/>
+        </w:rPr>
+      </w:pPr>
+      <w:r>
+        <w:rPr>
+          <w:sz w:val="18"/>
+          <w:szCs w:val="18"/>
+        </w:rPr>
+        <w:t>Zagraj podczas leczenia i odrzuć kartę, aby przywrócić połowę możliwych do odzyskania ran oddziału.</w:t>
+      </w:r>
+    </w:p>
+    <w:p>
+      <w:pPr>
+        <w:spacing w:after="0"/>
+        <w:rPr>
+          <w:b/>
+          <w:bCs/>
+          <w:sz w:val="18"/>
+          <w:szCs w:val="18"/>
+        </w:rPr>
+      </w:pPr>
+    </w:p>
+    <w:p>
+      <w:pPr>
+        <w:spacing w:after="0"/>
+        <w:rPr>
+          <w:b/>
+          <w:bCs/>
+          <w:sz w:val="18"/>
+          <w:szCs w:val="18"/>
+        </w:rPr>
+      </w:pPr>
+    </w:p>
+    <w:p>
+      <w:pPr>
+        <w:spacing w:after="0"/>
+        <w:rPr>
+          <w:sz w:val="18"/>
+          <w:szCs w:val="18"/>
+        </w:rPr>
+      </w:pPr>
+      <w:r>
+        <w:rPr>
+          <w:b/>
+          <w:bCs/>
+          <w:sz w:val="18"/>
+          <w:szCs w:val="18"/>
+        </w:rPr>
         <w:t>Małe starcia:</w:t>
       </w:r>
     </w:p>
@@ -1895,7 +3255,69 @@
           <w:sz w:val="18"/>
           <w:szCs w:val="18"/>
         </w:rPr>
-        <w:t>Podczas gier, gdzie większość oddziałów ma jeden model (około 300 punktów) zalecamy następujące zmiany w zasadach.</w:t>
+        <w:t>Zalecane p</w:t>
+      </w:r>
+      <w:r>
+        <w:rPr>
+          <w:sz w:val="18"/>
+          <w:szCs w:val="18"/>
+        </w:rPr>
+        <w:t>odczas gier, gdzie większość oddziałów ma jeden model (około 300 punktów)</w:t>
+      </w:r>
+      <w:r>
+        <w:rPr>
+          <w:sz w:val="18"/>
+          <w:szCs w:val="18"/>
+        </w:rPr>
+        <w:t>:</w:t>
+      </w:r>
+    </w:p>
+    <w:p>
+      <w:pPr>
+        <w:spacing w:after="0"/>
+        <w:rPr>
+          <w:sz w:val="18"/>
+          <w:szCs w:val="18"/>
+        </w:rPr>
+      </w:pPr>
+      <w:r>
+        <w:rPr>
+          <w:sz w:val="18"/>
+          <w:szCs w:val="18"/>
+        </w:rPr>
+        <w:t>Rozkaz i podobne zdolności nie zużywają ładunku na 4+.</w:t>
+      </w:r>
+    </w:p>
+    <w:p>
+      <w:pPr>
+        <w:spacing w:after="0"/>
+        <w:rPr>
+          <w:sz w:val="18"/>
+          <w:szCs w:val="18"/>
+        </w:rPr>
+      </w:pPr>
+      <w:r>
+        <w:rPr>
+          <w:sz w:val="18"/>
+          <w:szCs w:val="18"/>
+        </w:rPr>
+        <w:t>Aury bez zasięgu działają na oddziały w zasięgu 6”.</w:t>
+      </w:r>
+    </w:p>
+    <w:p>
+      <w:pPr>
+        <w:spacing w:after="0"/>
+        <w:rPr>
+          <w:sz w:val="18"/>
+          <w:szCs w:val="18"/>
+        </w:rPr>
+      </w:pPr>
+      <w:r>
+        <w:rPr>
+          <w:sz w:val="18"/>
+          <w:szCs w:val="18"/>
+        </w:rPr>
+        <w:t>Rozprysk pozwala zaatakować każdy model w zasięgu X”.</w:t>
       </w:r>
     </w:p>
     <w:p>
@@ -1970,195 +3392,10 @@
           <w:szCs w:val="18"/>
         </w:rPr>
       </w:pPr>
-      <w:r>
-        <w:rPr>
-          <w:b/>
-          <w:bCs/>
-          <w:sz w:val="18"/>
-          <w:szCs w:val="18"/>
-        </w:rPr>
-        <w:t>Zdolności:</w:t>
-      </w:r>
-    </w:p>
-    <w:p>
-      <w:pPr>
-        <w:spacing w:after="0"/>
-        <w:rPr>
-          <w:sz w:val="18"/>
-          <w:szCs w:val="18"/>
-        </w:rPr>
-      </w:pPr>
-      <w:r>
-        <w:rPr>
-          <w:sz w:val="18"/>
-          <w:szCs w:val="18"/>
-        </w:rPr>
-        <w:t>Rozkaz i podobne zdolności nie zużywają ładunku na 4+.</w:t>
-      </w:r>
-    </w:p>
-    <w:p>
-      <w:pPr>
-        <w:spacing w:after="0"/>
-        <w:rPr>
-          <w:sz w:val="18"/>
-          <w:szCs w:val="18"/>
-        </w:rPr>
-      </w:pPr>
-      <w:r>
-        <w:rPr>
-          <w:sz w:val="18"/>
-          <w:szCs w:val="18"/>
-        </w:rPr>
-        <w:t>Aury bez zasięgu działają na oddziały w zasięgu 6”.</w:t>
-      </w:r>
-    </w:p>
-    <w:p>
-      <w:pPr>
-        <w:spacing w:after="0"/>
-        <w:rPr>
-          <w:sz w:val="18"/>
-          <w:szCs w:val="18"/>
-        </w:rPr>
-      </w:pPr>
-      <w:r>
-        <w:rPr>
-          <w:sz w:val="18"/>
-          <w:szCs w:val="18"/>
-        </w:rPr>
-        <w:t>Rozprysk pozwala zaatakować każdy model w zasięgu X”.</w:t>
-      </w:r>
-    </w:p>
-    <w:p>
-      <w:pPr>
-        <w:spacing w:after="0"/>
-        <w:rPr>
-          <w:sz w:val="18"/>
-          <w:szCs w:val="18"/>
-        </w:rPr>
-      </w:pPr>
-    </w:p>
-    <w:p>
-      <w:pPr>
-        <w:spacing w:after="0"/>
-        <w:rPr>
-          <w:sz w:val="18"/>
-          <w:szCs w:val="18"/>
-        </w:rPr>
-      </w:pPr>
-      <w:r>
-        <w:rPr>
-          <w:b/>
-          <w:bCs/>
-          <w:sz w:val="18"/>
-          <w:szCs w:val="18"/>
-        </w:rPr>
-        <w:t>Regimenty:</w:t>
-      </w:r>
-    </w:p>
-    <w:p>
-      <w:pPr>
-        <w:spacing w:after="0"/>
-        <w:rPr>
-          <w:sz w:val="18"/>
-          <w:szCs w:val="18"/>
-        </w:rPr>
-      </w:pPr>
-      <w:r>
-        <w:rPr>
-          <w:sz w:val="18"/>
-          <w:szCs w:val="18"/>
-        </w:rPr>
-        <w:t>Zalecane, dla chcących spróbować bardziej pozycyjnej gry.</w:t>
-      </w:r>
-    </w:p>
-    <w:p>
-      <w:pPr>
-        <w:spacing w:after="0"/>
-        <w:rPr>
-          <w:sz w:val="18"/>
-          <w:szCs w:val="18"/>
-        </w:rPr>
-      </w:pPr>
-      <w:r>
-        <w:rPr>
-          <w:sz w:val="18"/>
-          <w:szCs w:val="18"/>
-        </w:rPr>
-        <w:t>Cała tacka kilkunastu modeli, powinna być w rozpisce jednym modelem z wysoką wytrzymałością i cechami Rój i Zwrot. Zalecamy, aby wszystkie oddziały miały cechę Zwrot i Przygotowanie i nie więcej niż 2 „modele”.</w:t>
-      </w:r>
-    </w:p>
-    <w:p>
-      <w:pPr>
-        <w:spacing w:after="0"/>
-        <w:rPr>
-          <w:sz w:val="18"/>
-          <w:szCs w:val="18"/>
-        </w:rPr>
-      </w:pPr>
-    </w:p>
-    <w:p>
-      <w:pPr>
-        <w:spacing w:after="0"/>
-        <w:rPr>
-          <w:b/>
-          <w:bCs/>
-          <w:sz w:val="18"/>
-          <w:szCs w:val="18"/>
-        </w:rPr>
-      </w:pPr>
-      <w:r>
-        <w:rPr>
-          <w:b/>
-          <w:bCs/>
-          <w:sz w:val="18"/>
-          <w:szCs w:val="18"/>
-        </w:rPr>
-        <w:t>Reakcje:</w:t>
-      </w:r>
-    </w:p>
-    <w:p>
-      <w:pPr>
-        <w:spacing w:after="0"/>
-        <w:rPr>
-          <w:sz w:val="18"/>
-          <w:szCs w:val="18"/>
-        </w:rPr>
-      </w:pPr>
-      <w:r>
-        <w:rPr>
-          <w:sz w:val="18"/>
-          <w:szCs w:val="18"/>
-        </w:rPr>
-        <w:t>W większości sytuacji nie zalecane, gdyż wydłuża grę i osłabia walkę wręcz.</w:t>
-      </w:r>
-      <w:r>
-        <w:rPr>
-          <w:b/>
-          <w:bCs/>
-          <w:sz w:val="18"/>
-          <w:szCs w:val="18"/>
-        </w:rPr>
-        <w:br/>
-      </w:r>
-      <w:r>
-        <w:rPr>
-          <w:sz w:val="18"/>
-          <w:szCs w:val="18"/>
-        </w:rPr>
-        <w:t>Daj każdemu oddziałowi zdolność Strażnik</w:t>
-      </w:r>
-    </w:p>
-    <w:p>
-      <w:pPr>
-        <w:spacing w:after="0"/>
-        <w:rPr>
-          <w:sz w:val="18"/>
-          <w:szCs w:val="18"/>
-        </w:rPr>
-      </w:pPr>
-    </w:p>
-    <w:p>
-      <w:pPr>
+    </w:p>
+    <w:p>
+      <w:pPr>
+        <w:spacing w:after="0"/>
         <w:rPr>
           <w:sz w:val="18"/>
           <w:szCs w:val="18"/>
@@ -2433,35 +3670,63 @@
           <w:sz w:val="18"/>
           <w:szCs w:val="18"/>
         </w:rPr>
-        <w:t xml:space="preserve">oddziałów bez tej zdolności, </w:t>
-      </w:r>
-      <w:r>
-        <w:rPr>
-          <w:sz w:val="18"/>
-          <w:szCs w:val="18"/>
-        </w:rPr>
-        <w:t xml:space="preserve">zamiast rozstawiać oddział </w:t>
-      </w:r>
-      <w:r>
-        <w:rPr>
-          <w:sz w:val="18"/>
-          <w:szCs w:val="18"/>
-        </w:rPr>
-        <w:t xml:space="preserve">możesz </w:t>
-      </w:r>
-      <w:r>
-        <w:rPr>
-          <w:sz w:val="18"/>
-          <w:szCs w:val="18"/>
-        </w:rPr>
-        <w:t xml:space="preserve">raz </w:t>
-      </w:r>
-      <w:r>
-        <w:rPr>
-          <w:sz w:val="18"/>
-          <w:szCs w:val="18"/>
-        </w:rPr>
-        <w:t>aktywować ten oddział w rundzie rozstawienia, ale nie może w niej atakować.</w:t>
+        <w:t xml:space="preserve">przed tym oddziałem, </w:t>
+      </w:r>
+      <w:r>
+        <w:rPr>
+          <w:sz w:val="18"/>
+          <w:szCs w:val="18"/>
+        </w:rPr>
+        <w:t xml:space="preserve">oddziałów </w:t>
+      </w:r>
+      <w:r>
+        <w:rPr>
+          <w:sz w:val="18"/>
+          <w:szCs w:val="18"/>
+        </w:rPr>
+        <w:t xml:space="preserve">bez </w:t>
+      </w:r>
+      <w:r>
+        <w:rPr>
+          <w:sz w:val="18"/>
+          <w:szCs w:val="18"/>
+        </w:rPr>
+        <w:t>zdolności</w:t>
+      </w:r>
+      <w:r>
+        <w:rPr>
+          <w:sz w:val="18"/>
+          <w:szCs w:val="18"/>
+        </w:rPr>
+        <w:t xml:space="preserve"> Zwiadowca lub Samolot</w:t>
+      </w:r>
+      <w:r>
+        <w:rPr>
+          <w:sz w:val="18"/>
+          <w:szCs w:val="18"/>
+        </w:rPr>
+        <w:t>,</w:t>
+      </w:r>
+      <w:r>
+        <w:rPr>
+          <w:sz w:val="18"/>
+          <w:szCs w:val="18"/>
+        </w:rPr>
+        <w:t xml:space="preserve"> </w:t>
+      </w:r>
+      <w:r>
+        <w:rPr>
+          <w:sz w:val="18"/>
+          <w:szCs w:val="18"/>
+        </w:rPr>
+        <w:t xml:space="preserve">możesz raz </w:t>
+      </w:r>
+      <w:r>
+        <w:rPr>
+          <w:sz w:val="18"/>
+          <w:szCs w:val="18"/>
+        </w:rPr>
+        <w:t>ruszyć ten oddział o 6” zamiast rozstawić następny.</w:t>
       </w:r>
     </w:p>
     <w:p>
@@ -2848,6 +4113,27 @@
           <w:sz w:val="18"/>
           <w:szCs w:val="18"/>
         </w:rPr>
+        <w:t>Nie możesz aktywować oddziału bez tej zdolności, jeżeli masz nieaktywowany oddział z nią</w:t>
+      </w:r>
+      <w:r>
+        <w:rPr>
+          <w:sz w:val="18"/>
+          <w:szCs w:val="18"/>
+        </w:rPr>
+        <w:t xml:space="preserve">. </w:t>
+      </w:r>
+      <w:r>
+        <w:rPr>
+          <w:sz w:val="18"/>
+          <w:szCs w:val="18"/>
+        </w:rPr>
+        <w:t xml:space="preserve"> </w:t>
+      </w:r>
+      <w:r>
+        <w:rPr>
+          <w:sz w:val="18"/>
+          <w:szCs w:val="18"/>
+        </w:rPr>
         <w:t>Jako</w:t>
       </w:r>
       <w:r>
@@ -2904,27 +4190,6 @@
           <w:sz w:val="18"/>
           <w:szCs w:val="18"/>
         </w:rPr>
-        <w:t xml:space="preserve">, a </w:t>
-      </w:r>
-      <w:r>
-        <w:rPr>
-          <w:sz w:val="18"/>
-          <w:szCs w:val="18"/>
-        </w:rPr>
-        <w:t>p</w:t>
-      </w:r>
-      <w:r>
-        <w:rPr>
-          <w:sz w:val="18"/>
-          <w:szCs w:val="18"/>
-        </w:rPr>
-        <w:t>odczas ruchu ignoruje teren</w:t>
-      </w:r>
-      <w:r>
-        <w:rPr>
-          <w:sz w:val="18"/>
-          <w:szCs w:val="18"/>
-        </w:rPr>
         <w:t xml:space="preserve">. </w:t>
       </w:r>
       <w:r>
@@ -2953,7 +4218,35 @@
           <w:sz w:val="18"/>
           <w:szCs w:val="18"/>
         </w:rPr>
-        <w:t>ednostki strzelające do niego mają -12″ zasięgu. Nie może być atakowany bronią Niebezpośrednią.</w:t>
+        <w:t xml:space="preserve">ednostki strzelające do niego mają -12″ zasięgu. </w:t>
+      </w:r>
+      <w:r>
+        <w:rPr>
+          <w:sz w:val="18"/>
+          <w:szCs w:val="18"/>
+        </w:rPr>
+        <w:t>Wysoki</w:t>
+      </w:r>
+      <w:r>
+        <w:rPr>
+          <w:sz w:val="18"/>
+          <w:szCs w:val="18"/>
+        </w:rPr>
+        <w:t>, Latający</w:t>
+      </w:r>
+      <w:r>
+        <w:rPr>
+          <w:sz w:val="18"/>
+          <w:szCs w:val="18"/>
+        </w:rPr>
+        <w:t>, Zwinny</w:t>
+      </w:r>
+      <w:r>
+        <w:rPr>
+          <w:sz w:val="18"/>
+          <w:szCs w:val="18"/>
+        </w:rPr>
+        <w:t>.</w:t>
       </w:r>
     </w:p>
     <w:p>
@@ -3201,7 +4494,21 @@
           <w:sz w:val="18"/>
           <w:szCs w:val="18"/>
         </w:rPr>
-        <w:t>, a ten ignoruje swoją zdolność Impet.</w:t>
+        <w:t>,</w:t>
+      </w:r>
+      <w:r>
+        <w:rPr>
+          <w:sz w:val="18"/>
+          <w:szCs w:val="18"/>
+        </w:rPr>
+        <w:t xml:space="preserve"> a ten przestaje być uznawany za szarżujący</w:t>
+      </w:r>
+      <w:r>
+        <w:rPr>
+          <w:sz w:val="18"/>
+          <w:szCs w:val="18"/>
+        </w:rPr>
+        <w:t>.</w:t>
       </w:r>
     </w:p>
     <w:p>
@@ -3371,6 +4678,31 @@
           <w:sz w:val="18"/>
           <w:szCs w:val="18"/>
         </w:rPr>
+        <w:t>Parowanie:</w:t>
+      </w:r>
+      <w:r>
+        <w:rPr>
+          <w:sz w:val="18"/>
+          <w:szCs w:val="18"/>
+        </w:rPr>
+        <w:t xml:space="preserve"> Ma osłonę podczas walki wręcz.</w:t>
+      </w:r>
+    </w:p>
+    <w:p>
+      <w:pPr>
+        <w:spacing w:after="0"/>
+        <w:rPr>
+          <w:sz w:val="18"/>
+          <w:szCs w:val="18"/>
+        </w:rPr>
+      </w:pPr>
+      <w:r>
+        <w:rPr>
+          <w:b/>
+          <w:bCs/>
+          <w:sz w:val="18"/>
+          <w:szCs w:val="18"/>
+        </w:rPr>
         <w:t>Tarcza:</w:t>
       </w:r>
       <w:r>
@@ -3465,7 +4797,142 @@
           <w:sz w:val="18"/>
           <w:szCs w:val="18"/>
         </w:rPr>
-        <w:t>Przyjazne oddziały o łącznej wytrzymałości do X mogą zostać transportowane przez ten oddział. Jeżeli oddział składa się z kilku modeli z Transport(X), ich pojemność sumuje się.</w:t>
+        <w:t xml:space="preserve">Przyjazne oddziały o łącznej wytrzymałości do X mogą zostać transportowane przez ten oddział. Jeżeli oddział składa się z kilku modeli z Transport(X), ich pojemność sumuje się. Transportowany oddział jako swoją akcję może zostać rozstawiony: wszystkie jego modele muszą zostać ustawione w odległości do 3″ od dowolnych modeli transportującego oddziału. Następnie przestaje być transportowany. Oddział, którego wszystkie modele znajdują się do 3″ od transportującego oddziału, może jako swoją akcję zostać zdjęty z planszy i stać się transportowany, jeżeli dostępna pojemność na to pozwala. Jeżeli część modeli transportującego oddziału zostanie zniszczona, transportowane oddziały mogą tymczasowo przekraczać jego pojemność. Jeżeli ostatni model </w:t>
+      </w:r>
+      <w:r>
+        <w:rPr>
+          <w:sz w:val="18"/>
+          <w:szCs w:val="18"/>
+        </w:rPr>
+        <w:t xml:space="preserve">transportującego oddziału zostanie zniszczony, nadmiarowe rany przechodzą na </w:t>
+      </w:r>
+      <w:r>
+        <w:rPr>
+          <w:sz w:val="18"/>
+          <w:szCs w:val="18"/>
+        </w:rPr>
+        <w:t>najliczniejszy</w:t>
+      </w:r>
+      <w:r>
+        <w:rPr>
+          <w:sz w:val="18"/>
+          <w:szCs w:val="18"/>
+        </w:rPr>
+        <w:t xml:space="preserve"> transportowany oddział, a następnie wszystkie transportowane oddziały muszą zostać natychmiast rozstawione jak wyżej i stają się Wyczerpane. Jeżeli transportujący oddział wykona podwójny ruch lub początkowy ruch zdolności Samolot, wszystkie transportowane oddziały zostają Przyszpilone. Transportowane oddziały są rozstawiane razem z transporterem</w:t>
+      </w:r>
+      <w:r>
+        <w:rPr>
+          <w:sz w:val="18"/>
+          <w:szCs w:val="18"/>
+        </w:rPr>
+        <w:t>, w jednej aktywacji</w:t>
+      </w:r>
+      <w:r>
+        <w:rPr>
+          <w:sz w:val="18"/>
+          <w:szCs w:val="18"/>
+        </w:rPr>
+        <w:t xml:space="preserve"> i muszą mieć te same zdolności wpływające na </w:t>
+      </w:r>
+      <w:r>
+        <w:rPr>
+          <w:sz w:val="18"/>
+          <w:szCs w:val="18"/>
+        </w:rPr>
+        <w:t>Rozstawienie.</w:t>
+      </w:r>
+    </w:p>
+    <w:p>
+      <w:pPr>
+        <w:spacing w:after="0"/>
+        <w:rPr>
+          <w:sz w:val="18"/>
+          <w:szCs w:val="18"/>
+        </w:rPr>
+      </w:pPr>
+      <w:r>
+        <w:rPr>
+          <w:b/>
+          <w:bCs/>
+          <w:sz w:val="18"/>
+          <w:szCs w:val="18"/>
+        </w:rPr>
+        <w:t>Zdobywca:</w:t>
+      </w:r>
+      <w:r>
+        <w:rPr>
+          <w:sz w:val="18"/>
+          <w:szCs w:val="18"/>
+        </w:rPr>
+        <w:t xml:space="preserve"> Możesz ignorować wrogie oddziały bez tej zdolności podczas sprawdzania celów misji.</w:t>
+      </w:r>
+    </w:p>
+    <w:p>
+      <w:pPr>
+        <w:spacing w:after="0"/>
+        <w:rPr>
+          <w:sz w:val="18"/>
+          <w:szCs w:val="18"/>
+        </w:rPr>
+      </w:pPr>
+    </w:p>
+    <w:p>
+      <w:pPr>
+        <w:spacing w:after="0"/>
+        <w:rPr>
+          <w:b/>
+          <w:bCs/>
+          <w:sz w:val="18"/>
+          <w:szCs w:val="18"/>
+        </w:rPr>
+      </w:pPr>
+      <w:r>
+        <w:rPr>
+          <w:b/>
+          <w:bCs/>
+          <w:sz w:val="18"/>
+          <w:szCs w:val="18"/>
+        </w:rPr>
+        <w:t>Aktywne:</w:t>
+      </w:r>
+    </w:p>
+    <w:p>
+      <w:pPr>
+        <w:spacing w:after="0"/>
+        <w:rPr>
+          <w:sz w:val="18"/>
+          <w:szCs w:val="18"/>
+        </w:rPr>
+      </w:pPr>
+      <w:r>
+        <w:rPr>
+          <w:b/>
+          <w:bCs/>
+          <w:sz w:val="18"/>
+          <w:szCs w:val="18"/>
+        </w:rPr>
+        <w:t>Mag(X):</w:t>
+      </w:r>
+      <w:r>
+        <w:rPr>
+          <w:sz w:val="18"/>
+          <w:szCs w:val="18"/>
+        </w:rPr>
+        <w:t xml:space="preserve"> Otrzymuje X żetonów </w:t>
+      </w:r>
+      <w:r>
+        <w:rPr>
+          <w:sz w:val="18"/>
+          <w:szCs w:val="18"/>
+        </w:rPr>
+        <w:t>mocy</w:t>
+      </w:r>
+      <w:r>
+        <w:rPr>
+          <w:sz w:val="18"/>
+          <w:szCs w:val="18"/>
+        </w:rPr>
+        <w:t xml:space="preserve"> na</w:t>
       </w:r>
       <w:r>
         <w:rPr>
@@ -3479,7 +4946,49 @@
           <w:sz w:val="18"/>
           <w:szCs w:val="18"/>
         </w:rPr>
-        <w:t>Transportowany oddział</w:t>
+        <w:t xml:space="preserve">początku każdej rundy, </w:t>
+      </w:r>
+      <w:r>
+        <w:rPr>
+          <w:sz w:val="18"/>
+          <w:szCs w:val="18"/>
+        </w:rPr>
+        <w:t xml:space="preserve">do maksymalnie </w:t>
+      </w:r>
+      <w:r>
+        <w:rPr>
+          <w:sz w:val="18"/>
+          <w:szCs w:val="18"/>
+        </w:rPr>
+        <w:t>2X</w:t>
+      </w:r>
+      <w:r>
+        <w:rPr>
+          <w:sz w:val="18"/>
+          <w:szCs w:val="18"/>
+        </w:rPr>
+        <w:t>. Magowie w oddziale współdzielą żetony. Wydaj tyle żetonów, ile wynosi koszt czaru i r</w:t>
+      </w:r>
+      <w:r>
+        <w:rPr>
+          <w:sz w:val="18"/>
+          <w:szCs w:val="18"/>
+        </w:rPr>
+        <w:t>zuć kością</w:t>
+      </w:r>
+      <w:r>
+        <w:rPr>
+          <w:sz w:val="18"/>
+          <w:szCs w:val="18"/>
+        </w:rPr>
+        <w:t>. P</w:t>
+      </w:r>
+      <w:r>
+        <w:rPr>
+          <w:sz w:val="18"/>
+          <w:szCs w:val="18"/>
+        </w:rPr>
+        <w:t>rzy wyniku 4+</w:t>
       </w:r>
       <w:r>
         <w:rPr>
@@ -3493,23 +5002,46 @@
           <w:sz w:val="18"/>
           <w:szCs w:val="18"/>
         </w:rPr>
-        <w:t>nie znajduje się na planszy,</w:t>
-      </w:r>
-    </w:p>
-    <w:p>
-      <w:pPr>
-        <w:spacing w:after="0"/>
-        <w:rPr>
-          <w:sz w:val="18"/>
-          <w:szCs w:val="18"/>
-        </w:rPr>
-      </w:pPr>
-      <w:r>
-        <w:rPr>
-          <w:sz w:val="18"/>
-          <w:szCs w:val="18"/>
-        </w:rPr>
-        <w:t>zawsze pozostaje w zasięgu transportującego oddziału,</w:t>
+        <w:t xml:space="preserve">rozstrzygnij </w:t>
+      </w:r>
+      <w:r>
+        <w:rPr>
+          <w:sz w:val="18"/>
+          <w:szCs w:val="18"/>
+        </w:rPr>
+        <w:t xml:space="preserve">jego </w:t>
+      </w:r>
+      <w:r>
+        <w:rPr>
+          <w:sz w:val="18"/>
+          <w:szCs w:val="18"/>
+        </w:rPr>
+        <w:t>efekt</w:t>
+      </w:r>
+      <w:r>
+        <w:rPr>
+          <w:sz w:val="18"/>
+          <w:szCs w:val="18"/>
+        </w:rPr>
+        <w:t xml:space="preserve">. Jedna próba na czar na aktywacje. </w:t>
+      </w:r>
+    </w:p>
+    <w:p>
+      <w:pPr>
+        <w:spacing w:after="0"/>
+        <w:rPr>
+          <w:sz w:val="18"/>
+          <w:szCs w:val="18"/>
+        </w:rPr>
+      </w:pPr>
+      <w:r>
+        <w:rPr>
+          <w:b/>
+          <w:bCs/>
+          <w:sz w:val="18"/>
+          <w:szCs w:val="18"/>
+        </w:rPr>
+        <w:t>Łatanie:</w:t>
       </w:r>
       <w:r>
         <w:rPr>
@@ -3523,214 +5055,56 @@
           <w:sz w:val="18"/>
           <w:szCs w:val="18"/>
         </w:rPr>
-        <w:t>może oddziaływać wyłącznie na siebie i transportujący oddział.</w:t>
-      </w:r>
-    </w:p>
-    <w:p>
-      <w:pPr>
-        <w:spacing w:after="0"/>
-        <w:rPr>
-          <w:sz w:val="18"/>
-          <w:szCs w:val="18"/>
-        </w:rPr>
-      </w:pPr>
-      <w:r>
-        <w:rPr>
-          <w:sz w:val="18"/>
-          <w:szCs w:val="18"/>
-        </w:rPr>
-        <w:t xml:space="preserve">Jako </w:t>
-      </w:r>
-      <w:r>
-        <w:rPr>
-          <w:sz w:val="18"/>
-          <w:szCs w:val="18"/>
-        </w:rPr>
-        <w:t>swoją</w:t>
-      </w:r>
-      <w:r>
-        <w:rPr>
-          <w:sz w:val="18"/>
-          <w:szCs w:val="18"/>
-        </w:rPr>
-        <w:t xml:space="preserve"> akcj</w:t>
-      </w:r>
-      <w:r>
-        <w:rPr>
-          <w:sz w:val="18"/>
-          <w:szCs w:val="18"/>
-        </w:rPr>
-        <w:t>ę</w:t>
-      </w:r>
-      <w:r>
-        <w:rPr>
-          <w:sz w:val="18"/>
-          <w:szCs w:val="18"/>
-        </w:rPr>
-        <w:t xml:space="preserve"> ruchu</w:t>
-      </w:r>
-      <w:r>
-        <w:rPr>
-          <w:sz w:val="18"/>
-          <w:szCs w:val="18"/>
-        </w:rPr>
-        <w:t xml:space="preserve"> może</w:t>
-      </w:r>
-      <w:r>
-        <w:rPr>
-          <w:sz w:val="18"/>
-          <w:szCs w:val="18"/>
-        </w:rPr>
-        <w:t xml:space="preserve"> zostać rozstawiony. Wszystkie jego modele muszą zostać ustawione w odległości do 3″ od dowolnych modeli transportującego oddziału. Następnie przestaje być transportowany.</w:t>
-      </w:r>
-      <w:r>
-        <w:rPr>
-          <w:sz w:val="18"/>
-          <w:szCs w:val="18"/>
-        </w:rPr>
-        <w:t xml:space="preserve"> </w:t>
-      </w:r>
-      <w:r>
-        <w:rPr>
-          <w:sz w:val="18"/>
-          <w:szCs w:val="18"/>
-        </w:rPr>
-        <w:t>Oddział</w:t>
-      </w:r>
-      <w:r>
-        <w:rPr>
-          <w:sz w:val="18"/>
-          <w:szCs w:val="18"/>
-        </w:rPr>
-        <w:t xml:space="preserve">, </w:t>
-      </w:r>
-      <w:r>
-        <w:rPr>
-          <w:sz w:val="18"/>
-          <w:szCs w:val="18"/>
-        </w:rPr>
-        <w:t xml:space="preserve">którego wszystkie modele znajdują się do 3″ od transportującego oddziału, może </w:t>
-      </w:r>
-      <w:r>
-        <w:rPr>
-          <w:sz w:val="18"/>
-          <w:szCs w:val="18"/>
-        </w:rPr>
-        <w:t>jako swoją</w:t>
-      </w:r>
-      <w:r>
-        <w:rPr>
-          <w:sz w:val="18"/>
-          <w:szCs w:val="18"/>
-        </w:rPr>
-        <w:t xml:space="preserve"> akcj</w:t>
-      </w:r>
-      <w:r>
-        <w:rPr>
-          <w:sz w:val="18"/>
-          <w:szCs w:val="18"/>
-        </w:rPr>
-        <w:t>ę</w:t>
-      </w:r>
-      <w:r>
-        <w:rPr>
-          <w:sz w:val="18"/>
-          <w:szCs w:val="18"/>
-        </w:rPr>
-        <w:t xml:space="preserve"> ruchu zostać zdjęty z planszy i stać się transportowany, jeżeli dostępna pojemność na to pozwala.</w:t>
-      </w:r>
-    </w:p>
-    <w:p>
-      <w:pPr>
-        <w:spacing w:after="0"/>
-        <w:rPr>
-          <w:sz w:val="18"/>
-          <w:szCs w:val="18"/>
-        </w:rPr>
-      </w:pPr>
-      <w:r>
-        <w:rPr>
-          <w:sz w:val="18"/>
-          <w:szCs w:val="18"/>
-        </w:rPr>
-        <w:t>Jeżeli część modeli transportującego oddziału zostanie zniszczona, transportowane oddziały mogą tymczasowo przekraczać jego pojemność</w:t>
-      </w:r>
-      <w:r>
-        <w:rPr>
-          <w:sz w:val="18"/>
-          <w:szCs w:val="18"/>
-        </w:rPr>
-        <w:t xml:space="preserve">. </w:t>
-      </w:r>
-      <w:r>
-        <w:rPr>
-          <w:sz w:val="18"/>
-          <w:szCs w:val="18"/>
-        </w:rPr>
-        <w:t>Jeżeli ostatni model transportującego oddziału zostanie zniszczony, wszystkie transportowane oddziały muszą zostać natychmiast rozstawione jak wyżej i stają się przyszpilone.</w:t>
-      </w:r>
-      <w:r>
-        <w:rPr>
-          <w:sz w:val="18"/>
-          <w:szCs w:val="18"/>
-        </w:rPr>
-        <w:t xml:space="preserve"> </w:t>
-      </w:r>
-      <w:r>
-        <w:rPr>
-          <w:sz w:val="18"/>
-          <w:szCs w:val="18"/>
-        </w:rPr>
-        <w:t xml:space="preserve">Jeżeli transportujący oddział wykona podwójny ruch lub </w:t>
-      </w:r>
-      <w:r>
-        <w:rPr>
-          <w:sz w:val="18"/>
-          <w:szCs w:val="18"/>
-        </w:rPr>
-        <w:t>początkowy ruch z</w:t>
-      </w:r>
-      <w:r>
-        <w:rPr>
-          <w:sz w:val="18"/>
-          <w:szCs w:val="18"/>
-        </w:rPr>
-        <w:t>dolnoś</w:t>
-      </w:r>
-      <w:r>
-        <w:rPr>
-          <w:sz w:val="18"/>
-          <w:szCs w:val="18"/>
-        </w:rPr>
-        <w:t>ci</w:t>
-      </w:r>
-      <w:r>
-        <w:rPr>
-          <w:sz w:val="18"/>
-          <w:szCs w:val="18"/>
-        </w:rPr>
-        <w:t xml:space="preserve"> Samolot, wszystkie transportowane oddziały zostają wyczerpane.</w:t>
-      </w:r>
-      <w:r>
-        <w:rPr>
-          <w:sz w:val="18"/>
-          <w:szCs w:val="18"/>
-        </w:rPr>
-        <w:t xml:space="preserve"> </w:t>
-      </w:r>
-      <w:r>
-        <w:rPr>
-          <w:sz w:val="18"/>
-          <w:szCs w:val="18"/>
-        </w:rPr>
-        <w:t xml:space="preserve">Transportowane oddziały są rozstawiane razem z </w:t>
-      </w:r>
-      <w:r>
-        <w:rPr>
-          <w:sz w:val="18"/>
-          <w:szCs w:val="18"/>
-        </w:rPr>
-        <w:t>transporterem</w:t>
+        <w:t>W twojej aktywacji</w:t>
+      </w:r>
+      <w:r>
+        <w:rPr>
+          <w:sz w:val="18"/>
+          <w:szCs w:val="18"/>
+        </w:rPr>
+        <w:t xml:space="preserve"> o</w:t>
+      </w:r>
+      <w:r>
+        <w:rPr>
+          <w:sz w:val="18"/>
+          <w:szCs w:val="18"/>
+        </w:rPr>
+        <w:t xml:space="preserve">ddział w zasięgu </w:t>
+      </w:r>
+      <w:r>
+        <w:rPr>
+          <w:sz w:val="18"/>
+          <w:szCs w:val="18"/>
+        </w:rPr>
+        <w:t>3</w:t>
+      </w:r>
+      <w:r>
+        <w:rPr>
+          <w:sz w:val="18"/>
+          <w:szCs w:val="18"/>
+        </w:rPr>
+        <w:t xml:space="preserve">” </w:t>
+      </w:r>
+      <w:r>
+        <w:rPr>
+          <w:sz w:val="18"/>
+          <w:szCs w:val="18"/>
+        </w:rPr>
+        <w:t>leczy</w:t>
+      </w:r>
+      <w:r>
+        <w:rPr>
+          <w:sz w:val="18"/>
+          <w:szCs w:val="18"/>
+        </w:rPr>
+        <w:t xml:space="preserve"> k3 ran</w:t>
+      </w:r>
+      <w:r>
+        <w:rPr>
+          <w:sz w:val="18"/>
+          <w:szCs w:val="18"/>
+        </w:rPr>
+        <w:t>y</w:t>
       </w:r>
       <w:r>
         <w:rPr>
@@ -3755,254 +5129,42 @@
           <w:sz w:val="18"/>
           <w:szCs w:val="18"/>
         </w:rPr>
-        <w:t>Zdobywca:</w:t>
-      </w:r>
-      <w:r>
-        <w:rPr>
-          <w:sz w:val="18"/>
-          <w:szCs w:val="18"/>
-        </w:rPr>
-        <w:t xml:space="preserve"> Możesz ignorować wrogie oddziały bez tej zdolności podczas sprawdzania celów misji.</w:t>
-      </w:r>
-    </w:p>
-    <w:p>
-      <w:pPr>
-        <w:spacing w:after="0"/>
-        <w:rPr>
-          <w:sz w:val="18"/>
-          <w:szCs w:val="18"/>
-        </w:rPr>
-      </w:pPr>
-    </w:p>
-    <w:p>
-      <w:pPr>
-        <w:spacing w:after="0"/>
-        <w:rPr>
-          <w:b/>
-          <w:bCs/>
-          <w:sz w:val="18"/>
-          <w:szCs w:val="18"/>
-        </w:rPr>
-      </w:pPr>
-      <w:r>
-        <w:rPr>
-          <w:b/>
-          <w:bCs/>
-          <w:sz w:val="18"/>
-          <w:szCs w:val="18"/>
-        </w:rPr>
-        <w:t>Aktywne:</w:t>
-      </w:r>
-    </w:p>
-    <w:p>
-      <w:pPr>
-        <w:spacing w:after="0"/>
-        <w:rPr>
-          <w:sz w:val="18"/>
-          <w:szCs w:val="18"/>
-        </w:rPr>
-      </w:pPr>
-      <w:r>
-        <w:rPr>
-          <w:b/>
-          <w:bCs/>
-          <w:sz w:val="18"/>
-          <w:szCs w:val="18"/>
-        </w:rPr>
-        <w:t>Mag(X):</w:t>
-      </w:r>
-      <w:r>
-        <w:rPr>
-          <w:sz w:val="18"/>
-          <w:szCs w:val="18"/>
-        </w:rPr>
-        <w:t xml:space="preserve"> Otrzymuje X żetonów </w:t>
-      </w:r>
-      <w:r>
-        <w:rPr>
-          <w:sz w:val="18"/>
-          <w:szCs w:val="18"/>
-        </w:rPr>
-        <w:t>mocy</w:t>
-      </w:r>
-      <w:r>
-        <w:rPr>
-          <w:sz w:val="18"/>
-          <w:szCs w:val="18"/>
-        </w:rPr>
-        <w:t xml:space="preserve"> na</w:t>
-      </w:r>
-      <w:r>
-        <w:rPr>
-          <w:sz w:val="18"/>
-          <w:szCs w:val="18"/>
-        </w:rPr>
-        <w:t xml:space="preserve"> </w:t>
-      </w:r>
-      <w:r>
-        <w:rPr>
-          <w:sz w:val="18"/>
-          <w:szCs w:val="18"/>
-        </w:rPr>
-        <w:t xml:space="preserve">początku każdej rundy, </w:t>
-      </w:r>
-      <w:r>
-        <w:rPr>
-          <w:sz w:val="18"/>
-          <w:szCs w:val="18"/>
-        </w:rPr>
-        <w:t xml:space="preserve">do maksymalnie </w:t>
-      </w:r>
-      <w:r>
-        <w:rPr>
-          <w:sz w:val="18"/>
-          <w:szCs w:val="18"/>
-        </w:rPr>
-        <w:t>2X</w:t>
-      </w:r>
-      <w:r>
-        <w:rPr>
-          <w:sz w:val="18"/>
-          <w:szCs w:val="18"/>
-        </w:rPr>
-        <w:t>. Magowie w oddziale współdzielą żetony. Wydaj tyle żetonów, ile wynosi koszt czaru i r</w:t>
-      </w:r>
-      <w:r>
-        <w:rPr>
-          <w:sz w:val="18"/>
-          <w:szCs w:val="18"/>
-        </w:rPr>
-        <w:t>zuć kością</w:t>
-      </w:r>
-      <w:r>
-        <w:rPr>
-          <w:sz w:val="18"/>
-          <w:szCs w:val="18"/>
-        </w:rPr>
-        <w:t>. P</w:t>
-      </w:r>
-      <w:r>
-        <w:rPr>
-          <w:sz w:val="18"/>
-          <w:szCs w:val="18"/>
-        </w:rPr>
-        <w:t>rzy wyniku 4+</w:t>
-      </w:r>
-      <w:r>
-        <w:rPr>
-          <w:sz w:val="18"/>
-          <w:szCs w:val="18"/>
-        </w:rPr>
-        <w:t xml:space="preserve"> </w:t>
-      </w:r>
-      <w:r>
-        <w:rPr>
-          <w:sz w:val="18"/>
-          <w:szCs w:val="18"/>
-        </w:rPr>
-        <w:t xml:space="preserve">rozstrzygnij </w:t>
-      </w:r>
-      <w:r>
-        <w:rPr>
-          <w:sz w:val="18"/>
-          <w:szCs w:val="18"/>
-        </w:rPr>
-        <w:t xml:space="preserve">jego </w:t>
-      </w:r>
-      <w:r>
-        <w:rPr>
-          <w:sz w:val="18"/>
-          <w:szCs w:val="18"/>
-        </w:rPr>
-        <w:t>efekt</w:t>
-      </w:r>
-      <w:r>
-        <w:rPr>
-          <w:sz w:val="18"/>
-          <w:szCs w:val="18"/>
-        </w:rPr>
-        <w:t xml:space="preserve">. Jedna próba na czar na aktywacje. </w:t>
-      </w:r>
-    </w:p>
-    <w:p>
-      <w:pPr>
-        <w:spacing w:after="0"/>
-        <w:rPr>
-          <w:sz w:val="18"/>
-          <w:szCs w:val="18"/>
-        </w:rPr>
-      </w:pPr>
-      <w:r>
-        <w:rPr>
-          <w:b/>
-          <w:bCs/>
-          <w:sz w:val="18"/>
-          <w:szCs w:val="18"/>
-        </w:rPr>
-        <w:t>Łatanie:</w:t>
-      </w:r>
-      <w:r>
-        <w:rPr>
-          <w:sz w:val="18"/>
-          <w:szCs w:val="18"/>
-        </w:rPr>
-        <w:t xml:space="preserve"> </w:t>
-      </w:r>
-      <w:r>
-        <w:rPr>
-          <w:sz w:val="18"/>
-          <w:szCs w:val="18"/>
-        </w:rPr>
-        <w:t>Na końcu aktywacji o</w:t>
-      </w:r>
-      <w:r>
-        <w:rPr>
-          <w:sz w:val="18"/>
-          <w:szCs w:val="18"/>
-        </w:rPr>
-        <w:t xml:space="preserve">ddział w zasięgu </w:t>
-      </w:r>
-      <w:r>
-        <w:rPr>
-          <w:sz w:val="18"/>
-          <w:szCs w:val="18"/>
-        </w:rPr>
-        <w:t>3</w:t>
-      </w:r>
-      <w:r>
-        <w:rPr>
-          <w:sz w:val="18"/>
-          <w:szCs w:val="18"/>
-        </w:rPr>
-        <w:t xml:space="preserve">” </w:t>
-      </w:r>
-      <w:r>
-        <w:rPr>
-          <w:sz w:val="18"/>
-          <w:szCs w:val="18"/>
-        </w:rPr>
-        <w:t>leczy</w:t>
-      </w:r>
-      <w:r>
-        <w:rPr>
-          <w:sz w:val="18"/>
-          <w:szCs w:val="18"/>
-        </w:rPr>
-        <w:t xml:space="preserve"> k3 ran</w:t>
-      </w:r>
-      <w:r>
-        <w:rPr>
-          <w:sz w:val="18"/>
-          <w:szCs w:val="18"/>
-        </w:rPr>
-        <w:t>y</w:t>
-      </w:r>
-      <w:r>
-        <w:rPr>
-          <w:sz w:val="18"/>
-          <w:szCs w:val="18"/>
-        </w:rPr>
-        <w:t>.</w:t>
+        <w:t>Męczennik:</w:t>
+      </w:r>
+      <w:r>
+        <w:rPr>
+          <w:sz w:val="18"/>
+          <w:szCs w:val="18"/>
+        </w:rPr>
+        <w:t xml:space="preserve"> W twojej aktywacji możesz zostać pokonany, aby twój oddział odzyskał </w:t>
+      </w:r>
+      <w:r>
+        <w:rPr>
+          <w:sz w:val="18"/>
+          <w:szCs w:val="18"/>
+        </w:rPr>
+        <w:t xml:space="preserve">liczę </w:t>
+      </w:r>
+      <w:r>
+        <w:rPr>
+          <w:sz w:val="18"/>
+          <w:szCs w:val="18"/>
+        </w:rPr>
+        <w:t>ran równ</w:t>
+      </w:r>
+      <w:r>
+        <w:rPr>
+          <w:sz w:val="18"/>
+          <w:szCs w:val="18"/>
+        </w:rPr>
+        <w:t>ą</w:t>
+      </w:r>
+      <w:r>
+        <w:rPr>
+          <w:sz w:val="18"/>
+          <w:szCs w:val="18"/>
+        </w:rPr>
+        <w:t xml:space="preserve"> twojej wytrzymałości. Nie możesz zostać przywrócony podczas tej aktywacji.</w:t>
       </w:r>
     </w:p>
     <w:p>
@@ -4111,38 +5273,6 @@
       <w:pPr>
         <w:spacing w:after="0"/>
         <w:rPr>
-          <w:sz w:val="18"/>
-          <w:szCs w:val="18"/>
-        </w:rPr>
-      </w:pPr>
-      <w:r>
-        <w:rPr>
-          <w:b/>
-          <w:bCs/>
-          <w:sz w:val="18"/>
-          <w:szCs w:val="18"/>
-        </w:rPr>
-        <w:t>Męczennik:</w:t>
-      </w:r>
-      <w:r>
-        <w:rPr>
-          <w:sz w:val="18"/>
-          <w:szCs w:val="18"/>
-        </w:rPr>
-        <w:t xml:space="preserve"> Przeciwnik nie może przydzielać ra</w:t>
-      </w:r>
-      <w:r>
-        <w:rPr>
-          <w:sz w:val="18"/>
-          <w:szCs w:val="18"/>
-        </w:rPr>
-        <w:t>n modelom w twoim oddziale bez tej zdolności.</w:t>
-      </w:r>
-    </w:p>
-    <w:p>
-      <w:pPr>
-        <w:spacing w:after="0"/>
-        <w:rPr>
           <w:kern w:val="0"/>
           <w14:ligatures w14:val="none"/>
         </w:rPr>
@@ -4332,14 +5462,60 @@
           <w:sz w:val="18"/>
           <w:szCs w:val="18"/>
         </w:rPr>
-        <w:t xml:space="preserve"> Zamiast jednej przydziel X ran</w:t>
-      </w:r>
-      <w:r>
-        <w:rPr>
-          <w:sz w:val="18"/>
-          <w:szCs w:val="18"/>
-        </w:rPr>
-        <w:t>, ale nie więcej niż wytrzymałość wybranego</w:t>
+        <w:t xml:space="preserve"> Zamiast jednej </w:t>
+      </w:r>
+      <w:r>
+        <w:rPr>
+          <w:sz w:val="18"/>
+          <w:szCs w:val="18"/>
+        </w:rPr>
+        <w:t>zadaj</w:t>
+      </w:r>
+      <w:r>
+        <w:rPr>
+          <w:sz w:val="18"/>
+          <w:szCs w:val="18"/>
+        </w:rPr>
+        <w:t xml:space="preserve"> X ran</w:t>
+      </w:r>
+      <w:r>
+        <w:rPr>
+          <w:sz w:val="18"/>
+          <w:szCs w:val="18"/>
+        </w:rPr>
+        <w:t xml:space="preserve">, ale nie więcej </w:t>
+      </w:r>
+      <w:r>
+        <w:rPr>
+          <w:sz w:val="18"/>
+          <w:szCs w:val="18"/>
+        </w:rPr>
+        <w:t>niż najniższa, jeżeli przyd</w:t>
+      </w:r>
+      <w:r>
+        <w:rPr>
+          <w:sz w:val="18"/>
+          <w:szCs w:val="18"/>
+        </w:rPr>
+        <w:t>ziela obrońca, lub najwyższa, jeżeli przydziela atakujący, wytrzymałość w oddziale.</w:t>
+      </w:r>
+    </w:p>
+    <w:p>
+      <w:pPr>
+        <w:spacing w:after="0"/>
+        <w:rPr>
+          <w:sz w:val="18"/>
+          <w:szCs w:val="18"/>
+        </w:rPr>
+      </w:pPr>
+      <w:r>
+        <w:rPr>
+          <w:b/>
+          <w:bCs/>
+          <w:sz w:val="18"/>
+          <w:szCs w:val="18"/>
+        </w:rPr>
+        <w:t>Niebezpośredni:</w:t>
       </w:r>
       <w:r>
         <w:rPr>
@@ -4353,88 +5529,21 @@
           <w:sz w:val="18"/>
           <w:szCs w:val="18"/>
         </w:rPr>
-        <w:t>modelu</w:t>
-      </w:r>
-      <w:r>
-        <w:rPr>
-          <w:sz w:val="18"/>
-          <w:szCs w:val="18"/>
-        </w:rPr>
-        <w:t>, który, jeżeli to możliwe, zostaje p</w:t>
-      </w:r>
-      <w:r>
-        <w:rPr>
-          <w:sz w:val="18"/>
-          <w:szCs w:val="18"/>
-        </w:rPr>
-        <w:t>okonany. Jeżeli w wyniku tego</w:t>
-      </w:r>
-      <w:r>
-        <w:rPr>
-          <w:sz w:val="18"/>
-          <w:szCs w:val="18"/>
-        </w:rPr>
-        <w:t xml:space="preserve">, </w:t>
-      </w:r>
-      <w:r>
-        <w:rPr>
-          <w:sz w:val="18"/>
-          <w:szCs w:val="18"/>
-        </w:rPr>
-        <w:t xml:space="preserve">zmieniała się </w:t>
-      </w:r>
-      <w:r>
-        <w:rPr>
-          <w:sz w:val="18"/>
-          <w:szCs w:val="18"/>
-        </w:rPr>
-        <w:t>maksymalna</w:t>
-      </w:r>
-      <w:r>
-        <w:rPr>
-          <w:sz w:val="18"/>
-          <w:szCs w:val="18"/>
-        </w:rPr>
-        <w:t xml:space="preserve"> wytrzymałość </w:t>
-      </w:r>
-      <w:r>
-        <w:rPr>
-          <w:sz w:val="18"/>
-          <w:szCs w:val="18"/>
-        </w:rPr>
-        <w:t>oddziału</w:t>
-      </w:r>
-      <w:r>
-        <w:rPr>
-          <w:sz w:val="18"/>
-          <w:szCs w:val="18"/>
-        </w:rPr>
-        <w:t xml:space="preserve">, odrzuć tyle ran, aby nie </w:t>
-      </w:r>
-      <w:r>
-        <w:rPr>
-          <w:sz w:val="18"/>
-          <w:szCs w:val="18"/>
-        </w:rPr>
-        <w:t>było ich mniej niż ona.</w:t>
-      </w:r>
-    </w:p>
-    <w:p>
-      <w:pPr>
-        <w:spacing w:after="0"/>
-        <w:rPr>
-          <w:sz w:val="18"/>
-          <w:szCs w:val="18"/>
-        </w:rPr>
-      </w:pPr>
-      <w:r>
-        <w:rPr>
-          <w:b/>
-          <w:bCs/>
-          <w:sz w:val="18"/>
-          <w:szCs w:val="18"/>
-        </w:rPr>
-        <w:t>Niebezpośredni:</w:t>
+        <w:t>N</w:t>
+      </w:r>
+      <w:r>
+        <w:rPr>
+          <w:sz w:val="18"/>
+          <w:szCs w:val="18"/>
+        </w:rPr>
+        <w:t>ie wymaga linii wzroku</w:t>
+      </w:r>
+      <w:r>
+        <w:rPr>
+          <w:sz w:val="18"/>
+          <w:szCs w:val="18"/>
+        </w:rPr>
+        <w:t>.</w:t>
       </w:r>
       <w:r>
         <w:rPr>
@@ -4455,7 +5564,21 @@
           <w:sz w:val="18"/>
           <w:szCs w:val="18"/>
         </w:rPr>
-        <w:t>ie wymaga linii wzroku.</w:t>
+        <w:t xml:space="preserve">ie może atakować celów </w:t>
+      </w:r>
+      <w:r>
+        <w:rPr>
+          <w:sz w:val="18"/>
+          <w:szCs w:val="18"/>
+        </w:rPr>
+        <w:t>Latających</w:t>
+      </w:r>
+      <w:r>
+        <w:rPr>
+          <w:sz w:val="18"/>
+          <w:szCs w:val="18"/>
+        </w:rPr>
+        <w:t>.</w:t>
       </w:r>
     </w:p>
     <w:p>
@@ -5066,67 +6189,6 @@
           <w:sz w:val="18"/>
           <w:szCs w:val="18"/>
         </w:rPr>
-        <w:t>Sekcje</w:t>
-      </w:r>
-      <w:r>
-        <w:rPr>
-          <w:b/>
-          <w:bCs/>
-          <w:sz w:val="18"/>
-          <w:szCs w:val="18"/>
-        </w:rPr>
-        <w:t>:</w:t>
-      </w:r>
-      <w:r>
-        <w:rPr>
-          <w:sz w:val="18"/>
-          <w:szCs w:val="18"/>
-        </w:rPr>
-        <w:t xml:space="preserve"> Cały oddział reprezentowany jest przez jeden model z wydzielonymi elementami, który może przyjmować rany ponad maksimum.</w:t>
-      </w:r>
-    </w:p>
-    <w:p>
-      <w:pPr>
-        <w:spacing w:after="0"/>
-        <w:rPr>
-          <w:sz w:val="18"/>
-          <w:szCs w:val="18"/>
-        </w:rPr>
-      </w:pPr>
-      <w:bookmarkStart w:id="0" w:name="_Hlk214264346"/>
-      <w:r>
-        <w:rPr>
-          <w:b/>
-          <w:bCs/>
-          <w:sz w:val="18"/>
-          <w:szCs w:val="18"/>
-        </w:rPr>
-        <w:t>Ucieczka:</w:t>
-      </w:r>
-      <w:r>
-        <w:rPr>
-          <w:sz w:val="18"/>
-          <w:szCs w:val="18"/>
-        </w:rPr>
-        <w:t xml:space="preserve"> Zanim zaczniesz być przyszpilony lub wyczerpany, możesz wykonać ruch.</w:t>
-      </w:r>
-      <w:bookmarkEnd w:id="0"/>
-    </w:p>
-    <w:p>
-      <w:pPr>
-        <w:spacing w:after="0"/>
-        <w:rPr>
-          <w:sz w:val="18"/>
-          <w:szCs w:val="18"/>
-        </w:rPr>
-      </w:pPr>
-      <w:r>
-        <w:rPr>
-          <w:b/>
-          <w:bCs/>
-          <w:sz w:val="18"/>
-          <w:szCs w:val="18"/>
-        </w:rPr>
         <w:t>Dywersant:</w:t>
       </w:r>
       <w:r>
@@ -5441,16 +6503,261 @@
           <w:sz w:val="18"/>
           <w:szCs w:val="18"/>
         </w:rPr>
-        <w:t>Platforma strzelecka</w:t>
-      </w:r>
-      <w:r>
-        <w:rPr>
-          <w:b/>
-          <w:bCs/>
-          <w:sz w:val="18"/>
-          <w:szCs w:val="18"/>
-        </w:rPr>
-        <w:t>(X)</w:t>
+        <w:t>Wysoki:</w:t>
+      </w:r>
+      <w:r>
+        <w:rPr>
+          <w:sz w:val="18"/>
+          <w:szCs w:val="18"/>
+        </w:rPr>
+        <w:t xml:space="preserve"> </w:t>
+      </w:r>
+      <w:r>
+        <w:rPr>
+          <w:sz w:val="18"/>
+          <w:szCs w:val="18"/>
+        </w:rPr>
+        <w:t>Spra</w:t>
+      </w:r>
+      <w:r>
+        <w:rPr>
+          <w:sz w:val="18"/>
+          <w:szCs w:val="18"/>
+        </w:rPr>
+        <w:t>wdza linię wzroku jakby był na podwyższeniu.</w:t>
+      </w:r>
+    </w:p>
+    <w:p>
+      <w:pPr>
+        <w:spacing w:after="0"/>
+        <w:rPr>
+          <w:sz w:val="18"/>
+          <w:szCs w:val="18"/>
+        </w:rPr>
+      </w:pPr>
+      <w:r>
+        <w:rPr>
+          <w:b/>
+          <w:bCs/>
+          <w:sz w:val="18"/>
+          <w:szCs w:val="18"/>
+        </w:rPr>
+        <w:t>Strażnik:</w:t>
+      </w:r>
+      <w:r>
+        <w:rPr>
+          <w:sz w:val="18"/>
+          <w:szCs w:val="18"/>
+        </w:rPr>
+        <w:t xml:space="preserve"> </w:t>
+      </w:r>
+      <w:r>
+        <w:rPr>
+          <w:sz w:val="18"/>
+          <w:szCs w:val="18"/>
+        </w:rPr>
+        <w:t>M</w:t>
+      </w:r>
+      <w:r>
+        <w:rPr>
+          <w:sz w:val="18"/>
+          <w:szCs w:val="18"/>
+        </w:rPr>
+        <w:t>ożesz przerwać</w:t>
+      </w:r>
+      <w:r>
+        <w:rPr>
+          <w:sz w:val="18"/>
+          <w:szCs w:val="18"/>
+        </w:rPr>
+        <w:t xml:space="preserve"> w aktywacji przeciwnika, </w:t>
+      </w:r>
+      <w:r>
+        <w:rPr>
+          <w:sz w:val="18"/>
+          <w:szCs w:val="18"/>
+        </w:rPr>
+        <w:t xml:space="preserve">aby </w:t>
+      </w:r>
+      <w:r>
+        <w:rPr>
+          <w:sz w:val="18"/>
+          <w:szCs w:val="18"/>
+        </w:rPr>
+        <w:t>wykonać Ostrzał</w:t>
+      </w:r>
+      <w:r>
+        <w:rPr>
+          <w:sz w:val="18"/>
+          <w:szCs w:val="18"/>
+        </w:rPr>
+        <w:t>. Następnie twój oddział zostaje wyczerpany.</w:t>
+      </w:r>
+    </w:p>
+    <w:p>
+      <w:pPr>
+        <w:spacing w:after="0"/>
+        <w:rPr>
+          <w:sz w:val="18"/>
+          <w:szCs w:val="18"/>
+        </w:rPr>
+      </w:pPr>
+      <w:r>
+        <w:rPr>
+          <w:b/>
+          <w:bCs/>
+          <w:sz w:val="18"/>
+          <w:szCs w:val="18"/>
+        </w:rPr>
+        <w:t>Ochroniarz:</w:t>
+      </w:r>
+      <w:r>
+        <w:rPr>
+          <w:sz w:val="18"/>
+          <w:szCs w:val="18"/>
+        </w:rPr>
+        <w:t xml:space="preserve"> Bohater</w:t>
+      </w:r>
+      <w:r>
+        <w:rPr>
+          <w:sz w:val="18"/>
+          <w:szCs w:val="18"/>
+        </w:rPr>
+        <w:t xml:space="preserve">. Oddział może korzystać z twojej obrony. </w:t>
+      </w:r>
+      <w:r>
+        <w:rPr>
+          <w:sz w:val="18"/>
+          <w:szCs w:val="18"/>
+        </w:rPr>
+        <w:t>Kontrolujący nie może pokonywać innych modeli w oddziale.</w:t>
+      </w:r>
+    </w:p>
+    <w:p>
+      <w:pPr>
+        <w:spacing w:after="0"/>
+        <w:rPr>
+          <w:sz w:val="18"/>
+          <w:szCs w:val="18"/>
+        </w:rPr>
+      </w:pPr>
+      <w:r>
+        <w:rPr>
+          <w:b/>
+          <w:bCs/>
+          <w:sz w:val="18"/>
+          <w:szCs w:val="18"/>
+        </w:rPr>
+        <w:t>Niestrudzony</w:t>
+      </w:r>
+      <w:r>
+        <w:rPr>
+          <w:b/>
+          <w:bCs/>
+          <w:sz w:val="18"/>
+          <w:szCs w:val="18"/>
+        </w:rPr>
+        <w:t xml:space="preserve">: </w:t>
+      </w:r>
+      <w:r>
+        <w:rPr>
+          <w:sz w:val="18"/>
+          <w:szCs w:val="18"/>
+        </w:rPr>
+        <w:t xml:space="preserve">Może wykonywać tę samą akcję wielokrotnie w </w:t>
+      </w:r>
+      <w:r>
+        <w:rPr>
+          <w:sz w:val="18"/>
+          <w:szCs w:val="18"/>
+        </w:rPr>
+        <w:t>aktywacji.</w:t>
+      </w:r>
+    </w:p>
+    <w:p>
+      <w:pPr>
+        <w:spacing w:after="0"/>
+        <w:rPr>
+          <w:sz w:val="18"/>
+          <w:szCs w:val="18"/>
+        </w:rPr>
+      </w:pPr>
+      <w:r>
+        <w:rPr>
+          <w:b/>
+          <w:bCs/>
+          <w:sz w:val="18"/>
+          <w:szCs w:val="18"/>
+        </w:rPr>
+        <w:t>Mistrzo</w:t>
+      </w:r>
+      <w:r>
+        <w:rPr>
+          <w:b/>
+          <w:bCs/>
+          <w:sz w:val="18"/>
+          <w:szCs w:val="18"/>
+        </w:rPr>
+        <w:t>stwo(X):</w:t>
+      </w:r>
+      <w:r>
+        <w:rPr>
+          <w:sz w:val="18"/>
+          <w:szCs w:val="18"/>
+        </w:rPr>
+        <w:t xml:space="preserve"> Każda twoja broń ma zdolność X.</w:t>
+      </w:r>
+    </w:p>
+    <w:p>
+      <w:pPr>
+        <w:spacing w:after="0"/>
+        <w:rPr>
+          <w:sz w:val="18"/>
+          <w:szCs w:val="18"/>
+        </w:rPr>
+      </w:pPr>
+      <w:r>
+        <w:rPr>
+          <w:b/>
+          <w:bCs/>
+          <w:sz w:val="18"/>
+          <w:szCs w:val="18"/>
+        </w:rPr>
+        <w:t>Bastion</w:t>
+      </w:r>
+      <w:r>
+        <w:rPr>
+          <w:sz w:val="18"/>
+          <w:szCs w:val="18"/>
+        </w:rPr>
+        <w:t>: Nie zostajesz wyczerpany po kontrataku.</w:t>
+      </w:r>
+    </w:p>
+    <w:p>
+      <w:pPr>
+        <w:spacing w:after="0"/>
+        <w:rPr>
+          <w:sz w:val="18"/>
+          <w:szCs w:val="18"/>
+        </w:rPr>
+      </w:pPr>
+    </w:p>
+    <w:p>
+      <w:pPr>
+        <w:spacing w:after="0"/>
+        <w:rPr>
+          <w:sz w:val="18"/>
+          <w:szCs w:val="18"/>
+        </w:rPr>
+      </w:pPr>
+      <w:r>
+        <w:rPr>
+          <w:b/>
+          <w:bCs/>
+          <w:sz w:val="18"/>
+          <w:szCs w:val="18"/>
+        </w:rPr>
+        <w:t>Zasady Armii</w:t>
       </w:r>
       <w:r>
         <w:rPr>
@@ -5463,144 +6770,8 @@
       </w:r>
       <w:r>
         <w:rPr>
-          <w:sz w:val="18"/>
-          <w:szCs w:val="18"/>
-        </w:rPr>
-        <w:t xml:space="preserve"> Jak </w:t>
-      </w:r>
-      <w:r>
-        <w:rPr>
-          <w:sz w:val="18"/>
-          <w:szCs w:val="18"/>
-        </w:rPr>
-        <w:t>Transport(X)</w:t>
-      </w:r>
-      <w:r>
-        <w:rPr>
-          <w:sz w:val="18"/>
-          <w:szCs w:val="18"/>
-        </w:rPr>
-        <w:t xml:space="preserve">t, ale odziały mogą </w:t>
-      </w:r>
-      <w:r>
-        <w:rPr>
-          <w:sz w:val="18"/>
-          <w:szCs w:val="18"/>
-        </w:rPr>
-        <w:t>strzelać tak jakby znajdowały się w miejscu transportera.</w:t>
-      </w:r>
-    </w:p>
-    <w:p>
-      <w:pPr>
-        <w:spacing w:after="0"/>
-        <w:rPr>
-          <w:sz w:val="18"/>
-          <w:szCs w:val="18"/>
-        </w:rPr>
-      </w:pPr>
-      <w:r>
-        <w:rPr>
-          <w:b/>
-          <w:bCs/>
-          <w:sz w:val="18"/>
-          <w:szCs w:val="18"/>
-        </w:rPr>
-        <w:t>Otwarty transport</w:t>
-      </w:r>
-      <w:r>
-        <w:rPr>
-          <w:b/>
-          <w:bCs/>
-          <w:sz w:val="18"/>
-          <w:szCs w:val="18"/>
-        </w:rPr>
-        <w:t>(X)</w:t>
-      </w:r>
-      <w:r>
-        <w:rPr>
-          <w:b/>
-          <w:bCs/>
-          <w:sz w:val="18"/>
-          <w:szCs w:val="18"/>
-        </w:rPr>
-        <w:t>:</w:t>
-      </w:r>
-      <w:r>
-        <w:rPr>
-          <w:sz w:val="18"/>
-          <w:szCs w:val="18"/>
-        </w:rPr>
-        <w:t xml:space="preserve"> Jak Platforma strzelecka</w:t>
-      </w:r>
-      <w:r>
-        <w:rPr>
-          <w:sz w:val="18"/>
-          <w:szCs w:val="18"/>
-        </w:rPr>
-        <w:t>(X)</w:t>
-      </w:r>
-      <w:r>
-        <w:rPr>
-          <w:sz w:val="18"/>
-          <w:szCs w:val="18"/>
-        </w:rPr>
-        <w:t>, ale</w:t>
-      </w:r>
-      <w:r>
-        <w:rPr>
-          <w:sz w:val="18"/>
-          <w:szCs w:val="18"/>
-        </w:rPr>
-        <w:t xml:space="preserve"> odziały mogą zostać Wyczerpana, aby zaatakować wręcz razem z Transporterem. Mogą również być atakowane jakby </w:t>
-      </w:r>
-      <w:r>
-        <w:rPr>
-          <w:sz w:val="18"/>
-          <w:szCs w:val="18"/>
-        </w:rPr>
-        <w:t xml:space="preserve">były </w:t>
-      </w:r>
-      <w:r>
-        <w:rPr>
-          <w:sz w:val="18"/>
-          <w:szCs w:val="18"/>
-        </w:rPr>
-        <w:t xml:space="preserve">w </w:t>
-      </w:r>
-      <w:r>
-        <w:rPr>
-          <w:sz w:val="18"/>
-          <w:szCs w:val="18"/>
-        </w:rPr>
-        <w:t>miejscu transportera</w:t>
-      </w:r>
-      <w:r>
-        <w:rPr>
-          <w:sz w:val="18"/>
-          <w:szCs w:val="18"/>
-        </w:rPr>
-        <w:t xml:space="preserve"> i w osłonie.</w:t>
-      </w:r>
-    </w:p>
-    <w:p>
-      <w:pPr>
-        <w:spacing w:after="0"/>
-        <w:rPr>
-          <w:sz w:val="18"/>
-          <w:szCs w:val="18"/>
-        </w:rPr>
-      </w:pPr>
-      <w:r>
-        <w:rPr>
-          <w:b/>
-          <w:bCs/>
-          <w:sz w:val="18"/>
-          <w:szCs w:val="18"/>
-        </w:rPr>
-        <w:t>Wysoki:</w:t>
-      </w:r>
-      <w:r>
-        <w:rPr>
+          <w:b/>
+          <w:bCs/>
           <w:sz w:val="18"/>
           <w:szCs w:val="18"/>
         </w:rPr>
@@ -5611,212 +6782,114 @@
           <w:sz w:val="18"/>
           <w:szCs w:val="18"/>
         </w:rPr>
-        <w:t>Spra</w:t>
-      </w:r>
-      <w:r>
-        <w:rPr>
-          <w:sz w:val="18"/>
-          <w:szCs w:val="18"/>
-        </w:rPr>
-        <w:t>wdza linię wzroku jakby był na podwyższeniu.</w:t>
-      </w:r>
-    </w:p>
-    <w:p>
-      <w:pPr>
-        <w:spacing w:after="0"/>
-        <w:rPr>
-          <w:sz w:val="18"/>
-          <w:szCs w:val="18"/>
-        </w:rPr>
-      </w:pPr>
-      <w:r>
-        <w:rPr>
-          <w:b/>
-          <w:bCs/>
-          <w:sz w:val="18"/>
-          <w:szCs w:val="18"/>
-        </w:rPr>
-        <w:t>Strażnik:</w:t>
-      </w:r>
-      <w:r>
-        <w:rPr>
-          <w:sz w:val="18"/>
-          <w:szCs w:val="18"/>
-        </w:rPr>
-        <w:t xml:space="preserve"> Przed wyborem akcji przez wrogi oddział,  możesz przerwać, aby zaatakować. Następnie twój oddział zostaje wyczerpany.</w:t>
-      </w:r>
-    </w:p>
-    <w:p>
-      <w:pPr>
-        <w:spacing w:after="0"/>
-        <w:rPr>
-          <w:sz w:val="18"/>
-          <w:szCs w:val="18"/>
-        </w:rPr>
-      </w:pPr>
-      <w:r>
-        <w:rPr>
-          <w:b/>
-          <w:bCs/>
-          <w:sz w:val="18"/>
-          <w:szCs w:val="18"/>
-        </w:rPr>
-        <w:t>Ochroniarz:</w:t>
-      </w:r>
-      <w:r>
-        <w:rPr>
-          <w:sz w:val="18"/>
-          <w:szCs w:val="18"/>
-        </w:rPr>
-        <w:t xml:space="preserve"> Bohater</w:t>
-      </w:r>
-      <w:r>
-        <w:rPr>
-          <w:sz w:val="18"/>
-          <w:szCs w:val="18"/>
-        </w:rPr>
-        <w:t xml:space="preserve">. Oddział może korzystać z twojej obrony. </w:t>
-      </w:r>
-      <w:r>
-        <w:rPr>
-          <w:sz w:val="18"/>
-          <w:szCs w:val="18"/>
-        </w:rPr>
-        <w:t>Kontrolujący nie może pokonywać innych modeli w oddziale.</w:t>
-      </w:r>
-    </w:p>
-    <w:p>
-      <w:pPr>
-        <w:spacing w:after="0"/>
-        <w:rPr>
-          <w:sz w:val="18"/>
-          <w:szCs w:val="18"/>
-        </w:rPr>
-      </w:pPr>
-      <w:r>
-        <w:rPr>
-          <w:b/>
-          <w:bCs/>
-          <w:sz w:val="18"/>
-          <w:szCs w:val="18"/>
-        </w:rPr>
-        <w:t>Niestrudzony</w:t>
-      </w:r>
-      <w:r>
-        <w:rPr>
-          <w:b/>
-          <w:bCs/>
-          <w:sz w:val="18"/>
-          <w:szCs w:val="18"/>
-        </w:rPr>
-        <w:t xml:space="preserve">: </w:t>
-      </w:r>
-      <w:r>
-        <w:rPr>
-          <w:sz w:val="18"/>
-          <w:szCs w:val="18"/>
-        </w:rPr>
-        <w:t>Może wykonywać tę samą akcję wielokrotnie w rundzie.</w:t>
-      </w:r>
-    </w:p>
-    <w:p>
-      <w:pPr>
-        <w:spacing w:after="0"/>
-        <w:rPr>
-          <w:sz w:val="18"/>
-          <w:szCs w:val="18"/>
-        </w:rPr>
-      </w:pPr>
-      <w:r>
-        <w:rPr>
-          <w:b/>
-          <w:bCs/>
-          <w:sz w:val="18"/>
-          <w:szCs w:val="18"/>
-        </w:rPr>
-        <w:t>Mistrzo</w:t>
-      </w:r>
-      <w:r>
-        <w:rPr>
-          <w:b/>
-          <w:bCs/>
-          <w:sz w:val="18"/>
-          <w:szCs w:val="18"/>
-        </w:rPr>
-        <w:t>stwo(X):</w:t>
-      </w:r>
-      <w:r>
-        <w:rPr>
-          <w:sz w:val="18"/>
-          <w:szCs w:val="18"/>
-        </w:rPr>
-        <w:t xml:space="preserve"> Każda twoja broń ma zdolność X.</w:t>
-      </w:r>
-    </w:p>
-    <w:p>
-      <w:pPr>
-        <w:spacing w:after="0"/>
-        <w:rPr>
-          <w:sz w:val="18"/>
-          <w:szCs w:val="18"/>
-        </w:rPr>
-      </w:pPr>
-      <w:r>
-        <w:rPr>
-          <w:b/>
-          <w:bCs/>
-          <w:sz w:val="18"/>
-          <w:szCs w:val="18"/>
-        </w:rPr>
-        <w:t>Bastion</w:t>
-      </w:r>
-      <w:r>
-        <w:rPr>
-          <w:sz w:val="18"/>
-          <w:szCs w:val="18"/>
-        </w:rPr>
-        <w:t>: Nie zostajesz wyczerpany po kontrataku.</w:t>
-      </w:r>
-    </w:p>
-    <w:p>
-      <w:pPr>
-        <w:spacing w:after="0"/>
-        <w:rPr>
-          <w:sz w:val="18"/>
-          <w:szCs w:val="18"/>
-        </w:rPr>
-      </w:pPr>
-    </w:p>
-    <w:p>
-      <w:pPr>
-        <w:spacing w:after="0"/>
-        <w:rPr>
-          <w:sz w:val="18"/>
-          <w:szCs w:val="18"/>
-        </w:rPr>
-      </w:pPr>
-      <w:r>
-        <w:rPr>
-          <w:b/>
-          <w:bCs/>
-          <w:sz w:val="18"/>
-          <w:szCs w:val="18"/>
-        </w:rPr>
-        <w:t>Zasady Armii</w:t>
-      </w:r>
-      <w:r>
-        <w:rPr>
-          <w:b/>
-          <w:bCs/>
-          <w:sz w:val="18"/>
-          <w:szCs w:val="18"/>
-        </w:rPr>
-        <w:t>:</w:t>
-      </w:r>
-      <w:r>
-        <w:rPr>
-          <w:b/>
-          <w:bCs/>
+        <w:t>(zdolności pasywne wycenianie przy założeniu, że ma je prawie każdy oddział w rozpisce)</w:t>
+      </w:r>
+    </w:p>
+    <w:p>
+      <w:pPr>
+        <w:spacing w:after="0"/>
+        <w:rPr>
+          <w:sz w:val="18"/>
+          <w:szCs w:val="18"/>
+        </w:rPr>
+      </w:pPr>
+      <w:proofErr w:type="spellStart"/>
+      <w:r>
+        <w:rPr>
+          <w:b/>
+          <w:bCs/>
+          <w:sz w:val="18"/>
+          <w:szCs w:val="18"/>
+        </w:rPr>
+        <w:t>Waagh</w:t>
+      </w:r>
+      <w:proofErr w:type="spellEnd"/>
+      <w:r>
+        <w:rPr>
+          <w:b/>
+          <w:bCs/>
+          <w:sz w:val="18"/>
+          <w:szCs w:val="18"/>
+        </w:rPr>
+        <w:t>!:</w:t>
+      </w:r>
+      <w:r>
+        <w:rPr>
+          <w:sz w:val="18"/>
+          <w:szCs w:val="18"/>
+        </w:rPr>
+        <w:t xml:space="preserve"> Jeżeli twój oddział ma poniżej połowy początkowej wytrzymałości i nie ma innego przyjaznego oddziału z tą zdolnością w zasięgu 12”, twoje ataki mają -1AP, a ataki w ciebie +1AP.</w:t>
+      </w:r>
+    </w:p>
+    <w:p>
+      <w:pPr>
+        <w:spacing w:after="0"/>
+        <w:rPr>
+          <w:sz w:val="18"/>
+          <w:szCs w:val="18"/>
+        </w:rPr>
+      </w:pPr>
+      <w:r>
+        <w:rPr>
+          <w:b/>
+          <w:bCs/>
+          <w:sz w:val="18"/>
+          <w:szCs w:val="18"/>
+        </w:rPr>
+        <w:t>Szpica:</w:t>
+      </w:r>
+      <w:r>
+        <w:rPr>
+          <w:sz w:val="18"/>
+          <w:szCs w:val="18"/>
+        </w:rPr>
+        <w:t xml:space="preserve"> Podczas ataku przeciwko oddziałom które nie rozpoczęły swojej aktywacji w te j turze, naturalne 6 dają dodatkowe zwykłe trafienie.</w:t>
+      </w:r>
+    </w:p>
+    <w:p>
+      <w:pPr>
+        <w:spacing w:after="0"/>
+        <w:rPr>
+          <w:sz w:val="18"/>
+          <w:szCs w:val="18"/>
+        </w:rPr>
+      </w:pPr>
+      <w:r>
+        <w:rPr>
+          <w:b/>
+          <w:bCs/>
+          <w:sz w:val="18"/>
+          <w:szCs w:val="18"/>
+        </w:rPr>
+        <w:t>Cierpliwy:</w:t>
+      </w:r>
+      <w:r>
+        <w:rPr>
+          <w:sz w:val="18"/>
+          <w:szCs w:val="18"/>
+        </w:rPr>
+        <w:t xml:space="preserve"> Masz +1 do rzutów obrony, jeżeli nie rozpocząłeś swojej aktywacji w tej rundzie.</w:t>
+      </w:r>
+    </w:p>
+    <w:p>
+      <w:pPr>
+        <w:spacing w:after="0"/>
+        <w:rPr>
+          <w:sz w:val="18"/>
+          <w:szCs w:val="18"/>
+        </w:rPr>
+      </w:pPr>
+      <w:r>
+        <w:rPr>
+          <w:b/>
+          <w:bCs/>
+          <w:sz w:val="18"/>
+          <w:szCs w:val="18"/>
+        </w:rPr>
+        <w:t>Odrodzenie:</w:t>
+      </w:r>
+      <w:r>
+        <w:rPr>
           <w:sz w:val="18"/>
           <w:szCs w:val="18"/>
         </w:rPr>
@@ -5827,107 +6900,7 @@
           <w:sz w:val="18"/>
           <w:szCs w:val="18"/>
         </w:rPr>
-        <w:t>(zdolności pasywne wycenianie przy założeniu, że ma je prawie każdy oddział w rozpisce)</w:t>
-      </w:r>
-    </w:p>
-    <w:p>
-      <w:pPr>
-        <w:spacing w:after="0"/>
-        <w:rPr>
-          <w:sz w:val="18"/>
-          <w:szCs w:val="18"/>
-        </w:rPr>
-      </w:pPr>
-      <w:r>
-        <w:rPr>
-          <w:b/>
-          <w:bCs/>
-          <w:sz w:val="18"/>
-          <w:szCs w:val="18"/>
-        </w:rPr>
-        <w:t>Waagh!:</w:t>
-      </w:r>
-      <w:r>
-        <w:rPr>
-          <w:sz w:val="18"/>
-          <w:szCs w:val="18"/>
-        </w:rPr>
-        <w:t xml:space="preserve"> Jeżeli twój oddział ma poniżej połowy początkowej wytrzymałości i nie ma innego przyjaznego oddziału z tą </w:t>
-      </w:r>
-      <w:r>
-        <w:rPr>
-          <w:sz w:val="18"/>
-          <w:szCs w:val="18"/>
-        </w:rPr>
-        <w:t>zdolnością w zasięgu 12”, twoje ataki mają -1AP, a ataki w ciebie +1AP.</w:t>
-      </w:r>
-    </w:p>
-    <w:p>
-      <w:pPr>
-        <w:spacing w:after="0"/>
-        <w:rPr>
-          <w:sz w:val="18"/>
-          <w:szCs w:val="18"/>
-        </w:rPr>
-      </w:pPr>
-      <w:r>
-        <w:rPr>
-          <w:b/>
-          <w:bCs/>
-          <w:sz w:val="18"/>
-          <w:szCs w:val="18"/>
-        </w:rPr>
-        <w:t>Szpica:</w:t>
-      </w:r>
-      <w:r>
-        <w:rPr>
-          <w:sz w:val="18"/>
-          <w:szCs w:val="18"/>
-        </w:rPr>
-        <w:t xml:space="preserve"> Podczas ataku przeciwko oddziałom które nie rozpoczęły swojej aktywacji w te j turze, naturalne 6 dają dodatkowe zwykłe trafienie.</w:t>
-      </w:r>
-    </w:p>
-    <w:p>
-      <w:pPr>
-        <w:spacing w:after="0"/>
-        <w:rPr>
-          <w:sz w:val="18"/>
-          <w:szCs w:val="18"/>
-        </w:rPr>
-      </w:pPr>
-      <w:r>
-        <w:rPr>
-          <w:b/>
-          <w:bCs/>
-          <w:sz w:val="18"/>
-          <w:szCs w:val="18"/>
-        </w:rPr>
-        <w:t>Cierpliwy:</w:t>
-      </w:r>
-      <w:r>
-        <w:rPr>
-          <w:sz w:val="18"/>
-          <w:szCs w:val="18"/>
-        </w:rPr>
-        <w:t xml:space="preserve"> Masz +1 do rzutów obrony, jeżeli nie rozpocząłeś swojej aktywacji w tej rundzie.</w:t>
-      </w:r>
-    </w:p>
-    <w:p>
-      <w:pPr>
-        <w:spacing w:after="0"/>
-        <w:rPr>
-          <w:sz w:val="18"/>
-          <w:szCs w:val="18"/>
-        </w:rPr>
-      </w:pPr>
-      <w:r>
-        <w:rPr>
-          <w:b/>
-          <w:bCs/>
-          <w:sz w:val="18"/>
-          <w:szCs w:val="18"/>
-        </w:rPr>
-        <w:t>Odrodzenie:</w:t>
+        <w:t>Na koniec aktywacji</w:t>
       </w:r>
       <w:r>
         <w:rPr>
@@ -5941,20 +6914,6 @@
           <w:sz w:val="18"/>
           <w:szCs w:val="18"/>
         </w:rPr>
-        <w:t>Na koniec aktywacji</w:t>
-      </w:r>
-      <w:r>
-        <w:rPr>
-          <w:sz w:val="18"/>
-          <w:szCs w:val="18"/>
-        </w:rPr>
-        <w:t xml:space="preserve"> </w:t>
-      </w:r>
-      <w:r>
-        <w:rPr>
-          <w:sz w:val="18"/>
-          <w:szCs w:val="18"/>
-        </w:rPr>
         <w:t xml:space="preserve">rzuć tyloma kośćmi, ile ran może odzyskać </w:t>
       </w:r>
       <w:r>
@@ -6043,7 +7002,14 @@
           <w:sz w:val="18"/>
           <w:szCs w:val="18"/>
         </w:rPr>
-        <w:t xml:space="preserve"> na dwie grupy. Przeciwnik wybiera jedną z nich, a oddziały</w:t>
+        <w:t xml:space="preserve"> na dwie </w:t>
+      </w:r>
+      <w:r>
+        <w:rPr>
+          <w:sz w:val="18"/>
+          <w:szCs w:val="18"/>
+        </w:rPr>
+        <w:t>grupy. Przeciwnik wybiera jedną z nich, a oddziały</w:t>
       </w:r>
       <w:r>
         <w:rPr>
@@ -6108,229 +7074,6 @@
           <w:szCs w:val="18"/>
         </w:rPr>
         <w:t>Aktywne:</w:t>
-      </w:r>
-    </w:p>
-    <w:p>
-      <w:pPr>
-        <w:spacing w:after="0"/>
-        <w:rPr>
-          <w:sz w:val="18"/>
-          <w:szCs w:val="18"/>
-        </w:rPr>
-      </w:pPr>
-      <w:r>
-        <w:rPr>
-          <w:b/>
-          <w:bCs/>
-          <w:sz w:val="18"/>
-          <w:szCs w:val="18"/>
-        </w:rPr>
-        <w:t>Przekaźnik:</w:t>
-      </w:r>
-      <w:r>
-        <w:rPr>
-          <w:sz w:val="18"/>
-          <w:szCs w:val="18"/>
-        </w:rPr>
-        <w:t xml:space="preserve"> </w:t>
-      </w:r>
-      <w:r>
-        <w:rPr>
-          <w:sz w:val="18"/>
-          <w:szCs w:val="18"/>
-        </w:rPr>
-        <w:t>R</w:t>
-      </w:r>
-      <w:r>
-        <w:rPr>
-          <w:sz w:val="18"/>
-          <w:szCs w:val="18"/>
-        </w:rPr>
-        <w:t>az na rundę, gdy Mag w zasięgu 12” rzuca czar, może go rzucić z twojej pozycji z +1 do rzutu.</w:t>
-      </w:r>
-    </w:p>
-    <w:p>
-      <w:pPr>
-        <w:spacing w:after="0"/>
-        <w:rPr>
-          <w:sz w:val="18"/>
-          <w:szCs w:val="18"/>
-        </w:rPr>
-      </w:pPr>
-      <w:r>
-        <w:rPr>
-          <w:b/>
-          <w:bCs/>
-          <w:sz w:val="18"/>
-          <w:szCs w:val="18"/>
-        </w:rPr>
-        <w:t>Koordynacja:</w:t>
-      </w:r>
-      <w:r>
-        <w:rPr>
-          <w:sz w:val="18"/>
-          <w:szCs w:val="18"/>
-        </w:rPr>
-        <w:t xml:space="preserve"> </w:t>
-      </w:r>
-      <w:r>
-        <w:rPr>
-          <w:sz w:val="18"/>
-          <w:szCs w:val="18"/>
-        </w:rPr>
-        <w:t>P</w:t>
-      </w:r>
-      <w:r>
-        <w:rPr>
-          <w:sz w:val="18"/>
-          <w:szCs w:val="18"/>
-        </w:rPr>
-        <w:t>rzeciwnik pomija swoją następna aktywację.</w:t>
-      </w:r>
-    </w:p>
-    <w:p>
-      <w:pPr>
-        <w:spacing w:after="0"/>
-        <w:rPr>
-          <w:sz w:val="18"/>
-          <w:szCs w:val="18"/>
-        </w:rPr>
-      </w:pPr>
-      <w:r>
-        <w:rPr>
-          <w:b/>
-          <w:bCs/>
-          <w:sz w:val="18"/>
-          <w:szCs w:val="18"/>
-        </w:rPr>
-        <w:t>Przepowiednia:</w:t>
-      </w:r>
-      <w:r>
-        <w:rPr>
-          <w:sz w:val="18"/>
-          <w:szCs w:val="18"/>
-        </w:rPr>
-        <w:t xml:space="preserve"> </w:t>
-      </w:r>
-      <w:r>
-        <w:rPr>
-          <w:sz w:val="18"/>
-          <w:szCs w:val="18"/>
-        </w:rPr>
-        <w:t>W</w:t>
-      </w:r>
-      <w:r>
-        <w:rPr>
-          <w:sz w:val="18"/>
-          <w:szCs w:val="18"/>
-        </w:rPr>
-        <w:t xml:space="preserve">ybierz odział </w:t>
-      </w:r>
-      <w:r>
-        <w:rPr>
-          <w:sz w:val="18"/>
-          <w:szCs w:val="18"/>
-        </w:rPr>
-        <w:t>przeciwnika,</w:t>
-      </w:r>
-      <w:r>
-        <w:rPr>
-          <w:sz w:val="18"/>
-          <w:szCs w:val="18"/>
-        </w:rPr>
-        <w:t xml:space="preserve"> który zostanie aktywowany jako następny</w:t>
-      </w:r>
-      <w:r>
-        <w:rPr>
-          <w:sz w:val="18"/>
-          <w:szCs w:val="18"/>
-        </w:rPr>
-        <w:t>,</w:t>
-      </w:r>
-      <w:r>
-        <w:rPr>
-          <w:sz w:val="18"/>
-          <w:szCs w:val="18"/>
-        </w:rPr>
-        <w:t xml:space="preserve"> jeżeli to możliwe.</w:t>
-      </w:r>
-    </w:p>
-    <w:p>
-      <w:pPr>
-        <w:spacing w:after="0"/>
-        <w:rPr>
-          <w:sz w:val="18"/>
-          <w:szCs w:val="18"/>
-        </w:rPr>
-      </w:pPr>
-      <w:r>
-        <w:rPr>
-          <w:b/>
-          <w:bCs/>
-          <w:sz w:val="18"/>
-          <w:szCs w:val="18"/>
-        </w:rPr>
-        <w:t>Mobilizacja:</w:t>
-      </w:r>
-      <w:r>
-        <w:rPr>
-          <w:sz w:val="18"/>
-          <w:szCs w:val="18"/>
-        </w:rPr>
-        <w:t xml:space="preserve"> </w:t>
-      </w:r>
-      <w:r>
-        <w:rPr>
-          <w:sz w:val="18"/>
-          <w:szCs w:val="18"/>
-        </w:rPr>
-        <w:t>O</w:t>
-      </w:r>
-      <w:r>
-        <w:rPr>
-          <w:sz w:val="18"/>
-          <w:szCs w:val="18"/>
-        </w:rPr>
-        <w:t>ddział w zasięgu 12” przestaje być przyszpilony.</w:t>
-      </w:r>
-    </w:p>
-    <w:p>
-      <w:pPr>
-        <w:spacing w:after="0"/>
-        <w:rPr>
-          <w:sz w:val="18"/>
-          <w:szCs w:val="18"/>
-        </w:rPr>
-      </w:pPr>
-      <w:r>
-        <w:rPr>
-          <w:b/>
-          <w:bCs/>
-          <w:sz w:val="18"/>
-          <w:szCs w:val="18"/>
-        </w:rPr>
-        <w:t>Presja:</w:t>
-      </w:r>
-      <w:r>
-        <w:rPr>
-          <w:sz w:val="18"/>
-          <w:szCs w:val="18"/>
-        </w:rPr>
-        <w:t xml:space="preserve"> </w:t>
-      </w:r>
-      <w:r>
-        <w:rPr>
-          <w:sz w:val="18"/>
-          <w:szCs w:val="18"/>
-        </w:rPr>
-        <w:t>O</w:t>
-      </w:r>
-      <w:r>
-        <w:rPr>
-          <w:sz w:val="18"/>
-          <w:szCs w:val="18"/>
-        </w:rPr>
-        <w:t>ddział w zasięgu 12” przestaje być wyczerpany.</w:t>
       </w:r>
     </w:p>
     <w:p>
@@ -6748,19 +7491,108 @@
       </w:r>
       <w:r>
         <w:rPr>
-          <w:b/>
-          <w:bCs/>
-          <w:sz w:val="18"/>
-          <w:szCs w:val="18"/>
-        </w:rPr>
-        <w:t xml:space="preserve"> </w:t>
-      </w:r>
-      <w:r>
-        <w:rPr>
-          <w:sz w:val="18"/>
-          <w:szCs w:val="18"/>
-        </w:rPr>
-        <w:t>Zmniejsz liczbę odzyskanych ran w tej aktywacji, o liczbę ran otrzymanych tą bronią. Modele pokonane tę bronią nie mogą wrócić do gry.</w:t>
+          <w:sz w:val="18"/>
+          <w:szCs w:val="18"/>
+        </w:rPr>
+        <w:t xml:space="preserve"> Licz ran</w:t>
+      </w:r>
+      <w:r>
+        <w:rPr>
+          <w:sz w:val="18"/>
+          <w:szCs w:val="18"/>
+        </w:rPr>
+        <w:t>y</w:t>
+      </w:r>
+      <w:r>
+        <w:rPr>
+          <w:sz w:val="18"/>
+          <w:szCs w:val="18"/>
+        </w:rPr>
+        <w:t xml:space="preserve"> otrzyman</w:t>
+      </w:r>
+      <w:r>
+        <w:rPr>
+          <w:sz w:val="18"/>
+          <w:szCs w:val="18"/>
+        </w:rPr>
+        <w:t>e</w:t>
+      </w:r>
+      <w:r>
+        <w:rPr>
+          <w:sz w:val="18"/>
+          <w:szCs w:val="18"/>
+        </w:rPr>
+        <w:t xml:space="preserve"> taką bronią</w:t>
+      </w:r>
+      <w:r>
+        <w:rPr>
+          <w:sz w:val="18"/>
+          <w:szCs w:val="18"/>
+        </w:rPr>
+        <w:t xml:space="preserve"> w aktywacji. </w:t>
+      </w:r>
+      <w:r>
+        <w:rPr>
+          <w:sz w:val="18"/>
+          <w:szCs w:val="18"/>
+        </w:rPr>
+        <w:t xml:space="preserve">Zmniejsz liczbę </w:t>
+      </w:r>
+      <w:r>
+        <w:rPr>
+          <w:sz w:val="18"/>
+          <w:szCs w:val="18"/>
+        </w:rPr>
+        <w:t xml:space="preserve">ran </w:t>
+      </w:r>
+      <w:r>
+        <w:rPr>
+          <w:sz w:val="18"/>
+          <w:szCs w:val="18"/>
+        </w:rPr>
+        <w:t xml:space="preserve">odzyskanych </w:t>
+      </w:r>
+      <w:r>
+        <w:rPr>
+          <w:sz w:val="18"/>
+          <w:szCs w:val="18"/>
+        </w:rPr>
+        <w:t>o nią</w:t>
+      </w:r>
+      <w:r>
+        <w:rPr>
+          <w:sz w:val="18"/>
+          <w:szCs w:val="18"/>
+        </w:rPr>
+        <w:t xml:space="preserve">. </w:t>
+      </w:r>
+      <w:r>
+        <w:rPr>
+          <w:sz w:val="18"/>
+          <w:szCs w:val="18"/>
+        </w:rPr>
+        <w:t>M</w:t>
+      </w:r>
+      <w:r>
+        <w:rPr>
+          <w:sz w:val="18"/>
+          <w:szCs w:val="18"/>
+        </w:rPr>
+        <w:t xml:space="preserve">odele </w:t>
+      </w:r>
+      <w:r>
+        <w:rPr>
+          <w:sz w:val="18"/>
+          <w:szCs w:val="18"/>
+        </w:rPr>
+        <w:t>pokonane przez przydzielenie p</w:t>
+      </w:r>
+      <w:r>
+        <w:rPr>
+          <w:sz w:val="18"/>
+          <w:szCs w:val="18"/>
+        </w:rPr>
+        <w:t>ierwszych ran do tej liczby zostają zniszczone i nie mogą wrócić do gry.</w:t>
       </w:r>
       <w:r>
         <w:rPr>
@@ -7136,7 +7968,21 @@
           <w:sz w:val="18"/>
           <w:szCs w:val="18"/>
         </w:rPr>
-        <w:t xml:space="preserve"> wynosi 1,3- (jakość -1)/10*mnożniki: 0.5 za Nieustraszony, Straceńcy i Ucieczka</w:t>
+        <w:t xml:space="preserve"> wynosi 1,3- (jakość -1)/10*mnożniki: 0.5 za Nieustraszony</w:t>
+      </w:r>
+      <w:r>
+        <w:rPr>
+          <w:sz w:val="18"/>
+          <w:szCs w:val="18"/>
+        </w:rPr>
+        <w:t xml:space="preserve"> i</w:t>
+      </w:r>
+      <w:r>
+        <w:rPr>
+          <w:sz w:val="18"/>
+          <w:szCs w:val="18"/>
+        </w:rPr>
+        <w:t xml:space="preserve"> Straceńcy</w:t>
       </w:r>
     </w:p>
     <w:p>
@@ -7877,12 +8723,21 @@
                 <w:szCs w:val="18"/>
               </w:rPr>
             </w:pPr>
-            <w:r>
-              <w:rPr>
-                <w:sz w:val="18"/>
-                <w:szCs w:val="18"/>
-              </w:rPr>
-              <w:t>Waagh (-)</w:t>
+            <w:proofErr w:type="spellStart"/>
+            <w:r>
+              <w:rPr>
+                <w:sz w:val="18"/>
+                <w:szCs w:val="18"/>
+              </w:rPr>
+              <w:t>Waagh</w:t>
+            </w:r>
+            <w:proofErr w:type="spellEnd"/>
+            <w:r>
+              <w:rPr>
+                <w:sz w:val="18"/>
+                <w:szCs w:val="18"/>
+              </w:rPr>
+              <w:t xml:space="preserve"> (-)</w:t>
             </w:r>
           </w:p>
         </w:tc>
@@ -8563,8 +9418,17 @@
                 <w:sz w:val="18"/>
                 <w:szCs w:val="18"/>
               </w:rPr>
-              <w:t>Chimera, Sentinel</w:t>
-            </w:r>
+              <w:t xml:space="preserve">Chimera, </w:t>
+            </w:r>
+            <w:proofErr w:type="spellStart"/>
+            <w:r>
+              <w:rPr>
+                <w:sz w:val="18"/>
+                <w:szCs w:val="18"/>
+              </w:rPr>
+              <w:t>Sentinel</w:t>
+            </w:r>
+            <w:proofErr w:type="spellEnd"/>
           </w:p>
         </w:tc>
       </w:tr>
@@ -8625,8 +9489,17 @@
                 <w:sz w:val="18"/>
                 <w:szCs w:val="18"/>
               </w:rPr>
-              <w:t>Drednot, Leman Russ</w:t>
-            </w:r>
+              <w:t xml:space="preserve">Drednot, Leman </w:t>
+            </w:r>
+            <w:proofErr w:type="spellStart"/>
+            <w:r>
+              <w:rPr>
+                <w:sz w:val="18"/>
+                <w:szCs w:val="18"/>
+              </w:rPr>
+              <w:t>Russ</w:t>
+            </w:r>
+            <w:proofErr w:type="spellEnd"/>
           </w:p>
         </w:tc>
       </w:tr>
@@ -9769,7 +10642,7 @@
                 <w:sz w:val="18"/>
                 <w:szCs w:val="18"/>
               </w:rPr>
-              <w:t>2</w:t>
+              <w:t>1</w:t>
             </w:r>
           </w:p>
         </w:tc>
@@ -9789,7 +10662,7 @@
                 <w:sz w:val="18"/>
                 <w:szCs w:val="18"/>
               </w:rPr>
-              <w:t>16</w:t>
+              <w:t>8</w:t>
             </w:r>
           </w:p>
         </w:tc>
@@ -9809,7 +10682,7 @@
                 <w:sz w:val="18"/>
                 <w:szCs w:val="18"/>
               </w:rPr>
-              <w:t>20</w:t>
+              <w:t>10</w:t>
             </w:r>
           </w:p>
         </w:tc>
@@ -10159,7 +11032,7 @@
                 <w:sz w:val="18"/>
                 <w:szCs w:val="18"/>
               </w:rPr>
-              <w:t>Okopany</w:t>
+              <w:t>Parowanie</w:t>
             </w:r>
           </w:p>
         </w:tc>
@@ -10179,7 +11052,7 @@
                 <w:sz w:val="18"/>
                 <w:szCs w:val="18"/>
               </w:rPr>
-              <w:t>1</w:t>
+              <w:t>1,5</w:t>
             </w:r>
           </w:p>
         </w:tc>
@@ -10199,7 +11072,7 @@
                 <w:sz w:val="18"/>
                 <w:szCs w:val="18"/>
               </w:rPr>
-              <w:t>8</w:t>
+              <w:t>12</w:t>
             </w:r>
           </w:p>
         </w:tc>
@@ -10219,7 +11092,7 @@
                 <w:sz w:val="18"/>
                 <w:szCs w:val="18"/>
               </w:rPr>
-              <w:t>10</w:t>
+              <w:t>15</w:t>
             </w:r>
           </w:p>
         </w:tc>
@@ -10241,7 +11114,7 @@
                 <w:sz w:val="18"/>
                 <w:szCs w:val="18"/>
               </w:rPr>
-              <w:t>Tarcza</w:t>
+              <w:t>Okopany</w:t>
             </w:r>
           </w:p>
         </w:tc>
@@ -10261,7 +11134,7 @@
                 <w:sz w:val="18"/>
                 <w:szCs w:val="18"/>
               </w:rPr>
-              <w:t>1.25</w:t>
+              <w:t>1</w:t>
             </w:r>
           </w:p>
         </w:tc>
@@ -10281,27 +11154,27 @@
                 <w:sz w:val="18"/>
                 <w:szCs w:val="18"/>
               </w:rPr>
+              <w:t>8</w:t>
+            </w:r>
+          </w:p>
+        </w:tc>
+        <w:tc>
+          <w:tcPr>
+            <w:tcW w:w="1048" w:type="dxa"/>
+          </w:tcPr>
+          <w:p>
+            <w:pPr>
+              <w:rPr>
+                <w:sz w:val="18"/>
+                <w:szCs w:val="18"/>
+              </w:rPr>
+            </w:pPr>
+            <w:r>
+              <w:rPr>
+                <w:sz w:val="18"/>
+                <w:szCs w:val="18"/>
+              </w:rPr>
               <w:t>10</w:t>
-            </w:r>
-          </w:p>
-        </w:tc>
-        <w:tc>
-          <w:tcPr>
-            <w:tcW w:w="1048" w:type="dxa"/>
-          </w:tcPr>
-          <w:p>
-            <w:pPr>
-              <w:rPr>
-                <w:sz w:val="18"/>
-                <w:szCs w:val="18"/>
-              </w:rPr>
-            </w:pPr>
-            <w:r>
-              <w:rPr>
-                <w:sz w:val="18"/>
-                <w:szCs w:val="18"/>
-              </w:rPr>
-              <w:t>12,5</w:t>
             </w:r>
           </w:p>
         </w:tc>
@@ -10323,7 +11196,7 @@
                 <w:sz w:val="18"/>
                 <w:szCs w:val="18"/>
               </w:rPr>
-              <w:t>Nieustraszony</w:t>
+              <w:t>Tarcza</w:t>
             </w:r>
           </w:p>
         </w:tc>
@@ -10343,7 +11216,21 @@
                 <w:sz w:val="18"/>
                 <w:szCs w:val="18"/>
               </w:rPr>
-              <w:t>Patrz morale</w:t>
+              <w:t>1</w:t>
+            </w:r>
+            <w:r>
+              <w:rPr>
+                <w:sz w:val="18"/>
+                <w:szCs w:val="18"/>
+              </w:rPr>
+              <w:t>,</w:t>
+            </w:r>
+            <w:r>
+              <w:rPr>
+                <w:sz w:val="18"/>
+                <w:szCs w:val="18"/>
+              </w:rPr>
+              <w:t>25</w:t>
             </w:r>
           </w:p>
         </w:tc>
@@ -10363,7 +11250,7 @@
                 <w:sz w:val="18"/>
                 <w:szCs w:val="18"/>
               </w:rPr>
-              <w:t>12</w:t>
+              <w:t>10</w:t>
             </w:r>
           </w:p>
         </w:tc>
@@ -10383,7 +11270,7 @@
                 <w:sz w:val="18"/>
                 <w:szCs w:val="18"/>
               </w:rPr>
-              <w:t>15</w:t>
+              <w:t>12,5</w:t>
             </w:r>
           </w:p>
         </w:tc>
@@ -10405,7 +11292,7 @@
                 <w:sz w:val="18"/>
                 <w:szCs w:val="18"/>
               </w:rPr>
-              <w:t>Straceńcy</w:t>
+              <w:t>Nieustraszony</w:t>
             </w:r>
           </w:p>
         </w:tc>
@@ -10487,7 +11374,7 @@
                 <w:sz w:val="18"/>
                 <w:szCs w:val="18"/>
               </w:rPr>
-              <w:t>Strażnik</w:t>
+              <w:t>Straceńcy</w:t>
             </w:r>
           </w:p>
         </w:tc>
@@ -10507,7 +11394,7 @@
                 <w:sz w:val="18"/>
                 <w:szCs w:val="18"/>
               </w:rPr>
-              <w:t>Parz broń</w:t>
+              <w:t>Patrz morale</w:t>
             </w:r>
           </w:p>
         </w:tc>
@@ -10527,7 +11414,7 @@
                 <w:sz w:val="18"/>
                 <w:szCs w:val="18"/>
               </w:rPr>
-              <w:t>72</w:t>
+              <w:t>12</w:t>
             </w:r>
           </w:p>
         </w:tc>
@@ -10547,7 +11434,7 @@
                 <w:sz w:val="18"/>
                 <w:szCs w:val="18"/>
               </w:rPr>
-              <w:t>90</w:t>
+              <w:t>15</w:t>
             </w:r>
           </w:p>
         </w:tc>
@@ -10569,7 +11456,7 @@
                 <w:sz w:val="18"/>
                 <w:szCs w:val="18"/>
               </w:rPr>
-              <w:t>Instynkt</w:t>
+              <w:t>Strażnik</w:t>
             </w:r>
           </w:p>
         </w:tc>
@@ -10589,7 +11476,7 @@
                 <w:sz w:val="18"/>
                 <w:szCs w:val="18"/>
               </w:rPr>
-              <w:t>-1</w:t>
+              <w:t>Parz broń</w:t>
             </w:r>
           </w:p>
         </w:tc>
@@ -10609,7 +11496,7 @@
                 <w:sz w:val="18"/>
                 <w:szCs w:val="18"/>
               </w:rPr>
-              <w:t>8</w:t>
+              <w:t>72</w:t>
             </w:r>
           </w:p>
         </w:tc>
@@ -10629,7 +11516,7 @@
                 <w:sz w:val="18"/>
                 <w:szCs w:val="18"/>
               </w:rPr>
-              <w:t>10</w:t>
+              <w:t>90</w:t>
             </w:r>
           </w:p>
         </w:tc>
@@ -10651,7 +11538,7 @@
                 <w:sz w:val="18"/>
                 <w:szCs w:val="18"/>
               </w:rPr>
-              <w:t>Ucieczka</w:t>
+              <w:t>Instynkt</w:t>
             </w:r>
           </w:p>
         </w:tc>
@@ -10671,7 +11558,7 @@
                 <w:sz w:val="18"/>
                 <w:szCs w:val="18"/>
               </w:rPr>
-              <w:t>Patrz morale</w:t>
+              <w:t>-1</w:t>
             </w:r>
           </w:p>
         </w:tc>
@@ -10691,7 +11578,7 @@
                 <w:sz w:val="18"/>
                 <w:szCs w:val="18"/>
               </w:rPr>
-              <w:t>12</w:t>
+              <w:t>8</w:t>
             </w:r>
           </w:p>
         </w:tc>
@@ -10711,7 +11598,7 @@
                 <w:sz w:val="18"/>
                 <w:szCs w:val="18"/>
               </w:rPr>
-              <w:t>15</w:t>
+              <w:t>10</w:t>
             </w:r>
           </w:p>
         </w:tc>
@@ -11400,53 +12287,98 @@
           <w:sz w:val="18"/>
           <w:szCs w:val="18"/>
         </w:rPr>
-        <w:t xml:space="preserve">: w zależności od innych zdolności modelu, X* 3,5 Samolot, 2,5 Zasadzka/Zwiadowca, 1,5 Latający, 1,25 Szybki/Zwinny, 1 pozostałe. </w:t>
-      </w:r>
-    </w:p>
-    <w:p>
-      <w:pPr>
-        <w:spacing w:after="0"/>
-        <w:rPr>
-          <w:sz w:val="18"/>
-          <w:szCs w:val="18"/>
-        </w:rPr>
-      </w:pPr>
-      <w:r>
-        <w:rPr>
-          <w:sz w:val="18"/>
-          <w:szCs w:val="18"/>
-        </w:rPr>
-        <w:t>Platforma strzelecka lub Otwarty transport</w:t>
-      </w:r>
-      <w:r>
-        <w:rPr>
-          <w:sz w:val="18"/>
-          <w:szCs w:val="18"/>
-        </w:rPr>
-        <w:t>: Transport +0,25*X</w:t>
-      </w:r>
-    </w:p>
-    <w:p>
-      <w:pPr>
-        <w:spacing w:after="0"/>
-        <w:rPr>
-          <w:sz w:val="18"/>
-          <w:szCs w:val="18"/>
-        </w:rPr>
-      </w:pPr>
-      <w:r>
-        <w:rPr>
-          <w:sz w:val="18"/>
-          <w:szCs w:val="18"/>
-        </w:rPr>
-        <w:t>Sekcje</w:t>
-      </w:r>
-      <w:r>
-        <w:rPr>
-          <w:sz w:val="18"/>
-          <w:szCs w:val="18"/>
-        </w:rPr>
-        <w:t>: 0, zdolności z kosztem za model liczysz raz.</w:t>
+        <w:t>: w zależności od innych zdolności modelu, X*</w:t>
+      </w:r>
+      <w:r>
+        <w:rPr>
+          <w:sz w:val="18"/>
+          <w:szCs w:val="18"/>
+        </w:rPr>
+        <w:t>(1+ 3</w:t>
+      </w:r>
+      <w:r>
+        <w:rPr>
+          <w:sz w:val="18"/>
+          <w:szCs w:val="18"/>
+        </w:rPr>
+        <w:t xml:space="preserve"> </w:t>
+      </w:r>
+      <w:r>
+        <w:rPr>
+          <w:sz w:val="18"/>
+          <w:szCs w:val="18"/>
+        </w:rPr>
+        <w:t xml:space="preserve">za </w:t>
+      </w:r>
+      <w:r>
+        <w:rPr>
+          <w:sz w:val="18"/>
+          <w:szCs w:val="18"/>
+        </w:rPr>
+        <w:t xml:space="preserve">Samolot, </w:t>
+      </w:r>
+      <w:r>
+        <w:rPr>
+          <w:sz w:val="18"/>
+          <w:szCs w:val="18"/>
+        </w:rPr>
+        <w:t>0,</w:t>
+      </w:r>
+      <w:r>
+        <w:rPr>
+          <w:sz w:val="18"/>
+          <w:szCs w:val="18"/>
+        </w:rPr>
+        <w:t xml:space="preserve">5 </w:t>
+      </w:r>
+      <w:r>
+        <w:rPr>
+          <w:sz w:val="18"/>
+          <w:szCs w:val="18"/>
+        </w:rPr>
+        <w:t xml:space="preserve">za </w:t>
+      </w:r>
+      <w:r>
+        <w:rPr>
+          <w:sz w:val="18"/>
+          <w:szCs w:val="18"/>
+        </w:rPr>
+        <w:t xml:space="preserve">Latający, </w:t>
+      </w:r>
+      <w:r>
+        <w:rPr>
+          <w:sz w:val="18"/>
+          <w:szCs w:val="18"/>
+        </w:rPr>
+        <w:t>0</w:t>
+      </w:r>
+      <w:r>
+        <w:rPr>
+          <w:sz w:val="18"/>
+          <w:szCs w:val="18"/>
+        </w:rPr>
+        <w:t xml:space="preserve">,25 </w:t>
+      </w:r>
+      <w:r>
+        <w:rPr>
+          <w:sz w:val="18"/>
+          <w:szCs w:val="18"/>
+        </w:rPr>
+        <w:t xml:space="preserve">za </w:t>
+      </w:r>
+      <w:r>
+        <w:rPr>
+          <w:sz w:val="18"/>
+          <w:szCs w:val="18"/>
+        </w:rPr>
+        <w:t>Szybki/Zwinny</w:t>
+      </w:r>
+      <w:r>
+        <w:rPr>
+          <w:sz w:val="18"/>
+          <w:szCs w:val="18"/>
+        </w:rPr>
+        <w:t>)</w:t>
       </w:r>
       <w:r>
         <w:rPr>
@@ -11483,6 +12415,12 @@
           <w:szCs w:val="18"/>
         </w:rPr>
         <w:br/>
+      </w:r>
+      <w:r>
+        <w:rPr>
+          <w:sz w:val="18"/>
+          <w:szCs w:val="18"/>
+        </w:rPr>
         <w:t>Mistrzostwo (X): policz koszt broni jakby miały X</w:t>
       </w:r>
       <w:r>
@@ -11497,7 +12435,35 @@
           <w:sz w:val="18"/>
           <w:szCs w:val="18"/>
         </w:rPr>
-        <w:t xml:space="preserve"> większy koszt broni z X i bez: Zasięg 24”</w:t>
+        <w:t xml:space="preserve"> większ</w:t>
+      </w:r>
+      <w:r>
+        <w:rPr>
+          <w:sz w:val="18"/>
+          <w:szCs w:val="18"/>
+        </w:rPr>
+        <w:t>ą różnicę</w:t>
+      </w:r>
+      <w:r>
+        <w:rPr>
+          <w:sz w:val="18"/>
+          <w:szCs w:val="18"/>
+        </w:rPr>
+        <w:t xml:space="preserve"> koszt</w:t>
+      </w:r>
+      <w:r>
+        <w:rPr>
+          <w:sz w:val="18"/>
+          <w:szCs w:val="18"/>
+        </w:rPr>
+        <w:t>u</w:t>
+      </w:r>
+      <w:r>
+        <w:rPr>
+          <w:sz w:val="18"/>
+          <w:szCs w:val="18"/>
+        </w:rPr>
+        <w:t xml:space="preserve"> broni z X i bez: Zasięg 24”</w:t>
       </w:r>
       <w:r>
         <w:rPr>
@@ -13208,12 +14174,21 @@
                 <w:szCs w:val="18"/>
               </w:rPr>
             </w:pPr>
-            <w:r>
-              <w:rPr>
-                <w:sz w:val="18"/>
-                <w:szCs w:val="18"/>
-              </w:rPr>
-              <w:t>Waagh (-)</w:t>
+            <w:proofErr w:type="spellStart"/>
+            <w:r>
+              <w:rPr>
+                <w:sz w:val="18"/>
+                <w:szCs w:val="18"/>
+              </w:rPr>
+              <w:t>Waagh</w:t>
+            </w:r>
+            <w:proofErr w:type="spellEnd"/>
+            <w:r>
+              <w:rPr>
+                <w:sz w:val="18"/>
+                <w:szCs w:val="18"/>
+              </w:rPr>
+              <w:t xml:space="preserve"> (-)</w:t>
             </w:r>
           </w:p>
         </w:tc>
@@ -14934,7 +15909,6 @@
           <w:sz w:val="18"/>
           <w:szCs w:val="18"/>
         </w:rPr>
-        <w:lastRenderedPageBreak/>
         <w:t>Ociężałość: 20</w:t>
       </w:r>
     </w:p>
@@ -15049,22 +16023,6 @@
           <w:sz w:val="18"/>
           <w:szCs w:val="18"/>
         </w:rPr>
-        <w:t>Przekaźnik: 4</w:t>
-      </w:r>
-    </w:p>
-    <w:p>
-      <w:pPr>
-        <w:spacing w:after="0"/>
-        <w:rPr>
-          <w:sz w:val="18"/>
-          <w:szCs w:val="18"/>
-        </w:rPr>
-      </w:pPr>
-      <w:r>
-        <w:rPr>
-          <w:sz w:val="18"/>
-          <w:szCs w:val="18"/>
-        </w:rPr>
         <w:t>Łatanie: 20</w:t>
       </w:r>
     </w:p>
@@ -15146,27 +16104,6 @@
           <w:sz w:val="18"/>
           <w:szCs w:val="18"/>
         </w:rPr>
-        <w:t xml:space="preserve">, </w:t>
-      </w:r>
-      <w:r>
-        <w:rPr>
-          <w:sz w:val="18"/>
-          <w:szCs w:val="18"/>
-        </w:rPr>
-        <w:t>Koordynacja</w:t>
-      </w:r>
-      <w:r>
-        <w:rPr>
-          <w:sz w:val="18"/>
-          <w:szCs w:val="18"/>
-        </w:rPr>
-        <w:t>. Przepowiednia i Presja</w:t>
-      </w:r>
-      <w:r>
-        <w:rPr>
-          <w:sz w:val="18"/>
-          <w:szCs w:val="18"/>
-        </w:rPr>
         <w:t>: 45</w:t>
       </w:r>
     </w:p>
@@ -15178,12 +16115,88 @@
           <w:szCs w:val="18"/>
         </w:rPr>
       </w:pPr>
-      <w:r>
-        <w:rPr>
-          <w:sz w:val="18"/>
-          <w:szCs w:val="18"/>
-        </w:rPr>
-        <w:t>Mobilizacja: 30</w:t>
+    </w:p>
+    <w:p>
+      <w:pPr>
+        <w:spacing w:after="0"/>
+        <w:rPr>
+          <w:b/>
+          <w:bCs/>
+          <w:sz w:val="18"/>
+          <w:szCs w:val="18"/>
+        </w:rPr>
+      </w:pPr>
+      <w:r>
+        <w:rPr>
+          <w:b/>
+          <w:bCs/>
+          <w:sz w:val="18"/>
+          <w:szCs w:val="18"/>
+        </w:rPr>
+        <w:t>Konwencje:</w:t>
+      </w:r>
+    </w:p>
+    <w:p>
+      <w:pPr>
+        <w:spacing w:after="0"/>
+        <w:rPr>
+          <w:b/>
+          <w:bCs/>
+          <w:sz w:val="18"/>
+          <w:szCs w:val="18"/>
+        </w:rPr>
+      </w:pPr>
+    </w:p>
+    <w:p>
+      <w:pPr>
+        <w:spacing w:after="0"/>
+        <w:rPr>
+          <w:sz w:val="18"/>
+          <w:szCs w:val="18"/>
+        </w:rPr>
+      </w:pPr>
+      <w:r>
+        <w:rPr>
+          <w:b/>
+          <w:bCs/>
+          <w:sz w:val="18"/>
+          <w:szCs w:val="18"/>
+        </w:rPr>
+        <w:t>Regimenty:</w:t>
+      </w:r>
+    </w:p>
+    <w:p>
+      <w:pPr>
+        <w:spacing w:after="0"/>
+        <w:rPr>
+          <w:sz w:val="18"/>
+          <w:szCs w:val="18"/>
+        </w:rPr>
+      </w:pPr>
+      <w:r>
+        <w:rPr>
+          <w:sz w:val="18"/>
+          <w:szCs w:val="18"/>
+        </w:rPr>
+        <w:t>Zalecane, dla chcących spróbować bardziej pozycyjnej gry.</w:t>
+      </w:r>
+    </w:p>
+    <w:p>
+      <w:pPr>
+        <w:spacing w:after="0"/>
+        <w:rPr>
+          <w:b/>
+          <w:bCs/>
+          <w:sz w:val="18"/>
+          <w:szCs w:val="18"/>
+        </w:rPr>
+      </w:pPr>
+      <w:r>
+        <w:rPr>
+          <w:sz w:val="18"/>
+          <w:szCs w:val="18"/>
+        </w:rPr>
+        <w:t>Cała tacka kilkunastu modeli, powinna być w rozpisce jednym modelem z wysoką wytrzymałością i cechami Rój i Zwrot. Zalecamy, aby wszystkie oddziały miały cechę Zwrot i Przygotowanie i nie więcej niż 2 „modele”.</w:t>
       </w:r>
     </w:p>
     <w:sectPr>
@@ -15701,6 +16714,119 @@
     </w:lvl>
   </w:abstractNum>
   <w:abstractNum w:abstractNumId="4" w15:restartNumberingAfterBreak="0">
+    <w:nsid w:val="3BE4574F"/>
+    <w:multiLevelType w:val="hybridMultilevel"/>
+    <w:tmpl w:val="6F347CA8"/>
+    <w:lvl w:ilvl="0" w:tplc="04150001">
+      <w:start w:val="1"/>
+      <w:numFmt w:val="bullet"/>
+      <w:lvlText w:val=""/>
+      <w:lvlJc w:val="left"/>
+      <w:pPr>
+        <w:ind w:left="360" w:hanging="360"/>
+      </w:pPr>
+      <w:rPr>
+        <w:rFonts w:ascii="Symbol" w:hAnsi="Symbol" w:hint="default"/>
+      </w:rPr>
+    </w:lvl>
+    <w:lvl w:ilvl="1" w:tplc="04150003" w:tentative="1">
+      <w:start w:val="1"/>
+      <w:numFmt w:val="bullet"/>
+      <w:lvlText w:val="o"/>
+      <w:lvlJc w:val="left"/>
+      <w:pPr>
+        <w:ind w:left="1080" w:hanging="360"/>
+      </w:pPr>
+      <w:rPr>
+        <w:rFonts w:ascii="Courier New" w:hAnsi="Courier New" w:cs="Courier New" w:hint="default"/>
+      </w:rPr>
+    </w:lvl>
+    <w:lvl w:ilvl="2" w:tplc="04150005" w:tentative="1">
+      <w:start w:val="1"/>
+      <w:numFmt w:val="bullet"/>
+      <w:lvlText w:val=""/>
+      <w:lvlJc w:val="left"/>
+      <w:pPr>
+        <w:ind w:left="1800" w:hanging="360"/>
+      </w:pPr>
+      <w:rPr>
+        <w:rFonts w:ascii="Wingdings" w:hAnsi="Wingdings" w:hint="default"/>
+      </w:rPr>
+    </w:lvl>
+    <w:lvl w:ilvl="3" w:tplc="04150001" w:tentative="1">
+      <w:start w:val="1"/>
+      <w:numFmt w:val="bullet"/>
+      <w:lvlText w:val=""/>
+      <w:lvlJc w:val="left"/>
+      <w:pPr>
+        <w:ind w:left="2520" w:hanging="360"/>
+      </w:pPr>
+      <w:rPr>
+        <w:rFonts w:ascii="Symbol" w:hAnsi="Symbol" w:hint="default"/>
+      </w:rPr>
+    </w:lvl>
+    <w:lvl w:ilvl="4" w:tplc="04150003" w:tentative="1">
+      <w:start w:val="1"/>
+      <w:numFmt w:val="bullet"/>
+      <w:lvlText w:val="o"/>
+      <w:lvlJc w:val="left"/>
+      <w:pPr>
+        <w:ind w:left="3240" w:hanging="360"/>
+      </w:pPr>
+      <w:rPr>
+        <w:rFonts w:ascii="Courier New" w:hAnsi="Courier New" w:cs="Courier New" w:hint="default"/>
+      </w:rPr>
+    </w:lvl>
+    <w:lvl w:ilvl="5" w:tplc="04150005" w:tentative="1">
+      <w:start w:val="1"/>
+      <w:numFmt w:val="bullet"/>
+      <w:lvlText w:val=""/>
+      <w:lvlJc w:val="left"/>
+      <w:pPr>
+        <w:ind w:left="3960" w:hanging="360"/>
+      </w:pPr>
+      <w:rPr>
+        <w:rFonts w:ascii="Wingdings" w:hAnsi="Wingdings" w:hint="default"/>
+      </w:rPr>
+    </w:lvl>
+    <w:lvl w:ilvl="6" w:tplc="04150001" w:tentative="1">
+      <w:start w:val="1"/>
+      <w:numFmt w:val="bullet"/>
+      <w:lvlText w:val=""/>
+      <w:lvlJc w:val="left"/>
+      <w:pPr>
+        <w:ind w:left="4680" w:hanging="360"/>
+      </w:pPr>
+      <w:rPr>
+        <w:rFonts w:ascii="Symbol" w:hAnsi="Symbol" w:hint="default"/>
+      </w:rPr>
+    </w:lvl>
+    <w:lvl w:ilvl="7" w:tplc="04150003" w:tentative="1">
+      <w:start w:val="1"/>
+      <w:numFmt w:val="bullet"/>
+      <w:lvlText w:val="o"/>
+      <w:lvlJc w:val="left"/>
+      <w:pPr>
+        <w:ind w:left="5400" w:hanging="360"/>
+      </w:pPr>
+      <w:rPr>
+        <w:rFonts w:ascii="Courier New" w:hAnsi="Courier New" w:cs="Courier New" w:hint="default"/>
+      </w:rPr>
+    </w:lvl>
+    <w:lvl w:ilvl="8" w:tplc="04150005" w:tentative="1">
+      <w:start w:val="1"/>
+      <w:numFmt w:val="bullet"/>
+      <w:lvlText w:val=""/>
+      <w:lvlJc w:val="left"/>
+      <w:pPr>
+        <w:ind w:left="6120" w:hanging="360"/>
+      </w:pPr>
+      <w:rPr>
+        <w:rFonts w:ascii="Wingdings" w:hAnsi="Wingdings" w:hint="default"/>
+      </w:rPr>
+    </w:lvl>
+  </w:abstractNum>
+  <w:abstractNum w:abstractNumId="5" w15:restartNumberingAfterBreak="0">
     <w:nsid w:val="4A456DF1"/>
     <w:multiLevelType w:val="hybridMultilevel"/>
     <w:tmpl w:val="2668E528"/>
@@ -15786,7 +16912,7 @@
       </w:pPr>
     </w:lvl>
   </w:abstractNum>
-  <w:abstractNum w:abstractNumId="5" w15:restartNumberingAfterBreak="0">
+  <w:abstractNum w:abstractNumId="6" w15:restartNumberingAfterBreak="0">
     <w:nsid w:val="526356B5"/>
     <w:multiLevelType w:val="multilevel"/>
     <w:tmpl w:val="6E3ED9A8"/>
@@ -15935,7 +17061,7 @@
       </w:rPr>
     </w:lvl>
   </w:abstractNum>
-  <w:abstractNum w:abstractNumId="6" w15:restartNumberingAfterBreak="0">
+  <w:abstractNum w:abstractNumId="7" w15:restartNumberingAfterBreak="0">
     <w:nsid w:val="52AC6A4E"/>
     <w:multiLevelType w:val="hybridMultilevel"/>
     <w:tmpl w:val="1138185A"/>
@@ -16021,7 +17147,120 @@
       </w:pPr>
     </w:lvl>
   </w:abstractNum>
-  <w:abstractNum w:abstractNumId="7" w15:restartNumberingAfterBreak="0">
+  <w:abstractNum w:abstractNumId="8" w15:restartNumberingAfterBreak="0">
+    <w:nsid w:val="546866E0"/>
+    <w:multiLevelType w:val="hybridMultilevel"/>
+    <w:tmpl w:val="E7068930"/>
+    <w:lvl w:ilvl="0" w:tplc="04150001">
+      <w:start w:val="1"/>
+      <w:numFmt w:val="bullet"/>
+      <w:lvlText w:val=""/>
+      <w:lvlJc w:val="left"/>
+      <w:pPr>
+        <w:ind w:left="360" w:hanging="360"/>
+      </w:pPr>
+      <w:rPr>
+        <w:rFonts w:ascii="Symbol" w:hAnsi="Symbol" w:hint="default"/>
+      </w:rPr>
+    </w:lvl>
+    <w:lvl w:ilvl="1" w:tplc="04150003" w:tentative="1">
+      <w:start w:val="1"/>
+      <w:numFmt w:val="bullet"/>
+      <w:lvlText w:val="o"/>
+      <w:lvlJc w:val="left"/>
+      <w:pPr>
+        <w:ind w:left="1080" w:hanging="360"/>
+      </w:pPr>
+      <w:rPr>
+        <w:rFonts w:ascii="Courier New" w:hAnsi="Courier New" w:cs="Courier New" w:hint="default"/>
+      </w:rPr>
+    </w:lvl>
+    <w:lvl w:ilvl="2" w:tplc="04150005" w:tentative="1">
+      <w:start w:val="1"/>
+      <w:numFmt w:val="bullet"/>
+      <w:lvlText w:val=""/>
+      <w:lvlJc w:val="left"/>
+      <w:pPr>
+        <w:ind w:left="1800" w:hanging="360"/>
+      </w:pPr>
+      <w:rPr>
+        <w:rFonts w:ascii="Wingdings" w:hAnsi="Wingdings" w:hint="default"/>
+      </w:rPr>
+    </w:lvl>
+    <w:lvl w:ilvl="3" w:tplc="04150001" w:tentative="1">
+      <w:start w:val="1"/>
+      <w:numFmt w:val="bullet"/>
+      <w:lvlText w:val=""/>
+      <w:lvlJc w:val="left"/>
+      <w:pPr>
+        <w:ind w:left="2520" w:hanging="360"/>
+      </w:pPr>
+      <w:rPr>
+        <w:rFonts w:ascii="Symbol" w:hAnsi="Symbol" w:hint="default"/>
+      </w:rPr>
+    </w:lvl>
+    <w:lvl w:ilvl="4" w:tplc="04150003" w:tentative="1">
+      <w:start w:val="1"/>
+      <w:numFmt w:val="bullet"/>
+      <w:lvlText w:val="o"/>
+      <w:lvlJc w:val="left"/>
+      <w:pPr>
+        <w:ind w:left="3240" w:hanging="360"/>
+      </w:pPr>
+      <w:rPr>
+        <w:rFonts w:ascii="Courier New" w:hAnsi="Courier New" w:cs="Courier New" w:hint="default"/>
+      </w:rPr>
+    </w:lvl>
+    <w:lvl w:ilvl="5" w:tplc="04150005" w:tentative="1">
+      <w:start w:val="1"/>
+      <w:numFmt w:val="bullet"/>
+      <w:lvlText w:val=""/>
+      <w:lvlJc w:val="left"/>
+      <w:pPr>
+        <w:ind w:left="3960" w:hanging="360"/>
+      </w:pPr>
+      <w:rPr>
+        <w:rFonts w:ascii="Wingdings" w:hAnsi="Wingdings" w:hint="default"/>
+      </w:rPr>
+    </w:lvl>
+    <w:lvl w:ilvl="6" w:tplc="04150001" w:tentative="1">
+      <w:start w:val="1"/>
+      <w:numFmt w:val="bullet"/>
+      <w:lvlText w:val=""/>
+      <w:lvlJc w:val="left"/>
+      <w:pPr>
+        <w:ind w:left="4680" w:hanging="360"/>
+      </w:pPr>
+      <w:rPr>
+        <w:rFonts w:ascii="Symbol" w:hAnsi="Symbol" w:hint="default"/>
+      </w:rPr>
+    </w:lvl>
+    <w:lvl w:ilvl="7" w:tplc="04150003" w:tentative="1">
+      <w:start w:val="1"/>
+      <w:numFmt w:val="bullet"/>
+      <w:lvlText w:val="o"/>
+      <w:lvlJc w:val="left"/>
+      <w:pPr>
+        <w:ind w:left="5400" w:hanging="360"/>
+      </w:pPr>
+      <w:rPr>
+        <w:rFonts w:ascii="Courier New" w:hAnsi="Courier New" w:cs="Courier New" w:hint="default"/>
+      </w:rPr>
+    </w:lvl>
+    <w:lvl w:ilvl="8" w:tplc="04150005" w:tentative="1">
+      <w:start w:val="1"/>
+      <w:numFmt w:val="bullet"/>
+      <w:lvlText w:val=""/>
+      <w:lvlJc w:val="left"/>
+      <w:pPr>
+        <w:ind w:left="6120" w:hanging="360"/>
+      </w:pPr>
+      <w:rPr>
+        <w:rFonts w:ascii="Wingdings" w:hAnsi="Wingdings" w:hint="default"/>
+      </w:rPr>
+    </w:lvl>
+  </w:abstractNum>
+  <w:abstractNum w:abstractNumId="9" w15:restartNumberingAfterBreak="0">
     <w:nsid w:val="6CE02867"/>
     <w:multiLevelType w:val="multilevel"/>
     <w:tmpl w:val="74AEADF4"/>
@@ -16170,7 +17409,7 @@
       </w:rPr>
     </w:lvl>
   </w:abstractNum>
-  <w:abstractNum w:abstractNumId="8" w15:restartNumberingAfterBreak="0">
+  <w:abstractNum w:abstractNumId="10" w15:restartNumberingAfterBreak="0">
     <w:nsid w:val="70356216"/>
     <w:multiLevelType w:val="hybridMultilevel"/>
     <w:tmpl w:val="7F2A022A"/>
@@ -16293,22 +17532,28 @@
     <w:abstractNumId w:val="1"/>
   </w:num>
   <w:num w:numId="4" w16cid:durableId="1408308384">
-    <w:abstractNumId w:val="5"/>
+    <w:abstractNumId w:val="6"/>
   </w:num>
   <w:num w:numId="5" w16cid:durableId="109279683">
+    <w:abstractNumId w:val="9"/>
+  </w:num>
+  <w:num w:numId="6" w16cid:durableId="657147143">
     <w:abstractNumId w:val="7"/>
   </w:num>
-  <w:num w:numId="6" w16cid:durableId="657147143">
-    <w:abstractNumId w:val="6"/>
-  </w:num>
   <w:num w:numId="7" w16cid:durableId="1869828609">
-    <w:abstractNumId w:val="4"/>
+    <w:abstractNumId w:val="5"/>
   </w:num>
   <w:num w:numId="8" w16cid:durableId="816461334">
     <w:abstractNumId w:val="3"/>
   </w:num>
   <w:num w:numId="9" w16cid:durableId="1623537510">
+    <w:abstractNumId w:val="10"/>
+  </w:num>
+  <w:num w:numId="10" w16cid:durableId="1335767445">
     <w:abstractNumId w:val="8"/>
+  </w:num>
+  <w:num w:numId="11" w16cid:durableId="90976186">
+    <w:abstractNumId w:val="4"/>
   </w:num>
 </w:numbering>
 </file>

--- a/app/static/docs/SZOP.docx
+++ b/app/static/docs/SZOP.docx
@@ -1871,15 +1871,24 @@
         <w:lastRenderedPageBreak/>
         <w:t>Zasady opcjonalne</w:t>
       </w:r>
-    </w:p>
-    <w:p>
-      <w:pPr>
-        <w:spacing w:after="0"/>
-        <w:rPr>
-          <w:sz w:val="18"/>
-          <w:szCs w:val="18"/>
-        </w:rPr>
-      </w:pPr>
+      <w:r>
+        <w:rPr>
+          <w:b/>
+          <w:bCs/>
+          <w:sz w:val="18"/>
+          <w:szCs w:val="18"/>
+        </w:rPr>
+        <w:t>:</w:t>
+      </w:r>
+      <w:r>
+        <w:rPr>
+          <w:b/>
+          <w:bCs/>
+          <w:sz w:val="18"/>
+          <w:szCs w:val="18"/>
+        </w:rPr>
+        <w:t xml:space="preserve"> </w:t>
+      </w:r>
       <w:r>
         <w:rPr>
           <w:sz w:val="18"/>
@@ -1901,8 +1910,6 @@
       <w:pPr>
         <w:spacing w:after="0"/>
         <w:rPr>
-          <w:b/>
-          <w:bCs/>
           <w:sz w:val="18"/>
           <w:szCs w:val="18"/>
         </w:rPr>
@@ -1916,15 +1923,15 @@
         </w:rPr>
         <w:t>Podstawowe:</w:t>
       </w:r>
-    </w:p>
-    <w:p>
-      <w:pPr>
-        <w:spacing w:after="0"/>
-        <w:rPr>
-          <w:sz w:val="18"/>
-          <w:szCs w:val="18"/>
-        </w:rPr>
-      </w:pPr>
+      <w:r>
+        <w:rPr>
+          <w:b/>
+          <w:bCs/>
+          <w:sz w:val="18"/>
+          <w:szCs w:val="18"/>
+        </w:rPr>
+        <w:t xml:space="preserve"> </w:t>
+      </w:r>
       <w:r>
         <w:rPr>
           <w:sz w:val="18"/>
@@ -2095,8 +2102,6 @@
       <w:pPr>
         <w:spacing w:after="0"/>
         <w:rPr>
-          <w:b/>
-          <w:bCs/>
           <w:sz w:val="18"/>
           <w:szCs w:val="18"/>
         </w:rPr>
@@ -2110,15 +2115,15 @@
         </w:rPr>
         <w:t>Płaska linia wzroku:</w:t>
       </w:r>
-    </w:p>
-    <w:p>
-      <w:pPr>
-        <w:spacing w:after="0"/>
-        <w:rPr>
-          <w:sz w:val="18"/>
-          <w:szCs w:val="18"/>
-        </w:rPr>
-      </w:pPr>
+      <w:r>
+        <w:rPr>
+          <w:b/>
+          <w:bCs/>
+          <w:sz w:val="18"/>
+          <w:szCs w:val="18"/>
+        </w:rPr>
+        <w:t xml:space="preserve"> </w:t>
+      </w:r>
       <w:r>
         <w:rPr>
           <w:sz w:val="18"/>
@@ -2149,7 +2154,21 @@
           <w:sz w:val="18"/>
           <w:szCs w:val="18"/>
         </w:rPr>
-        <w:t xml:space="preserve"> atakujący wybiera model, od którego sprawdza </w:t>
+        <w:t xml:space="preserve"> </w:t>
+      </w:r>
+      <w:r>
+        <w:rPr>
+          <w:sz w:val="18"/>
+          <w:szCs w:val="18"/>
+        </w:rPr>
+        <w:t>A</w:t>
+      </w:r>
+      <w:r>
+        <w:rPr>
+          <w:sz w:val="18"/>
+          <w:szCs w:val="18"/>
+        </w:rPr>
+        <w:t xml:space="preserve">takujący wybiera model, od którego sprawdza </w:t>
       </w:r>
       <w:r>
         <w:rPr>
@@ -2163,26 +2182,52 @@
           <w:sz w:val="18"/>
           <w:szCs w:val="18"/>
         </w:rPr>
-        <w:t xml:space="preserve"> i zasięg wszystkich ataków. Jeżeli może poprowadzić prostą linię przechodzącą przez podstawkę celu i swoją ma linię wzroku. Jeżeli jest punkt podstawki do którego nie można poprowadzić takiej linii cel ma osłonę.</w:t>
-      </w:r>
-    </w:p>
-    <w:p>
-      <w:pPr>
-        <w:spacing w:after="0"/>
-        <w:rPr>
-          <w:b/>
-          <w:bCs/>
-          <w:sz w:val="18"/>
-          <w:szCs w:val="18"/>
-        </w:rPr>
-      </w:pPr>
-    </w:p>
-    <w:p>
-      <w:pPr>
-        <w:spacing w:after="0"/>
-        <w:rPr>
-          <w:b/>
-          <w:bCs/>
+        <w:t xml:space="preserve"> </w:t>
+      </w:r>
+      <w:r>
+        <w:rPr>
+          <w:sz w:val="18"/>
+          <w:szCs w:val="18"/>
+        </w:rPr>
+        <w:t xml:space="preserve">wzroku </w:t>
+      </w:r>
+      <w:r>
+        <w:rPr>
+          <w:sz w:val="18"/>
+          <w:szCs w:val="18"/>
+        </w:rPr>
+        <w:t xml:space="preserve">i zasięg wszystkich ataków. Jeżeli może poprowadzić prostą linię przez podstawkę celu i swoją ma linię wzroku. Jeżeli jest punkt podstawki </w:t>
+      </w:r>
+      <w:r>
+        <w:rPr>
+          <w:sz w:val="18"/>
+          <w:szCs w:val="18"/>
+        </w:rPr>
+        <w:t xml:space="preserve">celu </w:t>
+      </w:r>
+      <w:r>
+        <w:rPr>
+          <w:sz w:val="18"/>
+          <w:szCs w:val="18"/>
+        </w:rPr>
+        <w:t>do którego nie można poprowadzić takiej linii cel ma osłonę.</w:t>
+      </w:r>
+    </w:p>
+    <w:p>
+      <w:pPr>
+        <w:spacing w:after="0"/>
+        <w:rPr>
+          <w:b/>
+          <w:bCs/>
+          <w:sz w:val="18"/>
+          <w:szCs w:val="18"/>
+        </w:rPr>
+      </w:pPr>
+    </w:p>
+    <w:p>
+      <w:pPr>
+        <w:spacing w:after="0"/>
+        <w:rPr>
           <w:sz w:val="18"/>
           <w:szCs w:val="18"/>
         </w:rPr>
@@ -2196,21 +2241,28 @@
         </w:rPr>
         <w:t>Zawansowany teren:</w:t>
       </w:r>
-    </w:p>
-    <w:p>
-      <w:pPr>
-        <w:spacing w:after="0"/>
-        <w:rPr>
-          <w:sz w:val="18"/>
-          <w:szCs w:val="18"/>
-        </w:rPr>
-      </w:pPr>
-      <w:r>
-        <w:rPr>
-          <w:sz w:val="18"/>
-          <w:szCs w:val="18"/>
-        </w:rPr>
-        <w:t>Zalecany po zapoznaniu się z zasadami podstawowymi.</w:t>
+      <w:r>
+        <w:rPr>
+          <w:b/>
+          <w:bCs/>
+          <w:sz w:val="18"/>
+          <w:szCs w:val="18"/>
+        </w:rPr>
+        <w:t xml:space="preserve"> </w:t>
+      </w:r>
+      <w:r>
+        <w:rPr>
+          <w:sz w:val="18"/>
+          <w:szCs w:val="18"/>
+        </w:rPr>
+        <w:t xml:space="preserve">Zalecany </w:t>
+      </w:r>
+      <w:r>
+        <w:rPr>
+          <w:sz w:val="18"/>
+          <w:szCs w:val="18"/>
+        </w:rPr>
+        <w:t>dla doświadczonych graczy.</w:t>
       </w:r>
     </w:p>
     <w:p>
@@ -2340,8 +2392,6 @@
       <w:pPr>
         <w:spacing w:after="0"/>
         <w:rPr>
-          <w:b/>
-          <w:bCs/>
           <w:sz w:val="18"/>
           <w:szCs w:val="18"/>
         </w:rPr>
@@ -2355,21 +2405,37 @@
         </w:rPr>
         <w:t>Warianty misji:</w:t>
       </w:r>
-    </w:p>
-    <w:p>
-      <w:pPr>
-        <w:spacing w:after="0"/>
-        <w:rPr>
-          <w:sz w:val="18"/>
-          <w:szCs w:val="18"/>
-        </w:rPr>
-      </w:pPr>
-      <w:r>
-        <w:rPr>
-          <w:sz w:val="18"/>
-          <w:szCs w:val="18"/>
-        </w:rPr>
-        <w:t xml:space="preserve">Zalecany po zapoznaniu się z zasadami podstawowymi. </w:t>
+      <w:r>
+        <w:rPr>
+          <w:b/>
+          <w:bCs/>
+          <w:sz w:val="18"/>
+          <w:szCs w:val="18"/>
+        </w:rPr>
+        <w:t xml:space="preserve"> </w:t>
+      </w:r>
+      <w:r>
+        <w:rPr>
+          <w:sz w:val="18"/>
+          <w:szCs w:val="18"/>
+        </w:rPr>
+        <w:t>Zalecane dla doświadczonych graczy.</w:t>
+      </w:r>
+    </w:p>
+    <w:p>
+      <w:pPr>
+        <w:spacing w:after="0"/>
+        <w:rPr>
+          <w:sz w:val="18"/>
+          <w:szCs w:val="18"/>
+        </w:rPr>
+      </w:pPr>
+      <w:r>
+        <w:rPr>
+          <w:sz w:val="18"/>
+          <w:szCs w:val="18"/>
+        </w:rPr>
+        <w:t>Na końcu każdej rundy licz punkty za kontrolowane cele, o zwycięstwie decyduje suma.</w:t>
       </w:r>
     </w:p>
     <w:p>
@@ -2390,7 +2456,49 @@
           <w:sz w:val="18"/>
           <w:szCs w:val="18"/>
         </w:rPr>
-        <w:t>Na końcu każdej rundy licz punkty za kontrolowane cele, o zwycięstwie decyduje suma.</w:t>
+        <w:t xml:space="preserve">Jak 1 oraz </w:t>
+      </w:r>
+      <w:r>
+        <w:rPr>
+          <w:sz w:val="18"/>
+          <w:szCs w:val="18"/>
+        </w:rPr>
+        <w:t>po</w:t>
+      </w:r>
+      <w:r>
+        <w:rPr>
+          <w:sz w:val="18"/>
+          <w:szCs w:val="18"/>
+        </w:rPr>
+        <w:t xml:space="preserve"> 1 i 2 rund</w:t>
+      </w:r>
+      <w:r>
+        <w:rPr>
+          <w:sz w:val="18"/>
+          <w:szCs w:val="18"/>
+        </w:rPr>
+        <w:t>zie</w:t>
+      </w:r>
+      <w:r>
+        <w:rPr>
+          <w:sz w:val="18"/>
+          <w:szCs w:val="18"/>
+        </w:rPr>
+        <w:t xml:space="preserve"> każdy cel jest wart 1 pkt</w:t>
+      </w:r>
+      <w:r>
+        <w:rPr>
+          <w:sz w:val="18"/>
+          <w:szCs w:val="18"/>
+        </w:rPr>
+        <w:t xml:space="preserve">, </w:t>
+      </w:r>
+      <w:r>
+        <w:rPr>
+          <w:sz w:val="18"/>
+          <w:szCs w:val="18"/>
+        </w:rPr>
+        <w:t xml:space="preserve"> 2 pkt. po trzej i 3 pkt po czwartej. Na początku 3 rundy usuń  skrajne cele poza strefami rozstawienia. Na początku 4 rundy usuń cele w strefach rozstawienia.</w:t>
       </w:r>
     </w:p>
     <w:p>
@@ -2411,49 +2519,7 @@
           <w:sz w:val="18"/>
           <w:szCs w:val="18"/>
         </w:rPr>
-        <w:t xml:space="preserve">Jak 1 oraz </w:t>
-      </w:r>
-      <w:r>
-        <w:rPr>
-          <w:sz w:val="18"/>
-          <w:szCs w:val="18"/>
-        </w:rPr>
-        <w:t>po</w:t>
-      </w:r>
-      <w:r>
-        <w:rPr>
-          <w:sz w:val="18"/>
-          <w:szCs w:val="18"/>
-        </w:rPr>
-        <w:t xml:space="preserve"> 1 i 2 rund</w:t>
-      </w:r>
-      <w:r>
-        <w:rPr>
-          <w:sz w:val="18"/>
-          <w:szCs w:val="18"/>
-        </w:rPr>
-        <w:t>zie</w:t>
-      </w:r>
-      <w:r>
-        <w:rPr>
-          <w:sz w:val="18"/>
-          <w:szCs w:val="18"/>
-        </w:rPr>
-        <w:t xml:space="preserve"> każdy cel jest wart 1 pkt</w:t>
-      </w:r>
-      <w:r>
-        <w:rPr>
-          <w:sz w:val="18"/>
-          <w:szCs w:val="18"/>
-        </w:rPr>
-        <w:t xml:space="preserve">, </w:t>
-      </w:r>
-      <w:r>
-        <w:rPr>
-          <w:sz w:val="18"/>
-          <w:szCs w:val="18"/>
-        </w:rPr>
-        <w:t xml:space="preserve"> 2 pkt. po trzej i 3 pkt po czwartej. Na początku 3 rundy usuń  skrajne cele poza strefami rozstawienia. Na początku 4 rundy usuń cele w strefach rozstawienia.</w:t>
+        <w:t>Każdy gracz wybiera jeden swój oddział. Dopóki jest na planszy liczy się jako kontrolowany cel.</w:t>
       </w:r>
     </w:p>
     <w:p>
@@ -2474,7 +2540,7 @@
           <w:sz w:val="18"/>
           <w:szCs w:val="18"/>
         </w:rPr>
-        <w:t>Każdy gracz wybiera jeden swój oddział. Dopóki jest na planszy liczy się jako kontrolowany cel.</w:t>
+        <w:t>Na końcu każdej rundy oddziały, które kontrolują punkt, otrzymują ranę.</w:t>
       </w:r>
     </w:p>
     <w:p>
@@ -2495,7 +2561,7 @@
           <w:sz w:val="18"/>
           <w:szCs w:val="18"/>
         </w:rPr>
-        <w:t>Na końcu każdej rundy oddziały, które kontrolują punkt, otrzymują ranę.</w:t>
+        <w:t>Na końcu rundy, jeżeli zdobyłeś punkt, który już kontrolujesz, zdejmij go z planszy, zachowując kontrolę.</w:t>
       </w:r>
     </w:p>
     <w:p>
@@ -2516,7 +2582,14 @@
           <w:sz w:val="18"/>
           <w:szCs w:val="18"/>
         </w:rPr>
-        <w:t>Na końcu rundy, jeżeli zdobyłeś punkt, który już kontrolujesz, zdejmij go z planszy, zachowując kontrolę.</w:t>
+        <w:t>Jeżeli na końcu rundy kontrolujesz cel poza swoją strefą rozstawienia, możesz przesunąć go o 6”.</w:t>
+      </w:r>
+      <w:r>
+        <w:rPr>
+          <w:sz w:val="18"/>
+          <w:szCs w:val="18"/>
+        </w:rPr>
+        <w:t xml:space="preserve"> </w:t>
       </w:r>
     </w:p>
     <w:p>
@@ -2537,14 +2610,7 @@
           <w:sz w:val="18"/>
           <w:szCs w:val="18"/>
         </w:rPr>
-        <w:t>Jeżeli na końcu rundy kontrolujesz cel poza swoją strefą rozstawienia, możesz przesunąć go o 6”.</w:t>
-      </w:r>
-      <w:r>
-        <w:rPr>
-          <w:sz w:val="18"/>
-          <w:szCs w:val="18"/>
-        </w:rPr>
-        <w:t xml:space="preserve"> </w:t>
+        <w:t>Jeżeli ktoś kontroluje 3 cele natychmiast wygrywa.</w:t>
       </w:r>
     </w:p>
     <w:p>
@@ -2565,48 +2631,6 @@
           <w:sz w:val="18"/>
           <w:szCs w:val="18"/>
         </w:rPr>
-        <w:t>Jeżeli na końcu rundy kontrolujesz cel możesz przesunąć go o 6”. Wygrywa gracz, który ma większy dystans między swoją strefą rozstawienia, a celem.</w:t>
-      </w:r>
-    </w:p>
-    <w:p>
-      <w:pPr>
-        <w:pStyle w:val="Akapitzlist"/>
-        <w:numPr>
-          <w:ilvl w:val="0"/>
-          <w:numId w:val="7"/>
-        </w:numPr>
-        <w:spacing w:after="0"/>
-        <w:rPr>
-          <w:sz w:val="18"/>
-          <w:szCs w:val="18"/>
-        </w:rPr>
-      </w:pPr>
-      <w:r>
-        <w:rPr>
-          <w:sz w:val="18"/>
-          <w:szCs w:val="18"/>
-        </w:rPr>
-        <w:t>Jeżeli ktoś kontroluje 3 cele natychmiast wygrywa.</w:t>
-      </w:r>
-    </w:p>
-    <w:p>
-      <w:pPr>
-        <w:pStyle w:val="Akapitzlist"/>
-        <w:numPr>
-          <w:ilvl w:val="0"/>
-          <w:numId w:val="7"/>
-        </w:numPr>
-        <w:spacing w:after="0"/>
-        <w:rPr>
-          <w:sz w:val="18"/>
-          <w:szCs w:val="18"/>
-        </w:rPr>
-      </w:pPr>
-      <w:r>
-        <w:rPr>
-          <w:sz w:val="18"/>
-          <w:szCs w:val="18"/>
-        </w:rPr>
         <w:t>Oddziały w zasięgu kontrolowanego celu mają osłonę.</w:t>
       </w:r>
     </w:p>
@@ -2634,60 +2658,53 @@
           <w:sz w:val="18"/>
           <w:szCs w:val="18"/>
         </w:rPr>
-        <w:t xml:space="preserve">Karty </w:t>
-      </w:r>
-      <w:r>
-        <w:rPr>
-          <w:b/>
-          <w:bCs/>
-          <w:sz w:val="18"/>
-          <w:szCs w:val="18"/>
-        </w:rPr>
-        <w:t>strategiczne</w:t>
-      </w:r>
-    </w:p>
-    <w:p>
-      <w:pPr>
-        <w:spacing w:after="0"/>
-        <w:rPr>
-          <w:sz w:val="18"/>
-          <w:szCs w:val="18"/>
-        </w:rPr>
-      </w:pPr>
-      <w:r>
-        <w:rPr>
-          <w:sz w:val="18"/>
-          <w:szCs w:val="18"/>
-        </w:rPr>
-        <w:t>Przed</w:t>
-      </w:r>
-      <w:r>
-        <w:rPr>
-          <w:sz w:val="18"/>
-          <w:szCs w:val="18"/>
-        </w:rPr>
-        <w:t xml:space="preserve"> grą </w:t>
-      </w:r>
-      <w:r>
-        <w:rPr>
-          <w:sz w:val="18"/>
-          <w:szCs w:val="18"/>
-        </w:rPr>
-        <w:t xml:space="preserve">każdy gracz </w:t>
-      </w:r>
-      <w:r>
-        <w:rPr>
-          <w:sz w:val="18"/>
-          <w:szCs w:val="18"/>
-        </w:rPr>
-        <w:t>wybiera 3 Zadania i 3 Wsparcia i tworzy z nich talię 9 kart strategicznych składających  z zadania i wsparci</w:t>
-      </w:r>
-      <w:r>
-        <w:rPr>
-          <w:sz w:val="18"/>
-          <w:szCs w:val="18"/>
-        </w:rPr>
-        <w:t>a</w:t>
+        <w:t>Karty strategiczne</w:t>
+      </w:r>
+      <w:r>
+        <w:rPr>
+          <w:b/>
+          <w:bCs/>
+          <w:sz w:val="18"/>
+          <w:szCs w:val="18"/>
+        </w:rPr>
+        <w:t>:</w:t>
+      </w:r>
+      <w:r>
+        <w:rPr>
+          <w:sz w:val="18"/>
+          <w:szCs w:val="18"/>
+        </w:rPr>
+        <w:t xml:space="preserve"> </w:t>
+      </w:r>
+      <w:r>
+        <w:rPr>
+          <w:sz w:val="18"/>
+          <w:szCs w:val="18"/>
+        </w:rPr>
+        <w:t xml:space="preserve"> </w:t>
+      </w:r>
+      <w:r>
+        <w:rPr>
+          <w:sz w:val="18"/>
+          <w:szCs w:val="18"/>
+        </w:rPr>
+        <w:t>Zalecane dla doświadczonych graczy.</w:t>
+      </w:r>
+    </w:p>
+    <w:p>
+      <w:pPr>
+        <w:spacing w:after="0"/>
+        <w:rPr>
+          <w:sz w:val="18"/>
+          <w:szCs w:val="18"/>
+        </w:rPr>
+      </w:pPr>
+      <w:r>
+        <w:rPr>
+          <w:sz w:val="18"/>
+          <w:szCs w:val="18"/>
+        </w:rPr>
+        <w:t>Przed grą każdy gracz wybiera 3 Zadania i 3 Wsparcia i tworzy z nich talię 9 kart strategicznych składających  z zadania i wsparcia</w:t>
       </w:r>
       <w:r>
         <w:rPr>
@@ -2701,21 +2718,14 @@
           <w:sz w:val="18"/>
           <w:szCs w:val="18"/>
         </w:rPr>
-        <w:t>. Na początku gry dobiera 3</w:t>
-      </w:r>
-      <w:r>
-        <w:rPr>
-          <w:sz w:val="18"/>
-          <w:szCs w:val="18"/>
-        </w:rPr>
-        <w:t xml:space="preserve"> z nich</w:t>
-      </w:r>
-      <w:r>
-        <w:rPr>
-          <w:sz w:val="18"/>
-          <w:szCs w:val="18"/>
-        </w:rPr>
-        <w:t xml:space="preserve">. Na końcu każdej rundy (w tym rozstawienia), po sprawdzeniu kontroli punktów, </w:t>
+        <w:t xml:space="preserve">. Na początku gry dobiera 3 z nich. Na końcu każdej rundy (w tym rozstawienia), po sprawdzeniu kontroli </w:t>
+      </w:r>
+      <w:r>
+        <w:rPr>
+          <w:sz w:val="18"/>
+          <w:szCs w:val="18"/>
+        </w:rPr>
+        <w:t xml:space="preserve">punktów, </w:t>
       </w:r>
       <w:r>
         <w:rPr>
@@ -2848,35 +2858,7 @@
           <w:sz w:val="18"/>
           <w:szCs w:val="18"/>
         </w:rPr>
-        <w:t>Kontrolujesz wybrany cel poza swoją strefą rozstawienia</w:t>
-      </w:r>
-      <w:r>
-        <w:rPr>
-          <w:sz w:val="18"/>
-          <w:szCs w:val="18"/>
-        </w:rPr>
-        <w:t>.</w:t>
-      </w:r>
-      <w:r>
-        <w:rPr>
-          <w:sz w:val="18"/>
-          <w:szCs w:val="18"/>
-        </w:rPr>
-        <w:t xml:space="preserve"> </w:t>
-      </w:r>
-      <w:r>
-        <w:rPr>
-          <w:sz w:val="18"/>
-          <w:szCs w:val="18"/>
-        </w:rPr>
-        <w:t>S</w:t>
-      </w:r>
-      <w:r>
-        <w:rPr>
-          <w:sz w:val="18"/>
-          <w:szCs w:val="18"/>
-        </w:rPr>
-        <w:t>taje się neutralny.</w:t>
+        <w:t>Natarcie: Kontroluj cel poza strefami rozstawienia wybrany przez przeciwnika.</w:t>
       </w:r>
     </w:p>
     <w:p>
@@ -2888,30 +2870,25 @@
         </w:numPr>
         <w:spacing w:after="0"/>
         <w:rPr>
-          <w:sz w:val="18"/>
-          <w:szCs w:val="18"/>
-        </w:rPr>
-      </w:pPr>
-      <w:r>
-        <w:rPr>
-          <w:sz w:val="18"/>
-          <w:szCs w:val="18"/>
-        </w:rPr>
-        <w:t>Nie</w:t>
-      </w:r>
-      <w:r>
-        <w:rPr>
-          <w:sz w:val="18"/>
-          <w:szCs w:val="18"/>
-        </w:rPr>
-        <w:t>ma nieprzyszpilonych wrogów twojej strefie rozstawienia.</w:t>
-      </w:r>
-      <w:r>
-        <w:rPr>
-          <w:sz w:val="18"/>
-          <w:szCs w:val="18"/>
-        </w:rPr>
-        <w:t xml:space="preserve"> Odrzuć kartę.</w:t>
+          <w:b/>
+          <w:bCs/>
+          <w:sz w:val="18"/>
+          <w:szCs w:val="18"/>
+        </w:rPr>
+      </w:pPr>
+      <w:r>
+        <w:rPr>
+          <w:sz w:val="18"/>
+          <w:szCs w:val="18"/>
+        </w:rPr>
+        <w:t xml:space="preserve">Natarcie: Wrogi </w:t>
+      </w:r>
+      <w:r>
+        <w:rPr>
+          <w:sz w:val="18"/>
+          <w:szCs w:val="18"/>
+        </w:rPr>
+        <w:t>oddział wybrany przez przeciwnika jest pokonany.</w:t>
       </w:r>
     </w:p>
     <w:p>
@@ -2932,35 +2909,7 @@
           <w:sz w:val="18"/>
           <w:szCs w:val="18"/>
         </w:rPr>
-        <w:t xml:space="preserve">W strefie rozstawienia przeciwnika jest więcej nieprzyszpilonych twoich oddziałów niż wroga. </w:t>
-      </w:r>
-      <w:r>
-        <w:rPr>
-          <w:sz w:val="18"/>
-          <w:szCs w:val="18"/>
-        </w:rPr>
-        <w:t>M</w:t>
-      </w:r>
-      <w:r>
-        <w:rPr>
-          <w:sz w:val="18"/>
-          <w:szCs w:val="18"/>
-        </w:rPr>
-        <w:t>ożesz położyć kartę z ręki jako dodatkow</w:t>
-      </w:r>
-      <w:r>
-        <w:rPr>
-          <w:sz w:val="18"/>
-          <w:szCs w:val="18"/>
-        </w:rPr>
-        <w:t>e</w:t>
-      </w:r>
-      <w:r>
-        <w:rPr>
-          <w:sz w:val="18"/>
-          <w:szCs w:val="18"/>
-        </w:rPr>
-        <w:t xml:space="preserve"> zrealizowane zadanie.</w:t>
+        <w:t>Natarcie: Wybierz cel kontrolowany przez przeciwnika; jeżeli takich nie ma, to przeciwnik wybiera dowolny. Kontroluj go.</w:t>
       </w:r>
     </w:p>
     <w:p>
@@ -2981,7 +2930,49 @@
           <w:sz w:val="18"/>
           <w:szCs w:val="18"/>
         </w:rPr>
-        <w:t>Kontroluj cel poza strefami rozstawienia wybrany przez przeciwnika.</w:t>
+        <w:t xml:space="preserve">Obrona: </w:t>
+      </w:r>
+      <w:r>
+        <w:rPr>
+          <w:sz w:val="18"/>
+          <w:szCs w:val="18"/>
+        </w:rPr>
+        <w:t>Nie</w:t>
+      </w:r>
+      <w:r>
+        <w:rPr>
+          <w:sz w:val="18"/>
+          <w:szCs w:val="18"/>
+        </w:rPr>
+        <w:t xml:space="preserve"> </w:t>
+      </w:r>
+      <w:r>
+        <w:rPr>
+          <w:sz w:val="18"/>
+          <w:szCs w:val="18"/>
+        </w:rPr>
+        <w:t xml:space="preserve">ma nieprzyszpilonych wrogów </w:t>
+      </w:r>
+      <w:r>
+        <w:rPr>
+          <w:sz w:val="18"/>
+          <w:szCs w:val="18"/>
+        </w:rPr>
+        <w:t xml:space="preserve">w </w:t>
+      </w:r>
+      <w:r>
+        <w:rPr>
+          <w:sz w:val="18"/>
+          <w:szCs w:val="18"/>
+        </w:rPr>
+        <w:t>twojej strefie rozstawienia.</w:t>
+      </w:r>
+      <w:r>
+        <w:rPr>
+          <w:sz w:val="18"/>
+          <w:szCs w:val="18"/>
+        </w:rPr>
+        <w:t xml:space="preserve"> Odrzuć kartę.</w:t>
       </w:r>
     </w:p>
     <w:p>
@@ -3004,7 +2995,14 @@
           <w:sz w:val="18"/>
           <w:szCs w:val="18"/>
         </w:rPr>
-        <w:t>Wrogi oddział wybrany przez przeciwnika jest pokonany.</w:t>
+        <w:t xml:space="preserve">Obrona: </w:t>
+      </w:r>
+      <w:r>
+        <w:rPr>
+          <w:sz w:val="18"/>
+          <w:szCs w:val="18"/>
+        </w:rPr>
+        <w:t>Twój oddział wybrany przez przeciwnika nie jest pokonany.</w:t>
       </w:r>
     </w:p>
     <w:p>
@@ -3016,18 +3014,51 @@
         </w:numPr>
         <w:spacing w:after="0"/>
         <w:rPr>
-          <w:b/>
-          <w:bCs/>
-          <w:sz w:val="18"/>
-          <w:szCs w:val="18"/>
-        </w:rPr>
-      </w:pPr>
-      <w:r>
-        <w:rPr>
-          <w:sz w:val="18"/>
-          <w:szCs w:val="18"/>
-        </w:rPr>
-        <w:t>Twój oddział wybrany przez przeciwnika nie jest pokonany.</w:t>
+          <w:sz w:val="18"/>
+          <w:szCs w:val="18"/>
+        </w:rPr>
+      </w:pPr>
+      <w:r>
+        <w:rPr>
+          <w:sz w:val="18"/>
+          <w:szCs w:val="18"/>
+        </w:rPr>
+        <w:t xml:space="preserve">Dywersja: </w:t>
+      </w:r>
+      <w:r>
+        <w:rPr>
+          <w:sz w:val="18"/>
+          <w:szCs w:val="18"/>
+        </w:rPr>
+        <w:t xml:space="preserve">W strefie rozstawienia przeciwnika jest więcej twoich oddziałów niż wroga. </w:t>
+      </w:r>
+      <w:r>
+        <w:rPr>
+          <w:sz w:val="18"/>
+          <w:szCs w:val="18"/>
+        </w:rPr>
+        <w:t>M</w:t>
+      </w:r>
+      <w:r>
+        <w:rPr>
+          <w:sz w:val="18"/>
+          <w:szCs w:val="18"/>
+        </w:rPr>
+        <w:t>ożesz położyć kartę z ręki jako dodatkow</w:t>
+      </w:r>
+      <w:r>
+        <w:rPr>
+          <w:sz w:val="18"/>
+          <w:szCs w:val="18"/>
+        </w:rPr>
+        <w:t>e</w:t>
+      </w:r>
+      <w:r>
+        <w:rPr>
+          <w:sz w:val="18"/>
+          <w:szCs w:val="18"/>
+        </w:rPr>
+        <w:t xml:space="preserve"> zrealizowane zadanie.</w:t>
       </w:r>
     </w:p>
     <w:p>
@@ -3048,7 +3079,126 @@
           <w:sz w:val="18"/>
           <w:szCs w:val="18"/>
         </w:rPr>
-        <w:t>Wybierz cel kontrolowany przez przeciwnika; jeżeli takich nie ma, to przeciwnik wybiera dowolny. Kontroluj go.</w:t>
+        <w:t>Dywersja</w:t>
+      </w:r>
+      <w:r>
+        <w:rPr>
+          <w:sz w:val="18"/>
+          <w:szCs w:val="18"/>
+        </w:rPr>
+        <w:t xml:space="preserve">: </w:t>
+      </w:r>
+      <w:r>
+        <w:rPr>
+          <w:sz w:val="18"/>
+          <w:szCs w:val="18"/>
+        </w:rPr>
+        <w:t>Kontroluj wybrany przez przeciwnika element terenu.</w:t>
+      </w:r>
+    </w:p>
+    <w:p>
+      <w:pPr>
+        <w:pStyle w:val="Akapitzlist"/>
+        <w:numPr>
+          <w:ilvl w:val="0"/>
+          <w:numId w:val="10"/>
+        </w:numPr>
+        <w:spacing w:after="0"/>
+        <w:rPr>
+          <w:sz w:val="18"/>
+          <w:szCs w:val="18"/>
+        </w:rPr>
+      </w:pPr>
+      <w:r>
+        <w:rPr>
+          <w:sz w:val="18"/>
+          <w:szCs w:val="18"/>
+        </w:rPr>
+        <w:t>Zwiad</w:t>
+      </w:r>
+      <w:r>
+        <w:rPr>
+          <w:sz w:val="18"/>
+          <w:szCs w:val="18"/>
+        </w:rPr>
+        <w:t>: Kontrolujesz wybrany cel poza swoją strefą rozstawienia. Staje się neutralny.</w:t>
+      </w:r>
+    </w:p>
+    <w:p>
+      <w:pPr>
+        <w:pStyle w:val="Akapitzlist"/>
+        <w:numPr>
+          <w:ilvl w:val="0"/>
+          <w:numId w:val="10"/>
+        </w:numPr>
+        <w:spacing w:after="0"/>
+        <w:rPr>
+          <w:sz w:val="18"/>
+          <w:szCs w:val="18"/>
+        </w:rPr>
+      </w:pPr>
+      <w:r>
+        <w:rPr>
+          <w:sz w:val="18"/>
+          <w:szCs w:val="18"/>
+        </w:rPr>
+        <w:t>Zwiad:</w:t>
+      </w:r>
+      <w:r>
+        <w:rPr>
+          <w:sz w:val="18"/>
+          <w:szCs w:val="18"/>
+        </w:rPr>
+        <w:t xml:space="preserve"> 12” od każdego celu jest twój oddział.</w:t>
+      </w:r>
+    </w:p>
+    <w:p>
+      <w:pPr>
+        <w:pStyle w:val="Akapitzlist"/>
+        <w:numPr>
+          <w:ilvl w:val="0"/>
+          <w:numId w:val="10"/>
+        </w:numPr>
+        <w:spacing w:after="0"/>
+        <w:rPr>
+          <w:sz w:val="18"/>
+          <w:szCs w:val="18"/>
+        </w:rPr>
+      </w:pPr>
+      <w:r>
+        <w:rPr>
+          <w:sz w:val="18"/>
+          <w:szCs w:val="18"/>
+        </w:rPr>
+        <w:t>Z</w:t>
+      </w:r>
+      <w:r>
+        <w:rPr>
+          <w:sz w:val="18"/>
+          <w:szCs w:val="18"/>
+        </w:rPr>
+        <w:t>w</w:t>
+      </w:r>
+      <w:r>
+        <w:rPr>
+          <w:sz w:val="18"/>
+          <w:szCs w:val="18"/>
+        </w:rPr>
+        <w:t>i</w:t>
+      </w:r>
+      <w:r>
+        <w:rPr>
+          <w:sz w:val="18"/>
+          <w:szCs w:val="18"/>
+        </w:rPr>
+        <w:t>a</w:t>
+      </w:r>
+      <w:r>
+        <w:rPr>
+          <w:sz w:val="18"/>
+          <w:szCs w:val="18"/>
+        </w:rPr>
+        <w:t>d: 12” od każdego wroga jest twój oddział.</w:t>
       </w:r>
     </w:p>
     <w:p>
@@ -3155,7 +3305,7 @@
           <w:sz w:val="18"/>
           <w:szCs w:val="18"/>
         </w:rPr>
-        <w:t>Odrzuć dodatkową kartę, aby w pełni uleczyć i przenieść wybrany przez przeciwnika twój pokonany oddział do rezerw. Możesz najpierw pokonać jeden ze swoich oddziałów.</w:t>
+        <w:t>Odrzuć tę i dodatkową kartę, zamiast oddać inicjatywę.</w:t>
       </w:r>
     </w:p>
     <w:p>
@@ -3176,7 +3326,21 @@
           <w:sz w:val="18"/>
           <w:szCs w:val="18"/>
         </w:rPr>
-        <w:t>Odrzuć tę i dodatkową kartę, zamiast oddać inicjatywę.</w:t>
+        <w:t>Odrzuć dodatkową kartę, aby w pełni uleczyć i przenieść wybrany przez przeciwnika twój pokonany oddział do rezerw. Możesz najpierw pokonać sw</w:t>
+      </w:r>
+      <w:r>
+        <w:rPr>
+          <w:sz w:val="18"/>
+          <w:szCs w:val="18"/>
+        </w:rPr>
+        <w:t>ój</w:t>
+      </w:r>
+      <w:r>
+        <w:rPr>
+          <w:sz w:val="18"/>
+          <w:szCs w:val="18"/>
+        </w:rPr>
+        <w:t xml:space="preserve"> oddział.</w:t>
       </w:r>
     </w:p>
     <w:p>
@@ -3204,14 +3368,70 @@
     </w:p>
     <w:p>
       <w:pPr>
-        <w:spacing w:after="0"/>
-        <w:rPr>
-          <w:b/>
-          <w:bCs/>
-          <w:sz w:val="18"/>
-          <w:szCs w:val="18"/>
-        </w:rPr>
-      </w:pPr>
+        <w:pStyle w:val="Akapitzlist"/>
+        <w:numPr>
+          <w:ilvl w:val="0"/>
+          <w:numId w:val="11"/>
+        </w:numPr>
+        <w:spacing w:after="0"/>
+        <w:rPr>
+          <w:b/>
+          <w:bCs/>
+          <w:sz w:val="18"/>
+          <w:szCs w:val="18"/>
+        </w:rPr>
+      </w:pPr>
+      <w:r>
+        <w:rPr>
+          <w:sz w:val="18"/>
+          <w:szCs w:val="18"/>
+        </w:rPr>
+        <w:t xml:space="preserve">Przerwij w </w:t>
+      </w:r>
+      <w:r>
+        <w:rPr>
+          <w:sz w:val="18"/>
+          <w:szCs w:val="18"/>
+        </w:rPr>
+        <w:t>aktywacji twojego oddziału który wykonał Szarżę. Wykonuje Szarże na inny cel</w:t>
+      </w:r>
+      <w:r>
+        <w:rPr>
+          <w:sz w:val="18"/>
+          <w:szCs w:val="18"/>
+        </w:rPr>
+        <w:t xml:space="preserve"> i zostaje Wyczerpany.</w:t>
+      </w:r>
+    </w:p>
+    <w:p>
+      <w:pPr>
+        <w:pStyle w:val="Akapitzlist"/>
+        <w:numPr>
+          <w:ilvl w:val="0"/>
+          <w:numId w:val="11"/>
+        </w:numPr>
+        <w:spacing w:after="0"/>
+        <w:rPr>
+          <w:b/>
+          <w:bCs/>
+          <w:sz w:val="18"/>
+          <w:szCs w:val="18"/>
+        </w:rPr>
+      </w:pPr>
+      <w:r>
+        <w:rPr>
+          <w:sz w:val="18"/>
+          <w:szCs w:val="18"/>
+        </w:rPr>
+        <w:t>Przerwij w aktywacji twojego oddziału który wykonał Ostrzał. Wykonuje Ostrzał na inny cel</w:t>
+      </w:r>
+      <w:r>
+        <w:rPr>
+          <w:sz w:val="18"/>
+          <w:szCs w:val="18"/>
+        </w:rPr>
+        <w:t xml:space="preserve"> i zostaje Wyczerpany.</w:t>
+      </w:r>
     </w:p>
     <w:p>
       <w:pPr>
@@ -3241,15 +3461,15 @@
         </w:rPr>
         <w:t>Małe starcia:</w:t>
       </w:r>
-    </w:p>
-    <w:p>
-      <w:pPr>
-        <w:spacing w:after="0"/>
-        <w:rPr>
-          <w:sz w:val="18"/>
-          <w:szCs w:val="18"/>
-        </w:rPr>
-      </w:pPr>
+      <w:r>
+        <w:rPr>
+          <w:b/>
+          <w:bCs/>
+          <w:sz w:val="18"/>
+          <w:szCs w:val="18"/>
+        </w:rPr>
+        <w:t xml:space="preserve"> </w:t>
+      </w:r>
       <w:r>
         <w:rPr>
           <w:sz w:val="18"/>
@@ -3269,7 +3489,36 @@
           <w:sz w:val="18"/>
           <w:szCs w:val="18"/>
         </w:rPr>
-        <w:t>:</w:t>
+        <w:t>.</w:t>
+      </w:r>
+    </w:p>
+    <w:p>
+      <w:pPr>
+        <w:spacing w:after="0"/>
+        <w:rPr>
+          <w:b/>
+          <w:bCs/>
+          <w:sz w:val="18"/>
+          <w:szCs w:val="18"/>
+        </w:rPr>
+      </w:pPr>
+      <w:r>
+        <w:rPr>
+          <w:b/>
+          <w:bCs/>
+          <w:sz w:val="18"/>
+          <w:szCs w:val="18"/>
+        </w:rPr>
+        <w:t>Zdo</w:t>
+      </w:r>
+      <w:r>
+        <w:rPr>
+          <w:b/>
+          <w:bCs/>
+          <w:sz w:val="18"/>
+          <w:szCs w:val="18"/>
+        </w:rPr>
+        <w:t>lności:</w:t>
       </w:r>
     </w:p>
     <w:p>
@@ -3381,7 +3630,35 @@
           <w:sz w:val="18"/>
           <w:szCs w:val="18"/>
         </w:rPr>
-        <w:t xml:space="preserve"> Zamiast za bycie poniżej połowy wytrzymałości oddział wykonuje dodatkowy test za brak Świerzy.</w:t>
+        <w:t xml:space="preserve"> Zamiast za bycie poniżej połowy wytrzymałości</w:t>
+      </w:r>
+      <w:r>
+        <w:rPr>
+          <w:sz w:val="18"/>
+          <w:szCs w:val="18"/>
+        </w:rPr>
+        <w:t xml:space="preserve">, </w:t>
+      </w:r>
+      <w:r>
+        <w:rPr>
+          <w:sz w:val="18"/>
+          <w:szCs w:val="18"/>
+        </w:rPr>
+        <w:t>wykon</w:t>
+      </w:r>
+      <w:r>
+        <w:rPr>
+          <w:sz w:val="18"/>
+          <w:szCs w:val="18"/>
+        </w:rPr>
+        <w:t>aj</w:t>
+      </w:r>
+      <w:r>
+        <w:rPr>
+          <w:sz w:val="18"/>
+          <w:szCs w:val="18"/>
+        </w:rPr>
+        <w:t xml:space="preserve"> dodatkowy test za brak Świerzy.</w:t>
       </w:r>
     </w:p>
     <w:p>
@@ -6793,25 +7070,14 @@
           <w:szCs w:val="18"/>
         </w:rPr>
       </w:pPr>
-      <w:proofErr w:type="spellStart"/>
-      <w:r>
-        <w:rPr>
-          <w:b/>
-          <w:bCs/>
-          <w:sz w:val="18"/>
-          <w:szCs w:val="18"/>
-        </w:rPr>
-        <w:t>Waagh</w:t>
-      </w:r>
-      <w:proofErr w:type="spellEnd"/>
-      <w:r>
-        <w:rPr>
-          <w:b/>
-          <w:bCs/>
-          <w:sz w:val="18"/>
-          <w:szCs w:val="18"/>
-        </w:rPr>
-        <w:t>!:</w:t>
+      <w:r>
+        <w:rPr>
+          <w:b/>
+          <w:bCs/>
+          <w:sz w:val="18"/>
+          <w:szCs w:val="18"/>
+        </w:rPr>
+        <w:t>Waagh!:</w:t>
       </w:r>
       <w:r>
         <w:rPr>
@@ -8723,21 +8989,12 @@
                 <w:szCs w:val="18"/>
               </w:rPr>
             </w:pPr>
-            <w:proofErr w:type="spellStart"/>
-            <w:r>
-              <w:rPr>
-                <w:sz w:val="18"/>
-                <w:szCs w:val="18"/>
-              </w:rPr>
-              <w:t>Waagh</w:t>
-            </w:r>
-            <w:proofErr w:type="spellEnd"/>
-            <w:r>
-              <w:rPr>
-                <w:sz w:val="18"/>
-                <w:szCs w:val="18"/>
-              </w:rPr>
-              <w:t xml:space="preserve"> (-)</w:t>
+            <w:r>
+              <w:rPr>
+                <w:sz w:val="18"/>
+                <w:szCs w:val="18"/>
+              </w:rPr>
+              <w:t>Waagh (-)</w:t>
             </w:r>
           </w:p>
         </w:tc>
@@ -9418,17 +9675,8 @@
                 <w:sz w:val="18"/>
                 <w:szCs w:val="18"/>
               </w:rPr>
-              <w:t xml:space="preserve">Chimera, </w:t>
-            </w:r>
-            <w:proofErr w:type="spellStart"/>
-            <w:r>
-              <w:rPr>
-                <w:sz w:val="18"/>
-                <w:szCs w:val="18"/>
-              </w:rPr>
-              <w:t>Sentinel</w:t>
-            </w:r>
-            <w:proofErr w:type="spellEnd"/>
+              <w:t>Chimera, Sentinel</w:t>
+            </w:r>
           </w:p>
         </w:tc>
       </w:tr>
@@ -9489,17 +9737,8 @@
                 <w:sz w:val="18"/>
                 <w:szCs w:val="18"/>
               </w:rPr>
-              <w:t xml:space="preserve">Drednot, Leman </w:t>
-            </w:r>
-            <w:proofErr w:type="spellStart"/>
-            <w:r>
-              <w:rPr>
-                <w:sz w:val="18"/>
-                <w:szCs w:val="18"/>
-              </w:rPr>
-              <w:t>Russ</w:t>
-            </w:r>
-            <w:proofErr w:type="spellEnd"/>
+              <w:t>Drednot, Leman Russ</w:t>
+            </w:r>
           </w:p>
         </w:tc>
       </w:tr>
@@ -14174,21 +14413,12 @@
                 <w:szCs w:val="18"/>
               </w:rPr>
             </w:pPr>
-            <w:proofErr w:type="spellStart"/>
-            <w:r>
-              <w:rPr>
-                <w:sz w:val="18"/>
-                <w:szCs w:val="18"/>
-              </w:rPr>
-              <w:t>Waagh</w:t>
-            </w:r>
-            <w:proofErr w:type="spellEnd"/>
-            <w:r>
-              <w:rPr>
-                <w:sz w:val="18"/>
-                <w:szCs w:val="18"/>
-              </w:rPr>
-              <w:t xml:space="preserve"> (-)</w:t>
+            <w:r>
+              <w:rPr>
+                <w:sz w:val="18"/>
+                <w:szCs w:val="18"/>
+              </w:rPr>
+              <w:t>Waagh (-)</w:t>
             </w:r>
           </w:p>
         </w:tc>

--- a/app/static/docs/SZOP.docx
+++ b/app/static/docs/SZOP.docx
@@ -141,7 +141,14 @@
           <w:sz w:val="18"/>
           <w:szCs w:val="18"/>
         </w:rPr>
-        <w:t>: Gracze przygotowują dwie armie o podobniej wartości punktowej składające się z 4-8 oddziałów i 1-4 bohaterów.</w:t>
+        <w:t xml:space="preserve">: Gracze przygotowują dwie armie o podobniej wartości punktowej </w:t>
+      </w:r>
+      <w:r>
+        <w:rPr>
+          <w:sz w:val="18"/>
+          <w:szCs w:val="18"/>
+        </w:rPr>
+        <w:t>składające się z 4-8 oddziałów i 1-4 bohaterów.</w:t>
       </w:r>
     </w:p>
     <w:p>
@@ -1962,21 +1969,7 @@
           <w:sz w:val="18"/>
           <w:szCs w:val="18"/>
         </w:rPr>
-        <w:t xml:space="preserve"> Żaden oddział nie powinien </w:t>
-      </w:r>
-      <w:r>
-        <w:rPr>
-          <w:sz w:val="18"/>
-          <w:szCs w:val="18"/>
-        </w:rPr>
-        <w:t>być więcej niż 4 razy droższy od najtańszego</w:t>
-      </w:r>
-      <w:r>
-        <w:rPr>
-          <w:sz w:val="18"/>
-          <w:szCs w:val="18"/>
-        </w:rPr>
-        <w:t xml:space="preserve"> albo posiadać w sumie więcej niż 24 wytrzymałości. </w:t>
+        <w:t xml:space="preserve"> Żaden oddział nie powinien być więcej niż 4 razy droższy od najtańszego albo posiadać w sumie więcej niż 24 wytrzymałości. </w:t>
       </w:r>
     </w:p>
     <w:p>
@@ -2026,28 +2019,49 @@
           <w:sz w:val="18"/>
           <w:szCs w:val="18"/>
         </w:rPr>
-        <w:t xml:space="preserve"> Każdy oddział </w:t>
-      </w:r>
-      <w:r>
-        <w:rPr>
-          <w:sz w:val="18"/>
-          <w:szCs w:val="18"/>
-        </w:rPr>
-        <w:t xml:space="preserve">może </w:t>
-      </w:r>
-      <w:r>
-        <w:rPr>
-          <w:sz w:val="18"/>
-          <w:szCs w:val="18"/>
-        </w:rPr>
-        <w:t>mieć jeden rodzaj zdolności aktywnej</w:t>
-      </w:r>
-      <w:r>
-        <w:rPr>
-          <w:sz w:val="18"/>
-          <w:szCs w:val="18"/>
-        </w:rPr>
-        <w:t xml:space="preserve"> wymagającej śledzenia użycia</w:t>
+        <w:t xml:space="preserve"> </w:t>
+      </w:r>
+      <w:r>
+        <w:rPr>
+          <w:sz w:val="18"/>
+          <w:szCs w:val="18"/>
+        </w:rPr>
+        <w:t>O</w:t>
+      </w:r>
+      <w:r>
+        <w:rPr>
+          <w:sz w:val="18"/>
+          <w:szCs w:val="18"/>
+        </w:rPr>
+        <w:t xml:space="preserve">ddział </w:t>
+      </w:r>
+      <w:r>
+        <w:rPr>
+          <w:sz w:val="18"/>
+          <w:szCs w:val="18"/>
+        </w:rPr>
+        <w:t>powinien</w:t>
+      </w:r>
+      <w:r>
+        <w:rPr>
+          <w:sz w:val="18"/>
+          <w:szCs w:val="18"/>
+        </w:rPr>
+        <w:t xml:space="preserve"> mieć </w:t>
+      </w:r>
+      <w:r>
+        <w:rPr>
+          <w:sz w:val="18"/>
+          <w:szCs w:val="18"/>
+        </w:rPr>
+        <w:t>nie więcej niż jeden</w:t>
+      </w:r>
+      <w:r>
+        <w:rPr>
+          <w:sz w:val="18"/>
+          <w:szCs w:val="18"/>
+        </w:rPr>
+        <w:t xml:space="preserve"> rodzaj zdolności aktywnej wymagającej śledzenia użycia</w:t>
       </w:r>
       <w:r>
         <w:rPr>
@@ -3079,21 +3093,7 @@
           <w:sz w:val="18"/>
           <w:szCs w:val="18"/>
         </w:rPr>
-        <w:t>Dywersja</w:t>
-      </w:r>
-      <w:r>
-        <w:rPr>
-          <w:sz w:val="18"/>
-          <w:szCs w:val="18"/>
-        </w:rPr>
-        <w:t xml:space="preserve">: </w:t>
-      </w:r>
-      <w:r>
-        <w:rPr>
-          <w:sz w:val="18"/>
-          <w:szCs w:val="18"/>
-        </w:rPr>
-        <w:t>Kontroluj wybrany przez przeciwnika element terenu.</w:t>
+        <w:t>Dywersja: Kontroluj wybrany przez przeciwnika element terenu.</w:t>
       </w:r>
     </w:p>
     <w:p>
@@ -3386,21 +3386,49 @@
           <w:sz w:val="18"/>
           <w:szCs w:val="18"/>
         </w:rPr>
-        <w:t xml:space="preserve">Przerwij w </w:t>
-      </w:r>
-      <w:r>
-        <w:rPr>
-          <w:sz w:val="18"/>
-          <w:szCs w:val="18"/>
-        </w:rPr>
-        <w:t>aktywacji twojego oddziału który wykonał Szarżę. Wykonuje Szarże na inny cel</w:t>
-      </w:r>
-      <w:r>
-        <w:rPr>
-          <w:sz w:val="18"/>
-          <w:szCs w:val="18"/>
-        </w:rPr>
-        <w:t xml:space="preserve"> i zostaje Wyczerpany.</w:t>
+        <w:t>Przerwij</w:t>
+      </w:r>
+      <w:r>
+        <w:rPr>
+          <w:sz w:val="18"/>
+          <w:szCs w:val="18"/>
+        </w:rPr>
+        <w:t xml:space="preserve"> swoją aktywację, </w:t>
+      </w:r>
+      <w:r>
+        <w:rPr>
+          <w:sz w:val="18"/>
+          <w:szCs w:val="18"/>
+        </w:rPr>
+        <w:t xml:space="preserve">aktywny oddział </w:t>
+      </w:r>
+      <w:r>
+        <w:rPr>
+          <w:sz w:val="18"/>
+          <w:szCs w:val="18"/>
+        </w:rPr>
+        <w:t>możn</w:t>
+      </w:r>
+      <w:r>
+        <w:rPr>
+          <w:sz w:val="18"/>
+          <w:szCs w:val="18"/>
+        </w:rPr>
+        <w:t>e</w:t>
+      </w:r>
+      <w:r>
+        <w:rPr>
+          <w:sz w:val="18"/>
+          <w:szCs w:val="18"/>
+        </w:rPr>
+        <w:t xml:space="preserve"> w niej wielokrotnie wykonywać Szarżę, jeżeli mają różne cele</w:t>
+      </w:r>
+      <w:r>
+        <w:rPr>
+          <w:sz w:val="18"/>
+          <w:szCs w:val="18"/>
+        </w:rPr>
+        <w:t>.</w:t>
       </w:r>
     </w:p>
     <w:p>
@@ -3423,14 +3451,202 @@
           <w:sz w:val="18"/>
           <w:szCs w:val="18"/>
         </w:rPr>
-        <w:t>Przerwij w aktywacji twojego oddziału który wykonał Ostrzał. Wykonuje Ostrzał na inny cel</w:t>
-      </w:r>
-      <w:r>
-        <w:rPr>
-          <w:sz w:val="18"/>
-          <w:szCs w:val="18"/>
-        </w:rPr>
-        <w:t xml:space="preserve"> i zostaje Wyczerpany.</w:t>
+        <w:t>Przerwij swoją aktywację. Aktywny oddział wykonuje test tr</w:t>
+      </w:r>
+      <w:r>
+        <w:rPr>
+          <w:sz w:val="18"/>
+          <w:szCs w:val="18"/>
+        </w:rPr>
+        <w:t>udnego terenu</w:t>
+      </w:r>
+      <w:r>
+        <w:rPr>
+          <w:sz w:val="18"/>
+          <w:szCs w:val="18"/>
+        </w:rPr>
+        <w:t xml:space="preserve"> i</w:t>
+      </w:r>
+      <w:r>
+        <w:rPr>
+          <w:sz w:val="18"/>
+          <w:szCs w:val="18"/>
+        </w:rPr>
+        <w:t xml:space="preserve"> moż</w:t>
+      </w:r>
+      <w:r>
+        <w:rPr>
+          <w:sz w:val="18"/>
+          <w:szCs w:val="18"/>
+        </w:rPr>
+        <w:t>e</w:t>
+      </w:r>
+      <w:r>
+        <w:rPr>
+          <w:sz w:val="18"/>
+          <w:szCs w:val="18"/>
+        </w:rPr>
+        <w:t xml:space="preserve"> w niej wielokrotnie wykonywać </w:t>
+      </w:r>
+      <w:r>
+        <w:rPr>
+          <w:sz w:val="18"/>
+          <w:szCs w:val="18"/>
+        </w:rPr>
+        <w:t>Ostrzał</w:t>
+      </w:r>
+      <w:r>
+        <w:rPr>
+          <w:sz w:val="18"/>
+          <w:szCs w:val="18"/>
+        </w:rPr>
+        <w:t>, jeżeli mają różne cele.</w:t>
+      </w:r>
+    </w:p>
+    <w:p>
+      <w:pPr>
+        <w:pStyle w:val="Akapitzlist"/>
+        <w:numPr>
+          <w:ilvl w:val="0"/>
+          <w:numId w:val="11"/>
+        </w:numPr>
+        <w:spacing w:after="0"/>
+        <w:rPr>
+          <w:b/>
+          <w:bCs/>
+          <w:sz w:val="18"/>
+          <w:szCs w:val="18"/>
+        </w:rPr>
+      </w:pPr>
+      <w:r>
+        <w:rPr>
+          <w:sz w:val="18"/>
+          <w:szCs w:val="18"/>
+        </w:rPr>
+        <w:t>Przerwij, aby usunąć z gry jeden element Niedostępnego lub blokującego terenu</w:t>
+      </w:r>
+      <w:r>
+        <w:rPr>
+          <w:sz w:val="18"/>
+          <w:szCs w:val="18"/>
+        </w:rPr>
+        <w:t xml:space="preserve"> </w:t>
+      </w:r>
+      <w:r>
+        <w:rPr>
+          <w:sz w:val="18"/>
+          <w:szCs w:val="18"/>
+        </w:rPr>
+        <w:t>nie</w:t>
+      </w:r>
+      <w:r>
+        <w:rPr>
+          <w:sz w:val="18"/>
+          <w:szCs w:val="18"/>
+        </w:rPr>
+        <w:t xml:space="preserve"> będącego 3” od celu.</w:t>
+      </w:r>
+    </w:p>
+    <w:p>
+      <w:pPr>
+        <w:pStyle w:val="Akapitzlist"/>
+        <w:numPr>
+          <w:ilvl w:val="0"/>
+          <w:numId w:val="11"/>
+        </w:numPr>
+        <w:spacing w:after="0"/>
+        <w:rPr>
+          <w:b/>
+          <w:bCs/>
+          <w:sz w:val="18"/>
+          <w:szCs w:val="18"/>
+        </w:rPr>
+      </w:pPr>
+      <w:r>
+        <w:rPr>
+          <w:sz w:val="18"/>
+          <w:szCs w:val="18"/>
+        </w:rPr>
+        <w:t>Odnów</w:t>
+      </w:r>
+      <w:r>
+        <w:rPr>
+          <w:sz w:val="18"/>
+          <w:szCs w:val="18"/>
+        </w:rPr>
+        <w:t xml:space="preserve"> twoje zdolności</w:t>
+      </w:r>
+      <w:r>
+        <w:rPr>
+          <w:sz w:val="18"/>
+          <w:szCs w:val="18"/>
+        </w:rPr>
+        <w:t xml:space="preserve"> tak,</w:t>
+      </w:r>
+      <w:r>
+        <w:rPr>
+          <w:sz w:val="18"/>
+          <w:szCs w:val="18"/>
+        </w:rPr>
+        <w:t xml:space="preserve"> jakby zmieniła się runda.</w:t>
+      </w:r>
+    </w:p>
+    <w:p>
+      <w:pPr>
+        <w:pStyle w:val="Akapitzlist"/>
+        <w:numPr>
+          <w:ilvl w:val="0"/>
+          <w:numId w:val="11"/>
+        </w:numPr>
+        <w:spacing w:after="0"/>
+        <w:rPr>
+          <w:b/>
+          <w:bCs/>
+          <w:sz w:val="18"/>
+          <w:szCs w:val="18"/>
+        </w:rPr>
+      </w:pPr>
+      <w:r>
+        <w:rPr>
+          <w:sz w:val="18"/>
+          <w:szCs w:val="18"/>
+        </w:rPr>
+        <w:t>Przerwij</w:t>
+      </w:r>
+      <w:r>
+        <w:rPr>
+          <w:sz w:val="18"/>
+          <w:szCs w:val="18"/>
+        </w:rPr>
+        <w:t xml:space="preserve">, </w:t>
+      </w:r>
+      <w:r>
+        <w:rPr>
+          <w:sz w:val="18"/>
+          <w:szCs w:val="18"/>
+        </w:rPr>
+        <w:t>+1AP</w:t>
+      </w:r>
+      <w:r>
+        <w:rPr>
+          <w:sz w:val="18"/>
+          <w:szCs w:val="18"/>
+        </w:rPr>
+        <w:t xml:space="preserve"> </w:t>
+      </w:r>
+      <w:r>
+        <w:rPr>
+          <w:sz w:val="18"/>
+          <w:szCs w:val="18"/>
+        </w:rPr>
+        <w:t xml:space="preserve">dla </w:t>
+      </w:r>
+      <w:r>
+        <w:rPr>
+          <w:sz w:val="18"/>
+          <w:szCs w:val="18"/>
+        </w:rPr>
+        <w:t>aktywnego oddziału w tej aktywacji.</w:t>
       </w:r>
     </w:p>
     <w:p>
@@ -3660,24 +3876,6 @@
         </w:rPr>
         <w:t xml:space="preserve"> dodatkowy test za brak Świerzy.</w:t>
       </w:r>
-    </w:p>
-    <w:p>
-      <w:pPr>
-        <w:spacing w:after="0"/>
-        <w:rPr>
-          <w:sz w:val="18"/>
-          <w:szCs w:val="18"/>
-        </w:rPr>
-      </w:pPr>
-    </w:p>
-    <w:p>
-      <w:pPr>
-        <w:spacing w:after="0"/>
-        <w:rPr>
-          <w:sz w:val="18"/>
-          <w:szCs w:val="18"/>
-        </w:rPr>
-      </w:pPr>
       <w:r>
         <w:rPr>
           <w:sz w:val="18"/>
@@ -5448,6 +5646,58 @@
       <w:pPr>
         <w:spacing w:after="0"/>
         <w:rPr>
+          <w:sz w:val="18"/>
+          <w:szCs w:val="18"/>
+        </w:rPr>
+      </w:pPr>
+      <w:r>
+        <w:rPr>
+          <w:b/>
+          <w:bCs/>
+          <w:sz w:val="18"/>
+          <w:szCs w:val="18"/>
+        </w:rPr>
+        <w:t>Rozkaz(X):</w:t>
+      </w:r>
+      <w:r>
+        <w:rPr>
+          <w:sz w:val="18"/>
+          <w:szCs w:val="18"/>
+        </w:rPr>
+        <w:t xml:space="preserve"> Raz na rundę możesz przerwać, aby sojuszniczy oddział w zasięgu 12″ od teraz do końca aktywacji (nie)miał zdolność X.</w:t>
+      </w:r>
+      <w:r>
+        <w:rPr>
+          <w:sz w:val="18"/>
+          <w:szCs w:val="18"/>
+        </w:rPr>
+        <w:br/>
+      </w:r>
+    </w:p>
+    <w:p>
+      <w:pPr>
+        <w:spacing w:after="0"/>
+        <w:rPr>
+          <w:b/>
+          <w:bCs/>
+          <w:sz w:val="18"/>
+          <w:szCs w:val="18"/>
+        </w:rPr>
+      </w:pPr>
+      <w:r>
+        <w:rPr>
+          <w:b/>
+          <w:bCs/>
+          <w:sz w:val="18"/>
+          <w:szCs w:val="18"/>
+        </w:rPr>
+        <w:t>Aury:</w:t>
+      </w:r>
+    </w:p>
+    <w:p>
+      <w:pPr>
+        <w:spacing w:after="0"/>
+        <w:rPr>
           <w:kern w:val="0"/>
           <w14:ligatures w14:val="none"/>
         </w:rPr>
@@ -5459,37 +5709,1000 @@
           <w:sz w:val="18"/>
           <w:szCs w:val="18"/>
         </w:rPr>
-        <w:t>Rozkaz(X):</w:t>
-      </w:r>
-      <w:r>
-        <w:rPr>
-          <w:sz w:val="18"/>
-          <w:szCs w:val="18"/>
-        </w:rPr>
-        <w:t xml:space="preserve"> Raz na rundę możesz przerwać, aby sojuszniczy oddział w zasięgu 12″ od teraz do końca aktywacji (nie)miał zdolność X.</w:t>
-      </w:r>
-      <w:r>
-        <w:rPr>
-          <w:sz w:val="18"/>
-          <w:szCs w:val="18"/>
-        </w:rPr>
-        <w:br/>
-      </w:r>
-      <w:r>
-        <w:rPr>
-          <w:b/>
-          <w:bCs/>
-          <w:sz w:val="18"/>
-          <w:szCs w:val="18"/>
-        </w:rPr>
-        <w:t>Klątwa(X):</w:t>
-      </w:r>
-      <w:r>
-        <w:rPr>
-          <w:sz w:val="18"/>
-          <w:szCs w:val="18"/>
-        </w:rPr>
-        <w:t xml:space="preserve"> Raz na rundę możesz przerwać, aby wrogi oddział w zasięgu 12″ od teraz do końca aktywacji (nie)miał zdolność X.</w:t>
+        <w:t>Radio:</w:t>
+      </w:r>
+      <w:r>
+        <w:rPr>
+          <w:sz w:val="18"/>
+          <w:szCs w:val="18"/>
+        </w:rPr>
+        <w:t xml:space="preserve"> Gdy model w twoim oddziale używa zdolności o zasięgu 12” lub więcej, może wybrać oddział sojuszniczy odległy do 24″, który też ma radio.</w:t>
+      </w:r>
+    </w:p>
+    <w:p>
+      <w:pPr>
+        <w:spacing w:after="0"/>
+        <w:rPr>
+          <w:b/>
+          <w:bCs/>
+          <w:sz w:val="18"/>
+          <w:szCs w:val="18"/>
+        </w:rPr>
+      </w:pPr>
+    </w:p>
+    <w:p>
+      <w:pPr>
+        <w:spacing w:after="0"/>
+        <w:rPr>
+          <w:b/>
+          <w:bCs/>
+          <w:sz w:val="18"/>
+          <w:szCs w:val="18"/>
+        </w:rPr>
+      </w:pPr>
+      <w:r>
+        <w:rPr>
+          <w:b/>
+          <w:bCs/>
+          <w:sz w:val="18"/>
+          <w:szCs w:val="18"/>
+        </w:rPr>
+        <w:t>Broni:</w:t>
+      </w:r>
+    </w:p>
+    <w:p>
+      <w:pPr>
+        <w:spacing w:after="0"/>
+        <w:rPr>
+          <w:sz w:val="18"/>
+          <w:szCs w:val="18"/>
+        </w:rPr>
+      </w:pPr>
+      <w:r>
+        <w:rPr>
+          <w:b/>
+          <w:bCs/>
+          <w:sz w:val="18"/>
+          <w:szCs w:val="18"/>
+        </w:rPr>
+        <w:t>AP(X):</w:t>
+      </w:r>
+      <w:r>
+        <w:rPr>
+          <w:sz w:val="18"/>
+          <w:szCs w:val="18"/>
+        </w:rPr>
+        <w:t xml:space="preserve">  -X do rzutów na obronę</w:t>
+      </w:r>
+      <w:r>
+        <w:rPr>
+          <w:sz w:val="18"/>
+          <w:szCs w:val="18"/>
+        </w:rPr>
+        <w:t xml:space="preserve"> </w:t>
+      </w:r>
+      <w:r>
+        <w:rPr>
+          <w:sz w:val="18"/>
+          <w:szCs w:val="18"/>
+        </w:rPr>
+        <w:t>przed</w:t>
+      </w:r>
+      <w:r>
+        <w:rPr>
+          <w:sz w:val="18"/>
+          <w:szCs w:val="18"/>
+        </w:rPr>
+        <w:t xml:space="preserve"> trafie</w:t>
+      </w:r>
+      <w:r>
+        <w:rPr>
+          <w:sz w:val="18"/>
+          <w:szCs w:val="18"/>
+        </w:rPr>
+        <w:t xml:space="preserve">niami </w:t>
+      </w:r>
+      <w:r>
+        <w:rPr>
+          <w:sz w:val="18"/>
+          <w:szCs w:val="18"/>
+        </w:rPr>
+        <w:t>tą bronią.</w:t>
+      </w:r>
+    </w:p>
+    <w:p>
+      <w:pPr>
+        <w:spacing w:after="0"/>
+        <w:rPr>
+          <w:sz w:val="18"/>
+          <w:szCs w:val="18"/>
+        </w:rPr>
+      </w:pPr>
+      <w:r>
+        <w:rPr>
+          <w:b/>
+          <w:bCs/>
+          <w:sz w:val="18"/>
+          <w:szCs w:val="18"/>
+        </w:rPr>
+        <w:t>Rozprysk</w:t>
+      </w:r>
+      <w:r>
+        <w:rPr>
+          <w:b/>
+          <w:bCs/>
+          <w:sz w:val="18"/>
+          <w:szCs w:val="18"/>
+        </w:rPr>
+        <w:t>(X):</w:t>
+      </w:r>
+      <w:r>
+        <w:rPr>
+          <w:sz w:val="18"/>
+          <w:szCs w:val="18"/>
+        </w:rPr>
+        <w:t xml:space="preserve"> </w:t>
+      </w:r>
+      <w:r>
+        <w:rPr>
+          <w:sz w:val="18"/>
+          <w:szCs w:val="18"/>
+        </w:rPr>
+        <w:t>Przed wykonaniem testów obrony liczba trafień jest mnożona przez X, ale nie więcej, niż</w:t>
+      </w:r>
+      <w:r>
+        <w:rPr>
+          <w:sz w:val="18"/>
+          <w:szCs w:val="18"/>
+        </w:rPr>
+        <w:t xml:space="preserve"> jest modeli w</w:t>
+      </w:r>
+      <w:r>
+        <w:rPr>
+          <w:sz w:val="18"/>
+          <w:szCs w:val="18"/>
+        </w:rPr>
+        <w:t xml:space="preserve"> atakowanym oddziale.</w:t>
+      </w:r>
+    </w:p>
+    <w:p>
+      <w:pPr>
+        <w:spacing w:after="0"/>
+        <w:rPr>
+          <w:sz w:val="18"/>
+          <w:szCs w:val="18"/>
+        </w:rPr>
+      </w:pPr>
+      <w:r>
+        <w:rPr>
+          <w:b/>
+          <w:bCs/>
+          <w:sz w:val="18"/>
+          <w:szCs w:val="18"/>
+        </w:rPr>
+        <w:t>Zabójczy(X):</w:t>
+      </w:r>
+      <w:r>
+        <w:rPr>
+          <w:sz w:val="18"/>
+          <w:szCs w:val="18"/>
+        </w:rPr>
+        <w:t xml:space="preserve"> Zamiast jednej </w:t>
+      </w:r>
+      <w:r>
+        <w:rPr>
+          <w:sz w:val="18"/>
+          <w:szCs w:val="18"/>
+        </w:rPr>
+        <w:t>zadaj</w:t>
+      </w:r>
+      <w:r>
+        <w:rPr>
+          <w:sz w:val="18"/>
+          <w:szCs w:val="18"/>
+        </w:rPr>
+        <w:t xml:space="preserve"> X ran</w:t>
+      </w:r>
+      <w:r>
+        <w:rPr>
+          <w:sz w:val="18"/>
+          <w:szCs w:val="18"/>
+        </w:rPr>
+        <w:t xml:space="preserve">, ale nie więcej </w:t>
+      </w:r>
+      <w:r>
+        <w:rPr>
+          <w:sz w:val="18"/>
+          <w:szCs w:val="18"/>
+        </w:rPr>
+        <w:t>niż najniższa, jeżeli przyd</w:t>
+      </w:r>
+      <w:r>
+        <w:rPr>
+          <w:sz w:val="18"/>
+          <w:szCs w:val="18"/>
+        </w:rPr>
+        <w:t>ziela obrońca, lub najwyższa, jeżeli przydziela atakujący, wytrzymałość w oddziale.</w:t>
+      </w:r>
+    </w:p>
+    <w:p>
+      <w:pPr>
+        <w:spacing w:after="0"/>
+        <w:rPr>
+          <w:sz w:val="18"/>
+          <w:szCs w:val="18"/>
+        </w:rPr>
+      </w:pPr>
+      <w:r>
+        <w:rPr>
+          <w:b/>
+          <w:bCs/>
+          <w:sz w:val="18"/>
+          <w:szCs w:val="18"/>
+        </w:rPr>
+        <w:t>Niebezpośredni:</w:t>
+      </w:r>
+      <w:r>
+        <w:rPr>
+          <w:sz w:val="18"/>
+          <w:szCs w:val="18"/>
+        </w:rPr>
+        <w:t xml:space="preserve"> </w:t>
+      </w:r>
+      <w:r>
+        <w:rPr>
+          <w:sz w:val="18"/>
+          <w:szCs w:val="18"/>
+        </w:rPr>
+        <w:t>N</w:t>
+      </w:r>
+      <w:r>
+        <w:rPr>
+          <w:sz w:val="18"/>
+          <w:szCs w:val="18"/>
+        </w:rPr>
+        <w:t>ie wymaga linii wzroku</w:t>
+      </w:r>
+      <w:r>
+        <w:rPr>
+          <w:sz w:val="18"/>
+          <w:szCs w:val="18"/>
+        </w:rPr>
+        <w:t>.</w:t>
+      </w:r>
+      <w:r>
+        <w:rPr>
+          <w:sz w:val="18"/>
+          <w:szCs w:val="18"/>
+        </w:rPr>
+        <w:t xml:space="preserve"> </w:t>
+      </w:r>
+      <w:r>
+        <w:rPr>
+          <w:sz w:val="18"/>
+          <w:szCs w:val="18"/>
+        </w:rPr>
+        <w:t>N</w:t>
+      </w:r>
+      <w:r>
+        <w:rPr>
+          <w:sz w:val="18"/>
+          <w:szCs w:val="18"/>
+        </w:rPr>
+        <w:t xml:space="preserve">ie może atakować celów </w:t>
+      </w:r>
+      <w:r>
+        <w:rPr>
+          <w:sz w:val="18"/>
+          <w:szCs w:val="18"/>
+        </w:rPr>
+        <w:t>Latających</w:t>
+      </w:r>
+      <w:r>
+        <w:rPr>
+          <w:sz w:val="18"/>
+          <w:szCs w:val="18"/>
+        </w:rPr>
+        <w:t>.</w:t>
+      </w:r>
+    </w:p>
+    <w:p>
+      <w:pPr>
+        <w:spacing w:after="0"/>
+        <w:rPr>
+          <w:sz w:val="18"/>
+          <w:szCs w:val="18"/>
+        </w:rPr>
+      </w:pPr>
+      <w:r>
+        <w:rPr>
+          <w:b/>
+          <w:bCs/>
+          <w:sz w:val="18"/>
+          <w:szCs w:val="18"/>
+        </w:rPr>
+        <w:t>Impet:</w:t>
+      </w:r>
+      <w:r>
+        <w:rPr>
+          <w:sz w:val="18"/>
+          <w:szCs w:val="18"/>
+        </w:rPr>
+        <w:t xml:space="preserve"> +1 do trafienia i +1 do AP podczas szarży.</w:t>
+      </w:r>
+    </w:p>
+    <w:p>
+      <w:pPr>
+        <w:spacing w:after="0"/>
+        <w:rPr>
+          <w:sz w:val="18"/>
+          <w:szCs w:val="18"/>
+        </w:rPr>
+      </w:pPr>
+      <w:r>
+        <w:rPr>
+          <w:b/>
+          <w:bCs/>
+          <w:sz w:val="18"/>
+          <w:szCs w:val="18"/>
+        </w:rPr>
+        <w:t>Namierzanie:</w:t>
+      </w:r>
+      <w:r>
+        <w:rPr>
+          <w:sz w:val="18"/>
+          <w:szCs w:val="18"/>
+        </w:rPr>
+        <w:t xml:space="preserve"> </w:t>
+      </w:r>
+      <w:r>
+        <w:rPr>
+          <w:sz w:val="18"/>
+          <w:szCs w:val="18"/>
+        </w:rPr>
+        <w:t>Ignoruje</w:t>
+      </w:r>
+      <w:r>
+        <w:rPr>
+          <w:sz w:val="18"/>
+          <w:szCs w:val="18"/>
+        </w:rPr>
+        <w:t xml:space="preserve"> negatywne modyfikatory </w:t>
+      </w:r>
+      <w:r>
+        <w:rPr>
+          <w:sz w:val="18"/>
+          <w:szCs w:val="18"/>
+        </w:rPr>
+        <w:t xml:space="preserve">do </w:t>
+      </w:r>
+      <w:r>
+        <w:rPr>
+          <w:sz w:val="18"/>
+          <w:szCs w:val="18"/>
+        </w:rPr>
+        <w:t>trafieni</w:t>
+      </w:r>
+      <w:r>
+        <w:rPr>
+          <w:sz w:val="18"/>
+          <w:szCs w:val="18"/>
+        </w:rPr>
+        <w:t>a</w:t>
+      </w:r>
+      <w:r>
+        <w:rPr>
+          <w:sz w:val="18"/>
+          <w:szCs w:val="18"/>
+        </w:rPr>
+        <w:t xml:space="preserve"> i</w:t>
+      </w:r>
+      <w:r>
+        <w:rPr>
+          <w:sz w:val="18"/>
+          <w:szCs w:val="18"/>
+        </w:rPr>
+        <w:t xml:space="preserve"> </w:t>
+      </w:r>
+      <w:r>
+        <w:rPr>
+          <w:sz w:val="18"/>
+          <w:szCs w:val="18"/>
+        </w:rPr>
+        <w:t>zasięgu.</w:t>
+      </w:r>
+    </w:p>
+    <w:p>
+      <w:pPr>
+        <w:spacing w:after="0"/>
+        <w:rPr>
+          <w:sz w:val="18"/>
+          <w:szCs w:val="18"/>
+        </w:rPr>
+      </w:pPr>
+      <w:r>
+        <w:rPr>
+          <w:b/>
+          <w:bCs/>
+          <w:sz w:val="18"/>
+          <w:szCs w:val="18"/>
+        </w:rPr>
+        <w:t>Niezawodny:</w:t>
+      </w:r>
+      <w:r>
+        <w:rPr>
+          <w:sz w:val="18"/>
+          <w:szCs w:val="18"/>
+        </w:rPr>
+        <w:t xml:space="preserve"> Atakuje z jakością 2+.</w:t>
+      </w:r>
+    </w:p>
+    <w:p>
+      <w:pPr>
+        <w:spacing w:after="0"/>
+        <w:rPr>
+          <w:sz w:val="18"/>
+          <w:szCs w:val="18"/>
+        </w:rPr>
+      </w:pPr>
+      <w:r>
+        <w:rPr>
+          <w:b/>
+          <w:bCs/>
+          <w:sz w:val="18"/>
+          <w:szCs w:val="18"/>
+        </w:rPr>
+        <w:t>P</w:t>
+      </w:r>
+      <w:r>
+        <w:rPr>
+          <w:b/>
+          <w:bCs/>
+          <w:sz w:val="18"/>
+          <w:szCs w:val="18"/>
+        </w:rPr>
+        <w:t>rec</w:t>
+      </w:r>
+      <w:r>
+        <w:rPr>
+          <w:b/>
+          <w:bCs/>
+          <w:sz w:val="18"/>
+          <w:szCs w:val="18"/>
+        </w:rPr>
+        <w:t>y</w:t>
+      </w:r>
+      <w:r>
+        <w:rPr>
+          <w:b/>
+          <w:bCs/>
+          <w:sz w:val="18"/>
+          <w:szCs w:val="18"/>
+        </w:rPr>
+        <w:t>zyjny</w:t>
+      </w:r>
+      <w:r>
+        <w:rPr>
+          <w:b/>
+          <w:bCs/>
+          <w:sz w:val="18"/>
+          <w:szCs w:val="18"/>
+        </w:rPr>
+        <w:t>:</w:t>
+      </w:r>
+      <w:r>
+        <w:rPr>
+          <w:sz w:val="18"/>
+          <w:szCs w:val="18"/>
+        </w:rPr>
+        <w:t xml:space="preserve"> </w:t>
+      </w:r>
+      <w:r>
+        <w:rPr>
+          <w:sz w:val="18"/>
+          <w:szCs w:val="18"/>
+        </w:rPr>
+        <w:t>Atakujący rozdziela</w:t>
+      </w:r>
+      <w:r>
+        <w:rPr>
+          <w:sz w:val="18"/>
+          <w:szCs w:val="18"/>
+        </w:rPr>
+        <w:t xml:space="preserve"> wszystkie</w:t>
+      </w:r>
+      <w:r>
+        <w:rPr>
+          <w:sz w:val="18"/>
+          <w:szCs w:val="18"/>
+        </w:rPr>
+        <w:t xml:space="preserve"> rany.</w:t>
+      </w:r>
+    </w:p>
+    <w:p>
+      <w:pPr>
+        <w:spacing w:after="0"/>
+        <w:rPr>
+          <w:sz w:val="18"/>
+          <w:szCs w:val="18"/>
+        </w:rPr>
+      </w:pPr>
+      <w:r>
+        <w:rPr>
+          <w:b/>
+          <w:bCs/>
+          <w:sz w:val="18"/>
+          <w:szCs w:val="18"/>
+        </w:rPr>
+        <w:t>Szturmowa:</w:t>
+      </w:r>
+      <w:r>
+        <w:rPr>
+          <w:sz w:val="18"/>
+          <w:szCs w:val="18"/>
+        </w:rPr>
+        <w:t xml:space="preserve"> Można nią wykonywać </w:t>
+      </w:r>
+      <w:r>
+        <w:rPr>
+          <w:sz w:val="18"/>
+          <w:szCs w:val="18"/>
+        </w:rPr>
+        <w:t xml:space="preserve">również </w:t>
+      </w:r>
+      <w:r>
+        <w:rPr>
+          <w:sz w:val="18"/>
+          <w:szCs w:val="18"/>
+        </w:rPr>
+        <w:t>ataki wręcz.</w:t>
+      </w:r>
+    </w:p>
+    <w:p>
+      <w:pPr>
+        <w:spacing w:after="0"/>
+        <w:rPr>
+          <w:sz w:val="18"/>
+          <w:szCs w:val="18"/>
+        </w:rPr>
+      </w:pPr>
+      <w:r>
+        <w:rPr>
+          <w:b/>
+          <w:bCs/>
+          <w:sz w:val="18"/>
+          <w:szCs w:val="18"/>
+        </w:rPr>
+        <w:t>Podwójny</w:t>
+      </w:r>
+      <w:r>
+        <w:rPr>
+          <w:b/>
+          <w:bCs/>
+          <w:sz w:val="18"/>
+          <w:szCs w:val="18"/>
+        </w:rPr>
+        <w:t>:</w:t>
+      </w:r>
+      <w:r>
+        <w:rPr>
+          <w:sz w:val="18"/>
+          <w:szCs w:val="18"/>
+        </w:rPr>
+        <w:t xml:space="preserve"> </w:t>
+      </w:r>
+      <w:r>
+        <w:rPr>
+          <w:sz w:val="18"/>
+          <w:szCs w:val="18"/>
+        </w:rPr>
+        <w:t xml:space="preserve">6 </w:t>
+      </w:r>
+      <w:r>
+        <w:rPr>
+          <w:sz w:val="18"/>
+          <w:szCs w:val="18"/>
+        </w:rPr>
+        <w:t xml:space="preserve">na trafienie </w:t>
+      </w:r>
+      <w:r>
+        <w:rPr>
+          <w:sz w:val="18"/>
+          <w:szCs w:val="18"/>
+        </w:rPr>
+        <w:t>dają dodatkowe normalne trafienie.</w:t>
+      </w:r>
+    </w:p>
+    <w:p>
+      <w:pPr>
+        <w:spacing w:after="0"/>
+        <w:rPr>
+          <w:sz w:val="18"/>
+          <w:szCs w:val="18"/>
+        </w:rPr>
+      </w:pPr>
+      <w:r>
+        <w:rPr>
+          <w:b/>
+          <w:bCs/>
+          <w:sz w:val="18"/>
+          <w:szCs w:val="18"/>
+        </w:rPr>
+        <w:t xml:space="preserve">Brutalny: </w:t>
+      </w:r>
+      <w:r>
+        <w:rPr>
+          <w:sz w:val="18"/>
+          <w:szCs w:val="18"/>
+        </w:rPr>
+        <w:t>W teście obrony nie ma automatycznych sukcesów.</w:t>
+      </w:r>
+    </w:p>
+    <w:p>
+      <w:pPr>
+        <w:spacing w:after="0"/>
+        <w:rPr>
+          <w:sz w:val="18"/>
+          <w:szCs w:val="18"/>
+        </w:rPr>
+      </w:pPr>
+      <w:r>
+        <w:rPr>
+          <w:b/>
+          <w:bCs/>
+          <w:sz w:val="18"/>
+          <w:szCs w:val="18"/>
+        </w:rPr>
+        <w:t>Nieporęczny:</w:t>
+      </w:r>
+      <w:r>
+        <w:rPr>
+          <w:sz w:val="18"/>
+          <w:szCs w:val="18"/>
+        </w:rPr>
+        <w:t xml:space="preserve"> Nie może atakować oddziałów w zasięgu 12”.</w:t>
+      </w:r>
+      <w:r>
+        <w:rPr>
+          <w:sz w:val="18"/>
+          <w:szCs w:val="18"/>
+        </w:rPr>
+        <w:br w:type="page"/>
+      </w:r>
+    </w:p>
+    <w:p>
+      <w:pPr>
+        <w:spacing w:after="0"/>
+        <w:rPr>
+          <w:b/>
+          <w:bCs/>
+          <w:sz w:val="18"/>
+          <w:szCs w:val="18"/>
+        </w:rPr>
+      </w:pPr>
+      <w:r>
+        <w:rPr>
+          <w:b/>
+          <w:bCs/>
+          <w:sz w:val="18"/>
+          <w:szCs w:val="18"/>
+        </w:rPr>
+        <w:lastRenderedPageBreak/>
+        <w:t>Dodatkowe zdolności:</w:t>
+      </w:r>
+    </w:p>
+    <w:p>
+      <w:pPr>
+        <w:spacing w:after="0"/>
+        <w:rPr>
+          <w:b/>
+          <w:bCs/>
+          <w:sz w:val="18"/>
+          <w:szCs w:val="18"/>
+        </w:rPr>
+      </w:pPr>
+    </w:p>
+    <w:p>
+      <w:pPr>
+        <w:spacing w:after="0"/>
+        <w:rPr>
+          <w:b/>
+          <w:bCs/>
+          <w:sz w:val="18"/>
+          <w:szCs w:val="18"/>
+        </w:rPr>
+      </w:pPr>
+      <w:r>
+        <w:rPr>
+          <w:b/>
+          <w:bCs/>
+          <w:sz w:val="18"/>
+          <w:szCs w:val="18"/>
+        </w:rPr>
+        <w:t>Pasywne:</w:t>
+      </w:r>
+    </w:p>
+    <w:p>
+      <w:pPr>
+        <w:spacing w:after="0"/>
+        <w:rPr>
+          <w:sz w:val="18"/>
+          <w:szCs w:val="18"/>
+        </w:rPr>
+      </w:pPr>
+      <w:r>
+        <w:rPr>
+          <w:b/>
+          <w:bCs/>
+          <w:sz w:val="18"/>
+          <w:szCs w:val="18"/>
+        </w:rPr>
+        <w:t>Dobrze/źle strzela:</w:t>
+      </w:r>
+      <w:r>
+        <w:rPr>
+          <w:sz w:val="18"/>
+          <w:szCs w:val="18"/>
+        </w:rPr>
+        <w:t xml:space="preserve"> Atakuje na dystans z jakością 4/5.</w:t>
+      </w:r>
+    </w:p>
+    <w:p>
+      <w:pPr>
+        <w:spacing w:after="0"/>
+        <w:rPr>
+          <w:sz w:val="18"/>
+          <w:szCs w:val="18"/>
+        </w:rPr>
+      </w:pPr>
+      <w:r>
+        <w:rPr>
+          <w:b/>
+          <w:bCs/>
+          <w:sz w:val="18"/>
+          <w:szCs w:val="18"/>
+        </w:rPr>
+        <w:t>Delikatny:</w:t>
+      </w:r>
+      <w:r>
+        <w:rPr>
+          <w:sz w:val="18"/>
+          <w:szCs w:val="18"/>
+        </w:rPr>
+        <w:t xml:space="preserve"> Podczas testów obrony naturalna 6 nie oznacza automatycznego sukcesu.</w:t>
+      </w:r>
+    </w:p>
+    <w:p>
+      <w:pPr>
+        <w:spacing w:after="0"/>
+        <w:rPr>
+          <w:sz w:val="18"/>
+          <w:szCs w:val="18"/>
+        </w:rPr>
+      </w:pPr>
+      <w:r>
+        <w:rPr>
+          <w:b/>
+          <w:bCs/>
+          <w:sz w:val="18"/>
+          <w:szCs w:val="18"/>
+        </w:rPr>
+        <w:t>Zemsta:</w:t>
+      </w:r>
+      <w:r>
+        <w:rPr>
+          <w:sz w:val="18"/>
+          <w:szCs w:val="18"/>
+        </w:rPr>
+        <w:t xml:space="preserve"> </w:t>
+      </w:r>
+      <w:r>
+        <w:rPr>
+          <w:sz w:val="18"/>
+          <w:szCs w:val="18"/>
+        </w:rPr>
+        <w:t>Gdy przydzielasz rany</w:t>
+      </w:r>
+      <w:r>
+        <w:rPr>
+          <w:sz w:val="18"/>
+          <w:szCs w:val="18"/>
+        </w:rPr>
+        <w:t xml:space="preserve">, </w:t>
+      </w:r>
+      <w:r>
+        <w:rPr>
+          <w:sz w:val="18"/>
+          <w:szCs w:val="18"/>
+        </w:rPr>
+        <w:t>nie musisz</w:t>
+      </w:r>
+      <w:r>
+        <w:rPr>
+          <w:sz w:val="18"/>
+          <w:szCs w:val="18"/>
+        </w:rPr>
+        <w:t xml:space="preserve"> od </w:t>
+      </w:r>
+      <w:r>
+        <w:rPr>
+          <w:sz w:val="18"/>
+          <w:szCs w:val="18"/>
+        </w:rPr>
+        <w:t>razu pokonywać</w:t>
+      </w:r>
+      <w:r>
+        <w:rPr>
+          <w:sz w:val="18"/>
+          <w:szCs w:val="18"/>
+        </w:rPr>
+        <w:t xml:space="preserve"> modeli. Zamiast te</w:t>
+      </w:r>
+      <w:r>
+        <w:rPr>
+          <w:sz w:val="18"/>
+          <w:szCs w:val="18"/>
+        </w:rPr>
+        <w:t xml:space="preserve">go na końcu aktywacji oddziału, przed przegrupowaniem, </w:t>
+      </w:r>
+      <w:r>
+        <w:rPr>
+          <w:sz w:val="18"/>
+          <w:szCs w:val="18"/>
+        </w:rPr>
+        <w:t>pokonaj tyle modeli, aby liczba ran była niższa od wytrzymałości oddziału</w:t>
+      </w:r>
+      <w:r>
+        <w:rPr>
+          <w:sz w:val="18"/>
+          <w:szCs w:val="18"/>
+        </w:rPr>
+        <w:t>.</w:t>
+      </w:r>
+      <w:r>
+        <w:rPr>
+          <w:sz w:val="18"/>
+          <w:szCs w:val="18"/>
+        </w:rPr>
+        <w:t xml:space="preserve"> Przeciwnik przydzielający rany, nie </w:t>
+      </w:r>
+      <w:r>
+        <w:rPr>
+          <w:sz w:val="18"/>
+          <w:szCs w:val="18"/>
+        </w:rPr>
+        <w:t>może używać wcześniej przydzielonych ran do pokonania modelu.</w:t>
+      </w:r>
+    </w:p>
+    <w:p>
+      <w:pPr>
+        <w:spacing w:after="0"/>
+        <w:rPr>
+          <w:sz w:val="18"/>
+          <w:szCs w:val="18"/>
+        </w:rPr>
+      </w:pPr>
+      <w:r>
+        <w:rPr>
+          <w:b/>
+          <w:bCs/>
+          <w:sz w:val="18"/>
+          <w:szCs w:val="18"/>
+        </w:rPr>
+        <w:t>Instynkt:</w:t>
+      </w:r>
+      <w:r>
+        <w:rPr>
+          <w:sz w:val="18"/>
+          <w:szCs w:val="18"/>
+        </w:rPr>
+        <w:t xml:space="preserve"> Rusza się zawsze w stronę najbliższego wroga i zawsze atakuje najbliższego wroga.</w:t>
+      </w:r>
+    </w:p>
+    <w:p>
+      <w:pPr>
+        <w:spacing w:after="0"/>
+        <w:rPr>
+          <w:sz w:val="18"/>
+          <w:szCs w:val="18"/>
+        </w:rPr>
+      </w:pPr>
+      <w:r>
+        <w:rPr>
+          <w:b/>
+          <w:bCs/>
+          <w:sz w:val="18"/>
+          <w:szCs w:val="18"/>
+        </w:rPr>
+        <w:t>Dywersant:</w:t>
+      </w:r>
+      <w:r>
+        <w:rPr>
+          <w:sz w:val="18"/>
+          <w:szCs w:val="18"/>
+        </w:rPr>
+        <w:t xml:space="preserve"> Jeżeli </w:t>
+      </w:r>
+      <w:r>
+        <w:rPr>
+          <w:sz w:val="18"/>
+          <w:szCs w:val="18"/>
+        </w:rPr>
+        <w:t>oddział,</w:t>
+      </w:r>
+      <w:r>
+        <w:rPr>
+          <w:sz w:val="18"/>
+          <w:szCs w:val="18"/>
+        </w:rPr>
+        <w:t xml:space="preserve"> któremu w wyniku ataku zadałeś rany w tej aktywacji wykonuje test przegrupowania podczas gdy znajduje się bliżej twojej strefy rozstawienia niż t</w:t>
+      </w:r>
+      <w:r>
+        <w:rPr>
+          <w:sz w:val="18"/>
+          <w:szCs w:val="18"/>
+        </w:rPr>
+        <w:t>wój</w:t>
+      </w:r>
+      <w:r>
+        <w:rPr>
+          <w:sz w:val="18"/>
+          <w:szCs w:val="18"/>
+        </w:rPr>
+        <w:t xml:space="preserve"> oddział lub </w:t>
+      </w:r>
+      <w:r>
+        <w:rPr>
+          <w:sz w:val="18"/>
+          <w:szCs w:val="18"/>
+        </w:rPr>
+        <w:t>twój</w:t>
+      </w:r>
+      <w:r>
+        <w:rPr>
+          <w:sz w:val="18"/>
+          <w:szCs w:val="18"/>
+        </w:rPr>
+        <w:t xml:space="preserve"> odział znajduje się bliżej jego strefy rozstawienia niż on, wykonuje on dodatkowy test przegrupowania.</w:t>
+      </w:r>
+    </w:p>
+    <w:p>
+      <w:pPr>
+        <w:spacing w:after="0"/>
+        <w:rPr>
+          <w:sz w:val="18"/>
+          <w:szCs w:val="18"/>
+        </w:rPr>
+      </w:pPr>
+      <w:r>
+        <w:rPr>
+          <w:b/>
+          <w:bCs/>
+          <w:sz w:val="18"/>
+          <w:szCs w:val="18"/>
+        </w:rPr>
+        <w:t>Rezerwa:</w:t>
+      </w:r>
+      <w:r>
+        <w:rPr>
+          <w:sz w:val="18"/>
+          <w:szCs w:val="18"/>
+        </w:rPr>
+        <w:t xml:space="preserve"> </w:t>
+      </w:r>
+      <w:r>
+        <w:rPr>
+          <w:sz w:val="18"/>
+          <w:szCs w:val="18"/>
+        </w:rPr>
+        <w:t xml:space="preserve">Jak zasadzka, ale </w:t>
+      </w:r>
+      <w:r>
+        <w:rPr>
+          <w:sz w:val="18"/>
+          <w:szCs w:val="18"/>
+        </w:rPr>
+        <w:t>tylko do twojej strefy rozstawienia.</w:t>
       </w:r>
     </w:p>
     <w:p>
@@ -5507,43 +6720,14 @@
           <w:sz w:val="18"/>
           <w:szCs w:val="18"/>
         </w:rPr>
-        <w:t>Oznaczenie(X):</w:t>
-      </w:r>
-      <w:r>
-        <w:rPr>
-          <w:sz w:val="18"/>
-          <w:szCs w:val="18"/>
-        </w:rPr>
-        <w:t xml:space="preserve"> Raz na rundę możesz przerwać, aby sojuszniczy oddział, który atakuje oddział w zasięgu 12″, od teraz do końca aktywacji (nie)miał zdolność X.</w:t>
-      </w:r>
-    </w:p>
-    <w:p>
-      <w:pPr>
-        <w:spacing w:after="0"/>
-        <w:rPr>
-          <w:sz w:val="18"/>
-          <w:szCs w:val="18"/>
-        </w:rPr>
-      </w:pPr>
-    </w:p>
-    <w:p>
-      <w:pPr>
-        <w:spacing w:after="0"/>
-        <w:rPr>
-          <w:b/>
-          <w:bCs/>
-          <w:sz w:val="18"/>
-          <w:szCs w:val="18"/>
-        </w:rPr>
-      </w:pPr>
-      <w:r>
-        <w:rPr>
-          <w:b/>
-          <w:bCs/>
-          <w:sz w:val="18"/>
-          <w:szCs w:val="18"/>
-        </w:rPr>
-        <w:t>Aury:</w:t>
+        <w:t>Wrak:</w:t>
+      </w:r>
+      <w:r>
+        <w:rPr>
+          <w:sz w:val="18"/>
+          <w:szCs w:val="18"/>
+        </w:rPr>
+        <w:t xml:space="preserve"> Gdy zostaniesz pokonany, teren, który zajmujesz, do końca bitwy uznawany jest za niebezpieczny i trudny oraz zapewnia osłonę.</w:t>
       </w:r>
     </w:p>
     <w:p>
@@ -5561,70 +6745,32 @@
           <w:sz w:val="18"/>
           <w:szCs w:val="18"/>
         </w:rPr>
-        <w:t>Radio:</w:t>
-      </w:r>
-      <w:r>
-        <w:rPr>
-          <w:sz w:val="18"/>
-          <w:szCs w:val="18"/>
-        </w:rPr>
-        <w:t xml:space="preserve"> Gdy model w twoim oddziale używa zdolności o zasięgu 12” lub więcej, może wybrać oddział sojuszniczy odległy do 24″, który też ma radio.</w:t>
-      </w:r>
-    </w:p>
-    <w:p>
-      <w:pPr>
-        <w:spacing w:after="0"/>
-        <w:rPr>
-          <w:b/>
-          <w:bCs/>
-          <w:sz w:val="18"/>
-          <w:szCs w:val="18"/>
-        </w:rPr>
-      </w:pPr>
-    </w:p>
-    <w:p>
-      <w:pPr>
-        <w:spacing w:after="0"/>
-        <w:rPr>
-          <w:b/>
-          <w:bCs/>
-          <w:sz w:val="18"/>
-          <w:szCs w:val="18"/>
-        </w:rPr>
-      </w:pPr>
-      <w:r>
-        <w:rPr>
-          <w:b/>
-          <w:bCs/>
-          <w:sz w:val="18"/>
-          <w:szCs w:val="18"/>
-        </w:rPr>
-        <w:t>Broni:</w:t>
-      </w:r>
-    </w:p>
-    <w:p>
-      <w:pPr>
-        <w:spacing w:after="0"/>
-        <w:rPr>
-          <w:sz w:val="18"/>
-          <w:szCs w:val="18"/>
-        </w:rPr>
-      </w:pPr>
-      <w:r>
-        <w:rPr>
-          <w:b/>
-          <w:bCs/>
-          <w:sz w:val="18"/>
-          <w:szCs w:val="18"/>
-        </w:rPr>
-        <w:t>AP(X):</w:t>
-      </w:r>
-      <w:r>
-        <w:rPr>
-          <w:sz w:val="18"/>
-          <w:szCs w:val="18"/>
-        </w:rPr>
-        <w:t xml:space="preserve">  -X do rzutów na obronę</w:t>
+        <w:t>Rój:</w:t>
+      </w:r>
+      <w:r>
+        <w:rPr>
+          <w:sz w:val="18"/>
+          <w:szCs w:val="18"/>
+        </w:rPr>
+        <w:t xml:space="preserve"> Gdy ten oddział jest celem, ignoruj zdolność Zabójczy na broni, ale bronie z Rozprysk działają zawsze z pełną efektywnością.</w:t>
+      </w:r>
+    </w:p>
+    <w:p>
+      <w:pPr>
+        <w:spacing w:after="0"/>
+        <w:rPr>
+          <w:sz w:val="18"/>
+          <w:szCs w:val="18"/>
+        </w:rPr>
+      </w:pPr>
+      <w:r>
+        <w:rPr>
+          <w:b/>
+          <w:bCs/>
+          <w:sz w:val="18"/>
+          <w:szCs w:val="18"/>
+        </w:rPr>
+        <w:t>Zwrot:</w:t>
       </w:r>
       <w:r>
         <w:rPr>
@@ -5638,55 +6784,42 @@
           <w:sz w:val="18"/>
           <w:szCs w:val="18"/>
         </w:rPr>
-        <w:t>przed</w:t>
-      </w:r>
-      <w:r>
-        <w:rPr>
-          <w:sz w:val="18"/>
-          <w:szCs w:val="18"/>
-        </w:rPr>
-        <w:t xml:space="preserve"> trafie</w:t>
-      </w:r>
-      <w:r>
-        <w:rPr>
-          <w:sz w:val="18"/>
-          <w:szCs w:val="18"/>
-        </w:rPr>
-        <w:t xml:space="preserve">niami </w:t>
-      </w:r>
-      <w:r>
-        <w:rPr>
-          <w:sz w:val="18"/>
-          <w:szCs w:val="18"/>
-        </w:rPr>
-        <w:t>tą bronią.</w:t>
-      </w:r>
-    </w:p>
-    <w:p>
-      <w:pPr>
-        <w:spacing w:after="0"/>
-        <w:rPr>
-          <w:sz w:val="18"/>
-          <w:szCs w:val="18"/>
-        </w:rPr>
-      </w:pPr>
-      <w:r>
-        <w:rPr>
-          <w:b/>
-          <w:bCs/>
-          <w:sz w:val="18"/>
-          <w:szCs w:val="18"/>
-        </w:rPr>
-        <w:t>Rozprysk</w:t>
-      </w:r>
-      <w:r>
-        <w:rPr>
-          <w:b/>
-          <w:bCs/>
-          <w:sz w:val="18"/>
-          <w:szCs w:val="18"/>
-        </w:rPr>
-        <w:t>(X):</w:t>
+        <w:t>Na końcu ruchu</w:t>
+      </w:r>
+      <w:r>
+        <w:rPr>
+          <w:sz w:val="18"/>
+          <w:szCs w:val="18"/>
+        </w:rPr>
+        <w:t xml:space="preserve"> w swojej aktywacji</w:t>
+      </w:r>
+      <w:r>
+        <w:rPr>
+          <w:sz w:val="18"/>
+          <w:szCs w:val="18"/>
+        </w:rPr>
+        <w:t xml:space="preserve"> wybiera </w:t>
+      </w:r>
+      <w:r>
+        <w:rPr>
+          <w:sz w:val="18"/>
+          <w:szCs w:val="18"/>
+        </w:rPr>
+        <w:t>w która stronę jest zwrócony</w:t>
+      </w:r>
+      <w:r>
+        <w:rPr>
+          <w:sz w:val="18"/>
+          <w:szCs w:val="18"/>
+        </w:rPr>
+        <w:t xml:space="preserve"> (nie może tego zmienić poza swoją aktywacją). </w:t>
+      </w:r>
+      <w:r>
+        <w:rPr>
+          <w:sz w:val="18"/>
+          <w:szCs w:val="18"/>
+        </w:rPr>
+        <w:t>Jego usytuowanie wyznacza 4 nakładające się strefy, każda o kącie 180’: przód, tył, lewo, prawo.</w:t>
       </w:r>
       <w:r>
         <w:rPr>
@@ -5700,99 +6833,49 @@
           <w:sz w:val="18"/>
           <w:szCs w:val="18"/>
         </w:rPr>
-        <w:t>Przed wykonaniem testów obrony liczba trafień jest mnożona przez X, ale nie więcej, niż</w:t>
-      </w:r>
-      <w:r>
-        <w:rPr>
-          <w:sz w:val="18"/>
-          <w:szCs w:val="18"/>
-        </w:rPr>
-        <w:t xml:space="preserve"> jest modeli w</w:t>
-      </w:r>
-      <w:r>
-        <w:rPr>
-          <w:sz w:val="18"/>
-          <w:szCs w:val="18"/>
-        </w:rPr>
-        <w:t xml:space="preserve"> atakowanym oddziale.</w:t>
-      </w:r>
-    </w:p>
-    <w:p>
-      <w:pPr>
-        <w:spacing w:after="0"/>
-        <w:rPr>
-          <w:sz w:val="18"/>
-          <w:szCs w:val="18"/>
-        </w:rPr>
-      </w:pPr>
-      <w:r>
-        <w:rPr>
-          <w:b/>
-          <w:bCs/>
-          <w:sz w:val="18"/>
-          <w:szCs w:val="18"/>
-        </w:rPr>
-        <w:t>Zabójczy(X):</w:t>
-      </w:r>
-      <w:r>
-        <w:rPr>
-          <w:sz w:val="18"/>
-          <w:szCs w:val="18"/>
-        </w:rPr>
-        <w:t xml:space="preserve"> Zamiast jednej </w:t>
-      </w:r>
-      <w:r>
-        <w:rPr>
-          <w:sz w:val="18"/>
-          <w:szCs w:val="18"/>
-        </w:rPr>
-        <w:t>zadaj</w:t>
-      </w:r>
-      <w:r>
-        <w:rPr>
-          <w:sz w:val="18"/>
-          <w:szCs w:val="18"/>
-        </w:rPr>
-        <w:t xml:space="preserve"> X ran</w:t>
-      </w:r>
-      <w:r>
-        <w:rPr>
-          <w:sz w:val="18"/>
-          <w:szCs w:val="18"/>
-        </w:rPr>
-        <w:t xml:space="preserve">, ale nie więcej </w:t>
-      </w:r>
-      <w:r>
-        <w:rPr>
-          <w:sz w:val="18"/>
-          <w:szCs w:val="18"/>
-        </w:rPr>
-        <w:t>niż najniższa, jeżeli przyd</w:t>
-      </w:r>
-      <w:r>
-        <w:rPr>
-          <w:sz w:val="18"/>
-          <w:szCs w:val="18"/>
-        </w:rPr>
-        <w:t>ziela obrońca, lub najwyższa, jeżeli przydziela atakujący, wytrzymałość w oddziale.</w:t>
-      </w:r>
-    </w:p>
-    <w:p>
-      <w:pPr>
-        <w:spacing w:after="0"/>
-        <w:rPr>
-          <w:sz w:val="18"/>
-          <w:szCs w:val="18"/>
-        </w:rPr>
-      </w:pPr>
-      <w:r>
-        <w:rPr>
-          <w:b/>
-          <w:bCs/>
-          <w:sz w:val="18"/>
-          <w:szCs w:val="18"/>
-        </w:rPr>
-        <w:t>Niebezpośredni:</w:t>
+        <w:t xml:space="preserve">Jeżeli </w:t>
+      </w:r>
+      <w:r>
+        <w:rPr>
+          <w:sz w:val="18"/>
+          <w:szCs w:val="18"/>
+        </w:rPr>
+        <w:t>oddział,</w:t>
+      </w:r>
+      <w:r>
+        <w:rPr>
+          <w:sz w:val="18"/>
+          <w:szCs w:val="18"/>
+        </w:rPr>
+        <w:t xml:space="preserve"> który go atakuje jest cały w </w:t>
+      </w:r>
+      <w:r>
+        <w:rPr>
+          <w:sz w:val="18"/>
+          <w:szCs w:val="18"/>
+        </w:rPr>
+        <w:t>tylnej</w:t>
+      </w:r>
+      <w:r>
+        <w:rPr>
+          <w:sz w:val="18"/>
+          <w:szCs w:val="18"/>
+        </w:rPr>
+        <w:t xml:space="preserve"> strefie, otrzymuje </w:t>
+      </w:r>
+      <w:r>
+        <w:rPr>
+          <w:sz w:val="18"/>
+          <w:szCs w:val="18"/>
+        </w:rPr>
+        <w:t>-</w:t>
+      </w:r>
+      <w:r>
+        <w:rPr>
+          <w:sz w:val="18"/>
+          <w:szCs w:val="18"/>
+        </w:rPr>
+        <w:t>1 do obrony.</w:t>
       </w:r>
       <w:r>
         <w:rPr>
@@ -5806,14 +6889,21 @@
           <w:sz w:val="18"/>
           <w:szCs w:val="18"/>
         </w:rPr>
-        <w:t>N</w:t>
-      </w:r>
-      <w:r>
-        <w:rPr>
-          <w:sz w:val="18"/>
-          <w:szCs w:val="18"/>
-        </w:rPr>
-        <w:t>ie wymaga linii wzroku</w:t>
+        <w:t xml:space="preserve">Co najmniej połowa jego broni musi być przypisana do strefy i może atakować tylko </w:t>
+      </w:r>
+      <w:r>
+        <w:rPr>
+          <w:sz w:val="18"/>
+          <w:szCs w:val="18"/>
+        </w:rPr>
+        <w:t>cele,</w:t>
+      </w:r>
+      <w:r>
+        <w:rPr>
+          <w:sz w:val="18"/>
+          <w:szCs w:val="18"/>
+        </w:rPr>
+        <w:t xml:space="preserve"> które w pełni się w niej znajdują. Pozostałe muszą atakować jeden oddział</w:t>
       </w:r>
       <w:r>
         <w:rPr>
@@ -5822,6 +6912,24 @@
         </w:rPr>
         <w:t>.</w:t>
       </w:r>
+    </w:p>
+    <w:p>
+      <w:pPr>
+        <w:spacing w:after="0"/>
+        <w:rPr>
+          <w:sz w:val="18"/>
+          <w:szCs w:val="18"/>
+        </w:rPr>
+      </w:pPr>
+      <w:r>
+        <w:rPr>
+          <w:b/>
+          <w:bCs/>
+          <w:sz w:val="18"/>
+          <w:szCs w:val="18"/>
+        </w:rPr>
+        <w:t>Wysoki:</w:t>
+      </w:r>
       <w:r>
         <w:rPr>
           <w:sz w:val="18"/>
@@ -5834,21 +6942,527 @@
           <w:sz w:val="18"/>
           <w:szCs w:val="18"/>
         </w:rPr>
-        <w:t>N</w:t>
-      </w:r>
-      <w:r>
-        <w:rPr>
-          <w:sz w:val="18"/>
-          <w:szCs w:val="18"/>
-        </w:rPr>
-        <w:t xml:space="preserve">ie może atakować celów </w:t>
-      </w:r>
-      <w:r>
-        <w:rPr>
-          <w:sz w:val="18"/>
-          <w:szCs w:val="18"/>
-        </w:rPr>
-        <w:t>Latających</w:t>
+        <w:t>Spra</w:t>
+      </w:r>
+      <w:r>
+        <w:rPr>
+          <w:sz w:val="18"/>
+          <w:szCs w:val="18"/>
+        </w:rPr>
+        <w:t>wdza linię wzroku jakby był na podwyższeniu.</w:t>
+      </w:r>
+    </w:p>
+    <w:p>
+      <w:pPr>
+        <w:spacing w:after="0"/>
+        <w:rPr>
+          <w:sz w:val="18"/>
+          <w:szCs w:val="18"/>
+        </w:rPr>
+      </w:pPr>
+      <w:r>
+        <w:rPr>
+          <w:b/>
+          <w:bCs/>
+          <w:sz w:val="18"/>
+          <w:szCs w:val="18"/>
+        </w:rPr>
+        <w:t>Strażnik:</w:t>
+      </w:r>
+      <w:r>
+        <w:rPr>
+          <w:sz w:val="18"/>
+          <w:szCs w:val="18"/>
+        </w:rPr>
+        <w:t xml:space="preserve"> </w:t>
+      </w:r>
+      <w:r>
+        <w:rPr>
+          <w:sz w:val="18"/>
+          <w:szCs w:val="18"/>
+        </w:rPr>
+        <w:t>M</w:t>
+      </w:r>
+      <w:r>
+        <w:rPr>
+          <w:sz w:val="18"/>
+          <w:szCs w:val="18"/>
+        </w:rPr>
+        <w:t>ożesz przerwać</w:t>
+      </w:r>
+      <w:r>
+        <w:rPr>
+          <w:sz w:val="18"/>
+          <w:szCs w:val="18"/>
+        </w:rPr>
+        <w:t xml:space="preserve"> w aktywacji przeciwnika, </w:t>
+      </w:r>
+      <w:r>
+        <w:rPr>
+          <w:sz w:val="18"/>
+          <w:szCs w:val="18"/>
+        </w:rPr>
+        <w:t xml:space="preserve">aby </w:t>
+      </w:r>
+      <w:r>
+        <w:rPr>
+          <w:sz w:val="18"/>
+          <w:szCs w:val="18"/>
+        </w:rPr>
+        <w:t>wykonać Ostrzał</w:t>
+      </w:r>
+      <w:r>
+        <w:rPr>
+          <w:sz w:val="18"/>
+          <w:szCs w:val="18"/>
+        </w:rPr>
+        <w:t>. Następnie twój oddział zostaje wyczerpany.</w:t>
+      </w:r>
+    </w:p>
+    <w:p>
+      <w:pPr>
+        <w:spacing w:after="0"/>
+        <w:rPr>
+          <w:sz w:val="18"/>
+          <w:szCs w:val="18"/>
+        </w:rPr>
+      </w:pPr>
+      <w:r>
+        <w:rPr>
+          <w:b/>
+          <w:bCs/>
+          <w:sz w:val="18"/>
+          <w:szCs w:val="18"/>
+        </w:rPr>
+        <w:t>Ochroniarz:</w:t>
+      </w:r>
+      <w:r>
+        <w:rPr>
+          <w:sz w:val="18"/>
+          <w:szCs w:val="18"/>
+        </w:rPr>
+        <w:t xml:space="preserve"> Bohater</w:t>
+      </w:r>
+      <w:r>
+        <w:rPr>
+          <w:sz w:val="18"/>
+          <w:szCs w:val="18"/>
+        </w:rPr>
+        <w:t xml:space="preserve">. Oddział może korzystać z twojej obrony. </w:t>
+      </w:r>
+      <w:r>
+        <w:rPr>
+          <w:sz w:val="18"/>
+          <w:szCs w:val="18"/>
+        </w:rPr>
+        <w:t>Kontrolujący nie może pokonywać innych modeli w oddziale.</w:t>
+      </w:r>
+    </w:p>
+    <w:p>
+      <w:pPr>
+        <w:spacing w:after="0"/>
+        <w:rPr>
+          <w:sz w:val="18"/>
+          <w:szCs w:val="18"/>
+        </w:rPr>
+      </w:pPr>
+      <w:r>
+        <w:rPr>
+          <w:b/>
+          <w:bCs/>
+          <w:sz w:val="18"/>
+          <w:szCs w:val="18"/>
+        </w:rPr>
+        <w:t>Niestrudzony</w:t>
+      </w:r>
+      <w:r>
+        <w:rPr>
+          <w:b/>
+          <w:bCs/>
+          <w:sz w:val="18"/>
+          <w:szCs w:val="18"/>
+        </w:rPr>
+        <w:t xml:space="preserve">: </w:t>
+      </w:r>
+      <w:r>
+        <w:rPr>
+          <w:sz w:val="18"/>
+          <w:szCs w:val="18"/>
+        </w:rPr>
+        <w:t xml:space="preserve">Może wykonywać tę samą akcję wielokrotnie w </w:t>
+      </w:r>
+      <w:r>
+        <w:rPr>
+          <w:sz w:val="18"/>
+          <w:szCs w:val="18"/>
+        </w:rPr>
+        <w:t>aktywacji.</w:t>
+      </w:r>
+    </w:p>
+    <w:p>
+      <w:pPr>
+        <w:spacing w:after="0"/>
+        <w:rPr>
+          <w:sz w:val="18"/>
+          <w:szCs w:val="18"/>
+        </w:rPr>
+      </w:pPr>
+      <w:r>
+        <w:rPr>
+          <w:b/>
+          <w:bCs/>
+          <w:sz w:val="18"/>
+          <w:szCs w:val="18"/>
+        </w:rPr>
+        <w:t>Mistrzo</w:t>
+      </w:r>
+      <w:r>
+        <w:rPr>
+          <w:b/>
+          <w:bCs/>
+          <w:sz w:val="18"/>
+          <w:szCs w:val="18"/>
+        </w:rPr>
+        <w:t>stwo(X):</w:t>
+      </w:r>
+      <w:r>
+        <w:rPr>
+          <w:sz w:val="18"/>
+          <w:szCs w:val="18"/>
+        </w:rPr>
+        <w:t xml:space="preserve"> Każda twoja broń ma zdolność X.</w:t>
+      </w:r>
+    </w:p>
+    <w:p>
+      <w:pPr>
+        <w:spacing w:after="0"/>
+        <w:rPr>
+          <w:sz w:val="18"/>
+          <w:szCs w:val="18"/>
+        </w:rPr>
+      </w:pPr>
+      <w:r>
+        <w:rPr>
+          <w:b/>
+          <w:bCs/>
+          <w:sz w:val="18"/>
+          <w:szCs w:val="18"/>
+        </w:rPr>
+        <w:t>Bastion</w:t>
+      </w:r>
+      <w:r>
+        <w:rPr>
+          <w:sz w:val="18"/>
+          <w:szCs w:val="18"/>
+        </w:rPr>
+        <w:t>: Nie zostajesz wyczerpany po kontrataku.</w:t>
+      </w:r>
+    </w:p>
+    <w:p>
+      <w:pPr>
+        <w:spacing w:after="0"/>
+        <w:rPr>
+          <w:sz w:val="18"/>
+          <w:szCs w:val="18"/>
+        </w:rPr>
+      </w:pPr>
+    </w:p>
+    <w:p>
+      <w:pPr>
+        <w:spacing w:after="0"/>
+        <w:rPr>
+          <w:sz w:val="18"/>
+          <w:szCs w:val="18"/>
+        </w:rPr>
+      </w:pPr>
+      <w:r>
+        <w:rPr>
+          <w:b/>
+          <w:bCs/>
+          <w:sz w:val="18"/>
+          <w:szCs w:val="18"/>
+        </w:rPr>
+        <w:t>Zasady Armii</w:t>
+      </w:r>
+      <w:r>
+        <w:rPr>
+          <w:b/>
+          <w:bCs/>
+          <w:sz w:val="18"/>
+          <w:szCs w:val="18"/>
+        </w:rPr>
+        <w:t>:</w:t>
+      </w:r>
+      <w:r>
+        <w:rPr>
+          <w:b/>
+          <w:bCs/>
+          <w:sz w:val="18"/>
+          <w:szCs w:val="18"/>
+        </w:rPr>
+        <w:t xml:space="preserve"> </w:t>
+      </w:r>
+      <w:r>
+        <w:rPr>
+          <w:sz w:val="18"/>
+          <w:szCs w:val="18"/>
+        </w:rPr>
+        <w:t>(zdolności pasywne wycenianie przy założeniu, że ma je prawie każdy oddział w rozpisce)</w:t>
+      </w:r>
+    </w:p>
+    <w:p>
+      <w:pPr>
+        <w:spacing w:after="0"/>
+        <w:rPr>
+          <w:sz w:val="18"/>
+          <w:szCs w:val="18"/>
+        </w:rPr>
+      </w:pPr>
+      <w:proofErr w:type="spellStart"/>
+      <w:r>
+        <w:rPr>
+          <w:b/>
+          <w:bCs/>
+          <w:sz w:val="18"/>
+          <w:szCs w:val="18"/>
+        </w:rPr>
+        <w:t>Waagh</w:t>
+      </w:r>
+      <w:proofErr w:type="spellEnd"/>
+      <w:r>
+        <w:rPr>
+          <w:b/>
+          <w:bCs/>
+          <w:sz w:val="18"/>
+          <w:szCs w:val="18"/>
+        </w:rPr>
+        <w:t>!:</w:t>
+      </w:r>
+      <w:r>
+        <w:rPr>
+          <w:sz w:val="18"/>
+          <w:szCs w:val="18"/>
+        </w:rPr>
+        <w:t xml:space="preserve"> Jeżeli twój oddział ma poniżej połowy początkowej wytrzymałości i nie ma innego przyjaznego oddziału z tą zdolnością w zasięgu 12”, twoje ataki mają -1AP, a ataki w ciebie +1AP.</w:t>
+      </w:r>
+    </w:p>
+    <w:p>
+      <w:pPr>
+        <w:spacing w:after="0"/>
+        <w:rPr>
+          <w:sz w:val="18"/>
+          <w:szCs w:val="18"/>
+        </w:rPr>
+      </w:pPr>
+      <w:r>
+        <w:rPr>
+          <w:b/>
+          <w:bCs/>
+          <w:sz w:val="18"/>
+          <w:szCs w:val="18"/>
+        </w:rPr>
+        <w:t>Szpica:</w:t>
+      </w:r>
+      <w:r>
+        <w:rPr>
+          <w:sz w:val="18"/>
+          <w:szCs w:val="18"/>
+        </w:rPr>
+        <w:t xml:space="preserve"> Podczas ataku przeciwko oddziałom które nie rozpoczęły swojej aktywacji w te j turze, naturalne 6 dają dodatkowe zwykłe trafienie.</w:t>
+      </w:r>
+    </w:p>
+    <w:p>
+      <w:pPr>
+        <w:spacing w:after="0"/>
+        <w:rPr>
+          <w:sz w:val="18"/>
+          <w:szCs w:val="18"/>
+        </w:rPr>
+      </w:pPr>
+      <w:r>
+        <w:rPr>
+          <w:b/>
+          <w:bCs/>
+          <w:sz w:val="18"/>
+          <w:szCs w:val="18"/>
+        </w:rPr>
+        <w:t>Cierpliwy:</w:t>
+      </w:r>
+      <w:r>
+        <w:rPr>
+          <w:sz w:val="18"/>
+          <w:szCs w:val="18"/>
+        </w:rPr>
+        <w:t xml:space="preserve"> Masz +1 do rzutów obrony, jeżeli nie rozpocząłeś swojej aktywacji w tej rundzie.</w:t>
+      </w:r>
+    </w:p>
+    <w:p>
+      <w:pPr>
+        <w:spacing w:after="0"/>
+        <w:rPr>
+          <w:sz w:val="18"/>
+          <w:szCs w:val="18"/>
+        </w:rPr>
+      </w:pPr>
+      <w:r>
+        <w:rPr>
+          <w:b/>
+          <w:bCs/>
+          <w:sz w:val="18"/>
+          <w:szCs w:val="18"/>
+        </w:rPr>
+        <w:t>Odrodzenie:</w:t>
+      </w:r>
+      <w:r>
+        <w:rPr>
+          <w:sz w:val="18"/>
+          <w:szCs w:val="18"/>
+        </w:rPr>
+        <w:t xml:space="preserve"> </w:t>
+      </w:r>
+      <w:r>
+        <w:rPr>
+          <w:sz w:val="18"/>
+          <w:szCs w:val="18"/>
+        </w:rPr>
+        <w:t>Na koniec aktywacji</w:t>
+      </w:r>
+      <w:r>
+        <w:rPr>
+          <w:sz w:val="18"/>
+          <w:szCs w:val="18"/>
+        </w:rPr>
+        <w:t xml:space="preserve"> </w:t>
+      </w:r>
+      <w:r>
+        <w:rPr>
+          <w:sz w:val="18"/>
+          <w:szCs w:val="18"/>
+        </w:rPr>
+        <w:t xml:space="preserve">rzuć tyloma kośćmi, ile ran może odzyskać </w:t>
+      </w:r>
+      <w:r>
+        <w:rPr>
+          <w:sz w:val="18"/>
+          <w:szCs w:val="18"/>
+        </w:rPr>
+        <w:t xml:space="preserve">ten </w:t>
+      </w:r>
+      <w:r>
+        <w:rPr>
+          <w:sz w:val="18"/>
+          <w:szCs w:val="18"/>
+        </w:rPr>
+        <w:t xml:space="preserve">oddział. </w:t>
+      </w:r>
+      <w:r>
+        <w:rPr>
+          <w:sz w:val="18"/>
+          <w:szCs w:val="18"/>
+        </w:rPr>
+        <w:t xml:space="preserve">Na 4+ </w:t>
+      </w:r>
+      <w:r>
+        <w:rPr>
+          <w:sz w:val="18"/>
+          <w:szCs w:val="18"/>
+        </w:rPr>
+        <w:t xml:space="preserve">odzyskuje </w:t>
+      </w:r>
+      <w:r>
+        <w:rPr>
+          <w:sz w:val="18"/>
+          <w:szCs w:val="18"/>
+        </w:rPr>
+        <w:t>jedną ranę.</w:t>
+      </w:r>
+    </w:p>
+    <w:p>
+      <w:pPr>
+        <w:spacing w:after="0"/>
+        <w:rPr>
+          <w:sz w:val="18"/>
+          <w:szCs w:val="18"/>
+        </w:rPr>
+      </w:pPr>
+      <w:r>
+        <w:rPr>
+          <w:b/>
+          <w:bCs/>
+          <w:sz w:val="18"/>
+          <w:szCs w:val="18"/>
+        </w:rPr>
+        <w:t>Odwody:</w:t>
+      </w:r>
+      <w:r>
+        <w:rPr>
+          <w:sz w:val="18"/>
+          <w:szCs w:val="18"/>
+        </w:rPr>
+        <w:t xml:space="preserve"> Przed rozstawieniem podziel </w:t>
+      </w:r>
+      <w:r>
+        <w:rPr>
+          <w:sz w:val="18"/>
+          <w:szCs w:val="18"/>
+        </w:rPr>
+        <w:t>oddziały z tą zdolnością bez zdolności Zwiadowca</w:t>
+      </w:r>
+      <w:r>
+        <w:rPr>
+          <w:sz w:val="18"/>
+          <w:szCs w:val="18"/>
+        </w:rPr>
+        <w:t xml:space="preserve">, Zasadzka lub </w:t>
+      </w:r>
+      <w:r>
+        <w:rPr>
+          <w:sz w:val="18"/>
+          <w:szCs w:val="18"/>
+        </w:rPr>
+        <w:t>Rezerwa</w:t>
+      </w:r>
+      <w:r>
+        <w:rPr>
+          <w:sz w:val="18"/>
+          <w:szCs w:val="18"/>
+        </w:rPr>
+        <w:t xml:space="preserve"> na dwie </w:t>
+      </w:r>
+      <w:r>
+        <w:rPr>
+          <w:sz w:val="18"/>
+          <w:szCs w:val="18"/>
+        </w:rPr>
+        <w:t>grupy. Przeciwnik wybiera jedną z nich, a oddziały</w:t>
+      </w:r>
+      <w:r>
+        <w:rPr>
+          <w:sz w:val="18"/>
+          <w:szCs w:val="18"/>
+        </w:rPr>
+        <w:t xml:space="preserve"> w niej</w:t>
+      </w:r>
+      <w:r>
+        <w:rPr>
+          <w:sz w:val="18"/>
+          <w:szCs w:val="18"/>
+        </w:rPr>
+        <w:t xml:space="preserve"> zyskują </w:t>
+      </w:r>
+      <w:r>
+        <w:rPr>
+          <w:sz w:val="18"/>
+          <w:szCs w:val="18"/>
+        </w:rPr>
+        <w:t xml:space="preserve">zdolność </w:t>
+      </w:r>
+      <w:r>
+        <w:rPr>
+          <w:sz w:val="18"/>
+          <w:szCs w:val="18"/>
+        </w:rPr>
+        <w:t>Rezerwa</w:t>
       </w:r>
       <w:r>
         <w:rPr>
@@ -5866,695 +7480,25 @@
           <w:szCs w:val="18"/>
         </w:rPr>
       </w:pPr>
-      <w:r>
-        <w:rPr>
-          <w:b/>
-          <w:bCs/>
-          <w:sz w:val="18"/>
-          <w:szCs w:val="18"/>
-        </w:rPr>
-        <w:t>Impet:</w:t>
-      </w:r>
-      <w:r>
-        <w:rPr>
-          <w:sz w:val="18"/>
-          <w:szCs w:val="18"/>
-        </w:rPr>
-        <w:t xml:space="preserve"> +1 do trafienia i +1 do AP podczas szarży.</w:t>
-      </w:r>
-    </w:p>
-    <w:p>
-      <w:pPr>
-        <w:spacing w:after="0"/>
-        <w:rPr>
-          <w:sz w:val="18"/>
-          <w:szCs w:val="18"/>
-        </w:rPr>
-      </w:pPr>
-      <w:r>
-        <w:rPr>
-          <w:b/>
-          <w:bCs/>
-          <w:sz w:val="18"/>
-          <w:szCs w:val="18"/>
-        </w:rPr>
-        <w:t>Namierzanie:</w:t>
-      </w:r>
-      <w:r>
-        <w:rPr>
-          <w:sz w:val="18"/>
-          <w:szCs w:val="18"/>
-        </w:rPr>
-        <w:t xml:space="preserve"> </w:t>
-      </w:r>
-      <w:r>
-        <w:rPr>
-          <w:sz w:val="18"/>
-          <w:szCs w:val="18"/>
-        </w:rPr>
-        <w:t>Ignoruje</w:t>
-      </w:r>
-      <w:r>
-        <w:rPr>
-          <w:sz w:val="18"/>
-          <w:szCs w:val="18"/>
-        </w:rPr>
-        <w:t xml:space="preserve"> negatywne modyfikatory </w:t>
-      </w:r>
-      <w:r>
-        <w:rPr>
-          <w:sz w:val="18"/>
-          <w:szCs w:val="18"/>
-        </w:rPr>
-        <w:t xml:space="preserve">do </w:t>
-      </w:r>
-      <w:r>
-        <w:rPr>
-          <w:sz w:val="18"/>
-          <w:szCs w:val="18"/>
-        </w:rPr>
-        <w:t>trafieni</w:t>
-      </w:r>
-      <w:r>
-        <w:rPr>
-          <w:sz w:val="18"/>
-          <w:szCs w:val="18"/>
-        </w:rPr>
-        <w:t>a</w:t>
-      </w:r>
-      <w:r>
-        <w:rPr>
-          <w:sz w:val="18"/>
-          <w:szCs w:val="18"/>
-        </w:rPr>
-        <w:t xml:space="preserve"> i</w:t>
-      </w:r>
-      <w:r>
-        <w:rPr>
-          <w:sz w:val="18"/>
-          <w:szCs w:val="18"/>
-        </w:rPr>
-        <w:t xml:space="preserve"> </w:t>
-      </w:r>
-      <w:r>
-        <w:rPr>
-          <w:sz w:val="18"/>
-          <w:szCs w:val="18"/>
-        </w:rPr>
-        <w:t>zasięgu.</w:t>
-      </w:r>
-    </w:p>
-    <w:p>
-      <w:pPr>
-        <w:spacing w:after="0"/>
-        <w:rPr>
-          <w:sz w:val="18"/>
-          <w:szCs w:val="18"/>
-        </w:rPr>
-      </w:pPr>
-      <w:r>
-        <w:rPr>
-          <w:b/>
-          <w:bCs/>
-          <w:sz w:val="18"/>
-          <w:szCs w:val="18"/>
-        </w:rPr>
-        <w:t>Niezawodny:</w:t>
-      </w:r>
-      <w:r>
-        <w:rPr>
-          <w:sz w:val="18"/>
-          <w:szCs w:val="18"/>
-        </w:rPr>
-        <w:t xml:space="preserve"> Atakuje z jakością 2+.</w:t>
-      </w:r>
-    </w:p>
-    <w:p>
-      <w:pPr>
-        <w:spacing w:after="0"/>
-        <w:rPr>
-          <w:sz w:val="18"/>
-          <w:szCs w:val="18"/>
-        </w:rPr>
-      </w:pPr>
-      <w:r>
-        <w:rPr>
-          <w:b/>
-          <w:bCs/>
-          <w:sz w:val="18"/>
-          <w:szCs w:val="18"/>
-        </w:rPr>
-        <w:t>P</w:t>
-      </w:r>
-      <w:r>
-        <w:rPr>
-          <w:b/>
-          <w:bCs/>
-          <w:sz w:val="18"/>
-          <w:szCs w:val="18"/>
-        </w:rPr>
-        <w:t>rec</w:t>
-      </w:r>
-      <w:r>
-        <w:rPr>
-          <w:b/>
-          <w:bCs/>
-          <w:sz w:val="18"/>
-          <w:szCs w:val="18"/>
-        </w:rPr>
-        <w:t>y</w:t>
-      </w:r>
-      <w:r>
-        <w:rPr>
-          <w:b/>
-          <w:bCs/>
-          <w:sz w:val="18"/>
-          <w:szCs w:val="18"/>
-        </w:rPr>
-        <w:t>zyjny</w:t>
-      </w:r>
-      <w:r>
-        <w:rPr>
-          <w:b/>
-          <w:bCs/>
-          <w:sz w:val="18"/>
-          <w:szCs w:val="18"/>
-        </w:rPr>
-        <w:t>:</w:t>
-      </w:r>
-      <w:r>
-        <w:rPr>
-          <w:sz w:val="18"/>
-          <w:szCs w:val="18"/>
-        </w:rPr>
-        <w:t xml:space="preserve"> </w:t>
-      </w:r>
-      <w:r>
-        <w:rPr>
-          <w:sz w:val="18"/>
-          <w:szCs w:val="18"/>
-        </w:rPr>
-        <w:t>Atakujący rozdziela</w:t>
-      </w:r>
-      <w:r>
-        <w:rPr>
-          <w:sz w:val="18"/>
-          <w:szCs w:val="18"/>
-        </w:rPr>
-        <w:t xml:space="preserve"> wszystkie</w:t>
-      </w:r>
-      <w:r>
-        <w:rPr>
-          <w:sz w:val="18"/>
-          <w:szCs w:val="18"/>
-        </w:rPr>
-        <w:t xml:space="preserve"> rany.</w:t>
-      </w:r>
-    </w:p>
-    <w:p>
-      <w:pPr>
-        <w:spacing w:after="0"/>
-        <w:rPr>
-          <w:sz w:val="18"/>
-          <w:szCs w:val="18"/>
-        </w:rPr>
-      </w:pPr>
-      <w:r>
-        <w:rPr>
-          <w:b/>
-          <w:bCs/>
-          <w:sz w:val="18"/>
-          <w:szCs w:val="18"/>
-        </w:rPr>
-        <w:t>Szturmowa:</w:t>
-      </w:r>
-      <w:r>
-        <w:rPr>
-          <w:sz w:val="18"/>
-          <w:szCs w:val="18"/>
-        </w:rPr>
-        <w:t xml:space="preserve"> Można nią wykonywać </w:t>
-      </w:r>
-      <w:r>
-        <w:rPr>
-          <w:sz w:val="18"/>
-          <w:szCs w:val="18"/>
-        </w:rPr>
-        <w:t xml:space="preserve">również </w:t>
-      </w:r>
-      <w:r>
-        <w:rPr>
-          <w:sz w:val="18"/>
-          <w:szCs w:val="18"/>
-        </w:rPr>
-        <w:t>ataki wręcz.</w:t>
-      </w:r>
-    </w:p>
-    <w:p>
-      <w:pPr>
-        <w:spacing w:after="0"/>
-        <w:rPr>
-          <w:sz w:val="18"/>
-          <w:szCs w:val="18"/>
-        </w:rPr>
-      </w:pPr>
-      <w:r>
-        <w:rPr>
-          <w:b/>
-          <w:bCs/>
-          <w:sz w:val="18"/>
-          <w:szCs w:val="18"/>
-        </w:rPr>
-        <w:t>Podwójny</w:t>
-      </w:r>
-      <w:r>
-        <w:rPr>
-          <w:b/>
-          <w:bCs/>
-          <w:sz w:val="18"/>
-          <w:szCs w:val="18"/>
-        </w:rPr>
-        <w:t>:</w:t>
-      </w:r>
-      <w:r>
-        <w:rPr>
-          <w:sz w:val="18"/>
-          <w:szCs w:val="18"/>
-        </w:rPr>
-        <w:t xml:space="preserve"> </w:t>
-      </w:r>
-      <w:r>
-        <w:rPr>
-          <w:sz w:val="18"/>
-          <w:szCs w:val="18"/>
-        </w:rPr>
-        <w:t xml:space="preserve">6 </w:t>
-      </w:r>
-      <w:r>
-        <w:rPr>
-          <w:sz w:val="18"/>
-          <w:szCs w:val="18"/>
-        </w:rPr>
-        <w:t xml:space="preserve">na trafienie </w:t>
-      </w:r>
-      <w:r>
-        <w:rPr>
-          <w:sz w:val="18"/>
-          <w:szCs w:val="18"/>
-        </w:rPr>
-        <w:t>dają dodatkowe normalne trafienie.</w:t>
-      </w:r>
-    </w:p>
-    <w:p>
-      <w:pPr>
-        <w:spacing w:after="0"/>
-        <w:rPr>
-          <w:sz w:val="18"/>
-          <w:szCs w:val="18"/>
-        </w:rPr>
-      </w:pPr>
-      <w:r>
-        <w:rPr>
-          <w:b/>
-          <w:bCs/>
-          <w:sz w:val="18"/>
-          <w:szCs w:val="18"/>
-        </w:rPr>
-        <w:t xml:space="preserve">Brutalny: </w:t>
-      </w:r>
-      <w:r>
-        <w:rPr>
-          <w:sz w:val="18"/>
-          <w:szCs w:val="18"/>
-        </w:rPr>
-        <w:t>W teście obrony nie ma automatycznych sukcesów.</w:t>
-      </w:r>
-    </w:p>
-    <w:p>
-      <w:pPr>
-        <w:spacing w:after="0"/>
-        <w:rPr>
-          <w:sz w:val="18"/>
-          <w:szCs w:val="18"/>
-        </w:rPr>
-      </w:pPr>
-      <w:r>
-        <w:rPr>
-          <w:b/>
-          <w:bCs/>
-          <w:sz w:val="18"/>
-          <w:szCs w:val="18"/>
-        </w:rPr>
-        <w:t>Nieporęczny:</w:t>
-      </w:r>
-      <w:r>
-        <w:rPr>
-          <w:sz w:val="18"/>
-          <w:szCs w:val="18"/>
-        </w:rPr>
-        <w:t xml:space="preserve"> Nie może atakować oddziałów w zasięgu 12”.</w:t>
-      </w:r>
-      <w:r>
-        <w:rPr>
-          <w:sz w:val="18"/>
-          <w:szCs w:val="18"/>
-        </w:rPr>
-        <w:br w:type="page"/>
-      </w:r>
-    </w:p>
-    <w:p>
-      <w:pPr>
-        <w:spacing w:after="0"/>
-        <w:rPr>
-          <w:b/>
-          <w:bCs/>
-          <w:sz w:val="18"/>
-          <w:szCs w:val="18"/>
-        </w:rPr>
-      </w:pPr>
-      <w:r>
-        <w:rPr>
-          <w:b/>
-          <w:bCs/>
-          <w:sz w:val="18"/>
-          <w:szCs w:val="18"/>
-        </w:rPr>
-        <w:lastRenderedPageBreak/>
-        <w:t>Dodatkowe zdolności:</w:t>
-      </w:r>
-    </w:p>
-    <w:p>
-      <w:pPr>
-        <w:spacing w:after="0"/>
-        <w:rPr>
-          <w:b/>
-          <w:bCs/>
-          <w:sz w:val="18"/>
-          <w:szCs w:val="18"/>
-        </w:rPr>
-      </w:pPr>
-    </w:p>
-    <w:p>
-      <w:pPr>
-        <w:spacing w:after="0"/>
-        <w:rPr>
-          <w:b/>
-          <w:bCs/>
-          <w:sz w:val="18"/>
-          <w:szCs w:val="18"/>
-        </w:rPr>
-      </w:pPr>
-      <w:r>
-        <w:rPr>
-          <w:b/>
-          <w:bCs/>
-          <w:sz w:val="18"/>
-          <w:szCs w:val="18"/>
-        </w:rPr>
-        <w:t>Pasywne:</w:t>
-      </w:r>
-    </w:p>
-    <w:p>
-      <w:pPr>
-        <w:spacing w:after="0"/>
-        <w:rPr>
-          <w:sz w:val="18"/>
-          <w:szCs w:val="18"/>
-        </w:rPr>
-      </w:pPr>
-      <w:r>
-        <w:rPr>
-          <w:b/>
-          <w:bCs/>
-          <w:sz w:val="18"/>
-          <w:szCs w:val="18"/>
-        </w:rPr>
-        <w:t>Dobrze/źle strzela:</w:t>
-      </w:r>
-      <w:r>
-        <w:rPr>
-          <w:sz w:val="18"/>
-          <w:szCs w:val="18"/>
-        </w:rPr>
-        <w:t xml:space="preserve"> Atakuje na dystans z jakością 4/5.</w:t>
-      </w:r>
-    </w:p>
-    <w:p>
-      <w:pPr>
-        <w:spacing w:after="0"/>
-        <w:rPr>
-          <w:sz w:val="18"/>
-          <w:szCs w:val="18"/>
-        </w:rPr>
-      </w:pPr>
-      <w:r>
-        <w:rPr>
-          <w:b/>
-          <w:bCs/>
-          <w:sz w:val="18"/>
-          <w:szCs w:val="18"/>
-        </w:rPr>
-        <w:t>Delikatny:</w:t>
-      </w:r>
-      <w:r>
-        <w:rPr>
-          <w:sz w:val="18"/>
-          <w:szCs w:val="18"/>
-        </w:rPr>
-        <w:t xml:space="preserve"> Podczas testów obrony naturalna 6 nie oznacza automatycznego sukcesu.</w:t>
-      </w:r>
-    </w:p>
-    <w:p>
-      <w:pPr>
-        <w:spacing w:after="0"/>
-        <w:rPr>
-          <w:sz w:val="18"/>
-          <w:szCs w:val="18"/>
-        </w:rPr>
-      </w:pPr>
-      <w:r>
-        <w:rPr>
-          <w:b/>
-          <w:bCs/>
-          <w:sz w:val="18"/>
-          <w:szCs w:val="18"/>
-        </w:rPr>
-        <w:t>Zemsta:</w:t>
-      </w:r>
-      <w:r>
-        <w:rPr>
-          <w:sz w:val="18"/>
-          <w:szCs w:val="18"/>
-        </w:rPr>
-        <w:t xml:space="preserve"> </w:t>
-      </w:r>
-      <w:r>
-        <w:rPr>
-          <w:sz w:val="18"/>
-          <w:szCs w:val="18"/>
-        </w:rPr>
-        <w:t>Gdy przydzielasz rany</w:t>
-      </w:r>
-      <w:r>
-        <w:rPr>
-          <w:sz w:val="18"/>
-          <w:szCs w:val="18"/>
-        </w:rPr>
-        <w:t xml:space="preserve">, </w:t>
-      </w:r>
-      <w:r>
-        <w:rPr>
-          <w:sz w:val="18"/>
-          <w:szCs w:val="18"/>
-        </w:rPr>
-        <w:t>nie musisz</w:t>
-      </w:r>
-      <w:r>
-        <w:rPr>
-          <w:sz w:val="18"/>
-          <w:szCs w:val="18"/>
-        </w:rPr>
-        <w:t xml:space="preserve"> od </w:t>
-      </w:r>
-      <w:r>
-        <w:rPr>
-          <w:sz w:val="18"/>
-          <w:szCs w:val="18"/>
-        </w:rPr>
-        <w:t>razu pokonywać</w:t>
-      </w:r>
-      <w:r>
-        <w:rPr>
-          <w:sz w:val="18"/>
-          <w:szCs w:val="18"/>
-        </w:rPr>
-        <w:t xml:space="preserve"> modeli. Zamiast te</w:t>
-      </w:r>
-      <w:r>
-        <w:rPr>
-          <w:sz w:val="18"/>
-          <w:szCs w:val="18"/>
-        </w:rPr>
-        <w:t xml:space="preserve">go na końcu aktywacji oddziału, przed przegrupowaniem, </w:t>
-      </w:r>
-      <w:r>
-        <w:rPr>
-          <w:sz w:val="18"/>
-          <w:szCs w:val="18"/>
-        </w:rPr>
-        <w:t>pokonaj tyle modeli, aby liczba ran była niższa od wytrzymałości oddziału</w:t>
-      </w:r>
-      <w:r>
-        <w:rPr>
-          <w:sz w:val="18"/>
-          <w:szCs w:val="18"/>
-        </w:rPr>
-        <w:t>.</w:t>
-      </w:r>
-      <w:r>
-        <w:rPr>
-          <w:sz w:val="18"/>
-          <w:szCs w:val="18"/>
-        </w:rPr>
-        <w:t xml:space="preserve"> Przeciwnik przydzielający rany, nie </w:t>
-      </w:r>
-      <w:r>
-        <w:rPr>
-          <w:sz w:val="18"/>
-          <w:szCs w:val="18"/>
-        </w:rPr>
-        <w:t>może używać wcześniej przydzielonych ran do pokonania modelu.</w:t>
-      </w:r>
-    </w:p>
-    <w:p>
-      <w:pPr>
-        <w:spacing w:after="0"/>
-        <w:rPr>
-          <w:sz w:val="18"/>
-          <w:szCs w:val="18"/>
-        </w:rPr>
-      </w:pPr>
-      <w:r>
-        <w:rPr>
-          <w:b/>
-          <w:bCs/>
-          <w:sz w:val="18"/>
-          <w:szCs w:val="18"/>
-        </w:rPr>
-        <w:t>Instynkt:</w:t>
-      </w:r>
-      <w:r>
-        <w:rPr>
-          <w:sz w:val="18"/>
-          <w:szCs w:val="18"/>
-        </w:rPr>
-        <w:t xml:space="preserve"> Rusza się zawsze w stronę najbliższego wroga i zawsze atakuje najbliższego wroga.</w:t>
-      </w:r>
-    </w:p>
-    <w:p>
-      <w:pPr>
-        <w:spacing w:after="0"/>
-        <w:rPr>
-          <w:sz w:val="18"/>
-          <w:szCs w:val="18"/>
-        </w:rPr>
-      </w:pPr>
-      <w:r>
-        <w:rPr>
-          <w:b/>
-          <w:bCs/>
-          <w:sz w:val="18"/>
-          <w:szCs w:val="18"/>
-        </w:rPr>
-        <w:t>Dywersant:</w:t>
-      </w:r>
-      <w:r>
-        <w:rPr>
-          <w:sz w:val="18"/>
-          <w:szCs w:val="18"/>
-        </w:rPr>
-        <w:t xml:space="preserve"> Jeżeli </w:t>
-      </w:r>
-      <w:r>
-        <w:rPr>
-          <w:sz w:val="18"/>
-          <w:szCs w:val="18"/>
-        </w:rPr>
-        <w:t>oddział,</w:t>
-      </w:r>
-      <w:r>
-        <w:rPr>
-          <w:sz w:val="18"/>
-          <w:szCs w:val="18"/>
-        </w:rPr>
-        <w:t xml:space="preserve"> któremu w wyniku ataku zadałeś rany w tej aktywacji wykonuje test przegrupowania podczas gdy znajduje się bliżej twojej strefy rozstawienia niż t</w:t>
-      </w:r>
-      <w:r>
-        <w:rPr>
-          <w:sz w:val="18"/>
-          <w:szCs w:val="18"/>
-        </w:rPr>
-        <w:t>wój</w:t>
-      </w:r>
-      <w:r>
-        <w:rPr>
-          <w:sz w:val="18"/>
-          <w:szCs w:val="18"/>
-        </w:rPr>
-        <w:t xml:space="preserve"> oddział lub </w:t>
-      </w:r>
-      <w:r>
-        <w:rPr>
-          <w:sz w:val="18"/>
-          <w:szCs w:val="18"/>
-        </w:rPr>
-        <w:t>twój</w:t>
-      </w:r>
-      <w:r>
-        <w:rPr>
-          <w:sz w:val="18"/>
-          <w:szCs w:val="18"/>
-        </w:rPr>
-        <w:t xml:space="preserve"> odział znajduje się bliżej jego strefy rozstawienia niż on, wykonuje on dodatkowy test przegrupowania.</w:t>
-      </w:r>
-    </w:p>
-    <w:p>
-      <w:pPr>
-        <w:spacing w:after="0"/>
-        <w:rPr>
-          <w:sz w:val="18"/>
-          <w:szCs w:val="18"/>
-        </w:rPr>
-      </w:pPr>
-      <w:r>
-        <w:rPr>
-          <w:b/>
-          <w:bCs/>
-          <w:sz w:val="18"/>
-          <w:szCs w:val="18"/>
-        </w:rPr>
-        <w:t>Rezerwa:</w:t>
-      </w:r>
-      <w:r>
-        <w:rPr>
-          <w:sz w:val="18"/>
-          <w:szCs w:val="18"/>
-        </w:rPr>
-        <w:t xml:space="preserve"> </w:t>
-      </w:r>
-      <w:r>
-        <w:rPr>
-          <w:sz w:val="18"/>
-          <w:szCs w:val="18"/>
-        </w:rPr>
-        <w:t xml:space="preserve">Jak zasadzka, ale </w:t>
-      </w:r>
-      <w:r>
-        <w:rPr>
-          <w:sz w:val="18"/>
-          <w:szCs w:val="18"/>
-        </w:rPr>
-        <w:t>tylko do twojej strefy rozstawienia.</w:t>
+    </w:p>
+    <w:p>
+      <w:pPr>
+        <w:spacing w:after="0"/>
+        <w:rPr>
+          <w:b/>
+          <w:bCs/>
+          <w:sz w:val="18"/>
+          <w:szCs w:val="18"/>
+        </w:rPr>
+      </w:pPr>
+      <w:r>
+        <w:rPr>
+          <w:b/>
+          <w:bCs/>
+          <w:sz w:val="18"/>
+          <w:szCs w:val="18"/>
+        </w:rPr>
+        <w:t>Aktywne:</w:t>
       </w:r>
     </w:p>
     <w:p>
@@ -6572,14 +7516,14 @@
           <w:sz w:val="18"/>
           <w:szCs w:val="18"/>
         </w:rPr>
-        <w:t>Wrak:</w:t>
-      </w:r>
-      <w:r>
-        <w:rPr>
-          <w:sz w:val="18"/>
-          <w:szCs w:val="18"/>
-        </w:rPr>
-        <w:t xml:space="preserve"> Gdy zostaniesz pokonany, teren, który zajmujesz, do końca bitwy uznawany jest za niebezpieczny i trudny oraz zapewnia osłonę.</w:t>
+        <w:t>Klątwa(X):</w:t>
+      </w:r>
+      <w:r>
+        <w:rPr>
+          <w:sz w:val="18"/>
+          <w:szCs w:val="18"/>
+        </w:rPr>
+        <w:t xml:space="preserve"> Raz na rundę możesz przerwać, aby wrogi oddział w zasięgu 12″ od teraz do końca aktywacji (nie)miał zdolność X.</w:t>
       </w:r>
     </w:p>
     <w:p>
@@ -6597,802 +7541,14 @@
           <w:sz w:val="18"/>
           <w:szCs w:val="18"/>
         </w:rPr>
-        <w:t>Rój:</w:t>
-      </w:r>
-      <w:r>
-        <w:rPr>
-          <w:sz w:val="18"/>
-          <w:szCs w:val="18"/>
-        </w:rPr>
-        <w:t xml:space="preserve"> Gdy ten oddział jest celem, ignoruj zdolność Zabójczy na broni, ale bronie z Rozprysk działają zawsze z pełną efektywnością.</w:t>
-      </w:r>
-    </w:p>
-    <w:p>
-      <w:pPr>
-        <w:spacing w:after="0"/>
-        <w:rPr>
-          <w:sz w:val="18"/>
-          <w:szCs w:val="18"/>
-        </w:rPr>
-      </w:pPr>
-      <w:r>
-        <w:rPr>
-          <w:b/>
-          <w:bCs/>
-          <w:sz w:val="18"/>
-          <w:szCs w:val="18"/>
-        </w:rPr>
-        <w:t>Zwrot:</w:t>
-      </w:r>
-      <w:r>
-        <w:rPr>
-          <w:sz w:val="18"/>
-          <w:szCs w:val="18"/>
-        </w:rPr>
-        <w:t xml:space="preserve"> </w:t>
-      </w:r>
-      <w:r>
-        <w:rPr>
-          <w:sz w:val="18"/>
-          <w:szCs w:val="18"/>
-        </w:rPr>
-        <w:t>Na końcu ruchu</w:t>
-      </w:r>
-      <w:r>
-        <w:rPr>
-          <w:sz w:val="18"/>
-          <w:szCs w:val="18"/>
-        </w:rPr>
-        <w:t xml:space="preserve"> w swojej aktywacji</w:t>
-      </w:r>
-      <w:r>
-        <w:rPr>
-          <w:sz w:val="18"/>
-          <w:szCs w:val="18"/>
-        </w:rPr>
-        <w:t xml:space="preserve"> wybiera </w:t>
-      </w:r>
-      <w:r>
-        <w:rPr>
-          <w:sz w:val="18"/>
-          <w:szCs w:val="18"/>
-        </w:rPr>
-        <w:t>w która stronę jest zwrócony</w:t>
-      </w:r>
-      <w:r>
-        <w:rPr>
-          <w:sz w:val="18"/>
-          <w:szCs w:val="18"/>
-        </w:rPr>
-        <w:t xml:space="preserve"> (nie może tego zmienić poza swoją aktywacją). </w:t>
-      </w:r>
-      <w:r>
-        <w:rPr>
-          <w:sz w:val="18"/>
-          <w:szCs w:val="18"/>
-        </w:rPr>
-        <w:t>Jego usytuowanie wyznacza 4 nakładające się strefy, każda o kącie 180’: przód, tył, lewo, prawo.</w:t>
-      </w:r>
-      <w:r>
-        <w:rPr>
-          <w:sz w:val="18"/>
-          <w:szCs w:val="18"/>
-        </w:rPr>
-        <w:t xml:space="preserve"> </w:t>
-      </w:r>
-      <w:r>
-        <w:rPr>
-          <w:sz w:val="18"/>
-          <w:szCs w:val="18"/>
-        </w:rPr>
-        <w:t xml:space="preserve">Jeżeli </w:t>
-      </w:r>
-      <w:r>
-        <w:rPr>
-          <w:sz w:val="18"/>
-          <w:szCs w:val="18"/>
-        </w:rPr>
-        <w:t>oddział,</w:t>
-      </w:r>
-      <w:r>
-        <w:rPr>
-          <w:sz w:val="18"/>
-          <w:szCs w:val="18"/>
-        </w:rPr>
-        <w:t xml:space="preserve"> który go atakuje jest cały w </w:t>
-      </w:r>
-      <w:r>
-        <w:rPr>
-          <w:sz w:val="18"/>
-          <w:szCs w:val="18"/>
-        </w:rPr>
-        <w:t>tylnej</w:t>
-      </w:r>
-      <w:r>
-        <w:rPr>
-          <w:sz w:val="18"/>
-          <w:szCs w:val="18"/>
-        </w:rPr>
-        <w:t xml:space="preserve"> strefie, otrzymuje </w:t>
-      </w:r>
-      <w:r>
-        <w:rPr>
-          <w:sz w:val="18"/>
-          <w:szCs w:val="18"/>
-        </w:rPr>
-        <w:t>-</w:t>
-      </w:r>
-      <w:r>
-        <w:rPr>
-          <w:sz w:val="18"/>
-          <w:szCs w:val="18"/>
-        </w:rPr>
-        <w:t>1 do obrony.</w:t>
-      </w:r>
-      <w:r>
-        <w:rPr>
-          <w:sz w:val="18"/>
-          <w:szCs w:val="18"/>
-        </w:rPr>
-        <w:t xml:space="preserve"> </w:t>
-      </w:r>
-      <w:r>
-        <w:rPr>
-          <w:sz w:val="18"/>
-          <w:szCs w:val="18"/>
-        </w:rPr>
-        <w:t xml:space="preserve">Co najmniej połowa jego broni musi być przypisana do strefy i może atakować tylko </w:t>
-      </w:r>
-      <w:r>
-        <w:rPr>
-          <w:sz w:val="18"/>
-          <w:szCs w:val="18"/>
-        </w:rPr>
-        <w:t>cele,</w:t>
-      </w:r>
-      <w:r>
-        <w:rPr>
-          <w:sz w:val="18"/>
-          <w:szCs w:val="18"/>
-        </w:rPr>
-        <w:t xml:space="preserve"> które w pełni się w niej znajdują. Pozostałe muszą atakować jeden oddział</w:t>
-      </w:r>
-      <w:r>
-        <w:rPr>
-          <w:sz w:val="18"/>
-          <w:szCs w:val="18"/>
-        </w:rPr>
-        <w:t>.</w:t>
-      </w:r>
-    </w:p>
-    <w:p>
-      <w:pPr>
-        <w:spacing w:after="0"/>
-        <w:rPr>
-          <w:sz w:val="18"/>
-          <w:szCs w:val="18"/>
-        </w:rPr>
-      </w:pPr>
-      <w:r>
-        <w:rPr>
-          <w:b/>
-          <w:bCs/>
-          <w:sz w:val="18"/>
-          <w:szCs w:val="18"/>
-        </w:rPr>
-        <w:t>Wysoki:</w:t>
-      </w:r>
-      <w:r>
-        <w:rPr>
-          <w:sz w:val="18"/>
-          <w:szCs w:val="18"/>
-        </w:rPr>
-        <w:t xml:space="preserve"> </w:t>
-      </w:r>
-      <w:r>
-        <w:rPr>
-          <w:sz w:val="18"/>
-          <w:szCs w:val="18"/>
-        </w:rPr>
-        <w:t>Spra</w:t>
-      </w:r>
-      <w:r>
-        <w:rPr>
-          <w:sz w:val="18"/>
-          <w:szCs w:val="18"/>
-        </w:rPr>
-        <w:t>wdza linię wzroku jakby był na podwyższeniu.</w:t>
-      </w:r>
-    </w:p>
-    <w:p>
-      <w:pPr>
-        <w:spacing w:after="0"/>
-        <w:rPr>
-          <w:sz w:val="18"/>
-          <w:szCs w:val="18"/>
-        </w:rPr>
-      </w:pPr>
-      <w:r>
-        <w:rPr>
-          <w:b/>
-          <w:bCs/>
-          <w:sz w:val="18"/>
-          <w:szCs w:val="18"/>
-        </w:rPr>
-        <w:t>Strażnik:</w:t>
-      </w:r>
-      <w:r>
-        <w:rPr>
-          <w:sz w:val="18"/>
-          <w:szCs w:val="18"/>
-        </w:rPr>
-        <w:t xml:space="preserve"> </w:t>
-      </w:r>
-      <w:r>
-        <w:rPr>
-          <w:sz w:val="18"/>
-          <w:szCs w:val="18"/>
-        </w:rPr>
-        <w:t>M</w:t>
-      </w:r>
-      <w:r>
-        <w:rPr>
-          <w:sz w:val="18"/>
-          <w:szCs w:val="18"/>
-        </w:rPr>
-        <w:t>ożesz przerwać</w:t>
-      </w:r>
-      <w:r>
-        <w:rPr>
-          <w:sz w:val="18"/>
-          <w:szCs w:val="18"/>
-        </w:rPr>
-        <w:t xml:space="preserve"> w aktywacji przeciwnika, </w:t>
-      </w:r>
-      <w:r>
-        <w:rPr>
-          <w:sz w:val="18"/>
-          <w:szCs w:val="18"/>
-        </w:rPr>
-        <w:t xml:space="preserve">aby </w:t>
-      </w:r>
-      <w:r>
-        <w:rPr>
-          <w:sz w:val="18"/>
-          <w:szCs w:val="18"/>
-        </w:rPr>
-        <w:t>wykonać Ostrzał</w:t>
-      </w:r>
-      <w:r>
-        <w:rPr>
-          <w:sz w:val="18"/>
-          <w:szCs w:val="18"/>
-        </w:rPr>
-        <w:t>. Następnie twój oddział zostaje wyczerpany.</w:t>
-      </w:r>
-    </w:p>
-    <w:p>
-      <w:pPr>
-        <w:spacing w:after="0"/>
-        <w:rPr>
-          <w:sz w:val="18"/>
-          <w:szCs w:val="18"/>
-        </w:rPr>
-      </w:pPr>
-      <w:r>
-        <w:rPr>
-          <w:b/>
-          <w:bCs/>
-          <w:sz w:val="18"/>
-          <w:szCs w:val="18"/>
-        </w:rPr>
-        <w:t>Ochroniarz:</w:t>
-      </w:r>
-      <w:r>
-        <w:rPr>
-          <w:sz w:val="18"/>
-          <w:szCs w:val="18"/>
-        </w:rPr>
-        <w:t xml:space="preserve"> Bohater</w:t>
-      </w:r>
-      <w:r>
-        <w:rPr>
-          <w:sz w:val="18"/>
-          <w:szCs w:val="18"/>
-        </w:rPr>
-        <w:t xml:space="preserve">. Oddział może korzystać z twojej obrony. </w:t>
-      </w:r>
-      <w:r>
-        <w:rPr>
-          <w:sz w:val="18"/>
-          <w:szCs w:val="18"/>
-        </w:rPr>
-        <w:t>Kontrolujący nie może pokonywać innych modeli w oddziale.</w:t>
-      </w:r>
-    </w:p>
-    <w:p>
-      <w:pPr>
-        <w:spacing w:after="0"/>
-        <w:rPr>
-          <w:sz w:val="18"/>
-          <w:szCs w:val="18"/>
-        </w:rPr>
-      </w:pPr>
-      <w:r>
-        <w:rPr>
-          <w:b/>
-          <w:bCs/>
-          <w:sz w:val="18"/>
-          <w:szCs w:val="18"/>
-        </w:rPr>
-        <w:t>Niestrudzony</w:t>
-      </w:r>
-      <w:r>
-        <w:rPr>
-          <w:b/>
-          <w:bCs/>
-          <w:sz w:val="18"/>
-          <w:szCs w:val="18"/>
-        </w:rPr>
-        <w:t xml:space="preserve">: </w:t>
-      </w:r>
-      <w:r>
-        <w:rPr>
-          <w:sz w:val="18"/>
-          <w:szCs w:val="18"/>
-        </w:rPr>
-        <w:t xml:space="preserve">Może wykonywać tę samą akcję wielokrotnie w </w:t>
-      </w:r>
-      <w:r>
-        <w:rPr>
-          <w:sz w:val="18"/>
-          <w:szCs w:val="18"/>
-        </w:rPr>
-        <w:t>aktywacji.</w:t>
-      </w:r>
-    </w:p>
-    <w:p>
-      <w:pPr>
-        <w:spacing w:after="0"/>
-        <w:rPr>
-          <w:sz w:val="18"/>
-          <w:szCs w:val="18"/>
-        </w:rPr>
-      </w:pPr>
-      <w:r>
-        <w:rPr>
-          <w:b/>
-          <w:bCs/>
-          <w:sz w:val="18"/>
-          <w:szCs w:val="18"/>
-        </w:rPr>
-        <w:t>Mistrzo</w:t>
-      </w:r>
-      <w:r>
-        <w:rPr>
-          <w:b/>
-          <w:bCs/>
-          <w:sz w:val="18"/>
-          <w:szCs w:val="18"/>
-        </w:rPr>
-        <w:t>stwo(X):</w:t>
-      </w:r>
-      <w:r>
-        <w:rPr>
-          <w:sz w:val="18"/>
-          <w:szCs w:val="18"/>
-        </w:rPr>
-        <w:t xml:space="preserve"> Każda twoja broń ma zdolność X.</w:t>
-      </w:r>
-    </w:p>
-    <w:p>
-      <w:pPr>
-        <w:spacing w:after="0"/>
-        <w:rPr>
-          <w:sz w:val="18"/>
-          <w:szCs w:val="18"/>
-        </w:rPr>
-      </w:pPr>
-      <w:r>
-        <w:rPr>
-          <w:b/>
-          <w:bCs/>
-          <w:sz w:val="18"/>
-          <w:szCs w:val="18"/>
-        </w:rPr>
-        <w:t>Bastion</w:t>
-      </w:r>
-      <w:r>
-        <w:rPr>
-          <w:sz w:val="18"/>
-          <w:szCs w:val="18"/>
-        </w:rPr>
-        <w:t>: Nie zostajesz wyczerpany po kontrataku.</w:t>
-      </w:r>
-    </w:p>
-    <w:p>
-      <w:pPr>
-        <w:spacing w:after="0"/>
-        <w:rPr>
-          <w:sz w:val="18"/>
-          <w:szCs w:val="18"/>
-        </w:rPr>
-      </w:pPr>
-    </w:p>
-    <w:p>
-      <w:pPr>
-        <w:spacing w:after="0"/>
-        <w:rPr>
-          <w:sz w:val="18"/>
-          <w:szCs w:val="18"/>
-        </w:rPr>
-      </w:pPr>
-      <w:r>
-        <w:rPr>
-          <w:b/>
-          <w:bCs/>
-          <w:sz w:val="18"/>
-          <w:szCs w:val="18"/>
-        </w:rPr>
-        <w:t>Zasady Armii</w:t>
-      </w:r>
-      <w:r>
-        <w:rPr>
-          <w:b/>
-          <w:bCs/>
-          <w:sz w:val="18"/>
-          <w:szCs w:val="18"/>
-        </w:rPr>
-        <w:t>:</w:t>
-      </w:r>
-      <w:r>
-        <w:rPr>
-          <w:b/>
-          <w:bCs/>
-          <w:sz w:val="18"/>
-          <w:szCs w:val="18"/>
-        </w:rPr>
-        <w:t xml:space="preserve"> </w:t>
-      </w:r>
-      <w:r>
-        <w:rPr>
-          <w:sz w:val="18"/>
-          <w:szCs w:val="18"/>
-        </w:rPr>
-        <w:t>(zdolności pasywne wycenianie przy założeniu, że ma je prawie każdy oddział w rozpisce)</w:t>
-      </w:r>
-    </w:p>
-    <w:p>
-      <w:pPr>
-        <w:spacing w:after="0"/>
-        <w:rPr>
-          <w:sz w:val="18"/>
-          <w:szCs w:val="18"/>
-        </w:rPr>
-      </w:pPr>
-      <w:r>
-        <w:rPr>
-          <w:b/>
-          <w:bCs/>
-          <w:sz w:val="18"/>
-          <w:szCs w:val="18"/>
-        </w:rPr>
-        <w:t>Waagh!:</w:t>
-      </w:r>
-      <w:r>
-        <w:rPr>
-          <w:sz w:val="18"/>
-          <w:szCs w:val="18"/>
-        </w:rPr>
-        <w:t xml:space="preserve"> Jeżeli twój oddział ma poniżej połowy początkowej wytrzymałości i nie ma innego przyjaznego oddziału z tą zdolnością w zasięgu 12”, twoje ataki mają -1AP, a ataki w ciebie +1AP.</w:t>
-      </w:r>
-    </w:p>
-    <w:p>
-      <w:pPr>
-        <w:spacing w:after="0"/>
-        <w:rPr>
-          <w:sz w:val="18"/>
-          <w:szCs w:val="18"/>
-        </w:rPr>
-      </w:pPr>
-      <w:r>
-        <w:rPr>
-          <w:b/>
-          <w:bCs/>
-          <w:sz w:val="18"/>
-          <w:szCs w:val="18"/>
-        </w:rPr>
-        <w:t>Szpica:</w:t>
-      </w:r>
-      <w:r>
-        <w:rPr>
-          <w:sz w:val="18"/>
-          <w:szCs w:val="18"/>
-        </w:rPr>
-        <w:t xml:space="preserve"> Podczas ataku przeciwko oddziałom które nie rozpoczęły swojej aktywacji w te j turze, naturalne 6 dają dodatkowe zwykłe trafienie.</w:t>
-      </w:r>
-    </w:p>
-    <w:p>
-      <w:pPr>
-        <w:spacing w:after="0"/>
-        <w:rPr>
-          <w:sz w:val="18"/>
-          <w:szCs w:val="18"/>
-        </w:rPr>
-      </w:pPr>
-      <w:r>
-        <w:rPr>
-          <w:b/>
-          <w:bCs/>
-          <w:sz w:val="18"/>
-          <w:szCs w:val="18"/>
-        </w:rPr>
-        <w:t>Cierpliwy:</w:t>
-      </w:r>
-      <w:r>
-        <w:rPr>
-          <w:sz w:val="18"/>
-          <w:szCs w:val="18"/>
-        </w:rPr>
-        <w:t xml:space="preserve"> Masz +1 do rzutów obrony, jeżeli nie rozpocząłeś swojej aktywacji w tej rundzie.</w:t>
-      </w:r>
-    </w:p>
-    <w:p>
-      <w:pPr>
-        <w:spacing w:after="0"/>
-        <w:rPr>
-          <w:sz w:val="18"/>
-          <w:szCs w:val="18"/>
-        </w:rPr>
-      </w:pPr>
-      <w:r>
-        <w:rPr>
-          <w:b/>
-          <w:bCs/>
-          <w:sz w:val="18"/>
-          <w:szCs w:val="18"/>
-        </w:rPr>
-        <w:t>Odrodzenie:</w:t>
-      </w:r>
-      <w:r>
-        <w:rPr>
-          <w:sz w:val="18"/>
-          <w:szCs w:val="18"/>
-        </w:rPr>
-        <w:t xml:space="preserve"> </w:t>
-      </w:r>
-      <w:r>
-        <w:rPr>
-          <w:sz w:val="18"/>
-          <w:szCs w:val="18"/>
-        </w:rPr>
-        <w:t>Na koniec aktywacji</w:t>
-      </w:r>
-      <w:r>
-        <w:rPr>
-          <w:sz w:val="18"/>
-          <w:szCs w:val="18"/>
-        </w:rPr>
-        <w:t xml:space="preserve"> </w:t>
-      </w:r>
-      <w:r>
-        <w:rPr>
-          <w:sz w:val="18"/>
-          <w:szCs w:val="18"/>
-        </w:rPr>
-        <w:t xml:space="preserve">rzuć tyloma kośćmi, ile ran może odzyskać </w:t>
-      </w:r>
-      <w:r>
-        <w:rPr>
-          <w:sz w:val="18"/>
-          <w:szCs w:val="18"/>
-        </w:rPr>
-        <w:t xml:space="preserve">ten </w:t>
-      </w:r>
-      <w:r>
-        <w:rPr>
-          <w:sz w:val="18"/>
-          <w:szCs w:val="18"/>
-        </w:rPr>
-        <w:t xml:space="preserve">oddział. </w:t>
-      </w:r>
-      <w:r>
-        <w:rPr>
-          <w:sz w:val="18"/>
-          <w:szCs w:val="18"/>
-        </w:rPr>
-        <w:t xml:space="preserve">Na 4+ </w:t>
-      </w:r>
-      <w:r>
-        <w:rPr>
-          <w:sz w:val="18"/>
-          <w:szCs w:val="18"/>
-        </w:rPr>
-        <w:t xml:space="preserve">odzyskuje </w:t>
-      </w:r>
-      <w:r>
-        <w:rPr>
-          <w:sz w:val="18"/>
-          <w:szCs w:val="18"/>
-        </w:rPr>
-        <w:t>jedną ranę.</w:t>
-      </w:r>
-    </w:p>
-    <w:p>
-      <w:pPr>
-        <w:spacing w:after="0"/>
-        <w:rPr>
-          <w:sz w:val="18"/>
-          <w:szCs w:val="18"/>
-        </w:rPr>
-      </w:pPr>
-      <w:r>
-        <w:rPr>
-          <w:b/>
-          <w:bCs/>
-          <w:sz w:val="18"/>
-          <w:szCs w:val="18"/>
-        </w:rPr>
-        <w:t>Odwody:</w:t>
-      </w:r>
-      <w:r>
-        <w:rPr>
-          <w:sz w:val="18"/>
-          <w:szCs w:val="18"/>
-        </w:rPr>
-        <w:t xml:space="preserve"> Przed rozstawieniem podziel </w:t>
-      </w:r>
-      <w:r>
-        <w:rPr>
-          <w:sz w:val="18"/>
-          <w:szCs w:val="18"/>
-        </w:rPr>
-        <w:t>oddziały z tą zdolnością bez zdolności Zwiadowca</w:t>
-      </w:r>
-      <w:r>
-        <w:rPr>
-          <w:sz w:val="18"/>
-          <w:szCs w:val="18"/>
-        </w:rPr>
-        <w:t xml:space="preserve">, Zasadzka lub </w:t>
-      </w:r>
-      <w:r>
-        <w:rPr>
-          <w:sz w:val="18"/>
-          <w:szCs w:val="18"/>
-        </w:rPr>
-        <w:t>Rezerwa</w:t>
-      </w:r>
-      <w:r>
-        <w:rPr>
-          <w:sz w:val="18"/>
-          <w:szCs w:val="18"/>
-        </w:rPr>
-        <w:t xml:space="preserve"> na dwie </w:t>
-      </w:r>
-      <w:r>
-        <w:rPr>
-          <w:sz w:val="18"/>
-          <w:szCs w:val="18"/>
-        </w:rPr>
-        <w:t>grupy. Przeciwnik wybiera jedną z nich, a oddziały</w:t>
-      </w:r>
-      <w:r>
-        <w:rPr>
-          <w:sz w:val="18"/>
-          <w:szCs w:val="18"/>
-        </w:rPr>
-        <w:t xml:space="preserve"> w niej</w:t>
-      </w:r>
-      <w:r>
-        <w:rPr>
-          <w:sz w:val="18"/>
-          <w:szCs w:val="18"/>
-        </w:rPr>
-        <w:t xml:space="preserve"> zyskują </w:t>
-      </w:r>
-      <w:r>
-        <w:rPr>
-          <w:sz w:val="18"/>
-          <w:szCs w:val="18"/>
-        </w:rPr>
-        <w:t xml:space="preserve">zdolność </w:t>
-      </w:r>
-      <w:r>
-        <w:rPr>
-          <w:sz w:val="18"/>
-          <w:szCs w:val="18"/>
-        </w:rPr>
-        <w:t>Rezerwa</w:t>
-      </w:r>
-      <w:r>
-        <w:rPr>
-          <w:sz w:val="18"/>
-          <w:szCs w:val="18"/>
-        </w:rPr>
-        <w:t>.</w:t>
-      </w:r>
-    </w:p>
-    <w:p>
-      <w:pPr>
-        <w:spacing w:after="0"/>
-        <w:rPr>
-          <w:sz w:val="18"/>
-          <w:szCs w:val="18"/>
-        </w:rPr>
-      </w:pPr>
-    </w:p>
-    <w:p>
-      <w:pPr>
-        <w:spacing w:after="0"/>
-        <w:rPr>
-          <w:b/>
-          <w:bCs/>
-          <w:sz w:val="18"/>
-          <w:szCs w:val="18"/>
-        </w:rPr>
-      </w:pPr>
-      <w:r>
-        <w:rPr>
-          <w:b/>
-          <w:bCs/>
-          <w:sz w:val="18"/>
-          <w:szCs w:val="18"/>
-        </w:rPr>
-        <w:t>Aktywne:</w:t>
-      </w:r>
-    </w:p>
-    <w:p>
-      <w:pPr>
-        <w:spacing w:after="0"/>
-        <w:rPr>
-          <w:sz w:val="18"/>
-          <w:szCs w:val="18"/>
-        </w:rPr>
-      </w:pPr>
-      <w:r>
-        <w:rPr>
-          <w:b/>
-          <w:bCs/>
-          <w:sz w:val="18"/>
-          <w:szCs w:val="18"/>
-        </w:rPr>
-        <w:t>Usprawnienie:</w:t>
-      </w:r>
-      <w:r>
-        <w:rPr>
-          <w:sz w:val="18"/>
-          <w:szCs w:val="18"/>
-        </w:rPr>
-        <w:t xml:space="preserve"> </w:t>
-      </w:r>
-      <w:r>
-        <w:rPr>
-          <w:sz w:val="18"/>
-          <w:szCs w:val="18"/>
-        </w:rPr>
-        <w:t xml:space="preserve">Przerwij, aby oddział w zasięgu 12” do końca aktywacji zwiększył AP </w:t>
-      </w:r>
-      <w:r>
-        <w:rPr>
-          <w:sz w:val="18"/>
-          <w:szCs w:val="18"/>
-        </w:rPr>
-        <w:t xml:space="preserve">wszystkich </w:t>
-      </w:r>
-      <w:r>
-        <w:rPr>
-          <w:sz w:val="18"/>
-          <w:szCs w:val="18"/>
-        </w:rPr>
-        <w:t xml:space="preserve">swoich </w:t>
-      </w:r>
-      <w:r>
-        <w:rPr>
-          <w:sz w:val="18"/>
-          <w:szCs w:val="18"/>
-        </w:rPr>
-        <w:t>broni o 1.</w:t>
+        <w:t>Oznaczenie(X):</w:t>
+      </w:r>
+      <w:r>
+        <w:rPr>
+          <w:sz w:val="18"/>
+          <w:szCs w:val="18"/>
+        </w:rPr>
+        <w:t xml:space="preserve"> Raz na rundę możesz przerwać, aby sojuszniczy oddział, który atakuje oddział w zasięgu 12″, od teraz do końca aktywacji (nie)miał zdolność X.</w:t>
       </w:r>
     </w:p>
     <w:p>
@@ -8234,21 +8390,49 @@
           <w:sz w:val="18"/>
           <w:szCs w:val="18"/>
         </w:rPr>
-        <w:t xml:space="preserve"> wynosi 1,3- (jakość -1)/10*mnożniki: 0.5 za Nieustraszony</w:t>
-      </w:r>
-      <w:r>
-        <w:rPr>
-          <w:sz w:val="18"/>
-          <w:szCs w:val="18"/>
-        </w:rPr>
-        <w:t xml:space="preserve"> i</w:t>
-      </w:r>
-      <w:r>
-        <w:rPr>
-          <w:sz w:val="18"/>
-          <w:szCs w:val="18"/>
-        </w:rPr>
-        <w:t xml:space="preserve"> Straceńcy</w:t>
+        <w:t xml:space="preserve"> wynosi 1,3- (jakość -1)/10*mnożniki: 0</w:t>
+      </w:r>
+      <w:r>
+        <w:rPr>
+          <w:sz w:val="18"/>
+          <w:szCs w:val="18"/>
+        </w:rPr>
+        <w:t>,</w:t>
+      </w:r>
+      <w:r>
+        <w:rPr>
+          <w:sz w:val="18"/>
+          <w:szCs w:val="18"/>
+        </w:rPr>
+        <w:t>2</w:t>
+      </w:r>
+      <w:r>
+        <w:rPr>
+          <w:sz w:val="18"/>
+          <w:szCs w:val="18"/>
+        </w:rPr>
+        <w:t>5 za Nieustraszony</w:t>
+      </w:r>
+      <w:r>
+        <w:rPr>
+          <w:sz w:val="18"/>
+          <w:szCs w:val="18"/>
+        </w:rPr>
+        <w:t>, 0</w:t>
+      </w:r>
+      <w:r>
+        <w:rPr>
+          <w:sz w:val="18"/>
+          <w:szCs w:val="18"/>
+        </w:rPr>
+        <w:t>,5</w:t>
+      </w:r>
+      <w:r>
+        <w:rPr>
+          <w:sz w:val="18"/>
+          <w:szCs w:val="18"/>
+        </w:rPr>
+        <w:t>Straceńcy</w:t>
       </w:r>
     </w:p>
     <w:p>
@@ -8989,12 +9173,21 @@
                 <w:szCs w:val="18"/>
               </w:rPr>
             </w:pPr>
-            <w:r>
-              <w:rPr>
-                <w:sz w:val="18"/>
-                <w:szCs w:val="18"/>
-              </w:rPr>
-              <w:t>Waagh (-)</w:t>
+            <w:proofErr w:type="spellStart"/>
+            <w:r>
+              <w:rPr>
+                <w:sz w:val="18"/>
+                <w:szCs w:val="18"/>
+              </w:rPr>
+              <w:t>Waagh</w:t>
+            </w:r>
+            <w:proofErr w:type="spellEnd"/>
+            <w:r>
+              <w:rPr>
+                <w:sz w:val="18"/>
+                <w:szCs w:val="18"/>
+              </w:rPr>
+              <w:t xml:space="preserve"> (-)</w:t>
             </w:r>
           </w:p>
         </w:tc>
@@ -9675,8 +9868,17 @@
                 <w:sz w:val="18"/>
                 <w:szCs w:val="18"/>
               </w:rPr>
-              <w:t>Chimera, Sentinel</w:t>
-            </w:r>
+              <w:t xml:space="preserve">Chimera, </w:t>
+            </w:r>
+            <w:proofErr w:type="spellStart"/>
+            <w:r>
+              <w:rPr>
+                <w:sz w:val="18"/>
+                <w:szCs w:val="18"/>
+              </w:rPr>
+              <w:t>Sentinel</w:t>
+            </w:r>
+            <w:proofErr w:type="spellEnd"/>
           </w:p>
         </w:tc>
       </w:tr>
@@ -9737,8 +9939,17 @@
                 <w:sz w:val="18"/>
                 <w:szCs w:val="18"/>
               </w:rPr>
-              <w:t>Drednot, Leman Russ</w:t>
-            </w:r>
+              <w:t xml:space="preserve">Drednot, Leman </w:t>
+            </w:r>
+            <w:proofErr w:type="spellStart"/>
+            <w:r>
+              <w:rPr>
+                <w:sz w:val="18"/>
+                <w:szCs w:val="18"/>
+              </w:rPr>
+              <w:t>Russ</w:t>
+            </w:r>
+            <w:proofErr w:type="spellEnd"/>
           </w:p>
         </w:tc>
       </w:tr>
@@ -11571,7 +11782,14 @@
                 <w:sz w:val="18"/>
                 <w:szCs w:val="18"/>
               </w:rPr>
-              <w:t>12</w:t>
+              <w:t>1</w:t>
+            </w:r>
+            <w:r>
+              <w:rPr>
+                <w:sz w:val="18"/>
+                <w:szCs w:val="18"/>
+              </w:rPr>
+              <w:t>8</w:t>
             </w:r>
           </w:p>
         </w:tc>
@@ -11591,7 +11809,7 @@
                 <w:sz w:val="18"/>
                 <w:szCs w:val="18"/>
               </w:rPr>
-              <w:t>15</w:t>
+              <w:t>22,5</w:t>
             </w:r>
           </w:p>
         </w:tc>
@@ -14413,12 +14631,21 @@
                 <w:szCs w:val="18"/>
               </w:rPr>
             </w:pPr>
-            <w:r>
-              <w:rPr>
-                <w:sz w:val="18"/>
-                <w:szCs w:val="18"/>
-              </w:rPr>
-              <w:t>Waagh (-)</w:t>
+            <w:proofErr w:type="spellStart"/>
+            <w:r>
+              <w:rPr>
+                <w:sz w:val="18"/>
+                <w:szCs w:val="18"/>
+              </w:rPr>
+              <w:t>Waagh</w:t>
+            </w:r>
+            <w:proofErr w:type="spellEnd"/>
+            <w:r>
+              <w:rPr>
+                <w:sz w:val="18"/>
+                <w:szCs w:val="18"/>
+              </w:rPr>
+              <w:t xml:space="preserve"> (-)</w:t>
             </w:r>
           </w:p>
         </w:tc>
@@ -16322,36 +16549,168 @@
           <w:szCs w:val="18"/>
         </w:rPr>
       </w:pPr>
-      <w:r>
-        <w:rPr>
-          <w:sz w:val="18"/>
-          <w:szCs w:val="18"/>
-        </w:rPr>
-        <w:t>Usprawnienie</w:t>
-      </w:r>
-      <w:r>
-        <w:rPr>
-          <w:sz w:val="18"/>
-          <w:szCs w:val="18"/>
-        </w:rPr>
-        <w:t>: 45</w:t>
-      </w:r>
-    </w:p>
-    <w:p>
-      <w:pPr>
-        <w:spacing w:after="0"/>
-        <w:rPr>
-          <w:sz w:val="18"/>
-          <w:szCs w:val="18"/>
-        </w:rPr>
-      </w:pPr>
-    </w:p>
-    <w:p>
-      <w:pPr>
-        <w:spacing w:after="0"/>
-        <w:rPr>
-          <w:b/>
-          <w:bCs/>
+    </w:p>
+    <w:p>
+      <w:pPr>
+        <w:spacing w:after="0"/>
+        <w:rPr>
+          <w:sz w:val="18"/>
+          <w:szCs w:val="18"/>
+        </w:rPr>
+      </w:pPr>
+      <w:r>
+        <w:rPr>
+          <w:b/>
+          <w:bCs/>
+          <w:sz w:val="18"/>
+          <w:szCs w:val="18"/>
+        </w:rPr>
+        <w:t xml:space="preserve">Uwaga </w:t>
+      </w:r>
+      <w:r>
+        <w:rPr>
+          <w:b/>
+          <w:bCs/>
+          <w:sz w:val="18"/>
+          <w:szCs w:val="18"/>
+        </w:rPr>
+        <w:t>projektowa</w:t>
+      </w:r>
+      <w:r>
+        <w:rPr>
+          <w:b/>
+          <w:bCs/>
+          <w:sz w:val="18"/>
+          <w:szCs w:val="18"/>
+        </w:rPr>
+        <w:t>:</w:t>
+      </w:r>
+      <w:r>
+        <w:rPr>
+          <w:sz w:val="18"/>
+          <w:szCs w:val="18"/>
+        </w:rPr>
+        <w:t xml:space="preserve"> większość zdolności aktywnych i aur jest wyceniana według ich górnej graniczy skuteczności</w:t>
+      </w:r>
+      <w:r>
+        <w:rPr>
+          <w:sz w:val="18"/>
+          <w:szCs w:val="18"/>
+        </w:rPr>
+        <w:t>, czyli tak</w:t>
+      </w:r>
+      <w:r>
+        <w:rPr>
+          <w:sz w:val="18"/>
+          <w:szCs w:val="18"/>
+        </w:rPr>
+        <w:t>,</w:t>
+      </w:r>
+      <w:r>
+        <w:rPr>
+          <w:sz w:val="18"/>
+          <w:szCs w:val="18"/>
+        </w:rPr>
+        <w:t xml:space="preserve"> aby ograniczyć zbyt mocne kombinacje – oznacza to jednak, że trzeba uważać </w:t>
+      </w:r>
+      <w:r>
+        <w:rPr>
+          <w:sz w:val="18"/>
+          <w:szCs w:val="18"/>
+        </w:rPr>
+        <w:t>kombinacje s</w:t>
+      </w:r>
+      <w:r>
+        <w:rPr>
+          <w:sz w:val="18"/>
+          <w:szCs w:val="18"/>
+        </w:rPr>
+        <w:t>ensownie fabularnie</w:t>
+      </w:r>
+      <w:r>
+        <w:rPr>
+          <w:sz w:val="18"/>
+          <w:szCs w:val="18"/>
+        </w:rPr>
+        <w:t>,</w:t>
+      </w:r>
+      <w:r>
+        <w:rPr>
+          <w:sz w:val="18"/>
+          <w:szCs w:val="18"/>
+        </w:rPr>
+        <w:t xml:space="preserve"> ale słabe mechanicznie</w:t>
+      </w:r>
+      <w:r>
+        <w:rPr>
+          <w:sz w:val="18"/>
+          <w:szCs w:val="18"/>
+        </w:rPr>
+        <w:t>; w takich</w:t>
+      </w:r>
+      <w:r>
+        <w:rPr>
+          <w:sz w:val="18"/>
+          <w:szCs w:val="18"/>
+        </w:rPr>
+        <w:t xml:space="preserve"> sytuacjach na ogół pomaga konwencja </w:t>
+      </w:r>
+      <w:r>
+        <w:rPr>
+          <w:sz w:val="18"/>
+          <w:szCs w:val="18"/>
+        </w:rPr>
+        <w:t xml:space="preserve">Znaczników </w:t>
+      </w:r>
+      <w:r>
+        <w:rPr>
+          <w:sz w:val="18"/>
+          <w:szCs w:val="18"/>
+        </w:rPr>
+        <w:t>Ulepszeń</w:t>
+      </w:r>
+      <w:r>
+        <w:rPr>
+          <w:sz w:val="18"/>
+          <w:szCs w:val="18"/>
+        </w:rPr>
+        <w:t>.</w:t>
+      </w:r>
+      <w:r>
+        <w:rPr>
+          <w:sz w:val="18"/>
+          <w:szCs w:val="18"/>
+        </w:rPr>
+        <w:t xml:space="preserve"> Naturalnie </w:t>
+      </w:r>
+      <w:r>
+        <w:rPr>
+          <w:sz w:val="18"/>
+          <w:szCs w:val="18"/>
+        </w:rPr>
+        <w:t>oczekiwany jest również umiar w wykorzystywaniu zna</w:t>
+      </w:r>
+      <w:r>
+        <w:rPr>
+          <w:sz w:val="18"/>
+          <w:szCs w:val="18"/>
+        </w:rPr>
+        <w:t>lezionych zbyt mocnych kombinacji.</w:t>
+      </w:r>
+    </w:p>
+    <w:p>
+      <w:pPr>
+        <w:spacing w:after="0"/>
+        <w:rPr>
+          <w:sz w:val="18"/>
+          <w:szCs w:val="18"/>
+        </w:rPr>
+      </w:pPr>
+    </w:p>
+    <w:p>
+      <w:pPr>
+        <w:spacing w:after="0"/>
+        <w:rPr>
           <w:sz w:val="18"/>
           <w:szCs w:val="18"/>
         </w:rPr>
@@ -16365,13 +16724,140 @@
         </w:rPr>
         <w:t>Konwencje:</w:t>
       </w:r>
-    </w:p>
-    <w:p>
-      <w:pPr>
-        <w:spacing w:after="0"/>
-        <w:rPr>
-          <w:b/>
-          <w:bCs/>
+      <w:r>
+        <w:rPr>
+          <w:sz w:val="18"/>
+          <w:szCs w:val="18"/>
+        </w:rPr>
+        <w:t xml:space="preserve"> uzgodnienia </w:t>
+      </w:r>
+      <w:r>
+        <w:rPr>
+          <w:sz w:val="18"/>
+          <w:szCs w:val="18"/>
+        </w:rPr>
+        <w:t>między graczami, które mogą znacząco zmienić odbiór gry, nie zmieniając zasad</w:t>
+      </w:r>
+      <w:r>
+        <w:rPr>
+          <w:sz w:val="18"/>
+          <w:szCs w:val="18"/>
+        </w:rPr>
+        <w:t>.</w:t>
+      </w:r>
+    </w:p>
+    <w:p>
+      <w:pPr>
+        <w:spacing w:after="0"/>
+        <w:rPr>
+          <w:sz w:val="18"/>
+          <w:szCs w:val="18"/>
+        </w:rPr>
+      </w:pPr>
+    </w:p>
+    <w:p>
+      <w:pPr>
+        <w:spacing w:after="0"/>
+        <w:rPr>
+          <w:sz w:val="18"/>
+          <w:szCs w:val="18"/>
+        </w:rPr>
+      </w:pPr>
+      <w:r>
+        <w:rPr>
+          <w:b/>
+          <w:bCs/>
+          <w:sz w:val="18"/>
+          <w:szCs w:val="18"/>
+        </w:rPr>
+        <w:t>Znaczniki Ulepszeń</w:t>
+      </w:r>
+      <w:r>
+        <w:rPr>
+          <w:b/>
+          <w:bCs/>
+          <w:sz w:val="18"/>
+          <w:szCs w:val="18"/>
+        </w:rPr>
+        <w:t xml:space="preserve">: </w:t>
+      </w:r>
+      <w:r>
+        <w:rPr>
+          <w:sz w:val="18"/>
+          <w:szCs w:val="18"/>
+        </w:rPr>
+        <w:t>Zalecane zawsze, bo ułatwia projektowanie armii</w:t>
+      </w:r>
+      <w:r>
+        <w:rPr>
+          <w:sz w:val="18"/>
+          <w:szCs w:val="18"/>
+        </w:rPr>
+        <w:t xml:space="preserve">, ale wymaga </w:t>
+      </w:r>
+      <w:r>
+        <w:rPr>
+          <w:sz w:val="18"/>
+          <w:szCs w:val="18"/>
+        </w:rPr>
+        <w:t>czytelnej</w:t>
+      </w:r>
+      <w:r>
+        <w:rPr>
+          <w:sz w:val="18"/>
+          <w:szCs w:val="18"/>
+        </w:rPr>
+        <w:t xml:space="preserve"> deklaracji.</w:t>
+      </w:r>
+    </w:p>
+    <w:p>
+      <w:pPr>
+        <w:spacing w:after="0"/>
+        <w:rPr>
+          <w:sz w:val="18"/>
+          <w:szCs w:val="18"/>
+        </w:rPr>
+      </w:pPr>
+      <w:r>
+        <w:rPr>
+          <w:sz w:val="18"/>
+          <w:szCs w:val="18"/>
+        </w:rPr>
+        <w:t xml:space="preserve">Modele ze specjalnym wyposażaniem jak sztandar czy skaner, są traktowane nie jako modele z </w:t>
+      </w:r>
+      <w:r>
+        <w:rPr>
+          <w:sz w:val="18"/>
+          <w:szCs w:val="18"/>
+        </w:rPr>
+        <w:t>A</w:t>
+      </w:r>
+      <w:r>
+        <w:rPr>
+          <w:sz w:val="18"/>
+          <w:szCs w:val="18"/>
+        </w:rPr>
+        <w:t>urą</w:t>
+      </w:r>
+      <w:r>
+        <w:rPr>
+          <w:sz w:val="18"/>
+          <w:szCs w:val="18"/>
+        </w:rPr>
+        <w:t xml:space="preserve"> lub inną zdolnością</w:t>
+      </w:r>
+      <w:r>
+        <w:rPr>
+          <w:sz w:val="18"/>
+          <w:szCs w:val="18"/>
+        </w:rPr>
+        <w:t>, a jako oznaczenie, że oddział wykupił opcjonalną zdolność pasywną (której nie traci po ich zniszczeniu).</w:t>
+      </w:r>
+    </w:p>
+    <w:p>
+      <w:pPr>
+        <w:spacing w:after="0"/>
+        <w:rPr>
           <w:sz w:val="18"/>
           <w:szCs w:val="18"/>
         </w:rPr>
@@ -16394,29 +16880,48 @@
         </w:rPr>
         <w:t>Regimenty:</w:t>
       </w:r>
-    </w:p>
-    <w:p>
-      <w:pPr>
-        <w:spacing w:after="0"/>
-        <w:rPr>
-          <w:sz w:val="18"/>
-          <w:szCs w:val="18"/>
-        </w:rPr>
-      </w:pPr>
-      <w:r>
-        <w:rPr>
-          <w:sz w:val="18"/>
-          <w:szCs w:val="18"/>
-        </w:rPr>
-        <w:t>Zalecane, dla chcących spróbować bardziej pozycyjnej gry.</w:t>
-      </w:r>
-    </w:p>
-    <w:p>
-      <w:pPr>
-        <w:spacing w:after="0"/>
-        <w:rPr>
-          <w:b/>
-          <w:bCs/>
+      <w:r>
+        <w:rPr>
+          <w:b/>
+          <w:bCs/>
+          <w:sz w:val="18"/>
+          <w:szCs w:val="18"/>
+        </w:rPr>
+        <w:t xml:space="preserve"> </w:t>
+      </w:r>
+      <w:r>
+        <w:rPr>
+          <w:sz w:val="18"/>
+          <w:szCs w:val="18"/>
+        </w:rPr>
+        <w:t xml:space="preserve">Zalecane, dla chcących spróbować bardziej </w:t>
+      </w:r>
+      <w:r>
+        <w:rPr>
+          <w:sz w:val="18"/>
+          <w:szCs w:val="18"/>
+        </w:rPr>
+        <w:t>manewr</w:t>
+      </w:r>
+      <w:r>
+        <w:rPr>
+          <w:sz w:val="18"/>
+          <w:szCs w:val="18"/>
+        </w:rPr>
+        <w:t>owej lub tradycyjnej</w:t>
+      </w:r>
+      <w:r>
+        <w:rPr>
+          <w:sz w:val="18"/>
+          <w:szCs w:val="18"/>
+        </w:rPr>
+        <w:t xml:space="preserve"> gry.</w:t>
+      </w:r>
+    </w:p>
+    <w:p>
+      <w:pPr>
+        <w:spacing w:after="0"/>
+        <w:rPr>
           <w:sz w:val="18"/>
           <w:szCs w:val="18"/>
         </w:rPr>
@@ -16427,6 +16932,65 @@
           <w:szCs w:val="18"/>
         </w:rPr>
         <w:t>Cała tacka kilkunastu modeli, powinna być w rozpisce jednym modelem z wysoką wytrzymałością i cechami Rój i Zwrot. Zalecamy, aby wszystkie oddziały miały cechę Zwrot i Przygotowanie i nie więcej niż 2 „modele”.</w:t>
+      </w:r>
+    </w:p>
+    <w:p>
+      <w:pPr>
+        <w:spacing w:after="0"/>
+        <w:rPr>
+          <w:sz w:val="18"/>
+          <w:szCs w:val="18"/>
+        </w:rPr>
+      </w:pPr>
+    </w:p>
+    <w:p>
+      <w:pPr>
+        <w:spacing w:after="0"/>
+        <w:rPr>
+          <w:sz w:val="18"/>
+          <w:szCs w:val="18"/>
+        </w:rPr>
+      </w:pPr>
+      <w:r>
+        <w:rPr>
+          <w:b/>
+          <w:bCs/>
+          <w:sz w:val="18"/>
+          <w:szCs w:val="18"/>
+        </w:rPr>
+        <w:t>Reakcje:</w:t>
+      </w:r>
+      <w:r>
+        <w:rPr>
+          <w:b/>
+          <w:bCs/>
+          <w:sz w:val="18"/>
+          <w:szCs w:val="18"/>
+        </w:rPr>
+        <w:t xml:space="preserve"> </w:t>
+      </w:r>
+      <w:r>
+        <w:rPr>
+          <w:sz w:val="18"/>
+          <w:szCs w:val="18"/>
+        </w:rPr>
+        <w:t>Nie zalecenie, bo spowalnia dynamikę gry.</w:t>
+      </w:r>
+    </w:p>
+    <w:p>
+      <w:pPr>
+        <w:spacing w:after="0"/>
+        <w:rPr>
+          <w:sz w:val="18"/>
+          <w:szCs w:val="18"/>
+        </w:rPr>
+      </w:pPr>
+      <w:r>
+        <w:rPr>
+          <w:sz w:val="18"/>
+          <w:szCs w:val="18"/>
+        </w:rPr>
+        <w:t>Wszystkie oddziały mają Strażnik.</w:t>
       </w:r>
     </w:p>
     <w:sectPr>
@@ -16718,16 +17282,16 @@
     </w:lvl>
   </w:abstractNum>
   <w:abstractNum w:abstractNumId="2" w15:restartNumberingAfterBreak="0">
-    <w:nsid w:val="313D3CB4"/>
+    <w:nsid w:val="24440538"/>
     <w:multiLevelType w:val="hybridMultilevel"/>
-    <w:tmpl w:val="05EEF8CE"/>
+    <w:tmpl w:val="E3FCE9DC"/>
     <w:lvl w:ilvl="0" w:tplc="04150001">
       <w:start w:val="1"/>
       <w:numFmt w:val="bullet"/>
       <w:lvlText w:val=""/>
       <w:lvlJc w:val="left"/>
       <w:pPr>
-        <w:ind w:left="720" w:hanging="360"/>
+        <w:ind w:left="360" w:hanging="360"/>
       </w:pPr>
       <w:rPr>
         <w:rFonts w:ascii="Symbol" w:hAnsi="Symbol" w:hint="default"/>
@@ -16739,7 +17303,7 @@
       <w:lvlText w:val="o"/>
       <w:lvlJc w:val="left"/>
       <w:pPr>
-        <w:ind w:left="1440" w:hanging="360"/>
+        <w:ind w:left="1080" w:hanging="360"/>
       </w:pPr>
       <w:rPr>
         <w:rFonts w:ascii="Courier New" w:hAnsi="Courier New" w:cs="Courier New" w:hint="default"/>
@@ -16751,7 +17315,7 @@
       <w:lvlText w:val=""/>
       <w:lvlJc w:val="left"/>
       <w:pPr>
-        <w:ind w:left="2160" w:hanging="360"/>
+        <w:ind w:left="1800" w:hanging="360"/>
       </w:pPr>
       <w:rPr>
         <w:rFonts w:ascii="Wingdings" w:hAnsi="Wingdings" w:hint="default"/>
@@ -16763,7 +17327,7 @@
       <w:lvlText w:val=""/>
       <w:lvlJc w:val="left"/>
       <w:pPr>
-        <w:ind w:left="2880" w:hanging="360"/>
+        <w:ind w:left="2520" w:hanging="360"/>
       </w:pPr>
       <w:rPr>
         <w:rFonts w:ascii="Symbol" w:hAnsi="Symbol" w:hint="default"/>
@@ -16775,7 +17339,7 @@
       <w:lvlText w:val="o"/>
       <w:lvlJc w:val="left"/>
       <w:pPr>
-        <w:ind w:left="3600" w:hanging="360"/>
+        <w:ind w:left="3240" w:hanging="360"/>
       </w:pPr>
       <w:rPr>
         <w:rFonts w:ascii="Courier New" w:hAnsi="Courier New" w:cs="Courier New" w:hint="default"/>
@@ -16787,7 +17351,7 @@
       <w:lvlText w:val=""/>
       <w:lvlJc w:val="left"/>
       <w:pPr>
-        <w:ind w:left="4320" w:hanging="360"/>
+        <w:ind w:left="3960" w:hanging="360"/>
       </w:pPr>
       <w:rPr>
         <w:rFonts w:ascii="Wingdings" w:hAnsi="Wingdings" w:hint="default"/>
@@ -16799,7 +17363,7 @@
       <w:lvlText w:val=""/>
       <w:lvlJc w:val="left"/>
       <w:pPr>
-        <w:ind w:left="5040" w:hanging="360"/>
+        <w:ind w:left="4680" w:hanging="360"/>
       </w:pPr>
       <w:rPr>
         <w:rFonts w:ascii="Symbol" w:hAnsi="Symbol" w:hint="default"/>
@@ -16811,7 +17375,7 @@
       <w:lvlText w:val="o"/>
       <w:lvlJc w:val="left"/>
       <w:pPr>
-        <w:ind w:left="5760" w:hanging="360"/>
+        <w:ind w:left="5400" w:hanging="360"/>
       </w:pPr>
       <w:rPr>
         <w:rFonts w:ascii="Courier New" w:hAnsi="Courier New" w:cs="Courier New" w:hint="default"/>
@@ -16823,7 +17387,7 @@
       <w:lvlText w:val=""/>
       <w:lvlJc w:val="left"/>
       <w:pPr>
-        <w:ind w:left="6480" w:hanging="360"/>
+        <w:ind w:left="6120" w:hanging="360"/>
       </w:pPr>
       <w:rPr>
         <w:rFonts w:ascii="Wingdings" w:hAnsi="Wingdings" w:hint="default"/>
@@ -16831,9 +17395,9 @@
     </w:lvl>
   </w:abstractNum>
   <w:abstractNum w:abstractNumId="3" w15:restartNumberingAfterBreak="0">
-    <w:nsid w:val="35036806"/>
+    <w:nsid w:val="30E202D3"/>
     <w:multiLevelType w:val="hybridMultilevel"/>
-    <w:tmpl w:val="E0C472D2"/>
+    <w:tmpl w:val="C7A0F63A"/>
     <w:lvl w:ilvl="0" w:tplc="04150001">
       <w:start w:val="1"/>
       <w:numFmt w:val="bullet"/>
@@ -16944,16 +17508,16 @@
     </w:lvl>
   </w:abstractNum>
   <w:abstractNum w:abstractNumId="4" w15:restartNumberingAfterBreak="0">
-    <w:nsid w:val="3BE4574F"/>
+    <w:nsid w:val="313D3CB4"/>
     <w:multiLevelType w:val="hybridMultilevel"/>
-    <w:tmpl w:val="6F347CA8"/>
+    <w:tmpl w:val="05EEF8CE"/>
     <w:lvl w:ilvl="0" w:tplc="04150001">
       <w:start w:val="1"/>
       <w:numFmt w:val="bullet"/>
       <w:lvlText w:val=""/>
       <w:lvlJc w:val="left"/>
       <w:pPr>
-        <w:ind w:left="360" w:hanging="360"/>
+        <w:ind w:left="720" w:hanging="360"/>
       </w:pPr>
       <w:rPr>
         <w:rFonts w:ascii="Symbol" w:hAnsi="Symbol" w:hint="default"/>
@@ -16965,7 +17529,7 @@
       <w:lvlText w:val="o"/>
       <w:lvlJc w:val="left"/>
       <w:pPr>
-        <w:ind w:left="1080" w:hanging="360"/>
+        <w:ind w:left="1440" w:hanging="360"/>
       </w:pPr>
       <w:rPr>
         <w:rFonts w:ascii="Courier New" w:hAnsi="Courier New" w:cs="Courier New" w:hint="default"/>
@@ -16977,7 +17541,7 @@
       <w:lvlText w:val=""/>
       <w:lvlJc w:val="left"/>
       <w:pPr>
-        <w:ind w:left="1800" w:hanging="360"/>
+        <w:ind w:left="2160" w:hanging="360"/>
       </w:pPr>
       <w:rPr>
         <w:rFonts w:ascii="Wingdings" w:hAnsi="Wingdings" w:hint="default"/>
@@ -16989,7 +17553,7 @@
       <w:lvlText w:val=""/>
       <w:lvlJc w:val="left"/>
       <w:pPr>
-        <w:ind w:left="2520" w:hanging="360"/>
+        <w:ind w:left="2880" w:hanging="360"/>
       </w:pPr>
       <w:rPr>
         <w:rFonts w:ascii="Symbol" w:hAnsi="Symbol" w:hint="default"/>
@@ -17001,7 +17565,7 @@
       <w:lvlText w:val="o"/>
       <w:lvlJc w:val="left"/>
       <w:pPr>
-        <w:ind w:left="3240" w:hanging="360"/>
+        <w:ind w:left="3600" w:hanging="360"/>
       </w:pPr>
       <w:rPr>
         <w:rFonts w:ascii="Courier New" w:hAnsi="Courier New" w:cs="Courier New" w:hint="default"/>
@@ -17013,7 +17577,7 @@
       <w:lvlText w:val=""/>
       <w:lvlJc w:val="left"/>
       <w:pPr>
-        <w:ind w:left="3960" w:hanging="360"/>
+        <w:ind w:left="4320" w:hanging="360"/>
       </w:pPr>
       <w:rPr>
         <w:rFonts w:ascii="Wingdings" w:hAnsi="Wingdings" w:hint="default"/>
@@ -17025,7 +17589,7 @@
       <w:lvlText w:val=""/>
       <w:lvlJc w:val="left"/>
       <w:pPr>
-        <w:ind w:left="4680" w:hanging="360"/>
+        <w:ind w:left="5040" w:hanging="360"/>
       </w:pPr>
       <w:rPr>
         <w:rFonts w:ascii="Symbol" w:hAnsi="Symbol" w:hint="default"/>
@@ -17037,7 +17601,7 @@
       <w:lvlText w:val="o"/>
       <w:lvlJc w:val="left"/>
       <w:pPr>
-        <w:ind w:left="5400" w:hanging="360"/>
+        <w:ind w:left="5760" w:hanging="360"/>
       </w:pPr>
       <w:rPr>
         <w:rFonts w:ascii="Courier New" w:hAnsi="Courier New" w:cs="Courier New" w:hint="default"/>
@@ -17049,7 +17613,7 @@
       <w:lvlText w:val=""/>
       <w:lvlJc w:val="left"/>
       <w:pPr>
-        <w:ind w:left="6120" w:hanging="360"/>
+        <w:ind w:left="6480" w:hanging="360"/>
       </w:pPr>
       <w:rPr>
         <w:rFonts w:ascii="Wingdings" w:hAnsi="Wingdings" w:hint="default"/>
@@ -17057,6 +17621,232 @@
     </w:lvl>
   </w:abstractNum>
   <w:abstractNum w:abstractNumId="5" w15:restartNumberingAfterBreak="0">
+    <w:nsid w:val="35036806"/>
+    <w:multiLevelType w:val="hybridMultilevel"/>
+    <w:tmpl w:val="E0C472D2"/>
+    <w:lvl w:ilvl="0" w:tplc="04150001">
+      <w:start w:val="1"/>
+      <w:numFmt w:val="bullet"/>
+      <w:lvlText w:val=""/>
+      <w:lvlJc w:val="left"/>
+      <w:pPr>
+        <w:ind w:left="360" w:hanging="360"/>
+      </w:pPr>
+      <w:rPr>
+        <w:rFonts w:ascii="Symbol" w:hAnsi="Symbol" w:hint="default"/>
+      </w:rPr>
+    </w:lvl>
+    <w:lvl w:ilvl="1" w:tplc="04150003" w:tentative="1">
+      <w:start w:val="1"/>
+      <w:numFmt w:val="bullet"/>
+      <w:lvlText w:val="o"/>
+      <w:lvlJc w:val="left"/>
+      <w:pPr>
+        <w:ind w:left="1080" w:hanging="360"/>
+      </w:pPr>
+      <w:rPr>
+        <w:rFonts w:ascii="Courier New" w:hAnsi="Courier New" w:cs="Courier New" w:hint="default"/>
+      </w:rPr>
+    </w:lvl>
+    <w:lvl w:ilvl="2" w:tplc="04150005" w:tentative="1">
+      <w:start w:val="1"/>
+      <w:numFmt w:val="bullet"/>
+      <w:lvlText w:val=""/>
+      <w:lvlJc w:val="left"/>
+      <w:pPr>
+        <w:ind w:left="1800" w:hanging="360"/>
+      </w:pPr>
+      <w:rPr>
+        <w:rFonts w:ascii="Wingdings" w:hAnsi="Wingdings" w:hint="default"/>
+      </w:rPr>
+    </w:lvl>
+    <w:lvl w:ilvl="3" w:tplc="04150001" w:tentative="1">
+      <w:start w:val="1"/>
+      <w:numFmt w:val="bullet"/>
+      <w:lvlText w:val=""/>
+      <w:lvlJc w:val="left"/>
+      <w:pPr>
+        <w:ind w:left="2520" w:hanging="360"/>
+      </w:pPr>
+      <w:rPr>
+        <w:rFonts w:ascii="Symbol" w:hAnsi="Symbol" w:hint="default"/>
+      </w:rPr>
+    </w:lvl>
+    <w:lvl w:ilvl="4" w:tplc="04150003" w:tentative="1">
+      <w:start w:val="1"/>
+      <w:numFmt w:val="bullet"/>
+      <w:lvlText w:val="o"/>
+      <w:lvlJc w:val="left"/>
+      <w:pPr>
+        <w:ind w:left="3240" w:hanging="360"/>
+      </w:pPr>
+      <w:rPr>
+        <w:rFonts w:ascii="Courier New" w:hAnsi="Courier New" w:cs="Courier New" w:hint="default"/>
+      </w:rPr>
+    </w:lvl>
+    <w:lvl w:ilvl="5" w:tplc="04150005" w:tentative="1">
+      <w:start w:val="1"/>
+      <w:numFmt w:val="bullet"/>
+      <w:lvlText w:val=""/>
+      <w:lvlJc w:val="left"/>
+      <w:pPr>
+        <w:ind w:left="3960" w:hanging="360"/>
+      </w:pPr>
+      <w:rPr>
+        <w:rFonts w:ascii="Wingdings" w:hAnsi="Wingdings" w:hint="default"/>
+      </w:rPr>
+    </w:lvl>
+    <w:lvl w:ilvl="6" w:tplc="04150001" w:tentative="1">
+      <w:start w:val="1"/>
+      <w:numFmt w:val="bullet"/>
+      <w:lvlText w:val=""/>
+      <w:lvlJc w:val="left"/>
+      <w:pPr>
+        <w:ind w:left="4680" w:hanging="360"/>
+      </w:pPr>
+      <w:rPr>
+        <w:rFonts w:ascii="Symbol" w:hAnsi="Symbol" w:hint="default"/>
+      </w:rPr>
+    </w:lvl>
+    <w:lvl w:ilvl="7" w:tplc="04150003" w:tentative="1">
+      <w:start w:val="1"/>
+      <w:numFmt w:val="bullet"/>
+      <w:lvlText w:val="o"/>
+      <w:lvlJc w:val="left"/>
+      <w:pPr>
+        <w:ind w:left="5400" w:hanging="360"/>
+      </w:pPr>
+      <w:rPr>
+        <w:rFonts w:ascii="Courier New" w:hAnsi="Courier New" w:cs="Courier New" w:hint="default"/>
+      </w:rPr>
+    </w:lvl>
+    <w:lvl w:ilvl="8" w:tplc="04150005" w:tentative="1">
+      <w:start w:val="1"/>
+      <w:numFmt w:val="bullet"/>
+      <w:lvlText w:val=""/>
+      <w:lvlJc w:val="left"/>
+      <w:pPr>
+        <w:ind w:left="6120" w:hanging="360"/>
+      </w:pPr>
+      <w:rPr>
+        <w:rFonts w:ascii="Wingdings" w:hAnsi="Wingdings" w:hint="default"/>
+      </w:rPr>
+    </w:lvl>
+  </w:abstractNum>
+  <w:abstractNum w:abstractNumId="6" w15:restartNumberingAfterBreak="0">
+    <w:nsid w:val="3BE4574F"/>
+    <w:multiLevelType w:val="hybridMultilevel"/>
+    <w:tmpl w:val="6F347CA8"/>
+    <w:lvl w:ilvl="0" w:tplc="04150001">
+      <w:start w:val="1"/>
+      <w:numFmt w:val="bullet"/>
+      <w:lvlText w:val=""/>
+      <w:lvlJc w:val="left"/>
+      <w:pPr>
+        <w:ind w:left="360" w:hanging="360"/>
+      </w:pPr>
+      <w:rPr>
+        <w:rFonts w:ascii="Symbol" w:hAnsi="Symbol" w:hint="default"/>
+      </w:rPr>
+    </w:lvl>
+    <w:lvl w:ilvl="1" w:tplc="04150003" w:tentative="1">
+      <w:start w:val="1"/>
+      <w:numFmt w:val="bullet"/>
+      <w:lvlText w:val="o"/>
+      <w:lvlJc w:val="left"/>
+      <w:pPr>
+        <w:ind w:left="1080" w:hanging="360"/>
+      </w:pPr>
+      <w:rPr>
+        <w:rFonts w:ascii="Courier New" w:hAnsi="Courier New" w:cs="Courier New" w:hint="default"/>
+      </w:rPr>
+    </w:lvl>
+    <w:lvl w:ilvl="2" w:tplc="04150005" w:tentative="1">
+      <w:start w:val="1"/>
+      <w:numFmt w:val="bullet"/>
+      <w:lvlText w:val=""/>
+      <w:lvlJc w:val="left"/>
+      <w:pPr>
+        <w:ind w:left="1800" w:hanging="360"/>
+      </w:pPr>
+      <w:rPr>
+        <w:rFonts w:ascii="Wingdings" w:hAnsi="Wingdings" w:hint="default"/>
+      </w:rPr>
+    </w:lvl>
+    <w:lvl w:ilvl="3" w:tplc="04150001" w:tentative="1">
+      <w:start w:val="1"/>
+      <w:numFmt w:val="bullet"/>
+      <w:lvlText w:val=""/>
+      <w:lvlJc w:val="left"/>
+      <w:pPr>
+        <w:ind w:left="2520" w:hanging="360"/>
+      </w:pPr>
+      <w:rPr>
+        <w:rFonts w:ascii="Symbol" w:hAnsi="Symbol" w:hint="default"/>
+      </w:rPr>
+    </w:lvl>
+    <w:lvl w:ilvl="4" w:tplc="04150003" w:tentative="1">
+      <w:start w:val="1"/>
+      <w:numFmt w:val="bullet"/>
+      <w:lvlText w:val="o"/>
+      <w:lvlJc w:val="left"/>
+      <w:pPr>
+        <w:ind w:left="3240" w:hanging="360"/>
+      </w:pPr>
+      <w:rPr>
+        <w:rFonts w:ascii="Courier New" w:hAnsi="Courier New" w:cs="Courier New" w:hint="default"/>
+      </w:rPr>
+    </w:lvl>
+    <w:lvl w:ilvl="5" w:tplc="04150005" w:tentative="1">
+      <w:start w:val="1"/>
+      <w:numFmt w:val="bullet"/>
+      <w:lvlText w:val=""/>
+      <w:lvlJc w:val="left"/>
+      <w:pPr>
+        <w:ind w:left="3960" w:hanging="360"/>
+      </w:pPr>
+      <w:rPr>
+        <w:rFonts w:ascii="Wingdings" w:hAnsi="Wingdings" w:hint="default"/>
+      </w:rPr>
+    </w:lvl>
+    <w:lvl w:ilvl="6" w:tplc="04150001" w:tentative="1">
+      <w:start w:val="1"/>
+      <w:numFmt w:val="bullet"/>
+      <w:lvlText w:val=""/>
+      <w:lvlJc w:val="left"/>
+      <w:pPr>
+        <w:ind w:left="4680" w:hanging="360"/>
+      </w:pPr>
+      <w:rPr>
+        <w:rFonts w:ascii="Symbol" w:hAnsi="Symbol" w:hint="default"/>
+      </w:rPr>
+    </w:lvl>
+    <w:lvl w:ilvl="7" w:tplc="04150003" w:tentative="1">
+      <w:start w:val="1"/>
+      <w:numFmt w:val="bullet"/>
+      <w:lvlText w:val="o"/>
+      <w:lvlJc w:val="left"/>
+      <w:pPr>
+        <w:ind w:left="5400" w:hanging="360"/>
+      </w:pPr>
+      <w:rPr>
+        <w:rFonts w:ascii="Courier New" w:hAnsi="Courier New" w:cs="Courier New" w:hint="default"/>
+      </w:rPr>
+    </w:lvl>
+    <w:lvl w:ilvl="8" w:tplc="04150005" w:tentative="1">
+      <w:start w:val="1"/>
+      <w:numFmt w:val="bullet"/>
+      <w:lvlText w:val=""/>
+      <w:lvlJc w:val="left"/>
+      <w:pPr>
+        <w:ind w:left="6120" w:hanging="360"/>
+      </w:pPr>
+      <w:rPr>
+        <w:rFonts w:ascii="Wingdings" w:hAnsi="Wingdings" w:hint="default"/>
+      </w:rPr>
+    </w:lvl>
+  </w:abstractNum>
+  <w:abstractNum w:abstractNumId="7" w15:restartNumberingAfterBreak="0">
     <w:nsid w:val="4A456DF1"/>
     <w:multiLevelType w:val="hybridMultilevel"/>
     <w:tmpl w:val="2668E528"/>
@@ -17142,7 +17932,7 @@
       </w:pPr>
     </w:lvl>
   </w:abstractNum>
-  <w:abstractNum w:abstractNumId="6" w15:restartNumberingAfterBreak="0">
+  <w:abstractNum w:abstractNumId="8" w15:restartNumberingAfterBreak="0">
     <w:nsid w:val="526356B5"/>
     <w:multiLevelType w:val="multilevel"/>
     <w:tmpl w:val="6E3ED9A8"/>
@@ -17291,7 +18081,7 @@
       </w:rPr>
     </w:lvl>
   </w:abstractNum>
-  <w:abstractNum w:abstractNumId="7" w15:restartNumberingAfterBreak="0">
+  <w:abstractNum w:abstractNumId="9" w15:restartNumberingAfterBreak="0">
     <w:nsid w:val="52AC6A4E"/>
     <w:multiLevelType w:val="hybridMultilevel"/>
     <w:tmpl w:val="1138185A"/>
@@ -17377,7 +18167,7 @@
       </w:pPr>
     </w:lvl>
   </w:abstractNum>
-  <w:abstractNum w:abstractNumId="8" w15:restartNumberingAfterBreak="0">
+  <w:abstractNum w:abstractNumId="10" w15:restartNumberingAfterBreak="0">
     <w:nsid w:val="546866E0"/>
     <w:multiLevelType w:val="hybridMultilevel"/>
     <w:tmpl w:val="E7068930"/>
@@ -17490,7 +18280,7 @@
       </w:rPr>
     </w:lvl>
   </w:abstractNum>
-  <w:abstractNum w:abstractNumId="9" w15:restartNumberingAfterBreak="0">
+  <w:abstractNum w:abstractNumId="11" w15:restartNumberingAfterBreak="0">
     <w:nsid w:val="6CE02867"/>
     <w:multiLevelType w:val="multilevel"/>
     <w:tmpl w:val="74AEADF4"/>
@@ -17639,7 +18429,7 @@
       </w:rPr>
     </w:lvl>
   </w:abstractNum>
-  <w:abstractNum w:abstractNumId="10" w15:restartNumberingAfterBreak="0">
+  <w:abstractNum w:abstractNumId="12" w15:restartNumberingAfterBreak="0">
     <w:nsid w:val="70356216"/>
     <w:multiLevelType w:val="hybridMultilevel"/>
     <w:tmpl w:val="7F2A022A"/>
@@ -17753,7 +18543,7 @@
     </w:lvl>
   </w:abstractNum>
   <w:num w:numId="1" w16cid:durableId="291787832">
-    <w:abstractNumId w:val="2"/>
+    <w:abstractNumId w:val="4"/>
   </w:num>
   <w:num w:numId="2" w16cid:durableId="426585881">
     <w:abstractNumId w:val="0"/>
@@ -17762,28 +18552,34 @@
     <w:abstractNumId w:val="1"/>
   </w:num>
   <w:num w:numId="4" w16cid:durableId="1408308384">
+    <w:abstractNumId w:val="8"/>
+  </w:num>
+  <w:num w:numId="5" w16cid:durableId="109279683">
+    <w:abstractNumId w:val="11"/>
+  </w:num>
+  <w:num w:numId="6" w16cid:durableId="657147143">
+    <w:abstractNumId w:val="9"/>
+  </w:num>
+  <w:num w:numId="7" w16cid:durableId="1869828609">
+    <w:abstractNumId w:val="7"/>
+  </w:num>
+  <w:num w:numId="8" w16cid:durableId="816461334">
+    <w:abstractNumId w:val="5"/>
+  </w:num>
+  <w:num w:numId="9" w16cid:durableId="1623537510">
+    <w:abstractNumId w:val="12"/>
+  </w:num>
+  <w:num w:numId="10" w16cid:durableId="1335767445">
+    <w:abstractNumId w:val="10"/>
+  </w:num>
+  <w:num w:numId="11" w16cid:durableId="90976186">
     <w:abstractNumId w:val="6"/>
   </w:num>
-  <w:num w:numId="5" w16cid:durableId="109279683">
-    <w:abstractNumId w:val="9"/>
-  </w:num>
-  <w:num w:numId="6" w16cid:durableId="657147143">
-    <w:abstractNumId w:val="7"/>
-  </w:num>
-  <w:num w:numId="7" w16cid:durableId="1869828609">
-    <w:abstractNumId w:val="5"/>
-  </w:num>
-  <w:num w:numId="8" w16cid:durableId="816461334">
+  <w:num w:numId="12" w16cid:durableId="2008825223">
     <w:abstractNumId w:val="3"/>
   </w:num>
-  <w:num w:numId="9" w16cid:durableId="1623537510">
-    <w:abstractNumId w:val="10"/>
-  </w:num>
-  <w:num w:numId="10" w16cid:durableId="1335767445">
-    <w:abstractNumId w:val="8"/>
-  </w:num>
-  <w:num w:numId="11" w16cid:durableId="90976186">
-    <w:abstractNumId w:val="4"/>
+  <w:num w:numId="13" w16cid:durableId="300035252">
+    <w:abstractNumId w:val="2"/>
   </w:num>
 </w:numbering>
 </file>

--- a/app/static/docs/SZOP.docx
+++ b/app/static/docs/SZOP.docx
@@ -341,7 +341,35 @@
           <w:sz w:val="18"/>
           <w:szCs w:val="18"/>
         </w:rPr>
-        <w:t>: Gdy dany model po raz pierwszy podczas aktywacji poruszy się przez niebezpiecznym terenie, rzuć tyloma kośćmi, ile ran potrzeba, aby go zniszczyć. Za każdą wyrzuconą 1 jego oddział otrzymuje ranę.</w:t>
+        <w:t xml:space="preserve">: Gdy </w:t>
+      </w:r>
+      <w:r>
+        <w:rPr>
+          <w:sz w:val="18"/>
+          <w:szCs w:val="18"/>
+        </w:rPr>
+        <w:t xml:space="preserve">oddział </w:t>
+      </w:r>
+      <w:r>
+        <w:rPr>
+          <w:sz w:val="18"/>
+          <w:szCs w:val="18"/>
+        </w:rPr>
+        <w:t>po raz pierwszy podczas aktywacji poruszy się przez niebezpiecznym terenie, rzuć tyloma kośćmi, ile ran potrzeba, aby go zniszczyć. Za każdą</w:t>
+      </w:r>
+      <w:r>
+        <w:rPr>
+          <w:sz w:val="18"/>
+          <w:szCs w:val="18"/>
+        </w:rPr>
+        <w:t xml:space="preserve"> </w:t>
+      </w:r>
+      <w:r>
+        <w:rPr>
+          <w:sz w:val="18"/>
+          <w:szCs w:val="18"/>
+        </w:rPr>
+        <w:t>1 otrzymuje ranę.</w:t>
       </w:r>
     </w:p>
     <w:p>
@@ -917,14 +945,7 @@
           <w:sz w:val="18"/>
           <w:szCs w:val="18"/>
         </w:rPr>
-        <w:t xml:space="preserve">przerwać, </w:t>
-      </w:r>
-      <w:r>
-        <w:rPr>
-          <w:sz w:val="18"/>
-          <w:szCs w:val="18"/>
-        </w:rPr>
-        <w:t>aby wy</w:t>
+        <w:t>przerwać, aby wy</w:t>
       </w:r>
       <w:r>
         <w:rPr>
@@ -938,7 +959,28 @@
           <w:sz w:val="18"/>
           <w:szCs w:val="18"/>
         </w:rPr>
-        <w:t>, ale zostaną po tym wyczerpani</w:t>
+        <w:t xml:space="preserve">, ale zostaną </w:t>
+      </w:r>
+      <w:r>
+        <w:rPr>
+          <w:sz w:val="18"/>
+          <w:szCs w:val="18"/>
+        </w:rPr>
+        <w:t>po tym wyczerpani</w:t>
+      </w:r>
+      <w:r>
+        <w:rPr>
+          <w:sz w:val="18"/>
+          <w:szCs w:val="18"/>
+        </w:rPr>
+        <w:t>, jeżeli ataku</w:t>
+      </w:r>
+      <w:r>
+        <w:rPr>
+          <w:sz w:val="18"/>
+          <w:szCs w:val="18"/>
+        </w:rPr>
+        <w:t>jący nie zostanie pokonany</w:t>
       </w:r>
       <w:r>
         <w:rPr>
@@ -1009,7 +1051,14 @@
           <w:sz w:val="18"/>
           <w:szCs w:val="18"/>
         </w:rPr>
-        <w:t>Przed końcem aktywacji</w:t>
+        <w:t>Po k</w:t>
+      </w:r>
+      <w:r>
+        <w:rPr>
+          <w:sz w:val="18"/>
+          <w:szCs w:val="18"/>
+        </w:rPr>
+        <w:t>ażdej akcji</w:t>
       </w:r>
       <w:r>
         <w:rPr>
@@ -1030,98 +1079,56 @@
           <w:sz w:val="18"/>
           <w:szCs w:val="18"/>
         </w:rPr>
-        <w:t xml:space="preserve">w niej </w:t>
-      </w:r>
-      <w:r>
-        <w:rPr>
-          <w:sz w:val="18"/>
-          <w:szCs w:val="18"/>
-        </w:rPr>
-        <w:t xml:space="preserve">otrzymał rany, wykonuje test jakości. Jeżeli ma połowę lub mniej początkowej wytrzymałości, wykonuje dodatkowy test. Jeżeli </w:t>
-      </w:r>
-      <w:r>
-        <w:rPr>
-          <w:sz w:val="18"/>
-          <w:szCs w:val="18"/>
-        </w:rPr>
-        <w:t>wygrał</w:t>
-      </w:r>
-      <w:r>
-        <w:rPr>
-          <w:sz w:val="18"/>
-          <w:szCs w:val="18"/>
-        </w:rPr>
-        <w:t xml:space="preserve"> walkę wręcz (zadał </w:t>
-      </w:r>
-      <w:r>
-        <w:rPr>
-          <w:sz w:val="18"/>
-          <w:szCs w:val="18"/>
-        </w:rPr>
-        <w:t>więcej</w:t>
-      </w:r>
-      <w:r>
-        <w:rPr>
-          <w:sz w:val="18"/>
-          <w:szCs w:val="18"/>
-        </w:rPr>
-        <w:t xml:space="preserve"> ran n</w:t>
-      </w:r>
-      <w:r>
-        <w:rPr>
-          <w:sz w:val="18"/>
-          <w:szCs w:val="18"/>
-        </w:rPr>
-        <w:t>iż otrzymał</w:t>
-      </w:r>
-      <w:r>
-        <w:rPr>
-          <w:sz w:val="18"/>
-          <w:szCs w:val="18"/>
-        </w:rPr>
-        <w:t>, albo każdy oddział z którym walczył jest pokonany</w:t>
-      </w:r>
-      <w:r>
-        <w:rPr>
-          <w:sz w:val="18"/>
-          <w:szCs w:val="18"/>
-        </w:rPr>
-        <w:t xml:space="preserve">), wykonuje </w:t>
-      </w:r>
-      <w:r>
-        <w:rPr>
-          <w:sz w:val="18"/>
-          <w:szCs w:val="18"/>
-        </w:rPr>
-        <w:t>jeden test mniej</w:t>
-      </w:r>
-      <w:r>
-        <w:rPr>
-          <w:sz w:val="18"/>
-          <w:szCs w:val="18"/>
-        </w:rPr>
-        <w:t xml:space="preserve">, a jeżeli jego przeciwnik </w:t>
-      </w:r>
-      <w:r>
-        <w:rPr>
-          <w:sz w:val="18"/>
-          <w:szCs w:val="18"/>
-        </w:rPr>
-        <w:t>wygrał</w:t>
-      </w:r>
-      <w:r>
-        <w:rPr>
-          <w:sz w:val="18"/>
-          <w:szCs w:val="18"/>
-        </w:rPr>
-        <w:t xml:space="preserve"> walkę, jeden test </w:t>
-      </w:r>
-      <w:r>
-        <w:rPr>
-          <w:sz w:val="18"/>
-          <w:szCs w:val="18"/>
-        </w:rPr>
-        <w:t>więcej</w:t>
+        <w:t>otrzymał w niej więcej ran niż zadał</w:t>
+      </w:r>
+      <w:r>
+        <w:rPr>
+          <w:sz w:val="18"/>
+          <w:szCs w:val="18"/>
+        </w:rPr>
+        <w:t xml:space="preserve">, wykonuje test jakości. </w:t>
+      </w:r>
+      <w:r>
+        <w:rPr>
+          <w:sz w:val="18"/>
+          <w:szCs w:val="18"/>
+        </w:rPr>
+        <w:t xml:space="preserve">Jeżeli nie jest powyżej połowy początkowej </w:t>
+      </w:r>
+      <w:r>
+        <w:rPr>
+          <w:sz w:val="18"/>
+          <w:szCs w:val="18"/>
+        </w:rPr>
+        <w:t>wytrzymałości</w:t>
+      </w:r>
+      <w:r>
+        <w:rPr>
+          <w:sz w:val="18"/>
+          <w:szCs w:val="18"/>
+        </w:rPr>
+        <w:t xml:space="preserve"> </w:t>
+      </w:r>
+      <w:r>
+        <w:rPr>
+          <w:sz w:val="18"/>
+          <w:szCs w:val="18"/>
+        </w:rPr>
+        <w:t>wykonuje dodatkowy test.</w:t>
+      </w:r>
+      <w:r>
+        <w:rPr>
+          <w:sz w:val="18"/>
+          <w:szCs w:val="18"/>
+        </w:rPr>
+        <w:t xml:space="preserve"> Jeżeli walczył wręcz </w:t>
+      </w:r>
+      <w:r>
+        <w:rPr>
+          <w:sz w:val="18"/>
+          <w:szCs w:val="18"/>
+        </w:rPr>
+        <w:t>również wykonuje dodatkowy test</w:t>
       </w:r>
       <w:r>
         <w:rPr>
@@ -1153,7 +1160,42 @@
           <w:sz w:val="18"/>
           <w:szCs w:val="18"/>
         </w:rPr>
-        <w:t xml:space="preserve"> Po przegrupowaniu oddział może odzyskiwać rany. Najpierw zadecyduj o użyciu zdolności i ustal ich sumę. Za każdą odrzuć znacznik ran lub, jeżeli oddział ich nie ma, ustaw w dozwolonym miejscu pokonany wcześniej jego model i dodaj rany równego jego wytrzymałości minus 1.</w:t>
+        <w:t xml:space="preserve"> Po </w:t>
+      </w:r>
+      <w:r>
+        <w:rPr>
+          <w:sz w:val="18"/>
+          <w:szCs w:val="18"/>
+        </w:rPr>
+        <w:t>wyko</w:t>
+      </w:r>
+      <w:r>
+        <w:rPr>
+          <w:sz w:val="18"/>
+          <w:szCs w:val="18"/>
+        </w:rPr>
+        <w:t>naniu wszystkich akcji</w:t>
+      </w:r>
+      <w:r>
+        <w:rPr>
+          <w:sz w:val="18"/>
+          <w:szCs w:val="18"/>
+        </w:rPr>
+        <w:t xml:space="preserve"> oddział może odzyskiwać rany. Najpierw zadecyduj o użyciu zdolności i ustal sumę</w:t>
+      </w:r>
+      <w:r>
+        <w:rPr>
+          <w:sz w:val="18"/>
+          <w:szCs w:val="18"/>
+        </w:rPr>
+        <w:t xml:space="preserve"> ran</w:t>
+      </w:r>
+      <w:r>
+        <w:rPr>
+          <w:sz w:val="18"/>
+          <w:szCs w:val="18"/>
+        </w:rPr>
+        <w:t>. Za każdą odrzuć znacznik ran lub, jeżeli oddział ich nie ma, ustaw w dozwolonym miejscu pokonany wcześniej jego model i dodaj rany równego jego wytrzymałości minus 1.</w:t>
       </w:r>
     </w:p>
     <w:p>
@@ -1185,14 +1227,14 @@
           <w:sz w:val="18"/>
           <w:szCs w:val="18"/>
         </w:rPr>
-        <w:t>Domyślnie p</w:t>
-      </w:r>
-      <w:r>
-        <w:rPr>
-          <w:sz w:val="18"/>
-          <w:szCs w:val="18"/>
-        </w:rPr>
-        <w:t xml:space="preserve">rzerwania można wykonać </w:t>
+        <w:t>Domyślnie</w:t>
+      </w:r>
+      <w:r>
+        <w:rPr>
+          <w:sz w:val="18"/>
+          <w:szCs w:val="18"/>
+        </w:rPr>
+        <w:t xml:space="preserve"> można wykonać </w:t>
       </w:r>
       <w:r>
         <w:rPr>
@@ -1660,35 +1702,95 @@
           <w:sz w:val="18"/>
           <w:szCs w:val="18"/>
         </w:rPr>
-        <w:t>, k</w:t>
-      </w:r>
-      <w:r>
-        <w:rPr>
-          <w:sz w:val="18"/>
-          <w:szCs w:val="18"/>
-        </w:rPr>
-        <w:t xml:space="preserve">ontrolować celów ani używać zdolności aktywnych i aur. </w:t>
-      </w:r>
-      <w:r>
-        <w:rPr>
-          <w:sz w:val="18"/>
-          <w:szCs w:val="18"/>
-        </w:rPr>
-        <w:t xml:space="preserve">Wykonuje test przegrupowanie więcej. </w:t>
-      </w:r>
-      <w:r>
-        <w:rPr>
-          <w:sz w:val="18"/>
-          <w:szCs w:val="18"/>
-        </w:rPr>
-        <w:t xml:space="preserve">Odrzuć, gdy </w:t>
-      </w:r>
-      <w:r>
-        <w:rPr>
-          <w:sz w:val="18"/>
-          <w:szCs w:val="18"/>
-        </w:rPr>
-        <w:t>zostanie Ufortyfikowany</w:t>
+        <w:t xml:space="preserve"> i</w:t>
+      </w:r>
+      <w:r>
+        <w:rPr>
+          <w:sz w:val="18"/>
+          <w:szCs w:val="18"/>
+        </w:rPr>
+        <w:t xml:space="preserve"> </w:t>
+      </w:r>
+      <w:r>
+        <w:rPr>
+          <w:sz w:val="18"/>
+          <w:szCs w:val="18"/>
+        </w:rPr>
+        <w:t>realizować</w:t>
+      </w:r>
+      <w:r>
+        <w:rPr>
+          <w:sz w:val="18"/>
+          <w:szCs w:val="18"/>
+        </w:rPr>
+        <w:t xml:space="preserve"> celów.</w:t>
+      </w:r>
+      <w:r>
+        <w:rPr>
+          <w:sz w:val="18"/>
+          <w:szCs w:val="18"/>
+        </w:rPr>
+        <w:t xml:space="preserve"> Jeżeli Od</w:t>
+      </w:r>
+      <w:r>
+        <w:rPr>
+          <w:sz w:val="18"/>
+          <w:szCs w:val="18"/>
+        </w:rPr>
+        <w:t>dział jest jednocześnie Przyszpilony i Ufortyfikowany odrzuć oba te stany.</w:t>
+      </w:r>
+    </w:p>
+    <w:p>
+      <w:pPr>
+        <w:spacing w:after="0"/>
+        <w:rPr>
+          <w:sz w:val="18"/>
+          <w:szCs w:val="18"/>
+        </w:rPr>
+      </w:pPr>
+      <w:r>
+        <w:rPr>
+          <w:b/>
+          <w:bCs/>
+          <w:sz w:val="18"/>
+          <w:szCs w:val="18"/>
+        </w:rPr>
+        <w:t>Ufortyfikowany:</w:t>
+      </w:r>
+      <w:r>
+        <w:rPr>
+          <w:sz w:val="18"/>
+          <w:szCs w:val="18"/>
+        </w:rPr>
+        <w:t xml:space="preserve"> Ma +1 do obrony</w:t>
+      </w:r>
+      <w:r>
+        <w:rPr>
+          <w:sz w:val="18"/>
+          <w:szCs w:val="18"/>
+        </w:rPr>
+        <w:t xml:space="preserve"> i n</w:t>
+      </w:r>
+      <w:r>
+        <w:rPr>
+          <w:sz w:val="18"/>
+          <w:szCs w:val="18"/>
+        </w:rPr>
+        <w:t xml:space="preserve">ie blokuje linii wzroku. </w:t>
+      </w:r>
+      <w:r>
+        <w:rPr>
+          <w:sz w:val="18"/>
+          <w:szCs w:val="18"/>
+        </w:rPr>
+        <w:t>Odrzuć na początku jego aktywacj</w:t>
+      </w:r>
+      <w:r>
+        <w:rPr>
+          <w:sz w:val="18"/>
+          <w:szCs w:val="18"/>
+        </w:rPr>
+        <w:t>i</w:t>
       </w:r>
       <w:r>
         <w:rPr>
@@ -1696,52 +1798,6 @@
           <w:szCs w:val="18"/>
         </w:rPr>
         <w:t>.</w:t>
-      </w:r>
-    </w:p>
-    <w:p>
-      <w:pPr>
-        <w:spacing w:after="0"/>
-        <w:rPr>
-          <w:sz w:val="18"/>
-          <w:szCs w:val="18"/>
-        </w:rPr>
-      </w:pPr>
-      <w:r>
-        <w:rPr>
-          <w:b/>
-          <w:bCs/>
-          <w:sz w:val="18"/>
-          <w:szCs w:val="18"/>
-        </w:rPr>
-        <w:t>Ufortyfikowany:</w:t>
-      </w:r>
-      <w:r>
-        <w:rPr>
-          <w:sz w:val="18"/>
-          <w:szCs w:val="18"/>
-        </w:rPr>
-        <w:t xml:space="preserve"> Ma +1 do obrony i wykonuje jeden test przegrupowania mniej. </w:t>
-      </w:r>
-      <w:r>
-        <w:rPr>
-          <w:sz w:val="18"/>
-          <w:szCs w:val="18"/>
-        </w:rPr>
-        <w:t xml:space="preserve">Nie blokuje linii wzroku. </w:t>
-      </w:r>
-      <w:r>
-        <w:rPr>
-          <w:sz w:val="18"/>
-          <w:szCs w:val="18"/>
-        </w:rPr>
-        <w:t>Odrzuć na początku jego aktywacj</w:t>
-      </w:r>
-      <w:r>
-        <w:rPr>
-          <w:sz w:val="18"/>
-          <w:szCs w:val="18"/>
-        </w:rPr>
-        <w:t>i lub gdy zostanie Przyszpilony.</w:t>
       </w:r>
     </w:p>
     <w:p>
@@ -3263,7 +3319,14 @@
           <w:sz w:val="18"/>
           <w:szCs w:val="18"/>
         </w:rPr>
-        <w:t>Przerwij i odrzuć kartę, aby wybrany oddział został Ufortyfikowany,</w:t>
+        <w:t>Przerwij, aby wybrany oddział został Ufortyfikowany</w:t>
+      </w:r>
+      <w:r>
+        <w:rPr>
+          <w:sz w:val="18"/>
+          <w:szCs w:val="18"/>
+        </w:rPr>
+        <w:t>.</w:t>
       </w:r>
     </w:p>
     <w:p>
@@ -3618,17 +3681,55 @@
           <w:sz w:val="18"/>
           <w:szCs w:val="18"/>
         </w:rPr>
-        <w:t xml:space="preserve">, </w:t>
-      </w:r>
-      <w:r>
-        <w:rPr>
-          <w:sz w:val="18"/>
-          <w:szCs w:val="18"/>
-        </w:rPr>
-        <w:t>+1AP</w:t>
-      </w:r>
-      <w:r>
-        <w:rPr>
+        <w:t xml:space="preserve">, +1AP </w:t>
+      </w:r>
+      <w:r>
+        <w:rPr>
+          <w:sz w:val="18"/>
+          <w:szCs w:val="18"/>
+        </w:rPr>
+        <w:t xml:space="preserve">dla </w:t>
+      </w:r>
+      <w:r>
+        <w:rPr>
+          <w:sz w:val="18"/>
+          <w:szCs w:val="18"/>
+        </w:rPr>
+        <w:t>aktywnego oddziału w tej aktywacji.</w:t>
+      </w:r>
+    </w:p>
+    <w:p>
+      <w:pPr>
+        <w:spacing w:after="0"/>
+        <w:rPr>
+          <w:b/>
+          <w:bCs/>
+          <w:sz w:val="18"/>
+          <w:szCs w:val="18"/>
+        </w:rPr>
+      </w:pPr>
+    </w:p>
+    <w:p>
+      <w:pPr>
+        <w:spacing w:after="0"/>
+        <w:rPr>
+          <w:sz w:val="18"/>
+          <w:szCs w:val="18"/>
+        </w:rPr>
+      </w:pPr>
+      <w:r>
+        <w:rPr>
+          <w:b/>
+          <w:bCs/>
+          <w:sz w:val="18"/>
+          <w:szCs w:val="18"/>
+        </w:rPr>
+        <w:t>Małe starcia:</w:t>
+      </w:r>
+      <w:r>
+        <w:rPr>
+          <w:b/>
+          <w:bCs/>
           <w:sz w:val="18"/>
           <w:szCs w:val="18"/>
         </w:rPr>
@@ -3639,58 +3740,6 @@
           <w:sz w:val="18"/>
           <w:szCs w:val="18"/>
         </w:rPr>
-        <w:t xml:space="preserve">dla </w:t>
-      </w:r>
-      <w:r>
-        <w:rPr>
-          <w:sz w:val="18"/>
-          <w:szCs w:val="18"/>
-        </w:rPr>
-        <w:t>aktywnego oddziału w tej aktywacji.</w:t>
-      </w:r>
-    </w:p>
-    <w:p>
-      <w:pPr>
-        <w:spacing w:after="0"/>
-        <w:rPr>
-          <w:b/>
-          <w:bCs/>
-          <w:sz w:val="18"/>
-          <w:szCs w:val="18"/>
-        </w:rPr>
-      </w:pPr>
-    </w:p>
-    <w:p>
-      <w:pPr>
-        <w:spacing w:after="0"/>
-        <w:rPr>
-          <w:sz w:val="18"/>
-          <w:szCs w:val="18"/>
-        </w:rPr>
-      </w:pPr>
-      <w:r>
-        <w:rPr>
-          <w:b/>
-          <w:bCs/>
-          <w:sz w:val="18"/>
-          <w:szCs w:val="18"/>
-        </w:rPr>
-        <w:t>Małe starcia:</w:t>
-      </w:r>
-      <w:r>
-        <w:rPr>
-          <w:b/>
-          <w:bCs/>
-          <w:sz w:val="18"/>
-          <w:szCs w:val="18"/>
-        </w:rPr>
-        <w:t xml:space="preserve"> </w:t>
-      </w:r>
-      <w:r>
-        <w:rPr>
-          <w:sz w:val="18"/>
-          <w:szCs w:val="18"/>
-        </w:rPr>
         <w:t>Zalecane p</w:t>
       </w:r>
       <w:r>
@@ -3712,35 +3761,6 @@
       <w:pPr>
         <w:spacing w:after="0"/>
         <w:rPr>
-          <w:b/>
-          <w:bCs/>
-          <w:sz w:val="18"/>
-          <w:szCs w:val="18"/>
-        </w:rPr>
-      </w:pPr>
-      <w:r>
-        <w:rPr>
-          <w:b/>
-          <w:bCs/>
-          <w:sz w:val="18"/>
-          <w:szCs w:val="18"/>
-        </w:rPr>
-        <w:t>Zdo</w:t>
-      </w:r>
-      <w:r>
-        <w:rPr>
-          <w:b/>
-          <w:bCs/>
-          <w:sz w:val="18"/>
-          <w:szCs w:val="18"/>
-        </w:rPr>
-        <w:t>lności:</w:t>
-      </w:r>
-    </w:p>
-    <w:p>
-      <w:pPr>
-        <w:spacing w:after="0"/>
-        <w:rPr>
           <w:sz w:val="18"/>
           <w:szCs w:val="18"/>
         </w:rPr>
@@ -3783,6 +3803,22 @@
           <w:szCs w:val="18"/>
         </w:rPr>
         <w:t>Rozprysk pozwala zaatakować każdy model w zasięgu X”.</w:t>
+      </w:r>
+    </w:p>
+    <w:p>
+      <w:pPr>
+        <w:spacing w:after="0"/>
+        <w:rPr>
+          <w:sz w:val="18"/>
+          <w:szCs w:val="18"/>
+        </w:rPr>
+      </w:pPr>
+      <w:r>
+        <w:rPr>
+          <w:sz w:val="18"/>
+          <w:szCs w:val="18"/>
+        </w:rPr>
+        <w:t>Zamiast za bycie poniżej połowy wytrzymałości, wykonaj dodatkowy test za brak Świerzy.</w:t>
       </w:r>
     </w:p>
     <w:p>
@@ -3823,59 +3859,6 @@
         </w:rPr>
         <w:t xml:space="preserve"> Modele w tym oddziale nie mogą zostać pokonane i wykonują podwójną liczbę ataków. Gdy oddział ma więcej ran niż suma jego wytrzymałości, odrzuć wszystkie rany i ten stan.</w:t>
       </w:r>
-    </w:p>
-    <w:p>
-      <w:pPr>
-        <w:spacing w:after="0"/>
-        <w:rPr>
-          <w:sz w:val="18"/>
-          <w:szCs w:val="18"/>
-        </w:rPr>
-      </w:pPr>
-      <w:r>
-        <w:rPr>
-          <w:b/>
-          <w:bCs/>
-          <w:sz w:val="18"/>
-          <w:szCs w:val="18"/>
-        </w:rPr>
-        <w:t>Przegrupowanie:</w:t>
-      </w:r>
-      <w:r>
-        <w:rPr>
-          <w:sz w:val="18"/>
-          <w:szCs w:val="18"/>
-        </w:rPr>
-        <w:t xml:space="preserve"> Zamiast za bycie poniżej połowy wytrzymałości</w:t>
-      </w:r>
-      <w:r>
-        <w:rPr>
-          <w:sz w:val="18"/>
-          <w:szCs w:val="18"/>
-        </w:rPr>
-        <w:t xml:space="preserve">, </w:t>
-      </w:r>
-      <w:r>
-        <w:rPr>
-          <w:sz w:val="18"/>
-          <w:szCs w:val="18"/>
-        </w:rPr>
-        <w:t>wykon</w:t>
-      </w:r>
-      <w:r>
-        <w:rPr>
-          <w:sz w:val="18"/>
-          <w:szCs w:val="18"/>
-        </w:rPr>
-        <w:t>aj</w:t>
-      </w:r>
-      <w:r>
-        <w:rPr>
-          <w:sz w:val="18"/>
-          <w:szCs w:val="18"/>
-        </w:rPr>
-        <w:t xml:space="preserve"> dodatkowy test za brak Świerzy.</w:t>
-      </w:r>
       <w:r>
         <w:rPr>
           <w:sz w:val="18"/>
@@ -3941,7 +3924,42 @@
           <w:sz w:val="18"/>
           <w:szCs w:val="18"/>
         </w:rPr>
-        <w:t xml:space="preserve">. Może wykonywać testy przegrupowania za cały oddział, ale </w:t>
+        <w:t>.</w:t>
+      </w:r>
+      <w:r>
+        <w:rPr>
+          <w:sz w:val="18"/>
+          <w:szCs w:val="18"/>
+        </w:rPr>
+        <w:t xml:space="preserve"> </w:t>
+      </w:r>
+      <w:r>
+        <w:rPr>
+          <w:sz w:val="18"/>
+          <w:szCs w:val="18"/>
+        </w:rPr>
+        <w:t>Jeżeli w wyniku tego czę</w:t>
+      </w:r>
+      <w:r>
+        <w:rPr>
+          <w:sz w:val="18"/>
+          <w:szCs w:val="18"/>
+        </w:rPr>
+        <w:t>ść oddziału będzie miała zdolności wpływające na cały oddział, przeciwnik wybiera czy są aktywne.</w:t>
+      </w:r>
+      <w:r>
+        <w:rPr>
+          <w:sz w:val="18"/>
+          <w:szCs w:val="18"/>
+        </w:rPr>
+        <w:t xml:space="preserve"> Może wykonywać testy przegrupowania za cały oddział, ale </w:t>
+      </w:r>
+      <w:r>
+        <w:rPr>
+          <w:sz w:val="18"/>
+          <w:szCs w:val="18"/>
+        </w:rPr>
+        <w:t xml:space="preserve">oddział </w:t>
       </w:r>
       <w:r>
         <w:rPr>
@@ -3955,14 +3973,14 @@
           <w:sz w:val="18"/>
           <w:szCs w:val="18"/>
         </w:rPr>
-        <w:t xml:space="preserve"> z jego obrony, dopóki </w:t>
-      </w:r>
-      <w:r>
-        <w:rPr>
-          <w:sz w:val="18"/>
-          <w:szCs w:val="18"/>
-        </w:rPr>
-        <w:t>są w nim inne modele</w:t>
+        <w:t xml:space="preserve"> z obrony</w:t>
+      </w:r>
+      <w:r>
+        <w:rPr>
+          <w:sz w:val="18"/>
+          <w:szCs w:val="18"/>
+        </w:rPr>
+        <w:t xml:space="preserve"> wybranej przez przeciwnika</w:t>
       </w:r>
       <w:r>
         <w:rPr>
@@ -3976,49 +3994,266 @@
           <w:sz w:val="18"/>
           <w:szCs w:val="18"/>
         </w:rPr>
-        <w:t>Jego</w:t>
-      </w:r>
-      <w:r>
-        <w:rPr>
-          <w:sz w:val="18"/>
-          <w:szCs w:val="18"/>
-        </w:rPr>
-        <w:t xml:space="preserve"> rozmiar</w:t>
-      </w:r>
-      <w:r>
-        <w:rPr>
-          <w:sz w:val="18"/>
-          <w:szCs w:val="18"/>
-        </w:rPr>
-        <w:t xml:space="preserve"> jest </w:t>
-      </w:r>
-      <w:r>
-        <w:rPr>
-          <w:sz w:val="18"/>
-          <w:szCs w:val="18"/>
-        </w:rPr>
-        <w:t xml:space="preserve">traktowany  jakby miał </w:t>
-      </w:r>
-      <w:r>
-        <w:rPr>
-          <w:sz w:val="18"/>
-          <w:szCs w:val="18"/>
-        </w:rPr>
-        <w:t>2 razy mniejsz</w:t>
-      </w:r>
-      <w:r>
-        <w:rPr>
-          <w:sz w:val="18"/>
-          <w:szCs w:val="18"/>
-        </w:rPr>
-        <w:t>ą</w:t>
-      </w:r>
-      <w:r>
-        <w:rPr>
-          <w:sz w:val="18"/>
-          <w:szCs w:val="18"/>
-        </w:rPr>
-        <w:t xml:space="preserve"> wytrzymałość</w:t>
+        <w:t>Nie może zostać przywrócony do gry.</w:t>
+      </w:r>
+      <w:r>
+        <w:rPr>
+          <w:sz w:val="18"/>
+          <w:szCs w:val="18"/>
+        </w:rPr>
+        <w:t xml:space="preserve"> </w:t>
+      </w:r>
+      <w:r>
+        <w:rPr>
+          <w:sz w:val="18"/>
+          <w:szCs w:val="18"/>
+        </w:rPr>
+        <w:t>Jego rozmiar jest traktowany  jakby miał 2 razy mniejszą wytrzymałość.</w:t>
+      </w:r>
+    </w:p>
+    <w:p>
+      <w:pPr>
+        <w:spacing w:after="0"/>
+        <w:rPr>
+          <w:sz w:val="18"/>
+          <w:szCs w:val="18"/>
+        </w:rPr>
+      </w:pPr>
+      <w:r>
+        <w:rPr>
+          <w:b/>
+          <w:bCs/>
+          <w:sz w:val="18"/>
+          <w:szCs w:val="18"/>
+        </w:rPr>
+        <w:t>Zasadzka:</w:t>
+      </w:r>
+      <w:r>
+        <w:rPr>
+          <w:sz w:val="18"/>
+          <w:szCs w:val="18"/>
+        </w:rPr>
+        <w:t xml:space="preserve"> </w:t>
+      </w:r>
+      <w:r>
+        <w:rPr>
+          <w:sz w:val="18"/>
+          <w:szCs w:val="18"/>
+        </w:rPr>
+        <w:t xml:space="preserve">Nie rozstawia się przed </w:t>
+      </w:r>
+      <w:r>
+        <w:rPr>
+          <w:sz w:val="18"/>
+          <w:szCs w:val="18"/>
+        </w:rPr>
+        <w:t>grą.</w:t>
+      </w:r>
+      <w:r>
+        <w:rPr>
+          <w:sz w:val="18"/>
+          <w:szCs w:val="18"/>
+        </w:rPr>
+        <w:t xml:space="preserve"> </w:t>
+      </w:r>
+      <w:r>
+        <w:rPr>
+          <w:sz w:val="18"/>
+          <w:szCs w:val="18"/>
+        </w:rPr>
+        <w:t xml:space="preserve">Podczas pierwszej rundy, zamiast normalnej aktywacji </w:t>
+      </w:r>
+      <w:r>
+        <w:rPr>
+          <w:sz w:val="18"/>
+          <w:szCs w:val="18"/>
+        </w:rPr>
+        <w:t>rozstaw</w:t>
+      </w:r>
+      <w:r>
+        <w:rPr>
+          <w:sz w:val="18"/>
+          <w:szCs w:val="18"/>
+        </w:rPr>
+        <w:t xml:space="preserve"> w</w:t>
+      </w:r>
+      <w:r>
+        <w:rPr>
+          <w:sz w:val="18"/>
+          <w:szCs w:val="18"/>
+        </w:rPr>
+        <w:t xml:space="preserve"> dowolnym miejscu.</w:t>
+      </w:r>
+      <w:r>
+        <w:rPr>
+          <w:sz w:val="18"/>
+          <w:szCs w:val="18"/>
+        </w:rPr>
+        <w:t xml:space="preserve"> Nie kontroluje celów w pierwszej rundzie.</w:t>
+      </w:r>
+    </w:p>
+    <w:p>
+      <w:pPr>
+        <w:spacing w:after="0"/>
+        <w:rPr>
+          <w:sz w:val="18"/>
+          <w:szCs w:val="18"/>
+        </w:rPr>
+      </w:pPr>
+      <w:r>
+        <w:rPr>
+          <w:b/>
+          <w:bCs/>
+          <w:sz w:val="18"/>
+          <w:szCs w:val="18"/>
+        </w:rPr>
+        <w:t>Zwiadowca:</w:t>
+      </w:r>
+      <w:r>
+        <w:rPr>
+          <w:sz w:val="18"/>
+          <w:szCs w:val="18"/>
+        </w:rPr>
+        <w:t xml:space="preserve"> </w:t>
+      </w:r>
+      <w:r>
+        <w:rPr>
+          <w:sz w:val="18"/>
+          <w:szCs w:val="18"/>
+        </w:rPr>
+        <w:t xml:space="preserve">Jeżeli nie rozstawiłeś </w:t>
+      </w:r>
+      <w:r>
+        <w:rPr>
+          <w:sz w:val="18"/>
+          <w:szCs w:val="18"/>
+        </w:rPr>
+        <w:t xml:space="preserve">przed tym oddziałem, </w:t>
+      </w:r>
+      <w:r>
+        <w:rPr>
+          <w:sz w:val="18"/>
+          <w:szCs w:val="18"/>
+        </w:rPr>
+        <w:t xml:space="preserve">oddziałów </w:t>
+      </w:r>
+      <w:r>
+        <w:rPr>
+          <w:sz w:val="18"/>
+          <w:szCs w:val="18"/>
+        </w:rPr>
+        <w:t xml:space="preserve">bez </w:t>
+      </w:r>
+      <w:r>
+        <w:rPr>
+          <w:sz w:val="18"/>
+          <w:szCs w:val="18"/>
+        </w:rPr>
+        <w:t>zdolności</w:t>
+      </w:r>
+      <w:r>
+        <w:rPr>
+          <w:sz w:val="18"/>
+          <w:szCs w:val="18"/>
+        </w:rPr>
+        <w:t xml:space="preserve"> Zwiadowca lub Samolot</w:t>
+      </w:r>
+      <w:r>
+        <w:rPr>
+          <w:sz w:val="18"/>
+          <w:szCs w:val="18"/>
+        </w:rPr>
+        <w:t>,</w:t>
+      </w:r>
+      <w:r>
+        <w:rPr>
+          <w:sz w:val="18"/>
+          <w:szCs w:val="18"/>
+        </w:rPr>
+        <w:t xml:space="preserve"> </w:t>
+      </w:r>
+      <w:r>
+        <w:rPr>
+          <w:sz w:val="18"/>
+          <w:szCs w:val="18"/>
+        </w:rPr>
+        <w:t xml:space="preserve">możesz raz </w:t>
+      </w:r>
+      <w:r>
+        <w:rPr>
+          <w:sz w:val="18"/>
+          <w:szCs w:val="18"/>
+        </w:rPr>
+        <w:t>ruszyć ten oddział o 6” zamiast rozstawić następny.</w:t>
+      </w:r>
+    </w:p>
+    <w:p>
+      <w:pPr>
+        <w:spacing w:after="0"/>
+        <w:rPr>
+          <w:sz w:val="18"/>
+          <w:szCs w:val="18"/>
+        </w:rPr>
+      </w:pPr>
+      <w:r>
+        <w:rPr>
+          <w:b/>
+          <w:bCs/>
+          <w:sz w:val="18"/>
+          <w:szCs w:val="18"/>
+        </w:rPr>
+        <w:t>Szybki</w:t>
+      </w:r>
+      <w:r>
+        <w:rPr>
+          <w:b/>
+          <w:bCs/>
+          <w:sz w:val="18"/>
+          <w:szCs w:val="18"/>
+        </w:rPr>
+        <w:t xml:space="preserve">/Wolny: </w:t>
+      </w:r>
+      <w:r>
+        <w:rPr>
+          <w:sz w:val="18"/>
+          <w:szCs w:val="18"/>
+        </w:rPr>
+        <w:t>Porusza się o +</w:t>
+      </w:r>
+      <w:r>
+        <w:rPr>
+          <w:sz w:val="18"/>
+          <w:szCs w:val="18"/>
+        </w:rPr>
+        <w:t>/</w:t>
+      </w:r>
+      <w:r>
+        <w:rPr>
+          <w:sz w:val="18"/>
+          <w:szCs w:val="18"/>
+        </w:rPr>
+        <w:t>-</w:t>
+      </w:r>
+      <w:r>
+        <w:rPr>
+          <w:sz w:val="18"/>
+          <w:szCs w:val="18"/>
+        </w:rPr>
+        <w:t xml:space="preserve"> </w:t>
+      </w:r>
+      <w:r>
+        <w:rPr>
+          <w:sz w:val="18"/>
+          <w:szCs w:val="18"/>
+        </w:rPr>
+        <w:t>2</w:t>
+      </w:r>
+      <w:r>
+        <w:rPr>
+          <w:sz w:val="18"/>
+          <w:szCs w:val="18"/>
+        </w:rPr>
+        <w:t>"</w:t>
       </w:r>
       <w:r>
         <w:rPr>
@@ -4043,7 +4278,7 @@
           <w:sz w:val="18"/>
           <w:szCs w:val="18"/>
         </w:rPr>
-        <w:t>Zasadzka:</w:t>
+        <w:t>Harcownik:</w:t>
       </w:r>
       <w:r>
         <w:rPr>
@@ -4057,259 +4292,14 @@
           <w:sz w:val="18"/>
           <w:szCs w:val="18"/>
         </w:rPr>
-        <w:t xml:space="preserve">Nie rozstawia się przed </w:t>
-      </w:r>
-      <w:r>
-        <w:rPr>
-          <w:sz w:val="18"/>
-          <w:szCs w:val="18"/>
-        </w:rPr>
-        <w:t>grą.</w:t>
-      </w:r>
-      <w:r>
-        <w:rPr>
-          <w:sz w:val="18"/>
-          <w:szCs w:val="18"/>
-        </w:rPr>
-        <w:t xml:space="preserve"> </w:t>
-      </w:r>
-      <w:r>
-        <w:rPr>
-          <w:sz w:val="18"/>
-          <w:szCs w:val="18"/>
-        </w:rPr>
-        <w:t xml:space="preserve">Podczas pierwszej rundy, zamiast normalnej aktywacji </w:t>
-      </w:r>
-      <w:r>
-        <w:rPr>
-          <w:sz w:val="18"/>
-          <w:szCs w:val="18"/>
-        </w:rPr>
-        <w:t>rozstaw</w:t>
-      </w:r>
-      <w:r>
-        <w:rPr>
-          <w:sz w:val="18"/>
-          <w:szCs w:val="18"/>
-        </w:rPr>
-        <w:t xml:space="preserve"> w</w:t>
-      </w:r>
-      <w:r>
-        <w:rPr>
-          <w:sz w:val="18"/>
-          <w:szCs w:val="18"/>
-        </w:rPr>
-        <w:t xml:space="preserve"> dowolnym dozwolonym miejscu.</w:t>
-      </w:r>
-      <w:r>
-        <w:rPr>
-          <w:sz w:val="18"/>
-          <w:szCs w:val="18"/>
-        </w:rPr>
-        <w:t xml:space="preserve"> Nie kontroluje celów w pierwszej rundzie.</w:t>
-      </w:r>
-    </w:p>
-    <w:p>
-      <w:pPr>
-        <w:spacing w:after="0"/>
-        <w:rPr>
-          <w:sz w:val="18"/>
-          <w:szCs w:val="18"/>
-        </w:rPr>
-      </w:pPr>
-      <w:r>
-        <w:rPr>
-          <w:b/>
-          <w:bCs/>
-          <w:sz w:val="18"/>
-          <w:szCs w:val="18"/>
-        </w:rPr>
-        <w:t>Zwiadowca:</w:t>
-      </w:r>
-      <w:r>
-        <w:rPr>
-          <w:sz w:val="18"/>
-          <w:szCs w:val="18"/>
-        </w:rPr>
-        <w:t xml:space="preserve"> </w:t>
-      </w:r>
-      <w:r>
-        <w:rPr>
-          <w:sz w:val="18"/>
-          <w:szCs w:val="18"/>
-        </w:rPr>
-        <w:t xml:space="preserve">Jeżeli nie rozstawiłeś </w:t>
-      </w:r>
-      <w:r>
-        <w:rPr>
-          <w:sz w:val="18"/>
-          <w:szCs w:val="18"/>
-        </w:rPr>
-        <w:t xml:space="preserve">przed tym oddziałem, </w:t>
-      </w:r>
-      <w:r>
-        <w:rPr>
-          <w:sz w:val="18"/>
-          <w:szCs w:val="18"/>
-        </w:rPr>
-        <w:t xml:space="preserve">oddziałów </w:t>
-      </w:r>
-      <w:r>
-        <w:rPr>
-          <w:sz w:val="18"/>
-          <w:szCs w:val="18"/>
-        </w:rPr>
-        <w:t xml:space="preserve">bez </w:t>
-      </w:r>
-      <w:r>
-        <w:rPr>
-          <w:sz w:val="18"/>
-          <w:szCs w:val="18"/>
-        </w:rPr>
-        <w:t>zdolności</w:t>
-      </w:r>
-      <w:r>
-        <w:rPr>
-          <w:sz w:val="18"/>
-          <w:szCs w:val="18"/>
-        </w:rPr>
-        <w:t xml:space="preserve"> Zwiadowca lub Samolot</w:t>
-      </w:r>
-      <w:r>
-        <w:rPr>
-          <w:sz w:val="18"/>
-          <w:szCs w:val="18"/>
-        </w:rPr>
-        <w:t>,</w:t>
-      </w:r>
-      <w:r>
-        <w:rPr>
-          <w:sz w:val="18"/>
-          <w:szCs w:val="18"/>
-        </w:rPr>
-        <w:t xml:space="preserve"> </w:t>
-      </w:r>
-      <w:r>
-        <w:rPr>
-          <w:sz w:val="18"/>
-          <w:szCs w:val="18"/>
-        </w:rPr>
-        <w:t xml:space="preserve">możesz raz </w:t>
-      </w:r>
-      <w:r>
-        <w:rPr>
-          <w:sz w:val="18"/>
-          <w:szCs w:val="18"/>
-        </w:rPr>
-        <w:t>ruszyć ten oddział o 6” zamiast rozstawić następny.</w:t>
-      </w:r>
-    </w:p>
-    <w:p>
-      <w:pPr>
-        <w:spacing w:after="0"/>
-        <w:rPr>
-          <w:sz w:val="18"/>
-          <w:szCs w:val="18"/>
-        </w:rPr>
-      </w:pPr>
-      <w:r>
-        <w:rPr>
-          <w:b/>
-          <w:bCs/>
-          <w:sz w:val="18"/>
-          <w:szCs w:val="18"/>
-        </w:rPr>
-        <w:t>Szybki</w:t>
-      </w:r>
-      <w:r>
-        <w:rPr>
-          <w:b/>
-          <w:bCs/>
-          <w:sz w:val="18"/>
-          <w:szCs w:val="18"/>
-        </w:rPr>
-        <w:t xml:space="preserve">/Wolny: </w:t>
-      </w:r>
-      <w:r>
-        <w:rPr>
-          <w:sz w:val="18"/>
-          <w:szCs w:val="18"/>
-        </w:rPr>
-        <w:t>Porusza się o +</w:t>
-      </w:r>
-      <w:r>
-        <w:rPr>
-          <w:sz w:val="18"/>
-          <w:szCs w:val="18"/>
-        </w:rPr>
-        <w:t>/</w:t>
-      </w:r>
-      <w:r>
-        <w:rPr>
-          <w:sz w:val="18"/>
-          <w:szCs w:val="18"/>
-        </w:rPr>
-        <w:t>-</w:t>
-      </w:r>
-      <w:r>
-        <w:rPr>
-          <w:sz w:val="18"/>
-          <w:szCs w:val="18"/>
-        </w:rPr>
-        <w:t xml:space="preserve"> </w:t>
-      </w:r>
-      <w:r>
-        <w:rPr>
-          <w:sz w:val="18"/>
-          <w:szCs w:val="18"/>
-        </w:rPr>
-        <w:t>2</w:t>
-      </w:r>
-      <w:r>
-        <w:rPr>
-          <w:sz w:val="18"/>
-          <w:szCs w:val="18"/>
-        </w:rPr>
-        <w:t>"</w:t>
-      </w:r>
-      <w:r>
-        <w:rPr>
-          <w:sz w:val="18"/>
-          <w:szCs w:val="18"/>
-        </w:rPr>
-        <w:t>.</w:t>
-      </w:r>
-    </w:p>
-    <w:p>
-      <w:pPr>
-        <w:spacing w:after="0"/>
-        <w:rPr>
-          <w:sz w:val="18"/>
-          <w:szCs w:val="18"/>
-        </w:rPr>
-      </w:pPr>
-      <w:r>
-        <w:rPr>
-          <w:b/>
-          <w:bCs/>
-          <w:sz w:val="18"/>
-          <w:szCs w:val="18"/>
-        </w:rPr>
-        <w:t>Harcownik:</w:t>
-      </w:r>
-      <w:r>
-        <w:rPr>
-          <w:sz w:val="18"/>
-          <w:szCs w:val="18"/>
-        </w:rPr>
-        <w:t xml:space="preserve"> </w:t>
-      </w:r>
-      <w:r>
-        <w:rPr>
-          <w:sz w:val="18"/>
-          <w:szCs w:val="18"/>
-        </w:rPr>
-        <w:t>Przed przegrupowaniem</w:t>
+        <w:t xml:space="preserve">Przed </w:t>
+      </w:r>
+      <w:r>
+        <w:rPr>
+          <w:sz w:val="18"/>
+          <w:szCs w:val="18"/>
+        </w:rPr>
+        <w:t>Leczeniem</w:t>
       </w:r>
       <w:r>
         <w:rPr>
@@ -4746,6 +4736,66 @@
           <w:sz w:val="18"/>
           <w:szCs w:val="18"/>
         </w:rPr>
+        <w:t xml:space="preserve"> Nie testuje przegrupowania</w:t>
+      </w:r>
+      <w:r>
+        <w:rPr>
+          <w:sz w:val="18"/>
+          <w:szCs w:val="18"/>
+        </w:rPr>
+        <w:t>,</w:t>
+      </w:r>
+      <w:r>
+        <w:rPr>
+          <w:sz w:val="18"/>
+          <w:szCs w:val="18"/>
+        </w:rPr>
+        <w:t xml:space="preserve"> gdy </w:t>
+      </w:r>
+      <w:r>
+        <w:rPr>
+          <w:sz w:val="18"/>
+          <w:szCs w:val="18"/>
+        </w:rPr>
+        <w:t xml:space="preserve">oddział </w:t>
+      </w:r>
+      <w:r>
+        <w:rPr>
+          <w:sz w:val="18"/>
+          <w:szCs w:val="18"/>
+        </w:rPr>
+        <w:t>jest po</w:t>
+      </w:r>
+      <w:r>
+        <w:rPr>
+          <w:sz w:val="18"/>
+          <w:szCs w:val="18"/>
+        </w:rPr>
+        <w:t>wyżej połowy początkowej wytrzymałości.</w:t>
+      </w:r>
+    </w:p>
+    <w:p>
+      <w:pPr>
+        <w:spacing w:after="0"/>
+        <w:rPr>
+          <w:sz w:val="18"/>
+          <w:szCs w:val="18"/>
+        </w:rPr>
+      </w:pPr>
+      <w:r>
+        <w:rPr>
+          <w:b/>
+          <w:bCs/>
+          <w:sz w:val="18"/>
+          <w:szCs w:val="18"/>
+        </w:rPr>
+        <w:t>Straceńcy:</w:t>
+      </w:r>
+      <w:r>
+        <w:rPr>
+          <w:sz w:val="18"/>
+          <w:szCs w:val="18"/>
+        </w:rPr>
         <w:t xml:space="preserve"> </w:t>
       </w:r>
       <w:r>
@@ -4753,32 +4803,28 @@
           <w:sz w:val="18"/>
           <w:szCs w:val="18"/>
         </w:rPr>
-        <w:t>Wykonuje jeden test przegrupowania mniej.</w:t>
-      </w:r>
-    </w:p>
-    <w:p>
-      <w:pPr>
-        <w:spacing w:after="0"/>
-        <w:rPr>
-          <w:sz w:val="18"/>
-          <w:szCs w:val="18"/>
-        </w:rPr>
-      </w:pPr>
-      <w:r>
-        <w:rPr>
-          <w:b/>
-          <w:bCs/>
-          <w:sz w:val="18"/>
-          <w:szCs w:val="18"/>
-        </w:rPr>
-        <w:t>Straceńcy:</w:t>
-      </w:r>
-      <w:r>
-        <w:rPr>
-          <w:sz w:val="18"/>
-          <w:szCs w:val="18"/>
-        </w:rPr>
-        <w:t xml:space="preserve"> Po nieudanym teście przegrupowania wykonaj test trudnego terenu zamiast normalnych konsekwencji.</w:t>
+        <w:t>Za każdy</w:t>
+      </w:r>
+      <w:r>
+        <w:rPr>
+          <w:sz w:val="18"/>
+          <w:szCs w:val="18"/>
+        </w:rPr>
+        <w:t xml:space="preserve"> nieudanym te</w:t>
+      </w:r>
+      <w:r>
+        <w:rPr>
+          <w:sz w:val="18"/>
+          <w:szCs w:val="18"/>
+        </w:rPr>
+        <w:t>st</w:t>
+      </w:r>
+      <w:r>
+        <w:rPr>
+          <w:sz w:val="18"/>
+          <w:szCs w:val="18"/>
+        </w:rPr>
+        <w:t xml:space="preserve"> przegrupowania wykonaj test trudnego terenu zamiast normalnych konsekwencji.</w:t>
       </w:r>
     </w:p>
     <w:p>
@@ -5272,14 +5318,14 @@
           <w:sz w:val="18"/>
           <w:szCs w:val="18"/>
         </w:rPr>
-        <w:t xml:space="preserve">Przyjazne oddziały o łącznej wytrzymałości do X mogą zostać transportowane przez ten oddział. Jeżeli oddział składa się z kilku modeli z Transport(X), ich pojemność sumuje się. Transportowany oddział jako swoją akcję może zostać rozstawiony: wszystkie jego modele muszą zostać ustawione w odległości do 3″ od dowolnych modeli transportującego oddziału. Następnie przestaje być transportowany. Oddział, którego wszystkie modele znajdują się do 3″ od transportującego oddziału, może jako swoją akcję zostać zdjęty z planszy i stać się transportowany, jeżeli dostępna pojemność na to pozwala. Jeżeli część modeli transportującego oddziału zostanie zniszczona, transportowane oddziały mogą tymczasowo przekraczać jego pojemność. Jeżeli ostatni model </w:t>
-      </w:r>
-      <w:r>
-        <w:rPr>
-          <w:sz w:val="18"/>
-          <w:szCs w:val="18"/>
-        </w:rPr>
-        <w:t xml:space="preserve">transportującego oddziału zostanie zniszczony, nadmiarowe rany przechodzą na </w:t>
+        <w:t xml:space="preserve">Przyjazne oddziały o łącznej wytrzymałości do X mogą zostać transportowane przez ten oddział. Jeżeli oddział składa się z kilku modeli z Transport(X), ich pojemność sumuje się. Transportowany oddział jako swoją akcję może zostać rozstawiony: wszystkie jego modele muszą zostać ustawione w odległości do 3″ od dowolnych modeli transportującego oddziału. Następnie przestaje być transportowany. Oddział, którego wszystkie modele znajdują się do 3″ od transportującego oddziału, może jako swoją akcję zostać zdjęty z planszy i stać się transportowany, jeżeli dostępna pojemność </w:t>
+      </w:r>
+      <w:r>
+        <w:rPr>
+          <w:sz w:val="18"/>
+          <w:szCs w:val="18"/>
+        </w:rPr>
+        <w:t xml:space="preserve">na to pozwala. Jeżeli część modeli transportującego oddziału zostanie zniszczona, transportowane oddziały mogą tymczasowo przekraczać jego pojemność. Jeżeli ostatni model transportującego oddziału zostanie zniszczony, nadmiarowe rany przechodzą na </w:t>
       </w:r>
       <w:r>
         <w:rPr>
@@ -6501,56 +6547,56 @@
           <w:sz w:val="18"/>
           <w:szCs w:val="18"/>
         </w:rPr>
-        <w:t>Gdy przydzielasz rany</w:t>
-      </w:r>
-      <w:r>
-        <w:rPr>
-          <w:sz w:val="18"/>
-          <w:szCs w:val="18"/>
-        </w:rPr>
-        <w:t xml:space="preserve">, </w:t>
-      </w:r>
-      <w:r>
-        <w:rPr>
-          <w:sz w:val="18"/>
-          <w:szCs w:val="18"/>
-        </w:rPr>
-        <w:t>nie musisz</w:t>
-      </w:r>
-      <w:r>
-        <w:rPr>
-          <w:sz w:val="18"/>
-          <w:szCs w:val="18"/>
-        </w:rPr>
-        <w:t xml:space="preserve"> od </w:t>
-      </w:r>
-      <w:r>
-        <w:rPr>
-          <w:sz w:val="18"/>
-          <w:szCs w:val="18"/>
-        </w:rPr>
-        <w:t>razu pokonywać</w:t>
-      </w:r>
-      <w:r>
-        <w:rPr>
-          <w:sz w:val="18"/>
-          <w:szCs w:val="18"/>
-        </w:rPr>
-        <w:t xml:space="preserve"> modeli. Zamiast te</w:t>
-      </w:r>
-      <w:r>
-        <w:rPr>
-          <w:sz w:val="18"/>
-          <w:szCs w:val="18"/>
-        </w:rPr>
-        <w:t xml:space="preserve">go na końcu aktywacji oddziału, przed przegrupowaniem, </w:t>
-      </w:r>
-      <w:r>
-        <w:rPr>
-          <w:sz w:val="18"/>
-          <w:szCs w:val="18"/>
-        </w:rPr>
-        <w:t>pokonaj tyle modeli, aby liczba ran była niższa od wytrzymałości oddziału</w:t>
+        <w:t xml:space="preserve">Nie przydzielaj ran od razu, tylko przed Leczeniem w aktywacji tego oddziału. </w:t>
+      </w:r>
+      <w:r>
+        <w:rPr>
+          <w:sz w:val="18"/>
+          <w:szCs w:val="18"/>
+        </w:rPr>
+        <w:t xml:space="preserve">Przeciwnik </w:t>
+      </w:r>
+      <w:r>
+        <w:rPr>
+          <w:sz w:val="18"/>
+          <w:szCs w:val="18"/>
+        </w:rPr>
+        <w:t xml:space="preserve">przydziela </w:t>
+      </w:r>
+      <w:r>
+        <w:rPr>
+          <w:sz w:val="18"/>
+          <w:szCs w:val="18"/>
+        </w:rPr>
+        <w:t>rany</w:t>
+      </w:r>
+      <w:r>
+        <w:rPr>
+          <w:sz w:val="18"/>
+          <w:szCs w:val="18"/>
+        </w:rPr>
+        <w:t xml:space="preserve"> w zwykłym momencie, ale </w:t>
+      </w:r>
+      <w:r>
+        <w:rPr>
+          <w:sz w:val="18"/>
+          <w:szCs w:val="18"/>
+        </w:rPr>
+        <w:t xml:space="preserve">nie </w:t>
+      </w:r>
+      <w:r>
+        <w:rPr>
+          <w:sz w:val="18"/>
+          <w:szCs w:val="18"/>
+        </w:rPr>
+        <w:t>może używać wcześniej przydzielonych</w:t>
+      </w:r>
+      <w:r>
+        <w:rPr>
+          <w:sz w:val="18"/>
+          <w:szCs w:val="18"/>
+        </w:rPr>
+        <w:t xml:space="preserve"> ran</w:t>
       </w:r>
       <w:r>
         <w:rPr>
@@ -6559,20 +6605,6 @@
         </w:rPr>
         <w:t>.</w:t>
       </w:r>
-      <w:r>
-        <w:rPr>
-          <w:sz w:val="18"/>
-          <w:szCs w:val="18"/>
-        </w:rPr>
-        <w:t xml:space="preserve"> Przeciwnik przydzielający rany, nie </w:t>
-      </w:r>
-      <w:r>
-        <w:rPr>
-          <w:sz w:val="18"/>
-          <w:szCs w:val="18"/>
-        </w:rPr>
-        <w:t>może używać wcześniej przydzielonych ran do pokonania modelu.</w:t>
-      </w:r>
     </w:p>
     <w:p>
       <w:pPr>
@@ -6621,49 +6653,35 @@
           <w:sz w:val="18"/>
           <w:szCs w:val="18"/>
         </w:rPr>
-        <w:t xml:space="preserve"> Jeżeli </w:t>
-      </w:r>
-      <w:r>
-        <w:rPr>
-          <w:sz w:val="18"/>
-          <w:szCs w:val="18"/>
-        </w:rPr>
-        <w:t>oddział,</w:t>
-      </w:r>
-      <w:r>
-        <w:rPr>
-          <w:sz w:val="18"/>
-          <w:szCs w:val="18"/>
-        </w:rPr>
-        <w:t xml:space="preserve"> któremu w wyniku ataku zadałeś rany w tej aktywacji wykonuje test przegrupowania podczas gdy znajduje się bliżej twojej strefy rozstawienia niż t</w:t>
-      </w:r>
-      <w:r>
-        <w:rPr>
-          <w:sz w:val="18"/>
-          <w:szCs w:val="18"/>
-        </w:rPr>
-        <w:t>wój</w:t>
-      </w:r>
-      <w:r>
-        <w:rPr>
-          <w:sz w:val="18"/>
-          <w:szCs w:val="18"/>
-        </w:rPr>
-        <w:t xml:space="preserve"> oddział lub </w:t>
-      </w:r>
-      <w:r>
-        <w:rPr>
-          <w:sz w:val="18"/>
-          <w:szCs w:val="18"/>
-        </w:rPr>
-        <w:t>twój</w:t>
-      </w:r>
-      <w:r>
-        <w:rPr>
-          <w:sz w:val="18"/>
-          <w:szCs w:val="18"/>
-        </w:rPr>
-        <w:t xml:space="preserve"> odział znajduje się bliżej jego strefy rozstawienia niż on, wykonuje on dodatkowy test przegrupowania.</w:t>
+        <w:t xml:space="preserve"> </w:t>
+      </w:r>
+      <w:r>
+        <w:rPr>
+          <w:sz w:val="18"/>
+          <w:szCs w:val="18"/>
+        </w:rPr>
+        <w:t xml:space="preserve">Jeżeli </w:t>
+      </w:r>
+      <w:r>
+        <w:rPr>
+          <w:sz w:val="18"/>
+          <w:szCs w:val="18"/>
+        </w:rPr>
+        <w:t xml:space="preserve">jesteś bliżej strefy rozstawienia przeciwnika niż </w:t>
+      </w:r>
+      <w:r>
+        <w:rPr>
+          <w:sz w:val="18"/>
+          <w:szCs w:val="18"/>
+        </w:rPr>
+        <w:t>atakowany oddział, przed wykonaniem ataków przeciwnik wybiera</w:t>
+      </w:r>
+      <w:r>
+        <w:rPr>
+          <w:sz w:val="18"/>
+          <w:szCs w:val="18"/>
+        </w:rPr>
+        <w:t>, czy podwaja ich liczbę, czy zostaje Przyszpilony.</w:t>
       </w:r>
     </w:p>
     <w:p>
@@ -7218,25 +7236,14 @@
           <w:szCs w:val="18"/>
         </w:rPr>
       </w:pPr>
-      <w:proofErr w:type="spellStart"/>
-      <w:r>
-        <w:rPr>
-          <w:b/>
-          <w:bCs/>
-          <w:sz w:val="18"/>
-          <w:szCs w:val="18"/>
-        </w:rPr>
-        <w:t>Waagh</w:t>
-      </w:r>
-      <w:proofErr w:type="spellEnd"/>
-      <w:r>
-        <w:rPr>
-          <w:b/>
-          <w:bCs/>
-          <w:sz w:val="18"/>
-          <w:szCs w:val="18"/>
-        </w:rPr>
-        <w:t>!:</w:t>
+      <w:r>
+        <w:rPr>
+          <w:b/>
+          <w:bCs/>
+          <w:sz w:val="18"/>
+          <w:szCs w:val="18"/>
+        </w:rPr>
+        <w:t>Waagh!:</w:t>
       </w:r>
       <w:r>
         <w:rPr>
@@ -7427,14 +7434,7 @@
           <w:sz w:val="18"/>
           <w:szCs w:val="18"/>
         </w:rPr>
-        <w:t xml:space="preserve"> na dwie </w:t>
-      </w:r>
-      <w:r>
-        <w:rPr>
-          <w:sz w:val="18"/>
-          <w:szCs w:val="18"/>
-        </w:rPr>
-        <w:t>grupy. Przeciwnik wybiera jedną z nich, a oddziały</w:t>
+        <w:t xml:space="preserve"> na dwie grupy. Przeciwnik wybiera jedną z nich, a oddziały</w:t>
       </w:r>
       <w:r>
         <w:rPr>
@@ -8404,13 +8404,6 @@
           <w:sz w:val="18"/>
           <w:szCs w:val="18"/>
         </w:rPr>
-        <w:t>2</w:t>
-      </w:r>
-      <w:r>
-        <w:rPr>
-          <w:sz w:val="18"/>
-          <w:szCs w:val="18"/>
-        </w:rPr>
         <w:t>5 za Nieustraszony</w:t>
       </w:r>
       <w:r>
@@ -8418,14 +8411,7 @@
           <w:sz w:val="18"/>
           <w:szCs w:val="18"/>
         </w:rPr>
-        <w:t>, 0</w:t>
-      </w:r>
-      <w:r>
-        <w:rPr>
-          <w:sz w:val="18"/>
-          <w:szCs w:val="18"/>
-        </w:rPr>
-        <w:t>,5</w:t>
+        <w:t xml:space="preserve"> i </w:t>
       </w:r>
       <w:r>
         <w:rPr>
@@ -9173,21 +9159,12 @@
                 <w:szCs w:val="18"/>
               </w:rPr>
             </w:pPr>
-            <w:proofErr w:type="spellStart"/>
-            <w:r>
-              <w:rPr>
-                <w:sz w:val="18"/>
-                <w:szCs w:val="18"/>
-              </w:rPr>
-              <w:t>Waagh</w:t>
-            </w:r>
-            <w:proofErr w:type="spellEnd"/>
-            <w:r>
-              <w:rPr>
-                <w:sz w:val="18"/>
-                <w:szCs w:val="18"/>
-              </w:rPr>
-              <w:t xml:space="preserve"> (-)</w:t>
+            <w:r>
+              <w:rPr>
+                <w:sz w:val="18"/>
+                <w:szCs w:val="18"/>
+              </w:rPr>
+              <w:t>Waagh (-)</w:t>
             </w:r>
           </w:p>
         </w:tc>
@@ -9868,17 +9845,8 @@
                 <w:sz w:val="18"/>
                 <w:szCs w:val="18"/>
               </w:rPr>
-              <w:t xml:space="preserve">Chimera, </w:t>
-            </w:r>
-            <w:proofErr w:type="spellStart"/>
-            <w:r>
-              <w:rPr>
-                <w:sz w:val="18"/>
-                <w:szCs w:val="18"/>
-              </w:rPr>
-              <w:t>Sentinel</w:t>
-            </w:r>
-            <w:proofErr w:type="spellEnd"/>
+              <w:t>Chimera, Sentinel</w:t>
+            </w:r>
           </w:p>
         </w:tc>
       </w:tr>
@@ -9939,17 +9907,8 @@
                 <w:sz w:val="18"/>
                 <w:szCs w:val="18"/>
               </w:rPr>
-              <w:t xml:space="preserve">Drednot, Leman </w:t>
-            </w:r>
-            <w:proofErr w:type="spellStart"/>
-            <w:r>
-              <w:rPr>
-                <w:sz w:val="18"/>
-                <w:szCs w:val="18"/>
-              </w:rPr>
-              <w:t>Russ</w:t>
-            </w:r>
-            <w:proofErr w:type="spellEnd"/>
+              <w:t>Drednot, Leman Russ</w:t>
+            </w:r>
           </w:p>
         </w:tc>
       </w:tr>
@@ -11789,7 +11748,7 @@
                 <w:sz w:val="18"/>
                 <w:szCs w:val="18"/>
               </w:rPr>
-              <w:t>8</w:t>
+              <w:t>2</w:t>
             </w:r>
           </w:p>
         </w:tc>
@@ -11809,7 +11768,7 @@
                 <w:sz w:val="18"/>
                 <w:szCs w:val="18"/>
               </w:rPr>
-              <w:t>22,5</w:t>
+              <w:t>15</w:t>
             </w:r>
           </w:p>
         </w:tc>
@@ -12261,7 +12220,7 @@
                 <w:sz w:val="18"/>
                 <w:szCs w:val="18"/>
               </w:rPr>
-              <w:t>1,25</w:t>
+              <w:t>Parz broń</w:t>
             </w:r>
           </w:p>
         </w:tc>
@@ -12281,7 +12240,14 @@
                 <w:sz w:val="18"/>
                 <w:szCs w:val="18"/>
               </w:rPr>
-              <w:t>10</w:t>
+              <w:t>2</w:t>
+            </w:r>
+            <w:r>
+              <w:rPr>
+                <w:sz w:val="18"/>
+                <w:szCs w:val="18"/>
+              </w:rPr>
+              <w:t>6</w:t>
             </w:r>
           </w:p>
         </w:tc>
@@ -12301,7 +12267,14 @@
                 <w:sz w:val="18"/>
                 <w:szCs w:val="18"/>
               </w:rPr>
-              <w:t>12,5</w:t>
+              <w:t>3</w:t>
+            </w:r>
+            <w:r>
+              <w:rPr>
+                <w:sz w:val="18"/>
+                <w:szCs w:val="18"/>
+              </w:rPr>
+              <w:t>2,5</w:t>
             </w:r>
           </w:p>
         </w:tc>
@@ -14631,21 +14604,12 @@
                 <w:szCs w:val="18"/>
               </w:rPr>
             </w:pPr>
-            <w:proofErr w:type="spellStart"/>
-            <w:r>
-              <w:rPr>
-                <w:sz w:val="18"/>
-                <w:szCs w:val="18"/>
-              </w:rPr>
-              <w:t>Waagh</w:t>
-            </w:r>
-            <w:proofErr w:type="spellEnd"/>
-            <w:r>
-              <w:rPr>
-                <w:sz w:val="18"/>
-                <w:szCs w:val="18"/>
-              </w:rPr>
-              <w:t xml:space="preserve"> (-)</w:t>
+            <w:r>
+              <w:rPr>
+                <w:sz w:val="18"/>
+                <w:szCs w:val="18"/>
+              </w:rPr>
+              <w:t>Waagh (-)</w:t>
             </w:r>
           </w:p>
         </w:tc>
@@ -15811,7 +15775,7 @@
                 <w:sz w:val="18"/>
                 <w:szCs w:val="18"/>
               </w:rPr>
-              <w:t>Unik</w:t>
+              <w:t>Przewidywalny</w:t>
             </w:r>
           </w:p>
         </w:tc>
@@ -16249,6 +16213,62 @@
           </w:p>
         </w:tc>
       </w:tr>
+      <w:tr>
+        <w:tc>
+          <w:tcPr>
+            <w:tcW w:w="1436" w:type="dxa"/>
+          </w:tcPr>
+          <w:p>
+            <w:pPr>
+              <w:rPr>
+                <w:sz w:val="18"/>
+                <w:szCs w:val="18"/>
+              </w:rPr>
+            </w:pPr>
+            <w:r>
+              <w:rPr>
+                <w:sz w:val="18"/>
+                <w:szCs w:val="18"/>
+              </w:rPr>
+              <w:t>Dywersant</w:t>
+            </w:r>
+          </w:p>
+        </w:tc>
+        <w:tc>
+          <w:tcPr>
+            <w:tcW w:w="3433" w:type="dxa"/>
+          </w:tcPr>
+          <w:p>
+            <w:pPr>
+              <w:rPr>
+                <w:sz w:val="18"/>
+                <w:szCs w:val="18"/>
+              </w:rPr>
+            </w:pPr>
+            <w:r>
+              <w:rPr>
+                <w:sz w:val="18"/>
+                <w:szCs w:val="18"/>
+              </w:rPr>
+              <w:t>*</w:t>
+            </w:r>
+            <w:r>
+              <w:rPr>
+                <w:sz w:val="18"/>
+                <w:szCs w:val="18"/>
+              </w:rPr>
+              <w:t>1,</w:t>
+            </w:r>
+            <w:r>
+              <w:rPr>
+                <w:sz w:val="18"/>
+                <w:szCs w:val="18"/>
+              </w:rPr>
+              <w:t>2</w:t>
+            </w:r>
+          </w:p>
+        </w:tc>
+      </w:tr>
     </w:tbl>
     <w:p>
       <w:pPr>
@@ -16565,39 +16585,21 @@
           <w:sz w:val="18"/>
           <w:szCs w:val="18"/>
         </w:rPr>
-        <w:t xml:space="preserve">Uwaga </w:t>
-      </w:r>
-      <w:r>
-        <w:rPr>
-          <w:b/>
-          <w:bCs/>
-          <w:sz w:val="18"/>
-          <w:szCs w:val="18"/>
-        </w:rPr>
-        <w:t>projektowa</w:t>
-      </w:r>
-      <w:r>
-        <w:rPr>
-          <w:b/>
-          <w:bCs/>
-          <w:sz w:val="18"/>
-          <w:szCs w:val="18"/>
-        </w:rPr>
-        <w:t>:</w:t>
-      </w:r>
-      <w:r>
-        <w:rPr>
-          <w:sz w:val="18"/>
-          <w:szCs w:val="18"/>
-        </w:rPr>
-        <w:t xml:space="preserve"> większość zdolności aktywnych i aur jest wyceniana według ich górnej graniczy skuteczności</w:t>
-      </w:r>
-      <w:r>
-        <w:rPr>
-          <w:sz w:val="18"/>
-          <w:szCs w:val="18"/>
-        </w:rPr>
-        <w:t>, czyli tak</w:t>
+        <w:t>Uwaga projektowa:</w:t>
+      </w:r>
+      <w:r>
+        <w:rPr>
+          <w:sz w:val="18"/>
+          <w:szCs w:val="18"/>
+        </w:rPr>
+        <w:t xml:space="preserve"> większość zdolności aktywnych i aur jest wyceniana </w:t>
+      </w:r>
+      <w:r>
+        <w:rPr>
+          <w:sz w:val="18"/>
+          <w:szCs w:val="18"/>
+        </w:rPr>
+        <w:t>tak</w:t>
       </w:r>
       <w:r>
         <w:rPr>

--- a/app/static/docs/SZOP.docx
+++ b/app/static/docs/SZOP.docx
@@ -7236,14 +7236,25 @@
           <w:szCs w:val="18"/>
         </w:rPr>
       </w:pPr>
-      <w:r>
-        <w:rPr>
-          <w:b/>
-          <w:bCs/>
-          <w:sz w:val="18"/>
-          <w:szCs w:val="18"/>
-        </w:rPr>
-        <w:t>Waagh!:</w:t>
+      <w:proofErr w:type="spellStart"/>
+      <w:r>
+        <w:rPr>
+          <w:b/>
+          <w:bCs/>
+          <w:sz w:val="18"/>
+          <w:szCs w:val="18"/>
+        </w:rPr>
+        <w:t>Waagh</w:t>
+      </w:r>
+      <w:proofErr w:type="spellEnd"/>
+      <w:r>
+        <w:rPr>
+          <w:b/>
+          <w:bCs/>
+          <w:sz w:val="18"/>
+          <w:szCs w:val="18"/>
+        </w:rPr>
+        <w:t>!:</w:t>
       </w:r>
       <w:r>
         <w:rPr>
@@ -9159,12 +9170,21 @@
                 <w:szCs w:val="18"/>
               </w:rPr>
             </w:pPr>
-            <w:r>
-              <w:rPr>
-                <w:sz w:val="18"/>
-                <w:szCs w:val="18"/>
-              </w:rPr>
-              <w:t>Waagh (-)</w:t>
+            <w:proofErr w:type="spellStart"/>
+            <w:r>
+              <w:rPr>
+                <w:sz w:val="18"/>
+                <w:szCs w:val="18"/>
+              </w:rPr>
+              <w:t>Waagh</w:t>
+            </w:r>
+            <w:proofErr w:type="spellEnd"/>
+            <w:r>
+              <w:rPr>
+                <w:sz w:val="18"/>
+                <w:szCs w:val="18"/>
+              </w:rPr>
+              <w:t xml:space="preserve"> (-)</w:t>
             </w:r>
           </w:p>
         </w:tc>
@@ -9845,8 +9865,17 @@
                 <w:sz w:val="18"/>
                 <w:szCs w:val="18"/>
               </w:rPr>
-              <w:t>Chimera, Sentinel</w:t>
-            </w:r>
+              <w:t xml:space="preserve">Chimera, </w:t>
+            </w:r>
+            <w:proofErr w:type="spellStart"/>
+            <w:r>
+              <w:rPr>
+                <w:sz w:val="18"/>
+                <w:szCs w:val="18"/>
+              </w:rPr>
+              <w:t>Sentinel</w:t>
+            </w:r>
+            <w:proofErr w:type="spellEnd"/>
           </w:p>
         </w:tc>
       </w:tr>
@@ -9907,8 +9936,17 @@
                 <w:sz w:val="18"/>
                 <w:szCs w:val="18"/>
               </w:rPr>
-              <w:t>Drednot, Leman Russ</w:t>
-            </w:r>
+              <w:t xml:space="preserve">Drednot, Leman </w:t>
+            </w:r>
+            <w:proofErr w:type="spellStart"/>
+            <w:r>
+              <w:rPr>
+                <w:sz w:val="18"/>
+                <w:szCs w:val="18"/>
+              </w:rPr>
+              <w:t>Russ</w:t>
+            </w:r>
+            <w:proofErr w:type="spellEnd"/>
           </w:p>
         </w:tc>
       </w:tr>
@@ -14604,12 +14642,21 @@
                 <w:szCs w:val="18"/>
               </w:rPr>
             </w:pPr>
-            <w:r>
-              <w:rPr>
-                <w:sz w:val="18"/>
-                <w:szCs w:val="18"/>
-              </w:rPr>
-              <w:t>Waagh (-)</w:t>
+            <w:proofErr w:type="spellStart"/>
+            <w:r>
+              <w:rPr>
+                <w:sz w:val="18"/>
+                <w:szCs w:val="18"/>
+              </w:rPr>
+              <w:t>Waagh</w:t>
+            </w:r>
+            <w:proofErr w:type="spellEnd"/>
+            <w:r>
+              <w:rPr>
+                <w:sz w:val="18"/>
+                <w:szCs w:val="18"/>
+              </w:rPr>
+              <w:t xml:space="preserve"> (-)</w:t>
             </w:r>
           </w:p>
         </w:tc>
@@ -16340,21 +16387,28 @@
           <w:sz w:val="18"/>
           <w:szCs w:val="18"/>
         </w:rPr>
-        <w:t xml:space="preserve"> dla 8 wytrzymałości</w:t>
-      </w:r>
-      <w:r>
-        <w:rPr>
-          <w:sz w:val="18"/>
-          <w:szCs w:val="18"/>
-        </w:rPr>
-        <w:t xml:space="preserve"> lub 16</w:t>
-      </w:r>
-      <w:r>
-        <w:rPr>
-          <w:sz w:val="18"/>
-          <w:szCs w:val="18"/>
-        </w:rPr>
-        <w:t xml:space="preserve"> przy 12” zasięgu.</w:t>
+        <w:t xml:space="preserve"> dla wytrzymałości</w:t>
+      </w:r>
+      <w:r>
+        <w:rPr>
+          <w:sz w:val="18"/>
+          <w:szCs w:val="18"/>
+        </w:rPr>
+        <w:t xml:space="preserve"> </w:t>
+      </w:r>
+      <w:r>
+        <w:rPr>
+          <w:sz w:val="18"/>
+          <w:szCs w:val="18"/>
+        </w:rPr>
+        <w:t>równej 4/3 wytrzymałości modelu z nią, min 8 max 24</w:t>
+      </w:r>
+      <w:r>
+        <w:rPr>
+          <w:sz w:val="18"/>
+          <w:szCs w:val="18"/>
+        </w:rPr>
+        <w:t>. Aura 12”: +8</w:t>
       </w:r>
     </w:p>
     <w:p>
@@ -16558,7 +16612,21 @@
           <w:sz w:val="18"/>
           <w:szCs w:val="18"/>
         </w:rPr>
-        <w:t xml:space="preserve">: jak Aura, ale dla 10 wytrzymałości. </w:t>
+        <w:t xml:space="preserve">: jak Aura </w:t>
+      </w:r>
+      <w:r>
+        <w:rPr>
+          <w:sz w:val="18"/>
+          <w:szCs w:val="18"/>
+        </w:rPr>
+        <w:t>z +2</w:t>
+      </w:r>
+      <w:r>
+        <w:rPr>
+          <w:sz w:val="18"/>
+          <w:szCs w:val="18"/>
+        </w:rPr>
+        <w:t xml:space="preserve"> wytrzymałości. </w:t>
       </w:r>
     </w:p>
     <w:p>

--- a/app/static/docs/SZOP.docx
+++ b/app/static/docs/SZOP.docx
@@ -3786,39 +3786,211 @@
           <w:sz w:val="18"/>
           <w:szCs w:val="18"/>
         </w:rPr>
-        <w:t>Aury bez zasięgu działają na oddziały w zasięgu 6”.</w:t>
-      </w:r>
-    </w:p>
-    <w:p>
-      <w:pPr>
-        <w:spacing w:after="0"/>
-        <w:rPr>
-          <w:sz w:val="18"/>
-          <w:szCs w:val="18"/>
-        </w:rPr>
-      </w:pPr>
-      <w:r>
-        <w:rPr>
-          <w:sz w:val="18"/>
-          <w:szCs w:val="18"/>
-        </w:rPr>
-        <w:t>Rozprysk pozwala zaatakować każdy model w zasięgu X”.</w:t>
-      </w:r>
-    </w:p>
-    <w:p>
-      <w:pPr>
-        <w:spacing w:after="0"/>
-        <w:rPr>
-          <w:sz w:val="18"/>
-          <w:szCs w:val="18"/>
-        </w:rPr>
-      </w:pPr>
-      <w:r>
-        <w:rPr>
-          <w:sz w:val="18"/>
-          <w:szCs w:val="18"/>
-        </w:rPr>
-        <w:t>Zamiast za bycie poniżej połowy wytrzymałości, wykonaj dodatkowy test za brak Świerzy.</w:t>
+        <w:t xml:space="preserve">Aury </w:t>
+      </w:r>
+      <w:r>
+        <w:rPr>
+          <w:sz w:val="18"/>
+          <w:szCs w:val="18"/>
+        </w:rPr>
+        <w:t>i Rozprysk</w:t>
+      </w:r>
+      <w:r>
+        <w:rPr>
+          <w:sz w:val="18"/>
+          <w:szCs w:val="18"/>
+        </w:rPr>
+        <w:t xml:space="preserve"> działają na oddziały w zasięgu 6”.</w:t>
+      </w:r>
+    </w:p>
+    <w:p>
+      <w:pPr>
+        <w:spacing w:after="0"/>
+        <w:rPr>
+          <w:sz w:val="18"/>
+          <w:szCs w:val="18"/>
+        </w:rPr>
+      </w:pPr>
+      <w:r>
+        <w:rPr>
+          <w:sz w:val="18"/>
+          <w:szCs w:val="18"/>
+        </w:rPr>
+        <w:t>Precy</w:t>
+      </w:r>
+      <w:r>
+        <w:rPr>
+          <w:sz w:val="18"/>
+          <w:szCs w:val="18"/>
+        </w:rPr>
+        <w:t>zy</w:t>
+      </w:r>
+      <w:r>
+        <w:rPr>
+          <w:sz w:val="18"/>
+          <w:szCs w:val="18"/>
+        </w:rPr>
+        <w:t>jny ignoruje modele podczas sprawdzani</w:t>
+      </w:r>
+      <w:r>
+        <w:rPr>
+          <w:sz w:val="18"/>
+          <w:szCs w:val="18"/>
+        </w:rPr>
+        <w:t>a</w:t>
+      </w:r>
+      <w:r>
+        <w:rPr>
+          <w:sz w:val="18"/>
+          <w:szCs w:val="18"/>
+        </w:rPr>
+        <w:t xml:space="preserve"> linii wzroku.</w:t>
+      </w:r>
+    </w:p>
+    <w:p>
+      <w:pPr>
+        <w:spacing w:after="0"/>
+        <w:rPr>
+          <w:sz w:val="18"/>
+          <w:szCs w:val="18"/>
+        </w:rPr>
+      </w:pPr>
+      <w:r>
+        <w:rPr>
+          <w:sz w:val="18"/>
+          <w:szCs w:val="18"/>
+        </w:rPr>
+        <w:t>Odrodzenie</w:t>
+      </w:r>
+      <w:r>
+        <w:rPr>
+          <w:sz w:val="18"/>
+          <w:szCs w:val="18"/>
+        </w:rPr>
+        <w:t>: zanim ostatni model zostanie pokonany</w:t>
+      </w:r>
+      <w:r>
+        <w:rPr>
+          <w:sz w:val="18"/>
+          <w:szCs w:val="18"/>
+        </w:rPr>
+        <w:t xml:space="preserve">, </w:t>
+      </w:r>
+      <w:r>
+        <w:rPr>
+          <w:sz w:val="18"/>
+          <w:szCs w:val="18"/>
+        </w:rPr>
+        <w:t xml:space="preserve">rzuć </w:t>
+      </w:r>
+      <w:r>
+        <w:rPr>
+          <w:sz w:val="18"/>
+          <w:szCs w:val="18"/>
+        </w:rPr>
+        <w:t xml:space="preserve">kością, </w:t>
+      </w:r>
+      <w:r>
+        <w:rPr>
+          <w:sz w:val="18"/>
+          <w:szCs w:val="18"/>
+        </w:rPr>
+        <w:t>na 4+, zamiast tego odrzuć 1 ranę</w:t>
+      </w:r>
+      <w:r>
+        <w:rPr>
+          <w:sz w:val="18"/>
+          <w:szCs w:val="18"/>
+        </w:rPr>
+        <w:t xml:space="preserve"> z oddziału</w:t>
+      </w:r>
+      <w:r>
+        <w:rPr>
+          <w:sz w:val="18"/>
+          <w:szCs w:val="18"/>
+        </w:rPr>
+        <w:t>.</w:t>
+      </w:r>
+    </w:p>
+    <w:p>
+      <w:pPr>
+        <w:spacing w:after="0"/>
+        <w:rPr>
+          <w:sz w:val="18"/>
+          <w:szCs w:val="18"/>
+        </w:rPr>
+      </w:pPr>
+      <w:r>
+        <w:rPr>
+          <w:sz w:val="18"/>
+          <w:szCs w:val="18"/>
+        </w:rPr>
+        <w:t>Każdy oddział rozpoczyna ze stanem</w:t>
+      </w:r>
+      <w:r>
+        <w:rPr>
+          <w:sz w:val="18"/>
+          <w:szCs w:val="18"/>
+        </w:rPr>
+        <w:t xml:space="preserve"> Świerzy i</w:t>
+      </w:r>
+      <w:r>
+        <w:rPr>
+          <w:sz w:val="18"/>
+          <w:szCs w:val="18"/>
+        </w:rPr>
+        <w:t xml:space="preserve"> </w:t>
+      </w:r>
+      <w:r>
+        <w:rPr>
+          <w:sz w:val="18"/>
+          <w:szCs w:val="18"/>
+        </w:rPr>
+        <w:t xml:space="preserve">jest uznawany za poniżej połowy wytrzymałości gdy </w:t>
+      </w:r>
+      <w:r>
+        <w:rPr>
+          <w:sz w:val="18"/>
+          <w:szCs w:val="18"/>
+        </w:rPr>
+        <w:t xml:space="preserve">go nie </w:t>
+      </w:r>
+      <w:r>
+        <w:rPr>
+          <w:sz w:val="18"/>
+          <w:szCs w:val="18"/>
+        </w:rPr>
+        <w:t>ma</w:t>
+      </w:r>
+      <w:r>
+        <w:rPr>
+          <w:sz w:val="18"/>
+          <w:szCs w:val="18"/>
+        </w:rPr>
+        <w:t>:</w:t>
+      </w:r>
+      <w:r>
+        <w:rPr>
+          <w:sz w:val="18"/>
+          <w:szCs w:val="18"/>
+        </w:rPr>
+        <w:br/>
+      </w:r>
+      <w:r>
+        <w:rPr>
+          <w:b/>
+          <w:bCs/>
+          <w:sz w:val="18"/>
+          <w:szCs w:val="18"/>
+        </w:rPr>
+        <w:t>Świerzy:</w:t>
+      </w:r>
+      <w:r>
+        <w:rPr>
+          <w:sz w:val="18"/>
+          <w:szCs w:val="18"/>
+        </w:rPr>
+        <w:t xml:space="preserve"> Modele w tym oddziale nie mogą zostać pokonane i wykonują podwójną liczbę ataków. Gdy oddział ma więcej ran niż suma jego wytrzymałości, odrzuć wszystkie rany i ten stan.</w:t>
       </w:r>
     </w:p>
     <w:p>
@@ -3834,36 +4006,6 @@
           <w:sz w:val="18"/>
           <w:szCs w:val="18"/>
         </w:rPr>
-        <w:t>Każdy oddział rozpoczyna ze stanem:</w:t>
-      </w:r>
-      <w:r>
-        <w:rPr>
-          <w:sz w:val="18"/>
-          <w:szCs w:val="18"/>
-        </w:rPr>
-        <w:br/>
-      </w:r>
-      <w:r>
-        <w:rPr>
-          <w:b/>
-          <w:bCs/>
-          <w:sz w:val="18"/>
-          <w:szCs w:val="18"/>
-        </w:rPr>
-        <w:t>Świerzy:</w:t>
-      </w:r>
-      <w:r>
-        <w:rPr>
-          <w:sz w:val="18"/>
-          <w:szCs w:val="18"/>
-        </w:rPr>
-        <w:t xml:space="preserve"> Modele w tym oddziale nie mogą zostać pokonane i wykonują podwójną liczbę ataków. Gdy oddział ma więcej ran niż suma jego wytrzymałości, odrzuć wszystkie rany i ten stan.</w:t>
-      </w:r>
-      <w:r>
-        <w:rPr>
-          <w:sz w:val="18"/>
-          <w:szCs w:val="18"/>
-        </w:rPr>
         <w:br w:type="page"/>
       </w:r>
     </w:p>
@@ -4001,14 +4143,7 @@
           <w:sz w:val="18"/>
           <w:szCs w:val="18"/>
         </w:rPr>
-        <w:t xml:space="preserve"> </w:t>
-      </w:r>
-      <w:r>
-        <w:rPr>
-          <w:sz w:val="18"/>
-          <w:szCs w:val="18"/>
-        </w:rPr>
-        <w:t>Jego rozmiar jest traktowany  jakby miał 2 razy mniejszą wytrzymałość.</w:t>
+        <w:t xml:space="preserve"> Jego rozmiar jest traktowany  jakby miał 2 razy mniejszą wytrzymałość.</w:t>
       </w:r>
     </w:p>
     <w:p>
@@ -5047,7 +5182,53 @@
           <w:sz w:val="18"/>
           <w:szCs w:val="18"/>
         </w:rPr>
-        <w:t>Regeneracja:</w:t>
+        <w:t>Niewrażliwy:</w:t>
+      </w:r>
+      <w:r>
+        <w:rPr>
+          <w:sz w:val="18"/>
+          <w:szCs w:val="18"/>
+        </w:rPr>
+        <w:t xml:space="preserve"> Podczas testów obrony naturalna 5 daje automatyczny sukces.</w:t>
+      </w:r>
+    </w:p>
+    <w:p>
+      <w:pPr>
+        <w:spacing w:after="0"/>
+        <w:rPr>
+          <w:sz w:val="18"/>
+          <w:szCs w:val="18"/>
+        </w:rPr>
+      </w:pPr>
+      <w:r>
+        <w:rPr>
+          <w:b/>
+          <w:bCs/>
+          <w:sz w:val="18"/>
+          <w:szCs w:val="18"/>
+        </w:rPr>
+        <w:t>Maskowanie:</w:t>
+      </w:r>
+      <w:r>
+        <w:rPr>
+          <w:sz w:val="18"/>
+          <w:szCs w:val="18"/>
+        </w:rPr>
+        <w:t xml:space="preserve"> Ma osłonę</w:t>
+      </w:r>
+      <w:r>
+        <w:rPr>
+          <w:sz w:val="18"/>
+          <w:szCs w:val="18"/>
+        </w:rPr>
+        <w:t xml:space="preserve">, </w:t>
+      </w:r>
+      <w:r>
+        <w:rPr>
+          <w:sz w:val="18"/>
+          <w:szCs w:val="18"/>
+        </w:rPr>
+        <w:t>gdy jest dalej niż</w:t>
       </w:r>
       <w:r>
         <w:rPr>
@@ -5061,14 +5242,465 @@
           <w:sz w:val="18"/>
           <w:szCs w:val="18"/>
         </w:rPr>
-        <w:t>Na koniec każdej aktywacji</w:t>
-      </w:r>
-      <w:r>
-        <w:rPr>
-          <w:sz w:val="18"/>
-          <w:szCs w:val="18"/>
-        </w:rPr>
-        <w:t xml:space="preserve"> odzyskujesz K3 ran</w:t>
+        <w:t>3</w:t>
+      </w:r>
+      <w:r>
+        <w:rPr>
+          <w:sz w:val="18"/>
+          <w:szCs w:val="18"/>
+        </w:rPr>
+        <w:t>"</w:t>
+      </w:r>
+      <w:r>
+        <w:rPr>
+          <w:sz w:val="18"/>
+          <w:szCs w:val="18"/>
+        </w:rPr>
+        <w:t xml:space="preserve"> od wrogów</w:t>
+      </w:r>
+      <w:r>
+        <w:rPr>
+          <w:sz w:val="18"/>
+          <w:szCs w:val="18"/>
+        </w:rPr>
+        <w:t>.</w:t>
+      </w:r>
+    </w:p>
+    <w:p>
+      <w:pPr>
+        <w:spacing w:after="0"/>
+        <w:rPr>
+          <w:sz w:val="18"/>
+          <w:szCs w:val="18"/>
+        </w:rPr>
+      </w:pPr>
+      <w:r>
+        <w:rPr>
+          <w:b/>
+          <w:bCs/>
+          <w:sz w:val="18"/>
+          <w:szCs w:val="18"/>
+        </w:rPr>
+        <w:t>Parowanie:</w:t>
+      </w:r>
+      <w:r>
+        <w:rPr>
+          <w:sz w:val="18"/>
+          <w:szCs w:val="18"/>
+        </w:rPr>
+        <w:t xml:space="preserve"> Ma osłonę podczas walki wręcz.</w:t>
+      </w:r>
+    </w:p>
+    <w:p>
+      <w:pPr>
+        <w:spacing w:after="0"/>
+        <w:rPr>
+          <w:sz w:val="18"/>
+          <w:szCs w:val="18"/>
+        </w:rPr>
+      </w:pPr>
+      <w:r>
+        <w:rPr>
+          <w:b/>
+          <w:bCs/>
+          <w:sz w:val="18"/>
+          <w:szCs w:val="18"/>
+        </w:rPr>
+        <w:t>Tarcza:</w:t>
+      </w:r>
+      <w:r>
+        <w:rPr>
+          <w:sz w:val="18"/>
+          <w:szCs w:val="18"/>
+        </w:rPr>
+        <w:t xml:space="preserve"> </w:t>
+      </w:r>
+      <w:r>
+        <w:rPr>
+          <w:sz w:val="18"/>
+          <w:szCs w:val="18"/>
+        </w:rPr>
+        <w:t xml:space="preserve">+1 do </w:t>
+      </w:r>
+      <w:r>
+        <w:rPr>
+          <w:sz w:val="18"/>
+          <w:szCs w:val="18"/>
+        </w:rPr>
+        <w:t>testów obrony, gdy nie jest przyszpilony.</w:t>
+      </w:r>
+    </w:p>
+    <w:p>
+      <w:pPr>
+        <w:spacing w:after="0"/>
+        <w:rPr>
+          <w:sz w:val="18"/>
+          <w:szCs w:val="18"/>
+        </w:rPr>
+      </w:pPr>
+      <w:r>
+        <w:rPr>
+          <w:b/>
+          <w:bCs/>
+          <w:sz w:val="18"/>
+          <w:szCs w:val="18"/>
+        </w:rPr>
+        <w:t>Okopany:</w:t>
+      </w:r>
+      <w:r>
+        <w:rPr>
+          <w:sz w:val="18"/>
+          <w:szCs w:val="18"/>
+        </w:rPr>
+        <w:t xml:space="preserve"> </w:t>
+      </w:r>
+      <w:r>
+        <w:rPr>
+          <w:sz w:val="18"/>
+          <w:szCs w:val="18"/>
+        </w:rPr>
+        <w:t>+1 do testów obrony, gdy ma osłonę</w:t>
+      </w:r>
+      <w:r>
+        <w:rPr>
+          <w:sz w:val="18"/>
+          <w:szCs w:val="18"/>
+        </w:rPr>
+        <w:t xml:space="preserve"> z terenu.</w:t>
+      </w:r>
+    </w:p>
+    <w:p>
+      <w:pPr>
+        <w:spacing w:after="0"/>
+        <w:rPr>
+          <w:sz w:val="18"/>
+          <w:szCs w:val="18"/>
+        </w:rPr>
+      </w:pPr>
+      <w:r>
+        <w:rPr>
+          <w:b/>
+          <w:bCs/>
+          <w:sz w:val="18"/>
+          <w:szCs w:val="18"/>
+        </w:rPr>
+        <w:t>Transport(X):</w:t>
+      </w:r>
+      <w:r>
+        <w:rPr>
+          <w:b/>
+          <w:bCs/>
+          <w:sz w:val="18"/>
+          <w:szCs w:val="18"/>
+        </w:rPr>
+        <w:t xml:space="preserve"> </w:t>
+      </w:r>
+      <w:r>
+        <w:rPr>
+          <w:sz w:val="18"/>
+          <w:szCs w:val="18"/>
+        </w:rPr>
+        <w:t xml:space="preserve">Przyjazne oddziały o łącznej wytrzymałości do X mogą zostać transportowane przez ten oddział. Jeżeli oddział składa się z kilku modeli z Transport(X), ich pojemność sumuje się. Transportowany oddział jako swoją akcję może zostać rozstawiony: wszystkie jego modele muszą zostać ustawione w odległości do 3″ od dowolnych modeli transportującego oddziału. Następnie przestaje być transportowany. Oddział, którego wszystkie modele znajdują się do 3″ od transportującego oddziału, może jako swoją akcję zostać zdjęty z planszy i stać się transportowany, jeżeli dostępna pojemność na to pozwala. Jeżeli część modeli transportującego oddziału zostanie zniszczona, transportowane oddziały mogą </w:t>
+      </w:r>
+      <w:r>
+        <w:rPr>
+          <w:sz w:val="18"/>
+          <w:szCs w:val="18"/>
+        </w:rPr>
+        <w:t xml:space="preserve">tymczasowo przekraczać jego pojemność. Jeżeli ostatni model transportującego oddziału zostanie zniszczony, nadmiarowe rany przechodzą na </w:t>
+      </w:r>
+      <w:r>
+        <w:rPr>
+          <w:sz w:val="18"/>
+          <w:szCs w:val="18"/>
+        </w:rPr>
+        <w:t>najliczniejszy</w:t>
+      </w:r>
+      <w:r>
+        <w:rPr>
+          <w:sz w:val="18"/>
+          <w:szCs w:val="18"/>
+        </w:rPr>
+        <w:t xml:space="preserve"> transportowany oddział, a następnie wszystkie transportowane oddziały muszą zostać natychmiast rozstawione jak wyżej i stają się Wyczerpane. Jeżeli transportujący oddział wykona podwójny ruch lub początkowy ruch zdolności Samolot, wszystkie transportowane oddziały zostają Przyszpilone. Transportowane oddziały są rozstawiane razem z transporterem</w:t>
+      </w:r>
+      <w:r>
+        <w:rPr>
+          <w:sz w:val="18"/>
+          <w:szCs w:val="18"/>
+        </w:rPr>
+        <w:t>, w jednej aktywacji</w:t>
+      </w:r>
+      <w:r>
+        <w:rPr>
+          <w:sz w:val="18"/>
+          <w:szCs w:val="18"/>
+        </w:rPr>
+        <w:t xml:space="preserve"> i muszą mieć te same zdolności wpływające na </w:t>
+      </w:r>
+      <w:r>
+        <w:rPr>
+          <w:sz w:val="18"/>
+          <w:szCs w:val="18"/>
+        </w:rPr>
+        <w:t>Rozstawienie.</w:t>
+      </w:r>
+    </w:p>
+    <w:p>
+      <w:pPr>
+        <w:spacing w:after="0"/>
+        <w:rPr>
+          <w:sz w:val="18"/>
+          <w:szCs w:val="18"/>
+        </w:rPr>
+      </w:pPr>
+      <w:r>
+        <w:rPr>
+          <w:b/>
+          <w:bCs/>
+          <w:sz w:val="18"/>
+          <w:szCs w:val="18"/>
+        </w:rPr>
+        <w:t>Zdobywca:</w:t>
+      </w:r>
+      <w:r>
+        <w:rPr>
+          <w:sz w:val="18"/>
+          <w:szCs w:val="18"/>
+        </w:rPr>
+        <w:t xml:space="preserve"> Możesz ignorować wrogie oddziały bez tej zdolności podczas sprawdzania celów misji.</w:t>
+      </w:r>
+    </w:p>
+    <w:p>
+      <w:pPr>
+        <w:spacing w:after="0"/>
+        <w:rPr>
+          <w:sz w:val="18"/>
+          <w:szCs w:val="18"/>
+        </w:rPr>
+      </w:pPr>
+    </w:p>
+    <w:p>
+      <w:pPr>
+        <w:spacing w:after="0"/>
+        <w:rPr>
+          <w:b/>
+          <w:bCs/>
+          <w:sz w:val="18"/>
+          <w:szCs w:val="18"/>
+        </w:rPr>
+      </w:pPr>
+      <w:r>
+        <w:rPr>
+          <w:b/>
+          <w:bCs/>
+          <w:sz w:val="18"/>
+          <w:szCs w:val="18"/>
+        </w:rPr>
+        <w:t>Aktywne:</w:t>
+      </w:r>
+    </w:p>
+    <w:p>
+      <w:pPr>
+        <w:spacing w:after="0"/>
+        <w:rPr>
+          <w:sz w:val="18"/>
+          <w:szCs w:val="18"/>
+        </w:rPr>
+      </w:pPr>
+      <w:r>
+        <w:rPr>
+          <w:b/>
+          <w:bCs/>
+          <w:sz w:val="18"/>
+          <w:szCs w:val="18"/>
+        </w:rPr>
+        <w:t>Mag(X):</w:t>
+      </w:r>
+      <w:r>
+        <w:rPr>
+          <w:sz w:val="18"/>
+          <w:szCs w:val="18"/>
+        </w:rPr>
+        <w:t xml:space="preserve"> Otrzymuje X żetonów </w:t>
+      </w:r>
+      <w:r>
+        <w:rPr>
+          <w:sz w:val="18"/>
+          <w:szCs w:val="18"/>
+        </w:rPr>
+        <w:t>mocy</w:t>
+      </w:r>
+      <w:r>
+        <w:rPr>
+          <w:sz w:val="18"/>
+          <w:szCs w:val="18"/>
+        </w:rPr>
+        <w:t xml:space="preserve"> na</w:t>
+      </w:r>
+      <w:r>
+        <w:rPr>
+          <w:sz w:val="18"/>
+          <w:szCs w:val="18"/>
+        </w:rPr>
+        <w:t xml:space="preserve"> </w:t>
+      </w:r>
+      <w:r>
+        <w:rPr>
+          <w:sz w:val="18"/>
+          <w:szCs w:val="18"/>
+        </w:rPr>
+        <w:t xml:space="preserve">początku każdej rundy, </w:t>
+      </w:r>
+      <w:r>
+        <w:rPr>
+          <w:sz w:val="18"/>
+          <w:szCs w:val="18"/>
+        </w:rPr>
+        <w:t xml:space="preserve">do maksymalnie </w:t>
+      </w:r>
+      <w:r>
+        <w:rPr>
+          <w:sz w:val="18"/>
+          <w:szCs w:val="18"/>
+        </w:rPr>
+        <w:t>2X</w:t>
+      </w:r>
+      <w:r>
+        <w:rPr>
+          <w:sz w:val="18"/>
+          <w:szCs w:val="18"/>
+        </w:rPr>
+        <w:t>. Magowie w oddziale współdzielą żetony. Wydaj tyle żetonów, ile wynosi koszt czaru i r</w:t>
+      </w:r>
+      <w:r>
+        <w:rPr>
+          <w:sz w:val="18"/>
+          <w:szCs w:val="18"/>
+        </w:rPr>
+        <w:t>zuć kością</w:t>
+      </w:r>
+      <w:r>
+        <w:rPr>
+          <w:sz w:val="18"/>
+          <w:szCs w:val="18"/>
+        </w:rPr>
+        <w:t>. P</w:t>
+      </w:r>
+      <w:r>
+        <w:rPr>
+          <w:sz w:val="18"/>
+          <w:szCs w:val="18"/>
+        </w:rPr>
+        <w:t>rzy wyniku 4+</w:t>
+      </w:r>
+      <w:r>
+        <w:rPr>
+          <w:sz w:val="18"/>
+          <w:szCs w:val="18"/>
+        </w:rPr>
+        <w:t xml:space="preserve"> </w:t>
+      </w:r>
+      <w:r>
+        <w:rPr>
+          <w:sz w:val="18"/>
+          <w:szCs w:val="18"/>
+        </w:rPr>
+        <w:t xml:space="preserve">rozstrzygnij </w:t>
+      </w:r>
+      <w:r>
+        <w:rPr>
+          <w:sz w:val="18"/>
+          <w:szCs w:val="18"/>
+        </w:rPr>
+        <w:t xml:space="preserve">jego </w:t>
+      </w:r>
+      <w:r>
+        <w:rPr>
+          <w:sz w:val="18"/>
+          <w:szCs w:val="18"/>
+        </w:rPr>
+        <w:t>efekt</w:t>
+      </w:r>
+      <w:r>
+        <w:rPr>
+          <w:sz w:val="18"/>
+          <w:szCs w:val="18"/>
+        </w:rPr>
+        <w:t xml:space="preserve">. Jedna próba na czar na aktywacje. </w:t>
+      </w:r>
+    </w:p>
+    <w:p>
+      <w:pPr>
+        <w:spacing w:after="0"/>
+        <w:rPr>
+          <w:sz w:val="18"/>
+          <w:szCs w:val="18"/>
+        </w:rPr>
+      </w:pPr>
+      <w:r>
+        <w:rPr>
+          <w:b/>
+          <w:bCs/>
+          <w:sz w:val="18"/>
+          <w:szCs w:val="18"/>
+        </w:rPr>
+        <w:t>Łatanie:</w:t>
+      </w:r>
+      <w:r>
+        <w:rPr>
+          <w:sz w:val="18"/>
+          <w:szCs w:val="18"/>
+        </w:rPr>
+        <w:t xml:space="preserve"> </w:t>
+      </w:r>
+      <w:r>
+        <w:rPr>
+          <w:sz w:val="18"/>
+          <w:szCs w:val="18"/>
+        </w:rPr>
+        <w:t>W twojej aktywacji</w:t>
+      </w:r>
+      <w:r>
+        <w:rPr>
+          <w:sz w:val="18"/>
+          <w:szCs w:val="18"/>
+        </w:rPr>
+        <w:t xml:space="preserve"> o</w:t>
+      </w:r>
+      <w:r>
+        <w:rPr>
+          <w:sz w:val="18"/>
+          <w:szCs w:val="18"/>
+        </w:rPr>
+        <w:t xml:space="preserve">ddział w zasięgu </w:t>
+      </w:r>
+      <w:r>
+        <w:rPr>
+          <w:sz w:val="18"/>
+          <w:szCs w:val="18"/>
+        </w:rPr>
+        <w:t>3</w:t>
+      </w:r>
+      <w:r>
+        <w:rPr>
+          <w:sz w:val="18"/>
+          <w:szCs w:val="18"/>
+        </w:rPr>
+        <w:t xml:space="preserve">” </w:t>
+      </w:r>
+      <w:r>
+        <w:rPr>
+          <w:sz w:val="18"/>
+          <w:szCs w:val="18"/>
+        </w:rPr>
+        <w:t>leczy</w:t>
+      </w:r>
+      <w:r>
+        <w:rPr>
+          <w:sz w:val="18"/>
+          <w:szCs w:val="18"/>
+        </w:rPr>
+        <w:t xml:space="preserve"> k3 ran</w:t>
       </w:r>
       <w:r>
         <w:rPr>
@@ -5082,105 +5714,6 @@
           <w:sz w:val="18"/>
           <w:szCs w:val="18"/>
         </w:rPr>
-        <w:t>, ale nie więcej niż liczba straconych w tej aktywacji.</w:t>
-      </w:r>
-    </w:p>
-    <w:p>
-      <w:pPr>
-        <w:spacing w:after="0"/>
-        <w:rPr>
-          <w:sz w:val="18"/>
-          <w:szCs w:val="18"/>
-        </w:rPr>
-      </w:pPr>
-      <w:r>
-        <w:rPr>
-          <w:b/>
-          <w:bCs/>
-          <w:sz w:val="18"/>
-          <w:szCs w:val="18"/>
-        </w:rPr>
-        <w:t>Niewrażliwy:</w:t>
-      </w:r>
-      <w:r>
-        <w:rPr>
-          <w:sz w:val="18"/>
-          <w:szCs w:val="18"/>
-        </w:rPr>
-        <w:t xml:space="preserve"> Podczas testów obrony naturalna 5 daje automatyczny sukces.</w:t>
-      </w:r>
-    </w:p>
-    <w:p>
-      <w:pPr>
-        <w:spacing w:after="0"/>
-        <w:rPr>
-          <w:sz w:val="18"/>
-          <w:szCs w:val="18"/>
-        </w:rPr>
-      </w:pPr>
-      <w:r>
-        <w:rPr>
-          <w:b/>
-          <w:bCs/>
-          <w:sz w:val="18"/>
-          <w:szCs w:val="18"/>
-        </w:rPr>
-        <w:t>Maskowanie:</w:t>
-      </w:r>
-      <w:r>
-        <w:rPr>
-          <w:sz w:val="18"/>
-          <w:szCs w:val="18"/>
-        </w:rPr>
-        <w:t xml:space="preserve"> Ma osłonę</w:t>
-      </w:r>
-      <w:r>
-        <w:rPr>
-          <w:sz w:val="18"/>
-          <w:szCs w:val="18"/>
-        </w:rPr>
-        <w:t xml:space="preserve">, </w:t>
-      </w:r>
-      <w:r>
-        <w:rPr>
-          <w:sz w:val="18"/>
-          <w:szCs w:val="18"/>
-        </w:rPr>
-        <w:t>gdy jest dalej niż</w:t>
-      </w:r>
-      <w:r>
-        <w:rPr>
-          <w:sz w:val="18"/>
-          <w:szCs w:val="18"/>
-        </w:rPr>
-        <w:t xml:space="preserve"> </w:t>
-      </w:r>
-      <w:r>
-        <w:rPr>
-          <w:sz w:val="18"/>
-          <w:szCs w:val="18"/>
-        </w:rPr>
-        <w:t>3</w:t>
-      </w:r>
-      <w:r>
-        <w:rPr>
-          <w:sz w:val="18"/>
-          <w:szCs w:val="18"/>
-        </w:rPr>
-        <w:t>"</w:t>
-      </w:r>
-      <w:r>
-        <w:rPr>
-          <w:sz w:val="18"/>
-          <w:szCs w:val="18"/>
-        </w:rPr>
-        <w:t xml:space="preserve"> od wrogów</w:t>
-      </w:r>
-      <w:r>
-        <w:rPr>
-          <w:sz w:val="18"/>
-          <w:szCs w:val="18"/>
-        </w:rPr>
         <w:t>.</w:t>
       </w:r>
     </w:p>
@@ -5199,457 +5732,6 @@
           <w:sz w:val="18"/>
           <w:szCs w:val="18"/>
         </w:rPr>
-        <w:t>Parowanie:</w:t>
-      </w:r>
-      <w:r>
-        <w:rPr>
-          <w:sz w:val="18"/>
-          <w:szCs w:val="18"/>
-        </w:rPr>
-        <w:t xml:space="preserve"> Ma osłonę podczas walki wręcz.</w:t>
-      </w:r>
-    </w:p>
-    <w:p>
-      <w:pPr>
-        <w:spacing w:after="0"/>
-        <w:rPr>
-          <w:sz w:val="18"/>
-          <w:szCs w:val="18"/>
-        </w:rPr>
-      </w:pPr>
-      <w:r>
-        <w:rPr>
-          <w:b/>
-          <w:bCs/>
-          <w:sz w:val="18"/>
-          <w:szCs w:val="18"/>
-        </w:rPr>
-        <w:t>Tarcza:</w:t>
-      </w:r>
-      <w:r>
-        <w:rPr>
-          <w:sz w:val="18"/>
-          <w:szCs w:val="18"/>
-        </w:rPr>
-        <w:t xml:space="preserve"> </w:t>
-      </w:r>
-      <w:r>
-        <w:rPr>
-          <w:sz w:val="18"/>
-          <w:szCs w:val="18"/>
-        </w:rPr>
-        <w:t xml:space="preserve">+1 do </w:t>
-      </w:r>
-      <w:r>
-        <w:rPr>
-          <w:sz w:val="18"/>
-          <w:szCs w:val="18"/>
-        </w:rPr>
-        <w:t>testów obrony, gdy nie jest przyszpilony.</w:t>
-      </w:r>
-    </w:p>
-    <w:p>
-      <w:pPr>
-        <w:spacing w:after="0"/>
-        <w:rPr>
-          <w:sz w:val="18"/>
-          <w:szCs w:val="18"/>
-        </w:rPr>
-      </w:pPr>
-      <w:r>
-        <w:rPr>
-          <w:b/>
-          <w:bCs/>
-          <w:sz w:val="18"/>
-          <w:szCs w:val="18"/>
-        </w:rPr>
-        <w:t>Okopany:</w:t>
-      </w:r>
-      <w:r>
-        <w:rPr>
-          <w:sz w:val="18"/>
-          <w:szCs w:val="18"/>
-        </w:rPr>
-        <w:t xml:space="preserve"> </w:t>
-      </w:r>
-      <w:r>
-        <w:rPr>
-          <w:sz w:val="18"/>
-          <w:szCs w:val="18"/>
-        </w:rPr>
-        <w:t>+1 do testów obrony, gdy ma osłonę</w:t>
-      </w:r>
-      <w:r>
-        <w:rPr>
-          <w:sz w:val="18"/>
-          <w:szCs w:val="18"/>
-        </w:rPr>
-        <w:t xml:space="preserve"> z terenu.</w:t>
-      </w:r>
-    </w:p>
-    <w:p>
-      <w:pPr>
-        <w:spacing w:after="0"/>
-        <w:rPr>
-          <w:sz w:val="18"/>
-          <w:szCs w:val="18"/>
-        </w:rPr>
-      </w:pPr>
-      <w:r>
-        <w:rPr>
-          <w:b/>
-          <w:bCs/>
-          <w:sz w:val="18"/>
-          <w:szCs w:val="18"/>
-        </w:rPr>
-        <w:t>Transport(X):</w:t>
-      </w:r>
-      <w:r>
-        <w:rPr>
-          <w:b/>
-          <w:bCs/>
-          <w:sz w:val="18"/>
-          <w:szCs w:val="18"/>
-        </w:rPr>
-        <w:t xml:space="preserve"> </w:t>
-      </w:r>
-      <w:r>
-        <w:rPr>
-          <w:sz w:val="18"/>
-          <w:szCs w:val="18"/>
-        </w:rPr>
-        <w:t xml:space="preserve">Przyjazne oddziały o łącznej wytrzymałości do X mogą zostać transportowane przez ten oddział. Jeżeli oddział składa się z kilku modeli z Transport(X), ich pojemność sumuje się. Transportowany oddział jako swoją akcję może zostać rozstawiony: wszystkie jego modele muszą zostać ustawione w odległości do 3″ od dowolnych modeli transportującego oddziału. Następnie przestaje być transportowany. Oddział, którego wszystkie modele znajdują się do 3″ od transportującego oddziału, może jako swoją akcję zostać zdjęty z planszy i stać się transportowany, jeżeli dostępna pojemność </w:t>
-      </w:r>
-      <w:r>
-        <w:rPr>
-          <w:sz w:val="18"/>
-          <w:szCs w:val="18"/>
-        </w:rPr>
-        <w:t xml:space="preserve">na to pozwala. Jeżeli część modeli transportującego oddziału zostanie zniszczona, transportowane oddziały mogą tymczasowo przekraczać jego pojemność. Jeżeli ostatni model transportującego oddziału zostanie zniszczony, nadmiarowe rany przechodzą na </w:t>
-      </w:r>
-      <w:r>
-        <w:rPr>
-          <w:sz w:val="18"/>
-          <w:szCs w:val="18"/>
-        </w:rPr>
-        <w:t>najliczniejszy</w:t>
-      </w:r>
-      <w:r>
-        <w:rPr>
-          <w:sz w:val="18"/>
-          <w:szCs w:val="18"/>
-        </w:rPr>
-        <w:t xml:space="preserve"> transportowany oddział, a następnie wszystkie transportowane oddziały muszą zostać natychmiast rozstawione jak wyżej i stają się Wyczerpane. Jeżeli transportujący oddział wykona podwójny ruch lub początkowy ruch zdolności Samolot, wszystkie transportowane oddziały zostają Przyszpilone. Transportowane oddziały są rozstawiane razem z transporterem</w:t>
-      </w:r>
-      <w:r>
-        <w:rPr>
-          <w:sz w:val="18"/>
-          <w:szCs w:val="18"/>
-        </w:rPr>
-        <w:t>, w jednej aktywacji</w:t>
-      </w:r>
-      <w:r>
-        <w:rPr>
-          <w:sz w:val="18"/>
-          <w:szCs w:val="18"/>
-        </w:rPr>
-        <w:t xml:space="preserve"> i muszą mieć te same zdolności wpływające na </w:t>
-      </w:r>
-      <w:r>
-        <w:rPr>
-          <w:sz w:val="18"/>
-          <w:szCs w:val="18"/>
-        </w:rPr>
-        <w:t>Rozstawienie.</w:t>
-      </w:r>
-    </w:p>
-    <w:p>
-      <w:pPr>
-        <w:spacing w:after="0"/>
-        <w:rPr>
-          <w:sz w:val="18"/>
-          <w:szCs w:val="18"/>
-        </w:rPr>
-      </w:pPr>
-      <w:r>
-        <w:rPr>
-          <w:b/>
-          <w:bCs/>
-          <w:sz w:val="18"/>
-          <w:szCs w:val="18"/>
-        </w:rPr>
-        <w:t>Zdobywca:</w:t>
-      </w:r>
-      <w:r>
-        <w:rPr>
-          <w:sz w:val="18"/>
-          <w:szCs w:val="18"/>
-        </w:rPr>
-        <w:t xml:space="preserve"> Możesz ignorować wrogie oddziały bez tej zdolności podczas sprawdzania celów misji.</w:t>
-      </w:r>
-    </w:p>
-    <w:p>
-      <w:pPr>
-        <w:spacing w:after="0"/>
-        <w:rPr>
-          <w:sz w:val="18"/>
-          <w:szCs w:val="18"/>
-        </w:rPr>
-      </w:pPr>
-    </w:p>
-    <w:p>
-      <w:pPr>
-        <w:spacing w:after="0"/>
-        <w:rPr>
-          <w:b/>
-          <w:bCs/>
-          <w:sz w:val="18"/>
-          <w:szCs w:val="18"/>
-        </w:rPr>
-      </w:pPr>
-      <w:r>
-        <w:rPr>
-          <w:b/>
-          <w:bCs/>
-          <w:sz w:val="18"/>
-          <w:szCs w:val="18"/>
-        </w:rPr>
-        <w:t>Aktywne:</w:t>
-      </w:r>
-    </w:p>
-    <w:p>
-      <w:pPr>
-        <w:spacing w:after="0"/>
-        <w:rPr>
-          <w:sz w:val="18"/>
-          <w:szCs w:val="18"/>
-        </w:rPr>
-      </w:pPr>
-      <w:r>
-        <w:rPr>
-          <w:b/>
-          <w:bCs/>
-          <w:sz w:val="18"/>
-          <w:szCs w:val="18"/>
-        </w:rPr>
-        <w:t>Mag(X):</w:t>
-      </w:r>
-      <w:r>
-        <w:rPr>
-          <w:sz w:val="18"/>
-          <w:szCs w:val="18"/>
-        </w:rPr>
-        <w:t xml:space="preserve"> Otrzymuje X żetonów </w:t>
-      </w:r>
-      <w:r>
-        <w:rPr>
-          <w:sz w:val="18"/>
-          <w:szCs w:val="18"/>
-        </w:rPr>
-        <w:t>mocy</w:t>
-      </w:r>
-      <w:r>
-        <w:rPr>
-          <w:sz w:val="18"/>
-          <w:szCs w:val="18"/>
-        </w:rPr>
-        <w:t xml:space="preserve"> na</w:t>
-      </w:r>
-      <w:r>
-        <w:rPr>
-          <w:sz w:val="18"/>
-          <w:szCs w:val="18"/>
-        </w:rPr>
-        <w:t xml:space="preserve"> </w:t>
-      </w:r>
-      <w:r>
-        <w:rPr>
-          <w:sz w:val="18"/>
-          <w:szCs w:val="18"/>
-        </w:rPr>
-        <w:t xml:space="preserve">początku każdej rundy, </w:t>
-      </w:r>
-      <w:r>
-        <w:rPr>
-          <w:sz w:val="18"/>
-          <w:szCs w:val="18"/>
-        </w:rPr>
-        <w:t xml:space="preserve">do maksymalnie </w:t>
-      </w:r>
-      <w:r>
-        <w:rPr>
-          <w:sz w:val="18"/>
-          <w:szCs w:val="18"/>
-        </w:rPr>
-        <w:t>2X</w:t>
-      </w:r>
-      <w:r>
-        <w:rPr>
-          <w:sz w:val="18"/>
-          <w:szCs w:val="18"/>
-        </w:rPr>
-        <w:t>. Magowie w oddziale współdzielą żetony. Wydaj tyle żetonów, ile wynosi koszt czaru i r</w:t>
-      </w:r>
-      <w:r>
-        <w:rPr>
-          <w:sz w:val="18"/>
-          <w:szCs w:val="18"/>
-        </w:rPr>
-        <w:t>zuć kością</w:t>
-      </w:r>
-      <w:r>
-        <w:rPr>
-          <w:sz w:val="18"/>
-          <w:szCs w:val="18"/>
-        </w:rPr>
-        <w:t>. P</w:t>
-      </w:r>
-      <w:r>
-        <w:rPr>
-          <w:sz w:val="18"/>
-          <w:szCs w:val="18"/>
-        </w:rPr>
-        <w:t>rzy wyniku 4+</w:t>
-      </w:r>
-      <w:r>
-        <w:rPr>
-          <w:sz w:val="18"/>
-          <w:szCs w:val="18"/>
-        </w:rPr>
-        <w:t xml:space="preserve"> </w:t>
-      </w:r>
-      <w:r>
-        <w:rPr>
-          <w:sz w:val="18"/>
-          <w:szCs w:val="18"/>
-        </w:rPr>
-        <w:t xml:space="preserve">rozstrzygnij </w:t>
-      </w:r>
-      <w:r>
-        <w:rPr>
-          <w:sz w:val="18"/>
-          <w:szCs w:val="18"/>
-        </w:rPr>
-        <w:t xml:space="preserve">jego </w:t>
-      </w:r>
-      <w:r>
-        <w:rPr>
-          <w:sz w:val="18"/>
-          <w:szCs w:val="18"/>
-        </w:rPr>
-        <w:t>efekt</w:t>
-      </w:r>
-      <w:r>
-        <w:rPr>
-          <w:sz w:val="18"/>
-          <w:szCs w:val="18"/>
-        </w:rPr>
-        <w:t xml:space="preserve">. Jedna próba na czar na aktywacje. </w:t>
-      </w:r>
-    </w:p>
-    <w:p>
-      <w:pPr>
-        <w:spacing w:after="0"/>
-        <w:rPr>
-          <w:sz w:val="18"/>
-          <w:szCs w:val="18"/>
-        </w:rPr>
-      </w:pPr>
-      <w:r>
-        <w:rPr>
-          <w:b/>
-          <w:bCs/>
-          <w:sz w:val="18"/>
-          <w:szCs w:val="18"/>
-        </w:rPr>
-        <w:t>Łatanie:</w:t>
-      </w:r>
-      <w:r>
-        <w:rPr>
-          <w:sz w:val="18"/>
-          <w:szCs w:val="18"/>
-        </w:rPr>
-        <w:t xml:space="preserve"> </w:t>
-      </w:r>
-      <w:r>
-        <w:rPr>
-          <w:sz w:val="18"/>
-          <w:szCs w:val="18"/>
-        </w:rPr>
-        <w:t>W twojej aktywacji</w:t>
-      </w:r>
-      <w:r>
-        <w:rPr>
-          <w:sz w:val="18"/>
-          <w:szCs w:val="18"/>
-        </w:rPr>
-        <w:t xml:space="preserve"> o</w:t>
-      </w:r>
-      <w:r>
-        <w:rPr>
-          <w:sz w:val="18"/>
-          <w:szCs w:val="18"/>
-        </w:rPr>
-        <w:t xml:space="preserve">ddział w zasięgu </w:t>
-      </w:r>
-      <w:r>
-        <w:rPr>
-          <w:sz w:val="18"/>
-          <w:szCs w:val="18"/>
-        </w:rPr>
-        <w:t>3</w:t>
-      </w:r>
-      <w:r>
-        <w:rPr>
-          <w:sz w:val="18"/>
-          <w:szCs w:val="18"/>
-        </w:rPr>
-        <w:t xml:space="preserve">” </w:t>
-      </w:r>
-      <w:r>
-        <w:rPr>
-          <w:sz w:val="18"/>
-          <w:szCs w:val="18"/>
-        </w:rPr>
-        <w:t>leczy</w:t>
-      </w:r>
-      <w:r>
-        <w:rPr>
-          <w:sz w:val="18"/>
-          <w:szCs w:val="18"/>
-        </w:rPr>
-        <w:t xml:space="preserve"> k3 ran</w:t>
-      </w:r>
-      <w:r>
-        <w:rPr>
-          <w:sz w:val="18"/>
-          <w:szCs w:val="18"/>
-        </w:rPr>
-        <w:t>y</w:t>
-      </w:r>
-      <w:r>
-        <w:rPr>
-          <w:sz w:val="18"/>
-          <w:szCs w:val="18"/>
-        </w:rPr>
-        <w:t>.</w:t>
-      </w:r>
-    </w:p>
-    <w:p>
-      <w:pPr>
-        <w:spacing w:after="0"/>
-        <w:rPr>
-          <w:sz w:val="18"/>
-          <w:szCs w:val="18"/>
-        </w:rPr>
-      </w:pPr>
-      <w:r>
-        <w:rPr>
-          <w:b/>
-          <w:bCs/>
-          <w:sz w:val="18"/>
-          <w:szCs w:val="18"/>
-        </w:rPr>
         <w:t>Męczennik:</w:t>
       </w:r>
       <w:r>
@@ -5657,7 +5739,21 @@
           <w:sz w:val="18"/>
           <w:szCs w:val="18"/>
         </w:rPr>
-        <w:t xml:space="preserve"> W twojej aktywacji możesz zostać pokonany, aby twój oddział odzyskał </w:t>
+        <w:t xml:space="preserve"> W twojej aktywacji możesz zostać </w:t>
+      </w:r>
+      <w:r>
+        <w:rPr>
+          <w:sz w:val="18"/>
+          <w:szCs w:val="18"/>
+        </w:rPr>
+        <w:t>eliminowany</w:t>
+      </w:r>
+      <w:r>
+        <w:rPr>
+          <w:sz w:val="18"/>
+          <w:szCs w:val="18"/>
+        </w:rPr>
+        <w:t xml:space="preserve">, aby twój oddział odzyskał </w:t>
       </w:r>
       <w:r>
         <w:rPr>
@@ -5685,7 +5781,7 @@
           <w:sz w:val="18"/>
           <w:szCs w:val="18"/>
         </w:rPr>
-        <w:t xml:space="preserve"> twojej wytrzymałości. Nie możesz zostać przywrócony podczas tej aktywacji.</w:t>
+        <w:t xml:space="preserve"> twojej wytrzymałości. </w:t>
       </w:r>
     </w:p>
     <w:p>
@@ -5738,6 +5834,31 @@
           <w:szCs w:val="18"/>
         </w:rPr>
         <w:t>Aury:</w:t>
+      </w:r>
+    </w:p>
+    <w:p>
+      <w:pPr>
+        <w:spacing w:after="0"/>
+        <w:rPr>
+          <w:sz w:val="18"/>
+          <w:szCs w:val="18"/>
+        </w:rPr>
+      </w:pPr>
+      <w:r>
+        <w:rPr>
+          <w:b/>
+          <w:bCs/>
+          <w:sz w:val="18"/>
+          <w:szCs w:val="18"/>
+        </w:rPr>
+        <w:t>Radio:</w:t>
+      </w:r>
+      <w:r>
+        <w:rPr>
+          <w:sz w:val="18"/>
+          <w:szCs w:val="18"/>
+        </w:rPr>
+        <w:t xml:space="preserve"> Gdy model w twoim oddziale używa zdolności o zasięgu 12” lub więcej, może wybrać oddział sojuszniczy odległy do 24″, który też ma radio.</w:t>
       </w:r>
     </w:p>
     <w:p>
@@ -5755,14 +5876,65 @@
           <w:sz w:val="18"/>
           <w:szCs w:val="18"/>
         </w:rPr>
-        <w:t>Radio:</w:t>
-      </w:r>
-      <w:r>
-        <w:rPr>
-          <w:sz w:val="18"/>
-          <w:szCs w:val="18"/>
-        </w:rPr>
-        <w:t xml:space="preserve"> Gdy model w twoim oddziale używa zdolności o zasięgu 12” lub więcej, może wybrać oddział sojuszniczy odległy do 24″, który też ma radio.</w:t>
+        <w:t>Ratownik</w:t>
+      </w:r>
+      <w:r>
+        <w:rPr>
+          <w:b/>
+          <w:bCs/>
+          <w:sz w:val="18"/>
+          <w:szCs w:val="18"/>
+        </w:rPr>
+        <w:t>:</w:t>
+      </w:r>
+      <w:r>
+        <w:rPr>
+          <w:sz w:val="18"/>
+          <w:szCs w:val="18"/>
+        </w:rPr>
+        <w:t xml:space="preserve"> </w:t>
+      </w:r>
+      <w:r>
+        <w:rPr>
+          <w:sz w:val="18"/>
+          <w:szCs w:val="18"/>
+        </w:rPr>
+        <w:t xml:space="preserve">W aktywacji </w:t>
+      </w:r>
+      <w:r>
+        <w:rPr>
+          <w:sz w:val="18"/>
+          <w:szCs w:val="18"/>
+        </w:rPr>
+        <w:t xml:space="preserve">w </w:t>
+      </w:r>
+      <w:r>
+        <w:rPr>
+          <w:sz w:val="18"/>
+          <w:szCs w:val="18"/>
+        </w:rPr>
+        <w:t xml:space="preserve">której </w:t>
+      </w:r>
+      <w:r>
+        <w:rPr>
+          <w:sz w:val="18"/>
+          <w:szCs w:val="18"/>
+        </w:rPr>
+        <w:t>twój oddział otrzymał rany, leczy jedną</w:t>
+      </w:r>
+      <w:r>
+        <w:rPr>
+          <w:sz w:val="18"/>
+          <w:szCs w:val="18"/>
+        </w:rPr>
+        <w:t xml:space="preserve"> ranę</w:t>
+      </w:r>
+      <w:r>
+        <w:rPr>
+          <w:sz w:val="18"/>
+          <w:szCs w:val="18"/>
+        </w:rPr>
+        <w:t>.</w:t>
       </w:r>
     </w:p>
     <w:p>
@@ -7236,25 +7408,14 @@
           <w:szCs w:val="18"/>
         </w:rPr>
       </w:pPr>
-      <w:proofErr w:type="spellStart"/>
-      <w:r>
-        <w:rPr>
-          <w:b/>
-          <w:bCs/>
-          <w:sz w:val="18"/>
-          <w:szCs w:val="18"/>
-        </w:rPr>
-        <w:t>Waagh</w:t>
-      </w:r>
-      <w:proofErr w:type="spellEnd"/>
-      <w:r>
-        <w:rPr>
-          <w:b/>
-          <w:bCs/>
-          <w:sz w:val="18"/>
-          <w:szCs w:val="18"/>
-        </w:rPr>
-        <w:t>!:</w:t>
+      <w:r>
+        <w:rPr>
+          <w:b/>
+          <w:bCs/>
+          <w:sz w:val="18"/>
+          <w:szCs w:val="18"/>
+        </w:rPr>
+        <w:t>Waagh!:</w:t>
       </w:r>
       <w:r>
         <w:rPr>
@@ -7962,41 +8123,6 @@
           <w:sz w:val="18"/>
           <w:szCs w:val="18"/>
         </w:rPr>
-        <w:t xml:space="preserve"> w aktywacji. </w:t>
-      </w:r>
-      <w:r>
-        <w:rPr>
-          <w:sz w:val="18"/>
-          <w:szCs w:val="18"/>
-        </w:rPr>
-        <w:t xml:space="preserve">Zmniejsz liczbę </w:t>
-      </w:r>
-      <w:r>
-        <w:rPr>
-          <w:sz w:val="18"/>
-          <w:szCs w:val="18"/>
-        </w:rPr>
-        <w:t xml:space="preserve">ran </w:t>
-      </w:r>
-      <w:r>
-        <w:rPr>
-          <w:sz w:val="18"/>
-          <w:szCs w:val="18"/>
-        </w:rPr>
-        <w:t xml:space="preserve">odzyskanych </w:t>
-      </w:r>
-      <w:r>
-        <w:rPr>
-          <w:sz w:val="18"/>
-          <w:szCs w:val="18"/>
-        </w:rPr>
-        <w:t>o nią</w:t>
-      </w:r>
-      <w:r>
-        <w:rPr>
-          <w:sz w:val="18"/>
-          <w:szCs w:val="18"/>
-        </w:rPr>
         <w:t xml:space="preserve">. </w:t>
       </w:r>
       <w:r>
@@ -8025,7 +8151,7 @@
           <w:sz w:val="18"/>
           <w:szCs w:val="18"/>
         </w:rPr>
-        <w:t>ierwszych ran do tej liczby zostają zniszczone i nie mogą wrócić do gry.</w:t>
+        <w:t>ierwszych ran do tej liczby nie mogą wrócić do gry.</w:t>
       </w:r>
       <w:r>
         <w:rPr>
@@ -9170,21 +9296,12 @@
                 <w:szCs w:val="18"/>
               </w:rPr>
             </w:pPr>
-            <w:proofErr w:type="spellStart"/>
-            <w:r>
-              <w:rPr>
-                <w:sz w:val="18"/>
-                <w:szCs w:val="18"/>
-              </w:rPr>
-              <w:t>Waagh</w:t>
-            </w:r>
-            <w:proofErr w:type="spellEnd"/>
-            <w:r>
-              <w:rPr>
-                <w:sz w:val="18"/>
-                <w:szCs w:val="18"/>
-              </w:rPr>
-              <w:t xml:space="preserve"> (-)</w:t>
+            <w:r>
+              <w:rPr>
+                <w:sz w:val="18"/>
+                <w:szCs w:val="18"/>
+              </w:rPr>
+              <w:t>Waagh (-)</w:t>
             </w:r>
           </w:p>
         </w:tc>
@@ -9865,17 +9982,8 @@
                 <w:sz w:val="18"/>
                 <w:szCs w:val="18"/>
               </w:rPr>
-              <w:t xml:space="preserve">Chimera, </w:t>
-            </w:r>
-            <w:proofErr w:type="spellStart"/>
-            <w:r>
-              <w:rPr>
-                <w:sz w:val="18"/>
-                <w:szCs w:val="18"/>
-              </w:rPr>
-              <w:t>Sentinel</w:t>
-            </w:r>
-            <w:proofErr w:type="spellEnd"/>
+              <w:t>Chimera, Sentinel</w:t>
+            </w:r>
           </w:p>
         </w:tc>
       </w:tr>
@@ -9936,17 +10044,8 @@
                 <w:sz w:val="18"/>
                 <w:szCs w:val="18"/>
               </w:rPr>
-              <w:t xml:space="preserve">Drednot, Leman </w:t>
-            </w:r>
-            <w:proofErr w:type="spellStart"/>
-            <w:r>
-              <w:rPr>
-                <w:sz w:val="18"/>
-                <w:szCs w:val="18"/>
-              </w:rPr>
-              <w:t>Russ</w:t>
-            </w:r>
-            <w:proofErr w:type="spellEnd"/>
+              <w:t>Drednot, Leman Russ</w:t>
+            </w:r>
           </w:p>
         </w:tc>
       </w:tr>
@@ -11315,7 +11414,7 @@
                 <w:sz w:val="18"/>
                 <w:szCs w:val="18"/>
               </w:rPr>
-              <w:t>Regeneracja</w:t>
+              <w:t>Maskowanie</w:t>
             </w:r>
           </w:p>
         </w:tc>
@@ -11335,7 +11434,7 @@
                 <w:sz w:val="18"/>
                 <w:szCs w:val="18"/>
               </w:rPr>
-              <w:t>4</w:t>
+              <w:t>2</w:t>
             </w:r>
           </w:p>
         </w:tc>
@@ -11355,7 +11454,7 @@
                 <w:sz w:val="18"/>
                 <w:szCs w:val="18"/>
               </w:rPr>
-              <w:t>32</w:t>
+              <w:t>16</w:t>
             </w:r>
           </w:p>
         </w:tc>
@@ -11375,7 +11474,7 @@
                 <w:sz w:val="18"/>
                 <w:szCs w:val="18"/>
               </w:rPr>
-              <w:t>40</w:t>
+              <w:t>20</w:t>
             </w:r>
           </w:p>
         </w:tc>
@@ -11397,7 +11496,7 @@
                 <w:sz w:val="18"/>
                 <w:szCs w:val="18"/>
               </w:rPr>
-              <w:t>Maskowanie</w:t>
+              <w:t>Parowanie</w:t>
             </w:r>
           </w:p>
         </w:tc>
@@ -11417,7 +11516,7 @@
                 <w:sz w:val="18"/>
                 <w:szCs w:val="18"/>
               </w:rPr>
-              <w:t>2</w:t>
+              <w:t>1,5</w:t>
             </w:r>
           </w:p>
         </w:tc>
@@ -11437,7 +11536,7 @@
                 <w:sz w:val="18"/>
                 <w:szCs w:val="18"/>
               </w:rPr>
-              <w:t>16</w:t>
+              <w:t>12</w:t>
             </w:r>
           </w:p>
         </w:tc>
@@ -11457,7 +11556,7 @@
                 <w:sz w:val="18"/>
                 <w:szCs w:val="18"/>
               </w:rPr>
-              <w:t>20</w:t>
+              <w:t>15</w:t>
             </w:r>
           </w:p>
         </w:tc>
@@ -11479,7 +11578,7 @@
                 <w:sz w:val="18"/>
                 <w:szCs w:val="18"/>
               </w:rPr>
-              <w:t>Parowanie</w:t>
+              <w:t>Okopany</w:t>
             </w:r>
           </w:p>
         </w:tc>
@@ -11499,7 +11598,7 @@
                 <w:sz w:val="18"/>
                 <w:szCs w:val="18"/>
               </w:rPr>
-              <w:t>1,5</w:t>
+              <w:t>1</w:t>
             </w:r>
           </w:p>
         </w:tc>
@@ -11519,7 +11618,7 @@
                 <w:sz w:val="18"/>
                 <w:szCs w:val="18"/>
               </w:rPr>
-              <w:t>12</w:t>
+              <w:t>8</w:t>
             </w:r>
           </w:p>
         </w:tc>
@@ -11539,7 +11638,7 @@
                 <w:sz w:val="18"/>
                 <w:szCs w:val="18"/>
               </w:rPr>
-              <w:t>15</w:t>
+              <w:t>10</w:t>
             </w:r>
           </w:p>
         </w:tc>
@@ -11561,7 +11660,7 @@
                 <w:sz w:val="18"/>
                 <w:szCs w:val="18"/>
               </w:rPr>
-              <w:t>Okopany</w:t>
+              <w:t>Tarcza</w:t>
             </w:r>
           </w:p>
         </w:tc>
@@ -11583,6 +11682,20 @@
               </w:rPr>
               <w:t>1</w:t>
             </w:r>
+            <w:r>
+              <w:rPr>
+                <w:sz w:val="18"/>
+                <w:szCs w:val="18"/>
+              </w:rPr>
+              <w:t>,</w:t>
+            </w:r>
+            <w:r>
+              <w:rPr>
+                <w:sz w:val="18"/>
+                <w:szCs w:val="18"/>
+              </w:rPr>
+              <w:t>25</w:t>
+            </w:r>
           </w:p>
         </w:tc>
         <w:tc>
@@ -11601,7 +11714,7 @@
                 <w:sz w:val="18"/>
                 <w:szCs w:val="18"/>
               </w:rPr>
-              <w:t>8</w:t>
+              <w:t>10</w:t>
             </w:r>
           </w:p>
         </w:tc>
@@ -11621,7 +11734,7 @@
                 <w:sz w:val="18"/>
                 <w:szCs w:val="18"/>
               </w:rPr>
-              <w:t>10</w:t>
+              <w:t>12,5</w:t>
             </w:r>
           </w:p>
         </w:tc>
@@ -11643,7 +11756,7 @@
                 <w:sz w:val="18"/>
                 <w:szCs w:val="18"/>
               </w:rPr>
-              <w:t>Tarcza</w:t>
+              <w:t>Nieustraszony</w:t>
             </w:r>
           </w:p>
         </w:tc>
@@ -11663,6 +11776,26 @@
                 <w:sz w:val="18"/>
                 <w:szCs w:val="18"/>
               </w:rPr>
+              <w:t>Patrz morale</w:t>
+            </w:r>
+          </w:p>
+        </w:tc>
+        <w:tc>
+          <w:tcPr>
+            <w:tcW w:w="974" w:type="dxa"/>
+          </w:tcPr>
+          <w:p>
+            <w:pPr>
+              <w:rPr>
+                <w:sz w:val="18"/>
+                <w:szCs w:val="18"/>
+              </w:rPr>
+            </w:pPr>
+            <w:r>
+              <w:rPr>
+                <w:sz w:val="18"/>
+                <w:szCs w:val="18"/>
+              </w:rPr>
               <w:t>1</w:t>
             </w:r>
             <w:r>
@@ -11670,34 +11803,7 @@
                 <w:sz w:val="18"/>
                 <w:szCs w:val="18"/>
               </w:rPr>
-              <w:t>,</w:t>
-            </w:r>
-            <w:r>
-              <w:rPr>
-                <w:sz w:val="18"/>
-                <w:szCs w:val="18"/>
-              </w:rPr>
-              <w:t>25</w:t>
-            </w:r>
-          </w:p>
-        </w:tc>
-        <w:tc>
-          <w:tcPr>
-            <w:tcW w:w="974" w:type="dxa"/>
-          </w:tcPr>
-          <w:p>
-            <w:pPr>
-              <w:rPr>
-                <w:sz w:val="18"/>
-                <w:szCs w:val="18"/>
-              </w:rPr>
-            </w:pPr>
-            <w:r>
-              <w:rPr>
-                <w:sz w:val="18"/>
-                <w:szCs w:val="18"/>
-              </w:rPr>
-              <w:t>10</w:t>
+              <w:t>2</w:t>
             </w:r>
           </w:p>
         </w:tc>
@@ -11717,7 +11823,7 @@
                 <w:sz w:val="18"/>
                 <w:szCs w:val="18"/>
               </w:rPr>
-              <w:t>12,5</w:t>
+              <w:t>15</w:t>
             </w:r>
           </w:p>
         </w:tc>
@@ -11739,7 +11845,7 @@
                 <w:sz w:val="18"/>
                 <w:szCs w:val="18"/>
               </w:rPr>
-              <w:t>Nieustraszony</w:t>
+              <w:t>Straceńcy</w:t>
             </w:r>
           </w:p>
         </w:tc>
@@ -11779,14 +11885,7 @@
                 <w:sz w:val="18"/>
                 <w:szCs w:val="18"/>
               </w:rPr>
-              <w:t>1</w:t>
-            </w:r>
-            <w:r>
-              <w:rPr>
-                <w:sz w:val="18"/>
-                <w:szCs w:val="18"/>
-              </w:rPr>
-              <w:t>2</w:t>
+              <w:t>12</w:t>
             </w:r>
           </w:p>
         </w:tc>
@@ -11828,7 +11927,7 @@
                 <w:sz w:val="18"/>
                 <w:szCs w:val="18"/>
               </w:rPr>
-              <w:t>Straceńcy</w:t>
+              <w:t>Strażnik</w:t>
             </w:r>
           </w:p>
         </w:tc>
@@ -11848,7 +11947,7 @@
                 <w:sz w:val="18"/>
                 <w:szCs w:val="18"/>
               </w:rPr>
-              <w:t>Patrz morale</w:t>
+              <w:t>Parz broń</w:t>
             </w:r>
           </w:p>
         </w:tc>
@@ -11868,7 +11967,7 @@
                 <w:sz w:val="18"/>
                 <w:szCs w:val="18"/>
               </w:rPr>
-              <w:t>12</w:t>
+              <w:t>72</w:t>
             </w:r>
           </w:p>
         </w:tc>
@@ -11888,7 +11987,7 @@
                 <w:sz w:val="18"/>
                 <w:szCs w:val="18"/>
               </w:rPr>
-              <w:t>15</w:t>
+              <w:t>90</w:t>
             </w:r>
           </w:p>
         </w:tc>
@@ -11910,7 +12009,7 @@
                 <w:sz w:val="18"/>
                 <w:szCs w:val="18"/>
               </w:rPr>
-              <w:t>Strażnik</w:t>
+              <w:t>Instynkt</w:t>
             </w:r>
           </w:p>
         </w:tc>
@@ -11930,7 +12029,7 @@
                 <w:sz w:val="18"/>
                 <w:szCs w:val="18"/>
               </w:rPr>
-              <w:t>Parz broń</w:t>
+              <w:t>-1</w:t>
             </w:r>
           </w:p>
         </w:tc>
@@ -11950,7 +12049,7 @@
                 <w:sz w:val="18"/>
                 <w:szCs w:val="18"/>
               </w:rPr>
-              <w:t>72</w:t>
+              <w:t>8</w:t>
             </w:r>
           </w:p>
         </w:tc>
@@ -11970,7 +12069,7 @@
                 <w:sz w:val="18"/>
                 <w:szCs w:val="18"/>
               </w:rPr>
-              <w:t>90</w:t>
+              <w:t>10</w:t>
             </w:r>
           </w:p>
         </w:tc>
@@ -11992,7 +12091,7 @@
                 <w:sz w:val="18"/>
                 <w:szCs w:val="18"/>
               </w:rPr>
-              <w:t>Instynkt</w:t>
+              <w:t>Zdobywca</w:t>
             </w:r>
           </w:p>
         </w:tc>
@@ -12012,7 +12111,7 @@
                 <w:sz w:val="18"/>
                 <w:szCs w:val="18"/>
               </w:rPr>
-              <w:t>-1</w:t>
+              <w:t>3</w:t>
             </w:r>
           </w:p>
         </w:tc>
@@ -12032,7 +12131,7 @@
                 <w:sz w:val="18"/>
                 <w:szCs w:val="18"/>
               </w:rPr>
-              <w:t>8</w:t>
+              <w:t>24</w:t>
             </w:r>
           </w:p>
         </w:tc>
@@ -12052,7 +12151,7 @@
                 <w:sz w:val="18"/>
                 <w:szCs w:val="18"/>
               </w:rPr>
-              <w:t>10</w:t>
+              <w:t>-</w:t>
             </w:r>
           </w:p>
         </w:tc>
@@ -12074,7 +12173,7 @@
                 <w:sz w:val="18"/>
                 <w:szCs w:val="18"/>
               </w:rPr>
-              <w:t>Zdobywca</w:t>
+              <w:t>Cierpliwy</w:t>
             </w:r>
           </w:p>
         </w:tc>
@@ -12094,7 +12193,7 @@
                 <w:sz w:val="18"/>
                 <w:szCs w:val="18"/>
               </w:rPr>
-              <w:t>3</w:t>
+              <w:t>1</w:t>
             </w:r>
           </w:p>
         </w:tc>
@@ -12114,7 +12213,7 @@
                 <w:sz w:val="18"/>
                 <w:szCs w:val="18"/>
               </w:rPr>
-              <w:t>24</w:t>
+              <w:t>8</w:t>
             </w:r>
           </w:p>
         </w:tc>
@@ -12134,7 +12233,7 @@
                 <w:sz w:val="18"/>
                 <w:szCs w:val="18"/>
               </w:rPr>
-              <w:t>-</w:t>
+              <w:t>10</w:t>
             </w:r>
           </w:p>
         </w:tc>
@@ -12156,7 +12255,7 @@
                 <w:sz w:val="18"/>
                 <w:szCs w:val="18"/>
               </w:rPr>
-              <w:t>Cierpliwy</w:t>
+              <w:t>Dywersant</w:t>
             </w:r>
           </w:p>
         </w:tc>
@@ -12176,7 +12275,7 @@
                 <w:sz w:val="18"/>
                 <w:szCs w:val="18"/>
               </w:rPr>
-              <w:t>1</w:t>
+              <w:t>Parz broń</w:t>
             </w:r>
           </w:p>
         </w:tc>
@@ -12196,7 +12295,14 @@
                 <w:sz w:val="18"/>
                 <w:szCs w:val="18"/>
               </w:rPr>
-              <w:t>8</w:t>
+              <w:t>2</w:t>
+            </w:r>
+            <w:r>
+              <w:rPr>
+                <w:sz w:val="18"/>
+                <w:szCs w:val="18"/>
+              </w:rPr>
+              <w:t>6</w:t>
             </w:r>
           </w:p>
         </w:tc>
@@ -12216,7 +12322,14 @@
                 <w:sz w:val="18"/>
                 <w:szCs w:val="18"/>
               </w:rPr>
-              <w:t>10</w:t>
+              <w:t>3</w:t>
+            </w:r>
+            <w:r>
+              <w:rPr>
+                <w:sz w:val="18"/>
+                <w:szCs w:val="18"/>
+              </w:rPr>
+              <w:t>2,5</w:t>
             </w:r>
           </w:p>
         </w:tc>
@@ -12238,7 +12351,7 @@
                 <w:sz w:val="18"/>
                 <w:szCs w:val="18"/>
               </w:rPr>
-              <w:t>Dywersant</w:t>
+              <w:t>Rój</w:t>
             </w:r>
           </w:p>
         </w:tc>
@@ -12258,7 +12371,7 @@
                 <w:sz w:val="18"/>
                 <w:szCs w:val="18"/>
               </w:rPr>
-              <w:t>Parz broń</w:t>
+              <w:t>0,25</w:t>
             </w:r>
           </w:p>
         </w:tc>
@@ -12278,14 +12391,7 @@
                 <w:sz w:val="18"/>
                 <w:szCs w:val="18"/>
               </w:rPr>
-              <w:t>2</w:t>
-            </w:r>
-            <w:r>
-              <w:rPr>
-                <w:sz w:val="18"/>
-                <w:szCs w:val="18"/>
-              </w:rPr>
-              <w:t>6</w:t>
+              <w:t>-</w:t>
             </w:r>
           </w:p>
         </w:tc>
@@ -12305,14 +12411,7 @@
                 <w:sz w:val="18"/>
                 <w:szCs w:val="18"/>
               </w:rPr>
-              <w:t>3</w:t>
-            </w:r>
-            <w:r>
-              <w:rPr>
-                <w:sz w:val="18"/>
-                <w:szCs w:val="18"/>
-              </w:rPr>
-              <w:t>2,5</w:t>
+              <w:t>-</w:t>
             </w:r>
           </w:p>
         </w:tc>
@@ -12334,7 +12433,7 @@
                 <w:sz w:val="18"/>
                 <w:szCs w:val="18"/>
               </w:rPr>
-              <w:t>Rój</w:t>
+              <w:t>Ostrożny</w:t>
             </w:r>
           </w:p>
         </w:tc>
@@ -12354,7 +12453,7 @@
                 <w:sz w:val="18"/>
                 <w:szCs w:val="18"/>
               </w:rPr>
-              <w:t>0,25</w:t>
+              <w:t>Patrz broń</w:t>
             </w:r>
           </w:p>
         </w:tc>
@@ -12374,7 +12473,7 @@
                 <w:sz w:val="18"/>
                 <w:szCs w:val="18"/>
               </w:rPr>
-              <w:t>-</w:t>
+              <w:t>34</w:t>
             </w:r>
           </w:p>
         </w:tc>
@@ -12394,7 +12493,7 @@
                 <w:sz w:val="18"/>
                 <w:szCs w:val="18"/>
               </w:rPr>
-              <w:t>-</w:t>
+              <w:t>42,5</w:t>
             </w:r>
           </w:p>
         </w:tc>
@@ -12416,7 +12515,7 @@
                 <w:sz w:val="18"/>
                 <w:szCs w:val="18"/>
               </w:rPr>
-              <w:t>Ostrożny</w:t>
+              <w:t>Zwrot</w:t>
             </w:r>
           </w:p>
         </w:tc>
@@ -12436,7 +12535,14 @@
                 <w:sz w:val="18"/>
                 <w:szCs w:val="18"/>
               </w:rPr>
-              <w:t>Patrz broń</w:t>
+              <w:t>-</w:t>
+            </w:r>
+            <w:r>
+              <w:rPr>
+                <w:sz w:val="18"/>
+                <w:szCs w:val="18"/>
+              </w:rPr>
+              <w:t>1</w:t>
             </w:r>
           </w:p>
         </w:tc>
@@ -12456,7 +12562,7 @@
                 <w:sz w:val="18"/>
                 <w:szCs w:val="18"/>
               </w:rPr>
-              <w:t>34</w:t>
+              <w:t>-</w:t>
             </w:r>
           </w:p>
         </w:tc>
@@ -12476,7 +12582,7 @@
                 <w:sz w:val="18"/>
                 <w:szCs w:val="18"/>
               </w:rPr>
-              <w:t>42,5</w:t>
+              <w:t>-</w:t>
             </w:r>
           </w:p>
         </w:tc>
@@ -12498,7 +12604,7 @@
                 <w:sz w:val="18"/>
                 <w:szCs w:val="18"/>
               </w:rPr>
-              <w:t>Zwrot</w:t>
+              <w:t>Niestrudzony</w:t>
             </w:r>
           </w:p>
         </w:tc>
@@ -12518,14 +12624,7 @@
                 <w:sz w:val="18"/>
                 <w:szCs w:val="18"/>
               </w:rPr>
-              <w:t>-</w:t>
-            </w:r>
-            <w:r>
-              <w:rPr>
-                <w:sz w:val="18"/>
-                <w:szCs w:val="18"/>
-              </w:rPr>
-              <w:t>1</w:t>
+              <w:t>Parz broń</w:t>
             </w:r>
           </w:p>
         </w:tc>
@@ -12545,7 +12644,7 @@
                 <w:sz w:val="18"/>
                 <w:szCs w:val="18"/>
               </w:rPr>
-              <w:t>-</w:t>
+              <w:t>64</w:t>
             </w:r>
           </w:p>
         </w:tc>
@@ -12565,7 +12664,7 @@
                 <w:sz w:val="18"/>
                 <w:szCs w:val="18"/>
               </w:rPr>
-              <w:t>-</w:t>
+              <w:t>80</w:t>
             </w:r>
           </w:p>
         </w:tc>
@@ -12587,88 +12686,6 @@
                 <w:sz w:val="18"/>
                 <w:szCs w:val="18"/>
               </w:rPr>
-              <w:t>Niestrudzony</w:t>
-            </w:r>
-          </w:p>
-        </w:tc>
-        <w:tc>
-          <w:tcPr>
-            <w:tcW w:w="1255" w:type="dxa"/>
-          </w:tcPr>
-          <w:p>
-            <w:pPr>
-              <w:rPr>
-                <w:sz w:val="18"/>
-                <w:szCs w:val="18"/>
-              </w:rPr>
-            </w:pPr>
-            <w:r>
-              <w:rPr>
-                <w:sz w:val="18"/>
-                <w:szCs w:val="18"/>
-              </w:rPr>
-              <w:t>Parz broń</w:t>
-            </w:r>
-          </w:p>
-        </w:tc>
-        <w:tc>
-          <w:tcPr>
-            <w:tcW w:w="974" w:type="dxa"/>
-          </w:tcPr>
-          <w:p>
-            <w:pPr>
-              <w:rPr>
-                <w:sz w:val="18"/>
-                <w:szCs w:val="18"/>
-              </w:rPr>
-            </w:pPr>
-            <w:r>
-              <w:rPr>
-                <w:sz w:val="18"/>
-                <w:szCs w:val="18"/>
-              </w:rPr>
-              <w:t>64</w:t>
-            </w:r>
-          </w:p>
-        </w:tc>
-        <w:tc>
-          <w:tcPr>
-            <w:tcW w:w="1048" w:type="dxa"/>
-          </w:tcPr>
-          <w:p>
-            <w:pPr>
-              <w:rPr>
-                <w:sz w:val="18"/>
-                <w:szCs w:val="18"/>
-              </w:rPr>
-            </w:pPr>
-            <w:r>
-              <w:rPr>
-                <w:sz w:val="18"/>
-                <w:szCs w:val="18"/>
-              </w:rPr>
-              <w:t>80</w:t>
-            </w:r>
-          </w:p>
-        </w:tc>
-      </w:tr>
-      <w:tr>
-        <w:tc>
-          <w:tcPr>
-            <w:tcW w:w="1680" w:type="dxa"/>
-          </w:tcPr>
-          <w:p>
-            <w:pPr>
-              <w:rPr>
-                <w:sz w:val="18"/>
-                <w:szCs w:val="18"/>
-              </w:rPr>
-            </w:pPr>
-            <w:r>
-              <w:rPr>
-                <w:sz w:val="18"/>
-                <w:szCs w:val="18"/>
-              </w:rPr>
               <w:t>Bastion</w:t>
             </w:r>
           </w:p>
@@ -12883,12 +12900,6 @@
           <w:szCs w:val="18"/>
         </w:rPr>
         <w:br/>
-      </w:r>
-      <w:r>
-        <w:rPr>
-          <w:sz w:val="18"/>
-          <w:szCs w:val="18"/>
-        </w:rPr>
         <w:t>Mistrzostwo (X): policz koszt broni jakby miały X</w:t>
       </w:r>
       <w:r>
@@ -12896,7 +12907,14 @@
           <w:sz w:val="18"/>
           <w:szCs w:val="18"/>
         </w:rPr>
-        <w:t>. Na potrzeby Aur weź</w:t>
+        <w:t xml:space="preserve">. Na potrzeby </w:t>
+      </w:r>
+      <w:r>
+        <w:rPr>
+          <w:sz w:val="18"/>
+          <w:szCs w:val="18"/>
+        </w:rPr>
+        <w:t>Aur weź</w:t>
       </w:r>
       <w:r>
         <w:rPr>
@@ -14642,21 +14660,12 @@
                 <w:szCs w:val="18"/>
               </w:rPr>
             </w:pPr>
-            <w:proofErr w:type="spellStart"/>
-            <w:r>
-              <w:rPr>
-                <w:sz w:val="18"/>
-                <w:szCs w:val="18"/>
-              </w:rPr>
-              <w:t>Waagh</w:t>
-            </w:r>
-            <w:proofErr w:type="spellEnd"/>
-            <w:r>
-              <w:rPr>
-                <w:sz w:val="18"/>
-                <w:szCs w:val="18"/>
-              </w:rPr>
-              <w:t xml:space="preserve"> (-)</w:t>
+            <w:r>
+              <w:rPr>
+                <w:sz w:val="18"/>
+                <w:szCs w:val="18"/>
+              </w:rPr>
+              <w:t>Waagh (-)</w:t>
             </w:r>
           </w:p>
         </w:tc>
@@ -16480,6 +16489,22 @@
           <w:szCs w:val="18"/>
         </w:rPr>
         <w:t>nnik: 5</w:t>
+      </w:r>
+    </w:p>
+    <w:p>
+      <w:pPr>
+        <w:spacing w:after="0"/>
+        <w:rPr>
+          <w:sz w:val="18"/>
+          <w:szCs w:val="18"/>
+        </w:rPr>
+      </w:pPr>
+      <w:r>
+        <w:rPr>
+          <w:sz w:val="18"/>
+          <w:szCs w:val="18"/>
+        </w:rPr>
+        <w:t>Ratownik: 15</w:t>
       </w:r>
     </w:p>
     <w:p>

--- a/app/static/docs/SZOP.docx
+++ b/app/static/docs/SZOP.docx
@@ -207,7 +207,21 @@
           <w:sz w:val="18"/>
           <w:szCs w:val="18"/>
         </w:rPr>
-        <w:t xml:space="preserve"> Gra toczy się na polu bitwy wystarczającym, by wyznaczyć dwie odległe od siebie o 24″ strefy rozstawienia, pozwalające swobodnie rozmieścić przygotowane armie. Zalecany rozmiar to 6′×4′ z ponad 15 elementami terenu.</w:t>
+        <w:t xml:space="preserve"> Gra toczy się na polu bitwy wystarczającym, by wyznaczyć dwie odległe od siebie o 24″ strefy rozstawienia, pozwalające swobodnie rozmieścić przygotowane armie. Zalecany rozmiar to 6′×4′ z ponad </w:t>
+      </w:r>
+      <w:r>
+        <w:rPr>
+          <w:sz w:val="18"/>
+          <w:szCs w:val="18"/>
+        </w:rPr>
+        <w:t>2</w:t>
+      </w:r>
+      <w:r>
+        <w:rPr>
+          <w:sz w:val="18"/>
+          <w:szCs w:val="18"/>
+        </w:rPr>
+        <w:t>5 elementami terenu.</w:t>
       </w:r>
     </w:p>
     <w:p>
@@ -861,7 +875,21 @@
           <w:sz w:val="18"/>
           <w:szCs w:val="18"/>
         </w:rPr>
-        <w:t xml:space="preserve">celów. Modele znajdujące się w odległości do 2″ </w:t>
+        <w:t xml:space="preserve">celów. Modele znajdujące się w odległości do </w:t>
+      </w:r>
+      <w:r>
+        <w:rPr>
+          <w:sz w:val="18"/>
+          <w:szCs w:val="18"/>
+        </w:rPr>
+        <w:t>3</w:t>
+      </w:r>
+      <w:r>
+        <w:rPr>
+          <w:sz w:val="18"/>
+          <w:szCs w:val="18"/>
+        </w:rPr>
+        <w:t xml:space="preserve">″ </w:t>
       </w:r>
       <w:r>
         <w:rPr>
@@ -1135,7 +1163,49 @@
           <w:sz w:val="18"/>
           <w:szCs w:val="18"/>
         </w:rPr>
-        <w:t xml:space="preserve">. Za każdy nieudany test staje się wyczerpany, przyszpilony lub zniszczony. </w:t>
+        <w:t xml:space="preserve">. Za </w:t>
+      </w:r>
+      <w:r>
+        <w:rPr>
+          <w:sz w:val="18"/>
+          <w:szCs w:val="18"/>
+        </w:rPr>
+        <w:t>pierwszy</w:t>
+      </w:r>
+      <w:r>
+        <w:rPr>
+          <w:sz w:val="18"/>
+          <w:szCs w:val="18"/>
+        </w:rPr>
+        <w:t xml:space="preserve"> nieudany test staje się </w:t>
+      </w:r>
+      <w:r>
+        <w:rPr>
+          <w:sz w:val="18"/>
+          <w:szCs w:val="18"/>
+        </w:rPr>
+        <w:t>P</w:t>
+      </w:r>
+      <w:r>
+        <w:rPr>
+          <w:sz w:val="18"/>
+          <w:szCs w:val="18"/>
+        </w:rPr>
+        <w:t>rzyszpilony</w:t>
+      </w:r>
+      <w:r>
+        <w:rPr>
+          <w:sz w:val="18"/>
+          <w:szCs w:val="18"/>
+        </w:rPr>
+        <w:t xml:space="preserve">, za drugi Wyczerpany, za trzeci </w:t>
+      </w:r>
+      <w:r>
+        <w:rPr>
+          <w:sz w:val="18"/>
+          <w:szCs w:val="18"/>
+        </w:rPr>
+        <w:t xml:space="preserve">zniszczony. </w:t>
       </w:r>
     </w:p>
     <w:p>
@@ -3946,28 +4016,7 @@
           <w:sz w:val="18"/>
           <w:szCs w:val="18"/>
         </w:rPr>
-        <w:t xml:space="preserve">jest uznawany za poniżej połowy wytrzymałości gdy </w:t>
-      </w:r>
-      <w:r>
-        <w:rPr>
-          <w:sz w:val="18"/>
-          <w:szCs w:val="18"/>
-        </w:rPr>
-        <w:t xml:space="preserve">go nie </w:t>
-      </w:r>
-      <w:r>
-        <w:rPr>
-          <w:sz w:val="18"/>
-          <w:szCs w:val="18"/>
-        </w:rPr>
-        <w:t>ma</w:t>
-      </w:r>
-      <w:r>
-        <w:rPr>
-          <w:sz w:val="18"/>
-          <w:szCs w:val="18"/>
-        </w:rPr>
-        <w:t>:</w:t>
+        <w:t>jest uznawany za poniżej połowy wytrzymałości gdy go nie ma:</w:t>
       </w:r>
       <w:r>
         <w:rPr>
@@ -4727,6 +4776,210 @@
           <w:sz w:val="18"/>
           <w:szCs w:val="18"/>
         </w:rPr>
+        <w:t>Jako</w:t>
+      </w:r>
+      <w:r>
+        <w:rPr>
+          <w:sz w:val="18"/>
+          <w:szCs w:val="18"/>
+        </w:rPr>
+        <w:t xml:space="preserve"> pierwszą akcję musi wykonać ruch </w:t>
+      </w:r>
+      <w:r>
+        <w:rPr>
+          <w:sz w:val="18"/>
+          <w:szCs w:val="18"/>
+        </w:rPr>
+        <w:t>i  przemieścić się 30″–36″ w jednej linii. Nie może kontrolować punktów, szarżować</w:t>
+      </w:r>
+      <w:r>
+        <w:rPr>
+          <w:sz w:val="18"/>
+          <w:szCs w:val="18"/>
+        </w:rPr>
+        <w:t>,</w:t>
+      </w:r>
+      <w:r>
+        <w:rPr>
+          <w:sz w:val="18"/>
+          <w:szCs w:val="18"/>
+        </w:rPr>
+        <w:t xml:space="preserve"> ani być celem szarży. Nie blokuje ruchu</w:t>
+      </w:r>
+      <w:r>
+        <w:rPr>
+          <w:sz w:val="18"/>
+          <w:szCs w:val="18"/>
+        </w:rPr>
+        <w:t>,</w:t>
+      </w:r>
+      <w:r>
+        <w:rPr>
+          <w:sz w:val="18"/>
+          <w:szCs w:val="18"/>
+        </w:rPr>
+        <w:t xml:space="preserve"> ani widzenia innych jednoste</w:t>
+      </w:r>
+      <w:r>
+        <w:rPr>
+          <w:sz w:val="18"/>
+          <w:szCs w:val="18"/>
+        </w:rPr>
+        <w:t>k</w:t>
+      </w:r>
+      <w:r>
+        <w:rPr>
+          <w:sz w:val="18"/>
+          <w:szCs w:val="18"/>
+        </w:rPr>
+        <w:t xml:space="preserve">. </w:t>
+      </w:r>
+      <w:r>
+        <w:rPr>
+          <w:sz w:val="18"/>
+          <w:szCs w:val="18"/>
+        </w:rPr>
+        <w:t>Ma osłonę</w:t>
+      </w:r>
+      <w:r>
+        <w:rPr>
+          <w:sz w:val="18"/>
+          <w:szCs w:val="18"/>
+        </w:rPr>
+        <w:t>,</w:t>
+      </w:r>
+      <w:r>
+        <w:rPr>
+          <w:sz w:val="18"/>
+          <w:szCs w:val="18"/>
+        </w:rPr>
+        <w:t xml:space="preserve"> a j</w:t>
+      </w:r>
+      <w:r>
+        <w:rPr>
+          <w:sz w:val="18"/>
+          <w:szCs w:val="18"/>
+        </w:rPr>
+        <w:t xml:space="preserve">ednostki strzelające do niego mają -12″ zasięgu. </w:t>
+      </w:r>
+      <w:r>
+        <w:rPr>
+          <w:sz w:val="18"/>
+          <w:szCs w:val="18"/>
+        </w:rPr>
+        <w:t>Wysoki</w:t>
+      </w:r>
+      <w:r>
+        <w:rPr>
+          <w:sz w:val="18"/>
+          <w:szCs w:val="18"/>
+        </w:rPr>
+        <w:t>, Latający</w:t>
+      </w:r>
+      <w:r>
+        <w:rPr>
+          <w:sz w:val="18"/>
+          <w:szCs w:val="18"/>
+        </w:rPr>
+        <w:t>, Zwinny</w:t>
+      </w:r>
+      <w:r>
+        <w:rPr>
+          <w:sz w:val="18"/>
+          <w:szCs w:val="18"/>
+        </w:rPr>
+        <w:t>.</w:t>
+      </w:r>
+      <w:r>
+        <w:rPr>
+          <w:sz w:val="18"/>
+          <w:szCs w:val="18"/>
+        </w:rPr>
+        <w:t xml:space="preserve"> Jeżeli jest Przyszpilony, odrzuca ten stan i wykonuje test trudnego terenu.</w:t>
+      </w:r>
+    </w:p>
+    <w:p>
+      <w:pPr>
+        <w:spacing w:after="0"/>
+        <w:rPr>
+          <w:sz w:val="18"/>
+          <w:szCs w:val="18"/>
+        </w:rPr>
+      </w:pPr>
+      <w:r>
+        <w:rPr>
+          <w:b/>
+          <w:bCs/>
+          <w:sz w:val="18"/>
+          <w:szCs w:val="18"/>
+        </w:rPr>
+        <w:t>Nieustraszony:</w:t>
+      </w:r>
+      <w:r>
+        <w:rPr>
+          <w:sz w:val="18"/>
+          <w:szCs w:val="18"/>
+        </w:rPr>
+        <w:t xml:space="preserve"> Nie testuje przegrupowania</w:t>
+      </w:r>
+      <w:r>
+        <w:rPr>
+          <w:sz w:val="18"/>
+          <w:szCs w:val="18"/>
+        </w:rPr>
+        <w:t>,</w:t>
+      </w:r>
+      <w:r>
+        <w:rPr>
+          <w:sz w:val="18"/>
+          <w:szCs w:val="18"/>
+        </w:rPr>
+        <w:t xml:space="preserve"> gdy </w:t>
+      </w:r>
+      <w:r>
+        <w:rPr>
+          <w:sz w:val="18"/>
+          <w:szCs w:val="18"/>
+        </w:rPr>
+        <w:t xml:space="preserve">oddział </w:t>
+      </w:r>
+      <w:r>
+        <w:rPr>
+          <w:sz w:val="18"/>
+          <w:szCs w:val="18"/>
+        </w:rPr>
+        <w:t>jest po</w:t>
+      </w:r>
+      <w:r>
+        <w:rPr>
+          <w:sz w:val="18"/>
+          <w:szCs w:val="18"/>
+        </w:rPr>
+        <w:t>wyżej połowy początkowej wytrzymałości.</w:t>
+      </w:r>
+    </w:p>
+    <w:p>
+      <w:pPr>
+        <w:spacing w:after="0"/>
+        <w:rPr>
+          <w:sz w:val="18"/>
+          <w:szCs w:val="18"/>
+        </w:rPr>
+      </w:pPr>
+      <w:r>
+        <w:rPr>
+          <w:b/>
+          <w:bCs/>
+          <w:sz w:val="18"/>
+          <w:szCs w:val="18"/>
+        </w:rPr>
+        <w:t>Straceńcy:</w:t>
+      </w:r>
+      <w:r>
+        <w:rPr>
+          <w:sz w:val="18"/>
+          <w:szCs w:val="18"/>
+        </w:rPr>
         <w:t xml:space="preserve"> </w:t>
       </w:r>
       <w:r>
@@ -4734,21 +4987,212 @@
           <w:sz w:val="18"/>
           <w:szCs w:val="18"/>
         </w:rPr>
-        <w:t>Jako</w:t>
-      </w:r>
-      <w:r>
-        <w:rPr>
-          <w:sz w:val="18"/>
-          <w:szCs w:val="18"/>
-        </w:rPr>
-        <w:t xml:space="preserve"> pierwszą akcję musi wykonać ruch </w:t>
-      </w:r>
-      <w:r>
-        <w:rPr>
-          <w:sz w:val="18"/>
-          <w:szCs w:val="18"/>
-        </w:rPr>
-        <w:t>i  przemieścić się 30″–36″ w jednej linii. Nie może być przyszpilony, kontrolować punktów, szarżować</w:t>
+        <w:t>Za każdy</w:t>
+      </w:r>
+      <w:r>
+        <w:rPr>
+          <w:sz w:val="18"/>
+          <w:szCs w:val="18"/>
+        </w:rPr>
+        <w:t xml:space="preserve"> nieudanym te</w:t>
+      </w:r>
+      <w:r>
+        <w:rPr>
+          <w:sz w:val="18"/>
+          <w:szCs w:val="18"/>
+        </w:rPr>
+        <w:t>st</w:t>
+      </w:r>
+      <w:r>
+        <w:rPr>
+          <w:sz w:val="18"/>
+          <w:szCs w:val="18"/>
+        </w:rPr>
+        <w:t xml:space="preserve"> przegrupowania wykonaj test trudnego terenu zamiast normalnych konsekwencji.</w:t>
+      </w:r>
+    </w:p>
+    <w:p>
+      <w:pPr>
+        <w:spacing w:after="0"/>
+        <w:rPr>
+          <w:sz w:val="18"/>
+          <w:szCs w:val="18"/>
+        </w:rPr>
+      </w:pPr>
+      <w:r>
+        <w:rPr>
+          <w:b/>
+          <w:bCs/>
+          <w:sz w:val="18"/>
+          <w:szCs w:val="18"/>
+        </w:rPr>
+        <w:t>Furia:</w:t>
+      </w:r>
+      <w:r>
+        <w:rPr>
+          <w:sz w:val="18"/>
+          <w:szCs w:val="18"/>
+        </w:rPr>
+        <w:t xml:space="preserve"> </w:t>
+      </w:r>
+      <w:r>
+        <w:rPr>
+          <w:sz w:val="18"/>
+          <w:szCs w:val="18"/>
+        </w:rPr>
+        <w:t>P</w:t>
+      </w:r>
+      <w:r>
+        <w:rPr>
+          <w:sz w:val="18"/>
+          <w:szCs w:val="18"/>
+        </w:rPr>
+        <w:t>odczas szarży naturalne 6 dają dodatkowe trafienie.</w:t>
+      </w:r>
+    </w:p>
+    <w:p>
+      <w:pPr>
+        <w:spacing w:after="0"/>
+        <w:rPr>
+          <w:sz w:val="18"/>
+          <w:szCs w:val="18"/>
+        </w:rPr>
+      </w:pPr>
+      <w:r>
+        <w:rPr>
+          <w:b/>
+          <w:bCs/>
+          <w:sz w:val="18"/>
+          <w:szCs w:val="18"/>
+        </w:rPr>
+        <w:t>Przygotowanie:</w:t>
+      </w:r>
+      <w:r>
+        <w:rPr>
+          <w:sz w:val="18"/>
+          <w:szCs w:val="18"/>
+        </w:rPr>
+        <w:t xml:space="preserve"> </w:t>
+      </w:r>
+      <w:r>
+        <w:rPr>
+          <w:sz w:val="18"/>
+          <w:szCs w:val="18"/>
+        </w:rPr>
+        <w:t>J</w:t>
+      </w:r>
+      <w:r>
+        <w:rPr>
+          <w:sz w:val="18"/>
+          <w:szCs w:val="18"/>
+        </w:rPr>
+        <w:t xml:space="preserve">eżeli </w:t>
+      </w:r>
+      <w:r>
+        <w:rPr>
+          <w:sz w:val="18"/>
+          <w:szCs w:val="18"/>
+        </w:rPr>
+        <w:t>jest Ufortyfikowany</w:t>
+      </w:r>
+      <w:r>
+        <w:rPr>
+          <w:sz w:val="18"/>
+          <w:szCs w:val="18"/>
+        </w:rPr>
+        <w:t>, +1 do rzutów na trafienie.</w:t>
+      </w:r>
+    </w:p>
+    <w:p>
+      <w:pPr>
+        <w:spacing w:after="0"/>
+        <w:rPr>
+          <w:sz w:val="18"/>
+          <w:szCs w:val="18"/>
+        </w:rPr>
+      </w:pPr>
+      <w:r>
+        <w:rPr>
+          <w:b/>
+          <w:bCs/>
+          <w:sz w:val="18"/>
+          <w:szCs w:val="18"/>
+        </w:rPr>
+        <w:t>Ostrożny:</w:t>
+      </w:r>
+      <w:r>
+        <w:rPr>
+          <w:sz w:val="18"/>
+          <w:szCs w:val="18"/>
+        </w:rPr>
+        <w:t xml:space="preserve"> Jeżeli nie ma wrogów w zasięgu 12” od oddziału modelu, +1 do rzutów na trafienie.</w:t>
+      </w:r>
+    </w:p>
+    <w:p>
+      <w:pPr>
+        <w:spacing w:after="0"/>
+        <w:rPr>
+          <w:sz w:val="18"/>
+          <w:szCs w:val="18"/>
+        </w:rPr>
+      </w:pPr>
+      <w:r>
+        <w:rPr>
+          <w:b/>
+          <w:bCs/>
+          <w:sz w:val="18"/>
+          <w:szCs w:val="18"/>
+        </w:rPr>
+        <w:t>Kontra:</w:t>
+      </w:r>
+      <w:r>
+        <w:rPr>
+          <w:sz w:val="18"/>
+          <w:szCs w:val="18"/>
+        </w:rPr>
+        <w:t xml:space="preserve"> </w:t>
+      </w:r>
+      <w:r>
+        <w:rPr>
+          <w:sz w:val="18"/>
+          <w:szCs w:val="18"/>
+        </w:rPr>
+        <w:t>M</w:t>
+      </w:r>
+      <w:r>
+        <w:rPr>
+          <w:sz w:val="18"/>
+          <w:szCs w:val="18"/>
+        </w:rPr>
+        <w:t xml:space="preserve">oże wykonać kontratak przed </w:t>
+      </w:r>
+      <w:r>
+        <w:rPr>
+          <w:sz w:val="18"/>
+          <w:szCs w:val="18"/>
+        </w:rPr>
+        <w:t xml:space="preserve">atakami </w:t>
+      </w:r>
+      <w:r>
+        <w:rPr>
+          <w:sz w:val="18"/>
+          <w:szCs w:val="18"/>
+        </w:rPr>
+        <w:t>szarżują</w:t>
+      </w:r>
+      <w:r>
+        <w:rPr>
+          <w:sz w:val="18"/>
+          <w:szCs w:val="18"/>
+        </w:rPr>
+        <w:t xml:space="preserve">cego </w:t>
+      </w:r>
+      <w:r>
+        <w:rPr>
+          <w:sz w:val="18"/>
+          <w:szCs w:val="18"/>
+        </w:rPr>
+        <w:t>oddziału</w:t>
       </w:r>
       <w:r>
         <w:rPr>
@@ -4762,84 +5206,7 @@
           <w:sz w:val="18"/>
           <w:szCs w:val="18"/>
         </w:rPr>
-        <w:t xml:space="preserve"> ani być celem szarży. Nie blokuje ruchu</w:t>
-      </w:r>
-      <w:r>
-        <w:rPr>
-          <w:sz w:val="18"/>
-          <w:szCs w:val="18"/>
-        </w:rPr>
-        <w:t>,</w:t>
-      </w:r>
-      <w:r>
-        <w:rPr>
-          <w:sz w:val="18"/>
-          <w:szCs w:val="18"/>
-        </w:rPr>
-        <w:t xml:space="preserve"> ani widzenia innych jednoste</w:t>
-      </w:r>
-      <w:r>
-        <w:rPr>
-          <w:sz w:val="18"/>
-          <w:szCs w:val="18"/>
-        </w:rPr>
-        <w:t>k</w:t>
-      </w:r>
-      <w:r>
-        <w:rPr>
-          <w:sz w:val="18"/>
-          <w:szCs w:val="18"/>
-        </w:rPr>
-        <w:t xml:space="preserve">. </w:t>
-      </w:r>
-      <w:r>
-        <w:rPr>
-          <w:sz w:val="18"/>
-          <w:szCs w:val="18"/>
-        </w:rPr>
-        <w:t>Ma osłonę</w:t>
-      </w:r>
-      <w:r>
-        <w:rPr>
-          <w:sz w:val="18"/>
-          <w:szCs w:val="18"/>
-        </w:rPr>
-        <w:t>,</w:t>
-      </w:r>
-      <w:r>
-        <w:rPr>
-          <w:sz w:val="18"/>
-          <w:szCs w:val="18"/>
-        </w:rPr>
-        <w:t xml:space="preserve"> a j</w:t>
-      </w:r>
-      <w:r>
-        <w:rPr>
-          <w:sz w:val="18"/>
-          <w:szCs w:val="18"/>
-        </w:rPr>
-        <w:t xml:space="preserve">ednostki strzelające do niego mają -12″ zasięgu. </w:t>
-      </w:r>
-      <w:r>
-        <w:rPr>
-          <w:sz w:val="18"/>
-          <w:szCs w:val="18"/>
-        </w:rPr>
-        <w:t>Wysoki</w:t>
-      </w:r>
-      <w:r>
-        <w:rPr>
-          <w:sz w:val="18"/>
-          <w:szCs w:val="18"/>
-        </w:rPr>
-        <w:t>, Latający</w:t>
-      </w:r>
-      <w:r>
-        <w:rPr>
-          <w:sz w:val="18"/>
-          <w:szCs w:val="18"/>
-        </w:rPr>
-        <w:t>, Zwinny</w:t>
+        <w:t xml:space="preserve"> a ten przestaje być uznawany za szarżujący</w:t>
       </w:r>
       <w:r>
         <w:rPr>
@@ -4864,67 +5231,53 @@
           <w:sz w:val="18"/>
           <w:szCs w:val="18"/>
         </w:rPr>
-        <w:t>Nieustraszony:</w:t>
-      </w:r>
-      <w:r>
-        <w:rPr>
-          <w:sz w:val="18"/>
-          <w:szCs w:val="18"/>
-        </w:rPr>
-        <w:t xml:space="preserve"> Nie testuje przegrupowania</w:t>
-      </w:r>
-      <w:r>
-        <w:rPr>
-          <w:sz w:val="18"/>
-          <w:szCs w:val="18"/>
-        </w:rPr>
-        <w:t>,</w:t>
-      </w:r>
-      <w:r>
-        <w:rPr>
-          <w:sz w:val="18"/>
-          <w:szCs w:val="18"/>
-        </w:rPr>
-        <w:t xml:space="preserve"> gdy </w:t>
-      </w:r>
-      <w:r>
-        <w:rPr>
-          <w:sz w:val="18"/>
-          <w:szCs w:val="18"/>
-        </w:rPr>
-        <w:t xml:space="preserve">oddział </w:t>
-      </w:r>
-      <w:r>
-        <w:rPr>
-          <w:sz w:val="18"/>
-          <w:szCs w:val="18"/>
-        </w:rPr>
-        <w:t>jest po</w:t>
-      </w:r>
-      <w:r>
-        <w:rPr>
-          <w:sz w:val="18"/>
-          <w:szCs w:val="18"/>
-        </w:rPr>
-        <w:t>wyżej połowy początkowej wytrzymałości.</w:t>
-      </w:r>
-    </w:p>
-    <w:p>
-      <w:pPr>
-        <w:spacing w:after="0"/>
-        <w:rPr>
-          <w:sz w:val="18"/>
-          <w:szCs w:val="18"/>
-        </w:rPr>
-      </w:pPr>
-      <w:r>
-        <w:rPr>
-          <w:b/>
-          <w:bCs/>
-          <w:sz w:val="18"/>
-          <w:szCs w:val="18"/>
-        </w:rPr>
-        <w:t>Straceńcy:</w:t>
+        <w:t>Niewrażliwy:</w:t>
+      </w:r>
+      <w:r>
+        <w:rPr>
+          <w:sz w:val="18"/>
+          <w:szCs w:val="18"/>
+        </w:rPr>
+        <w:t xml:space="preserve"> Podczas testów obrony naturalna 5 daje automatyczny sukces.</w:t>
+      </w:r>
+    </w:p>
+    <w:p>
+      <w:pPr>
+        <w:spacing w:after="0"/>
+        <w:rPr>
+          <w:sz w:val="18"/>
+          <w:szCs w:val="18"/>
+        </w:rPr>
+      </w:pPr>
+      <w:r>
+        <w:rPr>
+          <w:b/>
+          <w:bCs/>
+          <w:sz w:val="18"/>
+          <w:szCs w:val="18"/>
+        </w:rPr>
+        <w:t>Maskowanie:</w:t>
+      </w:r>
+      <w:r>
+        <w:rPr>
+          <w:sz w:val="18"/>
+          <w:szCs w:val="18"/>
+        </w:rPr>
+        <w:t xml:space="preserve"> Ma osłonę</w:t>
+      </w:r>
+      <w:r>
+        <w:rPr>
+          <w:sz w:val="18"/>
+          <w:szCs w:val="18"/>
+        </w:rPr>
+        <w:t xml:space="preserve">, </w:t>
+      </w:r>
+      <w:r>
+        <w:rPr>
+          <w:sz w:val="18"/>
+          <w:szCs w:val="18"/>
+        </w:rPr>
+        <w:t>gdy jest dalej niż</w:t>
       </w:r>
       <w:r>
         <w:rPr>
@@ -4938,46 +5291,71 @@
           <w:sz w:val="18"/>
           <w:szCs w:val="18"/>
         </w:rPr>
-        <w:t>Za każdy</w:t>
-      </w:r>
-      <w:r>
-        <w:rPr>
-          <w:sz w:val="18"/>
-          <w:szCs w:val="18"/>
-        </w:rPr>
-        <w:t xml:space="preserve"> nieudanym te</w:t>
-      </w:r>
-      <w:r>
-        <w:rPr>
-          <w:sz w:val="18"/>
-          <w:szCs w:val="18"/>
-        </w:rPr>
-        <w:t>st</w:t>
-      </w:r>
-      <w:r>
-        <w:rPr>
-          <w:sz w:val="18"/>
-          <w:szCs w:val="18"/>
-        </w:rPr>
-        <w:t xml:space="preserve"> przegrupowania wykonaj test trudnego terenu zamiast normalnych konsekwencji.</w:t>
-      </w:r>
-    </w:p>
-    <w:p>
-      <w:pPr>
-        <w:spacing w:after="0"/>
-        <w:rPr>
-          <w:sz w:val="18"/>
-          <w:szCs w:val="18"/>
-        </w:rPr>
-      </w:pPr>
-      <w:r>
-        <w:rPr>
-          <w:b/>
-          <w:bCs/>
-          <w:sz w:val="18"/>
-          <w:szCs w:val="18"/>
-        </w:rPr>
-        <w:t>Furia:</w:t>
+        <w:t>3</w:t>
+      </w:r>
+      <w:r>
+        <w:rPr>
+          <w:sz w:val="18"/>
+          <w:szCs w:val="18"/>
+        </w:rPr>
+        <w:t>"</w:t>
+      </w:r>
+      <w:r>
+        <w:rPr>
+          <w:sz w:val="18"/>
+          <w:szCs w:val="18"/>
+        </w:rPr>
+        <w:t xml:space="preserve"> od wrogów</w:t>
+      </w:r>
+      <w:r>
+        <w:rPr>
+          <w:sz w:val="18"/>
+          <w:szCs w:val="18"/>
+        </w:rPr>
+        <w:t>.</w:t>
+      </w:r>
+    </w:p>
+    <w:p>
+      <w:pPr>
+        <w:spacing w:after="0"/>
+        <w:rPr>
+          <w:sz w:val="18"/>
+          <w:szCs w:val="18"/>
+        </w:rPr>
+      </w:pPr>
+      <w:r>
+        <w:rPr>
+          <w:b/>
+          <w:bCs/>
+          <w:sz w:val="18"/>
+          <w:szCs w:val="18"/>
+        </w:rPr>
+        <w:t>Parowanie:</w:t>
+      </w:r>
+      <w:r>
+        <w:rPr>
+          <w:sz w:val="18"/>
+          <w:szCs w:val="18"/>
+        </w:rPr>
+        <w:t xml:space="preserve"> Ma osłonę podczas walki wręcz.</w:t>
+      </w:r>
+    </w:p>
+    <w:p>
+      <w:pPr>
+        <w:spacing w:after="0"/>
+        <w:rPr>
+          <w:sz w:val="18"/>
+          <w:szCs w:val="18"/>
+        </w:rPr>
+      </w:pPr>
+      <w:r>
+        <w:rPr>
+          <w:b/>
+          <w:bCs/>
+          <w:sz w:val="18"/>
+          <w:szCs w:val="18"/>
+        </w:rPr>
+        <w:t>Tarcza:</w:t>
       </w:r>
       <w:r>
         <w:rPr>
@@ -4991,32 +5369,32 @@
           <w:sz w:val="18"/>
           <w:szCs w:val="18"/>
         </w:rPr>
-        <w:t>P</w:t>
-      </w:r>
-      <w:r>
-        <w:rPr>
-          <w:sz w:val="18"/>
-          <w:szCs w:val="18"/>
-        </w:rPr>
-        <w:t>odczas szarży naturalne 6 dają dodatkowe trafienie.</w:t>
-      </w:r>
-    </w:p>
-    <w:p>
-      <w:pPr>
-        <w:spacing w:after="0"/>
-        <w:rPr>
-          <w:sz w:val="18"/>
-          <w:szCs w:val="18"/>
-        </w:rPr>
-      </w:pPr>
-      <w:r>
-        <w:rPr>
-          <w:b/>
-          <w:bCs/>
-          <w:sz w:val="18"/>
-          <w:szCs w:val="18"/>
-        </w:rPr>
-        <w:t>Przygotowanie:</w:t>
+        <w:t xml:space="preserve">+1 do </w:t>
+      </w:r>
+      <w:r>
+        <w:rPr>
+          <w:sz w:val="18"/>
+          <w:szCs w:val="18"/>
+        </w:rPr>
+        <w:t>testów obrony, gdy nie jest przyszpilony.</w:t>
+      </w:r>
+    </w:p>
+    <w:p>
+      <w:pPr>
+        <w:spacing w:after="0"/>
+        <w:rPr>
+          <w:sz w:val="18"/>
+          <w:szCs w:val="18"/>
+        </w:rPr>
+      </w:pPr>
+      <w:r>
+        <w:rPr>
+          <w:b/>
+          <w:bCs/>
+          <w:sz w:val="18"/>
+          <w:szCs w:val="18"/>
+        </w:rPr>
+        <w:t>Okopany:</w:t>
       </w:r>
       <w:r>
         <w:rPr>
@@ -5030,74 +5408,37 @@
           <w:sz w:val="18"/>
           <w:szCs w:val="18"/>
         </w:rPr>
-        <w:t>J</w:t>
-      </w:r>
-      <w:r>
-        <w:rPr>
-          <w:sz w:val="18"/>
-          <w:szCs w:val="18"/>
-        </w:rPr>
-        <w:t xml:space="preserve">eżeli </w:t>
-      </w:r>
-      <w:r>
-        <w:rPr>
-          <w:sz w:val="18"/>
-          <w:szCs w:val="18"/>
-        </w:rPr>
-        <w:t>jest Ufortyfikowany</w:t>
-      </w:r>
-      <w:r>
-        <w:rPr>
-          <w:sz w:val="18"/>
-          <w:szCs w:val="18"/>
-        </w:rPr>
-        <w:t>, +1 do rzutów na trafienie.</w:t>
-      </w:r>
-    </w:p>
-    <w:p>
-      <w:pPr>
-        <w:spacing w:after="0"/>
-        <w:rPr>
-          <w:sz w:val="18"/>
-          <w:szCs w:val="18"/>
-        </w:rPr>
-      </w:pPr>
-      <w:r>
-        <w:rPr>
-          <w:b/>
-          <w:bCs/>
-          <w:sz w:val="18"/>
-          <w:szCs w:val="18"/>
-        </w:rPr>
-        <w:t>Ostrożny:</w:t>
-      </w:r>
-      <w:r>
-        <w:rPr>
-          <w:sz w:val="18"/>
-          <w:szCs w:val="18"/>
-        </w:rPr>
-        <w:t xml:space="preserve"> Jeżeli nie ma wrogów w zasięgu 12” od oddziału modelu, +1 do rzutów na trafienie.</w:t>
-      </w:r>
-    </w:p>
-    <w:p>
-      <w:pPr>
-        <w:spacing w:after="0"/>
-        <w:rPr>
-          <w:sz w:val="18"/>
-          <w:szCs w:val="18"/>
-        </w:rPr>
-      </w:pPr>
-      <w:r>
-        <w:rPr>
-          <w:b/>
-          <w:bCs/>
-          <w:sz w:val="18"/>
-          <w:szCs w:val="18"/>
-        </w:rPr>
-        <w:t>Kontra:</w:t>
-      </w:r>
-      <w:r>
-        <w:rPr>
+        <w:t>+1 do testów obrony, gdy ma osłonę</w:t>
+      </w:r>
+      <w:r>
+        <w:rPr>
+          <w:sz w:val="18"/>
+          <w:szCs w:val="18"/>
+        </w:rPr>
+        <w:t xml:space="preserve"> z terenu.</w:t>
+      </w:r>
+    </w:p>
+    <w:p>
+      <w:pPr>
+        <w:spacing w:after="0"/>
+        <w:rPr>
+          <w:sz w:val="18"/>
+          <w:szCs w:val="18"/>
+        </w:rPr>
+      </w:pPr>
+      <w:r>
+        <w:rPr>
+          <w:b/>
+          <w:bCs/>
+          <w:sz w:val="18"/>
+          <w:szCs w:val="18"/>
+        </w:rPr>
+        <w:t>Transport(X):</w:t>
+      </w:r>
+      <w:r>
+        <w:rPr>
+          <w:b/>
+          <w:bCs/>
           <w:sz w:val="18"/>
           <w:szCs w:val="18"/>
         </w:rPr>
@@ -5108,306 +5449,14 @@
           <w:sz w:val="18"/>
           <w:szCs w:val="18"/>
         </w:rPr>
-        <w:t>M</w:t>
-      </w:r>
-      <w:r>
-        <w:rPr>
-          <w:sz w:val="18"/>
-          <w:szCs w:val="18"/>
-        </w:rPr>
-        <w:t xml:space="preserve">oże wykonać kontratak przed </w:t>
-      </w:r>
-      <w:r>
-        <w:rPr>
-          <w:sz w:val="18"/>
-          <w:szCs w:val="18"/>
-        </w:rPr>
-        <w:t xml:space="preserve">atakami </w:t>
-      </w:r>
-      <w:r>
-        <w:rPr>
-          <w:sz w:val="18"/>
-          <w:szCs w:val="18"/>
-        </w:rPr>
-        <w:t>szarżują</w:t>
-      </w:r>
-      <w:r>
-        <w:rPr>
-          <w:sz w:val="18"/>
-          <w:szCs w:val="18"/>
-        </w:rPr>
-        <w:t xml:space="preserve">cego </w:t>
-      </w:r>
-      <w:r>
-        <w:rPr>
-          <w:sz w:val="18"/>
-          <w:szCs w:val="18"/>
-        </w:rPr>
-        <w:t>oddziału</w:t>
-      </w:r>
-      <w:r>
-        <w:rPr>
-          <w:sz w:val="18"/>
-          <w:szCs w:val="18"/>
-        </w:rPr>
-        <w:t>,</w:t>
-      </w:r>
-      <w:r>
-        <w:rPr>
-          <w:sz w:val="18"/>
-          <w:szCs w:val="18"/>
-        </w:rPr>
-        <w:t xml:space="preserve"> a ten przestaje być uznawany za szarżujący</w:t>
-      </w:r>
-      <w:r>
-        <w:rPr>
-          <w:sz w:val="18"/>
-          <w:szCs w:val="18"/>
-        </w:rPr>
-        <w:t>.</w:t>
-      </w:r>
-    </w:p>
-    <w:p>
-      <w:pPr>
-        <w:spacing w:after="0"/>
-        <w:rPr>
-          <w:sz w:val="18"/>
-          <w:szCs w:val="18"/>
-        </w:rPr>
-      </w:pPr>
-      <w:r>
-        <w:rPr>
-          <w:b/>
-          <w:bCs/>
-          <w:sz w:val="18"/>
-          <w:szCs w:val="18"/>
-        </w:rPr>
-        <w:t>Niewrażliwy:</w:t>
-      </w:r>
-      <w:r>
-        <w:rPr>
-          <w:sz w:val="18"/>
-          <w:szCs w:val="18"/>
-        </w:rPr>
-        <w:t xml:space="preserve"> Podczas testów obrony naturalna 5 daje automatyczny sukces.</w:t>
-      </w:r>
-    </w:p>
-    <w:p>
-      <w:pPr>
-        <w:spacing w:after="0"/>
-        <w:rPr>
-          <w:sz w:val="18"/>
-          <w:szCs w:val="18"/>
-        </w:rPr>
-      </w:pPr>
-      <w:r>
-        <w:rPr>
-          <w:b/>
-          <w:bCs/>
-          <w:sz w:val="18"/>
-          <w:szCs w:val="18"/>
-        </w:rPr>
-        <w:t>Maskowanie:</w:t>
-      </w:r>
-      <w:r>
-        <w:rPr>
-          <w:sz w:val="18"/>
-          <w:szCs w:val="18"/>
-        </w:rPr>
-        <w:t xml:space="preserve"> Ma osłonę</w:t>
-      </w:r>
-      <w:r>
-        <w:rPr>
-          <w:sz w:val="18"/>
-          <w:szCs w:val="18"/>
-        </w:rPr>
-        <w:t xml:space="preserve">, </w:t>
-      </w:r>
-      <w:r>
-        <w:rPr>
-          <w:sz w:val="18"/>
-          <w:szCs w:val="18"/>
-        </w:rPr>
-        <w:t>gdy jest dalej niż</w:t>
-      </w:r>
-      <w:r>
-        <w:rPr>
-          <w:sz w:val="18"/>
-          <w:szCs w:val="18"/>
-        </w:rPr>
-        <w:t xml:space="preserve"> </w:t>
-      </w:r>
-      <w:r>
-        <w:rPr>
-          <w:sz w:val="18"/>
-          <w:szCs w:val="18"/>
-        </w:rPr>
-        <w:t>3</w:t>
-      </w:r>
-      <w:r>
-        <w:rPr>
-          <w:sz w:val="18"/>
-          <w:szCs w:val="18"/>
-        </w:rPr>
-        <w:t>"</w:t>
-      </w:r>
-      <w:r>
-        <w:rPr>
-          <w:sz w:val="18"/>
-          <w:szCs w:val="18"/>
-        </w:rPr>
-        <w:t xml:space="preserve"> od wrogów</w:t>
-      </w:r>
-      <w:r>
-        <w:rPr>
-          <w:sz w:val="18"/>
-          <w:szCs w:val="18"/>
-        </w:rPr>
-        <w:t>.</w:t>
-      </w:r>
-    </w:p>
-    <w:p>
-      <w:pPr>
-        <w:spacing w:after="0"/>
-        <w:rPr>
-          <w:sz w:val="18"/>
-          <w:szCs w:val="18"/>
-        </w:rPr>
-      </w:pPr>
-      <w:r>
-        <w:rPr>
-          <w:b/>
-          <w:bCs/>
-          <w:sz w:val="18"/>
-          <w:szCs w:val="18"/>
-        </w:rPr>
-        <w:t>Parowanie:</w:t>
-      </w:r>
-      <w:r>
-        <w:rPr>
-          <w:sz w:val="18"/>
-          <w:szCs w:val="18"/>
-        </w:rPr>
-        <w:t xml:space="preserve"> Ma osłonę podczas walki wręcz.</w:t>
-      </w:r>
-    </w:p>
-    <w:p>
-      <w:pPr>
-        <w:spacing w:after="0"/>
-        <w:rPr>
-          <w:sz w:val="18"/>
-          <w:szCs w:val="18"/>
-        </w:rPr>
-      </w:pPr>
-      <w:r>
-        <w:rPr>
-          <w:b/>
-          <w:bCs/>
-          <w:sz w:val="18"/>
-          <w:szCs w:val="18"/>
-        </w:rPr>
-        <w:t>Tarcza:</w:t>
-      </w:r>
-      <w:r>
-        <w:rPr>
-          <w:sz w:val="18"/>
-          <w:szCs w:val="18"/>
-        </w:rPr>
-        <w:t xml:space="preserve"> </w:t>
-      </w:r>
-      <w:r>
-        <w:rPr>
-          <w:sz w:val="18"/>
-          <w:szCs w:val="18"/>
-        </w:rPr>
-        <w:t xml:space="preserve">+1 do </w:t>
-      </w:r>
-      <w:r>
-        <w:rPr>
-          <w:sz w:val="18"/>
-          <w:szCs w:val="18"/>
-        </w:rPr>
-        <w:t>testów obrony, gdy nie jest przyszpilony.</w:t>
-      </w:r>
-    </w:p>
-    <w:p>
-      <w:pPr>
-        <w:spacing w:after="0"/>
-        <w:rPr>
-          <w:sz w:val="18"/>
-          <w:szCs w:val="18"/>
-        </w:rPr>
-      </w:pPr>
-      <w:r>
-        <w:rPr>
-          <w:b/>
-          <w:bCs/>
-          <w:sz w:val="18"/>
-          <w:szCs w:val="18"/>
-        </w:rPr>
-        <w:t>Okopany:</w:t>
-      </w:r>
-      <w:r>
-        <w:rPr>
-          <w:sz w:val="18"/>
-          <w:szCs w:val="18"/>
-        </w:rPr>
-        <w:t xml:space="preserve"> </w:t>
-      </w:r>
-      <w:r>
-        <w:rPr>
-          <w:sz w:val="18"/>
-          <w:szCs w:val="18"/>
-        </w:rPr>
-        <w:t>+1 do testów obrony, gdy ma osłonę</w:t>
-      </w:r>
-      <w:r>
-        <w:rPr>
-          <w:sz w:val="18"/>
-          <w:szCs w:val="18"/>
-        </w:rPr>
-        <w:t xml:space="preserve"> z terenu.</w:t>
-      </w:r>
-    </w:p>
-    <w:p>
-      <w:pPr>
-        <w:spacing w:after="0"/>
-        <w:rPr>
-          <w:sz w:val="18"/>
-          <w:szCs w:val="18"/>
-        </w:rPr>
-      </w:pPr>
-      <w:r>
-        <w:rPr>
-          <w:b/>
-          <w:bCs/>
-          <w:sz w:val="18"/>
-          <w:szCs w:val="18"/>
-        </w:rPr>
-        <w:t>Transport(X):</w:t>
-      </w:r>
-      <w:r>
-        <w:rPr>
-          <w:b/>
-          <w:bCs/>
-          <w:sz w:val="18"/>
-          <w:szCs w:val="18"/>
-        </w:rPr>
-        <w:t xml:space="preserve"> </w:t>
-      </w:r>
-      <w:r>
-        <w:rPr>
-          <w:sz w:val="18"/>
-          <w:szCs w:val="18"/>
-        </w:rPr>
-        <w:t xml:space="preserve">Przyjazne oddziały o łącznej wytrzymałości do X mogą zostać transportowane przez ten oddział. Jeżeli oddział składa się z kilku modeli z Transport(X), ich pojemność sumuje się. Transportowany oddział jako swoją akcję może zostać rozstawiony: wszystkie jego modele muszą zostać ustawione w odległości do 3″ od dowolnych modeli transportującego oddziału. Następnie przestaje być transportowany. Oddział, którego wszystkie modele znajdują się do 3″ od transportującego oddziału, może jako swoją akcję zostać zdjęty z planszy i stać się transportowany, jeżeli dostępna pojemność na to pozwala. Jeżeli część modeli transportującego oddziału zostanie zniszczona, transportowane oddziały mogą </w:t>
-      </w:r>
-      <w:r>
-        <w:rPr>
-          <w:sz w:val="18"/>
-          <w:szCs w:val="18"/>
-        </w:rPr>
-        <w:t xml:space="preserve">tymczasowo przekraczać jego pojemność. Jeżeli ostatni model transportującego oddziału zostanie zniszczony, nadmiarowe rany przechodzą na </w:t>
+        <w:t xml:space="preserve">Przyjazne oddziały o łącznej wytrzymałości do X mogą zostać transportowane przez ten oddział. Jeżeli oddział składa się z kilku modeli z Transport(X), ich pojemność sumuje się. Transportowany oddział jako swoją akcję może zostać rozstawiony: wszystkie jego modele muszą zostać ustawione w odległości do 3″ od dowolnych modeli transportującego oddziału. Następnie przestaje być transportowany. Oddział, którego wszystkie modele znajdują się do 3″ od transportującego oddziału, może jako swoją akcję zostać zdjęty z planszy i stać się transportowany, jeżeli dostępna pojemność na to pozwala. Jeżeli część modeli transportującego oddziału </w:t>
+      </w:r>
+      <w:r>
+        <w:rPr>
+          <w:sz w:val="18"/>
+          <w:szCs w:val="18"/>
+        </w:rPr>
+        <w:t xml:space="preserve">zostanie zniszczona, transportowane oddziały mogą tymczasowo przekraczać jego pojemność. Jeżeli ostatni model transportującego oddziału zostanie zniszczony, nadmiarowe rany przechodzą na </w:t>
       </w:r>
       <w:r>
         <w:rPr>
@@ -5892,14 +5941,7 @@
           <w:sz w:val="18"/>
           <w:szCs w:val="18"/>
         </w:rPr>
-        <w:t xml:space="preserve"> </w:t>
-      </w:r>
-      <w:r>
-        <w:rPr>
-          <w:sz w:val="18"/>
-          <w:szCs w:val="18"/>
-        </w:rPr>
-        <w:t xml:space="preserve">W aktywacji </w:t>
+        <w:t xml:space="preserve"> W aktywacji </w:t>
       </w:r>
       <w:r>
         <w:rPr>
@@ -10162,10 +10204,10 @@
         <w:tblLook w:val="04A0" w:firstRow="1" w:lastRow="0" w:firstColumn="1" w:lastColumn="0" w:noHBand="0" w:noVBand="1"/>
       </w:tblPr>
       <w:tblGrid>
-        <w:gridCol w:w="1680"/>
-        <w:gridCol w:w="1255"/>
-        <w:gridCol w:w="974"/>
-        <w:gridCol w:w="1048"/>
+        <w:gridCol w:w="1676"/>
+        <w:gridCol w:w="1249"/>
+        <w:gridCol w:w="972"/>
+        <w:gridCol w:w="1060"/>
       </w:tblGrid>
       <w:tr>
         <w:tc>
@@ -10226,6 +10268,20 @@
               </w:rPr>
               <w:t>Aura</w:t>
             </w:r>
+            <w:r>
+              <w:rPr>
+                <w:sz w:val="18"/>
+                <w:szCs w:val="18"/>
+              </w:rPr>
+              <w:t>(</w:t>
+            </w:r>
+            <w:r>
+              <w:rPr>
+                <w:sz w:val="18"/>
+                <w:szCs w:val="18"/>
+              </w:rPr>
+              <w:t>8)</w:t>
+            </w:r>
           </w:p>
         </w:tc>
         <w:tc>
@@ -10245,6 +10301,13 @@
                 <w:szCs w:val="18"/>
               </w:rPr>
               <w:t>Rozkaz</w:t>
+            </w:r>
+            <w:r>
+              <w:rPr>
+                <w:sz w:val="18"/>
+                <w:szCs w:val="18"/>
+              </w:rPr>
+              <w:t>(10)</w:t>
             </w:r>
           </w:p>
         </w:tc>

--- a/app/static/docs/SZOP.docx
+++ b/app/static/docs/SZOP.docx
@@ -107,7 +107,21 @@
           <w:sz w:val="18"/>
           <w:szCs w:val="18"/>
         </w:rPr>
-        <w:t xml:space="preserve"> niż cel oznacza sukces. Wyrzucone 6 zawsze oznacza sukces, a 1 porażkę.</w:t>
+        <w:t xml:space="preserve"> niż </w:t>
+      </w:r>
+      <w:r>
+        <w:rPr>
+          <w:sz w:val="18"/>
+          <w:szCs w:val="18"/>
+        </w:rPr>
+        <w:t>trudność</w:t>
+      </w:r>
+      <w:r>
+        <w:rPr>
+          <w:sz w:val="18"/>
+          <w:szCs w:val="18"/>
+        </w:rPr>
+        <w:t xml:space="preserve"> oznacza sukces. Wyrzucone 6 zawsze oznacza sukces, a 1 porażkę.</w:t>
       </w:r>
     </w:p>
     <w:p>
@@ -794,7 +808,21 @@
           <w:sz w:val="18"/>
           <w:szCs w:val="18"/>
         </w:rPr>
-        <w:t>Ostrzału nie można wykonać, jeżeli jakikolwiek wrogi oddział znajduje się w zasięgu 3″ i linii wzroku.</w:t>
+        <w:t xml:space="preserve">Ostrzału nie można wykonać, jeżeli jakikolwiek wrogi oddział znajduje się w zasięgu </w:t>
+      </w:r>
+      <w:r>
+        <w:rPr>
+          <w:sz w:val="18"/>
+          <w:szCs w:val="18"/>
+        </w:rPr>
+        <w:t>2</w:t>
+      </w:r>
+      <w:r>
+        <w:rPr>
+          <w:sz w:val="18"/>
+          <w:szCs w:val="18"/>
+        </w:rPr>
+        <w:t>″ i linii wzroku.</w:t>
       </w:r>
     </w:p>
     <w:p>
@@ -882,7 +910,7 @@
           <w:sz w:val="18"/>
           <w:szCs w:val="18"/>
         </w:rPr>
-        <w:t>3</w:t>
+        <w:t>2</w:t>
       </w:r>
       <w:r>
         <w:rPr>
@@ -4543,14 +4571,28 @@
           <w:sz w:val="18"/>
           <w:szCs w:val="18"/>
         </w:rPr>
-        <w:t>walki wręcz</w:t>
-      </w:r>
-      <w:r>
-        <w:rPr>
-          <w:sz w:val="18"/>
-          <w:szCs w:val="18"/>
-        </w:rPr>
-        <w:t xml:space="preserve"> może atakować odziały w zasięgu 3”.</w:t>
+        <w:t>szarży</w:t>
+      </w:r>
+      <w:r>
+        <w:rPr>
+          <w:sz w:val="18"/>
+          <w:szCs w:val="18"/>
+        </w:rPr>
+        <w:t xml:space="preserve"> może atakować odziały w zasięgu </w:t>
+      </w:r>
+      <w:r>
+        <w:rPr>
+          <w:sz w:val="18"/>
+          <w:szCs w:val="18"/>
+        </w:rPr>
+        <w:t>2</w:t>
+      </w:r>
+      <w:r>
+        <w:rPr>
+          <w:sz w:val="18"/>
+          <w:szCs w:val="18"/>
+        </w:rPr>
+        <w:t>”.</w:t>
       </w:r>
     </w:p>
     <w:p>
@@ -4688,7 +4730,16 @@
           <w:sz w:val="18"/>
           <w:szCs w:val="18"/>
         </w:rPr>
-        <w:t>Latający:</w:t>
+        <w:t>Skok</w:t>
+      </w:r>
+      <w:r>
+        <w:rPr>
+          <w:b/>
+          <w:bCs/>
+          <w:sz w:val="18"/>
+          <w:szCs w:val="18"/>
+        </w:rPr>
+        <w:t>:</w:t>
       </w:r>
       <w:r>
         <w:rPr>
@@ -4804,7 +4855,21 @@
           <w:sz w:val="18"/>
           <w:szCs w:val="18"/>
         </w:rPr>
-        <w:t xml:space="preserve"> ani być celem szarży. Nie blokuje ruchu</w:t>
+        <w:t xml:space="preserve"> ani być celem szarży</w:t>
+      </w:r>
+      <w:r>
+        <w:rPr>
+          <w:sz w:val="18"/>
+          <w:szCs w:val="18"/>
+        </w:rPr>
+        <w:t xml:space="preserve"> i broni Niebezpośredniej</w:t>
+      </w:r>
+      <w:r>
+        <w:rPr>
+          <w:sz w:val="18"/>
+          <w:szCs w:val="18"/>
+        </w:rPr>
+        <w:t>. Nie blokuje ruchu</w:t>
       </w:r>
       <w:r>
         <w:rPr>
@@ -4874,7 +4939,14 @@
           <w:sz w:val="18"/>
           <w:szCs w:val="18"/>
         </w:rPr>
-        <w:t>, Latający</w:t>
+        <w:t xml:space="preserve">, </w:t>
+      </w:r>
+      <w:r>
+        <w:rPr>
+          <w:sz w:val="18"/>
+          <w:szCs w:val="18"/>
+        </w:rPr>
+        <w:t>Skok</w:t>
       </w:r>
       <w:r>
         <w:rPr>
@@ -5619,28 +5691,21 @@
           <w:sz w:val="18"/>
           <w:szCs w:val="18"/>
         </w:rPr>
-        <w:t>. Magowie w oddziale współdzielą żetony. Wydaj tyle żetonów, ile wynosi koszt czaru i r</w:t>
-      </w:r>
-      <w:r>
-        <w:rPr>
-          <w:sz w:val="18"/>
-          <w:szCs w:val="18"/>
-        </w:rPr>
-        <w:t>zuć kością</w:t>
-      </w:r>
-      <w:r>
-        <w:rPr>
-          <w:sz w:val="18"/>
-          <w:szCs w:val="18"/>
-        </w:rPr>
-        <w:t>. P</w:t>
-      </w:r>
-      <w:r>
-        <w:rPr>
-          <w:sz w:val="18"/>
-          <w:szCs w:val="18"/>
-        </w:rPr>
-        <w:t>rzy wyniku 4+</w:t>
+        <w:t xml:space="preserve">. Magowie w oddziale współdzielą żetony. </w:t>
+      </w:r>
+      <w:r>
+        <w:rPr>
+          <w:sz w:val="18"/>
+          <w:szCs w:val="18"/>
+        </w:rPr>
+        <w:t>Armia ma w</w:t>
+      </w:r>
+      <w:r>
+        <w:rPr>
+          <w:sz w:val="18"/>
+          <w:szCs w:val="18"/>
+        </w:rPr>
+        <w:t>spólną listę 6 zdolności lub ataków.</w:t>
       </w:r>
       <w:r>
         <w:rPr>
@@ -5654,7 +5719,56 @@
           <w:sz w:val="18"/>
           <w:szCs w:val="18"/>
         </w:rPr>
-        <w:t xml:space="preserve">rozstrzygnij </w:t>
+        <w:t>W momencie gdy możesz skorzystać z</w:t>
+      </w:r>
+      <w:r>
+        <w:rPr>
+          <w:sz w:val="18"/>
+          <w:szCs w:val="18"/>
+        </w:rPr>
+        <w:t xml:space="preserve"> jedn</w:t>
+      </w:r>
+      <w:r>
+        <w:rPr>
+          <w:sz w:val="18"/>
+          <w:szCs w:val="18"/>
+        </w:rPr>
+        <w:t>ej</w:t>
+      </w:r>
+      <w:r>
+        <w:rPr>
+          <w:sz w:val="18"/>
+          <w:szCs w:val="18"/>
+        </w:rPr>
+        <w:t xml:space="preserve"> z nich</w:t>
+      </w:r>
+      <w:r>
+        <w:rPr>
+          <w:sz w:val="18"/>
+          <w:szCs w:val="18"/>
+        </w:rPr>
+        <w:t xml:space="preserve">, wydaj </w:t>
+      </w:r>
+      <w:r>
+        <w:rPr>
+          <w:sz w:val="18"/>
+          <w:szCs w:val="18"/>
+        </w:rPr>
+        <w:t xml:space="preserve">przypisaną liczbę żetonów i wykonaj test o przypisanej trudności. </w:t>
+      </w:r>
+      <w:r>
+        <w:rPr>
+          <w:sz w:val="18"/>
+          <w:szCs w:val="18"/>
+        </w:rPr>
+        <w:t>Przy sukcesie r</w:t>
+      </w:r>
+      <w:r>
+        <w:rPr>
+          <w:sz w:val="18"/>
+          <w:szCs w:val="18"/>
+        </w:rPr>
+        <w:t xml:space="preserve">ozstrzygnij </w:t>
       </w:r>
       <w:r>
         <w:rPr>
@@ -6230,41 +6344,6 @@
         </w:rPr>
         <w:t>.</w:t>
       </w:r>
-      <w:r>
-        <w:rPr>
-          <w:sz w:val="18"/>
-          <w:szCs w:val="18"/>
-        </w:rPr>
-        <w:t xml:space="preserve"> </w:t>
-      </w:r>
-      <w:r>
-        <w:rPr>
-          <w:sz w:val="18"/>
-          <w:szCs w:val="18"/>
-        </w:rPr>
-        <w:t>N</w:t>
-      </w:r>
-      <w:r>
-        <w:rPr>
-          <w:sz w:val="18"/>
-          <w:szCs w:val="18"/>
-        </w:rPr>
-        <w:t xml:space="preserve">ie może atakować celów </w:t>
-      </w:r>
-      <w:r>
-        <w:rPr>
-          <w:sz w:val="18"/>
-          <w:szCs w:val="18"/>
-        </w:rPr>
-        <w:t>Latających</w:t>
-      </w:r>
-      <w:r>
-        <w:rPr>
-          <w:sz w:val="18"/>
-          <w:szCs w:val="18"/>
-        </w:rPr>
-        <w:t>.</w:t>
-      </w:r>
     </w:p>
     <w:p>
       <w:pPr>
@@ -7744,6 +7823,94 @@
       <w:pPr>
         <w:spacing w:after="0"/>
         <w:rPr>
+          <w:sz w:val="18"/>
+          <w:szCs w:val="18"/>
+        </w:rPr>
+      </w:pPr>
+      <w:r>
+        <w:rPr>
+          <w:b/>
+          <w:bCs/>
+          <w:sz w:val="18"/>
+          <w:szCs w:val="18"/>
+        </w:rPr>
+        <w:t>Oznaczenie(X):</w:t>
+      </w:r>
+      <w:r>
+        <w:rPr>
+          <w:sz w:val="18"/>
+          <w:szCs w:val="18"/>
+        </w:rPr>
+        <w:t xml:space="preserve"> Raz na rundę możesz przerwać, aby </w:t>
+      </w:r>
+      <w:r>
+        <w:rPr>
+          <w:sz w:val="18"/>
+          <w:szCs w:val="18"/>
+        </w:rPr>
+        <w:t xml:space="preserve">inny </w:t>
+      </w:r>
+      <w:r>
+        <w:rPr>
+          <w:sz w:val="18"/>
+          <w:szCs w:val="18"/>
+        </w:rPr>
+        <w:t xml:space="preserve">sojuszniczy oddział, który atakuje </w:t>
+      </w:r>
+      <w:r>
+        <w:rPr>
+          <w:sz w:val="18"/>
+          <w:szCs w:val="18"/>
+        </w:rPr>
+        <w:t xml:space="preserve">wybrany </w:t>
+      </w:r>
+      <w:r>
+        <w:rPr>
+          <w:sz w:val="18"/>
+          <w:szCs w:val="18"/>
+        </w:rPr>
+        <w:t xml:space="preserve">oddział w zasięgu 12″, </w:t>
+      </w:r>
+      <w:r>
+        <w:rPr>
+          <w:sz w:val="18"/>
+          <w:szCs w:val="18"/>
+        </w:rPr>
+        <w:t xml:space="preserve">w trakcie </w:t>
+      </w:r>
+      <w:r>
+        <w:rPr>
+          <w:sz w:val="18"/>
+          <w:szCs w:val="18"/>
+        </w:rPr>
+        <w:t>rozpatrywania</w:t>
+      </w:r>
+      <w:r>
+        <w:rPr>
+          <w:sz w:val="18"/>
+          <w:szCs w:val="18"/>
+        </w:rPr>
+        <w:t xml:space="preserve"> </w:t>
+      </w:r>
+      <w:r>
+        <w:rPr>
+          <w:sz w:val="18"/>
+          <w:szCs w:val="18"/>
+        </w:rPr>
+        <w:t xml:space="preserve">tego ataku miał </w:t>
+      </w:r>
+      <w:r>
+        <w:rPr>
+          <w:sz w:val="18"/>
+          <w:szCs w:val="18"/>
+        </w:rPr>
+        <w:t>zdolność X.</w:t>
+      </w:r>
+    </w:p>
+    <w:p>
+      <w:pPr>
+        <w:spacing w:after="0"/>
+        <w:rPr>
           <w:kern w:val="0"/>
           <w14:ligatures w14:val="none"/>
         </w:rPr>
@@ -7755,14 +7922,28 @@
           <w:sz w:val="18"/>
           <w:szCs w:val="18"/>
         </w:rPr>
-        <w:t>Oznaczenie(X):</w:t>
-      </w:r>
-      <w:r>
-        <w:rPr>
-          <w:sz w:val="18"/>
-          <w:szCs w:val="18"/>
-        </w:rPr>
-        <w:t xml:space="preserve"> Raz na rundę możesz przerwać, aby sojuszniczy oddział, który atakuje oddział w zasięgu 12″, od teraz do końca aktywacji (nie)miał zdolność X.</w:t>
+        <w:t>Demoralizacja:</w:t>
+      </w:r>
+      <w:r>
+        <w:rPr>
+          <w:sz w:val="18"/>
+          <w:szCs w:val="18"/>
+        </w:rPr>
+        <w:t xml:space="preserve"> </w:t>
+      </w:r>
+      <w:r>
+        <w:rPr>
+          <w:sz w:val="18"/>
+          <w:szCs w:val="18"/>
+        </w:rPr>
+        <w:t>Raz na rundę możesz przerwać, aby wrogi oddział w zasięgu 12″</w:t>
+      </w:r>
+      <w:r>
+        <w:rPr>
+          <w:sz w:val="18"/>
+          <w:szCs w:val="18"/>
+        </w:rPr>
+        <w:t xml:space="preserve"> wykonał test Przegrupowania.</w:t>
       </w:r>
     </w:p>
     <w:p>
@@ -10194,25 +10375,38 @@
           <w:sz w:val="18"/>
           <w:szCs w:val="18"/>
         </w:rPr>
-        <w:t>:</w:t>
+        <w:t xml:space="preserve">. Wartość w nawiasie, jest używana, </w:t>
+      </w:r>
+      <w:r>
+        <w:rPr>
+          <w:sz w:val="18"/>
+          <w:szCs w:val="18"/>
+        </w:rPr>
+        <w:t>gdy zdolność jest podstawą innej dolności.</w:t>
       </w:r>
     </w:p>
     <w:tbl>
       <w:tblPr>
         <w:tblStyle w:val="Tabela-Siatka"/>
-        <w:tblW w:w="4957" w:type="dxa"/>
+        <w:tblW w:w="5098" w:type="dxa"/>
         <w:tblLook w:val="04A0" w:firstRow="1" w:lastRow="0" w:firstColumn="1" w:lastColumn="0" w:noHBand="0" w:noVBand="1"/>
       </w:tblPr>
       <w:tblGrid>
-        <w:gridCol w:w="1676"/>
-        <w:gridCol w:w="1249"/>
-        <w:gridCol w:w="972"/>
-        <w:gridCol w:w="1060"/>
+        <w:gridCol w:w="1392"/>
+        <w:gridCol w:w="1693"/>
+        <w:gridCol w:w="448"/>
+        <w:gridCol w:w="553"/>
+        <w:gridCol w:w="448"/>
+        <w:gridCol w:w="564"/>
       </w:tblGrid>
       <w:tr>
-        <w:tc>
-          <w:tcPr>
-            <w:tcW w:w="1680" w:type="dxa"/>
+        <w:trPr>
+          <w:cantSplit/>
+          <w:trHeight w:val="792"/>
+        </w:trPr>
+        <w:tc>
+          <w:tcPr>
+            <w:tcW w:w="1394" w:type="dxa"/>
           </w:tcPr>
           <w:p>
             <w:pPr>
@@ -10232,7 +10426,7 @@
         </w:tc>
         <w:tc>
           <w:tcPr>
-            <w:tcW w:w="1255" w:type="dxa"/>
+            <w:tcW w:w="1718" w:type="dxa"/>
           </w:tcPr>
           <w:p>
             <w:pPr>
@@ -10252,10 +10446,12 @@
         </w:tc>
         <w:tc>
           <w:tcPr>
-            <w:tcW w:w="974" w:type="dxa"/>
-          </w:tcPr>
-          <w:p>
-            <w:pPr>
+            <w:tcW w:w="448" w:type="dxa"/>
+            <w:textDirection w:val="tbRl"/>
+          </w:tcPr>
+          <w:p>
+            <w:pPr>
+              <w:ind w:left="113" w:right="113"/>
               <w:rPr>
                 <w:sz w:val="18"/>
                 <w:szCs w:val="18"/>
@@ -10268,28 +10464,16 @@
               </w:rPr>
               <w:t>Aura</w:t>
             </w:r>
-            <w:r>
-              <w:rPr>
-                <w:sz w:val="18"/>
-                <w:szCs w:val="18"/>
-              </w:rPr>
-              <w:t>(</w:t>
-            </w:r>
-            <w:r>
-              <w:rPr>
-                <w:sz w:val="18"/>
-                <w:szCs w:val="18"/>
-              </w:rPr>
-              <w:t>8)</w:t>
-            </w:r>
-          </w:p>
-        </w:tc>
-        <w:tc>
-          <w:tcPr>
-            <w:tcW w:w="1048" w:type="dxa"/>
-          </w:tcPr>
-          <w:p>
-            <w:pPr>
+          </w:p>
+        </w:tc>
+        <w:tc>
+          <w:tcPr>
+            <w:tcW w:w="556" w:type="dxa"/>
+            <w:textDirection w:val="tbRl"/>
+          </w:tcPr>
+          <w:p>
+            <w:pPr>
+              <w:ind w:left="113" w:right="113"/>
               <w:rPr>
                 <w:sz w:val="18"/>
                 <w:szCs w:val="18"/>
@@ -10302,12 +10486,49 @@
               </w:rPr>
               <w:t>Rozkaz</w:t>
             </w:r>
-            <w:r>
-              <w:rPr>
-                <w:sz w:val="18"/>
-                <w:szCs w:val="18"/>
-              </w:rPr>
-              <w:t>(10)</w:t>
+          </w:p>
+        </w:tc>
+        <w:tc>
+          <w:tcPr>
+            <w:tcW w:w="415" w:type="dxa"/>
+            <w:textDirection w:val="tbRl"/>
+          </w:tcPr>
+          <w:p>
+            <w:pPr>
+              <w:ind w:left="113" w:right="113"/>
+              <w:rPr>
+                <w:sz w:val="18"/>
+                <w:szCs w:val="18"/>
+              </w:rPr>
+            </w:pPr>
+            <w:r>
+              <w:rPr>
+                <w:sz w:val="18"/>
+                <w:szCs w:val="18"/>
+              </w:rPr>
+              <w:t>Klątwa</w:t>
+            </w:r>
+          </w:p>
+        </w:tc>
+        <w:tc>
+          <w:tcPr>
+            <w:tcW w:w="567" w:type="dxa"/>
+            <w:textDirection w:val="tbRl"/>
+          </w:tcPr>
+          <w:p>
+            <w:pPr>
+              <w:ind w:left="113" w:right="113"/>
+              <w:rPr>
+                <w:sz w:val="18"/>
+                <w:szCs w:val="18"/>
+              </w:rPr>
+            </w:pPr>
+            <w:r>
+              <w:rPr>
+                <w:sz w:val="18"/>
+                <w:szCs w:val="18"/>
+              </w:rPr>
+              <w:t>Oznaczenie</w:t>
             </w:r>
           </w:p>
         </w:tc>
@@ -10315,7 +10536,7 @@
       <w:tr>
         <w:tc>
           <w:tcPr>
-            <w:tcW w:w="1680" w:type="dxa"/>
+            <w:tcW w:w="1394" w:type="dxa"/>
           </w:tcPr>
           <w:p>
             <w:pPr>
@@ -10335,7 +10556,7 @@
         </w:tc>
         <w:tc>
           <w:tcPr>
-            <w:tcW w:w="1255" w:type="dxa"/>
+            <w:tcW w:w="1718" w:type="dxa"/>
           </w:tcPr>
           <w:p>
             <w:pPr>
@@ -10351,45 +10572,92 @@
               </w:rPr>
               <w:t>4 i patrz broń</w:t>
             </w:r>
-          </w:p>
-        </w:tc>
-        <w:tc>
-          <w:tcPr>
-            <w:tcW w:w="974" w:type="dxa"/>
-          </w:tcPr>
-          <w:p>
-            <w:pPr>
-              <w:rPr>
-                <w:sz w:val="18"/>
-                <w:szCs w:val="18"/>
-              </w:rPr>
-            </w:pPr>
-            <w:r>
-              <w:rPr>
-                <w:sz w:val="18"/>
-                <w:szCs w:val="18"/>
-              </w:rPr>
-              <w:t>-</w:t>
-            </w:r>
-          </w:p>
-        </w:tc>
-        <w:tc>
-          <w:tcPr>
-            <w:tcW w:w="1048" w:type="dxa"/>
-          </w:tcPr>
-          <w:p>
-            <w:pPr>
-              <w:rPr>
-                <w:sz w:val="18"/>
-                <w:szCs w:val="18"/>
-              </w:rPr>
-            </w:pPr>
-            <w:r>
-              <w:rPr>
-                <w:sz w:val="18"/>
-                <w:szCs w:val="18"/>
-              </w:rPr>
-              <w:t>-</w:t>
+            <w:r>
+              <w:rPr>
+                <w:sz w:val="18"/>
+                <w:szCs w:val="18"/>
+              </w:rPr>
+              <w:t xml:space="preserve"> (4)</w:t>
+            </w:r>
+          </w:p>
+        </w:tc>
+        <w:tc>
+          <w:tcPr>
+            <w:tcW w:w="448" w:type="dxa"/>
+          </w:tcPr>
+          <w:p>
+            <w:pPr>
+              <w:rPr>
+                <w:sz w:val="18"/>
+                <w:szCs w:val="18"/>
+              </w:rPr>
+            </w:pPr>
+            <w:r>
+              <w:rPr>
+                <w:sz w:val="18"/>
+                <w:szCs w:val="18"/>
+              </w:rPr>
+              <w:t>N</w:t>
+            </w:r>
+          </w:p>
+        </w:tc>
+        <w:tc>
+          <w:tcPr>
+            <w:tcW w:w="556" w:type="dxa"/>
+          </w:tcPr>
+          <w:p>
+            <w:pPr>
+              <w:rPr>
+                <w:sz w:val="18"/>
+                <w:szCs w:val="18"/>
+              </w:rPr>
+            </w:pPr>
+            <w:r>
+              <w:rPr>
+                <w:sz w:val="18"/>
+                <w:szCs w:val="18"/>
+              </w:rPr>
+              <w:t>N</w:t>
+            </w:r>
+          </w:p>
+        </w:tc>
+        <w:tc>
+          <w:tcPr>
+            <w:tcW w:w="415" w:type="dxa"/>
+          </w:tcPr>
+          <w:p>
+            <w:pPr>
+              <w:rPr>
+                <w:sz w:val="18"/>
+                <w:szCs w:val="18"/>
+              </w:rPr>
+            </w:pPr>
+            <w:r>
+              <w:rPr>
+                <w:sz w:val="18"/>
+                <w:szCs w:val="18"/>
+              </w:rPr>
+              <w:t>N</w:t>
+            </w:r>
+          </w:p>
+        </w:tc>
+        <w:tc>
+          <w:tcPr>
+            <w:tcW w:w="567" w:type="dxa"/>
+          </w:tcPr>
+          <w:p>
+            <w:pPr>
+              <w:rPr>
+                <w:sz w:val="18"/>
+                <w:szCs w:val="18"/>
+              </w:rPr>
+            </w:pPr>
+            <w:r>
+              <w:rPr>
+                <w:sz w:val="18"/>
+                <w:szCs w:val="18"/>
+              </w:rPr>
+              <w:t>N</w:t>
             </w:r>
           </w:p>
         </w:tc>
@@ -10397,7 +10665,7 @@
       <w:tr>
         <w:tc>
           <w:tcPr>
-            <w:tcW w:w="1680" w:type="dxa"/>
+            <w:tcW w:w="1394" w:type="dxa"/>
           </w:tcPr>
           <w:p>
             <w:pPr>
@@ -10417,7 +10685,7 @@
         </w:tc>
         <w:tc>
           <w:tcPr>
-            <w:tcW w:w="1255" w:type="dxa"/>
+            <w:tcW w:w="1718" w:type="dxa"/>
           </w:tcPr>
           <w:p>
             <w:pPr>
@@ -10437,41 +10705,81 @@
         </w:tc>
         <w:tc>
           <w:tcPr>
-            <w:tcW w:w="974" w:type="dxa"/>
-          </w:tcPr>
-          <w:p>
-            <w:pPr>
-              <w:rPr>
-                <w:sz w:val="18"/>
-                <w:szCs w:val="18"/>
-              </w:rPr>
-            </w:pPr>
-            <w:r>
-              <w:rPr>
-                <w:sz w:val="18"/>
-                <w:szCs w:val="18"/>
-              </w:rPr>
-              <w:t>-</w:t>
-            </w:r>
-          </w:p>
-        </w:tc>
-        <w:tc>
-          <w:tcPr>
-            <w:tcW w:w="1048" w:type="dxa"/>
-          </w:tcPr>
-          <w:p>
-            <w:pPr>
-              <w:rPr>
-                <w:sz w:val="18"/>
-                <w:szCs w:val="18"/>
-              </w:rPr>
-            </w:pPr>
-            <w:r>
-              <w:rPr>
-                <w:sz w:val="18"/>
-                <w:szCs w:val="18"/>
-              </w:rPr>
-              <w:t>-</w:t>
+            <w:tcW w:w="448" w:type="dxa"/>
+          </w:tcPr>
+          <w:p>
+            <w:pPr>
+              <w:rPr>
+                <w:sz w:val="18"/>
+                <w:szCs w:val="18"/>
+              </w:rPr>
+            </w:pPr>
+            <w:r>
+              <w:rPr>
+                <w:sz w:val="18"/>
+                <w:szCs w:val="18"/>
+              </w:rPr>
+              <w:t>N</w:t>
+            </w:r>
+          </w:p>
+        </w:tc>
+        <w:tc>
+          <w:tcPr>
+            <w:tcW w:w="556" w:type="dxa"/>
+          </w:tcPr>
+          <w:p>
+            <w:pPr>
+              <w:rPr>
+                <w:sz w:val="18"/>
+                <w:szCs w:val="18"/>
+              </w:rPr>
+            </w:pPr>
+            <w:r>
+              <w:rPr>
+                <w:sz w:val="18"/>
+                <w:szCs w:val="18"/>
+              </w:rPr>
+              <w:t>N</w:t>
+            </w:r>
+          </w:p>
+        </w:tc>
+        <w:tc>
+          <w:tcPr>
+            <w:tcW w:w="415" w:type="dxa"/>
+          </w:tcPr>
+          <w:p>
+            <w:pPr>
+              <w:rPr>
+                <w:sz w:val="18"/>
+                <w:szCs w:val="18"/>
+              </w:rPr>
+            </w:pPr>
+            <w:r>
+              <w:rPr>
+                <w:sz w:val="18"/>
+                <w:szCs w:val="18"/>
+              </w:rPr>
+              <w:t>N</w:t>
+            </w:r>
+          </w:p>
+        </w:tc>
+        <w:tc>
+          <w:tcPr>
+            <w:tcW w:w="567" w:type="dxa"/>
+          </w:tcPr>
+          <w:p>
+            <w:pPr>
+              <w:rPr>
+                <w:sz w:val="18"/>
+                <w:szCs w:val="18"/>
+              </w:rPr>
+            </w:pPr>
+            <w:r>
+              <w:rPr>
+                <w:sz w:val="18"/>
+                <w:szCs w:val="18"/>
+              </w:rPr>
+              <w:t>N</w:t>
             </w:r>
           </w:p>
         </w:tc>
@@ -10479,81 +10787,121 @@
       <w:tr>
         <w:tc>
           <w:tcPr>
-            <w:tcW w:w="1680" w:type="dxa"/>
-          </w:tcPr>
-          <w:p>
-            <w:pPr>
-              <w:rPr>
-                <w:sz w:val="18"/>
-                <w:szCs w:val="18"/>
-              </w:rPr>
-            </w:pPr>
-            <w:r>
-              <w:rPr>
-                <w:sz w:val="18"/>
-                <w:szCs w:val="18"/>
-              </w:rPr>
-              <w:t>Szybki/Wolny</w:t>
-            </w:r>
-          </w:p>
-        </w:tc>
-        <w:tc>
-          <w:tcPr>
-            <w:tcW w:w="1255" w:type="dxa"/>
-          </w:tcPr>
-          <w:p>
-            <w:pPr>
-              <w:rPr>
-                <w:sz w:val="18"/>
-                <w:szCs w:val="18"/>
-              </w:rPr>
-            </w:pPr>
-            <w:r>
-              <w:rPr>
-                <w:sz w:val="18"/>
-                <w:szCs w:val="18"/>
-              </w:rPr>
-              <w:t>1/-1</w:t>
-            </w:r>
-          </w:p>
-        </w:tc>
-        <w:tc>
-          <w:tcPr>
-            <w:tcW w:w="974" w:type="dxa"/>
-          </w:tcPr>
-          <w:p>
-            <w:pPr>
-              <w:rPr>
-                <w:sz w:val="18"/>
-                <w:szCs w:val="18"/>
-              </w:rPr>
-            </w:pPr>
-            <w:r>
-              <w:rPr>
-                <w:sz w:val="18"/>
-                <w:szCs w:val="18"/>
-              </w:rPr>
-              <w:t>8</w:t>
-            </w:r>
-          </w:p>
-        </w:tc>
-        <w:tc>
-          <w:tcPr>
-            <w:tcW w:w="1048" w:type="dxa"/>
-          </w:tcPr>
-          <w:p>
-            <w:pPr>
-              <w:rPr>
-                <w:sz w:val="18"/>
-                <w:szCs w:val="18"/>
-              </w:rPr>
-            </w:pPr>
-            <w:r>
-              <w:rPr>
-                <w:sz w:val="18"/>
-                <w:szCs w:val="18"/>
-              </w:rPr>
-              <w:t>10</w:t>
+            <w:tcW w:w="1394" w:type="dxa"/>
+          </w:tcPr>
+          <w:p>
+            <w:pPr>
+              <w:rPr>
+                <w:sz w:val="18"/>
+                <w:szCs w:val="18"/>
+              </w:rPr>
+            </w:pPr>
+            <w:r>
+              <w:rPr>
+                <w:sz w:val="18"/>
+                <w:szCs w:val="18"/>
+              </w:rPr>
+              <w:t>Szybki</w:t>
+            </w:r>
+          </w:p>
+        </w:tc>
+        <w:tc>
+          <w:tcPr>
+            <w:tcW w:w="1718" w:type="dxa"/>
+          </w:tcPr>
+          <w:p>
+            <w:pPr>
+              <w:rPr>
+                <w:sz w:val="18"/>
+                <w:szCs w:val="18"/>
+              </w:rPr>
+            </w:pPr>
+            <w:r>
+              <w:rPr>
+                <w:sz w:val="18"/>
+                <w:szCs w:val="18"/>
+              </w:rPr>
+              <w:t>1</w:t>
+            </w:r>
+          </w:p>
+        </w:tc>
+        <w:tc>
+          <w:tcPr>
+            <w:tcW w:w="448" w:type="dxa"/>
+          </w:tcPr>
+          <w:p>
+            <w:pPr>
+              <w:rPr>
+                <w:sz w:val="18"/>
+                <w:szCs w:val="18"/>
+              </w:rPr>
+            </w:pPr>
+            <w:r>
+              <w:rPr>
+                <w:sz w:val="18"/>
+                <w:szCs w:val="18"/>
+              </w:rPr>
+              <w:t>T</w:t>
+            </w:r>
+          </w:p>
+        </w:tc>
+        <w:tc>
+          <w:tcPr>
+            <w:tcW w:w="556" w:type="dxa"/>
+          </w:tcPr>
+          <w:p>
+            <w:pPr>
+              <w:rPr>
+                <w:sz w:val="18"/>
+                <w:szCs w:val="18"/>
+              </w:rPr>
+            </w:pPr>
+            <w:r>
+              <w:rPr>
+                <w:sz w:val="18"/>
+                <w:szCs w:val="18"/>
+              </w:rPr>
+              <w:t>+</w:t>
+            </w:r>
+          </w:p>
+        </w:tc>
+        <w:tc>
+          <w:tcPr>
+            <w:tcW w:w="415" w:type="dxa"/>
+          </w:tcPr>
+          <w:p>
+            <w:pPr>
+              <w:rPr>
+                <w:sz w:val="18"/>
+                <w:szCs w:val="18"/>
+              </w:rPr>
+            </w:pPr>
+            <w:r>
+              <w:rPr>
+                <w:sz w:val="18"/>
+                <w:szCs w:val="18"/>
+              </w:rPr>
+              <w:t>N</w:t>
+            </w:r>
+          </w:p>
+        </w:tc>
+        <w:tc>
+          <w:tcPr>
+            <w:tcW w:w="567" w:type="dxa"/>
+          </w:tcPr>
+          <w:p>
+            <w:pPr>
+              <w:rPr>
+                <w:sz w:val="18"/>
+                <w:szCs w:val="18"/>
+              </w:rPr>
+            </w:pPr>
+            <w:r>
+              <w:rPr>
+                <w:sz w:val="18"/>
+                <w:szCs w:val="18"/>
+              </w:rPr>
+              <w:t>N</w:t>
             </w:r>
           </w:p>
         </w:tc>
@@ -10561,81 +10909,121 @@
       <w:tr>
         <w:tc>
           <w:tcPr>
-            <w:tcW w:w="1680" w:type="dxa"/>
-          </w:tcPr>
-          <w:p>
-            <w:pPr>
-              <w:rPr>
-                <w:sz w:val="18"/>
-                <w:szCs w:val="18"/>
-              </w:rPr>
-            </w:pPr>
-            <w:r>
-              <w:rPr>
-                <w:sz w:val="18"/>
-                <w:szCs w:val="18"/>
-              </w:rPr>
-              <w:t>Harcownik</w:t>
-            </w:r>
-          </w:p>
-        </w:tc>
-        <w:tc>
-          <w:tcPr>
-            <w:tcW w:w="1255" w:type="dxa"/>
-          </w:tcPr>
-          <w:p>
-            <w:pPr>
-              <w:rPr>
-                <w:sz w:val="18"/>
-                <w:szCs w:val="18"/>
-              </w:rPr>
-            </w:pPr>
-            <w:r>
-              <w:rPr>
-                <w:sz w:val="18"/>
-                <w:szCs w:val="18"/>
-              </w:rPr>
-              <w:t>1,5</w:t>
-            </w:r>
-          </w:p>
-        </w:tc>
-        <w:tc>
-          <w:tcPr>
-            <w:tcW w:w="974" w:type="dxa"/>
-          </w:tcPr>
-          <w:p>
-            <w:pPr>
-              <w:rPr>
-                <w:sz w:val="18"/>
-                <w:szCs w:val="18"/>
-              </w:rPr>
-            </w:pPr>
-            <w:r>
-              <w:rPr>
-                <w:sz w:val="18"/>
-                <w:szCs w:val="18"/>
-              </w:rPr>
-              <w:t>12</w:t>
-            </w:r>
-          </w:p>
-        </w:tc>
-        <w:tc>
-          <w:tcPr>
-            <w:tcW w:w="1048" w:type="dxa"/>
-          </w:tcPr>
-          <w:p>
-            <w:pPr>
-              <w:rPr>
-                <w:sz w:val="18"/>
-                <w:szCs w:val="18"/>
-              </w:rPr>
-            </w:pPr>
-            <w:r>
-              <w:rPr>
-                <w:sz w:val="18"/>
-                <w:szCs w:val="18"/>
-              </w:rPr>
-              <w:t>15</w:t>
+            <w:tcW w:w="1394" w:type="dxa"/>
+          </w:tcPr>
+          <w:p>
+            <w:pPr>
+              <w:rPr>
+                <w:sz w:val="18"/>
+                <w:szCs w:val="18"/>
+              </w:rPr>
+            </w:pPr>
+            <w:r>
+              <w:rPr>
+                <w:sz w:val="18"/>
+                <w:szCs w:val="18"/>
+              </w:rPr>
+              <w:t>Wolny</w:t>
+            </w:r>
+          </w:p>
+        </w:tc>
+        <w:tc>
+          <w:tcPr>
+            <w:tcW w:w="1718" w:type="dxa"/>
+          </w:tcPr>
+          <w:p>
+            <w:pPr>
+              <w:rPr>
+                <w:sz w:val="18"/>
+                <w:szCs w:val="18"/>
+              </w:rPr>
+            </w:pPr>
+            <w:r>
+              <w:rPr>
+                <w:sz w:val="18"/>
+                <w:szCs w:val="18"/>
+              </w:rPr>
+              <w:t>-1</w:t>
+            </w:r>
+          </w:p>
+        </w:tc>
+        <w:tc>
+          <w:tcPr>
+            <w:tcW w:w="448" w:type="dxa"/>
+          </w:tcPr>
+          <w:p>
+            <w:pPr>
+              <w:rPr>
+                <w:sz w:val="18"/>
+                <w:szCs w:val="18"/>
+              </w:rPr>
+            </w:pPr>
+            <w:r>
+              <w:rPr>
+                <w:sz w:val="18"/>
+                <w:szCs w:val="18"/>
+              </w:rPr>
+              <w:t>T</w:t>
+            </w:r>
+          </w:p>
+        </w:tc>
+        <w:tc>
+          <w:tcPr>
+            <w:tcW w:w="556" w:type="dxa"/>
+          </w:tcPr>
+          <w:p>
+            <w:pPr>
+              <w:rPr>
+                <w:sz w:val="18"/>
+                <w:szCs w:val="18"/>
+              </w:rPr>
+            </w:pPr>
+            <w:r>
+              <w:rPr>
+                <w:sz w:val="18"/>
+                <w:szCs w:val="18"/>
+              </w:rPr>
+              <w:t>N</w:t>
+            </w:r>
+          </w:p>
+        </w:tc>
+        <w:tc>
+          <w:tcPr>
+            <w:tcW w:w="415" w:type="dxa"/>
+          </w:tcPr>
+          <w:p>
+            <w:pPr>
+              <w:rPr>
+                <w:sz w:val="18"/>
+                <w:szCs w:val="18"/>
+              </w:rPr>
+            </w:pPr>
+            <w:r>
+              <w:rPr>
+                <w:sz w:val="18"/>
+                <w:szCs w:val="18"/>
+              </w:rPr>
+              <w:t>T</w:t>
+            </w:r>
+          </w:p>
+        </w:tc>
+        <w:tc>
+          <w:tcPr>
+            <w:tcW w:w="567" w:type="dxa"/>
+          </w:tcPr>
+          <w:p>
+            <w:pPr>
+              <w:rPr>
+                <w:sz w:val="18"/>
+                <w:szCs w:val="18"/>
+              </w:rPr>
+            </w:pPr>
+            <w:r>
+              <w:rPr>
+                <w:sz w:val="18"/>
+                <w:szCs w:val="18"/>
+              </w:rPr>
+              <w:t>N</w:t>
             </w:r>
           </w:p>
         </w:tc>
@@ -10643,81 +11031,121 @@
       <w:tr>
         <w:tc>
           <w:tcPr>
-            <w:tcW w:w="1680" w:type="dxa"/>
-          </w:tcPr>
-          <w:p>
-            <w:pPr>
-              <w:rPr>
-                <w:sz w:val="18"/>
-                <w:szCs w:val="18"/>
-              </w:rPr>
-            </w:pPr>
-            <w:r>
-              <w:rPr>
-                <w:sz w:val="18"/>
-                <w:szCs w:val="18"/>
-              </w:rPr>
-              <w:t>Nieruchomy</w:t>
-            </w:r>
-          </w:p>
-        </w:tc>
-        <w:tc>
-          <w:tcPr>
-            <w:tcW w:w="1255" w:type="dxa"/>
-          </w:tcPr>
-          <w:p>
-            <w:pPr>
-              <w:rPr>
-                <w:sz w:val="18"/>
-                <w:szCs w:val="18"/>
-              </w:rPr>
-            </w:pPr>
-            <w:r>
-              <w:rPr>
-                <w:sz w:val="18"/>
-                <w:szCs w:val="18"/>
-              </w:rPr>
-              <w:t>-2,5</w:t>
-            </w:r>
-          </w:p>
-        </w:tc>
-        <w:tc>
-          <w:tcPr>
-            <w:tcW w:w="974" w:type="dxa"/>
-          </w:tcPr>
-          <w:p>
-            <w:pPr>
-              <w:rPr>
-                <w:sz w:val="18"/>
-                <w:szCs w:val="18"/>
-              </w:rPr>
-            </w:pPr>
-            <w:r>
-              <w:rPr>
-                <w:sz w:val="18"/>
-                <w:szCs w:val="18"/>
-              </w:rPr>
-              <w:t>-</w:t>
-            </w:r>
-          </w:p>
-        </w:tc>
-        <w:tc>
-          <w:tcPr>
-            <w:tcW w:w="1048" w:type="dxa"/>
-          </w:tcPr>
-          <w:p>
-            <w:pPr>
-              <w:rPr>
-                <w:sz w:val="18"/>
-                <w:szCs w:val="18"/>
-              </w:rPr>
-            </w:pPr>
-            <w:r>
-              <w:rPr>
-                <w:sz w:val="18"/>
-                <w:szCs w:val="18"/>
-              </w:rPr>
-              <w:t>25</w:t>
+            <w:tcW w:w="1394" w:type="dxa"/>
+          </w:tcPr>
+          <w:p>
+            <w:pPr>
+              <w:rPr>
+                <w:sz w:val="18"/>
+                <w:szCs w:val="18"/>
+              </w:rPr>
+            </w:pPr>
+            <w:r>
+              <w:rPr>
+                <w:sz w:val="18"/>
+                <w:szCs w:val="18"/>
+              </w:rPr>
+              <w:t>Harcownik</w:t>
+            </w:r>
+          </w:p>
+        </w:tc>
+        <w:tc>
+          <w:tcPr>
+            <w:tcW w:w="1718" w:type="dxa"/>
+          </w:tcPr>
+          <w:p>
+            <w:pPr>
+              <w:rPr>
+                <w:sz w:val="18"/>
+                <w:szCs w:val="18"/>
+              </w:rPr>
+            </w:pPr>
+            <w:r>
+              <w:rPr>
+                <w:sz w:val="18"/>
+                <w:szCs w:val="18"/>
+              </w:rPr>
+              <w:t>1,5</w:t>
+            </w:r>
+          </w:p>
+        </w:tc>
+        <w:tc>
+          <w:tcPr>
+            <w:tcW w:w="448" w:type="dxa"/>
+          </w:tcPr>
+          <w:p>
+            <w:pPr>
+              <w:rPr>
+                <w:sz w:val="18"/>
+                <w:szCs w:val="18"/>
+              </w:rPr>
+            </w:pPr>
+            <w:r>
+              <w:rPr>
+                <w:sz w:val="18"/>
+                <w:szCs w:val="18"/>
+              </w:rPr>
+              <w:t>T</w:t>
+            </w:r>
+          </w:p>
+        </w:tc>
+        <w:tc>
+          <w:tcPr>
+            <w:tcW w:w="556" w:type="dxa"/>
+          </w:tcPr>
+          <w:p>
+            <w:pPr>
+              <w:rPr>
+                <w:sz w:val="18"/>
+                <w:szCs w:val="18"/>
+              </w:rPr>
+            </w:pPr>
+            <w:r>
+              <w:rPr>
+                <w:sz w:val="18"/>
+                <w:szCs w:val="18"/>
+              </w:rPr>
+              <w:t>+</w:t>
+            </w:r>
+          </w:p>
+        </w:tc>
+        <w:tc>
+          <w:tcPr>
+            <w:tcW w:w="415" w:type="dxa"/>
+          </w:tcPr>
+          <w:p>
+            <w:pPr>
+              <w:rPr>
+                <w:sz w:val="18"/>
+                <w:szCs w:val="18"/>
+              </w:rPr>
+            </w:pPr>
+            <w:r>
+              <w:rPr>
+                <w:sz w:val="18"/>
+                <w:szCs w:val="18"/>
+              </w:rPr>
+              <w:t>N</w:t>
+            </w:r>
+          </w:p>
+        </w:tc>
+        <w:tc>
+          <w:tcPr>
+            <w:tcW w:w="567" w:type="dxa"/>
+          </w:tcPr>
+          <w:p>
+            <w:pPr>
+              <w:rPr>
+                <w:sz w:val="18"/>
+                <w:szCs w:val="18"/>
+              </w:rPr>
+            </w:pPr>
+            <w:r>
+              <w:rPr>
+                <w:sz w:val="18"/>
+                <w:szCs w:val="18"/>
+              </w:rPr>
+              <w:t>N</w:t>
             </w:r>
           </w:p>
         </w:tc>
@@ -10725,81 +11153,121 @@
       <w:tr>
         <w:tc>
           <w:tcPr>
-            <w:tcW w:w="1680" w:type="dxa"/>
-          </w:tcPr>
-          <w:p>
-            <w:pPr>
-              <w:rPr>
-                <w:sz w:val="18"/>
-                <w:szCs w:val="18"/>
-              </w:rPr>
-            </w:pPr>
-            <w:r>
-              <w:rPr>
-                <w:sz w:val="18"/>
-                <w:szCs w:val="18"/>
-              </w:rPr>
-              <w:t>Zwinny</w:t>
-            </w:r>
-          </w:p>
-        </w:tc>
-        <w:tc>
-          <w:tcPr>
-            <w:tcW w:w="1255" w:type="dxa"/>
-          </w:tcPr>
-          <w:p>
-            <w:pPr>
-              <w:rPr>
-                <w:sz w:val="18"/>
-                <w:szCs w:val="18"/>
-              </w:rPr>
-            </w:pPr>
-            <w:r>
-              <w:rPr>
-                <w:sz w:val="18"/>
-                <w:szCs w:val="18"/>
-              </w:rPr>
-              <w:t>0,5</w:t>
-            </w:r>
-          </w:p>
-        </w:tc>
-        <w:tc>
-          <w:tcPr>
-            <w:tcW w:w="974" w:type="dxa"/>
-          </w:tcPr>
-          <w:p>
-            <w:pPr>
-              <w:rPr>
-                <w:sz w:val="18"/>
-                <w:szCs w:val="18"/>
-              </w:rPr>
-            </w:pPr>
-            <w:r>
-              <w:rPr>
-                <w:sz w:val="18"/>
-                <w:szCs w:val="18"/>
-              </w:rPr>
-              <w:t>4</w:t>
-            </w:r>
-          </w:p>
-        </w:tc>
-        <w:tc>
-          <w:tcPr>
-            <w:tcW w:w="1048" w:type="dxa"/>
-          </w:tcPr>
-          <w:p>
-            <w:pPr>
-              <w:rPr>
-                <w:sz w:val="18"/>
-                <w:szCs w:val="18"/>
-              </w:rPr>
-            </w:pPr>
-            <w:r>
-              <w:rPr>
-                <w:sz w:val="18"/>
-                <w:szCs w:val="18"/>
-              </w:rPr>
-              <w:t>5</w:t>
+            <w:tcW w:w="1394" w:type="dxa"/>
+          </w:tcPr>
+          <w:p>
+            <w:pPr>
+              <w:rPr>
+                <w:sz w:val="18"/>
+                <w:szCs w:val="18"/>
+              </w:rPr>
+            </w:pPr>
+            <w:r>
+              <w:rPr>
+                <w:sz w:val="18"/>
+                <w:szCs w:val="18"/>
+              </w:rPr>
+              <w:t>Nieruchomy</w:t>
+            </w:r>
+          </w:p>
+        </w:tc>
+        <w:tc>
+          <w:tcPr>
+            <w:tcW w:w="1718" w:type="dxa"/>
+          </w:tcPr>
+          <w:p>
+            <w:pPr>
+              <w:rPr>
+                <w:sz w:val="18"/>
+                <w:szCs w:val="18"/>
+              </w:rPr>
+            </w:pPr>
+            <w:r>
+              <w:rPr>
+                <w:sz w:val="18"/>
+                <w:szCs w:val="18"/>
+              </w:rPr>
+              <w:t>-2,5</w:t>
+            </w:r>
+          </w:p>
+        </w:tc>
+        <w:tc>
+          <w:tcPr>
+            <w:tcW w:w="448" w:type="dxa"/>
+          </w:tcPr>
+          <w:p>
+            <w:pPr>
+              <w:rPr>
+                <w:sz w:val="18"/>
+                <w:szCs w:val="18"/>
+              </w:rPr>
+            </w:pPr>
+            <w:r>
+              <w:rPr>
+                <w:sz w:val="18"/>
+                <w:szCs w:val="18"/>
+              </w:rPr>
+              <w:t>N</w:t>
+            </w:r>
+          </w:p>
+        </w:tc>
+        <w:tc>
+          <w:tcPr>
+            <w:tcW w:w="556" w:type="dxa"/>
+          </w:tcPr>
+          <w:p>
+            <w:pPr>
+              <w:rPr>
+                <w:sz w:val="18"/>
+                <w:szCs w:val="18"/>
+              </w:rPr>
+            </w:pPr>
+            <w:r>
+              <w:rPr>
+                <w:sz w:val="18"/>
+                <w:szCs w:val="18"/>
+              </w:rPr>
+              <w:t>N</w:t>
+            </w:r>
+          </w:p>
+        </w:tc>
+        <w:tc>
+          <w:tcPr>
+            <w:tcW w:w="415" w:type="dxa"/>
+          </w:tcPr>
+          <w:p>
+            <w:pPr>
+              <w:rPr>
+                <w:sz w:val="18"/>
+                <w:szCs w:val="18"/>
+              </w:rPr>
+            </w:pPr>
+            <w:r>
+              <w:rPr>
+                <w:sz w:val="18"/>
+                <w:szCs w:val="18"/>
+              </w:rPr>
+              <w:t>T</w:t>
+            </w:r>
+          </w:p>
+        </w:tc>
+        <w:tc>
+          <w:tcPr>
+            <w:tcW w:w="567" w:type="dxa"/>
+          </w:tcPr>
+          <w:p>
+            <w:pPr>
+              <w:rPr>
+                <w:sz w:val="18"/>
+                <w:szCs w:val="18"/>
+              </w:rPr>
+            </w:pPr>
+            <w:r>
+              <w:rPr>
+                <w:sz w:val="18"/>
+                <w:szCs w:val="18"/>
+              </w:rPr>
+              <w:t>N</w:t>
             </w:r>
           </w:p>
         </w:tc>
@@ -10807,81 +11275,121 @@
       <w:tr>
         <w:tc>
           <w:tcPr>
-            <w:tcW w:w="1680" w:type="dxa"/>
-          </w:tcPr>
-          <w:p>
-            <w:pPr>
-              <w:rPr>
-                <w:sz w:val="18"/>
-                <w:szCs w:val="18"/>
-              </w:rPr>
-            </w:pPr>
-            <w:r>
-              <w:rPr>
-                <w:sz w:val="18"/>
-                <w:szCs w:val="18"/>
-              </w:rPr>
-              <w:t>Niezgrabny</w:t>
-            </w:r>
-          </w:p>
-        </w:tc>
-        <w:tc>
-          <w:tcPr>
-            <w:tcW w:w="1255" w:type="dxa"/>
-          </w:tcPr>
-          <w:p>
-            <w:pPr>
-              <w:rPr>
-                <w:sz w:val="18"/>
-                <w:szCs w:val="18"/>
-              </w:rPr>
-            </w:pPr>
-            <w:r>
-              <w:rPr>
-                <w:sz w:val="18"/>
-                <w:szCs w:val="18"/>
-              </w:rPr>
-              <w:t>-0,5</w:t>
-            </w:r>
-          </w:p>
-        </w:tc>
-        <w:tc>
-          <w:tcPr>
-            <w:tcW w:w="974" w:type="dxa"/>
-          </w:tcPr>
-          <w:p>
-            <w:pPr>
-              <w:rPr>
-                <w:sz w:val="18"/>
-                <w:szCs w:val="18"/>
-              </w:rPr>
-            </w:pPr>
-            <w:r>
-              <w:rPr>
-                <w:sz w:val="18"/>
-                <w:szCs w:val="18"/>
-              </w:rPr>
-              <w:t>4</w:t>
-            </w:r>
-          </w:p>
-        </w:tc>
-        <w:tc>
-          <w:tcPr>
-            <w:tcW w:w="1048" w:type="dxa"/>
-          </w:tcPr>
-          <w:p>
-            <w:pPr>
-              <w:rPr>
-                <w:sz w:val="18"/>
-                <w:szCs w:val="18"/>
-              </w:rPr>
-            </w:pPr>
-            <w:r>
-              <w:rPr>
-                <w:sz w:val="18"/>
-                <w:szCs w:val="18"/>
-              </w:rPr>
-              <w:t>5</w:t>
+            <w:tcW w:w="1394" w:type="dxa"/>
+          </w:tcPr>
+          <w:p>
+            <w:pPr>
+              <w:rPr>
+                <w:sz w:val="18"/>
+                <w:szCs w:val="18"/>
+              </w:rPr>
+            </w:pPr>
+            <w:r>
+              <w:rPr>
+                <w:sz w:val="18"/>
+                <w:szCs w:val="18"/>
+              </w:rPr>
+              <w:t>Zwinny</w:t>
+            </w:r>
+          </w:p>
+        </w:tc>
+        <w:tc>
+          <w:tcPr>
+            <w:tcW w:w="1718" w:type="dxa"/>
+          </w:tcPr>
+          <w:p>
+            <w:pPr>
+              <w:rPr>
+                <w:sz w:val="18"/>
+                <w:szCs w:val="18"/>
+              </w:rPr>
+            </w:pPr>
+            <w:r>
+              <w:rPr>
+                <w:sz w:val="18"/>
+                <w:szCs w:val="18"/>
+              </w:rPr>
+              <w:t>0,5</w:t>
+            </w:r>
+          </w:p>
+        </w:tc>
+        <w:tc>
+          <w:tcPr>
+            <w:tcW w:w="448" w:type="dxa"/>
+          </w:tcPr>
+          <w:p>
+            <w:pPr>
+              <w:rPr>
+                <w:sz w:val="18"/>
+                <w:szCs w:val="18"/>
+              </w:rPr>
+            </w:pPr>
+            <w:r>
+              <w:rPr>
+                <w:sz w:val="18"/>
+                <w:szCs w:val="18"/>
+              </w:rPr>
+              <w:t>T</w:t>
+            </w:r>
+          </w:p>
+        </w:tc>
+        <w:tc>
+          <w:tcPr>
+            <w:tcW w:w="556" w:type="dxa"/>
+          </w:tcPr>
+          <w:p>
+            <w:pPr>
+              <w:rPr>
+                <w:sz w:val="18"/>
+                <w:szCs w:val="18"/>
+              </w:rPr>
+            </w:pPr>
+            <w:r>
+              <w:rPr>
+                <w:sz w:val="18"/>
+                <w:szCs w:val="18"/>
+              </w:rPr>
+              <w:t>+</w:t>
+            </w:r>
+          </w:p>
+        </w:tc>
+        <w:tc>
+          <w:tcPr>
+            <w:tcW w:w="415" w:type="dxa"/>
+          </w:tcPr>
+          <w:p>
+            <w:pPr>
+              <w:rPr>
+                <w:sz w:val="18"/>
+                <w:szCs w:val="18"/>
+              </w:rPr>
+            </w:pPr>
+            <w:r>
+              <w:rPr>
+                <w:sz w:val="18"/>
+                <w:szCs w:val="18"/>
+              </w:rPr>
+              <w:t>N</w:t>
+            </w:r>
+          </w:p>
+        </w:tc>
+        <w:tc>
+          <w:tcPr>
+            <w:tcW w:w="567" w:type="dxa"/>
+          </w:tcPr>
+          <w:p>
+            <w:pPr>
+              <w:rPr>
+                <w:sz w:val="18"/>
+                <w:szCs w:val="18"/>
+              </w:rPr>
+            </w:pPr>
+            <w:r>
+              <w:rPr>
+                <w:sz w:val="18"/>
+                <w:szCs w:val="18"/>
+              </w:rPr>
+              <w:t>N</w:t>
             </w:r>
           </w:p>
         </w:tc>
@@ -10889,81 +11397,121 @@
       <w:tr>
         <w:tc>
           <w:tcPr>
-            <w:tcW w:w="1680" w:type="dxa"/>
-          </w:tcPr>
-          <w:p>
-            <w:pPr>
-              <w:rPr>
-                <w:sz w:val="18"/>
-                <w:szCs w:val="18"/>
-              </w:rPr>
-            </w:pPr>
-            <w:r>
-              <w:rPr>
-                <w:sz w:val="18"/>
-                <w:szCs w:val="18"/>
-              </w:rPr>
-              <w:t>Latający</w:t>
-            </w:r>
-          </w:p>
-        </w:tc>
-        <w:tc>
-          <w:tcPr>
-            <w:tcW w:w="1255" w:type="dxa"/>
-          </w:tcPr>
-          <w:p>
-            <w:pPr>
-              <w:rPr>
-                <w:sz w:val="18"/>
-                <w:szCs w:val="18"/>
-              </w:rPr>
-            </w:pPr>
-            <w:r>
-              <w:rPr>
-                <w:sz w:val="18"/>
-                <w:szCs w:val="18"/>
-              </w:rPr>
-              <w:t>1</w:t>
-            </w:r>
-          </w:p>
-        </w:tc>
-        <w:tc>
-          <w:tcPr>
-            <w:tcW w:w="974" w:type="dxa"/>
-          </w:tcPr>
-          <w:p>
-            <w:pPr>
-              <w:rPr>
-                <w:sz w:val="18"/>
-                <w:szCs w:val="18"/>
-              </w:rPr>
-            </w:pPr>
-            <w:r>
-              <w:rPr>
-                <w:sz w:val="18"/>
-                <w:szCs w:val="18"/>
-              </w:rPr>
-              <w:t>8</w:t>
-            </w:r>
-          </w:p>
-        </w:tc>
-        <w:tc>
-          <w:tcPr>
-            <w:tcW w:w="1048" w:type="dxa"/>
-          </w:tcPr>
-          <w:p>
-            <w:pPr>
-              <w:rPr>
-                <w:sz w:val="18"/>
-                <w:szCs w:val="18"/>
-              </w:rPr>
-            </w:pPr>
-            <w:r>
-              <w:rPr>
-                <w:sz w:val="18"/>
-                <w:szCs w:val="18"/>
-              </w:rPr>
-              <w:t>10</w:t>
+            <w:tcW w:w="1394" w:type="dxa"/>
+          </w:tcPr>
+          <w:p>
+            <w:pPr>
+              <w:rPr>
+                <w:sz w:val="18"/>
+                <w:szCs w:val="18"/>
+              </w:rPr>
+            </w:pPr>
+            <w:r>
+              <w:rPr>
+                <w:sz w:val="18"/>
+                <w:szCs w:val="18"/>
+              </w:rPr>
+              <w:t>Niezgrabny</w:t>
+            </w:r>
+          </w:p>
+        </w:tc>
+        <w:tc>
+          <w:tcPr>
+            <w:tcW w:w="1718" w:type="dxa"/>
+          </w:tcPr>
+          <w:p>
+            <w:pPr>
+              <w:rPr>
+                <w:sz w:val="18"/>
+                <w:szCs w:val="18"/>
+              </w:rPr>
+            </w:pPr>
+            <w:r>
+              <w:rPr>
+                <w:sz w:val="18"/>
+                <w:szCs w:val="18"/>
+              </w:rPr>
+              <w:t>-0,5</w:t>
+            </w:r>
+          </w:p>
+        </w:tc>
+        <w:tc>
+          <w:tcPr>
+            <w:tcW w:w="448" w:type="dxa"/>
+          </w:tcPr>
+          <w:p>
+            <w:pPr>
+              <w:rPr>
+                <w:sz w:val="18"/>
+                <w:szCs w:val="18"/>
+              </w:rPr>
+            </w:pPr>
+            <w:r>
+              <w:rPr>
+                <w:sz w:val="18"/>
+                <w:szCs w:val="18"/>
+              </w:rPr>
+              <w:t>T</w:t>
+            </w:r>
+          </w:p>
+        </w:tc>
+        <w:tc>
+          <w:tcPr>
+            <w:tcW w:w="556" w:type="dxa"/>
+          </w:tcPr>
+          <w:p>
+            <w:pPr>
+              <w:rPr>
+                <w:sz w:val="18"/>
+                <w:szCs w:val="18"/>
+              </w:rPr>
+            </w:pPr>
+            <w:r>
+              <w:rPr>
+                <w:sz w:val="18"/>
+                <w:szCs w:val="18"/>
+              </w:rPr>
+              <w:t>+</w:t>
+            </w:r>
+          </w:p>
+        </w:tc>
+        <w:tc>
+          <w:tcPr>
+            <w:tcW w:w="415" w:type="dxa"/>
+          </w:tcPr>
+          <w:p>
+            <w:pPr>
+              <w:rPr>
+                <w:sz w:val="18"/>
+                <w:szCs w:val="18"/>
+              </w:rPr>
+            </w:pPr>
+            <w:r>
+              <w:rPr>
+                <w:sz w:val="18"/>
+                <w:szCs w:val="18"/>
+              </w:rPr>
+              <w:t>T</w:t>
+            </w:r>
+          </w:p>
+        </w:tc>
+        <w:tc>
+          <w:tcPr>
+            <w:tcW w:w="567" w:type="dxa"/>
+          </w:tcPr>
+          <w:p>
+            <w:pPr>
+              <w:rPr>
+                <w:sz w:val="18"/>
+                <w:szCs w:val="18"/>
+              </w:rPr>
+            </w:pPr>
+            <w:r>
+              <w:rPr>
+                <w:sz w:val="18"/>
+                <w:szCs w:val="18"/>
+              </w:rPr>
+              <w:t>N</w:t>
             </w:r>
           </w:p>
         </w:tc>
@@ -10971,81 +11519,121 @@
       <w:tr>
         <w:tc>
           <w:tcPr>
-            <w:tcW w:w="1680" w:type="dxa"/>
-          </w:tcPr>
-          <w:p>
-            <w:pPr>
-              <w:rPr>
-                <w:sz w:val="18"/>
-                <w:szCs w:val="18"/>
-              </w:rPr>
-            </w:pPr>
-            <w:r>
-              <w:rPr>
-                <w:sz w:val="18"/>
-                <w:szCs w:val="18"/>
-              </w:rPr>
-              <w:t>Furia</w:t>
-            </w:r>
-          </w:p>
-        </w:tc>
-        <w:tc>
-          <w:tcPr>
-            <w:tcW w:w="1255" w:type="dxa"/>
-          </w:tcPr>
-          <w:p>
-            <w:pPr>
-              <w:rPr>
-                <w:sz w:val="18"/>
-                <w:szCs w:val="18"/>
-              </w:rPr>
-            </w:pPr>
-            <w:r>
-              <w:rPr>
-                <w:sz w:val="18"/>
-                <w:szCs w:val="18"/>
-              </w:rPr>
-              <w:t>Parz broń</w:t>
-            </w:r>
-          </w:p>
-        </w:tc>
-        <w:tc>
-          <w:tcPr>
-            <w:tcW w:w="974" w:type="dxa"/>
-          </w:tcPr>
-          <w:p>
-            <w:pPr>
-              <w:rPr>
-                <w:sz w:val="18"/>
-                <w:szCs w:val="18"/>
-              </w:rPr>
-            </w:pPr>
-            <w:r>
-              <w:rPr>
-                <w:sz w:val="18"/>
-                <w:szCs w:val="18"/>
-              </w:rPr>
-              <w:t>24</w:t>
-            </w:r>
-          </w:p>
-        </w:tc>
-        <w:tc>
-          <w:tcPr>
-            <w:tcW w:w="1048" w:type="dxa"/>
-          </w:tcPr>
-          <w:p>
-            <w:pPr>
-              <w:rPr>
-                <w:sz w:val="18"/>
-                <w:szCs w:val="18"/>
-              </w:rPr>
-            </w:pPr>
-            <w:r>
-              <w:rPr>
-                <w:sz w:val="18"/>
-                <w:szCs w:val="18"/>
-              </w:rPr>
-              <w:t>30</w:t>
+            <w:tcW w:w="1394" w:type="dxa"/>
+          </w:tcPr>
+          <w:p>
+            <w:pPr>
+              <w:rPr>
+                <w:sz w:val="18"/>
+                <w:szCs w:val="18"/>
+              </w:rPr>
+            </w:pPr>
+            <w:r>
+              <w:rPr>
+                <w:sz w:val="18"/>
+                <w:szCs w:val="18"/>
+              </w:rPr>
+              <w:t>Skok</w:t>
+            </w:r>
+          </w:p>
+        </w:tc>
+        <w:tc>
+          <w:tcPr>
+            <w:tcW w:w="1718" w:type="dxa"/>
+          </w:tcPr>
+          <w:p>
+            <w:pPr>
+              <w:rPr>
+                <w:sz w:val="18"/>
+                <w:szCs w:val="18"/>
+              </w:rPr>
+            </w:pPr>
+            <w:r>
+              <w:rPr>
+                <w:sz w:val="18"/>
+                <w:szCs w:val="18"/>
+              </w:rPr>
+              <w:t>1</w:t>
+            </w:r>
+          </w:p>
+        </w:tc>
+        <w:tc>
+          <w:tcPr>
+            <w:tcW w:w="448" w:type="dxa"/>
+          </w:tcPr>
+          <w:p>
+            <w:pPr>
+              <w:rPr>
+                <w:sz w:val="18"/>
+                <w:szCs w:val="18"/>
+              </w:rPr>
+            </w:pPr>
+            <w:r>
+              <w:rPr>
+                <w:sz w:val="18"/>
+                <w:szCs w:val="18"/>
+              </w:rPr>
+              <w:t>T</w:t>
+            </w:r>
+          </w:p>
+        </w:tc>
+        <w:tc>
+          <w:tcPr>
+            <w:tcW w:w="556" w:type="dxa"/>
+          </w:tcPr>
+          <w:p>
+            <w:pPr>
+              <w:rPr>
+                <w:sz w:val="18"/>
+                <w:szCs w:val="18"/>
+              </w:rPr>
+            </w:pPr>
+            <w:r>
+              <w:rPr>
+                <w:sz w:val="18"/>
+                <w:szCs w:val="18"/>
+              </w:rPr>
+              <w:t>+</w:t>
+            </w:r>
+          </w:p>
+        </w:tc>
+        <w:tc>
+          <w:tcPr>
+            <w:tcW w:w="415" w:type="dxa"/>
+          </w:tcPr>
+          <w:p>
+            <w:pPr>
+              <w:rPr>
+                <w:sz w:val="18"/>
+                <w:szCs w:val="18"/>
+              </w:rPr>
+            </w:pPr>
+            <w:r>
+              <w:rPr>
+                <w:sz w:val="18"/>
+                <w:szCs w:val="18"/>
+              </w:rPr>
+              <w:t>N</w:t>
+            </w:r>
+          </w:p>
+        </w:tc>
+        <w:tc>
+          <w:tcPr>
+            <w:tcW w:w="567" w:type="dxa"/>
+          </w:tcPr>
+          <w:p>
+            <w:pPr>
+              <w:rPr>
+                <w:sz w:val="18"/>
+                <w:szCs w:val="18"/>
+              </w:rPr>
+            </w:pPr>
+            <w:r>
+              <w:rPr>
+                <w:sz w:val="18"/>
+                <w:szCs w:val="18"/>
+              </w:rPr>
+              <w:t>N</w:t>
             </w:r>
           </w:p>
         </w:tc>
@@ -11053,27 +11641,27 @@
       <w:tr>
         <w:tc>
           <w:tcPr>
-            <w:tcW w:w="1680" w:type="dxa"/>
-          </w:tcPr>
-          <w:p>
-            <w:pPr>
-              <w:rPr>
-                <w:sz w:val="18"/>
-                <w:szCs w:val="18"/>
-              </w:rPr>
-            </w:pPr>
-            <w:r>
-              <w:rPr>
-                <w:sz w:val="18"/>
-                <w:szCs w:val="18"/>
-              </w:rPr>
-              <w:t>Przygotowanie</w:t>
-            </w:r>
-          </w:p>
-        </w:tc>
-        <w:tc>
-          <w:tcPr>
-            <w:tcW w:w="1255" w:type="dxa"/>
+            <w:tcW w:w="1394" w:type="dxa"/>
+          </w:tcPr>
+          <w:p>
+            <w:pPr>
+              <w:rPr>
+                <w:sz w:val="18"/>
+                <w:szCs w:val="18"/>
+              </w:rPr>
+            </w:pPr>
+            <w:r>
+              <w:rPr>
+                <w:sz w:val="18"/>
+                <w:szCs w:val="18"/>
+              </w:rPr>
+              <w:t>Furia</w:t>
+            </w:r>
+          </w:p>
+        </w:tc>
+        <w:tc>
+          <w:tcPr>
+            <w:tcW w:w="1718" w:type="dxa"/>
           </w:tcPr>
           <w:p>
             <w:pPr>
@@ -11089,45 +11677,113 @@
               </w:rPr>
               <w:t>Parz broń</w:t>
             </w:r>
-          </w:p>
-        </w:tc>
-        <w:tc>
-          <w:tcPr>
-            <w:tcW w:w="974" w:type="dxa"/>
-          </w:tcPr>
-          <w:p>
-            <w:pPr>
-              <w:rPr>
-                <w:sz w:val="18"/>
-                <w:szCs w:val="18"/>
-              </w:rPr>
-            </w:pPr>
-            <w:r>
-              <w:rPr>
-                <w:sz w:val="18"/>
-                <w:szCs w:val="18"/>
-              </w:rPr>
-              <w:t>28</w:t>
-            </w:r>
-          </w:p>
-        </w:tc>
-        <w:tc>
-          <w:tcPr>
-            <w:tcW w:w="1048" w:type="dxa"/>
-          </w:tcPr>
-          <w:p>
-            <w:pPr>
-              <w:rPr>
-                <w:sz w:val="18"/>
-                <w:szCs w:val="18"/>
-              </w:rPr>
-            </w:pPr>
-            <w:r>
-              <w:rPr>
-                <w:sz w:val="18"/>
-                <w:szCs w:val="18"/>
-              </w:rPr>
-              <w:t>35</w:t>
+            <w:r>
+              <w:rPr>
+                <w:sz w:val="18"/>
+                <w:szCs w:val="18"/>
+              </w:rPr>
+              <w:t xml:space="preserve"> </w:t>
+            </w:r>
+            <w:r>
+              <w:rPr>
+                <w:sz w:val="18"/>
+                <w:szCs w:val="18"/>
+              </w:rPr>
+              <w:t>(</w:t>
+            </w:r>
+            <w:r>
+              <w:rPr>
+                <w:sz w:val="18"/>
+                <w:szCs w:val="18"/>
+              </w:rPr>
+              <w:t>3</w:t>
+            </w:r>
+            <w:r>
+              <w:rPr>
+                <w:sz w:val="18"/>
+                <w:szCs w:val="18"/>
+              </w:rPr>
+              <w:t>)</w:t>
+            </w:r>
+          </w:p>
+        </w:tc>
+        <w:tc>
+          <w:tcPr>
+            <w:tcW w:w="448" w:type="dxa"/>
+          </w:tcPr>
+          <w:p>
+            <w:pPr>
+              <w:rPr>
+                <w:sz w:val="18"/>
+                <w:szCs w:val="18"/>
+              </w:rPr>
+            </w:pPr>
+            <w:r>
+              <w:rPr>
+                <w:sz w:val="18"/>
+                <w:szCs w:val="18"/>
+              </w:rPr>
+              <w:t>T</w:t>
+            </w:r>
+          </w:p>
+        </w:tc>
+        <w:tc>
+          <w:tcPr>
+            <w:tcW w:w="556" w:type="dxa"/>
+          </w:tcPr>
+          <w:p>
+            <w:pPr>
+              <w:rPr>
+                <w:sz w:val="18"/>
+                <w:szCs w:val="18"/>
+              </w:rPr>
+            </w:pPr>
+            <w:r>
+              <w:rPr>
+                <w:sz w:val="18"/>
+                <w:szCs w:val="18"/>
+              </w:rPr>
+              <w:t>+</w:t>
+            </w:r>
+          </w:p>
+        </w:tc>
+        <w:tc>
+          <w:tcPr>
+            <w:tcW w:w="415" w:type="dxa"/>
+          </w:tcPr>
+          <w:p>
+            <w:pPr>
+              <w:rPr>
+                <w:sz w:val="18"/>
+                <w:szCs w:val="18"/>
+              </w:rPr>
+            </w:pPr>
+            <w:r>
+              <w:rPr>
+                <w:sz w:val="18"/>
+                <w:szCs w:val="18"/>
+              </w:rPr>
+              <w:t>N</w:t>
+            </w:r>
+          </w:p>
+        </w:tc>
+        <w:tc>
+          <w:tcPr>
+            <w:tcW w:w="567" w:type="dxa"/>
+          </w:tcPr>
+          <w:p>
+            <w:pPr>
+              <w:rPr>
+                <w:sz w:val="18"/>
+                <w:szCs w:val="18"/>
+              </w:rPr>
+            </w:pPr>
+            <w:r>
+              <w:rPr>
+                <w:sz w:val="18"/>
+                <w:szCs w:val="18"/>
+              </w:rPr>
+              <w:t>T</w:t>
             </w:r>
           </w:p>
         </w:tc>
@@ -11135,27 +11791,27 @@
       <w:tr>
         <w:tc>
           <w:tcPr>
-            <w:tcW w:w="1680" w:type="dxa"/>
-          </w:tcPr>
-          <w:p>
-            <w:pPr>
-              <w:rPr>
-                <w:sz w:val="18"/>
-                <w:szCs w:val="18"/>
-              </w:rPr>
-            </w:pPr>
-            <w:r>
-              <w:rPr>
-                <w:sz w:val="18"/>
-                <w:szCs w:val="18"/>
-              </w:rPr>
-              <w:t>Dobrze/źle strzela</w:t>
-            </w:r>
-          </w:p>
-        </w:tc>
-        <w:tc>
-          <w:tcPr>
-            <w:tcW w:w="1255" w:type="dxa"/>
+            <w:tcW w:w="1394" w:type="dxa"/>
+          </w:tcPr>
+          <w:p>
+            <w:pPr>
+              <w:rPr>
+                <w:sz w:val="18"/>
+                <w:szCs w:val="18"/>
+              </w:rPr>
+            </w:pPr>
+            <w:r>
+              <w:rPr>
+                <w:sz w:val="18"/>
+                <w:szCs w:val="18"/>
+              </w:rPr>
+              <w:t>Przygotowanie</w:t>
+            </w:r>
+          </w:p>
+        </w:tc>
+        <w:tc>
+          <w:tcPr>
+            <w:tcW w:w="1718" w:type="dxa"/>
           </w:tcPr>
           <w:p>
             <w:pPr>
@@ -11171,45 +11827,120 @@
               </w:rPr>
               <w:t>Parz broń</w:t>
             </w:r>
-          </w:p>
-        </w:tc>
-        <w:tc>
-          <w:tcPr>
-            <w:tcW w:w="974" w:type="dxa"/>
-          </w:tcPr>
-          <w:p>
-            <w:pPr>
-              <w:rPr>
-                <w:sz w:val="18"/>
-                <w:szCs w:val="18"/>
-              </w:rPr>
-            </w:pPr>
-            <w:r>
-              <w:rPr>
-                <w:sz w:val="18"/>
-                <w:szCs w:val="18"/>
-              </w:rPr>
-              <w:t>-</w:t>
-            </w:r>
-          </w:p>
-        </w:tc>
-        <w:tc>
-          <w:tcPr>
-            <w:tcW w:w="1048" w:type="dxa"/>
-          </w:tcPr>
-          <w:p>
-            <w:pPr>
-              <w:rPr>
-                <w:sz w:val="18"/>
-                <w:szCs w:val="18"/>
-              </w:rPr>
-            </w:pPr>
-            <w:r>
-              <w:rPr>
-                <w:sz w:val="18"/>
-                <w:szCs w:val="18"/>
-              </w:rPr>
-              <w:t>-</w:t>
+            <w:r>
+              <w:rPr>
+                <w:sz w:val="18"/>
+                <w:szCs w:val="18"/>
+              </w:rPr>
+              <w:t xml:space="preserve"> </w:t>
+            </w:r>
+            <w:r>
+              <w:rPr>
+                <w:sz w:val="18"/>
+                <w:szCs w:val="18"/>
+              </w:rPr>
+              <w:t>(</w:t>
+            </w:r>
+            <w:r>
+              <w:rPr>
+                <w:sz w:val="18"/>
+                <w:szCs w:val="18"/>
+              </w:rPr>
+              <w:t>3</w:t>
+            </w:r>
+            <w:r>
+              <w:rPr>
+                <w:sz w:val="18"/>
+                <w:szCs w:val="18"/>
+              </w:rPr>
+              <w:t>,5</w:t>
+            </w:r>
+            <w:r>
+              <w:rPr>
+                <w:sz w:val="18"/>
+                <w:szCs w:val="18"/>
+              </w:rPr>
+              <w:t>)</w:t>
+            </w:r>
+          </w:p>
+        </w:tc>
+        <w:tc>
+          <w:tcPr>
+            <w:tcW w:w="448" w:type="dxa"/>
+          </w:tcPr>
+          <w:p>
+            <w:pPr>
+              <w:rPr>
+                <w:sz w:val="18"/>
+                <w:szCs w:val="18"/>
+              </w:rPr>
+            </w:pPr>
+            <w:r>
+              <w:rPr>
+                <w:sz w:val="18"/>
+                <w:szCs w:val="18"/>
+              </w:rPr>
+              <w:t>T</w:t>
+            </w:r>
+          </w:p>
+        </w:tc>
+        <w:tc>
+          <w:tcPr>
+            <w:tcW w:w="556" w:type="dxa"/>
+          </w:tcPr>
+          <w:p>
+            <w:pPr>
+              <w:rPr>
+                <w:sz w:val="18"/>
+                <w:szCs w:val="18"/>
+              </w:rPr>
+            </w:pPr>
+            <w:r>
+              <w:rPr>
+                <w:sz w:val="18"/>
+                <w:szCs w:val="18"/>
+              </w:rPr>
+              <w:t>+</w:t>
+            </w:r>
+          </w:p>
+        </w:tc>
+        <w:tc>
+          <w:tcPr>
+            <w:tcW w:w="415" w:type="dxa"/>
+          </w:tcPr>
+          <w:p>
+            <w:pPr>
+              <w:rPr>
+                <w:sz w:val="18"/>
+                <w:szCs w:val="18"/>
+              </w:rPr>
+            </w:pPr>
+            <w:r>
+              <w:rPr>
+                <w:sz w:val="18"/>
+                <w:szCs w:val="18"/>
+              </w:rPr>
+              <w:t>N</w:t>
+            </w:r>
+          </w:p>
+        </w:tc>
+        <w:tc>
+          <w:tcPr>
+            <w:tcW w:w="567" w:type="dxa"/>
+          </w:tcPr>
+          <w:p>
+            <w:pPr>
+              <w:rPr>
+                <w:sz w:val="18"/>
+                <w:szCs w:val="18"/>
+              </w:rPr>
+            </w:pPr>
+            <w:r>
+              <w:rPr>
+                <w:sz w:val="18"/>
+                <w:szCs w:val="18"/>
+              </w:rPr>
+              <w:t>T</w:t>
             </w:r>
           </w:p>
         </w:tc>
@@ -11217,81 +11948,121 @@
       <w:tr>
         <w:tc>
           <w:tcPr>
-            <w:tcW w:w="1680" w:type="dxa"/>
-          </w:tcPr>
-          <w:p>
-            <w:pPr>
-              <w:rPr>
-                <w:sz w:val="18"/>
-                <w:szCs w:val="18"/>
-              </w:rPr>
-            </w:pPr>
-            <w:r>
-              <w:rPr>
-                <w:sz w:val="18"/>
-                <w:szCs w:val="18"/>
-              </w:rPr>
-              <w:t>Kontra</w:t>
-            </w:r>
-          </w:p>
-        </w:tc>
-        <w:tc>
-          <w:tcPr>
-            <w:tcW w:w="1255" w:type="dxa"/>
-          </w:tcPr>
-          <w:p>
-            <w:pPr>
-              <w:rPr>
-                <w:sz w:val="18"/>
-                <w:szCs w:val="18"/>
-              </w:rPr>
-            </w:pPr>
-            <w:r>
-              <w:rPr>
-                <w:sz w:val="18"/>
-                <w:szCs w:val="18"/>
-              </w:rPr>
-              <w:t>1</w:t>
-            </w:r>
-          </w:p>
-        </w:tc>
-        <w:tc>
-          <w:tcPr>
-            <w:tcW w:w="974" w:type="dxa"/>
-          </w:tcPr>
-          <w:p>
-            <w:pPr>
-              <w:rPr>
-                <w:sz w:val="18"/>
-                <w:szCs w:val="18"/>
-              </w:rPr>
-            </w:pPr>
-            <w:r>
-              <w:rPr>
-                <w:sz w:val="18"/>
-                <w:szCs w:val="18"/>
-              </w:rPr>
-              <w:t>8</w:t>
-            </w:r>
-          </w:p>
-        </w:tc>
-        <w:tc>
-          <w:tcPr>
-            <w:tcW w:w="1048" w:type="dxa"/>
-          </w:tcPr>
-          <w:p>
-            <w:pPr>
-              <w:rPr>
-                <w:sz w:val="18"/>
-                <w:szCs w:val="18"/>
-              </w:rPr>
-            </w:pPr>
-            <w:r>
-              <w:rPr>
-                <w:sz w:val="18"/>
-                <w:szCs w:val="18"/>
-              </w:rPr>
-              <w:t>10</w:t>
+            <w:tcW w:w="1394" w:type="dxa"/>
+          </w:tcPr>
+          <w:p>
+            <w:pPr>
+              <w:rPr>
+                <w:sz w:val="18"/>
+                <w:szCs w:val="18"/>
+              </w:rPr>
+            </w:pPr>
+            <w:r>
+              <w:rPr>
+                <w:sz w:val="18"/>
+                <w:szCs w:val="18"/>
+              </w:rPr>
+              <w:t>Dobrze/źle strzela</w:t>
+            </w:r>
+          </w:p>
+        </w:tc>
+        <w:tc>
+          <w:tcPr>
+            <w:tcW w:w="1718" w:type="dxa"/>
+          </w:tcPr>
+          <w:p>
+            <w:pPr>
+              <w:rPr>
+                <w:sz w:val="18"/>
+                <w:szCs w:val="18"/>
+              </w:rPr>
+            </w:pPr>
+            <w:r>
+              <w:rPr>
+                <w:sz w:val="18"/>
+                <w:szCs w:val="18"/>
+              </w:rPr>
+              <w:t>Parz broń</w:t>
+            </w:r>
+          </w:p>
+        </w:tc>
+        <w:tc>
+          <w:tcPr>
+            <w:tcW w:w="448" w:type="dxa"/>
+          </w:tcPr>
+          <w:p>
+            <w:pPr>
+              <w:rPr>
+                <w:sz w:val="18"/>
+                <w:szCs w:val="18"/>
+              </w:rPr>
+            </w:pPr>
+            <w:r>
+              <w:rPr>
+                <w:sz w:val="18"/>
+                <w:szCs w:val="18"/>
+              </w:rPr>
+              <w:t>N</w:t>
+            </w:r>
+          </w:p>
+        </w:tc>
+        <w:tc>
+          <w:tcPr>
+            <w:tcW w:w="556" w:type="dxa"/>
+          </w:tcPr>
+          <w:p>
+            <w:pPr>
+              <w:rPr>
+                <w:sz w:val="18"/>
+                <w:szCs w:val="18"/>
+              </w:rPr>
+            </w:pPr>
+            <w:r>
+              <w:rPr>
+                <w:sz w:val="18"/>
+                <w:szCs w:val="18"/>
+              </w:rPr>
+              <w:t>N</w:t>
+            </w:r>
+          </w:p>
+        </w:tc>
+        <w:tc>
+          <w:tcPr>
+            <w:tcW w:w="415" w:type="dxa"/>
+          </w:tcPr>
+          <w:p>
+            <w:pPr>
+              <w:rPr>
+                <w:sz w:val="18"/>
+                <w:szCs w:val="18"/>
+              </w:rPr>
+            </w:pPr>
+            <w:r>
+              <w:rPr>
+                <w:sz w:val="18"/>
+                <w:szCs w:val="18"/>
+              </w:rPr>
+              <w:t>N</w:t>
+            </w:r>
+          </w:p>
+        </w:tc>
+        <w:tc>
+          <w:tcPr>
+            <w:tcW w:w="567" w:type="dxa"/>
+          </w:tcPr>
+          <w:p>
+            <w:pPr>
+              <w:rPr>
+                <w:sz w:val="18"/>
+                <w:szCs w:val="18"/>
+              </w:rPr>
+            </w:pPr>
+            <w:r>
+              <w:rPr>
+                <w:sz w:val="18"/>
+                <w:szCs w:val="18"/>
+              </w:rPr>
+              <w:t>N</w:t>
             </w:r>
           </w:p>
         </w:tc>
@@ -11299,81 +12070,121 @@
       <w:tr>
         <w:tc>
           <w:tcPr>
-            <w:tcW w:w="1680" w:type="dxa"/>
-          </w:tcPr>
-          <w:p>
-            <w:pPr>
-              <w:rPr>
-                <w:sz w:val="18"/>
-                <w:szCs w:val="18"/>
-              </w:rPr>
-            </w:pPr>
-            <w:r>
-              <w:rPr>
-                <w:sz w:val="18"/>
-                <w:szCs w:val="18"/>
-              </w:rPr>
-              <w:t>Delikatny</w:t>
-            </w:r>
-          </w:p>
-        </w:tc>
-        <w:tc>
-          <w:tcPr>
-            <w:tcW w:w="1255" w:type="dxa"/>
-          </w:tcPr>
-          <w:p>
-            <w:pPr>
-              <w:rPr>
-                <w:sz w:val="18"/>
-                <w:szCs w:val="18"/>
-              </w:rPr>
-            </w:pPr>
-            <w:r>
-              <w:rPr>
-                <w:sz w:val="18"/>
-                <w:szCs w:val="18"/>
-              </w:rPr>
-              <w:t>Patrz obrona</w:t>
-            </w:r>
-          </w:p>
-        </w:tc>
-        <w:tc>
-          <w:tcPr>
-            <w:tcW w:w="974" w:type="dxa"/>
-          </w:tcPr>
-          <w:p>
-            <w:pPr>
-              <w:rPr>
-                <w:sz w:val="18"/>
-                <w:szCs w:val="18"/>
-              </w:rPr>
-            </w:pPr>
-            <w:r>
-              <w:rPr>
-                <w:sz w:val="18"/>
-                <w:szCs w:val="18"/>
-              </w:rPr>
-              <w:t>4</w:t>
-            </w:r>
-          </w:p>
-        </w:tc>
-        <w:tc>
-          <w:tcPr>
-            <w:tcW w:w="1048" w:type="dxa"/>
-          </w:tcPr>
-          <w:p>
-            <w:pPr>
-              <w:rPr>
-                <w:sz w:val="18"/>
-                <w:szCs w:val="18"/>
-              </w:rPr>
-            </w:pPr>
-            <w:r>
-              <w:rPr>
-                <w:sz w:val="18"/>
-                <w:szCs w:val="18"/>
-              </w:rPr>
-              <w:t>5</w:t>
+            <w:tcW w:w="1394" w:type="dxa"/>
+          </w:tcPr>
+          <w:p>
+            <w:pPr>
+              <w:rPr>
+                <w:sz w:val="18"/>
+                <w:szCs w:val="18"/>
+              </w:rPr>
+            </w:pPr>
+            <w:r>
+              <w:rPr>
+                <w:sz w:val="18"/>
+                <w:szCs w:val="18"/>
+              </w:rPr>
+              <w:t>Kontra</w:t>
+            </w:r>
+          </w:p>
+        </w:tc>
+        <w:tc>
+          <w:tcPr>
+            <w:tcW w:w="1718" w:type="dxa"/>
+          </w:tcPr>
+          <w:p>
+            <w:pPr>
+              <w:rPr>
+                <w:sz w:val="18"/>
+                <w:szCs w:val="18"/>
+              </w:rPr>
+            </w:pPr>
+            <w:r>
+              <w:rPr>
+                <w:sz w:val="18"/>
+                <w:szCs w:val="18"/>
+              </w:rPr>
+              <w:t>1</w:t>
+            </w:r>
+          </w:p>
+        </w:tc>
+        <w:tc>
+          <w:tcPr>
+            <w:tcW w:w="448" w:type="dxa"/>
+          </w:tcPr>
+          <w:p>
+            <w:pPr>
+              <w:rPr>
+                <w:sz w:val="18"/>
+                <w:szCs w:val="18"/>
+              </w:rPr>
+            </w:pPr>
+            <w:r>
+              <w:rPr>
+                <w:sz w:val="18"/>
+                <w:szCs w:val="18"/>
+              </w:rPr>
+              <w:t>T</w:t>
+            </w:r>
+          </w:p>
+        </w:tc>
+        <w:tc>
+          <w:tcPr>
+            <w:tcW w:w="556" w:type="dxa"/>
+          </w:tcPr>
+          <w:p>
+            <w:pPr>
+              <w:rPr>
+                <w:sz w:val="18"/>
+                <w:szCs w:val="18"/>
+              </w:rPr>
+            </w:pPr>
+            <w:r>
+              <w:rPr>
+                <w:sz w:val="18"/>
+                <w:szCs w:val="18"/>
+              </w:rPr>
+              <w:t>-</w:t>
+            </w:r>
+          </w:p>
+        </w:tc>
+        <w:tc>
+          <w:tcPr>
+            <w:tcW w:w="415" w:type="dxa"/>
+          </w:tcPr>
+          <w:p>
+            <w:pPr>
+              <w:rPr>
+                <w:sz w:val="18"/>
+                <w:szCs w:val="18"/>
+              </w:rPr>
+            </w:pPr>
+            <w:r>
+              <w:rPr>
+                <w:sz w:val="18"/>
+                <w:szCs w:val="18"/>
+              </w:rPr>
+              <w:t>N</w:t>
+            </w:r>
+          </w:p>
+        </w:tc>
+        <w:tc>
+          <w:tcPr>
+            <w:tcW w:w="567" w:type="dxa"/>
+          </w:tcPr>
+          <w:p>
+            <w:pPr>
+              <w:rPr>
+                <w:sz w:val="18"/>
+                <w:szCs w:val="18"/>
+              </w:rPr>
+            </w:pPr>
+            <w:r>
+              <w:rPr>
+                <w:sz w:val="18"/>
+                <w:szCs w:val="18"/>
+              </w:rPr>
+              <w:t>N</w:t>
             </w:r>
           </w:p>
         </w:tc>
@@ -11381,27 +12192,27 @@
       <w:tr>
         <w:tc>
           <w:tcPr>
-            <w:tcW w:w="1680" w:type="dxa"/>
-          </w:tcPr>
-          <w:p>
-            <w:pPr>
-              <w:rPr>
-                <w:sz w:val="18"/>
-                <w:szCs w:val="18"/>
-              </w:rPr>
-            </w:pPr>
-            <w:r>
-              <w:rPr>
-                <w:sz w:val="18"/>
-                <w:szCs w:val="18"/>
-              </w:rPr>
-              <w:t>Niewrażliwy</w:t>
-            </w:r>
-          </w:p>
-        </w:tc>
-        <w:tc>
-          <w:tcPr>
-            <w:tcW w:w="1255" w:type="dxa"/>
+            <w:tcW w:w="1394" w:type="dxa"/>
+          </w:tcPr>
+          <w:p>
+            <w:pPr>
+              <w:rPr>
+                <w:sz w:val="18"/>
+                <w:szCs w:val="18"/>
+              </w:rPr>
+            </w:pPr>
+            <w:r>
+              <w:rPr>
+                <w:sz w:val="18"/>
+                <w:szCs w:val="18"/>
+              </w:rPr>
+              <w:t>Delikatny</w:t>
+            </w:r>
+          </w:p>
+        </w:tc>
+        <w:tc>
+          <w:tcPr>
+            <w:tcW w:w="1718" w:type="dxa"/>
           </w:tcPr>
           <w:p>
             <w:pPr>
@@ -11417,45 +12228,106 @@
               </w:rPr>
               <w:t>Patrz obrona</w:t>
             </w:r>
-          </w:p>
-        </w:tc>
-        <w:tc>
-          <w:tcPr>
-            <w:tcW w:w="974" w:type="dxa"/>
-          </w:tcPr>
-          <w:p>
-            <w:pPr>
-              <w:rPr>
-                <w:sz w:val="18"/>
-                <w:szCs w:val="18"/>
-              </w:rPr>
-            </w:pPr>
-            <w:r>
-              <w:rPr>
-                <w:sz w:val="18"/>
-                <w:szCs w:val="18"/>
-              </w:rPr>
-              <w:t>12</w:t>
-            </w:r>
-          </w:p>
-        </w:tc>
-        <w:tc>
-          <w:tcPr>
-            <w:tcW w:w="1048" w:type="dxa"/>
-          </w:tcPr>
-          <w:p>
-            <w:pPr>
-              <w:rPr>
-                <w:sz w:val="18"/>
-                <w:szCs w:val="18"/>
-              </w:rPr>
-            </w:pPr>
-            <w:r>
-              <w:rPr>
-                <w:sz w:val="18"/>
-                <w:szCs w:val="18"/>
-              </w:rPr>
-              <w:t>15</w:t>
+            <w:r>
+              <w:rPr>
+                <w:sz w:val="18"/>
+                <w:szCs w:val="18"/>
+              </w:rPr>
+              <w:t xml:space="preserve"> </w:t>
+            </w:r>
+            <w:r>
+              <w:rPr>
+                <w:sz w:val="18"/>
+                <w:szCs w:val="18"/>
+              </w:rPr>
+              <w:t>(</w:t>
+            </w:r>
+            <w:r>
+              <w:rPr>
+                <w:sz w:val="18"/>
+                <w:szCs w:val="18"/>
+              </w:rPr>
+              <w:t>0,5)</w:t>
+            </w:r>
+          </w:p>
+        </w:tc>
+        <w:tc>
+          <w:tcPr>
+            <w:tcW w:w="448" w:type="dxa"/>
+          </w:tcPr>
+          <w:p>
+            <w:pPr>
+              <w:rPr>
+                <w:sz w:val="18"/>
+                <w:szCs w:val="18"/>
+              </w:rPr>
+            </w:pPr>
+            <w:r>
+              <w:rPr>
+                <w:sz w:val="18"/>
+                <w:szCs w:val="18"/>
+              </w:rPr>
+              <w:t>T</w:t>
+            </w:r>
+          </w:p>
+        </w:tc>
+        <w:tc>
+          <w:tcPr>
+            <w:tcW w:w="556" w:type="dxa"/>
+          </w:tcPr>
+          <w:p>
+            <w:pPr>
+              <w:rPr>
+                <w:sz w:val="18"/>
+                <w:szCs w:val="18"/>
+              </w:rPr>
+            </w:pPr>
+            <w:r>
+              <w:rPr>
+                <w:sz w:val="18"/>
+                <w:szCs w:val="18"/>
+              </w:rPr>
+              <w:t>-</w:t>
+            </w:r>
+          </w:p>
+        </w:tc>
+        <w:tc>
+          <w:tcPr>
+            <w:tcW w:w="415" w:type="dxa"/>
+          </w:tcPr>
+          <w:p>
+            <w:pPr>
+              <w:rPr>
+                <w:sz w:val="18"/>
+                <w:szCs w:val="18"/>
+              </w:rPr>
+            </w:pPr>
+            <w:r>
+              <w:rPr>
+                <w:sz w:val="18"/>
+                <w:szCs w:val="18"/>
+              </w:rPr>
+              <w:t>T</w:t>
+            </w:r>
+          </w:p>
+        </w:tc>
+        <w:tc>
+          <w:tcPr>
+            <w:tcW w:w="567" w:type="dxa"/>
+          </w:tcPr>
+          <w:p>
+            <w:pPr>
+              <w:rPr>
+                <w:sz w:val="18"/>
+                <w:szCs w:val="18"/>
+              </w:rPr>
+            </w:pPr>
+            <w:r>
+              <w:rPr>
+                <w:sz w:val="18"/>
+                <w:szCs w:val="18"/>
+              </w:rPr>
+              <w:t>N</w:t>
             </w:r>
           </w:p>
         </w:tc>
@@ -11463,81 +12335,149 @@
       <w:tr>
         <w:tc>
           <w:tcPr>
-            <w:tcW w:w="1680" w:type="dxa"/>
-          </w:tcPr>
-          <w:p>
-            <w:pPr>
-              <w:rPr>
-                <w:sz w:val="18"/>
-                <w:szCs w:val="18"/>
-              </w:rPr>
-            </w:pPr>
-            <w:r>
-              <w:rPr>
-                <w:sz w:val="18"/>
-                <w:szCs w:val="18"/>
-              </w:rPr>
-              <w:t>Maskowanie</w:t>
-            </w:r>
-          </w:p>
-        </w:tc>
-        <w:tc>
-          <w:tcPr>
-            <w:tcW w:w="1255" w:type="dxa"/>
-          </w:tcPr>
-          <w:p>
-            <w:pPr>
-              <w:rPr>
-                <w:sz w:val="18"/>
-                <w:szCs w:val="18"/>
-              </w:rPr>
-            </w:pPr>
-            <w:r>
-              <w:rPr>
-                <w:sz w:val="18"/>
-                <w:szCs w:val="18"/>
-              </w:rPr>
-              <w:t>2</w:t>
-            </w:r>
-          </w:p>
-        </w:tc>
-        <w:tc>
-          <w:tcPr>
-            <w:tcW w:w="974" w:type="dxa"/>
-          </w:tcPr>
-          <w:p>
-            <w:pPr>
-              <w:rPr>
-                <w:sz w:val="18"/>
-                <w:szCs w:val="18"/>
-              </w:rPr>
-            </w:pPr>
-            <w:r>
-              <w:rPr>
-                <w:sz w:val="18"/>
-                <w:szCs w:val="18"/>
-              </w:rPr>
-              <w:t>16</w:t>
-            </w:r>
-          </w:p>
-        </w:tc>
-        <w:tc>
-          <w:tcPr>
-            <w:tcW w:w="1048" w:type="dxa"/>
-          </w:tcPr>
-          <w:p>
-            <w:pPr>
-              <w:rPr>
-                <w:sz w:val="18"/>
-                <w:szCs w:val="18"/>
-              </w:rPr>
-            </w:pPr>
-            <w:r>
-              <w:rPr>
-                <w:sz w:val="18"/>
-                <w:szCs w:val="18"/>
-              </w:rPr>
-              <w:t>20</w:t>
+            <w:tcW w:w="1394" w:type="dxa"/>
+          </w:tcPr>
+          <w:p>
+            <w:pPr>
+              <w:rPr>
+                <w:sz w:val="18"/>
+                <w:szCs w:val="18"/>
+              </w:rPr>
+            </w:pPr>
+            <w:r>
+              <w:rPr>
+                <w:sz w:val="18"/>
+                <w:szCs w:val="18"/>
+              </w:rPr>
+              <w:t>Niewrażliwy</w:t>
+            </w:r>
+          </w:p>
+        </w:tc>
+        <w:tc>
+          <w:tcPr>
+            <w:tcW w:w="1718" w:type="dxa"/>
+          </w:tcPr>
+          <w:p>
+            <w:pPr>
+              <w:rPr>
+                <w:sz w:val="18"/>
+                <w:szCs w:val="18"/>
+              </w:rPr>
+            </w:pPr>
+            <w:r>
+              <w:rPr>
+                <w:sz w:val="18"/>
+                <w:szCs w:val="18"/>
+              </w:rPr>
+              <w:t>Patrz obrona</w:t>
+            </w:r>
+            <w:r>
+              <w:rPr>
+                <w:sz w:val="18"/>
+                <w:szCs w:val="18"/>
+              </w:rPr>
+              <w:t xml:space="preserve"> </w:t>
+            </w:r>
+            <w:r>
+              <w:rPr>
+                <w:sz w:val="18"/>
+                <w:szCs w:val="18"/>
+              </w:rPr>
+              <w:t>(</w:t>
+            </w:r>
+            <w:r>
+              <w:rPr>
+                <w:sz w:val="18"/>
+                <w:szCs w:val="18"/>
+              </w:rPr>
+              <w:t>1,5</w:t>
+            </w:r>
+            <w:r>
+              <w:rPr>
+                <w:sz w:val="18"/>
+                <w:szCs w:val="18"/>
+              </w:rPr>
+              <w:t>)</w:t>
+            </w:r>
+          </w:p>
+        </w:tc>
+        <w:tc>
+          <w:tcPr>
+            <w:tcW w:w="448" w:type="dxa"/>
+          </w:tcPr>
+          <w:p>
+            <w:pPr>
+              <w:rPr>
+                <w:sz w:val="18"/>
+                <w:szCs w:val="18"/>
+              </w:rPr>
+            </w:pPr>
+            <w:r>
+              <w:rPr>
+                <w:sz w:val="18"/>
+                <w:szCs w:val="18"/>
+              </w:rPr>
+              <w:t>T</w:t>
+            </w:r>
+          </w:p>
+        </w:tc>
+        <w:tc>
+          <w:tcPr>
+            <w:tcW w:w="556" w:type="dxa"/>
+          </w:tcPr>
+          <w:p>
+            <w:pPr>
+              <w:rPr>
+                <w:sz w:val="18"/>
+                <w:szCs w:val="18"/>
+              </w:rPr>
+            </w:pPr>
+            <w:r>
+              <w:rPr>
+                <w:sz w:val="18"/>
+                <w:szCs w:val="18"/>
+              </w:rPr>
+              <w:t>+</w:t>
+            </w:r>
+          </w:p>
+        </w:tc>
+        <w:tc>
+          <w:tcPr>
+            <w:tcW w:w="415" w:type="dxa"/>
+          </w:tcPr>
+          <w:p>
+            <w:pPr>
+              <w:rPr>
+                <w:sz w:val="18"/>
+                <w:szCs w:val="18"/>
+              </w:rPr>
+            </w:pPr>
+            <w:r>
+              <w:rPr>
+                <w:sz w:val="18"/>
+                <w:szCs w:val="18"/>
+              </w:rPr>
+              <w:t>N</w:t>
+            </w:r>
+          </w:p>
+        </w:tc>
+        <w:tc>
+          <w:tcPr>
+            <w:tcW w:w="567" w:type="dxa"/>
+          </w:tcPr>
+          <w:p>
+            <w:pPr>
+              <w:rPr>
+                <w:sz w:val="18"/>
+                <w:szCs w:val="18"/>
+              </w:rPr>
+            </w:pPr>
+            <w:r>
+              <w:rPr>
+                <w:sz w:val="18"/>
+                <w:szCs w:val="18"/>
+              </w:rPr>
+              <w:t>N</w:t>
             </w:r>
           </w:p>
         </w:tc>
@@ -11545,81 +12485,121 @@
       <w:tr>
         <w:tc>
           <w:tcPr>
-            <w:tcW w:w="1680" w:type="dxa"/>
-          </w:tcPr>
-          <w:p>
-            <w:pPr>
-              <w:rPr>
-                <w:sz w:val="18"/>
-                <w:szCs w:val="18"/>
-              </w:rPr>
-            </w:pPr>
-            <w:r>
-              <w:rPr>
-                <w:sz w:val="18"/>
-                <w:szCs w:val="18"/>
-              </w:rPr>
-              <w:t>Parowanie</w:t>
-            </w:r>
-          </w:p>
-        </w:tc>
-        <w:tc>
-          <w:tcPr>
-            <w:tcW w:w="1255" w:type="dxa"/>
-          </w:tcPr>
-          <w:p>
-            <w:pPr>
-              <w:rPr>
-                <w:sz w:val="18"/>
-                <w:szCs w:val="18"/>
-              </w:rPr>
-            </w:pPr>
-            <w:r>
-              <w:rPr>
-                <w:sz w:val="18"/>
-                <w:szCs w:val="18"/>
-              </w:rPr>
-              <w:t>1,5</w:t>
-            </w:r>
-          </w:p>
-        </w:tc>
-        <w:tc>
-          <w:tcPr>
-            <w:tcW w:w="974" w:type="dxa"/>
-          </w:tcPr>
-          <w:p>
-            <w:pPr>
-              <w:rPr>
-                <w:sz w:val="18"/>
-                <w:szCs w:val="18"/>
-              </w:rPr>
-            </w:pPr>
-            <w:r>
-              <w:rPr>
-                <w:sz w:val="18"/>
-                <w:szCs w:val="18"/>
-              </w:rPr>
-              <w:t>12</w:t>
-            </w:r>
-          </w:p>
-        </w:tc>
-        <w:tc>
-          <w:tcPr>
-            <w:tcW w:w="1048" w:type="dxa"/>
-          </w:tcPr>
-          <w:p>
-            <w:pPr>
-              <w:rPr>
-                <w:sz w:val="18"/>
-                <w:szCs w:val="18"/>
-              </w:rPr>
-            </w:pPr>
-            <w:r>
-              <w:rPr>
-                <w:sz w:val="18"/>
-                <w:szCs w:val="18"/>
-              </w:rPr>
-              <w:t>15</w:t>
+            <w:tcW w:w="1394" w:type="dxa"/>
+          </w:tcPr>
+          <w:p>
+            <w:pPr>
+              <w:rPr>
+                <w:sz w:val="18"/>
+                <w:szCs w:val="18"/>
+              </w:rPr>
+            </w:pPr>
+            <w:r>
+              <w:rPr>
+                <w:sz w:val="18"/>
+                <w:szCs w:val="18"/>
+              </w:rPr>
+              <w:t>Maskowanie</w:t>
+            </w:r>
+          </w:p>
+        </w:tc>
+        <w:tc>
+          <w:tcPr>
+            <w:tcW w:w="1718" w:type="dxa"/>
+          </w:tcPr>
+          <w:p>
+            <w:pPr>
+              <w:rPr>
+                <w:sz w:val="18"/>
+                <w:szCs w:val="18"/>
+              </w:rPr>
+            </w:pPr>
+            <w:r>
+              <w:rPr>
+                <w:sz w:val="18"/>
+                <w:szCs w:val="18"/>
+              </w:rPr>
+              <w:t>2</w:t>
+            </w:r>
+          </w:p>
+        </w:tc>
+        <w:tc>
+          <w:tcPr>
+            <w:tcW w:w="448" w:type="dxa"/>
+          </w:tcPr>
+          <w:p>
+            <w:pPr>
+              <w:rPr>
+                <w:sz w:val="18"/>
+                <w:szCs w:val="18"/>
+              </w:rPr>
+            </w:pPr>
+            <w:r>
+              <w:rPr>
+                <w:sz w:val="18"/>
+                <w:szCs w:val="18"/>
+              </w:rPr>
+              <w:t>T</w:t>
+            </w:r>
+          </w:p>
+        </w:tc>
+        <w:tc>
+          <w:tcPr>
+            <w:tcW w:w="556" w:type="dxa"/>
+          </w:tcPr>
+          <w:p>
+            <w:pPr>
+              <w:rPr>
+                <w:sz w:val="18"/>
+                <w:szCs w:val="18"/>
+              </w:rPr>
+            </w:pPr>
+            <w:r>
+              <w:rPr>
+                <w:sz w:val="18"/>
+                <w:szCs w:val="18"/>
+              </w:rPr>
+              <w:t>-</w:t>
+            </w:r>
+          </w:p>
+        </w:tc>
+        <w:tc>
+          <w:tcPr>
+            <w:tcW w:w="415" w:type="dxa"/>
+          </w:tcPr>
+          <w:p>
+            <w:pPr>
+              <w:rPr>
+                <w:sz w:val="18"/>
+                <w:szCs w:val="18"/>
+              </w:rPr>
+            </w:pPr>
+            <w:r>
+              <w:rPr>
+                <w:sz w:val="18"/>
+                <w:szCs w:val="18"/>
+              </w:rPr>
+              <w:t>N</w:t>
+            </w:r>
+          </w:p>
+        </w:tc>
+        <w:tc>
+          <w:tcPr>
+            <w:tcW w:w="567" w:type="dxa"/>
+          </w:tcPr>
+          <w:p>
+            <w:pPr>
+              <w:rPr>
+                <w:sz w:val="18"/>
+                <w:szCs w:val="18"/>
+              </w:rPr>
+            </w:pPr>
+            <w:r>
+              <w:rPr>
+                <w:sz w:val="18"/>
+                <w:szCs w:val="18"/>
+              </w:rPr>
+              <w:t>N</w:t>
             </w:r>
           </w:p>
         </w:tc>
@@ -11627,81 +12607,121 @@
       <w:tr>
         <w:tc>
           <w:tcPr>
-            <w:tcW w:w="1680" w:type="dxa"/>
-          </w:tcPr>
-          <w:p>
-            <w:pPr>
-              <w:rPr>
-                <w:sz w:val="18"/>
-                <w:szCs w:val="18"/>
-              </w:rPr>
-            </w:pPr>
-            <w:r>
-              <w:rPr>
-                <w:sz w:val="18"/>
-                <w:szCs w:val="18"/>
-              </w:rPr>
-              <w:t>Okopany</w:t>
-            </w:r>
-          </w:p>
-        </w:tc>
-        <w:tc>
-          <w:tcPr>
-            <w:tcW w:w="1255" w:type="dxa"/>
-          </w:tcPr>
-          <w:p>
-            <w:pPr>
-              <w:rPr>
-                <w:sz w:val="18"/>
-                <w:szCs w:val="18"/>
-              </w:rPr>
-            </w:pPr>
-            <w:r>
-              <w:rPr>
-                <w:sz w:val="18"/>
-                <w:szCs w:val="18"/>
-              </w:rPr>
-              <w:t>1</w:t>
-            </w:r>
-          </w:p>
-        </w:tc>
-        <w:tc>
-          <w:tcPr>
-            <w:tcW w:w="974" w:type="dxa"/>
-          </w:tcPr>
-          <w:p>
-            <w:pPr>
-              <w:rPr>
-                <w:sz w:val="18"/>
-                <w:szCs w:val="18"/>
-              </w:rPr>
-            </w:pPr>
-            <w:r>
-              <w:rPr>
-                <w:sz w:val="18"/>
-                <w:szCs w:val="18"/>
-              </w:rPr>
-              <w:t>8</w:t>
-            </w:r>
-          </w:p>
-        </w:tc>
-        <w:tc>
-          <w:tcPr>
-            <w:tcW w:w="1048" w:type="dxa"/>
-          </w:tcPr>
-          <w:p>
-            <w:pPr>
-              <w:rPr>
-                <w:sz w:val="18"/>
-                <w:szCs w:val="18"/>
-              </w:rPr>
-            </w:pPr>
-            <w:r>
-              <w:rPr>
-                <w:sz w:val="18"/>
-                <w:szCs w:val="18"/>
-              </w:rPr>
-              <w:t>10</w:t>
+            <w:tcW w:w="1394" w:type="dxa"/>
+          </w:tcPr>
+          <w:p>
+            <w:pPr>
+              <w:rPr>
+                <w:sz w:val="18"/>
+                <w:szCs w:val="18"/>
+              </w:rPr>
+            </w:pPr>
+            <w:r>
+              <w:rPr>
+                <w:sz w:val="18"/>
+                <w:szCs w:val="18"/>
+              </w:rPr>
+              <w:t>Parowanie</w:t>
+            </w:r>
+          </w:p>
+        </w:tc>
+        <w:tc>
+          <w:tcPr>
+            <w:tcW w:w="1718" w:type="dxa"/>
+          </w:tcPr>
+          <w:p>
+            <w:pPr>
+              <w:rPr>
+                <w:sz w:val="18"/>
+                <w:szCs w:val="18"/>
+              </w:rPr>
+            </w:pPr>
+            <w:r>
+              <w:rPr>
+                <w:sz w:val="18"/>
+                <w:szCs w:val="18"/>
+              </w:rPr>
+              <w:t>1,5</w:t>
+            </w:r>
+          </w:p>
+        </w:tc>
+        <w:tc>
+          <w:tcPr>
+            <w:tcW w:w="448" w:type="dxa"/>
+          </w:tcPr>
+          <w:p>
+            <w:pPr>
+              <w:rPr>
+                <w:sz w:val="18"/>
+                <w:szCs w:val="18"/>
+              </w:rPr>
+            </w:pPr>
+            <w:r>
+              <w:rPr>
+                <w:sz w:val="18"/>
+                <w:szCs w:val="18"/>
+              </w:rPr>
+              <w:t>T</w:t>
+            </w:r>
+          </w:p>
+        </w:tc>
+        <w:tc>
+          <w:tcPr>
+            <w:tcW w:w="556" w:type="dxa"/>
+          </w:tcPr>
+          <w:p>
+            <w:pPr>
+              <w:rPr>
+                <w:sz w:val="18"/>
+                <w:szCs w:val="18"/>
+              </w:rPr>
+            </w:pPr>
+            <w:r>
+              <w:rPr>
+                <w:sz w:val="18"/>
+                <w:szCs w:val="18"/>
+              </w:rPr>
+              <w:t>-</w:t>
+            </w:r>
+          </w:p>
+        </w:tc>
+        <w:tc>
+          <w:tcPr>
+            <w:tcW w:w="415" w:type="dxa"/>
+          </w:tcPr>
+          <w:p>
+            <w:pPr>
+              <w:rPr>
+                <w:sz w:val="18"/>
+                <w:szCs w:val="18"/>
+              </w:rPr>
+            </w:pPr>
+            <w:r>
+              <w:rPr>
+                <w:sz w:val="18"/>
+                <w:szCs w:val="18"/>
+              </w:rPr>
+              <w:t>N</w:t>
+            </w:r>
+          </w:p>
+        </w:tc>
+        <w:tc>
+          <w:tcPr>
+            <w:tcW w:w="567" w:type="dxa"/>
+          </w:tcPr>
+          <w:p>
+            <w:pPr>
+              <w:rPr>
+                <w:sz w:val="18"/>
+                <w:szCs w:val="18"/>
+              </w:rPr>
+            </w:pPr>
+            <w:r>
+              <w:rPr>
+                <w:sz w:val="18"/>
+                <w:szCs w:val="18"/>
+              </w:rPr>
+              <w:t>N</w:t>
             </w:r>
           </w:p>
         </w:tc>
@@ -11709,27 +12729,27 @@
       <w:tr>
         <w:tc>
           <w:tcPr>
-            <w:tcW w:w="1680" w:type="dxa"/>
-          </w:tcPr>
-          <w:p>
-            <w:pPr>
-              <w:rPr>
-                <w:sz w:val="18"/>
-                <w:szCs w:val="18"/>
-              </w:rPr>
-            </w:pPr>
-            <w:r>
-              <w:rPr>
-                <w:sz w:val="18"/>
-                <w:szCs w:val="18"/>
-              </w:rPr>
-              <w:t>Tarcza</w:t>
-            </w:r>
-          </w:p>
-        </w:tc>
-        <w:tc>
-          <w:tcPr>
-            <w:tcW w:w="1255" w:type="dxa"/>
+            <w:tcW w:w="1394" w:type="dxa"/>
+          </w:tcPr>
+          <w:p>
+            <w:pPr>
+              <w:rPr>
+                <w:sz w:val="18"/>
+                <w:szCs w:val="18"/>
+              </w:rPr>
+            </w:pPr>
+            <w:r>
+              <w:rPr>
+                <w:sz w:val="18"/>
+                <w:szCs w:val="18"/>
+              </w:rPr>
+              <w:t>Okopany</w:t>
+            </w:r>
+          </w:p>
+        </w:tc>
+        <w:tc>
+          <w:tcPr>
+            <w:tcW w:w="1718" w:type="dxa"/>
           </w:tcPr>
           <w:p>
             <w:pPr>
@@ -11745,59 +12765,85 @@
               </w:rPr>
               <w:t>1</w:t>
             </w:r>
-            <w:r>
-              <w:rPr>
-                <w:sz w:val="18"/>
-                <w:szCs w:val="18"/>
-              </w:rPr>
-              <w:t>,</w:t>
-            </w:r>
-            <w:r>
-              <w:rPr>
-                <w:sz w:val="18"/>
-                <w:szCs w:val="18"/>
-              </w:rPr>
-              <w:t>25</w:t>
-            </w:r>
-          </w:p>
-        </w:tc>
-        <w:tc>
-          <w:tcPr>
-            <w:tcW w:w="974" w:type="dxa"/>
-          </w:tcPr>
-          <w:p>
-            <w:pPr>
-              <w:rPr>
-                <w:sz w:val="18"/>
-                <w:szCs w:val="18"/>
-              </w:rPr>
-            </w:pPr>
-            <w:r>
-              <w:rPr>
-                <w:sz w:val="18"/>
-                <w:szCs w:val="18"/>
-              </w:rPr>
-              <w:t>10</w:t>
-            </w:r>
-          </w:p>
-        </w:tc>
-        <w:tc>
-          <w:tcPr>
-            <w:tcW w:w="1048" w:type="dxa"/>
-          </w:tcPr>
-          <w:p>
-            <w:pPr>
-              <w:rPr>
-                <w:sz w:val="18"/>
-                <w:szCs w:val="18"/>
-              </w:rPr>
-            </w:pPr>
-            <w:r>
-              <w:rPr>
-                <w:sz w:val="18"/>
-                <w:szCs w:val="18"/>
-              </w:rPr>
-              <w:t>12,5</w:t>
+          </w:p>
+        </w:tc>
+        <w:tc>
+          <w:tcPr>
+            <w:tcW w:w="448" w:type="dxa"/>
+          </w:tcPr>
+          <w:p>
+            <w:pPr>
+              <w:rPr>
+                <w:sz w:val="18"/>
+                <w:szCs w:val="18"/>
+              </w:rPr>
+            </w:pPr>
+            <w:r>
+              <w:rPr>
+                <w:sz w:val="18"/>
+                <w:szCs w:val="18"/>
+              </w:rPr>
+              <w:t>T</w:t>
+            </w:r>
+          </w:p>
+        </w:tc>
+        <w:tc>
+          <w:tcPr>
+            <w:tcW w:w="556" w:type="dxa"/>
+          </w:tcPr>
+          <w:p>
+            <w:pPr>
+              <w:rPr>
+                <w:sz w:val="18"/>
+                <w:szCs w:val="18"/>
+              </w:rPr>
+            </w:pPr>
+            <w:r>
+              <w:rPr>
+                <w:sz w:val="18"/>
+                <w:szCs w:val="18"/>
+              </w:rPr>
+              <w:t>-</w:t>
+            </w:r>
+          </w:p>
+        </w:tc>
+        <w:tc>
+          <w:tcPr>
+            <w:tcW w:w="415" w:type="dxa"/>
+          </w:tcPr>
+          <w:p>
+            <w:pPr>
+              <w:rPr>
+                <w:sz w:val="18"/>
+                <w:szCs w:val="18"/>
+              </w:rPr>
+            </w:pPr>
+            <w:r>
+              <w:rPr>
+                <w:sz w:val="18"/>
+                <w:szCs w:val="18"/>
+              </w:rPr>
+              <w:t>N</w:t>
+            </w:r>
+          </w:p>
+        </w:tc>
+        <w:tc>
+          <w:tcPr>
+            <w:tcW w:w="567" w:type="dxa"/>
+          </w:tcPr>
+          <w:p>
+            <w:pPr>
+              <w:rPr>
+                <w:sz w:val="18"/>
+                <w:szCs w:val="18"/>
+              </w:rPr>
+            </w:pPr>
+            <w:r>
+              <w:rPr>
+                <w:sz w:val="18"/>
+                <w:szCs w:val="18"/>
+              </w:rPr>
+              <w:t>N</w:t>
             </w:r>
           </w:p>
         </w:tc>
@@ -11805,88 +12851,121 @@
       <w:tr>
         <w:tc>
           <w:tcPr>
-            <w:tcW w:w="1680" w:type="dxa"/>
-          </w:tcPr>
-          <w:p>
-            <w:pPr>
-              <w:rPr>
-                <w:sz w:val="18"/>
-                <w:szCs w:val="18"/>
-              </w:rPr>
-            </w:pPr>
-            <w:r>
-              <w:rPr>
-                <w:sz w:val="18"/>
-                <w:szCs w:val="18"/>
-              </w:rPr>
-              <w:t>Nieustraszony</w:t>
-            </w:r>
-          </w:p>
-        </w:tc>
-        <w:tc>
-          <w:tcPr>
-            <w:tcW w:w="1255" w:type="dxa"/>
-          </w:tcPr>
-          <w:p>
-            <w:pPr>
-              <w:rPr>
-                <w:sz w:val="18"/>
-                <w:szCs w:val="18"/>
-              </w:rPr>
-            </w:pPr>
-            <w:r>
-              <w:rPr>
-                <w:sz w:val="18"/>
-                <w:szCs w:val="18"/>
-              </w:rPr>
-              <w:t>Patrz morale</w:t>
-            </w:r>
-          </w:p>
-        </w:tc>
-        <w:tc>
-          <w:tcPr>
-            <w:tcW w:w="974" w:type="dxa"/>
-          </w:tcPr>
-          <w:p>
-            <w:pPr>
-              <w:rPr>
-                <w:sz w:val="18"/>
-                <w:szCs w:val="18"/>
-              </w:rPr>
-            </w:pPr>
-            <w:r>
-              <w:rPr>
-                <w:sz w:val="18"/>
-                <w:szCs w:val="18"/>
-              </w:rPr>
-              <w:t>1</w:t>
-            </w:r>
-            <w:r>
-              <w:rPr>
-                <w:sz w:val="18"/>
-                <w:szCs w:val="18"/>
-              </w:rPr>
-              <w:t>2</w:t>
-            </w:r>
-          </w:p>
-        </w:tc>
-        <w:tc>
-          <w:tcPr>
-            <w:tcW w:w="1048" w:type="dxa"/>
-          </w:tcPr>
-          <w:p>
-            <w:pPr>
-              <w:rPr>
-                <w:sz w:val="18"/>
-                <w:szCs w:val="18"/>
-              </w:rPr>
-            </w:pPr>
-            <w:r>
-              <w:rPr>
-                <w:sz w:val="18"/>
-                <w:szCs w:val="18"/>
-              </w:rPr>
-              <w:t>15</w:t>
+            <w:tcW w:w="1394" w:type="dxa"/>
+          </w:tcPr>
+          <w:p>
+            <w:pPr>
+              <w:rPr>
+                <w:sz w:val="18"/>
+                <w:szCs w:val="18"/>
+              </w:rPr>
+            </w:pPr>
+            <w:r>
+              <w:rPr>
+                <w:sz w:val="18"/>
+                <w:szCs w:val="18"/>
+              </w:rPr>
+              <w:t>Tarcza</w:t>
+            </w:r>
+          </w:p>
+        </w:tc>
+        <w:tc>
+          <w:tcPr>
+            <w:tcW w:w="1718" w:type="dxa"/>
+          </w:tcPr>
+          <w:p>
+            <w:pPr>
+              <w:rPr>
+                <w:sz w:val="18"/>
+                <w:szCs w:val="18"/>
+              </w:rPr>
+            </w:pPr>
+            <w:r>
+              <w:rPr>
+                <w:sz w:val="18"/>
+                <w:szCs w:val="18"/>
+              </w:rPr>
+              <w:t>1,25</w:t>
+            </w:r>
+          </w:p>
+        </w:tc>
+        <w:tc>
+          <w:tcPr>
+            <w:tcW w:w="448" w:type="dxa"/>
+          </w:tcPr>
+          <w:p>
+            <w:pPr>
+              <w:rPr>
+                <w:sz w:val="18"/>
+                <w:szCs w:val="18"/>
+              </w:rPr>
+            </w:pPr>
+            <w:r>
+              <w:rPr>
+                <w:sz w:val="18"/>
+                <w:szCs w:val="18"/>
+              </w:rPr>
+              <w:t>T</w:t>
+            </w:r>
+          </w:p>
+        </w:tc>
+        <w:tc>
+          <w:tcPr>
+            <w:tcW w:w="556" w:type="dxa"/>
+          </w:tcPr>
+          <w:p>
+            <w:pPr>
+              <w:rPr>
+                <w:sz w:val="18"/>
+                <w:szCs w:val="18"/>
+              </w:rPr>
+            </w:pPr>
+            <w:r>
+              <w:rPr>
+                <w:sz w:val="18"/>
+                <w:szCs w:val="18"/>
+              </w:rPr>
+              <w:t>-</w:t>
+            </w:r>
+          </w:p>
+        </w:tc>
+        <w:tc>
+          <w:tcPr>
+            <w:tcW w:w="415" w:type="dxa"/>
+          </w:tcPr>
+          <w:p>
+            <w:pPr>
+              <w:rPr>
+                <w:sz w:val="18"/>
+                <w:szCs w:val="18"/>
+              </w:rPr>
+            </w:pPr>
+            <w:r>
+              <w:rPr>
+                <w:sz w:val="18"/>
+                <w:szCs w:val="18"/>
+              </w:rPr>
+              <w:t>N</w:t>
+            </w:r>
+          </w:p>
+        </w:tc>
+        <w:tc>
+          <w:tcPr>
+            <w:tcW w:w="567" w:type="dxa"/>
+          </w:tcPr>
+          <w:p>
+            <w:pPr>
+              <w:rPr>
+                <w:sz w:val="18"/>
+                <w:szCs w:val="18"/>
+              </w:rPr>
+            </w:pPr>
+            <w:r>
+              <w:rPr>
+                <w:sz w:val="18"/>
+                <w:szCs w:val="18"/>
+              </w:rPr>
+              <w:t>N</w:t>
             </w:r>
           </w:p>
         </w:tc>
@@ -11894,27 +12973,27 @@
       <w:tr>
         <w:tc>
           <w:tcPr>
-            <w:tcW w:w="1680" w:type="dxa"/>
-          </w:tcPr>
-          <w:p>
-            <w:pPr>
-              <w:rPr>
-                <w:sz w:val="18"/>
-                <w:szCs w:val="18"/>
-              </w:rPr>
-            </w:pPr>
-            <w:r>
-              <w:rPr>
-                <w:sz w:val="18"/>
-                <w:szCs w:val="18"/>
-              </w:rPr>
-              <w:t>Straceńcy</w:t>
-            </w:r>
-          </w:p>
-        </w:tc>
-        <w:tc>
-          <w:tcPr>
-            <w:tcW w:w="1255" w:type="dxa"/>
+            <w:tcW w:w="1394" w:type="dxa"/>
+          </w:tcPr>
+          <w:p>
+            <w:pPr>
+              <w:rPr>
+                <w:sz w:val="18"/>
+                <w:szCs w:val="18"/>
+              </w:rPr>
+            </w:pPr>
+            <w:r>
+              <w:rPr>
+                <w:sz w:val="18"/>
+                <w:szCs w:val="18"/>
+              </w:rPr>
+              <w:t>Nieustraszony</w:t>
+            </w:r>
+          </w:p>
+        </w:tc>
+        <w:tc>
+          <w:tcPr>
+            <w:tcW w:w="1718" w:type="dxa"/>
           </w:tcPr>
           <w:p>
             <w:pPr>
@@ -11930,45 +13009,113 @@
               </w:rPr>
               <w:t>Patrz morale</w:t>
             </w:r>
-          </w:p>
-        </w:tc>
-        <w:tc>
-          <w:tcPr>
-            <w:tcW w:w="974" w:type="dxa"/>
-          </w:tcPr>
-          <w:p>
-            <w:pPr>
-              <w:rPr>
-                <w:sz w:val="18"/>
-                <w:szCs w:val="18"/>
-              </w:rPr>
-            </w:pPr>
-            <w:r>
-              <w:rPr>
-                <w:sz w:val="18"/>
-                <w:szCs w:val="18"/>
-              </w:rPr>
-              <w:t>12</w:t>
-            </w:r>
-          </w:p>
-        </w:tc>
-        <w:tc>
-          <w:tcPr>
-            <w:tcW w:w="1048" w:type="dxa"/>
-          </w:tcPr>
-          <w:p>
-            <w:pPr>
-              <w:rPr>
-                <w:sz w:val="18"/>
-                <w:szCs w:val="18"/>
-              </w:rPr>
-            </w:pPr>
-            <w:r>
-              <w:rPr>
-                <w:sz w:val="18"/>
-                <w:szCs w:val="18"/>
-              </w:rPr>
-              <w:t>15</w:t>
+            <w:r>
+              <w:rPr>
+                <w:sz w:val="18"/>
+                <w:szCs w:val="18"/>
+              </w:rPr>
+              <w:t xml:space="preserve"> </w:t>
+            </w:r>
+            <w:r>
+              <w:rPr>
+                <w:sz w:val="18"/>
+                <w:szCs w:val="18"/>
+              </w:rPr>
+              <w:t>(</w:t>
+            </w:r>
+            <w:r>
+              <w:rPr>
+                <w:sz w:val="18"/>
+                <w:szCs w:val="18"/>
+              </w:rPr>
+              <w:t>1,5</w:t>
+            </w:r>
+            <w:r>
+              <w:rPr>
+                <w:sz w:val="18"/>
+                <w:szCs w:val="18"/>
+              </w:rPr>
+              <w:t>)</w:t>
+            </w:r>
+          </w:p>
+        </w:tc>
+        <w:tc>
+          <w:tcPr>
+            <w:tcW w:w="448" w:type="dxa"/>
+          </w:tcPr>
+          <w:p>
+            <w:pPr>
+              <w:rPr>
+                <w:sz w:val="18"/>
+                <w:szCs w:val="18"/>
+              </w:rPr>
+            </w:pPr>
+            <w:r>
+              <w:rPr>
+                <w:sz w:val="18"/>
+                <w:szCs w:val="18"/>
+              </w:rPr>
+              <w:t>T</w:t>
+            </w:r>
+          </w:p>
+        </w:tc>
+        <w:tc>
+          <w:tcPr>
+            <w:tcW w:w="556" w:type="dxa"/>
+          </w:tcPr>
+          <w:p>
+            <w:pPr>
+              <w:rPr>
+                <w:sz w:val="18"/>
+                <w:szCs w:val="18"/>
+              </w:rPr>
+            </w:pPr>
+            <w:r>
+              <w:rPr>
+                <w:sz w:val="18"/>
+                <w:szCs w:val="18"/>
+              </w:rPr>
+              <w:t>-</w:t>
+            </w:r>
+          </w:p>
+        </w:tc>
+        <w:tc>
+          <w:tcPr>
+            <w:tcW w:w="415" w:type="dxa"/>
+          </w:tcPr>
+          <w:p>
+            <w:pPr>
+              <w:rPr>
+                <w:sz w:val="18"/>
+                <w:szCs w:val="18"/>
+              </w:rPr>
+            </w:pPr>
+            <w:r>
+              <w:rPr>
+                <w:sz w:val="18"/>
+                <w:szCs w:val="18"/>
+              </w:rPr>
+              <w:t>N</w:t>
+            </w:r>
+          </w:p>
+        </w:tc>
+        <w:tc>
+          <w:tcPr>
+            <w:tcW w:w="567" w:type="dxa"/>
+          </w:tcPr>
+          <w:p>
+            <w:pPr>
+              <w:rPr>
+                <w:sz w:val="18"/>
+                <w:szCs w:val="18"/>
+              </w:rPr>
+            </w:pPr>
+            <w:r>
+              <w:rPr>
+                <w:sz w:val="18"/>
+                <w:szCs w:val="18"/>
+              </w:rPr>
+              <w:t>N</w:t>
             </w:r>
           </w:p>
         </w:tc>
@@ -11976,81 +13123,149 @@
       <w:tr>
         <w:tc>
           <w:tcPr>
-            <w:tcW w:w="1680" w:type="dxa"/>
-          </w:tcPr>
-          <w:p>
-            <w:pPr>
-              <w:rPr>
-                <w:sz w:val="18"/>
-                <w:szCs w:val="18"/>
-              </w:rPr>
-            </w:pPr>
-            <w:r>
-              <w:rPr>
-                <w:sz w:val="18"/>
-                <w:szCs w:val="18"/>
-              </w:rPr>
-              <w:t>Strażnik</w:t>
-            </w:r>
-          </w:p>
-        </w:tc>
-        <w:tc>
-          <w:tcPr>
-            <w:tcW w:w="1255" w:type="dxa"/>
-          </w:tcPr>
-          <w:p>
-            <w:pPr>
-              <w:rPr>
-                <w:sz w:val="18"/>
-                <w:szCs w:val="18"/>
-              </w:rPr>
-            </w:pPr>
-            <w:r>
-              <w:rPr>
-                <w:sz w:val="18"/>
-                <w:szCs w:val="18"/>
-              </w:rPr>
-              <w:t>Parz broń</w:t>
-            </w:r>
-          </w:p>
-        </w:tc>
-        <w:tc>
-          <w:tcPr>
-            <w:tcW w:w="974" w:type="dxa"/>
-          </w:tcPr>
-          <w:p>
-            <w:pPr>
-              <w:rPr>
-                <w:sz w:val="18"/>
-                <w:szCs w:val="18"/>
-              </w:rPr>
-            </w:pPr>
-            <w:r>
-              <w:rPr>
-                <w:sz w:val="18"/>
-                <w:szCs w:val="18"/>
-              </w:rPr>
-              <w:t>72</w:t>
-            </w:r>
-          </w:p>
-        </w:tc>
-        <w:tc>
-          <w:tcPr>
-            <w:tcW w:w="1048" w:type="dxa"/>
-          </w:tcPr>
-          <w:p>
-            <w:pPr>
-              <w:rPr>
-                <w:sz w:val="18"/>
-                <w:szCs w:val="18"/>
-              </w:rPr>
-            </w:pPr>
-            <w:r>
-              <w:rPr>
-                <w:sz w:val="18"/>
-                <w:szCs w:val="18"/>
-              </w:rPr>
-              <w:t>90</w:t>
+            <w:tcW w:w="1394" w:type="dxa"/>
+          </w:tcPr>
+          <w:p>
+            <w:pPr>
+              <w:rPr>
+                <w:sz w:val="18"/>
+                <w:szCs w:val="18"/>
+              </w:rPr>
+            </w:pPr>
+            <w:r>
+              <w:rPr>
+                <w:sz w:val="18"/>
+                <w:szCs w:val="18"/>
+              </w:rPr>
+              <w:t>Straceńcy</w:t>
+            </w:r>
+          </w:p>
+        </w:tc>
+        <w:tc>
+          <w:tcPr>
+            <w:tcW w:w="1718" w:type="dxa"/>
+          </w:tcPr>
+          <w:p>
+            <w:pPr>
+              <w:rPr>
+                <w:sz w:val="18"/>
+                <w:szCs w:val="18"/>
+              </w:rPr>
+            </w:pPr>
+            <w:r>
+              <w:rPr>
+                <w:sz w:val="18"/>
+                <w:szCs w:val="18"/>
+              </w:rPr>
+              <w:t>Patrz morale</w:t>
+            </w:r>
+            <w:r>
+              <w:rPr>
+                <w:sz w:val="18"/>
+                <w:szCs w:val="18"/>
+              </w:rPr>
+              <w:t xml:space="preserve"> </w:t>
+            </w:r>
+            <w:r>
+              <w:rPr>
+                <w:sz w:val="18"/>
+                <w:szCs w:val="18"/>
+              </w:rPr>
+              <w:t>(</w:t>
+            </w:r>
+            <w:r>
+              <w:rPr>
+                <w:sz w:val="18"/>
+                <w:szCs w:val="18"/>
+              </w:rPr>
+              <w:t>1,5</w:t>
+            </w:r>
+            <w:r>
+              <w:rPr>
+                <w:sz w:val="18"/>
+                <w:szCs w:val="18"/>
+              </w:rPr>
+              <w:t>)</w:t>
+            </w:r>
+          </w:p>
+        </w:tc>
+        <w:tc>
+          <w:tcPr>
+            <w:tcW w:w="448" w:type="dxa"/>
+          </w:tcPr>
+          <w:p>
+            <w:pPr>
+              <w:rPr>
+                <w:sz w:val="18"/>
+                <w:szCs w:val="18"/>
+              </w:rPr>
+            </w:pPr>
+            <w:r>
+              <w:rPr>
+                <w:sz w:val="18"/>
+                <w:szCs w:val="18"/>
+              </w:rPr>
+              <w:t>T</w:t>
+            </w:r>
+          </w:p>
+        </w:tc>
+        <w:tc>
+          <w:tcPr>
+            <w:tcW w:w="556" w:type="dxa"/>
+          </w:tcPr>
+          <w:p>
+            <w:pPr>
+              <w:rPr>
+                <w:sz w:val="18"/>
+                <w:szCs w:val="18"/>
+              </w:rPr>
+            </w:pPr>
+            <w:r>
+              <w:rPr>
+                <w:sz w:val="18"/>
+                <w:szCs w:val="18"/>
+              </w:rPr>
+              <w:t>-</w:t>
+            </w:r>
+          </w:p>
+        </w:tc>
+        <w:tc>
+          <w:tcPr>
+            <w:tcW w:w="415" w:type="dxa"/>
+          </w:tcPr>
+          <w:p>
+            <w:pPr>
+              <w:rPr>
+                <w:sz w:val="18"/>
+                <w:szCs w:val="18"/>
+              </w:rPr>
+            </w:pPr>
+            <w:r>
+              <w:rPr>
+                <w:sz w:val="18"/>
+                <w:szCs w:val="18"/>
+              </w:rPr>
+              <w:t>N</w:t>
+            </w:r>
+          </w:p>
+        </w:tc>
+        <w:tc>
+          <w:tcPr>
+            <w:tcW w:w="567" w:type="dxa"/>
+          </w:tcPr>
+          <w:p>
+            <w:pPr>
+              <w:rPr>
+                <w:sz w:val="18"/>
+                <w:szCs w:val="18"/>
+              </w:rPr>
+            </w:pPr>
+            <w:r>
+              <w:rPr>
+                <w:sz w:val="18"/>
+                <w:szCs w:val="18"/>
+              </w:rPr>
+              <w:t>N</w:t>
             </w:r>
           </w:p>
         </w:tc>
@@ -12058,81 +13273,149 @@
       <w:tr>
         <w:tc>
           <w:tcPr>
-            <w:tcW w:w="1680" w:type="dxa"/>
-          </w:tcPr>
-          <w:p>
-            <w:pPr>
-              <w:rPr>
-                <w:sz w:val="18"/>
-                <w:szCs w:val="18"/>
-              </w:rPr>
-            </w:pPr>
-            <w:r>
-              <w:rPr>
-                <w:sz w:val="18"/>
-                <w:szCs w:val="18"/>
-              </w:rPr>
-              <w:t>Instynkt</w:t>
-            </w:r>
-          </w:p>
-        </w:tc>
-        <w:tc>
-          <w:tcPr>
-            <w:tcW w:w="1255" w:type="dxa"/>
-          </w:tcPr>
-          <w:p>
-            <w:pPr>
-              <w:rPr>
-                <w:sz w:val="18"/>
-                <w:szCs w:val="18"/>
-              </w:rPr>
-            </w:pPr>
-            <w:r>
-              <w:rPr>
-                <w:sz w:val="18"/>
-                <w:szCs w:val="18"/>
-              </w:rPr>
-              <w:t>-1</w:t>
-            </w:r>
-          </w:p>
-        </w:tc>
-        <w:tc>
-          <w:tcPr>
-            <w:tcW w:w="974" w:type="dxa"/>
-          </w:tcPr>
-          <w:p>
-            <w:pPr>
-              <w:rPr>
-                <w:sz w:val="18"/>
-                <w:szCs w:val="18"/>
-              </w:rPr>
-            </w:pPr>
-            <w:r>
-              <w:rPr>
-                <w:sz w:val="18"/>
-                <w:szCs w:val="18"/>
-              </w:rPr>
-              <w:t>8</w:t>
-            </w:r>
-          </w:p>
-        </w:tc>
-        <w:tc>
-          <w:tcPr>
-            <w:tcW w:w="1048" w:type="dxa"/>
-          </w:tcPr>
-          <w:p>
-            <w:pPr>
-              <w:rPr>
-                <w:sz w:val="18"/>
-                <w:szCs w:val="18"/>
-              </w:rPr>
-            </w:pPr>
-            <w:r>
-              <w:rPr>
-                <w:sz w:val="18"/>
-                <w:szCs w:val="18"/>
-              </w:rPr>
-              <w:t>10</w:t>
+            <w:tcW w:w="1394" w:type="dxa"/>
+          </w:tcPr>
+          <w:p>
+            <w:pPr>
+              <w:rPr>
+                <w:sz w:val="18"/>
+                <w:szCs w:val="18"/>
+              </w:rPr>
+            </w:pPr>
+            <w:r>
+              <w:rPr>
+                <w:sz w:val="18"/>
+                <w:szCs w:val="18"/>
+              </w:rPr>
+              <w:t>Strażnik</w:t>
+            </w:r>
+          </w:p>
+        </w:tc>
+        <w:tc>
+          <w:tcPr>
+            <w:tcW w:w="1718" w:type="dxa"/>
+          </w:tcPr>
+          <w:p>
+            <w:pPr>
+              <w:rPr>
+                <w:sz w:val="18"/>
+                <w:szCs w:val="18"/>
+              </w:rPr>
+            </w:pPr>
+            <w:r>
+              <w:rPr>
+                <w:sz w:val="18"/>
+                <w:szCs w:val="18"/>
+              </w:rPr>
+              <w:t>Parz broń</w:t>
+            </w:r>
+            <w:r>
+              <w:rPr>
+                <w:sz w:val="18"/>
+                <w:szCs w:val="18"/>
+              </w:rPr>
+              <w:t xml:space="preserve"> </w:t>
+            </w:r>
+            <w:r>
+              <w:rPr>
+                <w:sz w:val="18"/>
+                <w:szCs w:val="18"/>
+              </w:rPr>
+              <w:t>(</w:t>
+            </w:r>
+            <w:r>
+              <w:rPr>
+                <w:sz w:val="18"/>
+                <w:szCs w:val="18"/>
+              </w:rPr>
+              <w:t>9</w:t>
+            </w:r>
+            <w:r>
+              <w:rPr>
+                <w:sz w:val="18"/>
+                <w:szCs w:val="18"/>
+              </w:rPr>
+              <w:t>)</w:t>
+            </w:r>
+          </w:p>
+        </w:tc>
+        <w:tc>
+          <w:tcPr>
+            <w:tcW w:w="448" w:type="dxa"/>
+          </w:tcPr>
+          <w:p>
+            <w:pPr>
+              <w:rPr>
+                <w:sz w:val="18"/>
+                <w:szCs w:val="18"/>
+              </w:rPr>
+            </w:pPr>
+            <w:r>
+              <w:rPr>
+                <w:sz w:val="18"/>
+                <w:szCs w:val="18"/>
+              </w:rPr>
+              <w:t>T</w:t>
+            </w:r>
+          </w:p>
+        </w:tc>
+        <w:tc>
+          <w:tcPr>
+            <w:tcW w:w="556" w:type="dxa"/>
+          </w:tcPr>
+          <w:p>
+            <w:pPr>
+              <w:rPr>
+                <w:sz w:val="18"/>
+                <w:szCs w:val="18"/>
+              </w:rPr>
+            </w:pPr>
+            <w:r>
+              <w:rPr>
+                <w:sz w:val="18"/>
+                <w:szCs w:val="18"/>
+              </w:rPr>
+              <w:t>+</w:t>
+            </w:r>
+          </w:p>
+        </w:tc>
+        <w:tc>
+          <w:tcPr>
+            <w:tcW w:w="415" w:type="dxa"/>
+          </w:tcPr>
+          <w:p>
+            <w:pPr>
+              <w:rPr>
+                <w:sz w:val="18"/>
+                <w:szCs w:val="18"/>
+              </w:rPr>
+            </w:pPr>
+            <w:r>
+              <w:rPr>
+                <w:sz w:val="18"/>
+                <w:szCs w:val="18"/>
+              </w:rPr>
+              <w:t>N</w:t>
+            </w:r>
+          </w:p>
+        </w:tc>
+        <w:tc>
+          <w:tcPr>
+            <w:tcW w:w="567" w:type="dxa"/>
+          </w:tcPr>
+          <w:p>
+            <w:pPr>
+              <w:rPr>
+                <w:sz w:val="18"/>
+                <w:szCs w:val="18"/>
+              </w:rPr>
+            </w:pPr>
+            <w:r>
+              <w:rPr>
+                <w:sz w:val="18"/>
+                <w:szCs w:val="18"/>
+              </w:rPr>
+              <w:t>N</w:t>
             </w:r>
           </w:p>
         </w:tc>
@@ -12140,81 +13423,121 @@
       <w:tr>
         <w:tc>
           <w:tcPr>
-            <w:tcW w:w="1680" w:type="dxa"/>
-          </w:tcPr>
-          <w:p>
-            <w:pPr>
-              <w:rPr>
-                <w:sz w:val="18"/>
-                <w:szCs w:val="18"/>
-              </w:rPr>
-            </w:pPr>
-            <w:r>
-              <w:rPr>
-                <w:sz w:val="18"/>
-                <w:szCs w:val="18"/>
-              </w:rPr>
-              <w:t>Zdobywca</w:t>
-            </w:r>
-          </w:p>
-        </w:tc>
-        <w:tc>
-          <w:tcPr>
-            <w:tcW w:w="1255" w:type="dxa"/>
-          </w:tcPr>
-          <w:p>
-            <w:pPr>
-              <w:rPr>
-                <w:sz w:val="18"/>
-                <w:szCs w:val="18"/>
-              </w:rPr>
-            </w:pPr>
-            <w:r>
-              <w:rPr>
-                <w:sz w:val="18"/>
-                <w:szCs w:val="18"/>
-              </w:rPr>
-              <w:t>3</w:t>
-            </w:r>
-          </w:p>
-        </w:tc>
-        <w:tc>
-          <w:tcPr>
-            <w:tcW w:w="974" w:type="dxa"/>
-          </w:tcPr>
-          <w:p>
-            <w:pPr>
-              <w:rPr>
-                <w:sz w:val="18"/>
-                <w:szCs w:val="18"/>
-              </w:rPr>
-            </w:pPr>
-            <w:r>
-              <w:rPr>
-                <w:sz w:val="18"/>
-                <w:szCs w:val="18"/>
-              </w:rPr>
-              <w:t>24</w:t>
-            </w:r>
-          </w:p>
-        </w:tc>
-        <w:tc>
-          <w:tcPr>
-            <w:tcW w:w="1048" w:type="dxa"/>
-          </w:tcPr>
-          <w:p>
-            <w:pPr>
-              <w:rPr>
-                <w:sz w:val="18"/>
-                <w:szCs w:val="18"/>
-              </w:rPr>
-            </w:pPr>
-            <w:r>
-              <w:rPr>
-                <w:sz w:val="18"/>
-                <w:szCs w:val="18"/>
-              </w:rPr>
-              <w:t>-</w:t>
+            <w:tcW w:w="1394" w:type="dxa"/>
+          </w:tcPr>
+          <w:p>
+            <w:pPr>
+              <w:rPr>
+                <w:sz w:val="18"/>
+                <w:szCs w:val="18"/>
+              </w:rPr>
+            </w:pPr>
+            <w:r>
+              <w:rPr>
+                <w:sz w:val="18"/>
+                <w:szCs w:val="18"/>
+              </w:rPr>
+              <w:t>Instynkt</w:t>
+            </w:r>
+          </w:p>
+        </w:tc>
+        <w:tc>
+          <w:tcPr>
+            <w:tcW w:w="1718" w:type="dxa"/>
+          </w:tcPr>
+          <w:p>
+            <w:pPr>
+              <w:rPr>
+                <w:sz w:val="18"/>
+                <w:szCs w:val="18"/>
+              </w:rPr>
+            </w:pPr>
+            <w:r>
+              <w:rPr>
+                <w:sz w:val="18"/>
+                <w:szCs w:val="18"/>
+              </w:rPr>
+              <w:t>-1</w:t>
+            </w:r>
+          </w:p>
+        </w:tc>
+        <w:tc>
+          <w:tcPr>
+            <w:tcW w:w="448" w:type="dxa"/>
+          </w:tcPr>
+          <w:p>
+            <w:pPr>
+              <w:rPr>
+                <w:sz w:val="18"/>
+                <w:szCs w:val="18"/>
+              </w:rPr>
+            </w:pPr>
+            <w:r>
+              <w:rPr>
+                <w:sz w:val="18"/>
+                <w:szCs w:val="18"/>
+              </w:rPr>
+              <w:t>T</w:t>
+            </w:r>
+          </w:p>
+        </w:tc>
+        <w:tc>
+          <w:tcPr>
+            <w:tcW w:w="556" w:type="dxa"/>
+          </w:tcPr>
+          <w:p>
+            <w:pPr>
+              <w:rPr>
+                <w:sz w:val="18"/>
+                <w:szCs w:val="18"/>
+              </w:rPr>
+            </w:pPr>
+            <w:r>
+              <w:rPr>
+                <w:sz w:val="18"/>
+                <w:szCs w:val="18"/>
+              </w:rPr>
+              <w:t>+</w:t>
+            </w:r>
+          </w:p>
+        </w:tc>
+        <w:tc>
+          <w:tcPr>
+            <w:tcW w:w="415" w:type="dxa"/>
+          </w:tcPr>
+          <w:p>
+            <w:pPr>
+              <w:rPr>
+                <w:sz w:val="18"/>
+                <w:szCs w:val="18"/>
+              </w:rPr>
+            </w:pPr>
+            <w:r>
+              <w:rPr>
+                <w:sz w:val="18"/>
+                <w:szCs w:val="18"/>
+              </w:rPr>
+              <w:t>T</w:t>
+            </w:r>
+          </w:p>
+        </w:tc>
+        <w:tc>
+          <w:tcPr>
+            <w:tcW w:w="567" w:type="dxa"/>
+          </w:tcPr>
+          <w:p>
+            <w:pPr>
+              <w:rPr>
+                <w:sz w:val="18"/>
+                <w:szCs w:val="18"/>
+              </w:rPr>
+            </w:pPr>
+            <w:r>
+              <w:rPr>
+                <w:sz w:val="18"/>
+                <w:szCs w:val="18"/>
+              </w:rPr>
+              <w:t>N</w:t>
             </w:r>
           </w:p>
         </w:tc>
@@ -12222,81 +13545,121 @@
       <w:tr>
         <w:tc>
           <w:tcPr>
-            <w:tcW w:w="1680" w:type="dxa"/>
-          </w:tcPr>
-          <w:p>
-            <w:pPr>
-              <w:rPr>
-                <w:sz w:val="18"/>
-                <w:szCs w:val="18"/>
-              </w:rPr>
-            </w:pPr>
-            <w:r>
-              <w:rPr>
-                <w:sz w:val="18"/>
-                <w:szCs w:val="18"/>
-              </w:rPr>
-              <w:t>Cierpliwy</w:t>
-            </w:r>
-          </w:p>
-        </w:tc>
-        <w:tc>
-          <w:tcPr>
-            <w:tcW w:w="1255" w:type="dxa"/>
-          </w:tcPr>
-          <w:p>
-            <w:pPr>
-              <w:rPr>
-                <w:sz w:val="18"/>
-                <w:szCs w:val="18"/>
-              </w:rPr>
-            </w:pPr>
-            <w:r>
-              <w:rPr>
-                <w:sz w:val="18"/>
-                <w:szCs w:val="18"/>
-              </w:rPr>
-              <w:t>1</w:t>
-            </w:r>
-          </w:p>
-        </w:tc>
-        <w:tc>
-          <w:tcPr>
-            <w:tcW w:w="974" w:type="dxa"/>
-          </w:tcPr>
-          <w:p>
-            <w:pPr>
-              <w:rPr>
-                <w:sz w:val="18"/>
-                <w:szCs w:val="18"/>
-              </w:rPr>
-            </w:pPr>
-            <w:r>
-              <w:rPr>
-                <w:sz w:val="18"/>
-                <w:szCs w:val="18"/>
-              </w:rPr>
-              <w:t>8</w:t>
-            </w:r>
-          </w:p>
-        </w:tc>
-        <w:tc>
-          <w:tcPr>
-            <w:tcW w:w="1048" w:type="dxa"/>
-          </w:tcPr>
-          <w:p>
-            <w:pPr>
-              <w:rPr>
-                <w:sz w:val="18"/>
-                <w:szCs w:val="18"/>
-              </w:rPr>
-            </w:pPr>
-            <w:r>
-              <w:rPr>
-                <w:sz w:val="18"/>
-                <w:szCs w:val="18"/>
-              </w:rPr>
-              <w:t>10</w:t>
+            <w:tcW w:w="1394" w:type="dxa"/>
+          </w:tcPr>
+          <w:p>
+            <w:pPr>
+              <w:rPr>
+                <w:sz w:val="18"/>
+                <w:szCs w:val="18"/>
+              </w:rPr>
+            </w:pPr>
+            <w:r>
+              <w:rPr>
+                <w:sz w:val="18"/>
+                <w:szCs w:val="18"/>
+              </w:rPr>
+              <w:t>Zdobywca</w:t>
+            </w:r>
+          </w:p>
+        </w:tc>
+        <w:tc>
+          <w:tcPr>
+            <w:tcW w:w="1718" w:type="dxa"/>
+          </w:tcPr>
+          <w:p>
+            <w:pPr>
+              <w:rPr>
+                <w:sz w:val="18"/>
+                <w:szCs w:val="18"/>
+              </w:rPr>
+            </w:pPr>
+            <w:r>
+              <w:rPr>
+                <w:sz w:val="18"/>
+                <w:szCs w:val="18"/>
+              </w:rPr>
+              <w:t>3</w:t>
+            </w:r>
+          </w:p>
+        </w:tc>
+        <w:tc>
+          <w:tcPr>
+            <w:tcW w:w="448" w:type="dxa"/>
+          </w:tcPr>
+          <w:p>
+            <w:pPr>
+              <w:rPr>
+                <w:sz w:val="18"/>
+                <w:szCs w:val="18"/>
+              </w:rPr>
+            </w:pPr>
+            <w:r>
+              <w:rPr>
+                <w:sz w:val="18"/>
+                <w:szCs w:val="18"/>
+              </w:rPr>
+              <w:t>T</w:t>
+            </w:r>
+          </w:p>
+        </w:tc>
+        <w:tc>
+          <w:tcPr>
+            <w:tcW w:w="556" w:type="dxa"/>
+          </w:tcPr>
+          <w:p>
+            <w:pPr>
+              <w:rPr>
+                <w:sz w:val="18"/>
+                <w:szCs w:val="18"/>
+              </w:rPr>
+            </w:pPr>
+            <w:r>
+              <w:rPr>
+                <w:sz w:val="18"/>
+                <w:szCs w:val="18"/>
+              </w:rPr>
+              <w:t>N</w:t>
+            </w:r>
+          </w:p>
+        </w:tc>
+        <w:tc>
+          <w:tcPr>
+            <w:tcW w:w="415" w:type="dxa"/>
+          </w:tcPr>
+          <w:p>
+            <w:pPr>
+              <w:rPr>
+                <w:sz w:val="18"/>
+                <w:szCs w:val="18"/>
+              </w:rPr>
+            </w:pPr>
+            <w:r>
+              <w:rPr>
+                <w:sz w:val="18"/>
+                <w:szCs w:val="18"/>
+              </w:rPr>
+              <w:t>N</w:t>
+            </w:r>
+          </w:p>
+        </w:tc>
+        <w:tc>
+          <w:tcPr>
+            <w:tcW w:w="567" w:type="dxa"/>
+          </w:tcPr>
+          <w:p>
+            <w:pPr>
+              <w:rPr>
+                <w:sz w:val="18"/>
+                <w:szCs w:val="18"/>
+              </w:rPr>
+            </w:pPr>
+            <w:r>
+              <w:rPr>
+                <w:sz w:val="18"/>
+                <w:szCs w:val="18"/>
+              </w:rPr>
+              <w:t>N</w:t>
             </w:r>
           </w:p>
         </w:tc>
@@ -12304,95 +13667,121 @@
       <w:tr>
         <w:tc>
           <w:tcPr>
-            <w:tcW w:w="1680" w:type="dxa"/>
-          </w:tcPr>
-          <w:p>
-            <w:pPr>
-              <w:rPr>
-                <w:sz w:val="18"/>
-                <w:szCs w:val="18"/>
-              </w:rPr>
-            </w:pPr>
-            <w:r>
-              <w:rPr>
-                <w:sz w:val="18"/>
-                <w:szCs w:val="18"/>
-              </w:rPr>
-              <w:t>Dywersant</w:t>
-            </w:r>
-          </w:p>
-        </w:tc>
-        <w:tc>
-          <w:tcPr>
-            <w:tcW w:w="1255" w:type="dxa"/>
-          </w:tcPr>
-          <w:p>
-            <w:pPr>
-              <w:rPr>
-                <w:sz w:val="18"/>
-                <w:szCs w:val="18"/>
-              </w:rPr>
-            </w:pPr>
-            <w:r>
-              <w:rPr>
-                <w:sz w:val="18"/>
-                <w:szCs w:val="18"/>
-              </w:rPr>
-              <w:t>Parz broń</w:t>
-            </w:r>
-          </w:p>
-        </w:tc>
-        <w:tc>
-          <w:tcPr>
-            <w:tcW w:w="974" w:type="dxa"/>
-          </w:tcPr>
-          <w:p>
-            <w:pPr>
-              <w:rPr>
-                <w:sz w:val="18"/>
-                <w:szCs w:val="18"/>
-              </w:rPr>
-            </w:pPr>
-            <w:r>
-              <w:rPr>
-                <w:sz w:val="18"/>
-                <w:szCs w:val="18"/>
-              </w:rPr>
-              <w:t>2</w:t>
-            </w:r>
-            <w:r>
-              <w:rPr>
-                <w:sz w:val="18"/>
-                <w:szCs w:val="18"/>
-              </w:rPr>
-              <w:t>6</w:t>
-            </w:r>
-          </w:p>
-        </w:tc>
-        <w:tc>
-          <w:tcPr>
-            <w:tcW w:w="1048" w:type="dxa"/>
-          </w:tcPr>
-          <w:p>
-            <w:pPr>
-              <w:rPr>
-                <w:sz w:val="18"/>
-                <w:szCs w:val="18"/>
-              </w:rPr>
-            </w:pPr>
-            <w:r>
-              <w:rPr>
-                <w:sz w:val="18"/>
-                <w:szCs w:val="18"/>
-              </w:rPr>
-              <w:t>3</w:t>
-            </w:r>
-            <w:r>
-              <w:rPr>
-                <w:sz w:val="18"/>
-                <w:szCs w:val="18"/>
-              </w:rPr>
-              <w:t>2,5</w:t>
+            <w:tcW w:w="1394" w:type="dxa"/>
+          </w:tcPr>
+          <w:p>
+            <w:pPr>
+              <w:rPr>
+                <w:sz w:val="18"/>
+                <w:szCs w:val="18"/>
+              </w:rPr>
+            </w:pPr>
+            <w:r>
+              <w:rPr>
+                <w:sz w:val="18"/>
+                <w:szCs w:val="18"/>
+              </w:rPr>
+              <w:t>Cierpliwy</w:t>
+            </w:r>
+          </w:p>
+        </w:tc>
+        <w:tc>
+          <w:tcPr>
+            <w:tcW w:w="1718" w:type="dxa"/>
+          </w:tcPr>
+          <w:p>
+            <w:pPr>
+              <w:rPr>
+                <w:sz w:val="18"/>
+                <w:szCs w:val="18"/>
+              </w:rPr>
+            </w:pPr>
+            <w:r>
+              <w:rPr>
+                <w:sz w:val="18"/>
+                <w:szCs w:val="18"/>
+              </w:rPr>
+              <w:t>1</w:t>
+            </w:r>
+          </w:p>
+        </w:tc>
+        <w:tc>
+          <w:tcPr>
+            <w:tcW w:w="448" w:type="dxa"/>
+          </w:tcPr>
+          <w:p>
+            <w:pPr>
+              <w:rPr>
+                <w:sz w:val="18"/>
+                <w:szCs w:val="18"/>
+              </w:rPr>
+            </w:pPr>
+            <w:r>
+              <w:rPr>
+                <w:sz w:val="18"/>
+                <w:szCs w:val="18"/>
+              </w:rPr>
+              <w:t>T</w:t>
+            </w:r>
+          </w:p>
+        </w:tc>
+        <w:tc>
+          <w:tcPr>
+            <w:tcW w:w="556" w:type="dxa"/>
+          </w:tcPr>
+          <w:p>
+            <w:pPr>
+              <w:rPr>
+                <w:sz w:val="18"/>
+                <w:szCs w:val="18"/>
+              </w:rPr>
+            </w:pPr>
+            <w:r>
+              <w:rPr>
+                <w:sz w:val="18"/>
+                <w:szCs w:val="18"/>
+              </w:rPr>
+              <w:t>-</w:t>
+            </w:r>
+          </w:p>
+        </w:tc>
+        <w:tc>
+          <w:tcPr>
+            <w:tcW w:w="415" w:type="dxa"/>
+          </w:tcPr>
+          <w:p>
+            <w:pPr>
+              <w:rPr>
+                <w:sz w:val="18"/>
+                <w:szCs w:val="18"/>
+              </w:rPr>
+            </w:pPr>
+            <w:r>
+              <w:rPr>
+                <w:sz w:val="18"/>
+                <w:szCs w:val="18"/>
+              </w:rPr>
+              <w:t>N</w:t>
+            </w:r>
+          </w:p>
+        </w:tc>
+        <w:tc>
+          <w:tcPr>
+            <w:tcW w:w="567" w:type="dxa"/>
+          </w:tcPr>
+          <w:p>
+            <w:pPr>
+              <w:rPr>
+                <w:sz w:val="18"/>
+                <w:szCs w:val="18"/>
+              </w:rPr>
+            </w:pPr>
+            <w:r>
+              <w:rPr>
+                <w:sz w:val="18"/>
+                <w:szCs w:val="18"/>
+              </w:rPr>
+              <w:t>N</w:t>
             </w:r>
           </w:p>
         </w:tc>
@@ -12400,81 +13789,156 @@
       <w:tr>
         <w:tc>
           <w:tcPr>
-            <w:tcW w:w="1680" w:type="dxa"/>
-          </w:tcPr>
-          <w:p>
-            <w:pPr>
-              <w:rPr>
-                <w:sz w:val="18"/>
-                <w:szCs w:val="18"/>
-              </w:rPr>
-            </w:pPr>
-            <w:r>
-              <w:rPr>
-                <w:sz w:val="18"/>
-                <w:szCs w:val="18"/>
-              </w:rPr>
-              <w:t>Rój</w:t>
-            </w:r>
-          </w:p>
-        </w:tc>
-        <w:tc>
-          <w:tcPr>
-            <w:tcW w:w="1255" w:type="dxa"/>
-          </w:tcPr>
-          <w:p>
-            <w:pPr>
-              <w:rPr>
-                <w:sz w:val="18"/>
-                <w:szCs w:val="18"/>
-              </w:rPr>
-            </w:pPr>
-            <w:r>
-              <w:rPr>
-                <w:sz w:val="18"/>
-                <w:szCs w:val="18"/>
-              </w:rPr>
-              <w:t>0,25</w:t>
-            </w:r>
-          </w:p>
-        </w:tc>
-        <w:tc>
-          <w:tcPr>
-            <w:tcW w:w="974" w:type="dxa"/>
-          </w:tcPr>
-          <w:p>
-            <w:pPr>
-              <w:rPr>
-                <w:sz w:val="18"/>
-                <w:szCs w:val="18"/>
-              </w:rPr>
-            </w:pPr>
-            <w:r>
-              <w:rPr>
-                <w:sz w:val="18"/>
-                <w:szCs w:val="18"/>
-              </w:rPr>
-              <w:t>-</w:t>
-            </w:r>
-          </w:p>
-        </w:tc>
-        <w:tc>
-          <w:tcPr>
-            <w:tcW w:w="1048" w:type="dxa"/>
-          </w:tcPr>
-          <w:p>
-            <w:pPr>
-              <w:rPr>
-                <w:sz w:val="18"/>
-                <w:szCs w:val="18"/>
-              </w:rPr>
-            </w:pPr>
-            <w:r>
-              <w:rPr>
-                <w:sz w:val="18"/>
-                <w:szCs w:val="18"/>
-              </w:rPr>
-              <w:t>-</w:t>
+            <w:tcW w:w="1394" w:type="dxa"/>
+          </w:tcPr>
+          <w:p>
+            <w:pPr>
+              <w:rPr>
+                <w:sz w:val="18"/>
+                <w:szCs w:val="18"/>
+              </w:rPr>
+            </w:pPr>
+            <w:r>
+              <w:rPr>
+                <w:sz w:val="18"/>
+                <w:szCs w:val="18"/>
+              </w:rPr>
+              <w:t>Dywersant</w:t>
+            </w:r>
+          </w:p>
+        </w:tc>
+        <w:tc>
+          <w:tcPr>
+            <w:tcW w:w="1718" w:type="dxa"/>
+          </w:tcPr>
+          <w:p>
+            <w:pPr>
+              <w:rPr>
+                <w:sz w:val="18"/>
+                <w:szCs w:val="18"/>
+              </w:rPr>
+            </w:pPr>
+            <w:r>
+              <w:rPr>
+                <w:sz w:val="18"/>
+                <w:szCs w:val="18"/>
+              </w:rPr>
+              <w:t>Parz broń</w:t>
+            </w:r>
+            <w:r>
+              <w:rPr>
+                <w:sz w:val="18"/>
+                <w:szCs w:val="18"/>
+              </w:rPr>
+              <w:t xml:space="preserve"> </w:t>
+            </w:r>
+            <w:r>
+              <w:rPr>
+                <w:sz w:val="18"/>
+                <w:szCs w:val="18"/>
+              </w:rPr>
+              <w:t>(</w:t>
+            </w:r>
+            <w:r>
+              <w:rPr>
+                <w:sz w:val="18"/>
+                <w:szCs w:val="18"/>
+              </w:rPr>
+              <w:t>3</w:t>
+            </w:r>
+            <w:r>
+              <w:rPr>
+                <w:sz w:val="18"/>
+                <w:szCs w:val="18"/>
+              </w:rPr>
+              <w:t>,25</w:t>
+            </w:r>
+            <w:r>
+              <w:rPr>
+                <w:sz w:val="18"/>
+                <w:szCs w:val="18"/>
+              </w:rPr>
+              <w:t>)</w:t>
+            </w:r>
+          </w:p>
+        </w:tc>
+        <w:tc>
+          <w:tcPr>
+            <w:tcW w:w="448" w:type="dxa"/>
+          </w:tcPr>
+          <w:p>
+            <w:pPr>
+              <w:rPr>
+                <w:sz w:val="18"/>
+                <w:szCs w:val="18"/>
+              </w:rPr>
+            </w:pPr>
+            <w:r>
+              <w:rPr>
+                <w:sz w:val="18"/>
+                <w:szCs w:val="18"/>
+              </w:rPr>
+              <w:t>T</w:t>
+            </w:r>
+          </w:p>
+        </w:tc>
+        <w:tc>
+          <w:tcPr>
+            <w:tcW w:w="556" w:type="dxa"/>
+          </w:tcPr>
+          <w:p>
+            <w:pPr>
+              <w:rPr>
+                <w:sz w:val="18"/>
+                <w:szCs w:val="18"/>
+              </w:rPr>
+            </w:pPr>
+            <w:r>
+              <w:rPr>
+                <w:sz w:val="18"/>
+                <w:szCs w:val="18"/>
+              </w:rPr>
+              <w:t>+</w:t>
+            </w:r>
+          </w:p>
+        </w:tc>
+        <w:tc>
+          <w:tcPr>
+            <w:tcW w:w="415" w:type="dxa"/>
+          </w:tcPr>
+          <w:p>
+            <w:pPr>
+              <w:rPr>
+                <w:sz w:val="18"/>
+                <w:szCs w:val="18"/>
+              </w:rPr>
+            </w:pPr>
+            <w:r>
+              <w:rPr>
+                <w:sz w:val="18"/>
+                <w:szCs w:val="18"/>
+              </w:rPr>
+              <w:t>N</w:t>
+            </w:r>
+          </w:p>
+        </w:tc>
+        <w:tc>
+          <w:tcPr>
+            <w:tcW w:w="567" w:type="dxa"/>
+          </w:tcPr>
+          <w:p>
+            <w:pPr>
+              <w:rPr>
+                <w:sz w:val="18"/>
+                <w:szCs w:val="18"/>
+              </w:rPr>
+            </w:pPr>
+            <w:r>
+              <w:rPr>
+                <w:sz w:val="18"/>
+                <w:szCs w:val="18"/>
+              </w:rPr>
+              <w:t>T</w:t>
             </w:r>
           </w:p>
         </w:tc>
@@ -12482,81 +13946,121 @@
       <w:tr>
         <w:tc>
           <w:tcPr>
-            <w:tcW w:w="1680" w:type="dxa"/>
-          </w:tcPr>
-          <w:p>
-            <w:pPr>
-              <w:rPr>
-                <w:sz w:val="18"/>
-                <w:szCs w:val="18"/>
-              </w:rPr>
-            </w:pPr>
-            <w:r>
-              <w:rPr>
-                <w:sz w:val="18"/>
-                <w:szCs w:val="18"/>
-              </w:rPr>
-              <w:t>Ostrożny</w:t>
-            </w:r>
-          </w:p>
-        </w:tc>
-        <w:tc>
-          <w:tcPr>
-            <w:tcW w:w="1255" w:type="dxa"/>
-          </w:tcPr>
-          <w:p>
-            <w:pPr>
-              <w:rPr>
-                <w:sz w:val="18"/>
-                <w:szCs w:val="18"/>
-              </w:rPr>
-            </w:pPr>
-            <w:r>
-              <w:rPr>
-                <w:sz w:val="18"/>
-                <w:szCs w:val="18"/>
-              </w:rPr>
-              <w:t>Patrz broń</w:t>
-            </w:r>
-          </w:p>
-        </w:tc>
-        <w:tc>
-          <w:tcPr>
-            <w:tcW w:w="974" w:type="dxa"/>
-          </w:tcPr>
-          <w:p>
-            <w:pPr>
-              <w:rPr>
-                <w:sz w:val="18"/>
-                <w:szCs w:val="18"/>
-              </w:rPr>
-            </w:pPr>
-            <w:r>
-              <w:rPr>
-                <w:sz w:val="18"/>
-                <w:szCs w:val="18"/>
-              </w:rPr>
-              <w:t>34</w:t>
-            </w:r>
-          </w:p>
-        </w:tc>
-        <w:tc>
-          <w:tcPr>
-            <w:tcW w:w="1048" w:type="dxa"/>
-          </w:tcPr>
-          <w:p>
-            <w:pPr>
-              <w:rPr>
-                <w:sz w:val="18"/>
-                <w:szCs w:val="18"/>
-              </w:rPr>
-            </w:pPr>
-            <w:r>
-              <w:rPr>
-                <w:sz w:val="18"/>
-                <w:szCs w:val="18"/>
-              </w:rPr>
-              <w:t>42,5</w:t>
+            <w:tcW w:w="1394" w:type="dxa"/>
+          </w:tcPr>
+          <w:p>
+            <w:pPr>
+              <w:rPr>
+                <w:sz w:val="18"/>
+                <w:szCs w:val="18"/>
+              </w:rPr>
+            </w:pPr>
+            <w:r>
+              <w:rPr>
+                <w:sz w:val="18"/>
+                <w:szCs w:val="18"/>
+              </w:rPr>
+              <w:t>Rój</w:t>
+            </w:r>
+          </w:p>
+        </w:tc>
+        <w:tc>
+          <w:tcPr>
+            <w:tcW w:w="1718" w:type="dxa"/>
+          </w:tcPr>
+          <w:p>
+            <w:pPr>
+              <w:rPr>
+                <w:sz w:val="18"/>
+                <w:szCs w:val="18"/>
+              </w:rPr>
+            </w:pPr>
+            <w:r>
+              <w:rPr>
+                <w:sz w:val="18"/>
+                <w:szCs w:val="18"/>
+              </w:rPr>
+              <w:t>0,25</w:t>
+            </w:r>
+          </w:p>
+        </w:tc>
+        <w:tc>
+          <w:tcPr>
+            <w:tcW w:w="448" w:type="dxa"/>
+          </w:tcPr>
+          <w:p>
+            <w:pPr>
+              <w:rPr>
+                <w:sz w:val="18"/>
+                <w:szCs w:val="18"/>
+              </w:rPr>
+            </w:pPr>
+            <w:r>
+              <w:rPr>
+                <w:sz w:val="18"/>
+                <w:szCs w:val="18"/>
+              </w:rPr>
+              <w:t>N</w:t>
+            </w:r>
+          </w:p>
+        </w:tc>
+        <w:tc>
+          <w:tcPr>
+            <w:tcW w:w="556" w:type="dxa"/>
+          </w:tcPr>
+          <w:p>
+            <w:pPr>
+              <w:rPr>
+                <w:sz w:val="18"/>
+                <w:szCs w:val="18"/>
+              </w:rPr>
+            </w:pPr>
+            <w:r>
+              <w:rPr>
+                <w:sz w:val="18"/>
+                <w:szCs w:val="18"/>
+              </w:rPr>
+              <w:t>N</w:t>
+            </w:r>
+          </w:p>
+        </w:tc>
+        <w:tc>
+          <w:tcPr>
+            <w:tcW w:w="415" w:type="dxa"/>
+          </w:tcPr>
+          <w:p>
+            <w:pPr>
+              <w:rPr>
+                <w:sz w:val="18"/>
+                <w:szCs w:val="18"/>
+              </w:rPr>
+            </w:pPr>
+            <w:r>
+              <w:rPr>
+                <w:sz w:val="18"/>
+                <w:szCs w:val="18"/>
+              </w:rPr>
+              <w:t>N</w:t>
+            </w:r>
+          </w:p>
+        </w:tc>
+        <w:tc>
+          <w:tcPr>
+            <w:tcW w:w="567" w:type="dxa"/>
+          </w:tcPr>
+          <w:p>
+            <w:pPr>
+              <w:rPr>
+                <w:sz w:val="18"/>
+                <w:szCs w:val="18"/>
+              </w:rPr>
+            </w:pPr>
+            <w:r>
+              <w:rPr>
+                <w:sz w:val="18"/>
+                <w:szCs w:val="18"/>
+              </w:rPr>
+              <w:t>N</w:t>
             </w:r>
           </w:p>
         </w:tc>
@@ -12564,88 +14068,142 @@
       <w:tr>
         <w:tc>
           <w:tcPr>
-            <w:tcW w:w="1680" w:type="dxa"/>
-          </w:tcPr>
-          <w:p>
-            <w:pPr>
-              <w:rPr>
-                <w:sz w:val="18"/>
-                <w:szCs w:val="18"/>
-              </w:rPr>
-            </w:pPr>
-            <w:r>
-              <w:rPr>
-                <w:sz w:val="18"/>
-                <w:szCs w:val="18"/>
-              </w:rPr>
-              <w:t>Zwrot</w:t>
-            </w:r>
-          </w:p>
-        </w:tc>
-        <w:tc>
-          <w:tcPr>
-            <w:tcW w:w="1255" w:type="dxa"/>
-          </w:tcPr>
-          <w:p>
-            <w:pPr>
-              <w:rPr>
-                <w:sz w:val="18"/>
-                <w:szCs w:val="18"/>
-              </w:rPr>
-            </w:pPr>
-            <w:r>
-              <w:rPr>
-                <w:sz w:val="18"/>
-                <w:szCs w:val="18"/>
-              </w:rPr>
-              <w:t>-</w:t>
-            </w:r>
-            <w:r>
-              <w:rPr>
-                <w:sz w:val="18"/>
-                <w:szCs w:val="18"/>
-              </w:rPr>
-              <w:t>1</w:t>
-            </w:r>
-          </w:p>
-        </w:tc>
-        <w:tc>
-          <w:tcPr>
-            <w:tcW w:w="974" w:type="dxa"/>
-          </w:tcPr>
-          <w:p>
-            <w:pPr>
-              <w:rPr>
-                <w:sz w:val="18"/>
-                <w:szCs w:val="18"/>
-              </w:rPr>
-            </w:pPr>
-            <w:r>
-              <w:rPr>
-                <w:sz w:val="18"/>
-                <w:szCs w:val="18"/>
-              </w:rPr>
-              <w:t>-</w:t>
-            </w:r>
-          </w:p>
-        </w:tc>
-        <w:tc>
-          <w:tcPr>
-            <w:tcW w:w="1048" w:type="dxa"/>
-          </w:tcPr>
-          <w:p>
-            <w:pPr>
-              <w:rPr>
-                <w:sz w:val="18"/>
-                <w:szCs w:val="18"/>
-              </w:rPr>
-            </w:pPr>
-            <w:r>
-              <w:rPr>
-                <w:sz w:val="18"/>
-                <w:szCs w:val="18"/>
-              </w:rPr>
-              <w:t>-</w:t>
+            <w:tcW w:w="1394" w:type="dxa"/>
+          </w:tcPr>
+          <w:p>
+            <w:pPr>
+              <w:rPr>
+                <w:sz w:val="18"/>
+                <w:szCs w:val="18"/>
+              </w:rPr>
+            </w:pPr>
+            <w:r>
+              <w:rPr>
+                <w:sz w:val="18"/>
+                <w:szCs w:val="18"/>
+              </w:rPr>
+              <w:t>Ostrożny</w:t>
+            </w:r>
+          </w:p>
+        </w:tc>
+        <w:tc>
+          <w:tcPr>
+            <w:tcW w:w="1718" w:type="dxa"/>
+          </w:tcPr>
+          <w:p>
+            <w:pPr>
+              <w:rPr>
+                <w:sz w:val="18"/>
+                <w:szCs w:val="18"/>
+              </w:rPr>
+            </w:pPr>
+            <w:r>
+              <w:rPr>
+                <w:sz w:val="18"/>
+                <w:szCs w:val="18"/>
+              </w:rPr>
+              <w:t>Patrz broń</w:t>
+            </w:r>
+            <w:r>
+              <w:rPr>
+                <w:sz w:val="18"/>
+                <w:szCs w:val="18"/>
+              </w:rPr>
+              <w:t xml:space="preserve"> </w:t>
+            </w:r>
+            <w:r>
+              <w:rPr>
+                <w:sz w:val="18"/>
+                <w:szCs w:val="18"/>
+              </w:rPr>
+              <w:t>(</w:t>
+            </w:r>
+            <w:r>
+              <w:rPr>
+                <w:sz w:val="18"/>
+                <w:szCs w:val="18"/>
+              </w:rPr>
+              <w:t>4,25)</w:t>
+            </w:r>
+          </w:p>
+        </w:tc>
+        <w:tc>
+          <w:tcPr>
+            <w:tcW w:w="448" w:type="dxa"/>
+          </w:tcPr>
+          <w:p>
+            <w:pPr>
+              <w:rPr>
+                <w:sz w:val="18"/>
+                <w:szCs w:val="18"/>
+              </w:rPr>
+            </w:pPr>
+            <w:r>
+              <w:rPr>
+                <w:sz w:val="18"/>
+                <w:szCs w:val="18"/>
+              </w:rPr>
+              <w:t>T</w:t>
+            </w:r>
+          </w:p>
+        </w:tc>
+        <w:tc>
+          <w:tcPr>
+            <w:tcW w:w="556" w:type="dxa"/>
+          </w:tcPr>
+          <w:p>
+            <w:pPr>
+              <w:rPr>
+                <w:sz w:val="18"/>
+                <w:szCs w:val="18"/>
+              </w:rPr>
+            </w:pPr>
+            <w:r>
+              <w:rPr>
+                <w:sz w:val="18"/>
+                <w:szCs w:val="18"/>
+              </w:rPr>
+              <w:t>+</w:t>
+            </w:r>
+          </w:p>
+        </w:tc>
+        <w:tc>
+          <w:tcPr>
+            <w:tcW w:w="415" w:type="dxa"/>
+          </w:tcPr>
+          <w:p>
+            <w:pPr>
+              <w:rPr>
+                <w:sz w:val="18"/>
+                <w:szCs w:val="18"/>
+              </w:rPr>
+            </w:pPr>
+            <w:r>
+              <w:rPr>
+                <w:sz w:val="18"/>
+                <w:szCs w:val="18"/>
+              </w:rPr>
+              <w:t>N</w:t>
+            </w:r>
+          </w:p>
+        </w:tc>
+        <w:tc>
+          <w:tcPr>
+            <w:tcW w:w="567" w:type="dxa"/>
+          </w:tcPr>
+          <w:p>
+            <w:pPr>
+              <w:rPr>
+                <w:sz w:val="18"/>
+                <w:szCs w:val="18"/>
+              </w:rPr>
+            </w:pPr>
+            <w:r>
+              <w:rPr>
+                <w:sz w:val="18"/>
+                <w:szCs w:val="18"/>
+              </w:rPr>
+              <w:t>T</w:t>
             </w:r>
           </w:p>
         </w:tc>
@@ -12653,81 +14211,121 @@
       <w:tr>
         <w:tc>
           <w:tcPr>
-            <w:tcW w:w="1680" w:type="dxa"/>
-          </w:tcPr>
-          <w:p>
-            <w:pPr>
-              <w:rPr>
-                <w:sz w:val="18"/>
-                <w:szCs w:val="18"/>
-              </w:rPr>
-            </w:pPr>
-            <w:r>
-              <w:rPr>
-                <w:sz w:val="18"/>
-                <w:szCs w:val="18"/>
-              </w:rPr>
-              <w:t>Niestrudzony</w:t>
-            </w:r>
-          </w:p>
-        </w:tc>
-        <w:tc>
-          <w:tcPr>
-            <w:tcW w:w="1255" w:type="dxa"/>
-          </w:tcPr>
-          <w:p>
-            <w:pPr>
-              <w:rPr>
-                <w:sz w:val="18"/>
-                <w:szCs w:val="18"/>
-              </w:rPr>
-            </w:pPr>
-            <w:r>
-              <w:rPr>
-                <w:sz w:val="18"/>
-                <w:szCs w:val="18"/>
-              </w:rPr>
-              <w:t>Parz broń</w:t>
-            </w:r>
-          </w:p>
-        </w:tc>
-        <w:tc>
-          <w:tcPr>
-            <w:tcW w:w="974" w:type="dxa"/>
-          </w:tcPr>
-          <w:p>
-            <w:pPr>
-              <w:rPr>
-                <w:sz w:val="18"/>
-                <w:szCs w:val="18"/>
-              </w:rPr>
-            </w:pPr>
-            <w:r>
-              <w:rPr>
-                <w:sz w:val="18"/>
-                <w:szCs w:val="18"/>
-              </w:rPr>
-              <w:t>64</w:t>
-            </w:r>
-          </w:p>
-        </w:tc>
-        <w:tc>
-          <w:tcPr>
-            <w:tcW w:w="1048" w:type="dxa"/>
-          </w:tcPr>
-          <w:p>
-            <w:pPr>
-              <w:rPr>
-                <w:sz w:val="18"/>
-                <w:szCs w:val="18"/>
-              </w:rPr>
-            </w:pPr>
-            <w:r>
-              <w:rPr>
-                <w:sz w:val="18"/>
-                <w:szCs w:val="18"/>
-              </w:rPr>
-              <w:t>80</w:t>
+            <w:tcW w:w="1394" w:type="dxa"/>
+          </w:tcPr>
+          <w:p>
+            <w:pPr>
+              <w:rPr>
+                <w:sz w:val="18"/>
+                <w:szCs w:val="18"/>
+              </w:rPr>
+            </w:pPr>
+            <w:r>
+              <w:rPr>
+                <w:sz w:val="18"/>
+                <w:szCs w:val="18"/>
+              </w:rPr>
+              <w:t>Zwrot</w:t>
+            </w:r>
+          </w:p>
+        </w:tc>
+        <w:tc>
+          <w:tcPr>
+            <w:tcW w:w="1718" w:type="dxa"/>
+          </w:tcPr>
+          <w:p>
+            <w:pPr>
+              <w:rPr>
+                <w:sz w:val="18"/>
+                <w:szCs w:val="18"/>
+              </w:rPr>
+            </w:pPr>
+            <w:r>
+              <w:rPr>
+                <w:sz w:val="18"/>
+                <w:szCs w:val="18"/>
+              </w:rPr>
+              <w:t>-1</w:t>
+            </w:r>
+          </w:p>
+        </w:tc>
+        <w:tc>
+          <w:tcPr>
+            <w:tcW w:w="448" w:type="dxa"/>
+          </w:tcPr>
+          <w:p>
+            <w:pPr>
+              <w:rPr>
+                <w:sz w:val="18"/>
+                <w:szCs w:val="18"/>
+              </w:rPr>
+            </w:pPr>
+            <w:r>
+              <w:rPr>
+                <w:sz w:val="18"/>
+                <w:szCs w:val="18"/>
+              </w:rPr>
+              <w:t>N</w:t>
+            </w:r>
+          </w:p>
+        </w:tc>
+        <w:tc>
+          <w:tcPr>
+            <w:tcW w:w="556" w:type="dxa"/>
+          </w:tcPr>
+          <w:p>
+            <w:pPr>
+              <w:rPr>
+                <w:sz w:val="18"/>
+                <w:szCs w:val="18"/>
+              </w:rPr>
+            </w:pPr>
+            <w:r>
+              <w:rPr>
+                <w:sz w:val="18"/>
+                <w:szCs w:val="18"/>
+              </w:rPr>
+              <w:t>N</w:t>
+            </w:r>
+          </w:p>
+        </w:tc>
+        <w:tc>
+          <w:tcPr>
+            <w:tcW w:w="415" w:type="dxa"/>
+          </w:tcPr>
+          <w:p>
+            <w:pPr>
+              <w:rPr>
+                <w:sz w:val="18"/>
+                <w:szCs w:val="18"/>
+              </w:rPr>
+            </w:pPr>
+            <w:r>
+              <w:rPr>
+                <w:sz w:val="18"/>
+                <w:szCs w:val="18"/>
+              </w:rPr>
+              <w:t>N</w:t>
+            </w:r>
+          </w:p>
+        </w:tc>
+        <w:tc>
+          <w:tcPr>
+            <w:tcW w:w="567" w:type="dxa"/>
+          </w:tcPr>
+          <w:p>
+            <w:pPr>
+              <w:rPr>
+                <w:sz w:val="18"/>
+                <w:szCs w:val="18"/>
+              </w:rPr>
+            </w:pPr>
+            <w:r>
+              <w:rPr>
+                <w:sz w:val="18"/>
+                <w:szCs w:val="18"/>
+              </w:rPr>
+              <w:t>N</w:t>
             </w:r>
           </w:p>
         </w:tc>
@@ -12735,7 +14333,150 @@
       <w:tr>
         <w:tc>
           <w:tcPr>
-            <w:tcW w:w="1680" w:type="dxa"/>
+            <w:tcW w:w="1394" w:type="dxa"/>
+          </w:tcPr>
+          <w:p>
+            <w:pPr>
+              <w:rPr>
+                <w:sz w:val="18"/>
+                <w:szCs w:val="18"/>
+              </w:rPr>
+            </w:pPr>
+            <w:r>
+              <w:rPr>
+                <w:sz w:val="18"/>
+                <w:szCs w:val="18"/>
+              </w:rPr>
+              <w:t>Niestrudzony</w:t>
+            </w:r>
+          </w:p>
+        </w:tc>
+        <w:tc>
+          <w:tcPr>
+            <w:tcW w:w="1718" w:type="dxa"/>
+          </w:tcPr>
+          <w:p>
+            <w:pPr>
+              <w:rPr>
+                <w:sz w:val="18"/>
+                <w:szCs w:val="18"/>
+              </w:rPr>
+            </w:pPr>
+            <w:r>
+              <w:rPr>
+                <w:sz w:val="18"/>
+                <w:szCs w:val="18"/>
+              </w:rPr>
+              <w:t>Parz broń</w:t>
+            </w:r>
+            <w:r>
+              <w:rPr>
+                <w:sz w:val="18"/>
+                <w:szCs w:val="18"/>
+              </w:rPr>
+              <w:t xml:space="preserve"> </w:t>
+            </w:r>
+            <w:r>
+              <w:rPr>
+                <w:sz w:val="18"/>
+                <w:szCs w:val="18"/>
+              </w:rPr>
+              <w:t>(</w:t>
+            </w:r>
+            <w:r>
+              <w:rPr>
+                <w:sz w:val="18"/>
+                <w:szCs w:val="18"/>
+              </w:rPr>
+              <w:t>8)</w:t>
+            </w:r>
+          </w:p>
+        </w:tc>
+        <w:tc>
+          <w:tcPr>
+            <w:tcW w:w="448" w:type="dxa"/>
+          </w:tcPr>
+          <w:p>
+            <w:pPr>
+              <w:rPr>
+                <w:sz w:val="18"/>
+                <w:szCs w:val="18"/>
+              </w:rPr>
+            </w:pPr>
+            <w:r>
+              <w:rPr>
+                <w:sz w:val="18"/>
+                <w:szCs w:val="18"/>
+              </w:rPr>
+              <w:t>T</w:t>
+            </w:r>
+          </w:p>
+        </w:tc>
+        <w:tc>
+          <w:tcPr>
+            <w:tcW w:w="556" w:type="dxa"/>
+          </w:tcPr>
+          <w:p>
+            <w:pPr>
+              <w:rPr>
+                <w:sz w:val="18"/>
+                <w:szCs w:val="18"/>
+              </w:rPr>
+            </w:pPr>
+            <w:r>
+              <w:rPr>
+                <w:sz w:val="18"/>
+                <w:szCs w:val="18"/>
+              </w:rPr>
+              <w:t>+</w:t>
+            </w:r>
+          </w:p>
+        </w:tc>
+        <w:tc>
+          <w:tcPr>
+            <w:tcW w:w="415" w:type="dxa"/>
+          </w:tcPr>
+          <w:p>
+            <w:pPr>
+              <w:rPr>
+                <w:sz w:val="18"/>
+                <w:szCs w:val="18"/>
+              </w:rPr>
+            </w:pPr>
+            <w:r>
+              <w:rPr>
+                <w:sz w:val="18"/>
+                <w:szCs w:val="18"/>
+              </w:rPr>
+              <w:t>N</w:t>
+            </w:r>
+          </w:p>
+        </w:tc>
+        <w:tc>
+          <w:tcPr>
+            <w:tcW w:w="567" w:type="dxa"/>
+          </w:tcPr>
+          <w:p>
+            <w:pPr>
+              <w:rPr>
+                <w:sz w:val="18"/>
+                <w:szCs w:val="18"/>
+              </w:rPr>
+            </w:pPr>
+            <w:r>
+              <w:rPr>
+                <w:sz w:val="18"/>
+                <w:szCs w:val="18"/>
+              </w:rPr>
+              <w:t>T</w:t>
+            </w:r>
+          </w:p>
+        </w:tc>
+      </w:tr>
+      <w:tr>
+        <w:tc>
+          <w:tcPr>
+            <w:tcW w:w="1394" w:type="dxa"/>
           </w:tcPr>
           <w:p>
             <w:pPr>
@@ -12755,7 +14496,7 @@
         </w:tc>
         <w:tc>
           <w:tcPr>
-            <w:tcW w:w="1255" w:type="dxa"/>
+            <w:tcW w:w="1718" w:type="dxa"/>
           </w:tcPr>
           <w:p>
             <w:pPr>
@@ -12771,45 +14512,343 @@
               </w:rPr>
               <w:t>Parz broń</w:t>
             </w:r>
-          </w:p>
-        </w:tc>
-        <w:tc>
-          <w:tcPr>
-            <w:tcW w:w="974" w:type="dxa"/>
-          </w:tcPr>
-          <w:p>
-            <w:pPr>
-              <w:rPr>
-                <w:sz w:val="18"/>
-                <w:szCs w:val="18"/>
-              </w:rPr>
-            </w:pPr>
-            <w:r>
-              <w:rPr>
-                <w:sz w:val="18"/>
-                <w:szCs w:val="18"/>
-              </w:rPr>
-              <w:t>24</w:t>
-            </w:r>
-          </w:p>
-        </w:tc>
-        <w:tc>
-          <w:tcPr>
-            <w:tcW w:w="1048" w:type="dxa"/>
-          </w:tcPr>
-          <w:p>
-            <w:pPr>
-              <w:rPr>
-                <w:sz w:val="18"/>
-                <w:szCs w:val="18"/>
-              </w:rPr>
-            </w:pPr>
-            <w:r>
-              <w:rPr>
-                <w:sz w:val="18"/>
-                <w:szCs w:val="18"/>
-              </w:rPr>
-              <w:t>30</w:t>
+            <w:r>
+              <w:rPr>
+                <w:sz w:val="18"/>
+                <w:szCs w:val="18"/>
+              </w:rPr>
+              <w:t xml:space="preserve"> </w:t>
+            </w:r>
+            <w:r>
+              <w:rPr>
+                <w:sz w:val="18"/>
+                <w:szCs w:val="18"/>
+              </w:rPr>
+              <w:t>(3)</w:t>
+            </w:r>
+          </w:p>
+        </w:tc>
+        <w:tc>
+          <w:tcPr>
+            <w:tcW w:w="448" w:type="dxa"/>
+          </w:tcPr>
+          <w:p>
+            <w:pPr>
+              <w:rPr>
+                <w:sz w:val="18"/>
+                <w:szCs w:val="18"/>
+              </w:rPr>
+            </w:pPr>
+            <w:r>
+              <w:rPr>
+                <w:sz w:val="18"/>
+                <w:szCs w:val="18"/>
+              </w:rPr>
+              <w:t>T</w:t>
+            </w:r>
+          </w:p>
+        </w:tc>
+        <w:tc>
+          <w:tcPr>
+            <w:tcW w:w="556" w:type="dxa"/>
+          </w:tcPr>
+          <w:p>
+            <w:pPr>
+              <w:rPr>
+                <w:sz w:val="18"/>
+                <w:szCs w:val="18"/>
+              </w:rPr>
+            </w:pPr>
+            <w:r>
+              <w:rPr>
+                <w:sz w:val="18"/>
+                <w:szCs w:val="18"/>
+              </w:rPr>
+              <w:t>-</w:t>
+            </w:r>
+          </w:p>
+        </w:tc>
+        <w:tc>
+          <w:tcPr>
+            <w:tcW w:w="415" w:type="dxa"/>
+          </w:tcPr>
+          <w:p>
+            <w:pPr>
+              <w:rPr>
+                <w:sz w:val="18"/>
+                <w:szCs w:val="18"/>
+              </w:rPr>
+            </w:pPr>
+            <w:r>
+              <w:rPr>
+                <w:sz w:val="18"/>
+                <w:szCs w:val="18"/>
+              </w:rPr>
+              <w:t>N</w:t>
+            </w:r>
+          </w:p>
+        </w:tc>
+        <w:tc>
+          <w:tcPr>
+            <w:tcW w:w="567" w:type="dxa"/>
+          </w:tcPr>
+          <w:p>
+            <w:pPr>
+              <w:rPr>
+                <w:sz w:val="18"/>
+                <w:szCs w:val="18"/>
+              </w:rPr>
+            </w:pPr>
+            <w:r>
+              <w:rPr>
+                <w:sz w:val="18"/>
+                <w:szCs w:val="18"/>
+              </w:rPr>
+              <w:t>T</w:t>
+            </w:r>
+          </w:p>
+        </w:tc>
+      </w:tr>
+      <w:tr>
+        <w:tc>
+          <w:tcPr>
+            <w:tcW w:w="1394" w:type="dxa"/>
+          </w:tcPr>
+          <w:p>
+            <w:pPr>
+              <w:rPr>
+                <w:sz w:val="18"/>
+                <w:szCs w:val="18"/>
+              </w:rPr>
+            </w:pPr>
+            <w:r>
+              <w:rPr>
+                <w:sz w:val="18"/>
+                <w:szCs w:val="18"/>
+              </w:rPr>
+              <w:t>Transport</w:t>
+            </w:r>
+          </w:p>
+        </w:tc>
+        <w:tc>
+          <w:tcPr>
+            <w:tcW w:w="1718" w:type="dxa"/>
+          </w:tcPr>
+          <w:p>
+            <w:pPr>
+              <w:rPr>
+                <w:sz w:val="18"/>
+                <w:szCs w:val="18"/>
+              </w:rPr>
+            </w:pPr>
+            <w:r>
+              <w:rPr>
+                <w:sz w:val="18"/>
+                <w:szCs w:val="18"/>
+              </w:rPr>
+              <w:t>Patrz niżej</w:t>
+            </w:r>
+          </w:p>
+        </w:tc>
+        <w:tc>
+          <w:tcPr>
+            <w:tcW w:w="448" w:type="dxa"/>
+          </w:tcPr>
+          <w:p>
+            <w:pPr>
+              <w:rPr>
+                <w:sz w:val="18"/>
+                <w:szCs w:val="18"/>
+              </w:rPr>
+            </w:pPr>
+            <w:r>
+              <w:rPr>
+                <w:sz w:val="18"/>
+                <w:szCs w:val="18"/>
+              </w:rPr>
+              <w:t>N</w:t>
+            </w:r>
+          </w:p>
+        </w:tc>
+        <w:tc>
+          <w:tcPr>
+            <w:tcW w:w="556" w:type="dxa"/>
+          </w:tcPr>
+          <w:p>
+            <w:pPr>
+              <w:rPr>
+                <w:sz w:val="18"/>
+                <w:szCs w:val="18"/>
+              </w:rPr>
+            </w:pPr>
+            <w:r>
+              <w:rPr>
+                <w:sz w:val="18"/>
+                <w:szCs w:val="18"/>
+              </w:rPr>
+              <w:t>N</w:t>
+            </w:r>
+          </w:p>
+        </w:tc>
+        <w:tc>
+          <w:tcPr>
+            <w:tcW w:w="415" w:type="dxa"/>
+          </w:tcPr>
+          <w:p>
+            <w:pPr>
+              <w:rPr>
+                <w:sz w:val="18"/>
+                <w:szCs w:val="18"/>
+              </w:rPr>
+            </w:pPr>
+            <w:r>
+              <w:rPr>
+                <w:sz w:val="18"/>
+                <w:szCs w:val="18"/>
+              </w:rPr>
+              <w:t>N</w:t>
+            </w:r>
+          </w:p>
+        </w:tc>
+        <w:tc>
+          <w:tcPr>
+            <w:tcW w:w="567" w:type="dxa"/>
+          </w:tcPr>
+          <w:p>
+            <w:pPr>
+              <w:rPr>
+                <w:sz w:val="18"/>
+                <w:szCs w:val="18"/>
+              </w:rPr>
+            </w:pPr>
+            <w:r>
+              <w:rPr>
+                <w:sz w:val="18"/>
+                <w:szCs w:val="18"/>
+              </w:rPr>
+              <w:t>N</w:t>
+            </w:r>
+          </w:p>
+        </w:tc>
+      </w:tr>
+      <w:tr>
+        <w:tc>
+          <w:tcPr>
+            <w:tcW w:w="1394" w:type="dxa"/>
+          </w:tcPr>
+          <w:p>
+            <w:pPr>
+              <w:rPr>
+                <w:sz w:val="18"/>
+                <w:szCs w:val="18"/>
+              </w:rPr>
+            </w:pPr>
+            <w:r>
+              <w:rPr>
+                <w:sz w:val="18"/>
+                <w:szCs w:val="18"/>
+              </w:rPr>
+              <w:t>Mistrzostwo</w:t>
+            </w:r>
+          </w:p>
+        </w:tc>
+        <w:tc>
+          <w:tcPr>
+            <w:tcW w:w="1718" w:type="dxa"/>
+          </w:tcPr>
+          <w:p>
+            <w:pPr>
+              <w:rPr>
+                <w:sz w:val="18"/>
+                <w:szCs w:val="18"/>
+              </w:rPr>
+            </w:pPr>
+            <w:r>
+              <w:rPr>
+                <w:sz w:val="18"/>
+                <w:szCs w:val="18"/>
+              </w:rPr>
+              <w:t>Patrz niżej</w:t>
+            </w:r>
+          </w:p>
+        </w:tc>
+        <w:tc>
+          <w:tcPr>
+            <w:tcW w:w="448" w:type="dxa"/>
+          </w:tcPr>
+          <w:p>
+            <w:pPr>
+              <w:rPr>
+                <w:sz w:val="18"/>
+                <w:szCs w:val="18"/>
+              </w:rPr>
+            </w:pPr>
+            <w:r>
+              <w:rPr>
+                <w:sz w:val="18"/>
+                <w:szCs w:val="18"/>
+              </w:rPr>
+              <w:t>T</w:t>
+            </w:r>
+          </w:p>
+        </w:tc>
+        <w:tc>
+          <w:tcPr>
+            <w:tcW w:w="556" w:type="dxa"/>
+          </w:tcPr>
+          <w:p>
+            <w:pPr>
+              <w:rPr>
+                <w:sz w:val="18"/>
+                <w:szCs w:val="18"/>
+              </w:rPr>
+            </w:pPr>
+            <w:r>
+              <w:rPr>
+                <w:sz w:val="18"/>
+                <w:szCs w:val="18"/>
+              </w:rPr>
+              <w:t>+</w:t>
+            </w:r>
+          </w:p>
+        </w:tc>
+        <w:tc>
+          <w:tcPr>
+            <w:tcW w:w="415" w:type="dxa"/>
+          </w:tcPr>
+          <w:p>
+            <w:pPr>
+              <w:rPr>
+                <w:sz w:val="18"/>
+                <w:szCs w:val="18"/>
+              </w:rPr>
+            </w:pPr>
+            <w:r>
+              <w:rPr>
+                <w:sz w:val="18"/>
+                <w:szCs w:val="18"/>
+              </w:rPr>
+              <w:t>N</w:t>
+            </w:r>
+          </w:p>
+        </w:tc>
+        <w:tc>
+          <w:tcPr>
+            <w:tcW w:w="567" w:type="dxa"/>
+          </w:tcPr>
+          <w:p>
+            <w:pPr>
+              <w:rPr>
+                <w:sz w:val="18"/>
+                <w:szCs w:val="18"/>
+              </w:rPr>
+            </w:pPr>
+            <w:r>
+              <w:rPr>
+                <w:sz w:val="18"/>
+                <w:szCs w:val="18"/>
+              </w:rPr>
+              <w:t>T</w:t>
             </w:r>
           </w:p>
         </w:tc>
@@ -12891,7 +14930,14 @@
           <w:sz w:val="18"/>
           <w:szCs w:val="18"/>
         </w:rPr>
-        <w:t xml:space="preserve">Latający, </w:t>
+        <w:t>Skok</w:t>
+      </w:r>
+      <w:r>
+        <w:rPr>
+          <w:sz w:val="18"/>
+          <w:szCs w:val="18"/>
+        </w:rPr>
+        <w:t xml:space="preserve">, </w:t>
       </w:r>
       <w:r>
         <w:rPr>
@@ -12970,14 +15016,7 @@
           <w:sz w:val="18"/>
           <w:szCs w:val="18"/>
         </w:rPr>
-        <w:t xml:space="preserve">. Na potrzeby </w:t>
-      </w:r>
-      <w:r>
-        <w:rPr>
-          <w:sz w:val="18"/>
-          <w:szCs w:val="18"/>
-        </w:rPr>
-        <w:t>Aur weź</w:t>
+        <w:t>. Na potrzeby Aur weź</w:t>
       </w:r>
       <w:r>
         <w:rPr>
@@ -16404,19 +18443,12 @@
       <w:pPr>
         <w:spacing w:after="0"/>
         <w:rPr>
-          <w:sz w:val="18"/>
-          <w:szCs w:val="18"/>
-        </w:rPr>
-      </w:pPr>
-      <w:r>
-        <w:rPr>
           <w:b/>
           <w:bCs/>
           <w:sz w:val="18"/>
           <w:szCs w:val="18"/>
         </w:rPr>
-        <w:t>Aur</w:t>
-      </w:r>
+      </w:pPr>
       <w:r>
         <w:rPr>
           <w:b/>
@@ -16424,6 +18456,29 @@
           <w:sz w:val="18"/>
           <w:szCs w:val="18"/>
         </w:rPr>
+        <w:t>Aury</w:t>
+      </w:r>
+    </w:p>
+    <w:p>
+      <w:pPr>
+        <w:spacing w:after="0"/>
+        <w:rPr>
+          <w:sz w:val="18"/>
+          <w:szCs w:val="18"/>
+        </w:rPr>
+      </w:pPr>
+      <w:r>
+        <w:rPr>
+          <w:sz w:val="18"/>
+          <w:szCs w:val="18"/>
+        </w:rPr>
+        <w:t>Aur</w:t>
+      </w:r>
+      <w:r>
+        <w:rPr>
+          <w:sz w:val="18"/>
+          <w:szCs w:val="18"/>
+        </w:rPr>
         <w:t>a: X</w:t>
       </w:r>
       <w:r>
@@ -16480,7 +18535,44 @@
           <w:sz w:val="18"/>
           <w:szCs w:val="18"/>
         </w:rPr>
-        <w:t>. Aura 12”: +8</w:t>
+        <w:t xml:space="preserve">. </w:t>
+      </w:r>
+    </w:p>
+    <w:p>
+      <w:pPr>
+        <w:spacing w:after="0"/>
+        <w:rPr>
+          <w:sz w:val="18"/>
+          <w:szCs w:val="18"/>
+        </w:rPr>
+      </w:pPr>
+      <w:r>
+        <w:rPr>
+          <w:sz w:val="18"/>
+          <w:szCs w:val="18"/>
+        </w:rPr>
+        <w:t xml:space="preserve">Aura 12”: </w:t>
+      </w:r>
+      <w:r>
+        <w:rPr>
+          <w:sz w:val="18"/>
+          <w:szCs w:val="18"/>
+        </w:rPr>
+        <w:t xml:space="preserve"> jak Aura dla </w:t>
+      </w:r>
+      <w:r>
+        <w:rPr>
+          <w:sz w:val="18"/>
+          <w:szCs w:val="18"/>
+        </w:rPr>
+        <w:t>+8</w:t>
+      </w:r>
+      <w:r>
+        <w:rPr>
+          <w:sz w:val="18"/>
+          <w:szCs w:val="18"/>
+        </w:rPr>
+        <w:t xml:space="preserve"> wytrzymałości.</w:t>
       </w:r>
     </w:p>
     <w:p>
@@ -16612,36 +18704,6 @@
           <w:sz w:val="18"/>
           <w:szCs w:val="18"/>
         </w:rPr>
-        <w:t xml:space="preserve">Mag(X): X*8. Przygotuj listę </w:t>
-      </w:r>
-      <w:r>
-        <w:rPr>
-          <w:sz w:val="18"/>
-          <w:szCs w:val="18"/>
-        </w:rPr>
-        <w:t>mocy</w:t>
-      </w:r>
-      <w:r>
-        <w:rPr>
-          <w:sz w:val="18"/>
-          <w:szCs w:val="18"/>
-        </w:rPr>
-        <w:t>, czyli 6 zdolności o koszcie do 15 na punkt mocy lub trafień z broni o jakości 4 i koszcie do 7 na punkt mocy.</w:t>
-      </w:r>
-    </w:p>
-    <w:p>
-      <w:pPr>
-        <w:spacing w:after="0"/>
-        <w:rPr>
-          <w:sz w:val="18"/>
-          <w:szCs w:val="18"/>
-        </w:rPr>
-      </w:pPr>
-      <w:r>
-        <w:rPr>
-          <w:sz w:val="18"/>
-          <w:szCs w:val="18"/>
-        </w:rPr>
         <w:t>Łatanie: 20</w:t>
       </w:r>
     </w:p>
@@ -16658,6 +18720,22 @@
           <w:sz w:val="18"/>
           <w:szCs w:val="18"/>
         </w:rPr>
+        <w:t>Demoralizacja:  25</w:t>
+      </w:r>
+    </w:p>
+    <w:p>
+      <w:pPr>
+        <w:spacing w:after="0"/>
+        <w:rPr>
+          <w:sz w:val="18"/>
+          <w:szCs w:val="18"/>
+        </w:rPr>
+      </w:pPr>
+      <w:r>
+        <w:rPr>
+          <w:sz w:val="18"/>
+          <w:szCs w:val="18"/>
+        </w:rPr>
         <w:t>Rozkaz</w:t>
       </w:r>
       <w:r>
@@ -16665,6 +18743,278 @@
           <w:sz w:val="18"/>
           <w:szCs w:val="18"/>
         </w:rPr>
+        <w:t xml:space="preserve">: jak Aura </w:t>
+      </w:r>
+      <w:r>
+        <w:rPr>
+          <w:sz w:val="18"/>
+          <w:szCs w:val="18"/>
+        </w:rPr>
+        <w:t>dla +</w:t>
+      </w:r>
+      <w:r>
+        <w:rPr>
+          <w:sz w:val="18"/>
+          <w:szCs w:val="18"/>
+        </w:rPr>
+        <w:t>/-</w:t>
+      </w:r>
+      <w:r>
+        <w:rPr>
+          <w:sz w:val="18"/>
+          <w:szCs w:val="18"/>
+        </w:rPr>
+        <w:t>2 wytrzymałości,</w:t>
+      </w:r>
+      <w:r>
+        <w:rPr>
+          <w:sz w:val="18"/>
+          <w:szCs w:val="18"/>
+        </w:rPr>
+        <w:t xml:space="preserve"> w zależności od </w:t>
+      </w:r>
+      <w:r>
+        <w:rPr>
+          <w:sz w:val="18"/>
+          <w:szCs w:val="18"/>
+        </w:rPr>
+        <w:t>oznaczenia</w:t>
+      </w:r>
+      <w:r>
+        <w:rPr>
+          <w:sz w:val="18"/>
+          <w:szCs w:val="18"/>
+        </w:rPr>
+        <w:t xml:space="preserve"> w tabeli.</w:t>
+      </w:r>
+    </w:p>
+    <w:p>
+      <w:pPr>
+        <w:spacing w:after="0"/>
+        <w:rPr>
+          <w:sz w:val="18"/>
+          <w:szCs w:val="18"/>
+        </w:rPr>
+      </w:pPr>
+      <w:r>
+        <w:rPr>
+          <w:sz w:val="18"/>
+          <w:szCs w:val="18"/>
+        </w:rPr>
+        <w:t xml:space="preserve">Oznaczenie i </w:t>
+      </w:r>
+      <w:r>
+        <w:rPr>
+          <w:sz w:val="18"/>
+          <w:szCs w:val="18"/>
+        </w:rPr>
+        <w:t>K</w:t>
+      </w:r>
+      <w:r>
+        <w:rPr>
+          <w:sz w:val="18"/>
+          <w:szCs w:val="18"/>
+        </w:rPr>
+        <w:t>lątwa</w:t>
+      </w:r>
+      <w:r>
+        <w:rPr>
+          <w:sz w:val="18"/>
+          <w:szCs w:val="18"/>
+        </w:rPr>
+        <w:t xml:space="preserve"> </w:t>
+      </w:r>
+      <w:r>
+        <w:rPr>
+          <w:sz w:val="18"/>
+          <w:szCs w:val="18"/>
+        </w:rPr>
+        <w:t xml:space="preserve">: </w:t>
+      </w:r>
+      <w:r>
+        <w:rPr>
+          <w:sz w:val="18"/>
+          <w:szCs w:val="18"/>
+        </w:rPr>
+        <w:t xml:space="preserve">jak X dla </w:t>
+      </w:r>
+      <w:r>
+        <w:rPr>
+          <w:sz w:val="18"/>
+          <w:szCs w:val="18"/>
+        </w:rPr>
+        <w:t>6</w:t>
+      </w:r>
+      <w:r>
+        <w:rPr>
+          <w:sz w:val="18"/>
+          <w:szCs w:val="18"/>
+        </w:rPr>
+        <w:t xml:space="preserve"> </w:t>
+      </w:r>
+      <w:r>
+        <w:rPr>
+          <w:sz w:val="18"/>
+          <w:szCs w:val="18"/>
+        </w:rPr>
+        <w:t>wytrzymałości</w:t>
+      </w:r>
+      <w:r>
+        <w:rPr>
+          <w:sz w:val="18"/>
+          <w:szCs w:val="18"/>
+        </w:rPr>
+        <w:t xml:space="preserve">. </w:t>
+      </w:r>
+    </w:p>
+    <w:p>
+      <w:pPr>
+        <w:spacing w:after="0"/>
+        <w:rPr>
+          <w:sz w:val="18"/>
+          <w:szCs w:val="18"/>
+        </w:rPr>
+      </w:pPr>
+      <w:r>
+        <w:rPr>
+          <w:sz w:val="18"/>
+          <w:szCs w:val="18"/>
+        </w:rPr>
+        <w:t xml:space="preserve">Mag(X): X* (wytrzymałość modelu, min </w:t>
+      </w:r>
+      <w:r>
+        <w:rPr>
+          <w:sz w:val="18"/>
+          <w:szCs w:val="18"/>
+        </w:rPr>
+        <w:t>6</w:t>
+      </w:r>
+      <w:r>
+        <w:rPr>
+          <w:sz w:val="18"/>
+          <w:szCs w:val="18"/>
+        </w:rPr>
+        <w:t xml:space="preserve">, max </w:t>
+      </w:r>
+      <w:r>
+        <w:rPr>
+          <w:sz w:val="18"/>
+          <w:szCs w:val="18"/>
+        </w:rPr>
+        <w:t>18</w:t>
+      </w:r>
+      <w:r>
+        <w:rPr>
+          <w:sz w:val="18"/>
+          <w:szCs w:val="18"/>
+        </w:rPr>
+        <w:t>)</w:t>
+      </w:r>
+    </w:p>
+    <w:p>
+      <w:pPr>
+        <w:spacing w:after="0"/>
+        <w:rPr>
+          <w:sz w:val="18"/>
+          <w:szCs w:val="18"/>
+        </w:rPr>
+      </w:pPr>
+      <w:r>
+        <w:rPr>
+          <w:sz w:val="18"/>
+          <w:szCs w:val="18"/>
+        </w:rPr>
+        <w:t xml:space="preserve">Każda </w:t>
+      </w:r>
+      <w:r>
+        <w:rPr>
+          <w:sz w:val="18"/>
+          <w:szCs w:val="18"/>
+        </w:rPr>
+        <w:t>moc</w:t>
+      </w:r>
+      <w:r>
+        <w:rPr>
+          <w:sz w:val="18"/>
+          <w:szCs w:val="18"/>
+        </w:rPr>
+        <w:t xml:space="preserve"> ma </w:t>
+      </w:r>
+      <w:r>
+        <w:rPr>
+          <w:sz w:val="18"/>
+          <w:szCs w:val="18"/>
+        </w:rPr>
+        <w:t xml:space="preserve">koszt </w:t>
+      </w:r>
+      <w:r>
+        <w:rPr>
+          <w:sz w:val="18"/>
+          <w:szCs w:val="18"/>
+        </w:rPr>
+        <w:t xml:space="preserve">w żetonach </w:t>
+      </w:r>
+      <w:r>
+        <w:rPr>
+          <w:sz w:val="18"/>
+          <w:szCs w:val="18"/>
+        </w:rPr>
+        <w:t>równy</w:t>
+      </w:r>
+      <w:r>
+        <w:rPr>
+          <w:sz w:val="18"/>
+          <w:szCs w:val="18"/>
+        </w:rPr>
+        <w:t xml:space="preserve"> kosztowi w punktach razy szansa </w:t>
+      </w:r>
+      <w:r>
+        <w:rPr>
+          <w:sz w:val="18"/>
+          <w:szCs w:val="18"/>
+        </w:rPr>
+        <w:t xml:space="preserve">rzucenia przez </w:t>
+      </w:r>
+      <w:r>
+        <w:rPr>
+          <w:sz w:val="18"/>
+          <w:szCs w:val="18"/>
+        </w:rPr>
+        <w:t>5</w:t>
+      </w:r>
+      <w:r>
+        <w:rPr>
+          <w:sz w:val="18"/>
+          <w:szCs w:val="18"/>
+        </w:rPr>
+        <w:t>, zaokrąglane w gór</w:t>
+      </w:r>
+      <w:r>
+        <w:rPr>
+          <w:sz w:val="18"/>
+          <w:szCs w:val="18"/>
+        </w:rPr>
+        <w:t xml:space="preserve">ę. Dla ataków, koszt broni o </w:t>
+      </w:r>
+      <w:r>
+        <w:rPr>
+          <w:sz w:val="18"/>
+          <w:szCs w:val="18"/>
+        </w:rPr>
+        <w:t xml:space="preserve">powiązanej jakości przez </w:t>
+      </w:r>
+      <w:r>
+        <w:rPr>
+          <w:sz w:val="18"/>
+          <w:szCs w:val="18"/>
+        </w:rPr>
+        <w:t>5</w:t>
+      </w:r>
+      <w:r>
+        <w:rPr>
+          <w:sz w:val="18"/>
+          <w:szCs w:val="18"/>
+        </w:rPr>
         <w:t xml:space="preserve">, </w:t>
       </w:r>
       <w:r>
@@ -16672,50 +19022,17 @@
           <w:sz w:val="18"/>
           <w:szCs w:val="18"/>
         </w:rPr>
-        <w:t xml:space="preserve">Oznaczenie i </w:t>
-      </w:r>
-      <w:r>
-        <w:rPr>
-          <w:sz w:val="18"/>
-          <w:szCs w:val="18"/>
-        </w:rPr>
-        <w:t>K</w:t>
-      </w:r>
-      <w:r>
-        <w:rPr>
-          <w:sz w:val="18"/>
-          <w:szCs w:val="18"/>
-        </w:rPr>
-        <w:t>lątwa</w:t>
-      </w:r>
-      <w:r>
-        <w:rPr>
-          <w:sz w:val="18"/>
-          <w:szCs w:val="18"/>
-        </w:rPr>
-        <w:t xml:space="preserve"> </w:t>
-      </w:r>
-      <w:r>
-        <w:rPr>
-          <w:sz w:val="18"/>
-          <w:szCs w:val="18"/>
-        </w:rPr>
-        <w:t xml:space="preserve">: jak Aura </w:t>
-      </w:r>
-      <w:r>
-        <w:rPr>
-          <w:sz w:val="18"/>
-          <w:szCs w:val="18"/>
-        </w:rPr>
-        <w:t>z +2</w:t>
-      </w:r>
-      <w:r>
-        <w:rPr>
-          <w:sz w:val="18"/>
-          <w:szCs w:val="18"/>
-        </w:rPr>
-        <w:t xml:space="preserve"> wytrzymałości. </w:t>
-      </w:r>
+        <w:t>zaokrąglane w górę.</w:t>
+      </w:r>
+    </w:p>
+    <w:p>
+      <w:pPr>
+        <w:spacing w:after="0"/>
+        <w:rPr>
+          <w:sz w:val="18"/>
+          <w:szCs w:val="18"/>
+        </w:rPr>
+      </w:pPr>
     </w:p>
     <w:p>
       <w:pPr>

--- a/app/static/docs/SZOP.docx
+++ b/app/static/docs/SZOP.docx
@@ -463,7 +463,21 @@
           <w:sz w:val="18"/>
           <w:szCs w:val="18"/>
         </w:rPr>
-        <w:t xml:space="preserve"> Jeden z graczy umieszcza 5 celów, z czego co najmniej jeden powinien znaleźć się w każdej ze stref rozstawienia oraz po lewej i prawej stronie pola bitwy. Cele powinny znajdować się co najmniej 12″ od siebie i 6″ od krawędzi mapy. Na koniec każdej tury, jeśli oddziały tylko jednego gracza znajdują się w odległości 3″ od celu, zostaje on przez niego zajęty. Pozostaje zajęty pomiędzy rundami. Gra kończy się po 4 rundach. Wygrywa gracz, który na koniec kontroluje więcej celów.</w:t>
+        <w:t xml:space="preserve"> Jeden z graczy umieszcza 5 celów, z czego co najmniej jeden powinien znaleźć się w każdej ze stref rozstawienia oraz po lewej i prawej stronie pola bitwy. Cele powinny znajdować się co najmniej 12″ od siebie i 6″ od krawędzi mapy. Na koniec każdej tury, jeśli oddziały tylko jednego gracza znajdują się w odległości </w:t>
+      </w:r>
+      <w:r>
+        <w:rPr>
+          <w:sz w:val="18"/>
+          <w:szCs w:val="18"/>
+        </w:rPr>
+        <w:t>2</w:t>
+      </w:r>
+      <w:r>
+        <w:rPr>
+          <w:sz w:val="18"/>
+          <w:szCs w:val="18"/>
+        </w:rPr>
+        <w:t>″ od celu, zostaje on przez niego zajęty. Pozostaje zajęty pomiędzy rundami. Gra kończy się po 4 rundach. Wygrywa gracz, który na koniec kontroluje więcej celów.</w:t>
       </w:r>
     </w:p>
     <w:p>
@@ -495,7 +509,21 @@
           <w:sz w:val="18"/>
           <w:szCs w:val="18"/>
         </w:rPr>
-        <w:t xml:space="preserve"> Każdy rozstawiony oddział zostaje Ufortyfikowany.</w:t>
+        <w:t xml:space="preserve"> Każdy rozstawiony oddział zostaje </w:t>
+      </w:r>
+      <w:r>
+        <w:rPr>
+          <w:sz w:val="18"/>
+          <w:szCs w:val="18"/>
+        </w:rPr>
+        <w:t>Przygotowany</w:t>
+      </w:r>
+      <w:r>
+        <w:rPr>
+          <w:sz w:val="18"/>
+          <w:szCs w:val="18"/>
+        </w:rPr>
+        <w:t>.</w:t>
       </w:r>
     </w:p>
     <w:p>
@@ -652,7 +680,21 @@
           <w:sz w:val="18"/>
           <w:szCs w:val="18"/>
         </w:rPr>
-        <w:t>Gracz wybiera oddział, który jeszcze nie był aktywowany w tej rundzie i wykonuje nim dwie różne akcje.</w:t>
+        <w:t>Gracz wybiera oddział, który jeszcze nie był aktywowany w tej rundzie i wykonuje nim dwie</w:t>
+      </w:r>
+      <w:r>
+        <w:rPr>
+          <w:sz w:val="18"/>
+          <w:szCs w:val="18"/>
+        </w:rPr>
+        <w:t xml:space="preserve"> </w:t>
+      </w:r>
+      <w:r>
+        <w:rPr>
+          <w:sz w:val="18"/>
+          <w:szCs w:val="18"/>
+        </w:rPr>
+        <w:t>akcje.</w:t>
       </w:r>
     </w:p>
     <w:p>
@@ -693,48 +735,57 @@
           <w:sz w:val="18"/>
           <w:szCs w:val="18"/>
         </w:rPr>
-        <w:t xml:space="preserve"> Oddział wykonuje Ruch. </w:t>
-      </w:r>
-      <w:r>
-        <w:rPr>
-          <w:sz w:val="18"/>
-          <w:szCs w:val="18"/>
-        </w:rPr>
-        <w:t>M</w:t>
-      </w:r>
-      <w:r>
-        <w:rPr>
-          <w:sz w:val="18"/>
-          <w:szCs w:val="18"/>
-        </w:rPr>
-        <w:t>ożna wykonać wielokrotnie w aktywacji.</w:t>
-      </w:r>
-    </w:p>
-    <w:p>
-      <w:pPr>
-        <w:spacing w:after="0"/>
-        <w:rPr>
-          <w:b/>
-          <w:bCs/>
-          <w:sz w:val="18"/>
-          <w:szCs w:val="18"/>
-        </w:rPr>
-      </w:pPr>
-      <w:r>
-        <w:rPr>
-          <w:b/>
-          <w:bCs/>
-          <w:sz w:val="18"/>
-          <w:szCs w:val="18"/>
-        </w:rPr>
-        <w:t>Obrona:</w:t>
-      </w:r>
-      <w:r>
-        <w:rPr>
-          <w:sz w:val="18"/>
-          <w:szCs w:val="18"/>
-        </w:rPr>
-        <w:t xml:space="preserve"> Oddział zyskuje stan Ufortyfikowany.</w:t>
+        <w:t xml:space="preserve"> Oddział wykonuje Ruch.</w:t>
+      </w:r>
+    </w:p>
+    <w:p>
+      <w:pPr>
+        <w:spacing w:after="0"/>
+        <w:rPr>
+          <w:b/>
+          <w:bCs/>
+          <w:sz w:val="18"/>
+          <w:szCs w:val="18"/>
+        </w:rPr>
+      </w:pPr>
+      <w:r>
+        <w:rPr>
+          <w:b/>
+          <w:bCs/>
+          <w:sz w:val="18"/>
+          <w:szCs w:val="18"/>
+        </w:rPr>
+        <w:t>Mobilizacja</w:t>
+      </w:r>
+      <w:r>
+        <w:rPr>
+          <w:b/>
+          <w:bCs/>
+          <w:sz w:val="18"/>
+          <w:szCs w:val="18"/>
+        </w:rPr>
+        <w:t>:</w:t>
+      </w:r>
+      <w:r>
+        <w:rPr>
+          <w:sz w:val="18"/>
+          <w:szCs w:val="18"/>
+        </w:rPr>
+        <w:t xml:space="preserve"> Oddział zyskuje stan </w:t>
+      </w:r>
+      <w:r>
+        <w:rPr>
+          <w:sz w:val="18"/>
+          <w:szCs w:val="18"/>
+        </w:rPr>
+        <w:t>Przygotowany</w:t>
+      </w:r>
+      <w:r>
+        <w:rPr>
+          <w:sz w:val="18"/>
+          <w:szCs w:val="18"/>
+        </w:rPr>
+        <w:t>.</w:t>
       </w:r>
     </w:p>
     <w:p>
@@ -824,6 +875,13 @@
         </w:rPr>
         <w:t>″ i linii wzroku.</w:t>
       </w:r>
+      <w:r>
+        <w:rPr>
+          <w:sz w:val="18"/>
+          <w:szCs w:val="18"/>
+        </w:rPr>
+        <w:t xml:space="preserve"> Raz na aktywacje.</w:t>
+      </w:r>
     </w:p>
     <w:p>
       <w:pPr>
@@ -882,28 +940,14 @@
           <w:sz w:val="18"/>
           <w:szCs w:val="18"/>
         </w:rPr>
-        <w:t xml:space="preserve"> tak aby,</w:t>
-      </w:r>
-      <w:r>
-        <w:rPr>
-          <w:sz w:val="18"/>
-          <w:szCs w:val="18"/>
-        </w:rPr>
-        <w:t xml:space="preserve"> znalazł się 1″ od </w:t>
-      </w:r>
-      <w:r>
-        <w:rPr>
-          <w:sz w:val="18"/>
-          <w:szCs w:val="18"/>
-        </w:rPr>
-        <w:t xml:space="preserve">wszystkich </w:t>
-      </w:r>
-      <w:r>
-        <w:rPr>
-          <w:sz w:val="18"/>
-          <w:szCs w:val="18"/>
-        </w:rPr>
-        <w:t xml:space="preserve">celów. Modele znajdujące się w odległości do </w:t>
+        <w:t xml:space="preserve">. </w:t>
+      </w:r>
+      <w:r>
+        <w:rPr>
+          <w:sz w:val="18"/>
+          <w:szCs w:val="18"/>
+        </w:rPr>
+        <w:t xml:space="preserve">Modele znajdujące się w odległości do </w:t>
       </w:r>
       <w:r>
         <w:rPr>
@@ -1008,21 +1052,21 @@
           <w:sz w:val="18"/>
           <w:szCs w:val="18"/>
         </w:rPr>
-        <w:t>konać kontratak według tych samych zasad</w:t>
-      </w:r>
-      <w:r>
-        <w:rPr>
-          <w:sz w:val="18"/>
-          <w:szCs w:val="18"/>
-        </w:rPr>
-        <w:t xml:space="preserve">, ale zostaną </w:t>
-      </w:r>
-      <w:r>
-        <w:rPr>
-          <w:sz w:val="18"/>
-          <w:szCs w:val="18"/>
-        </w:rPr>
-        <w:t>po tym wyczerpani</w:t>
+        <w:t xml:space="preserve">konać kontratak według tych samych </w:t>
+      </w:r>
+      <w:r>
+        <w:rPr>
+          <w:sz w:val="18"/>
+          <w:szCs w:val="18"/>
+        </w:rPr>
+        <w:t>zasad</w:t>
+      </w:r>
+      <w:r>
+        <w:rPr>
+          <w:sz w:val="18"/>
+          <w:szCs w:val="18"/>
+        </w:rPr>
+        <w:t>, ale zostaną po tym wyczerpani</w:t>
       </w:r>
       <w:r>
         <w:rPr>
@@ -1050,7 +1094,21 @@
           <w:sz w:val="18"/>
           <w:szCs w:val="18"/>
         </w:rPr>
-        <w:t xml:space="preserve"> Jeżeli żaden oddział nie został zniszczony, szarżujący musi cofnąć się na odległość 1″ od obrońcy. </w:t>
+        <w:t xml:space="preserve"> </w:t>
+      </w:r>
+      <w:r>
+        <w:rPr>
+          <w:sz w:val="18"/>
+          <w:szCs w:val="18"/>
+        </w:rPr>
+        <w:t>Raz na aktywacje.</w:t>
+      </w:r>
+      <w:r>
+        <w:rPr>
+          <w:sz w:val="18"/>
+          <w:szCs w:val="18"/>
+        </w:rPr>
+        <w:t xml:space="preserve"> </w:t>
       </w:r>
     </w:p>
     <w:p>
@@ -1415,7 +1473,28 @@
           <w:sz w:val="18"/>
           <w:szCs w:val="18"/>
         </w:rPr>
-        <w:t xml:space="preserve"> maksymalnie  6”. Modele muszą pozostawać w odległości do 1″ od innego modelu z oddziału i do 6″ od wszystkich pozostałych </w:t>
+        <w:t xml:space="preserve"> maksymalnie  6”.</w:t>
+      </w:r>
+      <w:r>
+        <w:rPr>
+          <w:sz w:val="18"/>
+          <w:szCs w:val="18"/>
+        </w:rPr>
+        <w:t xml:space="preserve"> </w:t>
+      </w:r>
+      <w:r>
+        <w:rPr>
+          <w:sz w:val="18"/>
+          <w:szCs w:val="18"/>
+        </w:rPr>
+        <w:t>Każdy musi</w:t>
+      </w:r>
+      <w:r>
+        <w:rPr>
+          <w:sz w:val="18"/>
+          <w:szCs w:val="18"/>
+        </w:rPr>
+        <w:t xml:space="preserve"> pozostawać w odległości do 1″ od innego modelu z oddziału i do 6″ od wszystkich pozostałych </w:t>
       </w:r>
       <w:r>
         <w:rPr>
@@ -1429,7 +1508,14 @@
           <w:sz w:val="18"/>
           <w:szCs w:val="18"/>
         </w:rPr>
-        <w:t>modeli oraz dalej 1” od modeli z innych oddziałów.</w:t>
+        <w:t>modeli</w:t>
+      </w:r>
+      <w:r>
+        <w:rPr>
+          <w:sz w:val="18"/>
+          <w:szCs w:val="18"/>
+        </w:rPr>
+        <w:t>.</w:t>
       </w:r>
     </w:p>
     <w:p>
@@ -1835,25 +1921,48 @@
           <w:sz w:val="18"/>
           <w:szCs w:val="18"/>
         </w:rPr>
-        <w:t>dział jest jednocześnie Przyszpilony i Ufortyfikowany odrzuć oba te stany.</w:t>
-      </w:r>
-    </w:p>
-    <w:p>
-      <w:pPr>
-        <w:spacing w:after="0"/>
-        <w:rPr>
-          <w:sz w:val="18"/>
-          <w:szCs w:val="18"/>
-        </w:rPr>
-      </w:pPr>
-      <w:r>
-        <w:rPr>
-          <w:b/>
-          <w:bCs/>
-          <w:sz w:val="18"/>
-          <w:szCs w:val="18"/>
-        </w:rPr>
-        <w:t>Ufortyfikowany:</w:t>
+        <w:t xml:space="preserve">dział jest jednocześnie Przyszpilony i </w:t>
+      </w:r>
+      <w:r>
+        <w:rPr>
+          <w:sz w:val="18"/>
+          <w:szCs w:val="18"/>
+        </w:rPr>
+        <w:t>Przygotowany</w:t>
+      </w:r>
+      <w:r>
+        <w:rPr>
+          <w:sz w:val="18"/>
+          <w:szCs w:val="18"/>
+        </w:rPr>
+        <w:t xml:space="preserve"> odrzuć oba te stany.</w:t>
+      </w:r>
+    </w:p>
+    <w:p>
+      <w:pPr>
+        <w:spacing w:after="0"/>
+        <w:rPr>
+          <w:sz w:val="18"/>
+          <w:szCs w:val="18"/>
+        </w:rPr>
+      </w:pPr>
+      <w:r>
+        <w:rPr>
+          <w:b/>
+          <w:bCs/>
+          <w:sz w:val="18"/>
+          <w:szCs w:val="18"/>
+        </w:rPr>
+        <w:t>Przygotowany</w:t>
+      </w:r>
+      <w:r>
+        <w:rPr>
+          <w:b/>
+          <w:bCs/>
+          <w:sz w:val="18"/>
+          <w:szCs w:val="18"/>
+        </w:rPr>
+        <w:t>:</w:t>
       </w:r>
       <w:r>
         <w:rPr>
@@ -3417,7 +3526,14 @@
           <w:sz w:val="18"/>
           <w:szCs w:val="18"/>
         </w:rPr>
-        <w:t>Przerwij, aby wybrany oddział został Ufortyfikowany</w:t>
+        <w:t xml:space="preserve">Przerwij, aby wybrany oddział został </w:t>
+      </w:r>
+      <w:r>
+        <w:rPr>
+          <w:sz w:val="18"/>
+          <w:szCs w:val="18"/>
+        </w:rPr>
+        <w:t>Przygotowany</w:t>
       </w:r>
       <w:r>
         <w:rPr>
@@ -4559,41 +4675,6 @@
         </w:rPr>
         <w:t xml:space="preserve"> i nie może zostać przyszpilony.</w:t>
       </w:r>
-      <w:r>
-        <w:rPr>
-          <w:sz w:val="18"/>
-          <w:szCs w:val="18"/>
-        </w:rPr>
-        <w:t xml:space="preserve"> Podczas </w:t>
-      </w:r>
-      <w:r>
-        <w:rPr>
-          <w:sz w:val="18"/>
-          <w:szCs w:val="18"/>
-        </w:rPr>
-        <w:t>szarży</w:t>
-      </w:r>
-      <w:r>
-        <w:rPr>
-          <w:sz w:val="18"/>
-          <w:szCs w:val="18"/>
-        </w:rPr>
-        <w:t xml:space="preserve"> może atakować odziały w zasięgu </w:t>
-      </w:r>
-      <w:r>
-        <w:rPr>
-          <w:sz w:val="18"/>
-          <w:szCs w:val="18"/>
-        </w:rPr>
-        <w:t>2</w:t>
-      </w:r>
-      <w:r>
-        <w:rPr>
-          <w:sz w:val="18"/>
-          <w:szCs w:val="18"/>
-        </w:rPr>
-        <w:t>”.</w:t>
-      </w:r>
     </w:p>
     <w:p>
       <w:pPr>
@@ -5045,7 +5126,7 @@
           <w:sz w:val="18"/>
           <w:szCs w:val="18"/>
         </w:rPr>
-        <w:t>Straceńcy:</w:t>
+        <w:t>Furia:</w:t>
       </w:r>
       <w:r>
         <w:rPr>
@@ -5059,46 +5140,41 @@
           <w:sz w:val="18"/>
           <w:szCs w:val="18"/>
         </w:rPr>
-        <w:t>Za każdy</w:t>
-      </w:r>
-      <w:r>
-        <w:rPr>
-          <w:sz w:val="18"/>
-          <w:szCs w:val="18"/>
-        </w:rPr>
-        <w:t xml:space="preserve"> nieudanym te</w:t>
-      </w:r>
-      <w:r>
-        <w:rPr>
-          <w:sz w:val="18"/>
-          <w:szCs w:val="18"/>
-        </w:rPr>
-        <w:t>st</w:t>
-      </w:r>
-      <w:r>
-        <w:rPr>
-          <w:sz w:val="18"/>
-          <w:szCs w:val="18"/>
-        </w:rPr>
-        <w:t xml:space="preserve"> przegrupowania wykonaj test trudnego terenu zamiast normalnych konsekwencji.</w:t>
-      </w:r>
-    </w:p>
-    <w:p>
-      <w:pPr>
-        <w:spacing w:after="0"/>
-        <w:rPr>
-          <w:sz w:val="18"/>
-          <w:szCs w:val="18"/>
-        </w:rPr>
-      </w:pPr>
-      <w:r>
-        <w:rPr>
-          <w:b/>
-          <w:bCs/>
-          <w:sz w:val="18"/>
-          <w:szCs w:val="18"/>
-        </w:rPr>
-        <w:t>Furia:</w:t>
+        <w:t>P</w:t>
+      </w:r>
+      <w:r>
+        <w:rPr>
+          <w:sz w:val="18"/>
+          <w:szCs w:val="18"/>
+        </w:rPr>
+        <w:t>odczas szarży naturalne 6 dają dodatkowe trafienie.</w:t>
+      </w:r>
+    </w:p>
+    <w:p>
+      <w:pPr>
+        <w:spacing w:after="0"/>
+        <w:rPr>
+          <w:sz w:val="18"/>
+          <w:szCs w:val="18"/>
+        </w:rPr>
+      </w:pPr>
+      <w:r>
+        <w:rPr>
+          <w:b/>
+          <w:bCs/>
+          <w:sz w:val="18"/>
+          <w:szCs w:val="18"/>
+        </w:rPr>
+        <w:t>Planowanie</w:t>
+      </w:r>
+      <w:r>
+        <w:rPr>
+          <w:b/>
+          <w:bCs/>
+          <w:sz w:val="18"/>
+          <w:szCs w:val="18"/>
+        </w:rPr>
+        <w:t>:</w:t>
       </w:r>
       <w:r>
         <w:rPr>
@@ -5112,32 +5188,78 @@
           <w:sz w:val="18"/>
           <w:szCs w:val="18"/>
         </w:rPr>
-        <w:t>P</w:t>
-      </w:r>
-      <w:r>
-        <w:rPr>
-          <w:sz w:val="18"/>
-          <w:szCs w:val="18"/>
-        </w:rPr>
-        <w:t>odczas szarży naturalne 6 dają dodatkowe trafienie.</w:t>
-      </w:r>
-    </w:p>
-    <w:p>
-      <w:pPr>
-        <w:spacing w:after="0"/>
-        <w:rPr>
-          <w:sz w:val="18"/>
-          <w:szCs w:val="18"/>
-        </w:rPr>
-      </w:pPr>
-      <w:r>
-        <w:rPr>
-          <w:b/>
-          <w:bCs/>
-          <w:sz w:val="18"/>
-          <w:szCs w:val="18"/>
-        </w:rPr>
-        <w:t>Przygotowanie:</w:t>
+        <w:t>J</w:t>
+      </w:r>
+      <w:r>
+        <w:rPr>
+          <w:sz w:val="18"/>
+          <w:szCs w:val="18"/>
+        </w:rPr>
+        <w:t xml:space="preserve">eżeli </w:t>
+      </w:r>
+      <w:r>
+        <w:rPr>
+          <w:sz w:val="18"/>
+          <w:szCs w:val="18"/>
+        </w:rPr>
+        <w:t xml:space="preserve">jest </w:t>
+      </w:r>
+      <w:r>
+        <w:rPr>
+          <w:sz w:val="18"/>
+          <w:szCs w:val="18"/>
+        </w:rPr>
+        <w:t>Przygotowany</w:t>
+      </w:r>
+      <w:r>
+        <w:rPr>
+          <w:sz w:val="18"/>
+          <w:szCs w:val="18"/>
+        </w:rPr>
+        <w:t>, +1 do rzutów na trafienie.</w:t>
+      </w:r>
+    </w:p>
+    <w:p>
+      <w:pPr>
+        <w:spacing w:after="0"/>
+        <w:rPr>
+          <w:sz w:val="18"/>
+          <w:szCs w:val="18"/>
+        </w:rPr>
+      </w:pPr>
+      <w:r>
+        <w:rPr>
+          <w:b/>
+          <w:bCs/>
+          <w:sz w:val="18"/>
+          <w:szCs w:val="18"/>
+        </w:rPr>
+        <w:t>Ostrożny:</w:t>
+      </w:r>
+      <w:r>
+        <w:rPr>
+          <w:sz w:val="18"/>
+          <w:szCs w:val="18"/>
+        </w:rPr>
+        <w:t xml:space="preserve"> Jeżeli nie ma wrogów w zasięgu 12” od oddziału modelu, +1 do rzutów na trafienie.</w:t>
+      </w:r>
+    </w:p>
+    <w:p>
+      <w:pPr>
+        <w:spacing w:after="0"/>
+        <w:rPr>
+          <w:sz w:val="18"/>
+          <w:szCs w:val="18"/>
+        </w:rPr>
+      </w:pPr>
+      <w:r>
+        <w:rPr>
+          <w:b/>
+          <w:bCs/>
+          <w:sz w:val="18"/>
+          <w:szCs w:val="18"/>
+        </w:rPr>
+        <w:t>Kontra:</w:t>
       </w:r>
       <w:r>
         <w:rPr>
@@ -5151,71 +5273,127 @@
           <w:sz w:val="18"/>
           <w:szCs w:val="18"/>
         </w:rPr>
-        <w:t>J</w:t>
-      </w:r>
-      <w:r>
-        <w:rPr>
-          <w:sz w:val="18"/>
-          <w:szCs w:val="18"/>
-        </w:rPr>
-        <w:t xml:space="preserve">eżeli </w:t>
-      </w:r>
-      <w:r>
-        <w:rPr>
-          <w:sz w:val="18"/>
-          <w:szCs w:val="18"/>
-        </w:rPr>
-        <w:t>jest Ufortyfikowany</w:t>
-      </w:r>
-      <w:r>
-        <w:rPr>
-          <w:sz w:val="18"/>
-          <w:szCs w:val="18"/>
-        </w:rPr>
-        <w:t>, +1 do rzutów na trafienie.</w:t>
-      </w:r>
-    </w:p>
-    <w:p>
-      <w:pPr>
-        <w:spacing w:after="0"/>
-        <w:rPr>
-          <w:sz w:val="18"/>
-          <w:szCs w:val="18"/>
-        </w:rPr>
-      </w:pPr>
-      <w:r>
-        <w:rPr>
-          <w:b/>
-          <w:bCs/>
-          <w:sz w:val="18"/>
-          <w:szCs w:val="18"/>
-        </w:rPr>
-        <w:t>Ostrożny:</w:t>
-      </w:r>
-      <w:r>
-        <w:rPr>
-          <w:sz w:val="18"/>
-          <w:szCs w:val="18"/>
-        </w:rPr>
-        <w:t xml:space="preserve"> Jeżeli nie ma wrogów w zasięgu 12” od oddziału modelu, +1 do rzutów na trafienie.</w:t>
-      </w:r>
-    </w:p>
-    <w:p>
-      <w:pPr>
-        <w:spacing w:after="0"/>
-        <w:rPr>
-          <w:sz w:val="18"/>
-          <w:szCs w:val="18"/>
-        </w:rPr>
-      </w:pPr>
-      <w:r>
-        <w:rPr>
-          <w:b/>
-          <w:bCs/>
-          <w:sz w:val="18"/>
-          <w:szCs w:val="18"/>
-        </w:rPr>
-        <w:t>Kontra:</w:t>
+        <w:t>M</w:t>
+      </w:r>
+      <w:r>
+        <w:rPr>
+          <w:sz w:val="18"/>
+          <w:szCs w:val="18"/>
+        </w:rPr>
+        <w:t xml:space="preserve">oże wykonać kontratak przed </w:t>
+      </w:r>
+      <w:r>
+        <w:rPr>
+          <w:sz w:val="18"/>
+          <w:szCs w:val="18"/>
+        </w:rPr>
+        <w:t xml:space="preserve">atakami </w:t>
+      </w:r>
+      <w:r>
+        <w:rPr>
+          <w:sz w:val="18"/>
+          <w:szCs w:val="18"/>
+        </w:rPr>
+        <w:t>szarżują</w:t>
+      </w:r>
+      <w:r>
+        <w:rPr>
+          <w:sz w:val="18"/>
+          <w:szCs w:val="18"/>
+        </w:rPr>
+        <w:t xml:space="preserve">cego </w:t>
+      </w:r>
+      <w:r>
+        <w:rPr>
+          <w:sz w:val="18"/>
+          <w:szCs w:val="18"/>
+        </w:rPr>
+        <w:t>oddziału</w:t>
+      </w:r>
+      <w:r>
+        <w:rPr>
+          <w:sz w:val="18"/>
+          <w:szCs w:val="18"/>
+        </w:rPr>
+        <w:t>,</w:t>
+      </w:r>
+      <w:r>
+        <w:rPr>
+          <w:sz w:val="18"/>
+          <w:szCs w:val="18"/>
+        </w:rPr>
+        <w:t xml:space="preserve"> a ten przestaje być uznawany za szarżujący</w:t>
+      </w:r>
+      <w:r>
+        <w:rPr>
+          <w:sz w:val="18"/>
+          <w:szCs w:val="18"/>
+        </w:rPr>
+        <w:t>.</w:t>
+      </w:r>
+    </w:p>
+    <w:p>
+      <w:pPr>
+        <w:spacing w:after="0"/>
+        <w:rPr>
+          <w:sz w:val="18"/>
+          <w:szCs w:val="18"/>
+        </w:rPr>
+      </w:pPr>
+      <w:r>
+        <w:rPr>
+          <w:b/>
+          <w:bCs/>
+          <w:sz w:val="18"/>
+          <w:szCs w:val="18"/>
+        </w:rPr>
+        <w:t>Niewrażliwy:</w:t>
+      </w:r>
+      <w:r>
+        <w:rPr>
+          <w:sz w:val="18"/>
+          <w:szCs w:val="18"/>
+        </w:rPr>
+        <w:t xml:space="preserve"> Podczas testów obrony naturalna 5 daje automatyczny sukces.</w:t>
+      </w:r>
+    </w:p>
+    <w:p>
+      <w:pPr>
+        <w:spacing w:after="0"/>
+        <w:rPr>
+          <w:sz w:val="18"/>
+          <w:szCs w:val="18"/>
+        </w:rPr>
+      </w:pPr>
+      <w:r>
+        <w:rPr>
+          <w:b/>
+          <w:bCs/>
+          <w:sz w:val="18"/>
+          <w:szCs w:val="18"/>
+        </w:rPr>
+        <w:t>Maskowanie:</w:t>
+      </w:r>
+      <w:r>
+        <w:rPr>
+          <w:sz w:val="18"/>
+          <w:szCs w:val="18"/>
+        </w:rPr>
+        <w:t xml:space="preserve"> Ma osłonę</w:t>
+      </w:r>
+      <w:r>
+        <w:rPr>
+          <w:sz w:val="18"/>
+          <w:szCs w:val="18"/>
+        </w:rPr>
+        <w:t xml:space="preserve">, </w:t>
+      </w:r>
+      <w:r>
+        <w:rPr>
+          <w:sz w:val="18"/>
+          <w:szCs w:val="18"/>
+        </w:rPr>
+        <w:t>gdy jest dalej niż</w:t>
       </w:r>
       <w:r>
         <w:rPr>
@@ -5229,56 +5407,21 @@
           <w:sz w:val="18"/>
           <w:szCs w:val="18"/>
         </w:rPr>
-        <w:t>M</w:t>
-      </w:r>
-      <w:r>
-        <w:rPr>
-          <w:sz w:val="18"/>
-          <w:szCs w:val="18"/>
-        </w:rPr>
-        <w:t xml:space="preserve">oże wykonać kontratak przed </w:t>
-      </w:r>
-      <w:r>
-        <w:rPr>
-          <w:sz w:val="18"/>
-          <w:szCs w:val="18"/>
-        </w:rPr>
-        <w:t xml:space="preserve">atakami </w:t>
-      </w:r>
-      <w:r>
-        <w:rPr>
-          <w:sz w:val="18"/>
-          <w:szCs w:val="18"/>
-        </w:rPr>
-        <w:t>szarżują</w:t>
-      </w:r>
-      <w:r>
-        <w:rPr>
-          <w:sz w:val="18"/>
-          <w:szCs w:val="18"/>
-        </w:rPr>
-        <w:t xml:space="preserve">cego </w:t>
-      </w:r>
-      <w:r>
-        <w:rPr>
-          <w:sz w:val="18"/>
-          <w:szCs w:val="18"/>
-        </w:rPr>
-        <w:t>oddziału</w:t>
-      </w:r>
-      <w:r>
-        <w:rPr>
-          <w:sz w:val="18"/>
-          <w:szCs w:val="18"/>
-        </w:rPr>
-        <w:t>,</w:t>
-      </w:r>
-      <w:r>
-        <w:rPr>
-          <w:sz w:val="18"/>
-          <w:szCs w:val="18"/>
-        </w:rPr>
-        <w:t xml:space="preserve"> a ten przestaje być uznawany za szarżujący</w:t>
+        <w:t>3</w:t>
+      </w:r>
+      <w:r>
+        <w:rPr>
+          <w:sz w:val="18"/>
+          <w:szCs w:val="18"/>
+        </w:rPr>
+        <w:t>"</w:t>
+      </w:r>
+      <w:r>
+        <w:rPr>
+          <w:sz w:val="18"/>
+          <w:szCs w:val="18"/>
+        </w:rPr>
+        <w:t xml:space="preserve"> od wrogów</w:t>
       </w:r>
       <w:r>
         <w:rPr>
@@ -5303,53 +5446,32 @@
           <w:sz w:val="18"/>
           <w:szCs w:val="18"/>
         </w:rPr>
-        <w:t>Niewrażliwy:</w:t>
-      </w:r>
-      <w:r>
-        <w:rPr>
-          <w:sz w:val="18"/>
-          <w:szCs w:val="18"/>
-        </w:rPr>
-        <w:t xml:space="preserve"> Podczas testów obrony naturalna 5 daje automatyczny sukces.</w:t>
-      </w:r>
-    </w:p>
-    <w:p>
-      <w:pPr>
-        <w:spacing w:after="0"/>
-        <w:rPr>
-          <w:sz w:val="18"/>
-          <w:szCs w:val="18"/>
-        </w:rPr>
-      </w:pPr>
-      <w:r>
-        <w:rPr>
-          <w:b/>
-          <w:bCs/>
-          <w:sz w:val="18"/>
-          <w:szCs w:val="18"/>
-        </w:rPr>
-        <w:t>Maskowanie:</w:t>
-      </w:r>
-      <w:r>
-        <w:rPr>
-          <w:sz w:val="18"/>
-          <w:szCs w:val="18"/>
-        </w:rPr>
-        <w:t xml:space="preserve"> Ma osłonę</w:t>
-      </w:r>
-      <w:r>
-        <w:rPr>
-          <w:sz w:val="18"/>
-          <w:szCs w:val="18"/>
-        </w:rPr>
-        <w:t xml:space="preserve">, </w:t>
-      </w:r>
-      <w:r>
-        <w:rPr>
-          <w:sz w:val="18"/>
-          <w:szCs w:val="18"/>
-        </w:rPr>
-        <w:t>gdy jest dalej niż</w:t>
+        <w:t>Parowanie:</w:t>
+      </w:r>
+      <w:r>
+        <w:rPr>
+          <w:sz w:val="18"/>
+          <w:szCs w:val="18"/>
+        </w:rPr>
+        <w:t xml:space="preserve"> Ma osłonę podczas walki wręcz.</w:t>
+      </w:r>
+    </w:p>
+    <w:p>
+      <w:pPr>
+        <w:spacing w:after="0"/>
+        <w:rPr>
+          <w:sz w:val="18"/>
+          <w:szCs w:val="18"/>
+        </w:rPr>
+      </w:pPr>
+      <w:r>
+        <w:rPr>
+          <w:b/>
+          <w:bCs/>
+          <w:sz w:val="18"/>
+          <w:szCs w:val="18"/>
+        </w:rPr>
+        <w:t>Tarcza:</w:t>
       </w:r>
       <w:r>
         <w:rPr>
@@ -5363,6 +5485,407 @@
           <w:sz w:val="18"/>
           <w:szCs w:val="18"/>
         </w:rPr>
+        <w:t xml:space="preserve">+1 do </w:t>
+      </w:r>
+      <w:r>
+        <w:rPr>
+          <w:sz w:val="18"/>
+          <w:szCs w:val="18"/>
+        </w:rPr>
+        <w:t>testów obrony, gdy nie jest przyszpilony.</w:t>
+      </w:r>
+    </w:p>
+    <w:p>
+      <w:pPr>
+        <w:spacing w:after="0"/>
+        <w:rPr>
+          <w:sz w:val="18"/>
+          <w:szCs w:val="18"/>
+        </w:rPr>
+      </w:pPr>
+      <w:r>
+        <w:rPr>
+          <w:b/>
+          <w:bCs/>
+          <w:sz w:val="18"/>
+          <w:szCs w:val="18"/>
+        </w:rPr>
+        <w:t>Okopany:</w:t>
+      </w:r>
+      <w:r>
+        <w:rPr>
+          <w:sz w:val="18"/>
+          <w:szCs w:val="18"/>
+        </w:rPr>
+        <w:t xml:space="preserve"> </w:t>
+      </w:r>
+      <w:r>
+        <w:rPr>
+          <w:sz w:val="18"/>
+          <w:szCs w:val="18"/>
+        </w:rPr>
+        <w:t>+1 do testów obrony, gdy ma osłonę</w:t>
+      </w:r>
+      <w:r>
+        <w:rPr>
+          <w:sz w:val="18"/>
+          <w:szCs w:val="18"/>
+        </w:rPr>
+        <w:t xml:space="preserve"> z terenu.</w:t>
+      </w:r>
+    </w:p>
+    <w:p>
+      <w:pPr>
+        <w:spacing w:after="0"/>
+        <w:rPr>
+          <w:sz w:val="18"/>
+          <w:szCs w:val="18"/>
+        </w:rPr>
+      </w:pPr>
+      <w:r>
+        <w:rPr>
+          <w:b/>
+          <w:bCs/>
+          <w:sz w:val="18"/>
+          <w:szCs w:val="18"/>
+        </w:rPr>
+        <w:t>Transport(X):</w:t>
+      </w:r>
+      <w:r>
+        <w:rPr>
+          <w:b/>
+          <w:bCs/>
+          <w:sz w:val="18"/>
+          <w:szCs w:val="18"/>
+        </w:rPr>
+        <w:t xml:space="preserve"> </w:t>
+      </w:r>
+      <w:r>
+        <w:rPr>
+          <w:sz w:val="18"/>
+          <w:szCs w:val="18"/>
+        </w:rPr>
+        <w:t xml:space="preserve">Przyjazne oddziały o łącznej wytrzymałości do X mogą zostać transportowane przez ten oddział. Jeżeli oddział składa się z kilku modeli z Transport(X), ich pojemność sumuje się. Transportowany oddział jako swoją akcję może zostać rozstawiony: wszystkie jego modele muszą zostać ustawione w odległości do 3″ od dowolnych modeli transportującego oddziału. Następnie przestaje być transportowany. Oddział, którego wszystkie modele znajdują się do 3″ od transportującego oddziału, może jako swoją akcję zostać zdjęty z planszy i stać się transportowany, jeżeli dostępna pojemność na to pozwala. Jeżeli część modeli transportującego oddziału zostanie zniszczona, transportowane oddziały mogą tymczasowo przekraczać jego pojemność. Jeżeli ostatni model transportującego oddziału zostanie zniszczony, nadmiarowe </w:t>
+      </w:r>
+      <w:r>
+        <w:rPr>
+          <w:sz w:val="18"/>
+          <w:szCs w:val="18"/>
+        </w:rPr>
+        <w:t xml:space="preserve">rany przechodzą na </w:t>
+      </w:r>
+      <w:r>
+        <w:rPr>
+          <w:sz w:val="18"/>
+          <w:szCs w:val="18"/>
+        </w:rPr>
+        <w:t>najliczniejszy</w:t>
+      </w:r>
+      <w:r>
+        <w:rPr>
+          <w:sz w:val="18"/>
+          <w:szCs w:val="18"/>
+        </w:rPr>
+        <w:t xml:space="preserve"> transportowany oddział, a następnie wszystkie transportowane oddziały muszą zostać natychmiast rozstawione jak wyżej i stają się Wyczerpane. Jeżeli transportujący oddział wykona podwójny ruch lub początkowy ruch zdolności Samolot, wszystkie transportowane oddziały zostają Przyszpilone. Transportowane oddziały są rozstawiane razem z transporterem</w:t>
+      </w:r>
+      <w:r>
+        <w:rPr>
+          <w:sz w:val="18"/>
+          <w:szCs w:val="18"/>
+        </w:rPr>
+        <w:t>, w jednej aktywacji</w:t>
+      </w:r>
+      <w:r>
+        <w:rPr>
+          <w:sz w:val="18"/>
+          <w:szCs w:val="18"/>
+        </w:rPr>
+        <w:t xml:space="preserve"> i muszą mieć te same zdolności wpływające na </w:t>
+      </w:r>
+      <w:r>
+        <w:rPr>
+          <w:sz w:val="18"/>
+          <w:szCs w:val="18"/>
+        </w:rPr>
+        <w:t>Rozstawienie.</w:t>
+      </w:r>
+    </w:p>
+    <w:p>
+      <w:pPr>
+        <w:spacing w:after="0"/>
+        <w:rPr>
+          <w:sz w:val="18"/>
+          <w:szCs w:val="18"/>
+        </w:rPr>
+      </w:pPr>
+      <w:r>
+        <w:rPr>
+          <w:b/>
+          <w:bCs/>
+          <w:sz w:val="18"/>
+          <w:szCs w:val="18"/>
+        </w:rPr>
+        <w:t>Zdobywca:</w:t>
+      </w:r>
+      <w:r>
+        <w:rPr>
+          <w:sz w:val="18"/>
+          <w:szCs w:val="18"/>
+        </w:rPr>
+        <w:t xml:space="preserve"> Możesz ignorować wrogie oddziały bez tej zdolności podczas sprawdzania celów misji.</w:t>
+      </w:r>
+    </w:p>
+    <w:p>
+      <w:pPr>
+        <w:spacing w:after="0"/>
+        <w:rPr>
+          <w:sz w:val="18"/>
+          <w:szCs w:val="18"/>
+        </w:rPr>
+      </w:pPr>
+    </w:p>
+    <w:p>
+      <w:pPr>
+        <w:spacing w:after="0"/>
+        <w:rPr>
+          <w:b/>
+          <w:bCs/>
+          <w:sz w:val="18"/>
+          <w:szCs w:val="18"/>
+        </w:rPr>
+      </w:pPr>
+      <w:r>
+        <w:rPr>
+          <w:b/>
+          <w:bCs/>
+          <w:sz w:val="18"/>
+          <w:szCs w:val="18"/>
+        </w:rPr>
+        <w:t>Aktywne:</w:t>
+      </w:r>
+    </w:p>
+    <w:p>
+      <w:pPr>
+        <w:spacing w:after="0"/>
+        <w:rPr>
+          <w:sz w:val="18"/>
+          <w:szCs w:val="18"/>
+        </w:rPr>
+      </w:pPr>
+      <w:r>
+        <w:rPr>
+          <w:b/>
+          <w:bCs/>
+          <w:sz w:val="18"/>
+          <w:szCs w:val="18"/>
+        </w:rPr>
+        <w:t>Mag(X):</w:t>
+      </w:r>
+      <w:r>
+        <w:rPr>
+          <w:sz w:val="18"/>
+          <w:szCs w:val="18"/>
+        </w:rPr>
+        <w:t xml:space="preserve"> Otrzymuje X żetonów </w:t>
+      </w:r>
+      <w:r>
+        <w:rPr>
+          <w:sz w:val="18"/>
+          <w:szCs w:val="18"/>
+        </w:rPr>
+        <w:t>mocy</w:t>
+      </w:r>
+      <w:r>
+        <w:rPr>
+          <w:sz w:val="18"/>
+          <w:szCs w:val="18"/>
+        </w:rPr>
+        <w:t xml:space="preserve"> na</w:t>
+      </w:r>
+      <w:r>
+        <w:rPr>
+          <w:sz w:val="18"/>
+          <w:szCs w:val="18"/>
+        </w:rPr>
+        <w:t xml:space="preserve"> </w:t>
+      </w:r>
+      <w:r>
+        <w:rPr>
+          <w:sz w:val="18"/>
+          <w:szCs w:val="18"/>
+        </w:rPr>
+        <w:t xml:space="preserve">początku każdej rundy, </w:t>
+      </w:r>
+      <w:r>
+        <w:rPr>
+          <w:sz w:val="18"/>
+          <w:szCs w:val="18"/>
+        </w:rPr>
+        <w:t xml:space="preserve">do maksymalnie </w:t>
+      </w:r>
+      <w:r>
+        <w:rPr>
+          <w:sz w:val="18"/>
+          <w:szCs w:val="18"/>
+        </w:rPr>
+        <w:t>2X</w:t>
+      </w:r>
+      <w:r>
+        <w:rPr>
+          <w:sz w:val="18"/>
+          <w:szCs w:val="18"/>
+        </w:rPr>
+        <w:t xml:space="preserve">. Magowie w oddziale współdzielą żetony. </w:t>
+      </w:r>
+      <w:r>
+        <w:rPr>
+          <w:sz w:val="18"/>
+          <w:szCs w:val="18"/>
+        </w:rPr>
+        <w:t>Armia ma w</w:t>
+      </w:r>
+      <w:r>
+        <w:rPr>
+          <w:sz w:val="18"/>
+          <w:szCs w:val="18"/>
+        </w:rPr>
+        <w:t>spólną listę 6 zdolności lub ataków.</w:t>
+      </w:r>
+      <w:r>
+        <w:rPr>
+          <w:sz w:val="18"/>
+          <w:szCs w:val="18"/>
+        </w:rPr>
+        <w:t xml:space="preserve"> </w:t>
+      </w:r>
+      <w:r>
+        <w:rPr>
+          <w:sz w:val="18"/>
+          <w:szCs w:val="18"/>
+        </w:rPr>
+        <w:t>W momencie gdy możesz skorzystać z</w:t>
+      </w:r>
+      <w:r>
+        <w:rPr>
+          <w:sz w:val="18"/>
+          <w:szCs w:val="18"/>
+        </w:rPr>
+        <w:t xml:space="preserve"> jedn</w:t>
+      </w:r>
+      <w:r>
+        <w:rPr>
+          <w:sz w:val="18"/>
+          <w:szCs w:val="18"/>
+        </w:rPr>
+        <w:t>ej</w:t>
+      </w:r>
+      <w:r>
+        <w:rPr>
+          <w:sz w:val="18"/>
+          <w:szCs w:val="18"/>
+        </w:rPr>
+        <w:t xml:space="preserve"> z nich</w:t>
+      </w:r>
+      <w:r>
+        <w:rPr>
+          <w:sz w:val="18"/>
+          <w:szCs w:val="18"/>
+        </w:rPr>
+        <w:t xml:space="preserve">, wydaj </w:t>
+      </w:r>
+      <w:r>
+        <w:rPr>
+          <w:sz w:val="18"/>
+          <w:szCs w:val="18"/>
+        </w:rPr>
+        <w:t xml:space="preserve">przypisaną liczbę żetonów i wykonaj test o przypisanej trudności. </w:t>
+      </w:r>
+      <w:r>
+        <w:rPr>
+          <w:sz w:val="18"/>
+          <w:szCs w:val="18"/>
+        </w:rPr>
+        <w:t>Przy sukcesie r</w:t>
+      </w:r>
+      <w:r>
+        <w:rPr>
+          <w:sz w:val="18"/>
+          <w:szCs w:val="18"/>
+        </w:rPr>
+        <w:t xml:space="preserve">ozstrzygnij </w:t>
+      </w:r>
+      <w:r>
+        <w:rPr>
+          <w:sz w:val="18"/>
+          <w:szCs w:val="18"/>
+        </w:rPr>
+        <w:t xml:space="preserve">jego </w:t>
+      </w:r>
+      <w:r>
+        <w:rPr>
+          <w:sz w:val="18"/>
+          <w:szCs w:val="18"/>
+        </w:rPr>
+        <w:t>efekt</w:t>
+      </w:r>
+      <w:r>
+        <w:rPr>
+          <w:sz w:val="18"/>
+          <w:szCs w:val="18"/>
+        </w:rPr>
+        <w:t xml:space="preserve">. Jedna próba na czar na aktywacje. </w:t>
+      </w:r>
+    </w:p>
+    <w:p>
+      <w:pPr>
+        <w:spacing w:after="0"/>
+        <w:rPr>
+          <w:sz w:val="18"/>
+          <w:szCs w:val="18"/>
+        </w:rPr>
+      </w:pPr>
+      <w:r>
+        <w:rPr>
+          <w:b/>
+          <w:bCs/>
+          <w:sz w:val="18"/>
+          <w:szCs w:val="18"/>
+        </w:rPr>
+        <w:t>Łatanie:</w:t>
+      </w:r>
+      <w:r>
+        <w:rPr>
+          <w:sz w:val="18"/>
+          <w:szCs w:val="18"/>
+        </w:rPr>
+        <w:t xml:space="preserve"> </w:t>
+      </w:r>
+      <w:r>
+        <w:rPr>
+          <w:sz w:val="18"/>
+          <w:szCs w:val="18"/>
+        </w:rPr>
+        <w:t>W twojej aktywacji</w:t>
+      </w:r>
+      <w:r>
+        <w:rPr>
+          <w:sz w:val="18"/>
+          <w:szCs w:val="18"/>
+        </w:rPr>
+        <w:t xml:space="preserve"> o</w:t>
+      </w:r>
+      <w:r>
+        <w:rPr>
+          <w:sz w:val="18"/>
+          <w:szCs w:val="18"/>
+        </w:rPr>
+        <w:t xml:space="preserve">ddział w zasięgu </w:t>
+      </w:r>
+      <w:r>
+        <w:rPr>
+          <w:sz w:val="18"/>
+          <w:szCs w:val="18"/>
+        </w:rPr>
         <w:t>3</w:t>
       </w:r>
       <w:r>
@@ -5370,14 +5893,28 @@
           <w:sz w:val="18"/>
           <w:szCs w:val="18"/>
         </w:rPr>
-        <w:t>"</w:t>
-      </w:r>
-      <w:r>
-        <w:rPr>
-          <w:sz w:val="18"/>
-          <w:szCs w:val="18"/>
-        </w:rPr>
-        <w:t xml:space="preserve"> od wrogów</w:t>
+        <w:t xml:space="preserve">” </w:t>
+      </w:r>
+      <w:r>
+        <w:rPr>
+          <w:sz w:val="18"/>
+          <w:szCs w:val="18"/>
+        </w:rPr>
+        <w:t>leczy</w:t>
+      </w:r>
+      <w:r>
+        <w:rPr>
+          <w:sz w:val="18"/>
+          <w:szCs w:val="18"/>
+        </w:rPr>
+        <w:t xml:space="preserve"> k3 ran</w:t>
+      </w:r>
+      <w:r>
+        <w:rPr>
+          <w:sz w:val="18"/>
+          <w:szCs w:val="18"/>
+        </w:rPr>
+        <w:t>y</w:t>
       </w:r>
       <w:r>
         <w:rPr>
@@ -5402,499 +5939,6 @@
           <w:sz w:val="18"/>
           <w:szCs w:val="18"/>
         </w:rPr>
-        <w:t>Parowanie:</w:t>
-      </w:r>
-      <w:r>
-        <w:rPr>
-          <w:sz w:val="18"/>
-          <w:szCs w:val="18"/>
-        </w:rPr>
-        <w:t xml:space="preserve"> Ma osłonę podczas walki wręcz.</w:t>
-      </w:r>
-    </w:p>
-    <w:p>
-      <w:pPr>
-        <w:spacing w:after="0"/>
-        <w:rPr>
-          <w:sz w:val="18"/>
-          <w:szCs w:val="18"/>
-        </w:rPr>
-      </w:pPr>
-      <w:r>
-        <w:rPr>
-          <w:b/>
-          <w:bCs/>
-          <w:sz w:val="18"/>
-          <w:szCs w:val="18"/>
-        </w:rPr>
-        <w:t>Tarcza:</w:t>
-      </w:r>
-      <w:r>
-        <w:rPr>
-          <w:sz w:val="18"/>
-          <w:szCs w:val="18"/>
-        </w:rPr>
-        <w:t xml:space="preserve"> </w:t>
-      </w:r>
-      <w:r>
-        <w:rPr>
-          <w:sz w:val="18"/>
-          <w:szCs w:val="18"/>
-        </w:rPr>
-        <w:t xml:space="preserve">+1 do </w:t>
-      </w:r>
-      <w:r>
-        <w:rPr>
-          <w:sz w:val="18"/>
-          <w:szCs w:val="18"/>
-        </w:rPr>
-        <w:t>testów obrony, gdy nie jest przyszpilony.</w:t>
-      </w:r>
-    </w:p>
-    <w:p>
-      <w:pPr>
-        <w:spacing w:after="0"/>
-        <w:rPr>
-          <w:sz w:val="18"/>
-          <w:szCs w:val="18"/>
-        </w:rPr>
-      </w:pPr>
-      <w:r>
-        <w:rPr>
-          <w:b/>
-          <w:bCs/>
-          <w:sz w:val="18"/>
-          <w:szCs w:val="18"/>
-        </w:rPr>
-        <w:t>Okopany:</w:t>
-      </w:r>
-      <w:r>
-        <w:rPr>
-          <w:sz w:val="18"/>
-          <w:szCs w:val="18"/>
-        </w:rPr>
-        <w:t xml:space="preserve"> </w:t>
-      </w:r>
-      <w:r>
-        <w:rPr>
-          <w:sz w:val="18"/>
-          <w:szCs w:val="18"/>
-        </w:rPr>
-        <w:t>+1 do testów obrony, gdy ma osłonę</w:t>
-      </w:r>
-      <w:r>
-        <w:rPr>
-          <w:sz w:val="18"/>
-          <w:szCs w:val="18"/>
-        </w:rPr>
-        <w:t xml:space="preserve"> z terenu.</w:t>
-      </w:r>
-    </w:p>
-    <w:p>
-      <w:pPr>
-        <w:spacing w:after="0"/>
-        <w:rPr>
-          <w:sz w:val="18"/>
-          <w:szCs w:val="18"/>
-        </w:rPr>
-      </w:pPr>
-      <w:r>
-        <w:rPr>
-          <w:b/>
-          <w:bCs/>
-          <w:sz w:val="18"/>
-          <w:szCs w:val="18"/>
-        </w:rPr>
-        <w:t>Transport(X):</w:t>
-      </w:r>
-      <w:r>
-        <w:rPr>
-          <w:b/>
-          <w:bCs/>
-          <w:sz w:val="18"/>
-          <w:szCs w:val="18"/>
-        </w:rPr>
-        <w:t xml:space="preserve"> </w:t>
-      </w:r>
-      <w:r>
-        <w:rPr>
-          <w:sz w:val="18"/>
-          <w:szCs w:val="18"/>
-        </w:rPr>
-        <w:t xml:space="preserve">Przyjazne oddziały o łącznej wytrzymałości do X mogą zostać transportowane przez ten oddział. Jeżeli oddział składa się z kilku modeli z Transport(X), ich pojemność sumuje się. Transportowany oddział jako swoją akcję może zostać rozstawiony: wszystkie jego modele muszą zostać ustawione w odległości do 3″ od dowolnych modeli transportującego oddziału. Następnie przestaje być transportowany. Oddział, którego wszystkie modele znajdują się do 3″ od transportującego oddziału, może jako swoją akcję zostać zdjęty z planszy i stać się transportowany, jeżeli dostępna pojemność na to pozwala. Jeżeli część modeli transportującego oddziału </w:t>
-      </w:r>
-      <w:r>
-        <w:rPr>
-          <w:sz w:val="18"/>
-          <w:szCs w:val="18"/>
-        </w:rPr>
-        <w:t xml:space="preserve">zostanie zniszczona, transportowane oddziały mogą tymczasowo przekraczać jego pojemność. Jeżeli ostatni model transportującego oddziału zostanie zniszczony, nadmiarowe rany przechodzą na </w:t>
-      </w:r>
-      <w:r>
-        <w:rPr>
-          <w:sz w:val="18"/>
-          <w:szCs w:val="18"/>
-        </w:rPr>
-        <w:t>najliczniejszy</w:t>
-      </w:r>
-      <w:r>
-        <w:rPr>
-          <w:sz w:val="18"/>
-          <w:szCs w:val="18"/>
-        </w:rPr>
-        <w:t xml:space="preserve"> transportowany oddział, a następnie wszystkie transportowane oddziały muszą zostać natychmiast rozstawione jak wyżej i stają się Wyczerpane. Jeżeli transportujący oddział wykona podwójny ruch lub początkowy ruch zdolności Samolot, wszystkie transportowane oddziały zostają Przyszpilone. Transportowane oddziały są rozstawiane razem z transporterem</w:t>
-      </w:r>
-      <w:r>
-        <w:rPr>
-          <w:sz w:val="18"/>
-          <w:szCs w:val="18"/>
-        </w:rPr>
-        <w:t>, w jednej aktywacji</w:t>
-      </w:r>
-      <w:r>
-        <w:rPr>
-          <w:sz w:val="18"/>
-          <w:szCs w:val="18"/>
-        </w:rPr>
-        <w:t xml:space="preserve"> i muszą mieć te same zdolności wpływające na </w:t>
-      </w:r>
-      <w:r>
-        <w:rPr>
-          <w:sz w:val="18"/>
-          <w:szCs w:val="18"/>
-        </w:rPr>
-        <w:t>Rozstawienie.</w:t>
-      </w:r>
-    </w:p>
-    <w:p>
-      <w:pPr>
-        <w:spacing w:after="0"/>
-        <w:rPr>
-          <w:sz w:val="18"/>
-          <w:szCs w:val="18"/>
-        </w:rPr>
-      </w:pPr>
-      <w:r>
-        <w:rPr>
-          <w:b/>
-          <w:bCs/>
-          <w:sz w:val="18"/>
-          <w:szCs w:val="18"/>
-        </w:rPr>
-        <w:t>Zdobywca:</w:t>
-      </w:r>
-      <w:r>
-        <w:rPr>
-          <w:sz w:val="18"/>
-          <w:szCs w:val="18"/>
-        </w:rPr>
-        <w:t xml:space="preserve"> Możesz ignorować wrogie oddziały bez tej zdolności podczas sprawdzania celów misji.</w:t>
-      </w:r>
-    </w:p>
-    <w:p>
-      <w:pPr>
-        <w:spacing w:after="0"/>
-        <w:rPr>
-          <w:sz w:val="18"/>
-          <w:szCs w:val="18"/>
-        </w:rPr>
-      </w:pPr>
-    </w:p>
-    <w:p>
-      <w:pPr>
-        <w:spacing w:after="0"/>
-        <w:rPr>
-          <w:b/>
-          <w:bCs/>
-          <w:sz w:val="18"/>
-          <w:szCs w:val="18"/>
-        </w:rPr>
-      </w:pPr>
-      <w:r>
-        <w:rPr>
-          <w:b/>
-          <w:bCs/>
-          <w:sz w:val="18"/>
-          <w:szCs w:val="18"/>
-        </w:rPr>
-        <w:t>Aktywne:</w:t>
-      </w:r>
-    </w:p>
-    <w:p>
-      <w:pPr>
-        <w:spacing w:after="0"/>
-        <w:rPr>
-          <w:sz w:val="18"/>
-          <w:szCs w:val="18"/>
-        </w:rPr>
-      </w:pPr>
-      <w:r>
-        <w:rPr>
-          <w:b/>
-          <w:bCs/>
-          <w:sz w:val="18"/>
-          <w:szCs w:val="18"/>
-        </w:rPr>
-        <w:t>Mag(X):</w:t>
-      </w:r>
-      <w:r>
-        <w:rPr>
-          <w:sz w:val="18"/>
-          <w:szCs w:val="18"/>
-        </w:rPr>
-        <w:t xml:space="preserve"> Otrzymuje X żetonów </w:t>
-      </w:r>
-      <w:r>
-        <w:rPr>
-          <w:sz w:val="18"/>
-          <w:szCs w:val="18"/>
-        </w:rPr>
-        <w:t>mocy</w:t>
-      </w:r>
-      <w:r>
-        <w:rPr>
-          <w:sz w:val="18"/>
-          <w:szCs w:val="18"/>
-        </w:rPr>
-        <w:t xml:space="preserve"> na</w:t>
-      </w:r>
-      <w:r>
-        <w:rPr>
-          <w:sz w:val="18"/>
-          <w:szCs w:val="18"/>
-        </w:rPr>
-        <w:t xml:space="preserve"> </w:t>
-      </w:r>
-      <w:r>
-        <w:rPr>
-          <w:sz w:val="18"/>
-          <w:szCs w:val="18"/>
-        </w:rPr>
-        <w:t xml:space="preserve">początku każdej rundy, </w:t>
-      </w:r>
-      <w:r>
-        <w:rPr>
-          <w:sz w:val="18"/>
-          <w:szCs w:val="18"/>
-        </w:rPr>
-        <w:t xml:space="preserve">do maksymalnie </w:t>
-      </w:r>
-      <w:r>
-        <w:rPr>
-          <w:sz w:val="18"/>
-          <w:szCs w:val="18"/>
-        </w:rPr>
-        <w:t>2X</w:t>
-      </w:r>
-      <w:r>
-        <w:rPr>
-          <w:sz w:val="18"/>
-          <w:szCs w:val="18"/>
-        </w:rPr>
-        <w:t xml:space="preserve">. Magowie w oddziale współdzielą żetony. </w:t>
-      </w:r>
-      <w:r>
-        <w:rPr>
-          <w:sz w:val="18"/>
-          <w:szCs w:val="18"/>
-        </w:rPr>
-        <w:t>Armia ma w</w:t>
-      </w:r>
-      <w:r>
-        <w:rPr>
-          <w:sz w:val="18"/>
-          <w:szCs w:val="18"/>
-        </w:rPr>
-        <w:t>spólną listę 6 zdolności lub ataków.</w:t>
-      </w:r>
-      <w:r>
-        <w:rPr>
-          <w:sz w:val="18"/>
-          <w:szCs w:val="18"/>
-        </w:rPr>
-        <w:t xml:space="preserve"> </w:t>
-      </w:r>
-      <w:r>
-        <w:rPr>
-          <w:sz w:val="18"/>
-          <w:szCs w:val="18"/>
-        </w:rPr>
-        <w:t>W momencie gdy możesz skorzystać z</w:t>
-      </w:r>
-      <w:r>
-        <w:rPr>
-          <w:sz w:val="18"/>
-          <w:szCs w:val="18"/>
-        </w:rPr>
-        <w:t xml:space="preserve"> jedn</w:t>
-      </w:r>
-      <w:r>
-        <w:rPr>
-          <w:sz w:val="18"/>
-          <w:szCs w:val="18"/>
-        </w:rPr>
-        <w:t>ej</w:t>
-      </w:r>
-      <w:r>
-        <w:rPr>
-          <w:sz w:val="18"/>
-          <w:szCs w:val="18"/>
-        </w:rPr>
-        <w:t xml:space="preserve"> z nich</w:t>
-      </w:r>
-      <w:r>
-        <w:rPr>
-          <w:sz w:val="18"/>
-          <w:szCs w:val="18"/>
-        </w:rPr>
-        <w:t xml:space="preserve">, wydaj </w:t>
-      </w:r>
-      <w:r>
-        <w:rPr>
-          <w:sz w:val="18"/>
-          <w:szCs w:val="18"/>
-        </w:rPr>
-        <w:t xml:space="preserve">przypisaną liczbę żetonów i wykonaj test o przypisanej trudności. </w:t>
-      </w:r>
-      <w:r>
-        <w:rPr>
-          <w:sz w:val="18"/>
-          <w:szCs w:val="18"/>
-        </w:rPr>
-        <w:t>Przy sukcesie r</w:t>
-      </w:r>
-      <w:r>
-        <w:rPr>
-          <w:sz w:val="18"/>
-          <w:szCs w:val="18"/>
-        </w:rPr>
-        <w:t xml:space="preserve">ozstrzygnij </w:t>
-      </w:r>
-      <w:r>
-        <w:rPr>
-          <w:sz w:val="18"/>
-          <w:szCs w:val="18"/>
-        </w:rPr>
-        <w:t xml:space="preserve">jego </w:t>
-      </w:r>
-      <w:r>
-        <w:rPr>
-          <w:sz w:val="18"/>
-          <w:szCs w:val="18"/>
-        </w:rPr>
-        <w:t>efekt</w:t>
-      </w:r>
-      <w:r>
-        <w:rPr>
-          <w:sz w:val="18"/>
-          <w:szCs w:val="18"/>
-        </w:rPr>
-        <w:t xml:space="preserve">. Jedna próba na czar na aktywacje. </w:t>
-      </w:r>
-    </w:p>
-    <w:p>
-      <w:pPr>
-        <w:spacing w:after="0"/>
-        <w:rPr>
-          <w:sz w:val="18"/>
-          <w:szCs w:val="18"/>
-        </w:rPr>
-      </w:pPr>
-      <w:r>
-        <w:rPr>
-          <w:b/>
-          <w:bCs/>
-          <w:sz w:val="18"/>
-          <w:szCs w:val="18"/>
-        </w:rPr>
-        <w:t>Łatanie:</w:t>
-      </w:r>
-      <w:r>
-        <w:rPr>
-          <w:sz w:val="18"/>
-          <w:szCs w:val="18"/>
-        </w:rPr>
-        <w:t xml:space="preserve"> </w:t>
-      </w:r>
-      <w:r>
-        <w:rPr>
-          <w:sz w:val="18"/>
-          <w:szCs w:val="18"/>
-        </w:rPr>
-        <w:t>W twojej aktywacji</w:t>
-      </w:r>
-      <w:r>
-        <w:rPr>
-          <w:sz w:val="18"/>
-          <w:szCs w:val="18"/>
-        </w:rPr>
-        <w:t xml:space="preserve"> o</w:t>
-      </w:r>
-      <w:r>
-        <w:rPr>
-          <w:sz w:val="18"/>
-          <w:szCs w:val="18"/>
-        </w:rPr>
-        <w:t xml:space="preserve">ddział w zasięgu </w:t>
-      </w:r>
-      <w:r>
-        <w:rPr>
-          <w:sz w:val="18"/>
-          <w:szCs w:val="18"/>
-        </w:rPr>
-        <w:t>3</w:t>
-      </w:r>
-      <w:r>
-        <w:rPr>
-          <w:sz w:val="18"/>
-          <w:szCs w:val="18"/>
-        </w:rPr>
-        <w:t xml:space="preserve">” </w:t>
-      </w:r>
-      <w:r>
-        <w:rPr>
-          <w:sz w:val="18"/>
-          <w:szCs w:val="18"/>
-        </w:rPr>
-        <w:t>leczy</w:t>
-      </w:r>
-      <w:r>
-        <w:rPr>
-          <w:sz w:val="18"/>
-          <w:szCs w:val="18"/>
-        </w:rPr>
-        <w:t xml:space="preserve"> k3 ran</w:t>
-      </w:r>
-      <w:r>
-        <w:rPr>
-          <w:sz w:val="18"/>
-          <w:szCs w:val="18"/>
-        </w:rPr>
-        <w:t>y</w:t>
-      </w:r>
-      <w:r>
-        <w:rPr>
-          <w:sz w:val="18"/>
-          <w:szCs w:val="18"/>
-        </w:rPr>
-        <w:t>.</w:t>
-      </w:r>
-    </w:p>
-    <w:p>
-      <w:pPr>
-        <w:spacing w:after="0"/>
-        <w:rPr>
-          <w:sz w:val="18"/>
-          <w:szCs w:val="18"/>
-        </w:rPr>
-      </w:pPr>
-      <w:r>
-        <w:rPr>
-          <w:b/>
-          <w:bCs/>
-          <w:sz w:val="18"/>
-          <w:szCs w:val="18"/>
-        </w:rPr>
         <w:t>Męczennik:</w:t>
       </w:r>
       <w:r>
@@ -5997,6 +6041,56 @@
           <w:szCs w:val="18"/>
         </w:rPr>
         <w:t>Aury:</w:t>
+      </w:r>
+    </w:p>
+    <w:p>
+      <w:pPr>
+        <w:spacing w:after="0"/>
+        <w:rPr>
+          <w:sz w:val="18"/>
+          <w:szCs w:val="18"/>
+        </w:rPr>
+      </w:pPr>
+      <w:r>
+        <w:rPr>
+          <w:b/>
+          <w:bCs/>
+          <w:sz w:val="18"/>
+          <w:szCs w:val="18"/>
+        </w:rPr>
+        <w:t>Aura: X</w:t>
+      </w:r>
+      <w:r>
+        <w:rPr>
+          <w:sz w:val="18"/>
+          <w:szCs w:val="18"/>
+        </w:rPr>
+        <w:t>: Twój oddział (nie) ma zdolność X.</w:t>
+      </w:r>
+    </w:p>
+    <w:p>
+      <w:pPr>
+        <w:spacing w:after="0"/>
+        <w:rPr>
+          <w:sz w:val="18"/>
+          <w:szCs w:val="18"/>
+        </w:rPr>
+      </w:pPr>
+      <w:r>
+        <w:rPr>
+          <w:b/>
+          <w:bCs/>
+          <w:sz w:val="18"/>
+          <w:szCs w:val="18"/>
+        </w:rPr>
+        <w:t xml:space="preserve">Aura 12”: X: </w:t>
+      </w:r>
+      <w:r>
+        <w:rPr>
+          <w:sz w:val="18"/>
+          <w:szCs w:val="18"/>
+        </w:rPr>
+        <w:t xml:space="preserve"> Przyjazne oddziały w zasięgu 12” (nie) mają zdolność X.</w:t>
       </w:r>
     </w:p>
     <w:p>
@@ -6092,6 +6186,41 @@
         </w:rPr>
         <w:t>.</w:t>
       </w:r>
+      <w:r>
+        <w:rPr>
+          <w:sz w:val="18"/>
+          <w:szCs w:val="18"/>
+        </w:rPr>
+        <w:t xml:space="preserve"> Jeżeli </w:t>
+      </w:r>
+      <w:r>
+        <w:rPr>
+          <w:sz w:val="18"/>
+          <w:szCs w:val="18"/>
+        </w:rPr>
+        <w:t>na końcu swojej aktywacji oddział ma dwóch ratowników i jest Przygotowany</w:t>
+      </w:r>
+      <w:r>
+        <w:rPr>
+          <w:sz w:val="18"/>
+          <w:szCs w:val="18"/>
+        </w:rPr>
+        <w:t xml:space="preserve"> leczy jedną ranę. Nie </w:t>
+      </w:r>
+      <w:r>
+        <w:rPr>
+          <w:sz w:val="18"/>
+          <w:szCs w:val="18"/>
+        </w:rPr>
+        <w:t>kumulatywne</w:t>
+      </w:r>
+      <w:r>
+        <w:rPr>
+          <w:sz w:val="18"/>
+          <w:szCs w:val="18"/>
+        </w:rPr>
+        <w:t>.</w:t>
+      </w:r>
     </w:p>
     <w:p>
       <w:pPr>
@@ -6367,7 +6496,21 @@
           <w:sz w:val="18"/>
           <w:szCs w:val="18"/>
         </w:rPr>
-        <w:t xml:space="preserve"> +1 do trafienia i +1 do AP podczas szarży.</w:t>
+        <w:t xml:space="preserve"> </w:t>
+      </w:r>
+      <w:r>
+        <w:rPr>
+          <w:sz w:val="18"/>
+          <w:szCs w:val="18"/>
+        </w:rPr>
+        <w:t>+</w:t>
+      </w:r>
+      <w:r>
+        <w:rPr>
+          <w:sz w:val="18"/>
+          <w:szCs w:val="18"/>
+        </w:rPr>
+        <w:t>1 do AP podczas szarży.</w:t>
       </w:r>
     </w:p>
     <w:p>
@@ -7536,31 +7679,6 @@
           <w:sz w:val="18"/>
           <w:szCs w:val="18"/>
         </w:rPr>
-        <w:t>Waagh!:</w:t>
-      </w:r>
-      <w:r>
-        <w:rPr>
-          <w:sz w:val="18"/>
-          <w:szCs w:val="18"/>
-        </w:rPr>
-        <w:t xml:space="preserve"> Jeżeli twój oddział ma poniżej połowy początkowej wytrzymałości i nie ma innego przyjaznego oddziału z tą zdolnością w zasięgu 12”, twoje ataki mają -1AP, a ataki w ciebie +1AP.</w:t>
-      </w:r>
-    </w:p>
-    <w:p>
-      <w:pPr>
-        <w:spacing w:after="0"/>
-        <w:rPr>
-          <w:sz w:val="18"/>
-          <w:szCs w:val="18"/>
-        </w:rPr>
-      </w:pPr>
-      <w:r>
-        <w:rPr>
-          <w:b/>
-          <w:bCs/>
-          <w:sz w:val="18"/>
-          <w:szCs w:val="18"/>
-        </w:rPr>
         <w:t>Szpica:</w:t>
       </w:r>
       <w:r>
@@ -7936,14 +8054,7 @@
           <w:sz w:val="18"/>
           <w:szCs w:val="18"/>
         </w:rPr>
-        <w:t>Raz na rundę możesz przerwać, aby wrogi oddział w zasięgu 12″</w:t>
-      </w:r>
-      <w:r>
-        <w:rPr>
-          <w:sz w:val="18"/>
-          <w:szCs w:val="18"/>
-        </w:rPr>
-        <w:t xml:space="preserve"> wykonał test Przegrupowania.</w:t>
+        <w:t>Raz na rundę możesz przerwać, aby wrogi oddział w zasięgu 12″ wykonał test Przegrupowania.</w:t>
       </w:r>
     </w:p>
     <w:p>
@@ -9519,12 +9630,21 @@
                 <w:szCs w:val="18"/>
               </w:rPr>
             </w:pPr>
-            <w:r>
-              <w:rPr>
-                <w:sz w:val="18"/>
-                <w:szCs w:val="18"/>
-              </w:rPr>
-              <w:t>Waagh (-)</w:t>
+            <w:proofErr w:type="spellStart"/>
+            <w:r>
+              <w:rPr>
+                <w:sz w:val="18"/>
+                <w:szCs w:val="18"/>
+              </w:rPr>
+              <w:t>Waagh</w:t>
+            </w:r>
+            <w:proofErr w:type="spellEnd"/>
+            <w:r>
+              <w:rPr>
+                <w:sz w:val="18"/>
+                <w:szCs w:val="18"/>
+              </w:rPr>
+              <w:t xml:space="preserve"> (-)</w:t>
             </w:r>
           </w:p>
         </w:tc>
@@ -10205,8 +10325,17 @@
                 <w:sz w:val="18"/>
                 <w:szCs w:val="18"/>
               </w:rPr>
-              <w:t>Chimera, Sentinel</w:t>
-            </w:r>
+              <w:t xml:space="preserve">Chimera, </w:t>
+            </w:r>
+            <w:proofErr w:type="spellStart"/>
+            <w:r>
+              <w:rPr>
+                <w:sz w:val="18"/>
+                <w:szCs w:val="18"/>
+              </w:rPr>
+              <w:t>Sentinel</w:t>
+            </w:r>
+            <w:proofErr w:type="spellEnd"/>
           </w:p>
         </w:tc>
       </w:tr>
@@ -10267,8 +10396,17 @@
                 <w:sz w:val="18"/>
                 <w:szCs w:val="18"/>
               </w:rPr>
-              <w:t>Drednot, Leman Russ</w:t>
-            </w:r>
+              <w:t xml:space="preserve">Drednot, Leman </w:t>
+            </w:r>
+            <w:proofErr w:type="spellStart"/>
+            <w:r>
+              <w:rPr>
+                <w:sz w:val="18"/>
+                <w:szCs w:val="18"/>
+              </w:rPr>
+              <w:t>Russ</w:t>
+            </w:r>
+            <w:proofErr w:type="spellEnd"/>
           </w:p>
         </w:tc>
       </w:tr>
@@ -11805,7 +11943,7 @@
                 <w:sz w:val="18"/>
                 <w:szCs w:val="18"/>
               </w:rPr>
-              <w:t>Przygotowanie</w:t>
+              <w:t>Planowanie</w:t>
             </w:r>
           </w:p>
         </w:tc>
@@ -11846,21 +11984,7 @@
                 <w:sz w:val="18"/>
                 <w:szCs w:val="18"/>
               </w:rPr>
-              <w:t>3</w:t>
-            </w:r>
-            <w:r>
-              <w:rPr>
-                <w:sz w:val="18"/>
-                <w:szCs w:val="18"/>
-              </w:rPr>
-              <w:t>,5</w:t>
-            </w:r>
-            <w:r>
-              <w:rPr>
-                <w:sz w:val="18"/>
-                <w:szCs w:val="18"/>
-              </w:rPr>
-              <w:t>)</w:t>
+              <w:t>3,5)</w:t>
             </w:r>
           </w:p>
         </w:tc>
@@ -12376,28 +12500,7 @@
                 <w:sz w:val="18"/>
                 <w:szCs w:val="18"/>
               </w:rPr>
-              <w:t xml:space="preserve"> </w:t>
-            </w:r>
-            <w:r>
-              <w:rPr>
-                <w:sz w:val="18"/>
-                <w:szCs w:val="18"/>
-              </w:rPr>
-              <w:t>(</w:t>
-            </w:r>
-            <w:r>
-              <w:rPr>
-                <w:sz w:val="18"/>
-                <w:szCs w:val="18"/>
-              </w:rPr>
-              <w:t>1,5</w:t>
-            </w:r>
-            <w:r>
-              <w:rPr>
-                <w:sz w:val="18"/>
-                <w:szCs w:val="18"/>
-              </w:rPr>
-              <w:t>)</w:t>
+              <w:t xml:space="preserve"> (1,5)</w:t>
             </w:r>
           </w:p>
         </w:tc>
@@ -13014,28 +13117,7 @@
                 <w:sz w:val="18"/>
                 <w:szCs w:val="18"/>
               </w:rPr>
-              <w:t xml:space="preserve"> </w:t>
-            </w:r>
-            <w:r>
-              <w:rPr>
-                <w:sz w:val="18"/>
-                <w:szCs w:val="18"/>
-              </w:rPr>
-              <w:t>(</w:t>
-            </w:r>
-            <w:r>
-              <w:rPr>
-                <w:sz w:val="18"/>
-                <w:szCs w:val="18"/>
-              </w:rPr>
-              <w:t>1,5</w:t>
-            </w:r>
-            <w:r>
-              <w:rPr>
-                <w:sz w:val="18"/>
-                <w:szCs w:val="18"/>
-              </w:rPr>
-              <w:t>)</w:t>
+              <w:t xml:space="preserve"> (1,5)</w:t>
             </w:r>
           </w:p>
         </w:tc>
@@ -13321,21 +13403,7 @@
                 <w:sz w:val="18"/>
                 <w:szCs w:val="18"/>
               </w:rPr>
-              <w:t>(</w:t>
-            </w:r>
-            <w:r>
-              <w:rPr>
-                <w:sz w:val="18"/>
-                <w:szCs w:val="18"/>
-              </w:rPr>
-              <w:t>9</w:t>
-            </w:r>
-            <w:r>
-              <w:rPr>
-                <w:sz w:val="18"/>
-                <w:szCs w:val="18"/>
-              </w:rPr>
-              <w:t>)</w:t>
+              <w:t>(9)</w:t>
             </w:r>
           </w:p>
         </w:tc>
@@ -13830,14 +13898,7 @@
                 <w:sz w:val="18"/>
                 <w:szCs w:val="18"/>
               </w:rPr>
-              <w:t xml:space="preserve"> </w:t>
-            </w:r>
-            <w:r>
-              <w:rPr>
-                <w:sz w:val="18"/>
-                <w:szCs w:val="18"/>
-              </w:rPr>
-              <w:t>(</w:t>
+              <w:t xml:space="preserve"> (</w:t>
             </w:r>
             <w:r>
               <w:rPr>
@@ -13851,14 +13912,7 @@
                 <w:sz w:val="18"/>
                 <w:szCs w:val="18"/>
               </w:rPr>
-              <w:t>,25</w:t>
-            </w:r>
-            <w:r>
-              <w:rPr>
-                <w:sz w:val="18"/>
-                <w:szCs w:val="18"/>
-              </w:rPr>
-              <w:t>)</w:t>
+              <w:t>,25)</w:t>
             </w:r>
           </w:p>
         </w:tc>
@@ -14116,14 +14170,7 @@
                 <w:sz w:val="18"/>
                 <w:szCs w:val="18"/>
               </w:rPr>
-              <w:t>(</w:t>
-            </w:r>
-            <w:r>
-              <w:rPr>
-                <w:sz w:val="18"/>
-                <w:szCs w:val="18"/>
-              </w:rPr>
-              <w:t>4,25)</w:t>
+              <w:t>(4,25)</w:t>
             </w:r>
           </w:p>
         </w:tc>
@@ -15001,7 +15048,14 @@
           <w:sz w:val="18"/>
           <w:szCs w:val="18"/>
         </w:rPr>
-        <w:t>Przygotowanie i Niestrudzony są ignorowane</w:t>
+        <w:t>Planowanie</w:t>
+      </w:r>
+      <w:r>
+        <w:rPr>
+          <w:sz w:val="18"/>
+          <w:szCs w:val="18"/>
+        </w:rPr>
+        <w:t xml:space="preserve"> i Niestrudzony są ignorowane</w:t>
       </w:r>
       <w:r>
         <w:rPr>
@@ -15959,7 +16013,126 @@
           <w:sz w:val="18"/>
           <w:szCs w:val="18"/>
         </w:rPr>
-        <w:t>-jakość, +1 za Podwójny, +0,65 za Furia</w:t>
+        <w:t>-jakość, +1 za Podwójny, +0,65 za Furia, +0,5 za Szpica, patrz tabela zasięgu za Ostrożny</w:t>
+      </w:r>
+      <w:r>
+        <w:rPr>
+          <w:sz w:val="18"/>
+          <w:szCs w:val="18"/>
+        </w:rPr>
+        <w:t xml:space="preserve">, </w:t>
+      </w:r>
+      <w:r>
+        <w:rPr>
+          <w:sz w:val="18"/>
+          <w:szCs w:val="18"/>
+        </w:rPr>
+        <w:t>+</w:t>
+      </w:r>
+      <w:r>
+        <w:rPr>
+          <w:sz w:val="18"/>
+          <w:szCs w:val="18"/>
+        </w:rPr>
+        <w:t>(7-jakość)*(6-jakość)</w:t>
+      </w:r>
+      <w:r>
+        <w:rPr>
+          <w:sz w:val="18"/>
+          <w:szCs w:val="18"/>
+        </w:rPr>
+        <w:t>^2</w:t>
+      </w:r>
+      <w:r>
+        <w:rPr>
+          <w:sz w:val="18"/>
+          <w:szCs w:val="18"/>
+        </w:rPr>
+        <w:t>/</w:t>
+      </w:r>
+      <w:r>
+        <w:rPr>
+          <w:sz w:val="18"/>
+          <w:szCs w:val="18"/>
+        </w:rPr>
+        <w:t>5</w:t>
+      </w:r>
+      <w:r>
+        <w:rPr>
+          <w:sz w:val="18"/>
+          <w:szCs w:val="18"/>
+        </w:rPr>
+        <w:t xml:space="preserve">0 za </w:t>
+      </w:r>
+      <w:r>
+        <w:rPr>
+          <w:sz w:val="18"/>
+          <w:szCs w:val="18"/>
+        </w:rPr>
+        <w:t>Finezja</w:t>
+      </w:r>
+      <w:r>
+        <w:rPr>
+          <w:sz w:val="18"/>
+          <w:szCs w:val="18"/>
+        </w:rPr>
+        <w:t xml:space="preserve">, </w:t>
+      </w:r>
+      <w:r>
+        <w:rPr>
+          <w:sz w:val="18"/>
+          <w:szCs w:val="18"/>
+        </w:rPr>
+        <w:t>+(</w:t>
+      </w:r>
+      <w:r>
+        <w:rPr>
+          <w:sz w:val="18"/>
+          <w:szCs w:val="18"/>
+        </w:rPr>
+        <w:t>2,</w:t>
+      </w:r>
+      <w:r>
+        <w:rPr>
+          <w:sz w:val="18"/>
+          <w:szCs w:val="18"/>
+        </w:rPr>
+        <w:t>9/modyfikator</w:t>
+      </w:r>
+      <w:r>
+        <w:rPr>
+          <w:sz w:val="18"/>
+          <w:szCs w:val="18"/>
+        </w:rPr>
+        <w:t xml:space="preserve"> AP</w:t>
+      </w:r>
+      <w:r>
+        <w:rPr>
+          <w:sz w:val="18"/>
+          <w:szCs w:val="18"/>
+        </w:rPr>
+        <w:t>-1</w:t>
+      </w:r>
+      <w:r>
+        <w:rPr>
+          <w:sz w:val="18"/>
+          <w:szCs w:val="18"/>
+        </w:rPr>
+        <w:t xml:space="preserve">) za </w:t>
+      </w:r>
+      <w:r>
+        <w:rPr>
+          <w:sz w:val="18"/>
+          <w:szCs w:val="18"/>
+        </w:rPr>
+        <w:t>Dezintegracja</w:t>
+      </w:r>
+      <w:r>
+        <w:rPr>
+          <w:sz w:val="18"/>
+          <w:szCs w:val="18"/>
+        </w:rPr>
+        <w:t>,</w:t>
       </w:r>
       <w:r>
         <w:rPr>
@@ -15973,140 +16146,14 @@
           <w:sz w:val="18"/>
           <w:szCs w:val="18"/>
         </w:rPr>
-        <w:t>lub Impet, +0,5 za Szpica, patrz tabela zasięgu za Ostrożny</w:t>
-      </w:r>
-      <w:r>
-        <w:rPr>
-          <w:sz w:val="18"/>
-          <w:szCs w:val="18"/>
-        </w:rPr>
-        <w:t xml:space="preserve">, </w:t>
-      </w:r>
-      <w:r>
-        <w:rPr>
-          <w:sz w:val="18"/>
-          <w:szCs w:val="18"/>
-        </w:rPr>
-        <w:t>+</w:t>
-      </w:r>
-      <w:r>
-        <w:rPr>
-          <w:sz w:val="18"/>
-          <w:szCs w:val="18"/>
-        </w:rPr>
-        <w:t>(7-jakość)*(6-jakość)</w:t>
-      </w:r>
-      <w:r>
-        <w:rPr>
-          <w:sz w:val="18"/>
-          <w:szCs w:val="18"/>
-        </w:rPr>
-        <w:t>^2</w:t>
-      </w:r>
-      <w:r>
-        <w:rPr>
-          <w:sz w:val="18"/>
-          <w:szCs w:val="18"/>
-        </w:rPr>
-        <w:t>/</w:t>
-      </w:r>
-      <w:r>
-        <w:rPr>
-          <w:sz w:val="18"/>
-          <w:szCs w:val="18"/>
-        </w:rPr>
-        <w:t>5</w:t>
-      </w:r>
-      <w:r>
-        <w:rPr>
-          <w:sz w:val="18"/>
-          <w:szCs w:val="18"/>
-        </w:rPr>
-        <w:t xml:space="preserve">0 za </w:t>
-      </w:r>
-      <w:r>
-        <w:rPr>
-          <w:sz w:val="18"/>
-          <w:szCs w:val="18"/>
-        </w:rPr>
-        <w:t>Finezja</w:t>
-      </w:r>
-      <w:r>
-        <w:rPr>
-          <w:sz w:val="18"/>
-          <w:szCs w:val="18"/>
-        </w:rPr>
-        <w:t xml:space="preserve">, </w:t>
-      </w:r>
-      <w:r>
-        <w:rPr>
-          <w:sz w:val="18"/>
-          <w:szCs w:val="18"/>
-        </w:rPr>
-        <w:t>+(</w:t>
-      </w:r>
-      <w:r>
-        <w:rPr>
-          <w:sz w:val="18"/>
-          <w:szCs w:val="18"/>
-        </w:rPr>
-        <w:t>2,</w:t>
-      </w:r>
-      <w:r>
-        <w:rPr>
-          <w:sz w:val="18"/>
-          <w:szCs w:val="18"/>
-        </w:rPr>
-        <w:t>9/modyfikator</w:t>
-      </w:r>
-      <w:r>
-        <w:rPr>
-          <w:sz w:val="18"/>
-          <w:szCs w:val="18"/>
-        </w:rPr>
-        <w:t xml:space="preserve"> AP</w:t>
-      </w:r>
-      <w:r>
-        <w:rPr>
-          <w:sz w:val="18"/>
-          <w:szCs w:val="18"/>
-        </w:rPr>
-        <w:t>-1</w:t>
-      </w:r>
-      <w:r>
-        <w:rPr>
-          <w:sz w:val="18"/>
-          <w:szCs w:val="18"/>
-        </w:rPr>
-        <w:t xml:space="preserve">) za </w:t>
-      </w:r>
-      <w:r>
-        <w:rPr>
-          <w:sz w:val="18"/>
-          <w:szCs w:val="18"/>
-        </w:rPr>
-        <w:t>Dezintegracja</w:t>
-      </w:r>
-      <w:r>
-        <w:rPr>
-          <w:sz w:val="18"/>
-          <w:szCs w:val="18"/>
-        </w:rPr>
-        <w:t>,</w:t>
-      </w:r>
-      <w:r>
-        <w:rPr>
-          <w:sz w:val="18"/>
-          <w:szCs w:val="18"/>
-        </w:rPr>
-        <w:t xml:space="preserve"> </w:t>
-      </w:r>
-      <w:r>
-        <w:rPr>
-          <w:sz w:val="18"/>
-          <w:szCs w:val="18"/>
-        </w:rPr>
-        <w:t>+0,65 za Przygotowanie</w:t>
+        <w:t xml:space="preserve">+0,65 za </w:t>
+      </w:r>
+      <w:r>
+        <w:rPr>
+          <w:sz w:val="18"/>
+          <w:szCs w:val="18"/>
+        </w:rPr>
+        <w:t>Planowanie</w:t>
       </w:r>
       <w:r>
         <w:rPr>
@@ -16120,7 +16167,21 @@
           <w:sz w:val="18"/>
           <w:szCs w:val="18"/>
         </w:rPr>
-        <w:t xml:space="preserve"> jeżeli Przygotowanie i Niestrudzony, </w:t>
+        <w:t xml:space="preserve"> jeżeli </w:t>
+      </w:r>
+      <w:r>
+        <w:rPr>
+          <w:sz w:val="18"/>
+          <w:szCs w:val="18"/>
+        </w:rPr>
+        <w:t>Planowanie</w:t>
+      </w:r>
+      <w:r>
+        <w:rPr>
+          <w:sz w:val="18"/>
+          <w:szCs w:val="18"/>
+        </w:rPr>
+        <w:t xml:space="preserve"> i Niestrudzony, </w:t>
       </w:r>
       <w:r>
         <w:rPr>
@@ -16762,12 +16823,21 @@
                 <w:szCs w:val="18"/>
               </w:rPr>
             </w:pPr>
-            <w:r>
-              <w:rPr>
-                <w:sz w:val="18"/>
-                <w:szCs w:val="18"/>
-              </w:rPr>
-              <w:t>Waagh (-)</w:t>
+            <w:proofErr w:type="spellStart"/>
+            <w:r>
+              <w:rPr>
+                <w:sz w:val="18"/>
+                <w:szCs w:val="18"/>
+              </w:rPr>
+              <w:t>Waagh</w:t>
+            </w:r>
+            <w:proofErr w:type="spellEnd"/>
+            <w:r>
+              <w:rPr>
+                <w:sz w:val="18"/>
+                <w:szCs w:val="18"/>
+              </w:rPr>
+              <w:t xml:space="preserve"> (-)</w:t>
             </w:r>
           </w:p>
         </w:tc>
@@ -18456,6 +18526,7 @@
           <w:sz w:val="18"/>
           <w:szCs w:val="18"/>
         </w:rPr>
+        <w:lastRenderedPageBreak/>
         <w:t>Aury</w:t>
       </w:r>
     </w:p>
@@ -19015,14 +19086,7 @@
           <w:sz w:val="18"/>
           <w:szCs w:val="18"/>
         </w:rPr>
-        <w:t xml:space="preserve">, </w:t>
-      </w:r>
-      <w:r>
-        <w:rPr>
-          <w:sz w:val="18"/>
-          <w:szCs w:val="18"/>
-        </w:rPr>
-        <w:t>zaokrąglane w górę.</w:t>
+        <w:t>, zaokrąglane w górę.</w:t>
       </w:r>
     </w:p>
     <w:p>
@@ -19406,7 +19470,21 @@
           <w:sz w:val="18"/>
           <w:szCs w:val="18"/>
         </w:rPr>
-        <w:t>Cała tacka kilkunastu modeli, powinna być w rozpisce jednym modelem z wysoką wytrzymałością i cechami Rój i Zwrot. Zalecamy, aby wszystkie oddziały miały cechę Zwrot i Przygotowanie i nie więcej niż 2 „modele”.</w:t>
+        <w:t xml:space="preserve">Cała tacka kilkunastu modeli, powinna być w rozpisce jednym modelem z wysoką wytrzymałością i cechami Rój i Zwrot. Zalecamy, aby wszystkie oddziały miały cechę Zwrot i </w:t>
+      </w:r>
+      <w:r>
+        <w:rPr>
+          <w:sz w:val="18"/>
+          <w:szCs w:val="18"/>
+        </w:rPr>
+        <w:t>Planowanie</w:t>
+      </w:r>
+      <w:r>
+        <w:rPr>
+          <w:sz w:val="18"/>
+          <w:szCs w:val="18"/>
+        </w:rPr>
+        <w:t xml:space="preserve"> i nie więcej niż 2 „modele”.</w:t>
       </w:r>
     </w:p>
     <w:p>

--- a/app/static/docs/SZOP.docx
+++ b/app/static/docs/SZOP.docx
@@ -898,14 +898,42 @@
           <w:sz w:val="18"/>
           <w:szCs w:val="18"/>
         </w:rPr>
-        <w:t xml:space="preserve">Szarża: </w:t>
-      </w:r>
-      <w:r>
-        <w:rPr>
-          <w:sz w:val="18"/>
-          <w:szCs w:val="18"/>
-        </w:rPr>
-        <w:t>Oddział wy</w:t>
+        <w:t>Szarża:</w:t>
+      </w:r>
+      <w:r>
+        <w:rPr>
+          <w:sz w:val="18"/>
+          <w:szCs w:val="18"/>
+        </w:rPr>
+        <w:t xml:space="preserve"> Oddział może szarżować</w:t>
+      </w:r>
+      <w:r>
+        <w:rPr>
+          <w:sz w:val="18"/>
+          <w:szCs w:val="18"/>
+        </w:rPr>
+        <w:t xml:space="preserve"> na oddziały, </w:t>
+      </w:r>
+      <w:r>
+        <w:rPr>
+          <w:sz w:val="18"/>
+          <w:szCs w:val="18"/>
+        </w:rPr>
+        <w:t>które blokują mu ruc</w:t>
+      </w:r>
+      <w:r>
+        <w:rPr>
+          <w:sz w:val="18"/>
+          <w:szCs w:val="18"/>
+        </w:rPr>
+        <w:t>h. W</w:t>
+      </w:r>
+      <w:r>
+        <w:rPr>
+          <w:sz w:val="18"/>
+          <w:szCs w:val="18"/>
+        </w:rPr>
+        <w:t>y</w:t>
       </w:r>
       <w:r>
         <w:rPr>
@@ -954,7 +982,7 @@
           <w:sz w:val="18"/>
           <w:szCs w:val="18"/>
         </w:rPr>
-        <w:t>2</w:t>
+        <w:t>1</w:t>
       </w:r>
       <w:r>
         <w:rPr>
@@ -982,6 +1010,34 @@
           <w:sz w:val="18"/>
           <w:szCs w:val="18"/>
         </w:rPr>
+        <w:t xml:space="preserve">, oraz maksymalnie drugie tyle </w:t>
+      </w:r>
+      <w:r>
+        <w:rPr>
+          <w:sz w:val="18"/>
+          <w:szCs w:val="18"/>
+        </w:rPr>
+        <w:t xml:space="preserve">modeli które są 1” od </w:t>
+      </w:r>
+      <w:r>
+        <w:rPr>
+          <w:sz w:val="18"/>
+          <w:szCs w:val="18"/>
+        </w:rPr>
+        <w:t>tyc</w:t>
+      </w:r>
+      <w:r>
+        <w:rPr>
+          <w:sz w:val="18"/>
+          <w:szCs w:val="18"/>
+        </w:rPr>
+        <w:t xml:space="preserve">h, </w:t>
+      </w:r>
+      <w:r>
+        <w:rPr>
+          <w:sz w:val="18"/>
+          <w:szCs w:val="18"/>
+        </w:rPr>
         <w:t xml:space="preserve"> </w:t>
       </w:r>
       <w:r>
@@ -1045,21 +1101,21 @@
           <w:sz w:val="18"/>
           <w:szCs w:val="18"/>
         </w:rPr>
-        <w:t>przerwać, aby wy</w:t>
-      </w:r>
-      <w:r>
-        <w:rPr>
-          <w:sz w:val="18"/>
-          <w:szCs w:val="18"/>
-        </w:rPr>
-        <w:t xml:space="preserve">konać kontratak według tych samych </w:t>
-      </w:r>
-      <w:r>
-        <w:rPr>
-          <w:sz w:val="18"/>
-          <w:szCs w:val="18"/>
-        </w:rPr>
-        <w:t>zasad</w:t>
+        <w:t xml:space="preserve">przerwać, </w:t>
+      </w:r>
+      <w:r>
+        <w:rPr>
+          <w:sz w:val="18"/>
+          <w:szCs w:val="18"/>
+        </w:rPr>
+        <w:t>aby wy</w:t>
+      </w:r>
+      <w:r>
+        <w:rPr>
+          <w:sz w:val="18"/>
+          <w:szCs w:val="18"/>
+        </w:rPr>
+        <w:t>konać kontratak według tych samych zasad</w:t>
       </w:r>
       <w:r>
         <w:rPr>
@@ -2363,7 +2419,21 @@
           <w:sz w:val="18"/>
           <w:szCs w:val="18"/>
         </w:rPr>
-        <w:t>elementów terenu na które można wejść, nie sprawdzaj 3” tylko obecność na danym terenie.</w:t>
+        <w:t xml:space="preserve">elementów terenu na które można wejść, nie sprawdzaj </w:t>
+      </w:r>
+      <w:r>
+        <w:rPr>
+          <w:sz w:val="18"/>
+          <w:szCs w:val="18"/>
+        </w:rPr>
+        <w:t>2</w:t>
+      </w:r>
+      <w:r>
+        <w:rPr>
+          <w:sz w:val="18"/>
+          <w:szCs w:val="18"/>
+        </w:rPr>
+        <w:t>” tylko obecność na danym terenie.</w:t>
       </w:r>
     </w:p>
     <w:p>
@@ -2564,7 +2634,21 @@
           <w:sz w:val="18"/>
           <w:szCs w:val="18"/>
         </w:rPr>
-        <w:t xml:space="preserve"> Oddziały wewnątrz są podniesione. Podczas sprawdzania linii wzroku od i do takiego oddziału bierz pod uwagę tylko teren podniesiony lub w zasięgu 3″ od drugiego oddziału.</w:t>
+        <w:t xml:space="preserve"> Oddziały wewnątrz są podniesione. Podczas sprawdzania linii wzroku od i do takiego oddziału bierz pod uwagę tylko teren podniesiony lub w zasięgu </w:t>
+      </w:r>
+      <w:r>
+        <w:rPr>
+          <w:sz w:val="18"/>
+          <w:szCs w:val="18"/>
+        </w:rPr>
+        <w:t>2</w:t>
+      </w:r>
+      <w:r>
+        <w:rPr>
+          <w:sz w:val="18"/>
+          <w:szCs w:val="18"/>
+        </w:rPr>
+        <w:t>″ od drugiego oddziału.</w:t>
       </w:r>
       <w:r>
         <w:rPr>
@@ -3821,7 +3905,21 @@
           <w:sz w:val="18"/>
           <w:szCs w:val="18"/>
         </w:rPr>
-        <w:t xml:space="preserve"> będącego 3” od celu.</w:t>
+        <w:t xml:space="preserve"> będącego </w:t>
+      </w:r>
+      <w:r>
+        <w:rPr>
+          <w:sz w:val="18"/>
+          <w:szCs w:val="18"/>
+        </w:rPr>
+        <w:t>2</w:t>
+      </w:r>
+      <w:r>
+        <w:rPr>
+          <w:sz w:val="18"/>
+          <w:szCs w:val="18"/>
+        </w:rPr>
+        <w:t>” od celu.</w:t>
       </w:r>
     </w:p>
     <w:p>
@@ -5407,7 +5505,7 @@
           <w:sz w:val="18"/>
           <w:szCs w:val="18"/>
         </w:rPr>
-        <w:t>3</w:t>
+        <w:t>2</w:t>
       </w:r>
       <w:r>
         <w:rPr>
@@ -5565,7 +5663,35 @@
           <w:sz w:val="18"/>
           <w:szCs w:val="18"/>
         </w:rPr>
-        <w:t xml:space="preserve">Przyjazne oddziały o łącznej wytrzymałości do X mogą zostać transportowane przez ten oddział. Jeżeli oddział składa się z kilku modeli z Transport(X), ich pojemność sumuje się. Transportowany oddział jako swoją akcję może zostać rozstawiony: wszystkie jego modele muszą zostać ustawione w odległości do 3″ od dowolnych modeli transportującego oddziału. Następnie przestaje być transportowany. Oddział, którego wszystkie modele znajdują się do 3″ od transportującego oddziału, może jako swoją akcję zostać zdjęty z planszy i stać się transportowany, jeżeli dostępna pojemność na to pozwala. Jeżeli część modeli transportującego oddziału zostanie zniszczona, transportowane oddziały mogą tymczasowo przekraczać jego pojemność. Jeżeli ostatni model transportującego oddziału zostanie zniszczony, nadmiarowe </w:t>
+        <w:t xml:space="preserve">Przyjazne oddziały o łącznej wytrzymałości do X mogą zostać transportowane przez ten oddział. Jeżeli oddział składa się z kilku modeli z Transport(X), ich pojemność sumuje się. Transportowany oddział jako swoją akcję może zostać rozstawiony: wszystkie jego modele muszą zostać ustawione w odległości do </w:t>
+      </w:r>
+      <w:r>
+        <w:rPr>
+          <w:sz w:val="18"/>
+          <w:szCs w:val="18"/>
+        </w:rPr>
+        <w:t>2</w:t>
+      </w:r>
+      <w:r>
+        <w:rPr>
+          <w:sz w:val="18"/>
+          <w:szCs w:val="18"/>
+        </w:rPr>
+        <w:t xml:space="preserve">″ od dowolnych modeli transportującego oddziału. Następnie przestaje być transportowany. Oddział, którego wszystkie modele znajdują się do </w:t>
+      </w:r>
+      <w:r>
+        <w:rPr>
+          <w:sz w:val="18"/>
+          <w:szCs w:val="18"/>
+        </w:rPr>
+        <w:t>2</w:t>
+      </w:r>
+      <w:r>
+        <w:rPr>
+          <w:sz w:val="18"/>
+          <w:szCs w:val="18"/>
+        </w:rPr>
+        <w:t xml:space="preserve">″ od transportującego oddziału, może jako swoją akcję zostać zdjęty z planszy i stać się transportowany, jeżeli dostępna pojemność na to pozwala. Jeżeli część modeli transportującego oddziału zostanie zniszczona, transportowane oddziały mogą tymczasowo przekraczać jego pojemność. Jeżeli ostatni model transportującego oddziału zostanie zniszczony, nadmiarowe </w:t>
       </w:r>
       <w:r>
         <w:rPr>
@@ -5886,7 +6012,7 @@
           <w:sz w:val="18"/>
           <w:szCs w:val="18"/>
         </w:rPr>
-        <w:t>3</w:t>
+        <w:t>2</w:t>
       </w:r>
       <w:r>
         <w:rPr>
@@ -9630,21 +9756,12 @@
                 <w:szCs w:val="18"/>
               </w:rPr>
             </w:pPr>
-            <w:proofErr w:type="spellStart"/>
-            <w:r>
-              <w:rPr>
-                <w:sz w:val="18"/>
-                <w:szCs w:val="18"/>
-              </w:rPr>
-              <w:t>Waagh</w:t>
-            </w:r>
-            <w:proofErr w:type="spellEnd"/>
-            <w:r>
-              <w:rPr>
-                <w:sz w:val="18"/>
-                <w:szCs w:val="18"/>
-              </w:rPr>
-              <w:t xml:space="preserve"> (-)</w:t>
+            <w:r>
+              <w:rPr>
+                <w:sz w:val="18"/>
+                <w:szCs w:val="18"/>
+              </w:rPr>
+              <w:t>Waagh (-)</w:t>
             </w:r>
           </w:p>
         </w:tc>
@@ -10325,17 +10442,8 @@
                 <w:sz w:val="18"/>
                 <w:szCs w:val="18"/>
               </w:rPr>
-              <w:t xml:space="preserve">Chimera, </w:t>
-            </w:r>
-            <w:proofErr w:type="spellStart"/>
-            <w:r>
-              <w:rPr>
-                <w:sz w:val="18"/>
-                <w:szCs w:val="18"/>
-              </w:rPr>
-              <w:t>Sentinel</w:t>
-            </w:r>
-            <w:proofErr w:type="spellEnd"/>
+              <w:t>Chimera, Sentinel</w:t>
+            </w:r>
           </w:p>
         </w:tc>
       </w:tr>
@@ -10396,17 +10504,8 @@
                 <w:sz w:val="18"/>
                 <w:szCs w:val="18"/>
               </w:rPr>
-              <w:t xml:space="preserve">Drednot, Leman </w:t>
-            </w:r>
-            <w:proofErr w:type="spellStart"/>
-            <w:r>
-              <w:rPr>
-                <w:sz w:val="18"/>
-                <w:szCs w:val="18"/>
-              </w:rPr>
-              <w:t>Russ</w:t>
-            </w:r>
-            <w:proofErr w:type="spellEnd"/>
+              <w:t>Drednot, Leman Russ</w:t>
+            </w:r>
           </w:p>
         </w:tc>
       </w:tr>
@@ -11083,6 +11182,13 @@
               </w:rPr>
               <w:t>-1</w:t>
             </w:r>
+            <w:r>
+              <w:rPr>
+                <w:sz w:val="18"/>
+                <w:szCs w:val="18"/>
+              </w:rPr>
+              <w:t>,25</w:t>
+            </w:r>
           </w:p>
         </w:tc>
         <w:tc>
@@ -15222,6 +15328,15 @@
           <w:szCs w:val="18"/>
         </w:rPr>
       </w:pPr>
+      <w:r>
+        <w:rPr>
+          <w:b/>
+          <w:bCs/>
+          <w:sz w:val="18"/>
+          <w:szCs w:val="18"/>
+        </w:rPr>
+        <w:t xml:space="preserve">Klasyfikacja: </w:t>
+      </w:r>
       <w:r>
         <w:rPr>
           <w:sz w:val="18"/>
@@ -16823,21 +16938,12 @@
                 <w:szCs w:val="18"/>
               </w:rPr>
             </w:pPr>
-            <w:proofErr w:type="spellStart"/>
-            <w:r>
-              <w:rPr>
-                <w:sz w:val="18"/>
-                <w:szCs w:val="18"/>
-              </w:rPr>
-              <w:t>Waagh</w:t>
-            </w:r>
-            <w:proofErr w:type="spellEnd"/>
-            <w:r>
-              <w:rPr>
-                <w:sz w:val="18"/>
-                <w:szCs w:val="18"/>
-              </w:rPr>
-              <w:t xml:space="preserve"> (-)</w:t>
+            <w:r>
+              <w:rPr>
+                <w:sz w:val="18"/>
+                <w:szCs w:val="18"/>
+              </w:rPr>
+              <w:t>Waagh (-)</w:t>
             </w:r>
           </w:p>
         </w:tc>
@@ -17302,274 +17408,6 @@
                 <w:szCs w:val="18"/>
               </w:rPr>
               <w:t>3</w:t>
-            </w:r>
-          </w:p>
-        </w:tc>
-      </w:tr>
-    </w:tbl>
-    <w:p>
-      <w:pPr>
-        <w:spacing w:after="0"/>
-        <w:rPr>
-          <w:sz w:val="18"/>
-          <w:szCs w:val="18"/>
-        </w:rPr>
-      </w:pPr>
-    </w:p>
-    <w:tbl>
-      <w:tblPr>
-        <w:tblStyle w:val="Tabela-Siatka"/>
-        <w:tblW w:w="0" w:type="auto"/>
-        <w:tblLook w:val="04A0" w:firstRow="1" w:lastRow="0" w:firstColumn="1" w:lastColumn="0" w:noHBand="0" w:noVBand="1"/>
-      </w:tblPr>
-      <w:tblGrid>
-        <w:gridCol w:w="1217"/>
-        <w:gridCol w:w="1217"/>
-        <w:gridCol w:w="1217"/>
-        <w:gridCol w:w="1218"/>
-      </w:tblGrid>
-      <w:tr>
-        <w:tc>
-          <w:tcPr>
-            <w:tcW w:w="1217" w:type="dxa"/>
-          </w:tcPr>
-          <w:p>
-            <w:pPr>
-              <w:rPr>
-                <w:sz w:val="18"/>
-                <w:szCs w:val="18"/>
-              </w:rPr>
-            </w:pPr>
-            <w:r>
-              <w:rPr>
-                <w:sz w:val="18"/>
-                <w:szCs w:val="18"/>
-              </w:rPr>
-              <w:t>X</w:t>
-            </w:r>
-          </w:p>
-        </w:tc>
-        <w:tc>
-          <w:tcPr>
-            <w:tcW w:w="1217" w:type="dxa"/>
-          </w:tcPr>
-          <w:p>
-            <w:pPr>
-              <w:rPr>
-                <w:sz w:val="18"/>
-                <w:szCs w:val="18"/>
-              </w:rPr>
-            </w:pPr>
-            <w:r>
-              <w:rPr>
-                <w:sz w:val="18"/>
-                <w:szCs w:val="18"/>
-              </w:rPr>
-              <w:t>2</w:t>
-            </w:r>
-          </w:p>
-        </w:tc>
-        <w:tc>
-          <w:tcPr>
-            <w:tcW w:w="1217" w:type="dxa"/>
-          </w:tcPr>
-          <w:p>
-            <w:pPr>
-              <w:rPr>
-                <w:sz w:val="18"/>
-                <w:szCs w:val="18"/>
-              </w:rPr>
-            </w:pPr>
-            <w:r>
-              <w:rPr>
-                <w:sz w:val="18"/>
-                <w:szCs w:val="18"/>
-              </w:rPr>
-              <w:t>3</w:t>
-            </w:r>
-          </w:p>
-        </w:tc>
-        <w:tc>
-          <w:tcPr>
-            <w:tcW w:w="1218" w:type="dxa"/>
-          </w:tcPr>
-          <w:p>
-            <w:pPr>
-              <w:rPr>
-                <w:sz w:val="18"/>
-                <w:szCs w:val="18"/>
-              </w:rPr>
-            </w:pPr>
-            <w:r>
-              <w:rPr>
-                <w:sz w:val="18"/>
-                <w:szCs w:val="18"/>
-              </w:rPr>
-              <w:t>6</w:t>
-            </w:r>
-          </w:p>
-        </w:tc>
-      </w:tr>
-      <w:tr>
-        <w:tc>
-          <w:tcPr>
-            <w:tcW w:w="1217" w:type="dxa"/>
-          </w:tcPr>
-          <w:p>
-            <w:pPr>
-              <w:rPr>
-                <w:sz w:val="18"/>
-                <w:szCs w:val="18"/>
-              </w:rPr>
-            </w:pPr>
-            <w:r>
-              <w:rPr>
-                <w:sz w:val="18"/>
-                <w:szCs w:val="18"/>
-              </w:rPr>
-              <w:t>Rozprysk(X)</w:t>
-            </w:r>
-          </w:p>
-        </w:tc>
-        <w:tc>
-          <w:tcPr>
-            <w:tcW w:w="1217" w:type="dxa"/>
-          </w:tcPr>
-          <w:p>
-            <w:pPr>
-              <w:rPr>
-                <w:sz w:val="18"/>
-                <w:szCs w:val="18"/>
-              </w:rPr>
-            </w:pPr>
-            <w:r>
-              <w:rPr>
-                <w:sz w:val="18"/>
-                <w:szCs w:val="18"/>
-              </w:rPr>
-              <w:t>1,9</w:t>
-            </w:r>
-          </w:p>
-        </w:tc>
-        <w:tc>
-          <w:tcPr>
-            <w:tcW w:w="1217" w:type="dxa"/>
-          </w:tcPr>
-          <w:p>
-            <w:pPr>
-              <w:rPr>
-                <w:sz w:val="18"/>
-                <w:szCs w:val="18"/>
-              </w:rPr>
-            </w:pPr>
-            <w:r>
-              <w:rPr>
-                <w:sz w:val="18"/>
-                <w:szCs w:val="18"/>
-              </w:rPr>
-              <w:t>2,7</w:t>
-            </w:r>
-          </w:p>
-        </w:tc>
-        <w:tc>
-          <w:tcPr>
-            <w:tcW w:w="1218" w:type="dxa"/>
-          </w:tcPr>
-          <w:p>
-            <w:pPr>
-              <w:rPr>
-                <w:sz w:val="18"/>
-                <w:szCs w:val="18"/>
-              </w:rPr>
-            </w:pPr>
-            <w:r>
-              <w:rPr>
-                <w:sz w:val="18"/>
-                <w:szCs w:val="18"/>
-              </w:rPr>
-              <w:t>4,3</w:t>
-            </w:r>
-          </w:p>
-        </w:tc>
-      </w:tr>
-      <w:tr>
-        <w:tc>
-          <w:tcPr>
-            <w:tcW w:w="1217" w:type="dxa"/>
-          </w:tcPr>
-          <w:p>
-            <w:pPr>
-              <w:rPr>
-                <w:sz w:val="18"/>
-                <w:szCs w:val="18"/>
-              </w:rPr>
-            </w:pPr>
-            <w:r>
-              <w:rPr>
-                <w:sz w:val="18"/>
-                <w:szCs w:val="18"/>
-              </w:rPr>
-              <w:t>Zabójczy(X)</w:t>
-            </w:r>
-          </w:p>
-        </w:tc>
-        <w:tc>
-          <w:tcPr>
-            <w:tcW w:w="1217" w:type="dxa"/>
-          </w:tcPr>
-          <w:p>
-            <w:pPr>
-              <w:rPr>
-                <w:sz w:val="18"/>
-                <w:szCs w:val="18"/>
-              </w:rPr>
-            </w:pPr>
-            <w:r>
-              <w:rPr>
-                <w:sz w:val="18"/>
-                <w:szCs w:val="18"/>
-              </w:rPr>
-              <w:t>1,8</w:t>
-            </w:r>
-          </w:p>
-        </w:tc>
-        <w:tc>
-          <w:tcPr>
-            <w:tcW w:w="1217" w:type="dxa"/>
-          </w:tcPr>
-          <w:p>
-            <w:pPr>
-              <w:rPr>
-                <w:sz w:val="18"/>
-                <w:szCs w:val="18"/>
-              </w:rPr>
-            </w:pPr>
-            <w:r>
-              <w:rPr>
-                <w:sz w:val="18"/>
-                <w:szCs w:val="18"/>
-              </w:rPr>
-              <w:t>2,5</w:t>
-            </w:r>
-          </w:p>
-        </w:tc>
-        <w:tc>
-          <w:tcPr>
-            <w:tcW w:w="1218" w:type="dxa"/>
-          </w:tcPr>
-          <w:p>
-            <w:pPr>
-              <w:rPr>
-                <w:sz w:val="18"/>
-                <w:szCs w:val="18"/>
-              </w:rPr>
-            </w:pPr>
-            <w:r>
-              <w:rPr>
-                <w:sz w:val="18"/>
-                <w:szCs w:val="18"/>
-              </w:rPr>
-              <w:t>3,8</w:t>
             </w:r>
           </w:p>
         </w:tc>
@@ -17611,7 +17449,7 @@
                 <w:sz w:val="18"/>
                 <w:szCs w:val="18"/>
               </w:rPr>
-              <w:t>Niebezpośredni</w:t>
+              <w:t>Rozprysk(X)</w:t>
             </w:r>
           </w:p>
         </w:tc>
@@ -17631,7 +17469,7 @@
                 <w:sz w:val="18"/>
                 <w:szCs w:val="18"/>
               </w:rPr>
-              <w:t xml:space="preserve">*1,2 </w:t>
+              <w:t>*1,9 dla 2, *2,7 dla 3, *4,3 dla 6</w:t>
             </w:r>
           </w:p>
         </w:tc>
@@ -17653,7 +17491,7 @@
                 <w:sz w:val="18"/>
                 <w:szCs w:val="18"/>
               </w:rPr>
-              <w:t>Namierzanie</w:t>
+              <w:t>Zabójczy(X)</w:t>
             </w:r>
           </w:p>
         </w:tc>
@@ -17673,7 +17511,49 @@
                 <w:sz w:val="18"/>
                 <w:szCs w:val="18"/>
               </w:rPr>
-              <w:t>*1,1 i patrz szansa trafienia</w:t>
+              <w:t>*1,</w:t>
+            </w:r>
+            <w:r>
+              <w:rPr>
+                <w:sz w:val="18"/>
+                <w:szCs w:val="18"/>
+              </w:rPr>
+              <w:t>8</w:t>
+            </w:r>
+            <w:r>
+              <w:rPr>
+                <w:sz w:val="18"/>
+                <w:szCs w:val="18"/>
+              </w:rPr>
+              <w:t xml:space="preserve"> dla 2, *2,</w:t>
+            </w:r>
+            <w:r>
+              <w:rPr>
+                <w:sz w:val="18"/>
+                <w:szCs w:val="18"/>
+              </w:rPr>
+              <w:t>5</w:t>
+            </w:r>
+            <w:r>
+              <w:rPr>
+                <w:sz w:val="18"/>
+                <w:szCs w:val="18"/>
+              </w:rPr>
+              <w:t xml:space="preserve"> dla 3, *</w:t>
+            </w:r>
+            <w:r>
+              <w:rPr>
+                <w:sz w:val="18"/>
+                <w:szCs w:val="18"/>
+              </w:rPr>
+              <w:t>3,8</w:t>
+            </w:r>
+            <w:r>
+              <w:rPr>
+                <w:sz w:val="18"/>
+                <w:szCs w:val="18"/>
+              </w:rPr>
+              <w:t xml:space="preserve"> dla 6</w:t>
             </w:r>
           </w:p>
         </w:tc>
@@ -17695,7 +17575,7 @@
                 <w:sz w:val="18"/>
                 <w:szCs w:val="18"/>
               </w:rPr>
-              <w:t>Zużywalny</w:t>
+              <w:t>Niebezpośredni</w:t>
             </w:r>
           </w:p>
         </w:tc>
@@ -17715,7 +17595,7 @@
                 <w:sz w:val="18"/>
                 <w:szCs w:val="18"/>
               </w:rPr>
-              <w:t>*0,4</w:t>
+              <w:t xml:space="preserve">*1,2 </w:t>
             </w:r>
           </w:p>
         </w:tc>
@@ -17737,7 +17617,7 @@
                 <w:sz w:val="18"/>
                 <w:szCs w:val="18"/>
               </w:rPr>
-              <w:t>Podkręcenie</w:t>
+              <w:t>Namierzanie</w:t>
             </w:r>
           </w:p>
         </w:tc>
@@ -17757,21 +17637,7 @@
                 <w:sz w:val="18"/>
                 <w:szCs w:val="18"/>
               </w:rPr>
-              <w:t>*1</w:t>
-            </w:r>
-            <w:r>
-              <w:rPr>
-                <w:sz w:val="18"/>
-                <w:szCs w:val="18"/>
-              </w:rPr>
-              <w:t>,</w:t>
-            </w:r>
-            <w:r>
-              <w:rPr>
-                <w:sz w:val="18"/>
-                <w:szCs w:val="18"/>
-              </w:rPr>
-              <w:t>05</w:t>
+              <w:t>*1,1 i patrz szansa trafienia</w:t>
             </w:r>
           </w:p>
         </w:tc>
@@ -17793,7 +17659,7 @@
                 <w:sz w:val="18"/>
                 <w:szCs w:val="18"/>
               </w:rPr>
-              <w:t>Zemsta</w:t>
+              <w:t>Zużywalny</w:t>
             </w:r>
           </w:p>
         </w:tc>
@@ -17813,7 +17679,7 @@
                 <w:sz w:val="18"/>
                 <w:szCs w:val="18"/>
               </w:rPr>
-              <w:t>*1,2</w:t>
+              <w:t>*0,4</w:t>
             </w:r>
           </w:p>
         </w:tc>
@@ -17835,7 +17701,7 @@
                 <w:sz w:val="18"/>
                 <w:szCs w:val="18"/>
               </w:rPr>
-              <w:t>Niezawodny</w:t>
+              <w:t>Podkręcenie</w:t>
             </w:r>
           </w:p>
         </w:tc>
@@ -17855,7 +17721,21 @@
                 <w:sz w:val="18"/>
                 <w:szCs w:val="18"/>
               </w:rPr>
-              <w:t>Jakość w szansie trafienia wynosi 2</w:t>
+              <w:t>*1</w:t>
+            </w:r>
+            <w:r>
+              <w:rPr>
+                <w:sz w:val="18"/>
+                <w:szCs w:val="18"/>
+              </w:rPr>
+              <w:t>,</w:t>
+            </w:r>
+            <w:r>
+              <w:rPr>
+                <w:sz w:val="18"/>
+                <w:szCs w:val="18"/>
+              </w:rPr>
+              <w:t>05</w:t>
             </w:r>
           </w:p>
         </w:tc>
@@ -17877,7 +17757,7 @@
                 <w:sz w:val="18"/>
                 <w:szCs w:val="18"/>
               </w:rPr>
-              <w:t>Precyzyjny</w:t>
+              <w:t>Zemsta</w:t>
             </w:r>
           </w:p>
         </w:tc>
@@ -17897,7 +17777,7 @@
                 <w:sz w:val="18"/>
                 <w:szCs w:val="18"/>
               </w:rPr>
-              <w:t>*1,5</w:t>
+              <w:t>*1,2</w:t>
             </w:r>
           </w:p>
         </w:tc>
@@ -17919,7 +17799,7 @@
                 <w:sz w:val="18"/>
                 <w:szCs w:val="18"/>
               </w:rPr>
-              <w:t>Szturmowa</w:t>
+              <w:t>Niezawodny</w:t>
             </w:r>
           </w:p>
         </w:tc>
@@ -17939,7 +17819,7 @@
                 <w:sz w:val="18"/>
                 <w:szCs w:val="18"/>
               </w:rPr>
-              <w:t>Wyceń również jak broń wręcz</w:t>
+              <w:t>Jakość w szansie trafienia wynosi 2</w:t>
             </w:r>
           </w:p>
         </w:tc>
@@ -17961,7 +17841,7 @@
                 <w:sz w:val="18"/>
                 <w:szCs w:val="18"/>
               </w:rPr>
-              <w:t>Przełamanie</w:t>
+              <w:t>Precyzyjny</w:t>
             </w:r>
           </w:p>
         </w:tc>
@@ -18003,7 +17883,7 @@
                 <w:sz w:val="18"/>
                 <w:szCs w:val="18"/>
               </w:rPr>
-              <w:t>Przewidywalny</w:t>
+              <w:t>Szturmowa</w:t>
             </w:r>
           </w:p>
         </w:tc>
@@ -18023,7 +17903,7 @@
                 <w:sz w:val="18"/>
                 <w:szCs w:val="18"/>
               </w:rPr>
-              <w:t>*1,2</w:t>
+              <w:t>Wyceń również jak broń wręcz</w:t>
             </w:r>
           </w:p>
         </w:tc>
@@ -18045,7 +17925,7 @@
                 <w:sz w:val="18"/>
                 <w:szCs w:val="18"/>
               </w:rPr>
-              <w:t>Rezerwa</w:t>
+              <w:t>Przełamanie</w:t>
             </w:r>
           </w:p>
         </w:tc>
@@ -18065,7 +17945,7 @@
                 <w:sz w:val="18"/>
                 <w:szCs w:val="18"/>
               </w:rPr>
-              <w:t>*0,6</w:t>
+              <w:t>*1,5</w:t>
             </w:r>
           </w:p>
         </w:tc>
@@ -18087,7 +17967,7 @@
                 <w:sz w:val="18"/>
                 <w:szCs w:val="18"/>
               </w:rPr>
-              <w:t>Zasadzka</w:t>
+              <w:t>Przewidywalny</w:t>
             </w:r>
           </w:p>
         </w:tc>
@@ -18107,7 +17987,7 @@
                 <w:sz w:val="18"/>
                 <w:szCs w:val="18"/>
               </w:rPr>
-              <w:t>*0,6 broni dystansowej</w:t>
+              <w:t>*1,2</w:t>
             </w:r>
           </w:p>
         </w:tc>
@@ -18129,7 +18009,7 @@
                 <w:sz w:val="18"/>
                 <w:szCs w:val="18"/>
               </w:rPr>
-              <w:t>Porażenie</w:t>
+              <w:t>Rezerwa</w:t>
             </w:r>
           </w:p>
         </w:tc>
@@ -18149,14 +18029,7 @@
                 <w:sz w:val="18"/>
                 <w:szCs w:val="18"/>
               </w:rPr>
-              <w:t>*</w:t>
-            </w:r>
-            <w:r>
-              <w:rPr>
-                <w:sz w:val="18"/>
-                <w:szCs w:val="18"/>
-              </w:rPr>
-              <w:t>1,1 broni wręcz</w:t>
+              <w:t>*0,6</w:t>
             </w:r>
           </w:p>
         </w:tc>
@@ -18178,7 +18051,7 @@
                 <w:sz w:val="18"/>
                 <w:szCs w:val="18"/>
               </w:rPr>
-              <w:t>Zguba</w:t>
+              <w:t>Zasadzka</w:t>
             </w:r>
           </w:p>
         </w:tc>
@@ -18198,7 +18071,7 @@
                 <w:sz w:val="18"/>
                 <w:szCs w:val="18"/>
               </w:rPr>
-              <w:t>*1,05</w:t>
+              <w:t>*0,6 broni dystansowej</w:t>
             </w:r>
           </w:p>
         </w:tc>
@@ -18220,7 +18093,7 @@
                 <w:sz w:val="18"/>
                 <w:szCs w:val="18"/>
               </w:rPr>
-              <w:t>Odwody</w:t>
+              <w:t>Porażenie</w:t>
             </w:r>
           </w:p>
         </w:tc>
@@ -18240,7 +18113,14 @@
                 <w:sz w:val="18"/>
                 <w:szCs w:val="18"/>
               </w:rPr>
-              <w:t>*0,75 jeżeli brak Rezerwa, Zwiadowca lub Zasadzka</w:t>
+              <w:t>*</w:t>
+            </w:r>
+            <w:r>
+              <w:rPr>
+                <w:sz w:val="18"/>
+                <w:szCs w:val="18"/>
+              </w:rPr>
+              <w:t>1,1 broni wręcz</w:t>
             </w:r>
           </w:p>
         </w:tc>
@@ -18262,7 +18142,7 @@
                 <w:sz w:val="18"/>
                 <w:szCs w:val="18"/>
               </w:rPr>
-              <w:t>Strażnik</w:t>
+              <w:t>Zguba</w:t>
             </w:r>
           </w:p>
         </w:tc>
@@ -18282,21 +18162,7 @@
                 <w:sz w:val="18"/>
                 <w:szCs w:val="18"/>
               </w:rPr>
-              <w:t>*1,</w:t>
-            </w:r>
-            <w:r>
-              <w:rPr>
-                <w:sz w:val="18"/>
-                <w:szCs w:val="18"/>
-              </w:rPr>
-              <w:t>7</w:t>
-            </w:r>
-            <w:r>
-              <w:rPr>
-                <w:sz w:val="18"/>
-                <w:szCs w:val="18"/>
-              </w:rPr>
-              <w:t xml:space="preserve"> dystansowa</w:t>
+              <w:t>*1,05</w:t>
             </w:r>
           </w:p>
         </w:tc>
@@ -18318,7 +18184,7 @@
                 <w:sz w:val="18"/>
                 <w:szCs w:val="18"/>
               </w:rPr>
-              <w:t>Niestrudzony</w:t>
+              <w:t>Odwody</w:t>
             </w:r>
           </w:p>
         </w:tc>
@@ -18338,7 +18204,7 @@
                 <w:sz w:val="18"/>
                 <w:szCs w:val="18"/>
               </w:rPr>
-              <w:t>*1,5</w:t>
+              <w:t>*0,75 jeżeli brak Rezerwa, Zwiadowca lub Zasadzka</w:t>
             </w:r>
           </w:p>
         </w:tc>
@@ -18360,7 +18226,7 @@
                 <w:sz w:val="18"/>
                 <w:szCs w:val="18"/>
               </w:rPr>
-              <w:t>Sterowany</w:t>
+              <w:t>Strażnik</w:t>
             </w:r>
           </w:p>
         </w:tc>
@@ -18380,7 +18246,21 @@
                 <w:sz w:val="18"/>
                 <w:szCs w:val="18"/>
               </w:rPr>
-              <w:t>*1,5</w:t>
+              <w:t>*1,</w:t>
+            </w:r>
+            <w:r>
+              <w:rPr>
+                <w:sz w:val="18"/>
+                <w:szCs w:val="18"/>
+              </w:rPr>
+              <w:t>7</w:t>
+            </w:r>
+            <w:r>
+              <w:rPr>
+                <w:sz w:val="18"/>
+                <w:szCs w:val="18"/>
+              </w:rPr>
+              <w:t xml:space="preserve"> dystansowa</w:t>
             </w:r>
           </w:p>
         </w:tc>
@@ -18402,7 +18282,7 @@
                 <w:sz w:val="18"/>
                 <w:szCs w:val="18"/>
               </w:rPr>
-              <w:t>Bastion</w:t>
+              <w:t>Niestrudzony</w:t>
             </w:r>
           </w:p>
         </w:tc>
@@ -18422,21 +18302,7 @@
                 <w:sz w:val="18"/>
                 <w:szCs w:val="18"/>
               </w:rPr>
-              <w:t>*1</w:t>
-            </w:r>
-            <w:r>
-              <w:rPr>
-                <w:sz w:val="18"/>
-                <w:szCs w:val="18"/>
-              </w:rPr>
-              <w:t>,2</w:t>
-            </w:r>
-            <w:r>
-              <w:rPr>
-                <w:sz w:val="18"/>
-                <w:szCs w:val="18"/>
-              </w:rPr>
-              <w:t xml:space="preserve"> broni wręcz</w:t>
+              <w:t>*1,5</w:t>
             </w:r>
           </w:p>
         </w:tc>
@@ -18458,6 +18324,104 @@
                 <w:sz w:val="18"/>
                 <w:szCs w:val="18"/>
               </w:rPr>
+              <w:t>Sterowany</w:t>
+            </w:r>
+          </w:p>
+        </w:tc>
+        <w:tc>
+          <w:tcPr>
+            <w:tcW w:w="3433" w:type="dxa"/>
+          </w:tcPr>
+          <w:p>
+            <w:pPr>
+              <w:rPr>
+                <w:sz w:val="18"/>
+                <w:szCs w:val="18"/>
+              </w:rPr>
+            </w:pPr>
+            <w:r>
+              <w:rPr>
+                <w:sz w:val="18"/>
+                <w:szCs w:val="18"/>
+              </w:rPr>
+              <w:t>*1,5</w:t>
+            </w:r>
+          </w:p>
+        </w:tc>
+      </w:tr>
+      <w:tr>
+        <w:tc>
+          <w:tcPr>
+            <w:tcW w:w="1436" w:type="dxa"/>
+          </w:tcPr>
+          <w:p>
+            <w:pPr>
+              <w:rPr>
+                <w:sz w:val="18"/>
+                <w:szCs w:val="18"/>
+              </w:rPr>
+            </w:pPr>
+            <w:r>
+              <w:rPr>
+                <w:sz w:val="18"/>
+                <w:szCs w:val="18"/>
+              </w:rPr>
+              <w:t>Bastion</w:t>
+            </w:r>
+          </w:p>
+        </w:tc>
+        <w:tc>
+          <w:tcPr>
+            <w:tcW w:w="3433" w:type="dxa"/>
+          </w:tcPr>
+          <w:p>
+            <w:pPr>
+              <w:rPr>
+                <w:sz w:val="18"/>
+                <w:szCs w:val="18"/>
+              </w:rPr>
+            </w:pPr>
+            <w:r>
+              <w:rPr>
+                <w:sz w:val="18"/>
+                <w:szCs w:val="18"/>
+              </w:rPr>
+              <w:t>*1</w:t>
+            </w:r>
+            <w:r>
+              <w:rPr>
+                <w:sz w:val="18"/>
+                <w:szCs w:val="18"/>
+              </w:rPr>
+              <w:t>,2</w:t>
+            </w:r>
+            <w:r>
+              <w:rPr>
+                <w:sz w:val="18"/>
+                <w:szCs w:val="18"/>
+              </w:rPr>
+              <w:t xml:space="preserve"> broni wręcz</w:t>
+            </w:r>
+          </w:p>
+        </w:tc>
+      </w:tr>
+      <w:tr>
+        <w:tc>
+          <w:tcPr>
+            <w:tcW w:w="1436" w:type="dxa"/>
+          </w:tcPr>
+          <w:p>
+            <w:pPr>
+              <w:rPr>
+                <w:sz w:val="18"/>
+                <w:szCs w:val="18"/>
+              </w:rPr>
+            </w:pPr>
+            <w:r>
+              <w:rPr>
+                <w:sz w:val="18"/>
+                <w:szCs w:val="18"/>
+              </w:rPr>
               <w:t>Dywersant</w:t>
             </w:r>
           </w:p>
@@ -18526,23 +18490,23 @@
           <w:sz w:val="18"/>
           <w:szCs w:val="18"/>
         </w:rPr>
+        <w:t>Aury</w:t>
+      </w:r>
+    </w:p>
+    <w:p>
+      <w:pPr>
+        <w:spacing w:after="0"/>
+        <w:rPr>
+          <w:sz w:val="18"/>
+          <w:szCs w:val="18"/>
+        </w:rPr>
+      </w:pPr>
+      <w:r>
+        <w:rPr>
+          <w:sz w:val="18"/>
+          <w:szCs w:val="18"/>
+        </w:rPr>
         <w:lastRenderedPageBreak/>
-        <w:t>Aury</w:t>
-      </w:r>
-    </w:p>
-    <w:p>
-      <w:pPr>
-        <w:spacing w:after="0"/>
-        <w:rPr>
-          <w:sz w:val="18"/>
-          <w:szCs w:val="18"/>
-        </w:rPr>
-      </w:pPr>
-      <w:r>
-        <w:rPr>
-          <w:sz w:val="18"/>
-          <w:szCs w:val="18"/>
-        </w:rPr>
         <w:t>Aur</w:t>
       </w:r>
       <w:r>

--- a/app/static/docs/SZOP.docx
+++ b/app/static/docs/SZOP.docx
@@ -15349,6 +15349,407 @@
       <w:pPr>
         <w:spacing w:after="0"/>
         <w:rPr>
+          <w:sz w:val="18"/>
+          <w:szCs w:val="18"/>
+        </w:rPr>
+      </w:pPr>
+      <w:r>
+        <w:rPr>
+          <w:b/>
+          <w:bCs/>
+          <w:sz w:val="18"/>
+          <w:szCs w:val="18"/>
+        </w:rPr>
+        <w:t>Podstawki:</w:t>
+      </w:r>
+      <w:r>
+        <w:rPr>
+          <w:sz w:val="18"/>
+          <w:szCs w:val="18"/>
+        </w:rPr>
+        <w:t xml:space="preserve"> </w:t>
+      </w:r>
+      <w:r>
+        <w:rPr>
+          <w:sz w:val="18"/>
+          <w:szCs w:val="18"/>
+        </w:rPr>
+        <w:t xml:space="preserve">modele z najtańszą </w:t>
+      </w:r>
+      <w:r>
+        <w:rPr>
+          <w:sz w:val="18"/>
+          <w:szCs w:val="18"/>
+        </w:rPr>
+        <w:t xml:space="preserve">bronią wręcz w oddziale, powyżej progowej </w:t>
+      </w:r>
+      <w:r>
+        <w:rPr>
+          <w:sz w:val="18"/>
+          <w:szCs w:val="18"/>
+        </w:rPr>
+        <w:t>liczby</w:t>
+      </w:r>
+      <w:r>
+        <w:rPr>
+          <w:sz w:val="18"/>
+          <w:szCs w:val="18"/>
+        </w:rPr>
+        <w:t xml:space="preserve"> mnożą </w:t>
+      </w:r>
+      <w:r>
+        <w:rPr>
+          <w:sz w:val="18"/>
+          <w:szCs w:val="18"/>
+        </w:rPr>
+        <w:t>jej koszt przez:</w:t>
+      </w:r>
+    </w:p>
+    <w:tbl>
+      <w:tblPr>
+        <w:tblStyle w:val="Tabela-Siatka"/>
+        <w:tblW w:w="0" w:type="auto"/>
+        <w:tblLook w:val="04A0" w:firstRow="1" w:lastRow="0" w:firstColumn="1" w:lastColumn="0" w:noHBand="0" w:noVBand="1"/>
+      </w:tblPr>
+      <w:tblGrid>
+        <w:gridCol w:w="1217"/>
+        <w:gridCol w:w="2180"/>
+        <w:gridCol w:w="851"/>
+        <w:gridCol w:w="621"/>
+      </w:tblGrid>
+      <w:tr>
+        <w:tc>
+          <w:tcPr>
+            <w:tcW w:w="1217" w:type="dxa"/>
+          </w:tcPr>
+          <w:p>
+            <w:pPr>
+              <w:rPr>
+                <w:sz w:val="18"/>
+                <w:szCs w:val="18"/>
+              </w:rPr>
+            </w:pPr>
+            <w:r>
+              <w:rPr>
+                <w:sz w:val="18"/>
+                <w:szCs w:val="18"/>
+              </w:rPr>
+              <w:t>Podstawka</w:t>
+            </w:r>
+          </w:p>
+        </w:tc>
+        <w:tc>
+          <w:tcPr>
+            <w:tcW w:w="2180" w:type="dxa"/>
+          </w:tcPr>
+          <w:p>
+            <w:pPr>
+              <w:rPr>
+                <w:sz w:val="18"/>
+                <w:szCs w:val="18"/>
+              </w:rPr>
+            </w:pPr>
+            <w:r>
+              <w:rPr>
+                <w:sz w:val="18"/>
+                <w:szCs w:val="18"/>
+              </w:rPr>
+              <w:t>Rozmiar</w:t>
+            </w:r>
+          </w:p>
+        </w:tc>
+        <w:tc>
+          <w:tcPr>
+            <w:tcW w:w="851" w:type="dxa"/>
+          </w:tcPr>
+          <w:p>
+            <w:pPr>
+              <w:rPr>
+                <w:sz w:val="18"/>
+                <w:szCs w:val="18"/>
+              </w:rPr>
+            </w:pPr>
+            <w:r>
+              <w:rPr>
+                <w:sz w:val="18"/>
+                <w:szCs w:val="18"/>
+              </w:rPr>
+              <w:t>*0,5</w:t>
+            </w:r>
+          </w:p>
+        </w:tc>
+        <w:tc>
+          <w:tcPr>
+            <w:tcW w:w="621" w:type="dxa"/>
+          </w:tcPr>
+          <w:p>
+            <w:pPr>
+              <w:rPr>
+                <w:sz w:val="18"/>
+                <w:szCs w:val="18"/>
+              </w:rPr>
+            </w:pPr>
+            <w:r>
+              <w:rPr>
+                <w:sz w:val="18"/>
+                <w:szCs w:val="18"/>
+              </w:rPr>
+              <w:t>*0,1</w:t>
+            </w:r>
+          </w:p>
+        </w:tc>
+      </w:tr>
+      <w:tr>
+        <w:tc>
+          <w:tcPr>
+            <w:tcW w:w="1217" w:type="dxa"/>
+          </w:tcPr>
+          <w:p>
+            <w:pPr>
+              <w:rPr>
+                <w:sz w:val="18"/>
+                <w:szCs w:val="18"/>
+              </w:rPr>
+            </w:pPr>
+            <w:r>
+              <w:rPr>
+                <w:sz w:val="18"/>
+                <w:szCs w:val="18"/>
+              </w:rPr>
+              <w:t>Mała</w:t>
+            </w:r>
+          </w:p>
+        </w:tc>
+        <w:tc>
+          <w:tcPr>
+            <w:tcW w:w="2180" w:type="dxa"/>
+          </w:tcPr>
+          <w:p>
+            <w:pPr>
+              <w:rPr>
+                <w:sz w:val="18"/>
+                <w:szCs w:val="18"/>
+              </w:rPr>
+            </w:pPr>
+            <w:r>
+              <w:rPr>
+                <w:sz w:val="18"/>
+                <w:szCs w:val="18"/>
+              </w:rPr>
+              <w:t>Do 32mm średnicy</w:t>
+            </w:r>
+          </w:p>
+        </w:tc>
+        <w:tc>
+          <w:tcPr>
+            <w:tcW w:w="851" w:type="dxa"/>
+          </w:tcPr>
+          <w:p>
+            <w:pPr>
+              <w:rPr>
+                <w:sz w:val="18"/>
+                <w:szCs w:val="18"/>
+              </w:rPr>
+            </w:pPr>
+            <w:r>
+              <w:rPr>
+                <w:sz w:val="18"/>
+                <w:szCs w:val="18"/>
+              </w:rPr>
+              <w:t>8</w:t>
+            </w:r>
+          </w:p>
+        </w:tc>
+        <w:tc>
+          <w:tcPr>
+            <w:tcW w:w="621" w:type="dxa"/>
+          </w:tcPr>
+          <w:p>
+            <w:pPr>
+              <w:rPr>
+                <w:sz w:val="18"/>
+                <w:szCs w:val="18"/>
+              </w:rPr>
+            </w:pPr>
+            <w:r>
+              <w:rPr>
+                <w:sz w:val="18"/>
+                <w:szCs w:val="18"/>
+              </w:rPr>
+              <w:t>12</w:t>
+            </w:r>
+          </w:p>
+        </w:tc>
+      </w:tr>
+      <w:tr>
+        <w:tc>
+          <w:tcPr>
+            <w:tcW w:w="1217" w:type="dxa"/>
+          </w:tcPr>
+          <w:p>
+            <w:pPr>
+              <w:rPr>
+                <w:sz w:val="18"/>
+                <w:szCs w:val="18"/>
+              </w:rPr>
+            </w:pPr>
+            <w:r>
+              <w:rPr>
+                <w:sz w:val="18"/>
+                <w:szCs w:val="18"/>
+              </w:rPr>
+              <w:t>Średnia</w:t>
+            </w:r>
+          </w:p>
+        </w:tc>
+        <w:tc>
+          <w:tcPr>
+            <w:tcW w:w="2180" w:type="dxa"/>
+          </w:tcPr>
+          <w:p>
+            <w:pPr>
+              <w:rPr>
+                <w:sz w:val="18"/>
+                <w:szCs w:val="18"/>
+              </w:rPr>
+            </w:pPr>
+            <w:r>
+              <w:rPr>
+                <w:sz w:val="18"/>
+                <w:szCs w:val="18"/>
+              </w:rPr>
+              <w:t>Pozostałe</w:t>
+            </w:r>
+          </w:p>
+        </w:tc>
+        <w:tc>
+          <w:tcPr>
+            <w:tcW w:w="851" w:type="dxa"/>
+          </w:tcPr>
+          <w:p>
+            <w:pPr>
+              <w:rPr>
+                <w:sz w:val="18"/>
+                <w:szCs w:val="18"/>
+              </w:rPr>
+            </w:pPr>
+            <w:r>
+              <w:rPr>
+                <w:sz w:val="18"/>
+                <w:szCs w:val="18"/>
+              </w:rPr>
+              <w:t>6</w:t>
+            </w:r>
+          </w:p>
+        </w:tc>
+        <w:tc>
+          <w:tcPr>
+            <w:tcW w:w="621" w:type="dxa"/>
+          </w:tcPr>
+          <w:p>
+            <w:pPr>
+              <w:rPr>
+                <w:sz w:val="18"/>
+                <w:szCs w:val="18"/>
+              </w:rPr>
+            </w:pPr>
+            <w:r>
+              <w:rPr>
+                <w:sz w:val="18"/>
+                <w:szCs w:val="18"/>
+              </w:rPr>
+              <w:t>8</w:t>
+            </w:r>
+          </w:p>
+        </w:tc>
+      </w:tr>
+      <w:tr>
+        <w:tc>
+          <w:tcPr>
+            <w:tcW w:w="1217" w:type="dxa"/>
+          </w:tcPr>
+          <w:p>
+            <w:pPr>
+              <w:rPr>
+                <w:sz w:val="18"/>
+                <w:szCs w:val="18"/>
+              </w:rPr>
+            </w:pPr>
+            <w:r>
+              <w:rPr>
+                <w:sz w:val="18"/>
+                <w:szCs w:val="18"/>
+              </w:rPr>
+              <w:t>Duża</w:t>
+            </w:r>
+          </w:p>
+        </w:tc>
+        <w:tc>
+          <w:tcPr>
+            <w:tcW w:w="2180" w:type="dxa"/>
+          </w:tcPr>
+          <w:p>
+            <w:pPr>
+              <w:rPr>
+                <w:sz w:val="18"/>
+                <w:szCs w:val="18"/>
+              </w:rPr>
+            </w:pPr>
+            <w:r>
+              <w:rPr>
+                <w:sz w:val="18"/>
+                <w:szCs w:val="18"/>
+              </w:rPr>
+              <w:t>Od 60mm średnicy</w:t>
+            </w:r>
+          </w:p>
+        </w:tc>
+        <w:tc>
+          <w:tcPr>
+            <w:tcW w:w="851" w:type="dxa"/>
+          </w:tcPr>
+          <w:p>
+            <w:pPr>
+              <w:rPr>
+                <w:sz w:val="18"/>
+                <w:szCs w:val="18"/>
+              </w:rPr>
+            </w:pPr>
+            <w:r>
+              <w:rPr>
+                <w:sz w:val="18"/>
+                <w:szCs w:val="18"/>
+              </w:rPr>
+              <w:t>2</w:t>
+            </w:r>
+          </w:p>
+        </w:tc>
+        <w:tc>
+          <w:tcPr>
+            <w:tcW w:w="621" w:type="dxa"/>
+          </w:tcPr>
+          <w:p>
+            <w:pPr>
+              <w:rPr>
+                <w:sz w:val="18"/>
+                <w:szCs w:val="18"/>
+              </w:rPr>
+            </w:pPr>
+            <w:r>
+              <w:rPr>
+                <w:sz w:val="18"/>
+                <w:szCs w:val="18"/>
+              </w:rPr>
+              <w:t>4</w:t>
+            </w:r>
+          </w:p>
+        </w:tc>
+      </w:tr>
+    </w:tbl>
+    <w:p>
+      <w:pPr>
+        <w:spacing w:after="0"/>
+        <w:rPr>
           <w:b/>
           <w:bCs/>
           <w:sz w:val="18"/>
@@ -17511,21 +17912,7 @@
                 <w:sz w:val="18"/>
                 <w:szCs w:val="18"/>
               </w:rPr>
-              <w:t>*1,</w:t>
-            </w:r>
-            <w:r>
-              <w:rPr>
-                <w:sz w:val="18"/>
-                <w:szCs w:val="18"/>
-              </w:rPr>
-              <w:t>8</w:t>
-            </w:r>
-            <w:r>
-              <w:rPr>
-                <w:sz w:val="18"/>
-                <w:szCs w:val="18"/>
-              </w:rPr>
-              <w:t xml:space="preserve"> dla 2, *2,</w:t>
+              <w:t>*1,8 dla 2, *2,</w:t>
             </w:r>
             <w:r>
               <w:rPr>
@@ -18324,6 +18711,7 @@
                 <w:sz w:val="18"/>
                 <w:szCs w:val="18"/>
               </w:rPr>
+              <w:lastRenderedPageBreak/>
               <w:t>Sterowany</w:t>
             </w:r>
           </w:p>
@@ -18506,7 +18894,6 @@
           <w:sz w:val="18"/>
           <w:szCs w:val="18"/>
         </w:rPr>
-        <w:lastRenderedPageBreak/>
         <w:t>Aur</w:t>
       </w:r>
       <w:r>

--- a/app/static/docs/SZOP.docx
+++ b/app/static/docs/SZOP.docx
@@ -1,6 +1,6 @@
 
 <file path=word/document.xml><?xml version="1.0" encoding="utf-8"?>
-<w:document xmlns:wpc="http://schemas.microsoft.com/office/word/2010/wordprocessingCanvas" xmlns:cx="http://schemas.microsoft.com/office/drawing/2014/chartex" xmlns:cx1="http://schemas.microsoft.com/office/drawing/2015/9/8/chartex" xmlns:cx2="http://schemas.microsoft.com/office/drawing/2015/10/21/chartex" xmlns:cx3="http://schemas.microsoft.com/office/drawing/2016/5/9/chartex" xmlns:cx4="http://schemas.microsoft.com/office/drawing/2016/5/10/chartex" xmlns:cx5="http://schemas.microsoft.com/office/drawing/2016/5/11/chartex" xmlns:cx6="http://schemas.microsoft.com/office/drawing/2016/5/12/chartex" xmlns:cx7="http://schemas.microsoft.com/office/drawing/2016/5/13/chartex" xmlns:cx8="http://schemas.microsoft.com/office/drawing/2016/5/14/chartex" xmlns:mc="http://schemas.openxmlformats.org/markup-compatibility/2006" xmlns:aink="http://schemas.microsoft.com/office/drawing/2016/ink" xmlns:am3d="http://schemas.microsoft.com/office/drawing/2017/model3d" xmlns:o="urn:schemas-microsoft-com:office:office" xmlns:oel="http://schemas.microsoft.com/office/2019/extlst" xmlns:r="http://schemas.openxmlformats.org/officeDocument/2006/relationships" xmlns:m="http://schemas.openxmlformats.org/officeDocument/2006/math" xmlns:v="urn:schemas-microsoft-com:vml" xmlns:wp14="http://schemas.microsoft.com/office/word/2010/wordprocessingDrawing" xmlns:wp="http://schemas.openxmlformats.org/drawingml/2006/wordprocessingDrawing" xmlns:w10="urn:schemas-microsoft-com:office:word" xmlns:w="http://schemas.openxmlformats.org/wordprocessingml/2006/main" xmlns:w14="http://schemas.microsoft.com/office/word/2010/wordml" xmlns:w15="http://schemas.microsoft.com/office/word/2012/wordml" xmlns:w16cex="http://schemas.microsoft.com/office/word/2018/wordml/cex" xmlns:w16cid="http://schemas.microsoft.com/office/word/2016/wordml/cid" xmlns:w16="http://schemas.microsoft.com/office/word/2018/wordml" xmlns:w16du="http://schemas.microsoft.com/office/word/2023/wordml/word16du" xmlns:w16sdtdh="http://schemas.microsoft.com/office/word/2020/wordml/sdtdatahash" xmlns:w16sdtfl="http://schemas.microsoft.com/office/word/2024/wordml/sdtformatlock" xmlns:w16se="http://schemas.microsoft.com/office/word/2015/wordml/symex" xmlns:wpg="http://schemas.microsoft.com/office/word/2010/wordprocessingGroup" xmlns:wpi="http://schemas.microsoft.com/office/word/2010/wordprocessingInk" xmlns:wne="http://schemas.microsoft.com/office/word/2006/wordml" xmlns:wps="http://schemas.microsoft.com/office/word/2010/wordprocessingShape" mc:Ignorable="w14 w15 w16se w16cid w16 w16cex w16sdtdh w16sdtfl w16du wp14">
+<w:document xmlns:wpc="http://schemas.microsoft.com/office/word/2010/wordprocessingCanvas" xmlns:cx="http://schemas.microsoft.com/office/drawing/2014/chartex" xmlns:cx1="http://schemas.microsoft.com/office/drawing/2015/9/8/chartex" xmlns:cx2="http://schemas.microsoft.com/office/drawing/2015/10/21/chartex" xmlns:cx3="http://schemas.microsoft.com/office/drawing/2016/5/9/chartex" xmlns:cx4="http://schemas.microsoft.com/office/drawing/2016/5/10/chartex" xmlns:cx5="http://schemas.microsoft.com/office/drawing/2016/5/11/chartex" xmlns:cx6="http://schemas.microsoft.com/office/drawing/2016/5/12/chartex" xmlns:cx7="http://schemas.microsoft.com/office/drawing/2016/5/13/chartex" xmlns:cx8="http://schemas.microsoft.com/office/drawing/2016/5/14/chartex" xmlns:mc="http://schemas.openxmlformats.org/markup-compatibility/2006" xmlns:aink="http://schemas.microsoft.com/office/drawing/2016/ink" xmlns:am3d="http://schemas.microsoft.com/office/drawing/2017/model3d" xmlns:o="urn:schemas-microsoft-com:office:office" xmlns:oel="http://schemas.microsoft.com/office/2019/extlst" xmlns:r="http://schemas.openxmlformats.org/officeDocument/2006/relationships" xmlns:m="http://schemas.openxmlformats.org/officeDocument/2006/math" xmlns:v="urn:schemas-microsoft-com:vml" xmlns:wp14="http://schemas.microsoft.com/office/word/2010/wordprocessingDrawing" xmlns:wp="http://schemas.openxmlformats.org/drawingml/2006/wordprocessingDrawing" xmlns:w10="urn:schemas-microsoft-com:office:word" xmlns:w="http://schemas.openxmlformats.org/wordprocessingml/2006/main" xmlns:w14="http://schemas.microsoft.com/office/word/2010/wordml" xmlns:w15="http://schemas.microsoft.com/office/word/2012/wordml" xmlns:w16cei="http://schemas.microsoft.com/office/word/2026/wordml/cei" xmlns:w16cex="http://schemas.microsoft.com/office/word/2018/wordml/cex" xmlns:w16cid="http://schemas.microsoft.com/office/word/2016/wordml/cid" xmlns:w16="http://schemas.microsoft.com/office/word/2018/wordml" xmlns:w16du="http://schemas.microsoft.com/office/word/2023/wordml/word16du" xmlns:w16sdtdh="http://schemas.microsoft.com/office/word/2020/wordml/sdtdatahash" xmlns:w16sdtfl="http://schemas.microsoft.com/office/word/2024/wordml/sdtformatlock" xmlns:w16se="http://schemas.microsoft.com/office/word/2015/wordml/symex" xmlns:wpg="http://schemas.microsoft.com/office/word/2010/wordprocessingGroup" xmlns:wpi="http://schemas.microsoft.com/office/word/2010/wordprocessingInk" xmlns:wne="http://schemas.microsoft.com/office/word/2006/wordml" xmlns:wps="http://schemas.microsoft.com/office/word/2010/wordprocessingShape" mc:Ignorable="w14 w15 w16se w16cid w16 w16cex w16sdtdh w16sdtfl w16du wp14">
   <w:body>
     <w:p>
       <w:pPr>
@@ -4508,7 +4508,21 @@
           <w:sz w:val="18"/>
           <w:szCs w:val="18"/>
         </w:rPr>
-        <w:t xml:space="preserve"> dowolnym miejscu.</w:t>
+        <w:t xml:space="preserve"> dowolnym miejscu</w:t>
+      </w:r>
+      <w:r>
+        <w:rPr>
+          <w:sz w:val="18"/>
+          <w:szCs w:val="18"/>
+        </w:rPr>
+        <w:t xml:space="preserve"> więcej niż 2” od wroga</w:t>
+      </w:r>
+      <w:r>
+        <w:rPr>
+          <w:sz w:val="18"/>
+          <w:szCs w:val="18"/>
+        </w:rPr>
+        <w:t>.</w:t>
       </w:r>
       <w:r>
         <w:rPr>
@@ -5691,14 +5705,14 @@
           <w:sz w:val="18"/>
           <w:szCs w:val="18"/>
         </w:rPr>
-        <w:t xml:space="preserve">″ od transportującego oddziału, może jako swoją akcję zostać zdjęty z planszy i stać się transportowany, jeżeli dostępna pojemność na to pozwala. Jeżeli część modeli transportującego oddziału zostanie zniszczona, transportowane oddziały mogą tymczasowo przekraczać jego pojemność. Jeżeli ostatni model transportującego oddziału zostanie zniszczony, nadmiarowe </w:t>
-      </w:r>
-      <w:r>
-        <w:rPr>
-          <w:sz w:val="18"/>
-          <w:szCs w:val="18"/>
-        </w:rPr>
-        <w:t xml:space="preserve">rany przechodzą na </w:t>
+        <w:t xml:space="preserve">″ od transportującego oddziału, może jako swoją akcję zostać zdjęty z planszy i stać się transportowany, jeżeli dostępna pojemność na to pozwala. Jeżeli część modeli transportującego oddziału zostanie zniszczona, transportowane oddziały mogą tymczasowo przekraczać jego pojemność. Jeżeli ostatni model </w:t>
+      </w:r>
+      <w:r>
+        <w:rPr>
+          <w:sz w:val="18"/>
+          <w:szCs w:val="18"/>
+        </w:rPr>
+        <w:t xml:space="preserve">transportującego oddziału zostanie zniszczony, nadmiarowe rany przechodzą na </w:t>
       </w:r>
       <w:r>
         <w:rPr>
@@ -9756,12 +9770,21 @@
                 <w:szCs w:val="18"/>
               </w:rPr>
             </w:pPr>
-            <w:r>
-              <w:rPr>
-                <w:sz w:val="18"/>
-                <w:szCs w:val="18"/>
-              </w:rPr>
-              <w:t>Waagh (-)</w:t>
+            <w:proofErr w:type="spellStart"/>
+            <w:r>
+              <w:rPr>
+                <w:sz w:val="18"/>
+                <w:szCs w:val="18"/>
+              </w:rPr>
+              <w:t>Waagh</w:t>
+            </w:r>
+            <w:proofErr w:type="spellEnd"/>
+            <w:r>
+              <w:rPr>
+                <w:sz w:val="18"/>
+                <w:szCs w:val="18"/>
+              </w:rPr>
+              <w:t xml:space="preserve"> (-)</w:t>
             </w:r>
           </w:p>
         </w:tc>
@@ -10442,8 +10465,17 @@
                 <w:sz w:val="18"/>
                 <w:szCs w:val="18"/>
               </w:rPr>
-              <w:t>Chimera, Sentinel</w:t>
-            </w:r>
+              <w:t xml:space="preserve">Chimera, </w:t>
+            </w:r>
+            <w:proofErr w:type="spellStart"/>
+            <w:r>
+              <w:rPr>
+                <w:sz w:val="18"/>
+                <w:szCs w:val="18"/>
+              </w:rPr>
+              <w:t>Sentinel</w:t>
+            </w:r>
+            <w:proofErr w:type="spellEnd"/>
           </w:p>
         </w:tc>
       </w:tr>
@@ -10504,8 +10536,17 @@
                 <w:sz w:val="18"/>
                 <w:szCs w:val="18"/>
               </w:rPr>
-              <w:t>Drednot, Leman Russ</w:t>
-            </w:r>
+              <w:t xml:space="preserve">Drednot, Leman </w:t>
+            </w:r>
+            <w:proofErr w:type="spellStart"/>
+            <w:r>
+              <w:rPr>
+                <w:sz w:val="18"/>
+                <w:szCs w:val="18"/>
+              </w:rPr>
+              <w:t>Russ</w:t>
+            </w:r>
+            <w:proofErr w:type="spellEnd"/>
           </w:p>
         </w:tc>
       </w:tr>
@@ -10643,7 +10684,7 @@
         </w:trPr>
         <w:tc>
           <w:tcPr>
-            <w:tcW w:w="1394" w:type="dxa"/>
+            <w:tcW w:w="1392" w:type="dxa"/>
           </w:tcPr>
           <w:p>
             <w:pPr>
@@ -10663,7 +10704,7 @@
         </w:tc>
         <w:tc>
           <w:tcPr>
-            <w:tcW w:w="1718" w:type="dxa"/>
+            <w:tcW w:w="1693" w:type="dxa"/>
           </w:tcPr>
           <w:p>
             <w:pPr>
@@ -10705,7 +10746,7 @@
         </w:tc>
         <w:tc>
           <w:tcPr>
-            <w:tcW w:w="556" w:type="dxa"/>
+            <w:tcW w:w="553" w:type="dxa"/>
             <w:textDirection w:val="tbRl"/>
           </w:tcPr>
           <w:p>
@@ -10727,7 +10768,7 @@
         </w:tc>
         <w:tc>
           <w:tcPr>
-            <w:tcW w:w="415" w:type="dxa"/>
+            <w:tcW w:w="448" w:type="dxa"/>
             <w:textDirection w:val="tbRl"/>
           </w:tcPr>
           <w:p>
@@ -10749,7 +10790,7 @@
         </w:tc>
         <w:tc>
           <w:tcPr>
-            <w:tcW w:w="567" w:type="dxa"/>
+            <w:tcW w:w="564" w:type="dxa"/>
             <w:textDirection w:val="tbRl"/>
           </w:tcPr>
           <w:p>
@@ -10773,7 +10814,7 @@
       <w:tr>
         <w:tc>
           <w:tcPr>
-            <w:tcW w:w="1394" w:type="dxa"/>
+            <w:tcW w:w="1392" w:type="dxa"/>
           </w:tcPr>
           <w:p>
             <w:pPr>
@@ -10793,7 +10834,7 @@
         </w:tc>
         <w:tc>
           <w:tcPr>
-            <w:tcW w:w="1718" w:type="dxa"/>
+            <w:tcW w:w="1693" w:type="dxa"/>
           </w:tcPr>
           <w:p>
             <w:pPr>
@@ -10840,7 +10881,7 @@
         </w:tc>
         <w:tc>
           <w:tcPr>
-            <w:tcW w:w="556" w:type="dxa"/>
+            <w:tcW w:w="553" w:type="dxa"/>
           </w:tcPr>
           <w:p>
             <w:pPr>
@@ -10860,7 +10901,7 @@
         </w:tc>
         <w:tc>
           <w:tcPr>
-            <w:tcW w:w="415" w:type="dxa"/>
+            <w:tcW w:w="448" w:type="dxa"/>
           </w:tcPr>
           <w:p>
             <w:pPr>
@@ -10880,7 +10921,7 @@
         </w:tc>
         <w:tc>
           <w:tcPr>
-            <w:tcW w:w="567" w:type="dxa"/>
+            <w:tcW w:w="564" w:type="dxa"/>
           </w:tcPr>
           <w:p>
             <w:pPr>
@@ -10902,7 +10943,7 @@
       <w:tr>
         <w:tc>
           <w:tcPr>
-            <w:tcW w:w="1394" w:type="dxa"/>
+            <w:tcW w:w="1392" w:type="dxa"/>
           </w:tcPr>
           <w:p>
             <w:pPr>
@@ -10922,7 +10963,7 @@
         </w:tc>
         <w:tc>
           <w:tcPr>
-            <w:tcW w:w="1718" w:type="dxa"/>
+            <w:tcW w:w="1693" w:type="dxa"/>
           </w:tcPr>
           <w:p>
             <w:pPr>
@@ -10962,7 +11003,7 @@
         </w:tc>
         <w:tc>
           <w:tcPr>
-            <w:tcW w:w="556" w:type="dxa"/>
+            <w:tcW w:w="553" w:type="dxa"/>
           </w:tcPr>
           <w:p>
             <w:pPr>
@@ -10982,7 +11023,7 @@
         </w:tc>
         <w:tc>
           <w:tcPr>
-            <w:tcW w:w="415" w:type="dxa"/>
+            <w:tcW w:w="448" w:type="dxa"/>
           </w:tcPr>
           <w:p>
             <w:pPr>
@@ -11002,7 +11043,7 @@
         </w:tc>
         <w:tc>
           <w:tcPr>
-            <w:tcW w:w="567" w:type="dxa"/>
+            <w:tcW w:w="564" w:type="dxa"/>
           </w:tcPr>
           <w:p>
             <w:pPr>
@@ -11024,7 +11065,7 @@
       <w:tr>
         <w:tc>
           <w:tcPr>
-            <w:tcW w:w="1394" w:type="dxa"/>
+            <w:tcW w:w="1392" w:type="dxa"/>
           </w:tcPr>
           <w:p>
             <w:pPr>
@@ -11044,7 +11085,7 @@
         </w:tc>
         <w:tc>
           <w:tcPr>
-            <w:tcW w:w="1718" w:type="dxa"/>
+            <w:tcW w:w="1693" w:type="dxa"/>
           </w:tcPr>
           <w:p>
             <w:pPr>
@@ -11084,7 +11125,7 @@
         </w:tc>
         <w:tc>
           <w:tcPr>
-            <w:tcW w:w="556" w:type="dxa"/>
+            <w:tcW w:w="553" w:type="dxa"/>
           </w:tcPr>
           <w:p>
             <w:pPr>
@@ -11104,7 +11145,7 @@
         </w:tc>
         <w:tc>
           <w:tcPr>
-            <w:tcW w:w="415" w:type="dxa"/>
+            <w:tcW w:w="448" w:type="dxa"/>
           </w:tcPr>
           <w:p>
             <w:pPr>
@@ -11124,7 +11165,7 @@
         </w:tc>
         <w:tc>
           <w:tcPr>
-            <w:tcW w:w="567" w:type="dxa"/>
+            <w:tcW w:w="564" w:type="dxa"/>
           </w:tcPr>
           <w:p>
             <w:pPr>
@@ -11146,7 +11187,7 @@
       <w:tr>
         <w:tc>
           <w:tcPr>
-            <w:tcW w:w="1394" w:type="dxa"/>
+            <w:tcW w:w="1392" w:type="dxa"/>
           </w:tcPr>
           <w:p>
             <w:pPr>
@@ -11166,7 +11207,7 @@
         </w:tc>
         <w:tc>
           <w:tcPr>
-            <w:tcW w:w="1718" w:type="dxa"/>
+            <w:tcW w:w="1693" w:type="dxa"/>
           </w:tcPr>
           <w:p>
             <w:pPr>
@@ -11213,7 +11254,7 @@
         </w:tc>
         <w:tc>
           <w:tcPr>
-            <w:tcW w:w="556" w:type="dxa"/>
+            <w:tcW w:w="553" w:type="dxa"/>
           </w:tcPr>
           <w:p>
             <w:pPr>
@@ -11233,7 +11274,7 @@
         </w:tc>
         <w:tc>
           <w:tcPr>
-            <w:tcW w:w="415" w:type="dxa"/>
+            <w:tcW w:w="448" w:type="dxa"/>
           </w:tcPr>
           <w:p>
             <w:pPr>
@@ -11253,7 +11294,7 @@
         </w:tc>
         <w:tc>
           <w:tcPr>
-            <w:tcW w:w="567" w:type="dxa"/>
+            <w:tcW w:w="564" w:type="dxa"/>
           </w:tcPr>
           <w:p>
             <w:pPr>
@@ -11275,7 +11316,7 @@
       <w:tr>
         <w:tc>
           <w:tcPr>
-            <w:tcW w:w="1394" w:type="dxa"/>
+            <w:tcW w:w="1392" w:type="dxa"/>
           </w:tcPr>
           <w:p>
             <w:pPr>
@@ -11295,7 +11336,7 @@
         </w:tc>
         <w:tc>
           <w:tcPr>
-            <w:tcW w:w="1718" w:type="dxa"/>
+            <w:tcW w:w="1693" w:type="dxa"/>
           </w:tcPr>
           <w:p>
             <w:pPr>
@@ -11335,7 +11376,7 @@
         </w:tc>
         <w:tc>
           <w:tcPr>
-            <w:tcW w:w="556" w:type="dxa"/>
+            <w:tcW w:w="553" w:type="dxa"/>
           </w:tcPr>
           <w:p>
             <w:pPr>
@@ -11355,7 +11396,7 @@
         </w:tc>
         <w:tc>
           <w:tcPr>
-            <w:tcW w:w="415" w:type="dxa"/>
+            <w:tcW w:w="448" w:type="dxa"/>
           </w:tcPr>
           <w:p>
             <w:pPr>
@@ -11375,7 +11416,7 @@
         </w:tc>
         <w:tc>
           <w:tcPr>
-            <w:tcW w:w="567" w:type="dxa"/>
+            <w:tcW w:w="564" w:type="dxa"/>
           </w:tcPr>
           <w:p>
             <w:pPr>
@@ -11397,7 +11438,7 @@
       <w:tr>
         <w:tc>
           <w:tcPr>
-            <w:tcW w:w="1394" w:type="dxa"/>
+            <w:tcW w:w="1392" w:type="dxa"/>
           </w:tcPr>
           <w:p>
             <w:pPr>
@@ -11417,7 +11458,7 @@
         </w:tc>
         <w:tc>
           <w:tcPr>
-            <w:tcW w:w="1718" w:type="dxa"/>
+            <w:tcW w:w="1693" w:type="dxa"/>
           </w:tcPr>
           <w:p>
             <w:pPr>
@@ -11457,7 +11498,7 @@
         </w:tc>
         <w:tc>
           <w:tcPr>
-            <w:tcW w:w="556" w:type="dxa"/>
+            <w:tcW w:w="553" w:type="dxa"/>
           </w:tcPr>
           <w:p>
             <w:pPr>
@@ -11477,7 +11518,7 @@
         </w:tc>
         <w:tc>
           <w:tcPr>
-            <w:tcW w:w="415" w:type="dxa"/>
+            <w:tcW w:w="448" w:type="dxa"/>
           </w:tcPr>
           <w:p>
             <w:pPr>
@@ -11497,7 +11538,7 @@
         </w:tc>
         <w:tc>
           <w:tcPr>
-            <w:tcW w:w="567" w:type="dxa"/>
+            <w:tcW w:w="564" w:type="dxa"/>
           </w:tcPr>
           <w:p>
             <w:pPr>
@@ -11519,7 +11560,7 @@
       <w:tr>
         <w:tc>
           <w:tcPr>
-            <w:tcW w:w="1394" w:type="dxa"/>
+            <w:tcW w:w="1392" w:type="dxa"/>
           </w:tcPr>
           <w:p>
             <w:pPr>
@@ -11539,7 +11580,7 @@
         </w:tc>
         <w:tc>
           <w:tcPr>
-            <w:tcW w:w="1718" w:type="dxa"/>
+            <w:tcW w:w="1693" w:type="dxa"/>
           </w:tcPr>
           <w:p>
             <w:pPr>
@@ -11579,7 +11620,7 @@
         </w:tc>
         <w:tc>
           <w:tcPr>
-            <w:tcW w:w="556" w:type="dxa"/>
+            <w:tcW w:w="553" w:type="dxa"/>
           </w:tcPr>
           <w:p>
             <w:pPr>
@@ -11599,7 +11640,7 @@
         </w:tc>
         <w:tc>
           <w:tcPr>
-            <w:tcW w:w="415" w:type="dxa"/>
+            <w:tcW w:w="448" w:type="dxa"/>
           </w:tcPr>
           <w:p>
             <w:pPr>
@@ -11619,7 +11660,7 @@
         </w:tc>
         <w:tc>
           <w:tcPr>
-            <w:tcW w:w="567" w:type="dxa"/>
+            <w:tcW w:w="564" w:type="dxa"/>
           </w:tcPr>
           <w:p>
             <w:pPr>
@@ -11641,7 +11682,7 @@
       <w:tr>
         <w:tc>
           <w:tcPr>
-            <w:tcW w:w="1394" w:type="dxa"/>
+            <w:tcW w:w="1392" w:type="dxa"/>
           </w:tcPr>
           <w:p>
             <w:pPr>
@@ -11661,7 +11702,7 @@
         </w:tc>
         <w:tc>
           <w:tcPr>
-            <w:tcW w:w="1718" w:type="dxa"/>
+            <w:tcW w:w="1693" w:type="dxa"/>
           </w:tcPr>
           <w:p>
             <w:pPr>
@@ -11701,7 +11742,7 @@
         </w:tc>
         <w:tc>
           <w:tcPr>
-            <w:tcW w:w="556" w:type="dxa"/>
+            <w:tcW w:w="553" w:type="dxa"/>
           </w:tcPr>
           <w:p>
             <w:pPr>
@@ -11721,7 +11762,7 @@
         </w:tc>
         <w:tc>
           <w:tcPr>
-            <w:tcW w:w="415" w:type="dxa"/>
+            <w:tcW w:w="448" w:type="dxa"/>
           </w:tcPr>
           <w:p>
             <w:pPr>
@@ -11741,7 +11782,7 @@
         </w:tc>
         <w:tc>
           <w:tcPr>
-            <w:tcW w:w="567" w:type="dxa"/>
+            <w:tcW w:w="564" w:type="dxa"/>
           </w:tcPr>
           <w:p>
             <w:pPr>
@@ -11763,7 +11804,7 @@
       <w:tr>
         <w:tc>
           <w:tcPr>
-            <w:tcW w:w="1394" w:type="dxa"/>
+            <w:tcW w:w="1392" w:type="dxa"/>
           </w:tcPr>
           <w:p>
             <w:pPr>
@@ -11783,7 +11824,7 @@
         </w:tc>
         <w:tc>
           <w:tcPr>
-            <w:tcW w:w="1718" w:type="dxa"/>
+            <w:tcW w:w="1693" w:type="dxa"/>
           </w:tcPr>
           <w:p>
             <w:pPr>
@@ -11823,7 +11864,7 @@
         </w:tc>
         <w:tc>
           <w:tcPr>
-            <w:tcW w:w="556" w:type="dxa"/>
+            <w:tcW w:w="553" w:type="dxa"/>
           </w:tcPr>
           <w:p>
             <w:pPr>
@@ -11843,7 +11884,7 @@
         </w:tc>
         <w:tc>
           <w:tcPr>
-            <w:tcW w:w="415" w:type="dxa"/>
+            <w:tcW w:w="448" w:type="dxa"/>
           </w:tcPr>
           <w:p>
             <w:pPr>
@@ -11863,7 +11904,7 @@
         </w:tc>
         <w:tc>
           <w:tcPr>
-            <w:tcW w:w="567" w:type="dxa"/>
+            <w:tcW w:w="564" w:type="dxa"/>
           </w:tcPr>
           <w:p>
             <w:pPr>
@@ -11885,7 +11926,7 @@
       <w:tr>
         <w:tc>
           <w:tcPr>
-            <w:tcW w:w="1394" w:type="dxa"/>
+            <w:tcW w:w="1392" w:type="dxa"/>
           </w:tcPr>
           <w:p>
             <w:pPr>
@@ -11905,7 +11946,7 @@
         </w:tc>
         <w:tc>
           <w:tcPr>
-            <w:tcW w:w="1718" w:type="dxa"/>
+            <w:tcW w:w="1693" w:type="dxa"/>
           </w:tcPr>
           <w:p>
             <w:pPr>
@@ -11973,7 +12014,7 @@
         </w:tc>
         <w:tc>
           <w:tcPr>
-            <w:tcW w:w="556" w:type="dxa"/>
+            <w:tcW w:w="553" w:type="dxa"/>
           </w:tcPr>
           <w:p>
             <w:pPr>
@@ -11993,7 +12034,7 @@
         </w:tc>
         <w:tc>
           <w:tcPr>
-            <w:tcW w:w="415" w:type="dxa"/>
+            <w:tcW w:w="448" w:type="dxa"/>
           </w:tcPr>
           <w:p>
             <w:pPr>
@@ -12013,7 +12054,7 @@
         </w:tc>
         <w:tc>
           <w:tcPr>
-            <w:tcW w:w="567" w:type="dxa"/>
+            <w:tcW w:w="564" w:type="dxa"/>
           </w:tcPr>
           <w:p>
             <w:pPr>
@@ -12035,7 +12076,7 @@
       <w:tr>
         <w:tc>
           <w:tcPr>
-            <w:tcW w:w="1394" w:type="dxa"/>
+            <w:tcW w:w="1392" w:type="dxa"/>
           </w:tcPr>
           <w:p>
             <w:pPr>
@@ -12055,7 +12096,7 @@
         </w:tc>
         <w:tc>
           <w:tcPr>
-            <w:tcW w:w="1718" w:type="dxa"/>
+            <w:tcW w:w="1693" w:type="dxa"/>
           </w:tcPr>
           <w:p>
             <w:pPr>
@@ -12116,7 +12157,7 @@
         </w:tc>
         <w:tc>
           <w:tcPr>
-            <w:tcW w:w="556" w:type="dxa"/>
+            <w:tcW w:w="553" w:type="dxa"/>
           </w:tcPr>
           <w:p>
             <w:pPr>
@@ -12136,7 +12177,7 @@
         </w:tc>
         <w:tc>
           <w:tcPr>
-            <w:tcW w:w="415" w:type="dxa"/>
+            <w:tcW w:w="448" w:type="dxa"/>
           </w:tcPr>
           <w:p>
             <w:pPr>
@@ -12156,7 +12197,7 @@
         </w:tc>
         <w:tc>
           <w:tcPr>
-            <w:tcW w:w="567" w:type="dxa"/>
+            <w:tcW w:w="564" w:type="dxa"/>
           </w:tcPr>
           <w:p>
             <w:pPr>
@@ -12178,27 +12219,41 @@
       <w:tr>
         <w:tc>
           <w:tcPr>
-            <w:tcW w:w="1394" w:type="dxa"/>
-          </w:tcPr>
-          <w:p>
-            <w:pPr>
-              <w:rPr>
-                <w:sz w:val="18"/>
-                <w:szCs w:val="18"/>
-              </w:rPr>
-            </w:pPr>
-            <w:r>
-              <w:rPr>
-                <w:sz w:val="18"/>
-                <w:szCs w:val="18"/>
-              </w:rPr>
-              <w:t>Dobrze/źle strzela</w:t>
-            </w:r>
-          </w:p>
-        </w:tc>
-        <w:tc>
-          <w:tcPr>
-            <w:tcW w:w="1718" w:type="dxa"/>
+            <w:tcW w:w="1392" w:type="dxa"/>
+          </w:tcPr>
+          <w:p>
+            <w:pPr>
+              <w:rPr>
+                <w:sz w:val="18"/>
+                <w:szCs w:val="18"/>
+              </w:rPr>
+            </w:pPr>
+            <w:r>
+              <w:rPr>
+                <w:sz w:val="18"/>
+                <w:szCs w:val="18"/>
+              </w:rPr>
+              <w:t>Dobrze</w:t>
+            </w:r>
+            <w:r>
+              <w:rPr>
+                <w:sz w:val="18"/>
+                <w:szCs w:val="18"/>
+              </w:rPr>
+              <w:t xml:space="preserve"> </w:t>
+            </w:r>
+            <w:r>
+              <w:rPr>
+                <w:sz w:val="18"/>
+                <w:szCs w:val="18"/>
+              </w:rPr>
+              <w:t>strzela</w:t>
+            </w:r>
+          </w:p>
+        </w:tc>
+        <w:tc>
+          <w:tcPr>
+            <w:tcW w:w="1693" w:type="dxa"/>
           </w:tcPr>
           <w:p>
             <w:pPr>
@@ -12238,7 +12293,7 @@
         </w:tc>
         <w:tc>
           <w:tcPr>
-            <w:tcW w:w="556" w:type="dxa"/>
+            <w:tcW w:w="553" w:type="dxa"/>
           </w:tcPr>
           <w:p>
             <w:pPr>
@@ -12258,7 +12313,7 @@
         </w:tc>
         <w:tc>
           <w:tcPr>
-            <w:tcW w:w="415" w:type="dxa"/>
+            <w:tcW w:w="448" w:type="dxa"/>
           </w:tcPr>
           <w:p>
             <w:pPr>
@@ -12278,7 +12333,7 @@
         </w:tc>
         <w:tc>
           <w:tcPr>
-            <w:tcW w:w="567" w:type="dxa"/>
+            <w:tcW w:w="564" w:type="dxa"/>
           </w:tcPr>
           <w:p>
             <w:pPr>
@@ -12300,41 +12355,48 @@
       <w:tr>
         <w:tc>
           <w:tcPr>
-            <w:tcW w:w="1394" w:type="dxa"/>
-          </w:tcPr>
-          <w:p>
-            <w:pPr>
-              <w:rPr>
-                <w:sz w:val="18"/>
-                <w:szCs w:val="18"/>
-              </w:rPr>
-            </w:pPr>
-            <w:r>
-              <w:rPr>
-                <w:sz w:val="18"/>
-                <w:szCs w:val="18"/>
-              </w:rPr>
-              <w:t>Kontra</w:t>
-            </w:r>
-          </w:p>
-        </w:tc>
-        <w:tc>
-          <w:tcPr>
-            <w:tcW w:w="1718" w:type="dxa"/>
-          </w:tcPr>
-          <w:p>
-            <w:pPr>
-              <w:rPr>
-                <w:sz w:val="18"/>
-                <w:szCs w:val="18"/>
-              </w:rPr>
-            </w:pPr>
-            <w:r>
-              <w:rPr>
-                <w:sz w:val="18"/>
-                <w:szCs w:val="18"/>
-              </w:rPr>
-              <w:t>1</w:t>
+            <w:tcW w:w="1392" w:type="dxa"/>
+          </w:tcPr>
+          <w:p>
+            <w:pPr>
+              <w:rPr>
+                <w:sz w:val="18"/>
+                <w:szCs w:val="18"/>
+              </w:rPr>
+            </w:pPr>
+            <w:r>
+              <w:rPr>
+                <w:sz w:val="18"/>
+                <w:szCs w:val="18"/>
+              </w:rPr>
+              <w:t xml:space="preserve">Źle </w:t>
+            </w:r>
+            <w:r>
+              <w:rPr>
+                <w:sz w:val="18"/>
+                <w:szCs w:val="18"/>
+              </w:rPr>
+              <w:t>strzela</w:t>
+            </w:r>
+          </w:p>
+        </w:tc>
+        <w:tc>
+          <w:tcPr>
+            <w:tcW w:w="1693" w:type="dxa"/>
+          </w:tcPr>
+          <w:p>
+            <w:pPr>
+              <w:rPr>
+                <w:sz w:val="18"/>
+                <w:szCs w:val="18"/>
+              </w:rPr>
+            </w:pPr>
+            <w:r>
+              <w:rPr>
+                <w:sz w:val="18"/>
+                <w:szCs w:val="18"/>
+              </w:rPr>
+              <w:t>Parz broń</w:t>
             </w:r>
           </w:p>
         </w:tc>
@@ -12354,53 +12416,53 @@
                 <w:sz w:val="18"/>
                 <w:szCs w:val="18"/>
               </w:rPr>
-              <w:t>T</w:t>
-            </w:r>
-          </w:p>
-        </w:tc>
-        <w:tc>
-          <w:tcPr>
-            <w:tcW w:w="556" w:type="dxa"/>
-          </w:tcPr>
-          <w:p>
-            <w:pPr>
-              <w:rPr>
-                <w:sz w:val="18"/>
-                <w:szCs w:val="18"/>
-              </w:rPr>
-            </w:pPr>
-            <w:r>
-              <w:rPr>
-                <w:sz w:val="18"/>
-                <w:szCs w:val="18"/>
-              </w:rPr>
-              <w:t>-</w:t>
-            </w:r>
-          </w:p>
-        </w:tc>
-        <w:tc>
-          <w:tcPr>
-            <w:tcW w:w="415" w:type="dxa"/>
-          </w:tcPr>
-          <w:p>
-            <w:pPr>
-              <w:rPr>
-                <w:sz w:val="18"/>
-                <w:szCs w:val="18"/>
-              </w:rPr>
-            </w:pPr>
-            <w:r>
-              <w:rPr>
-                <w:sz w:val="18"/>
-                <w:szCs w:val="18"/>
-              </w:rPr>
               <w:t>N</w:t>
             </w:r>
           </w:p>
         </w:tc>
         <w:tc>
           <w:tcPr>
-            <w:tcW w:w="567" w:type="dxa"/>
+            <w:tcW w:w="553" w:type="dxa"/>
+          </w:tcPr>
+          <w:p>
+            <w:pPr>
+              <w:rPr>
+                <w:sz w:val="18"/>
+                <w:szCs w:val="18"/>
+              </w:rPr>
+            </w:pPr>
+            <w:r>
+              <w:rPr>
+                <w:sz w:val="18"/>
+                <w:szCs w:val="18"/>
+              </w:rPr>
+              <w:t>N</w:t>
+            </w:r>
+          </w:p>
+        </w:tc>
+        <w:tc>
+          <w:tcPr>
+            <w:tcW w:w="448" w:type="dxa"/>
+          </w:tcPr>
+          <w:p>
+            <w:pPr>
+              <w:rPr>
+                <w:sz w:val="18"/>
+                <w:szCs w:val="18"/>
+              </w:rPr>
+            </w:pPr>
+            <w:r>
+              <w:rPr>
+                <w:sz w:val="18"/>
+                <w:szCs w:val="18"/>
+              </w:rPr>
+              <w:t>N</w:t>
+            </w:r>
+          </w:p>
+        </w:tc>
+        <w:tc>
+          <w:tcPr>
+            <w:tcW w:w="564" w:type="dxa"/>
           </w:tcPr>
           <w:p>
             <w:pPr>
@@ -12422,62 +12484,41 @@
       <w:tr>
         <w:tc>
           <w:tcPr>
-            <w:tcW w:w="1394" w:type="dxa"/>
-          </w:tcPr>
-          <w:p>
-            <w:pPr>
-              <w:rPr>
-                <w:sz w:val="18"/>
-                <w:szCs w:val="18"/>
-              </w:rPr>
-            </w:pPr>
-            <w:r>
-              <w:rPr>
-                <w:sz w:val="18"/>
-                <w:szCs w:val="18"/>
-              </w:rPr>
-              <w:t>Delikatny</w:t>
-            </w:r>
-          </w:p>
-        </w:tc>
-        <w:tc>
-          <w:tcPr>
-            <w:tcW w:w="1718" w:type="dxa"/>
-          </w:tcPr>
-          <w:p>
-            <w:pPr>
-              <w:rPr>
-                <w:sz w:val="18"/>
-                <w:szCs w:val="18"/>
-              </w:rPr>
-            </w:pPr>
-            <w:r>
-              <w:rPr>
-                <w:sz w:val="18"/>
-                <w:szCs w:val="18"/>
-              </w:rPr>
-              <w:t>Patrz obrona</w:t>
-            </w:r>
-            <w:r>
-              <w:rPr>
-                <w:sz w:val="18"/>
-                <w:szCs w:val="18"/>
-              </w:rPr>
-              <w:t xml:space="preserve"> </w:t>
-            </w:r>
-            <w:r>
-              <w:rPr>
-                <w:sz w:val="18"/>
-                <w:szCs w:val="18"/>
-              </w:rPr>
-              <w:t>(</w:t>
-            </w:r>
-            <w:r>
-              <w:rPr>
-                <w:sz w:val="18"/>
-                <w:szCs w:val="18"/>
-              </w:rPr>
-              <w:t>0,5)</w:t>
+            <w:tcW w:w="1392" w:type="dxa"/>
+          </w:tcPr>
+          <w:p>
+            <w:pPr>
+              <w:rPr>
+                <w:sz w:val="18"/>
+                <w:szCs w:val="18"/>
+              </w:rPr>
+            </w:pPr>
+            <w:r>
+              <w:rPr>
+                <w:sz w:val="18"/>
+                <w:szCs w:val="18"/>
+              </w:rPr>
+              <w:t>Kontra</w:t>
+            </w:r>
+          </w:p>
+        </w:tc>
+        <w:tc>
+          <w:tcPr>
+            <w:tcW w:w="1693" w:type="dxa"/>
+          </w:tcPr>
+          <w:p>
+            <w:pPr>
+              <w:rPr>
+                <w:sz w:val="18"/>
+                <w:szCs w:val="18"/>
+              </w:rPr>
+            </w:pPr>
+            <w:r>
+              <w:rPr>
+                <w:sz w:val="18"/>
+                <w:szCs w:val="18"/>
+              </w:rPr>
+              <w:t>1</w:t>
             </w:r>
           </w:p>
         </w:tc>
@@ -12503,7 +12544,7 @@
         </w:tc>
         <w:tc>
           <w:tcPr>
-            <w:tcW w:w="556" w:type="dxa"/>
+            <w:tcW w:w="553" w:type="dxa"/>
           </w:tcPr>
           <w:p>
             <w:pPr>
@@ -12523,27 +12564,27 @@
         </w:tc>
         <w:tc>
           <w:tcPr>
-            <w:tcW w:w="415" w:type="dxa"/>
-          </w:tcPr>
-          <w:p>
-            <w:pPr>
-              <w:rPr>
-                <w:sz w:val="18"/>
-                <w:szCs w:val="18"/>
-              </w:rPr>
-            </w:pPr>
-            <w:r>
-              <w:rPr>
-                <w:sz w:val="18"/>
-                <w:szCs w:val="18"/>
-              </w:rPr>
-              <w:t>T</w:t>
-            </w:r>
-          </w:p>
-        </w:tc>
-        <w:tc>
-          <w:tcPr>
-            <w:tcW w:w="567" w:type="dxa"/>
+            <w:tcW w:w="448" w:type="dxa"/>
+          </w:tcPr>
+          <w:p>
+            <w:pPr>
+              <w:rPr>
+                <w:sz w:val="18"/>
+                <w:szCs w:val="18"/>
+              </w:rPr>
+            </w:pPr>
+            <w:r>
+              <w:rPr>
+                <w:sz w:val="18"/>
+                <w:szCs w:val="18"/>
+              </w:rPr>
+              <w:t>N</w:t>
+            </w:r>
+          </w:p>
+        </w:tc>
+        <w:tc>
+          <w:tcPr>
+            <w:tcW w:w="564" w:type="dxa"/>
           </w:tcPr>
           <w:p>
             <w:pPr>
@@ -12565,48 +12606,41 @@
       <w:tr>
         <w:tc>
           <w:tcPr>
-            <w:tcW w:w="1394" w:type="dxa"/>
-          </w:tcPr>
-          <w:p>
-            <w:pPr>
-              <w:rPr>
-                <w:sz w:val="18"/>
-                <w:szCs w:val="18"/>
-              </w:rPr>
-            </w:pPr>
-            <w:r>
-              <w:rPr>
-                <w:sz w:val="18"/>
-                <w:szCs w:val="18"/>
-              </w:rPr>
-              <w:t>Niewrażliwy</w:t>
-            </w:r>
-          </w:p>
-        </w:tc>
-        <w:tc>
-          <w:tcPr>
-            <w:tcW w:w="1718" w:type="dxa"/>
-          </w:tcPr>
-          <w:p>
-            <w:pPr>
-              <w:rPr>
-                <w:sz w:val="18"/>
-                <w:szCs w:val="18"/>
-              </w:rPr>
-            </w:pPr>
-            <w:r>
-              <w:rPr>
-                <w:sz w:val="18"/>
-                <w:szCs w:val="18"/>
-              </w:rPr>
-              <w:t>Patrz obrona</w:t>
-            </w:r>
-            <w:r>
-              <w:rPr>
-                <w:sz w:val="18"/>
-                <w:szCs w:val="18"/>
-              </w:rPr>
-              <w:t xml:space="preserve"> (1,5)</w:t>
+            <w:tcW w:w="1392" w:type="dxa"/>
+          </w:tcPr>
+          <w:p>
+            <w:pPr>
+              <w:rPr>
+                <w:sz w:val="18"/>
+                <w:szCs w:val="18"/>
+              </w:rPr>
+            </w:pPr>
+            <w:r>
+              <w:rPr>
+                <w:sz w:val="18"/>
+                <w:szCs w:val="18"/>
+              </w:rPr>
+              <w:t>Delikatny</w:t>
+            </w:r>
+          </w:p>
+        </w:tc>
+        <w:tc>
+          <w:tcPr>
+            <w:tcW w:w="1693" w:type="dxa"/>
+          </w:tcPr>
+          <w:p>
+            <w:pPr>
+              <w:rPr>
+                <w:sz w:val="18"/>
+                <w:szCs w:val="18"/>
+              </w:rPr>
+            </w:pPr>
+            <w:r>
+              <w:rPr>
+                <w:sz w:val="18"/>
+                <w:szCs w:val="18"/>
+              </w:rPr>
+              <w:t>Patrz obrona (0,5)</w:t>
             </w:r>
           </w:p>
         </w:tc>
@@ -12632,47 +12666,47 @@
         </w:tc>
         <w:tc>
           <w:tcPr>
-            <w:tcW w:w="556" w:type="dxa"/>
-          </w:tcPr>
-          <w:p>
-            <w:pPr>
-              <w:rPr>
-                <w:sz w:val="18"/>
-                <w:szCs w:val="18"/>
-              </w:rPr>
-            </w:pPr>
-            <w:r>
-              <w:rPr>
-                <w:sz w:val="18"/>
-                <w:szCs w:val="18"/>
-              </w:rPr>
-              <w:t>+</w:t>
-            </w:r>
-          </w:p>
-        </w:tc>
-        <w:tc>
-          <w:tcPr>
-            <w:tcW w:w="415" w:type="dxa"/>
-          </w:tcPr>
-          <w:p>
-            <w:pPr>
-              <w:rPr>
-                <w:sz w:val="18"/>
-                <w:szCs w:val="18"/>
-              </w:rPr>
-            </w:pPr>
-            <w:r>
-              <w:rPr>
-                <w:sz w:val="18"/>
-                <w:szCs w:val="18"/>
-              </w:rPr>
-              <w:t>N</w:t>
-            </w:r>
-          </w:p>
-        </w:tc>
-        <w:tc>
-          <w:tcPr>
-            <w:tcW w:w="567" w:type="dxa"/>
+            <w:tcW w:w="553" w:type="dxa"/>
+          </w:tcPr>
+          <w:p>
+            <w:pPr>
+              <w:rPr>
+                <w:sz w:val="18"/>
+                <w:szCs w:val="18"/>
+              </w:rPr>
+            </w:pPr>
+            <w:r>
+              <w:rPr>
+                <w:sz w:val="18"/>
+                <w:szCs w:val="18"/>
+              </w:rPr>
+              <w:t>-</w:t>
+            </w:r>
+          </w:p>
+        </w:tc>
+        <w:tc>
+          <w:tcPr>
+            <w:tcW w:w="448" w:type="dxa"/>
+          </w:tcPr>
+          <w:p>
+            <w:pPr>
+              <w:rPr>
+                <w:sz w:val="18"/>
+                <w:szCs w:val="18"/>
+              </w:rPr>
+            </w:pPr>
+            <w:r>
+              <w:rPr>
+                <w:sz w:val="18"/>
+                <w:szCs w:val="18"/>
+              </w:rPr>
+              <w:t>T</w:t>
+            </w:r>
+          </w:p>
+        </w:tc>
+        <w:tc>
+          <w:tcPr>
+            <w:tcW w:w="564" w:type="dxa"/>
           </w:tcPr>
           <w:p>
             <w:pPr>
@@ -12694,41 +12728,41 @@
       <w:tr>
         <w:tc>
           <w:tcPr>
-            <w:tcW w:w="1394" w:type="dxa"/>
-          </w:tcPr>
-          <w:p>
-            <w:pPr>
-              <w:rPr>
-                <w:sz w:val="18"/>
-                <w:szCs w:val="18"/>
-              </w:rPr>
-            </w:pPr>
-            <w:r>
-              <w:rPr>
-                <w:sz w:val="18"/>
-                <w:szCs w:val="18"/>
-              </w:rPr>
-              <w:t>Maskowanie</w:t>
-            </w:r>
-          </w:p>
-        </w:tc>
-        <w:tc>
-          <w:tcPr>
-            <w:tcW w:w="1718" w:type="dxa"/>
-          </w:tcPr>
-          <w:p>
-            <w:pPr>
-              <w:rPr>
-                <w:sz w:val="18"/>
-                <w:szCs w:val="18"/>
-              </w:rPr>
-            </w:pPr>
-            <w:r>
-              <w:rPr>
-                <w:sz w:val="18"/>
-                <w:szCs w:val="18"/>
-              </w:rPr>
-              <w:t>2</w:t>
+            <w:tcW w:w="1392" w:type="dxa"/>
+          </w:tcPr>
+          <w:p>
+            <w:pPr>
+              <w:rPr>
+                <w:sz w:val="18"/>
+                <w:szCs w:val="18"/>
+              </w:rPr>
+            </w:pPr>
+            <w:r>
+              <w:rPr>
+                <w:sz w:val="18"/>
+                <w:szCs w:val="18"/>
+              </w:rPr>
+              <w:t>Niewrażliwy</w:t>
+            </w:r>
+          </w:p>
+        </w:tc>
+        <w:tc>
+          <w:tcPr>
+            <w:tcW w:w="1693" w:type="dxa"/>
+          </w:tcPr>
+          <w:p>
+            <w:pPr>
+              <w:rPr>
+                <w:sz w:val="18"/>
+                <w:szCs w:val="18"/>
+              </w:rPr>
+            </w:pPr>
+            <w:r>
+              <w:rPr>
+                <w:sz w:val="18"/>
+                <w:szCs w:val="18"/>
+              </w:rPr>
+              <w:t>Patrz obrona (1,5)</w:t>
             </w:r>
           </w:p>
         </w:tc>
@@ -12754,27 +12788,27 @@
         </w:tc>
         <w:tc>
           <w:tcPr>
-            <w:tcW w:w="556" w:type="dxa"/>
-          </w:tcPr>
-          <w:p>
-            <w:pPr>
-              <w:rPr>
-                <w:sz w:val="18"/>
-                <w:szCs w:val="18"/>
-              </w:rPr>
-            </w:pPr>
-            <w:r>
-              <w:rPr>
-                <w:sz w:val="18"/>
-                <w:szCs w:val="18"/>
-              </w:rPr>
-              <w:t>-</w:t>
-            </w:r>
-          </w:p>
-        </w:tc>
-        <w:tc>
-          <w:tcPr>
-            <w:tcW w:w="415" w:type="dxa"/>
+            <w:tcW w:w="553" w:type="dxa"/>
+          </w:tcPr>
+          <w:p>
+            <w:pPr>
+              <w:rPr>
+                <w:sz w:val="18"/>
+                <w:szCs w:val="18"/>
+              </w:rPr>
+            </w:pPr>
+            <w:r>
+              <w:rPr>
+                <w:sz w:val="18"/>
+                <w:szCs w:val="18"/>
+              </w:rPr>
+              <w:t>+</w:t>
+            </w:r>
+          </w:p>
+        </w:tc>
+        <w:tc>
+          <w:tcPr>
+            <w:tcW w:w="448" w:type="dxa"/>
           </w:tcPr>
           <w:p>
             <w:pPr>
@@ -12794,7 +12828,7 @@
         </w:tc>
         <w:tc>
           <w:tcPr>
-            <w:tcW w:w="567" w:type="dxa"/>
+            <w:tcW w:w="564" w:type="dxa"/>
           </w:tcPr>
           <w:p>
             <w:pPr>
@@ -12816,41 +12850,41 @@
       <w:tr>
         <w:tc>
           <w:tcPr>
-            <w:tcW w:w="1394" w:type="dxa"/>
-          </w:tcPr>
-          <w:p>
-            <w:pPr>
-              <w:rPr>
-                <w:sz w:val="18"/>
-                <w:szCs w:val="18"/>
-              </w:rPr>
-            </w:pPr>
-            <w:r>
-              <w:rPr>
-                <w:sz w:val="18"/>
-                <w:szCs w:val="18"/>
-              </w:rPr>
-              <w:t>Parowanie</w:t>
-            </w:r>
-          </w:p>
-        </w:tc>
-        <w:tc>
-          <w:tcPr>
-            <w:tcW w:w="1718" w:type="dxa"/>
-          </w:tcPr>
-          <w:p>
-            <w:pPr>
-              <w:rPr>
-                <w:sz w:val="18"/>
-                <w:szCs w:val="18"/>
-              </w:rPr>
-            </w:pPr>
-            <w:r>
-              <w:rPr>
-                <w:sz w:val="18"/>
-                <w:szCs w:val="18"/>
-              </w:rPr>
-              <w:t>1,5</w:t>
+            <w:tcW w:w="1392" w:type="dxa"/>
+          </w:tcPr>
+          <w:p>
+            <w:pPr>
+              <w:rPr>
+                <w:sz w:val="18"/>
+                <w:szCs w:val="18"/>
+              </w:rPr>
+            </w:pPr>
+            <w:r>
+              <w:rPr>
+                <w:sz w:val="18"/>
+                <w:szCs w:val="18"/>
+              </w:rPr>
+              <w:t>Maskowanie</w:t>
+            </w:r>
+          </w:p>
+        </w:tc>
+        <w:tc>
+          <w:tcPr>
+            <w:tcW w:w="1693" w:type="dxa"/>
+          </w:tcPr>
+          <w:p>
+            <w:pPr>
+              <w:rPr>
+                <w:sz w:val="18"/>
+                <w:szCs w:val="18"/>
+              </w:rPr>
+            </w:pPr>
+            <w:r>
+              <w:rPr>
+                <w:sz w:val="18"/>
+                <w:szCs w:val="18"/>
+              </w:rPr>
+              <w:t>2</w:t>
             </w:r>
           </w:p>
         </w:tc>
@@ -12876,7 +12910,7 @@
         </w:tc>
         <w:tc>
           <w:tcPr>
-            <w:tcW w:w="556" w:type="dxa"/>
+            <w:tcW w:w="553" w:type="dxa"/>
           </w:tcPr>
           <w:p>
             <w:pPr>
@@ -12896,7 +12930,7 @@
         </w:tc>
         <w:tc>
           <w:tcPr>
-            <w:tcW w:w="415" w:type="dxa"/>
+            <w:tcW w:w="448" w:type="dxa"/>
           </w:tcPr>
           <w:p>
             <w:pPr>
@@ -12916,7 +12950,7 @@
         </w:tc>
         <w:tc>
           <w:tcPr>
-            <w:tcW w:w="567" w:type="dxa"/>
+            <w:tcW w:w="564" w:type="dxa"/>
           </w:tcPr>
           <w:p>
             <w:pPr>
@@ -12938,41 +12972,41 @@
       <w:tr>
         <w:tc>
           <w:tcPr>
-            <w:tcW w:w="1394" w:type="dxa"/>
-          </w:tcPr>
-          <w:p>
-            <w:pPr>
-              <w:rPr>
-                <w:sz w:val="18"/>
-                <w:szCs w:val="18"/>
-              </w:rPr>
-            </w:pPr>
-            <w:r>
-              <w:rPr>
-                <w:sz w:val="18"/>
-                <w:szCs w:val="18"/>
-              </w:rPr>
-              <w:t>Okopany</w:t>
-            </w:r>
-          </w:p>
-        </w:tc>
-        <w:tc>
-          <w:tcPr>
-            <w:tcW w:w="1718" w:type="dxa"/>
-          </w:tcPr>
-          <w:p>
-            <w:pPr>
-              <w:rPr>
-                <w:sz w:val="18"/>
-                <w:szCs w:val="18"/>
-              </w:rPr>
-            </w:pPr>
-            <w:r>
-              <w:rPr>
-                <w:sz w:val="18"/>
-                <w:szCs w:val="18"/>
-              </w:rPr>
-              <w:t>1</w:t>
+            <w:tcW w:w="1392" w:type="dxa"/>
+          </w:tcPr>
+          <w:p>
+            <w:pPr>
+              <w:rPr>
+                <w:sz w:val="18"/>
+                <w:szCs w:val="18"/>
+              </w:rPr>
+            </w:pPr>
+            <w:r>
+              <w:rPr>
+                <w:sz w:val="18"/>
+                <w:szCs w:val="18"/>
+              </w:rPr>
+              <w:t>Parowanie</w:t>
+            </w:r>
+          </w:p>
+        </w:tc>
+        <w:tc>
+          <w:tcPr>
+            <w:tcW w:w="1693" w:type="dxa"/>
+          </w:tcPr>
+          <w:p>
+            <w:pPr>
+              <w:rPr>
+                <w:sz w:val="18"/>
+                <w:szCs w:val="18"/>
+              </w:rPr>
+            </w:pPr>
+            <w:r>
+              <w:rPr>
+                <w:sz w:val="18"/>
+                <w:szCs w:val="18"/>
+              </w:rPr>
+              <w:t>1,5</w:t>
             </w:r>
           </w:p>
         </w:tc>
@@ -12998,7 +13032,7 @@
         </w:tc>
         <w:tc>
           <w:tcPr>
-            <w:tcW w:w="556" w:type="dxa"/>
+            <w:tcW w:w="553" w:type="dxa"/>
           </w:tcPr>
           <w:p>
             <w:pPr>
@@ -13018,7 +13052,7 @@
         </w:tc>
         <w:tc>
           <w:tcPr>
-            <w:tcW w:w="415" w:type="dxa"/>
+            <w:tcW w:w="448" w:type="dxa"/>
           </w:tcPr>
           <w:p>
             <w:pPr>
@@ -13038,7 +13072,7 @@
         </w:tc>
         <w:tc>
           <w:tcPr>
-            <w:tcW w:w="567" w:type="dxa"/>
+            <w:tcW w:w="564" w:type="dxa"/>
           </w:tcPr>
           <w:p>
             <w:pPr>
@@ -13060,41 +13094,41 @@
       <w:tr>
         <w:tc>
           <w:tcPr>
-            <w:tcW w:w="1394" w:type="dxa"/>
-          </w:tcPr>
-          <w:p>
-            <w:pPr>
-              <w:rPr>
-                <w:sz w:val="18"/>
-                <w:szCs w:val="18"/>
-              </w:rPr>
-            </w:pPr>
-            <w:r>
-              <w:rPr>
-                <w:sz w:val="18"/>
-                <w:szCs w:val="18"/>
-              </w:rPr>
-              <w:t>Tarcza</w:t>
-            </w:r>
-          </w:p>
-        </w:tc>
-        <w:tc>
-          <w:tcPr>
-            <w:tcW w:w="1718" w:type="dxa"/>
-          </w:tcPr>
-          <w:p>
-            <w:pPr>
-              <w:rPr>
-                <w:sz w:val="18"/>
-                <w:szCs w:val="18"/>
-              </w:rPr>
-            </w:pPr>
-            <w:r>
-              <w:rPr>
-                <w:sz w:val="18"/>
-                <w:szCs w:val="18"/>
-              </w:rPr>
-              <w:t>1,25</w:t>
+            <w:tcW w:w="1392" w:type="dxa"/>
+          </w:tcPr>
+          <w:p>
+            <w:pPr>
+              <w:rPr>
+                <w:sz w:val="18"/>
+                <w:szCs w:val="18"/>
+              </w:rPr>
+            </w:pPr>
+            <w:r>
+              <w:rPr>
+                <w:sz w:val="18"/>
+                <w:szCs w:val="18"/>
+              </w:rPr>
+              <w:t>Okopany</w:t>
+            </w:r>
+          </w:p>
+        </w:tc>
+        <w:tc>
+          <w:tcPr>
+            <w:tcW w:w="1693" w:type="dxa"/>
+          </w:tcPr>
+          <w:p>
+            <w:pPr>
+              <w:rPr>
+                <w:sz w:val="18"/>
+                <w:szCs w:val="18"/>
+              </w:rPr>
+            </w:pPr>
+            <w:r>
+              <w:rPr>
+                <w:sz w:val="18"/>
+                <w:szCs w:val="18"/>
+              </w:rPr>
+              <w:t>1</w:t>
             </w:r>
           </w:p>
         </w:tc>
@@ -13120,7 +13154,7 @@
         </w:tc>
         <w:tc>
           <w:tcPr>
-            <w:tcW w:w="556" w:type="dxa"/>
+            <w:tcW w:w="553" w:type="dxa"/>
           </w:tcPr>
           <w:p>
             <w:pPr>
@@ -13140,7 +13174,7 @@
         </w:tc>
         <w:tc>
           <w:tcPr>
-            <w:tcW w:w="415" w:type="dxa"/>
+            <w:tcW w:w="448" w:type="dxa"/>
           </w:tcPr>
           <w:p>
             <w:pPr>
@@ -13160,7 +13194,7 @@
         </w:tc>
         <w:tc>
           <w:tcPr>
-            <w:tcW w:w="567" w:type="dxa"/>
+            <w:tcW w:w="564" w:type="dxa"/>
           </w:tcPr>
           <w:p>
             <w:pPr>
@@ -13182,48 +13216,41 @@
       <w:tr>
         <w:tc>
           <w:tcPr>
-            <w:tcW w:w="1394" w:type="dxa"/>
-          </w:tcPr>
-          <w:p>
-            <w:pPr>
-              <w:rPr>
-                <w:sz w:val="18"/>
-                <w:szCs w:val="18"/>
-              </w:rPr>
-            </w:pPr>
-            <w:r>
-              <w:rPr>
-                <w:sz w:val="18"/>
-                <w:szCs w:val="18"/>
-              </w:rPr>
-              <w:t>Nieustraszony</w:t>
-            </w:r>
-          </w:p>
-        </w:tc>
-        <w:tc>
-          <w:tcPr>
-            <w:tcW w:w="1718" w:type="dxa"/>
-          </w:tcPr>
-          <w:p>
-            <w:pPr>
-              <w:rPr>
-                <w:sz w:val="18"/>
-                <w:szCs w:val="18"/>
-              </w:rPr>
-            </w:pPr>
-            <w:r>
-              <w:rPr>
-                <w:sz w:val="18"/>
-                <w:szCs w:val="18"/>
-              </w:rPr>
-              <w:t>Patrz morale</w:t>
-            </w:r>
-            <w:r>
-              <w:rPr>
-                <w:sz w:val="18"/>
-                <w:szCs w:val="18"/>
-              </w:rPr>
-              <w:t xml:space="preserve"> (1,5)</w:t>
+            <w:tcW w:w="1392" w:type="dxa"/>
+          </w:tcPr>
+          <w:p>
+            <w:pPr>
+              <w:rPr>
+                <w:sz w:val="18"/>
+                <w:szCs w:val="18"/>
+              </w:rPr>
+            </w:pPr>
+            <w:r>
+              <w:rPr>
+                <w:sz w:val="18"/>
+                <w:szCs w:val="18"/>
+              </w:rPr>
+              <w:t>Tarcza</w:t>
+            </w:r>
+          </w:p>
+        </w:tc>
+        <w:tc>
+          <w:tcPr>
+            <w:tcW w:w="1693" w:type="dxa"/>
+          </w:tcPr>
+          <w:p>
+            <w:pPr>
+              <w:rPr>
+                <w:sz w:val="18"/>
+                <w:szCs w:val="18"/>
+              </w:rPr>
+            </w:pPr>
+            <w:r>
+              <w:rPr>
+                <w:sz w:val="18"/>
+                <w:szCs w:val="18"/>
+              </w:rPr>
+              <w:t>1,25</w:t>
             </w:r>
           </w:p>
         </w:tc>
@@ -13249,7 +13276,7 @@
         </w:tc>
         <w:tc>
           <w:tcPr>
-            <w:tcW w:w="556" w:type="dxa"/>
+            <w:tcW w:w="553" w:type="dxa"/>
           </w:tcPr>
           <w:p>
             <w:pPr>
@@ -13269,7 +13296,7 @@
         </w:tc>
         <w:tc>
           <w:tcPr>
-            <w:tcW w:w="415" w:type="dxa"/>
+            <w:tcW w:w="448" w:type="dxa"/>
           </w:tcPr>
           <w:p>
             <w:pPr>
@@ -13289,7 +13316,7 @@
         </w:tc>
         <w:tc>
           <w:tcPr>
-            <w:tcW w:w="567" w:type="dxa"/>
+            <w:tcW w:w="564" w:type="dxa"/>
           </w:tcPr>
           <w:p>
             <w:pPr>
@@ -13311,69 +13338,41 @@
       <w:tr>
         <w:tc>
           <w:tcPr>
-            <w:tcW w:w="1394" w:type="dxa"/>
-          </w:tcPr>
-          <w:p>
-            <w:pPr>
-              <w:rPr>
-                <w:sz w:val="18"/>
-                <w:szCs w:val="18"/>
-              </w:rPr>
-            </w:pPr>
-            <w:r>
-              <w:rPr>
-                <w:sz w:val="18"/>
-                <w:szCs w:val="18"/>
-              </w:rPr>
-              <w:t>Straceńcy</w:t>
-            </w:r>
-          </w:p>
-        </w:tc>
-        <w:tc>
-          <w:tcPr>
-            <w:tcW w:w="1718" w:type="dxa"/>
-          </w:tcPr>
-          <w:p>
-            <w:pPr>
-              <w:rPr>
-                <w:sz w:val="18"/>
-                <w:szCs w:val="18"/>
-              </w:rPr>
-            </w:pPr>
-            <w:r>
-              <w:rPr>
-                <w:sz w:val="18"/>
-                <w:szCs w:val="18"/>
-              </w:rPr>
-              <w:t>Patrz morale</w:t>
-            </w:r>
-            <w:r>
-              <w:rPr>
-                <w:sz w:val="18"/>
-                <w:szCs w:val="18"/>
-              </w:rPr>
-              <w:t xml:space="preserve"> </w:t>
-            </w:r>
-            <w:r>
-              <w:rPr>
-                <w:sz w:val="18"/>
-                <w:szCs w:val="18"/>
-              </w:rPr>
-              <w:t>(</w:t>
-            </w:r>
-            <w:r>
-              <w:rPr>
-                <w:sz w:val="18"/>
-                <w:szCs w:val="18"/>
-              </w:rPr>
-              <w:t>1,5</w:t>
-            </w:r>
-            <w:r>
-              <w:rPr>
-                <w:sz w:val="18"/>
-                <w:szCs w:val="18"/>
-              </w:rPr>
-              <w:t>)</w:t>
+            <w:tcW w:w="1392" w:type="dxa"/>
+          </w:tcPr>
+          <w:p>
+            <w:pPr>
+              <w:rPr>
+                <w:sz w:val="18"/>
+                <w:szCs w:val="18"/>
+              </w:rPr>
+            </w:pPr>
+            <w:r>
+              <w:rPr>
+                <w:sz w:val="18"/>
+                <w:szCs w:val="18"/>
+              </w:rPr>
+              <w:t>Nieustraszony</w:t>
+            </w:r>
+          </w:p>
+        </w:tc>
+        <w:tc>
+          <w:tcPr>
+            <w:tcW w:w="1693" w:type="dxa"/>
+          </w:tcPr>
+          <w:p>
+            <w:pPr>
+              <w:rPr>
+                <w:sz w:val="18"/>
+                <w:szCs w:val="18"/>
+              </w:rPr>
+            </w:pPr>
+            <w:r>
+              <w:rPr>
+                <w:sz w:val="18"/>
+                <w:szCs w:val="18"/>
+              </w:rPr>
+              <w:t>Patrz morale (1,5)</w:t>
             </w:r>
           </w:p>
         </w:tc>
@@ -13399,7 +13398,7 @@
         </w:tc>
         <w:tc>
           <w:tcPr>
-            <w:tcW w:w="556" w:type="dxa"/>
+            <w:tcW w:w="553" w:type="dxa"/>
           </w:tcPr>
           <w:p>
             <w:pPr>
@@ -13419,7 +13418,7 @@
         </w:tc>
         <w:tc>
           <w:tcPr>
-            <w:tcW w:w="415" w:type="dxa"/>
+            <w:tcW w:w="448" w:type="dxa"/>
           </w:tcPr>
           <w:p>
             <w:pPr>
@@ -13439,7 +13438,7 @@
         </w:tc>
         <w:tc>
           <w:tcPr>
-            <w:tcW w:w="567" w:type="dxa"/>
+            <w:tcW w:w="564" w:type="dxa"/>
           </w:tcPr>
           <w:p>
             <w:pPr>
@@ -13461,55 +13460,41 @@
       <w:tr>
         <w:tc>
           <w:tcPr>
-            <w:tcW w:w="1394" w:type="dxa"/>
-          </w:tcPr>
-          <w:p>
-            <w:pPr>
-              <w:rPr>
-                <w:sz w:val="18"/>
-                <w:szCs w:val="18"/>
-              </w:rPr>
-            </w:pPr>
-            <w:r>
-              <w:rPr>
-                <w:sz w:val="18"/>
-                <w:szCs w:val="18"/>
-              </w:rPr>
-              <w:t>Strażnik</w:t>
-            </w:r>
-          </w:p>
-        </w:tc>
-        <w:tc>
-          <w:tcPr>
-            <w:tcW w:w="1718" w:type="dxa"/>
-          </w:tcPr>
-          <w:p>
-            <w:pPr>
-              <w:rPr>
-                <w:sz w:val="18"/>
-                <w:szCs w:val="18"/>
-              </w:rPr>
-            </w:pPr>
-            <w:r>
-              <w:rPr>
-                <w:sz w:val="18"/>
-                <w:szCs w:val="18"/>
-              </w:rPr>
-              <w:t>Parz broń</w:t>
-            </w:r>
-            <w:r>
-              <w:rPr>
-                <w:sz w:val="18"/>
-                <w:szCs w:val="18"/>
-              </w:rPr>
-              <w:t xml:space="preserve"> </w:t>
-            </w:r>
-            <w:r>
-              <w:rPr>
-                <w:sz w:val="18"/>
-                <w:szCs w:val="18"/>
-              </w:rPr>
-              <w:t>(9)</w:t>
+            <w:tcW w:w="1392" w:type="dxa"/>
+          </w:tcPr>
+          <w:p>
+            <w:pPr>
+              <w:rPr>
+                <w:sz w:val="18"/>
+                <w:szCs w:val="18"/>
+              </w:rPr>
+            </w:pPr>
+            <w:r>
+              <w:rPr>
+                <w:sz w:val="18"/>
+                <w:szCs w:val="18"/>
+              </w:rPr>
+              <w:t>Straceńcy</w:t>
+            </w:r>
+          </w:p>
+        </w:tc>
+        <w:tc>
+          <w:tcPr>
+            <w:tcW w:w="1693" w:type="dxa"/>
+          </w:tcPr>
+          <w:p>
+            <w:pPr>
+              <w:rPr>
+                <w:sz w:val="18"/>
+                <w:szCs w:val="18"/>
+              </w:rPr>
+            </w:pPr>
+            <w:r>
+              <w:rPr>
+                <w:sz w:val="18"/>
+                <w:szCs w:val="18"/>
+              </w:rPr>
+              <w:t>Patrz morale (1,5)</w:t>
             </w:r>
           </w:p>
         </w:tc>
@@ -13535,27 +13520,27 @@
         </w:tc>
         <w:tc>
           <w:tcPr>
-            <w:tcW w:w="556" w:type="dxa"/>
-          </w:tcPr>
-          <w:p>
-            <w:pPr>
-              <w:rPr>
-                <w:sz w:val="18"/>
-                <w:szCs w:val="18"/>
-              </w:rPr>
-            </w:pPr>
-            <w:r>
-              <w:rPr>
-                <w:sz w:val="18"/>
-                <w:szCs w:val="18"/>
-              </w:rPr>
-              <w:t>+</w:t>
-            </w:r>
-          </w:p>
-        </w:tc>
-        <w:tc>
-          <w:tcPr>
-            <w:tcW w:w="415" w:type="dxa"/>
+            <w:tcW w:w="553" w:type="dxa"/>
+          </w:tcPr>
+          <w:p>
+            <w:pPr>
+              <w:rPr>
+                <w:sz w:val="18"/>
+                <w:szCs w:val="18"/>
+              </w:rPr>
+            </w:pPr>
+            <w:r>
+              <w:rPr>
+                <w:sz w:val="18"/>
+                <w:szCs w:val="18"/>
+              </w:rPr>
+              <w:t>-</w:t>
+            </w:r>
+          </w:p>
+        </w:tc>
+        <w:tc>
+          <w:tcPr>
+            <w:tcW w:w="448" w:type="dxa"/>
           </w:tcPr>
           <w:p>
             <w:pPr>
@@ -13575,7 +13560,7 @@
         </w:tc>
         <w:tc>
           <w:tcPr>
-            <w:tcW w:w="567" w:type="dxa"/>
+            <w:tcW w:w="564" w:type="dxa"/>
           </w:tcPr>
           <w:p>
             <w:pPr>
@@ -13597,41 +13582,41 @@
       <w:tr>
         <w:tc>
           <w:tcPr>
-            <w:tcW w:w="1394" w:type="dxa"/>
-          </w:tcPr>
-          <w:p>
-            <w:pPr>
-              <w:rPr>
-                <w:sz w:val="18"/>
-                <w:szCs w:val="18"/>
-              </w:rPr>
-            </w:pPr>
-            <w:r>
-              <w:rPr>
-                <w:sz w:val="18"/>
-                <w:szCs w:val="18"/>
-              </w:rPr>
-              <w:t>Instynkt</w:t>
-            </w:r>
-          </w:p>
-        </w:tc>
-        <w:tc>
-          <w:tcPr>
-            <w:tcW w:w="1718" w:type="dxa"/>
-          </w:tcPr>
-          <w:p>
-            <w:pPr>
-              <w:rPr>
-                <w:sz w:val="18"/>
-                <w:szCs w:val="18"/>
-              </w:rPr>
-            </w:pPr>
-            <w:r>
-              <w:rPr>
-                <w:sz w:val="18"/>
-                <w:szCs w:val="18"/>
-              </w:rPr>
-              <w:t>-1</w:t>
+            <w:tcW w:w="1392" w:type="dxa"/>
+          </w:tcPr>
+          <w:p>
+            <w:pPr>
+              <w:rPr>
+                <w:sz w:val="18"/>
+                <w:szCs w:val="18"/>
+              </w:rPr>
+            </w:pPr>
+            <w:r>
+              <w:rPr>
+                <w:sz w:val="18"/>
+                <w:szCs w:val="18"/>
+              </w:rPr>
+              <w:t>Strażnik</w:t>
+            </w:r>
+          </w:p>
+        </w:tc>
+        <w:tc>
+          <w:tcPr>
+            <w:tcW w:w="1693" w:type="dxa"/>
+          </w:tcPr>
+          <w:p>
+            <w:pPr>
+              <w:rPr>
+                <w:sz w:val="18"/>
+                <w:szCs w:val="18"/>
+              </w:rPr>
+            </w:pPr>
+            <w:r>
+              <w:rPr>
+                <w:sz w:val="18"/>
+                <w:szCs w:val="18"/>
+              </w:rPr>
+              <w:t>Parz broń (9)</w:t>
             </w:r>
           </w:p>
         </w:tc>
@@ -13657,7 +13642,7 @@
         </w:tc>
         <w:tc>
           <w:tcPr>
-            <w:tcW w:w="556" w:type="dxa"/>
+            <w:tcW w:w="553" w:type="dxa"/>
           </w:tcPr>
           <w:p>
             <w:pPr>
@@ -13677,27 +13662,27 @@
         </w:tc>
         <w:tc>
           <w:tcPr>
-            <w:tcW w:w="415" w:type="dxa"/>
-          </w:tcPr>
-          <w:p>
-            <w:pPr>
-              <w:rPr>
-                <w:sz w:val="18"/>
-                <w:szCs w:val="18"/>
-              </w:rPr>
-            </w:pPr>
-            <w:r>
-              <w:rPr>
-                <w:sz w:val="18"/>
-                <w:szCs w:val="18"/>
-              </w:rPr>
-              <w:t>T</w:t>
-            </w:r>
-          </w:p>
-        </w:tc>
-        <w:tc>
-          <w:tcPr>
-            <w:tcW w:w="567" w:type="dxa"/>
+            <w:tcW w:w="448" w:type="dxa"/>
+          </w:tcPr>
+          <w:p>
+            <w:pPr>
+              <w:rPr>
+                <w:sz w:val="18"/>
+                <w:szCs w:val="18"/>
+              </w:rPr>
+            </w:pPr>
+            <w:r>
+              <w:rPr>
+                <w:sz w:val="18"/>
+                <w:szCs w:val="18"/>
+              </w:rPr>
+              <w:t>N</w:t>
+            </w:r>
+          </w:p>
+        </w:tc>
+        <w:tc>
+          <w:tcPr>
+            <w:tcW w:w="564" w:type="dxa"/>
           </w:tcPr>
           <w:p>
             <w:pPr>
@@ -13719,41 +13704,41 @@
       <w:tr>
         <w:tc>
           <w:tcPr>
-            <w:tcW w:w="1394" w:type="dxa"/>
-          </w:tcPr>
-          <w:p>
-            <w:pPr>
-              <w:rPr>
-                <w:sz w:val="18"/>
-                <w:szCs w:val="18"/>
-              </w:rPr>
-            </w:pPr>
-            <w:r>
-              <w:rPr>
-                <w:sz w:val="18"/>
-                <w:szCs w:val="18"/>
-              </w:rPr>
-              <w:t>Zdobywca</w:t>
-            </w:r>
-          </w:p>
-        </w:tc>
-        <w:tc>
-          <w:tcPr>
-            <w:tcW w:w="1718" w:type="dxa"/>
-          </w:tcPr>
-          <w:p>
-            <w:pPr>
-              <w:rPr>
-                <w:sz w:val="18"/>
-                <w:szCs w:val="18"/>
-              </w:rPr>
-            </w:pPr>
-            <w:r>
-              <w:rPr>
-                <w:sz w:val="18"/>
-                <w:szCs w:val="18"/>
-              </w:rPr>
-              <w:t>3</w:t>
+            <w:tcW w:w="1392" w:type="dxa"/>
+          </w:tcPr>
+          <w:p>
+            <w:pPr>
+              <w:rPr>
+                <w:sz w:val="18"/>
+                <w:szCs w:val="18"/>
+              </w:rPr>
+            </w:pPr>
+            <w:r>
+              <w:rPr>
+                <w:sz w:val="18"/>
+                <w:szCs w:val="18"/>
+              </w:rPr>
+              <w:t>Instynkt</w:t>
+            </w:r>
+          </w:p>
+        </w:tc>
+        <w:tc>
+          <w:tcPr>
+            <w:tcW w:w="1693" w:type="dxa"/>
+          </w:tcPr>
+          <w:p>
+            <w:pPr>
+              <w:rPr>
+                <w:sz w:val="18"/>
+                <w:szCs w:val="18"/>
+              </w:rPr>
+            </w:pPr>
+            <w:r>
+              <w:rPr>
+                <w:sz w:val="18"/>
+                <w:szCs w:val="18"/>
+              </w:rPr>
+              <w:t>-1</w:t>
             </w:r>
           </w:p>
         </w:tc>
@@ -13779,47 +13764,47 @@
         </w:tc>
         <w:tc>
           <w:tcPr>
-            <w:tcW w:w="556" w:type="dxa"/>
-          </w:tcPr>
-          <w:p>
-            <w:pPr>
-              <w:rPr>
-                <w:sz w:val="18"/>
-                <w:szCs w:val="18"/>
-              </w:rPr>
-            </w:pPr>
-            <w:r>
-              <w:rPr>
-                <w:sz w:val="18"/>
-                <w:szCs w:val="18"/>
-              </w:rPr>
-              <w:t>N</w:t>
-            </w:r>
-          </w:p>
-        </w:tc>
-        <w:tc>
-          <w:tcPr>
-            <w:tcW w:w="415" w:type="dxa"/>
-          </w:tcPr>
-          <w:p>
-            <w:pPr>
-              <w:rPr>
-                <w:sz w:val="18"/>
-                <w:szCs w:val="18"/>
-              </w:rPr>
-            </w:pPr>
-            <w:r>
-              <w:rPr>
-                <w:sz w:val="18"/>
-                <w:szCs w:val="18"/>
-              </w:rPr>
-              <w:t>N</w:t>
-            </w:r>
-          </w:p>
-        </w:tc>
-        <w:tc>
-          <w:tcPr>
-            <w:tcW w:w="567" w:type="dxa"/>
+            <w:tcW w:w="553" w:type="dxa"/>
+          </w:tcPr>
+          <w:p>
+            <w:pPr>
+              <w:rPr>
+                <w:sz w:val="18"/>
+                <w:szCs w:val="18"/>
+              </w:rPr>
+            </w:pPr>
+            <w:r>
+              <w:rPr>
+                <w:sz w:val="18"/>
+                <w:szCs w:val="18"/>
+              </w:rPr>
+              <w:t>+</w:t>
+            </w:r>
+          </w:p>
+        </w:tc>
+        <w:tc>
+          <w:tcPr>
+            <w:tcW w:w="448" w:type="dxa"/>
+          </w:tcPr>
+          <w:p>
+            <w:pPr>
+              <w:rPr>
+                <w:sz w:val="18"/>
+                <w:szCs w:val="18"/>
+              </w:rPr>
+            </w:pPr>
+            <w:r>
+              <w:rPr>
+                <w:sz w:val="18"/>
+                <w:szCs w:val="18"/>
+              </w:rPr>
+              <w:t>T</w:t>
+            </w:r>
+          </w:p>
+        </w:tc>
+        <w:tc>
+          <w:tcPr>
+            <w:tcW w:w="564" w:type="dxa"/>
           </w:tcPr>
           <w:p>
             <w:pPr>
@@ -13841,41 +13826,41 @@
       <w:tr>
         <w:tc>
           <w:tcPr>
-            <w:tcW w:w="1394" w:type="dxa"/>
-          </w:tcPr>
-          <w:p>
-            <w:pPr>
-              <w:rPr>
-                <w:sz w:val="18"/>
-                <w:szCs w:val="18"/>
-              </w:rPr>
-            </w:pPr>
-            <w:r>
-              <w:rPr>
-                <w:sz w:val="18"/>
-                <w:szCs w:val="18"/>
-              </w:rPr>
-              <w:t>Cierpliwy</w:t>
-            </w:r>
-          </w:p>
-        </w:tc>
-        <w:tc>
-          <w:tcPr>
-            <w:tcW w:w="1718" w:type="dxa"/>
-          </w:tcPr>
-          <w:p>
-            <w:pPr>
-              <w:rPr>
-                <w:sz w:val="18"/>
-                <w:szCs w:val="18"/>
-              </w:rPr>
-            </w:pPr>
-            <w:r>
-              <w:rPr>
-                <w:sz w:val="18"/>
-                <w:szCs w:val="18"/>
-              </w:rPr>
-              <w:t>1</w:t>
+            <w:tcW w:w="1392" w:type="dxa"/>
+          </w:tcPr>
+          <w:p>
+            <w:pPr>
+              <w:rPr>
+                <w:sz w:val="18"/>
+                <w:szCs w:val="18"/>
+              </w:rPr>
+            </w:pPr>
+            <w:r>
+              <w:rPr>
+                <w:sz w:val="18"/>
+                <w:szCs w:val="18"/>
+              </w:rPr>
+              <w:t>Zdobywca</w:t>
+            </w:r>
+          </w:p>
+        </w:tc>
+        <w:tc>
+          <w:tcPr>
+            <w:tcW w:w="1693" w:type="dxa"/>
+          </w:tcPr>
+          <w:p>
+            <w:pPr>
+              <w:rPr>
+                <w:sz w:val="18"/>
+                <w:szCs w:val="18"/>
+              </w:rPr>
+            </w:pPr>
+            <w:r>
+              <w:rPr>
+                <w:sz w:val="18"/>
+                <w:szCs w:val="18"/>
+              </w:rPr>
+              <w:t>3</w:t>
             </w:r>
           </w:p>
         </w:tc>
@@ -13901,27 +13886,7 @@
         </w:tc>
         <w:tc>
           <w:tcPr>
-            <w:tcW w:w="556" w:type="dxa"/>
-          </w:tcPr>
-          <w:p>
-            <w:pPr>
-              <w:rPr>
-                <w:sz w:val="18"/>
-                <w:szCs w:val="18"/>
-              </w:rPr>
-            </w:pPr>
-            <w:r>
-              <w:rPr>
-                <w:sz w:val="18"/>
-                <w:szCs w:val="18"/>
-              </w:rPr>
-              <w:t>-</w:t>
-            </w:r>
-          </w:p>
-        </w:tc>
-        <w:tc>
-          <w:tcPr>
-            <w:tcW w:w="415" w:type="dxa"/>
+            <w:tcW w:w="553" w:type="dxa"/>
           </w:tcPr>
           <w:p>
             <w:pPr>
@@ -13941,7 +13906,27 @@
         </w:tc>
         <w:tc>
           <w:tcPr>
-            <w:tcW w:w="567" w:type="dxa"/>
+            <w:tcW w:w="448" w:type="dxa"/>
+          </w:tcPr>
+          <w:p>
+            <w:pPr>
+              <w:rPr>
+                <w:sz w:val="18"/>
+                <w:szCs w:val="18"/>
+              </w:rPr>
+            </w:pPr>
+            <w:r>
+              <w:rPr>
+                <w:sz w:val="18"/>
+                <w:szCs w:val="18"/>
+              </w:rPr>
+              <w:t>N</w:t>
+            </w:r>
+          </w:p>
+        </w:tc>
+        <w:tc>
+          <w:tcPr>
+            <w:tcW w:w="564" w:type="dxa"/>
           </w:tcPr>
           <w:p>
             <w:pPr>
@@ -13963,62 +13948,41 @@
       <w:tr>
         <w:tc>
           <w:tcPr>
-            <w:tcW w:w="1394" w:type="dxa"/>
-          </w:tcPr>
-          <w:p>
-            <w:pPr>
-              <w:rPr>
-                <w:sz w:val="18"/>
-                <w:szCs w:val="18"/>
-              </w:rPr>
-            </w:pPr>
-            <w:r>
-              <w:rPr>
-                <w:sz w:val="18"/>
-                <w:szCs w:val="18"/>
-              </w:rPr>
-              <w:t>Dywersant</w:t>
-            </w:r>
-          </w:p>
-        </w:tc>
-        <w:tc>
-          <w:tcPr>
-            <w:tcW w:w="1718" w:type="dxa"/>
-          </w:tcPr>
-          <w:p>
-            <w:pPr>
-              <w:rPr>
-                <w:sz w:val="18"/>
-                <w:szCs w:val="18"/>
-              </w:rPr>
-            </w:pPr>
-            <w:r>
-              <w:rPr>
-                <w:sz w:val="18"/>
-                <w:szCs w:val="18"/>
-              </w:rPr>
-              <w:t>Parz broń</w:t>
-            </w:r>
-            <w:r>
-              <w:rPr>
-                <w:sz w:val="18"/>
-                <w:szCs w:val="18"/>
-              </w:rPr>
-              <w:t xml:space="preserve"> (</w:t>
-            </w:r>
-            <w:r>
-              <w:rPr>
-                <w:sz w:val="18"/>
-                <w:szCs w:val="18"/>
-              </w:rPr>
-              <w:t>3</w:t>
-            </w:r>
-            <w:r>
-              <w:rPr>
-                <w:sz w:val="18"/>
-                <w:szCs w:val="18"/>
-              </w:rPr>
-              <w:t>,25)</w:t>
+            <w:tcW w:w="1392" w:type="dxa"/>
+          </w:tcPr>
+          <w:p>
+            <w:pPr>
+              <w:rPr>
+                <w:sz w:val="18"/>
+                <w:szCs w:val="18"/>
+              </w:rPr>
+            </w:pPr>
+            <w:r>
+              <w:rPr>
+                <w:sz w:val="18"/>
+                <w:szCs w:val="18"/>
+              </w:rPr>
+              <w:t>Cierpliwy</w:t>
+            </w:r>
+          </w:p>
+        </w:tc>
+        <w:tc>
+          <w:tcPr>
+            <w:tcW w:w="1693" w:type="dxa"/>
+          </w:tcPr>
+          <w:p>
+            <w:pPr>
+              <w:rPr>
+                <w:sz w:val="18"/>
+                <w:szCs w:val="18"/>
+              </w:rPr>
+            </w:pPr>
+            <w:r>
+              <w:rPr>
+                <w:sz w:val="18"/>
+                <w:szCs w:val="18"/>
+              </w:rPr>
+              <w:t>1</w:t>
             </w:r>
           </w:p>
         </w:tc>
@@ -14044,27 +14008,27 @@
         </w:tc>
         <w:tc>
           <w:tcPr>
-            <w:tcW w:w="556" w:type="dxa"/>
-          </w:tcPr>
-          <w:p>
-            <w:pPr>
-              <w:rPr>
-                <w:sz w:val="18"/>
-                <w:szCs w:val="18"/>
-              </w:rPr>
-            </w:pPr>
-            <w:r>
-              <w:rPr>
-                <w:sz w:val="18"/>
-                <w:szCs w:val="18"/>
-              </w:rPr>
-              <w:t>+</w:t>
-            </w:r>
-          </w:p>
-        </w:tc>
-        <w:tc>
-          <w:tcPr>
-            <w:tcW w:w="415" w:type="dxa"/>
+            <w:tcW w:w="553" w:type="dxa"/>
+          </w:tcPr>
+          <w:p>
+            <w:pPr>
+              <w:rPr>
+                <w:sz w:val="18"/>
+                <w:szCs w:val="18"/>
+              </w:rPr>
+            </w:pPr>
+            <w:r>
+              <w:rPr>
+                <w:sz w:val="18"/>
+                <w:szCs w:val="18"/>
+              </w:rPr>
+              <w:t>-</w:t>
+            </w:r>
+          </w:p>
+        </w:tc>
+        <w:tc>
+          <w:tcPr>
+            <w:tcW w:w="448" w:type="dxa"/>
           </w:tcPr>
           <w:p>
             <w:pPr>
@@ -14084,21 +14048,21 @@
         </w:tc>
         <w:tc>
           <w:tcPr>
-            <w:tcW w:w="567" w:type="dxa"/>
-          </w:tcPr>
-          <w:p>
-            <w:pPr>
-              <w:rPr>
-                <w:sz w:val="18"/>
-                <w:szCs w:val="18"/>
-              </w:rPr>
-            </w:pPr>
-            <w:r>
-              <w:rPr>
-                <w:sz w:val="18"/>
-                <w:szCs w:val="18"/>
-              </w:rPr>
-              <w:t>T</w:t>
+            <w:tcW w:w="564" w:type="dxa"/>
+          </w:tcPr>
+          <w:p>
+            <w:pPr>
+              <w:rPr>
+                <w:sz w:val="18"/>
+                <w:szCs w:val="18"/>
+              </w:rPr>
+            </w:pPr>
+            <w:r>
+              <w:rPr>
+                <w:sz w:val="18"/>
+                <w:szCs w:val="18"/>
+              </w:rPr>
+              <w:t>N</w:t>
             </w:r>
           </w:p>
         </w:tc>
@@ -14106,41 +14070,41 @@
       <w:tr>
         <w:tc>
           <w:tcPr>
-            <w:tcW w:w="1394" w:type="dxa"/>
-          </w:tcPr>
-          <w:p>
-            <w:pPr>
-              <w:rPr>
-                <w:sz w:val="18"/>
-                <w:szCs w:val="18"/>
-              </w:rPr>
-            </w:pPr>
-            <w:r>
-              <w:rPr>
-                <w:sz w:val="18"/>
-                <w:szCs w:val="18"/>
-              </w:rPr>
-              <w:t>Rój</w:t>
-            </w:r>
-          </w:p>
-        </w:tc>
-        <w:tc>
-          <w:tcPr>
-            <w:tcW w:w="1718" w:type="dxa"/>
-          </w:tcPr>
-          <w:p>
-            <w:pPr>
-              <w:rPr>
-                <w:sz w:val="18"/>
-                <w:szCs w:val="18"/>
-              </w:rPr>
-            </w:pPr>
-            <w:r>
-              <w:rPr>
-                <w:sz w:val="18"/>
-                <w:szCs w:val="18"/>
-              </w:rPr>
-              <w:t>0,25</w:t>
+            <w:tcW w:w="1392" w:type="dxa"/>
+          </w:tcPr>
+          <w:p>
+            <w:pPr>
+              <w:rPr>
+                <w:sz w:val="18"/>
+                <w:szCs w:val="18"/>
+              </w:rPr>
+            </w:pPr>
+            <w:r>
+              <w:rPr>
+                <w:sz w:val="18"/>
+                <w:szCs w:val="18"/>
+              </w:rPr>
+              <w:t>Dywersant</w:t>
+            </w:r>
+          </w:p>
+        </w:tc>
+        <w:tc>
+          <w:tcPr>
+            <w:tcW w:w="1693" w:type="dxa"/>
+          </w:tcPr>
+          <w:p>
+            <w:pPr>
+              <w:rPr>
+                <w:sz w:val="18"/>
+                <w:szCs w:val="18"/>
+              </w:rPr>
+            </w:pPr>
+            <w:r>
+              <w:rPr>
+                <w:sz w:val="18"/>
+                <w:szCs w:val="18"/>
+              </w:rPr>
+              <w:t>Parz broń (3,25)</w:t>
             </w:r>
           </w:p>
         </w:tc>
@@ -14160,67 +14124,67 @@
                 <w:sz w:val="18"/>
                 <w:szCs w:val="18"/>
               </w:rPr>
+              <w:t>T</w:t>
+            </w:r>
+          </w:p>
+        </w:tc>
+        <w:tc>
+          <w:tcPr>
+            <w:tcW w:w="553" w:type="dxa"/>
+          </w:tcPr>
+          <w:p>
+            <w:pPr>
+              <w:rPr>
+                <w:sz w:val="18"/>
+                <w:szCs w:val="18"/>
+              </w:rPr>
+            </w:pPr>
+            <w:r>
+              <w:rPr>
+                <w:sz w:val="18"/>
+                <w:szCs w:val="18"/>
+              </w:rPr>
+              <w:t>+</w:t>
+            </w:r>
+          </w:p>
+        </w:tc>
+        <w:tc>
+          <w:tcPr>
+            <w:tcW w:w="448" w:type="dxa"/>
+          </w:tcPr>
+          <w:p>
+            <w:pPr>
+              <w:rPr>
+                <w:sz w:val="18"/>
+                <w:szCs w:val="18"/>
+              </w:rPr>
+            </w:pPr>
+            <w:r>
+              <w:rPr>
+                <w:sz w:val="18"/>
+                <w:szCs w:val="18"/>
+              </w:rPr>
               <w:t>N</w:t>
             </w:r>
           </w:p>
         </w:tc>
         <w:tc>
           <w:tcPr>
-            <w:tcW w:w="556" w:type="dxa"/>
-          </w:tcPr>
-          <w:p>
-            <w:pPr>
-              <w:rPr>
-                <w:sz w:val="18"/>
-                <w:szCs w:val="18"/>
-              </w:rPr>
-            </w:pPr>
-            <w:r>
-              <w:rPr>
-                <w:sz w:val="18"/>
-                <w:szCs w:val="18"/>
-              </w:rPr>
-              <w:t>N</w:t>
-            </w:r>
-          </w:p>
-        </w:tc>
-        <w:tc>
-          <w:tcPr>
-            <w:tcW w:w="415" w:type="dxa"/>
-          </w:tcPr>
-          <w:p>
-            <w:pPr>
-              <w:rPr>
-                <w:sz w:val="18"/>
-                <w:szCs w:val="18"/>
-              </w:rPr>
-            </w:pPr>
-            <w:r>
-              <w:rPr>
-                <w:sz w:val="18"/>
-                <w:szCs w:val="18"/>
-              </w:rPr>
-              <w:t>N</w:t>
-            </w:r>
-          </w:p>
-        </w:tc>
-        <w:tc>
-          <w:tcPr>
-            <w:tcW w:w="567" w:type="dxa"/>
-          </w:tcPr>
-          <w:p>
-            <w:pPr>
-              <w:rPr>
-                <w:sz w:val="18"/>
-                <w:szCs w:val="18"/>
-              </w:rPr>
-            </w:pPr>
-            <w:r>
-              <w:rPr>
-                <w:sz w:val="18"/>
-                <w:szCs w:val="18"/>
-              </w:rPr>
-              <w:t>N</w:t>
+            <w:tcW w:w="564" w:type="dxa"/>
+          </w:tcPr>
+          <w:p>
+            <w:pPr>
+              <w:rPr>
+                <w:sz w:val="18"/>
+                <w:szCs w:val="18"/>
+              </w:rPr>
+            </w:pPr>
+            <w:r>
+              <w:rPr>
+                <w:sz w:val="18"/>
+                <w:szCs w:val="18"/>
+              </w:rPr>
+              <w:t>T</w:t>
             </w:r>
           </w:p>
         </w:tc>
@@ -14228,55 +14192,41 @@
       <w:tr>
         <w:tc>
           <w:tcPr>
-            <w:tcW w:w="1394" w:type="dxa"/>
-          </w:tcPr>
-          <w:p>
-            <w:pPr>
-              <w:rPr>
-                <w:sz w:val="18"/>
-                <w:szCs w:val="18"/>
-              </w:rPr>
-            </w:pPr>
-            <w:r>
-              <w:rPr>
-                <w:sz w:val="18"/>
-                <w:szCs w:val="18"/>
-              </w:rPr>
-              <w:t>Ostrożny</w:t>
-            </w:r>
-          </w:p>
-        </w:tc>
-        <w:tc>
-          <w:tcPr>
-            <w:tcW w:w="1718" w:type="dxa"/>
-          </w:tcPr>
-          <w:p>
-            <w:pPr>
-              <w:rPr>
-                <w:sz w:val="18"/>
-                <w:szCs w:val="18"/>
-              </w:rPr>
-            </w:pPr>
-            <w:r>
-              <w:rPr>
-                <w:sz w:val="18"/>
-                <w:szCs w:val="18"/>
-              </w:rPr>
-              <w:t>Patrz broń</w:t>
-            </w:r>
-            <w:r>
-              <w:rPr>
-                <w:sz w:val="18"/>
-                <w:szCs w:val="18"/>
-              </w:rPr>
-              <w:t xml:space="preserve"> </w:t>
-            </w:r>
-            <w:r>
-              <w:rPr>
-                <w:sz w:val="18"/>
-                <w:szCs w:val="18"/>
-              </w:rPr>
-              <w:t>(4,25)</w:t>
+            <w:tcW w:w="1392" w:type="dxa"/>
+          </w:tcPr>
+          <w:p>
+            <w:pPr>
+              <w:rPr>
+                <w:sz w:val="18"/>
+                <w:szCs w:val="18"/>
+              </w:rPr>
+            </w:pPr>
+            <w:r>
+              <w:rPr>
+                <w:sz w:val="18"/>
+                <w:szCs w:val="18"/>
+              </w:rPr>
+              <w:t>Rój</w:t>
+            </w:r>
+          </w:p>
+        </w:tc>
+        <w:tc>
+          <w:tcPr>
+            <w:tcW w:w="1693" w:type="dxa"/>
+          </w:tcPr>
+          <w:p>
+            <w:pPr>
+              <w:rPr>
+                <w:sz w:val="18"/>
+                <w:szCs w:val="18"/>
+              </w:rPr>
+            </w:pPr>
+            <w:r>
+              <w:rPr>
+                <w:sz w:val="18"/>
+                <w:szCs w:val="18"/>
+              </w:rPr>
+              <w:t>0,25</w:t>
             </w:r>
           </w:p>
         </w:tc>
@@ -14296,67 +14246,67 @@
                 <w:sz w:val="18"/>
                 <w:szCs w:val="18"/>
               </w:rPr>
-              <w:t>T</w:t>
-            </w:r>
-          </w:p>
-        </w:tc>
-        <w:tc>
-          <w:tcPr>
-            <w:tcW w:w="556" w:type="dxa"/>
-          </w:tcPr>
-          <w:p>
-            <w:pPr>
-              <w:rPr>
-                <w:sz w:val="18"/>
-                <w:szCs w:val="18"/>
-              </w:rPr>
-            </w:pPr>
-            <w:r>
-              <w:rPr>
-                <w:sz w:val="18"/>
-                <w:szCs w:val="18"/>
-              </w:rPr>
-              <w:t>+</w:t>
-            </w:r>
-          </w:p>
-        </w:tc>
-        <w:tc>
-          <w:tcPr>
-            <w:tcW w:w="415" w:type="dxa"/>
-          </w:tcPr>
-          <w:p>
-            <w:pPr>
-              <w:rPr>
-                <w:sz w:val="18"/>
-                <w:szCs w:val="18"/>
-              </w:rPr>
-            </w:pPr>
-            <w:r>
-              <w:rPr>
-                <w:sz w:val="18"/>
-                <w:szCs w:val="18"/>
-              </w:rPr>
               <w:t>N</w:t>
             </w:r>
           </w:p>
         </w:tc>
         <w:tc>
           <w:tcPr>
-            <w:tcW w:w="567" w:type="dxa"/>
-          </w:tcPr>
-          <w:p>
-            <w:pPr>
-              <w:rPr>
-                <w:sz w:val="18"/>
-                <w:szCs w:val="18"/>
-              </w:rPr>
-            </w:pPr>
-            <w:r>
-              <w:rPr>
-                <w:sz w:val="18"/>
-                <w:szCs w:val="18"/>
-              </w:rPr>
-              <w:t>T</w:t>
+            <w:tcW w:w="553" w:type="dxa"/>
+          </w:tcPr>
+          <w:p>
+            <w:pPr>
+              <w:rPr>
+                <w:sz w:val="18"/>
+                <w:szCs w:val="18"/>
+              </w:rPr>
+            </w:pPr>
+            <w:r>
+              <w:rPr>
+                <w:sz w:val="18"/>
+                <w:szCs w:val="18"/>
+              </w:rPr>
+              <w:t>N</w:t>
+            </w:r>
+          </w:p>
+        </w:tc>
+        <w:tc>
+          <w:tcPr>
+            <w:tcW w:w="448" w:type="dxa"/>
+          </w:tcPr>
+          <w:p>
+            <w:pPr>
+              <w:rPr>
+                <w:sz w:val="18"/>
+                <w:szCs w:val="18"/>
+              </w:rPr>
+            </w:pPr>
+            <w:r>
+              <w:rPr>
+                <w:sz w:val="18"/>
+                <w:szCs w:val="18"/>
+              </w:rPr>
+              <w:t>N</w:t>
+            </w:r>
+          </w:p>
+        </w:tc>
+        <w:tc>
+          <w:tcPr>
+            <w:tcW w:w="564" w:type="dxa"/>
+          </w:tcPr>
+          <w:p>
+            <w:pPr>
+              <w:rPr>
+                <w:sz w:val="18"/>
+                <w:szCs w:val="18"/>
+              </w:rPr>
+            </w:pPr>
+            <w:r>
+              <w:rPr>
+                <w:sz w:val="18"/>
+                <w:szCs w:val="18"/>
+              </w:rPr>
+              <w:t>N</w:t>
             </w:r>
           </w:p>
         </w:tc>
@@ -14364,41 +14314,41 @@
       <w:tr>
         <w:tc>
           <w:tcPr>
-            <w:tcW w:w="1394" w:type="dxa"/>
-          </w:tcPr>
-          <w:p>
-            <w:pPr>
-              <w:rPr>
-                <w:sz w:val="18"/>
-                <w:szCs w:val="18"/>
-              </w:rPr>
-            </w:pPr>
-            <w:r>
-              <w:rPr>
-                <w:sz w:val="18"/>
-                <w:szCs w:val="18"/>
-              </w:rPr>
-              <w:t>Zwrot</w:t>
-            </w:r>
-          </w:p>
-        </w:tc>
-        <w:tc>
-          <w:tcPr>
-            <w:tcW w:w="1718" w:type="dxa"/>
-          </w:tcPr>
-          <w:p>
-            <w:pPr>
-              <w:rPr>
-                <w:sz w:val="18"/>
-                <w:szCs w:val="18"/>
-              </w:rPr>
-            </w:pPr>
-            <w:r>
-              <w:rPr>
-                <w:sz w:val="18"/>
-                <w:szCs w:val="18"/>
-              </w:rPr>
-              <w:t>-1</w:t>
+            <w:tcW w:w="1392" w:type="dxa"/>
+          </w:tcPr>
+          <w:p>
+            <w:pPr>
+              <w:rPr>
+                <w:sz w:val="18"/>
+                <w:szCs w:val="18"/>
+              </w:rPr>
+            </w:pPr>
+            <w:r>
+              <w:rPr>
+                <w:sz w:val="18"/>
+                <w:szCs w:val="18"/>
+              </w:rPr>
+              <w:t>Ostrożny</w:t>
+            </w:r>
+          </w:p>
+        </w:tc>
+        <w:tc>
+          <w:tcPr>
+            <w:tcW w:w="1693" w:type="dxa"/>
+          </w:tcPr>
+          <w:p>
+            <w:pPr>
+              <w:rPr>
+                <w:sz w:val="18"/>
+                <w:szCs w:val="18"/>
+              </w:rPr>
+            </w:pPr>
+            <w:r>
+              <w:rPr>
+                <w:sz w:val="18"/>
+                <w:szCs w:val="18"/>
+              </w:rPr>
+              <w:t>Patrz broń (4,25)</w:t>
             </w:r>
           </w:p>
         </w:tc>
@@ -14418,67 +14368,67 @@
                 <w:sz w:val="18"/>
                 <w:szCs w:val="18"/>
               </w:rPr>
+              <w:t>T</w:t>
+            </w:r>
+          </w:p>
+        </w:tc>
+        <w:tc>
+          <w:tcPr>
+            <w:tcW w:w="553" w:type="dxa"/>
+          </w:tcPr>
+          <w:p>
+            <w:pPr>
+              <w:rPr>
+                <w:sz w:val="18"/>
+                <w:szCs w:val="18"/>
+              </w:rPr>
+            </w:pPr>
+            <w:r>
+              <w:rPr>
+                <w:sz w:val="18"/>
+                <w:szCs w:val="18"/>
+              </w:rPr>
+              <w:t>+</w:t>
+            </w:r>
+          </w:p>
+        </w:tc>
+        <w:tc>
+          <w:tcPr>
+            <w:tcW w:w="448" w:type="dxa"/>
+          </w:tcPr>
+          <w:p>
+            <w:pPr>
+              <w:rPr>
+                <w:sz w:val="18"/>
+                <w:szCs w:val="18"/>
+              </w:rPr>
+            </w:pPr>
+            <w:r>
+              <w:rPr>
+                <w:sz w:val="18"/>
+                <w:szCs w:val="18"/>
+              </w:rPr>
               <w:t>N</w:t>
             </w:r>
           </w:p>
         </w:tc>
         <w:tc>
           <w:tcPr>
-            <w:tcW w:w="556" w:type="dxa"/>
-          </w:tcPr>
-          <w:p>
-            <w:pPr>
-              <w:rPr>
-                <w:sz w:val="18"/>
-                <w:szCs w:val="18"/>
-              </w:rPr>
-            </w:pPr>
-            <w:r>
-              <w:rPr>
-                <w:sz w:val="18"/>
-                <w:szCs w:val="18"/>
-              </w:rPr>
-              <w:t>N</w:t>
-            </w:r>
-          </w:p>
-        </w:tc>
-        <w:tc>
-          <w:tcPr>
-            <w:tcW w:w="415" w:type="dxa"/>
-          </w:tcPr>
-          <w:p>
-            <w:pPr>
-              <w:rPr>
-                <w:sz w:val="18"/>
-                <w:szCs w:val="18"/>
-              </w:rPr>
-            </w:pPr>
-            <w:r>
-              <w:rPr>
-                <w:sz w:val="18"/>
-                <w:szCs w:val="18"/>
-              </w:rPr>
-              <w:t>N</w:t>
-            </w:r>
-          </w:p>
-        </w:tc>
-        <w:tc>
-          <w:tcPr>
-            <w:tcW w:w="567" w:type="dxa"/>
-          </w:tcPr>
-          <w:p>
-            <w:pPr>
-              <w:rPr>
-                <w:sz w:val="18"/>
-                <w:szCs w:val="18"/>
-              </w:rPr>
-            </w:pPr>
-            <w:r>
-              <w:rPr>
-                <w:sz w:val="18"/>
-                <w:szCs w:val="18"/>
-              </w:rPr>
-              <w:t>N</w:t>
+            <w:tcW w:w="564" w:type="dxa"/>
+          </w:tcPr>
+          <w:p>
+            <w:pPr>
+              <w:rPr>
+                <w:sz w:val="18"/>
+                <w:szCs w:val="18"/>
+              </w:rPr>
+            </w:pPr>
+            <w:r>
+              <w:rPr>
+                <w:sz w:val="18"/>
+                <w:szCs w:val="18"/>
+              </w:rPr>
+              <w:t>T</w:t>
             </w:r>
           </w:p>
         </w:tc>
@@ -14486,62 +14436,41 @@
       <w:tr>
         <w:tc>
           <w:tcPr>
-            <w:tcW w:w="1394" w:type="dxa"/>
-          </w:tcPr>
-          <w:p>
-            <w:pPr>
-              <w:rPr>
-                <w:sz w:val="18"/>
-                <w:szCs w:val="18"/>
-              </w:rPr>
-            </w:pPr>
-            <w:r>
-              <w:rPr>
-                <w:sz w:val="18"/>
-                <w:szCs w:val="18"/>
-              </w:rPr>
-              <w:t>Niestrudzony</w:t>
-            </w:r>
-          </w:p>
-        </w:tc>
-        <w:tc>
-          <w:tcPr>
-            <w:tcW w:w="1718" w:type="dxa"/>
-          </w:tcPr>
-          <w:p>
-            <w:pPr>
-              <w:rPr>
-                <w:sz w:val="18"/>
-                <w:szCs w:val="18"/>
-              </w:rPr>
-            </w:pPr>
-            <w:r>
-              <w:rPr>
-                <w:sz w:val="18"/>
-                <w:szCs w:val="18"/>
-              </w:rPr>
-              <w:t>Parz broń</w:t>
-            </w:r>
-            <w:r>
-              <w:rPr>
-                <w:sz w:val="18"/>
-                <w:szCs w:val="18"/>
-              </w:rPr>
-              <w:t xml:space="preserve"> </w:t>
-            </w:r>
-            <w:r>
-              <w:rPr>
-                <w:sz w:val="18"/>
-                <w:szCs w:val="18"/>
-              </w:rPr>
-              <w:t>(</w:t>
-            </w:r>
-            <w:r>
-              <w:rPr>
-                <w:sz w:val="18"/>
-                <w:szCs w:val="18"/>
-              </w:rPr>
-              <w:t>8)</w:t>
+            <w:tcW w:w="1392" w:type="dxa"/>
+          </w:tcPr>
+          <w:p>
+            <w:pPr>
+              <w:rPr>
+                <w:sz w:val="18"/>
+                <w:szCs w:val="18"/>
+              </w:rPr>
+            </w:pPr>
+            <w:r>
+              <w:rPr>
+                <w:sz w:val="18"/>
+                <w:szCs w:val="18"/>
+              </w:rPr>
+              <w:t>Zwrot</w:t>
+            </w:r>
+          </w:p>
+        </w:tc>
+        <w:tc>
+          <w:tcPr>
+            <w:tcW w:w="1693" w:type="dxa"/>
+          </w:tcPr>
+          <w:p>
+            <w:pPr>
+              <w:rPr>
+                <w:sz w:val="18"/>
+                <w:szCs w:val="18"/>
+              </w:rPr>
+            </w:pPr>
+            <w:r>
+              <w:rPr>
+                <w:sz w:val="18"/>
+                <w:szCs w:val="18"/>
+              </w:rPr>
+              <w:t>-1</w:t>
             </w:r>
           </w:p>
         </w:tc>
@@ -14561,67 +14490,67 @@
                 <w:sz w:val="18"/>
                 <w:szCs w:val="18"/>
               </w:rPr>
-              <w:t>T</w:t>
-            </w:r>
-          </w:p>
-        </w:tc>
-        <w:tc>
-          <w:tcPr>
-            <w:tcW w:w="556" w:type="dxa"/>
-          </w:tcPr>
-          <w:p>
-            <w:pPr>
-              <w:rPr>
-                <w:sz w:val="18"/>
-                <w:szCs w:val="18"/>
-              </w:rPr>
-            </w:pPr>
-            <w:r>
-              <w:rPr>
-                <w:sz w:val="18"/>
-                <w:szCs w:val="18"/>
-              </w:rPr>
-              <w:t>+</w:t>
-            </w:r>
-          </w:p>
-        </w:tc>
-        <w:tc>
-          <w:tcPr>
-            <w:tcW w:w="415" w:type="dxa"/>
-          </w:tcPr>
-          <w:p>
-            <w:pPr>
-              <w:rPr>
-                <w:sz w:val="18"/>
-                <w:szCs w:val="18"/>
-              </w:rPr>
-            </w:pPr>
-            <w:r>
-              <w:rPr>
-                <w:sz w:val="18"/>
-                <w:szCs w:val="18"/>
-              </w:rPr>
               <w:t>N</w:t>
             </w:r>
           </w:p>
         </w:tc>
         <w:tc>
           <w:tcPr>
-            <w:tcW w:w="567" w:type="dxa"/>
-          </w:tcPr>
-          <w:p>
-            <w:pPr>
-              <w:rPr>
-                <w:sz w:val="18"/>
-                <w:szCs w:val="18"/>
-              </w:rPr>
-            </w:pPr>
-            <w:r>
-              <w:rPr>
-                <w:sz w:val="18"/>
-                <w:szCs w:val="18"/>
-              </w:rPr>
-              <w:t>T</w:t>
+            <w:tcW w:w="553" w:type="dxa"/>
+          </w:tcPr>
+          <w:p>
+            <w:pPr>
+              <w:rPr>
+                <w:sz w:val="18"/>
+                <w:szCs w:val="18"/>
+              </w:rPr>
+            </w:pPr>
+            <w:r>
+              <w:rPr>
+                <w:sz w:val="18"/>
+                <w:szCs w:val="18"/>
+              </w:rPr>
+              <w:t>N</w:t>
+            </w:r>
+          </w:p>
+        </w:tc>
+        <w:tc>
+          <w:tcPr>
+            <w:tcW w:w="448" w:type="dxa"/>
+          </w:tcPr>
+          <w:p>
+            <w:pPr>
+              <w:rPr>
+                <w:sz w:val="18"/>
+                <w:szCs w:val="18"/>
+              </w:rPr>
+            </w:pPr>
+            <w:r>
+              <w:rPr>
+                <w:sz w:val="18"/>
+                <w:szCs w:val="18"/>
+              </w:rPr>
+              <w:t>N</w:t>
+            </w:r>
+          </w:p>
+        </w:tc>
+        <w:tc>
+          <w:tcPr>
+            <w:tcW w:w="564" w:type="dxa"/>
+          </w:tcPr>
+          <w:p>
+            <w:pPr>
+              <w:rPr>
+                <w:sz w:val="18"/>
+                <w:szCs w:val="18"/>
+              </w:rPr>
+            </w:pPr>
+            <w:r>
+              <w:rPr>
+                <w:sz w:val="18"/>
+                <w:szCs w:val="18"/>
+              </w:rPr>
+              <w:t>N</w:t>
             </w:r>
           </w:p>
         </w:tc>
@@ -14629,55 +14558,41 @@
       <w:tr>
         <w:tc>
           <w:tcPr>
-            <w:tcW w:w="1394" w:type="dxa"/>
-          </w:tcPr>
-          <w:p>
-            <w:pPr>
-              <w:rPr>
-                <w:sz w:val="18"/>
-                <w:szCs w:val="18"/>
-              </w:rPr>
-            </w:pPr>
-            <w:r>
-              <w:rPr>
-                <w:sz w:val="18"/>
-                <w:szCs w:val="18"/>
-              </w:rPr>
-              <w:t>Bastion</w:t>
-            </w:r>
-          </w:p>
-        </w:tc>
-        <w:tc>
-          <w:tcPr>
-            <w:tcW w:w="1718" w:type="dxa"/>
-          </w:tcPr>
-          <w:p>
-            <w:pPr>
-              <w:rPr>
-                <w:sz w:val="18"/>
-                <w:szCs w:val="18"/>
-              </w:rPr>
-            </w:pPr>
-            <w:r>
-              <w:rPr>
-                <w:sz w:val="18"/>
-                <w:szCs w:val="18"/>
-              </w:rPr>
-              <w:t>Parz broń</w:t>
-            </w:r>
-            <w:r>
-              <w:rPr>
-                <w:sz w:val="18"/>
-                <w:szCs w:val="18"/>
-              </w:rPr>
-              <w:t xml:space="preserve"> </w:t>
-            </w:r>
-            <w:r>
-              <w:rPr>
-                <w:sz w:val="18"/>
-                <w:szCs w:val="18"/>
-              </w:rPr>
-              <w:t>(3)</w:t>
+            <w:tcW w:w="1392" w:type="dxa"/>
+          </w:tcPr>
+          <w:p>
+            <w:pPr>
+              <w:rPr>
+                <w:sz w:val="18"/>
+                <w:szCs w:val="18"/>
+              </w:rPr>
+            </w:pPr>
+            <w:r>
+              <w:rPr>
+                <w:sz w:val="18"/>
+                <w:szCs w:val="18"/>
+              </w:rPr>
+              <w:t>Niestrudzony</w:t>
+            </w:r>
+          </w:p>
+        </w:tc>
+        <w:tc>
+          <w:tcPr>
+            <w:tcW w:w="1693" w:type="dxa"/>
+          </w:tcPr>
+          <w:p>
+            <w:pPr>
+              <w:rPr>
+                <w:sz w:val="18"/>
+                <w:szCs w:val="18"/>
+              </w:rPr>
+            </w:pPr>
+            <w:r>
+              <w:rPr>
+                <w:sz w:val="18"/>
+                <w:szCs w:val="18"/>
+              </w:rPr>
+              <w:t>Parz broń (8)</w:t>
             </w:r>
           </w:p>
         </w:tc>
@@ -14703,27 +14618,27 @@
         </w:tc>
         <w:tc>
           <w:tcPr>
-            <w:tcW w:w="556" w:type="dxa"/>
-          </w:tcPr>
-          <w:p>
-            <w:pPr>
-              <w:rPr>
-                <w:sz w:val="18"/>
-                <w:szCs w:val="18"/>
-              </w:rPr>
-            </w:pPr>
-            <w:r>
-              <w:rPr>
-                <w:sz w:val="18"/>
-                <w:szCs w:val="18"/>
-              </w:rPr>
-              <w:t>-</w:t>
-            </w:r>
-          </w:p>
-        </w:tc>
-        <w:tc>
-          <w:tcPr>
-            <w:tcW w:w="415" w:type="dxa"/>
+            <w:tcW w:w="553" w:type="dxa"/>
+          </w:tcPr>
+          <w:p>
+            <w:pPr>
+              <w:rPr>
+                <w:sz w:val="18"/>
+                <w:szCs w:val="18"/>
+              </w:rPr>
+            </w:pPr>
+            <w:r>
+              <w:rPr>
+                <w:sz w:val="18"/>
+                <w:szCs w:val="18"/>
+              </w:rPr>
+              <w:t>+</w:t>
+            </w:r>
+          </w:p>
+        </w:tc>
+        <w:tc>
+          <w:tcPr>
+            <w:tcW w:w="448" w:type="dxa"/>
           </w:tcPr>
           <w:p>
             <w:pPr>
@@ -14743,7 +14658,7 @@
         </w:tc>
         <w:tc>
           <w:tcPr>
-            <w:tcW w:w="567" w:type="dxa"/>
+            <w:tcW w:w="564" w:type="dxa"/>
           </w:tcPr>
           <w:p>
             <w:pPr>
@@ -14765,41 +14680,41 @@
       <w:tr>
         <w:tc>
           <w:tcPr>
-            <w:tcW w:w="1394" w:type="dxa"/>
-          </w:tcPr>
-          <w:p>
-            <w:pPr>
-              <w:rPr>
-                <w:sz w:val="18"/>
-                <w:szCs w:val="18"/>
-              </w:rPr>
-            </w:pPr>
-            <w:r>
-              <w:rPr>
-                <w:sz w:val="18"/>
-                <w:szCs w:val="18"/>
-              </w:rPr>
-              <w:t>Transport</w:t>
-            </w:r>
-          </w:p>
-        </w:tc>
-        <w:tc>
-          <w:tcPr>
-            <w:tcW w:w="1718" w:type="dxa"/>
-          </w:tcPr>
-          <w:p>
-            <w:pPr>
-              <w:rPr>
-                <w:sz w:val="18"/>
-                <w:szCs w:val="18"/>
-              </w:rPr>
-            </w:pPr>
-            <w:r>
-              <w:rPr>
-                <w:sz w:val="18"/>
-                <w:szCs w:val="18"/>
-              </w:rPr>
-              <w:t>Patrz niżej</w:t>
+            <w:tcW w:w="1392" w:type="dxa"/>
+          </w:tcPr>
+          <w:p>
+            <w:pPr>
+              <w:rPr>
+                <w:sz w:val="18"/>
+                <w:szCs w:val="18"/>
+              </w:rPr>
+            </w:pPr>
+            <w:r>
+              <w:rPr>
+                <w:sz w:val="18"/>
+                <w:szCs w:val="18"/>
+              </w:rPr>
+              <w:t>Bastion</w:t>
+            </w:r>
+          </w:p>
+        </w:tc>
+        <w:tc>
+          <w:tcPr>
+            <w:tcW w:w="1693" w:type="dxa"/>
+          </w:tcPr>
+          <w:p>
+            <w:pPr>
+              <w:rPr>
+                <w:sz w:val="18"/>
+                <w:szCs w:val="18"/>
+              </w:rPr>
+            </w:pPr>
+            <w:r>
+              <w:rPr>
+                <w:sz w:val="18"/>
+                <w:szCs w:val="18"/>
+              </w:rPr>
+              <w:t>Parz broń (3)</w:t>
             </w:r>
           </w:p>
         </w:tc>
@@ -14819,67 +14734,67 @@
                 <w:sz w:val="18"/>
                 <w:szCs w:val="18"/>
               </w:rPr>
+              <w:t>T</w:t>
+            </w:r>
+          </w:p>
+        </w:tc>
+        <w:tc>
+          <w:tcPr>
+            <w:tcW w:w="553" w:type="dxa"/>
+          </w:tcPr>
+          <w:p>
+            <w:pPr>
+              <w:rPr>
+                <w:sz w:val="18"/>
+                <w:szCs w:val="18"/>
+              </w:rPr>
+            </w:pPr>
+            <w:r>
+              <w:rPr>
+                <w:sz w:val="18"/>
+                <w:szCs w:val="18"/>
+              </w:rPr>
+              <w:t>-</w:t>
+            </w:r>
+          </w:p>
+        </w:tc>
+        <w:tc>
+          <w:tcPr>
+            <w:tcW w:w="448" w:type="dxa"/>
+          </w:tcPr>
+          <w:p>
+            <w:pPr>
+              <w:rPr>
+                <w:sz w:val="18"/>
+                <w:szCs w:val="18"/>
+              </w:rPr>
+            </w:pPr>
+            <w:r>
+              <w:rPr>
+                <w:sz w:val="18"/>
+                <w:szCs w:val="18"/>
+              </w:rPr>
               <w:t>N</w:t>
             </w:r>
           </w:p>
         </w:tc>
         <w:tc>
           <w:tcPr>
-            <w:tcW w:w="556" w:type="dxa"/>
-          </w:tcPr>
-          <w:p>
-            <w:pPr>
-              <w:rPr>
-                <w:sz w:val="18"/>
-                <w:szCs w:val="18"/>
-              </w:rPr>
-            </w:pPr>
-            <w:r>
-              <w:rPr>
-                <w:sz w:val="18"/>
-                <w:szCs w:val="18"/>
-              </w:rPr>
-              <w:t>N</w:t>
-            </w:r>
-          </w:p>
-        </w:tc>
-        <w:tc>
-          <w:tcPr>
-            <w:tcW w:w="415" w:type="dxa"/>
-          </w:tcPr>
-          <w:p>
-            <w:pPr>
-              <w:rPr>
-                <w:sz w:val="18"/>
-                <w:szCs w:val="18"/>
-              </w:rPr>
-            </w:pPr>
-            <w:r>
-              <w:rPr>
-                <w:sz w:val="18"/>
-                <w:szCs w:val="18"/>
-              </w:rPr>
-              <w:t>N</w:t>
-            </w:r>
-          </w:p>
-        </w:tc>
-        <w:tc>
-          <w:tcPr>
-            <w:tcW w:w="567" w:type="dxa"/>
-          </w:tcPr>
-          <w:p>
-            <w:pPr>
-              <w:rPr>
-                <w:sz w:val="18"/>
-                <w:szCs w:val="18"/>
-              </w:rPr>
-            </w:pPr>
-            <w:r>
-              <w:rPr>
-                <w:sz w:val="18"/>
-                <w:szCs w:val="18"/>
-              </w:rPr>
-              <w:t>N</w:t>
+            <w:tcW w:w="564" w:type="dxa"/>
+          </w:tcPr>
+          <w:p>
+            <w:pPr>
+              <w:rPr>
+                <w:sz w:val="18"/>
+                <w:szCs w:val="18"/>
+              </w:rPr>
+            </w:pPr>
+            <w:r>
+              <w:rPr>
+                <w:sz w:val="18"/>
+                <w:szCs w:val="18"/>
+              </w:rPr>
+              <w:t>T</w:t>
             </w:r>
           </w:p>
         </w:tc>
@@ -14887,7 +14802,129 @@
       <w:tr>
         <w:tc>
           <w:tcPr>
-            <w:tcW w:w="1394" w:type="dxa"/>
+            <w:tcW w:w="1392" w:type="dxa"/>
+          </w:tcPr>
+          <w:p>
+            <w:pPr>
+              <w:rPr>
+                <w:sz w:val="18"/>
+                <w:szCs w:val="18"/>
+              </w:rPr>
+            </w:pPr>
+            <w:r>
+              <w:rPr>
+                <w:sz w:val="18"/>
+                <w:szCs w:val="18"/>
+              </w:rPr>
+              <w:t>Transport</w:t>
+            </w:r>
+          </w:p>
+        </w:tc>
+        <w:tc>
+          <w:tcPr>
+            <w:tcW w:w="1693" w:type="dxa"/>
+          </w:tcPr>
+          <w:p>
+            <w:pPr>
+              <w:rPr>
+                <w:sz w:val="18"/>
+                <w:szCs w:val="18"/>
+              </w:rPr>
+            </w:pPr>
+            <w:r>
+              <w:rPr>
+                <w:sz w:val="18"/>
+                <w:szCs w:val="18"/>
+              </w:rPr>
+              <w:t>Patrz niżej</w:t>
+            </w:r>
+          </w:p>
+        </w:tc>
+        <w:tc>
+          <w:tcPr>
+            <w:tcW w:w="448" w:type="dxa"/>
+          </w:tcPr>
+          <w:p>
+            <w:pPr>
+              <w:rPr>
+                <w:sz w:val="18"/>
+                <w:szCs w:val="18"/>
+              </w:rPr>
+            </w:pPr>
+            <w:r>
+              <w:rPr>
+                <w:sz w:val="18"/>
+                <w:szCs w:val="18"/>
+              </w:rPr>
+              <w:t>N</w:t>
+            </w:r>
+          </w:p>
+        </w:tc>
+        <w:tc>
+          <w:tcPr>
+            <w:tcW w:w="553" w:type="dxa"/>
+          </w:tcPr>
+          <w:p>
+            <w:pPr>
+              <w:rPr>
+                <w:sz w:val="18"/>
+                <w:szCs w:val="18"/>
+              </w:rPr>
+            </w:pPr>
+            <w:r>
+              <w:rPr>
+                <w:sz w:val="18"/>
+                <w:szCs w:val="18"/>
+              </w:rPr>
+              <w:t>N</w:t>
+            </w:r>
+          </w:p>
+        </w:tc>
+        <w:tc>
+          <w:tcPr>
+            <w:tcW w:w="448" w:type="dxa"/>
+          </w:tcPr>
+          <w:p>
+            <w:pPr>
+              <w:rPr>
+                <w:sz w:val="18"/>
+                <w:szCs w:val="18"/>
+              </w:rPr>
+            </w:pPr>
+            <w:r>
+              <w:rPr>
+                <w:sz w:val="18"/>
+                <w:szCs w:val="18"/>
+              </w:rPr>
+              <w:t>N</w:t>
+            </w:r>
+          </w:p>
+        </w:tc>
+        <w:tc>
+          <w:tcPr>
+            <w:tcW w:w="564" w:type="dxa"/>
+          </w:tcPr>
+          <w:p>
+            <w:pPr>
+              <w:rPr>
+                <w:sz w:val="18"/>
+                <w:szCs w:val="18"/>
+              </w:rPr>
+            </w:pPr>
+            <w:r>
+              <w:rPr>
+                <w:sz w:val="18"/>
+                <w:szCs w:val="18"/>
+              </w:rPr>
+              <w:t>N</w:t>
+            </w:r>
+          </w:p>
+        </w:tc>
+      </w:tr>
+      <w:tr>
+        <w:tc>
+          <w:tcPr>
+            <w:tcW w:w="1392" w:type="dxa"/>
           </w:tcPr>
           <w:p>
             <w:pPr>
@@ -14907,7 +14944,7 @@
         </w:tc>
         <w:tc>
           <w:tcPr>
-            <w:tcW w:w="1718" w:type="dxa"/>
+            <w:tcW w:w="1693" w:type="dxa"/>
           </w:tcPr>
           <w:p>
             <w:pPr>
@@ -14947,7 +14984,7 @@
         </w:tc>
         <w:tc>
           <w:tcPr>
-            <w:tcW w:w="556" w:type="dxa"/>
+            <w:tcW w:w="553" w:type="dxa"/>
           </w:tcPr>
           <w:p>
             <w:pPr>
@@ -14967,7 +15004,7 @@
         </w:tc>
         <w:tc>
           <w:tcPr>
-            <w:tcW w:w="415" w:type="dxa"/>
+            <w:tcW w:w="448" w:type="dxa"/>
           </w:tcPr>
           <w:p>
             <w:pPr>
@@ -14987,7 +15024,7 @@
         </w:tc>
         <w:tc>
           <w:tcPr>
-            <w:tcW w:w="567" w:type="dxa"/>
+            <w:tcW w:w="564" w:type="dxa"/>
           </w:tcPr>
           <w:p>
             <w:pPr>
@@ -16529,7 +16566,7 @@
           <w:sz w:val="18"/>
           <w:szCs w:val="18"/>
         </w:rPr>
-        <w:t>-jakość, +1 za Podwójny, +0,65 za Furia, +0,5 za Szpica, patrz tabela zasięgu za Ostrożny</w:t>
+        <w:t>-jakość, patrz tabela zasięgu za Ostrożny</w:t>
       </w:r>
       <w:r>
         <w:rPr>
@@ -16543,28 +16580,112 @@
           <w:sz w:val="18"/>
           <w:szCs w:val="18"/>
         </w:rPr>
-        <w:t>+</w:t>
-      </w:r>
-      <w:r>
-        <w:rPr>
-          <w:sz w:val="18"/>
-          <w:szCs w:val="18"/>
-        </w:rPr>
-        <w:t>(7-jakość)*(6-jakość)</w:t>
-      </w:r>
-      <w:r>
-        <w:rPr>
-          <w:sz w:val="18"/>
-          <w:szCs w:val="18"/>
-        </w:rPr>
-        <w:t>^2</w:t>
-      </w:r>
-      <w:r>
-        <w:rPr>
-          <w:sz w:val="18"/>
-          <w:szCs w:val="18"/>
-        </w:rPr>
-        <w:t>/</w:t>
+        <w:t xml:space="preserve">+0,65 za </w:t>
+      </w:r>
+      <w:r>
+        <w:rPr>
+          <w:sz w:val="18"/>
+          <w:szCs w:val="18"/>
+        </w:rPr>
+        <w:t>Planowanie</w:t>
+      </w:r>
+      <w:r>
+        <w:rPr>
+          <w:sz w:val="18"/>
+          <w:szCs w:val="18"/>
+        </w:rPr>
+        <w:t xml:space="preserve"> lub +0,2</w:t>
+      </w:r>
+      <w:r>
+        <w:rPr>
+          <w:sz w:val="18"/>
+          <w:szCs w:val="18"/>
+        </w:rPr>
+        <w:t xml:space="preserve"> jeżeli </w:t>
+      </w:r>
+      <w:r>
+        <w:rPr>
+          <w:sz w:val="18"/>
+          <w:szCs w:val="18"/>
+        </w:rPr>
+        <w:t>Planowanie</w:t>
+      </w:r>
+      <w:r>
+        <w:rPr>
+          <w:sz w:val="18"/>
+          <w:szCs w:val="18"/>
+        </w:rPr>
+        <w:t xml:space="preserve"> i Niestrudzony, </w:t>
+      </w:r>
+      <w:r>
+        <w:rPr>
+          <w:sz w:val="18"/>
+          <w:szCs w:val="18"/>
+        </w:rPr>
+        <w:t xml:space="preserve"> jeżeli </w:t>
+      </w:r>
+      <w:r>
+        <w:rPr>
+          <w:sz w:val="18"/>
+          <w:szCs w:val="18"/>
+        </w:rPr>
+        <w:t>brak Na</w:t>
+      </w:r>
+      <w:r>
+        <w:rPr>
+          <w:sz w:val="18"/>
+          <w:szCs w:val="18"/>
+        </w:rPr>
+        <w:t xml:space="preserve">mierzanie -0,6 dla </w:t>
+      </w:r>
+      <w:r>
+        <w:rPr>
+          <w:sz w:val="18"/>
+          <w:szCs w:val="18"/>
+        </w:rPr>
+        <w:t>bro</w:t>
+      </w:r>
+      <w:r>
+        <w:rPr>
+          <w:sz w:val="18"/>
+          <w:szCs w:val="18"/>
+        </w:rPr>
+        <w:t>ni</w:t>
+      </w:r>
+      <w:r>
+        <w:rPr>
+          <w:sz w:val="18"/>
+          <w:szCs w:val="18"/>
+        </w:rPr>
+        <w:t xml:space="preserve"> dystansow</w:t>
+      </w:r>
+      <w:r>
+        <w:rPr>
+          <w:sz w:val="18"/>
+          <w:szCs w:val="18"/>
+        </w:rPr>
+        <w:t xml:space="preserve">ej </w:t>
+      </w:r>
+      <w:r>
+        <w:rPr>
+          <w:sz w:val="18"/>
+          <w:szCs w:val="18"/>
+        </w:rPr>
+        <w:t xml:space="preserve">lub -0,3 dla broni wręcz, </w:t>
+      </w:r>
+      <w:r>
+        <w:rPr>
+          <w:sz w:val="18"/>
+          <w:szCs w:val="18"/>
+        </w:rPr>
+        <w:t>min 0,9</w:t>
+      </w:r>
+      <w:r>
+        <w:rPr>
+          <w:sz w:val="18"/>
+          <w:szCs w:val="18"/>
+        </w:rPr>
+        <w:t xml:space="preserve">, max </w:t>
       </w:r>
       <w:r>
         <w:rPr>
@@ -16578,20 +16699,6 @@
           <w:sz w:val="18"/>
           <w:szCs w:val="18"/>
         </w:rPr>
-        <w:t xml:space="preserve">0 za </w:t>
-      </w:r>
-      <w:r>
-        <w:rPr>
-          <w:sz w:val="18"/>
-          <w:szCs w:val="18"/>
-        </w:rPr>
-        <w:t>Finezja</w:t>
-      </w:r>
-      <w:r>
-        <w:rPr>
-          <w:sz w:val="18"/>
-          <w:szCs w:val="18"/>
-        </w:rPr>
         <w:t xml:space="preserve">, </w:t>
       </w:r>
       <w:r>
@@ -16599,42 +16706,14 @@
           <w:sz w:val="18"/>
           <w:szCs w:val="18"/>
         </w:rPr>
-        <w:t>+(</w:t>
-      </w:r>
-      <w:r>
-        <w:rPr>
-          <w:sz w:val="18"/>
-          <w:szCs w:val="18"/>
-        </w:rPr>
-        <w:t>2,</w:t>
-      </w:r>
-      <w:r>
-        <w:rPr>
-          <w:sz w:val="18"/>
-          <w:szCs w:val="18"/>
-        </w:rPr>
-        <w:t>9/modyfikator</w:t>
-      </w:r>
-      <w:r>
-        <w:rPr>
-          <w:sz w:val="18"/>
-          <w:szCs w:val="18"/>
-        </w:rPr>
-        <w:t xml:space="preserve"> AP</w:t>
-      </w:r>
-      <w:r>
-        <w:rPr>
-          <w:sz w:val="18"/>
-          <w:szCs w:val="18"/>
-        </w:rPr>
-        <w:t>-1</w:t>
-      </w:r>
-      <w:r>
-        <w:rPr>
-          <w:sz w:val="18"/>
-          <w:szCs w:val="18"/>
-        </w:rPr>
-        <w:t xml:space="preserve">) za </w:t>
+        <w:t xml:space="preserve">+1 za Podwójny, +0,65 za Furia, +0,5 za Szpica, </w:t>
+      </w:r>
+      <w:r>
+        <w:rPr>
+          <w:sz w:val="18"/>
+          <w:szCs w:val="18"/>
+        </w:rPr>
+        <w:t xml:space="preserve">+(7-jakość)*(6-jakość)^2/50 za Finezja, +(2,9/modyfikator AP-1) za </w:t>
       </w:r>
       <w:r>
         <w:rPr>
@@ -16649,125 +16728,6 @@
           <w:szCs w:val="18"/>
         </w:rPr>
         <w:t>,</w:t>
-      </w:r>
-      <w:r>
-        <w:rPr>
-          <w:sz w:val="18"/>
-          <w:szCs w:val="18"/>
-        </w:rPr>
-        <w:t xml:space="preserve"> </w:t>
-      </w:r>
-      <w:r>
-        <w:rPr>
-          <w:sz w:val="18"/>
-          <w:szCs w:val="18"/>
-        </w:rPr>
-        <w:t xml:space="preserve">+0,65 za </w:t>
-      </w:r>
-      <w:r>
-        <w:rPr>
-          <w:sz w:val="18"/>
-          <w:szCs w:val="18"/>
-        </w:rPr>
-        <w:t>Planowanie</w:t>
-      </w:r>
-      <w:r>
-        <w:rPr>
-          <w:sz w:val="18"/>
-          <w:szCs w:val="18"/>
-        </w:rPr>
-        <w:t xml:space="preserve"> lub +0,2</w:t>
-      </w:r>
-      <w:r>
-        <w:rPr>
-          <w:sz w:val="18"/>
-          <w:szCs w:val="18"/>
-        </w:rPr>
-        <w:t xml:space="preserve"> jeżeli </w:t>
-      </w:r>
-      <w:r>
-        <w:rPr>
-          <w:sz w:val="18"/>
-          <w:szCs w:val="18"/>
-        </w:rPr>
-        <w:t>Planowanie</w:t>
-      </w:r>
-      <w:r>
-        <w:rPr>
-          <w:sz w:val="18"/>
-          <w:szCs w:val="18"/>
-        </w:rPr>
-        <w:t xml:space="preserve"> i Niestrudzony, </w:t>
-      </w:r>
-      <w:r>
-        <w:rPr>
-          <w:sz w:val="18"/>
-          <w:szCs w:val="18"/>
-        </w:rPr>
-        <w:t xml:space="preserve"> -0,3 jeżeli </w:t>
-      </w:r>
-      <w:r>
-        <w:rPr>
-          <w:sz w:val="18"/>
-          <w:szCs w:val="18"/>
-        </w:rPr>
-        <w:t>brak Na</w:t>
-      </w:r>
-      <w:r>
-        <w:rPr>
-          <w:sz w:val="18"/>
-          <w:szCs w:val="18"/>
-        </w:rPr>
-        <w:t xml:space="preserve">mierzanie -0,6 dla </w:t>
-      </w:r>
-      <w:r>
-        <w:rPr>
-          <w:sz w:val="18"/>
-          <w:szCs w:val="18"/>
-        </w:rPr>
-        <w:t>bro</w:t>
-      </w:r>
-      <w:r>
-        <w:rPr>
-          <w:sz w:val="18"/>
-          <w:szCs w:val="18"/>
-        </w:rPr>
-        <w:t>ni</w:t>
-      </w:r>
-      <w:r>
-        <w:rPr>
-          <w:sz w:val="18"/>
-          <w:szCs w:val="18"/>
-        </w:rPr>
-        <w:t xml:space="preserve"> dystansow</w:t>
-      </w:r>
-      <w:r>
-        <w:rPr>
-          <w:sz w:val="18"/>
-          <w:szCs w:val="18"/>
-        </w:rPr>
-        <w:t xml:space="preserve">ej </w:t>
-      </w:r>
-      <w:r>
-        <w:rPr>
-          <w:sz w:val="18"/>
-          <w:szCs w:val="18"/>
-        </w:rPr>
-        <w:t xml:space="preserve">lub -0,3 dla broni wręcz, </w:t>
-      </w:r>
-      <w:r>
-        <w:rPr>
-          <w:sz w:val="18"/>
-          <w:szCs w:val="18"/>
-        </w:rPr>
-        <w:t xml:space="preserve"> </w:t>
-      </w:r>
-      <w:r>
-        <w:rPr>
-          <w:sz w:val="18"/>
-          <w:szCs w:val="18"/>
-        </w:rPr>
-        <w:t>min 0,9</w:t>
       </w:r>
     </w:p>
     <w:p>
@@ -17339,12 +17299,21 @@
                 <w:szCs w:val="18"/>
               </w:rPr>
             </w:pPr>
-            <w:r>
-              <w:rPr>
-                <w:sz w:val="18"/>
-                <w:szCs w:val="18"/>
-              </w:rPr>
-              <w:t>Waagh (-)</w:t>
+            <w:proofErr w:type="spellStart"/>
+            <w:r>
+              <w:rPr>
+                <w:sz w:val="18"/>
+                <w:szCs w:val="18"/>
+              </w:rPr>
+              <w:t>Waagh</w:t>
+            </w:r>
+            <w:proofErr w:type="spellEnd"/>
+            <w:r>
+              <w:rPr>
+                <w:sz w:val="18"/>
+                <w:szCs w:val="18"/>
+              </w:rPr>
+              <w:t xml:space="preserve"> (-)</w:t>
             </w:r>
           </w:p>
         </w:tc>
@@ -18669,6 +18638,7 @@
                 <w:sz w:val="18"/>
                 <w:szCs w:val="18"/>
               </w:rPr>
+              <w:lastRenderedPageBreak/>
               <w:t>Niestrudzony</w:t>
             </w:r>
           </w:p>
@@ -18711,7 +18681,6 @@
                 <w:sz w:val="18"/>
                 <w:szCs w:val="18"/>
               </w:rPr>
-              <w:lastRenderedPageBreak/>
               <w:t>Sterowany</w:t>
             </w:r>
           </w:p>
@@ -19457,15 +19426,6 @@
           <w:szCs w:val="18"/>
         </w:rPr>
       </w:pPr>
-    </w:p>
-    <w:p>
-      <w:pPr>
-        <w:spacing w:after="0"/>
-        <w:rPr>
-          <w:sz w:val="18"/>
-          <w:szCs w:val="18"/>
-        </w:rPr>
-      </w:pPr>
       <w:r>
         <w:rPr>
           <w:b/>
@@ -19644,15 +19604,6 @@
           <w:szCs w:val="18"/>
         </w:rPr>
       </w:pPr>
-    </w:p>
-    <w:p>
-      <w:pPr>
-        <w:spacing w:after="0"/>
-        <w:rPr>
-          <w:sz w:val="18"/>
-          <w:szCs w:val="18"/>
-        </w:rPr>
-      </w:pPr>
       <w:r>
         <w:rPr>
           <w:b/>
@@ -19752,15 +19703,6 @@
           <w:szCs w:val="18"/>
         </w:rPr>
       </w:pPr>
-    </w:p>
-    <w:p>
-      <w:pPr>
-        <w:spacing w:after="0"/>
-        <w:rPr>
-          <w:sz w:val="18"/>
-          <w:szCs w:val="18"/>
-        </w:rPr>
-      </w:pPr>
       <w:r>
         <w:rPr>
           <w:b/>
@@ -19837,15 +19779,6 @@
         </w:rPr>
         <w:t xml:space="preserve"> i nie więcej niż 2 „modele”.</w:t>
       </w:r>
-    </w:p>
-    <w:p>
-      <w:pPr>
-        <w:spacing w:after="0"/>
-        <w:rPr>
-          <w:sz w:val="18"/>
-          <w:szCs w:val="18"/>
-        </w:rPr>
-      </w:pPr>
     </w:p>
     <w:p>
       <w:pPr>
@@ -19908,7 +19841,7 @@
 </file>
 
 <file path=word/endnotes.xml><?xml version="1.0" encoding="utf-8"?>
-<w:endnotes xmlns:wpc="http://schemas.microsoft.com/office/word/2010/wordprocessingCanvas" xmlns:cx="http://schemas.microsoft.com/office/drawing/2014/chartex" xmlns:cx1="http://schemas.microsoft.com/office/drawing/2015/9/8/chartex" xmlns:cx2="http://schemas.microsoft.com/office/drawing/2015/10/21/chartex" xmlns:cx3="http://schemas.microsoft.com/office/drawing/2016/5/9/chartex" xmlns:cx4="http://schemas.microsoft.com/office/drawing/2016/5/10/chartex" xmlns:cx5="http://schemas.microsoft.com/office/drawing/2016/5/11/chartex" xmlns:cx6="http://schemas.microsoft.com/office/drawing/2016/5/12/chartex" xmlns:cx7="http://schemas.microsoft.com/office/drawing/2016/5/13/chartex" xmlns:cx8="http://schemas.microsoft.com/office/drawing/2016/5/14/chartex" xmlns:mc="http://schemas.openxmlformats.org/markup-compatibility/2006" xmlns:aink="http://schemas.microsoft.com/office/drawing/2016/ink" xmlns:am3d="http://schemas.microsoft.com/office/drawing/2017/model3d" xmlns:o="urn:schemas-microsoft-com:office:office" xmlns:oel="http://schemas.microsoft.com/office/2019/extlst" xmlns:r="http://schemas.openxmlformats.org/officeDocument/2006/relationships" xmlns:m="http://schemas.openxmlformats.org/officeDocument/2006/math" xmlns:v="urn:schemas-microsoft-com:vml" xmlns:wp14="http://schemas.microsoft.com/office/word/2010/wordprocessingDrawing" xmlns:wp="http://schemas.openxmlformats.org/drawingml/2006/wordprocessingDrawing" xmlns:w10="urn:schemas-microsoft-com:office:word" xmlns:w="http://schemas.openxmlformats.org/wordprocessingml/2006/main" xmlns:w14="http://schemas.microsoft.com/office/word/2010/wordml" xmlns:w15="http://schemas.microsoft.com/office/word/2012/wordml" xmlns:w16cex="http://schemas.microsoft.com/office/word/2018/wordml/cex" xmlns:w16cid="http://schemas.microsoft.com/office/word/2016/wordml/cid" xmlns:w16="http://schemas.microsoft.com/office/word/2018/wordml" xmlns:w16du="http://schemas.microsoft.com/office/word/2023/wordml/word16du" xmlns:w16sdtdh="http://schemas.microsoft.com/office/word/2020/wordml/sdtdatahash" xmlns:w16sdtfl="http://schemas.microsoft.com/office/word/2024/wordml/sdtformatlock" xmlns:w16se="http://schemas.microsoft.com/office/word/2015/wordml/symex" xmlns:wpg="http://schemas.microsoft.com/office/word/2010/wordprocessingGroup" xmlns:wpi="http://schemas.microsoft.com/office/word/2010/wordprocessingInk" xmlns:wne="http://schemas.microsoft.com/office/word/2006/wordml" xmlns:wps="http://schemas.microsoft.com/office/word/2010/wordprocessingShape" mc:Ignorable="w14 w15 w16se w16cid w16 w16cex w16sdtdh w16sdtfl w16du wp14">
+<w:endnotes xmlns:wpc="http://schemas.microsoft.com/office/word/2010/wordprocessingCanvas" xmlns:cx="http://schemas.microsoft.com/office/drawing/2014/chartex" xmlns:cx1="http://schemas.microsoft.com/office/drawing/2015/9/8/chartex" xmlns:cx2="http://schemas.microsoft.com/office/drawing/2015/10/21/chartex" xmlns:cx3="http://schemas.microsoft.com/office/drawing/2016/5/9/chartex" xmlns:cx4="http://schemas.microsoft.com/office/drawing/2016/5/10/chartex" xmlns:cx5="http://schemas.microsoft.com/office/drawing/2016/5/11/chartex" xmlns:cx6="http://schemas.microsoft.com/office/drawing/2016/5/12/chartex" xmlns:cx7="http://schemas.microsoft.com/office/drawing/2016/5/13/chartex" xmlns:cx8="http://schemas.microsoft.com/office/drawing/2016/5/14/chartex" xmlns:mc="http://schemas.openxmlformats.org/markup-compatibility/2006" xmlns:aink="http://schemas.microsoft.com/office/drawing/2016/ink" xmlns:am3d="http://schemas.microsoft.com/office/drawing/2017/model3d" xmlns:o="urn:schemas-microsoft-com:office:office" xmlns:oel="http://schemas.microsoft.com/office/2019/extlst" xmlns:r="http://schemas.openxmlformats.org/officeDocument/2006/relationships" xmlns:m="http://schemas.openxmlformats.org/officeDocument/2006/math" xmlns:v="urn:schemas-microsoft-com:vml" xmlns:wp14="http://schemas.microsoft.com/office/word/2010/wordprocessingDrawing" xmlns:wp="http://schemas.openxmlformats.org/drawingml/2006/wordprocessingDrawing" xmlns:w10="urn:schemas-microsoft-com:office:word" xmlns:w="http://schemas.openxmlformats.org/wordprocessingml/2006/main" xmlns:w14="http://schemas.microsoft.com/office/word/2010/wordml" xmlns:w15="http://schemas.microsoft.com/office/word/2012/wordml" xmlns:w16cei="http://schemas.microsoft.com/office/word/2026/wordml/cei" xmlns:w16cex="http://schemas.microsoft.com/office/word/2018/wordml/cex" xmlns:w16cid="http://schemas.microsoft.com/office/word/2016/wordml/cid" xmlns:w16="http://schemas.microsoft.com/office/word/2018/wordml" xmlns:w16du="http://schemas.microsoft.com/office/word/2023/wordml/word16du" xmlns:w16sdtdh="http://schemas.microsoft.com/office/word/2020/wordml/sdtdatahash" xmlns:w16sdtfl="http://schemas.microsoft.com/office/word/2024/wordml/sdtformatlock" xmlns:w16se="http://schemas.microsoft.com/office/word/2015/wordml/symex" xmlns:wpg="http://schemas.microsoft.com/office/word/2010/wordprocessingGroup" xmlns:wpi="http://schemas.microsoft.com/office/word/2010/wordprocessingInk" xmlns:wne="http://schemas.microsoft.com/office/word/2006/wordml" xmlns:wps="http://schemas.microsoft.com/office/word/2010/wordprocessingShape" mc:Ignorable="w14 w15 w16se w16cid w16 w16cex w16sdtdh w16sdtfl w16du wp14">
   <w:endnote w:type="separator" w:id="-1">
     <w:p>
       <w:pPr>
@@ -19933,7 +19866,7 @@
 </file>
 
 <file path=word/footnotes.xml><?xml version="1.0" encoding="utf-8"?>
-<w:footnotes xmlns:wpc="http://schemas.microsoft.com/office/word/2010/wordprocessingCanvas" xmlns:cx="http://schemas.microsoft.com/office/drawing/2014/chartex" xmlns:cx1="http://schemas.microsoft.com/office/drawing/2015/9/8/chartex" xmlns:cx2="http://schemas.microsoft.com/office/drawing/2015/10/21/chartex" xmlns:cx3="http://schemas.microsoft.com/office/drawing/2016/5/9/chartex" xmlns:cx4="http://schemas.microsoft.com/office/drawing/2016/5/10/chartex" xmlns:cx5="http://schemas.microsoft.com/office/drawing/2016/5/11/chartex" xmlns:cx6="http://schemas.microsoft.com/office/drawing/2016/5/12/chartex" xmlns:cx7="http://schemas.microsoft.com/office/drawing/2016/5/13/chartex" xmlns:cx8="http://schemas.microsoft.com/office/drawing/2016/5/14/chartex" xmlns:mc="http://schemas.openxmlformats.org/markup-compatibility/2006" xmlns:aink="http://schemas.microsoft.com/office/drawing/2016/ink" xmlns:am3d="http://schemas.microsoft.com/office/drawing/2017/model3d" xmlns:o="urn:schemas-microsoft-com:office:office" xmlns:oel="http://schemas.microsoft.com/office/2019/extlst" xmlns:r="http://schemas.openxmlformats.org/officeDocument/2006/relationships" xmlns:m="http://schemas.openxmlformats.org/officeDocument/2006/math" xmlns:v="urn:schemas-microsoft-com:vml" xmlns:wp14="http://schemas.microsoft.com/office/word/2010/wordprocessingDrawing" xmlns:wp="http://schemas.openxmlformats.org/drawingml/2006/wordprocessingDrawing" xmlns:w10="urn:schemas-microsoft-com:office:word" xmlns:w="http://schemas.openxmlformats.org/wordprocessingml/2006/main" xmlns:w14="http://schemas.microsoft.com/office/word/2010/wordml" xmlns:w15="http://schemas.microsoft.com/office/word/2012/wordml" xmlns:w16cex="http://schemas.microsoft.com/office/word/2018/wordml/cex" xmlns:w16cid="http://schemas.microsoft.com/office/word/2016/wordml/cid" xmlns:w16="http://schemas.microsoft.com/office/word/2018/wordml" xmlns:w16du="http://schemas.microsoft.com/office/word/2023/wordml/word16du" xmlns:w16sdtdh="http://schemas.microsoft.com/office/word/2020/wordml/sdtdatahash" xmlns:w16sdtfl="http://schemas.microsoft.com/office/word/2024/wordml/sdtformatlock" xmlns:w16se="http://schemas.microsoft.com/office/word/2015/wordml/symex" xmlns:wpg="http://schemas.microsoft.com/office/word/2010/wordprocessingGroup" xmlns:wpi="http://schemas.microsoft.com/office/word/2010/wordprocessingInk" xmlns:wne="http://schemas.microsoft.com/office/word/2006/wordml" xmlns:wps="http://schemas.microsoft.com/office/word/2010/wordprocessingShape" mc:Ignorable="w14 w15 w16se w16cid w16 w16cex w16sdtdh w16sdtfl w16du wp14">
+<w:footnotes xmlns:wpc="http://schemas.microsoft.com/office/word/2010/wordprocessingCanvas" xmlns:cx="http://schemas.microsoft.com/office/drawing/2014/chartex" xmlns:cx1="http://schemas.microsoft.com/office/drawing/2015/9/8/chartex" xmlns:cx2="http://schemas.microsoft.com/office/drawing/2015/10/21/chartex" xmlns:cx3="http://schemas.microsoft.com/office/drawing/2016/5/9/chartex" xmlns:cx4="http://schemas.microsoft.com/office/drawing/2016/5/10/chartex" xmlns:cx5="http://schemas.microsoft.com/office/drawing/2016/5/11/chartex" xmlns:cx6="http://schemas.microsoft.com/office/drawing/2016/5/12/chartex" xmlns:cx7="http://schemas.microsoft.com/office/drawing/2016/5/13/chartex" xmlns:cx8="http://schemas.microsoft.com/office/drawing/2016/5/14/chartex" xmlns:mc="http://schemas.openxmlformats.org/markup-compatibility/2006" xmlns:aink="http://schemas.microsoft.com/office/drawing/2016/ink" xmlns:am3d="http://schemas.microsoft.com/office/drawing/2017/model3d" xmlns:o="urn:schemas-microsoft-com:office:office" xmlns:oel="http://schemas.microsoft.com/office/2019/extlst" xmlns:r="http://schemas.openxmlformats.org/officeDocument/2006/relationships" xmlns:m="http://schemas.openxmlformats.org/officeDocument/2006/math" xmlns:v="urn:schemas-microsoft-com:vml" xmlns:wp14="http://schemas.microsoft.com/office/word/2010/wordprocessingDrawing" xmlns:wp="http://schemas.openxmlformats.org/drawingml/2006/wordprocessingDrawing" xmlns:w10="urn:schemas-microsoft-com:office:word" xmlns:w="http://schemas.openxmlformats.org/wordprocessingml/2006/main" xmlns:w14="http://schemas.microsoft.com/office/word/2010/wordml" xmlns:w15="http://schemas.microsoft.com/office/word/2012/wordml" xmlns:w16cei="http://schemas.microsoft.com/office/word/2026/wordml/cei" xmlns:w16cex="http://schemas.microsoft.com/office/word/2018/wordml/cex" xmlns:w16cid="http://schemas.microsoft.com/office/word/2016/wordml/cid" xmlns:w16="http://schemas.microsoft.com/office/word/2018/wordml" xmlns:w16du="http://schemas.microsoft.com/office/word/2023/wordml/word16du" xmlns:w16sdtdh="http://schemas.microsoft.com/office/word/2020/wordml/sdtdatahash" xmlns:w16sdtfl="http://schemas.microsoft.com/office/word/2024/wordml/sdtformatlock" xmlns:w16se="http://schemas.microsoft.com/office/word/2015/wordml/symex" xmlns:wpg="http://schemas.microsoft.com/office/word/2010/wordprocessingGroup" xmlns:wpi="http://schemas.microsoft.com/office/word/2010/wordprocessingInk" xmlns:wne="http://schemas.microsoft.com/office/word/2006/wordml" xmlns:wps="http://schemas.microsoft.com/office/word/2010/wordprocessingShape" mc:Ignorable="w14 w15 w16se w16cid w16 w16cex w16sdtdh w16sdtfl w16du wp14">
   <w:footnote w:type="separator" w:id="-1">
     <w:p>
       <w:pPr>
@@ -19958,7 +19891,7 @@
 </file>
 
 <file path=word/numbering.xml><?xml version="1.0" encoding="utf-8"?>
-<w:numbering xmlns:wpc="http://schemas.microsoft.com/office/word/2010/wordprocessingCanvas" xmlns:cx="http://schemas.microsoft.com/office/drawing/2014/chartex" xmlns:cx1="http://schemas.microsoft.com/office/drawing/2015/9/8/chartex" xmlns:cx2="http://schemas.microsoft.com/office/drawing/2015/10/21/chartex" xmlns:cx3="http://schemas.microsoft.com/office/drawing/2016/5/9/chartex" xmlns:cx4="http://schemas.microsoft.com/office/drawing/2016/5/10/chartex" xmlns:cx5="http://schemas.microsoft.com/office/drawing/2016/5/11/chartex" xmlns:cx6="http://schemas.microsoft.com/office/drawing/2016/5/12/chartex" xmlns:cx7="http://schemas.microsoft.com/office/drawing/2016/5/13/chartex" xmlns:cx8="http://schemas.microsoft.com/office/drawing/2016/5/14/chartex" xmlns:mc="http://schemas.openxmlformats.org/markup-compatibility/2006" xmlns:aink="http://schemas.microsoft.com/office/drawing/2016/ink" xmlns:am3d="http://schemas.microsoft.com/office/drawing/2017/model3d" xmlns:o="urn:schemas-microsoft-com:office:office" xmlns:oel="http://schemas.microsoft.com/office/2019/extlst" xmlns:r="http://schemas.openxmlformats.org/officeDocument/2006/relationships" xmlns:m="http://schemas.openxmlformats.org/officeDocument/2006/math" xmlns:v="urn:schemas-microsoft-com:vml" xmlns:wp14="http://schemas.microsoft.com/office/word/2010/wordprocessingDrawing" xmlns:wp="http://schemas.openxmlformats.org/drawingml/2006/wordprocessingDrawing" xmlns:w10="urn:schemas-microsoft-com:office:word" xmlns:w="http://schemas.openxmlformats.org/wordprocessingml/2006/main" xmlns:w14="http://schemas.microsoft.com/office/word/2010/wordml" xmlns:w15="http://schemas.microsoft.com/office/word/2012/wordml" xmlns:w16cex="http://schemas.microsoft.com/office/word/2018/wordml/cex" xmlns:w16cid="http://schemas.microsoft.com/office/word/2016/wordml/cid" xmlns:w16="http://schemas.microsoft.com/office/word/2018/wordml" xmlns:w16du="http://schemas.microsoft.com/office/word/2023/wordml/word16du" xmlns:w16sdtdh="http://schemas.microsoft.com/office/word/2020/wordml/sdtdatahash" xmlns:w16sdtfl="http://schemas.microsoft.com/office/word/2024/wordml/sdtformatlock" xmlns:w16se="http://schemas.microsoft.com/office/word/2015/wordml/symex" xmlns:wpg="http://schemas.microsoft.com/office/word/2010/wordprocessingGroup" xmlns:wpi="http://schemas.microsoft.com/office/word/2010/wordprocessingInk" xmlns:wne="http://schemas.microsoft.com/office/word/2006/wordml" xmlns:wps="http://schemas.microsoft.com/office/word/2010/wordprocessingShape" mc:Ignorable="w14 w15 w16se w16cid w16 w16cex w16sdtdh w16sdtfl w16du wp14">
+<w:numbering xmlns:wpc="http://schemas.microsoft.com/office/word/2010/wordprocessingCanvas" xmlns:cx="http://schemas.microsoft.com/office/drawing/2014/chartex" xmlns:cx1="http://schemas.microsoft.com/office/drawing/2015/9/8/chartex" xmlns:cx2="http://schemas.microsoft.com/office/drawing/2015/10/21/chartex" xmlns:cx3="http://schemas.microsoft.com/office/drawing/2016/5/9/chartex" xmlns:cx4="http://schemas.microsoft.com/office/drawing/2016/5/10/chartex" xmlns:cx5="http://schemas.microsoft.com/office/drawing/2016/5/11/chartex" xmlns:cx6="http://schemas.microsoft.com/office/drawing/2016/5/12/chartex" xmlns:cx7="http://schemas.microsoft.com/office/drawing/2016/5/13/chartex" xmlns:cx8="http://schemas.microsoft.com/office/drawing/2016/5/14/chartex" xmlns:mc="http://schemas.openxmlformats.org/markup-compatibility/2006" xmlns:aink="http://schemas.microsoft.com/office/drawing/2016/ink" xmlns:am3d="http://schemas.microsoft.com/office/drawing/2017/model3d" xmlns:o="urn:schemas-microsoft-com:office:office" xmlns:oel="http://schemas.microsoft.com/office/2019/extlst" xmlns:r="http://schemas.openxmlformats.org/officeDocument/2006/relationships" xmlns:m="http://schemas.openxmlformats.org/officeDocument/2006/math" xmlns:v="urn:schemas-microsoft-com:vml" xmlns:wp14="http://schemas.microsoft.com/office/word/2010/wordprocessingDrawing" xmlns:wp="http://schemas.openxmlformats.org/drawingml/2006/wordprocessingDrawing" xmlns:w10="urn:schemas-microsoft-com:office:word" xmlns:w="http://schemas.openxmlformats.org/wordprocessingml/2006/main" xmlns:w14="http://schemas.microsoft.com/office/word/2010/wordml" xmlns:w15="http://schemas.microsoft.com/office/word/2012/wordml" xmlns:w16cei="http://schemas.microsoft.com/office/word/2026/wordml/cei" xmlns:w16cex="http://schemas.microsoft.com/office/word/2018/wordml/cex" xmlns:w16cid="http://schemas.microsoft.com/office/word/2016/wordml/cid" xmlns:w16="http://schemas.microsoft.com/office/word/2018/wordml" xmlns:w16du="http://schemas.microsoft.com/office/word/2023/wordml/word16du" xmlns:w16sdtdh="http://schemas.microsoft.com/office/word/2020/wordml/sdtdatahash" xmlns:w16sdtfl="http://schemas.microsoft.com/office/word/2024/wordml/sdtformatlock" xmlns:w16se="http://schemas.microsoft.com/office/word/2015/wordml/symex" xmlns:wpg="http://schemas.microsoft.com/office/word/2010/wordprocessingGroup" xmlns:wpi="http://schemas.microsoft.com/office/word/2010/wordprocessingInk" xmlns:wne="http://schemas.microsoft.com/office/word/2006/wordml" xmlns:wps="http://schemas.microsoft.com/office/word/2010/wordprocessingShape" mc:Ignorable="w14 w15 w16se w16cid w16 w16cex w16sdtdh w16sdtfl w16du wp14">
   <w:abstractNum w:abstractNumId="0" w15:restartNumberingAfterBreak="0">
     <w:nsid w:val="1F1A59AE"/>
     <w:multiLevelType w:val="hybridMultilevel"/>
